--- a/specir/downloads/specir.docx
+++ b/specir/downloads/specir.docx
@@ -16,14 +16,14 @@
       <w:pPr>
         <w:pStyle w:val="TOCHeading"/>
       </w:pPr>
-      <w:bookmarkStart w:id="46067" w:name="index"/>
+      <w:bookmarkStart w:name="SPEC-sec1" w:id="28179"/>
       <w:r>
         <w:rPr>
           <w:color w:val="000000"/>
         </w:rPr>
         <w:t xml:space="preserve">INDEX</w:t>
       </w:r>
-      <w:bookmarkEnd w:id="46067"/>
+      <w:bookmarkEnd w:id="28179"/>
     </w:p>
     <w:p>
       <w:r>
@@ -46,7 +46,7 @@
         <w:br w:type="page"/>
       </w:r>
     </w:p>
-    <w:bookmarkStart w:id="24" w:name="introduction"/>
+    <w:bookmarkStart w:id="24" w:name="SPEC-sec2"/>
     <w:p>
       <w:pPr>
         <w:pStyle w:val="Heading1"/>
@@ -59,7 +59,7 @@
         <w:t xml:space="preserve">Introduction</w:t>
       </w:r>
     </w:p>
-    <w:bookmarkStart w:id="21" w:name="what-is-specir"/>
+    <w:bookmarkStart w:id="21" w:name="SPEC-sec2.1"/>
     <w:p>
       <w:pPr>
         <w:pStyle w:val="Heading2"/>
@@ -99,7 +99,7 @@
       </w:r>
     </w:p>
     <w:bookmarkEnd w:id="21"/>
-    <w:bookmarkStart w:id="22" w:name="design-goals"/>
+    <w:bookmarkStart w:id="22" w:name="SPEC-sec2.2"/>
     <w:p>
       <w:pPr>
         <w:pStyle w:val="Heading2"/>
@@ -200,7 +200,7 @@
       </w:r>
     </w:p>
     <w:bookmarkEnd w:id="22"/>
-    <w:bookmarkStart w:id="23" w:name="schema-layers"/>
+    <w:bookmarkStart w:id="23" w:name="SPEC-sec2.3"/>
     <w:p>
       <w:pPr>
         <w:pStyle w:val="Heading2"/>
@@ -310,7 +310,7 @@
     </w:p>
     <w:bookmarkEnd w:id="23"/>
     <w:bookmarkEnd w:id="24"/>
-    <w:bookmarkStart w:id="35" w:name="core-schema-type-system"/>
+    <w:bookmarkStart w:id="35" w:name="SPEC-sec3"/>
     <w:p>
       <w:pPr>
         <w:pStyle w:val="Heading1"/>
@@ -364,7 +364,7 @@
         <w:t xml:space="preserve">src/db/schema/types.lua</w:t>
       </w:r>
     </w:p>
-    <w:bookmarkStart w:id="25" w:name="spec_object_types"/>
+    <w:bookmarkStart w:id="25" w:name="SPEC-sec3.1"/>
     <w:p>
       <w:pPr>
         <w:pStyle w:val="Heading2"/>
@@ -387,12 +387,12 @@
     </w:p>
     <w:p>
       <w:pPr>
-        <w:spacing w:lineRule="exact" w:after="0" w:line="20" w:before="0"/>
+        <w:spacing w:after="0" w:lineRule="exact" w:line="20" w:before="0"/>
         <w:rPr>
           <w:sz w:val="2"/>
         </w:rPr>
       </w:pPr>
-      <w:bookmarkStart w:id="64546" w:name="csv-tbl-object-types"/>
+      <w:bookmarkStart w:name="csv-tbl-object-types" w:id="64546"/>
       <w:bookmarkEnd w:id="64546"/>
     </w:p>
     <w:p>
@@ -429,12 +429,12 @@
         <w:tblLook w:firstRow="1" w:lastRow="0" w:firstColumn="0" w:lastColumn="0" w:noHBand="0" w:noVBand="0" w:val="0020"/>
         <w:jc w:val="start"/>
         <w:tblBorders>
-          <w:top w:color="000000" w:space="0" w:val="single" w:sz="6"/>
-          <w:left w:color="000000" w:space="0" w:val="single" w:sz="6"/>
-          <w:bottom w:color="000000" w:space="0" w:val="single" w:sz="6"/>
-          <w:right w:color="000000" w:space="0" w:val="single" w:sz="6"/>
-          <w:insideH w:color="000000" w:space="0" w:val="single" w:sz="6"/>
-          <w:insideV w:color="000000" w:space="0" w:val="single" w:sz="6"/>
+          <w:top w:val="single" w:space="0" w:color="000000" w:sz="6"/>
+          <w:left w:val="single" w:space="0" w:color="000000" w:sz="6"/>
+          <w:bottom w:val="single" w:space="0" w:color="000000" w:sz="6"/>
+          <w:right w:val="single" w:space="0" w:color="000000" w:sz="6"/>
+          <w:insideH w:val="single" w:space="0" w:color="000000" w:sz="6"/>
+          <w:insideV w:val="single" w:space="0" w:color="000000" w:sz="6"/>
         </w:tblBorders>
         <w:tblCellMar>
           <w:top w:type="dxa" w:w="57"/>
@@ -454,14 +454,14 @@
         </w:trPr>
         <w:tc>
           <w:tcPr>
-            <w:shd w:color="auto" w:val="clear" w:fill="E8E8E8"/>
+            <w:shd w:val="clear" w:color="auto" w:fill="E8E8E8"/>
           </w:tcPr>
           <w:p>
             <w:pPr>
               <w:pStyle w:val="Compact"/>
               <w:jc w:val="left"/>
               <w:ind w:left="0" w:right="0" w:firstLine="0"/>
-              <w:spacing w:lineRule="auto" w:line="240" w:before="40" w:after="40"/>
+              <w:spacing w:line="240" w:after="40" w:before="40" w:lineRule="auto"/>
             </w:pPr>
             <w:r>
               <w:rPr>
@@ -473,14 +473,14 @@
         </w:tc>
         <w:tc>
           <w:tcPr>
-            <w:shd w:color="auto" w:val="clear" w:fill="E8E8E8"/>
+            <w:shd w:val="clear" w:color="auto" w:fill="E8E8E8"/>
           </w:tcPr>
           <w:p>
             <w:pPr>
               <w:pStyle w:val="Compact"/>
               <w:jc w:val="left"/>
               <w:ind w:left="0" w:right="0" w:firstLine="0"/>
-              <w:spacing w:lineRule="auto" w:line="240" w:before="40" w:after="40"/>
+              <w:spacing w:line="240" w:after="40" w:before="40" w:lineRule="auto"/>
             </w:pPr>
             <w:r>
               <w:rPr>
@@ -492,14 +492,14 @@
         </w:tc>
         <w:tc>
           <w:tcPr>
-            <w:shd w:color="auto" w:val="clear" w:fill="E8E8E8"/>
+            <w:shd w:val="clear" w:color="auto" w:fill="E8E8E8"/>
           </w:tcPr>
           <w:p>
             <w:pPr>
               <w:pStyle w:val="Compact"/>
               <w:jc w:val="left"/>
               <w:ind w:left="0" w:right="0" w:firstLine="0"/>
-              <w:spacing w:lineRule="auto" w:line="240" w:before="40" w:after="40"/>
+              <w:spacing w:line="240" w:after="40" w:before="40" w:lineRule="auto"/>
             </w:pPr>
             <w:r>
               <w:rPr>
@@ -518,7 +518,7 @@
               <w:pStyle w:val="Compact"/>
               <w:jc w:val="left"/>
               <w:ind w:left="0" w:right="0" w:firstLine="0"/>
-              <w:spacing w:lineRule="auto" w:line="240" w:before="40" w:after="40"/>
+              <w:spacing w:line="240" w:after="40" w:before="40" w:lineRule="auto"/>
             </w:pPr>
             <w:r>
               <w:t xml:space="preserve">identifier</w:t>
@@ -532,7 +532,7 @@
               <w:pStyle w:val="Compact"/>
               <w:jc w:val="left"/>
               <w:ind w:left="0" w:right="0" w:firstLine="0"/>
-              <w:spacing w:lineRule="auto" w:line="240" w:before="40" w:after="40"/>
+              <w:spacing w:line="240" w:after="40" w:before="40" w:lineRule="auto"/>
             </w:pPr>
             <w:r>
               <w:t xml:space="preserve">TEXT PK</w:t>
@@ -546,7 +546,7 @@
               <w:pStyle w:val="Compact"/>
               <w:jc w:val="left"/>
               <w:ind w:left="0" w:right="0" w:firstLine="0"/>
-              <w:spacing w:lineRule="auto" w:line="240" w:before="40" w:after="40"/>
+              <w:spacing w:line="240" w:after="40" w:before="40" w:lineRule="auto"/>
             </w:pPr>
             <w:r>
               <w:t xml:space="preserve">Unique type code (e.g. HLR)</w:t>
@@ -562,7 +562,7 @@
               <w:pStyle w:val="Compact"/>
               <w:jc w:val="left"/>
               <w:ind w:left="0" w:right="0" w:firstLine="0"/>
-              <w:spacing w:lineRule="auto" w:line="240" w:before="40" w:after="40"/>
+              <w:spacing w:line="240" w:after="40" w:before="40" w:lineRule="auto"/>
             </w:pPr>
             <w:r>
               <w:t xml:space="preserve">long_name</w:t>
@@ -576,7 +576,7 @@
               <w:pStyle w:val="Compact"/>
               <w:jc w:val="left"/>
               <w:ind w:left="0" w:right="0" w:firstLine="0"/>
-              <w:spacing w:lineRule="auto" w:line="240" w:before="40" w:after="40"/>
+              <w:spacing w:line="240" w:after="40" w:before="40" w:lineRule="auto"/>
             </w:pPr>
             <w:r>
               <w:t xml:space="preserve">TEXT NOT NULL UNIQUE</w:t>
@@ -590,7 +590,7 @@
               <w:pStyle w:val="Compact"/>
               <w:jc w:val="left"/>
               <w:ind w:left="0" w:right="0" w:firstLine="0"/>
-              <w:spacing w:lineRule="auto" w:line="240" w:before="40" w:after="40"/>
+              <w:spacing w:line="240" w:after="40" w:before="40" w:lineRule="auto"/>
             </w:pPr>
             <w:r>
               <w:t xml:space="preserve">Human-readable name</w:t>
@@ -606,7 +606,7 @@
               <w:pStyle w:val="Compact"/>
               <w:jc w:val="left"/>
               <w:ind w:left="0" w:right="0" w:firstLine="0"/>
-              <w:spacing w:lineRule="auto" w:line="240" w:before="40" w:after="40"/>
+              <w:spacing w:line="240" w:after="40" w:before="40" w:lineRule="auto"/>
             </w:pPr>
             <w:r>
               <w:t xml:space="preserve">description</w:t>
@@ -620,7 +620,7 @@
               <w:pStyle w:val="Compact"/>
               <w:jc w:val="left"/>
               <w:ind w:left="0" w:right="0" w:firstLine="0"/>
-              <w:spacing w:lineRule="auto" w:line="240" w:before="40" w:after="40"/>
+              <w:spacing w:line="240" w:after="40" w:before="40" w:lineRule="auto"/>
             </w:pPr>
             <w:r>
               <w:t xml:space="preserve">TEXT</w:t>
@@ -634,7 +634,7 @@
               <w:pStyle w:val="Compact"/>
               <w:jc w:val="left"/>
               <w:ind w:left="0" w:right="0" w:firstLine="0"/>
-              <w:spacing w:lineRule="auto" w:line="240" w:before="40" w:after="40"/>
+              <w:spacing w:line="240" w:after="40" w:before="40" w:lineRule="auto"/>
             </w:pPr>
             <w:r>
               <w:t xml:space="preserve">Documentation</w:t>
@@ -650,7 +650,7 @@
               <w:pStyle w:val="Compact"/>
               <w:jc w:val="left"/>
               <w:ind w:left="0" w:right="0" w:firstLine="0"/>
-              <w:spacing w:lineRule="auto" w:line="240" w:before="40" w:after="40"/>
+              <w:spacing w:line="240" w:after="40" w:before="40" w:lineRule="auto"/>
             </w:pPr>
             <w:r>
               <w:t xml:space="preserve">extends</w:t>
@@ -664,7 +664,7 @@
               <w:pStyle w:val="Compact"/>
               <w:jc w:val="left"/>
               <w:ind w:left="0" w:right="0" w:firstLine="0"/>
-              <w:spacing w:lineRule="auto" w:line="240" w:before="40" w:after="40"/>
+              <w:spacing w:line="240" w:after="40" w:before="40" w:lineRule="auto"/>
             </w:pPr>
             <w:r>
               <w:t xml:space="preserve">TEXT</w:t>
@@ -678,7 +678,7 @@
               <w:pStyle w:val="Compact"/>
               <w:jc w:val="left"/>
               <w:ind w:left="0" w:right="0" w:firstLine="0"/>
-              <w:spacing w:lineRule="auto" w:line="240" w:before="40" w:after="40"/>
+              <w:spacing w:line="240" w:after="40" w:before="40" w:lineRule="auto"/>
             </w:pPr>
             <w:r>
               <w:t xml:space="preserve">Parent type for inheritance</w:t>
@@ -694,7 +694,7 @@
               <w:pStyle w:val="Compact"/>
               <w:jc w:val="left"/>
               <w:ind w:left="0" w:right="0" w:firstLine="0"/>
-              <w:spacing w:lineRule="auto" w:line="240" w:before="40" w:after="40"/>
+              <w:spacing w:line="240" w:after="40" w:before="40" w:lineRule="auto"/>
             </w:pPr>
             <w:r>
               <w:t xml:space="preserve">is_composite</w:t>
@@ -708,7 +708,7 @@
               <w:pStyle w:val="Compact"/>
               <w:jc w:val="left"/>
               <w:ind w:left="0" w:right="0" w:firstLine="0"/>
-              <w:spacing w:lineRule="auto" w:line="240" w:before="40" w:after="40"/>
+              <w:spacing w:line="240" w:after="40" w:before="40" w:lineRule="auto"/>
             </w:pPr>
             <w:r>
               <w:t xml:space="preserve">INTEGER DEFAULT 0</w:t>
@@ -722,7 +722,7 @@
               <w:pStyle w:val="Compact"/>
               <w:jc w:val="left"/>
               <w:ind w:left="0" w:right="0" w:firstLine="0"/>
-              <w:spacing w:lineRule="auto" w:line="240" w:before="40" w:after="40"/>
+              <w:spacing w:line="240" w:after="40" w:before="40" w:lineRule="auto"/>
             </w:pPr>
             <w:r>
               <w:t xml:space="preserve">1 = container type (e.g. SECTION)</w:t>
@@ -738,7 +738,7 @@
               <w:pStyle w:val="Compact"/>
               <w:jc w:val="left"/>
               <w:ind w:left="0" w:right="0" w:firstLine="0"/>
-              <w:spacing w:lineRule="auto" w:line="240" w:before="40" w:after="40"/>
+              <w:spacing w:line="240" w:after="40" w:before="40" w:lineRule="auto"/>
             </w:pPr>
             <w:r>
               <w:t xml:space="preserve">is_required</w:t>
@@ -752,7 +752,7 @@
               <w:pStyle w:val="Compact"/>
               <w:jc w:val="left"/>
               <w:ind w:left="0" w:right="0" w:firstLine="0"/>
-              <w:spacing w:lineRule="auto" w:line="240" w:before="40" w:after="40"/>
+              <w:spacing w:line="240" w:after="40" w:before="40" w:lineRule="auto"/>
             </w:pPr>
             <w:r>
               <w:t xml:space="preserve">INTEGER DEFAULT 0</w:t>
@@ -766,7 +766,7 @@
               <w:pStyle w:val="Compact"/>
               <w:jc w:val="left"/>
               <w:ind w:left="0" w:right="0" w:firstLine="0"/>
-              <w:spacing w:lineRule="auto" w:line="240" w:before="40" w:after="40"/>
+              <w:spacing w:line="240" w:after="40" w:before="40" w:lineRule="auto"/>
             </w:pPr>
             <w:r>
               <w:t xml:space="preserve">1 = every spec must have at least one</w:t>
@@ -782,7 +782,7 @@
               <w:pStyle w:val="Compact"/>
               <w:jc w:val="left"/>
               <w:ind w:left="0" w:right="0" w:firstLine="0"/>
-              <w:spacing w:lineRule="auto" w:line="240" w:before="40" w:after="40"/>
+              <w:spacing w:line="240" w:after="40" w:before="40" w:lineRule="auto"/>
             </w:pPr>
             <w:r>
               <w:t xml:space="preserve">is_default</w:t>
@@ -796,7 +796,7 @@
               <w:pStyle w:val="Compact"/>
               <w:jc w:val="left"/>
               <w:ind w:left="0" w:right="0" w:firstLine="0"/>
-              <w:spacing w:lineRule="auto" w:line="240" w:before="40" w:after="40"/>
+              <w:spacing w:line="240" w:after="40" w:before="40" w:lineRule="auto"/>
             </w:pPr>
             <w:r>
               <w:t xml:space="preserve">INTEGER DEFAULT 0</w:t>
@@ -810,7 +810,7 @@
               <w:pStyle w:val="Compact"/>
               <w:jc w:val="left"/>
               <w:ind w:left="0" w:right="0" w:firstLine="0"/>
-              <w:spacing w:lineRule="auto" w:line="240" w:before="40" w:after="40"/>
+              <w:spacing w:line="240" w:after="40" w:before="40" w:lineRule="auto"/>
             </w:pPr>
             <w:r>
               <w:t xml:space="preserve">1 = used when header has no explicit type</w:t>
@@ -826,7 +826,7 @@
               <w:pStyle w:val="Compact"/>
               <w:jc w:val="left"/>
               <w:ind w:left="0" w:right="0" w:firstLine="0"/>
-              <w:spacing w:lineRule="auto" w:line="240" w:before="40" w:after="40"/>
+              <w:spacing w:line="240" w:after="40" w:before="40" w:lineRule="auto"/>
             </w:pPr>
             <w:r>
               <w:t xml:space="preserve">pid_prefix</w:t>
@@ -840,7 +840,7 @@
               <w:pStyle w:val="Compact"/>
               <w:jc w:val="left"/>
               <w:ind w:left="0" w:right="0" w:firstLine="0"/>
-              <w:spacing w:lineRule="auto" w:line="240" w:before="40" w:after="40"/>
+              <w:spacing w:line="240" w:after="40" w:before="40" w:lineRule="auto"/>
             </w:pPr>
             <w:r>
               <w:t xml:space="preserve">TEXT</w:t>
@@ -854,7 +854,7 @@
               <w:pStyle w:val="Compact"/>
               <w:jc w:val="left"/>
               <w:ind w:left="0" w:right="0" w:firstLine="0"/>
-              <w:spacing w:lineRule="auto" w:line="240" w:before="40" w:after="40"/>
+              <w:spacing w:line="240" w:after="40" w:before="40" w:lineRule="auto"/>
             </w:pPr>
             <w:r>
               <w:t xml:space="preserve">Default PID prefix for auto-generation</w:t>
@@ -870,7 +870,7 @@
               <w:pStyle w:val="Compact"/>
               <w:jc w:val="left"/>
               <w:ind w:left="0" w:right="0" w:firstLine="0"/>
-              <w:spacing w:lineRule="auto" w:line="240" w:before="40" w:after="40"/>
+              <w:spacing w:line="240" w:after="40" w:before="40" w:lineRule="auto"/>
             </w:pPr>
             <w:r>
               <w:t xml:space="preserve">pid_format</w:t>
@@ -884,7 +884,7 @@
               <w:pStyle w:val="Compact"/>
               <w:jc w:val="left"/>
               <w:ind w:left="0" w:right="0" w:firstLine="0"/>
-              <w:spacing w:lineRule="auto" w:line="240" w:before="40" w:after="40"/>
+              <w:spacing w:line="240" w:after="40" w:before="40" w:lineRule="auto"/>
             </w:pPr>
             <w:r>
               <w:t xml:space="preserve">TEXT DEFAULT '%s-%03d'</w:t>
@@ -898,7 +898,7 @@
               <w:pStyle w:val="Compact"/>
               <w:jc w:val="left"/>
               <w:ind w:left="0" w:right="0" w:firstLine="0"/>
-              <w:spacing w:lineRule="auto" w:line="240" w:before="40" w:after="40"/>
+              <w:spacing w:line="240" w:after="40" w:before="40" w:lineRule="auto"/>
             </w:pPr>
             <w:r>
               <w:t xml:space="preserve">Printf format for auto-generated PIDs</w:t>
@@ -914,7 +914,7 @@
               <w:pStyle w:val="Compact"/>
               <w:jc w:val="left"/>
               <w:ind w:left="0" w:right="0" w:firstLine="0"/>
-              <w:spacing w:lineRule="auto" w:line="240" w:before="40" w:after="40"/>
+              <w:spacing w:line="240" w:after="40" w:before="40" w:lineRule="auto"/>
             </w:pPr>
             <w:r>
               <w:t xml:space="preserve">aliases</w:t>
@@ -928,7 +928,7 @@
               <w:pStyle w:val="Compact"/>
               <w:jc w:val="left"/>
               <w:ind w:left="0" w:right="0" w:firstLine="0"/>
-              <w:spacing w:lineRule="auto" w:line="240" w:before="40" w:after="40"/>
+              <w:spacing w:line="240" w:after="40" w:before="40" w:lineRule="auto"/>
             </w:pPr>
             <w:r>
               <w:t xml:space="preserve">TEXT</w:t>
@@ -942,7 +942,7 @@
               <w:pStyle w:val="Compact"/>
               <w:jc w:val="left"/>
               <w:ind w:left="0" w:right="0" w:firstLine="0"/>
-              <w:spacing w:lineRule="auto" w:line="240" w:before="40" w:after="40"/>
+              <w:spacing w:line="240" w:after="40" w:before="40" w:lineRule="auto"/>
             </w:pPr>
             <w:r>
               <w:t xml:space="preserve">Comma-wrapped aliases (e.g. ",hlr,req,")</w:t>
@@ -952,7 +952,7 @@
       </w:tr>
     </w:tbl>
     <w:bookmarkEnd w:id="25"/>
-    <w:bookmarkStart w:id="26" w:name="spec_float_types"/>
+    <w:bookmarkStart w:id="26" w:name="SPEC-sec3.2"/>
     <w:p>
       <w:pPr>
         <w:pStyle w:val="Heading2"/>
@@ -975,12 +975,12 @@
     </w:p>
     <w:p>
       <w:pPr>
-        <w:spacing w:lineRule="exact" w:after="0" w:line="20" w:before="0"/>
+        <w:spacing w:after="0" w:lineRule="exact" w:line="20" w:before="0"/>
         <w:rPr>
           <w:sz w:val="2"/>
         </w:rPr>
       </w:pPr>
-      <w:bookmarkStart w:id="21619" w:name="csv-tbl-float-types"/>
+      <w:bookmarkStart w:name="csv-tbl-float-types" w:id="21619"/>
       <w:bookmarkEnd w:id="21619"/>
     </w:p>
     <w:p>
@@ -1017,12 +1017,12 @@
         <w:tblLook w:firstRow="1" w:lastRow="0" w:firstColumn="0" w:lastColumn="0" w:noHBand="0" w:noVBand="0" w:val="0020"/>
         <w:jc w:val="start"/>
         <w:tblBorders>
-          <w:top w:color="000000" w:space="0" w:val="single" w:sz="6"/>
-          <w:left w:color="000000" w:space="0" w:val="single" w:sz="6"/>
-          <w:bottom w:color="000000" w:space="0" w:val="single" w:sz="6"/>
-          <w:right w:color="000000" w:space="0" w:val="single" w:sz="6"/>
-          <w:insideH w:color="000000" w:space="0" w:val="single" w:sz="6"/>
-          <w:insideV w:color="000000" w:space="0" w:val="single" w:sz="6"/>
+          <w:top w:val="single" w:space="0" w:color="000000" w:sz="6"/>
+          <w:left w:val="single" w:space="0" w:color="000000" w:sz="6"/>
+          <w:bottom w:val="single" w:space="0" w:color="000000" w:sz="6"/>
+          <w:right w:val="single" w:space="0" w:color="000000" w:sz="6"/>
+          <w:insideH w:val="single" w:space="0" w:color="000000" w:sz="6"/>
+          <w:insideV w:val="single" w:space="0" w:color="000000" w:sz="6"/>
         </w:tblBorders>
         <w:tblCellMar>
           <w:top w:type="dxa" w:w="57"/>
@@ -1042,14 +1042,14 @@
         </w:trPr>
         <w:tc>
           <w:tcPr>
-            <w:shd w:color="auto" w:val="clear" w:fill="E8E8E8"/>
+            <w:shd w:val="clear" w:color="auto" w:fill="E8E8E8"/>
           </w:tcPr>
           <w:p>
             <w:pPr>
               <w:pStyle w:val="Compact"/>
               <w:jc w:val="left"/>
               <w:ind w:left="0" w:right="0" w:firstLine="0"/>
-              <w:spacing w:lineRule="auto" w:line="240" w:before="40" w:after="40"/>
+              <w:spacing w:line="240" w:after="40" w:before="40" w:lineRule="auto"/>
             </w:pPr>
             <w:r>
               <w:rPr>
@@ -1061,14 +1061,14 @@
         </w:tc>
         <w:tc>
           <w:tcPr>
-            <w:shd w:color="auto" w:val="clear" w:fill="E8E8E8"/>
+            <w:shd w:val="clear" w:color="auto" w:fill="E8E8E8"/>
           </w:tcPr>
           <w:p>
             <w:pPr>
               <w:pStyle w:val="Compact"/>
               <w:jc w:val="left"/>
               <w:ind w:left="0" w:right="0" w:firstLine="0"/>
-              <w:spacing w:lineRule="auto" w:line="240" w:before="40" w:after="40"/>
+              <w:spacing w:line="240" w:after="40" w:before="40" w:lineRule="auto"/>
             </w:pPr>
             <w:r>
               <w:rPr>
@@ -1080,14 +1080,14 @@
         </w:tc>
         <w:tc>
           <w:tcPr>
-            <w:shd w:color="auto" w:val="clear" w:fill="E8E8E8"/>
+            <w:shd w:val="clear" w:color="auto" w:fill="E8E8E8"/>
           </w:tcPr>
           <w:p>
             <w:pPr>
               <w:pStyle w:val="Compact"/>
               <w:jc w:val="left"/>
               <w:ind w:left="0" w:right="0" w:firstLine="0"/>
-              <w:spacing w:lineRule="auto" w:line="240" w:before="40" w:after="40"/>
+              <w:spacing w:line="240" w:after="40" w:before="40" w:lineRule="auto"/>
             </w:pPr>
             <w:r>
               <w:rPr>
@@ -1106,7 +1106,7 @@
               <w:pStyle w:val="Compact"/>
               <w:jc w:val="left"/>
               <w:ind w:left="0" w:right="0" w:firstLine="0"/>
-              <w:spacing w:lineRule="auto" w:line="240" w:before="40" w:after="40"/>
+              <w:spacing w:line="240" w:after="40" w:before="40" w:lineRule="auto"/>
             </w:pPr>
             <w:r>
               <w:t xml:space="preserve">identifier</w:t>
@@ -1120,7 +1120,7 @@
               <w:pStyle w:val="Compact"/>
               <w:jc w:val="left"/>
               <w:ind w:left="0" w:right="0" w:firstLine="0"/>
-              <w:spacing w:lineRule="auto" w:line="240" w:before="40" w:after="40"/>
+              <w:spacing w:line="240" w:after="40" w:before="40" w:lineRule="auto"/>
             </w:pPr>
             <w:r>
               <w:t xml:space="preserve">TEXT PK</w:t>
@@ -1134,7 +1134,7 @@
               <w:pStyle w:val="Compact"/>
               <w:jc w:val="left"/>
               <w:ind w:left="0" w:right="0" w:firstLine="0"/>
-              <w:spacing w:lineRule="auto" w:line="240" w:before="40" w:after="40"/>
+              <w:spacing w:line="240" w:after="40" w:before="40" w:lineRule="auto"/>
             </w:pPr>
             <w:r>
               <w:t xml:space="preserve">Unique type code (e.g. FIGURE)</w:t>
@@ -1150,7 +1150,7 @@
               <w:pStyle w:val="Compact"/>
               <w:jc w:val="left"/>
               <w:ind w:left="0" w:right="0" w:firstLine="0"/>
-              <w:spacing w:lineRule="auto" w:line="240" w:before="40" w:after="40"/>
+              <w:spacing w:line="240" w:after="40" w:before="40" w:lineRule="auto"/>
             </w:pPr>
             <w:r>
               <w:t xml:space="preserve">long_name</w:t>
@@ -1164,7 +1164,7 @@
               <w:pStyle w:val="Compact"/>
               <w:jc w:val="left"/>
               <w:ind w:left="0" w:right="0" w:firstLine="0"/>
-              <w:spacing w:lineRule="auto" w:line="240" w:before="40" w:after="40"/>
+              <w:spacing w:line="240" w:after="40" w:before="40" w:lineRule="auto"/>
             </w:pPr>
             <w:r>
               <w:t xml:space="preserve">TEXT NOT NULL UNIQUE</w:t>
@@ -1178,7 +1178,7 @@
               <w:pStyle w:val="Compact"/>
               <w:jc w:val="left"/>
               <w:ind w:left="0" w:right="0" w:firstLine="0"/>
-              <w:spacing w:lineRule="auto" w:line="240" w:before="40" w:after="40"/>
+              <w:spacing w:line="240" w:after="40" w:before="40" w:lineRule="auto"/>
             </w:pPr>
             <w:r>
               <w:t xml:space="preserve">Human-readable name</w:t>
@@ -1194,7 +1194,7 @@
               <w:pStyle w:val="Compact"/>
               <w:jc w:val="left"/>
               <w:ind w:left="0" w:right="0" w:firstLine="0"/>
-              <w:spacing w:lineRule="auto" w:line="240" w:before="40" w:after="40"/>
+              <w:spacing w:line="240" w:after="40" w:before="40" w:lineRule="auto"/>
             </w:pPr>
             <w:r>
               <w:t xml:space="preserve">description</w:t>
@@ -1208,7 +1208,7 @@
               <w:pStyle w:val="Compact"/>
               <w:jc w:val="left"/>
               <w:ind w:left="0" w:right="0" w:firstLine="0"/>
-              <w:spacing w:lineRule="auto" w:line="240" w:before="40" w:after="40"/>
+              <w:spacing w:line="240" w:after="40" w:before="40" w:lineRule="auto"/>
             </w:pPr>
             <w:r>
               <w:t xml:space="preserve">TEXT</w:t>
@@ -1222,7 +1222,7 @@
               <w:pStyle w:val="Compact"/>
               <w:jc w:val="left"/>
               <w:ind w:left="0" w:right="0" w:firstLine="0"/>
-              <w:spacing w:lineRule="auto" w:line="240" w:before="40" w:after="40"/>
+              <w:spacing w:line="240" w:after="40" w:before="40" w:lineRule="auto"/>
             </w:pPr>
             <w:r>
               <w:t xml:space="preserve">Documentation</w:t>
@@ -1238,7 +1238,7 @@
               <w:pStyle w:val="Compact"/>
               <w:jc w:val="left"/>
               <w:ind w:left="0" w:right="0" w:firstLine="0"/>
-              <w:spacing w:lineRule="auto" w:line="240" w:before="40" w:after="40"/>
+              <w:spacing w:line="240" w:after="40" w:before="40" w:lineRule="auto"/>
             </w:pPr>
             <w:r>
               <w:t xml:space="preserve">caption_format</w:t>
@@ -1252,7 +1252,7 @@
               <w:pStyle w:val="Compact"/>
               <w:jc w:val="left"/>
               <w:ind w:left="0" w:right="0" w:firstLine="0"/>
-              <w:spacing w:lineRule="auto" w:line="240" w:before="40" w:after="40"/>
+              <w:spacing w:line="240" w:after="40" w:before="40" w:lineRule="auto"/>
             </w:pPr>
             <w:r>
               <w:t xml:space="preserve">TEXT</w:t>
@@ -1266,7 +1266,7 @@
               <w:pStyle w:val="Compact"/>
               <w:jc w:val="left"/>
               <w:ind w:left="0" w:right="0" w:firstLine="0"/>
-              <w:spacing w:lineRule="auto" w:line="240" w:before="40" w:after="40"/>
+              <w:spacing w:line="240" w:after="40" w:before="40" w:lineRule="auto"/>
             </w:pPr>
             <w:r>
               <w:t xml:space="preserve">Printf format for captions (e.g. Figure %d)</w:t>
@@ -1282,7 +1282,7 @@
               <w:pStyle w:val="Compact"/>
               <w:jc w:val="left"/>
               <w:ind w:left="0" w:right="0" w:firstLine="0"/>
-              <w:spacing w:lineRule="auto" w:line="240" w:before="40" w:after="40"/>
+              <w:spacing w:line="240" w:after="40" w:before="40" w:lineRule="auto"/>
             </w:pPr>
             <w:r>
               <w:t xml:space="preserve">counter_group</w:t>
@@ -1296,7 +1296,7 @@
               <w:pStyle w:val="Compact"/>
               <w:jc w:val="left"/>
               <w:ind w:left="0" w:right="0" w:firstLine="0"/>
-              <w:spacing w:lineRule="auto" w:line="240" w:before="40" w:after="40"/>
+              <w:spacing w:line="240" w:after="40" w:before="40" w:lineRule="auto"/>
             </w:pPr>
             <w:r>
               <w:t xml:space="preserve">TEXT</w:t>
@@ -1310,7 +1310,7 @@
               <w:pStyle w:val="Compact"/>
               <w:jc w:val="left"/>
               <w:ind w:left="0" w:right="0" w:firstLine="0"/>
-              <w:spacing w:lineRule="auto" w:line="240" w:before="40" w:after="40"/>
+              <w:spacing w:line="240" w:after="40" w:before="40" w:lineRule="auto"/>
             </w:pPr>
             <w:r>
               <w:t xml:space="preserve">Shared numbering group</w:t>
@@ -1326,7 +1326,7 @@
               <w:pStyle w:val="Compact"/>
               <w:jc w:val="left"/>
               <w:ind w:left="0" w:right="0" w:firstLine="0"/>
-              <w:spacing w:lineRule="auto" w:line="240" w:before="40" w:after="40"/>
+              <w:spacing w:line="240" w:after="40" w:before="40" w:lineRule="auto"/>
             </w:pPr>
             <w:r>
               <w:t xml:space="preserve">aliases</w:t>
@@ -1340,7 +1340,7 @@
               <w:pStyle w:val="Compact"/>
               <w:jc w:val="left"/>
               <w:ind w:left="0" w:right="0" w:firstLine="0"/>
-              <w:spacing w:lineRule="auto" w:line="240" w:before="40" w:after="40"/>
+              <w:spacing w:line="240" w:after="40" w:before="40" w:lineRule="auto"/>
             </w:pPr>
             <w:r>
               <w:t xml:space="preserve">TEXT</w:t>
@@ -1354,7 +1354,7 @@
               <w:pStyle w:val="Compact"/>
               <w:jc w:val="left"/>
               <w:ind w:left="0" w:right="0" w:firstLine="0"/>
-              <w:spacing w:lineRule="auto" w:line="240" w:before="40" w:after="40"/>
+              <w:spacing w:line="240" w:after="40" w:before="40" w:lineRule="auto"/>
             </w:pPr>
             <w:r>
               <w:t xml:space="preserve">Comma-wrapped aliases for syntax recognition</w:t>
@@ -1370,7 +1370,7 @@
               <w:pStyle w:val="Compact"/>
               <w:jc w:val="left"/>
               <w:ind w:left="0" w:right="0" w:firstLine="0"/>
-              <w:spacing w:lineRule="auto" w:line="240" w:before="40" w:after="40"/>
+              <w:spacing w:line="240" w:after="40" w:before="40" w:lineRule="auto"/>
             </w:pPr>
             <w:r>
               <w:t xml:space="preserve">needs_external_render</w:t>
@@ -1384,7 +1384,7 @@
               <w:pStyle w:val="Compact"/>
               <w:jc w:val="left"/>
               <w:ind w:left="0" w:right="0" w:firstLine="0"/>
-              <w:spacing w:lineRule="auto" w:line="240" w:before="40" w:after="40"/>
+              <w:spacing w:line="240" w:after="40" w:before="40" w:lineRule="auto"/>
             </w:pPr>
             <w:r>
               <w:t xml:space="preserve">INTEGER DEFAULT 0</w:t>
@@ -1398,7 +1398,7 @@
               <w:pStyle w:val="Compact"/>
               <w:jc w:val="left"/>
               <w:ind w:left="0" w:right="0" w:firstLine="0"/>
-              <w:spacing w:lineRule="auto" w:line="240" w:before="40" w:after="40"/>
+              <w:spacing w:line="240" w:after="40" w:before="40" w:lineRule="auto"/>
             </w:pPr>
             <w:r>
               <w:t xml:space="preserve">1 = requires external tool</w:t>
@@ -1408,7 +1408,7 @@
       </w:tr>
     </w:tbl>
     <w:bookmarkEnd w:id="26"/>
-    <w:bookmarkStart w:id="27" w:name="spec_relation_types"/>
+    <w:bookmarkStart w:id="27" w:name="SPEC-sec3.3"/>
     <w:p>
       <w:pPr>
         <w:pStyle w:val="Heading2"/>
@@ -1431,12 +1431,12 @@
     </w:p>
     <w:p>
       <w:pPr>
-        <w:spacing w:lineRule="exact" w:after="0" w:line="20" w:before="0"/>
+        <w:spacing w:after="0" w:lineRule="exact" w:line="20" w:before="0"/>
         <w:rPr>
           <w:sz w:val="2"/>
         </w:rPr>
       </w:pPr>
-      <w:bookmarkStart w:id="94847" w:name="csv-tbl-relation-types"/>
+      <w:bookmarkStart w:name="csv-tbl-relation-types" w:id="94847"/>
       <w:bookmarkEnd w:id="94847"/>
     </w:p>
     <w:p>
@@ -1473,12 +1473,12 @@
         <w:tblLook w:firstRow="1" w:lastRow="0" w:firstColumn="0" w:lastColumn="0" w:noHBand="0" w:noVBand="0" w:val="0020"/>
         <w:jc w:val="start"/>
         <w:tblBorders>
-          <w:top w:color="000000" w:space="0" w:val="single" w:sz="6"/>
-          <w:left w:color="000000" w:space="0" w:val="single" w:sz="6"/>
-          <w:bottom w:color="000000" w:space="0" w:val="single" w:sz="6"/>
-          <w:right w:color="000000" w:space="0" w:val="single" w:sz="6"/>
-          <w:insideH w:color="000000" w:space="0" w:val="single" w:sz="6"/>
-          <w:insideV w:color="000000" w:space="0" w:val="single" w:sz="6"/>
+          <w:top w:val="single" w:space="0" w:color="000000" w:sz="6"/>
+          <w:left w:val="single" w:space="0" w:color="000000" w:sz="6"/>
+          <w:bottom w:val="single" w:space="0" w:color="000000" w:sz="6"/>
+          <w:right w:val="single" w:space="0" w:color="000000" w:sz="6"/>
+          <w:insideH w:val="single" w:space="0" w:color="000000" w:sz="6"/>
+          <w:insideV w:val="single" w:space="0" w:color="000000" w:sz="6"/>
         </w:tblBorders>
         <w:tblCellMar>
           <w:top w:type="dxa" w:w="57"/>
@@ -1498,14 +1498,14 @@
         </w:trPr>
         <w:tc>
           <w:tcPr>
-            <w:shd w:color="auto" w:val="clear" w:fill="E8E8E8"/>
+            <w:shd w:val="clear" w:color="auto" w:fill="E8E8E8"/>
           </w:tcPr>
           <w:p>
             <w:pPr>
               <w:pStyle w:val="Compact"/>
               <w:jc w:val="left"/>
               <w:ind w:left="0" w:right="0" w:firstLine="0"/>
-              <w:spacing w:lineRule="auto" w:line="240" w:before="40" w:after="40"/>
+              <w:spacing w:line="240" w:after="40" w:before="40" w:lineRule="auto"/>
             </w:pPr>
             <w:r>
               <w:rPr>
@@ -1517,14 +1517,14 @@
         </w:tc>
         <w:tc>
           <w:tcPr>
-            <w:shd w:color="auto" w:val="clear" w:fill="E8E8E8"/>
+            <w:shd w:val="clear" w:color="auto" w:fill="E8E8E8"/>
           </w:tcPr>
           <w:p>
             <w:pPr>
               <w:pStyle w:val="Compact"/>
               <w:jc w:val="left"/>
               <w:ind w:left="0" w:right="0" w:firstLine="0"/>
-              <w:spacing w:lineRule="auto" w:line="240" w:before="40" w:after="40"/>
+              <w:spacing w:line="240" w:after="40" w:before="40" w:lineRule="auto"/>
             </w:pPr>
             <w:r>
               <w:rPr>
@@ -1536,14 +1536,14 @@
         </w:tc>
         <w:tc>
           <w:tcPr>
-            <w:shd w:color="auto" w:val="clear" w:fill="E8E8E8"/>
+            <w:shd w:val="clear" w:color="auto" w:fill="E8E8E8"/>
           </w:tcPr>
           <w:p>
             <w:pPr>
               <w:pStyle w:val="Compact"/>
               <w:jc w:val="left"/>
               <w:ind w:left="0" w:right="0" w:firstLine="0"/>
-              <w:spacing w:lineRule="auto" w:line="240" w:before="40" w:after="40"/>
+              <w:spacing w:line="240" w:after="40" w:before="40" w:lineRule="auto"/>
             </w:pPr>
             <w:r>
               <w:rPr>
@@ -1562,7 +1562,7 @@
               <w:pStyle w:val="Compact"/>
               <w:jc w:val="left"/>
               <w:ind w:left="0" w:right="0" w:firstLine="0"/>
-              <w:spacing w:lineRule="auto" w:line="240" w:before="40" w:after="40"/>
+              <w:spacing w:line="240" w:after="40" w:before="40" w:lineRule="auto"/>
             </w:pPr>
             <w:r>
               <w:t xml:space="preserve">identifier</w:t>
@@ -1576,7 +1576,7 @@
               <w:pStyle w:val="Compact"/>
               <w:jc w:val="left"/>
               <w:ind w:left="0" w:right="0" w:firstLine="0"/>
-              <w:spacing w:lineRule="auto" w:line="240" w:before="40" w:after="40"/>
+              <w:spacing w:line="240" w:after="40" w:before="40" w:lineRule="auto"/>
             </w:pPr>
             <w:r>
               <w:t xml:space="preserve">TEXT PK</w:t>
@@ -1590,7 +1590,7 @@
               <w:pStyle w:val="Compact"/>
               <w:jc w:val="left"/>
               <w:ind w:left="0" w:right="0" w:firstLine="0"/>
-              <w:spacing w:lineRule="auto" w:line="240" w:before="40" w:after="40"/>
+              <w:spacing w:line="240" w:after="40" w:before="40" w:lineRule="auto"/>
             </w:pPr>
             <w:r>
               <w:t xml:space="preserve">Unique relation type code</w:t>
@@ -1606,7 +1606,7 @@
               <w:pStyle w:val="Compact"/>
               <w:jc w:val="left"/>
               <w:ind w:left="0" w:right="0" w:firstLine="0"/>
-              <w:spacing w:lineRule="auto" w:line="240" w:before="40" w:after="40"/>
+              <w:spacing w:line="240" w:after="40" w:before="40" w:lineRule="auto"/>
             </w:pPr>
             <w:r>
               <w:t xml:space="preserve">long_name</w:t>
@@ -1620,7 +1620,7 @@
               <w:pStyle w:val="Compact"/>
               <w:jc w:val="left"/>
               <w:ind w:left="0" w:right="0" w:firstLine="0"/>
-              <w:spacing w:lineRule="auto" w:line="240" w:before="40" w:after="40"/>
+              <w:spacing w:line="240" w:after="40" w:before="40" w:lineRule="auto"/>
             </w:pPr>
             <w:r>
               <w:t xml:space="preserve">TEXT NOT NULL UNIQUE</w:t>
@@ -1634,7 +1634,7 @@
               <w:pStyle w:val="Compact"/>
               <w:jc w:val="left"/>
               <w:ind w:left="0" w:right="0" w:firstLine="0"/>
-              <w:spacing w:lineRule="auto" w:line="240" w:before="40" w:after="40"/>
+              <w:spacing w:line="240" w:after="40" w:before="40" w:lineRule="auto"/>
             </w:pPr>
             <w:r>
               <w:t xml:space="preserve">Human-readable name</w:t>
@@ -1650,7 +1650,7 @@
               <w:pStyle w:val="Compact"/>
               <w:jc w:val="left"/>
               <w:ind w:left="0" w:right="0" w:firstLine="0"/>
-              <w:spacing w:lineRule="auto" w:line="240" w:before="40" w:after="40"/>
+              <w:spacing w:line="240" w:after="40" w:before="40" w:lineRule="auto"/>
             </w:pPr>
             <w:r>
               <w:t xml:space="preserve">description</w:t>
@@ -1664,7 +1664,7 @@
               <w:pStyle w:val="Compact"/>
               <w:jc w:val="left"/>
               <w:ind w:left="0" w:right="0" w:firstLine="0"/>
-              <w:spacing w:lineRule="auto" w:line="240" w:before="40" w:after="40"/>
+              <w:spacing w:line="240" w:after="40" w:before="40" w:lineRule="auto"/>
             </w:pPr>
             <w:r>
               <w:t xml:space="preserve">TEXT</w:t>
@@ -1678,7 +1678,7 @@
               <w:pStyle w:val="Compact"/>
               <w:jc w:val="left"/>
               <w:ind w:left="0" w:right="0" w:firstLine="0"/>
-              <w:spacing w:lineRule="auto" w:line="240" w:before="40" w:after="40"/>
+              <w:spacing w:line="240" w:after="40" w:before="40" w:lineRule="auto"/>
             </w:pPr>
             <w:r>
               <w:t xml:space="preserve">Documentation</w:t>
@@ -1694,7 +1694,7 @@
               <w:pStyle w:val="Compact"/>
               <w:jc w:val="left"/>
               <w:ind w:left="0" w:right="0" w:firstLine="0"/>
-              <w:spacing w:lineRule="auto" w:line="240" w:before="40" w:after="40"/>
+              <w:spacing w:line="240" w:after="40" w:before="40" w:lineRule="auto"/>
             </w:pPr>
             <w:r>
               <w:t xml:space="preserve">extends</w:t>
@@ -1708,7 +1708,7 @@
               <w:pStyle w:val="Compact"/>
               <w:jc w:val="left"/>
               <w:ind w:left="0" w:right="0" w:firstLine="0"/>
-              <w:spacing w:lineRule="auto" w:line="240" w:before="40" w:after="40"/>
+              <w:spacing w:line="240" w:after="40" w:before="40" w:lineRule="auto"/>
             </w:pPr>
             <w:r>
               <w:t xml:space="preserve">TEXT</w:t>
@@ -1722,7 +1722,7 @@
               <w:pStyle w:val="Compact"/>
               <w:jc w:val="left"/>
               <w:ind w:left="0" w:right="0" w:firstLine="0"/>
-              <w:spacing w:lineRule="auto" w:line="240" w:before="40" w:after="40"/>
+              <w:spacing w:line="240" w:after="40" w:before="40" w:lineRule="auto"/>
             </w:pPr>
             <w:r>
               <w:t xml:space="preserve">Parent relation type for inheritance</w:t>
@@ -1738,7 +1738,7 @@
               <w:pStyle w:val="Compact"/>
               <w:jc w:val="left"/>
               <w:ind w:left="0" w:right="0" w:firstLine="0"/>
-              <w:spacing w:lineRule="auto" w:line="240" w:before="40" w:after="40"/>
+              <w:spacing w:line="240" w:after="40" w:before="40" w:lineRule="auto"/>
             </w:pPr>
             <w:r>
               <w:t xml:space="preserve">source_type_ref</w:t>
@@ -1752,7 +1752,7 @@
               <w:pStyle w:val="Compact"/>
               <w:jc w:val="left"/>
               <w:ind w:left="0" w:right="0" w:firstLine="0"/>
-              <w:spacing w:lineRule="auto" w:line="240" w:before="40" w:after="40"/>
+              <w:spacing w:line="240" w:after="40" w:before="40" w:lineRule="auto"/>
             </w:pPr>
             <w:r>
               <w:t xml:space="preserve">TEXT FK</w:t>
@@ -1766,7 +1766,7 @@
               <w:pStyle w:val="Compact"/>
               <w:jc w:val="left"/>
               <w:ind w:left="0" w:right="0" w:firstLine="0"/>
-              <w:spacing w:lineRule="auto" w:line="240" w:before="40" w:after="40"/>
+              <w:spacing w:line="240" w:after="40" w:before="40" w:lineRule="auto"/>
             </w:pPr>
             <w:r>
               <w:t xml:space="preserve">Constrain source object type (NULL = any)</w:t>
@@ -1782,7 +1782,7 @@
               <w:pStyle w:val="Compact"/>
               <w:jc w:val="left"/>
               <w:ind w:left="0" w:right="0" w:firstLine="0"/>
-              <w:spacing w:lineRule="auto" w:line="240" w:before="40" w:after="40"/>
+              <w:spacing w:line="240" w:after="40" w:before="40" w:lineRule="auto"/>
             </w:pPr>
             <w:r>
               <w:t xml:space="preserve">target_type_ref</w:t>
@@ -1796,7 +1796,7 @@
               <w:pStyle w:val="Compact"/>
               <w:jc w:val="left"/>
               <w:ind w:left="0" w:right="0" w:firstLine="0"/>
-              <w:spacing w:lineRule="auto" w:line="240" w:before="40" w:after="40"/>
+              <w:spacing w:line="240" w:after="40" w:before="40" w:lineRule="auto"/>
             </w:pPr>
             <w:r>
               <w:t xml:space="preserve">TEXT FK</w:t>
@@ -1810,7 +1810,7 @@
               <w:pStyle w:val="Compact"/>
               <w:jc w:val="left"/>
               <w:ind w:left="0" w:right="0" w:firstLine="0"/>
-              <w:spacing w:lineRule="auto" w:line="240" w:before="40" w:after="40"/>
+              <w:spacing w:line="240" w:after="40" w:before="40" w:lineRule="auto"/>
             </w:pPr>
             <w:r>
               <w:t xml:space="preserve">Constrain target object type (NULL = any)</w:t>
@@ -1826,7 +1826,7 @@
               <w:pStyle w:val="Compact"/>
               <w:jc w:val="left"/>
               <w:ind w:left="0" w:right="0" w:firstLine="0"/>
-              <w:spacing w:lineRule="auto" w:line="240" w:before="40" w:after="40"/>
+              <w:spacing w:line="240" w:after="40" w:before="40" w:lineRule="auto"/>
             </w:pPr>
             <w:r>
               <w:t xml:space="preserve">link_selector</w:t>
@@ -1840,7 +1840,7 @@
               <w:pStyle w:val="Compact"/>
               <w:jc w:val="left"/>
               <w:ind w:left="0" w:right="0" w:firstLine="0"/>
-              <w:spacing w:lineRule="auto" w:line="240" w:before="40" w:after="40"/>
+              <w:spacing w:line="240" w:after="40" w:before="40" w:lineRule="auto"/>
             </w:pPr>
             <w:r>
               <w:t xml:space="preserve">TEXT</w:t>
@@ -1854,7 +1854,7 @@
               <w:pStyle w:val="Compact"/>
               <w:jc w:val="left"/>
               <w:ind w:left="0" w:right="0" w:firstLine="0"/>
-              <w:spacing w:lineRule="auto" w:line="240" w:before="40" w:after="40"/>
+              <w:spacing w:line="240" w:after="40" w:before="40" w:lineRule="auto"/>
             </w:pPr>
             <w:r>
               <w:t xml:space="preserve">Syntax selector ("@" or "#")</w:t>
@@ -1870,7 +1870,7 @@
               <w:pStyle w:val="Compact"/>
               <w:jc w:val="left"/>
               <w:ind w:left="0" w:right="0" w:firstLine="0"/>
-              <w:spacing w:lineRule="auto" w:line="240" w:before="40" w:after="40"/>
+              <w:spacing w:line="240" w:after="40" w:before="40" w:lineRule="auto"/>
             </w:pPr>
             <w:r>
               <w:t xml:space="preserve">source_attribute</w:t>
@@ -1884,7 +1884,7 @@
               <w:pStyle w:val="Compact"/>
               <w:jc w:val="left"/>
               <w:ind w:left="0" w:right="0" w:firstLine="0"/>
-              <w:spacing w:lineRule="auto" w:line="240" w:before="40" w:after="40"/>
+              <w:spacing w:line="240" w:after="40" w:before="40" w:lineRule="auto"/>
             </w:pPr>
             <w:r>
               <w:t xml:space="preserve">TEXT</w:t>
@@ -1898,7 +1898,7 @@
               <w:pStyle w:val="Compact"/>
               <w:jc w:val="left"/>
               <w:ind w:left="0" w:right="0" w:firstLine="0"/>
-              <w:spacing w:lineRule="auto" w:line="240" w:before="40" w:after="40"/>
+              <w:spacing w:line="240" w:after="40" w:before="40" w:lineRule="auto"/>
             </w:pPr>
             <w:r>
               <w:t xml:space="preserve">Attribute name for inference</w:t>
@@ -1908,7 +1908,7 @@
       </w:tr>
     </w:tbl>
     <w:bookmarkEnd w:id="27"/>
-    <w:bookmarkStart w:id="28" w:name="spec_view_types"/>
+    <w:bookmarkStart w:id="28" w:name="SPEC-sec3.4"/>
     <w:p>
       <w:pPr>
         <w:pStyle w:val="Heading2"/>
@@ -1931,12 +1931,12 @@
     </w:p>
     <w:p>
       <w:pPr>
-        <w:spacing w:lineRule="exact" w:after="0" w:line="20" w:before="0"/>
+        <w:spacing w:after="0" w:lineRule="exact" w:line="20" w:before="0"/>
         <w:rPr>
           <w:sz w:val="2"/>
         </w:rPr>
       </w:pPr>
-      <w:bookmarkStart w:id="16648" w:name="csv-tbl-view-types"/>
+      <w:bookmarkStart w:name="csv-tbl-view-types" w:id="16648"/>
       <w:bookmarkEnd w:id="16648"/>
     </w:p>
     <w:p>
@@ -1973,12 +1973,12 @@
         <w:tblLook w:firstRow="1" w:lastRow="0" w:firstColumn="0" w:lastColumn="0" w:noHBand="0" w:noVBand="0" w:val="0020"/>
         <w:jc w:val="start"/>
         <w:tblBorders>
-          <w:top w:color="000000" w:space="0" w:val="single" w:sz="6"/>
-          <w:left w:color="000000" w:space="0" w:val="single" w:sz="6"/>
-          <w:bottom w:color="000000" w:space="0" w:val="single" w:sz="6"/>
-          <w:right w:color="000000" w:space="0" w:val="single" w:sz="6"/>
-          <w:insideH w:color="000000" w:space="0" w:val="single" w:sz="6"/>
-          <w:insideV w:color="000000" w:space="0" w:val="single" w:sz="6"/>
+          <w:top w:val="single" w:space="0" w:color="000000" w:sz="6"/>
+          <w:left w:val="single" w:space="0" w:color="000000" w:sz="6"/>
+          <w:bottom w:val="single" w:space="0" w:color="000000" w:sz="6"/>
+          <w:right w:val="single" w:space="0" w:color="000000" w:sz="6"/>
+          <w:insideH w:val="single" w:space="0" w:color="000000" w:sz="6"/>
+          <w:insideV w:val="single" w:space="0" w:color="000000" w:sz="6"/>
         </w:tblBorders>
         <w:tblCellMar>
           <w:top w:type="dxa" w:w="57"/>
@@ -1998,14 +1998,14 @@
         </w:trPr>
         <w:tc>
           <w:tcPr>
-            <w:shd w:color="auto" w:val="clear" w:fill="E8E8E8"/>
+            <w:shd w:val="clear" w:color="auto" w:fill="E8E8E8"/>
           </w:tcPr>
           <w:p>
             <w:pPr>
               <w:pStyle w:val="Compact"/>
               <w:jc w:val="left"/>
               <w:ind w:left="0" w:right="0" w:firstLine="0"/>
-              <w:spacing w:lineRule="auto" w:line="240" w:before="40" w:after="40"/>
+              <w:spacing w:line="240" w:after="40" w:before="40" w:lineRule="auto"/>
             </w:pPr>
             <w:r>
               <w:rPr>
@@ -2017,14 +2017,14 @@
         </w:tc>
         <w:tc>
           <w:tcPr>
-            <w:shd w:color="auto" w:val="clear" w:fill="E8E8E8"/>
+            <w:shd w:val="clear" w:color="auto" w:fill="E8E8E8"/>
           </w:tcPr>
           <w:p>
             <w:pPr>
               <w:pStyle w:val="Compact"/>
               <w:jc w:val="left"/>
               <w:ind w:left="0" w:right="0" w:firstLine="0"/>
-              <w:spacing w:lineRule="auto" w:line="240" w:before="40" w:after="40"/>
+              <w:spacing w:line="240" w:after="40" w:before="40" w:lineRule="auto"/>
             </w:pPr>
             <w:r>
               <w:rPr>
@@ -2036,14 +2036,14 @@
         </w:tc>
         <w:tc>
           <w:tcPr>
-            <w:shd w:color="auto" w:val="clear" w:fill="E8E8E8"/>
+            <w:shd w:val="clear" w:color="auto" w:fill="E8E8E8"/>
           </w:tcPr>
           <w:p>
             <w:pPr>
               <w:pStyle w:val="Compact"/>
               <w:jc w:val="left"/>
               <w:ind w:left="0" w:right="0" w:firstLine="0"/>
-              <w:spacing w:lineRule="auto" w:line="240" w:before="40" w:after="40"/>
+              <w:spacing w:line="240" w:after="40" w:before="40" w:lineRule="auto"/>
             </w:pPr>
             <w:r>
               <w:rPr>
@@ -2062,7 +2062,7 @@
               <w:pStyle w:val="Compact"/>
               <w:jc w:val="left"/>
               <w:ind w:left="0" w:right="0" w:firstLine="0"/>
-              <w:spacing w:lineRule="auto" w:line="240" w:before="40" w:after="40"/>
+              <w:spacing w:line="240" w:after="40" w:before="40" w:lineRule="auto"/>
             </w:pPr>
             <w:r>
               <w:t xml:space="preserve">identifier</w:t>
@@ -2076,7 +2076,7 @@
               <w:pStyle w:val="Compact"/>
               <w:jc w:val="left"/>
               <w:ind w:left="0" w:right="0" w:firstLine="0"/>
-              <w:spacing w:lineRule="auto" w:line="240" w:before="40" w:after="40"/>
+              <w:spacing w:line="240" w:after="40" w:before="40" w:lineRule="auto"/>
             </w:pPr>
             <w:r>
               <w:t xml:space="preserve">TEXT PK</w:t>
@@ -2090,7 +2090,7 @@
               <w:pStyle w:val="Compact"/>
               <w:jc w:val="left"/>
               <w:ind w:left="0" w:right="0" w:firstLine="0"/>
-              <w:spacing w:lineRule="auto" w:line="240" w:before="40" w:after="40"/>
+              <w:spacing w:line="240" w:after="40" w:before="40" w:lineRule="auto"/>
             </w:pPr>
             <w:r>
               <w:t xml:space="preserve">Unique view type code</w:t>
@@ -2106,7 +2106,7 @@
               <w:pStyle w:val="Compact"/>
               <w:jc w:val="left"/>
               <w:ind w:left="0" w:right="0" w:firstLine="0"/>
-              <w:spacing w:lineRule="auto" w:line="240" w:before="40" w:after="40"/>
+              <w:spacing w:line="240" w:after="40" w:before="40" w:lineRule="auto"/>
             </w:pPr>
             <w:r>
               <w:t xml:space="preserve">long_name</w:t>
@@ -2120,7 +2120,7 @@
               <w:pStyle w:val="Compact"/>
               <w:jc w:val="left"/>
               <w:ind w:left="0" w:right="0" w:firstLine="0"/>
-              <w:spacing w:lineRule="auto" w:line="240" w:before="40" w:after="40"/>
+              <w:spacing w:line="240" w:after="40" w:before="40" w:lineRule="auto"/>
             </w:pPr>
             <w:r>
               <w:t xml:space="preserve">TEXT NOT NULL UNIQUE</w:t>
@@ -2134,7 +2134,7 @@
               <w:pStyle w:val="Compact"/>
               <w:jc w:val="left"/>
               <w:ind w:left="0" w:right="0" w:firstLine="0"/>
-              <w:spacing w:lineRule="auto" w:line="240" w:before="40" w:after="40"/>
+              <w:spacing w:line="240" w:after="40" w:before="40" w:lineRule="auto"/>
             </w:pPr>
             <w:r>
               <w:t xml:space="preserve">Human-readable name</w:t>
@@ -2150,7 +2150,7 @@
               <w:pStyle w:val="Compact"/>
               <w:jc w:val="left"/>
               <w:ind w:left="0" w:right="0" w:firstLine="0"/>
-              <w:spacing w:lineRule="auto" w:line="240" w:before="40" w:after="40"/>
+              <w:spacing w:line="240" w:after="40" w:before="40" w:lineRule="auto"/>
             </w:pPr>
             <w:r>
               <w:t xml:space="preserve">description</w:t>
@@ -2164,7 +2164,7 @@
               <w:pStyle w:val="Compact"/>
               <w:jc w:val="left"/>
               <w:ind w:left="0" w:right="0" w:firstLine="0"/>
-              <w:spacing w:lineRule="auto" w:line="240" w:before="40" w:after="40"/>
+              <w:spacing w:line="240" w:after="40" w:before="40" w:lineRule="auto"/>
             </w:pPr>
             <w:r>
               <w:t xml:space="preserve">TEXT</w:t>
@@ -2178,7 +2178,7 @@
               <w:pStyle w:val="Compact"/>
               <w:jc w:val="left"/>
               <w:ind w:left="0" w:right="0" w:firstLine="0"/>
-              <w:spacing w:lineRule="auto" w:line="240" w:before="40" w:after="40"/>
+              <w:spacing w:line="240" w:after="40" w:before="40" w:lineRule="auto"/>
             </w:pPr>
             <w:r>
               <w:t xml:space="preserve">Documentation</w:t>
@@ -2194,7 +2194,7 @@
               <w:pStyle w:val="Compact"/>
               <w:jc w:val="left"/>
               <w:ind w:left="0" w:right="0" w:firstLine="0"/>
-              <w:spacing w:lineRule="auto" w:line="240" w:before="40" w:after="40"/>
+              <w:spacing w:line="240" w:after="40" w:before="40" w:lineRule="auto"/>
             </w:pPr>
             <w:r>
               <w:t xml:space="preserve">counter_group</w:t>
@@ -2208,7 +2208,7 @@
               <w:pStyle w:val="Compact"/>
               <w:jc w:val="left"/>
               <w:ind w:left="0" w:right="0" w:firstLine="0"/>
-              <w:spacing w:lineRule="auto" w:line="240" w:before="40" w:after="40"/>
+              <w:spacing w:line="240" w:after="40" w:before="40" w:lineRule="auto"/>
             </w:pPr>
             <w:r>
               <w:t xml:space="preserve">TEXT</w:t>
@@ -2222,7 +2222,7 @@
               <w:pStyle w:val="Compact"/>
               <w:jc w:val="left"/>
               <w:ind w:left="0" w:right="0" w:firstLine="0"/>
-              <w:spacing w:lineRule="auto" w:line="240" w:before="40" w:after="40"/>
+              <w:spacing w:line="240" w:after="40" w:before="40" w:lineRule="auto"/>
             </w:pPr>
             <w:r>
               <w:t xml:space="preserve">Float counter group to list</w:t>
@@ -2238,7 +2238,7 @@
               <w:pStyle w:val="Compact"/>
               <w:jc w:val="left"/>
               <w:ind w:left="0" w:right="0" w:firstLine="0"/>
-              <w:spacing w:lineRule="auto" w:line="240" w:before="40" w:after="40"/>
+              <w:spacing w:line="240" w:after="40" w:before="40" w:lineRule="auto"/>
             </w:pPr>
             <w:r>
               <w:t xml:space="preserve">aliases</w:t>
@@ -2252,7 +2252,7 @@
               <w:pStyle w:val="Compact"/>
               <w:jc w:val="left"/>
               <w:ind w:left="0" w:right="0" w:firstLine="0"/>
-              <w:spacing w:lineRule="auto" w:line="240" w:before="40" w:after="40"/>
+              <w:spacing w:line="240" w:after="40" w:before="40" w:lineRule="auto"/>
             </w:pPr>
             <w:r>
               <w:t xml:space="preserve">TEXT</w:t>
@@ -2266,7 +2266,7 @@
               <w:pStyle w:val="Compact"/>
               <w:jc w:val="left"/>
               <w:ind w:left="0" w:right="0" w:firstLine="0"/>
-              <w:spacing w:lineRule="auto" w:line="240" w:before="40" w:after="40"/>
+              <w:spacing w:line="240" w:after="40" w:before="40" w:lineRule="auto"/>
             </w:pPr>
             <w:r>
               <w:t xml:space="preserve">Comma-wrapped aliases</w:t>
@@ -2282,7 +2282,7 @@
               <w:pStyle w:val="Compact"/>
               <w:jc w:val="left"/>
               <w:ind w:left="0" w:right="0" w:firstLine="0"/>
-              <w:spacing w:lineRule="auto" w:line="240" w:before="40" w:after="40"/>
+              <w:spacing w:line="240" w:after="40" w:before="40" w:lineRule="auto"/>
             </w:pPr>
             <w:r>
               <w:t xml:space="preserve">inline_prefix</w:t>
@@ -2296,7 +2296,7 @@
               <w:pStyle w:val="Compact"/>
               <w:jc w:val="left"/>
               <w:ind w:left="0" w:right="0" w:firstLine="0"/>
-              <w:spacing w:lineRule="auto" w:line="240" w:before="40" w:after="40"/>
+              <w:spacing w:line="240" w:after="40" w:before="40" w:lineRule="auto"/>
             </w:pPr>
             <w:r>
               <w:t xml:space="preserve">TEXT</w:t>
@@ -2310,7 +2310,7 @@
               <w:pStyle w:val="Compact"/>
               <w:jc w:val="left"/>
               <w:ind w:left="0" w:right="0" w:firstLine="0"/>
-              <w:spacing w:lineRule="auto" w:line="240" w:before="40" w:after="40"/>
+              <w:spacing w:line="240" w:after="40" w:before="40" w:lineRule="auto"/>
             </w:pPr>
             <w:r>
               <w:t xml:space="preserve">Prefix for inline syntax (e.g. abbrev)</w:t>
@@ -2326,7 +2326,7 @@
               <w:pStyle w:val="Compact"/>
               <w:jc w:val="left"/>
               <w:ind w:left="0" w:right="0" w:firstLine="0"/>
-              <w:spacing w:lineRule="auto" w:line="240" w:before="40" w:after="40"/>
+              <w:spacing w:line="240" w:after="40" w:before="40" w:lineRule="auto"/>
             </w:pPr>
             <w:r>
               <w:t xml:space="preserve">materializer_type</w:t>
@@ -2340,7 +2340,7 @@
               <w:pStyle w:val="Compact"/>
               <w:jc w:val="left"/>
               <w:ind w:left="0" w:right="0" w:firstLine="0"/>
-              <w:spacing w:lineRule="auto" w:line="240" w:before="40" w:after="40"/>
+              <w:spacing w:line="240" w:after="40" w:before="40" w:lineRule="auto"/>
             </w:pPr>
             <w:r>
               <w:t xml:space="preserve">TEXT</w:t>
@@ -2354,7 +2354,7 @@
               <w:pStyle w:val="Compact"/>
               <w:jc w:val="left"/>
               <w:ind w:left="0" w:right="0" w:firstLine="0"/>
-              <w:spacing w:lineRule="auto" w:line="240" w:before="40" w:after="40"/>
+              <w:spacing w:line="240" w:after="40" w:before="40" w:lineRule="auto"/>
             </w:pPr>
             <w:r>
               <w:t xml:space="preserve">Materialization strategy (toc, lof, abbrev_list, custom)</w:t>
@@ -2370,7 +2370,7 @@
               <w:pStyle w:val="Compact"/>
               <w:jc w:val="left"/>
               <w:ind w:left="0" w:right="0" w:firstLine="0"/>
-              <w:spacing w:lineRule="auto" w:line="240" w:before="40" w:after="40"/>
+              <w:spacing w:line="240" w:after="40" w:before="40" w:lineRule="auto"/>
             </w:pPr>
             <w:r>
               <w:t xml:space="preserve">view_subtype_ref</w:t>
@@ -2384,7 +2384,7 @@
               <w:pStyle w:val="Compact"/>
               <w:jc w:val="left"/>
               <w:ind w:left="0" w:right="0" w:firstLine="0"/>
-              <w:spacing w:lineRule="auto" w:line="240" w:before="40" w:after="40"/>
+              <w:spacing w:line="240" w:after="40" w:before="40" w:lineRule="auto"/>
             </w:pPr>
             <w:r>
               <w:t xml:space="preserve">TEXT</w:t>
@@ -2398,7 +2398,7 @@
               <w:pStyle w:val="Compact"/>
               <w:jc w:val="left"/>
               <w:ind w:left="0" w:right="0" w:firstLine="0"/>
-              <w:spacing w:lineRule="auto" w:line="240" w:before="40" w:after="40"/>
+              <w:spacing w:line="240" w:after="40" w:before="40" w:lineRule="auto"/>
             </w:pPr>
             <w:r>
               <w:t xml:space="preserve">Parent view type for subtyped views</w:t>
@@ -2414,7 +2414,7 @@
               <w:pStyle w:val="Compact"/>
               <w:jc w:val="left"/>
               <w:ind w:left="0" w:right="0" w:firstLine="0"/>
-              <w:spacing w:lineRule="auto" w:line="240" w:before="40" w:after="40"/>
+              <w:spacing w:line="240" w:after="40" w:before="40" w:lineRule="auto"/>
             </w:pPr>
             <w:r>
               <w:t xml:space="preserve">needs_external_render</w:t>
@@ -2428,7 +2428,7 @@
               <w:pStyle w:val="Compact"/>
               <w:jc w:val="left"/>
               <w:ind w:left="0" w:right="0" w:firstLine="0"/>
-              <w:spacing w:lineRule="auto" w:line="240" w:before="40" w:after="40"/>
+              <w:spacing w:line="240" w:after="40" w:before="40" w:lineRule="auto"/>
             </w:pPr>
             <w:r>
               <w:t xml:space="preserve">INTEGER DEFAULT 0</w:t>
@@ -2442,7 +2442,7 @@
               <w:pStyle w:val="Compact"/>
               <w:jc w:val="left"/>
               <w:ind w:left="0" w:right="0" w:firstLine="0"/>
-              <w:spacing w:lineRule="auto" w:line="240" w:before="40" w:after="40"/>
+              <w:spacing w:line="240" w:after="40" w:before="40" w:lineRule="auto"/>
             </w:pPr>
             <w:r>
               <w:t xml:space="preserve">1 = requires external tool</w:t>
@@ -2452,7 +2452,7 @@
       </w:tr>
     </w:tbl>
     <w:bookmarkEnd w:id="28"/>
-    <w:bookmarkStart w:id="29" w:name="spec_specification_types"/>
+    <w:bookmarkStart w:id="29" w:name="SPEC-sec3.5"/>
     <w:p>
       <w:pPr>
         <w:pStyle w:val="Heading2"/>
@@ -2475,12 +2475,12 @@
     </w:p>
     <w:p>
       <w:pPr>
-        <w:spacing w:lineRule="exact" w:after="0" w:line="20" w:before="0"/>
+        <w:spacing w:after="0" w:lineRule="exact" w:line="20" w:before="0"/>
         <w:rPr>
           <w:sz w:val="2"/>
         </w:rPr>
       </w:pPr>
-      <w:bookmarkStart w:id="23102" w:name="csv-tbl-spec-types"/>
+      <w:bookmarkStart w:name="csv-tbl-spec-types" w:id="23102"/>
       <w:bookmarkEnd w:id="23102"/>
     </w:p>
     <w:p>
@@ -2517,12 +2517,12 @@
         <w:tblLook w:firstRow="1" w:lastRow="0" w:firstColumn="0" w:lastColumn="0" w:noHBand="0" w:noVBand="0" w:val="0020"/>
         <w:jc w:val="start"/>
         <w:tblBorders>
-          <w:top w:color="000000" w:space="0" w:val="single" w:sz="6"/>
-          <w:left w:color="000000" w:space="0" w:val="single" w:sz="6"/>
-          <w:bottom w:color="000000" w:space="0" w:val="single" w:sz="6"/>
-          <w:right w:color="000000" w:space="0" w:val="single" w:sz="6"/>
-          <w:insideH w:color="000000" w:space="0" w:val="single" w:sz="6"/>
-          <w:insideV w:color="000000" w:space="0" w:val="single" w:sz="6"/>
+          <w:top w:val="single" w:space="0" w:color="000000" w:sz="6"/>
+          <w:left w:val="single" w:space="0" w:color="000000" w:sz="6"/>
+          <w:bottom w:val="single" w:space="0" w:color="000000" w:sz="6"/>
+          <w:right w:val="single" w:space="0" w:color="000000" w:sz="6"/>
+          <w:insideH w:val="single" w:space="0" w:color="000000" w:sz="6"/>
+          <w:insideV w:val="single" w:space="0" w:color="000000" w:sz="6"/>
         </w:tblBorders>
         <w:tblCellMar>
           <w:top w:type="dxa" w:w="57"/>
@@ -2542,14 +2542,14 @@
         </w:trPr>
         <w:tc>
           <w:tcPr>
-            <w:shd w:color="auto" w:val="clear" w:fill="E8E8E8"/>
+            <w:shd w:val="clear" w:color="auto" w:fill="E8E8E8"/>
           </w:tcPr>
           <w:p>
             <w:pPr>
               <w:pStyle w:val="Compact"/>
               <w:jc w:val="left"/>
               <w:ind w:left="0" w:right="0" w:firstLine="0"/>
-              <w:spacing w:lineRule="auto" w:line="240" w:before="40" w:after="40"/>
+              <w:spacing w:line="240" w:after="40" w:before="40" w:lineRule="auto"/>
             </w:pPr>
             <w:r>
               <w:rPr>
@@ -2561,14 +2561,14 @@
         </w:tc>
         <w:tc>
           <w:tcPr>
-            <w:shd w:color="auto" w:val="clear" w:fill="E8E8E8"/>
+            <w:shd w:val="clear" w:color="auto" w:fill="E8E8E8"/>
           </w:tcPr>
           <w:p>
             <w:pPr>
               <w:pStyle w:val="Compact"/>
               <w:jc w:val="left"/>
               <w:ind w:left="0" w:right="0" w:firstLine="0"/>
-              <w:spacing w:lineRule="auto" w:line="240" w:before="40" w:after="40"/>
+              <w:spacing w:line="240" w:after="40" w:before="40" w:lineRule="auto"/>
             </w:pPr>
             <w:r>
               <w:rPr>
@@ -2580,14 +2580,14 @@
         </w:tc>
         <w:tc>
           <w:tcPr>
-            <w:shd w:color="auto" w:val="clear" w:fill="E8E8E8"/>
+            <w:shd w:val="clear" w:color="auto" w:fill="E8E8E8"/>
           </w:tcPr>
           <w:p>
             <w:pPr>
               <w:pStyle w:val="Compact"/>
               <w:jc w:val="left"/>
               <w:ind w:left="0" w:right="0" w:firstLine="0"/>
-              <w:spacing w:lineRule="auto" w:line="240" w:before="40" w:after="40"/>
+              <w:spacing w:line="240" w:after="40" w:before="40" w:lineRule="auto"/>
             </w:pPr>
             <w:r>
               <w:rPr>
@@ -2606,7 +2606,7 @@
               <w:pStyle w:val="Compact"/>
               <w:jc w:val="left"/>
               <w:ind w:left="0" w:right="0" w:firstLine="0"/>
-              <w:spacing w:lineRule="auto" w:line="240" w:before="40" w:after="40"/>
+              <w:spacing w:line="240" w:after="40" w:before="40" w:lineRule="auto"/>
             </w:pPr>
             <w:r>
               <w:t xml:space="preserve">identifier</w:t>
@@ -2620,7 +2620,7 @@
               <w:pStyle w:val="Compact"/>
               <w:jc w:val="left"/>
               <w:ind w:left="0" w:right="0" w:firstLine="0"/>
-              <w:spacing w:lineRule="auto" w:line="240" w:before="40" w:after="40"/>
+              <w:spacing w:line="240" w:after="40" w:before="40" w:lineRule="auto"/>
             </w:pPr>
             <w:r>
               <w:t xml:space="preserve">TEXT PK</w:t>
@@ -2634,7 +2634,7 @@
               <w:pStyle w:val="Compact"/>
               <w:jc w:val="left"/>
               <w:ind w:left="0" w:right="0" w:firstLine="0"/>
-              <w:spacing w:lineRule="auto" w:line="240" w:before="40" w:after="40"/>
+              <w:spacing w:line="240" w:after="40" w:before="40" w:lineRule="auto"/>
             </w:pPr>
             <w:r>
               <w:t xml:space="preserve">Unique specification type code</w:t>
@@ -2650,7 +2650,7 @@
               <w:pStyle w:val="Compact"/>
               <w:jc w:val="left"/>
               <w:ind w:left="0" w:right="0" w:firstLine="0"/>
-              <w:spacing w:lineRule="auto" w:line="240" w:before="40" w:after="40"/>
+              <w:spacing w:line="240" w:after="40" w:before="40" w:lineRule="auto"/>
             </w:pPr>
             <w:r>
               <w:t xml:space="preserve">long_name</w:t>
@@ -2664,7 +2664,7 @@
               <w:pStyle w:val="Compact"/>
               <w:jc w:val="left"/>
               <w:ind w:left="0" w:right="0" w:firstLine="0"/>
-              <w:spacing w:lineRule="auto" w:line="240" w:before="40" w:after="40"/>
+              <w:spacing w:line="240" w:after="40" w:before="40" w:lineRule="auto"/>
             </w:pPr>
             <w:r>
               <w:t xml:space="preserve">TEXT NOT NULL UNIQUE</w:t>
@@ -2678,7 +2678,7 @@
               <w:pStyle w:val="Compact"/>
               <w:jc w:val="left"/>
               <w:ind w:left="0" w:right="0" w:firstLine="0"/>
-              <w:spacing w:lineRule="auto" w:line="240" w:before="40" w:after="40"/>
+              <w:spacing w:line="240" w:after="40" w:before="40" w:lineRule="auto"/>
             </w:pPr>
             <w:r>
               <w:t xml:space="preserve">Human-readable name</w:t>
@@ -2694,7 +2694,7 @@
               <w:pStyle w:val="Compact"/>
               <w:jc w:val="left"/>
               <w:ind w:left="0" w:right="0" w:firstLine="0"/>
-              <w:spacing w:lineRule="auto" w:line="240" w:before="40" w:after="40"/>
+              <w:spacing w:line="240" w:after="40" w:before="40" w:lineRule="auto"/>
             </w:pPr>
             <w:r>
               <w:t xml:space="preserve">description</w:t>
@@ -2708,7 +2708,7 @@
               <w:pStyle w:val="Compact"/>
               <w:jc w:val="left"/>
               <w:ind w:left="0" w:right="0" w:firstLine="0"/>
-              <w:spacing w:lineRule="auto" w:line="240" w:before="40" w:after="40"/>
+              <w:spacing w:line="240" w:after="40" w:before="40" w:lineRule="auto"/>
             </w:pPr>
             <w:r>
               <w:t xml:space="preserve">TEXT</w:t>
@@ -2722,7 +2722,7 @@
               <w:pStyle w:val="Compact"/>
               <w:jc w:val="left"/>
               <w:ind w:left="0" w:right="0" w:firstLine="0"/>
-              <w:spacing w:lineRule="auto" w:line="240" w:before="40" w:after="40"/>
+              <w:spacing w:line="240" w:after="40" w:before="40" w:lineRule="auto"/>
             </w:pPr>
             <w:r>
               <w:t xml:space="preserve">Documentation</w:t>
@@ -2738,7 +2738,7 @@
               <w:pStyle w:val="Compact"/>
               <w:jc w:val="left"/>
               <w:ind w:left="0" w:right="0" w:firstLine="0"/>
-              <w:spacing w:lineRule="auto" w:line="240" w:before="40" w:after="40"/>
+              <w:spacing w:line="240" w:after="40" w:before="40" w:lineRule="auto"/>
             </w:pPr>
             <w:r>
               <w:t xml:space="preserve">extends</w:t>
@@ -2752,7 +2752,7 @@
               <w:pStyle w:val="Compact"/>
               <w:jc w:val="left"/>
               <w:ind w:left="0" w:right="0" w:firstLine="0"/>
-              <w:spacing w:lineRule="auto" w:line="240" w:before="40" w:after="40"/>
+              <w:spacing w:line="240" w:after="40" w:before="40" w:lineRule="auto"/>
             </w:pPr>
             <w:r>
               <w:t xml:space="preserve">TEXT</w:t>
@@ -2766,7 +2766,7 @@
               <w:pStyle w:val="Compact"/>
               <w:jc w:val="left"/>
               <w:ind w:left="0" w:right="0" w:firstLine="0"/>
-              <w:spacing w:lineRule="auto" w:line="240" w:before="40" w:after="40"/>
+              <w:spacing w:line="240" w:after="40" w:before="40" w:lineRule="auto"/>
             </w:pPr>
             <w:r>
               <w:t xml:space="preserve">Parent type for inheritance</w:t>
@@ -2782,7 +2782,7 @@
               <w:pStyle w:val="Compact"/>
               <w:jc w:val="left"/>
               <w:ind w:left="0" w:right="0" w:firstLine="0"/>
-              <w:spacing w:lineRule="auto" w:line="240" w:before="40" w:after="40"/>
+              <w:spacing w:line="240" w:after="40" w:before="40" w:lineRule="auto"/>
             </w:pPr>
             <w:r>
               <w:t xml:space="preserve">is_default</w:t>
@@ -2796,7 +2796,7 @@
               <w:pStyle w:val="Compact"/>
               <w:jc w:val="left"/>
               <w:ind w:left="0" w:right="0" w:firstLine="0"/>
-              <w:spacing w:lineRule="auto" w:line="240" w:before="40" w:after="40"/>
+              <w:spacing w:line="240" w:after="40" w:before="40" w:lineRule="auto"/>
             </w:pPr>
             <w:r>
               <w:t xml:space="preserve">INTEGER DEFAULT 0</w:t>
@@ -2810,7 +2810,7 @@
               <w:pStyle w:val="Compact"/>
               <w:jc w:val="left"/>
               <w:ind w:left="0" w:right="0" w:firstLine="0"/>
-              <w:spacing w:lineRule="auto" w:line="240" w:before="40" w:after="40"/>
+              <w:spacing w:line="240" w:after="40" w:before="40" w:lineRule="auto"/>
             </w:pPr>
             <w:r>
               <w:t xml:space="preserve">1 = default when no explicit type</w:t>
@@ -2820,7 +2820,7 @@
       </w:tr>
     </w:tbl>
     <w:bookmarkEnd w:id="29"/>
-    <w:bookmarkStart w:id="30" w:name="datatype_definitions"/>
+    <w:bookmarkStart w:id="30" w:name="SPEC-sec3.6"/>
     <w:p>
       <w:pPr>
         <w:pStyle w:val="Heading2"/>
@@ -2843,12 +2843,12 @@
     </w:p>
     <w:p>
       <w:pPr>
-        <w:spacing w:lineRule="exact" w:after="0" w:line="20" w:before="0"/>
+        <w:spacing w:after="0" w:lineRule="exact" w:line="20" w:before="0"/>
         <w:rPr>
           <w:sz w:val="2"/>
         </w:rPr>
       </w:pPr>
-      <w:bookmarkStart w:id="92410" w:name="csv-tbl-datatypes"/>
+      <w:bookmarkStart w:name="csv-tbl-datatypes" w:id="92410"/>
       <w:bookmarkEnd w:id="92410"/>
     </w:p>
     <w:p>
@@ -2885,12 +2885,12 @@
         <w:tblLook w:firstRow="1" w:lastRow="0" w:firstColumn="0" w:lastColumn="0" w:noHBand="0" w:noVBand="0" w:val="0020"/>
         <w:jc w:val="start"/>
         <w:tblBorders>
-          <w:top w:color="000000" w:space="0" w:val="single" w:sz="6"/>
-          <w:left w:color="000000" w:space="0" w:val="single" w:sz="6"/>
-          <w:bottom w:color="000000" w:space="0" w:val="single" w:sz="6"/>
-          <w:right w:color="000000" w:space="0" w:val="single" w:sz="6"/>
-          <w:insideH w:color="000000" w:space="0" w:val="single" w:sz="6"/>
-          <w:insideV w:color="000000" w:space="0" w:val="single" w:sz="6"/>
+          <w:top w:val="single" w:space="0" w:color="000000" w:sz="6"/>
+          <w:left w:val="single" w:space="0" w:color="000000" w:sz="6"/>
+          <w:bottom w:val="single" w:space="0" w:color="000000" w:sz="6"/>
+          <w:right w:val="single" w:space="0" w:color="000000" w:sz="6"/>
+          <w:insideH w:val="single" w:space="0" w:color="000000" w:sz="6"/>
+          <w:insideV w:val="single" w:space="0" w:color="000000" w:sz="6"/>
         </w:tblBorders>
         <w:tblCellMar>
           <w:top w:type="dxa" w:w="57"/>
@@ -2910,14 +2910,14 @@
         </w:trPr>
         <w:tc>
           <w:tcPr>
-            <w:shd w:color="auto" w:val="clear" w:fill="E8E8E8"/>
+            <w:shd w:val="clear" w:color="auto" w:fill="E8E8E8"/>
           </w:tcPr>
           <w:p>
             <w:pPr>
               <w:pStyle w:val="Compact"/>
               <w:jc w:val="left"/>
               <w:ind w:left="0" w:right="0" w:firstLine="0"/>
-              <w:spacing w:lineRule="auto" w:line="240" w:before="40" w:after="40"/>
+              <w:spacing w:line="240" w:after="40" w:before="40" w:lineRule="auto"/>
             </w:pPr>
             <w:r>
               <w:rPr>
@@ -2929,14 +2929,14 @@
         </w:tc>
         <w:tc>
           <w:tcPr>
-            <w:shd w:color="auto" w:val="clear" w:fill="E8E8E8"/>
+            <w:shd w:val="clear" w:color="auto" w:fill="E8E8E8"/>
           </w:tcPr>
           <w:p>
             <w:pPr>
               <w:pStyle w:val="Compact"/>
               <w:jc w:val="left"/>
               <w:ind w:left="0" w:right="0" w:firstLine="0"/>
-              <w:spacing w:lineRule="auto" w:line="240" w:before="40" w:after="40"/>
+              <w:spacing w:line="240" w:after="40" w:before="40" w:lineRule="auto"/>
             </w:pPr>
             <w:r>
               <w:rPr>
@@ -2948,14 +2948,14 @@
         </w:tc>
         <w:tc>
           <w:tcPr>
-            <w:shd w:color="auto" w:val="clear" w:fill="E8E8E8"/>
+            <w:shd w:val="clear" w:color="auto" w:fill="E8E8E8"/>
           </w:tcPr>
           <w:p>
             <w:pPr>
               <w:pStyle w:val="Compact"/>
               <w:jc w:val="left"/>
               <w:ind w:left="0" w:right="0" w:firstLine="0"/>
-              <w:spacing w:lineRule="auto" w:line="240" w:before="40" w:after="40"/>
+              <w:spacing w:line="240" w:after="40" w:before="40" w:lineRule="auto"/>
             </w:pPr>
             <w:r>
               <w:rPr>
@@ -2974,7 +2974,7 @@
               <w:pStyle w:val="Compact"/>
               <w:jc w:val="left"/>
               <w:ind w:left="0" w:right="0" w:firstLine="0"/>
-              <w:spacing w:lineRule="auto" w:line="240" w:before="40" w:after="40"/>
+              <w:spacing w:line="240" w:after="40" w:before="40" w:lineRule="auto"/>
             </w:pPr>
             <w:r>
               <w:t xml:space="preserve">identifier</w:t>
@@ -2988,7 +2988,7 @@
               <w:pStyle w:val="Compact"/>
               <w:jc w:val="left"/>
               <w:ind w:left="0" w:right="0" w:firstLine="0"/>
-              <w:spacing w:lineRule="auto" w:line="240" w:before="40" w:after="40"/>
+              <w:spacing w:line="240" w:after="40" w:before="40" w:lineRule="auto"/>
             </w:pPr>
             <w:r>
               <w:t xml:space="preserve">TEXT PK</w:t>
@@ -3002,7 +3002,7 @@
               <w:pStyle w:val="Compact"/>
               <w:jc w:val="left"/>
               <w:ind w:left="0" w:right="0" w:firstLine="0"/>
-              <w:spacing w:lineRule="auto" w:line="240" w:before="40" w:after="40"/>
+              <w:spacing w:line="240" w:after="40" w:before="40" w:lineRule="auto"/>
             </w:pPr>
             <w:r>
               <w:t xml:space="preserve">Unique datatype ID</w:t>
@@ -3018,7 +3018,7 @@
               <w:pStyle w:val="Compact"/>
               <w:jc w:val="left"/>
               <w:ind w:left="0" w:right="0" w:firstLine="0"/>
-              <w:spacing w:lineRule="auto" w:line="240" w:before="40" w:after="40"/>
+              <w:spacing w:line="240" w:after="40" w:before="40" w:lineRule="auto"/>
             </w:pPr>
             <w:r>
               <w:t xml:space="preserve">long_name</w:t>
@@ -3032,7 +3032,7 @@
               <w:pStyle w:val="Compact"/>
               <w:jc w:val="left"/>
               <w:ind w:left="0" w:right="0" w:firstLine="0"/>
-              <w:spacing w:lineRule="auto" w:line="240" w:before="40" w:after="40"/>
+              <w:spacing w:line="240" w:after="40" w:before="40" w:lineRule="auto"/>
             </w:pPr>
             <w:r>
               <w:t xml:space="preserve">TEXT NOT NULL UNIQUE</w:t>
@@ -3046,7 +3046,7 @@
               <w:pStyle w:val="Compact"/>
               <w:jc w:val="left"/>
               <w:ind w:left="0" w:right="0" w:firstLine="0"/>
-              <w:spacing w:lineRule="auto" w:line="240" w:before="40" w:after="40"/>
+              <w:spacing w:line="240" w:after="40" w:before="40" w:lineRule="auto"/>
             </w:pPr>
             <w:r>
               <w:t xml:space="preserve">Human-readable name</w:t>
@@ -3062,7 +3062,7 @@
               <w:pStyle w:val="Compact"/>
               <w:jc w:val="left"/>
               <w:ind w:left="0" w:right="0" w:firstLine="0"/>
-              <w:spacing w:lineRule="auto" w:line="240" w:before="40" w:after="40"/>
+              <w:spacing w:line="240" w:after="40" w:before="40" w:lineRule="auto"/>
             </w:pPr>
             <w:r>
               <w:t xml:space="preserve">type</w:t>
@@ -3076,7 +3076,7 @@
               <w:pStyle w:val="Compact"/>
               <w:jc w:val="left"/>
               <w:ind w:left="0" w:right="0" w:firstLine="0"/>
-              <w:spacing w:lineRule="auto" w:line="240" w:before="40" w:after="40"/>
+              <w:spacing w:line="240" w:after="40" w:before="40" w:lineRule="auto"/>
             </w:pPr>
             <w:r>
               <w:t xml:space="preserve">TEXT NOT NULL</w:t>
@@ -3090,7 +3090,7 @@
               <w:pStyle w:val="Compact"/>
               <w:jc w:val="left"/>
               <w:ind w:left="0" w:right="0" w:firstLine="0"/>
-              <w:spacing w:lineRule="auto" w:line="240" w:before="40" w:after="40"/>
+              <w:spacing w:line="240" w:after="40" w:before="40" w:lineRule="auto"/>
             </w:pPr>
             <w:r>
               <w:t xml:space="preserve">Primitive category: STRING, INTEGER, REAL, BOOLEAN, DATE, ENUM, XHTML</w:t>
@@ -3138,7 +3138,7 @@
       </w:r>
     </w:p>
     <w:bookmarkEnd w:id="30"/>
-    <w:bookmarkStart w:id="31" w:name="spec_attribute_types"/>
+    <w:bookmarkStart w:id="31" w:name="SPEC-sec3.7"/>
     <w:p>
       <w:pPr>
         <w:pStyle w:val="Heading2"/>
@@ -3161,12 +3161,12 @@
     </w:p>
     <w:p>
       <w:pPr>
-        <w:spacing w:lineRule="exact" w:after="0" w:line="20" w:before="0"/>
+        <w:spacing w:after="0" w:lineRule="exact" w:line="20" w:before="0"/>
         <w:rPr>
           <w:sz w:val="2"/>
         </w:rPr>
       </w:pPr>
-      <w:bookmarkStart w:id="47668" w:name="csv-tbl-attr-types"/>
+      <w:bookmarkStart w:name="csv-tbl-attr-types" w:id="47668"/>
       <w:bookmarkEnd w:id="47668"/>
     </w:p>
     <w:p>
@@ -3203,12 +3203,12 @@
         <w:tblLook w:firstRow="1" w:lastRow="0" w:firstColumn="0" w:lastColumn="0" w:noHBand="0" w:noVBand="0" w:val="0020"/>
         <w:jc w:val="start"/>
         <w:tblBorders>
-          <w:top w:color="000000" w:space="0" w:val="single" w:sz="6"/>
-          <w:left w:color="000000" w:space="0" w:val="single" w:sz="6"/>
-          <w:bottom w:color="000000" w:space="0" w:val="single" w:sz="6"/>
-          <w:right w:color="000000" w:space="0" w:val="single" w:sz="6"/>
-          <w:insideH w:color="000000" w:space="0" w:val="single" w:sz="6"/>
-          <w:insideV w:color="000000" w:space="0" w:val="single" w:sz="6"/>
+          <w:top w:val="single" w:space="0" w:color="000000" w:sz="6"/>
+          <w:left w:val="single" w:space="0" w:color="000000" w:sz="6"/>
+          <w:bottom w:val="single" w:space="0" w:color="000000" w:sz="6"/>
+          <w:right w:val="single" w:space="0" w:color="000000" w:sz="6"/>
+          <w:insideH w:val="single" w:space="0" w:color="000000" w:sz="6"/>
+          <w:insideV w:val="single" w:space="0" w:color="000000" w:sz="6"/>
         </w:tblBorders>
         <w:tblCellMar>
           <w:top w:type="dxa" w:w="57"/>
@@ -3228,14 +3228,14 @@
         </w:trPr>
         <w:tc>
           <w:tcPr>
-            <w:shd w:color="auto" w:val="clear" w:fill="E8E8E8"/>
+            <w:shd w:val="clear" w:color="auto" w:fill="E8E8E8"/>
           </w:tcPr>
           <w:p>
             <w:pPr>
               <w:pStyle w:val="Compact"/>
               <w:jc w:val="left"/>
               <w:ind w:left="0" w:right="0" w:firstLine="0"/>
-              <w:spacing w:lineRule="auto" w:line="240" w:before="40" w:after="40"/>
+              <w:spacing w:line="240" w:after="40" w:before="40" w:lineRule="auto"/>
             </w:pPr>
             <w:r>
               <w:rPr>
@@ -3247,14 +3247,14 @@
         </w:tc>
         <w:tc>
           <w:tcPr>
-            <w:shd w:color="auto" w:val="clear" w:fill="E8E8E8"/>
+            <w:shd w:val="clear" w:color="auto" w:fill="E8E8E8"/>
           </w:tcPr>
           <w:p>
             <w:pPr>
               <w:pStyle w:val="Compact"/>
               <w:jc w:val="left"/>
               <w:ind w:left="0" w:right="0" w:firstLine="0"/>
-              <w:spacing w:lineRule="auto" w:line="240" w:before="40" w:after="40"/>
+              <w:spacing w:line="240" w:after="40" w:before="40" w:lineRule="auto"/>
             </w:pPr>
             <w:r>
               <w:rPr>
@@ -3266,14 +3266,14 @@
         </w:tc>
         <w:tc>
           <w:tcPr>
-            <w:shd w:color="auto" w:val="clear" w:fill="E8E8E8"/>
+            <w:shd w:val="clear" w:color="auto" w:fill="E8E8E8"/>
           </w:tcPr>
           <w:p>
             <w:pPr>
               <w:pStyle w:val="Compact"/>
               <w:jc w:val="left"/>
               <w:ind w:left="0" w:right="0" w:firstLine="0"/>
-              <w:spacing w:lineRule="auto" w:line="240" w:before="40" w:after="40"/>
+              <w:spacing w:line="240" w:after="40" w:before="40" w:lineRule="auto"/>
             </w:pPr>
             <w:r>
               <w:rPr>
@@ -3292,7 +3292,7 @@
               <w:pStyle w:val="Compact"/>
               <w:jc w:val="left"/>
               <w:ind w:left="0" w:right="0" w:firstLine="0"/>
-              <w:spacing w:lineRule="auto" w:line="240" w:before="40" w:after="40"/>
+              <w:spacing w:line="240" w:after="40" w:before="40" w:lineRule="auto"/>
             </w:pPr>
             <w:r>
               <w:t xml:space="preserve">identifier</w:t>
@@ -3306,7 +3306,7 @@
               <w:pStyle w:val="Compact"/>
               <w:jc w:val="left"/>
               <w:ind w:left="0" w:right="0" w:firstLine="0"/>
-              <w:spacing w:lineRule="auto" w:line="240" w:before="40" w:after="40"/>
+              <w:spacing w:line="240" w:after="40" w:before="40" w:lineRule="auto"/>
             </w:pPr>
             <w:r>
               <w:t xml:space="preserve">TEXT PK</w:t>
@@ -3320,7 +3320,7 @@
               <w:pStyle w:val="Compact"/>
               <w:jc w:val="left"/>
               <w:ind w:left="0" w:right="0" w:firstLine="0"/>
-              <w:spacing w:lineRule="auto" w:line="240" w:before="40" w:after="40"/>
+              <w:spacing w:line="240" w:after="40" w:before="40" w:lineRule="auto"/>
             </w:pPr>
             <w:r>
               <w:t xml:space="preserve">Unique attribute definition ID</w:t>
@@ -3336,7 +3336,7 @@
               <w:pStyle w:val="Compact"/>
               <w:jc w:val="left"/>
               <w:ind w:left="0" w:right="0" w:firstLine="0"/>
-              <w:spacing w:lineRule="auto" w:line="240" w:before="40" w:after="40"/>
+              <w:spacing w:line="240" w:after="40" w:before="40" w:lineRule="auto"/>
             </w:pPr>
             <w:r>
               <w:t xml:space="preserve">owner_type_ref</w:t>
@@ -3350,7 +3350,7 @@
               <w:pStyle w:val="Compact"/>
               <w:jc w:val="left"/>
               <w:ind w:left="0" w:right="0" w:firstLine="0"/>
-              <w:spacing w:lineRule="auto" w:line="240" w:before="40" w:after="40"/>
+              <w:spacing w:line="240" w:after="40" w:before="40" w:lineRule="auto"/>
             </w:pPr>
             <w:r>
               <w:t xml:space="preserve">TEXT NOT NULL FK</w:t>
@@ -3364,7 +3364,7 @@
               <w:pStyle w:val="Compact"/>
               <w:jc w:val="left"/>
               <w:ind w:left="0" w:right="0" w:firstLine="0"/>
-              <w:spacing w:lineRule="auto" w:line="240" w:before="40" w:after="40"/>
+              <w:spacing w:line="240" w:after="40" w:before="40" w:lineRule="auto"/>
             </w:pPr>
             <w:r>
               <w:t xml:space="preserve">Object type that owns this attribute</w:t>
@@ -3380,7 +3380,7 @@
               <w:pStyle w:val="Compact"/>
               <w:jc w:val="left"/>
               <w:ind w:left="0" w:right="0" w:firstLine="0"/>
-              <w:spacing w:lineRule="auto" w:line="240" w:before="40" w:after="40"/>
+              <w:spacing w:line="240" w:after="40" w:before="40" w:lineRule="auto"/>
             </w:pPr>
             <w:r>
               <w:t xml:space="preserve">long_name</w:t>
@@ -3394,7 +3394,7 @@
               <w:pStyle w:val="Compact"/>
               <w:jc w:val="left"/>
               <w:ind w:left="0" w:right="0" w:firstLine="0"/>
-              <w:spacing w:lineRule="auto" w:line="240" w:before="40" w:after="40"/>
+              <w:spacing w:line="240" w:after="40" w:before="40" w:lineRule="auto"/>
             </w:pPr>
             <w:r>
               <w:t xml:space="preserve">TEXT NOT NULL</w:t>
@@ -3408,7 +3408,7 @@
               <w:pStyle w:val="Compact"/>
               <w:jc w:val="left"/>
               <w:ind w:left="0" w:right="0" w:firstLine="0"/>
-              <w:spacing w:lineRule="auto" w:line="240" w:before="40" w:after="40"/>
+              <w:spacing w:line="240" w:after="40" w:before="40" w:lineRule="auto"/>
             </w:pPr>
             <w:r>
               <w:t xml:space="preserve">Attribute name as written in source</w:t>
@@ -3424,7 +3424,7 @@
               <w:pStyle w:val="Compact"/>
               <w:jc w:val="left"/>
               <w:ind w:left="0" w:right="0" w:firstLine="0"/>
-              <w:spacing w:lineRule="auto" w:line="240" w:before="40" w:after="40"/>
+              <w:spacing w:line="240" w:after="40" w:before="40" w:lineRule="auto"/>
             </w:pPr>
             <w:r>
               <w:t xml:space="preserve">datatype_ref</w:t>
@@ -3438,7 +3438,7 @@
               <w:pStyle w:val="Compact"/>
               <w:jc w:val="left"/>
               <w:ind w:left="0" w:right="0" w:firstLine="0"/>
-              <w:spacing w:lineRule="auto" w:line="240" w:before="40" w:after="40"/>
+              <w:spacing w:line="240" w:after="40" w:before="40" w:lineRule="auto"/>
             </w:pPr>
             <w:r>
               <w:t xml:space="preserve">TEXT NOT NULL FK</w:t>
@@ -3452,7 +3452,7 @@
               <w:pStyle w:val="Compact"/>
               <w:jc w:val="left"/>
               <w:ind w:left="0" w:right="0" w:firstLine="0"/>
-              <w:spacing w:lineRule="auto" w:line="240" w:before="40" w:after="40"/>
+              <w:spacing w:line="240" w:after="40" w:before="40" w:lineRule="auto"/>
             </w:pPr>
             <w:r>
               <w:t xml:space="preserve">Data type (FK to datatype_definitions)</w:t>
@@ -3468,7 +3468,7 @@
               <w:pStyle w:val="Compact"/>
               <w:jc w:val="left"/>
               <w:ind w:left="0" w:right="0" w:firstLine="0"/>
-              <w:spacing w:lineRule="auto" w:line="240" w:before="40" w:after="40"/>
+              <w:spacing w:line="240" w:after="40" w:before="40" w:lineRule="auto"/>
             </w:pPr>
             <w:r>
               <w:t xml:space="preserve">min_occurs</w:t>
@@ -3482,7 +3482,7 @@
               <w:pStyle w:val="Compact"/>
               <w:jc w:val="left"/>
               <w:ind w:left="0" w:right="0" w:firstLine="0"/>
-              <w:spacing w:lineRule="auto" w:line="240" w:before="40" w:after="40"/>
+              <w:spacing w:line="240" w:after="40" w:before="40" w:lineRule="auto"/>
             </w:pPr>
             <w:r>
               <w:t xml:space="preserve">INTEGER DEFAULT 0</w:t>
@@ -3496,7 +3496,7 @@
               <w:pStyle w:val="Compact"/>
               <w:jc w:val="left"/>
               <w:ind w:left="0" w:right="0" w:firstLine="0"/>
-              <w:spacing w:lineRule="auto" w:line="240" w:before="40" w:after="40"/>
+              <w:spacing w:line="240" w:after="40" w:before="40" w:lineRule="auto"/>
             </w:pPr>
             <w:r>
               <w:t xml:space="preserve">Minimum occurrences (0 = optional)</w:t>
@@ -3512,7 +3512,7 @@
               <w:pStyle w:val="Compact"/>
               <w:jc w:val="left"/>
               <w:ind w:left="0" w:right="0" w:firstLine="0"/>
-              <w:spacing w:lineRule="auto" w:line="240" w:before="40" w:after="40"/>
+              <w:spacing w:line="240" w:after="40" w:before="40" w:lineRule="auto"/>
             </w:pPr>
             <w:r>
               <w:t xml:space="preserve">max_occurs</w:t>
@@ -3526,7 +3526,7 @@
               <w:pStyle w:val="Compact"/>
               <w:jc w:val="left"/>
               <w:ind w:left="0" w:right="0" w:firstLine="0"/>
-              <w:spacing w:lineRule="auto" w:line="240" w:before="40" w:after="40"/>
+              <w:spacing w:line="240" w:after="40" w:before="40" w:lineRule="auto"/>
             </w:pPr>
             <w:r>
               <w:t xml:space="preserve">INTEGER DEFAULT 1</w:t>
@@ -3540,7 +3540,7 @@
               <w:pStyle w:val="Compact"/>
               <w:jc w:val="left"/>
               <w:ind w:left="0" w:right="0" w:firstLine="0"/>
-              <w:spacing w:lineRule="auto" w:line="240" w:before="40" w:after="40"/>
+              <w:spacing w:line="240" w:after="40" w:before="40" w:lineRule="auto"/>
             </w:pPr>
             <w:r>
               <w:t xml:space="preserve">Maximum occurrences</w:t>
@@ -3556,7 +3556,7 @@
               <w:pStyle w:val="Compact"/>
               <w:jc w:val="left"/>
               <w:ind w:left="0" w:right="0" w:firstLine="0"/>
-              <w:spacing w:lineRule="auto" w:line="240" w:before="40" w:after="40"/>
+              <w:spacing w:line="240" w:after="40" w:before="40" w:lineRule="auto"/>
             </w:pPr>
             <w:r>
               <w:t xml:space="preserve">min_value</w:t>
@@ -3570,7 +3570,7 @@
               <w:pStyle w:val="Compact"/>
               <w:jc w:val="left"/>
               <w:ind w:left="0" w:right="0" w:firstLine="0"/>
-              <w:spacing w:lineRule="auto" w:line="240" w:before="40" w:after="40"/>
+              <w:spacing w:line="240" w:after="40" w:before="40" w:lineRule="auto"/>
             </w:pPr>
             <w:r>
               <w:t xml:space="preserve">REAL</w:t>
@@ -3584,7 +3584,7 @@
               <w:pStyle w:val="Compact"/>
               <w:jc w:val="left"/>
               <w:ind w:left="0" w:right="0" w:firstLine="0"/>
-              <w:spacing w:lineRule="auto" w:line="240" w:before="40" w:after="40"/>
+              <w:spacing w:line="240" w:after="40" w:before="40" w:lineRule="auto"/>
             </w:pPr>
             <w:r>
               <w:t xml:space="preserve">Minimum bound for INTEGER/REAL</w:t>
@@ -3600,7 +3600,7 @@
               <w:pStyle w:val="Compact"/>
               <w:jc w:val="left"/>
               <w:ind w:left="0" w:right="0" w:firstLine="0"/>
-              <w:spacing w:lineRule="auto" w:line="240" w:before="40" w:after="40"/>
+              <w:spacing w:line="240" w:after="40" w:before="40" w:lineRule="auto"/>
             </w:pPr>
             <w:r>
               <w:t xml:space="preserve">max_value</w:t>
@@ -3614,7 +3614,7 @@
               <w:pStyle w:val="Compact"/>
               <w:jc w:val="left"/>
               <w:ind w:left="0" w:right="0" w:firstLine="0"/>
-              <w:spacing w:lineRule="auto" w:line="240" w:before="40" w:after="40"/>
+              <w:spacing w:line="240" w:after="40" w:before="40" w:lineRule="auto"/>
             </w:pPr>
             <w:r>
               <w:t xml:space="preserve">REAL</w:t>
@@ -3628,7 +3628,7 @@
               <w:pStyle w:val="Compact"/>
               <w:jc w:val="left"/>
               <w:ind w:left="0" w:right="0" w:firstLine="0"/>
-              <w:spacing w:lineRule="auto" w:line="240" w:before="40" w:after="40"/>
+              <w:spacing w:line="240" w:after="40" w:before="40" w:lineRule="auto"/>
             </w:pPr>
             <w:r>
               <w:t xml:space="preserve">Maximum bound for INTEGER/REAL</w:t>
@@ -3661,7 +3661,7 @@
       </w:r>
     </w:p>
     <w:bookmarkEnd w:id="31"/>
-    <w:bookmarkStart w:id="32" w:name="enum_values"/>
+    <w:bookmarkStart w:id="32" w:name="SPEC-sec3.8"/>
     <w:p>
       <w:pPr>
         <w:pStyle w:val="Heading2"/>
@@ -3684,12 +3684,12 @@
     </w:p>
     <w:p>
       <w:pPr>
-        <w:spacing w:lineRule="exact" w:after="0" w:line="20" w:before="0"/>
+        <w:spacing w:after="0" w:lineRule="exact" w:line="20" w:before="0"/>
         <w:rPr>
           <w:sz w:val="2"/>
         </w:rPr>
       </w:pPr>
-      <w:bookmarkStart w:id="93433" w:name="csv-tbl-enum-values"/>
+      <w:bookmarkStart w:name="csv-tbl-enum-values" w:id="93433"/>
       <w:bookmarkEnd w:id="93433"/>
     </w:p>
     <w:p>
@@ -3726,12 +3726,12 @@
         <w:tblLook w:firstRow="1" w:lastRow="0" w:firstColumn="0" w:lastColumn="0" w:noHBand="0" w:noVBand="0" w:val="0020"/>
         <w:jc w:val="start"/>
         <w:tblBorders>
-          <w:top w:color="000000" w:space="0" w:val="single" w:sz="6"/>
-          <w:left w:color="000000" w:space="0" w:val="single" w:sz="6"/>
-          <w:bottom w:color="000000" w:space="0" w:val="single" w:sz="6"/>
-          <w:right w:color="000000" w:space="0" w:val="single" w:sz="6"/>
-          <w:insideH w:color="000000" w:space="0" w:val="single" w:sz="6"/>
-          <w:insideV w:color="000000" w:space="0" w:val="single" w:sz="6"/>
+          <w:top w:val="single" w:space="0" w:color="000000" w:sz="6"/>
+          <w:left w:val="single" w:space="0" w:color="000000" w:sz="6"/>
+          <w:bottom w:val="single" w:space="0" w:color="000000" w:sz="6"/>
+          <w:right w:val="single" w:space="0" w:color="000000" w:sz="6"/>
+          <w:insideH w:val="single" w:space="0" w:color="000000" w:sz="6"/>
+          <w:insideV w:val="single" w:space="0" w:color="000000" w:sz="6"/>
         </w:tblBorders>
         <w:tblCellMar>
           <w:top w:type="dxa" w:w="57"/>
@@ -3751,14 +3751,14 @@
         </w:trPr>
         <w:tc>
           <w:tcPr>
-            <w:shd w:color="auto" w:val="clear" w:fill="E8E8E8"/>
+            <w:shd w:val="clear" w:color="auto" w:fill="E8E8E8"/>
           </w:tcPr>
           <w:p>
             <w:pPr>
               <w:pStyle w:val="Compact"/>
               <w:jc w:val="left"/>
               <w:ind w:left="0" w:right="0" w:firstLine="0"/>
-              <w:spacing w:lineRule="auto" w:line="240" w:before="40" w:after="40"/>
+              <w:spacing w:line="240" w:after="40" w:before="40" w:lineRule="auto"/>
             </w:pPr>
             <w:r>
               <w:rPr>
@@ -3770,14 +3770,14 @@
         </w:tc>
         <w:tc>
           <w:tcPr>
-            <w:shd w:color="auto" w:val="clear" w:fill="E8E8E8"/>
+            <w:shd w:val="clear" w:color="auto" w:fill="E8E8E8"/>
           </w:tcPr>
           <w:p>
             <w:pPr>
               <w:pStyle w:val="Compact"/>
               <w:jc w:val="left"/>
               <w:ind w:left="0" w:right="0" w:firstLine="0"/>
-              <w:spacing w:lineRule="auto" w:line="240" w:before="40" w:after="40"/>
+              <w:spacing w:line="240" w:after="40" w:before="40" w:lineRule="auto"/>
             </w:pPr>
             <w:r>
               <w:rPr>
@@ -3789,14 +3789,14 @@
         </w:tc>
         <w:tc>
           <w:tcPr>
-            <w:shd w:color="auto" w:val="clear" w:fill="E8E8E8"/>
+            <w:shd w:val="clear" w:color="auto" w:fill="E8E8E8"/>
           </w:tcPr>
           <w:p>
             <w:pPr>
               <w:pStyle w:val="Compact"/>
               <w:jc w:val="left"/>
               <w:ind w:left="0" w:right="0" w:firstLine="0"/>
-              <w:spacing w:lineRule="auto" w:line="240" w:before="40" w:after="40"/>
+              <w:spacing w:line="240" w:after="40" w:before="40" w:lineRule="auto"/>
             </w:pPr>
             <w:r>
               <w:rPr>
@@ -3815,7 +3815,7 @@
               <w:pStyle w:val="Compact"/>
               <w:jc w:val="left"/>
               <w:ind w:left="0" w:right="0" w:firstLine="0"/>
-              <w:spacing w:lineRule="auto" w:line="240" w:before="40" w:after="40"/>
+              <w:spacing w:line="240" w:after="40" w:before="40" w:lineRule="auto"/>
             </w:pPr>
             <w:r>
               <w:t xml:space="preserve">identifier</w:t>
@@ -3829,7 +3829,7 @@
               <w:pStyle w:val="Compact"/>
               <w:jc w:val="left"/>
               <w:ind w:left="0" w:right="0" w:firstLine="0"/>
-              <w:spacing w:lineRule="auto" w:line="240" w:before="40" w:after="40"/>
+              <w:spacing w:line="240" w:after="40" w:before="40" w:lineRule="auto"/>
             </w:pPr>
             <w:r>
               <w:t xml:space="preserve">TEXT PK</w:t>
@@ -3843,7 +3843,7 @@
               <w:pStyle w:val="Compact"/>
               <w:jc w:val="left"/>
               <w:ind w:left="0" w:right="0" w:firstLine="0"/>
-              <w:spacing w:lineRule="auto" w:line="240" w:before="40" w:after="40"/>
+              <w:spacing w:line="240" w:after="40" w:before="40" w:lineRule="auto"/>
             </w:pPr>
             <w:r>
               <w:t xml:space="preserve">Unique enum value ID (e.g. STATUS_DRAFT)</w:t>
@@ -3859,7 +3859,7 @@
               <w:pStyle w:val="Compact"/>
               <w:jc w:val="left"/>
               <w:ind w:left="0" w:right="0" w:firstLine="0"/>
-              <w:spacing w:lineRule="auto" w:line="240" w:before="40" w:after="40"/>
+              <w:spacing w:line="240" w:after="40" w:before="40" w:lineRule="auto"/>
             </w:pPr>
             <w:r>
               <w:t xml:space="preserve">datatype_ref</w:t>
@@ -3873,7 +3873,7 @@
               <w:pStyle w:val="Compact"/>
               <w:jc w:val="left"/>
               <w:ind w:left="0" w:right="0" w:firstLine="0"/>
-              <w:spacing w:lineRule="auto" w:line="240" w:before="40" w:after="40"/>
+              <w:spacing w:line="240" w:after="40" w:before="40" w:lineRule="auto"/>
             </w:pPr>
             <w:r>
               <w:t xml:space="preserve">TEXT NOT NULL FK</w:t>
@@ -3887,7 +3887,7 @@
               <w:pStyle w:val="Compact"/>
               <w:jc w:val="left"/>
               <w:ind w:left="0" w:right="0" w:firstLine="0"/>
-              <w:spacing w:lineRule="auto" w:line="240" w:before="40" w:after="40"/>
+              <w:spacing w:line="240" w:after="40" w:before="40" w:lineRule="auto"/>
             </w:pPr>
             <w:r>
               <w:t xml:space="preserve">Parent ENUM datatype</w:t>
@@ -3903,7 +3903,7 @@
               <w:pStyle w:val="Compact"/>
               <w:jc w:val="left"/>
               <w:ind w:left="0" w:right="0" w:firstLine="0"/>
-              <w:spacing w:lineRule="auto" w:line="240" w:before="40" w:after="40"/>
+              <w:spacing w:line="240" w:after="40" w:before="40" w:lineRule="auto"/>
             </w:pPr>
             <w:r>
               <w:t xml:space="preserve">key</w:t>
@@ -3917,7 +3917,7 @@
               <w:pStyle w:val="Compact"/>
               <w:jc w:val="left"/>
               <w:ind w:left="0" w:right="0" w:firstLine="0"/>
-              <w:spacing w:lineRule="auto" w:line="240" w:before="40" w:after="40"/>
+              <w:spacing w:line="240" w:after="40" w:before="40" w:lineRule="auto"/>
             </w:pPr>
             <w:r>
               <w:t xml:space="preserve">TEXT NOT NULL</w:t>
@@ -3931,7 +3931,7 @@
               <w:pStyle w:val="Compact"/>
               <w:jc w:val="left"/>
               <w:ind w:left="0" w:right="0" w:firstLine="0"/>
-              <w:spacing w:lineRule="auto" w:line="240" w:before="40" w:after="40"/>
+              <w:spacing w:line="240" w:after="40" w:before="40" w:lineRule="auto"/>
             </w:pPr>
             <w:r>
               <w:t xml:space="preserve">Value as written in source</w:t>
@@ -3947,7 +3947,7 @@
               <w:pStyle w:val="Compact"/>
               <w:jc w:val="left"/>
               <w:ind w:left="0" w:right="0" w:firstLine="0"/>
-              <w:spacing w:lineRule="auto" w:line="240" w:before="40" w:after="40"/>
+              <w:spacing w:line="240" w:after="40" w:before="40" w:lineRule="auto"/>
             </w:pPr>
             <w:r>
               <w:t xml:space="preserve">sequence</w:t>
@@ -3961,7 +3961,7 @@
               <w:pStyle w:val="Compact"/>
               <w:jc w:val="left"/>
               <w:ind w:left="0" w:right="0" w:firstLine="0"/>
-              <w:spacing w:lineRule="auto" w:line="240" w:before="40" w:after="40"/>
+              <w:spacing w:line="240" w:after="40" w:before="40" w:lineRule="auto"/>
             </w:pPr>
             <w:r>
               <w:t xml:space="preserve">INTEGER DEFAULT 0</w:t>
@@ -3975,7 +3975,7 @@
               <w:pStyle w:val="Compact"/>
               <w:jc w:val="left"/>
               <w:ind w:left="0" w:right="0" w:firstLine="0"/>
-              <w:spacing w:lineRule="auto" w:line="240" w:before="40" w:after="40"/>
+              <w:spacing w:line="240" w:after="40" w:before="40" w:lineRule="auto"/>
             </w:pPr>
             <w:r>
               <w:t xml:space="preserve">Display order</w:t>
@@ -3985,7 +3985,7 @@
       </w:tr>
     </w:tbl>
     <w:bookmarkEnd w:id="32"/>
-    <w:bookmarkStart w:id="33" w:name="implicit_type_aliases"/>
+    <w:bookmarkStart w:id="33" w:name="SPEC-sec3.9"/>
     <w:p>
       <w:pPr>
         <w:pStyle w:val="Heading2"/>
@@ -4008,12 +4008,12 @@
     </w:p>
     <w:p>
       <w:pPr>
-        <w:spacing w:lineRule="exact" w:after="0" w:line="20" w:before="0"/>
+        <w:spacing w:after="0" w:lineRule="exact" w:line="20" w:before="0"/>
         <w:rPr>
           <w:sz w:val="2"/>
         </w:rPr>
       </w:pPr>
-      <w:bookmarkStart w:id="44898" w:name="csv-tbl-type-aliases"/>
+      <w:bookmarkStart w:name="csv-tbl-type-aliases" w:id="44898"/>
       <w:bookmarkEnd w:id="44898"/>
     </w:p>
     <w:p>
@@ -4050,12 +4050,12 @@
         <w:tblLook w:firstRow="1" w:lastRow="0" w:firstColumn="0" w:lastColumn="0" w:noHBand="0" w:noVBand="0" w:val="0020"/>
         <w:jc w:val="start"/>
         <w:tblBorders>
-          <w:top w:color="000000" w:space="0" w:val="single" w:sz="6"/>
-          <w:left w:color="000000" w:space="0" w:val="single" w:sz="6"/>
-          <w:bottom w:color="000000" w:space="0" w:val="single" w:sz="6"/>
-          <w:right w:color="000000" w:space="0" w:val="single" w:sz="6"/>
-          <w:insideH w:color="000000" w:space="0" w:val="single" w:sz="6"/>
-          <w:insideV w:color="000000" w:space="0" w:val="single" w:sz="6"/>
+          <w:top w:val="single" w:space="0" w:color="000000" w:sz="6"/>
+          <w:left w:val="single" w:space="0" w:color="000000" w:sz="6"/>
+          <w:bottom w:val="single" w:space="0" w:color="000000" w:sz="6"/>
+          <w:right w:val="single" w:space="0" w:color="000000" w:sz="6"/>
+          <w:insideH w:val="single" w:space="0" w:color="000000" w:sz="6"/>
+          <w:insideV w:val="single" w:space="0" w:color="000000" w:sz="6"/>
         </w:tblBorders>
         <w:tblCellMar>
           <w:top w:type="dxa" w:w="57"/>
@@ -4075,14 +4075,14 @@
         </w:trPr>
         <w:tc>
           <w:tcPr>
-            <w:shd w:color="auto" w:val="clear" w:fill="E8E8E8"/>
+            <w:shd w:val="clear" w:color="auto" w:fill="E8E8E8"/>
           </w:tcPr>
           <w:p>
             <w:pPr>
               <w:pStyle w:val="Compact"/>
               <w:jc w:val="left"/>
               <w:ind w:left="0" w:right="0" w:firstLine="0"/>
-              <w:spacing w:lineRule="auto" w:line="240" w:before="40" w:after="40"/>
+              <w:spacing w:line="240" w:after="40" w:before="40" w:lineRule="auto"/>
             </w:pPr>
             <w:r>
               <w:rPr>
@@ -4094,14 +4094,14 @@
         </w:tc>
         <w:tc>
           <w:tcPr>
-            <w:shd w:color="auto" w:val="clear" w:fill="E8E8E8"/>
+            <w:shd w:val="clear" w:color="auto" w:fill="E8E8E8"/>
           </w:tcPr>
           <w:p>
             <w:pPr>
               <w:pStyle w:val="Compact"/>
               <w:jc w:val="left"/>
               <w:ind w:left="0" w:right="0" w:firstLine="0"/>
-              <w:spacing w:lineRule="auto" w:line="240" w:before="40" w:after="40"/>
+              <w:spacing w:line="240" w:after="40" w:before="40" w:lineRule="auto"/>
             </w:pPr>
             <w:r>
               <w:rPr>
@@ -4113,14 +4113,14 @@
         </w:tc>
         <w:tc>
           <w:tcPr>
-            <w:shd w:color="auto" w:val="clear" w:fill="E8E8E8"/>
+            <w:shd w:val="clear" w:color="auto" w:fill="E8E8E8"/>
           </w:tcPr>
           <w:p>
             <w:pPr>
               <w:pStyle w:val="Compact"/>
               <w:jc w:val="left"/>
               <w:ind w:left="0" w:right="0" w:firstLine="0"/>
-              <w:spacing w:lineRule="auto" w:line="240" w:before="40" w:after="40"/>
+              <w:spacing w:line="240" w:after="40" w:before="40" w:lineRule="auto"/>
             </w:pPr>
             <w:r>
               <w:rPr>
@@ -4139,7 +4139,7 @@
               <w:pStyle w:val="Compact"/>
               <w:jc w:val="left"/>
               <w:ind w:left="0" w:right="0" w:firstLine="0"/>
-              <w:spacing w:lineRule="auto" w:line="240" w:before="40" w:after="40"/>
+              <w:spacing w:line="240" w:after="40" w:before="40" w:lineRule="auto"/>
             </w:pPr>
             <w:r>
               <w:t xml:space="preserve">alias</w:t>
@@ -4153,7 +4153,7 @@
               <w:pStyle w:val="Compact"/>
               <w:jc w:val="left"/>
               <w:ind w:left="0" w:right="0" w:firstLine="0"/>
-              <w:spacing w:lineRule="auto" w:line="240" w:before="40" w:after="40"/>
+              <w:spacing w:line="240" w:after="40" w:before="40" w:lineRule="auto"/>
             </w:pPr>
             <w:r>
               <w:t xml:space="preserve">TEXT PK COLLATE NOCASE</w:t>
@@ -4167,7 +4167,7 @@
               <w:pStyle w:val="Compact"/>
               <w:jc w:val="left"/>
               <w:ind w:left="0" w:right="0" w:firstLine="0"/>
-              <w:spacing w:lineRule="auto" w:line="240" w:before="40" w:after="40"/>
+              <w:spacing w:line="240" w:after="40" w:before="40" w:lineRule="auto"/>
             </w:pPr>
             <w:r>
               <w:t xml:space="preserve">Title text that triggers this type</w:t>
@@ -4183,7 +4183,7 @@
               <w:pStyle w:val="Compact"/>
               <w:jc w:val="left"/>
               <w:ind w:left="0" w:right="0" w:firstLine="0"/>
-              <w:spacing w:lineRule="auto" w:line="240" w:before="40" w:after="40"/>
+              <w:spacing w:line="240" w:after="40" w:before="40" w:lineRule="auto"/>
             </w:pPr>
             <w:r>
               <w:t xml:space="preserve">object_type_id</w:t>
@@ -4197,7 +4197,7 @@
               <w:pStyle w:val="Compact"/>
               <w:jc w:val="left"/>
               <w:ind w:left="0" w:right="0" w:firstLine="0"/>
-              <w:spacing w:lineRule="auto" w:line="240" w:before="40" w:after="40"/>
+              <w:spacing w:line="240" w:after="40" w:before="40" w:lineRule="auto"/>
             </w:pPr>
             <w:r>
               <w:t xml:space="preserve">TEXT NOT NULL FK</w:t>
@@ -4211,7 +4211,7 @@
               <w:pStyle w:val="Compact"/>
               <w:jc w:val="left"/>
               <w:ind w:left="0" w:right="0" w:firstLine="0"/>
-              <w:spacing w:lineRule="auto" w:line="240" w:before="40" w:after="40"/>
+              <w:spacing w:line="240" w:after="40" w:before="40" w:lineRule="auto"/>
             </w:pPr>
             <w:r>
               <w:t xml:space="preserve">Object type to assign</w:t>
@@ -4221,7 +4221,7 @@
       </w:tr>
     </w:tbl>
     <w:bookmarkEnd w:id="33"/>
-    <w:bookmarkStart w:id="34" w:name="implicit_spec_type_aliases"/>
+    <w:bookmarkStart w:id="34" w:name="SPEC-sec3.10"/>
     <w:p>
       <w:pPr>
         <w:pStyle w:val="Heading2"/>
@@ -4244,12 +4244,12 @@
     </w:p>
     <w:p>
       <w:pPr>
-        <w:spacing w:lineRule="exact" w:after="0" w:line="20" w:before="0"/>
+        <w:spacing w:after="0" w:lineRule="exact" w:line="20" w:before="0"/>
         <w:rPr>
           <w:sz w:val="2"/>
         </w:rPr>
       </w:pPr>
-      <w:bookmarkStart w:id="70595" w:name="csv-tbl-spec-aliases"/>
+      <w:bookmarkStart w:name="csv-tbl-spec-aliases" w:id="70595"/>
       <w:bookmarkEnd w:id="70595"/>
     </w:p>
     <w:p>
@@ -4286,12 +4286,12 @@
         <w:tblLook w:firstRow="1" w:lastRow="0" w:firstColumn="0" w:lastColumn="0" w:noHBand="0" w:noVBand="0" w:val="0020"/>
         <w:jc w:val="start"/>
         <w:tblBorders>
-          <w:top w:color="000000" w:space="0" w:val="single" w:sz="6"/>
-          <w:left w:color="000000" w:space="0" w:val="single" w:sz="6"/>
-          <w:bottom w:color="000000" w:space="0" w:val="single" w:sz="6"/>
-          <w:right w:color="000000" w:space="0" w:val="single" w:sz="6"/>
-          <w:insideH w:color="000000" w:space="0" w:val="single" w:sz="6"/>
-          <w:insideV w:color="000000" w:space="0" w:val="single" w:sz="6"/>
+          <w:top w:val="single" w:space="0" w:color="000000" w:sz="6"/>
+          <w:left w:val="single" w:space="0" w:color="000000" w:sz="6"/>
+          <w:bottom w:val="single" w:space="0" w:color="000000" w:sz="6"/>
+          <w:right w:val="single" w:space="0" w:color="000000" w:sz="6"/>
+          <w:insideH w:val="single" w:space="0" w:color="000000" w:sz="6"/>
+          <w:insideV w:val="single" w:space="0" w:color="000000" w:sz="6"/>
         </w:tblBorders>
         <w:tblCellMar>
           <w:top w:type="dxa" w:w="57"/>
@@ -4311,14 +4311,14 @@
         </w:trPr>
         <w:tc>
           <w:tcPr>
-            <w:shd w:color="auto" w:val="clear" w:fill="E8E8E8"/>
+            <w:shd w:val="clear" w:color="auto" w:fill="E8E8E8"/>
           </w:tcPr>
           <w:p>
             <w:pPr>
               <w:pStyle w:val="Compact"/>
               <w:jc w:val="left"/>
               <w:ind w:left="0" w:right="0" w:firstLine="0"/>
-              <w:spacing w:lineRule="auto" w:line="240" w:before="40" w:after="40"/>
+              <w:spacing w:line="240" w:after="40" w:before="40" w:lineRule="auto"/>
             </w:pPr>
             <w:r>
               <w:rPr>
@@ -4330,14 +4330,14 @@
         </w:tc>
         <w:tc>
           <w:tcPr>
-            <w:shd w:color="auto" w:val="clear" w:fill="E8E8E8"/>
+            <w:shd w:val="clear" w:color="auto" w:fill="E8E8E8"/>
           </w:tcPr>
           <w:p>
             <w:pPr>
               <w:pStyle w:val="Compact"/>
               <w:jc w:val="left"/>
               <w:ind w:left="0" w:right="0" w:firstLine="0"/>
-              <w:spacing w:lineRule="auto" w:line="240" w:before="40" w:after="40"/>
+              <w:spacing w:line="240" w:after="40" w:before="40" w:lineRule="auto"/>
             </w:pPr>
             <w:r>
               <w:rPr>
@@ -4349,14 +4349,14 @@
         </w:tc>
         <w:tc>
           <w:tcPr>
-            <w:shd w:color="auto" w:val="clear" w:fill="E8E8E8"/>
+            <w:shd w:val="clear" w:color="auto" w:fill="E8E8E8"/>
           </w:tcPr>
           <w:p>
             <w:pPr>
               <w:pStyle w:val="Compact"/>
               <w:jc w:val="left"/>
               <w:ind w:left="0" w:right="0" w:firstLine="0"/>
-              <w:spacing w:lineRule="auto" w:line="240" w:before="40" w:after="40"/>
+              <w:spacing w:line="240" w:after="40" w:before="40" w:lineRule="auto"/>
             </w:pPr>
             <w:r>
               <w:rPr>
@@ -4375,7 +4375,7 @@
               <w:pStyle w:val="Compact"/>
               <w:jc w:val="left"/>
               <w:ind w:left="0" w:right="0" w:firstLine="0"/>
-              <w:spacing w:lineRule="auto" w:line="240" w:before="40" w:after="40"/>
+              <w:spacing w:line="240" w:after="40" w:before="40" w:lineRule="auto"/>
             </w:pPr>
             <w:r>
               <w:t xml:space="preserve">alias</w:t>
@@ -4389,7 +4389,7 @@
               <w:pStyle w:val="Compact"/>
               <w:jc w:val="left"/>
               <w:ind w:left="0" w:right="0" w:firstLine="0"/>
-              <w:spacing w:lineRule="auto" w:line="240" w:before="40" w:after="40"/>
+              <w:spacing w:line="240" w:after="40" w:before="40" w:lineRule="auto"/>
             </w:pPr>
             <w:r>
               <w:t xml:space="preserve">TEXT PK COLLATE NOCASE</w:t>
@@ -4403,7 +4403,7 @@
               <w:pStyle w:val="Compact"/>
               <w:jc w:val="left"/>
               <w:ind w:left="0" w:right="0" w:firstLine="0"/>
-              <w:spacing w:lineRule="auto" w:line="240" w:before="40" w:after="40"/>
+              <w:spacing w:line="240" w:after="40" w:before="40" w:lineRule="auto"/>
             </w:pPr>
             <w:r>
               <w:t xml:space="preserve">Title text that triggers this type</w:t>
@@ -4419,7 +4419,7 @@
               <w:pStyle w:val="Compact"/>
               <w:jc w:val="left"/>
               <w:ind w:left="0" w:right="0" w:firstLine="0"/>
-              <w:spacing w:lineRule="auto" w:line="240" w:before="40" w:after="40"/>
+              <w:spacing w:line="240" w:after="40" w:before="40" w:lineRule="auto"/>
             </w:pPr>
             <w:r>
               <w:t xml:space="preserve">spec_type_id</w:t>
@@ -4433,7 +4433,7 @@
               <w:pStyle w:val="Compact"/>
               <w:jc w:val="left"/>
               <w:ind w:left="0" w:right="0" w:firstLine="0"/>
-              <w:spacing w:lineRule="auto" w:line="240" w:before="40" w:after="40"/>
+              <w:spacing w:line="240" w:after="40" w:before="40" w:lineRule="auto"/>
             </w:pPr>
             <w:r>
               <w:t xml:space="preserve">TEXT NOT NULL FK</w:t>
@@ -4447,7 +4447,7 @@
               <w:pStyle w:val="Compact"/>
               <w:jc w:val="left"/>
               <w:ind w:left="0" w:right="0" w:firstLine="0"/>
-              <w:spacing w:lineRule="auto" w:line="240" w:before="40" w:after="40"/>
+              <w:spacing w:line="240" w:after="40" w:before="40" w:lineRule="auto"/>
             </w:pPr>
             <w:r>
               <w:t xml:space="preserve">Specification type to assign</w:t>
@@ -4458,7 +4458,7 @@
     </w:tbl>
     <w:bookmarkEnd w:id="34"/>
     <w:bookmarkEnd w:id="35"/>
-    <w:bookmarkStart w:id="42" w:name="core-schema-content"/>
+    <w:bookmarkStart w:id="42" w:name="SPEC-sec4"/>
     <w:p>
       <w:pPr>
         <w:pStyle w:val="Heading1"/>
@@ -4512,7 +4512,7 @@
         <w:t xml:space="preserve">src/db/schema/content.lua</w:t>
       </w:r>
     </w:p>
-    <w:bookmarkStart w:id="36" w:name="specifications"/>
+    <w:bookmarkStart w:id="36" w:name="SPEC-sec4.1"/>
     <w:p>
       <w:pPr>
         <w:pStyle w:val="Heading2"/>
@@ -4550,12 +4550,12 @@
     </w:p>
     <w:p>
       <w:pPr>
-        <w:spacing w:lineRule="exact" w:after="0" w:line="20" w:before="0"/>
+        <w:spacing w:after="0" w:lineRule="exact" w:line="20" w:before="0"/>
         <w:rPr>
           <w:sz w:val="2"/>
         </w:rPr>
       </w:pPr>
-      <w:bookmarkStart w:id="46247" w:name="csv-tbl-specifications"/>
+      <w:bookmarkStart w:name="csv-tbl-specifications" w:id="46247"/>
       <w:bookmarkEnd w:id="46247"/>
     </w:p>
     <w:p>
@@ -4592,12 +4592,12 @@
         <w:tblLook w:firstRow="1" w:lastRow="0" w:firstColumn="0" w:lastColumn="0" w:noHBand="0" w:noVBand="0" w:val="0020"/>
         <w:jc w:val="start"/>
         <w:tblBorders>
-          <w:top w:color="000000" w:space="0" w:val="single" w:sz="6"/>
-          <w:left w:color="000000" w:space="0" w:val="single" w:sz="6"/>
-          <w:bottom w:color="000000" w:space="0" w:val="single" w:sz="6"/>
-          <w:right w:color="000000" w:space="0" w:val="single" w:sz="6"/>
-          <w:insideH w:color="000000" w:space="0" w:val="single" w:sz="6"/>
-          <w:insideV w:color="000000" w:space="0" w:val="single" w:sz="6"/>
+          <w:top w:val="single" w:space="0" w:color="000000" w:sz="6"/>
+          <w:left w:val="single" w:space="0" w:color="000000" w:sz="6"/>
+          <w:bottom w:val="single" w:space="0" w:color="000000" w:sz="6"/>
+          <w:right w:val="single" w:space="0" w:color="000000" w:sz="6"/>
+          <w:insideH w:val="single" w:space="0" w:color="000000" w:sz="6"/>
+          <w:insideV w:val="single" w:space="0" w:color="000000" w:sz="6"/>
         </w:tblBorders>
         <w:tblCellMar>
           <w:top w:type="dxa" w:w="57"/>
@@ -4617,14 +4617,14 @@
         </w:trPr>
         <w:tc>
           <w:tcPr>
-            <w:shd w:color="auto" w:val="clear" w:fill="E8E8E8"/>
+            <w:shd w:val="clear" w:color="auto" w:fill="E8E8E8"/>
           </w:tcPr>
           <w:p>
             <w:pPr>
               <w:pStyle w:val="Compact"/>
               <w:jc w:val="left"/>
               <w:ind w:left="0" w:right="0" w:firstLine="0"/>
-              <w:spacing w:lineRule="auto" w:line="240" w:before="40" w:after="40"/>
+              <w:spacing w:line="240" w:after="40" w:before="40" w:lineRule="auto"/>
             </w:pPr>
             <w:r>
               <w:rPr>
@@ -4636,14 +4636,14 @@
         </w:tc>
         <w:tc>
           <w:tcPr>
-            <w:shd w:color="auto" w:val="clear" w:fill="E8E8E8"/>
+            <w:shd w:val="clear" w:color="auto" w:fill="E8E8E8"/>
           </w:tcPr>
           <w:p>
             <w:pPr>
               <w:pStyle w:val="Compact"/>
               <w:jc w:val="left"/>
               <w:ind w:left="0" w:right="0" w:firstLine="0"/>
-              <w:spacing w:lineRule="auto" w:line="240" w:before="40" w:after="40"/>
+              <w:spacing w:line="240" w:after="40" w:before="40" w:lineRule="auto"/>
             </w:pPr>
             <w:r>
               <w:rPr>
@@ -4655,14 +4655,14 @@
         </w:tc>
         <w:tc>
           <w:tcPr>
-            <w:shd w:color="auto" w:val="clear" w:fill="E8E8E8"/>
+            <w:shd w:val="clear" w:color="auto" w:fill="E8E8E8"/>
           </w:tcPr>
           <w:p>
             <w:pPr>
               <w:pStyle w:val="Compact"/>
               <w:jc w:val="left"/>
               <w:ind w:left="0" w:right="0" w:firstLine="0"/>
-              <w:spacing w:lineRule="auto" w:line="240" w:before="40" w:after="40"/>
+              <w:spacing w:line="240" w:after="40" w:before="40" w:lineRule="auto"/>
             </w:pPr>
             <w:r>
               <w:rPr>
@@ -4681,7 +4681,7 @@
               <w:pStyle w:val="Compact"/>
               <w:jc w:val="left"/>
               <w:ind w:left="0" w:right="0" w:firstLine="0"/>
-              <w:spacing w:lineRule="auto" w:line="240" w:before="40" w:after="40"/>
+              <w:spacing w:line="240" w:after="40" w:before="40" w:lineRule="auto"/>
             </w:pPr>
             <w:r>
               <w:t xml:space="preserve">identifier</w:t>
@@ -4695,7 +4695,7 @@
               <w:pStyle w:val="Compact"/>
               <w:jc w:val="left"/>
               <w:ind w:left="0" w:right="0" w:firstLine="0"/>
-              <w:spacing w:lineRule="auto" w:line="240" w:before="40" w:after="40"/>
+              <w:spacing w:line="240" w:after="40" w:before="40" w:lineRule="auto"/>
             </w:pPr>
             <w:r>
               <w:t xml:space="preserve">TEXT PK</w:t>
@@ -4709,7 +4709,7 @@
               <w:pStyle w:val="Compact"/>
               <w:jc w:val="left"/>
               <w:ind w:left="0" w:right="0" w:firstLine="0"/>
-              <w:spacing w:lineRule="auto" w:line="240" w:before="40" w:after="40"/>
+              <w:spacing w:line="240" w:after="40" w:before="40" w:lineRule="auto"/>
             </w:pPr>
             <w:r>
               <w:t xml:space="preserve">Filename slug (natural key)</w:t>
@@ -4725,7 +4725,7 @@
               <w:pStyle w:val="Compact"/>
               <w:jc w:val="left"/>
               <w:ind w:left="0" w:right="0" w:firstLine="0"/>
-              <w:spacing w:lineRule="auto" w:line="240" w:before="40" w:after="40"/>
+              <w:spacing w:line="240" w:after="40" w:before="40" w:lineRule="auto"/>
             </w:pPr>
             <w:r>
               <w:t xml:space="preserve">root_path</w:t>
@@ -4739,7 +4739,7 @@
               <w:pStyle w:val="Compact"/>
               <w:jc w:val="left"/>
               <w:ind w:left="0" w:right="0" w:firstLine="0"/>
-              <w:spacing w:lineRule="auto" w:line="240" w:before="40" w:after="40"/>
+              <w:spacing w:line="240" w:after="40" w:before="40" w:lineRule="auto"/>
             </w:pPr>
             <w:r>
               <w:t xml:space="preserve">TEXT NOT NULL UNIQUE</w:t>
@@ -4753,7 +4753,7 @@
               <w:pStyle w:val="Compact"/>
               <w:jc w:val="left"/>
               <w:ind w:left="0" w:right="0" w:firstLine="0"/>
-              <w:spacing w:lineRule="auto" w:line="240" w:before="40" w:after="40"/>
+              <w:spacing w:line="240" w:after="40" w:before="40" w:lineRule="auto"/>
             </w:pPr>
             <w:r>
               <w:t xml:space="preserve">Absolute path to root .md file</w:t>
@@ -4769,7 +4769,7 @@
               <w:pStyle w:val="Compact"/>
               <w:jc w:val="left"/>
               <w:ind w:left="0" w:right="0" w:firstLine="0"/>
-              <w:spacing w:lineRule="auto" w:line="240" w:before="40" w:after="40"/>
+              <w:spacing w:line="240" w:after="40" w:before="40" w:lineRule="auto"/>
             </w:pPr>
             <w:r>
               <w:t xml:space="preserve">long_name</w:t>
@@ -4783,7 +4783,7 @@
               <w:pStyle w:val="Compact"/>
               <w:jc w:val="left"/>
               <w:ind w:left="0" w:right="0" w:firstLine="0"/>
-              <w:spacing w:lineRule="auto" w:line="240" w:before="40" w:after="40"/>
+              <w:spacing w:line="240" w:after="40" w:before="40" w:lineRule="auto"/>
             </w:pPr>
             <w:r>
               <w:t xml:space="preserve">TEXT</w:t>
@@ -4797,7 +4797,7 @@
               <w:pStyle w:val="Compact"/>
               <w:jc w:val="left"/>
               <w:ind w:left="0" w:right="0" w:firstLine="0"/>
-              <w:spacing w:lineRule="auto" w:line="240" w:before="40" w:after="40"/>
+              <w:spacing w:line="240" w:after="40" w:before="40" w:lineRule="auto"/>
             </w:pPr>
             <w:r>
               <w:t xml:space="preserve">Document title from H1 header</w:t>
@@ -4813,7 +4813,7 @@
               <w:pStyle w:val="Compact"/>
               <w:jc w:val="left"/>
               <w:ind w:left="0" w:right="0" w:firstLine="0"/>
-              <w:spacing w:lineRule="auto" w:line="240" w:before="40" w:after="40"/>
+              <w:spacing w:line="240" w:after="40" w:before="40" w:lineRule="auto"/>
             </w:pPr>
             <w:r>
               <w:t xml:space="preserve">type_ref</w:t>
@@ -4827,7 +4827,7 @@
               <w:pStyle w:val="Compact"/>
               <w:jc w:val="left"/>
               <w:ind w:left="0" w:right="0" w:firstLine="0"/>
-              <w:spacing w:lineRule="auto" w:line="240" w:before="40" w:after="40"/>
+              <w:spacing w:line="240" w:after="40" w:before="40" w:lineRule="auto"/>
             </w:pPr>
             <w:r>
               <w:t xml:space="preserve">TEXT FK</w:t>
@@ -4841,7 +4841,7 @@
               <w:pStyle w:val="Compact"/>
               <w:jc w:val="left"/>
               <w:ind w:left="0" w:right="0" w:firstLine="0"/>
-              <w:spacing w:lineRule="auto" w:line="240" w:before="40" w:after="40"/>
+              <w:spacing w:line="240" w:after="40" w:before="40" w:lineRule="auto"/>
             </w:pPr>
             <w:r>
               <w:t xml:space="preserve">Specification type</w:t>
@@ -4857,7 +4857,7 @@
               <w:pStyle w:val="Compact"/>
               <w:jc w:val="left"/>
               <w:ind w:left="0" w:right="0" w:firstLine="0"/>
-              <w:spacing w:lineRule="auto" w:line="240" w:before="40" w:after="40"/>
+              <w:spacing w:line="240" w:after="40" w:before="40" w:lineRule="auto"/>
             </w:pPr>
             <w:r>
               <w:t xml:space="preserve">pid</w:t>
@@ -4871,7 +4871,7 @@
               <w:pStyle w:val="Compact"/>
               <w:jc w:val="left"/>
               <w:ind w:left="0" w:right="0" w:firstLine="0"/>
-              <w:spacing w:lineRule="auto" w:line="240" w:before="40" w:after="40"/>
+              <w:spacing w:line="240" w:after="40" w:before="40" w:lineRule="auto"/>
             </w:pPr>
             <w:r>
               <w:t xml:space="preserve">TEXT</w:t>
@@ -4885,7 +4885,7 @@
               <w:pStyle w:val="Compact"/>
               <w:jc w:val="left"/>
               <w:ind w:left="0" w:right="0" w:firstLine="0"/>
-              <w:spacing w:lineRule="auto" w:line="240" w:before="40" w:after="40"/>
+              <w:spacing w:line="240" w:after="40" w:before="40" w:lineRule="auto"/>
             </w:pPr>
             <w:r>
               <w:t xml:space="preserve">Project identifier from @PID syntax</w:t>
@@ -4901,7 +4901,7 @@
               <w:pStyle w:val="Compact"/>
               <w:jc w:val="left"/>
               <w:ind w:left="0" w:right="0" w:firstLine="0"/>
-              <w:spacing w:lineRule="auto" w:line="240" w:before="40" w:after="40"/>
+              <w:spacing w:line="240" w:after="40" w:before="40" w:lineRule="auto"/>
             </w:pPr>
             <w:r>
               <w:t xml:space="preserve">header_ast</w:t>
@@ -4915,7 +4915,7 @@
               <w:pStyle w:val="Compact"/>
               <w:jc w:val="left"/>
               <w:ind w:left="0" w:right="0" w:firstLine="0"/>
-              <w:spacing w:lineRule="auto" w:line="240" w:before="40" w:after="40"/>
+              <w:spacing w:line="240" w:after="40" w:before="40" w:lineRule="auto"/>
             </w:pPr>
             <w:r>
               <w:t xml:space="preserve">JSON</w:t>
@@ -4929,7 +4929,7 @@
               <w:pStyle w:val="Compact"/>
               <w:jc w:val="left"/>
               <w:ind w:left="0" w:right="0" w:firstLine="0"/>
-              <w:spacing w:lineRule="auto" w:line="240" w:before="40" w:after="40"/>
+              <w:spacing w:line="240" w:after="40" w:before="40" w:lineRule="auto"/>
             </w:pPr>
             <w:r>
               <w:t xml:space="preserve">Rendered H1 header as Pandoc AST</w:t>
@@ -4945,7 +4945,7 @@
               <w:pStyle w:val="Compact"/>
               <w:jc w:val="left"/>
               <w:ind w:left="0" w:right="0" w:firstLine="0"/>
-              <w:spacing w:lineRule="auto" w:line="240" w:before="40" w:after="40"/>
+              <w:spacing w:line="240" w:after="40" w:before="40" w:lineRule="auto"/>
             </w:pPr>
             <w:r>
               <w:t xml:space="preserve">body_ast</w:t>
@@ -4959,7 +4959,7 @@
               <w:pStyle w:val="Compact"/>
               <w:jc w:val="left"/>
               <w:ind w:left="0" w:right="0" w:firstLine="0"/>
-              <w:spacing w:lineRule="auto" w:line="240" w:before="40" w:after="40"/>
+              <w:spacing w:line="240" w:after="40" w:before="40" w:lineRule="auto"/>
             </w:pPr>
             <w:r>
               <w:t xml:space="preserve">JSON</w:t>
@@ -4973,7 +4973,7 @@
               <w:pStyle w:val="Compact"/>
               <w:jc w:val="left"/>
               <w:ind w:left="0" w:right="0" w:firstLine="0"/>
-              <w:spacing w:lineRule="auto" w:line="240" w:before="40" w:after="40"/>
+              <w:spacing w:line="240" w:after="40" w:before="40" w:lineRule="auto"/>
             </w:pPr>
             <w:r>
               <w:t xml:space="preserve">Body content between H1 and first H2</w:t>
@@ -4983,7 +4983,7 @@
       </w:tr>
     </w:tbl>
     <w:bookmarkEnd w:id="36"/>
-    <w:bookmarkStart w:id="37" w:name="spec_objects"/>
+    <w:bookmarkStart w:id="37" w:name="SPEC-sec4.2"/>
     <w:p>
       <w:pPr>
         <w:pStyle w:val="Heading2"/>
@@ -5006,12 +5006,12 @@
     </w:p>
     <w:p>
       <w:pPr>
-        <w:spacing w:lineRule="exact" w:after="0" w:line="20" w:before="0"/>
+        <w:spacing w:after="0" w:lineRule="exact" w:line="20" w:before="0"/>
         <w:rPr>
           <w:sz w:val="2"/>
         </w:rPr>
       </w:pPr>
-      <w:bookmarkStart w:id="62591" w:name="csv-tbl-objects"/>
+      <w:bookmarkStart w:name="csv-tbl-objects" w:id="62591"/>
       <w:bookmarkEnd w:id="62591"/>
     </w:p>
     <w:p>
@@ -5048,12 +5048,12 @@
         <w:tblLook w:firstRow="1" w:lastRow="0" w:firstColumn="0" w:lastColumn="0" w:noHBand="0" w:noVBand="0" w:val="0020"/>
         <w:jc w:val="start"/>
         <w:tblBorders>
-          <w:top w:color="000000" w:space="0" w:val="single" w:sz="6"/>
-          <w:left w:color="000000" w:space="0" w:val="single" w:sz="6"/>
-          <w:bottom w:color="000000" w:space="0" w:val="single" w:sz="6"/>
-          <w:right w:color="000000" w:space="0" w:val="single" w:sz="6"/>
-          <w:insideH w:color="000000" w:space="0" w:val="single" w:sz="6"/>
-          <w:insideV w:color="000000" w:space="0" w:val="single" w:sz="6"/>
+          <w:top w:val="single" w:space="0" w:color="000000" w:sz="6"/>
+          <w:left w:val="single" w:space="0" w:color="000000" w:sz="6"/>
+          <w:bottom w:val="single" w:space="0" w:color="000000" w:sz="6"/>
+          <w:right w:val="single" w:space="0" w:color="000000" w:sz="6"/>
+          <w:insideH w:val="single" w:space="0" w:color="000000" w:sz="6"/>
+          <w:insideV w:val="single" w:space="0" w:color="000000" w:sz="6"/>
         </w:tblBorders>
         <w:tblCellMar>
           <w:top w:type="dxa" w:w="57"/>
@@ -5073,14 +5073,14 @@
         </w:trPr>
         <w:tc>
           <w:tcPr>
-            <w:shd w:color="auto" w:val="clear" w:fill="E8E8E8"/>
+            <w:shd w:val="clear" w:color="auto" w:fill="E8E8E8"/>
           </w:tcPr>
           <w:p>
             <w:pPr>
               <w:pStyle w:val="Compact"/>
               <w:jc w:val="left"/>
               <w:ind w:left="0" w:right="0" w:firstLine="0"/>
-              <w:spacing w:lineRule="auto" w:line="240" w:before="40" w:after="40"/>
+              <w:spacing w:line="240" w:after="40" w:before="40" w:lineRule="auto"/>
             </w:pPr>
             <w:r>
               <w:rPr>
@@ -5092,14 +5092,14 @@
         </w:tc>
         <w:tc>
           <w:tcPr>
-            <w:shd w:color="auto" w:val="clear" w:fill="E8E8E8"/>
+            <w:shd w:val="clear" w:color="auto" w:fill="E8E8E8"/>
           </w:tcPr>
           <w:p>
             <w:pPr>
               <w:pStyle w:val="Compact"/>
               <w:jc w:val="left"/>
               <w:ind w:left="0" w:right="0" w:firstLine="0"/>
-              <w:spacing w:lineRule="auto" w:line="240" w:before="40" w:after="40"/>
+              <w:spacing w:line="240" w:after="40" w:before="40" w:lineRule="auto"/>
             </w:pPr>
             <w:r>
               <w:rPr>
@@ -5111,14 +5111,14 @@
         </w:tc>
         <w:tc>
           <w:tcPr>
-            <w:shd w:color="auto" w:val="clear" w:fill="E8E8E8"/>
+            <w:shd w:val="clear" w:color="auto" w:fill="E8E8E8"/>
           </w:tcPr>
           <w:p>
             <w:pPr>
               <w:pStyle w:val="Compact"/>
               <w:jc w:val="left"/>
               <w:ind w:left="0" w:right="0" w:firstLine="0"/>
-              <w:spacing w:lineRule="auto" w:line="240" w:before="40" w:after="40"/>
+              <w:spacing w:line="240" w:after="40" w:before="40" w:lineRule="auto"/>
             </w:pPr>
             <w:r>
               <w:rPr>
@@ -5137,7 +5137,7 @@
               <w:pStyle w:val="Compact"/>
               <w:jc w:val="left"/>
               <w:ind w:left="0" w:right="0" w:firstLine="0"/>
-              <w:spacing w:lineRule="auto" w:line="240" w:before="40" w:after="40"/>
+              <w:spacing w:line="240" w:after="40" w:before="40" w:lineRule="auto"/>
             </w:pPr>
             <w:r>
               <w:t xml:space="preserve">id</w:t>
@@ -5151,7 +5151,7 @@
               <w:pStyle w:val="Compact"/>
               <w:jc w:val="left"/>
               <w:ind w:left="0" w:right="0" w:firstLine="0"/>
-              <w:spacing w:lineRule="auto" w:line="240" w:before="40" w:after="40"/>
+              <w:spacing w:line="240" w:after="40" w:before="40" w:lineRule="auto"/>
             </w:pPr>
             <w:r>
               <w:t xml:space="preserve">INTEGER PK</w:t>
@@ -5165,7 +5165,7 @@
               <w:pStyle w:val="Compact"/>
               <w:jc w:val="left"/>
               <w:ind w:left="0" w:right="0" w:firstLine="0"/>
-              <w:spacing w:lineRule="auto" w:line="240" w:before="40" w:after="40"/>
+              <w:spacing w:line="240" w:after="40" w:before="40" w:lineRule="auto"/>
             </w:pPr>
             <w:r>
               <w:t xml:space="preserve">Auto-assigned internal key</w:t>
@@ -5181,7 +5181,7 @@
               <w:pStyle w:val="Compact"/>
               <w:jc w:val="left"/>
               <w:ind w:left="0" w:right="0" w:firstLine="0"/>
-              <w:spacing w:lineRule="auto" w:line="240" w:before="40" w:after="40"/>
+              <w:spacing w:line="240" w:after="40" w:before="40" w:lineRule="auto"/>
             </w:pPr>
             <w:r>
               <w:t xml:space="preserve">content_sha</w:t>
@@ -5195,7 +5195,7 @@
               <w:pStyle w:val="Compact"/>
               <w:jc w:val="left"/>
               <w:ind w:left="0" w:right="0" w:firstLine="0"/>
-              <w:spacing w:lineRule="auto" w:line="240" w:before="40" w:after="40"/>
+              <w:spacing w:line="240" w:after="40" w:before="40" w:lineRule="auto"/>
             </w:pPr>
             <w:r>
               <w:t xml:space="preserve">TEXT</w:t>
@@ -5209,7 +5209,7 @@
               <w:pStyle w:val="Compact"/>
               <w:jc w:val="left"/>
               <w:ind w:left="0" w:right="0" w:firstLine="0"/>
-              <w:spacing w:lineRule="auto" w:line="240" w:before="40" w:after="40"/>
+              <w:spacing w:line="240" w:after="40" w:before="40" w:lineRule="auto"/>
             </w:pPr>
             <w:r>
               <w:t xml:space="preserve">SHA1 checksum for change detection</w:t>
@@ -5225,7 +5225,7 @@
               <w:pStyle w:val="Compact"/>
               <w:jc w:val="left"/>
               <w:ind w:left="0" w:right="0" w:firstLine="0"/>
-              <w:spacing w:lineRule="auto" w:line="240" w:before="40" w:after="40"/>
+              <w:spacing w:line="240" w:after="40" w:before="40" w:lineRule="auto"/>
             </w:pPr>
             <w:r>
               <w:t xml:space="preserve">specification_ref</w:t>
@@ -5239,7 +5239,7 @@
               <w:pStyle w:val="Compact"/>
               <w:jc w:val="left"/>
               <w:ind w:left="0" w:right="0" w:firstLine="0"/>
-              <w:spacing w:lineRule="auto" w:line="240" w:before="40" w:after="40"/>
+              <w:spacing w:line="240" w:after="40" w:before="40" w:lineRule="auto"/>
             </w:pPr>
             <w:r>
               <w:t xml:space="preserve">TEXT NOT NULL FK</w:t>
@@ -5253,7 +5253,7 @@
               <w:pStyle w:val="Compact"/>
               <w:jc w:val="left"/>
               <w:ind w:left="0" w:right="0" w:firstLine="0"/>
-              <w:spacing w:lineRule="auto" w:line="240" w:before="40" w:after="40"/>
+              <w:spacing w:line="240" w:after="40" w:before="40" w:lineRule="auto"/>
             </w:pPr>
             <w:r>
               <w:t xml:space="preserve">Parent specification</w:t>
@@ -5269,7 +5269,7 @@
               <w:pStyle w:val="Compact"/>
               <w:jc w:val="left"/>
               <w:ind w:left="0" w:right="0" w:firstLine="0"/>
-              <w:spacing w:lineRule="auto" w:line="240" w:before="40" w:after="40"/>
+              <w:spacing w:line="240" w:after="40" w:before="40" w:lineRule="auto"/>
             </w:pPr>
             <w:r>
               <w:t xml:space="preserve">type_ref</w:t>
@@ -5283,7 +5283,7 @@
               <w:pStyle w:val="Compact"/>
               <w:jc w:val="left"/>
               <w:ind w:left="0" w:right="0" w:firstLine="0"/>
-              <w:spacing w:lineRule="auto" w:line="240" w:before="40" w:after="40"/>
+              <w:spacing w:line="240" w:after="40" w:before="40" w:lineRule="auto"/>
             </w:pPr>
             <w:r>
               <w:t xml:space="preserve">TEXT NOT NULL FK</w:t>
@@ -5297,7 +5297,7 @@
               <w:pStyle w:val="Compact"/>
               <w:jc w:val="left"/>
               <w:ind w:left="0" w:right="0" w:firstLine="0"/>
-              <w:spacing w:lineRule="auto" w:line="240" w:before="40" w:after="40"/>
+              <w:spacing w:line="240" w:after="40" w:before="40" w:lineRule="auto"/>
             </w:pPr>
             <w:r>
               <w:t xml:space="preserve">Object type</w:t>
@@ -5313,7 +5313,7 @@
               <w:pStyle w:val="Compact"/>
               <w:jc w:val="left"/>
               <w:ind w:left="0" w:right="0" w:firstLine="0"/>
-              <w:spacing w:lineRule="auto" w:line="240" w:before="40" w:after="40"/>
+              <w:spacing w:line="240" w:after="40" w:before="40" w:lineRule="auto"/>
             </w:pPr>
             <w:r>
               <w:t xml:space="preserve">from_file</w:t>
@@ -5327,7 +5327,7 @@
               <w:pStyle w:val="Compact"/>
               <w:jc w:val="left"/>
               <w:ind w:left="0" w:right="0" w:firstLine="0"/>
-              <w:spacing w:lineRule="auto" w:line="240" w:before="40" w:after="40"/>
+              <w:spacing w:line="240" w:after="40" w:before="40" w:lineRule="auto"/>
             </w:pPr>
             <w:r>
               <w:t xml:space="preserve">TEXT NOT NULL</w:t>
@@ -5341,7 +5341,7 @@
               <w:pStyle w:val="Compact"/>
               <w:jc w:val="left"/>
               <w:ind w:left="0" w:right="0" w:firstLine="0"/>
-              <w:spacing w:lineRule="auto" w:line="240" w:before="40" w:after="40"/>
+              <w:spacing w:line="240" w:after="40" w:before="40" w:lineRule="auto"/>
             </w:pPr>
             <w:r>
               <w:t xml:space="preserve">Source file path</w:t>
@@ -5357,7 +5357,7 @@
               <w:pStyle w:val="Compact"/>
               <w:jc w:val="left"/>
               <w:ind w:left="0" w:right="0" w:firstLine="0"/>
-              <w:spacing w:lineRule="auto" w:line="240" w:before="40" w:after="40"/>
+              <w:spacing w:line="240" w:after="40" w:before="40" w:lineRule="auto"/>
             </w:pPr>
             <w:r>
               <w:t xml:space="preserve">file_seq</w:t>
@@ -5371,7 +5371,7 @@
               <w:pStyle w:val="Compact"/>
               <w:jc w:val="left"/>
               <w:ind w:left="0" w:right="0" w:firstLine="0"/>
-              <w:spacing w:lineRule="auto" w:line="240" w:before="40" w:after="40"/>
+              <w:spacing w:line="240" w:after="40" w:before="40" w:lineRule="auto"/>
             </w:pPr>
             <w:r>
               <w:t xml:space="preserve">INTEGER NOT NULL</w:t>
@@ -5385,7 +5385,7 @@
               <w:pStyle w:val="Compact"/>
               <w:jc w:val="left"/>
               <w:ind w:left="0" w:right="0" w:firstLine="0"/>
-              <w:spacing w:lineRule="auto" w:line="240" w:before="40" w:after="40"/>
+              <w:spacing w:line="240" w:after="40" w:before="40" w:lineRule="auto"/>
             </w:pPr>
             <w:r>
               <w:t xml:space="preserve">Sequence within file (0-indexed)</w:t>
@@ -5401,7 +5401,7 @@
               <w:pStyle w:val="Compact"/>
               <w:jc w:val="left"/>
               <w:ind w:left="0" w:right="0" w:firstLine="0"/>
-              <w:spacing w:lineRule="auto" w:line="240" w:before="40" w:after="40"/>
+              <w:spacing w:line="240" w:after="40" w:before="40" w:lineRule="auto"/>
             </w:pPr>
             <w:r>
               <w:t xml:space="preserve">pid</w:t>
@@ -5415,7 +5415,7 @@
               <w:pStyle w:val="Compact"/>
               <w:jc w:val="left"/>
               <w:ind w:left="0" w:right="0" w:firstLine="0"/>
-              <w:spacing w:lineRule="auto" w:line="240" w:before="40" w:after="40"/>
+              <w:spacing w:line="240" w:after="40" w:before="40" w:lineRule="auto"/>
             </w:pPr>
             <w:r>
               <w:t xml:space="preserve">TEXT</w:t>
@@ -5429,7 +5429,7 @@
               <w:pStyle w:val="Compact"/>
               <w:jc w:val="left"/>
               <w:ind w:left="0" w:right="0" w:firstLine="0"/>
-              <w:spacing w:lineRule="auto" w:line="240" w:before="40" w:after="40"/>
+              <w:spacing w:line="240" w:after="40" w:before="40" w:lineRule="auto"/>
             </w:pPr>
             <w:r>
               <w:t xml:space="preserve">Project identifier</w:t>
@@ -5445,7 +5445,7 @@
               <w:pStyle w:val="Compact"/>
               <w:jc w:val="left"/>
               <w:ind w:left="0" w:right="0" w:firstLine="0"/>
-              <w:spacing w:lineRule="auto" w:line="240" w:before="40" w:after="40"/>
+              <w:spacing w:line="240" w:after="40" w:before="40" w:lineRule="auto"/>
             </w:pPr>
             <w:r>
               <w:t xml:space="preserve">pid_prefix</w:t>
@@ -5459,7 +5459,7 @@
               <w:pStyle w:val="Compact"/>
               <w:jc w:val="left"/>
               <w:ind w:left="0" w:right="0" w:firstLine="0"/>
-              <w:spacing w:lineRule="auto" w:line="240" w:before="40" w:after="40"/>
+              <w:spacing w:line="240" w:after="40" w:before="40" w:lineRule="auto"/>
             </w:pPr>
             <w:r>
               <w:t xml:space="preserve">TEXT</w:t>
@@ -5473,7 +5473,7 @@
               <w:pStyle w:val="Compact"/>
               <w:jc w:val="left"/>
               <w:ind w:left="0" w:right="0" w:firstLine="0"/>
-              <w:spacing w:lineRule="auto" w:line="240" w:before="40" w:after="40"/>
+              <w:spacing w:line="240" w:after="40" w:before="40" w:lineRule="auto"/>
             </w:pPr>
             <w:r>
               <w:t xml:space="preserve">Extracted PID prefix</w:t>
@@ -5489,7 +5489,7 @@
               <w:pStyle w:val="Compact"/>
               <w:jc w:val="left"/>
               <w:ind w:left="0" w:right="0" w:firstLine="0"/>
-              <w:spacing w:lineRule="auto" w:line="240" w:before="40" w:after="40"/>
+              <w:spacing w:line="240" w:after="40" w:before="40" w:lineRule="auto"/>
             </w:pPr>
             <w:r>
               <w:t xml:space="preserve">pid_sequence</w:t>
@@ -5503,7 +5503,7 @@
               <w:pStyle w:val="Compact"/>
               <w:jc w:val="left"/>
               <w:ind w:left="0" w:right="0" w:firstLine="0"/>
-              <w:spacing w:lineRule="auto" w:line="240" w:before="40" w:after="40"/>
+              <w:spacing w:line="240" w:after="40" w:before="40" w:lineRule="auto"/>
             </w:pPr>
             <w:r>
               <w:t xml:space="preserve">INTEGER</w:t>
@@ -5517,7 +5517,7 @@
               <w:pStyle w:val="Compact"/>
               <w:jc w:val="left"/>
               <w:ind w:left="0" w:right="0" w:firstLine="0"/>
-              <w:spacing w:lineRule="auto" w:line="240" w:before="40" w:after="40"/>
+              <w:spacing w:line="240" w:after="40" w:before="40" w:lineRule="auto"/>
             </w:pPr>
             <w:r>
               <w:t xml:space="preserve">Extracted PID sequence number</w:t>
@@ -5533,7 +5533,7 @@
               <w:pStyle w:val="Compact"/>
               <w:jc w:val="left"/>
               <w:ind w:left="0" w:right="0" w:firstLine="0"/>
-              <w:spacing w:lineRule="auto" w:line="240" w:before="40" w:after="40"/>
+              <w:spacing w:line="240" w:after="40" w:before="40" w:lineRule="auto"/>
             </w:pPr>
             <w:r>
               <w:t xml:space="preserve">pid_auto_generated</w:t>
@@ -5547,7 +5547,7 @@
               <w:pStyle w:val="Compact"/>
               <w:jc w:val="left"/>
               <w:ind w:left="0" w:right="0" w:firstLine="0"/>
-              <w:spacing w:lineRule="auto" w:line="240" w:before="40" w:after="40"/>
+              <w:spacing w:line="240" w:after="40" w:before="40" w:lineRule="auto"/>
             </w:pPr>
             <w:r>
               <w:t xml:space="preserve">INTEGER DEFAULT 0</w:t>
@@ -5561,7 +5561,7 @@
               <w:pStyle w:val="Compact"/>
               <w:jc w:val="left"/>
               <w:ind w:left="0" w:right="0" w:firstLine="0"/>
-              <w:spacing w:lineRule="auto" w:line="240" w:before="40" w:after="40"/>
+              <w:spacing w:line="240" w:after="40" w:before="40" w:lineRule="auto"/>
             </w:pPr>
             <w:r>
               <w:t xml:space="preserve">1 = PID was auto-generated</w:t>
@@ -5577,7 +5577,7 @@
               <w:pStyle w:val="Compact"/>
               <w:jc w:val="left"/>
               <w:ind w:left="0" w:right="0" w:firstLine="0"/>
-              <w:spacing w:lineRule="auto" w:line="240" w:before="40" w:after="40"/>
+              <w:spacing w:line="240" w:after="40" w:before="40" w:lineRule="auto"/>
             </w:pPr>
             <w:r>
               <w:t xml:space="preserve">title_text</w:t>
@@ -5591,7 +5591,7 @@
               <w:pStyle w:val="Compact"/>
               <w:jc w:val="left"/>
               <w:ind w:left="0" w:right="0" w:firstLine="0"/>
-              <w:spacing w:lineRule="auto" w:line="240" w:before="40" w:after="40"/>
+              <w:spacing w:line="240" w:after="40" w:before="40" w:lineRule="auto"/>
             </w:pPr>
             <w:r>
               <w:t xml:space="preserve">TEXT NOT NULL</w:t>
@@ -5605,7 +5605,7 @@
               <w:pStyle w:val="Compact"/>
               <w:jc w:val="left"/>
               <w:ind w:left="0" w:right="0" w:firstLine="0"/>
-              <w:spacing w:lineRule="auto" w:line="240" w:before="40" w:after="40"/>
+              <w:spacing w:line="240" w:after="40" w:before="40" w:lineRule="auto"/>
             </w:pPr>
             <w:r>
               <w:t xml:space="preserve">Plain-text title</w:t>
@@ -5621,7 +5621,7 @@
               <w:pStyle w:val="Compact"/>
               <w:jc w:val="left"/>
               <w:ind w:left="0" w:right="0" w:firstLine="0"/>
-              <w:spacing w:lineRule="auto" w:line="240" w:before="40" w:after="40"/>
+              <w:spacing w:line="240" w:after="40" w:before="40" w:lineRule="auto"/>
             </w:pPr>
             <w:r>
               <w:t xml:space="preserve">label</w:t>
@@ -5635,7 +5635,7 @@
               <w:pStyle w:val="Compact"/>
               <w:jc w:val="left"/>
               <w:ind w:left="0" w:right="0" w:firstLine="0"/>
-              <w:spacing w:lineRule="auto" w:line="240" w:before="40" w:after="40"/>
+              <w:spacing w:line="240" w:after="40" w:before="40" w:lineRule="auto"/>
             </w:pPr>
             <w:r>
               <w:t xml:space="preserve">TEXT</w:t>
@@ -5649,7 +5649,7 @@
               <w:pStyle w:val="Compact"/>
               <w:jc w:val="left"/>
               <w:ind w:left="0" w:right="0" w:firstLine="0"/>
-              <w:spacing w:lineRule="auto" w:line="240" w:before="40" w:after="40"/>
+              <w:spacing w:line="240" w:after="40" w:before="40" w:lineRule="auto"/>
             </w:pPr>
             <w:r>
               <w:t xml:space="preserve">Unified label for # resolution</w:t>
@@ -5665,7 +5665,7 @@
               <w:pStyle w:val="Compact"/>
               <w:jc w:val="left"/>
               <w:ind w:left="0" w:right="0" w:firstLine="0"/>
-              <w:spacing w:lineRule="auto" w:line="240" w:before="40" w:after="40"/>
+              <w:spacing w:line="240" w:after="40" w:before="40" w:lineRule="auto"/>
             </w:pPr>
             <w:r>
               <w:t xml:space="preserve">level</w:t>
@@ -5679,7 +5679,7 @@
               <w:pStyle w:val="Compact"/>
               <w:jc w:val="left"/>
               <w:ind w:left="0" w:right="0" w:firstLine="0"/>
-              <w:spacing w:lineRule="auto" w:line="240" w:before="40" w:after="40"/>
+              <w:spacing w:line="240" w:after="40" w:before="40" w:lineRule="auto"/>
             </w:pPr>
             <w:r>
               <w:t xml:space="preserve">INTEGER</w:t>
@@ -5693,7 +5693,7 @@
               <w:pStyle w:val="Compact"/>
               <w:jc w:val="left"/>
               <w:ind w:left="0" w:right="0" w:firstLine="0"/>
-              <w:spacing w:lineRule="auto" w:line="240" w:before="40" w:after="40"/>
+              <w:spacing w:line="240" w:after="40" w:before="40" w:lineRule="auto"/>
             </w:pPr>
             <w:r>
               <w:t xml:space="preserve">Heading level (2--6)</w:t>
@@ -5709,7 +5709,7 @@
               <w:pStyle w:val="Compact"/>
               <w:jc w:val="left"/>
               <w:ind w:left="0" w:right="0" w:firstLine="0"/>
-              <w:spacing w:lineRule="auto" w:line="240" w:before="40" w:after="40"/>
+              <w:spacing w:line="240" w:after="40" w:before="40" w:lineRule="auto"/>
             </w:pPr>
             <w:r>
               <w:t xml:space="preserve">start_line</w:t>
@@ -5723,7 +5723,7 @@
               <w:pStyle w:val="Compact"/>
               <w:jc w:val="left"/>
               <w:ind w:left="0" w:right="0" w:firstLine="0"/>
-              <w:spacing w:lineRule="auto" w:line="240" w:before="40" w:after="40"/>
+              <w:spacing w:line="240" w:after="40" w:before="40" w:lineRule="auto"/>
             </w:pPr>
             <w:r>
               <w:t xml:space="preserve">INTEGER</w:t>
@@ -5737,7 +5737,7 @@
               <w:pStyle w:val="Compact"/>
               <w:jc w:val="left"/>
               <w:ind w:left="0" w:right="0" w:firstLine="0"/>
-              <w:spacing w:lineRule="auto" w:line="240" w:before="40" w:after="40"/>
+              <w:spacing w:line="240" w:after="40" w:before="40" w:lineRule="auto"/>
             </w:pPr>
             <w:r>
               <w:t xml:space="preserve">Start line in source (1-indexed)</w:t>
@@ -5753,7 +5753,7 @@
               <w:pStyle w:val="Compact"/>
               <w:jc w:val="left"/>
               <w:ind w:left="0" w:right="0" w:firstLine="0"/>
-              <w:spacing w:lineRule="auto" w:line="240" w:before="40" w:after="40"/>
+              <w:spacing w:line="240" w:after="40" w:before="40" w:lineRule="auto"/>
             </w:pPr>
             <w:r>
               <w:t xml:space="preserve">end_line</w:t>
@@ -5767,7 +5767,7 @@
               <w:pStyle w:val="Compact"/>
               <w:jc w:val="left"/>
               <w:ind w:left="0" w:right="0" w:firstLine="0"/>
-              <w:spacing w:lineRule="auto" w:line="240" w:before="40" w:after="40"/>
+              <w:spacing w:line="240" w:after="40" w:before="40" w:lineRule="auto"/>
             </w:pPr>
             <w:r>
               <w:t xml:space="preserve">INTEGER</w:t>
@@ -5781,7 +5781,7 @@
               <w:pStyle w:val="Compact"/>
               <w:jc w:val="left"/>
               <w:ind w:left="0" w:right="0" w:firstLine="0"/>
-              <w:spacing w:lineRule="auto" w:line="240" w:before="40" w:after="40"/>
+              <w:spacing w:line="240" w:after="40" w:before="40" w:lineRule="auto"/>
             </w:pPr>
             <w:r>
               <w:t xml:space="preserve">End line in source</w:t>
@@ -5797,7 +5797,7 @@
               <w:pStyle w:val="Compact"/>
               <w:jc w:val="left"/>
               <w:ind w:left="0" w:right="0" w:firstLine="0"/>
-              <w:spacing w:lineRule="auto" w:line="240" w:before="40" w:after="40"/>
+              <w:spacing w:line="240" w:after="40" w:before="40" w:lineRule="auto"/>
             </w:pPr>
             <w:r>
               <w:t xml:space="preserve">ast</w:t>
@@ -5811,7 +5811,7 @@
               <w:pStyle w:val="Compact"/>
               <w:jc w:val="left"/>
               <w:ind w:left="0" w:right="0" w:firstLine="0"/>
-              <w:spacing w:lineRule="auto" w:line="240" w:before="40" w:after="40"/>
+              <w:spacing w:line="240" w:after="40" w:before="40" w:lineRule="auto"/>
             </w:pPr>
             <w:r>
               <w:t xml:space="preserve">JSON</w:t>
@@ -5825,7 +5825,7 @@
               <w:pStyle w:val="Compact"/>
               <w:jc w:val="left"/>
               <w:ind w:left="0" w:right="0" w:firstLine="0"/>
-              <w:spacing w:lineRule="auto" w:line="240" w:before="40" w:after="40"/>
+              <w:spacing w:line="240" w:after="40" w:before="40" w:lineRule="auto"/>
             </w:pPr>
             <w:r>
               <w:t xml:space="preserve">Body as Pandoc AST</w:t>
@@ -5873,7 +5873,7 @@
       </w:r>
     </w:p>
     <w:bookmarkEnd w:id="37"/>
-    <w:bookmarkStart w:id="38" w:name="spec_floats"/>
+    <w:bookmarkStart w:id="38" w:name="SPEC-sec4.3"/>
     <w:p>
       <w:pPr>
         <w:pStyle w:val="Heading2"/>
@@ -5908,12 +5908,12 @@
     </w:p>
     <w:p>
       <w:pPr>
-        <w:spacing w:lineRule="exact" w:after="0" w:line="20" w:before="0"/>
+        <w:spacing w:after="0" w:lineRule="exact" w:line="20" w:before="0"/>
         <w:rPr>
           <w:sz w:val="2"/>
         </w:rPr>
       </w:pPr>
-      <w:bookmarkStart w:id="59214" w:name="csv-tbl-floats"/>
+      <w:bookmarkStart w:name="csv-tbl-floats" w:id="59214"/>
       <w:bookmarkEnd w:id="59214"/>
     </w:p>
     <w:p>
@@ -5950,12 +5950,12 @@
         <w:tblLook w:firstRow="1" w:lastRow="0" w:firstColumn="0" w:lastColumn="0" w:noHBand="0" w:noVBand="0" w:val="0020"/>
         <w:jc w:val="start"/>
         <w:tblBorders>
-          <w:top w:color="000000" w:space="0" w:val="single" w:sz="6"/>
-          <w:left w:color="000000" w:space="0" w:val="single" w:sz="6"/>
-          <w:bottom w:color="000000" w:space="0" w:val="single" w:sz="6"/>
-          <w:right w:color="000000" w:space="0" w:val="single" w:sz="6"/>
-          <w:insideH w:color="000000" w:space="0" w:val="single" w:sz="6"/>
-          <w:insideV w:color="000000" w:space="0" w:val="single" w:sz="6"/>
+          <w:top w:val="single" w:space="0" w:color="000000" w:sz="6"/>
+          <w:left w:val="single" w:space="0" w:color="000000" w:sz="6"/>
+          <w:bottom w:val="single" w:space="0" w:color="000000" w:sz="6"/>
+          <w:right w:val="single" w:space="0" w:color="000000" w:sz="6"/>
+          <w:insideH w:val="single" w:space="0" w:color="000000" w:sz="6"/>
+          <w:insideV w:val="single" w:space="0" w:color="000000" w:sz="6"/>
         </w:tblBorders>
         <w:tblCellMar>
           <w:top w:type="dxa" w:w="57"/>
@@ -5975,14 +5975,14 @@
         </w:trPr>
         <w:tc>
           <w:tcPr>
-            <w:shd w:color="auto" w:val="clear" w:fill="E8E8E8"/>
+            <w:shd w:val="clear" w:color="auto" w:fill="E8E8E8"/>
           </w:tcPr>
           <w:p>
             <w:pPr>
               <w:pStyle w:val="Compact"/>
               <w:jc w:val="left"/>
               <w:ind w:left="0" w:right="0" w:firstLine="0"/>
-              <w:spacing w:lineRule="auto" w:line="240" w:before="40" w:after="40"/>
+              <w:spacing w:line="240" w:after="40" w:before="40" w:lineRule="auto"/>
             </w:pPr>
             <w:r>
               <w:rPr>
@@ -5994,14 +5994,14 @@
         </w:tc>
         <w:tc>
           <w:tcPr>
-            <w:shd w:color="auto" w:val="clear" w:fill="E8E8E8"/>
+            <w:shd w:val="clear" w:color="auto" w:fill="E8E8E8"/>
           </w:tcPr>
           <w:p>
             <w:pPr>
               <w:pStyle w:val="Compact"/>
               <w:jc w:val="left"/>
               <w:ind w:left="0" w:right="0" w:firstLine="0"/>
-              <w:spacing w:lineRule="auto" w:line="240" w:before="40" w:after="40"/>
+              <w:spacing w:line="240" w:after="40" w:before="40" w:lineRule="auto"/>
             </w:pPr>
             <w:r>
               <w:rPr>
@@ -6013,14 +6013,14 @@
         </w:tc>
         <w:tc>
           <w:tcPr>
-            <w:shd w:color="auto" w:val="clear" w:fill="E8E8E8"/>
+            <w:shd w:val="clear" w:color="auto" w:fill="E8E8E8"/>
           </w:tcPr>
           <w:p>
             <w:pPr>
               <w:pStyle w:val="Compact"/>
               <w:jc w:val="left"/>
               <w:ind w:left="0" w:right="0" w:firstLine="0"/>
-              <w:spacing w:lineRule="auto" w:line="240" w:before="40" w:after="40"/>
+              <w:spacing w:line="240" w:after="40" w:before="40" w:lineRule="auto"/>
             </w:pPr>
             <w:r>
               <w:rPr>
@@ -6039,7 +6039,7 @@
               <w:pStyle w:val="Compact"/>
               <w:jc w:val="left"/>
               <w:ind w:left="0" w:right="0" w:firstLine="0"/>
-              <w:spacing w:lineRule="auto" w:line="240" w:before="40" w:after="40"/>
+              <w:spacing w:line="240" w:after="40" w:before="40" w:lineRule="auto"/>
             </w:pPr>
             <w:r>
               <w:t xml:space="preserve">id</w:t>
@@ -6053,7 +6053,7 @@
               <w:pStyle w:val="Compact"/>
               <w:jc w:val="left"/>
               <w:ind w:left="0" w:right="0" w:firstLine="0"/>
-              <w:spacing w:lineRule="auto" w:line="240" w:before="40" w:after="40"/>
+              <w:spacing w:line="240" w:after="40" w:before="40" w:lineRule="auto"/>
             </w:pPr>
             <w:r>
               <w:t xml:space="preserve">INTEGER PK</w:t>
@@ -6067,7 +6067,7 @@
               <w:pStyle w:val="Compact"/>
               <w:jc w:val="left"/>
               <w:ind w:left="0" w:right="0" w:firstLine="0"/>
-              <w:spacing w:lineRule="auto" w:line="240" w:before="40" w:after="40"/>
+              <w:spacing w:line="240" w:after="40" w:before="40" w:lineRule="auto"/>
             </w:pPr>
             <w:r>
               <w:t xml:space="preserve">Auto-assigned internal key</w:t>
@@ -6083,7 +6083,7 @@
               <w:pStyle w:val="Compact"/>
               <w:jc w:val="left"/>
               <w:ind w:left="0" w:right="0" w:firstLine="0"/>
-              <w:spacing w:lineRule="auto" w:line="240" w:before="40" w:after="40"/>
+              <w:spacing w:line="240" w:after="40" w:before="40" w:lineRule="auto"/>
             </w:pPr>
             <w:r>
               <w:t xml:space="preserve">content_sha</w:t>
@@ -6097,7 +6097,7 @@
               <w:pStyle w:val="Compact"/>
               <w:jc w:val="left"/>
               <w:ind w:left="0" w:right="0" w:firstLine="0"/>
-              <w:spacing w:lineRule="auto" w:line="240" w:before="40" w:after="40"/>
+              <w:spacing w:line="240" w:after="40" w:before="40" w:lineRule="auto"/>
             </w:pPr>
             <w:r>
               <w:t xml:space="preserve">TEXT</w:t>
@@ -6111,7 +6111,7 @@
               <w:pStyle w:val="Compact"/>
               <w:jc w:val="left"/>
               <w:ind w:left="0" w:right="0" w:firstLine="0"/>
-              <w:spacing w:lineRule="auto" w:line="240" w:before="40" w:after="40"/>
+              <w:spacing w:line="240" w:after="40" w:before="40" w:lineRule="auto"/>
             </w:pPr>
             <w:r>
               <w:t xml:space="preserve">SHA1 checksum for change detection</w:t>
@@ -6127,7 +6127,7 @@
               <w:pStyle w:val="Compact"/>
               <w:jc w:val="left"/>
               <w:ind w:left="0" w:right="0" w:firstLine="0"/>
-              <w:spacing w:lineRule="auto" w:line="240" w:before="40" w:after="40"/>
+              <w:spacing w:line="240" w:after="40" w:before="40" w:lineRule="auto"/>
             </w:pPr>
             <w:r>
               <w:t xml:space="preserve">specification_ref</w:t>
@@ -6141,7 +6141,7 @@
               <w:pStyle w:val="Compact"/>
               <w:jc w:val="left"/>
               <w:ind w:left="0" w:right="0" w:firstLine="0"/>
-              <w:spacing w:lineRule="auto" w:line="240" w:before="40" w:after="40"/>
+              <w:spacing w:line="240" w:after="40" w:before="40" w:lineRule="auto"/>
             </w:pPr>
             <w:r>
               <w:t xml:space="preserve">TEXT NOT NULL FK</w:t>
@@ -6155,7 +6155,7 @@
               <w:pStyle w:val="Compact"/>
               <w:jc w:val="left"/>
               <w:ind w:left="0" w:right="0" w:firstLine="0"/>
-              <w:spacing w:lineRule="auto" w:line="240" w:before="40" w:after="40"/>
+              <w:spacing w:line="240" w:after="40" w:before="40" w:lineRule="auto"/>
             </w:pPr>
             <w:r>
               <w:t xml:space="preserve">Parent specification</w:t>
@@ -6171,7 +6171,7 @@
               <w:pStyle w:val="Compact"/>
               <w:jc w:val="left"/>
               <w:ind w:left="0" w:right="0" w:firstLine="0"/>
-              <w:spacing w:lineRule="auto" w:line="240" w:before="40" w:after="40"/>
+              <w:spacing w:line="240" w:after="40" w:before="40" w:lineRule="auto"/>
             </w:pPr>
             <w:r>
               <w:t xml:space="preserve">type_ref</w:t>
@@ -6185,7 +6185,7 @@
               <w:pStyle w:val="Compact"/>
               <w:jc w:val="left"/>
               <w:ind w:left="0" w:right="0" w:firstLine="0"/>
-              <w:spacing w:lineRule="auto" w:line="240" w:before="40" w:after="40"/>
+              <w:spacing w:line="240" w:after="40" w:before="40" w:lineRule="auto"/>
             </w:pPr>
             <w:r>
               <w:t xml:space="preserve">TEXT NOT NULL FK</w:t>
@@ -6199,7 +6199,7 @@
               <w:pStyle w:val="Compact"/>
               <w:jc w:val="left"/>
               <w:ind w:left="0" w:right="0" w:firstLine="0"/>
-              <w:spacing w:lineRule="auto" w:line="240" w:before="40" w:after="40"/>
+              <w:spacing w:line="240" w:after="40" w:before="40" w:lineRule="auto"/>
             </w:pPr>
             <w:r>
               <w:t xml:space="preserve">Float type</w:t>
@@ -6215,7 +6215,7 @@
               <w:pStyle w:val="Compact"/>
               <w:jc w:val="left"/>
               <w:ind w:left="0" w:right="0" w:firstLine="0"/>
-              <w:spacing w:lineRule="auto" w:line="240" w:before="40" w:after="40"/>
+              <w:spacing w:line="240" w:after="40" w:before="40" w:lineRule="auto"/>
             </w:pPr>
             <w:r>
               <w:t xml:space="preserve">from_file</w:t>
@@ -6229,7 +6229,7 @@
               <w:pStyle w:val="Compact"/>
               <w:jc w:val="left"/>
               <w:ind w:left="0" w:right="0" w:firstLine="0"/>
-              <w:spacing w:lineRule="auto" w:line="240" w:before="40" w:after="40"/>
+              <w:spacing w:line="240" w:after="40" w:before="40" w:lineRule="auto"/>
             </w:pPr>
             <w:r>
               <w:t xml:space="preserve">TEXT NOT NULL</w:t>
@@ -6243,7 +6243,7 @@
               <w:pStyle w:val="Compact"/>
               <w:jc w:val="left"/>
               <w:ind w:left="0" w:right="0" w:firstLine="0"/>
-              <w:spacing w:lineRule="auto" w:line="240" w:before="40" w:after="40"/>
+              <w:spacing w:line="240" w:after="40" w:before="40" w:lineRule="auto"/>
             </w:pPr>
             <w:r>
               <w:t xml:space="preserve">Source file path</w:t>
@@ -6259,7 +6259,7 @@
               <w:pStyle w:val="Compact"/>
               <w:jc w:val="left"/>
               <w:ind w:left="0" w:right="0" w:firstLine="0"/>
-              <w:spacing w:lineRule="auto" w:line="240" w:before="40" w:after="40"/>
+              <w:spacing w:line="240" w:after="40" w:before="40" w:lineRule="auto"/>
             </w:pPr>
             <w:r>
               <w:t xml:space="preserve">file_seq</w:t>
@@ -6273,7 +6273,7 @@
               <w:pStyle w:val="Compact"/>
               <w:jc w:val="left"/>
               <w:ind w:left="0" w:right="0" w:firstLine="0"/>
-              <w:spacing w:lineRule="auto" w:line="240" w:before="40" w:after="40"/>
+              <w:spacing w:line="240" w:after="40" w:before="40" w:lineRule="auto"/>
             </w:pPr>
             <w:r>
               <w:t xml:space="preserve">INTEGER NOT NULL</w:t>
@@ -6287,7 +6287,7 @@
               <w:pStyle w:val="Compact"/>
               <w:jc w:val="left"/>
               <w:ind w:left="0" w:right="0" w:firstLine="0"/>
-              <w:spacing w:lineRule="auto" w:line="240" w:before="40" w:after="40"/>
+              <w:spacing w:line="240" w:after="40" w:before="40" w:lineRule="auto"/>
             </w:pPr>
             <w:r>
               <w:t xml:space="preserve">Sequence within file</w:t>
@@ -6303,7 +6303,7 @@
               <w:pStyle w:val="Compact"/>
               <w:jc w:val="left"/>
               <w:ind w:left="0" w:right="0" w:firstLine="0"/>
-              <w:spacing w:lineRule="auto" w:line="240" w:before="40" w:after="40"/>
+              <w:spacing w:line="240" w:after="40" w:before="40" w:lineRule="auto"/>
             </w:pPr>
             <w:r>
               <w:t xml:space="preserve">start_line</w:t>
@@ -6317,7 +6317,7 @@
               <w:pStyle w:val="Compact"/>
               <w:jc w:val="left"/>
               <w:ind w:left="0" w:right="0" w:firstLine="0"/>
-              <w:spacing w:lineRule="auto" w:line="240" w:before="40" w:after="40"/>
+              <w:spacing w:line="240" w:after="40" w:before="40" w:lineRule="auto"/>
             </w:pPr>
             <w:r>
               <w:t xml:space="preserve">INTEGER</w:t>
@@ -6331,7 +6331,7 @@
               <w:pStyle w:val="Compact"/>
               <w:jc w:val="left"/>
               <w:ind w:left="0" w:right="0" w:firstLine="0"/>
-              <w:spacing w:lineRule="auto" w:line="240" w:before="40" w:after="40"/>
+              <w:spacing w:line="240" w:after="40" w:before="40" w:lineRule="auto"/>
             </w:pPr>
             <w:r>
               <w:t xml:space="preserve">Start line in source</w:t>
@@ -6347,7 +6347,7 @@
               <w:pStyle w:val="Compact"/>
               <w:jc w:val="left"/>
               <w:ind w:left="0" w:right="0" w:firstLine="0"/>
-              <w:spacing w:lineRule="auto" w:line="240" w:before="40" w:after="40"/>
+              <w:spacing w:line="240" w:after="40" w:before="40" w:lineRule="auto"/>
             </w:pPr>
             <w:r>
               <w:t xml:space="preserve">label</w:t>
@@ -6361,7 +6361,7 @@
               <w:pStyle w:val="Compact"/>
               <w:jc w:val="left"/>
               <w:ind w:left="0" w:right="0" w:firstLine="0"/>
-              <w:spacing w:lineRule="auto" w:line="240" w:before="40" w:after="40"/>
+              <w:spacing w:line="240" w:after="40" w:before="40" w:lineRule="auto"/>
             </w:pPr>
             <w:r>
               <w:t xml:space="preserve">TEXT NOT NULL</w:t>
@@ -6375,7 +6375,7 @@
               <w:pStyle w:val="Compact"/>
               <w:jc w:val="left"/>
               <w:ind w:left="0" w:right="0" w:firstLine="0"/>
-              <w:spacing w:lineRule="auto" w:line="240" w:before="40" w:after="40"/>
+              <w:spacing w:line="240" w:after="40" w:before="40" w:lineRule="auto"/>
             </w:pPr>
             <w:r>
               <w:t xml:space="preserve">Cross-reference label</w:t>
@@ -6391,7 +6391,7 @@
               <w:pStyle w:val="Compact"/>
               <w:jc w:val="left"/>
               <w:ind w:left="0" w:right="0" w:firstLine="0"/>
-              <w:spacing w:lineRule="auto" w:line="240" w:before="40" w:after="40"/>
+              <w:spacing w:line="240" w:after="40" w:before="40" w:lineRule="auto"/>
             </w:pPr>
             <w:r>
               <w:t xml:space="preserve">number</w:t>
@@ -6405,7 +6405,7 @@
               <w:pStyle w:val="Compact"/>
               <w:jc w:val="left"/>
               <w:ind w:left="0" w:right="0" w:firstLine="0"/>
-              <w:spacing w:lineRule="auto" w:line="240" w:before="40" w:after="40"/>
+              <w:spacing w:line="240" w:after="40" w:before="40" w:lineRule="auto"/>
             </w:pPr>
             <w:r>
               <w:t xml:space="preserve">INTEGER</w:t>
@@ -6419,7 +6419,7 @@
               <w:pStyle w:val="Compact"/>
               <w:jc w:val="left"/>
               <w:ind w:left="0" w:right="0" w:firstLine="0"/>
-              <w:spacing w:lineRule="auto" w:line="240" w:before="40" w:after="40"/>
+              <w:spacing w:line="240" w:after="40" w:before="40" w:lineRule="auto"/>
             </w:pPr>
             <w:r>
               <w:t xml:space="preserve">Auto-assigned number within counter group</w:t>
@@ -6435,7 +6435,7 @@
               <w:pStyle w:val="Compact"/>
               <w:jc w:val="left"/>
               <w:ind w:left="0" w:right="0" w:firstLine="0"/>
-              <w:spacing w:lineRule="auto" w:line="240" w:before="40" w:after="40"/>
+              <w:spacing w:line="240" w:after="40" w:before="40" w:lineRule="auto"/>
             </w:pPr>
             <w:r>
               <w:t xml:space="preserve">caption</w:t>
@@ -6449,7 +6449,7 @@
               <w:pStyle w:val="Compact"/>
               <w:jc w:val="left"/>
               <w:ind w:left="0" w:right="0" w:firstLine="0"/>
-              <w:spacing w:lineRule="auto" w:line="240" w:before="40" w:after="40"/>
+              <w:spacing w:line="240" w:after="40" w:before="40" w:lineRule="auto"/>
             </w:pPr>
             <w:r>
               <w:t xml:space="preserve">TEXT</w:t>
@@ -6463,7 +6463,7 @@
               <w:pStyle w:val="Compact"/>
               <w:jc w:val="left"/>
               <w:ind w:left="0" w:right="0" w:firstLine="0"/>
-              <w:spacing w:lineRule="auto" w:line="240" w:before="40" w:after="40"/>
+              <w:spacing w:line="240" w:after="40" w:before="40" w:lineRule="auto"/>
             </w:pPr>
             <w:r>
               <w:t xml:space="preserve">Caption text</w:t>
@@ -6479,7 +6479,7 @@
               <w:pStyle w:val="Compact"/>
               <w:jc w:val="left"/>
               <w:ind w:left="0" w:right="0" w:firstLine="0"/>
-              <w:spacing w:lineRule="auto" w:line="240" w:before="40" w:after="40"/>
+              <w:spacing w:line="240" w:after="40" w:before="40" w:lineRule="auto"/>
             </w:pPr>
             <w:r>
               <w:t xml:space="preserve">pandoc_attributes</w:t>
@@ -6493,7 +6493,7 @@
               <w:pStyle w:val="Compact"/>
               <w:jc w:val="left"/>
               <w:ind w:left="0" w:right="0" w:firstLine="0"/>
-              <w:spacing w:lineRule="auto" w:line="240" w:before="40" w:after="40"/>
+              <w:spacing w:line="240" w:after="40" w:before="40" w:lineRule="auto"/>
             </w:pPr>
             <w:r>
               <w:t xml:space="preserve">JSON</w:t>
@@ -6507,7 +6507,7 @@
               <w:pStyle w:val="Compact"/>
               <w:jc w:val="left"/>
               <w:ind w:left="0" w:right="0" w:firstLine="0"/>
-              <w:spacing w:lineRule="auto" w:line="240" w:before="40" w:after="40"/>
+              <w:spacing w:line="240" w:after="40" w:before="40" w:lineRule="auto"/>
             </w:pPr>
             <w:r>
               <w:t xml:space="preserve">Parsed attributes from code block</w:t>
@@ -6523,7 +6523,7 @@
               <w:pStyle w:val="Compact"/>
               <w:jc w:val="left"/>
               <w:ind w:left="0" w:right="0" w:firstLine="0"/>
-              <w:spacing w:lineRule="auto" w:line="240" w:before="40" w:after="40"/>
+              <w:spacing w:line="240" w:after="40" w:before="40" w:lineRule="auto"/>
             </w:pPr>
             <w:r>
               <w:t xml:space="preserve">raw_content</w:t>
@@ -6537,7 +6537,7 @@
               <w:pStyle w:val="Compact"/>
               <w:jc w:val="left"/>
               <w:ind w:left="0" w:right="0" w:firstLine="0"/>
-              <w:spacing w:lineRule="auto" w:line="240" w:before="40" w:after="40"/>
+              <w:spacing w:line="240" w:after="40" w:before="40" w:lineRule="auto"/>
             </w:pPr>
             <w:r>
               <w:t xml:space="preserve">TEXT</w:t>
@@ -6551,7 +6551,7 @@
               <w:pStyle w:val="Compact"/>
               <w:jc w:val="left"/>
               <w:ind w:left="0" w:right="0" w:firstLine="0"/>
-              <w:spacing w:lineRule="auto" w:line="240" w:before="40" w:after="40"/>
+              <w:spacing w:line="240" w:after="40" w:before="40" w:lineRule="auto"/>
             </w:pPr>
             <w:r>
               <w:t xml:space="preserve">Original raw content</w:t>
@@ -6567,7 +6567,7 @@
               <w:pStyle w:val="Compact"/>
               <w:jc w:val="left"/>
               <w:ind w:left="0" w:right="0" w:firstLine="0"/>
-              <w:spacing w:lineRule="auto" w:line="240" w:before="40" w:after="40"/>
+              <w:spacing w:line="240" w:after="40" w:before="40" w:lineRule="auto"/>
             </w:pPr>
             <w:r>
               <w:t xml:space="preserve">raw_ast</w:t>
@@ -6581,7 +6581,7 @@
               <w:pStyle w:val="Compact"/>
               <w:jc w:val="left"/>
               <w:ind w:left="0" w:right="0" w:firstLine="0"/>
-              <w:spacing w:lineRule="auto" w:line="240" w:before="40" w:after="40"/>
+              <w:spacing w:line="240" w:after="40" w:before="40" w:lineRule="auto"/>
             </w:pPr>
             <w:r>
               <w:t xml:space="preserve">JSON</w:t>
@@ -6595,7 +6595,7 @@
               <w:pStyle w:val="Compact"/>
               <w:jc w:val="left"/>
               <w:ind w:left="0" w:right="0" w:firstLine="0"/>
-              <w:spacing w:lineRule="auto" w:line="240" w:before="40" w:after="40"/>
+              <w:spacing w:line="240" w:after="40" w:before="40" w:lineRule="auto"/>
             </w:pPr>
             <w:r>
               <w:t xml:space="preserve">Original Pandoc AST</w:t>
@@ -6611,7 +6611,7 @@
               <w:pStyle w:val="Compact"/>
               <w:jc w:val="left"/>
               <w:ind w:left="0" w:right="0" w:firstLine="0"/>
-              <w:spacing w:lineRule="auto" w:line="240" w:before="40" w:after="40"/>
+              <w:spacing w:line="240" w:after="40" w:before="40" w:lineRule="auto"/>
             </w:pPr>
             <w:r>
               <w:t xml:space="preserve">resolved_ast</w:t>
@@ -6625,7 +6625,7 @@
               <w:pStyle w:val="Compact"/>
               <w:jc w:val="left"/>
               <w:ind w:left="0" w:right="0" w:firstLine="0"/>
-              <w:spacing w:lineRule="auto" w:line="240" w:before="40" w:after="40"/>
+              <w:spacing w:line="240" w:after="40" w:before="40" w:lineRule="auto"/>
             </w:pPr>
             <w:r>
               <w:t xml:space="preserve">JSON</w:t>
@@ -6639,7 +6639,7 @@
               <w:pStyle w:val="Compact"/>
               <w:jc w:val="left"/>
               <w:ind w:left="0" w:right="0" w:firstLine="0"/>
-              <w:spacing w:lineRule="auto" w:line="240" w:before="40" w:after="40"/>
+              <w:spacing w:line="240" w:after="40" w:before="40" w:lineRule="auto"/>
             </w:pPr>
             <w:r>
               <w:t xml:space="preserve">Processed AST after rendering</w:t>
@@ -6655,7 +6655,7 @@
               <w:pStyle w:val="Compact"/>
               <w:jc w:val="left"/>
               <w:ind w:left="0" w:right="0" w:firstLine="0"/>
-              <w:spacing w:lineRule="auto" w:line="240" w:before="40" w:after="40"/>
+              <w:spacing w:line="240" w:after="40" w:before="40" w:lineRule="auto"/>
             </w:pPr>
             <w:r>
               <w:t xml:space="preserve">parent_object_id</w:t>
@@ -6669,7 +6669,7 @@
               <w:pStyle w:val="Compact"/>
               <w:jc w:val="left"/>
               <w:ind w:left="0" w:right="0" w:firstLine="0"/>
-              <w:spacing w:lineRule="auto" w:line="240" w:before="40" w:after="40"/>
+              <w:spacing w:line="240" w:after="40" w:before="40" w:lineRule="auto"/>
             </w:pPr>
             <w:r>
               <w:t xml:space="preserve">INTEGER FK</w:t>
@@ -6683,7 +6683,7 @@
               <w:pStyle w:val="Compact"/>
               <w:jc w:val="left"/>
               <w:ind w:left="0" w:right="0" w:firstLine="0"/>
-              <w:spacing w:lineRule="auto" w:line="240" w:before="40" w:after="40"/>
+              <w:spacing w:line="240" w:after="40" w:before="40" w:lineRule="auto"/>
             </w:pPr>
             <w:r>
               <w:t xml:space="preserve">Containing spec object</w:t>
@@ -6699,7 +6699,7 @@
               <w:pStyle w:val="Compact"/>
               <w:jc w:val="left"/>
               <w:ind w:left="0" w:right="0" w:firstLine="0"/>
-              <w:spacing w:lineRule="auto" w:line="240" w:before="40" w:after="40"/>
+              <w:spacing w:line="240" w:after="40" w:before="40" w:lineRule="auto"/>
             </w:pPr>
             <w:r>
               <w:t xml:space="preserve">anchor</w:t>
@@ -6713,7 +6713,7 @@
               <w:pStyle w:val="Compact"/>
               <w:jc w:val="left"/>
               <w:ind w:left="0" w:right="0" w:firstLine="0"/>
-              <w:spacing w:lineRule="auto" w:line="240" w:before="40" w:after="40"/>
+              <w:spacing w:line="240" w:after="40" w:before="40" w:lineRule="auto"/>
             </w:pPr>
             <w:r>
               <w:t xml:space="preserve">TEXT</w:t>
@@ -6727,7 +6727,7 @@
               <w:pStyle w:val="Compact"/>
               <w:jc w:val="left"/>
               <w:ind w:left="0" w:right="0" w:firstLine="0"/>
-              <w:spacing w:lineRule="auto" w:line="240" w:before="40" w:after="40"/>
+              <w:spacing w:line="240" w:after="40" w:before="40" w:lineRule="auto"/>
             </w:pPr>
             <w:r>
               <w:t xml:space="preserve">HTML anchor for linking</w:t>
@@ -6743,7 +6743,7 @@
               <w:pStyle w:val="Compact"/>
               <w:jc w:val="left"/>
               <w:ind w:left="0" w:right="0" w:firstLine="0"/>
-              <w:spacing w:lineRule="auto" w:line="240" w:before="40" w:after="40"/>
+              <w:spacing w:line="240" w:after="40" w:before="40" w:lineRule="auto"/>
             </w:pPr>
             <w:r>
               <w:t xml:space="preserve">syntax_key</w:t>
@@ -6757,7 +6757,7 @@
               <w:pStyle w:val="Compact"/>
               <w:jc w:val="left"/>
               <w:ind w:left="0" w:right="0" w:firstLine="0"/>
-              <w:spacing w:lineRule="auto" w:line="240" w:before="40" w:after="40"/>
+              <w:spacing w:line="240" w:after="40" w:before="40" w:lineRule="auto"/>
             </w:pPr>
             <w:r>
               <w:t xml:space="preserve">TEXT</w:t>
@@ -6771,7 +6771,7 @@
               <w:pStyle w:val="Compact"/>
               <w:jc w:val="left"/>
               <w:ind w:left="0" w:right="0" w:firstLine="0"/>
-              <w:spacing w:lineRule="auto" w:line="240" w:before="40" w:after="40"/>
+              <w:spacing w:line="240" w:after="40" w:before="40" w:lineRule="auto"/>
             </w:pPr>
             <w:r>
               <w:t xml:space="preserve">Original syntax from code block</w:t>
@@ -6781,7 +6781,7 @@
       </w:tr>
     </w:tbl>
     <w:bookmarkEnd w:id="38"/>
-    <w:bookmarkStart w:id="39" w:name="spec_relations"/>
+    <w:bookmarkStart w:id="39" w:name="SPEC-sec4.4"/>
     <w:p>
       <w:pPr>
         <w:pStyle w:val="Heading2"/>
@@ -6834,12 +6834,12 @@
     </w:p>
     <w:p>
       <w:pPr>
-        <w:spacing w:lineRule="exact" w:after="0" w:line="20" w:before="0"/>
+        <w:spacing w:after="0" w:lineRule="exact" w:line="20" w:before="0"/>
         <w:rPr>
           <w:sz w:val="2"/>
         </w:rPr>
       </w:pPr>
-      <w:bookmarkStart w:id="66242" w:name="csv-tbl-relations"/>
+      <w:bookmarkStart w:name="csv-tbl-relations" w:id="66242"/>
       <w:bookmarkEnd w:id="66242"/>
     </w:p>
     <w:p>
@@ -6876,12 +6876,12 @@
         <w:tblLook w:firstRow="1" w:lastRow="0" w:firstColumn="0" w:lastColumn="0" w:noHBand="0" w:noVBand="0" w:val="0020"/>
         <w:jc w:val="start"/>
         <w:tblBorders>
-          <w:top w:color="000000" w:space="0" w:val="single" w:sz="6"/>
-          <w:left w:color="000000" w:space="0" w:val="single" w:sz="6"/>
-          <w:bottom w:color="000000" w:space="0" w:val="single" w:sz="6"/>
-          <w:right w:color="000000" w:space="0" w:val="single" w:sz="6"/>
-          <w:insideH w:color="000000" w:space="0" w:val="single" w:sz="6"/>
-          <w:insideV w:color="000000" w:space="0" w:val="single" w:sz="6"/>
+          <w:top w:val="single" w:space="0" w:color="000000" w:sz="6"/>
+          <w:left w:val="single" w:space="0" w:color="000000" w:sz="6"/>
+          <w:bottom w:val="single" w:space="0" w:color="000000" w:sz="6"/>
+          <w:right w:val="single" w:space="0" w:color="000000" w:sz="6"/>
+          <w:insideH w:val="single" w:space="0" w:color="000000" w:sz="6"/>
+          <w:insideV w:val="single" w:space="0" w:color="000000" w:sz="6"/>
         </w:tblBorders>
         <w:tblCellMar>
           <w:top w:type="dxa" w:w="57"/>
@@ -6901,14 +6901,14 @@
         </w:trPr>
         <w:tc>
           <w:tcPr>
-            <w:shd w:color="auto" w:val="clear" w:fill="E8E8E8"/>
+            <w:shd w:val="clear" w:color="auto" w:fill="E8E8E8"/>
           </w:tcPr>
           <w:p>
             <w:pPr>
               <w:pStyle w:val="Compact"/>
               <w:jc w:val="left"/>
               <w:ind w:left="0" w:right="0" w:firstLine="0"/>
-              <w:spacing w:lineRule="auto" w:line="240" w:before="40" w:after="40"/>
+              <w:spacing w:line="240" w:after="40" w:before="40" w:lineRule="auto"/>
             </w:pPr>
             <w:r>
               <w:rPr>
@@ -6920,14 +6920,14 @@
         </w:tc>
         <w:tc>
           <w:tcPr>
-            <w:shd w:color="auto" w:val="clear" w:fill="E8E8E8"/>
+            <w:shd w:val="clear" w:color="auto" w:fill="E8E8E8"/>
           </w:tcPr>
           <w:p>
             <w:pPr>
               <w:pStyle w:val="Compact"/>
               <w:jc w:val="left"/>
               <w:ind w:left="0" w:right="0" w:firstLine="0"/>
-              <w:spacing w:lineRule="auto" w:line="240" w:before="40" w:after="40"/>
+              <w:spacing w:line="240" w:after="40" w:before="40" w:lineRule="auto"/>
             </w:pPr>
             <w:r>
               <w:rPr>
@@ -6939,14 +6939,14 @@
         </w:tc>
         <w:tc>
           <w:tcPr>
-            <w:shd w:color="auto" w:val="clear" w:fill="E8E8E8"/>
+            <w:shd w:val="clear" w:color="auto" w:fill="E8E8E8"/>
           </w:tcPr>
           <w:p>
             <w:pPr>
               <w:pStyle w:val="Compact"/>
               <w:jc w:val="left"/>
               <w:ind w:left="0" w:right="0" w:firstLine="0"/>
-              <w:spacing w:lineRule="auto" w:line="240" w:before="40" w:after="40"/>
+              <w:spacing w:line="240" w:after="40" w:before="40" w:lineRule="auto"/>
             </w:pPr>
             <w:r>
               <w:rPr>
@@ -6965,7 +6965,7 @@
               <w:pStyle w:val="Compact"/>
               <w:jc w:val="left"/>
               <w:ind w:left="0" w:right="0" w:firstLine="0"/>
-              <w:spacing w:lineRule="auto" w:line="240" w:before="40" w:after="40"/>
+              <w:spacing w:line="240" w:after="40" w:before="40" w:lineRule="auto"/>
             </w:pPr>
             <w:r>
               <w:t xml:space="preserve">id</w:t>
@@ -6979,7 +6979,7 @@
               <w:pStyle w:val="Compact"/>
               <w:jc w:val="left"/>
               <w:ind w:left="0" w:right="0" w:firstLine="0"/>
-              <w:spacing w:lineRule="auto" w:line="240" w:before="40" w:after="40"/>
+              <w:spacing w:line="240" w:after="40" w:before="40" w:lineRule="auto"/>
             </w:pPr>
             <w:r>
               <w:t xml:space="preserve">INTEGER PK</w:t>
@@ -6993,7 +6993,7 @@
               <w:pStyle w:val="Compact"/>
               <w:jc w:val="left"/>
               <w:ind w:left="0" w:right="0" w:firstLine="0"/>
-              <w:spacing w:lineRule="auto" w:line="240" w:before="40" w:after="40"/>
+              <w:spacing w:line="240" w:after="40" w:before="40" w:lineRule="auto"/>
             </w:pPr>
             <w:r>
               <w:t xml:space="preserve">Auto-assigned internal key</w:t>
@@ -7009,7 +7009,7 @@
               <w:pStyle w:val="Compact"/>
               <w:jc w:val="left"/>
               <w:ind w:left="0" w:right="0" w:firstLine="0"/>
-              <w:spacing w:lineRule="auto" w:line="240" w:before="40" w:after="40"/>
+              <w:spacing w:line="240" w:after="40" w:before="40" w:lineRule="auto"/>
             </w:pPr>
             <w:r>
               <w:t xml:space="preserve">content_sha</w:t>
@@ -7023,7 +7023,7 @@
               <w:pStyle w:val="Compact"/>
               <w:jc w:val="left"/>
               <w:ind w:left="0" w:right="0" w:firstLine="0"/>
-              <w:spacing w:lineRule="auto" w:line="240" w:before="40" w:after="40"/>
+              <w:spacing w:line="240" w:after="40" w:before="40" w:lineRule="auto"/>
             </w:pPr>
             <w:r>
               <w:t xml:space="preserve">TEXT</w:t>
@@ -7037,7 +7037,7 @@
               <w:pStyle w:val="Compact"/>
               <w:jc w:val="left"/>
               <w:ind w:left="0" w:right="0" w:firstLine="0"/>
-              <w:spacing w:lineRule="auto" w:line="240" w:before="40" w:after="40"/>
+              <w:spacing w:line="240" w:after="40" w:before="40" w:lineRule="auto"/>
             </w:pPr>
             <w:r>
               <w:t xml:space="preserve">SHA1 checksum for change detection</w:t>
@@ -7053,7 +7053,7 @@
               <w:pStyle w:val="Compact"/>
               <w:jc w:val="left"/>
               <w:ind w:left="0" w:right="0" w:firstLine="0"/>
-              <w:spacing w:lineRule="auto" w:line="240" w:before="40" w:after="40"/>
+              <w:spacing w:line="240" w:after="40" w:before="40" w:lineRule="auto"/>
             </w:pPr>
             <w:r>
               <w:t xml:space="preserve">specification_ref</w:t>
@@ -7067,7 +7067,7 @@
               <w:pStyle w:val="Compact"/>
               <w:jc w:val="left"/>
               <w:ind w:left="0" w:right="0" w:firstLine="0"/>
-              <w:spacing w:lineRule="auto" w:line="240" w:before="40" w:after="40"/>
+              <w:spacing w:line="240" w:after="40" w:before="40" w:lineRule="auto"/>
             </w:pPr>
             <w:r>
               <w:t xml:space="preserve">TEXT NOT NULL FK</w:t>
@@ -7081,7 +7081,7 @@
               <w:pStyle w:val="Compact"/>
               <w:jc w:val="left"/>
               <w:ind w:left="0" w:right="0" w:firstLine="0"/>
-              <w:spacing w:lineRule="auto" w:line="240" w:before="40" w:after="40"/>
+              <w:spacing w:line="240" w:after="40" w:before="40" w:lineRule="auto"/>
             </w:pPr>
             <w:r>
               <w:t xml:space="preserve">Parent specification</w:t>
@@ -7097,7 +7097,7 @@
               <w:pStyle w:val="Compact"/>
               <w:jc w:val="left"/>
               <w:ind w:left="0" w:right="0" w:firstLine="0"/>
-              <w:spacing w:lineRule="auto" w:line="240" w:before="40" w:after="40"/>
+              <w:spacing w:line="240" w:after="40" w:before="40" w:lineRule="auto"/>
             </w:pPr>
             <w:r>
               <w:t xml:space="preserve">source_object_id</w:t>
@@ -7111,7 +7111,7 @@
               <w:pStyle w:val="Compact"/>
               <w:jc w:val="left"/>
               <w:ind w:left="0" w:right="0" w:firstLine="0"/>
-              <w:spacing w:lineRule="auto" w:line="240" w:before="40" w:after="40"/>
+              <w:spacing w:line="240" w:after="40" w:before="40" w:lineRule="auto"/>
             </w:pPr>
             <w:r>
               <w:t xml:space="preserve">INTEGER NOT NULL FK</w:t>
@@ -7125,7 +7125,7 @@
               <w:pStyle w:val="Compact"/>
               <w:jc w:val="left"/>
               <w:ind w:left="0" w:right="0" w:firstLine="0"/>
-              <w:spacing w:lineRule="auto" w:line="240" w:before="40" w:after="40"/>
+              <w:spacing w:line="240" w:after="40" w:before="40" w:lineRule="auto"/>
             </w:pPr>
             <w:r>
               <w:t xml:space="preserve">Source object</w:t>
@@ -7141,7 +7141,7 @@
               <w:pStyle w:val="Compact"/>
               <w:jc w:val="left"/>
               <w:ind w:left="0" w:right="0" w:firstLine="0"/>
-              <w:spacing w:lineRule="auto" w:line="240" w:before="40" w:after="40"/>
+              <w:spacing w:line="240" w:after="40" w:before="40" w:lineRule="auto"/>
             </w:pPr>
             <w:r>
               <w:t xml:space="preserve">target_text</w:t>
@@ -7155,7 +7155,7 @@
               <w:pStyle w:val="Compact"/>
               <w:jc w:val="left"/>
               <w:ind w:left="0" w:right="0" w:firstLine="0"/>
-              <w:spacing w:lineRule="auto" w:line="240" w:before="40" w:after="40"/>
+              <w:spacing w:line="240" w:after="40" w:before="40" w:lineRule="auto"/>
             </w:pPr>
             <w:r>
               <w:t xml:space="preserve">TEXT</w:t>
@@ -7169,7 +7169,7 @@
               <w:pStyle w:val="Compact"/>
               <w:jc w:val="left"/>
               <w:ind w:left="0" w:right="0" w:firstLine="0"/>
-              <w:spacing w:lineRule="auto" w:line="240" w:before="40" w:after="40"/>
+              <w:spacing w:line="240" w:after="40" w:before="40" w:lineRule="auto"/>
             </w:pPr>
             <w:r>
               <w:t xml:space="preserve">Target as written (before resolution)</w:t>
@@ -7185,7 +7185,7 @@
               <w:pStyle w:val="Compact"/>
               <w:jc w:val="left"/>
               <w:ind w:left="0" w:right="0" w:firstLine="0"/>
-              <w:spacing w:lineRule="auto" w:line="240" w:before="40" w:after="40"/>
+              <w:spacing w:line="240" w:after="40" w:before="40" w:lineRule="auto"/>
             </w:pPr>
             <w:r>
               <w:t xml:space="preserve">target_object_id</w:t>
@@ -7199,7 +7199,7 @@
               <w:pStyle w:val="Compact"/>
               <w:jc w:val="left"/>
               <w:ind w:left="0" w:right="0" w:firstLine="0"/>
-              <w:spacing w:lineRule="auto" w:line="240" w:before="40" w:after="40"/>
+              <w:spacing w:line="240" w:after="40" w:before="40" w:lineRule="auto"/>
             </w:pPr>
             <w:r>
               <w:t xml:space="preserve">INTEGER FK</w:t>
@@ -7213,7 +7213,7 @@
               <w:pStyle w:val="Compact"/>
               <w:jc w:val="left"/>
               <w:ind w:left="0" w:right="0" w:firstLine="0"/>
-              <w:spacing w:lineRule="auto" w:line="240" w:before="40" w:after="40"/>
+              <w:spacing w:line="240" w:after="40" w:before="40" w:lineRule="auto"/>
             </w:pPr>
             <w:r>
               <w:t xml:space="preserve">Resolved target object (NULL if unresolved)</w:t>
@@ -7229,7 +7229,7 @@
               <w:pStyle w:val="Compact"/>
               <w:jc w:val="left"/>
               <w:ind w:left="0" w:right="0" w:firstLine="0"/>
-              <w:spacing w:lineRule="auto" w:line="240" w:before="40" w:after="40"/>
+              <w:spacing w:line="240" w:after="40" w:before="40" w:lineRule="auto"/>
             </w:pPr>
             <w:r>
               <w:t xml:space="preserve">target_float_id</w:t>
@@ -7243,7 +7243,7 @@
               <w:pStyle w:val="Compact"/>
               <w:jc w:val="left"/>
               <w:ind w:left="0" w:right="0" w:firstLine="0"/>
-              <w:spacing w:lineRule="auto" w:line="240" w:before="40" w:after="40"/>
+              <w:spacing w:line="240" w:after="40" w:before="40" w:lineRule="auto"/>
             </w:pPr>
             <w:r>
               <w:t xml:space="preserve">INTEGER FK</w:t>
@@ -7257,7 +7257,7 @@
               <w:pStyle w:val="Compact"/>
               <w:jc w:val="left"/>
               <w:ind w:left="0" w:right="0" w:firstLine="0"/>
-              <w:spacing w:lineRule="auto" w:line="240" w:before="40" w:after="40"/>
+              <w:spacing w:line="240" w:after="40" w:before="40" w:lineRule="auto"/>
             </w:pPr>
             <w:r>
               <w:t xml:space="preserve">Resolved target float (NULL if unresolved)</w:t>
@@ -7273,7 +7273,7 @@
               <w:pStyle w:val="Compact"/>
               <w:jc w:val="left"/>
               <w:ind w:left="0" w:right="0" w:firstLine="0"/>
-              <w:spacing w:lineRule="auto" w:line="240" w:before="40" w:after="40"/>
+              <w:spacing w:line="240" w:after="40" w:before="40" w:lineRule="auto"/>
             </w:pPr>
             <w:r>
               <w:t xml:space="preserve">type_ref</w:t>
@@ -7287,7 +7287,7 @@
               <w:pStyle w:val="Compact"/>
               <w:jc w:val="left"/>
               <w:ind w:left="0" w:right="0" w:firstLine="0"/>
-              <w:spacing w:lineRule="auto" w:line="240" w:before="40" w:after="40"/>
+              <w:spacing w:line="240" w:after="40" w:before="40" w:lineRule="auto"/>
             </w:pPr>
             <w:r>
               <w:t xml:space="preserve">TEXT FK</w:t>
@@ -7301,7 +7301,7 @@
               <w:pStyle w:val="Compact"/>
               <w:jc w:val="left"/>
               <w:ind w:left="0" w:right="0" w:firstLine="0"/>
-              <w:spacing w:lineRule="auto" w:line="240" w:before="40" w:after="40"/>
+              <w:spacing w:line="240" w:after="40" w:before="40" w:lineRule="auto"/>
             </w:pPr>
             <w:r>
               <w:t xml:space="preserve">Inferred relation type</w:t>
@@ -7317,7 +7317,7 @@
               <w:pStyle w:val="Compact"/>
               <w:jc w:val="left"/>
               <w:ind w:left="0" w:right="0" w:firstLine="0"/>
-              <w:spacing w:lineRule="auto" w:line="240" w:before="40" w:after="40"/>
+              <w:spacing w:line="240" w:after="40" w:before="40" w:lineRule="auto"/>
             </w:pPr>
             <w:r>
               <w:t xml:space="preserve">is_ambiguous</w:t>
@@ -7331,7 +7331,7 @@
               <w:pStyle w:val="Compact"/>
               <w:jc w:val="left"/>
               <w:ind w:left="0" w:right="0" w:firstLine="0"/>
-              <w:spacing w:lineRule="auto" w:line="240" w:before="40" w:after="40"/>
+              <w:spacing w:line="240" w:after="40" w:before="40" w:lineRule="auto"/>
             </w:pPr>
             <w:r>
               <w:t xml:space="preserve">INTEGER DEFAULT 0</w:t>
@@ -7345,7 +7345,7 @@
               <w:pStyle w:val="Compact"/>
               <w:jc w:val="left"/>
               <w:ind w:left="0" w:right="0" w:firstLine="0"/>
-              <w:spacing w:lineRule="auto" w:line="240" w:before="40" w:after="40"/>
+              <w:spacing w:line="240" w:after="40" w:before="40" w:lineRule="auto"/>
             </w:pPr>
             <w:r>
               <w:t xml:space="preserve">1 = multiple matches found</w:t>
@@ -7361,7 +7361,7 @@
               <w:pStyle w:val="Compact"/>
               <w:jc w:val="left"/>
               <w:ind w:left="0" w:right="0" w:firstLine="0"/>
-              <w:spacing w:lineRule="auto" w:line="240" w:before="40" w:after="40"/>
+              <w:spacing w:line="240" w:after="40" w:before="40" w:lineRule="auto"/>
             </w:pPr>
             <w:r>
               <w:t xml:space="preserve">from_file</w:t>
@@ -7375,7 +7375,7 @@
               <w:pStyle w:val="Compact"/>
               <w:jc w:val="left"/>
               <w:ind w:left="0" w:right="0" w:firstLine="0"/>
-              <w:spacing w:lineRule="auto" w:line="240" w:before="40" w:after="40"/>
+              <w:spacing w:line="240" w:after="40" w:before="40" w:lineRule="auto"/>
             </w:pPr>
             <w:r>
               <w:t xml:space="preserve">TEXT NOT NULL</w:t>
@@ -7389,7 +7389,7 @@
               <w:pStyle w:val="Compact"/>
               <w:jc w:val="left"/>
               <w:ind w:left="0" w:right="0" w:firstLine="0"/>
-              <w:spacing w:lineRule="auto" w:line="240" w:before="40" w:after="40"/>
+              <w:spacing w:line="240" w:after="40" w:before="40" w:lineRule="auto"/>
             </w:pPr>
             <w:r>
               <w:t xml:space="preserve">Source file</w:t>
@@ -7405,7 +7405,7 @@
               <w:pStyle w:val="Compact"/>
               <w:jc w:val="left"/>
               <w:ind w:left="0" w:right="0" w:firstLine="0"/>
-              <w:spacing w:lineRule="auto" w:line="240" w:before="40" w:after="40"/>
+              <w:spacing w:line="240" w:after="40" w:before="40" w:lineRule="auto"/>
             </w:pPr>
             <w:r>
               <w:t xml:space="preserve">link_line</w:t>
@@ -7419,7 +7419,7 @@
               <w:pStyle w:val="Compact"/>
               <w:jc w:val="left"/>
               <w:ind w:left="0" w:right="0" w:firstLine="0"/>
-              <w:spacing w:lineRule="auto" w:line="240" w:before="40" w:after="40"/>
+              <w:spacing w:line="240" w:after="40" w:before="40" w:lineRule="auto"/>
             </w:pPr>
             <w:r>
               <w:t xml:space="preserve">INTEGER DEFAULT 0</w:t>
@@ -7433,7 +7433,7 @@
               <w:pStyle w:val="Compact"/>
               <w:jc w:val="left"/>
               <w:ind w:left="0" w:right="0" w:firstLine="0"/>
-              <w:spacing w:lineRule="auto" w:line="240" w:before="40" w:after="40"/>
+              <w:spacing w:line="240" w:after="40" w:before="40" w:lineRule="auto"/>
             </w:pPr>
             <w:r>
               <w:t xml:space="preserve">Line number of link</w:t>
@@ -7449,7 +7449,7 @@
               <w:pStyle w:val="Compact"/>
               <w:jc w:val="left"/>
               <w:ind w:left="0" w:right="0" w:firstLine="0"/>
-              <w:spacing w:lineRule="auto" w:line="240" w:before="40" w:after="40"/>
+              <w:spacing w:line="240" w:after="40" w:before="40" w:lineRule="auto"/>
             </w:pPr>
             <w:r>
               <w:t xml:space="preserve">source_attribute</w:t>
@@ -7463,7 +7463,7 @@
               <w:pStyle w:val="Compact"/>
               <w:jc w:val="left"/>
               <w:ind w:left="0" w:right="0" w:firstLine="0"/>
-              <w:spacing w:lineRule="auto" w:line="240" w:before="40" w:after="40"/>
+              <w:spacing w:line="240" w:after="40" w:before="40" w:lineRule="auto"/>
             </w:pPr>
             <w:r>
               <w:t xml:space="preserve">TEXT</w:t>
@@ -7477,7 +7477,7 @@
               <w:pStyle w:val="Compact"/>
               <w:jc w:val="left"/>
               <w:ind w:left="0" w:right="0" w:firstLine="0"/>
-              <w:spacing w:lineRule="auto" w:line="240" w:before="40" w:after="40"/>
+              <w:spacing w:line="240" w:after="40" w:before="40" w:lineRule="auto"/>
             </w:pPr>
             <w:r>
               <w:t xml:space="preserve">Attribute containing the link (NULL if in body)</w:t>
@@ -7493,7 +7493,7 @@
               <w:pStyle w:val="Compact"/>
               <w:jc w:val="left"/>
               <w:ind w:left="0" w:right="0" w:firstLine="0"/>
-              <w:spacing w:lineRule="auto" w:line="240" w:before="40" w:after="40"/>
+              <w:spacing w:line="240" w:after="40" w:before="40" w:lineRule="auto"/>
             </w:pPr>
             <w:r>
               <w:t xml:space="preserve">link_selector</w:t>
@@ -7507,7 +7507,7 @@
               <w:pStyle w:val="Compact"/>
               <w:jc w:val="left"/>
               <w:ind w:left="0" w:right="0" w:firstLine="0"/>
-              <w:spacing w:lineRule="auto" w:line="240" w:before="40" w:after="40"/>
+              <w:spacing w:line="240" w:after="40" w:before="40" w:lineRule="auto"/>
             </w:pPr>
             <w:r>
               <w:t xml:space="preserve">TEXT</w:t>
@@ -7521,7 +7521,7 @@
               <w:pStyle w:val="Compact"/>
               <w:jc w:val="left"/>
               <w:ind w:left="0" w:right="0" w:firstLine="0"/>
-              <w:spacing w:lineRule="auto" w:line="240" w:before="40" w:after="40"/>
+              <w:spacing w:line="240" w:after="40" w:before="40" w:lineRule="auto"/>
             </w:pPr>
             <w:r>
               <w:t xml:space="preserve">Selector syntax ("@" or "#")</w:t>
@@ -7531,7 +7531,7 @@
       </w:tr>
     </w:tbl>
     <w:bookmarkEnd w:id="39"/>
-    <w:bookmarkStart w:id="40" w:name="spec_views"/>
+    <w:bookmarkStart w:id="40" w:name="SPEC-sec4.5"/>
     <w:p>
       <w:pPr>
         <w:pStyle w:val="Heading2"/>
@@ -7569,12 +7569,12 @@
     </w:p>
     <w:p>
       <w:pPr>
-        <w:spacing w:lineRule="exact" w:after="0" w:line="20" w:before="0"/>
+        <w:spacing w:after="0" w:lineRule="exact" w:line="20" w:before="0"/>
         <w:rPr>
           <w:sz w:val="2"/>
         </w:rPr>
       </w:pPr>
-      <w:bookmarkStart w:id="86393" w:name="csv-tbl-views"/>
+      <w:bookmarkStart w:name="csv-tbl-views" w:id="86393"/>
       <w:bookmarkEnd w:id="86393"/>
     </w:p>
     <w:p>
@@ -7611,12 +7611,12 @@
         <w:tblLook w:firstRow="1" w:lastRow="0" w:firstColumn="0" w:lastColumn="0" w:noHBand="0" w:noVBand="0" w:val="0020"/>
         <w:jc w:val="start"/>
         <w:tblBorders>
-          <w:top w:color="000000" w:space="0" w:val="single" w:sz="6"/>
-          <w:left w:color="000000" w:space="0" w:val="single" w:sz="6"/>
-          <w:bottom w:color="000000" w:space="0" w:val="single" w:sz="6"/>
-          <w:right w:color="000000" w:space="0" w:val="single" w:sz="6"/>
-          <w:insideH w:color="000000" w:space="0" w:val="single" w:sz="6"/>
-          <w:insideV w:color="000000" w:space="0" w:val="single" w:sz="6"/>
+          <w:top w:val="single" w:space="0" w:color="000000" w:sz="6"/>
+          <w:left w:val="single" w:space="0" w:color="000000" w:sz="6"/>
+          <w:bottom w:val="single" w:space="0" w:color="000000" w:sz="6"/>
+          <w:right w:val="single" w:space="0" w:color="000000" w:sz="6"/>
+          <w:insideH w:val="single" w:space="0" w:color="000000" w:sz="6"/>
+          <w:insideV w:val="single" w:space="0" w:color="000000" w:sz="6"/>
         </w:tblBorders>
         <w:tblCellMar>
           <w:top w:type="dxa" w:w="57"/>
@@ -7636,14 +7636,14 @@
         </w:trPr>
         <w:tc>
           <w:tcPr>
-            <w:shd w:color="auto" w:val="clear" w:fill="E8E8E8"/>
+            <w:shd w:val="clear" w:color="auto" w:fill="E8E8E8"/>
           </w:tcPr>
           <w:p>
             <w:pPr>
               <w:pStyle w:val="Compact"/>
               <w:jc w:val="left"/>
               <w:ind w:left="0" w:right="0" w:firstLine="0"/>
-              <w:spacing w:lineRule="auto" w:line="240" w:before="40" w:after="40"/>
+              <w:spacing w:line="240" w:after="40" w:before="40" w:lineRule="auto"/>
             </w:pPr>
             <w:r>
               <w:rPr>
@@ -7655,14 +7655,14 @@
         </w:tc>
         <w:tc>
           <w:tcPr>
-            <w:shd w:color="auto" w:val="clear" w:fill="E8E8E8"/>
+            <w:shd w:val="clear" w:color="auto" w:fill="E8E8E8"/>
           </w:tcPr>
           <w:p>
             <w:pPr>
               <w:pStyle w:val="Compact"/>
               <w:jc w:val="left"/>
               <w:ind w:left="0" w:right="0" w:firstLine="0"/>
-              <w:spacing w:lineRule="auto" w:line="240" w:before="40" w:after="40"/>
+              <w:spacing w:line="240" w:after="40" w:before="40" w:lineRule="auto"/>
             </w:pPr>
             <w:r>
               <w:rPr>
@@ -7674,14 +7674,14 @@
         </w:tc>
         <w:tc>
           <w:tcPr>
-            <w:shd w:color="auto" w:val="clear" w:fill="E8E8E8"/>
+            <w:shd w:val="clear" w:color="auto" w:fill="E8E8E8"/>
           </w:tcPr>
           <w:p>
             <w:pPr>
               <w:pStyle w:val="Compact"/>
               <w:jc w:val="left"/>
               <w:ind w:left="0" w:right="0" w:firstLine="0"/>
-              <w:spacing w:lineRule="auto" w:line="240" w:before="40" w:after="40"/>
+              <w:spacing w:line="240" w:after="40" w:before="40" w:lineRule="auto"/>
             </w:pPr>
             <w:r>
               <w:rPr>
@@ -7700,7 +7700,7 @@
               <w:pStyle w:val="Compact"/>
               <w:jc w:val="left"/>
               <w:ind w:left="0" w:right="0" w:firstLine="0"/>
-              <w:spacing w:lineRule="auto" w:line="240" w:before="40" w:after="40"/>
+              <w:spacing w:line="240" w:after="40" w:before="40" w:lineRule="auto"/>
             </w:pPr>
             <w:r>
               <w:t xml:space="preserve">id</w:t>
@@ -7714,7 +7714,7 @@
               <w:pStyle w:val="Compact"/>
               <w:jc w:val="left"/>
               <w:ind w:left="0" w:right="0" w:firstLine="0"/>
-              <w:spacing w:lineRule="auto" w:line="240" w:before="40" w:after="40"/>
+              <w:spacing w:line="240" w:after="40" w:before="40" w:lineRule="auto"/>
             </w:pPr>
             <w:r>
               <w:t xml:space="preserve">INTEGER PK</w:t>
@@ -7728,7 +7728,7 @@
               <w:pStyle w:val="Compact"/>
               <w:jc w:val="left"/>
               <w:ind w:left="0" w:right="0" w:firstLine="0"/>
-              <w:spacing w:lineRule="auto" w:line="240" w:before="40" w:after="40"/>
+              <w:spacing w:line="240" w:after="40" w:before="40" w:lineRule="auto"/>
             </w:pPr>
             <w:r>
               <w:t xml:space="preserve">Auto-assigned internal key</w:t>
@@ -7744,7 +7744,7 @@
               <w:pStyle w:val="Compact"/>
               <w:jc w:val="left"/>
               <w:ind w:left="0" w:right="0" w:firstLine="0"/>
-              <w:spacing w:lineRule="auto" w:line="240" w:before="40" w:after="40"/>
+              <w:spacing w:line="240" w:after="40" w:before="40" w:lineRule="auto"/>
             </w:pPr>
             <w:r>
               <w:t xml:space="preserve">content_sha</w:t>
@@ -7758,7 +7758,7 @@
               <w:pStyle w:val="Compact"/>
               <w:jc w:val="left"/>
               <w:ind w:left="0" w:right="0" w:firstLine="0"/>
-              <w:spacing w:lineRule="auto" w:line="240" w:before="40" w:after="40"/>
+              <w:spacing w:line="240" w:after="40" w:before="40" w:lineRule="auto"/>
             </w:pPr>
             <w:r>
               <w:t xml:space="preserve">TEXT</w:t>
@@ -7772,7 +7772,7 @@
               <w:pStyle w:val="Compact"/>
               <w:jc w:val="left"/>
               <w:ind w:left="0" w:right="0" w:firstLine="0"/>
-              <w:spacing w:lineRule="auto" w:line="240" w:before="40" w:after="40"/>
+              <w:spacing w:line="240" w:after="40" w:before="40" w:lineRule="auto"/>
             </w:pPr>
             <w:r>
               <w:t xml:space="preserve">SHA1 checksum for change detection</w:t>
@@ -7788,7 +7788,7 @@
               <w:pStyle w:val="Compact"/>
               <w:jc w:val="left"/>
               <w:ind w:left="0" w:right="0" w:firstLine="0"/>
-              <w:spacing w:lineRule="auto" w:line="240" w:before="40" w:after="40"/>
+              <w:spacing w:line="240" w:after="40" w:before="40" w:lineRule="auto"/>
             </w:pPr>
             <w:r>
               <w:t xml:space="preserve">specification_ref</w:t>
@@ -7802,7 +7802,7 @@
               <w:pStyle w:val="Compact"/>
               <w:jc w:val="left"/>
               <w:ind w:left="0" w:right="0" w:firstLine="0"/>
-              <w:spacing w:lineRule="auto" w:line="240" w:before="40" w:after="40"/>
+              <w:spacing w:line="240" w:after="40" w:before="40" w:lineRule="auto"/>
             </w:pPr>
             <w:r>
               <w:t xml:space="preserve">TEXT NOT NULL FK</w:t>
@@ -7816,7 +7816,7 @@
               <w:pStyle w:val="Compact"/>
               <w:jc w:val="left"/>
               <w:ind w:left="0" w:right="0" w:firstLine="0"/>
-              <w:spacing w:lineRule="auto" w:line="240" w:before="40" w:after="40"/>
+              <w:spacing w:line="240" w:after="40" w:before="40" w:lineRule="auto"/>
             </w:pPr>
             <w:r>
               <w:t xml:space="preserve">Parent specification</w:t>
@@ -7832,7 +7832,7 @@
               <w:pStyle w:val="Compact"/>
               <w:jc w:val="left"/>
               <w:ind w:left="0" w:right="0" w:firstLine="0"/>
-              <w:spacing w:lineRule="auto" w:line="240" w:before="40" w:after="40"/>
+              <w:spacing w:line="240" w:after="40" w:before="40" w:lineRule="auto"/>
             </w:pPr>
             <w:r>
               <w:t xml:space="preserve">view_type_ref</w:t>
@@ -7846,7 +7846,7 @@
               <w:pStyle w:val="Compact"/>
               <w:jc w:val="left"/>
               <w:ind w:left="0" w:right="0" w:firstLine="0"/>
-              <w:spacing w:lineRule="auto" w:line="240" w:before="40" w:after="40"/>
+              <w:spacing w:line="240" w:after="40" w:before="40" w:lineRule="auto"/>
             </w:pPr>
             <w:r>
               <w:t xml:space="preserve">TEXT NOT NULL FK</w:t>
@@ -7860,7 +7860,7 @@
               <w:pStyle w:val="Compact"/>
               <w:jc w:val="left"/>
               <w:ind w:left="0" w:right="0" w:firstLine="0"/>
-              <w:spacing w:lineRule="auto" w:line="240" w:before="40" w:after="40"/>
+              <w:spacing w:line="240" w:after="40" w:before="40" w:lineRule="auto"/>
             </w:pPr>
             <w:r>
               <w:t xml:space="preserve">View type</w:t>
@@ -7876,7 +7876,7 @@
               <w:pStyle w:val="Compact"/>
               <w:jc w:val="left"/>
               <w:ind w:left="0" w:right="0" w:firstLine="0"/>
-              <w:spacing w:lineRule="auto" w:line="240" w:before="40" w:after="40"/>
+              <w:spacing w:line="240" w:after="40" w:before="40" w:lineRule="auto"/>
             </w:pPr>
             <w:r>
               <w:t xml:space="preserve">from_file</w:t>
@@ -7890,7 +7890,7 @@
               <w:pStyle w:val="Compact"/>
               <w:jc w:val="left"/>
               <w:ind w:left="0" w:right="0" w:firstLine="0"/>
-              <w:spacing w:lineRule="auto" w:line="240" w:before="40" w:after="40"/>
+              <w:spacing w:line="240" w:after="40" w:before="40" w:lineRule="auto"/>
             </w:pPr>
             <w:r>
               <w:t xml:space="preserve">TEXT NOT NULL</w:t>
@@ -7904,7 +7904,7 @@
               <w:pStyle w:val="Compact"/>
               <w:jc w:val="left"/>
               <w:ind w:left="0" w:right="0" w:firstLine="0"/>
-              <w:spacing w:lineRule="auto" w:line="240" w:before="40" w:after="40"/>
+              <w:spacing w:line="240" w:after="40" w:before="40" w:lineRule="auto"/>
             </w:pPr>
             <w:r>
               <w:t xml:space="preserve">Source file path</w:t>
@@ -7920,7 +7920,7 @@
               <w:pStyle w:val="Compact"/>
               <w:jc w:val="left"/>
               <w:ind w:left="0" w:right="0" w:firstLine="0"/>
-              <w:spacing w:lineRule="auto" w:line="240" w:before="40" w:after="40"/>
+              <w:spacing w:line="240" w:after="40" w:before="40" w:lineRule="auto"/>
             </w:pPr>
             <w:r>
               <w:t xml:space="preserve">file_seq</w:t>
@@ -7934,7 +7934,7 @@
               <w:pStyle w:val="Compact"/>
               <w:jc w:val="left"/>
               <w:ind w:left="0" w:right="0" w:firstLine="0"/>
-              <w:spacing w:lineRule="auto" w:line="240" w:before="40" w:after="40"/>
+              <w:spacing w:line="240" w:after="40" w:before="40" w:lineRule="auto"/>
             </w:pPr>
             <w:r>
               <w:t xml:space="preserve">INTEGER NOT NULL</w:t>
@@ -7948,7 +7948,7 @@
               <w:pStyle w:val="Compact"/>
               <w:jc w:val="left"/>
               <w:ind w:left="0" w:right="0" w:firstLine="0"/>
-              <w:spacing w:lineRule="auto" w:line="240" w:before="40" w:after="40"/>
+              <w:spacing w:line="240" w:after="40" w:before="40" w:lineRule="auto"/>
             </w:pPr>
             <w:r>
               <w:t xml:space="preserve">Sequence within file</w:t>
@@ -7964,7 +7964,7 @@
               <w:pStyle w:val="Compact"/>
               <w:jc w:val="left"/>
               <w:ind w:left="0" w:right="0" w:firstLine="0"/>
-              <w:spacing w:lineRule="auto" w:line="240" w:before="40" w:after="40"/>
+              <w:spacing w:line="240" w:after="40" w:before="40" w:lineRule="auto"/>
             </w:pPr>
             <w:r>
               <w:t xml:space="preserve">start_line</w:t>
@@ -7978,7 +7978,7 @@
               <w:pStyle w:val="Compact"/>
               <w:jc w:val="left"/>
               <w:ind w:left="0" w:right="0" w:firstLine="0"/>
-              <w:spacing w:lineRule="auto" w:line="240" w:before="40" w:after="40"/>
+              <w:spacing w:line="240" w:after="40" w:before="40" w:lineRule="auto"/>
             </w:pPr>
             <w:r>
               <w:t xml:space="preserve">INTEGER</w:t>
@@ -7992,7 +7992,7 @@
               <w:pStyle w:val="Compact"/>
               <w:jc w:val="left"/>
               <w:ind w:left="0" w:right="0" w:firstLine="0"/>
-              <w:spacing w:lineRule="auto" w:line="240" w:before="40" w:after="40"/>
+              <w:spacing w:line="240" w:after="40" w:before="40" w:lineRule="auto"/>
             </w:pPr>
             <w:r>
               <w:t xml:space="preserve">Start line in source</w:t>
@@ -8008,7 +8008,7 @@
               <w:pStyle w:val="Compact"/>
               <w:jc w:val="left"/>
               <w:ind w:left="0" w:right="0" w:firstLine="0"/>
-              <w:spacing w:lineRule="auto" w:line="240" w:before="40" w:after="40"/>
+              <w:spacing w:line="240" w:after="40" w:before="40" w:lineRule="auto"/>
             </w:pPr>
             <w:r>
               <w:t xml:space="preserve">raw_ast</w:t>
@@ -8022,7 +8022,7 @@
               <w:pStyle w:val="Compact"/>
               <w:jc w:val="left"/>
               <w:ind w:left="0" w:right="0" w:firstLine="0"/>
-              <w:spacing w:lineRule="auto" w:line="240" w:before="40" w:after="40"/>
+              <w:spacing w:line="240" w:after="40" w:before="40" w:lineRule="auto"/>
             </w:pPr>
             <w:r>
               <w:t xml:space="preserve">JSON</w:t>
@@ -8036,7 +8036,7 @@
               <w:pStyle w:val="Compact"/>
               <w:jc w:val="left"/>
               <w:ind w:left="0" w:right="0" w:firstLine="0"/>
-              <w:spacing w:lineRule="auto" w:line="240" w:before="40" w:after="40"/>
+              <w:spacing w:line="240" w:after="40" w:before="40" w:lineRule="auto"/>
             </w:pPr>
             <w:r>
               <w:t xml:space="preserve">Original Pandoc AST</w:t>
@@ -8052,7 +8052,7 @@
               <w:pStyle w:val="Compact"/>
               <w:jc w:val="left"/>
               <w:ind w:left="0" w:right="0" w:firstLine="0"/>
-              <w:spacing w:lineRule="auto" w:line="240" w:before="40" w:after="40"/>
+              <w:spacing w:line="240" w:after="40" w:before="40" w:lineRule="auto"/>
             </w:pPr>
             <w:r>
               <w:t xml:space="preserve">resolved_ast</w:t>
@@ -8066,7 +8066,7 @@
               <w:pStyle w:val="Compact"/>
               <w:jc w:val="left"/>
               <w:ind w:left="0" w:right="0" w:firstLine="0"/>
-              <w:spacing w:lineRule="auto" w:line="240" w:before="40" w:after="40"/>
+              <w:spacing w:line="240" w:after="40" w:before="40" w:lineRule="auto"/>
             </w:pPr>
             <w:r>
               <w:t xml:space="preserve">JSON</w:t>
@@ -8080,7 +8080,7 @@
               <w:pStyle w:val="Compact"/>
               <w:jc w:val="left"/>
               <w:ind w:left="0" w:right="0" w:firstLine="0"/>
-              <w:spacing w:lineRule="auto" w:line="240" w:before="40" w:after="40"/>
+              <w:spacing w:line="240" w:after="40" w:before="40" w:lineRule="auto"/>
             </w:pPr>
             <w:r>
               <w:t xml:space="preserve">Materialized view as Pandoc AST</w:t>
@@ -8096,7 +8096,7 @@
               <w:pStyle w:val="Compact"/>
               <w:jc w:val="left"/>
               <w:ind w:left="0" w:right="0" w:firstLine="0"/>
-              <w:spacing w:lineRule="auto" w:line="240" w:before="40" w:after="40"/>
+              <w:spacing w:line="240" w:after="40" w:before="40" w:lineRule="auto"/>
             </w:pPr>
             <w:r>
               <w:t xml:space="preserve">resolved_data</w:t>
@@ -8110,7 +8110,7 @@
               <w:pStyle w:val="Compact"/>
               <w:jc w:val="left"/>
               <w:ind w:left="0" w:right="0" w:firstLine="0"/>
-              <w:spacing w:lineRule="auto" w:line="240" w:before="40" w:after="40"/>
+              <w:spacing w:line="240" w:after="40" w:before="40" w:lineRule="auto"/>
             </w:pPr>
             <w:r>
               <w:t xml:space="preserve">JSON</w:t>
@@ -8124,7 +8124,7 @@
               <w:pStyle w:val="Compact"/>
               <w:jc w:val="left"/>
               <w:ind w:left="0" w:right="0" w:firstLine="0"/>
-              <w:spacing w:lineRule="auto" w:line="240" w:before="40" w:after="40"/>
+              <w:spacing w:line="240" w:after="40" w:before="40" w:lineRule="auto"/>
             </w:pPr>
             <w:r>
               <w:t xml:space="preserve">Pre-computed view data</w:t>
@@ -8134,7 +8134,7 @@
       </w:tr>
     </w:tbl>
     <w:bookmarkEnd w:id="40"/>
-    <w:bookmarkStart w:id="41" w:name="spec_attribute_values"/>
+    <w:bookmarkStart w:id="41" w:name="SPEC-sec4.6"/>
     <w:p>
       <w:pPr>
         <w:pStyle w:val="Heading2"/>
@@ -8157,12 +8157,12 @@
     </w:p>
     <w:p>
       <w:pPr>
-        <w:spacing w:lineRule="exact" w:after="0" w:line="20" w:before="0"/>
+        <w:spacing w:after="0" w:lineRule="exact" w:line="20" w:before="0"/>
         <w:rPr>
           <w:sz w:val="2"/>
         </w:rPr>
       </w:pPr>
-      <w:bookmarkStart w:id="58030" w:name="csv-tbl-attributes"/>
+      <w:bookmarkStart w:name="csv-tbl-attributes" w:id="58030"/>
       <w:bookmarkEnd w:id="58030"/>
     </w:p>
     <w:p>
@@ -8199,12 +8199,12 @@
         <w:tblLook w:firstRow="1" w:lastRow="0" w:firstColumn="0" w:lastColumn="0" w:noHBand="0" w:noVBand="0" w:val="0020"/>
         <w:jc w:val="start"/>
         <w:tblBorders>
-          <w:top w:color="000000" w:space="0" w:val="single" w:sz="6"/>
-          <w:left w:color="000000" w:space="0" w:val="single" w:sz="6"/>
-          <w:bottom w:color="000000" w:space="0" w:val="single" w:sz="6"/>
-          <w:right w:color="000000" w:space="0" w:val="single" w:sz="6"/>
-          <w:insideH w:color="000000" w:space="0" w:val="single" w:sz="6"/>
-          <w:insideV w:color="000000" w:space="0" w:val="single" w:sz="6"/>
+          <w:top w:val="single" w:space="0" w:color="000000" w:sz="6"/>
+          <w:left w:val="single" w:space="0" w:color="000000" w:sz="6"/>
+          <w:bottom w:val="single" w:space="0" w:color="000000" w:sz="6"/>
+          <w:right w:val="single" w:space="0" w:color="000000" w:sz="6"/>
+          <w:insideH w:val="single" w:space="0" w:color="000000" w:sz="6"/>
+          <w:insideV w:val="single" w:space="0" w:color="000000" w:sz="6"/>
         </w:tblBorders>
         <w:tblCellMar>
           <w:top w:type="dxa" w:w="57"/>
@@ -8224,14 +8224,14 @@
         </w:trPr>
         <w:tc>
           <w:tcPr>
-            <w:shd w:color="auto" w:val="clear" w:fill="E8E8E8"/>
+            <w:shd w:val="clear" w:color="auto" w:fill="E8E8E8"/>
           </w:tcPr>
           <w:p>
             <w:pPr>
               <w:pStyle w:val="Compact"/>
               <w:jc w:val="left"/>
               <w:ind w:left="0" w:right="0" w:firstLine="0"/>
-              <w:spacing w:lineRule="auto" w:line="240" w:before="40" w:after="40"/>
+              <w:spacing w:line="240" w:after="40" w:before="40" w:lineRule="auto"/>
             </w:pPr>
             <w:r>
               <w:rPr>
@@ -8243,14 +8243,14 @@
         </w:tc>
         <w:tc>
           <w:tcPr>
-            <w:shd w:color="auto" w:val="clear" w:fill="E8E8E8"/>
+            <w:shd w:val="clear" w:color="auto" w:fill="E8E8E8"/>
           </w:tcPr>
           <w:p>
             <w:pPr>
               <w:pStyle w:val="Compact"/>
               <w:jc w:val="left"/>
               <w:ind w:left="0" w:right="0" w:firstLine="0"/>
-              <w:spacing w:lineRule="auto" w:line="240" w:before="40" w:after="40"/>
+              <w:spacing w:line="240" w:after="40" w:before="40" w:lineRule="auto"/>
             </w:pPr>
             <w:r>
               <w:rPr>
@@ -8262,14 +8262,14 @@
         </w:tc>
         <w:tc>
           <w:tcPr>
-            <w:shd w:color="auto" w:val="clear" w:fill="E8E8E8"/>
+            <w:shd w:val="clear" w:color="auto" w:fill="E8E8E8"/>
           </w:tcPr>
           <w:p>
             <w:pPr>
               <w:pStyle w:val="Compact"/>
               <w:jc w:val="left"/>
               <w:ind w:left="0" w:right="0" w:firstLine="0"/>
-              <w:spacing w:lineRule="auto" w:line="240" w:before="40" w:after="40"/>
+              <w:spacing w:line="240" w:after="40" w:before="40" w:lineRule="auto"/>
             </w:pPr>
             <w:r>
               <w:rPr>
@@ -8288,7 +8288,7 @@
               <w:pStyle w:val="Compact"/>
               <w:jc w:val="left"/>
               <w:ind w:left="0" w:right="0" w:firstLine="0"/>
-              <w:spacing w:lineRule="auto" w:line="240" w:before="40" w:after="40"/>
+              <w:spacing w:line="240" w:after="40" w:before="40" w:lineRule="auto"/>
             </w:pPr>
             <w:r>
               <w:t xml:space="preserve">id</w:t>
@@ -8302,7 +8302,7 @@
               <w:pStyle w:val="Compact"/>
               <w:jc w:val="left"/>
               <w:ind w:left="0" w:right="0" w:firstLine="0"/>
-              <w:spacing w:lineRule="auto" w:line="240" w:before="40" w:after="40"/>
+              <w:spacing w:line="240" w:after="40" w:before="40" w:lineRule="auto"/>
             </w:pPr>
             <w:r>
               <w:t xml:space="preserve">INTEGER PK</w:t>
@@ -8316,7 +8316,7 @@
               <w:pStyle w:val="Compact"/>
               <w:jc w:val="left"/>
               <w:ind w:left="0" w:right="0" w:firstLine="0"/>
-              <w:spacing w:lineRule="auto" w:line="240" w:before="40" w:after="40"/>
+              <w:spacing w:line="240" w:after="40" w:before="40" w:lineRule="auto"/>
             </w:pPr>
             <w:r>
               <w:t xml:space="preserve">Auto-assigned internal key</w:t>
@@ -8332,7 +8332,7 @@
               <w:pStyle w:val="Compact"/>
               <w:jc w:val="left"/>
               <w:ind w:left="0" w:right="0" w:firstLine="0"/>
-              <w:spacing w:lineRule="auto" w:line="240" w:before="40" w:after="40"/>
+              <w:spacing w:line="240" w:after="40" w:before="40" w:lineRule="auto"/>
             </w:pPr>
             <w:r>
               <w:t xml:space="preserve">content_sha</w:t>
@@ -8346,7 +8346,7 @@
               <w:pStyle w:val="Compact"/>
               <w:jc w:val="left"/>
               <w:ind w:left="0" w:right="0" w:firstLine="0"/>
-              <w:spacing w:lineRule="auto" w:line="240" w:before="40" w:after="40"/>
+              <w:spacing w:line="240" w:after="40" w:before="40" w:lineRule="auto"/>
             </w:pPr>
             <w:r>
               <w:t xml:space="preserve">TEXT</w:t>
@@ -8360,7 +8360,7 @@
               <w:pStyle w:val="Compact"/>
               <w:jc w:val="left"/>
               <w:ind w:left="0" w:right="0" w:firstLine="0"/>
-              <w:spacing w:lineRule="auto" w:line="240" w:before="40" w:after="40"/>
+              <w:spacing w:line="240" w:after="40" w:before="40" w:lineRule="auto"/>
             </w:pPr>
             <w:r>
               <w:t xml:space="preserve">SHA1 checksum for change detection</w:t>
@@ -8376,7 +8376,7 @@
               <w:pStyle w:val="Compact"/>
               <w:jc w:val="left"/>
               <w:ind w:left="0" w:right="0" w:firstLine="0"/>
-              <w:spacing w:lineRule="auto" w:line="240" w:before="40" w:after="40"/>
+              <w:spacing w:line="240" w:after="40" w:before="40" w:lineRule="auto"/>
             </w:pPr>
             <w:r>
               <w:t xml:space="preserve">specification_ref</w:t>
@@ -8390,7 +8390,7 @@
               <w:pStyle w:val="Compact"/>
               <w:jc w:val="left"/>
               <w:ind w:left="0" w:right="0" w:firstLine="0"/>
-              <w:spacing w:lineRule="auto" w:line="240" w:before="40" w:after="40"/>
+              <w:spacing w:line="240" w:after="40" w:before="40" w:lineRule="auto"/>
             </w:pPr>
             <w:r>
               <w:t xml:space="preserve">TEXT NOT NULL FK</w:t>
@@ -8404,7 +8404,7 @@
               <w:pStyle w:val="Compact"/>
               <w:jc w:val="left"/>
               <w:ind w:left="0" w:right="0" w:firstLine="0"/>
-              <w:spacing w:lineRule="auto" w:line="240" w:before="40" w:after="40"/>
+              <w:spacing w:line="240" w:after="40" w:before="40" w:lineRule="auto"/>
             </w:pPr>
             <w:r>
               <w:t xml:space="preserve">Parent specification</w:t>
@@ -8420,7 +8420,7 @@
               <w:pStyle w:val="Compact"/>
               <w:jc w:val="left"/>
               <w:ind w:left="0" w:right="0" w:firstLine="0"/>
-              <w:spacing w:lineRule="auto" w:line="240" w:before="40" w:after="40"/>
+              <w:spacing w:line="240" w:after="40" w:before="40" w:lineRule="auto"/>
             </w:pPr>
             <w:r>
               <w:t xml:space="preserve">owner_object_id</w:t>
@@ -8434,7 +8434,7 @@
               <w:pStyle w:val="Compact"/>
               <w:jc w:val="left"/>
               <w:ind w:left="0" w:right="0" w:firstLine="0"/>
-              <w:spacing w:lineRule="auto" w:line="240" w:before="40" w:after="40"/>
+              <w:spacing w:line="240" w:after="40" w:before="40" w:lineRule="auto"/>
             </w:pPr>
             <w:r>
               <w:t xml:space="preserve">INTEGER FK</w:t>
@@ -8448,7 +8448,7 @@
               <w:pStyle w:val="Compact"/>
               <w:jc w:val="left"/>
               <w:ind w:left="0" w:right="0" w:firstLine="0"/>
-              <w:spacing w:lineRule="auto" w:line="240" w:before="40" w:after="40"/>
+              <w:spacing w:line="240" w:after="40" w:before="40" w:lineRule="auto"/>
             </w:pPr>
             <w:r>
               <w:t xml:space="preserve">Owner spec object (NULL if float)</w:t>
@@ -8464,7 +8464,7 @@
               <w:pStyle w:val="Compact"/>
               <w:jc w:val="left"/>
               <w:ind w:left="0" w:right="0" w:firstLine="0"/>
-              <w:spacing w:lineRule="auto" w:line="240" w:before="40" w:after="40"/>
+              <w:spacing w:line="240" w:after="40" w:before="40" w:lineRule="auto"/>
             </w:pPr>
             <w:r>
               <w:t xml:space="preserve">owner_float_id</w:t>
@@ -8478,7 +8478,7 @@
               <w:pStyle w:val="Compact"/>
               <w:jc w:val="left"/>
               <w:ind w:left="0" w:right="0" w:firstLine="0"/>
-              <w:spacing w:lineRule="auto" w:line="240" w:before="40" w:after="40"/>
+              <w:spacing w:line="240" w:after="40" w:before="40" w:lineRule="auto"/>
             </w:pPr>
             <w:r>
               <w:t xml:space="preserve">INTEGER FK</w:t>
@@ -8492,7 +8492,7 @@
               <w:pStyle w:val="Compact"/>
               <w:jc w:val="left"/>
               <w:ind w:left="0" w:right="0" w:firstLine="0"/>
-              <w:spacing w:lineRule="auto" w:line="240" w:before="40" w:after="40"/>
+              <w:spacing w:line="240" w:after="40" w:before="40" w:lineRule="auto"/>
             </w:pPr>
             <w:r>
               <w:t xml:space="preserve">Owner spec float (NULL if object)</w:t>
@@ -8508,7 +8508,7 @@
               <w:pStyle w:val="Compact"/>
               <w:jc w:val="left"/>
               <w:ind w:left="0" w:right="0" w:firstLine="0"/>
-              <w:spacing w:lineRule="auto" w:line="240" w:before="40" w:after="40"/>
+              <w:spacing w:line="240" w:after="40" w:before="40" w:lineRule="auto"/>
             </w:pPr>
             <w:r>
               <w:t xml:space="preserve">name</w:t>
@@ -8522,7 +8522,7 @@
               <w:pStyle w:val="Compact"/>
               <w:jc w:val="left"/>
               <w:ind w:left="0" w:right="0" w:firstLine="0"/>
-              <w:spacing w:lineRule="auto" w:line="240" w:before="40" w:after="40"/>
+              <w:spacing w:line="240" w:after="40" w:before="40" w:lineRule="auto"/>
             </w:pPr>
             <w:r>
               <w:t xml:space="preserve">TEXT NOT NULL</w:t>
@@ -8536,7 +8536,7 @@
               <w:pStyle w:val="Compact"/>
               <w:jc w:val="left"/>
               <w:ind w:left="0" w:right="0" w:firstLine="0"/>
-              <w:spacing w:lineRule="auto" w:line="240" w:before="40" w:after="40"/>
+              <w:spacing w:line="240" w:after="40" w:before="40" w:lineRule="auto"/>
             </w:pPr>
             <w:r>
               <w:t xml:space="preserve">Attribute name</w:t>
@@ -8552,7 +8552,7 @@
               <w:pStyle w:val="Compact"/>
               <w:jc w:val="left"/>
               <w:ind w:left="0" w:right="0" w:firstLine="0"/>
-              <w:spacing w:lineRule="auto" w:line="240" w:before="40" w:after="40"/>
+              <w:spacing w:line="240" w:after="40" w:before="40" w:lineRule="auto"/>
             </w:pPr>
             <w:r>
               <w:t xml:space="preserve">raw_value</w:t>
@@ -8566,7 +8566,7 @@
               <w:pStyle w:val="Compact"/>
               <w:jc w:val="left"/>
               <w:ind w:left="0" w:right="0" w:firstLine="0"/>
-              <w:spacing w:lineRule="auto" w:line="240" w:before="40" w:after="40"/>
+              <w:spacing w:line="240" w:after="40" w:before="40" w:lineRule="auto"/>
             </w:pPr>
             <w:r>
               <w:t xml:space="preserve">TEXT</w:t>
@@ -8580,7 +8580,7 @@
               <w:pStyle w:val="Compact"/>
               <w:jc w:val="left"/>
               <w:ind w:left="0" w:right="0" w:firstLine="0"/>
-              <w:spacing w:lineRule="auto" w:line="240" w:before="40" w:after="40"/>
+              <w:spacing w:line="240" w:after="40" w:before="40" w:lineRule="auto"/>
             </w:pPr>
             <w:r>
               <w:t xml:space="preserve">Original value (before type casting)</w:t>
@@ -8596,7 +8596,7 @@
               <w:pStyle w:val="Compact"/>
               <w:jc w:val="left"/>
               <w:ind w:left="0" w:right="0" w:firstLine="0"/>
-              <w:spacing w:lineRule="auto" w:line="240" w:before="40" w:after="40"/>
+              <w:spacing w:line="240" w:after="40" w:before="40" w:lineRule="auto"/>
             </w:pPr>
             <w:r>
               <w:t xml:space="preserve">string_value</w:t>
@@ -8610,7 +8610,7 @@
               <w:pStyle w:val="Compact"/>
               <w:jc w:val="left"/>
               <w:ind w:left="0" w:right="0" w:firstLine="0"/>
-              <w:spacing w:lineRule="auto" w:line="240" w:before="40" w:after="40"/>
+              <w:spacing w:line="240" w:after="40" w:before="40" w:lineRule="auto"/>
             </w:pPr>
             <w:r>
               <w:t xml:space="preserve">TEXT</w:t>
@@ -8624,7 +8624,7 @@
               <w:pStyle w:val="Compact"/>
               <w:jc w:val="left"/>
               <w:ind w:left="0" w:right="0" w:firstLine="0"/>
-              <w:spacing w:lineRule="auto" w:line="240" w:before="40" w:after="40"/>
+              <w:spacing w:line="240" w:after="40" w:before="40" w:lineRule="auto"/>
             </w:pPr>
             <w:r>
               <w:t xml:space="preserve">For STRING datatype</w:t>
@@ -8640,7 +8640,7 @@
               <w:pStyle w:val="Compact"/>
               <w:jc w:val="left"/>
               <w:ind w:left="0" w:right="0" w:firstLine="0"/>
-              <w:spacing w:lineRule="auto" w:line="240" w:before="40" w:after="40"/>
+              <w:spacing w:line="240" w:after="40" w:before="40" w:lineRule="auto"/>
             </w:pPr>
             <w:r>
               <w:t xml:space="preserve">int_value</w:t>
@@ -8654,7 +8654,7 @@
               <w:pStyle w:val="Compact"/>
               <w:jc w:val="left"/>
               <w:ind w:left="0" w:right="0" w:firstLine="0"/>
-              <w:spacing w:lineRule="auto" w:line="240" w:before="40" w:after="40"/>
+              <w:spacing w:line="240" w:after="40" w:before="40" w:lineRule="auto"/>
             </w:pPr>
             <w:r>
               <w:t xml:space="preserve">INTEGER</w:t>
@@ -8668,7 +8668,7 @@
               <w:pStyle w:val="Compact"/>
               <w:jc w:val="left"/>
               <w:ind w:left="0" w:right="0" w:firstLine="0"/>
-              <w:spacing w:lineRule="auto" w:line="240" w:before="40" w:after="40"/>
+              <w:spacing w:line="240" w:after="40" w:before="40" w:lineRule="auto"/>
             </w:pPr>
             <w:r>
               <w:t xml:space="preserve">For INTEGER datatype</w:t>
@@ -8684,7 +8684,7 @@
               <w:pStyle w:val="Compact"/>
               <w:jc w:val="left"/>
               <w:ind w:left="0" w:right="0" w:firstLine="0"/>
-              <w:spacing w:lineRule="auto" w:line="240" w:before="40" w:after="40"/>
+              <w:spacing w:line="240" w:after="40" w:before="40" w:lineRule="auto"/>
             </w:pPr>
             <w:r>
               <w:t xml:space="preserve">real_value</w:t>
@@ -8698,7 +8698,7 @@
               <w:pStyle w:val="Compact"/>
               <w:jc w:val="left"/>
               <w:ind w:left="0" w:right="0" w:firstLine="0"/>
-              <w:spacing w:lineRule="auto" w:line="240" w:before="40" w:after="40"/>
+              <w:spacing w:line="240" w:after="40" w:before="40" w:lineRule="auto"/>
             </w:pPr>
             <w:r>
               <w:t xml:space="preserve">REAL</w:t>
@@ -8712,7 +8712,7 @@
               <w:pStyle w:val="Compact"/>
               <w:jc w:val="left"/>
               <w:ind w:left="0" w:right="0" w:firstLine="0"/>
-              <w:spacing w:lineRule="auto" w:line="240" w:before="40" w:after="40"/>
+              <w:spacing w:line="240" w:after="40" w:before="40" w:lineRule="auto"/>
             </w:pPr>
             <w:r>
               <w:t xml:space="preserve">For REAL datatype</w:t>
@@ -8728,7 +8728,7 @@
               <w:pStyle w:val="Compact"/>
               <w:jc w:val="left"/>
               <w:ind w:left="0" w:right="0" w:firstLine="0"/>
-              <w:spacing w:lineRule="auto" w:line="240" w:before="40" w:after="40"/>
+              <w:spacing w:line="240" w:after="40" w:before="40" w:lineRule="auto"/>
             </w:pPr>
             <w:r>
               <w:t xml:space="preserve">bool_value</w:t>
@@ -8742,7 +8742,7 @@
               <w:pStyle w:val="Compact"/>
               <w:jc w:val="left"/>
               <w:ind w:left="0" w:right="0" w:firstLine="0"/>
-              <w:spacing w:lineRule="auto" w:line="240" w:before="40" w:after="40"/>
+              <w:spacing w:line="240" w:after="40" w:before="40" w:lineRule="auto"/>
             </w:pPr>
             <w:r>
               <w:t xml:space="preserve">INTEGER</w:t>
@@ -8756,7 +8756,7 @@
               <w:pStyle w:val="Compact"/>
               <w:jc w:val="left"/>
               <w:ind w:left="0" w:right="0" w:firstLine="0"/>
-              <w:spacing w:lineRule="auto" w:line="240" w:before="40" w:after="40"/>
+              <w:spacing w:line="240" w:after="40" w:before="40" w:lineRule="auto"/>
             </w:pPr>
             <w:r>
               <w:t xml:space="preserve">For BOOLEAN datatype (0/1)</w:t>
@@ -8772,7 +8772,7 @@
               <w:pStyle w:val="Compact"/>
               <w:jc w:val="left"/>
               <w:ind w:left="0" w:right="0" w:firstLine="0"/>
-              <w:spacing w:lineRule="auto" w:line="240" w:before="40" w:after="40"/>
+              <w:spacing w:line="240" w:after="40" w:before="40" w:lineRule="auto"/>
             </w:pPr>
             <w:r>
               <w:t xml:space="preserve">date_value</w:t>
@@ -8786,7 +8786,7 @@
               <w:pStyle w:val="Compact"/>
               <w:jc w:val="left"/>
               <w:ind w:left="0" w:right="0" w:firstLine="0"/>
-              <w:spacing w:lineRule="auto" w:line="240" w:before="40" w:after="40"/>
+              <w:spacing w:line="240" w:after="40" w:before="40" w:lineRule="auto"/>
             </w:pPr>
             <w:r>
               <w:t xml:space="preserve">TEXT</w:t>
@@ -8800,7 +8800,7 @@
               <w:pStyle w:val="Compact"/>
               <w:jc w:val="left"/>
               <w:ind w:left="0" w:right="0" w:firstLine="0"/>
-              <w:spacing w:lineRule="auto" w:line="240" w:before="40" w:after="40"/>
+              <w:spacing w:line="240" w:after="40" w:before="40" w:lineRule="auto"/>
             </w:pPr>
             <w:r>
               <w:t xml:space="preserve">For DATE datatype (YYYY-MM-DD)</w:t>
@@ -8816,7 +8816,7 @@
               <w:pStyle w:val="Compact"/>
               <w:jc w:val="left"/>
               <w:ind w:left="0" w:right="0" w:firstLine="0"/>
-              <w:spacing w:lineRule="auto" w:line="240" w:before="40" w:after="40"/>
+              <w:spacing w:line="240" w:after="40" w:before="40" w:lineRule="auto"/>
             </w:pPr>
             <w:r>
               <w:t xml:space="preserve">enum_ref</w:t>
@@ -8830,7 +8830,7 @@
               <w:pStyle w:val="Compact"/>
               <w:jc w:val="left"/>
               <w:ind w:left="0" w:right="0" w:firstLine="0"/>
-              <w:spacing w:lineRule="auto" w:line="240" w:before="40" w:after="40"/>
+              <w:spacing w:line="240" w:after="40" w:before="40" w:lineRule="auto"/>
             </w:pPr>
             <w:r>
               <w:t xml:space="preserve">TEXT FK</w:t>
@@ -8844,7 +8844,7 @@
               <w:pStyle w:val="Compact"/>
               <w:jc w:val="left"/>
               <w:ind w:left="0" w:right="0" w:firstLine="0"/>
-              <w:spacing w:lineRule="auto" w:line="240" w:before="40" w:after="40"/>
+              <w:spacing w:line="240" w:after="40" w:before="40" w:lineRule="auto"/>
             </w:pPr>
             <w:r>
               <w:t xml:space="preserve">For ENUM datatype (FK to enum_values)</w:t>
@@ -8860,7 +8860,7 @@
               <w:pStyle w:val="Compact"/>
               <w:jc w:val="left"/>
               <w:ind w:left="0" w:right="0" w:firstLine="0"/>
-              <w:spacing w:lineRule="auto" w:line="240" w:before="40" w:after="40"/>
+              <w:spacing w:line="240" w:after="40" w:before="40" w:lineRule="auto"/>
             </w:pPr>
             <w:r>
               <w:t xml:space="preserve">ast</w:t>
@@ -8874,7 +8874,7 @@
               <w:pStyle w:val="Compact"/>
               <w:jc w:val="left"/>
               <w:ind w:left="0" w:right="0" w:firstLine="0"/>
-              <w:spacing w:lineRule="auto" w:line="240" w:before="40" w:after="40"/>
+              <w:spacing w:line="240" w:after="40" w:before="40" w:lineRule="auto"/>
             </w:pPr>
             <w:r>
               <w:t xml:space="preserve">JSON</w:t>
@@ -8888,7 +8888,7 @@
               <w:pStyle w:val="Compact"/>
               <w:jc w:val="left"/>
               <w:ind w:left="0" w:right="0" w:firstLine="0"/>
-              <w:spacing w:lineRule="auto" w:line="240" w:before="40" w:after="40"/>
+              <w:spacing w:line="240" w:after="40" w:before="40" w:lineRule="auto"/>
             </w:pPr>
             <w:r>
               <w:t xml:space="preserve">For XHTML datatype (Pandoc AST)</w:t>
@@ -8904,7 +8904,7 @@
               <w:pStyle w:val="Compact"/>
               <w:jc w:val="left"/>
               <w:ind w:left="0" w:right="0" w:firstLine="0"/>
-              <w:spacing w:lineRule="auto" w:line="240" w:before="40" w:after="40"/>
+              <w:spacing w:line="240" w:after="40" w:before="40" w:lineRule="auto"/>
             </w:pPr>
             <w:r>
               <w:t xml:space="preserve">datatype</w:t>
@@ -8918,7 +8918,7 @@
               <w:pStyle w:val="Compact"/>
               <w:jc w:val="left"/>
               <w:ind w:left="0" w:right="0" w:firstLine="0"/>
-              <w:spacing w:lineRule="auto" w:line="240" w:before="40" w:after="40"/>
+              <w:spacing w:line="240" w:after="40" w:before="40" w:lineRule="auto"/>
             </w:pPr>
             <w:r>
               <w:t xml:space="preserve">TEXT NOT NULL</w:t>
@@ -8932,7 +8932,7 @@
               <w:pStyle w:val="Compact"/>
               <w:jc w:val="left"/>
               <w:ind w:left="0" w:right="0" w:firstLine="0"/>
-              <w:spacing w:lineRule="auto" w:line="240" w:before="40" w:after="40"/>
+              <w:spacing w:line="240" w:after="40" w:before="40" w:lineRule="auto"/>
             </w:pPr>
             <w:r>
               <w:t xml:space="preserve">Actual datatype used</w:t>
@@ -8951,7 +8951,7 @@
     </w:p>
     <w:bookmarkEnd w:id="41"/>
     <w:bookmarkEnd w:id="42"/>
-    <w:bookmarkStart w:id="45" w:name="non-core-tables"/>
+    <w:bookmarkStart w:id="45" w:name="SPEC-sec5"/>
     <w:p>
       <w:pPr>
         <w:pStyle w:val="Heading1"/>
@@ -9021,7 +9021,7 @@
         <w:t xml:space="preserve">src/db/schema/search.lua</w:t>
       </w:r>
     </w:p>
-    <w:bookmarkStart w:id="43" w:name="build-infrastructure"/>
+    <w:bookmarkStart w:id="43" w:name="SPEC-sec5.1"/>
     <w:p>
       <w:pPr>
         <w:pStyle w:val="Heading2"/>
@@ -9209,7 +9209,7 @@
       </w:r>
     </w:p>
     <w:bookmarkEnd w:id="43"/>
-    <w:bookmarkStart w:id="44" w:name="full-text-search"/>
+    <w:bookmarkStart w:id="44" w:name="SPEC-sec5.2"/>
     <w:p>
       <w:pPr>
         <w:pStyle w:val="Heading2"/>
@@ -9298,7 +9298,7 @@
     </w:p>
     <w:bookmarkEnd w:id="44"/>
     <w:bookmarkEnd w:id="45"/>
-    <w:bookmarkStart w:id="48" w:name="views"/>
+    <w:bookmarkStart w:id="48" w:name="SPEC-sec6"/>
     <w:p>
       <w:pPr>
         <w:pStyle w:val="Heading1"/>
@@ -9311,7 +9311,7 @@
         <w:t xml:space="preserve">Views</w:t>
       </w:r>
     </w:p>
-    <w:bookmarkStart w:id="46" w:name="eav-pivot-views"/>
+    <w:bookmarkStart w:id="46" w:name="SPEC-sec6.1"/>
     <w:p>
       <w:pPr>
         <w:pStyle w:val="Heading2"/>
@@ -9438,7 +9438,7 @@
       </w:r>
     </w:p>
     <w:bookmarkEnd w:id="46"/>
-    <w:bookmarkStart w:id="47" w:name="public-api-views"/>
+    <w:bookmarkStart w:id="47" w:name="SPEC-sec6.2"/>
     <w:p>
       <w:pPr>
         <w:pStyle w:val="Heading2"/>
@@ -9614,7 +9614,7 @@
     </w:p>
     <w:bookmarkEnd w:id="47"/>
     <w:bookmarkEnd w:id="48"/>
-    <w:bookmarkStart w:id="49" w:name="interoperability"/>
+    <w:bookmarkStart w:id="49" w:name="SPEC-sec7"/>
     <w:p>
       <w:pPr>
         <w:pStyle w:val="Heading1"/>
@@ -9733,9 +9733,9 @@
     </w:p>
     <w:bookmarkEnd w:id="49"/>
     <w:sectPr>
-      <w:footerReference w:type="default" r:id="rId9200"/>
-      <w:headerReference w:type="default" r:id="rId9101"/>
-      <w:headerReference w:type="first" r:id="rId9100"/>
+      <w:footerReference r:id="rId9200" w:type="default"/>
+      <w:headerReference r:id="rId9101" w:type="default"/>
+      <w:headerReference r:id="rId9100" w:type="first"/>
       <w:titlePg/>
     </w:sectPr>
   </w:body>
@@ -9747,17 +9747,17 @@
 </file>
 
 <file path=word/footer1.xml><?xml version="1.0" encoding="utf-8"?>
-<w:ftr xmlns:r="http://schemas.openxmlformats.org/officeDocument/2006/relationships" xmlns:w="http://schemas.openxmlformats.org/wordprocessingml/2006/main">
+<w:ftr xmlns:w="http://schemas.openxmlformats.org/wordprocessingml/2006/main" xmlns:r="http://schemas.openxmlformats.org/officeDocument/2006/relationships">
   <w:tbl>
     <w:tblPr>
       <w:tblW w:type="pct" w:w="5000"/>
       <w:tblBorders>
-        <w:top w:color="CCCCCC" w:space="1" w:val="single" w:sz="4"/>
-        <w:bottom w:color="auto" w:space="0" w:val="none" w:sz="0"/>
-        <w:left w:color="auto" w:space="0" w:val="none" w:sz="0"/>
-        <w:right w:color="auto" w:space="0" w:val="none" w:sz="0"/>
-        <w:insideH w:color="auto" w:space="0" w:val="none" w:sz="0"/>
-        <w:insideV w:color="auto" w:space="0" w:val="none" w:sz="0"/>
+        <w:top w:val="single" w:space="1" w:color="CCCCCC" w:sz="4"/>
+        <w:bottom w:val="none" w:space="0" w:color="auto" w:sz="0"/>
+        <w:left w:val="none" w:space="0" w:color="auto" w:sz="0"/>
+        <w:right w:val="none" w:space="0" w:color="auto" w:sz="0"/>
+        <w:insideH w:val="none" w:space="0" w:color="auto" w:sz="0"/>
+        <w:insideV w:val="none" w:space="0" w:color="auto" w:sz="0"/>
       </w:tblBorders>
       <w:tblLayout w:type="fixed"/>
     </w:tblPr>
@@ -9873,7 +9873,7 @@
 </file>
 
 <file path=word/header1.xml><?xml version="1.0" encoding="utf-8"?>
-<w:hdr xmlns:r="http://schemas.openxmlformats.org/officeDocument/2006/relationships" xmlns:w="http://schemas.openxmlformats.org/wordprocessingml/2006/main">
+<w:hdr xmlns:w="http://schemas.openxmlformats.org/wordprocessingml/2006/main" xmlns:r="http://schemas.openxmlformats.org/officeDocument/2006/relationships">
   <w:p>
     <w:pPr>
       <w:pStyle w:val="Header"/>
@@ -9883,7 +9883,7 @@
 </file>
 
 <file path=word/header2.xml><?xml version="1.0" encoding="utf-8"?>
-<w:hdr xmlns:r="http://schemas.openxmlformats.org/officeDocument/2006/relationships" xmlns:w="http://schemas.openxmlformats.org/wordprocessingml/2006/main">
+<w:hdr xmlns:w="http://schemas.openxmlformats.org/wordprocessingml/2006/main" xmlns:r="http://schemas.openxmlformats.org/officeDocument/2006/relationships">
   <w:p>
     <w:pPr>
       <w:pStyle w:val="Header"/>
@@ -9926,7 +9926,7 @@
       <w:lvlText w:val="%1"/>
       <w:lvlJc w:val="left"/>
       <w:pPr>
-        <w:ind w:hanging="0" w:left="0"/>
+        <w:ind w:left="0" w:hanging="0"/>
       </w:pPr>
     </w:lvl>
     <w:lvl w:ilvl="1">
@@ -9938,7 +9938,7 @@
       <w:lvlText w:val="%1.%2"/>
       <w:lvlJc w:val="left"/>
       <w:pPr>
-        <w:ind w:hanging="0" w:left="0"/>
+        <w:ind w:left="0" w:hanging="0"/>
       </w:pPr>
     </w:lvl>
     <w:lvl w:ilvl="2">
@@ -9950,7 +9950,7 @@
       <w:lvlText w:val="%1.%2.%3"/>
       <w:lvlJc w:val="left"/>
       <w:pPr>
-        <w:ind w:hanging="0" w:left="0"/>
+        <w:ind w:left="0" w:hanging="0"/>
       </w:pPr>
     </w:lvl>
     <w:lvl w:ilvl="3">
@@ -9962,7 +9962,7 @@
       <w:lvlText w:val="%1.%2.%3.%4"/>
       <w:lvlJc w:val="left"/>
       <w:pPr>
-        <w:ind w:hanging="0" w:left="0"/>
+        <w:ind w:left="0" w:hanging="0"/>
       </w:pPr>
     </w:lvl>
     <w:lvl w:ilvl="4">
@@ -9974,7 +9974,7 @@
       <w:lvlText w:val="%1.%2.%3.%4.%5"/>
       <w:lvlJc w:val="left"/>
       <w:pPr>
-        <w:ind w:hanging="0" w:left="0"/>
+        <w:ind w:left="0" w:hanging="0"/>
       </w:pPr>
     </w:lvl>
   </w:abstractNum>
@@ -10994,11 +10994,11 @@
     <w:qFormat/>
     <w:pPr>
       <w:keepNext/>
-      <w:spacing w:lineRule="auto" w:line="276" w:before="280" w:after="120"/>
+      <w:spacing w:line="276" w:after="120" w:before="280" w:lineRule="auto"/>
       <w:outlineLvl w:val="0"/>
     </w:pPr>
     <w:rPr>
-      <w:rFonts w:ascii="Calibri Light" w:hAnsi="Calibri Light" w:cs="Calibri Light"/>
+      <w:rFonts w:hAnsi="Calibri Light" w:cs="Calibri Light" w:ascii="Calibri Light"/>
       <w:b/>
       <w:bCs/>
       <w:color w:val="0F4C64"/>

--- a/specir/downloads/specir.docx
+++ b/specir/downloads/specir.docx
@@ -16,7 +16,7 @@
       <w:pPr>
         <w:pStyle w:val="TOCHeading"/>
       </w:pPr>
-      <w:bookmarkStart w:name="SPEC-sec1" w:id="28179"/>
+      <w:bookmarkStart w:id="28179" w:name="SPEC-sec1"/>
       <w:r>
         <w:rPr>
           <w:color w:val="000000"/>
@@ -387,12 +387,12 @@
     </w:p>
     <w:p>
       <w:pPr>
-        <w:spacing w:after="0" w:lineRule="exact" w:line="20" w:before="0"/>
+        <w:spacing w:lineRule="exact" w:line="20" w:after="0" w:before="0"/>
         <w:rPr>
           <w:sz w:val="2"/>
         </w:rPr>
       </w:pPr>
-      <w:bookmarkStart w:name="csv-tbl-object-types" w:id="64546"/>
+      <w:bookmarkStart w:id="64546" w:name="csv-tbl-object-types"/>
       <w:bookmarkEnd w:id="64546"/>
     </w:p>
     <w:p>
@@ -429,18 +429,18 @@
         <w:tblLook w:firstRow="1" w:lastRow="0" w:firstColumn="0" w:lastColumn="0" w:noHBand="0" w:noVBand="0" w:val="0020"/>
         <w:jc w:val="start"/>
         <w:tblBorders>
-          <w:top w:val="single" w:space="0" w:color="000000" w:sz="6"/>
-          <w:left w:val="single" w:space="0" w:color="000000" w:sz="6"/>
-          <w:bottom w:val="single" w:space="0" w:color="000000" w:sz="6"/>
-          <w:right w:val="single" w:space="0" w:color="000000" w:sz="6"/>
-          <w:insideH w:val="single" w:space="0" w:color="000000" w:sz="6"/>
-          <w:insideV w:val="single" w:space="0" w:color="000000" w:sz="6"/>
+          <w:top w:sz="6" w:color="000000" w:val="single" w:space="0"/>
+          <w:left w:sz="6" w:color="000000" w:val="single" w:space="0"/>
+          <w:bottom w:sz="6" w:color="000000" w:val="single" w:space="0"/>
+          <w:right w:sz="6" w:color="000000" w:val="single" w:space="0"/>
+          <w:insideH w:sz="6" w:color="000000" w:val="single" w:space="0"/>
+          <w:insideV w:sz="6" w:color="000000" w:val="single" w:space="0"/>
         </w:tblBorders>
         <w:tblCellMar>
-          <w:top w:type="dxa" w:w="57"/>
-          <w:left w:type="dxa" w:w="108"/>
-          <w:bottom w:type="dxa" w:w="57"/>
-          <w:right w:type="dxa" w:w="108"/>
+          <w:top w:w="57" w:type="dxa"/>
+          <w:left w:w="108" w:type="dxa"/>
+          <w:bottom w:w="57" w:type="dxa"/>
+          <w:right w:w="108" w:type="dxa"/>
         </w:tblCellMar>
       </w:tblPr>
       <w:tblGrid>
@@ -454,14 +454,14 @@
         </w:trPr>
         <w:tc>
           <w:tcPr>
-            <w:shd w:val="clear" w:color="auto" w:fill="E8E8E8"/>
+            <w:shd w:color="auto" w:val="clear" w:fill="E8E8E8"/>
           </w:tcPr>
           <w:p>
             <w:pPr>
               <w:pStyle w:val="Compact"/>
               <w:jc w:val="left"/>
-              <w:ind w:left="0" w:right="0" w:firstLine="0"/>
-              <w:spacing w:line="240" w:after="40" w:before="40" w:lineRule="auto"/>
+              <w:ind w:left="0" w:firstLine="0" w:right="0"/>
+              <w:spacing w:lineRule="auto" w:before="40" w:after="40" w:line="240"/>
             </w:pPr>
             <w:r>
               <w:rPr>
@@ -473,14 +473,14 @@
         </w:tc>
         <w:tc>
           <w:tcPr>
-            <w:shd w:val="clear" w:color="auto" w:fill="E8E8E8"/>
+            <w:shd w:color="auto" w:val="clear" w:fill="E8E8E8"/>
           </w:tcPr>
           <w:p>
             <w:pPr>
               <w:pStyle w:val="Compact"/>
               <w:jc w:val="left"/>
-              <w:ind w:left="0" w:right="0" w:firstLine="0"/>
-              <w:spacing w:line="240" w:after="40" w:before="40" w:lineRule="auto"/>
+              <w:ind w:left="0" w:firstLine="0" w:right="0"/>
+              <w:spacing w:lineRule="auto" w:before="40" w:after="40" w:line="240"/>
             </w:pPr>
             <w:r>
               <w:rPr>
@@ -492,14 +492,14 @@
         </w:tc>
         <w:tc>
           <w:tcPr>
-            <w:shd w:val="clear" w:color="auto" w:fill="E8E8E8"/>
+            <w:shd w:color="auto" w:val="clear" w:fill="E8E8E8"/>
           </w:tcPr>
           <w:p>
             <w:pPr>
               <w:pStyle w:val="Compact"/>
               <w:jc w:val="left"/>
-              <w:ind w:left="0" w:right="0" w:firstLine="0"/>
-              <w:spacing w:line="240" w:after="40" w:before="40" w:lineRule="auto"/>
+              <w:ind w:left="0" w:firstLine="0" w:right="0"/>
+              <w:spacing w:lineRule="auto" w:before="40" w:after="40" w:line="240"/>
             </w:pPr>
             <w:r>
               <w:rPr>
@@ -517,8 +517,8 @@
             <w:pPr>
               <w:pStyle w:val="Compact"/>
               <w:jc w:val="left"/>
-              <w:ind w:left="0" w:right="0" w:firstLine="0"/>
-              <w:spacing w:line="240" w:after="40" w:before="40" w:lineRule="auto"/>
+              <w:ind w:left="0" w:firstLine="0" w:right="0"/>
+              <w:spacing w:lineRule="auto" w:before="40" w:after="40" w:line="240"/>
             </w:pPr>
             <w:r>
               <w:t xml:space="preserve">identifier</w:t>
@@ -531,8 +531,8 @@
             <w:pPr>
               <w:pStyle w:val="Compact"/>
               <w:jc w:val="left"/>
-              <w:ind w:left="0" w:right="0" w:firstLine="0"/>
-              <w:spacing w:line="240" w:after="40" w:before="40" w:lineRule="auto"/>
+              <w:ind w:left="0" w:firstLine="0" w:right="0"/>
+              <w:spacing w:lineRule="auto" w:before="40" w:after="40" w:line="240"/>
             </w:pPr>
             <w:r>
               <w:t xml:space="preserve">TEXT PK</w:t>
@@ -545,8 +545,8 @@
             <w:pPr>
               <w:pStyle w:val="Compact"/>
               <w:jc w:val="left"/>
-              <w:ind w:left="0" w:right="0" w:firstLine="0"/>
-              <w:spacing w:line="240" w:after="40" w:before="40" w:lineRule="auto"/>
+              <w:ind w:left="0" w:firstLine="0" w:right="0"/>
+              <w:spacing w:lineRule="auto" w:before="40" w:after="40" w:line="240"/>
             </w:pPr>
             <w:r>
               <w:t xml:space="preserve">Unique type code (e.g. HLR)</w:t>
@@ -561,8 +561,8 @@
             <w:pPr>
               <w:pStyle w:val="Compact"/>
               <w:jc w:val="left"/>
-              <w:ind w:left="0" w:right="0" w:firstLine="0"/>
-              <w:spacing w:line="240" w:after="40" w:before="40" w:lineRule="auto"/>
+              <w:ind w:left="0" w:firstLine="0" w:right="0"/>
+              <w:spacing w:lineRule="auto" w:before="40" w:after="40" w:line="240"/>
             </w:pPr>
             <w:r>
               <w:t xml:space="preserve">long_name</w:t>
@@ -575,8 +575,8 @@
             <w:pPr>
               <w:pStyle w:val="Compact"/>
               <w:jc w:val="left"/>
-              <w:ind w:left="0" w:right="0" w:firstLine="0"/>
-              <w:spacing w:line="240" w:after="40" w:before="40" w:lineRule="auto"/>
+              <w:ind w:left="0" w:firstLine="0" w:right="0"/>
+              <w:spacing w:lineRule="auto" w:before="40" w:after="40" w:line="240"/>
             </w:pPr>
             <w:r>
               <w:t xml:space="preserve">TEXT NOT NULL UNIQUE</w:t>
@@ -589,8 +589,8 @@
             <w:pPr>
               <w:pStyle w:val="Compact"/>
               <w:jc w:val="left"/>
-              <w:ind w:left="0" w:right="0" w:firstLine="0"/>
-              <w:spacing w:line="240" w:after="40" w:before="40" w:lineRule="auto"/>
+              <w:ind w:left="0" w:firstLine="0" w:right="0"/>
+              <w:spacing w:lineRule="auto" w:before="40" w:after="40" w:line="240"/>
             </w:pPr>
             <w:r>
               <w:t xml:space="preserve">Human-readable name</w:t>
@@ -605,8 +605,8 @@
             <w:pPr>
               <w:pStyle w:val="Compact"/>
               <w:jc w:val="left"/>
-              <w:ind w:left="0" w:right="0" w:firstLine="0"/>
-              <w:spacing w:line="240" w:after="40" w:before="40" w:lineRule="auto"/>
+              <w:ind w:left="0" w:firstLine="0" w:right="0"/>
+              <w:spacing w:lineRule="auto" w:before="40" w:after="40" w:line="240"/>
             </w:pPr>
             <w:r>
               <w:t xml:space="preserve">description</w:t>
@@ -619,8 +619,8 @@
             <w:pPr>
               <w:pStyle w:val="Compact"/>
               <w:jc w:val="left"/>
-              <w:ind w:left="0" w:right="0" w:firstLine="0"/>
-              <w:spacing w:line="240" w:after="40" w:before="40" w:lineRule="auto"/>
+              <w:ind w:left="0" w:firstLine="0" w:right="0"/>
+              <w:spacing w:lineRule="auto" w:before="40" w:after="40" w:line="240"/>
             </w:pPr>
             <w:r>
               <w:t xml:space="preserve">TEXT</w:t>
@@ -633,8 +633,8 @@
             <w:pPr>
               <w:pStyle w:val="Compact"/>
               <w:jc w:val="left"/>
-              <w:ind w:left="0" w:right="0" w:firstLine="0"/>
-              <w:spacing w:line="240" w:after="40" w:before="40" w:lineRule="auto"/>
+              <w:ind w:left="0" w:firstLine="0" w:right="0"/>
+              <w:spacing w:lineRule="auto" w:before="40" w:after="40" w:line="240"/>
             </w:pPr>
             <w:r>
               <w:t xml:space="preserve">Documentation</w:t>
@@ -649,8 +649,8 @@
             <w:pPr>
               <w:pStyle w:val="Compact"/>
               <w:jc w:val="left"/>
-              <w:ind w:left="0" w:right="0" w:firstLine="0"/>
-              <w:spacing w:line="240" w:after="40" w:before="40" w:lineRule="auto"/>
+              <w:ind w:left="0" w:firstLine="0" w:right="0"/>
+              <w:spacing w:lineRule="auto" w:before="40" w:after="40" w:line="240"/>
             </w:pPr>
             <w:r>
               <w:t xml:space="preserve">extends</w:t>
@@ -663,8 +663,8 @@
             <w:pPr>
               <w:pStyle w:val="Compact"/>
               <w:jc w:val="left"/>
-              <w:ind w:left="0" w:right="0" w:firstLine="0"/>
-              <w:spacing w:line="240" w:after="40" w:before="40" w:lineRule="auto"/>
+              <w:ind w:left="0" w:firstLine="0" w:right="0"/>
+              <w:spacing w:lineRule="auto" w:before="40" w:after="40" w:line="240"/>
             </w:pPr>
             <w:r>
               <w:t xml:space="preserve">TEXT</w:t>
@@ -677,8 +677,8 @@
             <w:pPr>
               <w:pStyle w:val="Compact"/>
               <w:jc w:val="left"/>
-              <w:ind w:left="0" w:right="0" w:firstLine="0"/>
-              <w:spacing w:line="240" w:after="40" w:before="40" w:lineRule="auto"/>
+              <w:ind w:left="0" w:firstLine="0" w:right="0"/>
+              <w:spacing w:lineRule="auto" w:before="40" w:after="40" w:line="240"/>
             </w:pPr>
             <w:r>
               <w:t xml:space="preserve">Parent type for inheritance</w:t>
@@ -693,8 +693,8 @@
             <w:pPr>
               <w:pStyle w:val="Compact"/>
               <w:jc w:val="left"/>
-              <w:ind w:left="0" w:right="0" w:firstLine="0"/>
-              <w:spacing w:line="240" w:after="40" w:before="40" w:lineRule="auto"/>
+              <w:ind w:left="0" w:firstLine="0" w:right="0"/>
+              <w:spacing w:lineRule="auto" w:before="40" w:after="40" w:line="240"/>
             </w:pPr>
             <w:r>
               <w:t xml:space="preserve">is_composite</w:t>
@@ -707,8 +707,8 @@
             <w:pPr>
               <w:pStyle w:val="Compact"/>
               <w:jc w:val="left"/>
-              <w:ind w:left="0" w:right="0" w:firstLine="0"/>
-              <w:spacing w:line="240" w:after="40" w:before="40" w:lineRule="auto"/>
+              <w:ind w:left="0" w:firstLine="0" w:right="0"/>
+              <w:spacing w:lineRule="auto" w:before="40" w:after="40" w:line="240"/>
             </w:pPr>
             <w:r>
               <w:t xml:space="preserve">INTEGER DEFAULT 0</w:t>
@@ -721,8 +721,8 @@
             <w:pPr>
               <w:pStyle w:val="Compact"/>
               <w:jc w:val="left"/>
-              <w:ind w:left="0" w:right="0" w:firstLine="0"/>
-              <w:spacing w:line="240" w:after="40" w:before="40" w:lineRule="auto"/>
+              <w:ind w:left="0" w:firstLine="0" w:right="0"/>
+              <w:spacing w:lineRule="auto" w:before="40" w:after="40" w:line="240"/>
             </w:pPr>
             <w:r>
               <w:t xml:space="preserve">1 = container type (e.g. SECTION)</w:t>
@@ -737,8 +737,8 @@
             <w:pPr>
               <w:pStyle w:val="Compact"/>
               <w:jc w:val="left"/>
-              <w:ind w:left="0" w:right="0" w:firstLine="0"/>
-              <w:spacing w:line="240" w:after="40" w:before="40" w:lineRule="auto"/>
+              <w:ind w:left="0" w:firstLine="0" w:right="0"/>
+              <w:spacing w:lineRule="auto" w:before="40" w:after="40" w:line="240"/>
             </w:pPr>
             <w:r>
               <w:t xml:space="preserve">is_required</w:t>
@@ -751,8 +751,8 @@
             <w:pPr>
               <w:pStyle w:val="Compact"/>
               <w:jc w:val="left"/>
-              <w:ind w:left="0" w:right="0" w:firstLine="0"/>
-              <w:spacing w:line="240" w:after="40" w:before="40" w:lineRule="auto"/>
+              <w:ind w:left="0" w:firstLine="0" w:right="0"/>
+              <w:spacing w:lineRule="auto" w:before="40" w:after="40" w:line="240"/>
             </w:pPr>
             <w:r>
               <w:t xml:space="preserve">INTEGER DEFAULT 0</w:t>
@@ -765,8 +765,8 @@
             <w:pPr>
               <w:pStyle w:val="Compact"/>
               <w:jc w:val="left"/>
-              <w:ind w:left="0" w:right="0" w:firstLine="0"/>
-              <w:spacing w:line="240" w:after="40" w:before="40" w:lineRule="auto"/>
+              <w:ind w:left="0" w:firstLine="0" w:right="0"/>
+              <w:spacing w:lineRule="auto" w:before="40" w:after="40" w:line="240"/>
             </w:pPr>
             <w:r>
               <w:t xml:space="preserve">1 = every spec must have at least one</w:t>
@@ -781,8 +781,8 @@
             <w:pPr>
               <w:pStyle w:val="Compact"/>
               <w:jc w:val="left"/>
-              <w:ind w:left="0" w:right="0" w:firstLine="0"/>
-              <w:spacing w:line="240" w:after="40" w:before="40" w:lineRule="auto"/>
+              <w:ind w:left="0" w:firstLine="0" w:right="0"/>
+              <w:spacing w:lineRule="auto" w:before="40" w:after="40" w:line="240"/>
             </w:pPr>
             <w:r>
               <w:t xml:space="preserve">is_default</w:t>
@@ -795,8 +795,8 @@
             <w:pPr>
               <w:pStyle w:val="Compact"/>
               <w:jc w:val="left"/>
-              <w:ind w:left="0" w:right="0" w:firstLine="0"/>
-              <w:spacing w:line="240" w:after="40" w:before="40" w:lineRule="auto"/>
+              <w:ind w:left="0" w:firstLine="0" w:right="0"/>
+              <w:spacing w:lineRule="auto" w:before="40" w:after="40" w:line="240"/>
             </w:pPr>
             <w:r>
               <w:t xml:space="preserve">INTEGER DEFAULT 0</w:t>
@@ -809,8 +809,8 @@
             <w:pPr>
               <w:pStyle w:val="Compact"/>
               <w:jc w:val="left"/>
-              <w:ind w:left="0" w:right="0" w:firstLine="0"/>
-              <w:spacing w:line="240" w:after="40" w:before="40" w:lineRule="auto"/>
+              <w:ind w:left="0" w:firstLine="0" w:right="0"/>
+              <w:spacing w:lineRule="auto" w:before="40" w:after="40" w:line="240"/>
             </w:pPr>
             <w:r>
               <w:t xml:space="preserve">1 = used when header has no explicit type</w:t>
@@ -825,8 +825,8 @@
             <w:pPr>
               <w:pStyle w:val="Compact"/>
               <w:jc w:val="left"/>
-              <w:ind w:left="0" w:right="0" w:firstLine="0"/>
-              <w:spacing w:line="240" w:after="40" w:before="40" w:lineRule="auto"/>
+              <w:ind w:left="0" w:firstLine="0" w:right="0"/>
+              <w:spacing w:lineRule="auto" w:before="40" w:after="40" w:line="240"/>
             </w:pPr>
             <w:r>
               <w:t xml:space="preserve">pid_prefix</w:t>
@@ -839,8 +839,8 @@
             <w:pPr>
               <w:pStyle w:val="Compact"/>
               <w:jc w:val="left"/>
-              <w:ind w:left="0" w:right="0" w:firstLine="0"/>
-              <w:spacing w:line="240" w:after="40" w:before="40" w:lineRule="auto"/>
+              <w:ind w:left="0" w:firstLine="0" w:right="0"/>
+              <w:spacing w:lineRule="auto" w:before="40" w:after="40" w:line="240"/>
             </w:pPr>
             <w:r>
               <w:t xml:space="preserve">TEXT</w:t>
@@ -853,8 +853,8 @@
             <w:pPr>
               <w:pStyle w:val="Compact"/>
               <w:jc w:val="left"/>
-              <w:ind w:left="0" w:right="0" w:firstLine="0"/>
-              <w:spacing w:line="240" w:after="40" w:before="40" w:lineRule="auto"/>
+              <w:ind w:left="0" w:firstLine="0" w:right="0"/>
+              <w:spacing w:lineRule="auto" w:before="40" w:after="40" w:line="240"/>
             </w:pPr>
             <w:r>
               <w:t xml:space="preserve">Default PID prefix for auto-generation</w:t>
@@ -869,8 +869,8 @@
             <w:pPr>
               <w:pStyle w:val="Compact"/>
               <w:jc w:val="left"/>
-              <w:ind w:left="0" w:right="0" w:firstLine="0"/>
-              <w:spacing w:line="240" w:after="40" w:before="40" w:lineRule="auto"/>
+              <w:ind w:left="0" w:firstLine="0" w:right="0"/>
+              <w:spacing w:lineRule="auto" w:before="40" w:after="40" w:line="240"/>
             </w:pPr>
             <w:r>
               <w:t xml:space="preserve">pid_format</w:t>
@@ -883,8 +883,8 @@
             <w:pPr>
               <w:pStyle w:val="Compact"/>
               <w:jc w:val="left"/>
-              <w:ind w:left="0" w:right="0" w:firstLine="0"/>
-              <w:spacing w:line="240" w:after="40" w:before="40" w:lineRule="auto"/>
+              <w:ind w:left="0" w:firstLine="0" w:right="0"/>
+              <w:spacing w:lineRule="auto" w:before="40" w:after="40" w:line="240"/>
             </w:pPr>
             <w:r>
               <w:t xml:space="preserve">TEXT DEFAULT '%s-%03d'</w:t>
@@ -897,8 +897,8 @@
             <w:pPr>
               <w:pStyle w:val="Compact"/>
               <w:jc w:val="left"/>
-              <w:ind w:left="0" w:right="0" w:firstLine="0"/>
-              <w:spacing w:line="240" w:after="40" w:before="40" w:lineRule="auto"/>
+              <w:ind w:left="0" w:firstLine="0" w:right="0"/>
+              <w:spacing w:lineRule="auto" w:before="40" w:after="40" w:line="240"/>
             </w:pPr>
             <w:r>
               <w:t xml:space="preserve">Printf format for auto-generated PIDs</w:t>
@@ -913,8 +913,8 @@
             <w:pPr>
               <w:pStyle w:val="Compact"/>
               <w:jc w:val="left"/>
-              <w:ind w:left="0" w:right="0" w:firstLine="0"/>
-              <w:spacing w:line="240" w:after="40" w:before="40" w:lineRule="auto"/>
+              <w:ind w:left="0" w:firstLine="0" w:right="0"/>
+              <w:spacing w:lineRule="auto" w:before="40" w:after="40" w:line="240"/>
             </w:pPr>
             <w:r>
               <w:t xml:space="preserve">aliases</w:t>
@@ -927,8 +927,8 @@
             <w:pPr>
               <w:pStyle w:val="Compact"/>
               <w:jc w:val="left"/>
-              <w:ind w:left="0" w:right="0" w:firstLine="0"/>
-              <w:spacing w:line="240" w:after="40" w:before="40" w:lineRule="auto"/>
+              <w:ind w:left="0" w:firstLine="0" w:right="0"/>
+              <w:spacing w:lineRule="auto" w:before="40" w:after="40" w:line="240"/>
             </w:pPr>
             <w:r>
               <w:t xml:space="preserve">TEXT</w:t>
@@ -941,8 +941,8 @@
             <w:pPr>
               <w:pStyle w:val="Compact"/>
               <w:jc w:val="left"/>
-              <w:ind w:left="0" w:right="0" w:firstLine="0"/>
-              <w:spacing w:line="240" w:after="40" w:before="40" w:lineRule="auto"/>
+              <w:ind w:left="0" w:firstLine="0" w:right="0"/>
+              <w:spacing w:lineRule="auto" w:before="40" w:after="40" w:line="240"/>
             </w:pPr>
             <w:r>
               <w:t xml:space="preserve">Comma-wrapped aliases (e.g. ",hlr,req,")</w:t>
@@ -975,12 +975,12 @@
     </w:p>
     <w:p>
       <w:pPr>
-        <w:spacing w:after="0" w:lineRule="exact" w:line="20" w:before="0"/>
+        <w:spacing w:lineRule="exact" w:line="20" w:after="0" w:before="0"/>
         <w:rPr>
           <w:sz w:val="2"/>
         </w:rPr>
       </w:pPr>
-      <w:bookmarkStart w:name="csv-tbl-float-types" w:id="21619"/>
+      <w:bookmarkStart w:id="21619" w:name="csv-tbl-float-types"/>
       <w:bookmarkEnd w:id="21619"/>
     </w:p>
     <w:p>
@@ -1017,18 +1017,18 @@
         <w:tblLook w:firstRow="1" w:lastRow="0" w:firstColumn="0" w:lastColumn="0" w:noHBand="0" w:noVBand="0" w:val="0020"/>
         <w:jc w:val="start"/>
         <w:tblBorders>
-          <w:top w:val="single" w:space="0" w:color="000000" w:sz="6"/>
-          <w:left w:val="single" w:space="0" w:color="000000" w:sz="6"/>
-          <w:bottom w:val="single" w:space="0" w:color="000000" w:sz="6"/>
-          <w:right w:val="single" w:space="0" w:color="000000" w:sz="6"/>
-          <w:insideH w:val="single" w:space="0" w:color="000000" w:sz="6"/>
-          <w:insideV w:val="single" w:space="0" w:color="000000" w:sz="6"/>
+          <w:top w:sz="6" w:color="000000" w:val="single" w:space="0"/>
+          <w:left w:sz="6" w:color="000000" w:val="single" w:space="0"/>
+          <w:bottom w:sz="6" w:color="000000" w:val="single" w:space="0"/>
+          <w:right w:sz="6" w:color="000000" w:val="single" w:space="0"/>
+          <w:insideH w:sz="6" w:color="000000" w:val="single" w:space="0"/>
+          <w:insideV w:sz="6" w:color="000000" w:val="single" w:space="0"/>
         </w:tblBorders>
         <w:tblCellMar>
-          <w:top w:type="dxa" w:w="57"/>
-          <w:left w:type="dxa" w:w="108"/>
-          <w:bottom w:type="dxa" w:w="57"/>
-          <w:right w:type="dxa" w:w="108"/>
+          <w:top w:w="57" w:type="dxa"/>
+          <w:left w:w="108" w:type="dxa"/>
+          <w:bottom w:w="57" w:type="dxa"/>
+          <w:right w:w="108" w:type="dxa"/>
         </w:tblCellMar>
       </w:tblPr>
       <w:tblGrid>
@@ -1042,14 +1042,14 @@
         </w:trPr>
         <w:tc>
           <w:tcPr>
-            <w:shd w:val="clear" w:color="auto" w:fill="E8E8E8"/>
+            <w:shd w:color="auto" w:val="clear" w:fill="E8E8E8"/>
           </w:tcPr>
           <w:p>
             <w:pPr>
               <w:pStyle w:val="Compact"/>
               <w:jc w:val="left"/>
-              <w:ind w:left="0" w:right="0" w:firstLine="0"/>
-              <w:spacing w:line="240" w:after="40" w:before="40" w:lineRule="auto"/>
+              <w:ind w:left="0" w:firstLine="0" w:right="0"/>
+              <w:spacing w:lineRule="auto" w:before="40" w:after="40" w:line="240"/>
             </w:pPr>
             <w:r>
               <w:rPr>
@@ -1061,14 +1061,14 @@
         </w:tc>
         <w:tc>
           <w:tcPr>
-            <w:shd w:val="clear" w:color="auto" w:fill="E8E8E8"/>
+            <w:shd w:color="auto" w:val="clear" w:fill="E8E8E8"/>
           </w:tcPr>
           <w:p>
             <w:pPr>
               <w:pStyle w:val="Compact"/>
               <w:jc w:val="left"/>
-              <w:ind w:left="0" w:right="0" w:firstLine="0"/>
-              <w:spacing w:line="240" w:after="40" w:before="40" w:lineRule="auto"/>
+              <w:ind w:left="0" w:firstLine="0" w:right="0"/>
+              <w:spacing w:lineRule="auto" w:before="40" w:after="40" w:line="240"/>
             </w:pPr>
             <w:r>
               <w:rPr>
@@ -1080,14 +1080,14 @@
         </w:tc>
         <w:tc>
           <w:tcPr>
-            <w:shd w:val="clear" w:color="auto" w:fill="E8E8E8"/>
+            <w:shd w:color="auto" w:val="clear" w:fill="E8E8E8"/>
           </w:tcPr>
           <w:p>
             <w:pPr>
               <w:pStyle w:val="Compact"/>
               <w:jc w:val="left"/>
-              <w:ind w:left="0" w:right="0" w:firstLine="0"/>
-              <w:spacing w:line="240" w:after="40" w:before="40" w:lineRule="auto"/>
+              <w:ind w:left="0" w:firstLine="0" w:right="0"/>
+              <w:spacing w:lineRule="auto" w:before="40" w:after="40" w:line="240"/>
             </w:pPr>
             <w:r>
               <w:rPr>
@@ -1105,8 +1105,8 @@
             <w:pPr>
               <w:pStyle w:val="Compact"/>
               <w:jc w:val="left"/>
-              <w:ind w:left="0" w:right="0" w:firstLine="0"/>
-              <w:spacing w:line="240" w:after="40" w:before="40" w:lineRule="auto"/>
+              <w:ind w:left="0" w:firstLine="0" w:right="0"/>
+              <w:spacing w:lineRule="auto" w:before="40" w:after="40" w:line="240"/>
             </w:pPr>
             <w:r>
               <w:t xml:space="preserve">identifier</w:t>
@@ -1119,8 +1119,8 @@
             <w:pPr>
               <w:pStyle w:val="Compact"/>
               <w:jc w:val="left"/>
-              <w:ind w:left="0" w:right="0" w:firstLine="0"/>
-              <w:spacing w:line="240" w:after="40" w:before="40" w:lineRule="auto"/>
+              <w:ind w:left="0" w:firstLine="0" w:right="0"/>
+              <w:spacing w:lineRule="auto" w:before="40" w:after="40" w:line="240"/>
             </w:pPr>
             <w:r>
               <w:t xml:space="preserve">TEXT PK</w:t>
@@ -1133,8 +1133,8 @@
             <w:pPr>
               <w:pStyle w:val="Compact"/>
               <w:jc w:val="left"/>
-              <w:ind w:left="0" w:right="0" w:firstLine="0"/>
-              <w:spacing w:line="240" w:after="40" w:before="40" w:lineRule="auto"/>
+              <w:ind w:left="0" w:firstLine="0" w:right="0"/>
+              <w:spacing w:lineRule="auto" w:before="40" w:after="40" w:line="240"/>
             </w:pPr>
             <w:r>
               <w:t xml:space="preserve">Unique type code (e.g. FIGURE)</w:t>
@@ -1149,8 +1149,8 @@
             <w:pPr>
               <w:pStyle w:val="Compact"/>
               <w:jc w:val="left"/>
-              <w:ind w:left="0" w:right="0" w:firstLine="0"/>
-              <w:spacing w:line="240" w:after="40" w:before="40" w:lineRule="auto"/>
+              <w:ind w:left="0" w:firstLine="0" w:right="0"/>
+              <w:spacing w:lineRule="auto" w:before="40" w:after="40" w:line="240"/>
             </w:pPr>
             <w:r>
               <w:t xml:space="preserve">long_name</w:t>
@@ -1163,8 +1163,8 @@
             <w:pPr>
               <w:pStyle w:val="Compact"/>
               <w:jc w:val="left"/>
-              <w:ind w:left="0" w:right="0" w:firstLine="0"/>
-              <w:spacing w:line="240" w:after="40" w:before="40" w:lineRule="auto"/>
+              <w:ind w:left="0" w:firstLine="0" w:right="0"/>
+              <w:spacing w:lineRule="auto" w:before="40" w:after="40" w:line="240"/>
             </w:pPr>
             <w:r>
               <w:t xml:space="preserve">TEXT NOT NULL UNIQUE</w:t>
@@ -1177,8 +1177,8 @@
             <w:pPr>
               <w:pStyle w:val="Compact"/>
               <w:jc w:val="left"/>
-              <w:ind w:left="0" w:right="0" w:firstLine="0"/>
-              <w:spacing w:line="240" w:after="40" w:before="40" w:lineRule="auto"/>
+              <w:ind w:left="0" w:firstLine="0" w:right="0"/>
+              <w:spacing w:lineRule="auto" w:before="40" w:after="40" w:line="240"/>
             </w:pPr>
             <w:r>
               <w:t xml:space="preserve">Human-readable name</w:t>
@@ -1193,8 +1193,8 @@
             <w:pPr>
               <w:pStyle w:val="Compact"/>
               <w:jc w:val="left"/>
-              <w:ind w:left="0" w:right="0" w:firstLine="0"/>
-              <w:spacing w:line="240" w:after="40" w:before="40" w:lineRule="auto"/>
+              <w:ind w:left="0" w:firstLine="0" w:right="0"/>
+              <w:spacing w:lineRule="auto" w:before="40" w:after="40" w:line="240"/>
             </w:pPr>
             <w:r>
               <w:t xml:space="preserve">description</w:t>
@@ -1207,8 +1207,8 @@
             <w:pPr>
               <w:pStyle w:val="Compact"/>
               <w:jc w:val="left"/>
-              <w:ind w:left="0" w:right="0" w:firstLine="0"/>
-              <w:spacing w:line="240" w:after="40" w:before="40" w:lineRule="auto"/>
+              <w:ind w:left="0" w:firstLine="0" w:right="0"/>
+              <w:spacing w:lineRule="auto" w:before="40" w:after="40" w:line="240"/>
             </w:pPr>
             <w:r>
               <w:t xml:space="preserve">TEXT</w:t>
@@ -1221,8 +1221,8 @@
             <w:pPr>
               <w:pStyle w:val="Compact"/>
               <w:jc w:val="left"/>
-              <w:ind w:left="0" w:right="0" w:firstLine="0"/>
-              <w:spacing w:line="240" w:after="40" w:before="40" w:lineRule="auto"/>
+              <w:ind w:left="0" w:firstLine="0" w:right="0"/>
+              <w:spacing w:lineRule="auto" w:before="40" w:after="40" w:line="240"/>
             </w:pPr>
             <w:r>
               <w:t xml:space="preserve">Documentation</w:t>
@@ -1237,8 +1237,8 @@
             <w:pPr>
               <w:pStyle w:val="Compact"/>
               <w:jc w:val="left"/>
-              <w:ind w:left="0" w:right="0" w:firstLine="0"/>
-              <w:spacing w:line="240" w:after="40" w:before="40" w:lineRule="auto"/>
+              <w:ind w:left="0" w:firstLine="0" w:right="0"/>
+              <w:spacing w:lineRule="auto" w:before="40" w:after="40" w:line="240"/>
             </w:pPr>
             <w:r>
               <w:t xml:space="preserve">caption_format</w:t>
@@ -1251,8 +1251,8 @@
             <w:pPr>
               <w:pStyle w:val="Compact"/>
               <w:jc w:val="left"/>
-              <w:ind w:left="0" w:right="0" w:firstLine="0"/>
-              <w:spacing w:line="240" w:after="40" w:before="40" w:lineRule="auto"/>
+              <w:ind w:left="0" w:firstLine="0" w:right="0"/>
+              <w:spacing w:lineRule="auto" w:before="40" w:after="40" w:line="240"/>
             </w:pPr>
             <w:r>
               <w:t xml:space="preserve">TEXT</w:t>
@@ -1265,8 +1265,8 @@
             <w:pPr>
               <w:pStyle w:val="Compact"/>
               <w:jc w:val="left"/>
-              <w:ind w:left="0" w:right="0" w:firstLine="0"/>
-              <w:spacing w:line="240" w:after="40" w:before="40" w:lineRule="auto"/>
+              <w:ind w:left="0" w:firstLine="0" w:right="0"/>
+              <w:spacing w:lineRule="auto" w:before="40" w:after="40" w:line="240"/>
             </w:pPr>
             <w:r>
               <w:t xml:space="preserve">Printf format for captions (e.g. Figure %d)</w:t>
@@ -1281,8 +1281,8 @@
             <w:pPr>
               <w:pStyle w:val="Compact"/>
               <w:jc w:val="left"/>
-              <w:ind w:left="0" w:right="0" w:firstLine="0"/>
-              <w:spacing w:line="240" w:after="40" w:before="40" w:lineRule="auto"/>
+              <w:ind w:left="0" w:firstLine="0" w:right="0"/>
+              <w:spacing w:lineRule="auto" w:before="40" w:after="40" w:line="240"/>
             </w:pPr>
             <w:r>
               <w:t xml:space="preserve">counter_group</w:t>
@@ -1295,8 +1295,8 @@
             <w:pPr>
               <w:pStyle w:val="Compact"/>
               <w:jc w:val="left"/>
-              <w:ind w:left="0" w:right="0" w:firstLine="0"/>
-              <w:spacing w:line="240" w:after="40" w:before="40" w:lineRule="auto"/>
+              <w:ind w:left="0" w:firstLine="0" w:right="0"/>
+              <w:spacing w:lineRule="auto" w:before="40" w:after="40" w:line="240"/>
             </w:pPr>
             <w:r>
               <w:t xml:space="preserve">TEXT</w:t>
@@ -1309,8 +1309,8 @@
             <w:pPr>
               <w:pStyle w:val="Compact"/>
               <w:jc w:val="left"/>
-              <w:ind w:left="0" w:right="0" w:firstLine="0"/>
-              <w:spacing w:line="240" w:after="40" w:before="40" w:lineRule="auto"/>
+              <w:ind w:left="0" w:firstLine="0" w:right="0"/>
+              <w:spacing w:lineRule="auto" w:before="40" w:after="40" w:line="240"/>
             </w:pPr>
             <w:r>
               <w:t xml:space="preserve">Shared numbering group</w:t>
@@ -1325,8 +1325,8 @@
             <w:pPr>
               <w:pStyle w:val="Compact"/>
               <w:jc w:val="left"/>
-              <w:ind w:left="0" w:right="0" w:firstLine="0"/>
-              <w:spacing w:line="240" w:after="40" w:before="40" w:lineRule="auto"/>
+              <w:ind w:left="0" w:firstLine="0" w:right="0"/>
+              <w:spacing w:lineRule="auto" w:before="40" w:after="40" w:line="240"/>
             </w:pPr>
             <w:r>
               <w:t xml:space="preserve">aliases</w:t>
@@ -1339,8 +1339,8 @@
             <w:pPr>
               <w:pStyle w:val="Compact"/>
               <w:jc w:val="left"/>
-              <w:ind w:left="0" w:right="0" w:firstLine="0"/>
-              <w:spacing w:line="240" w:after="40" w:before="40" w:lineRule="auto"/>
+              <w:ind w:left="0" w:firstLine="0" w:right="0"/>
+              <w:spacing w:lineRule="auto" w:before="40" w:after="40" w:line="240"/>
             </w:pPr>
             <w:r>
               <w:t xml:space="preserve">TEXT</w:t>
@@ -1353,8 +1353,8 @@
             <w:pPr>
               <w:pStyle w:val="Compact"/>
               <w:jc w:val="left"/>
-              <w:ind w:left="0" w:right="0" w:firstLine="0"/>
-              <w:spacing w:line="240" w:after="40" w:before="40" w:lineRule="auto"/>
+              <w:ind w:left="0" w:firstLine="0" w:right="0"/>
+              <w:spacing w:lineRule="auto" w:before="40" w:after="40" w:line="240"/>
             </w:pPr>
             <w:r>
               <w:t xml:space="preserve">Comma-wrapped aliases for syntax recognition</w:t>
@@ -1369,8 +1369,8 @@
             <w:pPr>
               <w:pStyle w:val="Compact"/>
               <w:jc w:val="left"/>
-              <w:ind w:left="0" w:right="0" w:firstLine="0"/>
-              <w:spacing w:line="240" w:after="40" w:before="40" w:lineRule="auto"/>
+              <w:ind w:left="0" w:firstLine="0" w:right="0"/>
+              <w:spacing w:lineRule="auto" w:before="40" w:after="40" w:line="240"/>
             </w:pPr>
             <w:r>
               <w:t xml:space="preserve">needs_external_render</w:t>
@@ -1383,8 +1383,8 @@
             <w:pPr>
               <w:pStyle w:val="Compact"/>
               <w:jc w:val="left"/>
-              <w:ind w:left="0" w:right="0" w:firstLine="0"/>
-              <w:spacing w:line="240" w:after="40" w:before="40" w:lineRule="auto"/>
+              <w:ind w:left="0" w:firstLine="0" w:right="0"/>
+              <w:spacing w:lineRule="auto" w:before="40" w:after="40" w:line="240"/>
             </w:pPr>
             <w:r>
               <w:t xml:space="preserve">INTEGER DEFAULT 0</w:t>
@@ -1397,8 +1397,8 @@
             <w:pPr>
               <w:pStyle w:val="Compact"/>
               <w:jc w:val="left"/>
-              <w:ind w:left="0" w:right="0" w:firstLine="0"/>
-              <w:spacing w:line="240" w:after="40" w:before="40" w:lineRule="auto"/>
+              <w:ind w:left="0" w:firstLine="0" w:right="0"/>
+              <w:spacing w:lineRule="auto" w:before="40" w:after="40" w:line="240"/>
             </w:pPr>
             <w:r>
               <w:t xml:space="preserve">1 = requires external tool</w:t>
@@ -1431,12 +1431,12 @@
     </w:p>
     <w:p>
       <w:pPr>
-        <w:spacing w:after="0" w:lineRule="exact" w:line="20" w:before="0"/>
+        <w:spacing w:lineRule="exact" w:line="20" w:after="0" w:before="0"/>
         <w:rPr>
           <w:sz w:val="2"/>
         </w:rPr>
       </w:pPr>
-      <w:bookmarkStart w:name="csv-tbl-relation-types" w:id="94847"/>
+      <w:bookmarkStart w:id="94847" w:name="csv-tbl-relation-types"/>
       <w:bookmarkEnd w:id="94847"/>
     </w:p>
     <w:p>
@@ -1473,18 +1473,18 @@
         <w:tblLook w:firstRow="1" w:lastRow="0" w:firstColumn="0" w:lastColumn="0" w:noHBand="0" w:noVBand="0" w:val="0020"/>
         <w:jc w:val="start"/>
         <w:tblBorders>
-          <w:top w:val="single" w:space="0" w:color="000000" w:sz="6"/>
-          <w:left w:val="single" w:space="0" w:color="000000" w:sz="6"/>
-          <w:bottom w:val="single" w:space="0" w:color="000000" w:sz="6"/>
-          <w:right w:val="single" w:space="0" w:color="000000" w:sz="6"/>
-          <w:insideH w:val="single" w:space="0" w:color="000000" w:sz="6"/>
-          <w:insideV w:val="single" w:space="0" w:color="000000" w:sz="6"/>
+          <w:top w:sz="6" w:color="000000" w:val="single" w:space="0"/>
+          <w:left w:sz="6" w:color="000000" w:val="single" w:space="0"/>
+          <w:bottom w:sz="6" w:color="000000" w:val="single" w:space="0"/>
+          <w:right w:sz="6" w:color="000000" w:val="single" w:space="0"/>
+          <w:insideH w:sz="6" w:color="000000" w:val="single" w:space="0"/>
+          <w:insideV w:sz="6" w:color="000000" w:val="single" w:space="0"/>
         </w:tblBorders>
         <w:tblCellMar>
-          <w:top w:type="dxa" w:w="57"/>
-          <w:left w:type="dxa" w:w="108"/>
-          <w:bottom w:type="dxa" w:w="57"/>
-          <w:right w:type="dxa" w:w="108"/>
+          <w:top w:w="57" w:type="dxa"/>
+          <w:left w:w="108" w:type="dxa"/>
+          <w:bottom w:w="57" w:type="dxa"/>
+          <w:right w:w="108" w:type="dxa"/>
         </w:tblCellMar>
       </w:tblPr>
       <w:tblGrid>
@@ -1498,14 +1498,14 @@
         </w:trPr>
         <w:tc>
           <w:tcPr>
-            <w:shd w:val="clear" w:color="auto" w:fill="E8E8E8"/>
+            <w:shd w:color="auto" w:val="clear" w:fill="E8E8E8"/>
           </w:tcPr>
           <w:p>
             <w:pPr>
               <w:pStyle w:val="Compact"/>
               <w:jc w:val="left"/>
-              <w:ind w:left="0" w:right="0" w:firstLine="0"/>
-              <w:spacing w:line="240" w:after="40" w:before="40" w:lineRule="auto"/>
+              <w:ind w:left="0" w:firstLine="0" w:right="0"/>
+              <w:spacing w:lineRule="auto" w:before="40" w:after="40" w:line="240"/>
             </w:pPr>
             <w:r>
               <w:rPr>
@@ -1517,14 +1517,14 @@
         </w:tc>
         <w:tc>
           <w:tcPr>
-            <w:shd w:val="clear" w:color="auto" w:fill="E8E8E8"/>
+            <w:shd w:color="auto" w:val="clear" w:fill="E8E8E8"/>
           </w:tcPr>
           <w:p>
             <w:pPr>
               <w:pStyle w:val="Compact"/>
               <w:jc w:val="left"/>
-              <w:ind w:left="0" w:right="0" w:firstLine="0"/>
-              <w:spacing w:line="240" w:after="40" w:before="40" w:lineRule="auto"/>
+              <w:ind w:left="0" w:firstLine="0" w:right="0"/>
+              <w:spacing w:lineRule="auto" w:before="40" w:after="40" w:line="240"/>
             </w:pPr>
             <w:r>
               <w:rPr>
@@ -1536,14 +1536,14 @@
         </w:tc>
         <w:tc>
           <w:tcPr>
-            <w:shd w:val="clear" w:color="auto" w:fill="E8E8E8"/>
+            <w:shd w:color="auto" w:val="clear" w:fill="E8E8E8"/>
           </w:tcPr>
           <w:p>
             <w:pPr>
               <w:pStyle w:val="Compact"/>
               <w:jc w:val="left"/>
-              <w:ind w:left="0" w:right="0" w:firstLine="0"/>
-              <w:spacing w:line="240" w:after="40" w:before="40" w:lineRule="auto"/>
+              <w:ind w:left="0" w:firstLine="0" w:right="0"/>
+              <w:spacing w:lineRule="auto" w:before="40" w:after="40" w:line="240"/>
             </w:pPr>
             <w:r>
               <w:rPr>
@@ -1561,8 +1561,8 @@
             <w:pPr>
               <w:pStyle w:val="Compact"/>
               <w:jc w:val="left"/>
-              <w:ind w:left="0" w:right="0" w:firstLine="0"/>
-              <w:spacing w:line="240" w:after="40" w:before="40" w:lineRule="auto"/>
+              <w:ind w:left="0" w:firstLine="0" w:right="0"/>
+              <w:spacing w:lineRule="auto" w:before="40" w:after="40" w:line="240"/>
             </w:pPr>
             <w:r>
               <w:t xml:space="preserve">identifier</w:t>
@@ -1575,8 +1575,8 @@
             <w:pPr>
               <w:pStyle w:val="Compact"/>
               <w:jc w:val="left"/>
-              <w:ind w:left="0" w:right="0" w:firstLine="0"/>
-              <w:spacing w:line="240" w:after="40" w:before="40" w:lineRule="auto"/>
+              <w:ind w:left="0" w:firstLine="0" w:right="0"/>
+              <w:spacing w:lineRule="auto" w:before="40" w:after="40" w:line="240"/>
             </w:pPr>
             <w:r>
               <w:t xml:space="preserve">TEXT PK</w:t>
@@ -1589,8 +1589,8 @@
             <w:pPr>
               <w:pStyle w:val="Compact"/>
               <w:jc w:val="left"/>
-              <w:ind w:left="0" w:right="0" w:firstLine="0"/>
-              <w:spacing w:line="240" w:after="40" w:before="40" w:lineRule="auto"/>
+              <w:ind w:left="0" w:firstLine="0" w:right="0"/>
+              <w:spacing w:lineRule="auto" w:before="40" w:after="40" w:line="240"/>
             </w:pPr>
             <w:r>
               <w:t xml:space="preserve">Unique relation type code</w:t>
@@ -1605,8 +1605,8 @@
             <w:pPr>
               <w:pStyle w:val="Compact"/>
               <w:jc w:val="left"/>
-              <w:ind w:left="0" w:right="0" w:firstLine="0"/>
-              <w:spacing w:line="240" w:after="40" w:before="40" w:lineRule="auto"/>
+              <w:ind w:left="0" w:firstLine="0" w:right="0"/>
+              <w:spacing w:lineRule="auto" w:before="40" w:after="40" w:line="240"/>
             </w:pPr>
             <w:r>
               <w:t xml:space="preserve">long_name</w:t>
@@ -1619,8 +1619,8 @@
             <w:pPr>
               <w:pStyle w:val="Compact"/>
               <w:jc w:val="left"/>
-              <w:ind w:left="0" w:right="0" w:firstLine="0"/>
-              <w:spacing w:line="240" w:after="40" w:before="40" w:lineRule="auto"/>
+              <w:ind w:left="0" w:firstLine="0" w:right="0"/>
+              <w:spacing w:lineRule="auto" w:before="40" w:after="40" w:line="240"/>
             </w:pPr>
             <w:r>
               <w:t xml:space="preserve">TEXT NOT NULL UNIQUE</w:t>
@@ -1633,8 +1633,8 @@
             <w:pPr>
               <w:pStyle w:val="Compact"/>
               <w:jc w:val="left"/>
-              <w:ind w:left="0" w:right="0" w:firstLine="0"/>
-              <w:spacing w:line="240" w:after="40" w:before="40" w:lineRule="auto"/>
+              <w:ind w:left="0" w:firstLine="0" w:right="0"/>
+              <w:spacing w:lineRule="auto" w:before="40" w:after="40" w:line="240"/>
             </w:pPr>
             <w:r>
               <w:t xml:space="preserve">Human-readable name</w:t>
@@ -1649,8 +1649,8 @@
             <w:pPr>
               <w:pStyle w:val="Compact"/>
               <w:jc w:val="left"/>
-              <w:ind w:left="0" w:right="0" w:firstLine="0"/>
-              <w:spacing w:line="240" w:after="40" w:before="40" w:lineRule="auto"/>
+              <w:ind w:left="0" w:firstLine="0" w:right="0"/>
+              <w:spacing w:lineRule="auto" w:before="40" w:after="40" w:line="240"/>
             </w:pPr>
             <w:r>
               <w:t xml:space="preserve">description</w:t>
@@ -1663,8 +1663,8 @@
             <w:pPr>
               <w:pStyle w:val="Compact"/>
               <w:jc w:val="left"/>
-              <w:ind w:left="0" w:right="0" w:firstLine="0"/>
-              <w:spacing w:line="240" w:after="40" w:before="40" w:lineRule="auto"/>
+              <w:ind w:left="0" w:firstLine="0" w:right="0"/>
+              <w:spacing w:lineRule="auto" w:before="40" w:after="40" w:line="240"/>
             </w:pPr>
             <w:r>
               <w:t xml:space="preserve">TEXT</w:t>
@@ -1677,8 +1677,8 @@
             <w:pPr>
               <w:pStyle w:val="Compact"/>
               <w:jc w:val="left"/>
-              <w:ind w:left="0" w:right="0" w:firstLine="0"/>
-              <w:spacing w:line="240" w:after="40" w:before="40" w:lineRule="auto"/>
+              <w:ind w:left="0" w:firstLine="0" w:right="0"/>
+              <w:spacing w:lineRule="auto" w:before="40" w:after="40" w:line="240"/>
             </w:pPr>
             <w:r>
               <w:t xml:space="preserve">Documentation</w:t>
@@ -1693,8 +1693,8 @@
             <w:pPr>
               <w:pStyle w:val="Compact"/>
               <w:jc w:val="left"/>
-              <w:ind w:left="0" w:right="0" w:firstLine="0"/>
-              <w:spacing w:line="240" w:after="40" w:before="40" w:lineRule="auto"/>
+              <w:ind w:left="0" w:firstLine="0" w:right="0"/>
+              <w:spacing w:lineRule="auto" w:before="40" w:after="40" w:line="240"/>
             </w:pPr>
             <w:r>
               <w:t xml:space="preserve">extends</w:t>
@@ -1707,8 +1707,8 @@
             <w:pPr>
               <w:pStyle w:val="Compact"/>
               <w:jc w:val="left"/>
-              <w:ind w:left="0" w:right="0" w:firstLine="0"/>
-              <w:spacing w:line="240" w:after="40" w:before="40" w:lineRule="auto"/>
+              <w:ind w:left="0" w:firstLine="0" w:right="0"/>
+              <w:spacing w:lineRule="auto" w:before="40" w:after="40" w:line="240"/>
             </w:pPr>
             <w:r>
               <w:t xml:space="preserve">TEXT</w:t>
@@ -1721,8 +1721,8 @@
             <w:pPr>
               <w:pStyle w:val="Compact"/>
               <w:jc w:val="left"/>
-              <w:ind w:left="0" w:right="0" w:firstLine="0"/>
-              <w:spacing w:line="240" w:after="40" w:before="40" w:lineRule="auto"/>
+              <w:ind w:left="0" w:firstLine="0" w:right="0"/>
+              <w:spacing w:lineRule="auto" w:before="40" w:after="40" w:line="240"/>
             </w:pPr>
             <w:r>
               <w:t xml:space="preserve">Parent relation type for inheritance</w:t>
@@ -1737,8 +1737,8 @@
             <w:pPr>
               <w:pStyle w:val="Compact"/>
               <w:jc w:val="left"/>
-              <w:ind w:left="0" w:right="0" w:firstLine="0"/>
-              <w:spacing w:line="240" w:after="40" w:before="40" w:lineRule="auto"/>
+              <w:ind w:left="0" w:firstLine="0" w:right="0"/>
+              <w:spacing w:lineRule="auto" w:before="40" w:after="40" w:line="240"/>
             </w:pPr>
             <w:r>
               <w:t xml:space="preserve">source_type_ref</w:t>
@@ -1751,8 +1751,8 @@
             <w:pPr>
               <w:pStyle w:val="Compact"/>
               <w:jc w:val="left"/>
-              <w:ind w:left="0" w:right="0" w:firstLine="0"/>
-              <w:spacing w:line="240" w:after="40" w:before="40" w:lineRule="auto"/>
+              <w:ind w:left="0" w:firstLine="0" w:right="0"/>
+              <w:spacing w:lineRule="auto" w:before="40" w:after="40" w:line="240"/>
             </w:pPr>
             <w:r>
               <w:t xml:space="preserve">TEXT FK</w:t>
@@ -1765,8 +1765,8 @@
             <w:pPr>
               <w:pStyle w:val="Compact"/>
               <w:jc w:val="left"/>
-              <w:ind w:left="0" w:right="0" w:firstLine="0"/>
-              <w:spacing w:line="240" w:after="40" w:before="40" w:lineRule="auto"/>
+              <w:ind w:left="0" w:firstLine="0" w:right="0"/>
+              <w:spacing w:lineRule="auto" w:before="40" w:after="40" w:line="240"/>
             </w:pPr>
             <w:r>
               <w:t xml:space="preserve">Constrain source object type (NULL = any)</w:t>
@@ -1781,8 +1781,8 @@
             <w:pPr>
               <w:pStyle w:val="Compact"/>
               <w:jc w:val="left"/>
-              <w:ind w:left="0" w:right="0" w:firstLine="0"/>
-              <w:spacing w:line="240" w:after="40" w:before="40" w:lineRule="auto"/>
+              <w:ind w:left="0" w:firstLine="0" w:right="0"/>
+              <w:spacing w:lineRule="auto" w:before="40" w:after="40" w:line="240"/>
             </w:pPr>
             <w:r>
               <w:t xml:space="preserve">target_type_ref</w:t>
@@ -1795,8 +1795,8 @@
             <w:pPr>
               <w:pStyle w:val="Compact"/>
               <w:jc w:val="left"/>
-              <w:ind w:left="0" w:right="0" w:firstLine="0"/>
-              <w:spacing w:line="240" w:after="40" w:before="40" w:lineRule="auto"/>
+              <w:ind w:left="0" w:firstLine="0" w:right="0"/>
+              <w:spacing w:lineRule="auto" w:before="40" w:after="40" w:line="240"/>
             </w:pPr>
             <w:r>
               <w:t xml:space="preserve">TEXT FK</w:t>
@@ -1809,8 +1809,8 @@
             <w:pPr>
               <w:pStyle w:val="Compact"/>
               <w:jc w:val="left"/>
-              <w:ind w:left="0" w:right="0" w:firstLine="0"/>
-              <w:spacing w:line="240" w:after="40" w:before="40" w:lineRule="auto"/>
+              <w:ind w:left="0" w:firstLine="0" w:right="0"/>
+              <w:spacing w:lineRule="auto" w:before="40" w:after="40" w:line="240"/>
             </w:pPr>
             <w:r>
               <w:t xml:space="preserve">Constrain target object type (NULL = any)</w:t>
@@ -1825,8 +1825,8 @@
             <w:pPr>
               <w:pStyle w:val="Compact"/>
               <w:jc w:val="left"/>
-              <w:ind w:left="0" w:right="0" w:firstLine="0"/>
-              <w:spacing w:line="240" w:after="40" w:before="40" w:lineRule="auto"/>
+              <w:ind w:left="0" w:firstLine="0" w:right="0"/>
+              <w:spacing w:lineRule="auto" w:before="40" w:after="40" w:line="240"/>
             </w:pPr>
             <w:r>
               <w:t xml:space="preserve">link_selector</w:t>
@@ -1839,8 +1839,8 @@
             <w:pPr>
               <w:pStyle w:val="Compact"/>
               <w:jc w:val="left"/>
-              <w:ind w:left="0" w:right="0" w:firstLine="0"/>
-              <w:spacing w:line="240" w:after="40" w:before="40" w:lineRule="auto"/>
+              <w:ind w:left="0" w:firstLine="0" w:right="0"/>
+              <w:spacing w:lineRule="auto" w:before="40" w:after="40" w:line="240"/>
             </w:pPr>
             <w:r>
               <w:t xml:space="preserve">TEXT</w:t>
@@ -1853,8 +1853,8 @@
             <w:pPr>
               <w:pStyle w:val="Compact"/>
               <w:jc w:val="left"/>
-              <w:ind w:left="0" w:right="0" w:firstLine="0"/>
-              <w:spacing w:line="240" w:after="40" w:before="40" w:lineRule="auto"/>
+              <w:ind w:left="0" w:firstLine="0" w:right="0"/>
+              <w:spacing w:lineRule="auto" w:before="40" w:after="40" w:line="240"/>
             </w:pPr>
             <w:r>
               <w:t xml:space="preserve">Syntax selector ("@" or "#")</w:t>
@@ -1869,8 +1869,8 @@
             <w:pPr>
               <w:pStyle w:val="Compact"/>
               <w:jc w:val="left"/>
-              <w:ind w:left="0" w:right="0" w:firstLine="0"/>
-              <w:spacing w:line="240" w:after="40" w:before="40" w:lineRule="auto"/>
+              <w:ind w:left="0" w:firstLine="0" w:right="0"/>
+              <w:spacing w:lineRule="auto" w:before="40" w:after="40" w:line="240"/>
             </w:pPr>
             <w:r>
               <w:t xml:space="preserve">source_attribute</w:t>
@@ -1883,8 +1883,8 @@
             <w:pPr>
               <w:pStyle w:val="Compact"/>
               <w:jc w:val="left"/>
-              <w:ind w:left="0" w:right="0" w:firstLine="0"/>
-              <w:spacing w:line="240" w:after="40" w:before="40" w:lineRule="auto"/>
+              <w:ind w:left="0" w:firstLine="0" w:right="0"/>
+              <w:spacing w:lineRule="auto" w:before="40" w:after="40" w:line="240"/>
             </w:pPr>
             <w:r>
               <w:t xml:space="preserve">TEXT</w:t>
@@ -1897,8 +1897,8 @@
             <w:pPr>
               <w:pStyle w:val="Compact"/>
               <w:jc w:val="left"/>
-              <w:ind w:left="0" w:right="0" w:firstLine="0"/>
-              <w:spacing w:line="240" w:after="40" w:before="40" w:lineRule="auto"/>
+              <w:ind w:left="0" w:firstLine="0" w:right="0"/>
+              <w:spacing w:lineRule="auto" w:before="40" w:after="40" w:line="240"/>
             </w:pPr>
             <w:r>
               <w:t xml:space="preserve">Attribute name for inference</w:t>
@@ -1931,12 +1931,12 @@
     </w:p>
     <w:p>
       <w:pPr>
-        <w:spacing w:after="0" w:lineRule="exact" w:line="20" w:before="0"/>
+        <w:spacing w:lineRule="exact" w:line="20" w:after="0" w:before="0"/>
         <w:rPr>
           <w:sz w:val="2"/>
         </w:rPr>
       </w:pPr>
-      <w:bookmarkStart w:name="csv-tbl-view-types" w:id="16648"/>
+      <w:bookmarkStart w:id="16648" w:name="csv-tbl-view-types"/>
       <w:bookmarkEnd w:id="16648"/>
     </w:p>
     <w:p>
@@ -1973,18 +1973,18 @@
         <w:tblLook w:firstRow="1" w:lastRow="0" w:firstColumn="0" w:lastColumn="0" w:noHBand="0" w:noVBand="0" w:val="0020"/>
         <w:jc w:val="start"/>
         <w:tblBorders>
-          <w:top w:val="single" w:space="0" w:color="000000" w:sz="6"/>
-          <w:left w:val="single" w:space="0" w:color="000000" w:sz="6"/>
-          <w:bottom w:val="single" w:space="0" w:color="000000" w:sz="6"/>
-          <w:right w:val="single" w:space="0" w:color="000000" w:sz="6"/>
-          <w:insideH w:val="single" w:space="0" w:color="000000" w:sz="6"/>
-          <w:insideV w:val="single" w:space="0" w:color="000000" w:sz="6"/>
+          <w:top w:sz="6" w:color="000000" w:val="single" w:space="0"/>
+          <w:left w:sz="6" w:color="000000" w:val="single" w:space="0"/>
+          <w:bottom w:sz="6" w:color="000000" w:val="single" w:space="0"/>
+          <w:right w:sz="6" w:color="000000" w:val="single" w:space="0"/>
+          <w:insideH w:sz="6" w:color="000000" w:val="single" w:space="0"/>
+          <w:insideV w:sz="6" w:color="000000" w:val="single" w:space="0"/>
         </w:tblBorders>
         <w:tblCellMar>
-          <w:top w:type="dxa" w:w="57"/>
-          <w:left w:type="dxa" w:w="108"/>
-          <w:bottom w:type="dxa" w:w="57"/>
-          <w:right w:type="dxa" w:w="108"/>
+          <w:top w:w="57" w:type="dxa"/>
+          <w:left w:w="108" w:type="dxa"/>
+          <w:bottom w:w="57" w:type="dxa"/>
+          <w:right w:w="108" w:type="dxa"/>
         </w:tblCellMar>
       </w:tblPr>
       <w:tblGrid>
@@ -1998,14 +1998,14 @@
         </w:trPr>
         <w:tc>
           <w:tcPr>
-            <w:shd w:val="clear" w:color="auto" w:fill="E8E8E8"/>
+            <w:shd w:color="auto" w:val="clear" w:fill="E8E8E8"/>
           </w:tcPr>
           <w:p>
             <w:pPr>
               <w:pStyle w:val="Compact"/>
               <w:jc w:val="left"/>
-              <w:ind w:left="0" w:right="0" w:firstLine="0"/>
-              <w:spacing w:line="240" w:after="40" w:before="40" w:lineRule="auto"/>
+              <w:ind w:left="0" w:firstLine="0" w:right="0"/>
+              <w:spacing w:lineRule="auto" w:before="40" w:after="40" w:line="240"/>
             </w:pPr>
             <w:r>
               <w:rPr>
@@ -2017,14 +2017,14 @@
         </w:tc>
         <w:tc>
           <w:tcPr>
-            <w:shd w:val="clear" w:color="auto" w:fill="E8E8E8"/>
+            <w:shd w:color="auto" w:val="clear" w:fill="E8E8E8"/>
           </w:tcPr>
           <w:p>
             <w:pPr>
               <w:pStyle w:val="Compact"/>
               <w:jc w:val="left"/>
-              <w:ind w:left="0" w:right="0" w:firstLine="0"/>
-              <w:spacing w:line="240" w:after="40" w:before="40" w:lineRule="auto"/>
+              <w:ind w:left="0" w:firstLine="0" w:right="0"/>
+              <w:spacing w:lineRule="auto" w:before="40" w:after="40" w:line="240"/>
             </w:pPr>
             <w:r>
               <w:rPr>
@@ -2036,14 +2036,14 @@
         </w:tc>
         <w:tc>
           <w:tcPr>
-            <w:shd w:val="clear" w:color="auto" w:fill="E8E8E8"/>
+            <w:shd w:color="auto" w:val="clear" w:fill="E8E8E8"/>
           </w:tcPr>
           <w:p>
             <w:pPr>
               <w:pStyle w:val="Compact"/>
               <w:jc w:val="left"/>
-              <w:ind w:left="0" w:right="0" w:firstLine="0"/>
-              <w:spacing w:line="240" w:after="40" w:before="40" w:lineRule="auto"/>
+              <w:ind w:left="0" w:firstLine="0" w:right="0"/>
+              <w:spacing w:lineRule="auto" w:before="40" w:after="40" w:line="240"/>
             </w:pPr>
             <w:r>
               <w:rPr>
@@ -2061,8 +2061,8 @@
             <w:pPr>
               <w:pStyle w:val="Compact"/>
               <w:jc w:val="left"/>
-              <w:ind w:left="0" w:right="0" w:firstLine="0"/>
-              <w:spacing w:line="240" w:after="40" w:before="40" w:lineRule="auto"/>
+              <w:ind w:left="0" w:firstLine="0" w:right="0"/>
+              <w:spacing w:lineRule="auto" w:before="40" w:after="40" w:line="240"/>
             </w:pPr>
             <w:r>
               <w:t xml:space="preserve">identifier</w:t>
@@ -2075,8 +2075,8 @@
             <w:pPr>
               <w:pStyle w:val="Compact"/>
               <w:jc w:val="left"/>
-              <w:ind w:left="0" w:right="0" w:firstLine="0"/>
-              <w:spacing w:line="240" w:after="40" w:before="40" w:lineRule="auto"/>
+              <w:ind w:left="0" w:firstLine="0" w:right="0"/>
+              <w:spacing w:lineRule="auto" w:before="40" w:after="40" w:line="240"/>
             </w:pPr>
             <w:r>
               <w:t xml:space="preserve">TEXT PK</w:t>
@@ -2089,8 +2089,8 @@
             <w:pPr>
               <w:pStyle w:val="Compact"/>
               <w:jc w:val="left"/>
-              <w:ind w:left="0" w:right="0" w:firstLine="0"/>
-              <w:spacing w:line="240" w:after="40" w:before="40" w:lineRule="auto"/>
+              <w:ind w:left="0" w:firstLine="0" w:right="0"/>
+              <w:spacing w:lineRule="auto" w:before="40" w:after="40" w:line="240"/>
             </w:pPr>
             <w:r>
               <w:t xml:space="preserve">Unique view type code</w:t>
@@ -2105,8 +2105,8 @@
             <w:pPr>
               <w:pStyle w:val="Compact"/>
               <w:jc w:val="left"/>
-              <w:ind w:left="0" w:right="0" w:firstLine="0"/>
-              <w:spacing w:line="240" w:after="40" w:before="40" w:lineRule="auto"/>
+              <w:ind w:left="0" w:firstLine="0" w:right="0"/>
+              <w:spacing w:lineRule="auto" w:before="40" w:after="40" w:line="240"/>
             </w:pPr>
             <w:r>
               <w:t xml:space="preserve">long_name</w:t>
@@ -2119,8 +2119,8 @@
             <w:pPr>
               <w:pStyle w:val="Compact"/>
               <w:jc w:val="left"/>
-              <w:ind w:left="0" w:right="0" w:firstLine="0"/>
-              <w:spacing w:line="240" w:after="40" w:before="40" w:lineRule="auto"/>
+              <w:ind w:left="0" w:firstLine="0" w:right="0"/>
+              <w:spacing w:lineRule="auto" w:before="40" w:after="40" w:line="240"/>
             </w:pPr>
             <w:r>
               <w:t xml:space="preserve">TEXT NOT NULL UNIQUE</w:t>
@@ -2133,8 +2133,8 @@
             <w:pPr>
               <w:pStyle w:val="Compact"/>
               <w:jc w:val="left"/>
-              <w:ind w:left="0" w:right="0" w:firstLine="0"/>
-              <w:spacing w:line="240" w:after="40" w:before="40" w:lineRule="auto"/>
+              <w:ind w:left="0" w:firstLine="0" w:right="0"/>
+              <w:spacing w:lineRule="auto" w:before="40" w:after="40" w:line="240"/>
             </w:pPr>
             <w:r>
               <w:t xml:space="preserve">Human-readable name</w:t>
@@ -2149,8 +2149,8 @@
             <w:pPr>
               <w:pStyle w:val="Compact"/>
               <w:jc w:val="left"/>
-              <w:ind w:left="0" w:right="0" w:firstLine="0"/>
-              <w:spacing w:line="240" w:after="40" w:before="40" w:lineRule="auto"/>
+              <w:ind w:left="0" w:firstLine="0" w:right="0"/>
+              <w:spacing w:lineRule="auto" w:before="40" w:after="40" w:line="240"/>
             </w:pPr>
             <w:r>
               <w:t xml:space="preserve">description</w:t>
@@ -2163,8 +2163,8 @@
             <w:pPr>
               <w:pStyle w:val="Compact"/>
               <w:jc w:val="left"/>
-              <w:ind w:left="0" w:right="0" w:firstLine="0"/>
-              <w:spacing w:line="240" w:after="40" w:before="40" w:lineRule="auto"/>
+              <w:ind w:left="0" w:firstLine="0" w:right="0"/>
+              <w:spacing w:lineRule="auto" w:before="40" w:after="40" w:line="240"/>
             </w:pPr>
             <w:r>
               <w:t xml:space="preserve">TEXT</w:t>
@@ -2177,8 +2177,8 @@
             <w:pPr>
               <w:pStyle w:val="Compact"/>
               <w:jc w:val="left"/>
-              <w:ind w:left="0" w:right="0" w:firstLine="0"/>
-              <w:spacing w:line="240" w:after="40" w:before="40" w:lineRule="auto"/>
+              <w:ind w:left="0" w:firstLine="0" w:right="0"/>
+              <w:spacing w:lineRule="auto" w:before="40" w:after="40" w:line="240"/>
             </w:pPr>
             <w:r>
               <w:t xml:space="preserve">Documentation</w:t>
@@ -2193,8 +2193,8 @@
             <w:pPr>
               <w:pStyle w:val="Compact"/>
               <w:jc w:val="left"/>
-              <w:ind w:left="0" w:right="0" w:firstLine="0"/>
-              <w:spacing w:line="240" w:after="40" w:before="40" w:lineRule="auto"/>
+              <w:ind w:left="0" w:firstLine="0" w:right="0"/>
+              <w:spacing w:lineRule="auto" w:before="40" w:after="40" w:line="240"/>
             </w:pPr>
             <w:r>
               <w:t xml:space="preserve">counter_group</w:t>
@@ -2207,8 +2207,8 @@
             <w:pPr>
               <w:pStyle w:val="Compact"/>
               <w:jc w:val="left"/>
-              <w:ind w:left="0" w:right="0" w:firstLine="0"/>
-              <w:spacing w:line="240" w:after="40" w:before="40" w:lineRule="auto"/>
+              <w:ind w:left="0" w:firstLine="0" w:right="0"/>
+              <w:spacing w:lineRule="auto" w:before="40" w:after="40" w:line="240"/>
             </w:pPr>
             <w:r>
               <w:t xml:space="preserve">TEXT</w:t>
@@ -2221,8 +2221,8 @@
             <w:pPr>
               <w:pStyle w:val="Compact"/>
               <w:jc w:val="left"/>
-              <w:ind w:left="0" w:right="0" w:firstLine="0"/>
-              <w:spacing w:line="240" w:after="40" w:before="40" w:lineRule="auto"/>
+              <w:ind w:left="0" w:firstLine="0" w:right="0"/>
+              <w:spacing w:lineRule="auto" w:before="40" w:after="40" w:line="240"/>
             </w:pPr>
             <w:r>
               <w:t xml:space="preserve">Float counter group to list</w:t>
@@ -2237,8 +2237,8 @@
             <w:pPr>
               <w:pStyle w:val="Compact"/>
               <w:jc w:val="left"/>
-              <w:ind w:left="0" w:right="0" w:firstLine="0"/>
-              <w:spacing w:line="240" w:after="40" w:before="40" w:lineRule="auto"/>
+              <w:ind w:left="0" w:firstLine="0" w:right="0"/>
+              <w:spacing w:lineRule="auto" w:before="40" w:after="40" w:line="240"/>
             </w:pPr>
             <w:r>
               <w:t xml:space="preserve">aliases</w:t>
@@ -2251,8 +2251,8 @@
             <w:pPr>
               <w:pStyle w:val="Compact"/>
               <w:jc w:val="left"/>
-              <w:ind w:left="0" w:right="0" w:firstLine="0"/>
-              <w:spacing w:line="240" w:after="40" w:before="40" w:lineRule="auto"/>
+              <w:ind w:left="0" w:firstLine="0" w:right="0"/>
+              <w:spacing w:lineRule="auto" w:before="40" w:after="40" w:line="240"/>
             </w:pPr>
             <w:r>
               <w:t xml:space="preserve">TEXT</w:t>
@@ -2265,8 +2265,8 @@
             <w:pPr>
               <w:pStyle w:val="Compact"/>
               <w:jc w:val="left"/>
-              <w:ind w:left="0" w:right="0" w:firstLine="0"/>
-              <w:spacing w:line="240" w:after="40" w:before="40" w:lineRule="auto"/>
+              <w:ind w:left="0" w:firstLine="0" w:right="0"/>
+              <w:spacing w:lineRule="auto" w:before="40" w:after="40" w:line="240"/>
             </w:pPr>
             <w:r>
               <w:t xml:space="preserve">Comma-wrapped aliases</w:t>
@@ -2281,8 +2281,8 @@
             <w:pPr>
               <w:pStyle w:val="Compact"/>
               <w:jc w:val="left"/>
-              <w:ind w:left="0" w:right="0" w:firstLine="0"/>
-              <w:spacing w:line="240" w:after="40" w:before="40" w:lineRule="auto"/>
+              <w:ind w:left="0" w:firstLine="0" w:right="0"/>
+              <w:spacing w:lineRule="auto" w:before="40" w:after="40" w:line="240"/>
             </w:pPr>
             <w:r>
               <w:t xml:space="preserve">inline_prefix</w:t>
@@ -2295,8 +2295,8 @@
             <w:pPr>
               <w:pStyle w:val="Compact"/>
               <w:jc w:val="left"/>
-              <w:ind w:left="0" w:right="0" w:firstLine="0"/>
-              <w:spacing w:line="240" w:after="40" w:before="40" w:lineRule="auto"/>
+              <w:ind w:left="0" w:firstLine="0" w:right="0"/>
+              <w:spacing w:lineRule="auto" w:before="40" w:after="40" w:line="240"/>
             </w:pPr>
             <w:r>
               <w:t xml:space="preserve">TEXT</w:t>
@@ -2309,8 +2309,8 @@
             <w:pPr>
               <w:pStyle w:val="Compact"/>
               <w:jc w:val="left"/>
-              <w:ind w:left="0" w:right="0" w:firstLine="0"/>
-              <w:spacing w:line="240" w:after="40" w:before="40" w:lineRule="auto"/>
+              <w:ind w:left="0" w:firstLine="0" w:right="0"/>
+              <w:spacing w:lineRule="auto" w:before="40" w:after="40" w:line="240"/>
             </w:pPr>
             <w:r>
               <w:t xml:space="preserve">Prefix for inline syntax (e.g. abbrev)</w:t>
@@ -2325,8 +2325,8 @@
             <w:pPr>
               <w:pStyle w:val="Compact"/>
               <w:jc w:val="left"/>
-              <w:ind w:left="0" w:right="0" w:firstLine="0"/>
-              <w:spacing w:line="240" w:after="40" w:before="40" w:lineRule="auto"/>
+              <w:ind w:left="0" w:firstLine="0" w:right="0"/>
+              <w:spacing w:lineRule="auto" w:before="40" w:after="40" w:line="240"/>
             </w:pPr>
             <w:r>
               <w:t xml:space="preserve">materializer_type</w:t>
@@ -2339,8 +2339,8 @@
             <w:pPr>
               <w:pStyle w:val="Compact"/>
               <w:jc w:val="left"/>
-              <w:ind w:left="0" w:right="0" w:firstLine="0"/>
-              <w:spacing w:line="240" w:after="40" w:before="40" w:lineRule="auto"/>
+              <w:ind w:left="0" w:firstLine="0" w:right="0"/>
+              <w:spacing w:lineRule="auto" w:before="40" w:after="40" w:line="240"/>
             </w:pPr>
             <w:r>
               <w:t xml:space="preserve">TEXT</w:t>
@@ -2353,8 +2353,8 @@
             <w:pPr>
               <w:pStyle w:val="Compact"/>
               <w:jc w:val="left"/>
-              <w:ind w:left="0" w:right="0" w:firstLine="0"/>
-              <w:spacing w:line="240" w:after="40" w:before="40" w:lineRule="auto"/>
+              <w:ind w:left="0" w:firstLine="0" w:right="0"/>
+              <w:spacing w:lineRule="auto" w:before="40" w:after="40" w:line="240"/>
             </w:pPr>
             <w:r>
               <w:t xml:space="preserve">Materialization strategy (toc, lof, abbrev_list, custom)</w:t>
@@ -2369,8 +2369,8 @@
             <w:pPr>
               <w:pStyle w:val="Compact"/>
               <w:jc w:val="left"/>
-              <w:ind w:left="0" w:right="0" w:firstLine="0"/>
-              <w:spacing w:line="240" w:after="40" w:before="40" w:lineRule="auto"/>
+              <w:ind w:left="0" w:firstLine="0" w:right="0"/>
+              <w:spacing w:lineRule="auto" w:before="40" w:after="40" w:line="240"/>
             </w:pPr>
             <w:r>
               <w:t xml:space="preserve">view_subtype_ref</w:t>
@@ -2383,8 +2383,8 @@
             <w:pPr>
               <w:pStyle w:val="Compact"/>
               <w:jc w:val="left"/>
-              <w:ind w:left="0" w:right="0" w:firstLine="0"/>
-              <w:spacing w:line="240" w:after="40" w:before="40" w:lineRule="auto"/>
+              <w:ind w:left="0" w:firstLine="0" w:right="0"/>
+              <w:spacing w:lineRule="auto" w:before="40" w:after="40" w:line="240"/>
             </w:pPr>
             <w:r>
               <w:t xml:space="preserve">TEXT</w:t>
@@ -2397,8 +2397,8 @@
             <w:pPr>
               <w:pStyle w:val="Compact"/>
               <w:jc w:val="left"/>
-              <w:ind w:left="0" w:right="0" w:firstLine="0"/>
-              <w:spacing w:line="240" w:after="40" w:before="40" w:lineRule="auto"/>
+              <w:ind w:left="0" w:firstLine="0" w:right="0"/>
+              <w:spacing w:lineRule="auto" w:before="40" w:after="40" w:line="240"/>
             </w:pPr>
             <w:r>
               <w:t xml:space="preserve">Parent view type for subtyped views</w:t>
@@ -2413,8 +2413,8 @@
             <w:pPr>
               <w:pStyle w:val="Compact"/>
               <w:jc w:val="left"/>
-              <w:ind w:left="0" w:right="0" w:firstLine="0"/>
-              <w:spacing w:line="240" w:after="40" w:before="40" w:lineRule="auto"/>
+              <w:ind w:left="0" w:firstLine="0" w:right="0"/>
+              <w:spacing w:lineRule="auto" w:before="40" w:after="40" w:line="240"/>
             </w:pPr>
             <w:r>
               <w:t xml:space="preserve">needs_external_render</w:t>
@@ -2427,8 +2427,8 @@
             <w:pPr>
               <w:pStyle w:val="Compact"/>
               <w:jc w:val="left"/>
-              <w:ind w:left="0" w:right="0" w:firstLine="0"/>
-              <w:spacing w:line="240" w:after="40" w:before="40" w:lineRule="auto"/>
+              <w:ind w:left="0" w:firstLine="0" w:right="0"/>
+              <w:spacing w:lineRule="auto" w:before="40" w:after="40" w:line="240"/>
             </w:pPr>
             <w:r>
               <w:t xml:space="preserve">INTEGER DEFAULT 0</w:t>
@@ -2441,8 +2441,8 @@
             <w:pPr>
               <w:pStyle w:val="Compact"/>
               <w:jc w:val="left"/>
-              <w:ind w:left="0" w:right="0" w:firstLine="0"/>
-              <w:spacing w:line="240" w:after="40" w:before="40" w:lineRule="auto"/>
+              <w:ind w:left="0" w:firstLine="0" w:right="0"/>
+              <w:spacing w:lineRule="auto" w:before="40" w:after="40" w:line="240"/>
             </w:pPr>
             <w:r>
               <w:t xml:space="preserve">1 = requires external tool</w:t>
@@ -2475,12 +2475,12 @@
     </w:p>
     <w:p>
       <w:pPr>
-        <w:spacing w:after="0" w:lineRule="exact" w:line="20" w:before="0"/>
+        <w:spacing w:lineRule="exact" w:line="20" w:after="0" w:before="0"/>
         <w:rPr>
           <w:sz w:val="2"/>
         </w:rPr>
       </w:pPr>
-      <w:bookmarkStart w:name="csv-tbl-spec-types" w:id="23102"/>
+      <w:bookmarkStart w:id="23102" w:name="csv-tbl-spec-types"/>
       <w:bookmarkEnd w:id="23102"/>
     </w:p>
     <w:p>
@@ -2517,18 +2517,18 @@
         <w:tblLook w:firstRow="1" w:lastRow="0" w:firstColumn="0" w:lastColumn="0" w:noHBand="0" w:noVBand="0" w:val="0020"/>
         <w:jc w:val="start"/>
         <w:tblBorders>
-          <w:top w:val="single" w:space="0" w:color="000000" w:sz="6"/>
-          <w:left w:val="single" w:space="0" w:color="000000" w:sz="6"/>
-          <w:bottom w:val="single" w:space="0" w:color="000000" w:sz="6"/>
-          <w:right w:val="single" w:space="0" w:color="000000" w:sz="6"/>
-          <w:insideH w:val="single" w:space="0" w:color="000000" w:sz="6"/>
-          <w:insideV w:val="single" w:space="0" w:color="000000" w:sz="6"/>
+          <w:top w:sz="6" w:color="000000" w:val="single" w:space="0"/>
+          <w:left w:sz="6" w:color="000000" w:val="single" w:space="0"/>
+          <w:bottom w:sz="6" w:color="000000" w:val="single" w:space="0"/>
+          <w:right w:sz="6" w:color="000000" w:val="single" w:space="0"/>
+          <w:insideH w:sz="6" w:color="000000" w:val="single" w:space="0"/>
+          <w:insideV w:sz="6" w:color="000000" w:val="single" w:space="0"/>
         </w:tblBorders>
         <w:tblCellMar>
-          <w:top w:type="dxa" w:w="57"/>
-          <w:left w:type="dxa" w:w="108"/>
-          <w:bottom w:type="dxa" w:w="57"/>
-          <w:right w:type="dxa" w:w="108"/>
+          <w:top w:w="57" w:type="dxa"/>
+          <w:left w:w="108" w:type="dxa"/>
+          <w:bottom w:w="57" w:type="dxa"/>
+          <w:right w:w="108" w:type="dxa"/>
         </w:tblCellMar>
       </w:tblPr>
       <w:tblGrid>
@@ -2542,14 +2542,14 @@
         </w:trPr>
         <w:tc>
           <w:tcPr>
-            <w:shd w:val="clear" w:color="auto" w:fill="E8E8E8"/>
+            <w:shd w:color="auto" w:val="clear" w:fill="E8E8E8"/>
           </w:tcPr>
           <w:p>
             <w:pPr>
               <w:pStyle w:val="Compact"/>
               <w:jc w:val="left"/>
-              <w:ind w:left="0" w:right="0" w:firstLine="0"/>
-              <w:spacing w:line="240" w:after="40" w:before="40" w:lineRule="auto"/>
+              <w:ind w:left="0" w:firstLine="0" w:right="0"/>
+              <w:spacing w:lineRule="auto" w:before="40" w:after="40" w:line="240"/>
             </w:pPr>
             <w:r>
               <w:rPr>
@@ -2561,14 +2561,14 @@
         </w:tc>
         <w:tc>
           <w:tcPr>
-            <w:shd w:val="clear" w:color="auto" w:fill="E8E8E8"/>
+            <w:shd w:color="auto" w:val="clear" w:fill="E8E8E8"/>
           </w:tcPr>
           <w:p>
             <w:pPr>
               <w:pStyle w:val="Compact"/>
               <w:jc w:val="left"/>
-              <w:ind w:left="0" w:right="0" w:firstLine="0"/>
-              <w:spacing w:line="240" w:after="40" w:before="40" w:lineRule="auto"/>
+              <w:ind w:left="0" w:firstLine="0" w:right="0"/>
+              <w:spacing w:lineRule="auto" w:before="40" w:after="40" w:line="240"/>
             </w:pPr>
             <w:r>
               <w:rPr>
@@ -2580,14 +2580,14 @@
         </w:tc>
         <w:tc>
           <w:tcPr>
-            <w:shd w:val="clear" w:color="auto" w:fill="E8E8E8"/>
+            <w:shd w:color="auto" w:val="clear" w:fill="E8E8E8"/>
           </w:tcPr>
           <w:p>
             <w:pPr>
               <w:pStyle w:val="Compact"/>
               <w:jc w:val="left"/>
-              <w:ind w:left="0" w:right="0" w:firstLine="0"/>
-              <w:spacing w:line="240" w:after="40" w:before="40" w:lineRule="auto"/>
+              <w:ind w:left="0" w:firstLine="0" w:right="0"/>
+              <w:spacing w:lineRule="auto" w:before="40" w:after="40" w:line="240"/>
             </w:pPr>
             <w:r>
               <w:rPr>
@@ -2605,8 +2605,8 @@
             <w:pPr>
               <w:pStyle w:val="Compact"/>
               <w:jc w:val="left"/>
-              <w:ind w:left="0" w:right="0" w:firstLine="0"/>
-              <w:spacing w:line="240" w:after="40" w:before="40" w:lineRule="auto"/>
+              <w:ind w:left="0" w:firstLine="0" w:right="0"/>
+              <w:spacing w:lineRule="auto" w:before="40" w:after="40" w:line="240"/>
             </w:pPr>
             <w:r>
               <w:t xml:space="preserve">identifier</w:t>
@@ -2619,8 +2619,8 @@
             <w:pPr>
               <w:pStyle w:val="Compact"/>
               <w:jc w:val="left"/>
-              <w:ind w:left="0" w:right="0" w:firstLine="0"/>
-              <w:spacing w:line="240" w:after="40" w:before="40" w:lineRule="auto"/>
+              <w:ind w:left="0" w:firstLine="0" w:right="0"/>
+              <w:spacing w:lineRule="auto" w:before="40" w:after="40" w:line="240"/>
             </w:pPr>
             <w:r>
               <w:t xml:space="preserve">TEXT PK</w:t>
@@ -2633,8 +2633,8 @@
             <w:pPr>
               <w:pStyle w:val="Compact"/>
               <w:jc w:val="left"/>
-              <w:ind w:left="0" w:right="0" w:firstLine="0"/>
-              <w:spacing w:line="240" w:after="40" w:before="40" w:lineRule="auto"/>
+              <w:ind w:left="0" w:firstLine="0" w:right="0"/>
+              <w:spacing w:lineRule="auto" w:before="40" w:after="40" w:line="240"/>
             </w:pPr>
             <w:r>
               <w:t xml:space="preserve">Unique specification type code</w:t>
@@ -2649,8 +2649,8 @@
             <w:pPr>
               <w:pStyle w:val="Compact"/>
               <w:jc w:val="left"/>
-              <w:ind w:left="0" w:right="0" w:firstLine="0"/>
-              <w:spacing w:line="240" w:after="40" w:before="40" w:lineRule="auto"/>
+              <w:ind w:left="0" w:firstLine="0" w:right="0"/>
+              <w:spacing w:lineRule="auto" w:before="40" w:after="40" w:line="240"/>
             </w:pPr>
             <w:r>
               <w:t xml:space="preserve">long_name</w:t>
@@ -2663,8 +2663,8 @@
             <w:pPr>
               <w:pStyle w:val="Compact"/>
               <w:jc w:val="left"/>
-              <w:ind w:left="0" w:right="0" w:firstLine="0"/>
-              <w:spacing w:line="240" w:after="40" w:before="40" w:lineRule="auto"/>
+              <w:ind w:left="0" w:firstLine="0" w:right="0"/>
+              <w:spacing w:lineRule="auto" w:before="40" w:after="40" w:line="240"/>
             </w:pPr>
             <w:r>
               <w:t xml:space="preserve">TEXT NOT NULL UNIQUE</w:t>
@@ -2677,8 +2677,8 @@
             <w:pPr>
               <w:pStyle w:val="Compact"/>
               <w:jc w:val="left"/>
-              <w:ind w:left="0" w:right="0" w:firstLine="0"/>
-              <w:spacing w:line="240" w:after="40" w:before="40" w:lineRule="auto"/>
+              <w:ind w:left="0" w:firstLine="0" w:right="0"/>
+              <w:spacing w:lineRule="auto" w:before="40" w:after="40" w:line="240"/>
             </w:pPr>
             <w:r>
               <w:t xml:space="preserve">Human-readable name</w:t>
@@ -2693,8 +2693,8 @@
             <w:pPr>
               <w:pStyle w:val="Compact"/>
               <w:jc w:val="left"/>
-              <w:ind w:left="0" w:right="0" w:firstLine="0"/>
-              <w:spacing w:line="240" w:after="40" w:before="40" w:lineRule="auto"/>
+              <w:ind w:left="0" w:firstLine="0" w:right="0"/>
+              <w:spacing w:lineRule="auto" w:before="40" w:after="40" w:line="240"/>
             </w:pPr>
             <w:r>
               <w:t xml:space="preserve">description</w:t>
@@ -2707,8 +2707,8 @@
             <w:pPr>
               <w:pStyle w:val="Compact"/>
               <w:jc w:val="left"/>
-              <w:ind w:left="0" w:right="0" w:firstLine="0"/>
-              <w:spacing w:line="240" w:after="40" w:before="40" w:lineRule="auto"/>
+              <w:ind w:left="0" w:firstLine="0" w:right="0"/>
+              <w:spacing w:lineRule="auto" w:before="40" w:after="40" w:line="240"/>
             </w:pPr>
             <w:r>
               <w:t xml:space="preserve">TEXT</w:t>
@@ -2721,8 +2721,8 @@
             <w:pPr>
               <w:pStyle w:val="Compact"/>
               <w:jc w:val="left"/>
-              <w:ind w:left="0" w:right="0" w:firstLine="0"/>
-              <w:spacing w:line="240" w:after="40" w:before="40" w:lineRule="auto"/>
+              <w:ind w:left="0" w:firstLine="0" w:right="0"/>
+              <w:spacing w:lineRule="auto" w:before="40" w:after="40" w:line="240"/>
             </w:pPr>
             <w:r>
               <w:t xml:space="preserve">Documentation</w:t>
@@ -2737,8 +2737,8 @@
             <w:pPr>
               <w:pStyle w:val="Compact"/>
               <w:jc w:val="left"/>
-              <w:ind w:left="0" w:right="0" w:firstLine="0"/>
-              <w:spacing w:line="240" w:after="40" w:before="40" w:lineRule="auto"/>
+              <w:ind w:left="0" w:firstLine="0" w:right="0"/>
+              <w:spacing w:lineRule="auto" w:before="40" w:after="40" w:line="240"/>
             </w:pPr>
             <w:r>
               <w:t xml:space="preserve">extends</w:t>
@@ -2751,8 +2751,8 @@
             <w:pPr>
               <w:pStyle w:val="Compact"/>
               <w:jc w:val="left"/>
-              <w:ind w:left="0" w:right="0" w:firstLine="0"/>
-              <w:spacing w:line="240" w:after="40" w:before="40" w:lineRule="auto"/>
+              <w:ind w:left="0" w:firstLine="0" w:right="0"/>
+              <w:spacing w:lineRule="auto" w:before="40" w:after="40" w:line="240"/>
             </w:pPr>
             <w:r>
               <w:t xml:space="preserve">TEXT</w:t>
@@ -2765,8 +2765,8 @@
             <w:pPr>
               <w:pStyle w:val="Compact"/>
               <w:jc w:val="left"/>
-              <w:ind w:left="0" w:right="0" w:firstLine="0"/>
-              <w:spacing w:line="240" w:after="40" w:before="40" w:lineRule="auto"/>
+              <w:ind w:left="0" w:firstLine="0" w:right="0"/>
+              <w:spacing w:lineRule="auto" w:before="40" w:after="40" w:line="240"/>
             </w:pPr>
             <w:r>
               <w:t xml:space="preserve">Parent type for inheritance</w:t>
@@ -2781,8 +2781,8 @@
             <w:pPr>
               <w:pStyle w:val="Compact"/>
               <w:jc w:val="left"/>
-              <w:ind w:left="0" w:right="0" w:firstLine="0"/>
-              <w:spacing w:line="240" w:after="40" w:before="40" w:lineRule="auto"/>
+              <w:ind w:left="0" w:firstLine="0" w:right="0"/>
+              <w:spacing w:lineRule="auto" w:before="40" w:after="40" w:line="240"/>
             </w:pPr>
             <w:r>
               <w:t xml:space="preserve">is_default</w:t>
@@ -2795,8 +2795,8 @@
             <w:pPr>
               <w:pStyle w:val="Compact"/>
               <w:jc w:val="left"/>
-              <w:ind w:left="0" w:right="0" w:firstLine="0"/>
-              <w:spacing w:line="240" w:after="40" w:before="40" w:lineRule="auto"/>
+              <w:ind w:left="0" w:firstLine="0" w:right="0"/>
+              <w:spacing w:lineRule="auto" w:before="40" w:after="40" w:line="240"/>
             </w:pPr>
             <w:r>
               <w:t xml:space="preserve">INTEGER DEFAULT 0</w:t>
@@ -2809,8 +2809,8 @@
             <w:pPr>
               <w:pStyle w:val="Compact"/>
               <w:jc w:val="left"/>
-              <w:ind w:left="0" w:right="0" w:firstLine="0"/>
-              <w:spacing w:line="240" w:after="40" w:before="40" w:lineRule="auto"/>
+              <w:ind w:left="0" w:firstLine="0" w:right="0"/>
+              <w:spacing w:lineRule="auto" w:before="40" w:after="40" w:line="240"/>
             </w:pPr>
             <w:r>
               <w:t xml:space="preserve">1 = default when no explicit type</w:t>
@@ -2843,12 +2843,12 @@
     </w:p>
     <w:p>
       <w:pPr>
-        <w:spacing w:after="0" w:lineRule="exact" w:line="20" w:before="0"/>
+        <w:spacing w:lineRule="exact" w:line="20" w:after="0" w:before="0"/>
         <w:rPr>
           <w:sz w:val="2"/>
         </w:rPr>
       </w:pPr>
-      <w:bookmarkStart w:name="csv-tbl-datatypes" w:id="92410"/>
+      <w:bookmarkStart w:id="92410" w:name="csv-tbl-datatypes"/>
       <w:bookmarkEnd w:id="92410"/>
     </w:p>
     <w:p>
@@ -2885,18 +2885,18 @@
         <w:tblLook w:firstRow="1" w:lastRow="0" w:firstColumn="0" w:lastColumn="0" w:noHBand="0" w:noVBand="0" w:val="0020"/>
         <w:jc w:val="start"/>
         <w:tblBorders>
-          <w:top w:val="single" w:space="0" w:color="000000" w:sz="6"/>
-          <w:left w:val="single" w:space="0" w:color="000000" w:sz="6"/>
-          <w:bottom w:val="single" w:space="0" w:color="000000" w:sz="6"/>
-          <w:right w:val="single" w:space="0" w:color="000000" w:sz="6"/>
-          <w:insideH w:val="single" w:space="0" w:color="000000" w:sz="6"/>
-          <w:insideV w:val="single" w:space="0" w:color="000000" w:sz="6"/>
+          <w:top w:sz="6" w:color="000000" w:val="single" w:space="0"/>
+          <w:left w:sz="6" w:color="000000" w:val="single" w:space="0"/>
+          <w:bottom w:sz="6" w:color="000000" w:val="single" w:space="0"/>
+          <w:right w:sz="6" w:color="000000" w:val="single" w:space="0"/>
+          <w:insideH w:sz="6" w:color="000000" w:val="single" w:space="0"/>
+          <w:insideV w:sz="6" w:color="000000" w:val="single" w:space="0"/>
         </w:tblBorders>
         <w:tblCellMar>
-          <w:top w:type="dxa" w:w="57"/>
-          <w:left w:type="dxa" w:w="108"/>
-          <w:bottom w:type="dxa" w:w="57"/>
-          <w:right w:type="dxa" w:w="108"/>
+          <w:top w:w="57" w:type="dxa"/>
+          <w:left w:w="108" w:type="dxa"/>
+          <w:bottom w:w="57" w:type="dxa"/>
+          <w:right w:w="108" w:type="dxa"/>
         </w:tblCellMar>
       </w:tblPr>
       <w:tblGrid>
@@ -2910,14 +2910,14 @@
         </w:trPr>
         <w:tc>
           <w:tcPr>
-            <w:shd w:val="clear" w:color="auto" w:fill="E8E8E8"/>
+            <w:shd w:color="auto" w:val="clear" w:fill="E8E8E8"/>
           </w:tcPr>
           <w:p>
             <w:pPr>
               <w:pStyle w:val="Compact"/>
               <w:jc w:val="left"/>
-              <w:ind w:left="0" w:right="0" w:firstLine="0"/>
-              <w:spacing w:line="240" w:after="40" w:before="40" w:lineRule="auto"/>
+              <w:ind w:left="0" w:firstLine="0" w:right="0"/>
+              <w:spacing w:lineRule="auto" w:before="40" w:after="40" w:line="240"/>
             </w:pPr>
             <w:r>
               <w:rPr>
@@ -2929,14 +2929,14 @@
         </w:tc>
         <w:tc>
           <w:tcPr>
-            <w:shd w:val="clear" w:color="auto" w:fill="E8E8E8"/>
+            <w:shd w:color="auto" w:val="clear" w:fill="E8E8E8"/>
           </w:tcPr>
           <w:p>
             <w:pPr>
               <w:pStyle w:val="Compact"/>
               <w:jc w:val="left"/>
-              <w:ind w:left="0" w:right="0" w:firstLine="0"/>
-              <w:spacing w:line="240" w:after="40" w:before="40" w:lineRule="auto"/>
+              <w:ind w:left="0" w:firstLine="0" w:right="0"/>
+              <w:spacing w:lineRule="auto" w:before="40" w:after="40" w:line="240"/>
             </w:pPr>
             <w:r>
               <w:rPr>
@@ -2948,14 +2948,14 @@
         </w:tc>
         <w:tc>
           <w:tcPr>
-            <w:shd w:val="clear" w:color="auto" w:fill="E8E8E8"/>
+            <w:shd w:color="auto" w:val="clear" w:fill="E8E8E8"/>
           </w:tcPr>
           <w:p>
             <w:pPr>
               <w:pStyle w:val="Compact"/>
               <w:jc w:val="left"/>
-              <w:ind w:left="0" w:right="0" w:firstLine="0"/>
-              <w:spacing w:line="240" w:after="40" w:before="40" w:lineRule="auto"/>
+              <w:ind w:left="0" w:firstLine="0" w:right="0"/>
+              <w:spacing w:lineRule="auto" w:before="40" w:after="40" w:line="240"/>
             </w:pPr>
             <w:r>
               <w:rPr>
@@ -2973,8 +2973,8 @@
             <w:pPr>
               <w:pStyle w:val="Compact"/>
               <w:jc w:val="left"/>
-              <w:ind w:left="0" w:right="0" w:firstLine="0"/>
-              <w:spacing w:line="240" w:after="40" w:before="40" w:lineRule="auto"/>
+              <w:ind w:left="0" w:firstLine="0" w:right="0"/>
+              <w:spacing w:lineRule="auto" w:before="40" w:after="40" w:line="240"/>
             </w:pPr>
             <w:r>
               <w:t xml:space="preserve">identifier</w:t>
@@ -2987,8 +2987,8 @@
             <w:pPr>
               <w:pStyle w:val="Compact"/>
               <w:jc w:val="left"/>
-              <w:ind w:left="0" w:right="0" w:firstLine="0"/>
-              <w:spacing w:line="240" w:after="40" w:before="40" w:lineRule="auto"/>
+              <w:ind w:left="0" w:firstLine="0" w:right="0"/>
+              <w:spacing w:lineRule="auto" w:before="40" w:after="40" w:line="240"/>
             </w:pPr>
             <w:r>
               <w:t xml:space="preserve">TEXT PK</w:t>
@@ -3001,8 +3001,8 @@
             <w:pPr>
               <w:pStyle w:val="Compact"/>
               <w:jc w:val="left"/>
-              <w:ind w:left="0" w:right="0" w:firstLine="0"/>
-              <w:spacing w:line="240" w:after="40" w:before="40" w:lineRule="auto"/>
+              <w:ind w:left="0" w:firstLine="0" w:right="0"/>
+              <w:spacing w:lineRule="auto" w:before="40" w:after="40" w:line="240"/>
             </w:pPr>
             <w:r>
               <w:t xml:space="preserve">Unique datatype ID</w:t>
@@ -3017,8 +3017,8 @@
             <w:pPr>
               <w:pStyle w:val="Compact"/>
               <w:jc w:val="left"/>
-              <w:ind w:left="0" w:right="0" w:firstLine="0"/>
-              <w:spacing w:line="240" w:after="40" w:before="40" w:lineRule="auto"/>
+              <w:ind w:left="0" w:firstLine="0" w:right="0"/>
+              <w:spacing w:lineRule="auto" w:before="40" w:after="40" w:line="240"/>
             </w:pPr>
             <w:r>
               <w:t xml:space="preserve">long_name</w:t>
@@ -3031,8 +3031,8 @@
             <w:pPr>
               <w:pStyle w:val="Compact"/>
               <w:jc w:val="left"/>
-              <w:ind w:left="0" w:right="0" w:firstLine="0"/>
-              <w:spacing w:line="240" w:after="40" w:before="40" w:lineRule="auto"/>
+              <w:ind w:left="0" w:firstLine="0" w:right="0"/>
+              <w:spacing w:lineRule="auto" w:before="40" w:after="40" w:line="240"/>
             </w:pPr>
             <w:r>
               <w:t xml:space="preserve">TEXT NOT NULL UNIQUE</w:t>
@@ -3045,8 +3045,8 @@
             <w:pPr>
               <w:pStyle w:val="Compact"/>
               <w:jc w:val="left"/>
-              <w:ind w:left="0" w:right="0" w:firstLine="0"/>
-              <w:spacing w:line="240" w:after="40" w:before="40" w:lineRule="auto"/>
+              <w:ind w:left="0" w:firstLine="0" w:right="0"/>
+              <w:spacing w:lineRule="auto" w:before="40" w:after="40" w:line="240"/>
             </w:pPr>
             <w:r>
               <w:t xml:space="preserve">Human-readable name</w:t>
@@ -3061,8 +3061,8 @@
             <w:pPr>
               <w:pStyle w:val="Compact"/>
               <w:jc w:val="left"/>
-              <w:ind w:left="0" w:right="0" w:firstLine="0"/>
-              <w:spacing w:line="240" w:after="40" w:before="40" w:lineRule="auto"/>
+              <w:ind w:left="0" w:firstLine="0" w:right="0"/>
+              <w:spacing w:lineRule="auto" w:before="40" w:after="40" w:line="240"/>
             </w:pPr>
             <w:r>
               <w:t xml:space="preserve">type</w:t>
@@ -3075,8 +3075,8 @@
             <w:pPr>
               <w:pStyle w:val="Compact"/>
               <w:jc w:val="left"/>
-              <w:ind w:left="0" w:right="0" w:firstLine="0"/>
-              <w:spacing w:line="240" w:after="40" w:before="40" w:lineRule="auto"/>
+              <w:ind w:left="0" w:firstLine="0" w:right="0"/>
+              <w:spacing w:lineRule="auto" w:before="40" w:after="40" w:line="240"/>
             </w:pPr>
             <w:r>
               <w:t xml:space="preserve">TEXT NOT NULL</w:t>
@@ -3089,8 +3089,8 @@
             <w:pPr>
               <w:pStyle w:val="Compact"/>
               <w:jc w:val="left"/>
-              <w:ind w:left="0" w:right="0" w:firstLine="0"/>
-              <w:spacing w:line="240" w:after="40" w:before="40" w:lineRule="auto"/>
+              <w:ind w:left="0" w:firstLine="0" w:right="0"/>
+              <w:spacing w:lineRule="auto" w:before="40" w:after="40" w:line="240"/>
             </w:pPr>
             <w:r>
               <w:t xml:space="preserve">Primitive category: STRING, INTEGER, REAL, BOOLEAN, DATE, ENUM, XHTML</w:t>
@@ -3161,12 +3161,12 @@
     </w:p>
     <w:p>
       <w:pPr>
-        <w:spacing w:after="0" w:lineRule="exact" w:line="20" w:before="0"/>
+        <w:spacing w:lineRule="exact" w:line="20" w:after="0" w:before="0"/>
         <w:rPr>
           <w:sz w:val="2"/>
         </w:rPr>
       </w:pPr>
-      <w:bookmarkStart w:name="csv-tbl-attr-types" w:id="47668"/>
+      <w:bookmarkStart w:id="47668" w:name="csv-tbl-attr-types"/>
       <w:bookmarkEnd w:id="47668"/>
     </w:p>
     <w:p>
@@ -3203,18 +3203,18 @@
         <w:tblLook w:firstRow="1" w:lastRow="0" w:firstColumn="0" w:lastColumn="0" w:noHBand="0" w:noVBand="0" w:val="0020"/>
         <w:jc w:val="start"/>
         <w:tblBorders>
-          <w:top w:val="single" w:space="0" w:color="000000" w:sz="6"/>
-          <w:left w:val="single" w:space="0" w:color="000000" w:sz="6"/>
-          <w:bottom w:val="single" w:space="0" w:color="000000" w:sz="6"/>
-          <w:right w:val="single" w:space="0" w:color="000000" w:sz="6"/>
-          <w:insideH w:val="single" w:space="0" w:color="000000" w:sz="6"/>
-          <w:insideV w:val="single" w:space="0" w:color="000000" w:sz="6"/>
+          <w:top w:sz="6" w:color="000000" w:val="single" w:space="0"/>
+          <w:left w:sz="6" w:color="000000" w:val="single" w:space="0"/>
+          <w:bottom w:sz="6" w:color="000000" w:val="single" w:space="0"/>
+          <w:right w:sz="6" w:color="000000" w:val="single" w:space="0"/>
+          <w:insideH w:sz="6" w:color="000000" w:val="single" w:space="0"/>
+          <w:insideV w:sz="6" w:color="000000" w:val="single" w:space="0"/>
         </w:tblBorders>
         <w:tblCellMar>
-          <w:top w:type="dxa" w:w="57"/>
-          <w:left w:type="dxa" w:w="108"/>
-          <w:bottom w:type="dxa" w:w="57"/>
-          <w:right w:type="dxa" w:w="108"/>
+          <w:top w:w="57" w:type="dxa"/>
+          <w:left w:w="108" w:type="dxa"/>
+          <w:bottom w:w="57" w:type="dxa"/>
+          <w:right w:w="108" w:type="dxa"/>
         </w:tblCellMar>
       </w:tblPr>
       <w:tblGrid>
@@ -3228,14 +3228,14 @@
         </w:trPr>
         <w:tc>
           <w:tcPr>
-            <w:shd w:val="clear" w:color="auto" w:fill="E8E8E8"/>
+            <w:shd w:color="auto" w:val="clear" w:fill="E8E8E8"/>
           </w:tcPr>
           <w:p>
             <w:pPr>
               <w:pStyle w:val="Compact"/>
               <w:jc w:val="left"/>
-              <w:ind w:left="0" w:right="0" w:firstLine="0"/>
-              <w:spacing w:line="240" w:after="40" w:before="40" w:lineRule="auto"/>
+              <w:ind w:left="0" w:firstLine="0" w:right="0"/>
+              <w:spacing w:lineRule="auto" w:before="40" w:after="40" w:line="240"/>
             </w:pPr>
             <w:r>
               <w:rPr>
@@ -3247,14 +3247,14 @@
         </w:tc>
         <w:tc>
           <w:tcPr>
-            <w:shd w:val="clear" w:color="auto" w:fill="E8E8E8"/>
+            <w:shd w:color="auto" w:val="clear" w:fill="E8E8E8"/>
           </w:tcPr>
           <w:p>
             <w:pPr>
               <w:pStyle w:val="Compact"/>
               <w:jc w:val="left"/>
-              <w:ind w:left="0" w:right="0" w:firstLine="0"/>
-              <w:spacing w:line="240" w:after="40" w:before="40" w:lineRule="auto"/>
+              <w:ind w:left="0" w:firstLine="0" w:right="0"/>
+              <w:spacing w:lineRule="auto" w:before="40" w:after="40" w:line="240"/>
             </w:pPr>
             <w:r>
               <w:rPr>
@@ -3266,14 +3266,14 @@
         </w:tc>
         <w:tc>
           <w:tcPr>
-            <w:shd w:val="clear" w:color="auto" w:fill="E8E8E8"/>
+            <w:shd w:color="auto" w:val="clear" w:fill="E8E8E8"/>
           </w:tcPr>
           <w:p>
             <w:pPr>
               <w:pStyle w:val="Compact"/>
               <w:jc w:val="left"/>
-              <w:ind w:left="0" w:right="0" w:firstLine="0"/>
-              <w:spacing w:line="240" w:after="40" w:before="40" w:lineRule="auto"/>
+              <w:ind w:left="0" w:firstLine="0" w:right="0"/>
+              <w:spacing w:lineRule="auto" w:before="40" w:after="40" w:line="240"/>
             </w:pPr>
             <w:r>
               <w:rPr>
@@ -3291,8 +3291,8 @@
             <w:pPr>
               <w:pStyle w:val="Compact"/>
               <w:jc w:val="left"/>
-              <w:ind w:left="0" w:right="0" w:firstLine="0"/>
-              <w:spacing w:line="240" w:after="40" w:before="40" w:lineRule="auto"/>
+              <w:ind w:left="0" w:firstLine="0" w:right="0"/>
+              <w:spacing w:lineRule="auto" w:before="40" w:after="40" w:line="240"/>
             </w:pPr>
             <w:r>
               <w:t xml:space="preserve">identifier</w:t>
@@ -3305,8 +3305,8 @@
             <w:pPr>
               <w:pStyle w:val="Compact"/>
               <w:jc w:val="left"/>
-              <w:ind w:left="0" w:right="0" w:firstLine="0"/>
-              <w:spacing w:line="240" w:after="40" w:before="40" w:lineRule="auto"/>
+              <w:ind w:left="0" w:firstLine="0" w:right="0"/>
+              <w:spacing w:lineRule="auto" w:before="40" w:after="40" w:line="240"/>
             </w:pPr>
             <w:r>
               <w:t xml:space="preserve">TEXT PK</w:t>
@@ -3319,8 +3319,8 @@
             <w:pPr>
               <w:pStyle w:val="Compact"/>
               <w:jc w:val="left"/>
-              <w:ind w:left="0" w:right="0" w:firstLine="0"/>
-              <w:spacing w:line="240" w:after="40" w:before="40" w:lineRule="auto"/>
+              <w:ind w:left="0" w:firstLine="0" w:right="0"/>
+              <w:spacing w:lineRule="auto" w:before="40" w:after="40" w:line="240"/>
             </w:pPr>
             <w:r>
               <w:t xml:space="preserve">Unique attribute definition ID</w:t>
@@ -3335,8 +3335,8 @@
             <w:pPr>
               <w:pStyle w:val="Compact"/>
               <w:jc w:val="left"/>
-              <w:ind w:left="0" w:right="0" w:firstLine="0"/>
-              <w:spacing w:line="240" w:after="40" w:before="40" w:lineRule="auto"/>
+              <w:ind w:left="0" w:firstLine="0" w:right="0"/>
+              <w:spacing w:lineRule="auto" w:before="40" w:after="40" w:line="240"/>
             </w:pPr>
             <w:r>
               <w:t xml:space="preserve">owner_type_ref</w:t>
@@ -3349,8 +3349,8 @@
             <w:pPr>
               <w:pStyle w:val="Compact"/>
               <w:jc w:val="left"/>
-              <w:ind w:left="0" w:right="0" w:firstLine="0"/>
-              <w:spacing w:line="240" w:after="40" w:before="40" w:lineRule="auto"/>
+              <w:ind w:left="0" w:firstLine="0" w:right="0"/>
+              <w:spacing w:lineRule="auto" w:before="40" w:after="40" w:line="240"/>
             </w:pPr>
             <w:r>
               <w:t xml:space="preserve">TEXT NOT NULL FK</w:t>
@@ -3363,8 +3363,8 @@
             <w:pPr>
               <w:pStyle w:val="Compact"/>
               <w:jc w:val="left"/>
-              <w:ind w:left="0" w:right="0" w:firstLine="0"/>
-              <w:spacing w:line="240" w:after="40" w:before="40" w:lineRule="auto"/>
+              <w:ind w:left="0" w:firstLine="0" w:right="0"/>
+              <w:spacing w:lineRule="auto" w:before="40" w:after="40" w:line="240"/>
             </w:pPr>
             <w:r>
               <w:t xml:space="preserve">Object type that owns this attribute</w:t>
@@ -3379,8 +3379,8 @@
             <w:pPr>
               <w:pStyle w:val="Compact"/>
               <w:jc w:val="left"/>
-              <w:ind w:left="0" w:right="0" w:firstLine="0"/>
-              <w:spacing w:line="240" w:after="40" w:before="40" w:lineRule="auto"/>
+              <w:ind w:left="0" w:firstLine="0" w:right="0"/>
+              <w:spacing w:lineRule="auto" w:before="40" w:after="40" w:line="240"/>
             </w:pPr>
             <w:r>
               <w:t xml:space="preserve">long_name</w:t>
@@ -3393,8 +3393,8 @@
             <w:pPr>
               <w:pStyle w:val="Compact"/>
               <w:jc w:val="left"/>
-              <w:ind w:left="0" w:right="0" w:firstLine="0"/>
-              <w:spacing w:line="240" w:after="40" w:before="40" w:lineRule="auto"/>
+              <w:ind w:left="0" w:firstLine="0" w:right="0"/>
+              <w:spacing w:lineRule="auto" w:before="40" w:after="40" w:line="240"/>
             </w:pPr>
             <w:r>
               <w:t xml:space="preserve">TEXT NOT NULL</w:t>
@@ -3407,8 +3407,8 @@
             <w:pPr>
               <w:pStyle w:val="Compact"/>
               <w:jc w:val="left"/>
-              <w:ind w:left="0" w:right="0" w:firstLine="0"/>
-              <w:spacing w:line="240" w:after="40" w:before="40" w:lineRule="auto"/>
+              <w:ind w:left="0" w:firstLine="0" w:right="0"/>
+              <w:spacing w:lineRule="auto" w:before="40" w:after="40" w:line="240"/>
             </w:pPr>
             <w:r>
               <w:t xml:space="preserve">Attribute name as written in source</w:t>
@@ -3423,8 +3423,8 @@
             <w:pPr>
               <w:pStyle w:val="Compact"/>
               <w:jc w:val="left"/>
-              <w:ind w:left="0" w:right="0" w:firstLine="0"/>
-              <w:spacing w:line="240" w:after="40" w:before="40" w:lineRule="auto"/>
+              <w:ind w:left="0" w:firstLine="0" w:right="0"/>
+              <w:spacing w:lineRule="auto" w:before="40" w:after="40" w:line="240"/>
             </w:pPr>
             <w:r>
               <w:t xml:space="preserve">datatype_ref</w:t>
@@ -3437,8 +3437,8 @@
             <w:pPr>
               <w:pStyle w:val="Compact"/>
               <w:jc w:val="left"/>
-              <w:ind w:left="0" w:right="0" w:firstLine="0"/>
-              <w:spacing w:line="240" w:after="40" w:before="40" w:lineRule="auto"/>
+              <w:ind w:left="0" w:firstLine="0" w:right="0"/>
+              <w:spacing w:lineRule="auto" w:before="40" w:after="40" w:line="240"/>
             </w:pPr>
             <w:r>
               <w:t xml:space="preserve">TEXT NOT NULL FK</w:t>
@@ -3451,8 +3451,8 @@
             <w:pPr>
               <w:pStyle w:val="Compact"/>
               <w:jc w:val="left"/>
-              <w:ind w:left="0" w:right="0" w:firstLine="0"/>
-              <w:spacing w:line="240" w:after="40" w:before="40" w:lineRule="auto"/>
+              <w:ind w:left="0" w:firstLine="0" w:right="0"/>
+              <w:spacing w:lineRule="auto" w:before="40" w:after="40" w:line="240"/>
             </w:pPr>
             <w:r>
               <w:t xml:space="preserve">Data type (FK to datatype_definitions)</w:t>
@@ -3467,8 +3467,8 @@
             <w:pPr>
               <w:pStyle w:val="Compact"/>
               <w:jc w:val="left"/>
-              <w:ind w:left="0" w:right="0" w:firstLine="0"/>
-              <w:spacing w:line="240" w:after="40" w:before="40" w:lineRule="auto"/>
+              <w:ind w:left="0" w:firstLine="0" w:right="0"/>
+              <w:spacing w:lineRule="auto" w:before="40" w:after="40" w:line="240"/>
             </w:pPr>
             <w:r>
               <w:t xml:space="preserve">min_occurs</w:t>
@@ -3481,8 +3481,8 @@
             <w:pPr>
               <w:pStyle w:val="Compact"/>
               <w:jc w:val="left"/>
-              <w:ind w:left="0" w:right="0" w:firstLine="0"/>
-              <w:spacing w:line="240" w:after="40" w:before="40" w:lineRule="auto"/>
+              <w:ind w:left="0" w:firstLine="0" w:right="0"/>
+              <w:spacing w:lineRule="auto" w:before="40" w:after="40" w:line="240"/>
             </w:pPr>
             <w:r>
               <w:t xml:space="preserve">INTEGER DEFAULT 0</w:t>
@@ -3495,8 +3495,8 @@
             <w:pPr>
               <w:pStyle w:val="Compact"/>
               <w:jc w:val="left"/>
-              <w:ind w:left="0" w:right="0" w:firstLine="0"/>
-              <w:spacing w:line="240" w:after="40" w:before="40" w:lineRule="auto"/>
+              <w:ind w:left="0" w:firstLine="0" w:right="0"/>
+              <w:spacing w:lineRule="auto" w:before="40" w:after="40" w:line="240"/>
             </w:pPr>
             <w:r>
               <w:t xml:space="preserve">Minimum occurrences (0 = optional)</w:t>
@@ -3511,8 +3511,8 @@
             <w:pPr>
               <w:pStyle w:val="Compact"/>
               <w:jc w:val="left"/>
-              <w:ind w:left="0" w:right="0" w:firstLine="0"/>
-              <w:spacing w:line="240" w:after="40" w:before="40" w:lineRule="auto"/>
+              <w:ind w:left="0" w:firstLine="0" w:right="0"/>
+              <w:spacing w:lineRule="auto" w:before="40" w:after="40" w:line="240"/>
             </w:pPr>
             <w:r>
               <w:t xml:space="preserve">max_occurs</w:t>
@@ -3525,8 +3525,8 @@
             <w:pPr>
               <w:pStyle w:val="Compact"/>
               <w:jc w:val="left"/>
-              <w:ind w:left="0" w:right="0" w:firstLine="0"/>
-              <w:spacing w:line="240" w:after="40" w:before="40" w:lineRule="auto"/>
+              <w:ind w:left="0" w:firstLine="0" w:right="0"/>
+              <w:spacing w:lineRule="auto" w:before="40" w:after="40" w:line="240"/>
             </w:pPr>
             <w:r>
               <w:t xml:space="preserve">INTEGER DEFAULT 1</w:t>
@@ -3539,8 +3539,8 @@
             <w:pPr>
               <w:pStyle w:val="Compact"/>
               <w:jc w:val="left"/>
-              <w:ind w:left="0" w:right="0" w:firstLine="0"/>
-              <w:spacing w:line="240" w:after="40" w:before="40" w:lineRule="auto"/>
+              <w:ind w:left="0" w:firstLine="0" w:right="0"/>
+              <w:spacing w:lineRule="auto" w:before="40" w:after="40" w:line="240"/>
             </w:pPr>
             <w:r>
               <w:t xml:space="preserve">Maximum occurrences</w:t>
@@ -3555,8 +3555,8 @@
             <w:pPr>
               <w:pStyle w:val="Compact"/>
               <w:jc w:val="left"/>
-              <w:ind w:left="0" w:right="0" w:firstLine="0"/>
-              <w:spacing w:line="240" w:after="40" w:before="40" w:lineRule="auto"/>
+              <w:ind w:left="0" w:firstLine="0" w:right="0"/>
+              <w:spacing w:lineRule="auto" w:before="40" w:after="40" w:line="240"/>
             </w:pPr>
             <w:r>
               <w:t xml:space="preserve">min_value</w:t>
@@ -3569,8 +3569,8 @@
             <w:pPr>
               <w:pStyle w:val="Compact"/>
               <w:jc w:val="left"/>
-              <w:ind w:left="0" w:right="0" w:firstLine="0"/>
-              <w:spacing w:line="240" w:after="40" w:before="40" w:lineRule="auto"/>
+              <w:ind w:left="0" w:firstLine="0" w:right="0"/>
+              <w:spacing w:lineRule="auto" w:before="40" w:after="40" w:line="240"/>
             </w:pPr>
             <w:r>
               <w:t xml:space="preserve">REAL</w:t>
@@ -3583,8 +3583,8 @@
             <w:pPr>
               <w:pStyle w:val="Compact"/>
               <w:jc w:val="left"/>
-              <w:ind w:left="0" w:right="0" w:firstLine="0"/>
-              <w:spacing w:line="240" w:after="40" w:before="40" w:lineRule="auto"/>
+              <w:ind w:left="0" w:firstLine="0" w:right="0"/>
+              <w:spacing w:lineRule="auto" w:before="40" w:after="40" w:line="240"/>
             </w:pPr>
             <w:r>
               <w:t xml:space="preserve">Minimum bound for INTEGER/REAL</w:t>
@@ -3599,8 +3599,8 @@
             <w:pPr>
               <w:pStyle w:val="Compact"/>
               <w:jc w:val="left"/>
-              <w:ind w:left="0" w:right="0" w:firstLine="0"/>
-              <w:spacing w:line="240" w:after="40" w:before="40" w:lineRule="auto"/>
+              <w:ind w:left="0" w:firstLine="0" w:right="0"/>
+              <w:spacing w:lineRule="auto" w:before="40" w:after="40" w:line="240"/>
             </w:pPr>
             <w:r>
               <w:t xml:space="preserve">max_value</w:t>
@@ -3613,8 +3613,8 @@
             <w:pPr>
               <w:pStyle w:val="Compact"/>
               <w:jc w:val="left"/>
-              <w:ind w:left="0" w:right="0" w:firstLine="0"/>
-              <w:spacing w:line="240" w:after="40" w:before="40" w:lineRule="auto"/>
+              <w:ind w:left="0" w:firstLine="0" w:right="0"/>
+              <w:spacing w:lineRule="auto" w:before="40" w:after="40" w:line="240"/>
             </w:pPr>
             <w:r>
               <w:t xml:space="preserve">REAL</w:t>
@@ -3627,8 +3627,8 @@
             <w:pPr>
               <w:pStyle w:val="Compact"/>
               <w:jc w:val="left"/>
-              <w:ind w:left="0" w:right="0" w:firstLine="0"/>
-              <w:spacing w:line="240" w:after="40" w:before="40" w:lineRule="auto"/>
+              <w:ind w:left="0" w:firstLine="0" w:right="0"/>
+              <w:spacing w:lineRule="auto" w:before="40" w:after="40" w:line="240"/>
             </w:pPr>
             <w:r>
               <w:t xml:space="preserve">Maximum bound for INTEGER/REAL</w:t>
@@ -3684,12 +3684,12 @@
     </w:p>
     <w:p>
       <w:pPr>
-        <w:spacing w:after="0" w:lineRule="exact" w:line="20" w:before="0"/>
+        <w:spacing w:lineRule="exact" w:line="20" w:after="0" w:before="0"/>
         <w:rPr>
           <w:sz w:val="2"/>
         </w:rPr>
       </w:pPr>
-      <w:bookmarkStart w:name="csv-tbl-enum-values" w:id="93433"/>
+      <w:bookmarkStart w:id="93433" w:name="csv-tbl-enum-values"/>
       <w:bookmarkEnd w:id="93433"/>
     </w:p>
     <w:p>
@@ -3726,18 +3726,18 @@
         <w:tblLook w:firstRow="1" w:lastRow="0" w:firstColumn="0" w:lastColumn="0" w:noHBand="0" w:noVBand="0" w:val="0020"/>
         <w:jc w:val="start"/>
         <w:tblBorders>
-          <w:top w:val="single" w:space="0" w:color="000000" w:sz="6"/>
-          <w:left w:val="single" w:space="0" w:color="000000" w:sz="6"/>
-          <w:bottom w:val="single" w:space="0" w:color="000000" w:sz="6"/>
-          <w:right w:val="single" w:space="0" w:color="000000" w:sz="6"/>
-          <w:insideH w:val="single" w:space="0" w:color="000000" w:sz="6"/>
-          <w:insideV w:val="single" w:space="0" w:color="000000" w:sz="6"/>
+          <w:top w:sz="6" w:color="000000" w:val="single" w:space="0"/>
+          <w:left w:sz="6" w:color="000000" w:val="single" w:space="0"/>
+          <w:bottom w:sz="6" w:color="000000" w:val="single" w:space="0"/>
+          <w:right w:sz="6" w:color="000000" w:val="single" w:space="0"/>
+          <w:insideH w:sz="6" w:color="000000" w:val="single" w:space="0"/>
+          <w:insideV w:sz="6" w:color="000000" w:val="single" w:space="0"/>
         </w:tblBorders>
         <w:tblCellMar>
-          <w:top w:type="dxa" w:w="57"/>
-          <w:left w:type="dxa" w:w="108"/>
-          <w:bottom w:type="dxa" w:w="57"/>
-          <w:right w:type="dxa" w:w="108"/>
+          <w:top w:w="57" w:type="dxa"/>
+          <w:left w:w="108" w:type="dxa"/>
+          <w:bottom w:w="57" w:type="dxa"/>
+          <w:right w:w="108" w:type="dxa"/>
         </w:tblCellMar>
       </w:tblPr>
       <w:tblGrid>
@@ -3751,14 +3751,14 @@
         </w:trPr>
         <w:tc>
           <w:tcPr>
-            <w:shd w:val="clear" w:color="auto" w:fill="E8E8E8"/>
+            <w:shd w:color="auto" w:val="clear" w:fill="E8E8E8"/>
           </w:tcPr>
           <w:p>
             <w:pPr>
               <w:pStyle w:val="Compact"/>
               <w:jc w:val="left"/>
-              <w:ind w:left="0" w:right="0" w:firstLine="0"/>
-              <w:spacing w:line="240" w:after="40" w:before="40" w:lineRule="auto"/>
+              <w:ind w:left="0" w:firstLine="0" w:right="0"/>
+              <w:spacing w:lineRule="auto" w:before="40" w:after="40" w:line="240"/>
             </w:pPr>
             <w:r>
               <w:rPr>
@@ -3770,14 +3770,14 @@
         </w:tc>
         <w:tc>
           <w:tcPr>
-            <w:shd w:val="clear" w:color="auto" w:fill="E8E8E8"/>
+            <w:shd w:color="auto" w:val="clear" w:fill="E8E8E8"/>
           </w:tcPr>
           <w:p>
             <w:pPr>
               <w:pStyle w:val="Compact"/>
               <w:jc w:val="left"/>
-              <w:ind w:left="0" w:right="0" w:firstLine="0"/>
-              <w:spacing w:line="240" w:after="40" w:before="40" w:lineRule="auto"/>
+              <w:ind w:left="0" w:firstLine="0" w:right="0"/>
+              <w:spacing w:lineRule="auto" w:before="40" w:after="40" w:line="240"/>
             </w:pPr>
             <w:r>
               <w:rPr>
@@ -3789,14 +3789,14 @@
         </w:tc>
         <w:tc>
           <w:tcPr>
-            <w:shd w:val="clear" w:color="auto" w:fill="E8E8E8"/>
+            <w:shd w:color="auto" w:val="clear" w:fill="E8E8E8"/>
           </w:tcPr>
           <w:p>
             <w:pPr>
               <w:pStyle w:val="Compact"/>
               <w:jc w:val="left"/>
-              <w:ind w:left="0" w:right="0" w:firstLine="0"/>
-              <w:spacing w:line="240" w:after="40" w:before="40" w:lineRule="auto"/>
+              <w:ind w:left="0" w:firstLine="0" w:right="0"/>
+              <w:spacing w:lineRule="auto" w:before="40" w:after="40" w:line="240"/>
             </w:pPr>
             <w:r>
               <w:rPr>
@@ -3814,8 +3814,8 @@
             <w:pPr>
               <w:pStyle w:val="Compact"/>
               <w:jc w:val="left"/>
-              <w:ind w:left="0" w:right="0" w:firstLine="0"/>
-              <w:spacing w:line="240" w:after="40" w:before="40" w:lineRule="auto"/>
+              <w:ind w:left="0" w:firstLine="0" w:right="0"/>
+              <w:spacing w:lineRule="auto" w:before="40" w:after="40" w:line="240"/>
             </w:pPr>
             <w:r>
               <w:t xml:space="preserve">identifier</w:t>
@@ -3828,8 +3828,8 @@
             <w:pPr>
               <w:pStyle w:val="Compact"/>
               <w:jc w:val="left"/>
-              <w:ind w:left="0" w:right="0" w:firstLine="0"/>
-              <w:spacing w:line="240" w:after="40" w:before="40" w:lineRule="auto"/>
+              <w:ind w:left="0" w:firstLine="0" w:right="0"/>
+              <w:spacing w:lineRule="auto" w:before="40" w:after="40" w:line="240"/>
             </w:pPr>
             <w:r>
               <w:t xml:space="preserve">TEXT PK</w:t>
@@ -3842,8 +3842,8 @@
             <w:pPr>
               <w:pStyle w:val="Compact"/>
               <w:jc w:val="left"/>
-              <w:ind w:left="0" w:right="0" w:firstLine="0"/>
-              <w:spacing w:line="240" w:after="40" w:before="40" w:lineRule="auto"/>
+              <w:ind w:left="0" w:firstLine="0" w:right="0"/>
+              <w:spacing w:lineRule="auto" w:before="40" w:after="40" w:line="240"/>
             </w:pPr>
             <w:r>
               <w:t xml:space="preserve">Unique enum value ID (e.g. STATUS_DRAFT)</w:t>
@@ -3858,8 +3858,8 @@
             <w:pPr>
               <w:pStyle w:val="Compact"/>
               <w:jc w:val="left"/>
-              <w:ind w:left="0" w:right="0" w:firstLine="0"/>
-              <w:spacing w:line="240" w:after="40" w:before="40" w:lineRule="auto"/>
+              <w:ind w:left="0" w:firstLine="0" w:right="0"/>
+              <w:spacing w:lineRule="auto" w:before="40" w:after="40" w:line="240"/>
             </w:pPr>
             <w:r>
               <w:t xml:space="preserve">datatype_ref</w:t>
@@ -3872,8 +3872,8 @@
             <w:pPr>
               <w:pStyle w:val="Compact"/>
               <w:jc w:val="left"/>
-              <w:ind w:left="0" w:right="0" w:firstLine="0"/>
-              <w:spacing w:line="240" w:after="40" w:before="40" w:lineRule="auto"/>
+              <w:ind w:left="0" w:firstLine="0" w:right="0"/>
+              <w:spacing w:lineRule="auto" w:before="40" w:after="40" w:line="240"/>
             </w:pPr>
             <w:r>
               <w:t xml:space="preserve">TEXT NOT NULL FK</w:t>
@@ -3886,8 +3886,8 @@
             <w:pPr>
               <w:pStyle w:val="Compact"/>
               <w:jc w:val="left"/>
-              <w:ind w:left="0" w:right="0" w:firstLine="0"/>
-              <w:spacing w:line="240" w:after="40" w:before="40" w:lineRule="auto"/>
+              <w:ind w:left="0" w:firstLine="0" w:right="0"/>
+              <w:spacing w:lineRule="auto" w:before="40" w:after="40" w:line="240"/>
             </w:pPr>
             <w:r>
               <w:t xml:space="preserve">Parent ENUM datatype</w:t>
@@ -3902,8 +3902,8 @@
             <w:pPr>
               <w:pStyle w:val="Compact"/>
               <w:jc w:val="left"/>
-              <w:ind w:left="0" w:right="0" w:firstLine="0"/>
-              <w:spacing w:line="240" w:after="40" w:before="40" w:lineRule="auto"/>
+              <w:ind w:left="0" w:firstLine="0" w:right="0"/>
+              <w:spacing w:lineRule="auto" w:before="40" w:after="40" w:line="240"/>
             </w:pPr>
             <w:r>
               <w:t xml:space="preserve">key</w:t>
@@ -3916,8 +3916,8 @@
             <w:pPr>
               <w:pStyle w:val="Compact"/>
               <w:jc w:val="left"/>
-              <w:ind w:left="0" w:right="0" w:firstLine="0"/>
-              <w:spacing w:line="240" w:after="40" w:before="40" w:lineRule="auto"/>
+              <w:ind w:left="0" w:firstLine="0" w:right="0"/>
+              <w:spacing w:lineRule="auto" w:before="40" w:after="40" w:line="240"/>
             </w:pPr>
             <w:r>
               <w:t xml:space="preserve">TEXT NOT NULL</w:t>
@@ -3930,8 +3930,8 @@
             <w:pPr>
               <w:pStyle w:val="Compact"/>
               <w:jc w:val="left"/>
-              <w:ind w:left="0" w:right="0" w:firstLine="0"/>
-              <w:spacing w:line="240" w:after="40" w:before="40" w:lineRule="auto"/>
+              <w:ind w:left="0" w:firstLine="0" w:right="0"/>
+              <w:spacing w:lineRule="auto" w:before="40" w:after="40" w:line="240"/>
             </w:pPr>
             <w:r>
               <w:t xml:space="preserve">Value as written in source</w:t>
@@ -3946,8 +3946,8 @@
             <w:pPr>
               <w:pStyle w:val="Compact"/>
               <w:jc w:val="left"/>
-              <w:ind w:left="0" w:right="0" w:firstLine="0"/>
-              <w:spacing w:line="240" w:after="40" w:before="40" w:lineRule="auto"/>
+              <w:ind w:left="0" w:firstLine="0" w:right="0"/>
+              <w:spacing w:lineRule="auto" w:before="40" w:after="40" w:line="240"/>
             </w:pPr>
             <w:r>
               <w:t xml:space="preserve">sequence</w:t>
@@ -3960,8 +3960,8 @@
             <w:pPr>
               <w:pStyle w:val="Compact"/>
               <w:jc w:val="left"/>
-              <w:ind w:left="0" w:right="0" w:firstLine="0"/>
-              <w:spacing w:line="240" w:after="40" w:before="40" w:lineRule="auto"/>
+              <w:ind w:left="0" w:firstLine="0" w:right="0"/>
+              <w:spacing w:lineRule="auto" w:before="40" w:after="40" w:line="240"/>
             </w:pPr>
             <w:r>
               <w:t xml:space="preserve">INTEGER DEFAULT 0</w:t>
@@ -3974,8 +3974,8 @@
             <w:pPr>
               <w:pStyle w:val="Compact"/>
               <w:jc w:val="left"/>
-              <w:ind w:left="0" w:right="0" w:firstLine="0"/>
-              <w:spacing w:line="240" w:after="40" w:before="40" w:lineRule="auto"/>
+              <w:ind w:left="0" w:firstLine="0" w:right="0"/>
+              <w:spacing w:lineRule="auto" w:before="40" w:after="40" w:line="240"/>
             </w:pPr>
             <w:r>
               <w:t xml:space="preserve">Display order</w:t>
@@ -4008,12 +4008,12 @@
     </w:p>
     <w:p>
       <w:pPr>
-        <w:spacing w:after="0" w:lineRule="exact" w:line="20" w:before="0"/>
+        <w:spacing w:lineRule="exact" w:line="20" w:after="0" w:before="0"/>
         <w:rPr>
           <w:sz w:val="2"/>
         </w:rPr>
       </w:pPr>
-      <w:bookmarkStart w:name="csv-tbl-type-aliases" w:id="44898"/>
+      <w:bookmarkStart w:id="44898" w:name="csv-tbl-type-aliases"/>
       <w:bookmarkEnd w:id="44898"/>
     </w:p>
     <w:p>
@@ -4050,18 +4050,18 @@
         <w:tblLook w:firstRow="1" w:lastRow="0" w:firstColumn="0" w:lastColumn="0" w:noHBand="0" w:noVBand="0" w:val="0020"/>
         <w:jc w:val="start"/>
         <w:tblBorders>
-          <w:top w:val="single" w:space="0" w:color="000000" w:sz="6"/>
-          <w:left w:val="single" w:space="0" w:color="000000" w:sz="6"/>
-          <w:bottom w:val="single" w:space="0" w:color="000000" w:sz="6"/>
-          <w:right w:val="single" w:space="0" w:color="000000" w:sz="6"/>
-          <w:insideH w:val="single" w:space="0" w:color="000000" w:sz="6"/>
-          <w:insideV w:val="single" w:space="0" w:color="000000" w:sz="6"/>
+          <w:top w:sz="6" w:color="000000" w:val="single" w:space="0"/>
+          <w:left w:sz="6" w:color="000000" w:val="single" w:space="0"/>
+          <w:bottom w:sz="6" w:color="000000" w:val="single" w:space="0"/>
+          <w:right w:sz="6" w:color="000000" w:val="single" w:space="0"/>
+          <w:insideH w:sz="6" w:color="000000" w:val="single" w:space="0"/>
+          <w:insideV w:sz="6" w:color="000000" w:val="single" w:space="0"/>
         </w:tblBorders>
         <w:tblCellMar>
-          <w:top w:type="dxa" w:w="57"/>
-          <w:left w:type="dxa" w:w="108"/>
-          <w:bottom w:type="dxa" w:w="57"/>
-          <w:right w:type="dxa" w:w="108"/>
+          <w:top w:w="57" w:type="dxa"/>
+          <w:left w:w="108" w:type="dxa"/>
+          <w:bottom w:w="57" w:type="dxa"/>
+          <w:right w:w="108" w:type="dxa"/>
         </w:tblCellMar>
       </w:tblPr>
       <w:tblGrid>
@@ -4075,14 +4075,14 @@
         </w:trPr>
         <w:tc>
           <w:tcPr>
-            <w:shd w:val="clear" w:color="auto" w:fill="E8E8E8"/>
+            <w:shd w:color="auto" w:val="clear" w:fill="E8E8E8"/>
           </w:tcPr>
           <w:p>
             <w:pPr>
               <w:pStyle w:val="Compact"/>
               <w:jc w:val="left"/>
-              <w:ind w:left="0" w:right="0" w:firstLine="0"/>
-              <w:spacing w:line="240" w:after="40" w:before="40" w:lineRule="auto"/>
+              <w:ind w:left="0" w:firstLine="0" w:right="0"/>
+              <w:spacing w:lineRule="auto" w:before="40" w:after="40" w:line="240"/>
             </w:pPr>
             <w:r>
               <w:rPr>
@@ -4094,14 +4094,14 @@
         </w:tc>
         <w:tc>
           <w:tcPr>
-            <w:shd w:val="clear" w:color="auto" w:fill="E8E8E8"/>
+            <w:shd w:color="auto" w:val="clear" w:fill="E8E8E8"/>
           </w:tcPr>
           <w:p>
             <w:pPr>
               <w:pStyle w:val="Compact"/>
               <w:jc w:val="left"/>
-              <w:ind w:left="0" w:right="0" w:firstLine="0"/>
-              <w:spacing w:line="240" w:after="40" w:before="40" w:lineRule="auto"/>
+              <w:ind w:left="0" w:firstLine="0" w:right="0"/>
+              <w:spacing w:lineRule="auto" w:before="40" w:after="40" w:line="240"/>
             </w:pPr>
             <w:r>
               <w:rPr>
@@ -4113,14 +4113,14 @@
         </w:tc>
         <w:tc>
           <w:tcPr>
-            <w:shd w:val="clear" w:color="auto" w:fill="E8E8E8"/>
+            <w:shd w:color="auto" w:val="clear" w:fill="E8E8E8"/>
           </w:tcPr>
           <w:p>
             <w:pPr>
               <w:pStyle w:val="Compact"/>
               <w:jc w:val="left"/>
-              <w:ind w:left="0" w:right="0" w:firstLine="0"/>
-              <w:spacing w:line="240" w:after="40" w:before="40" w:lineRule="auto"/>
+              <w:ind w:left="0" w:firstLine="0" w:right="0"/>
+              <w:spacing w:lineRule="auto" w:before="40" w:after="40" w:line="240"/>
             </w:pPr>
             <w:r>
               <w:rPr>
@@ -4138,8 +4138,8 @@
             <w:pPr>
               <w:pStyle w:val="Compact"/>
               <w:jc w:val="left"/>
-              <w:ind w:left="0" w:right="0" w:firstLine="0"/>
-              <w:spacing w:line="240" w:after="40" w:before="40" w:lineRule="auto"/>
+              <w:ind w:left="0" w:firstLine="0" w:right="0"/>
+              <w:spacing w:lineRule="auto" w:before="40" w:after="40" w:line="240"/>
             </w:pPr>
             <w:r>
               <w:t xml:space="preserve">alias</w:t>
@@ -4152,8 +4152,8 @@
             <w:pPr>
               <w:pStyle w:val="Compact"/>
               <w:jc w:val="left"/>
-              <w:ind w:left="0" w:right="0" w:firstLine="0"/>
-              <w:spacing w:line="240" w:after="40" w:before="40" w:lineRule="auto"/>
+              <w:ind w:left="0" w:firstLine="0" w:right="0"/>
+              <w:spacing w:lineRule="auto" w:before="40" w:after="40" w:line="240"/>
             </w:pPr>
             <w:r>
               <w:t xml:space="preserve">TEXT PK COLLATE NOCASE</w:t>
@@ -4166,8 +4166,8 @@
             <w:pPr>
               <w:pStyle w:val="Compact"/>
               <w:jc w:val="left"/>
-              <w:ind w:left="0" w:right="0" w:firstLine="0"/>
-              <w:spacing w:line="240" w:after="40" w:before="40" w:lineRule="auto"/>
+              <w:ind w:left="0" w:firstLine="0" w:right="0"/>
+              <w:spacing w:lineRule="auto" w:before="40" w:after="40" w:line="240"/>
             </w:pPr>
             <w:r>
               <w:t xml:space="preserve">Title text that triggers this type</w:t>
@@ -4182,8 +4182,8 @@
             <w:pPr>
               <w:pStyle w:val="Compact"/>
               <w:jc w:val="left"/>
-              <w:ind w:left="0" w:right="0" w:firstLine="0"/>
-              <w:spacing w:line="240" w:after="40" w:before="40" w:lineRule="auto"/>
+              <w:ind w:left="0" w:firstLine="0" w:right="0"/>
+              <w:spacing w:lineRule="auto" w:before="40" w:after="40" w:line="240"/>
             </w:pPr>
             <w:r>
               <w:t xml:space="preserve">object_type_id</w:t>
@@ -4196,8 +4196,8 @@
             <w:pPr>
               <w:pStyle w:val="Compact"/>
               <w:jc w:val="left"/>
-              <w:ind w:left="0" w:right="0" w:firstLine="0"/>
-              <w:spacing w:line="240" w:after="40" w:before="40" w:lineRule="auto"/>
+              <w:ind w:left="0" w:firstLine="0" w:right="0"/>
+              <w:spacing w:lineRule="auto" w:before="40" w:after="40" w:line="240"/>
             </w:pPr>
             <w:r>
               <w:t xml:space="preserve">TEXT NOT NULL FK</w:t>
@@ -4210,8 +4210,8 @@
             <w:pPr>
               <w:pStyle w:val="Compact"/>
               <w:jc w:val="left"/>
-              <w:ind w:left="0" w:right="0" w:firstLine="0"/>
-              <w:spacing w:line="240" w:after="40" w:before="40" w:lineRule="auto"/>
+              <w:ind w:left="0" w:firstLine="0" w:right="0"/>
+              <w:spacing w:lineRule="auto" w:before="40" w:after="40" w:line="240"/>
             </w:pPr>
             <w:r>
               <w:t xml:space="preserve">Object type to assign</w:t>
@@ -4244,12 +4244,12 @@
     </w:p>
     <w:p>
       <w:pPr>
-        <w:spacing w:after="0" w:lineRule="exact" w:line="20" w:before="0"/>
+        <w:spacing w:lineRule="exact" w:line="20" w:after="0" w:before="0"/>
         <w:rPr>
           <w:sz w:val="2"/>
         </w:rPr>
       </w:pPr>
-      <w:bookmarkStart w:name="csv-tbl-spec-aliases" w:id="70595"/>
+      <w:bookmarkStart w:id="70595" w:name="csv-tbl-spec-aliases"/>
       <w:bookmarkEnd w:id="70595"/>
     </w:p>
     <w:p>
@@ -4286,18 +4286,18 @@
         <w:tblLook w:firstRow="1" w:lastRow="0" w:firstColumn="0" w:lastColumn="0" w:noHBand="0" w:noVBand="0" w:val="0020"/>
         <w:jc w:val="start"/>
         <w:tblBorders>
-          <w:top w:val="single" w:space="0" w:color="000000" w:sz="6"/>
-          <w:left w:val="single" w:space="0" w:color="000000" w:sz="6"/>
-          <w:bottom w:val="single" w:space="0" w:color="000000" w:sz="6"/>
-          <w:right w:val="single" w:space="0" w:color="000000" w:sz="6"/>
-          <w:insideH w:val="single" w:space="0" w:color="000000" w:sz="6"/>
-          <w:insideV w:val="single" w:space="0" w:color="000000" w:sz="6"/>
+          <w:top w:sz="6" w:color="000000" w:val="single" w:space="0"/>
+          <w:left w:sz="6" w:color="000000" w:val="single" w:space="0"/>
+          <w:bottom w:sz="6" w:color="000000" w:val="single" w:space="0"/>
+          <w:right w:sz="6" w:color="000000" w:val="single" w:space="0"/>
+          <w:insideH w:sz="6" w:color="000000" w:val="single" w:space="0"/>
+          <w:insideV w:sz="6" w:color="000000" w:val="single" w:space="0"/>
         </w:tblBorders>
         <w:tblCellMar>
-          <w:top w:type="dxa" w:w="57"/>
-          <w:left w:type="dxa" w:w="108"/>
-          <w:bottom w:type="dxa" w:w="57"/>
-          <w:right w:type="dxa" w:w="108"/>
+          <w:top w:w="57" w:type="dxa"/>
+          <w:left w:w="108" w:type="dxa"/>
+          <w:bottom w:w="57" w:type="dxa"/>
+          <w:right w:w="108" w:type="dxa"/>
         </w:tblCellMar>
       </w:tblPr>
       <w:tblGrid>
@@ -4311,14 +4311,14 @@
         </w:trPr>
         <w:tc>
           <w:tcPr>
-            <w:shd w:val="clear" w:color="auto" w:fill="E8E8E8"/>
+            <w:shd w:color="auto" w:val="clear" w:fill="E8E8E8"/>
           </w:tcPr>
           <w:p>
             <w:pPr>
               <w:pStyle w:val="Compact"/>
               <w:jc w:val="left"/>
-              <w:ind w:left="0" w:right="0" w:firstLine="0"/>
-              <w:spacing w:line="240" w:after="40" w:before="40" w:lineRule="auto"/>
+              <w:ind w:left="0" w:firstLine="0" w:right="0"/>
+              <w:spacing w:lineRule="auto" w:before="40" w:after="40" w:line="240"/>
             </w:pPr>
             <w:r>
               <w:rPr>
@@ -4330,14 +4330,14 @@
         </w:tc>
         <w:tc>
           <w:tcPr>
-            <w:shd w:val="clear" w:color="auto" w:fill="E8E8E8"/>
+            <w:shd w:color="auto" w:val="clear" w:fill="E8E8E8"/>
           </w:tcPr>
           <w:p>
             <w:pPr>
               <w:pStyle w:val="Compact"/>
               <w:jc w:val="left"/>
-              <w:ind w:left="0" w:right="0" w:firstLine="0"/>
-              <w:spacing w:line="240" w:after="40" w:before="40" w:lineRule="auto"/>
+              <w:ind w:left="0" w:firstLine="0" w:right="0"/>
+              <w:spacing w:lineRule="auto" w:before="40" w:after="40" w:line="240"/>
             </w:pPr>
             <w:r>
               <w:rPr>
@@ -4349,14 +4349,14 @@
         </w:tc>
         <w:tc>
           <w:tcPr>
-            <w:shd w:val="clear" w:color="auto" w:fill="E8E8E8"/>
+            <w:shd w:color="auto" w:val="clear" w:fill="E8E8E8"/>
           </w:tcPr>
           <w:p>
             <w:pPr>
               <w:pStyle w:val="Compact"/>
               <w:jc w:val="left"/>
-              <w:ind w:left="0" w:right="0" w:firstLine="0"/>
-              <w:spacing w:line="240" w:after="40" w:before="40" w:lineRule="auto"/>
+              <w:ind w:left="0" w:firstLine="0" w:right="0"/>
+              <w:spacing w:lineRule="auto" w:before="40" w:after="40" w:line="240"/>
             </w:pPr>
             <w:r>
               <w:rPr>
@@ -4374,8 +4374,8 @@
             <w:pPr>
               <w:pStyle w:val="Compact"/>
               <w:jc w:val="left"/>
-              <w:ind w:left="0" w:right="0" w:firstLine="0"/>
-              <w:spacing w:line="240" w:after="40" w:before="40" w:lineRule="auto"/>
+              <w:ind w:left="0" w:firstLine="0" w:right="0"/>
+              <w:spacing w:lineRule="auto" w:before="40" w:after="40" w:line="240"/>
             </w:pPr>
             <w:r>
               <w:t xml:space="preserve">alias</w:t>
@@ -4388,8 +4388,8 @@
             <w:pPr>
               <w:pStyle w:val="Compact"/>
               <w:jc w:val="left"/>
-              <w:ind w:left="0" w:right="0" w:firstLine="0"/>
-              <w:spacing w:line="240" w:after="40" w:before="40" w:lineRule="auto"/>
+              <w:ind w:left="0" w:firstLine="0" w:right="0"/>
+              <w:spacing w:lineRule="auto" w:before="40" w:after="40" w:line="240"/>
             </w:pPr>
             <w:r>
               <w:t xml:space="preserve">TEXT PK COLLATE NOCASE</w:t>
@@ -4402,8 +4402,8 @@
             <w:pPr>
               <w:pStyle w:val="Compact"/>
               <w:jc w:val="left"/>
-              <w:ind w:left="0" w:right="0" w:firstLine="0"/>
-              <w:spacing w:line="240" w:after="40" w:before="40" w:lineRule="auto"/>
+              <w:ind w:left="0" w:firstLine="0" w:right="0"/>
+              <w:spacing w:lineRule="auto" w:before="40" w:after="40" w:line="240"/>
             </w:pPr>
             <w:r>
               <w:t xml:space="preserve">Title text that triggers this type</w:t>
@@ -4418,8 +4418,8 @@
             <w:pPr>
               <w:pStyle w:val="Compact"/>
               <w:jc w:val="left"/>
-              <w:ind w:left="0" w:right="0" w:firstLine="0"/>
-              <w:spacing w:line="240" w:after="40" w:before="40" w:lineRule="auto"/>
+              <w:ind w:left="0" w:firstLine="0" w:right="0"/>
+              <w:spacing w:lineRule="auto" w:before="40" w:after="40" w:line="240"/>
             </w:pPr>
             <w:r>
               <w:t xml:space="preserve">spec_type_id</w:t>
@@ -4432,8 +4432,8 @@
             <w:pPr>
               <w:pStyle w:val="Compact"/>
               <w:jc w:val="left"/>
-              <w:ind w:left="0" w:right="0" w:firstLine="0"/>
-              <w:spacing w:line="240" w:after="40" w:before="40" w:lineRule="auto"/>
+              <w:ind w:left="0" w:firstLine="0" w:right="0"/>
+              <w:spacing w:lineRule="auto" w:before="40" w:after="40" w:line="240"/>
             </w:pPr>
             <w:r>
               <w:t xml:space="preserve">TEXT NOT NULL FK</w:t>
@@ -4446,8 +4446,8 @@
             <w:pPr>
               <w:pStyle w:val="Compact"/>
               <w:jc w:val="left"/>
-              <w:ind w:left="0" w:right="0" w:firstLine="0"/>
-              <w:spacing w:line="240" w:after="40" w:before="40" w:lineRule="auto"/>
+              <w:ind w:left="0" w:firstLine="0" w:right="0"/>
+              <w:spacing w:lineRule="auto" w:before="40" w:after="40" w:line="240"/>
             </w:pPr>
             <w:r>
               <w:t xml:space="preserve">Specification type to assign</w:t>
@@ -4550,12 +4550,12 @@
     </w:p>
     <w:p>
       <w:pPr>
-        <w:spacing w:after="0" w:lineRule="exact" w:line="20" w:before="0"/>
+        <w:spacing w:lineRule="exact" w:line="20" w:after="0" w:before="0"/>
         <w:rPr>
           <w:sz w:val="2"/>
         </w:rPr>
       </w:pPr>
-      <w:bookmarkStart w:name="csv-tbl-specifications" w:id="46247"/>
+      <w:bookmarkStart w:id="46247" w:name="csv-tbl-specifications"/>
       <w:bookmarkEnd w:id="46247"/>
     </w:p>
     <w:p>
@@ -4592,18 +4592,18 @@
         <w:tblLook w:firstRow="1" w:lastRow="0" w:firstColumn="0" w:lastColumn="0" w:noHBand="0" w:noVBand="0" w:val="0020"/>
         <w:jc w:val="start"/>
         <w:tblBorders>
-          <w:top w:val="single" w:space="0" w:color="000000" w:sz="6"/>
-          <w:left w:val="single" w:space="0" w:color="000000" w:sz="6"/>
-          <w:bottom w:val="single" w:space="0" w:color="000000" w:sz="6"/>
-          <w:right w:val="single" w:space="0" w:color="000000" w:sz="6"/>
-          <w:insideH w:val="single" w:space="0" w:color="000000" w:sz="6"/>
-          <w:insideV w:val="single" w:space="0" w:color="000000" w:sz="6"/>
+          <w:top w:sz="6" w:color="000000" w:val="single" w:space="0"/>
+          <w:left w:sz="6" w:color="000000" w:val="single" w:space="0"/>
+          <w:bottom w:sz="6" w:color="000000" w:val="single" w:space="0"/>
+          <w:right w:sz="6" w:color="000000" w:val="single" w:space="0"/>
+          <w:insideH w:sz="6" w:color="000000" w:val="single" w:space="0"/>
+          <w:insideV w:sz="6" w:color="000000" w:val="single" w:space="0"/>
         </w:tblBorders>
         <w:tblCellMar>
-          <w:top w:type="dxa" w:w="57"/>
-          <w:left w:type="dxa" w:w="108"/>
-          <w:bottom w:type="dxa" w:w="57"/>
-          <w:right w:type="dxa" w:w="108"/>
+          <w:top w:w="57" w:type="dxa"/>
+          <w:left w:w="108" w:type="dxa"/>
+          <w:bottom w:w="57" w:type="dxa"/>
+          <w:right w:w="108" w:type="dxa"/>
         </w:tblCellMar>
       </w:tblPr>
       <w:tblGrid>
@@ -4617,14 +4617,14 @@
         </w:trPr>
         <w:tc>
           <w:tcPr>
-            <w:shd w:val="clear" w:color="auto" w:fill="E8E8E8"/>
+            <w:shd w:color="auto" w:val="clear" w:fill="E8E8E8"/>
           </w:tcPr>
           <w:p>
             <w:pPr>
               <w:pStyle w:val="Compact"/>
               <w:jc w:val="left"/>
-              <w:ind w:left="0" w:right="0" w:firstLine="0"/>
-              <w:spacing w:line="240" w:after="40" w:before="40" w:lineRule="auto"/>
+              <w:ind w:left="0" w:firstLine="0" w:right="0"/>
+              <w:spacing w:lineRule="auto" w:before="40" w:after="40" w:line="240"/>
             </w:pPr>
             <w:r>
               <w:rPr>
@@ -4636,14 +4636,14 @@
         </w:tc>
         <w:tc>
           <w:tcPr>
-            <w:shd w:val="clear" w:color="auto" w:fill="E8E8E8"/>
+            <w:shd w:color="auto" w:val="clear" w:fill="E8E8E8"/>
           </w:tcPr>
           <w:p>
             <w:pPr>
               <w:pStyle w:val="Compact"/>
               <w:jc w:val="left"/>
-              <w:ind w:left="0" w:right="0" w:firstLine="0"/>
-              <w:spacing w:line="240" w:after="40" w:before="40" w:lineRule="auto"/>
+              <w:ind w:left="0" w:firstLine="0" w:right="0"/>
+              <w:spacing w:lineRule="auto" w:before="40" w:after="40" w:line="240"/>
             </w:pPr>
             <w:r>
               <w:rPr>
@@ -4655,14 +4655,14 @@
         </w:tc>
         <w:tc>
           <w:tcPr>
-            <w:shd w:val="clear" w:color="auto" w:fill="E8E8E8"/>
+            <w:shd w:color="auto" w:val="clear" w:fill="E8E8E8"/>
           </w:tcPr>
           <w:p>
             <w:pPr>
               <w:pStyle w:val="Compact"/>
               <w:jc w:val="left"/>
-              <w:ind w:left="0" w:right="0" w:firstLine="0"/>
-              <w:spacing w:line="240" w:after="40" w:before="40" w:lineRule="auto"/>
+              <w:ind w:left="0" w:firstLine="0" w:right="0"/>
+              <w:spacing w:lineRule="auto" w:before="40" w:after="40" w:line="240"/>
             </w:pPr>
             <w:r>
               <w:rPr>
@@ -4680,8 +4680,8 @@
             <w:pPr>
               <w:pStyle w:val="Compact"/>
               <w:jc w:val="left"/>
-              <w:ind w:left="0" w:right="0" w:firstLine="0"/>
-              <w:spacing w:line="240" w:after="40" w:before="40" w:lineRule="auto"/>
+              <w:ind w:left="0" w:firstLine="0" w:right="0"/>
+              <w:spacing w:lineRule="auto" w:before="40" w:after="40" w:line="240"/>
             </w:pPr>
             <w:r>
               <w:t xml:space="preserve">identifier</w:t>
@@ -4694,8 +4694,8 @@
             <w:pPr>
               <w:pStyle w:val="Compact"/>
               <w:jc w:val="left"/>
-              <w:ind w:left="0" w:right="0" w:firstLine="0"/>
-              <w:spacing w:line="240" w:after="40" w:before="40" w:lineRule="auto"/>
+              <w:ind w:left="0" w:firstLine="0" w:right="0"/>
+              <w:spacing w:lineRule="auto" w:before="40" w:after="40" w:line="240"/>
             </w:pPr>
             <w:r>
               <w:t xml:space="preserve">TEXT PK</w:t>
@@ -4708,8 +4708,8 @@
             <w:pPr>
               <w:pStyle w:val="Compact"/>
               <w:jc w:val="left"/>
-              <w:ind w:left="0" w:right="0" w:firstLine="0"/>
-              <w:spacing w:line="240" w:after="40" w:before="40" w:lineRule="auto"/>
+              <w:ind w:left="0" w:firstLine="0" w:right="0"/>
+              <w:spacing w:lineRule="auto" w:before="40" w:after="40" w:line="240"/>
             </w:pPr>
             <w:r>
               <w:t xml:space="preserve">Filename slug (natural key)</w:t>
@@ -4724,8 +4724,8 @@
             <w:pPr>
               <w:pStyle w:val="Compact"/>
               <w:jc w:val="left"/>
-              <w:ind w:left="0" w:right="0" w:firstLine="0"/>
-              <w:spacing w:line="240" w:after="40" w:before="40" w:lineRule="auto"/>
+              <w:ind w:left="0" w:firstLine="0" w:right="0"/>
+              <w:spacing w:lineRule="auto" w:before="40" w:after="40" w:line="240"/>
             </w:pPr>
             <w:r>
               <w:t xml:space="preserve">root_path</w:t>
@@ -4738,8 +4738,8 @@
             <w:pPr>
               <w:pStyle w:val="Compact"/>
               <w:jc w:val="left"/>
-              <w:ind w:left="0" w:right="0" w:firstLine="0"/>
-              <w:spacing w:line="240" w:after="40" w:before="40" w:lineRule="auto"/>
+              <w:ind w:left="0" w:firstLine="0" w:right="0"/>
+              <w:spacing w:lineRule="auto" w:before="40" w:after="40" w:line="240"/>
             </w:pPr>
             <w:r>
               <w:t xml:space="preserve">TEXT NOT NULL UNIQUE</w:t>
@@ -4752,8 +4752,8 @@
             <w:pPr>
               <w:pStyle w:val="Compact"/>
               <w:jc w:val="left"/>
-              <w:ind w:left="0" w:right="0" w:firstLine="0"/>
-              <w:spacing w:line="240" w:after="40" w:before="40" w:lineRule="auto"/>
+              <w:ind w:left="0" w:firstLine="0" w:right="0"/>
+              <w:spacing w:lineRule="auto" w:before="40" w:after="40" w:line="240"/>
             </w:pPr>
             <w:r>
               <w:t xml:space="preserve">Absolute path to root .md file</w:t>
@@ -4768,8 +4768,8 @@
             <w:pPr>
               <w:pStyle w:val="Compact"/>
               <w:jc w:val="left"/>
-              <w:ind w:left="0" w:right="0" w:firstLine="0"/>
-              <w:spacing w:line="240" w:after="40" w:before="40" w:lineRule="auto"/>
+              <w:ind w:left="0" w:firstLine="0" w:right="0"/>
+              <w:spacing w:lineRule="auto" w:before="40" w:after="40" w:line="240"/>
             </w:pPr>
             <w:r>
               <w:t xml:space="preserve">long_name</w:t>
@@ -4782,8 +4782,8 @@
             <w:pPr>
               <w:pStyle w:val="Compact"/>
               <w:jc w:val="left"/>
-              <w:ind w:left="0" w:right="0" w:firstLine="0"/>
-              <w:spacing w:line="240" w:after="40" w:before="40" w:lineRule="auto"/>
+              <w:ind w:left="0" w:firstLine="0" w:right="0"/>
+              <w:spacing w:lineRule="auto" w:before="40" w:after="40" w:line="240"/>
             </w:pPr>
             <w:r>
               <w:t xml:space="preserve">TEXT</w:t>
@@ -4796,8 +4796,8 @@
             <w:pPr>
               <w:pStyle w:val="Compact"/>
               <w:jc w:val="left"/>
-              <w:ind w:left="0" w:right="0" w:firstLine="0"/>
-              <w:spacing w:line="240" w:after="40" w:before="40" w:lineRule="auto"/>
+              <w:ind w:left="0" w:firstLine="0" w:right="0"/>
+              <w:spacing w:lineRule="auto" w:before="40" w:after="40" w:line="240"/>
             </w:pPr>
             <w:r>
               <w:t xml:space="preserve">Document title from H1 header</w:t>
@@ -4812,8 +4812,8 @@
             <w:pPr>
               <w:pStyle w:val="Compact"/>
               <w:jc w:val="left"/>
-              <w:ind w:left="0" w:right="0" w:firstLine="0"/>
-              <w:spacing w:line="240" w:after="40" w:before="40" w:lineRule="auto"/>
+              <w:ind w:left="0" w:firstLine="0" w:right="0"/>
+              <w:spacing w:lineRule="auto" w:before="40" w:after="40" w:line="240"/>
             </w:pPr>
             <w:r>
               <w:t xml:space="preserve">type_ref</w:t>
@@ -4826,8 +4826,8 @@
             <w:pPr>
               <w:pStyle w:val="Compact"/>
               <w:jc w:val="left"/>
-              <w:ind w:left="0" w:right="0" w:firstLine="0"/>
-              <w:spacing w:line="240" w:after="40" w:before="40" w:lineRule="auto"/>
+              <w:ind w:left="0" w:firstLine="0" w:right="0"/>
+              <w:spacing w:lineRule="auto" w:before="40" w:after="40" w:line="240"/>
             </w:pPr>
             <w:r>
               <w:t xml:space="preserve">TEXT FK</w:t>
@@ -4840,8 +4840,8 @@
             <w:pPr>
               <w:pStyle w:val="Compact"/>
               <w:jc w:val="left"/>
-              <w:ind w:left="0" w:right="0" w:firstLine="0"/>
-              <w:spacing w:line="240" w:after="40" w:before="40" w:lineRule="auto"/>
+              <w:ind w:left="0" w:firstLine="0" w:right="0"/>
+              <w:spacing w:lineRule="auto" w:before="40" w:after="40" w:line="240"/>
             </w:pPr>
             <w:r>
               <w:t xml:space="preserve">Specification type</w:t>
@@ -4856,8 +4856,8 @@
             <w:pPr>
               <w:pStyle w:val="Compact"/>
               <w:jc w:val="left"/>
-              <w:ind w:left="0" w:right="0" w:firstLine="0"/>
-              <w:spacing w:line="240" w:after="40" w:before="40" w:lineRule="auto"/>
+              <w:ind w:left="0" w:firstLine="0" w:right="0"/>
+              <w:spacing w:lineRule="auto" w:before="40" w:after="40" w:line="240"/>
             </w:pPr>
             <w:r>
               <w:t xml:space="preserve">pid</w:t>
@@ -4870,8 +4870,8 @@
             <w:pPr>
               <w:pStyle w:val="Compact"/>
               <w:jc w:val="left"/>
-              <w:ind w:left="0" w:right="0" w:firstLine="0"/>
-              <w:spacing w:line="240" w:after="40" w:before="40" w:lineRule="auto"/>
+              <w:ind w:left="0" w:firstLine="0" w:right="0"/>
+              <w:spacing w:lineRule="auto" w:before="40" w:after="40" w:line="240"/>
             </w:pPr>
             <w:r>
               <w:t xml:space="preserve">TEXT</w:t>
@@ -4884,8 +4884,8 @@
             <w:pPr>
               <w:pStyle w:val="Compact"/>
               <w:jc w:val="left"/>
-              <w:ind w:left="0" w:right="0" w:firstLine="0"/>
-              <w:spacing w:line="240" w:after="40" w:before="40" w:lineRule="auto"/>
+              <w:ind w:left="0" w:firstLine="0" w:right="0"/>
+              <w:spacing w:lineRule="auto" w:before="40" w:after="40" w:line="240"/>
             </w:pPr>
             <w:r>
               <w:t xml:space="preserve">Project identifier from @PID syntax</w:t>
@@ -4900,8 +4900,8 @@
             <w:pPr>
               <w:pStyle w:val="Compact"/>
               <w:jc w:val="left"/>
-              <w:ind w:left="0" w:right="0" w:firstLine="0"/>
-              <w:spacing w:line="240" w:after="40" w:before="40" w:lineRule="auto"/>
+              <w:ind w:left="0" w:firstLine="0" w:right="0"/>
+              <w:spacing w:lineRule="auto" w:before="40" w:after="40" w:line="240"/>
             </w:pPr>
             <w:r>
               <w:t xml:space="preserve">header_ast</w:t>
@@ -4914,8 +4914,8 @@
             <w:pPr>
               <w:pStyle w:val="Compact"/>
               <w:jc w:val="left"/>
-              <w:ind w:left="0" w:right="0" w:firstLine="0"/>
-              <w:spacing w:line="240" w:after="40" w:before="40" w:lineRule="auto"/>
+              <w:ind w:left="0" w:firstLine="0" w:right="0"/>
+              <w:spacing w:lineRule="auto" w:before="40" w:after="40" w:line="240"/>
             </w:pPr>
             <w:r>
               <w:t xml:space="preserve">JSON</w:t>
@@ -4928,8 +4928,8 @@
             <w:pPr>
               <w:pStyle w:val="Compact"/>
               <w:jc w:val="left"/>
-              <w:ind w:left="0" w:right="0" w:firstLine="0"/>
-              <w:spacing w:line="240" w:after="40" w:before="40" w:lineRule="auto"/>
+              <w:ind w:left="0" w:firstLine="0" w:right="0"/>
+              <w:spacing w:lineRule="auto" w:before="40" w:after="40" w:line="240"/>
             </w:pPr>
             <w:r>
               <w:t xml:space="preserve">Rendered H1 header as Pandoc AST</w:t>
@@ -4944,8 +4944,8 @@
             <w:pPr>
               <w:pStyle w:val="Compact"/>
               <w:jc w:val="left"/>
-              <w:ind w:left="0" w:right="0" w:firstLine="0"/>
-              <w:spacing w:line="240" w:after="40" w:before="40" w:lineRule="auto"/>
+              <w:ind w:left="0" w:firstLine="0" w:right="0"/>
+              <w:spacing w:lineRule="auto" w:before="40" w:after="40" w:line="240"/>
             </w:pPr>
             <w:r>
               <w:t xml:space="preserve">body_ast</w:t>
@@ -4958,8 +4958,8 @@
             <w:pPr>
               <w:pStyle w:val="Compact"/>
               <w:jc w:val="left"/>
-              <w:ind w:left="0" w:right="0" w:firstLine="0"/>
-              <w:spacing w:line="240" w:after="40" w:before="40" w:lineRule="auto"/>
+              <w:ind w:left="0" w:firstLine="0" w:right="0"/>
+              <w:spacing w:lineRule="auto" w:before="40" w:after="40" w:line="240"/>
             </w:pPr>
             <w:r>
               <w:t xml:space="preserve">JSON</w:t>
@@ -4972,8 +4972,8 @@
             <w:pPr>
               <w:pStyle w:val="Compact"/>
               <w:jc w:val="left"/>
-              <w:ind w:left="0" w:right="0" w:firstLine="0"/>
-              <w:spacing w:line="240" w:after="40" w:before="40" w:lineRule="auto"/>
+              <w:ind w:left="0" w:firstLine="0" w:right="0"/>
+              <w:spacing w:lineRule="auto" w:before="40" w:after="40" w:line="240"/>
             </w:pPr>
             <w:r>
               <w:t xml:space="preserve">Body content between H1 and first H2</w:t>
@@ -5006,12 +5006,12 @@
     </w:p>
     <w:p>
       <w:pPr>
-        <w:spacing w:after="0" w:lineRule="exact" w:line="20" w:before="0"/>
+        <w:spacing w:lineRule="exact" w:line="20" w:after="0" w:before="0"/>
         <w:rPr>
           <w:sz w:val="2"/>
         </w:rPr>
       </w:pPr>
-      <w:bookmarkStart w:name="csv-tbl-objects" w:id="62591"/>
+      <w:bookmarkStart w:id="62591" w:name="csv-tbl-objects"/>
       <w:bookmarkEnd w:id="62591"/>
     </w:p>
     <w:p>
@@ -5048,18 +5048,18 @@
         <w:tblLook w:firstRow="1" w:lastRow="0" w:firstColumn="0" w:lastColumn="0" w:noHBand="0" w:noVBand="0" w:val="0020"/>
         <w:jc w:val="start"/>
         <w:tblBorders>
-          <w:top w:val="single" w:space="0" w:color="000000" w:sz="6"/>
-          <w:left w:val="single" w:space="0" w:color="000000" w:sz="6"/>
-          <w:bottom w:val="single" w:space="0" w:color="000000" w:sz="6"/>
-          <w:right w:val="single" w:space="0" w:color="000000" w:sz="6"/>
-          <w:insideH w:val="single" w:space="0" w:color="000000" w:sz="6"/>
-          <w:insideV w:val="single" w:space="0" w:color="000000" w:sz="6"/>
+          <w:top w:sz="6" w:color="000000" w:val="single" w:space="0"/>
+          <w:left w:sz="6" w:color="000000" w:val="single" w:space="0"/>
+          <w:bottom w:sz="6" w:color="000000" w:val="single" w:space="0"/>
+          <w:right w:sz="6" w:color="000000" w:val="single" w:space="0"/>
+          <w:insideH w:sz="6" w:color="000000" w:val="single" w:space="0"/>
+          <w:insideV w:sz="6" w:color="000000" w:val="single" w:space="0"/>
         </w:tblBorders>
         <w:tblCellMar>
-          <w:top w:type="dxa" w:w="57"/>
-          <w:left w:type="dxa" w:w="108"/>
-          <w:bottom w:type="dxa" w:w="57"/>
-          <w:right w:type="dxa" w:w="108"/>
+          <w:top w:w="57" w:type="dxa"/>
+          <w:left w:w="108" w:type="dxa"/>
+          <w:bottom w:w="57" w:type="dxa"/>
+          <w:right w:w="108" w:type="dxa"/>
         </w:tblCellMar>
       </w:tblPr>
       <w:tblGrid>
@@ -5073,14 +5073,14 @@
         </w:trPr>
         <w:tc>
           <w:tcPr>
-            <w:shd w:val="clear" w:color="auto" w:fill="E8E8E8"/>
+            <w:shd w:color="auto" w:val="clear" w:fill="E8E8E8"/>
           </w:tcPr>
           <w:p>
             <w:pPr>
               <w:pStyle w:val="Compact"/>
               <w:jc w:val="left"/>
-              <w:ind w:left="0" w:right="0" w:firstLine="0"/>
-              <w:spacing w:line="240" w:after="40" w:before="40" w:lineRule="auto"/>
+              <w:ind w:left="0" w:firstLine="0" w:right="0"/>
+              <w:spacing w:lineRule="auto" w:before="40" w:after="40" w:line="240"/>
             </w:pPr>
             <w:r>
               <w:rPr>
@@ -5092,14 +5092,14 @@
         </w:tc>
         <w:tc>
           <w:tcPr>
-            <w:shd w:val="clear" w:color="auto" w:fill="E8E8E8"/>
+            <w:shd w:color="auto" w:val="clear" w:fill="E8E8E8"/>
           </w:tcPr>
           <w:p>
             <w:pPr>
               <w:pStyle w:val="Compact"/>
               <w:jc w:val="left"/>
-              <w:ind w:left="0" w:right="0" w:firstLine="0"/>
-              <w:spacing w:line="240" w:after="40" w:before="40" w:lineRule="auto"/>
+              <w:ind w:left="0" w:firstLine="0" w:right="0"/>
+              <w:spacing w:lineRule="auto" w:before="40" w:after="40" w:line="240"/>
             </w:pPr>
             <w:r>
               <w:rPr>
@@ -5111,14 +5111,14 @@
         </w:tc>
         <w:tc>
           <w:tcPr>
-            <w:shd w:val="clear" w:color="auto" w:fill="E8E8E8"/>
+            <w:shd w:color="auto" w:val="clear" w:fill="E8E8E8"/>
           </w:tcPr>
           <w:p>
             <w:pPr>
               <w:pStyle w:val="Compact"/>
               <w:jc w:val="left"/>
-              <w:ind w:left="0" w:right="0" w:firstLine="0"/>
-              <w:spacing w:line="240" w:after="40" w:before="40" w:lineRule="auto"/>
+              <w:ind w:left="0" w:firstLine="0" w:right="0"/>
+              <w:spacing w:lineRule="auto" w:before="40" w:after="40" w:line="240"/>
             </w:pPr>
             <w:r>
               <w:rPr>
@@ -5136,8 +5136,8 @@
             <w:pPr>
               <w:pStyle w:val="Compact"/>
               <w:jc w:val="left"/>
-              <w:ind w:left="0" w:right="0" w:firstLine="0"/>
-              <w:spacing w:line="240" w:after="40" w:before="40" w:lineRule="auto"/>
+              <w:ind w:left="0" w:firstLine="0" w:right="0"/>
+              <w:spacing w:lineRule="auto" w:before="40" w:after="40" w:line="240"/>
             </w:pPr>
             <w:r>
               <w:t xml:space="preserve">id</w:t>
@@ -5150,8 +5150,8 @@
             <w:pPr>
               <w:pStyle w:val="Compact"/>
               <w:jc w:val="left"/>
-              <w:ind w:left="0" w:right="0" w:firstLine="0"/>
-              <w:spacing w:line="240" w:after="40" w:before="40" w:lineRule="auto"/>
+              <w:ind w:left="0" w:firstLine="0" w:right="0"/>
+              <w:spacing w:lineRule="auto" w:before="40" w:after="40" w:line="240"/>
             </w:pPr>
             <w:r>
               <w:t xml:space="preserve">INTEGER PK</w:t>
@@ -5164,8 +5164,8 @@
             <w:pPr>
               <w:pStyle w:val="Compact"/>
               <w:jc w:val="left"/>
-              <w:ind w:left="0" w:right="0" w:firstLine="0"/>
-              <w:spacing w:line="240" w:after="40" w:before="40" w:lineRule="auto"/>
+              <w:ind w:left="0" w:firstLine="0" w:right="0"/>
+              <w:spacing w:lineRule="auto" w:before="40" w:after="40" w:line="240"/>
             </w:pPr>
             <w:r>
               <w:t xml:space="preserve">Auto-assigned internal key</w:t>
@@ -5180,8 +5180,8 @@
             <w:pPr>
               <w:pStyle w:val="Compact"/>
               <w:jc w:val="left"/>
-              <w:ind w:left="0" w:right="0" w:firstLine="0"/>
-              <w:spacing w:line="240" w:after="40" w:before="40" w:lineRule="auto"/>
+              <w:ind w:left="0" w:firstLine="0" w:right="0"/>
+              <w:spacing w:lineRule="auto" w:before="40" w:after="40" w:line="240"/>
             </w:pPr>
             <w:r>
               <w:t xml:space="preserve">content_sha</w:t>
@@ -5194,8 +5194,8 @@
             <w:pPr>
               <w:pStyle w:val="Compact"/>
               <w:jc w:val="left"/>
-              <w:ind w:left="0" w:right="0" w:firstLine="0"/>
-              <w:spacing w:line="240" w:after="40" w:before="40" w:lineRule="auto"/>
+              <w:ind w:left="0" w:firstLine="0" w:right="0"/>
+              <w:spacing w:lineRule="auto" w:before="40" w:after="40" w:line="240"/>
             </w:pPr>
             <w:r>
               <w:t xml:space="preserve">TEXT</w:t>
@@ -5208,8 +5208,8 @@
             <w:pPr>
               <w:pStyle w:val="Compact"/>
               <w:jc w:val="left"/>
-              <w:ind w:left="0" w:right="0" w:firstLine="0"/>
-              <w:spacing w:line="240" w:after="40" w:before="40" w:lineRule="auto"/>
+              <w:ind w:left="0" w:firstLine="0" w:right="0"/>
+              <w:spacing w:lineRule="auto" w:before="40" w:after="40" w:line="240"/>
             </w:pPr>
             <w:r>
               <w:t xml:space="preserve">SHA1 checksum for change detection</w:t>
@@ -5224,8 +5224,8 @@
             <w:pPr>
               <w:pStyle w:val="Compact"/>
               <w:jc w:val="left"/>
-              <w:ind w:left="0" w:right="0" w:firstLine="0"/>
-              <w:spacing w:line="240" w:after="40" w:before="40" w:lineRule="auto"/>
+              <w:ind w:left="0" w:firstLine="0" w:right="0"/>
+              <w:spacing w:lineRule="auto" w:before="40" w:after="40" w:line="240"/>
             </w:pPr>
             <w:r>
               <w:t xml:space="preserve">specification_ref</w:t>
@@ -5238,8 +5238,8 @@
             <w:pPr>
               <w:pStyle w:val="Compact"/>
               <w:jc w:val="left"/>
-              <w:ind w:left="0" w:right="0" w:firstLine="0"/>
-              <w:spacing w:line="240" w:after="40" w:before="40" w:lineRule="auto"/>
+              <w:ind w:left="0" w:firstLine="0" w:right="0"/>
+              <w:spacing w:lineRule="auto" w:before="40" w:after="40" w:line="240"/>
             </w:pPr>
             <w:r>
               <w:t xml:space="preserve">TEXT NOT NULL FK</w:t>
@@ -5252,8 +5252,8 @@
             <w:pPr>
               <w:pStyle w:val="Compact"/>
               <w:jc w:val="left"/>
-              <w:ind w:left="0" w:right="0" w:firstLine="0"/>
-              <w:spacing w:line="240" w:after="40" w:before="40" w:lineRule="auto"/>
+              <w:ind w:left="0" w:firstLine="0" w:right="0"/>
+              <w:spacing w:lineRule="auto" w:before="40" w:after="40" w:line="240"/>
             </w:pPr>
             <w:r>
               <w:t xml:space="preserve">Parent specification</w:t>
@@ -5268,8 +5268,8 @@
             <w:pPr>
               <w:pStyle w:val="Compact"/>
               <w:jc w:val="left"/>
-              <w:ind w:left="0" w:right="0" w:firstLine="0"/>
-              <w:spacing w:line="240" w:after="40" w:before="40" w:lineRule="auto"/>
+              <w:ind w:left="0" w:firstLine="0" w:right="0"/>
+              <w:spacing w:lineRule="auto" w:before="40" w:after="40" w:line="240"/>
             </w:pPr>
             <w:r>
               <w:t xml:space="preserve">type_ref</w:t>
@@ -5282,8 +5282,8 @@
             <w:pPr>
               <w:pStyle w:val="Compact"/>
               <w:jc w:val="left"/>
-              <w:ind w:left="0" w:right="0" w:firstLine="0"/>
-              <w:spacing w:line="240" w:after="40" w:before="40" w:lineRule="auto"/>
+              <w:ind w:left="0" w:firstLine="0" w:right="0"/>
+              <w:spacing w:lineRule="auto" w:before="40" w:after="40" w:line="240"/>
             </w:pPr>
             <w:r>
               <w:t xml:space="preserve">TEXT NOT NULL FK</w:t>
@@ -5296,8 +5296,8 @@
             <w:pPr>
               <w:pStyle w:val="Compact"/>
               <w:jc w:val="left"/>
-              <w:ind w:left="0" w:right="0" w:firstLine="0"/>
-              <w:spacing w:line="240" w:after="40" w:before="40" w:lineRule="auto"/>
+              <w:ind w:left="0" w:firstLine="0" w:right="0"/>
+              <w:spacing w:lineRule="auto" w:before="40" w:after="40" w:line="240"/>
             </w:pPr>
             <w:r>
               <w:t xml:space="preserve">Object type</w:t>
@@ -5312,8 +5312,8 @@
             <w:pPr>
               <w:pStyle w:val="Compact"/>
               <w:jc w:val="left"/>
-              <w:ind w:left="0" w:right="0" w:firstLine="0"/>
-              <w:spacing w:line="240" w:after="40" w:before="40" w:lineRule="auto"/>
+              <w:ind w:left="0" w:firstLine="0" w:right="0"/>
+              <w:spacing w:lineRule="auto" w:before="40" w:after="40" w:line="240"/>
             </w:pPr>
             <w:r>
               <w:t xml:space="preserve">from_file</w:t>
@@ -5326,8 +5326,8 @@
             <w:pPr>
               <w:pStyle w:val="Compact"/>
               <w:jc w:val="left"/>
-              <w:ind w:left="0" w:right="0" w:firstLine="0"/>
-              <w:spacing w:line="240" w:after="40" w:before="40" w:lineRule="auto"/>
+              <w:ind w:left="0" w:firstLine="0" w:right="0"/>
+              <w:spacing w:lineRule="auto" w:before="40" w:after="40" w:line="240"/>
             </w:pPr>
             <w:r>
               <w:t xml:space="preserve">TEXT NOT NULL</w:t>
@@ -5340,8 +5340,8 @@
             <w:pPr>
               <w:pStyle w:val="Compact"/>
               <w:jc w:val="left"/>
-              <w:ind w:left="0" w:right="0" w:firstLine="0"/>
-              <w:spacing w:line="240" w:after="40" w:before="40" w:lineRule="auto"/>
+              <w:ind w:left="0" w:firstLine="0" w:right="0"/>
+              <w:spacing w:lineRule="auto" w:before="40" w:after="40" w:line="240"/>
             </w:pPr>
             <w:r>
               <w:t xml:space="preserve">Source file path</w:t>
@@ -5356,8 +5356,8 @@
             <w:pPr>
               <w:pStyle w:val="Compact"/>
               <w:jc w:val="left"/>
-              <w:ind w:left="0" w:right="0" w:firstLine="0"/>
-              <w:spacing w:line="240" w:after="40" w:before="40" w:lineRule="auto"/>
+              <w:ind w:left="0" w:firstLine="0" w:right="0"/>
+              <w:spacing w:lineRule="auto" w:before="40" w:after="40" w:line="240"/>
             </w:pPr>
             <w:r>
               <w:t xml:space="preserve">file_seq</w:t>
@@ -5370,8 +5370,8 @@
             <w:pPr>
               <w:pStyle w:val="Compact"/>
               <w:jc w:val="left"/>
-              <w:ind w:left="0" w:right="0" w:firstLine="0"/>
-              <w:spacing w:line="240" w:after="40" w:before="40" w:lineRule="auto"/>
+              <w:ind w:left="0" w:firstLine="0" w:right="0"/>
+              <w:spacing w:lineRule="auto" w:before="40" w:after="40" w:line="240"/>
             </w:pPr>
             <w:r>
               <w:t xml:space="preserve">INTEGER NOT NULL</w:t>
@@ -5384,8 +5384,8 @@
             <w:pPr>
               <w:pStyle w:val="Compact"/>
               <w:jc w:val="left"/>
-              <w:ind w:left="0" w:right="0" w:firstLine="0"/>
-              <w:spacing w:line="240" w:after="40" w:before="40" w:lineRule="auto"/>
+              <w:ind w:left="0" w:firstLine="0" w:right="0"/>
+              <w:spacing w:lineRule="auto" w:before="40" w:after="40" w:line="240"/>
             </w:pPr>
             <w:r>
               <w:t xml:space="preserve">Sequence within file (0-indexed)</w:t>
@@ -5400,8 +5400,8 @@
             <w:pPr>
               <w:pStyle w:val="Compact"/>
               <w:jc w:val="left"/>
-              <w:ind w:left="0" w:right="0" w:firstLine="0"/>
-              <w:spacing w:line="240" w:after="40" w:before="40" w:lineRule="auto"/>
+              <w:ind w:left="0" w:firstLine="0" w:right="0"/>
+              <w:spacing w:lineRule="auto" w:before="40" w:after="40" w:line="240"/>
             </w:pPr>
             <w:r>
               <w:t xml:space="preserve">pid</w:t>
@@ -5414,8 +5414,8 @@
             <w:pPr>
               <w:pStyle w:val="Compact"/>
               <w:jc w:val="left"/>
-              <w:ind w:left="0" w:right="0" w:firstLine="0"/>
-              <w:spacing w:line="240" w:after="40" w:before="40" w:lineRule="auto"/>
+              <w:ind w:left="0" w:firstLine="0" w:right="0"/>
+              <w:spacing w:lineRule="auto" w:before="40" w:after="40" w:line="240"/>
             </w:pPr>
             <w:r>
               <w:t xml:space="preserve">TEXT</w:t>
@@ -5428,8 +5428,8 @@
             <w:pPr>
               <w:pStyle w:val="Compact"/>
               <w:jc w:val="left"/>
-              <w:ind w:left="0" w:right="0" w:firstLine="0"/>
-              <w:spacing w:line="240" w:after="40" w:before="40" w:lineRule="auto"/>
+              <w:ind w:left="0" w:firstLine="0" w:right="0"/>
+              <w:spacing w:lineRule="auto" w:before="40" w:after="40" w:line="240"/>
             </w:pPr>
             <w:r>
               <w:t xml:space="preserve">Project identifier</w:t>
@@ -5444,8 +5444,8 @@
             <w:pPr>
               <w:pStyle w:val="Compact"/>
               <w:jc w:val="left"/>
-              <w:ind w:left="0" w:right="0" w:firstLine="0"/>
-              <w:spacing w:line="240" w:after="40" w:before="40" w:lineRule="auto"/>
+              <w:ind w:left="0" w:firstLine="0" w:right="0"/>
+              <w:spacing w:lineRule="auto" w:before="40" w:after="40" w:line="240"/>
             </w:pPr>
             <w:r>
               <w:t xml:space="preserve">pid_prefix</w:t>
@@ -5458,8 +5458,8 @@
             <w:pPr>
               <w:pStyle w:val="Compact"/>
               <w:jc w:val="left"/>
-              <w:ind w:left="0" w:right="0" w:firstLine="0"/>
-              <w:spacing w:line="240" w:after="40" w:before="40" w:lineRule="auto"/>
+              <w:ind w:left="0" w:firstLine="0" w:right="0"/>
+              <w:spacing w:lineRule="auto" w:before="40" w:after="40" w:line="240"/>
             </w:pPr>
             <w:r>
               <w:t xml:space="preserve">TEXT</w:t>
@@ -5472,8 +5472,8 @@
             <w:pPr>
               <w:pStyle w:val="Compact"/>
               <w:jc w:val="left"/>
-              <w:ind w:left="0" w:right="0" w:firstLine="0"/>
-              <w:spacing w:line="240" w:after="40" w:before="40" w:lineRule="auto"/>
+              <w:ind w:left="0" w:firstLine="0" w:right="0"/>
+              <w:spacing w:lineRule="auto" w:before="40" w:after="40" w:line="240"/>
             </w:pPr>
             <w:r>
               <w:t xml:space="preserve">Extracted PID prefix</w:t>
@@ -5488,8 +5488,8 @@
             <w:pPr>
               <w:pStyle w:val="Compact"/>
               <w:jc w:val="left"/>
-              <w:ind w:left="0" w:right="0" w:firstLine="0"/>
-              <w:spacing w:line="240" w:after="40" w:before="40" w:lineRule="auto"/>
+              <w:ind w:left="0" w:firstLine="0" w:right="0"/>
+              <w:spacing w:lineRule="auto" w:before="40" w:after="40" w:line="240"/>
             </w:pPr>
             <w:r>
               <w:t xml:space="preserve">pid_sequence</w:t>
@@ -5502,8 +5502,8 @@
             <w:pPr>
               <w:pStyle w:val="Compact"/>
               <w:jc w:val="left"/>
-              <w:ind w:left="0" w:right="0" w:firstLine="0"/>
-              <w:spacing w:line="240" w:after="40" w:before="40" w:lineRule="auto"/>
+              <w:ind w:left="0" w:firstLine="0" w:right="0"/>
+              <w:spacing w:lineRule="auto" w:before="40" w:after="40" w:line="240"/>
             </w:pPr>
             <w:r>
               <w:t xml:space="preserve">INTEGER</w:t>
@@ -5516,8 +5516,8 @@
             <w:pPr>
               <w:pStyle w:val="Compact"/>
               <w:jc w:val="left"/>
-              <w:ind w:left="0" w:right="0" w:firstLine="0"/>
-              <w:spacing w:line="240" w:after="40" w:before="40" w:lineRule="auto"/>
+              <w:ind w:left="0" w:firstLine="0" w:right="0"/>
+              <w:spacing w:lineRule="auto" w:before="40" w:after="40" w:line="240"/>
             </w:pPr>
             <w:r>
               <w:t xml:space="preserve">Extracted PID sequence number</w:t>
@@ -5532,8 +5532,8 @@
             <w:pPr>
               <w:pStyle w:val="Compact"/>
               <w:jc w:val="left"/>
-              <w:ind w:left="0" w:right="0" w:firstLine="0"/>
-              <w:spacing w:line="240" w:after="40" w:before="40" w:lineRule="auto"/>
+              <w:ind w:left="0" w:firstLine="0" w:right="0"/>
+              <w:spacing w:lineRule="auto" w:before="40" w:after="40" w:line="240"/>
             </w:pPr>
             <w:r>
               <w:t xml:space="preserve">pid_auto_generated</w:t>
@@ -5546,8 +5546,8 @@
             <w:pPr>
               <w:pStyle w:val="Compact"/>
               <w:jc w:val="left"/>
-              <w:ind w:left="0" w:right="0" w:firstLine="0"/>
-              <w:spacing w:line="240" w:after="40" w:before="40" w:lineRule="auto"/>
+              <w:ind w:left="0" w:firstLine="0" w:right="0"/>
+              <w:spacing w:lineRule="auto" w:before="40" w:after="40" w:line="240"/>
             </w:pPr>
             <w:r>
               <w:t xml:space="preserve">INTEGER DEFAULT 0</w:t>
@@ -5560,8 +5560,8 @@
             <w:pPr>
               <w:pStyle w:val="Compact"/>
               <w:jc w:val="left"/>
-              <w:ind w:left="0" w:right="0" w:firstLine="0"/>
-              <w:spacing w:line="240" w:after="40" w:before="40" w:lineRule="auto"/>
+              <w:ind w:left="0" w:firstLine="0" w:right="0"/>
+              <w:spacing w:lineRule="auto" w:before="40" w:after="40" w:line="240"/>
             </w:pPr>
             <w:r>
               <w:t xml:space="preserve">1 = PID was auto-generated</w:t>
@@ -5576,8 +5576,8 @@
             <w:pPr>
               <w:pStyle w:val="Compact"/>
               <w:jc w:val="left"/>
-              <w:ind w:left="0" w:right="0" w:firstLine="0"/>
-              <w:spacing w:line="240" w:after="40" w:before="40" w:lineRule="auto"/>
+              <w:ind w:left="0" w:firstLine="0" w:right="0"/>
+              <w:spacing w:lineRule="auto" w:before="40" w:after="40" w:line="240"/>
             </w:pPr>
             <w:r>
               <w:t xml:space="preserve">title_text</w:t>
@@ -5590,8 +5590,8 @@
             <w:pPr>
               <w:pStyle w:val="Compact"/>
               <w:jc w:val="left"/>
-              <w:ind w:left="0" w:right="0" w:firstLine="0"/>
-              <w:spacing w:line="240" w:after="40" w:before="40" w:lineRule="auto"/>
+              <w:ind w:left="0" w:firstLine="0" w:right="0"/>
+              <w:spacing w:lineRule="auto" w:before="40" w:after="40" w:line="240"/>
             </w:pPr>
             <w:r>
               <w:t xml:space="preserve">TEXT NOT NULL</w:t>
@@ -5604,8 +5604,8 @@
             <w:pPr>
               <w:pStyle w:val="Compact"/>
               <w:jc w:val="left"/>
-              <w:ind w:left="0" w:right="0" w:firstLine="0"/>
-              <w:spacing w:line="240" w:after="40" w:before="40" w:lineRule="auto"/>
+              <w:ind w:left="0" w:firstLine="0" w:right="0"/>
+              <w:spacing w:lineRule="auto" w:before="40" w:after="40" w:line="240"/>
             </w:pPr>
             <w:r>
               <w:t xml:space="preserve">Plain-text title</w:t>
@@ -5620,8 +5620,8 @@
             <w:pPr>
               <w:pStyle w:val="Compact"/>
               <w:jc w:val="left"/>
-              <w:ind w:left="0" w:right="0" w:firstLine="0"/>
-              <w:spacing w:line="240" w:after="40" w:before="40" w:lineRule="auto"/>
+              <w:ind w:left="0" w:firstLine="0" w:right="0"/>
+              <w:spacing w:lineRule="auto" w:before="40" w:after="40" w:line="240"/>
             </w:pPr>
             <w:r>
               <w:t xml:space="preserve">label</w:t>
@@ -5634,8 +5634,8 @@
             <w:pPr>
               <w:pStyle w:val="Compact"/>
               <w:jc w:val="left"/>
-              <w:ind w:left="0" w:right="0" w:firstLine="0"/>
-              <w:spacing w:line="240" w:after="40" w:before="40" w:lineRule="auto"/>
+              <w:ind w:left="0" w:firstLine="0" w:right="0"/>
+              <w:spacing w:lineRule="auto" w:before="40" w:after="40" w:line="240"/>
             </w:pPr>
             <w:r>
               <w:t xml:space="preserve">TEXT</w:t>
@@ -5648,8 +5648,8 @@
             <w:pPr>
               <w:pStyle w:val="Compact"/>
               <w:jc w:val="left"/>
-              <w:ind w:left="0" w:right="0" w:firstLine="0"/>
-              <w:spacing w:line="240" w:after="40" w:before="40" w:lineRule="auto"/>
+              <w:ind w:left="0" w:firstLine="0" w:right="0"/>
+              <w:spacing w:lineRule="auto" w:before="40" w:after="40" w:line="240"/>
             </w:pPr>
             <w:r>
               <w:t xml:space="preserve">Unified label for # resolution</w:t>
@@ -5664,8 +5664,8 @@
             <w:pPr>
               <w:pStyle w:val="Compact"/>
               <w:jc w:val="left"/>
-              <w:ind w:left="0" w:right="0" w:firstLine="0"/>
-              <w:spacing w:line="240" w:after="40" w:before="40" w:lineRule="auto"/>
+              <w:ind w:left="0" w:firstLine="0" w:right="0"/>
+              <w:spacing w:lineRule="auto" w:before="40" w:after="40" w:line="240"/>
             </w:pPr>
             <w:r>
               <w:t xml:space="preserve">level</w:t>
@@ -5678,8 +5678,8 @@
             <w:pPr>
               <w:pStyle w:val="Compact"/>
               <w:jc w:val="left"/>
-              <w:ind w:left="0" w:right="0" w:firstLine="0"/>
-              <w:spacing w:line="240" w:after="40" w:before="40" w:lineRule="auto"/>
+              <w:ind w:left="0" w:firstLine="0" w:right="0"/>
+              <w:spacing w:lineRule="auto" w:before="40" w:after="40" w:line="240"/>
             </w:pPr>
             <w:r>
               <w:t xml:space="preserve">INTEGER</w:t>
@@ -5692,8 +5692,8 @@
             <w:pPr>
               <w:pStyle w:val="Compact"/>
               <w:jc w:val="left"/>
-              <w:ind w:left="0" w:right="0" w:firstLine="0"/>
-              <w:spacing w:line="240" w:after="40" w:before="40" w:lineRule="auto"/>
+              <w:ind w:left="0" w:firstLine="0" w:right="0"/>
+              <w:spacing w:lineRule="auto" w:before="40" w:after="40" w:line="240"/>
             </w:pPr>
             <w:r>
               <w:t xml:space="preserve">Heading level (2--6)</w:t>
@@ -5708,8 +5708,8 @@
             <w:pPr>
               <w:pStyle w:val="Compact"/>
               <w:jc w:val="left"/>
-              <w:ind w:left="0" w:right="0" w:firstLine="0"/>
-              <w:spacing w:line="240" w:after="40" w:before="40" w:lineRule="auto"/>
+              <w:ind w:left="0" w:firstLine="0" w:right="0"/>
+              <w:spacing w:lineRule="auto" w:before="40" w:after="40" w:line="240"/>
             </w:pPr>
             <w:r>
               <w:t xml:space="preserve">start_line</w:t>
@@ -5722,8 +5722,8 @@
             <w:pPr>
               <w:pStyle w:val="Compact"/>
               <w:jc w:val="left"/>
-              <w:ind w:left="0" w:right="0" w:firstLine="0"/>
-              <w:spacing w:line="240" w:after="40" w:before="40" w:lineRule="auto"/>
+              <w:ind w:left="0" w:firstLine="0" w:right="0"/>
+              <w:spacing w:lineRule="auto" w:before="40" w:after="40" w:line="240"/>
             </w:pPr>
             <w:r>
               <w:t xml:space="preserve">INTEGER</w:t>
@@ -5736,8 +5736,8 @@
             <w:pPr>
               <w:pStyle w:val="Compact"/>
               <w:jc w:val="left"/>
-              <w:ind w:left="0" w:right="0" w:firstLine="0"/>
-              <w:spacing w:line="240" w:after="40" w:before="40" w:lineRule="auto"/>
+              <w:ind w:left="0" w:firstLine="0" w:right="0"/>
+              <w:spacing w:lineRule="auto" w:before="40" w:after="40" w:line="240"/>
             </w:pPr>
             <w:r>
               <w:t xml:space="preserve">Start line in source (1-indexed)</w:t>
@@ -5752,8 +5752,8 @@
             <w:pPr>
               <w:pStyle w:val="Compact"/>
               <w:jc w:val="left"/>
-              <w:ind w:left="0" w:right="0" w:firstLine="0"/>
-              <w:spacing w:line="240" w:after="40" w:before="40" w:lineRule="auto"/>
+              <w:ind w:left="0" w:firstLine="0" w:right="0"/>
+              <w:spacing w:lineRule="auto" w:before="40" w:after="40" w:line="240"/>
             </w:pPr>
             <w:r>
               <w:t xml:space="preserve">end_line</w:t>
@@ -5766,8 +5766,8 @@
             <w:pPr>
               <w:pStyle w:val="Compact"/>
               <w:jc w:val="left"/>
-              <w:ind w:left="0" w:right="0" w:firstLine="0"/>
-              <w:spacing w:line="240" w:after="40" w:before="40" w:lineRule="auto"/>
+              <w:ind w:left="0" w:firstLine="0" w:right="0"/>
+              <w:spacing w:lineRule="auto" w:before="40" w:after="40" w:line="240"/>
             </w:pPr>
             <w:r>
               <w:t xml:space="preserve">INTEGER</w:t>
@@ -5780,8 +5780,8 @@
             <w:pPr>
               <w:pStyle w:val="Compact"/>
               <w:jc w:val="left"/>
-              <w:ind w:left="0" w:right="0" w:firstLine="0"/>
-              <w:spacing w:line="240" w:after="40" w:before="40" w:lineRule="auto"/>
+              <w:ind w:left="0" w:firstLine="0" w:right="0"/>
+              <w:spacing w:lineRule="auto" w:before="40" w:after="40" w:line="240"/>
             </w:pPr>
             <w:r>
               <w:t xml:space="preserve">End line in source</w:t>
@@ -5796,8 +5796,8 @@
             <w:pPr>
               <w:pStyle w:val="Compact"/>
               <w:jc w:val="left"/>
-              <w:ind w:left="0" w:right="0" w:firstLine="0"/>
-              <w:spacing w:line="240" w:after="40" w:before="40" w:lineRule="auto"/>
+              <w:ind w:left="0" w:firstLine="0" w:right="0"/>
+              <w:spacing w:lineRule="auto" w:before="40" w:after="40" w:line="240"/>
             </w:pPr>
             <w:r>
               <w:t xml:space="preserve">ast</w:t>
@@ -5810,8 +5810,8 @@
             <w:pPr>
               <w:pStyle w:val="Compact"/>
               <w:jc w:val="left"/>
-              <w:ind w:left="0" w:right="0" w:firstLine="0"/>
-              <w:spacing w:line="240" w:after="40" w:before="40" w:lineRule="auto"/>
+              <w:ind w:left="0" w:firstLine="0" w:right="0"/>
+              <w:spacing w:lineRule="auto" w:before="40" w:after="40" w:line="240"/>
             </w:pPr>
             <w:r>
               <w:t xml:space="preserve">JSON</w:t>
@@ -5824,8 +5824,8 @@
             <w:pPr>
               <w:pStyle w:val="Compact"/>
               <w:jc w:val="left"/>
-              <w:ind w:left="0" w:right="0" w:firstLine="0"/>
-              <w:spacing w:line="240" w:after="40" w:before="40" w:lineRule="auto"/>
+              <w:ind w:left="0" w:firstLine="0" w:right="0"/>
+              <w:spacing w:lineRule="auto" w:before="40" w:after="40" w:line="240"/>
             </w:pPr>
             <w:r>
               <w:t xml:space="preserve">Body as Pandoc AST</w:t>
@@ -5908,12 +5908,12 @@
     </w:p>
     <w:p>
       <w:pPr>
-        <w:spacing w:after="0" w:lineRule="exact" w:line="20" w:before="0"/>
+        <w:spacing w:lineRule="exact" w:line="20" w:after="0" w:before="0"/>
         <w:rPr>
           <w:sz w:val="2"/>
         </w:rPr>
       </w:pPr>
-      <w:bookmarkStart w:name="csv-tbl-floats" w:id="59214"/>
+      <w:bookmarkStart w:id="59214" w:name="csv-tbl-floats"/>
       <w:bookmarkEnd w:id="59214"/>
     </w:p>
     <w:p>
@@ -5950,18 +5950,18 @@
         <w:tblLook w:firstRow="1" w:lastRow="0" w:firstColumn="0" w:lastColumn="0" w:noHBand="0" w:noVBand="0" w:val="0020"/>
         <w:jc w:val="start"/>
         <w:tblBorders>
-          <w:top w:val="single" w:space="0" w:color="000000" w:sz="6"/>
-          <w:left w:val="single" w:space="0" w:color="000000" w:sz="6"/>
-          <w:bottom w:val="single" w:space="0" w:color="000000" w:sz="6"/>
-          <w:right w:val="single" w:space="0" w:color="000000" w:sz="6"/>
-          <w:insideH w:val="single" w:space="0" w:color="000000" w:sz="6"/>
-          <w:insideV w:val="single" w:space="0" w:color="000000" w:sz="6"/>
+          <w:top w:sz="6" w:color="000000" w:val="single" w:space="0"/>
+          <w:left w:sz="6" w:color="000000" w:val="single" w:space="0"/>
+          <w:bottom w:sz="6" w:color="000000" w:val="single" w:space="0"/>
+          <w:right w:sz="6" w:color="000000" w:val="single" w:space="0"/>
+          <w:insideH w:sz="6" w:color="000000" w:val="single" w:space="0"/>
+          <w:insideV w:sz="6" w:color="000000" w:val="single" w:space="0"/>
         </w:tblBorders>
         <w:tblCellMar>
-          <w:top w:type="dxa" w:w="57"/>
-          <w:left w:type="dxa" w:w="108"/>
-          <w:bottom w:type="dxa" w:w="57"/>
-          <w:right w:type="dxa" w:w="108"/>
+          <w:top w:w="57" w:type="dxa"/>
+          <w:left w:w="108" w:type="dxa"/>
+          <w:bottom w:w="57" w:type="dxa"/>
+          <w:right w:w="108" w:type="dxa"/>
         </w:tblCellMar>
       </w:tblPr>
       <w:tblGrid>
@@ -5975,14 +5975,14 @@
         </w:trPr>
         <w:tc>
           <w:tcPr>
-            <w:shd w:val="clear" w:color="auto" w:fill="E8E8E8"/>
+            <w:shd w:color="auto" w:val="clear" w:fill="E8E8E8"/>
           </w:tcPr>
           <w:p>
             <w:pPr>
               <w:pStyle w:val="Compact"/>
               <w:jc w:val="left"/>
-              <w:ind w:left="0" w:right="0" w:firstLine="0"/>
-              <w:spacing w:line="240" w:after="40" w:before="40" w:lineRule="auto"/>
+              <w:ind w:left="0" w:firstLine="0" w:right="0"/>
+              <w:spacing w:lineRule="auto" w:before="40" w:after="40" w:line="240"/>
             </w:pPr>
             <w:r>
               <w:rPr>
@@ -5994,14 +5994,14 @@
         </w:tc>
         <w:tc>
           <w:tcPr>
-            <w:shd w:val="clear" w:color="auto" w:fill="E8E8E8"/>
+            <w:shd w:color="auto" w:val="clear" w:fill="E8E8E8"/>
           </w:tcPr>
           <w:p>
             <w:pPr>
               <w:pStyle w:val="Compact"/>
               <w:jc w:val="left"/>
-              <w:ind w:left="0" w:right="0" w:firstLine="0"/>
-              <w:spacing w:line="240" w:after="40" w:before="40" w:lineRule="auto"/>
+              <w:ind w:left="0" w:firstLine="0" w:right="0"/>
+              <w:spacing w:lineRule="auto" w:before="40" w:after="40" w:line="240"/>
             </w:pPr>
             <w:r>
               <w:rPr>
@@ -6013,14 +6013,14 @@
         </w:tc>
         <w:tc>
           <w:tcPr>
-            <w:shd w:val="clear" w:color="auto" w:fill="E8E8E8"/>
+            <w:shd w:color="auto" w:val="clear" w:fill="E8E8E8"/>
           </w:tcPr>
           <w:p>
             <w:pPr>
               <w:pStyle w:val="Compact"/>
               <w:jc w:val="left"/>
-              <w:ind w:left="0" w:right="0" w:firstLine="0"/>
-              <w:spacing w:line="240" w:after="40" w:before="40" w:lineRule="auto"/>
+              <w:ind w:left="0" w:firstLine="0" w:right="0"/>
+              <w:spacing w:lineRule="auto" w:before="40" w:after="40" w:line="240"/>
             </w:pPr>
             <w:r>
               <w:rPr>
@@ -6038,8 +6038,8 @@
             <w:pPr>
               <w:pStyle w:val="Compact"/>
               <w:jc w:val="left"/>
-              <w:ind w:left="0" w:right="0" w:firstLine="0"/>
-              <w:spacing w:line="240" w:after="40" w:before="40" w:lineRule="auto"/>
+              <w:ind w:left="0" w:firstLine="0" w:right="0"/>
+              <w:spacing w:lineRule="auto" w:before="40" w:after="40" w:line="240"/>
             </w:pPr>
             <w:r>
               <w:t xml:space="preserve">id</w:t>
@@ -6052,8 +6052,8 @@
             <w:pPr>
               <w:pStyle w:val="Compact"/>
               <w:jc w:val="left"/>
-              <w:ind w:left="0" w:right="0" w:firstLine="0"/>
-              <w:spacing w:line="240" w:after="40" w:before="40" w:lineRule="auto"/>
+              <w:ind w:left="0" w:firstLine="0" w:right="0"/>
+              <w:spacing w:lineRule="auto" w:before="40" w:after="40" w:line="240"/>
             </w:pPr>
             <w:r>
               <w:t xml:space="preserve">INTEGER PK</w:t>
@@ -6066,8 +6066,8 @@
             <w:pPr>
               <w:pStyle w:val="Compact"/>
               <w:jc w:val="left"/>
-              <w:ind w:left="0" w:right="0" w:firstLine="0"/>
-              <w:spacing w:line="240" w:after="40" w:before="40" w:lineRule="auto"/>
+              <w:ind w:left="0" w:firstLine="0" w:right="0"/>
+              <w:spacing w:lineRule="auto" w:before="40" w:after="40" w:line="240"/>
             </w:pPr>
             <w:r>
               <w:t xml:space="preserve">Auto-assigned internal key</w:t>
@@ -6082,8 +6082,8 @@
             <w:pPr>
               <w:pStyle w:val="Compact"/>
               <w:jc w:val="left"/>
-              <w:ind w:left="0" w:right="0" w:firstLine="0"/>
-              <w:spacing w:line="240" w:after="40" w:before="40" w:lineRule="auto"/>
+              <w:ind w:left="0" w:firstLine="0" w:right="0"/>
+              <w:spacing w:lineRule="auto" w:before="40" w:after="40" w:line="240"/>
             </w:pPr>
             <w:r>
               <w:t xml:space="preserve">content_sha</w:t>
@@ -6096,8 +6096,8 @@
             <w:pPr>
               <w:pStyle w:val="Compact"/>
               <w:jc w:val="left"/>
-              <w:ind w:left="0" w:right="0" w:firstLine="0"/>
-              <w:spacing w:line="240" w:after="40" w:before="40" w:lineRule="auto"/>
+              <w:ind w:left="0" w:firstLine="0" w:right="0"/>
+              <w:spacing w:lineRule="auto" w:before="40" w:after="40" w:line="240"/>
             </w:pPr>
             <w:r>
               <w:t xml:space="preserve">TEXT</w:t>
@@ -6110,8 +6110,8 @@
             <w:pPr>
               <w:pStyle w:val="Compact"/>
               <w:jc w:val="left"/>
-              <w:ind w:left="0" w:right="0" w:firstLine="0"/>
-              <w:spacing w:line="240" w:after="40" w:before="40" w:lineRule="auto"/>
+              <w:ind w:left="0" w:firstLine="0" w:right="0"/>
+              <w:spacing w:lineRule="auto" w:before="40" w:after="40" w:line="240"/>
             </w:pPr>
             <w:r>
               <w:t xml:space="preserve">SHA1 checksum for change detection</w:t>
@@ -6126,8 +6126,8 @@
             <w:pPr>
               <w:pStyle w:val="Compact"/>
               <w:jc w:val="left"/>
-              <w:ind w:left="0" w:right="0" w:firstLine="0"/>
-              <w:spacing w:line="240" w:after="40" w:before="40" w:lineRule="auto"/>
+              <w:ind w:left="0" w:firstLine="0" w:right="0"/>
+              <w:spacing w:lineRule="auto" w:before="40" w:after="40" w:line="240"/>
             </w:pPr>
             <w:r>
               <w:t xml:space="preserve">specification_ref</w:t>
@@ -6140,8 +6140,8 @@
             <w:pPr>
               <w:pStyle w:val="Compact"/>
               <w:jc w:val="left"/>
-              <w:ind w:left="0" w:right="0" w:firstLine="0"/>
-              <w:spacing w:line="240" w:after="40" w:before="40" w:lineRule="auto"/>
+              <w:ind w:left="0" w:firstLine="0" w:right="0"/>
+              <w:spacing w:lineRule="auto" w:before="40" w:after="40" w:line="240"/>
             </w:pPr>
             <w:r>
               <w:t xml:space="preserve">TEXT NOT NULL FK</w:t>
@@ -6154,8 +6154,8 @@
             <w:pPr>
               <w:pStyle w:val="Compact"/>
               <w:jc w:val="left"/>
-              <w:ind w:left="0" w:right="0" w:firstLine="0"/>
-              <w:spacing w:line="240" w:after="40" w:before="40" w:lineRule="auto"/>
+              <w:ind w:left="0" w:firstLine="0" w:right="0"/>
+              <w:spacing w:lineRule="auto" w:before="40" w:after="40" w:line="240"/>
             </w:pPr>
             <w:r>
               <w:t xml:space="preserve">Parent specification</w:t>
@@ -6170,8 +6170,8 @@
             <w:pPr>
               <w:pStyle w:val="Compact"/>
               <w:jc w:val="left"/>
-              <w:ind w:left="0" w:right="0" w:firstLine="0"/>
-              <w:spacing w:line="240" w:after="40" w:before="40" w:lineRule="auto"/>
+              <w:ind w:left="0" w:firstLine="0" w:right="0"/>
+              <w:spacing w:lineRule="auto" w:before="40" w:after="40" w:line="240"/>
             </w:pPr>
             <w:r>
               <w:t xml:space="preserve">type_ref</w:t>
@@ -6184,8 +6184,8 @@
             <w:pPr>
               <w:pStyle w:val="Compact"/>
               <w:jc w:val="left"/>
-              <w:ind w:left="0" w:right="0" w:firstLine="0"/>
-              <w:spacing w:line="240" w:after="40" w:before="40" w:lineRule="auto"/>
+              <w:ind w:left="0" w:firstLine="0" w:right="0"/>
+              <w:spacing w:lineRule="auto" w:before="40" w:after="40" w:line="240"/>
             </w:pPr>
             <w:r>
               <w:t xml:space="preserve">TEXT NOT NULL FK</w:t>
@@ -6198,8 +6198,8 @@
             <w:pPr>
               <w:pStyle w:val="Compact"/>
               <w:jc w:val="left"/>
-              <w:ind w:left="0" w:right="0" w:firstLine="0"/>
-              <w:spacing w:line="240" w:after="40" w:before="40" w:lineRule="auto"/>
+              <w:ind w:left="0" w:firstLine="0" w:right="0"/>
+              <w:spacing w:lineRule="auto" w:before="40" w:after="40" w:line="240"/>
             </w:pPr>
             <w:r>
               <w:t xml:space="preserve">Float type</w:t>
@@ -6214,8 +6214,8 @@
             <w:pPr>
               <w:pStyle w:val="Compact"/>
               <w:jc w:val="left"/>
-              <w:ind w:left="0" w:right="0" w:firstLine="0"/>
-              <w:spacing w:line="240" w:after="40" w:before="40" w:lineRule="auto"/>
+              <w:ind w:left="0" w:firstLine="0" w:right="0"/>
+              <w:spacing w:lineRule="auto" w:before="40" w:after="40" w:line="240"/>
             </w:pPr>
             <w:r>
               <w:t xml:space="preserve">from_file</w:t>
@@ -6228,8 +6228,8 @@
             <w:pPr>
               <w:pStyle w:val="Compact"/>
               <w:jc w:val="left"/>
-              <w:ind w:left="0" w:right="0" w:firstLine="0"/>
-              <w:spacing w:line="240" w:after="40" w:before="40" w:lineRule="auto"/>
+              <w:ind w:left="0" w:firstLine="0" w:right="0"/>
+              <w:spacing w:lineRule="auto" w:before="40" w:after="40" w:line="240"/>
             </w:pPr>
             <w:r>
               <w:t xml:space="preserve">TEXT NOT NULL</w:t>
@@ -6242,8 +6242,8 @@
             <w:pPr>
               <w:pStyle w:val="Compact"/>
               <w:jc w:val="left"/>
-              <w:ind w:left="0" w:right="0" w:firstLine="0"/>
-              <w:spacing w:line="240" w:after="40" w:before="40" w:lineRule="auto"/>
+              <w:ind w:left="0" w:firstLine="0" w:right="0"/>
+              <w:spacing w:lineRule="auto" w:before="40" w:after="40" w:line="240"/>
             </w:pPr>
             <w:r>
               <w:t xml:space="preserve">Source file path</w:t>
@@ -6258,8 +6258,8 @@
             <w:pPr>
               <w:pStyle w:val="Compact"/>
               <w:jc w:val="left"/>
-              <w:ind w:left="0" w:right="0" w:firstLine="0"/>
-              <w:spacing w:line="240" w:after="40" w:before="40" w:lineRule="auto"/>
+              <w:ind w:left="0" w:firstLine="0" w:right="0"/>
+              <w:spacing w:lineRule="auto" w:before="40" w:after="40" w:line="240"/>
             </w:pPr>
             <w:r>
               <w:t xml:space="preserve">file_seq</w:t>
@@ -6272,8 +6272,8 @@
             <w:pPr>
               <w:pStyle w:val="Compact"/>
               <w:jc w:val="left"/>
-              <w:ind w:left="0" w:right="0" w:firstLine="0"/>
-              <w:spacing w:line="240" w:after="40" w:before="40" w:lineRule="auto"/>
+              <w:ind w:left="0" w:firstLine="0" w:right="0"/>
+              <w:spacing w:lineRule="auto" w:before="40" w:after="40" w:line="240"/>
             </w:pPr>
             <w:r>
               <w:t xml:space="preserve">INTEGER NOT NULL</w:t>
@@ -6286,8 +6286,8 @@
             <w:pPr>
               <w:pStyle w:val="Compact"/>
               <w:jc w:val="left"/>
-              <w:ind w:left="0" w:right="0" w:firstLine="0"/>
-              <w:spacing w:line="240" w:after="40" w:before="40" w:lineRule="auto"/>
+              <w:ind w:left="0" w:firstLine="0" w:right="0"/>
+              <w:spacing w:lineRule="auto" w:before="40" w:after="40" w:line="240"/>
             </w:pPr>
             <w:r>
               <w:t xml:space="preserve">Sequence within file</w:t>
@@ -6302,8 +6302,8 @@
             <w:pPr>
               <w:pStyle w:val="Compact"/>
               <w:jc w:val="left"/>
-              <w:ind w:left="0" w:right="0" w:firstLine="0"/>
-              <w:spacing w:line="240" w:after="40" w:before="40" w:lineRule="auto"/>
+              <w:ind w:left="0" w:firstLine="0" w:right="0"/>
+              <w:spacing w:lineRule="auto" w:before="40" w:after="40" w:line="240"/>
             </w:pPr>
             <w:r>
               <w:t xml:space="preserve">start_line</w:t>
@@ -6316,8 +6316,8 @@
             <w:pPr>
               <w:pStyle w:val="Compact"/>
               <w:jc w:val="left"/>
-              <w:ind w:left="0" w:right="0" w:firstLine="0"/>
-              <w:spacing w:line="240" w:after="40" w:before="40" w:lineRule="auto"/>
+              <w:ind w:left="0" w:firstLine="0" w:right="0"/>
+              <w:spacing w:lineRule="auto" w:before="40" w:after="40" w:line="240"/>
             </w:pPr>
             <w:r>
               <w:t xml:space="preserve">INTEGER</w:t>
@@ -6330,8 +6330,8 @@
             <w:pPr>
               <w:pStyle w:val="Compact"/>
               <w:jc w:val="left"/>
-              <w:ind w:left="0" w:right="0" w:firstLine="0"/>
-              <w:spacing w:line="240" w:after="40" w:before="40" w:lineRule="auto"/>
+              <w:ind w:left="0" w:firstLine="0" w:right="0"/>
+              <w:spacing w:lineRule="auto" w:before="40" w:after="40" w:line="240"/>
             </w:pPr>
             <w:r>
               <w:t xml:space="preserve">Start line in source</w:t>
@@ -6346,8 +6346,8 @@
             <w:pPr>
               <w:pStyle w:val="Compact"/>
               <w:jc w:val="left"/>
-              <w:ind w:left="0" w:right="0" w:firstLine="0"/>
-              <w:spacing w:line="240" w:after="40" w:before="40" w:lineRule="auto"/>
+              <w:ind w:left="0" w:firstLine="0" w:right="0"/>
+              <w:spacing w:lineRule="auto" w:before="40" w:after="40" w:line="240"/>
             </w:pPr>
             <w:r>
               <w:t xml:space="preserve">label</w:t>
@@ -6360,8 +6360,8 @@
             <w:pPr>
               <w:pStyle w:val="Compact"/>
               <w:jc w:val="left"/>
-              <w:ind w:left="0" w:right="0" w:firstLine="0"/>
-              <w:spacing w:line="240" w:after="40" w:before="40" w:lineRule="auto"/>
+              <w:ind w:left="0" w:firstLine="0" w:right="0"/>
+              <w:spacing w:lineRule="auto" w:before="40" w:after="40" w:line="240"/>
             </w:pPr>
             <w:r>
               <w:t xml:space="preserve">TEXT NOT NULL</w:t>
@@ -6374,8 +6374,8 @@
             <w:pPr>
               <w:pStyle w:val="Compact"/>
               <w:jc w:val="left"/>
-              <w:ind w:left="0" w:right="0" w:firstLine="0"/>
-              <w:spacing w:line="240" w:after="40" w:before="40" w:lineRule="auto"/>
+              <w:ind w:left="0" w:firstLine="0" w:right="0"/>
+              <w:spacing w:lineRule="auto" w:before="40" w:after="40" w:line="240"/>
             </w:pPr>
             <w:r>
               <w:t xml:space="preserve">Cross-reference label</w:t>
@@ -6390,8 +6390,8 @@
             <w:pPr>
               <w:pStyle w:val="Compact"/>
               <w:jc w:val="left"/>
-              <w:ind w:left="0" w:right="0" w:firstLine="0"/>
-              <w:spacing w:line="240" w:after="40" w:before="40" w:lineRule="auto"/>
+              <w:ind w:left="0" w:firstLine="0" w:right="0"/>
+              <w:spacing w:lineRule="auto" w:before="40" w:after="40" w:line="240"/>
             </w:pPr>
             <w:r>
               <w:t xml:space="preserve">number</w:t>
@@ -6404,8 +6404,8 @@
             <w:pPr>
               <w:pStyle w:val="Compact"/>
               <w:jc w:val="left"/>
-              <w:ind w:left="0" w:right="0" w:firstLine="0"/>
-              <w:spacing w:line="240" w:after="40" w:before="40" w:lineRule="auto"/>
+              <w:ind w:left="0" w:firstLine="0" w:right="0"/>
+              <w:spacing w:lineRule="auto" w:before="40" w:after="40" w:line="240"/>
             </w:pPr>
             <w:r>
               <w:t xml:space="preserve">INTEGER</w:t>
@@ -6418,8 +6418,8 @@
             <w:pPr>
               <w:pStyle w:val="Compact"/>
               <w:jc w:val="left"/>
-              <w:ind w:left="0" w:right="0" w:firstLine="0"/>
-              <w:spacing w:line="240" w:after="40" w:before="40" w:lineRule="auto"/>
+              <w:ind w:left="0" w:firstLine="0" w:right="0"/>
+              <w:spacing w:lineRule="auto" w:before="40" w:after="40" w:line="240"/>
             </w:pPr>
             <w:r>
               <w:t xml:space="preserve">Auto-assigned number within counter group</w:t>
@@ -6434,8 +6434,8 @@
             <w:pPr>
               <w:pStyle w:val="Compact"/>
               <w:jc w:val="left"/>
-              <w:ind w:left="0" w:right="0" w:firstLine="0"/>
-              <w:spacing w:line="240" w:after="40" w:before="40" w:lineRule="auto"/>
+              <w:ind w:left="0" w:firstLine="0" w:right="0"/>
+              <w:spacing w:lineRule="auto" w:before="40" w:after="40" w:line="240"/>
             </w:pPr>
             <w:r>
               <w:t xml:space="preserve">caption</w:t>
@@ -6448,8 +6448,8 @@
             <w:pPr>
               <w:pStyle w:val="Compact"/>
               <w:jc w:val="left"/>
-              <w:ind w:left="0" w:right="0" w:firstLine="0"/>
-              <w:spacing w:line="240" w:after="40" w:before="40" w:lineRule="auto"/>
+              <w:ind w:left="0" w:firstLine="0" w:right="0"/>
+              <w:spacing w:lineRule="auto" w:before="40" w:after="40" w:line="240"/>
             </w:pPr>
             <w:r>
               <w:t xml:space="preserve">TEXT</w:t>
@@ -6462,8 +6462,8 @@
             <w:pPr>
               <w:pStyle w:val="Compact"/>
               <w:jc w:val="left"/>
-              <w:ind w:left="0" w:right="0" w:firstLine="0"/>
-              <w:spacing w:line="240" w:after="40" w:before="40" w:lineRule="auto"/>
+              <w:ind w:left="0" w:firstLine="0" w:right="0"/>
+              <w:spacing w:lineRule="auto" w:before="40" w:after="40" w:line="240"/>
             </w:pPr>
             <w:r>
               <w:t xml:space="preserve">Caption text</w:t>
@@ -6478,8 +6478,8 @@
             <w:pPr>
               <w:pStyle w:val="Compact"/>
               <w:jc w:val="left"/>
-              <w:ind w:left="0" w:right="0" w:firstLine="0"/>
-              <w:spacing w:line="240" w:after="40" w:before="40" w:lineRule="auto"/>
+              <w:ind w:left="0" w:firstLine="0" w:right="0"/>
+              <w:spacing w:lineRule="auto" w:before="40" w:after="40" w:line="240"/>
             </w:pPr>
             <w:r>
               <w:t xml:space="preserve">pandoc_attributes</w:t>
@@ -6492,8 +6492,8 @@
             <w:pPr>
               <w:pStyle w:val="Compact"/>
               <w:jc w:val="left"/>
-              <w:ind w:left="0" w:right="0" w:firstLine="0"/>
-              <w:spacing w:line="240" w:after="40" w:before="40" w:lineRule="auto"/>
+              <w:ind w:left="0" w:firstLine="0" w:right="0"/>
+              <w:spacing w:lineRule="auto" w:before="40" w:after="40" w:line="240"/>
             </w:pPr>
             <w:r>
               <w:t xml:space="preserve">JSON</w:t>
@@ -6506,8 +6506,8 @@
             <w:pPr>
               <w:pStyle w:val="Compact"/>
               <w:jc w:val="left"/>
-              <w:ind w:left="0" w:right="0" w:firstLine="0"/>
-              <w:spacing w:line="240" w:after="40" w:before="40" w:lineRule="auto"/>
+              <w:ind w:left="0" w:firstLine="0" w:right="0"/>
+              <w:spacing w:lineRule="auto" w:before="40" w:after="40" w:line="240"/>
             </w:pPr>
             <w:r>
               <w:t xml:space="preserve">Parsed attributes from code block</w:t>
@@ -6522,8 +6522,8 @@
             <w:pPr>
               <w:pStyle w:val="Compact"/>
               <w:jc w:val="left"/>
-              <w:ind w:left="0" w:right="0" w:firstLine="0"/>
-              <w:spacing w:line="240" w:after="40" w:before="40" w:lineRule="auto"/>
+              <w:ind w:left="0" w:firstLine="0" w:right="0"/>
+              <w:spacing w:lineRule="auto" w:before="40" w:after="40" w:line="240"/>
             </w:pPr>
             <w:r>
               <w:t xml:space="preserve">raw_content</w:t>
@@ -6536,8 +6536,8 @@
             <w:pPr>
               <w:pStyle w:val="Compact"/>
               <w:jc w:val="left"/>
-              <w:ind w:left="0" w:right="0" w:firstLine="0"/>
-              <w:spacing w:line="240" w:after="40" w:before="40" w:lineRule="auto"/>
+              <w:ind w:left="0" w:firstLine="0" w:right="0"/>
+              <w:spacing w:lineRule="auto" w:before="40" w:after="40" w:line="240"/>
             </w:pPr>
             <w:r>
               <w:t xml:space="preserve">TEXT</w:t>
@@ -6550,8 +6550,8 @@
             <w:pPr>
               <w:pStyle w:val="Compact"/>
               <w:jc w:val="left"/>
-              <w:ind w:left="0" w:right="0" w:firstLine="0"/>
-              <w:spacing w:line="240" w:after="40" w:before="40" w:lineRule="auto"/>
+              <w:ind w:left="0" w:firstLine="0" w:right="0"/>
+              <w:spacing w:lineRule="auto" w:before="40" w:after="40" w:line="240"/>
             </w:pPr>
             <w:r>
               <w:t xml:space="preserve">Original raw content</w:t>
@@ -6566,8 +6566,8 @@
             <w:pPr>
               <w:pStyle w:val="Compact"/>
               <w:jc w:val="left"/>
-              <w:ind w:left="0" w:right="0" w:firstLine="0"/>
-              <w:spacing w:line="240" w:after="40" w:before="40" w:lineRule="auto"/>
+              <w:ind w:left="0" w:firstLine="0" w:right="0"/>
+              <w:spacing w:lineRule="auto" w:before="40" w:after="40" w:line="240"/>
             </w:pPr>
             <w:r>
               <w:t xml:space="preserve">raw_ast</w:t>
@@ -6580,8 +6580,8 @@
             <w:pPr>
               <w:pStyle w:val="Compact"/>
               <w:jc w:val="left"/>
-              <w:ind w:left="0" w:right="0" w:firstLine="0"/>
-              <w:spacing w:line="240" w:after="40" w:before="40" w:lineRule="auto"/>
+              <w:ind w:left="0" w:firstLine="0" w:right="0"/>
+              <w:spacing w:lineRule="auto" w:before="40" w:after="40" w:line="240"/>
             </w:pPr>
             <w:r>
               <w:t xml:space="preserve">JSON</w:t>
@@ -6594,8 +6594,8 @@
             <w:pPr>
               <w:pStyle w:val="Compact"/>
               <w:jc w:val="left"/>
-              <w:ind w:left="0" w:right="0" w:firstLine="0"/>
-              <w:spacing w:line="240" w:after="40" w:before="40" w:lineRule="auto"/>
+              <w:ind w:left="0" w:firstLine="0" w:right="0"/>
+              <w:spacing w:lineRule="auto" w:before="40" w:after="40" w:line="240"/>
             </w:pPr>
             <w:r>
               <w:t xml:space="preserve">Original Pandoc AST</w:t>
@@ -6610,8 +6610,8 @@
             <w:pPr>
               <w:pStyle w:val="Compact"/>
               <w:jc w:val="left"/>
-              <w:ind w:left="0" w:right="0" w:firstLine="0"/>
-              <w:spacing w:line="240" w:after="40" w:before="40" w:lineRule="auto"/>
+              <w:ind w:left="0" w:firstLine="0" w:right="0"/>
+              <w:spacing w:lineRule="auto" w:before="40" w:after="40" w:line="240"/>
             </w:pPr>
             <w:r>
               <w:t xml:space="preserve">resolved_ast</w:t>
@@ -6624,8 +6624,8 @@
             <w:pPr>
               <w:pStyle w:val="Compact"/>
               <w:jc w:val="left"/>
-              <w:ind w:left="0" w:right="0" w:firstLine="0"/>
-              <w:spacing w:line="240" w:after="40" w:before="40" w:lineRule="auto"/>
+              <w:ind w:left="0" w:firstLine="0" w:right="0"/>
+              <w:spacing w:lineRule="auto" w:before="40" w:after="40" w:line="240"/>
             </w:pPr>
             <w:r>
               <w:t xml:space="preserve">JSON</w:t>
@@ -6638,8 +6638,8 @@
             <w:pPr>
               <w:pStyle w:val="Compact"/>
               <w:jc w:val="left"/>
-              <w:ind w:left="0" w:right="0" w:firstLine="0"/>
-              <w:spacing w:line="240" w:after="40" w:before="40" w:lineRule="auto"/>
+              <w:ind w:left="0" w:firstLine="0" w:right="0"/>
+              <w:spacing w:lineRule="auto" w:before="40" w:after="40" w:line="240"/>
             </w:pPr>
             <w:r>
               <w:t xml:space="preserve">Processed AST after rendering</w:t>
@@ -6654,8 +6654,8 @@
             <w:pPr>
               <w:pStyle w:val="Compact"/>
               <w:jc w:val="left"/>
-              <w:ind w:left="0" w:right="0" w:firstLine="0"/>
-              <w:spacing w:line="240" w:after="40" w:before="40" w:lineRule="auto"/>
+              <w:ind w:left="0" w:firstLine="0" w:right="0"/>
+              <w:spacing w:lineRule="auto" w:before="40" w:after="40" w:line="240"/>
             </w:pPr>
             <w:r>
               <w:t xml:space="preserve">parent_object_id</w:t>
@@ -6668,8 +6668,8 @@
             <w:pPr>
               <w:pStyle w:val="Compact"/>
               <w:jc w:val="left"/>
-              <w:ind w:left="0" w:right="0" w:firstLine="0"/>
-              <w:spacing w:line="240" w:after="40" w:before="40" w:lineRule="auto"/>
+              <w:ind w:left="0" w:firstLine="0" w:right="0"/>
+              <w:spacing w:lineRule="auto" w:before="40" w:after="40" w:line="240"/>
             </w:pPr>
             <w:r>
               <w:t xml:space="preserve">INTEGER FK</w:t>
@@ -6682,8 +6682,8 @@
             <w:pPr>
               <w:pStyle w:val="Compact"/>
               <w:jc w:val="left"/>
-              <w:ind w:left="0" w:right="0" w:firstLine="0"/>
-              <w:spacing w:line="240" w:after="40" w:before="40" w:lineRule="auto"/>
+              <w:ind w:left="0" w:firstLine="0" w:right="0"/>
+              <w:spacing w:lineRule="auto" w:before="40" w:after="40" w:line="240"/>
             </w:pPr>
             <w:r>
               <w:t xml:space="preserve">Containing spec object</w:t>
@@ -6698,8 +6698,8 @@
             <w:pPr>
               <w:pStyle w:val="Compact"/>
               <w:jc w:val="left"/>
-              <w:ind w:left="0" w:right="0" w:firstLine="0"/>
-              <w:spacing w:line="240" w:after="40" w:before="40" w:lineRule="auto"/>
+              <w:ind w:left="0" w:firstLine="0" w:right="0"/>
+              <w:spacing w:lineRule="auto" w:before="40" w:after="40" w:line="240"/>
             </w:pPr>
             <w:r>
               <w:t xml:space="preserve">anchor</w:t>
@@ -6712,8 +6712,8 @@
             <w:pPr>
               <w:pStyle w:val="Compact"/>
               <w:jc w:val="left"/>
-              <w:ind w:left="0" w:right="0" w:firstLine="0"/>
-              <w:spacing w:line="240" w:after="40" w:before="40" w:lineRule="auto"/>
+              <w:ind w:left="0" w:firstLine="0" w:right="0"/>
+              <w:spacing w:lineRule="auto" w:before="40" w:after="40" w:line="240"/>
             </w:pPr>
             <w:r>
               <w:t xml:space="preserve">TEXT</w:t>
@@ -6726,8 +6726,8 @@
             <w:pPr>
               <w:pStyle w:val="Compact"/>
               <w:jc w:val="left"/>
-              <w:ind w:left="0" w:right="0" w:firstLine="0"/>
-              <w:spacing w:line="240" w:after="40" w:before="40" w:lineRule="auto"/>
+              <w:ind w:left="0" w:firstLine="0" w:right="0"/>
+              <w:spacing w:lineRule="auto" w:before="40" w:after="40" w:line="240"/>
             </w:pPr>
             <w:r>
               <w:t xml:space="preserve">HTML anchor for linking</w:t>
@@ -6742,8 +6742,8 @@
             <w:pPr>
               <w:pStyle w:val="Compact"/>
               <w:jc w:val="left"/>
-              <w:ind w:left="0" w:right="0" w:firstLine="0"/>
-              <w:spacing w:line="240" w:after="40" w:before="40" w:lineRule="auto"/>
+              <w:ind w:left="0" w:firstLine="0" w:right="0"/>
+              <w:spacing w:lineRule="auto" w:before="40" w:after="40" w:line="240"/>
             </w:pPr>
             <w:r>
               <w:t xml:space="preserve">syntax_key</w:t>
@@ -6756,8 +6756,8 @@
             <w:pPr>
               <w:pStyle w:val="Compact"/>
               <w:jc w:val="left"/>
-              <w:ind w:left="0" w:right="0" w:firstLine="0"/>
-              <w:spacing w:line="240" w:after="40" w:before="40" w:lineRule="auto"/>
+              <w:ind w:left="0" w:firstLine="0" w:right="0"/>
+              <w:spacing w:lineRule="auto" w:before="40" w:after="40" w:line="240"/>
             </w:pPr>
             <w:r>
               <w:t xml:space="preserve">TEXT</w:t>
@@ -6770,8 +6770,8 @@
             <w:pPr>
               <w:pStyle w:val="Compact"/>
               <w:jc w:val="left"/>
-              <w:ind w:left="0" w:right="0" w:firstLine="0"/>
-              <w:spacing w:line="240" w:after="40" w:before="40" w:lineRule="auto"/>
+              <w:ind w:left="0" w:firstLine="0" w:right="0"/>
+              <w:spacing w:lineRule="auto" w:before="40" w:after="40" w:line="240"/>
             </w:pPr>
             <w:r>
               <w:t xml:space="preserve">Original syntax from code block</w:t>
@@ -6834,12 +6834,12 @@
     </w:p>
     <w:p>
       <w:pPr>
-        <w:spacing w:after="0" w:lineRule="exact" w:line="20" w:before="0"/>
+        <w:spacing w:lineRule="exact" w:line="20" w:after="0" w:before="0"/>
         <w:rPr>
           <w:sz w:val="2"/>
         </w:rPr>
       </w:pPr>
-      <w:bookmarkStart w:name="csv-tbl-relations" w:id="66242"/>
+      <w:bookmarkStart w:id="66242" w:name="csv-tbl-relations"/>
       <w:bookmarkEnd w:id="66242"/>
     </w:p>
     <w:p>
@@ -6876,18 +6876,18 @@
         <w:tblLook w:firstRow="1" w:lastRow="0" w:firstColumn="0" w:lastColumn="0" w:noHBand="0" w:noVBand="0" w:val="0020"/>
         <w:jc w:val="start"/>
         <w:tblBorders>
-          <w:top w:val="single" w:space="0" w:color="000000" w:sz="6"/>
-          <w:left w:val="single" w:space="0" w:color="000000" w:sz="6"/>
-          <w:bottom w:val="single" w:space="0" w:color="000000" w:sz="6"/>
-          <w:right w:val="single" w:space="0" w:color="000000" w:sz="6"/>
-          <w:insideH w:val="single" w:space="0" w:color="000000" w:sz="6"/>
-          <w:insideV w:val="single" w:space="0" w:color="000000" w:sz="6"/>
+          <w:top w:sz="6" w:color="000000" w:val="single" w:space="0"/>
+          <w:left w:sz="6" w:color="000000" w:val="single" w:space="0"/>
+          <w:bottom w:sz="6" w:color="000000" w:val="single" w:space="0"/>
+          <w:right w:sz="6" w:color="000000" w:val="single" w:space="0"/>
+          <w:insideH w:sz="6" w:color="000000" w:val="single" w:space="0"/>
+          <w:insideV w:sz="6" w:color="000000" w:val="single" w:space="0"/>
         </w:tblBorders>
         <w:tblCellMar>
-          <w:top w:type="dxa" w:w="57"/>
-          <w:left w:type="dxa" w:w="108"/>
-          <w:bottom w:type="dxa" w:w="57"/>
-          <w:right w:type="dxa" w:w="108"/>
+          <w:top w:w="57" w:type="dxa"/>
+          <w:left w:w="108" w:type="dxa"/>
+          <w:bottom w:w="57" w:type="dxa"/>
+          <w:right w:w="108" w:type="dxa"/>
         </w:tblCellMar>
       </w:tblPr>
       <w:tblGrid>
@@ -6901,14 +6901,14 @@
         </w:trPr>
         <w:tc>
           <w:tcPr>
-            <w:shd w:val="clear" w:color="auto" w:fill="E8E8E8"/>
+            <w:shd w:color="auto" w:val="clear" w:fill="E8E8E8"/>
           </w:tcPr>
           <w:p>
             <w:pPr>
               <w:pStyle w:val="Compact"/>
               <w:jc w:val="left"/>
-              <w:ind w:left="0" w:right="0" w:firstLine="0"/>
-              <w:spacing w:line="240" w:after="40" w:before="40" w:lineRule="auto"/>
+              <w:ind w:left="0" w:firstLine="0" w:right="0"/>
+              <w:spacing w:lineRule="auto" w:before="40" w:after="40" w:line="240"/>
             </w:pPr>
             <w:r>
               <w:rPr>
@@ -6920,14 +6920,14 @@
         </w:tc>
         <w:tc>
           <w:tcPr>
-            <w:shd w:val="clear" w:color="auto" w:fill="E8E8E8"/>
+            <w:shd w:color="auto" w:val="clear" w:fill="E8E8E8"/>
           </w:tcPr>
           <w:p>
             <w:pPr>
               <w:pStyle w:val="Compact"/>
               <w:jc w:val="left"/>
-              <w:ind w:left="0" w:right="0" w:firstLine="0"/>
-              <w:spacing w:line="240" w:after="40" w:before="40" w:lineRule="auto"/>
+              <w:ind w:left="0" w:firstLine="0" w:right="0"/>
+              <w:spacing w:lineRule="auto" w:before="40" w:after="40" w:line="240"/>
             </w:pPr>
             <w:r>
               <w:rPr>
@@ -6939,14 +6939,14 @@
         </w:tc>
         <w:tc>
           <w:tcPr>
-            <w:shd w:val="clear" w:color="auto" w:fill="E8E8E8"/>
+            <w:shd w:color="auto" w:val="clear" w:fill="E8E8E8"/>
           </w:tcPr>
           <w:p>
             <w:pPr>
               <w:pStyle w:val="Compact"/>
               <w:jc w:val="left"/>
-              <w:ind w:left="0" w:right="0" w:firstLine="0"/>
-              <w:spacing w:line="240" w:after="40" w:before="40" w:lineRule="auto"/>
+              <w:ind w:left="0" w:firstLine="0" w:right="0"/>
+              <w:spacing w:lineRule="auto" w:before="40" w:after="40" w:line="240"/>
             </w:pPr>
             <w:r>
               <w:rPr>
@@ -6964,8 +6964,8 @@
             <w:pPr>
               <w:pStyle w:val="Compact"/>
               <w:jc w:val="left"/>
-              <w:ind w:left="0" w:right="0" w:firstLine="0"/>
-              <w:spacing w:line="240" w:after="40" w:before="40" w:lineRule="auto"/>
+              <w:ind w:left="0" w:firstLine="0" w:right="0"/>
+              <w:spacing w:lineRule="auto" w:before="40" w:after="40" w:line="240"/>
             </w:pPr>
             <w:r>
               <w:t xml:space="preserve">id</w:t>
@@ -6978,8 +6978,8 @@
             <w:pPr>
               <w:pStyle w:val="Compact"/>
               <w:jc w:val="left"/>
-              <w:ind w:left="0" w:right="0" w:firstLine="0"/>
-              <w:spacing w:line="240" w:after="40" w:before="40" w:lineRule="auto"/>
+              <w:ind w:left="0" w:firstLine="0" w:right="0"/>
+              <w:spacing w:lineRule="auto" w:before="40" w:after="40" w:line="240"/>
             </w:pPr>
             <w:r>
               <w:t xml:space="preserve">INTEGER PK</w:t>
@@ -6992,8 +6992,8 @@
             <w:pPr>
               <w:pStyle w:val="Compact"/>
               <w:jc w:val="left"/>
-              <w:ind w:left="0" w:right="0" w:firstLine="0"/>
-              <w:spacing w:line="240" w:after="40" w:before="40" w:lineRule="auto"/>
+              <w:ind w:left="0" w:firstLine="0" w:right="0"/>
+              <w:spacing w:lineRule="auto" w:before="40" w:after="40" w:line="240"/>
             </w:pPr>
             <w:r>
               <w:t xml:space="preserve">Auto-assigned internal key</w:t>
@@ -7008,8 +7008,8 @@
             <w:pPr>
               <w:pStyle w:val="Compact"/>
               <w:jc w:val="left"/>
-              <w:ind w:left="0" w:right="0" w:firstLine="0"/>
-              <w:spacing w:line="240" w:after="40" w:before="40" w:lineRule="auto"/>
+              <w:ind w:left="0" w:firstLine="0" w:right="0"/>
+              <w:spacing w:lineRule="auto" w:before="40" w:after="40" w:line="240"/>
             </w:pPr>
             <w:r>
               <w:t xml:space="preserve">content_sha</w:t>
@@ -7022,8 +7022,8 @@
             <w:pPr>
               <w:pStyle w:val="Compact"/>
               <w:jc w:val="left"/>
-              <w:ind w:left="0" w:right="0" w:firstLine="0"/>
-              <w:spacing w:line="240" w:after="40" w:before="40" w:lineRule="auto"/>
+              <w:ind w:left="0" w:firstLine="0" w:right="0"/>
+              <w:spacing w:lineRule="auto" w:before="40" w:after="40" w:line="240"/>
             </w:pPr>
             <w:r>
               <w:t xml:space="preserve">TEXT</w:t>
@@ -7036,8 +7036,8 @@
             <w:pPr>
               <w:pStyle w:val="Compact"/>
               <w:jc w:val="left"/>
-              <w:ind w:left="0" w:right="0" w:firstLine="0"/>
-              <w:spacing w:line="240" w:after="40" w:before="40" w:lineRule="auto"/>
+              <w:ind w:left="0" w:firstLine="0" w:right="0"/>
+              <w:spacing w:lineRule="auto" w:before="40" w:after="40" w:line="240"/>
             </w:pPr>
             <w:r>
               <w:t xml:space="preserve">SHA1 checksum for change detection</w:t>
@@ -7052,8 +7052,8 @@
             <w:pPr>
               <w:pStyle w:val="Compact"/>
               <w:jc w:val="left"/>
-              <w:ind w:left="0" w:right="0" w:firstLine="0"/>
-              <w:spacing w:line="240" w:after="40" w:before="40" w:lineRule="auto"/>
+              <w:ind w:left="0" w:firstLine="0" w:right="0"/>
+              <w:spacing w:lineRule="auto" w:before="40" w:after="40" w:line="240"/>
             </w:pPr>
             <w:r>
               <w:t xml:space="preserve">specification_ref</w:t>
@@ -7066,8 +7066,8 @@
             <w:pPr>
               <w:pStyle w:val="Compact"/>
               <w:jc w:val="left"/>
-              <w:ind w:left="0" w:right="0" w:firstLine="0"/>
-              <w:spacing w:line="240" w:after="40" w:before="40" w:lineRule="auto"/>
+              <w:ind w:left="0" w:firstLine="0" w:right="0"/>
+              <w:spacing w:lineRule="auto" w:before="40" w:after="40" w:line="240"/>
             </w:pPr>
             <w:r>
               <w:t xml:space="preserve">TEXT NOT NULL FK</w:t>
@@ -7080,8 +7080,8 @@
             <w:pPr>
               <w:pStyle w:val="Compact"/>
               <w:jc w:val="left"/>
-              <w:ind w:left="0" w:right="0" w:firstLine="0"/>
-              <w:spacing w:line="240" w:after="40" w:before="40" w:lineRule="auto"/>
+              <w:ind w:left="0" w:firstLine="0" w:right="0"/>
+              <w:spacing w:lineRule="auto" w:before="40" w:after="40" w:line="240"/>
             </w:pPr>
             <w:r>
               <w:t xml:space="preserve">Parent specification</w:t>
@@ -7096,8 +7096,8 @@
             <w:pPr>
               <w:pStyle w:val="Compact"/>
               <w:jc w:val="left"/>
-              <w:ind w:left="0" w:right="0" w:firstLine="0"/>
-              <w:spacing w:line="240" w:after="40" w:before="40" w:lineRule="auto"/>
+              <w:ind w:left="0" w:firstLine="0" w:right="0"/>
+              <w:spacing w:lineRule="auto" w:before="40" w:after="40" w:line="240"/>
             </w:pPr>
             <w:r>
               <w:t xml:space="preserve">source_object_id</w:t>
@@ -7110,8 +7110,8 @@
             <w:pPr>
               <w:pStyle w:val="Compact"/>
               <w:jc w:val="left"/>
-              <w:ind w:left="0" w:right="0" w:firstLine="0"/>
-              <w:spacing w:line="240" w:after="40" w:before="40" w:lineRule="auto"/>
+              <w:ind w:left="0" w:firstLine="0" w:right="0"/>
+              <w:spacing w:lineRule="auto" w:before="40" w:after="40" w:line="240"/>
             </w:pPr>
             <w:r>
               <w:t xml:space="preserve">INTEGER NOT NULL FK</w:t>
@@ -7124,8 +7124,8 @@
             <w:pPr>
               <w:pStyle w:val="Compact"/>
               <w:jc w:val="left"/>
-              <w:ind w:left="0" w:right="0" w:firstLine="0"/>
-              <w:spacing w:line="240" w:after="40" w:before="40" w:lineRule="auto"/>
+              <w:ind w:left="0" w:firstLine="0" w:right="0"/>
+              <w:spacing w:lineRule="auto" w:before="40" w:after="40" w:line="240"/>
             </w:pPr>
             <w:r>
               <w:t xml:space="preserve">Source object</w:t>
@@ -7140,8 +7140,8 @@
             <w:pPr>
               <w:pStyle w:val="Compact"/>
               <w:jc w:val="left"/>
-              <w:ind w:left="0" w:right="0" w:firstLine="0"/>
-              <w:spacing w:line="240" w:after="40" w:before="40" w:lineRule="auto"/>
+              <w:ind w:left="0" w:firstLine="0" w:right="0"/>
+              <w:spacing w:lineRule="auto" w:before="40" w:after="40" w:line="240"/>
             </w:pPr>
             <w:r>
               <w:t xml:space="preserve">target_text</w:t>
@@ -7154,8 +7154,8 @@
             <w:pPr>
               <w:pStyle w:val="Compact"/>
               <w:jc w:val="left"/>
-              <w:ind w:left="0" w:right="0" w:firstLine="0"/>
-              <w:spacing w:line="240" w:after="40" w:before="40" w:lineRule="auto"/>
+              <w:ind w:left="0" w:firstLine="0" w:right="0"/>
+              <w:spacing w:lineRule="auto" w:before="40" w:after="40" w:line="240"/>
             </w:pPr>
             <w:r>
               <w:t xml:space="preserve">TEXT</w:t>
@@ -7168,8 +7168,8 @@
             <w:pPr>
               <w:pStyle w:val="Compact"/>
               <w:jc w:val="left"/>
-              <w:ind w:left="0" w:right="0" w:firstLine="0"/>
-              <w:spacing w:line="240" w:after="40" w:before="40" w:lineRule="auto"/>
+              <w:ind w:left="0" w:firstLine="0" w:right="0"/>
+              <w:spacing w:lineRule="auto" w:before="40" w:after="40" w:line="240"/>
             </w:pPr>
             <w:r>
               <w:t xml:space="preserve">Target as written (before resolution)</w:t>
@@ -7184,8 +7184,8 @@
             <w:pPr>
               <w:pStyle w:val="Compact"/>
               <w:jc w:val="left"/>
-              <w:ind w:left="0" w:right="0" w:firstLine="0"/>
-              <w:spacing w:line="240" w:after="40" w:before="40" w:lineRule="auto"/>
+              <w:ind w:left="0" w:firstLine="0" w:right="0"/>
+              <w:spacing w:lineRule="auto" w:before="40" w:after="40" w:line="240"/>
             </w:pPr>
             <w:r>
               <w:t xml:space="preserve">target_object_id</w:t>
@@ -7198,8 +7198,8 @@
             <w:pPr>
               <w:pStyle w:val="Compact"/>
               <w:jc w:val="left"/>
-              <w:ind w:left="0" w:right="0" w:firstLine="0"/>
-              <w:spacing w:line="240" w:after="40" w:before="40" w:lineRule="auto"/>
+              <w:ind w:left="0" w:firstLine="0" w:right="0"/>
+              <w:spacing w:lineRule="auto" w:before="40" w:after="40" w:line="240"/>
             </w:pPr>
             <w:r>
               <w:t xml:space="preserve">INTEGER FK</w:t>
@@ -7212,8 +7212,8 @@
             <w:pPr>
               <w:pStyle w:val="Compact"/>
               <w:jc w:val="left"/>
-              <w:ind w:left="0" w:right="0" w:firstLine="0"/>
-              <w:spacing w:line="240" w:after="40" w:before="40" w:lineRule="auto"/>
+              <w:ind w:left="0" w:firstLine="0" w:right="0"/>
+              <w:spacing w:lineRule="auto" w:before="40" w:after="40" w:line="240"/>
             </w:pPr>
             <w:r>
               <w:t xml:space="preserve">Resolved target object (NULL if unresolved)</w:t>
@@ -7228,8 +7228,8 @@
             <w:pPr>
               <w:pStyle w:val="Compact"/>
               <w:jc w:val="left"/>
-              <w:ind w:left="0" w:right="0" w:firstLine="0"/>
-              <w:spacing w:line="240" w:after="40" w:before="40" w:lineRule="auto"/>
+              <w:ind w:left="0" w:firstLine="0" w:right="0"/>
+              <w:spacing w:lineRule="auto" w:before="40" w:after="40" w:line="240"/>
             </w:pPr>
             <w:r>
               <w:t xml:space="preserve">target_float_id</w:t>
@@ -7242,8 +7242,8 @@
             <w:pPr>
               <w:pStyle w:val="Compact"/>
               <w:jc w:val="left"/>
-              <w:ind w:left="0" w:right="0" w:firstLine="0"/>
-              <w:spacing w:line="240" w:after="40" w:before="40" w:lineRule="auto"/>
+              <w:ind w:left="0" w:firstLine="0" w:right="0"/>
+              <w:spacing w:lineRule="auto" w:before="40" w:after="40" w:line="240"/>
             </w:pPr>
             <w:r>
               <w:t xml:space="preserve">INTEGER FK</w:t>
@@ -7256,8 +7256,8 @@
             <w:pPr>
               <w:pStyle w:val="Compact"/>
               <w:jc w:val="left"/>
-              <w:ind w:left="0" w:right="0" w:firstLine="0"/>
-              <w:spacing w:line="240" w:after="40" w:before="40" w:lineRule="auto"/>
+              <w:ind w:left="0" w:firstLine="0" w:right="0"/>
+              <w:spacing w:lineRule="auto" w:before="40" w:after="40" w:line="240"/>
             </w:pPr>
             <w:r>
               <w:t xml:space="preserve">Resolved target float (NULL if unresolved)</w:t>
@@ -7272,8 +7272,8 @@
             <w:pPr>
               <w:pStyle w:val="Compact"/>
               <w:jc w:val="left"/>
-              <w:ind w:left="0" w:right="0" w:firstLine="0"/>
-              <w:spacing w:line="240" w:after="40" w:before="40" w:lineRule="auto"/>
+              <w:ind w:left="0" w:firstLine="0" w:right="0"/>
+              <w:spacing w:lineRule="auto" w:before="40" w:after="40" w:line="240"/>
             </w:pPr>
             <w:r>
               <w:t xml:space="preserve">type_ref</w:t>
@@ -7286,8 +7286,8 @@
             <w:pPr>
               <w:pStyle w:val="Compact"/>
               <w:jc w:val="left"/>
-              <w:ind w:left="0" w:right="0" w:firstLine="0"/>
-              <w:spacing w:line="240" w:after="40" w:before="40" w:lineRule="auto"/>
+              <w:ind w:left="0" w:firstLine="0" w:right="0"/>
+              <w:spacing w:lineRule="auto" w:before="40" w:after="40" w:line="240"/>
             </w:pPr>
             <w:r>
               <w:t xml:space="preserve">TEXT FK</w:t>
@@ -7300,8 +7300,8 @@
             <w:pPr>
               <w:pStyle w:val="Compact"/>
               <w:jc w:val="left"/>
-              <w:ind w:left="0" w:right="0" w:firstLine="0"/>
-              <w:spacing w:line="240" w:after="40" w:before="40" w:lineRule="auto"/>
+              <w:ind w:left="0" w:firstLine="0" w:right="0"/>
+              <w:spacing w:lineRule="auto" w:before="40" w:after="40" w:line="240"/>
             </w:pPr>
             <w:r>
               <w:t xml:space="preserve">Inferred relation type</w:t>
@@ -7316,8 +7316,8 @@
             <w:pPr>
               <w:pStyle w:val="Compact"/>
               <w:jc w:val="left"/>
-              <w:ind w:left="0" w:right="0" w:firstLine="0"/>
-              <w:spacing w:line="240" w:after="40" w:before="40" w:lineRule="auto"/>
+              <w:ind w:left="0" w:firstLine="0" w:right="0"/>
+              <w:spacing w:lineRule="auto" w:before="40" w:after="40" w:line="240"/>
             </w:pPr>
             <w:r>
               <w:t xml:space="preserve">is_ambiguous</w:t>
@@ -7330,8 +7330,8 @@
             <w:pPr>
               <w:pStyle w:val="Compact"/>
               <w:jc w:val="left"/>
-              <w:ind w:left="0" w:right="0" w:firstLine="0"/>
-              <w:spacing w:line="240" w:after="40" w:before="40" w:lineRule="auto"/>
+              <w:ind w:left="0" w:firstLine="0" w:right="0"/>
+              <w:spacing w:lineRule="auto" w:before="40" w:after="40" w:line="240"/>
             </w:pPr>
             <w:r>
               <w:t xml:space="preserve">INTEGER DEFAULT 0</w:t>
@@ -7344,8 +7344,8 @@
             <w:pPr>
               <w:pStyle w:val="Compact"/>
               <w:jc w:val="left"/>
-              <w:ind w:left="0" w:right="0" w:firstLine="0"/>
-              <w:spacing w:line="240" w:after="40" w:before="40" w:lineRule="auto"/>
+              <w:ind w:left="0" w:firstLine="0" w:right="0"/>
+              <w:spacing w:lineRule="auto" w:before="40" w:after="40" w:line="240"/>
             </w:pPr>
             <w:r>
               <w:t xml:space="preserve">1 = multiple matches found</w:t>
@@ -7360,8 +7360,8 @@
             <w:pPr>
               <w:pStyle w:val="Compact"/>
               <w:jc w:val="left"/>
-              <w:ind w:left="0" w:right="0" w:firstLine="0"/>
-              <w:spacing w:line="240" w:after="40" w:before="40" w:lineRule="auto"/>
+              <w:ind w:left="0" w:firstLine="0" w:right="0"/>
+              <w:spacing w:lineRule="auto" w:before="40" w:after="40" w:line="240"/>
             </w:pPr>
             <w:r>
               <w:t xml:space="preserve">from_file</w:t>
@@ -7374,8 +7374,8 @@
             <w:pPr>
               <w:pStyle w:val="Compact"/>
               <w:jc w:val="left"/>
-              <w:ind w:left="0" w:right="0" w:firstLine="0"/>
-              <w:spacing w:line="240" w:after="40" w:before="40" w:lineRule="auto"/>
+              <w:ind w:left="0" w:firstLine="0" w:right="0"/>
+              <w:spacing w:lineRule="auto" w:before="40" w:after="40" w:line="240"/>
             </w:pPr>
             <w:r>
               <w:t xml:space="preserve">TEXT NOT NULL</w:t>
@@ -7388,8 +7388,8 @@
             <w:pPr>
               <w:pStyle w:val="Compact"/>
               <w:jc w:val="left"/>
-              <w:ind w:left="0" w:right="0" w:firstLine="0"/>
-              <w:spacing w:line="240" w:after="40" w:before="40" w:lineRule="auto"/>
+              <w:ind w:left="0" w:firstLine="0" w:right="0"/>
+              <w:spacing w:lineRule="auto" w:before="40" w:after="40" w:line="240"/>
             </w:pPr>
             <w:r>
               <w:t xml:space="preserve">Source file</w:t>
@@ -7404,8 +7404,8 @@
             <w:pPr>
               <w:pStyle w:val="Compact"/>
               <w:jc w:val="left"/>
-              <w:ind w:left="0" w:right="0" w:firstLine="0"/>
-              <w:spacing w:line="240" w:after="40" w:before="40" w:lineRule="auto"/>
+              <w:ind w:left="0" w:firstLine="0" w:right="0"/>
+              <w:spacing w:lineRule="auto" w:before="40" w:after="40" w:line="240"/>
             </w:pPr>
             <w:r>
               <w:t xml:space="preserve">link_line</w:t>
@@ -7418,8 +7418,8 @@
             <w:pPr>
               <w:pStyle w:val="Compact"/>
               <w:jc w:val="left"/>
-              <w:ind w:left="0" w:right="0" w:firstLine="0"/>
-              <w:spacing w:line="240" w:after="40" w:before="40" w:lineRule="auto"/>
+              <w:ind w:left="0" w:firstLine="0" w:right="0"/>
+              <w:spacing w:lineRule="auto" w:before="40" w:after="40" w:line="240"/>
             </w:pPr>
             <w:r>
               <w:t xml:space="preserve">INTEGER DEFAULT 0</w:t>
@@ -7432,8 +7432,8 @@
             <w:pPr>
               <w:pStyle w:val="Compact"/>
               <w:jc w:val="left"/>
-              <w:ind w:left="0" w:right="0" w:firstLine="0"/>
-              <w:spacing w:line="240" w:after="40" w:before="40" w:lineRule="auto"/>
+              <w:ind w:left="0" w:firstLine="0" w:right="0"/>
+              <w:spacing w:lineRule="auto" w:before="40" w:after="40" w:line="240"/>
             </w:pPr>
             <w:r>
               <w:t xml:space="preserve">Line number of link</w:t>
@@ -7448,8 +7448,8 @@
             <w:pPr>
               <w:pStyle w:val="Compact"/>
               <w:jc w:val="left"/>
-              <w:ind w:left="0" w:right="0" w:firstLine="0"/>
-              <w:spacing w:line="240" w:after="40" w:before="40" w:lineRule="auto"/>
+              <w:ind w:left="0" w:firstLine="0" w:right="0"/>
+              <w:spacing w:lineRule="auto" w:before="40" w:after="40" w:line="240"/>
             </w:pPr>
             <w:r>
               <w:t xml:space="preserve">source_attribute</w:t>
@@ -7462,8 +7462,8 @@
             <w:pPr>
               <w:pStyle w:val="Compact"/>
               <w:jc w:val="left"/>
-              <w:ind w:left="0" w:right="0" w:firstLine="0"/>
-              <w:spacing w:line="240" w:after="40" w:before="40" w:lineRule="auto"/>
+              <w:ind w:left="0" w:firstLine="0" w:right="0"/>
+              <w:spacing w:lineRule="auto" w:before="40" w:after="40" w:line="240"/>
             </w:pPr>
             <w:r>
               <w:t xml:space="preserve">TEXT</w:t>
@@ -7476,8 +7476,8 @@
             <w:pPr>
               <w:pStyle w:val="Compact"/>
               <w:jc w:val="left"/>
-              <w:ind w:left="0" w:right="0" w:firstLine="0"/>
-              <w:spacing w:line="240" w:after="40" w:before="40" w:lineRule="auto"/>
+              <w:ind w:left="0" w:firstLine="0" w:right="0"/>
+              <w:spacing w:lineRule="auto" w:before="40" w:after="40" w:line="240"/>
             </w:pPr>
             <w:r>
               <w:t xml:space="preserve">Attribute containing the link (NULL if in body)</w:t>
@@ -7492,8 +7492,8 @@
             <w:pPr>
               <w:pStyle w:val="Compact"/>
               <w:jc w:val="left"/>
-              <w:ind w:left="0" w:right="0" w:firstLine="0"/>
-              <w:spacing w:line="240" w:after="40" w:before="40" w:lineRule="auto"/>
+              <w:ind w:left="0" w:firstLine="0" w:right="0"/>
+              <w:spacing w:lineRule="auto" w:before="40" w:after="40" w:line="240"/>
             </w:pPr>
             <w:r>
               <w:t xml:space="preserve">link_selector</w:t>
@@ -7506,8 +7506,8 @@
             <w:pPr>
               <w:pStyle w:val="Compact"/>
               <w:jc w:val="left"/>
-              <w:ind w:left="0" w:right="0" w:firstLine="0"/>
-              <w:spacing w:line="240" w:after="40" w:before="40" w:lineRule="auto"/>
+              <w:ind w:left="0" w:firstLine="0" w:right="0"/>
+              <w:spacing w:lineRule="auto" w:before="40" w:after="40" w:line="240"/>
             </w:pPr>
             <w:r>
               <w:t xml:space="preserve">TEXT</w:t>
@@ -7520,8 +7520,8 @@
             <w:pPr>
               <w:pStyle w:val="Compact"/>
               <w:jc w:val="left"/>
-              <w:ind w:left="0" w:right="0" w:firstLine="0"/>
-              <w:spacing w:line="240" w:after="40" w:before="40" w:lineRule="auto"/>
+              <w:ind w:left="0" w:firstLine="0" w:right="0"/>
+              <w:spacing w:lineRule="auto" w:before="40" w:after="40" w:line="240"/>
             </w:pPr>
             <w:r>
               <w:t xml:space="preserve">Selector syntax ("@" or "#")</w:t>
@@ -7569,12 +7569,12 @@
     </w:p>
     <w:p>
       <w:pPr>
-        <w:spacing w:after="0" w:lineRule="exact" w:line="20" w:before="0"/>
+        <w:spacing w:lineRule="exact" w:line="20" w:after="0" w:before="0"/>
         <w:rPr>
           <w:sz w:val="2"/>
         </w:rPr>
       </w:pPr>
-      <w:bookmarkStart w:name="csv-tbl-views" w:id="86393"/>
+      <w:bookmarkStart w:id="86393" w:name="csv-tbl-views"/>
       <w:bookmarkEnd w:id="86393"/>
     </w:p>
     <w:p>
@@ -7611,18 +7611,18 @@
         <w:tblLook w:firstRow="1" w:lastRow="0" w:firstColumn="0" w:lastColumn="0" w:noHBand="0" w:noVBand="0" w:val="0020"/>
         <w:jc w:val="start"/>
         <w:tblBorders>
-          <w:top w:val="single" w:space="0" w:color="000000" w:sz="6"/>
-          <w:left w:val="single" w:space="0" w:color="000000" w:sz="6"/>
-          <w:bottom w:val="single" w:space="0" w:color="000000" w:sz="6"/>
-          <w:right w:val="single" w:space="0" w:color="000000" w:sz="6"/>
-          <w:insideH w:val="single" w:space="0" w:color="000000" w:sz="6"/>
-          <w:insideV w:val="single" w:space="0" w:color="000000" w:sz="6"/>
+          <w:top w:sz="6" w:color="000000" w:val="single" w:space="0"/>
+          <w:left w:sz="6" w:color="000000" w:val="single" w:space="0"/>
+          <w:bottom w:sz="6" w:color="000000" w:val="single" w:space="0"/>
+          <w:right w:sz="6" w:color="000000" w:val="single" w:space="0"/>
+          <w:insideH w:sz="6" w:color="000000" w:val="single" w:space="0"/>
+          <w:insideV w:sz="6" w:color="000000" w:val="single" w:space="0"/>
         </w:tblBorders>
         <w:tblCellMar>
-          <w:top w:type="dxa" w:w="57"/>
-          <w:left w:type="dxa" w:w="108"/>
-          <w:bottom w:type="dxa" w:w="57"/>
-          <w:right w:type="dxa" w:w="108"/>
+          <w:top w:w="57" w:type="dxa"/>
+          <w:left w:w="108" w:type="dxa"/>
+          <w:bottom w:w="57" w:type="dxa"/>
+          <w:right w:w="108" w:type="dxa"/>
         </w:tblCellMar>
       </w:tblPr>
       <w:tblGrid>
@@ -7636,14 +7636,14 @@
         </w:trPr>
         <w:tc>
           <w:tcPr>
-            <w:shd w:val="clear" w:color="auto" w:fill="E8E8E8"/>
+            <w:shd w:color="auto" w:val="clear" w:fill="E8E8E8"/>
           </w:tcPr>
           <w:p>
             <w:pPr>
               <w:pStyle w:val="Compact"/>
               <w:jc w:val="left"/>
-              <w:ind w:left="0" w:right="0" w:firstLine="0"/>
-              <w:spacing w:line="240" w:after="40" w:before="40" w:lineRule="auto"/>
+              <w:ind w:left="0" w:firstLine="0" w:right="0"/>
+              <w:spacing w:lineRule="auto" w:before="40" w:after="40" w:line="240"/>
             </w:pPr>
             <w:r>
               <w:rPr>
@@ -7655,14 +7655,14 @@
         </w:tc>
         <w:tc>
           <w:tcPr>
-            <w:shd w:val="clear" w:color="auto" w:fill="E8E8E8"/>
+            <w:shd w:color="auto" w:val="clear" w:fill="E8E8E8"/>
           </w:tcPr>
           <w:p>
             <w:pPr>
               <w:pStyle w:val="Compact"/>
               <w:jc w:val="left"/>
-              <w:ind w:left="0" w:right="0" w:firstLine="0"/>
-              <w:spacing w:line="240" w:after="40" w:before="40" w:lineRule="auto"/>
+              <w:ind w:left="0" w:firstLine="0" w:right="0"/>
+              <w:spacing w:lineRule="auto" w:before="40" w:after="40" w:line="240"/>
             </w:pPr>
             <w:r>
               <w:rPr>
@@ -7674,14 +7674,14 @@
         </w:tc>
         <w:tc>
           <w:tcPr>
-            <w:shd w:val="clear" w:color="auto" w:fill="E8E8E8"/>
+            <w:shd w:color="auto" w:val="clear" w:fill="E8E8E8"/>
           </w:tcPr>
           <w:p>
             <w:pPr>
               <w:pStyle w:val="Compact"/>
               <w:jc w:val="left"/>
-              <w:ind w:left="0" w:right="0" w:firstLine="0"/>
-              <w:spacing w:line="240" w:after="40" w:before="40" w:lineRule="auto"/>
+              <w:ind w:left="0" w:firstLine="0" w:right="0"/>
+              <w:spacing w:lineRule="auto" w:before="40" w:after="40" w:line="240"/>
             </w:pPr>
             <w:r>
               <w:rPr>
@@ -7699,8 +7699,8 @@
             <w:pPr>
               <w:pStyle w:val="Compact"/>
               <w:jc w:val="left"/>
-              <w:ind w:left="0" w:right="0" w:firstLine="0"/>
-              <w:spacing w:line="240" w:after="40" w:before="40" w:lineRule="auto"/>
+              <w:ind w:left="0" w:firstLine="0" w:right="0"/>
+              <w:spacing w:lineRule="auto" w:before="40" w:after="40" w:line="240"/>
             </w:pPr>
             <w:r>
               <w:t xml:space="preserve">id</w:t>
@@ -7713,8 +7713,8 @@
             <w:pPr>
               <w:pStyle w:val="Compact"/>
               <w:jc w:val="left"/>
-              <w:ind w:left="0" w:right="0" w:firstLine="0"/>
-              <w:spacing w:line="240" w:after="40" w:before="40" w:lineRule="auto"/>
+              <w:ind w:left="0" w:firstLine="0" w:right="0"/>
+              <w:spacing w:lineRule="auto" w:before="40" w:after="40" w:line="240"/>
             </w:pPr>
             <w:r>
               <w:t xml:space="preserve">INTEGER PK</w:t>
@@ -7727,8 +7727,8 @@
             <w:pPr>
               <w:pStyle w:val="Compact"/>
               <w:jc w:val="left"/>
-              <w:ind w:left="0" w:right="0" w:firstLine="0"/>
-              <w:spacing w:line="240" w:after="40" w:before="40" w:lineRule="auto"/>
+              <w:ind w:left="0" w:firstLine="0" w:right="0"/>
+              <w:spacing w:lineRule="auto" w:before="40" w:after="40" w:line="240"/>
             </w:pPr>
             <w:r>
               <w:t xml:space="preserve">Auto-assigned internal key</w:t>
@@ -7743,8 +7743,8 @@
             <w:pPr>
               <w:pStyle w:val="Compact"/>
               <w:jc w:val="left"/>
-              <w:ind w:left="0" w:right="0" w:firstLine="0"/>
-              <w:spacing w:line="240" w:after="40" w:before="40" w:lineRule="auto"/>
+              <w:ind w:left="0" w:firstLine="0" w:right="0"/>
+              <w:spacing w:lineRule="auto" w:before="40" w:after="40" w:line="240"/>
             </w:pPr>
             <w:r>
               <w:t xml:space="preserve">content_sha</w:t>
@@ -7757,8 +7757,8 @@
             <w:pPr>
               <w:pStyle w:val="Compact"/>
               <w:jc w:val="left"/>
-              <w:ind w:left="0" w:right="0" w:firstLine="0"/>
-              <w:spacing w:line="240" w:after="40" w:before="40" w:lineRule="auto"/>
+              <w:ind w:left="0" w:firstLine="0" w:right="0"/>
+              <w:spacing w:lineRule="auto" w:before="40" w:after="40" w:line="240"/>
             </w:pPr>
             <w:r>
               <w:t xml:space="preserve">TEXT</w:t>
@@ -7771,8 +7771,8 @@
             <w:pPr>
               <w:pStyle w:val="Compact"/>
               <w:jc w:val="left"/>
-              <w:ind w:left="0" w:right="0" w:firstLine="0"/>
-              <w:spacing w:line="240" w:after="40" w:before="40" w:lineRule="auto"/>
+              <w:ind w:left="0" w:firstLine="0" w:right="0"/>
+              <w:spacing w:lineRule="auto" w:before="40" w:after="40" w:line="240"/>
             </w:pPr>
             <w:r>
               <w:t xml:space="preserve">SHA1 checksum for change detection</w:t>
@@ -7787,8 +7787,8 @@
             <w:pPr>
               <w:pStyle w:val="Compact"/>
               <w:jc w:val="left"/>
-              <w:ind w:left="0" w:right="0" w:firstLine="0"/>
-              <w:spacing w:line="240" w:after="40" w:before="40" w:lineRule="auto"/>
+              <w:ind w:left="0" w:firstLine="0" w:right="0"/>
+              <w:spacing w:lineRule="auto" w:before="40" w:after="40" w:line="240"/>
             </w:pPr>
             <w:r>
               <w:t xml:space="preserve">specification_ref</w:t>
@@ -7801,8 +7801,8 @@
             <w:pPr>
               <w:pStyle w:val="Compact"/>
               <w:jc w:val="left"/>
-              <w:ind w:left="0" w:right="0" w:firstLine="0"/>
-              <w:spacing w:line="240" w:after="40" w:before="40" w:lineRule="auto"/>
+              <w:ind w:left="0" w:firstLine="0" w:right="0"/>
+              <w:spacing w:lineRule="auto" w:before="40" w:after="40" w:line="240"/>
             </w:pPr>
             <w:r>
               <w:t xml:space="preserve">TEXT NOT NULL FK</w:t>
@@ -7815,8 +7815,8 @@
             <w:pPr>
               <w:pStyle w:val="Compact"/>
               <w:jc w:val="left"/>
-              <w:ind w:left="0" w:right="0" w:firstLine="0"/>
-              <w:spacing w:line="240" w:after="40" w:before="40" w:lineRule="auto"/>
+              <w:ind w:left="0" w:firstLine="0" w:right="0"/>
+              <w:spacing w:lineRule="auto" w:before="40" w:after="40" w:line="240"/>
             </w:pPr>
             <w:r>
               <w:t xml:space="preserve">Parent specification</w:t>
@@ -7831,8 +7831,8 @@
             <w:pPr>
               <w:pStyle w:val="Compact"/>
               <w:jc w:val="left"/>
-              <w:ind w:left="0" w:right="0" w:firstLine="0"/>
-              <w:spacing w:line="240" w:after="40" w:before="40" w:lineRule="auto"/>
+              <w:ind w:left="0" w:firstLine="0" w:right="0"/>
+              <w:spacing w:lineRule="auto" w:before="40" w:after="40" w:line="240"/>
             </w:pPr>
             <w:r>
               <w:t xml:space="preserve">view_type_ref</w:t>
@@ -7845,8 +7845,8 @@
             <w:pPr>
               <w:pStyle w:val="Compact"/>
               <w:jc w:val="left"/>
-              <w:ind w:left="0" w:right="0" w:firstLine="0"/>
-              <w:spacing w:line="240" w:after="40" w:before="40" w:lineRule="auto"/>
+              <w:ind w:left="0" w:firstLine="0" w:right="0"/>
+              <w:spacing w:lineRule="auto" w:before="40" w:after="40" w:line="240"/>
             </w:pPr>
             <w:r>
               <w:t xml:space="preserve">TEXT NOT NULL FK</w:t>
@@ -7859,8 +7859,8 @@
             <w:pPr>
               <w:pStyle w:val="Compact"/>
               <w:jc w:val="left"/>
-              <w:ind w:left="0" w:right="0" w:firstLine="0"/>
-              <w:spacing w:line="240" w:after="40" w:before="40" w:lineRule="auto"/>
+              <w:ind w:left="0" w:firstLine="0" w:right="0"/>
+              <w:spacing w:lineRule="auto" w:before="40" w:after="40" w:line="240"/>
             </w:pPr>
             <w:r>
               <w:t xml:space="preserve">View type</w:t>
@@ -7875,8 +7875,8 @@
             <w:pPr>
               <w:pStyle w:val="Compact"/>
               <w:jc w:val="left"/>
-              <w:ind w:left="0" w:right="0" w:firstLine="0"/>
-              <w:spacing w:line="240" w:after="40" w:before="40" w:lineRule="auto"/>
+              <w:ind w:left="0" w:firstLine="0" w:right="0"/>
+              <w:spacing w:lineRule="auto" w:before="40" w:after="40" w:line="240"/>
             </w:pPr>
             <w:r>
               <w:t xml:space="preserve">from_file</w:t>
@@ -7889,8 +7889,8 @@
             <w:pPr>
               <w:pStyle w:val="Compact"/>
               <w:jc w:val="left"/>
-              <w:ind w:left="0" w:right="0" w:firstLine="0"/>
-              <w:spacing w:line="240" w:after="40" w:before="40" w:lineRule="auto"/>
+              <w:ind w:left="0" w:firstLine="0" w:right="0"/>
+              <w:spacing w:lineRule="auto" w:before="40" w:after="40" w:line="240"/>
             </w:pPr>
             <w:r>
               <w:t xml:space="preserve">TEXT NOT NULL</w:t>
@@ -7903,8 +7903,8 @@
             <w:pPr>
               <w:pStyle w:val="Compact"/>
               <w:jc w:val="left"/>
-              <w:ind w:left="0" w:right="0" w:firstLine="0"/>
-              <w:spacing w:line="240" w:after="40" w:before="40" w:lineRule="auto"/>
+              <w:ind w:left="0" w:firstLine="0" w:right="0"/>
+              <w:spacing w:lineRule="auto" w:before="40" w:after="40" w:line="240"/>
             </w:pPr>
             <w:r>
               <w:t xml:space="preserve">Source file path</w:t>
@@ -7919,8 +7919,8 @@
             <w:pPr>
               <w:pStyle w:val="Compact"/>
               <w:jc w:val="left"/>
-              <w:ind w:left="0" w:right="0" w:firstLine="0"/>
-              <w:spacing w:line="240" w:after="40" w:before="40" w:lineRule="auto"/>
+              <w:ind w:left="0" w:firstLine="0" w:right="0"/>
+              <w:spacing w:lineRule="auto" w:before="40" w:after="40" w:line="240"/>
             </w:pPr>
             <w:r>
               <w:t xml:space="preserve">file_seq</w:t>
@@ -7933,8 +7933,8 @@
             <w:pPr>
               <w:pStyle w:val="Compact"/>
               <w:jc w:val="left"/>
-              <w:ind w:left="0" w:right="0" w:firstLine="0"/>
-              <w:spacing w:line="240" w:after="40" w:before="40" w:lineRule="auto"/>
+              <w:ind w:left="0" w:firstLine="0" w:right="0"/>
+              <w:spacing w:lineRule="auto" w:before="40" w:after="40" w:line="240"/>
             </w:pPr>
             <w:r>
               <w:t xml:space="preserve">INTEGER NOT NULL</w:t>
@@ -7947,8 +7947,8 @@
             <w:pPr>
               <w:pStyle w:val="Compact"/>
               <w:jc w:val="left"/>
-              <w:ind w:left="0" w:right="0" w:firstLine="0"/>
-              <w:spacing w:line="240" w:after="40" w:before="40" w:lineRule="auto"/>
+              <w:ind w:left="0" w:firstLine="0" w:right="0"/>
+              <w:spacing w:lineRule="auto" w:before="40" w:after="40" w:line="240"/>
             </w:pPr>
             <w:r>
               <w:t xml:space="preserve">Sequence within file</w:t>
@@ -7963,8 +7963,8 @@
             <w:pPr>
               <w:pStyle w:val="Compact"/>
               <w:jc w:val="left"/>
-              <w:ind w:left="0" w:right="0" w:firstLine="0"/>
-              <w:spacing w:line="240" w:after="40" w:before="40" w:lineRule="auto"/>
+              <w:ind w:left="0" w:firstLine="0" w:right="0"/>
+              <w:spacing w:lineRule="auto" w:before="40" w:after="40" w:line="240"/>
             </w:pPr>
             <w:r>
               <w:t xml:space="preserve">start_line</w:t>
@@ -7977,8 +7977,8 @@
             <w:pPr>
               <w:pStyle w:val="Compact"/>
               <w:jc w:val="left"/>
-              <w:ind w:left="0" w:right="0" w:firstLine="0"/>
-              <w:spacing w:line="240" w:after="40" w:before="40" w:lineRule="auto"/>
+              <w:ind w:left="0" w:firstLine="0" w:right="0"/>
+              <w:spacing w:lineRule="auto" w:before="40" w:after="40" w:line="240"/>
             </w:pPr>
             <w:r>
               <w:t xml:space="preserve">INTEGER</w:t>
@@ -7991,8 +7991,8 @@
             <w:pPr>
               <w:pStyle w:val="Compact"/>
               <w:jc w:val="left"/>
-              <w:ind w:left="0" w:right="0" w:firstLine="0"/>
-              <w:spacing w:line="240" w:after="40" w:before="40" w:lineRule="auto"/>
+              <w:ind w:left="0" w:firstLine="0" w:right="0"/>
+              <w:spacing w:lineRule="auto" w:before="40" w:after="40" w:line="240"/>
             </w:pPr>
             <w:r>
               <w:t xml:space="preserve">Start line in source</w:t>
@@ -8007,8 +8007,8 @@
             <w:pPr>
               <w:pStyle w:val="Compact"/>
               <w:jc w:val="left"/>
-              <w:ind w:left="0" w:right="0" w:firstLine="0"/>
-              <w:spacing w:line="240" w:after="40" w:before="40" w:lineRule="auto"/>
+              <w:ind w:left="0" w:firstLine="0" w:right="0"/>
+              <w:spacing w:lineRule="auto" w:before="40" w:after="40" w:line="240"/>
             </w:pPr>
             <w:r>
               <w:t xml:space="preserve">raw_ast</w:t>
@@ -8021,8 +8021,8 @@
             <w:pPr>
               <w:pStyle w:val="Compact"/>
               <w:jc w:val="left"/>
-              <w:ind w:left="0" w:right="0" w:firstLine="0"/>
-              <w:spacing w:line="240" w:after="40" w:before="40" w:lineRule="auto"/>
+              <w:ind w:left="0" w:firstLine="0" w:right="0"/>
+              <w:spacing w:lineRule="auto" w:before="40" w:after="40" w:line="240"/>
             </w:pPr>
             <w:r>
               <w:t xml:space="preserve">JSON</w:t>
@@ -8035,8 +8035,8 @@
             <w:pPr>
               <w:pStyle w:val="Compact"/>
               <w:jc w:val="left"/>
-              <w:ind w:left="0" w:right="0" w:firstLine="0"/>
-              <w:spacing w:line="240" w:after="40" w:before="40" w:lineRule="auto"/>
+              <w:ind w:left="0" w:firstLine="0" w:right="0"/>
+              <w:spacing w:lineRule="auto" w:before="40" w:after="40" w:line="240"/>
             </w:pPr>
             <w:r>
               <w:t xml:space="preserve">Original Pandoc AST</w:t>
@@ -8051,8 +8051,8 @@
             <w:pPr>
               <w:pStyle w:val="Compact"/>
               <w:jc w:val="left"/>
-              <w:ind w:left="0" w:right="0" w:firstLine="0"/>
-              <w:spacing w:line="240" w:after="40" w:before="40" w:lineRule="auto"/>
+              <w:ind w:left="0" w:firstLine="0" w:right="0"/>
+              <w:spacing w:lineRule="auto" w:before="40" w:after="40" w:line="240"/>
             </w:pPr>
             <w:r>
               <w:t xml:space="preserve">resolved_ast</w:t>
@@ -8065,8 +8065,8 @@
             <w:pPr>
               <w:pStyle w:val="Compact"/>
               <w:jc w:val="left"/>
-              <w:ind w:left="0" w:right="0" w:firstLine="0"/>
-              <w:spacing w:line="240" w:after="40" w:before="40" w:lineRule="auto"/>
+              <w:ind w:left="0" w:firstLine="0" w:right="0"/>
+              <w:spacing w:lineRule="auto" w:before="40" w:after="40" w:line="240"/>
             </w:pPr>
             <w:r>
               <w:t xml:space="preserve">JSON</w:t>
@@ -8079,8 +8079,8 @@
             <w:pPr>
               <w:pStyle w:val="Compact"/>
               <w:jc w:val="left"/>
-              <w:ind w:left="0" w:right="0" w:firstLine="0"/>
-              <w:spacing w:line="240" w:after="40" w:before="40" w:lineRule="auto"/>
+              <w:ind w:left="0" w:firstLine="0" w:right="0"/>
+              <w:spacing w:lineRule="auto" w:before="40" w:after="40" w:line="240"/>
             </w:pPr>
             <w:r>
               <w:t xml:space="preserve">Materialized view as Pandoc AST</w:t>
@@ -8095,8 +8095,8 @@
             <w:pPr>
               <w:pStyle w:val="Compact"/>
               <w:jc w:val="left"/>
-              <w:ind w:left="0" w:right="0" w:firstLine="0"/>
-              <w:spacing w:line="240" w:after="40" w:before="40" w:lineRule="auto"/>
+              <w:ind w:left="0" w:firstLine="0" w:right="0"/>
+              <w:spacing w:lineRule="auto" w:before="40" w:after="40" w:line="240"/>
             </w:pPr>
             <w:r>
               <w:t xml:space="preserve">resolved_data</w:t>
@@ -8109,8 +8109,8 @@
             <w:pPr>
               <w:pStyle w:val="Compact"/>
               <w:jc w:val="left"/>
-              <w:ind w:left="0" w:right="0" w:firstLine="0"/>
-              <w:spacing w:line="240" w:after="40" w:before="40" w:lineRule="auto"/>
+              <w:ind w:left="0" w:firstLine="0" w:right="0"/>
+              <w:spacing w:lineRule="auto" w:before="40" w:after="40" w:line="240"/>
             </w:pPr>
             <w:r>
               <w:t xml:space="preserve">JSON</w:t>
@@ -8123,8 +8123,8 @@
             <w:pPr>
               <w:pStyle w:val="Compact"/>
               <w:jc w:val="left"/>
-              <w:ind w:left="0" w:right="0" w:firstLine="0"/>
-              <w:spacing w:line="240" w:after="40" w:before="40" w:lineRule="auto"/>
+              <w:ind w:left="0" w:firstLine="0" w:right="0"/>
+              <w:spacing w:lineRule="auto" w:before="40" w:after="40" w:line="240"/>
             </w:pPr>
             <w:r>
               <w:t xml:space="preserve">Pre-computed view data</w:t>
@@ -8157,12 +8157,12 @@
     </w:p>
     <w:p>
       <w:pPr>
-        <w:spacing w:after="0" w:lineRule="exact" w:line="20" w:before="0"/>
+        <w:spacing w:lineRule="exact" w:line="20" w:after="0" w:before="0"/>
         <w:rPr>
           <w:sz w:val="2"/>
         </w:rPr>
       </w:pPr>
-      <w:bookmarkStart w:name="csv-tbl-attributes" w:id="58030"/>
+      <w:bookmarkStart w:id="58030" w:name="csv-tbl-attributes"/>
       <w:bookmarkEnd w:id="58030"/>
     </w:p>
     <w:p>
@@ -8199,18 +8199,18 @@
         <w:tblLook w:firstRow="1" w:lastRow="0" w:firstColumn="0" w:lastColumn="0" w:noHBand="0" w:noVBand="0" w:val="0020"/>
         <w:jc w:val="start"/>
         <w:tblBorders>
-          <w:top w:val="single" w:space="0" w:color="000000" w:sz="6"/>
-          <w:left w:val="single" w:space="0" w:color="000000" w:sz="6"/>
-          <w:bottom w:val="single" w:space="0" w:color="000000" w:sz="6"/>
-          <w:right w:val="single" w:space="0" w:color="000000" w:sz="6"/>
-          <w:insideH w:val="single" w:space="0" w:color="000000" w:sz="6"/>
-          <w:insideV w:val="single" w:space="0" w:color="000000" w:sz="6"/>
+          <w:top w:sz="6" w:color="000000" w:val="single" w:space="0"/>
+          <w:left w:sz="6" w:color="000000" w:val="single" w:space="0"/>
+          <w:bottom w:sz="6" w:color="000000" w:val="single" w:space="0"/>
+          <w:right w:sz="6" w:color="000000" w:val="single" w:space="0"/>
+          <w:insideH w:sz="6" w:color="000000" w:val="single" w:space="0"/>
+          <w:insideV w:sz="6" w:color="000000" w:val="single" w:space="0"/>
         </w:tblBorders>
         <w:tblCellMar>
-          <w:top w:type="dxa" w:w="57"/>
-          <w:left w:type="dxa" w:w="108"/>
-          <w:bottom w:type="dxa" w:w="57"/>
-          <w:right w:type="dxa" w:w="108"/>
+          <w:top w:w="57" w:type="dxa"/>
+          <w:left w:w="108" w:type="dxa"/>
+          <w:bottom w:w="57" w:type="dxa"/>
+          <w:right w:w="108" w:type="dxa"/>
         </w:tblCellMar>
       </w:tblPr>
       <w:tblGrid>
@@ -8224,14 +8224,14 @@
         </w:trPr>
         <w:tc>
           <w:tcPr>
-            <w:shd w:val="clear" w:color="auto" w:fill="E8E8E8"/>
+            <w:shd w:color="auto" w:val="clear" w:fill="E8E8E8"/>
           </w:tcPr>
           <w:p>
             <w:pPr>
               <w:pStyle w:val="Compact"/>
               <w:jc w:val="left"/>
-              <w:ind w:left="0" w:right="0" w:firstLine="0"/>
-              <w:spacing w:line="240" w:after="40" w:before="40" w:lineRule="auto"/>
+              <w:ind w:left="0" w:firstLine="0" w:right="0"/>
+              <w:spacing w:lineRule="auto" w:before="40" w:after="40" w:line="240"/>
             </w:pPr>
             <w:r>
               <w:rPr>
@@ -8243,14 +8243,14 @@
         </w:tc>
         <w:tc>
           <w:tcPr>
-            <w:shd w:val="clear" w:color="auto" w:fill="E8E8E8"/>
+            <w:shd w:color="auto" w:val="clear" w:fill="E8E8E8"/>
           </w:tcPr>
           <w:p>
             <w:pPr>
               <w:pStyle w:val="Compact"/>
               <w:jc w:val="left"/>
-              <w:ind w:left="0" w:right="0" w:firstLine="0"/>
-              <w:spacing w:line="240" w:after="40" w:before="40" w:lineRule="auto"/>
+              <w:ind w:left="0" w:firstLine="0" w:right="0"/>
+              <w:spacing w:lineRule="auto" w:before="40" w:after="40" w:line="240"/>
             </w:pPr>
             <w:r>
               <w:rPr>
@@ -8262,14 +8262,14 @@
         </w:tc>
         <w:tc>
           <w:tcPr>
-            <w:shd w:val="clear" w:color="auto" w:fill="E8E8E8"/>
+            <w:shd w:color="auto" w:val="clear" w:fill="E8E8E8"/>
           </w:tcPr>
           <w:p>
             <w:pPr>
               <w:pStyle w:val="Compact"/>
               <w:jc w:val="left"/>
-              <w:ind w:left="0" w:right="0" w:firstLine="0"/>
-              <w:spacing w:line="240" w:after="40" w:before="40" w:lineRule="auto"/>
+              <w:ind w:left="0" w:firstLine="0" w:right="0"/>
+              <w:spacing w:lineRule="auto" w:before="40" w:after="40" w:line="240"/>
             </w:pPr>
             <w:r>
               <w:rPr>
@@ -8287,8 +8287,8 @@
             <w:pPr>
               <w:pStyle w:val="Compact"/>
               <w:jc w:val="left"/>
-              <w:ind w:left="0" w:right="0" w:firstLine="0"/>
-              <w:spacing w:line="240" w:after="40" w:before="40" w:lineRule="auto"/>
+              <w:ind w:left="0" w:firstLine="0" w:right="0"/>
+              <w:spacing w:lineRule="auto" w:before="40" w:after="40" w:line="240"/>
             </w:pPr>
             <w:r>
               <w:t xml:space="preserve">id</w:t>
@@ -8301,8 +8301,8 @@
             <w:pPr>
               <w:pStyle w:val="Compact"/>
               <w:jc w:val="left"/>
-              <w:ind w:left="0" w:right="0" w:firstLine="0"/>
-              <w:spacing w:line="240" w:after="40" w:before="40" w:lineRule="auto"/>
+              <w:ind w:left="0" w:firstLine="0" w:right="0"/>
+              <w:spacing w:lineRule="auto" w:before="40" w:after="40" w:line="240"/>
             </w:pPr>
             <w:r>
               <w:t xml:space="preserve">INTEGER PK</w:t>
@@ -8315,8 +8315,8 @@
             <w:pPr>
               <w:pStyle w:val="Compact"/>
               <w:jc w:val="left"/>
-              <w:ind w:left="0" w:right="0" w:firstLine="0"/>
-              <w:spacing w:line="240" w:after="40" w:before="40" w:lineRule="auto"/>
+              <w:ind w:left="0" w:firstLine="0" w:right="0"/>
+              <w:spacing w:lineRule="auto" w:before="40" w:after="40" w:line="240"/>
             </w:pPr>
             <w:r>
               <w:t xml:space="preserve">Auto-assigned internal key</w:t>
@@ -8331,8 +8331,8 @@
             <w:pPr>
               <w:pStyle w:val="Compact"/>
               <w:jc w:val="left"/>
-              <w:ind w:left="0" w:right="0" w:firstLine="0"/>
-              <w:spacing w:line="240" w:after="40" w:before="40" w:lineRule="auto"/>
+              <w:ind w:left="0" w:firstLine="0" w:right="0"/>
+              <w:spacing w:lineRule="auto" w:before="40" w:after="40" w:line="240"/>
             </w:pPr>
             <w:r>
               <w:t xml:space="preserve">content_sha</w:t>
@@ -8345,8 +8345,8 @@
             <w:pPr>
               <w:pStyle w:val="Compact"/>
               <w:jc w:val="left"/>
-              <w:ind w:left="0" w:right="0" w:firstLine="0"/>
-              <w:spacing w:line="240" w:after="40" w:before="40" w:lineRule="auto"/>
+              <w:ind w:left="0" w:firstLine="0" w:right="0"/>
+              <w:spacing w:lineRule="auto" w:before="40" w:after="40" w:line="240"/>
             </w:pPr>
             <w:r>
               <w:t xml:space="preserve">TEXT</w:t>
@@ -8359,8 +8359,8 @@
             <w:pPr>
               <w:pStyle w:val="Compact"/>
               <w:jc w:val="left"/>
-              <w:ind w:left="0" w:right="0" w:firstLine="0"/>
-              <w:spacing w:line="240" w:after="40" w:before="40" w:lineRule="auto"/>
+              <w:ind w:left="0" w:firstLine="0" w:right="0"/>
+              <w:spacing w:lineRule="auto" w:before="40" w:after="40" w:line="240"/>
             </w:pPr>
             <w:r>
               <w:t xml:space="preserve">SHA1 checksum for change detection</w:t>
@@ -8375,8 +8375,8 @@
             <w:pPr>
               <w:pStyle w:val="Compact"/>
               <w:jc w:val="left"/>
-              <w:ind w:left="0" w:right="0" w:firstLine="0"/>
-              <w:spacing w:line="240" w:after="40" w:before="40" w:lineRule="auto"/>
+              <w:ind w:left="0" w:firstLine="0" w:right="0"/>
+              <w:spacing w:lineRule="auto" w:before="40" w:after="40" w:line="240"/>
             </w:pPr>
             <w:r>
               <w:t xml:space="preserve">specification_ref</w:t>
@@ -8389,8 +8389,8 @@
             <w:pPr>
               <w:pStyle w:val="Compact"/>
               <w:jc w:val="left"/>
-              <w:ind w:left="0" w:right="0" w:firstLine="0"/>
-              <w:spacing w:line="240" w:after="40" w:before="40" w:lineRule="auto"/>
+              <w:ind w:left="0" w:firstLine="0" w:right="0"/>
+              <w:spacing w:lineRule="auto" w:before="40" w:after="40" w:line="240"/>
             </w:pPr>
             <w:r>
               <w:t xml:space="preserve">TEXT NOT NULL FK</w:t>
@@ -8403,8 +8403,8 @@
             <w:pPr>
               <w:pStyle w:val="Compact"/>
               <w:jc w:val="left"/>
-              <w:ind w:left="0" w:right="0" w:firstLine="0"/>
-              <w:spacing w:line="240" w:after="40" w:before="40" w:lineRule="auto"/>
+              <w:ind w:left="0" w:firstLine="0" w:right="0"/>
+              <w:spacing w:lineRule="auto" w:before="40" w:after="40" w:line="240"/>
             </w:pPr>
             <w:r>
               <w:t xml:space="preserve">Parent specification</w:t>
@@ -8419,8 +8419,8 @@
             <w:pPr>
               <w:pStyle w:val="Compact"/>
               <w:jc w:val="left"/>
-              <w:ind w:left="0" w:right="0" w:firstLine="0"/>
-              <w:spacing w:line="240" w:after="40" w:before="40" w:lineRule="auto"/>
+              <w:ind w:left="0" w:firstLine="0" w:right="0"/>
+              <w:spacing w:lineRule="auto" w:before="40" w:after="40" w:line="240"/>
             </w:pPr>
             <w:r>
               <w:t xml:space="preserve">owner_object_id</w:t>
@@ -8433,8 +8433,8 @@
             <w:pPr>
               <w:pStyle w:val="Compact"/>
               <w:jc w:val="left"/>
-              <w:ind w:left="0" w:right="0" w:firstLine="0"/>
-              <w:spacing w:line="240" w:after="40" w:before="40" w:lineRule="auto"/>
+              <w:ind w:left="0" w:firstLine="0" w:right="0"/>
+              <w:spacing w:lineRule="auto" w:before="40" w:after="40" w:line="240"/>
             </w:pPr>
             <w:r>
               <w:t xml:space="preserve">INTEGER FK</w:t>
@@ -8447,8 +8447,8 @@
             <w:pPr>
               <w:pStyle w:val="Compact"/>
               <w:jc w:val="left"/>
-              <w:ind w:left="0" w:right="0" w:firstLine="0"/>
-              <w:spacing w:line="240" w:after="40" w:before="40" w:lineRule="auto"/>
+              <w:ind w:left="0" w:firstLine="0" w:right="0"/>
+              <w:spacing w:lineRule="auto" w:before="40" w:after="40" w:line="240"/>
             </w:pPr>
             <w:r>
               <w:t xml:space="preserve">Owner spec object (NULL if float)</w:t>
@@ -8463,8 +8463,8 @@
             <w:pPr>
               <w:pStyle w:val="Compact"/>
               <w:jc w:val="left"/>
-              <w:ind w:left="0" w:right="0" w:firstLine="0"/>
-              <w:spacing w:line="240" w:after="40" w:before="40" w:lineRule="auto"/>
+              <w:ind w:left="0" w:firstLine="0" w:right="0"/>
+              <w:spacing w:lineRule="auto" w:before="40" w:after="40" w:line="240"/>
             </w:pPr>
             <w:r>
               <w:t xml:space="preserve">owner_float_id</w:t>
@@ -8477,8 +8477,8 @@
             <w:pPr>
               <w:pStyle w:val="Compact"/>
               <w:jc w:val="left"/>
-              <w:ind w:left="0" w:right="0" w:firstLine="0"/>
-              <w:spacing w:line="240" w:after="40" w:before="40" w:lineRule="auto"/>
+              <w:ind w:left="0" w:firstLine="0" w:right="0"/>
+              <w:spacing w:lineRule="auto" w:before="40" w:after="40" w:line="240"/>
             </w:pPr>
             <w:r>
               <w:t xml:space="preserve">INTEGER FK</w:t>
@@ -8491,8 +8491,8 @@
             <w:pPr>
               <w:pStyle w:val="Compact"/>
               <w:jc w:val="left"/>
-              <w:ind w:left="0" w:right="0" w:firstLine="0"/>
-              <w:spacing w:line="240" w:after="40" w:before="40" w:lineRule="auto"/>
+              <w:ind w:left="0" w:firstLine="0" w:right="0"/>
+              <w:spacing w:lineRule="auto" w:before="40" w:after="40" w:line="240"/>
             </w:pPr>
             <w:r>
               <w:t xml:space="preserve">Owner spec float (NULL if object)</w:t>
@@ -8507,8 +8507,8 @@
             <w:pPr>
               <w:pStyle w:val="Compact"/>
               <w:jc w:val="left"/>
-              <w:ind w:left="0" w:right="0" w:firstLine="0"/>
-              <w:spacing w:line="240" w:after="40" w:before="40" w:lineRule="auto"/>
+              <w:ind w:left="0" w:firstLine="0" w:right="0"/>
+              <w:spacing w:lineRule="auto" w:before="40" w:after="40" w:line="240"/>
             </w:pPr>
             <w:r>
               <w:t xml:space="preserve">name</w:t>
@@ -8521,8 +8521,8 @@
             <w:pPr>
               <w:pStyle w:val="Compact"/>
               <w:jc w:val="left"/>
-              <w:ind w:left="0" w:right="0" w:firstLine="0"/>
-              <w:spacing w:line="240" w:after="40" w:before="40" w:lineRule="auto"/>
+              <w:ind w:left="0" w:firstLine="0" w:right="0"/>
+              <w:spacing w:lineRule="auto" w:before="40" w:after="40" w:line="240"/>
             </w:pPr>
             <w:r>
               <w:t xml:space="preserve">TEXT NOT NULL</w:t>
@@ -8535,8 +8535,8 @@
             <w:pPr>
               <w:pStyle w:val="Compact"/>
               <w:jc w:val="left"/>
-              <w:ind w:left="0" w:right="0" w:firstLine="0"/>
-              <w:spacing w:line="240" w:after="40" w:before="40" w:lineRule="auto"/>
+              <w:ind w:left="0" w:firstLine="0" w:right="0"/>
+              <w:spacing w:lineRule="auto" w:before="40" w:after="40" w:line="240"/>
             </w:pPr>
             <w:r>
               <w:t xml:space="preserve">Attribute name</w:t>
@@ -8551,8 +8551,8 @@
             <w:pPr>
               <w:pStyle w:val="Compact"/>
               <w:jc w:val="left"/>
-              <w:ind w:left="0" w:right="0" w:firstLine="0"/>
-              <w:spacing w:line="240" w:after="40" w:before="40" w:lineRule="auto"/>
+              <w:ind w:left="0" w:firstLine="0" w:right="0"/>
+              <w:spacing w:lineRule="auto" w:before="40" w:after="40" w:line="240"/>
             </w:pPr>
             <w:r>
               <w:t xml:space="preserve">raw_value</w:t>
@@ -8565,8 +8565,8 @@
             <w:pPr>
               <w:pStyle w:val="Compact"/>
               <w:jc w:val="left"/>
-              <w:ind w:left="0" w:right="0" w:firstLine="0"/>
-              <w:spacing w:line="240" w:after="40" w:before="40" w:lineRule="auto"/>
+              <w:ind w:left="0" w:firstLine="0" w:right="0"/>
+              <w:spacing w:lineRule="auto" w:before="40" w:after="40" w:line="240"/>
             </w:pPr>
             <w:r>
               <w:t xml:space="preserve">TEXT</w:t>
@@ -8579,8 +8579,8 @@
             <w:pPr>
               <w:pStyle w:val="Compact"/>
               <w:jc w:val="left"/>
-              <w:ind w:left="0" w:right="0" w:firstLine="0"/>
-              <w:spacing w:line="240" w:after="40" w:before="40" w:lineRule="auto"/>
+              <w:ind w:left="0" w:firstLine="0" w:right="0"/>
+              <w:spacing w:lineRule="auto" w:before="40" w:after="40" w:line="240"/>
             </w:pPr>
             <w:r>
               <w:t xml:space="preserve">Original value (before type casting)</w:t>
@@ -8595,8 +8595,8 @@
             <w:pPr>
               <w:pStyle w:val="Compact"/>
               <w:jc w:val="left"/>
-              <w:ind w:left="0" w:right="0" w:firstLine="0"/>
-              <w:spacing w:line="240" w:after="40" w:before="40" w:lineRule="auto"/>
+              <w:ind w:left="0" w:firstLine="0" w:right="0"/>
+              <w:spacing w:lineRule="auto" w:before="40" w:after="40" w:line="240"/>
             </w:pPr>
             <w:r>
               <w:t xml:space="preserve">string_value</w:t>
@@ -8609,8 +8609,8 @@
             <w:pPr>
               <w:pStyle w:val="Compact"/>
               <w:jc w:val="left"/>
-              <w:ind w:left="0" w:right="0" w:firstLine="0"/>
-              <w:spacing w:line="240" w:after="40" w:before="40" w:lineRule="auto"/>
+              <w:ind w:left="0" w:firstLine="0" w:right="0"/>
+              <w:spacing w:lineRule="auto" w:before="40" w:after="40" w:line="240"/>
             </w:pPr>
             <w:r>
               <w:t xml:space="preserve">TEXT</w:t>
@@ -8623,8 +8623,8 @@
             <w:pPr>
               <w:pStyle w:val="Compact"/>
               <w:jc w:val="left"/>
-              <w:ind w:left="0" w:right="0" w:firstLine="0"/>
-              <w:spacing w:line="240" w:after="40" w:before="40" w:lineRule="auto"/>
+              <w:ind w:left="0" w:firstLine="0" w:right="0"/>
+              <w:spacing w:lineRule="auto" w:before="40" w:after="40" w:line="240"/>
             </w:pPr>
             <w:r>
               <w:t xml:space="preserve">For STRING datatype</w:t>
@@ -8639,8 +8639,8 @@
             <w:pPr>
               <w:pStyle w:val="Compact"/>
               <w:jc w:val="left"/>
-              <w:ind w:left="0" w:right="0" w:firstLine="0"/>
-              <w:spacing w:line="240" w:after="40" w:before="40" w:lineRule="auto"/>
+              <w:ind w:left="0" w:firstLine="0" w:right="0"/>
+              <w:spacing w:lineRule="auto" w:before="40" w:after="40" w:line="240"/>
             </w:pPr>
             <w:r>
               <w:t xml:space="preserve">int_value</w:t>
@@ -8653,8 +8653,8 @@
             <w:pPr>
               <w:pStyle w:val="Compact"/>
               <w:jc w:val="left"/>
-              <w:ind w:left="0" w:right="0" w:firstLine="0"/>
-              <w:spacing w:line="240" w:after="40" w:before="40" w:lineRule="auto"/>
+              <w:ind w:left="0" w:firstLine="0" w:right="0"/>
+              <w:spacing w:lineRule="auto" w:before="40" w:after="40" w:line="240"/>
             </w:pPr>
             <w:r>
               <w:t xml:space="preserve">INTEGER</w:t>
@@ -8667,8 +8667,8 @@
             <w:pPr>
               <w:pStyle w:val="Compact"/>
               <w:jc w:val="left"/>
-              <w:ind w:left="0" w:right="0" w:firstLine="0"/>
-              <w:spacing w:line="240" w:after="40" w:before="40" w:lineRule="auto"/>
+              <w:ind w:left="0" w:firstLine="0" w:right="0"/>
+              <w:spacing w:lineRule="auto" w:before="40" w:after="40" w:line="240"/>
             </w:pPr>
             <w:r>
               <w:t xml:space="preserve">For INTEGER datatype</w:t>
@@ -8683,8 +8683,8 @@
             <w:pPr>
               <w:pStyle w:val="Compact"/>
               <w:jc w:val="left"/>
-              <w:ind w:left="0" w:right="0" w:firstLine="0"/>
-              <w:spacing w:line="240" w:after="40" w:before="40" w:lineRule="auto"/>
+              <w:ind w:left="0" w:firstLine="0" w:right="0"/>
+              <w:spacing w:lineRule="auto" w:before="40" w:after="40" w:line="240"/>
             </w:pPr>
             <w:r>
               <w:t xml:space="preserve">real_value</w:t>
@@ -8697,8 +8697,8 @@
             <w:pPr>
               <w:pStyle w:val="Compact"/>
               <w:jc w:val="left"/>
-              <w:ind w:left="0" w:right="0" w:firstLine="0"/>
-              <w:spacing w:line="240" w:after="40" w:before="40" w:lineRule="auto"/>
+              <w:ind w:left="0" w:firstLine="0" w:right="0"/>
+              <w:spacing w:lineRule="auto" w:before="40" w:after="40" w:line="240"/>
             </w:pPr>
             <w:r>
               <w:t xml:space="preserve">REAL</w:t>
@@ -8711,8 +8711,8 @@
             <w:pPr>
               <w:pStyle w:val="Compact"/>
               <w:jc w:val="left"/>
-              <w:ind w:left="0" w:right="0" w:firstLine="0"/>
-              <w:spacing w:line="240" w:after="40" w:before="40" w:lineRule="auto"/>
+              <w:ind w:left="0" w:firstLine="0" w:right="0"/>
+              <w:spacing w:lineRule="auto" w:before="40" w:after="40" w:line="240"/>
             </w:pPr>
             <w:r>
               <w:t xml:space="preserve">For REAL datatype</w:t>
@@ -8727,8 +8727,8 @@
             <w:pPr>
               <w:pStyle w:val="Compact"/>
               <w:jc w:val="left"/>
-              <w:ind w:left="0" w:right="0" w:firstLine="0"/>
-              <w:spacing w:line="240" w:after="40" w:before="40" w:lineRule="auto"/>
+              <w:ind w:left="0" w:firstLine="0" w:right="0"/>
+              <w:spacing w:lineRule="auto" w:before="40" w:after="40" w:line="240"/>
             </w:pPr>
             <w:r>
               <w:t xml:space="preserve">bool_value</w:t>
@@ -8741,8 +8741,8 @@
             <w:pPr>
               <w:pStyle w:val="Compact"/>
               <w:jc w:val="left"/>
-              <w:ind w:left="0" w:right="0" w:firstLine="0"/>
-              <w:spacing w:line="240" w:after="40" w:before="40" w:lineRule="auto"/>
+              <w:ind w:left="0" w:firstLine="0" w:right="0"/>
+              <w:spacing w:lineRule="auto" w:before="40" w:after="40" w:line="240"/>
             </w:pPr>
             <w:r>
               <w:t xml:space="preserve">INTEGER</w:t>
@@ -8755,8 +8755,8 @@
             <w:pPr>
               <w:pStyle w:val="Compact"/>
               <w:jc w:val="left"/>
-              <w:ind w:left="0" w:right="0" w:firstLine="0"/>
-              <w:spacing w:line="240" w:after="40" w:before="40" w:lineRule="auto"/>
+              <w:ind w:left="0" w:firstLine="0" w:right="0"/>
+              <w:spacing w:lineRule="auto" w:before="40" w:after="40" w:line="240"/>
             </w:pPr>
             <w:r>
               <w:t xml:space="preserve">For BOOLEAN datatype (0/1)</w:t>
@@ -8771,8 +8771,8 @@
             <w:pPr>
               <w:pStyle w:val="Compact"/>
               <w:jc w:val="left"/>
-              <w:ind w:left="0" w:right="0" w:firstLine="0"/>
-              <w:spacing w:line="240" w:after="40" w:before="40" w:lineRule="auto"/>
+              <w:ind w:left="0" w:firstLine="0" w:right="0"/>
+              <w:spacing w:lineRule="auto" w:before="40" w:after="40" w:line="240"/>
             </w:pPr>
             <w:r>
               <w:t xml:space="preserve">date_value</w:t>
@@ -8785,8 +8785,8 @@
             <w:pPr>
               <w:pStyle w:val="Compact"/>
               <w:jc w:val="left"/>
-              <w:ind w:left="0" w:right="0" w:firstLine="0"/>
-              <w:spacing w:line="240" w:after="40" w:before="40" w:lineRule="auto"/>
+              <w:ind w:left="0" w:firstLine="0" w:right="0"/>
+              <w:spacing w:lineRule="auto" w:before="40" w:after="40" w:line="240"/>
             </w:pPr>
             <w:r>
               <w:t xml:space="preserve">TEXT</w:t>
@@ -8799,8 +8799,8 @@
             <w:pPr>
               <w:pStyle w:val="Compact"/>
               <w:jc w:val="left"/>
-              <w:ind w:left="0" w:right="0" w:firstLine="0"/>
-              <w:spacing w:line="240" w:after="40" w:before="40" w:lineRule="auto"/>
+              <w:ind w:left="0" w:firstLine="0" w:right="0"/>
+              <w:spacing w:lineRule="auto" w:before="40" w:after="40" w:line="240"/>
             </w:pPr>
             <w:r>
               <w:t xml:space="preserve">For DATE datatype (YYYY-MM-DD)</w:t>
@@ -8815,8 +8815,8 @@
             <w:pPr>
               <w:pStyle w:val="Compact"/>
               <w:jc w:val="left"/>
-              <w:ind w:left="0" w:right="0" w:firstLine="0"/>
-              <w:spacing w:line="240" w:after="40" w:before="40" w:lineRule="auto"/>
+              <w:ind w:left="0" w:firstLine="0" w:right="0"/>
+              <w:spacing w:lineRule="auto" w:before="40" w:after="40" w:line="240"/>
             </w:pPr>
             <w:r>
               <w:t xml:space="preserve">enum_ref</w:t>
@@ -8829,8 +8829,8 @@
             <w:pPr>
               <w:pStyle w:val="Compact"/>
               <w:jc w:val="left"/>
-              <w:ind w:left="0" w:right="0" w:firstLine="0"/>
-              <w:spacing w:line="240" w:after="40" w:before="40" w:lineRule="auto"/>
+              <w:ind w:left="0" w:firstLine="0" w:right="0"/>
+              <w:spacing w:lineRule="auto" w:before="40" w:after="40" w:line="240"/>
             </w:pPr>
             <w:r>
               <w:t xml:space="preserve">TEXT FK</w:t>
@@ -8843,8 +8843,8 @@
             <w:pPr>
               <w:pStyle w:val="Compact"/>
               <w:jc w:val="left"/>
-              <w:ind w:left="0" w:right="0" w:firstLine="0"/>
-              <w:spacing w:line="240" w:after="40" w:before="40" w:lineRule="auto"/>
+              <w:ind w:left="0" w:firstLine="0" w:right="0"/>
+              <w:spacing w:lineRule="auto" w:before="40" w:after="40" w:line="240"/>
             </w:pPr>
             <w:r>
               <w:t xml:space="preserve">For ENUM datatype (FK to enum_values)</w:t>
@@ -8859,8 +8859,8 @@
             <w:pPr>
               <w:pStyle w:val="Compact"/>
               <w:jc w:val="left"/>
-              <w:ind w:left="0" w:right="0" w:firstLine="0"/>
-              <w:spacing w:line="240" w:after="40" w:before="40" w:lineRule="auto"/>
+              <w:ind w:left="0" w:firstLine="0" w:right="0"/>
+              <w:spacing w:lineRule="auto" w:before="40" w:after="40" w:line="240"/>
             </w:pPr>
             <w:r>
               <w:t xml:space="preserve">ast</w:t>
@@ -8873,8 +8873,8 @@
             <w:pPr>
               <w:pStyle w:val="Compact"/>
               <w:jc w:val="left"/>
-              <w:ind w:left="0" w:right="0" w:firstLine="0"/>
-              <w:spacing w:line="240" w:after="40" w:before="40" w:lineRule="auto"/>
+              <w:ind w:left="0" w:firstLine="0" w:right="0"/>
+              <w:spacing w:lineRule="auto" w:before="40" w:after="40" w:line="240"/>
             </w:pPr>
             <w:r>
               <w:t xml:space="preserve">JSON</w:t>
@@ -8887,8 +8887,8 @@
             <w:pPr>
               <w:pStyle w:val="Compact"/>
               <w:jc w:val="left"/>
-              <w:ind w:left="0" w:right="0" w:firstLine="0"/>
-              <w:spacing w:line="240" w:after="40" w:before="40" w:lineRule="auto"/>
+              <w:ind w:left="0" w:firstLine="0" w:right="0"/>
+              <w:spacing w:lineRule="auto" w:before="40" w:after="40" w:line="240"/>
             </w:pPr>
             <w:r>
               <w:t xml:space="preserve">For XHTML datatype (Pandoc AST)</w:t>
@@ -8903,8 +8903,8 @@
             <w:pPr>
               <w:pStyle w:val="Compact"/>
               <w:jc w:val="left"/>
-              <w:ind w:left="0" w:right="0" w:firstLine="0"/>
-              <w:spacing w:line="240" w:after="40" w:before="40" w:lineRule="auto"/>
+              <w:ind w:left="0" w:firstLine="0" w:right="0"/>
+              <w:spacing w:lineRule="auto" w:before="40" w:after="40" w:line="240"/>
             </w:pPr>
             <w:r>
               <w:t xml:space="preserve">datatype</w:t>
@@ -8917,8 +8917,8 @@
             <w:pPr>
               <w:pStyle w:val="Compact"/>
               <w:jc w:val="left"/>
-              <w:ind w:left="0" w:right="0" w:firstLine="0"/>
-              <w:spacing w:line="240" w:after="40" w:before="40" w:lineRule="auto"/>
+              <w:ind w:left="0" w:firstLine="0" w:right="0"/>
+              <w:spacing w:lineRule="auto" w:before="40" w:after="40" w:line="240"/>
             </w:pPr>
             <w:r>
               <w:t xml:space="preserve">TEXT NOT NULL</w:t>
@@ -8931,8 +8931,8 @@
             <w:pPr>
               <w:pStyle w:val="Compact"/>
               <w:jc w:val="left"/>
-              <w:ind w:left="0" w:right="0" w:firstLine="0"/>
-              <w:spacing w:line="240" w:after="40" w:before="40" w:lineRule="auto"/>
+              <w:ind w:left="0" w:firstLine="0" w:right="0"/>
+              <w:spacing w:lineRule="auto" w:before="40" w:after="40" w:line="240"/>
             </w:pPr>
             <w:r>
               <w:t xml:space="preserve">Actual datatype used</w:t>
@@ -9733,9 +9733,9 @@
     </w:p>
     <w:bookmarkEnd w:id="49"/>
     <w:sectPr>
-      <w:footerReference r:id="rId9200" w:type="default"/>
-      <w:headerReference r:id="rId9101" w:type="default"/>
-      <w:headerReference r:id="rId9100" w:type="first"/>
+      <w:footerReference w:type="default" r:id="rId9200"/>
+      <w:headerReference w:type="default" r:id="rId9101"/>
+      <w:headerReference w:type="first" r:id="rId9100"/>
       <w:titlePg/>
     </w:sectPr>
   </w:body>
@@ -9750,14 +9750,14 @@
 <w:ftr xmlns:w="http://schemas.openxmlformats.org/wordprocessingml/2006/main" xmlns:r="http://schemas.openxmlformats.org/officeDocument/2006/relationships">
   <w:tbl>
     <w:tblPr>
-      <w:tblW w:type="pct" w:w="5000"/>
+      <w:tblW w:w="5000" w:type="pct"/>
       <w:tblBorders>
-        <w:top w:val="single" w:space="1" w:color="CCCCCC" w:sz="4"/>
-        <w:bottom w:val="none" w:space="0" w:color="auto" w:sz="0"/>
-        <w:left w:val="none" w:space="0" w:color="auto" w:sz="0"/>
-        <w:right w:val="none" w:space="0" w:color="auto" w:sz="0"/>
-        <w:insideH w:val="none" w:space="0" w:color="auto" w:sz="0"/>
-        <w:insideV w:val="none" w:space="0" w:color="auto" w:sz="0"/>
+        <w:top w:sz="4" w:color="CCCCCC" w:val="single" w:space="1"/>
+        <w:bottom w:sz="0" w:color="auto" w:val="none" w:space="0"/>
+        <w:left w:sz="0" w:color="auto" w:val="none" w:space="0"/>
+        <w:right w:sz="0" w:color="auto" w:val="none" w:space="0"/>
+        <w:insideH w:sz="0" w:color="auto" w:val="none" w:space="0"/>
+        <w:insideV w:sz="0" w:color="auto" w:val="none" w:space="0"/>
       </w:tblBorders>
       <w:tblLayout w:type="fixed"/>
     </w:tblPr>
@@ -9769,7 +9769,7 @@
     <w:tr>
       <w:tc>
         <w:tcPr>
-          <w:tcW w:type="pct" w:w="1667"/>
+          <w:tcW w:w="1667" w:type="pct"/>
         </w:tcPr>
         <w:p>
           <w:pPr>
@@ -9783,7 +9783,7 @@
       </w:tc>
       <w:tc>
         <w:tcPr>
-          <w:tcW w:type="pct" w:w="1667"/>
+          <w:tcW w:w="1667" w:type="pct"/>
         </w:tcPr>
         <w:p>
           <w:pPr>
@@ -9797,7 +9797,7 @@
       </w:tc>
       <w:tc>
         <w:tcPr>
-          <w:tcW w:type="pct" w:w="1667"/>
+          <w:tcW w:w="1667" w:type="pct"/>
         </w:tcPr>
         <w:p>
           <w:pPr>
@@ -10994,11 +10994,11 @@
     <w:qFormat/>
     <w:pPr>
       <w:keepNext/>
-      <w:spacing w:line="276" w:after="120" w:before="280" w:lineRule="auto"/>
+      <w:spacing w:lineRule="auto" w:before="280" w:after="120" w:line="276"/>
       <w:outlineLvl w:val="0"/>
     </w:pPr>
     <w:rPr>
-      <w:rFonts w:hAnsi="Calibri Light" w:cs="Calibri Light" w:ascii="Calibri Light"/>
+      <w:rFonts w:cs="Calibri Light" w:ascii="Calibri Light" w:hAnsi="Calibri Light"/>
       <w:b/>
       <w:bCs/>
       <w:color w:val="0F4C64"/>

--- a/specir/downloads/specir.docx
+++ b/specir/downloads/specir.docx
@@ -387,7 +387,7 @@
     </w:p>
     <w:p>
       <w:pPr>
-        <w:spacing w:lineRule="exact" w:line="20" w:after="0" w:before="0"/>
+        <w:spacing w:after="0" w:before="0" w:line="20" w:lineRule="exact"/>
         <w:rPr>
           <w:sz w:val="2"/>
         </w:rPr>
@@ -461,7 +461,7 @@
               <w:pStyle w:val="Compact"/>
               <w:jc w:val="left"/>
               <w:ind w:left="0" w:firstLine="0" w:right="0"/>
-              <w:spacing w:lineRule="auto" w:before="40" w:after="40" w:line="240"/>
+              <w:spacing w:lineRule="auto" w:after="40" w:before="40" w:line="240"/>
             </w:pPr>
             <w:r>
               <w:rPr>
@@ -480,7 +480,7 @@
               <w:pStyle w:val="Compact"/>
               <w:jc w:val="left"/>
               <w:ind w:left="0" w:firstLine="0" w:right="0"/>
-              <w:spacing w:lineRule="auto" w:before="40" w:after="40" w:line="240"/>
+              <w:spacing w:lineRule="auto" w:after="40" w:before="40" w:line="240"/>
             </w:pPr>
             <w:r>
               <w:rPr>
@@ -499,7 +499,7 @@
               <w:pStyle w:val="Compact"/>
               <w:jc w:val="left"/>
               <w:ind w:left="0" w:firstLine="0" w:right="0"/>
-              <w:spacing w:lineRule="auto" w:before="40" w:after="40" w:line="240"/>
+              <w:spacing w:lineRule="auto" w:after="40" w:before="40" w:line="240"/>
             </w:pPr>
             <w:r>
               <w:rPr>
@@ -518,7 +518,7 @@
               <w:pStyle w:val="Compact"/>
               <w:jc w:val="left"/>
               <w:ind w:left="0" w:firstLine="0" w:right="0"/>
-              <w:spacing w:lineRule="auto" w:before="40" w:after="40" w:line="240"/>
+              <w:spacing w:lineRule="auto" w:after="40" w:before="40" w:line="240"/>
             </w:pPr>
             <w:r>
               <w:t xml:space="preserve">identifier</w:t>
@@ -532,7 +532,7 @@
               <w:pStyle w:val="Compact"/>
               <w:jc w:val="left"/>
               <w:ind w:left="0" w:firstLine="0" w:right="0"/>
-              <w:spacing w:lineRule="auto" w:before="40" w:after="40" w:line="240"/>
+              <w:spacing w:lineRule="auto" w:after="40" w:before="40" w:line="240"/>
             </w:pPr>
             <w:r>
               <w:t xml:space="preserve">TEXT PK</w:t>
@@ -546,7 +546,7 @@
               <w:pStyle w:val="Compact"/>
               <w:jc w:val="left"/>
               <w:ind w:left="0" w:firstLine="0" w:right="0"/>
-              <w:spacing w:lineRule="auto" w:before="40" w:after="40" w:line="240"/>
+              <w:spacing w:lineRule="auto" w:after="40" w:before="40" w:line="240"/>
             </w:pPr>
             <w:r>
               <w:t xml:space="preserve">Unique type code (e.g. HLR)</w:t>
@@ -562,7 +562,7 @@
               <w:pStyle w:val="Compact"/>
               <w:jc w:val="left"/>
               <w:ind w:left="0" w:firstLine="0" w:right="0"/>
-              <w:spacing w:lineRule="auto" w:before="40" w:after="40" w:line="240"/>
+              <w:spacing w:lineRule="auto" w:after="40" w:before="40" w:line="240"/>
             </w:pPr>
             <w:r>
               <w:t xml:space="preserve">long_name</w:t>
@@ -576,7 +576,7 @@
               <w:pStyle w:val="Compact"/>
               <w:jc w:val="left"/>
               <w:ind w:left="0" w:firstLine="0" w:right="0"/>
-              <w:spacing w:lineRule="auto" w:before="40" w:after="40" w:line="240"/>
+              <w:spacing w:lineRule="auto" w:after="40" w:before="40" w:line="240"/>
             </w:pPr>
             <w:r>
               <w:t xml:space="preserve">TEXT NOT NULL UNIQUE</w:t>
@@ -590,7 +590,7 @@
               <w:pStyle w:val="Compact"/>
               <w:jc w:val="left"/>
               <w:ind w:left="0" w:firstLine="0" w:right="0"/>
-              <w:spacing w:lineRule="auto" w:before="40" w:after="40" w:line="240"/>
+              <w:spacing w:lineRule="auto" w:after="40" w:before="40" w:line="240"/>
             </w:pPr>
             <w:r>
               <w:t xml:space="preserve">Human-readable name</w:t>
@@ -606,7 +606,7 @@
               <w:pStyle w:val="Compact"/>
               <w:jc w:val="left"/>
               <w:ind w:left="0" w:firstLine="0" w:right="0"/>
-              <w:spacing w:lineRule="auto" w:before="40" w:after="40" w:line="240"/>
+              <w:spacing w:lineRule="auto" w:after="40" w:before="40" w:line="240"/>
             </w:pPr>
             <w:r>
               <w:t xml:space="preserve">description</w:t>
@@ -620,7 +620,7 @@
               <w:pStyle w:val="Compact"/>
               <w:jc w:val="left"/>
               <w:ind w:left="0" w:firstLine="0" w:right="0"/>
-              <w:spacing w:lineRule="auto" w:before="40" w:after="40" w:line="240"/>
+              <w:spacing w:lineRule="auto" w:after="40" w:before="40" w:line="240"/>
             </w:pPr>
             <w:r>
               <w:t xml:space="preserve">TEXT</w:t>
@@ -634,7 +634,7 @@
               <w:pStyle w:val="Compact"/>
               <w:jc w:val="left"/>
               <w:ind w:left="0" w:firstLine="0" w:right="0"/>
-              <w:spacing w:lineRule="auto" w:before="40" w:after="40" w:line="240"/>
+              <w:spacing w:lineRule="auto" w:after="40" w:before="40" w:line="240"/>
             </w:pPr>
             <w:r>
               <w:t xml:space="preserve">Documentation</w:t>
@@ -650,7 +650,7 @@
               <w:pStyle w:val="Compact"/>
               <w:jc w:val="left"/>
               <w:ind w:left="0" w:firstLine="0" w:right="0"/>
-              <w:spacing w:lineRule="auto" w:before="40" w:after="40" w:line="240"/>
+              <w:spacing w:lineRule="auto" w:after="40" w:before="40" w:line="240"/>
             </w:pPr>
             <w:r>
               <w:t xml:space="preserve">extends</w:t>
@@ -664,7 +664,7 @@
               <w:pStyle w:val="Compact"/>
               <w:jc w:val="left"/>
               <w:ind w:left="0" w:firstLine="0" w:right="0"/>
-              <w:spacing w:lineRule="auto" w:before="40" w:after="40" w:line="240"/>
+              <w:spacing w:lineRule="auto" w:after="40" w:before="40" w:line="240"/>
             </w:pPr>
             <w:r>
               <w:t xml:space="preserve">TEXT</w:t>
@@ -678,7 +678,7 @@
               <w:pStyle w:val="Compact"/>
               <w:jc w:val="left"/>
               <w:ind w:left="0" w:firstLine="0" w:right="0"/>
-              <w:spacing w:lineRule="auto" w:before="40" w:after="40" w:line="240"/>
+              <w:spacing w:lineRule="auto" w:after="40" w:before="40" w:line="240"/>
             </w:pPr>
             <w:r>
               <w:t xml:space="preserve">Parent type for inheritance</w:t>
@@ -694,7 +694,7 @@
               <w:pStyle w:val="Compact"/>
               <w:jc w:val="left"/>
               <w:ind w:left="0" w:firstLine="0" w:right="0"/>
-              <w:spacing w:lineRule="auto" w:before="40" w:after="40" w:line="240"/>
+              <w:spacing w:lineRule="auto" w:after="40" w:before="40" w:line="240"/>
             </w:pPr>
             <w:r>
               <w:t xml:space="preserve">is_composite</w:t>
@@ -708,7 +708,7 @@
               <w:pStyle w:val="Compact"/>
               <w:jc w:val="left"/>
               <w:ind w:left="0" w:firstLine="0" w:right="0"/>
-              <w:spacing w:lineRule="auto" w:before="40" w:after="40" w:line="240"/>
+              <w:spacing w:lineRule="auto" w:after="40" w:before="40" w:line="240"/>
             </w:pPr>
             <w:r>
               <w:t xml:space="preserve">INTEGER DEFAULT 0</w:t>
@@ -722,7 +722,7 @@
               <w:pStyle w:val="Compact"/>
               <w:jc w:val="left"/>
               <w:ind w:left="0" w:firstLine="0" w:right="0"/>
-              <w:spacing w:lineRule="auto" w:before="40" w:after="40" w:line="240"/>
+              <w:spacing w:lineRule="auto" w:after="40" w:before="40" w:line="240"/>
             </w:pPr>
             <w:r>
               <w:t xml:space="preserve">1 = container type (e.g. SECTION)</w:t>
@@ -738,7 +738,7 @@
               <w:pStyle w:val="Compact"/>
               <w:jc w:val="left"/>
               <w:ind w:left="0" w:firstLine="0" w:right="0"/>
-              <w:spacing w:lineRule="auto" w:before="40" w:after="40" w:line="240"/>
+              <w:spacing w:lineRule="auto" w:after="40" w:before="40" w:line="240"/>
             </w:pPr>
             <w:r>
               <w:t xml:space="preserve">is_required</w:t>
@@ -752,7 +752,7 @@
               <w:pStyle w:val="Compact"/>
               <w:jc w:val="left"/>
               <w:ind w:left="0" w:firstLine="0" w:right="0"/>
-              <w:spacing w:lineRule="auto" w:before="40" w:after="40" w:line="240"/>
+              <w:spacing w:lineRule="auto" w:after="40" w:before="40" w:line="240"/>
             </w:pPr>
             <w:r>
               <w:t xml:space="preserve">INTEGER DEFAULT 0</w:t>
@@ -766,7 +766,7 @@
               <w:pStyle w:val="Compact"/>
               <w:jc w:val="left"/>
               <w:ind w:left="0" w:firstLine="0" w:right="0"/>
-              <w:spacing w:lineRule="auto" w:before="40" w:after="40" w:line="240"/>
+              <w:spacing w:lineRule="auto" w:after="40" w:before="40" w:line="240"/>
             </w:pPr>
             <w:r>
               <w:t xml:space="preserve">1 = every spec must have at least one</w:t>
@@ -782,7 +782,7 @@
               <w:pStyle w:val="Compact"/>
               <w:jc w:val="left"/>
               <w:ind w:left="0" w:firstLine="0" w:right="0"/>
-              <w:spacing w:lineRule="auto" w:before="40" w:after="40" w:line="240"/>
+              <w:spacing w:lineRule="auto" w:after="40" w:before="40" w:line="240"/>
             </w:pPr>
             <w:r>
               <w:t xml:space="preserve">is_default</w:t>
@@ -796,7 +796,7 @@
               <w:pStyle w:val="Compact"/>
               <w:jc w:val="left"/>
               <w:ind w:left="0" w:firstLine="0" w:right="0"/>
-              <w:spacing w:lineRule="auto" w:before="40" w:after="40" w:line="240"/>
+              <w:spacing w:lineRule="auto" w:after="40" w:before="40" w:line="240"/>
             </w:pPr>
             <w:r>
               <w:t xml:space="preserve">INTEGER DEFAULT 0</w:t>
@@ -810,7 +810,7 @@
               <w:pStyle w:val="Compact"/>
               <w:jc w:val="left"/>
               <w:ind w:left="0" w:firstLine="0" w:right="0"/>
-              <w:spacing w:lineRule="auto" w:before="40" w:after="40" w:line="240"/>
+              <w:spacing w:lineRule="auto" w:after="40" w:before="40" w:line="240"/>
             </w:pPr>
             <w:r>
               <w:t xml:space="preserve">1 = used when header has no explicit type</w:t>
@@ -826,7 +826,7 @@
               <w:pStyle w:val="Compact"/>
               <w:jc w:val="left"/>
               <w:ind w:left="0" w:firstLine="0" w:right="0"/>
-              <w:spacing w:lineRule="auto" w:before="40" w:after="40" w:line="240"/>
+              <w:spacing w:lineRule="auto" w:after="40" w:before="40" w:line="240"/>
             </w:pPr>
             <w:r>
               <w:t xml:space="preserve">pid_prefix</w:t>
@@ -840,7 +840,7 @@
               <w:pStyle w:val="Compact"/>
               <w:jc w:val="left"/>
               <w:ind w:left="0" w:firstLine="0" w:right="0"/>
-              <w:spacing w:lineRule="auto" w:before="40" w:after="40" w:line="240"/>
+              <w:spacing w:lineRule="auto" w:after="40" w:before="40" w:line="240"/>
             </w:pPr>
             <w:r>
               <w:t xml:space="preserve">TEXT</w:t>
@@ -854,7 +854,7 @@
               <w:pStyle w:val="Compact"/>
               <w:jc w:val="left"/>
               <w:ind w:left="0" w:firstLine="0" w:right="0"/>
-              <w:spacing w:lineRule="auto" w:before="40" w:after="40" w:line="240"/>
+              <w:spacing w:lineRule="auto" w:after="40" w:before="40" w:line="240"/>
             </w:pPr>
             <w:r>
               <w:t xml:space="preserve">Default PID prefix for auto-generation</w:t>
@@ -870,7 +870,7 @@
               <w:pStyle w:val="Compact"/>
               <w:jc w:val="left"/>
               <w:ind w:left="0" w:firstLine="0" w:right="0"/>
-              <w:spacing w:lineRule="auto" w:before="40" w:after="40" w:line="240"/>
+              <w:spacing w:lineRule="auto" w:after="40" w:before="40" w:line="240"/>
             </w:pPr>
             <w:r>
               <w:t xml:space="preserve">pid_format</w:t>
@@ -884,7 +884,7 @@
               <w:pStyle w:val="Compact"/>
               <w:jc w:val="left"/>
               <w:ind w:left="0" w:firstLine="0" w:right="0"/>
-              <w:spacing w:lineRule="auto" w:before="40" w:after="40" w:line="240"/>
+              <w:spacing w:lineRule="auto" w:after="40" w:before="40" w:line="240"/>
             </w:pPr>
             <w:r>
               <w:t xml:space="preserve">TEXT DEFAULT '%s-%03d'</w:t>
@@ -898,7 +898,7 @@
               <w:pStyle w:val="Compact"/>
               <w:jc w:val="left"/>
               <w:ind w:left="0" w:firstLine="0" w:right="0"/>
-              <w:spacing w:lineRule="auto" w:before="40" w:after="40" w:line="240"/>
+              <w:spacing w:lineRule="auto" w:after="40" w:before="40" w:line="240"/>
             </w:pPr>
             <w:r>
               <w:t xml:space="preserve">Printf format for auto-generated PIDs</w:t>
@@ -914,7 +914,7 @@
               <w:pStyle w:val="Compact"/>
               <w:jc w:val="left"/>
               <w:ind w:left="0" w:firstLine="0" w:right="0"/>
-              <w:spacing w:lineRule="auto" w:before="40" w:after="40" w:line="240"/>
+              <w:spacing w:lineRule="auto" w:after="40" w:before="40" w:line="240"/>
             </w:pPr>
             <w:r>
               <w:t xml:space="preserve">aliases</w:t>
@@ -928,7 +928,7 @@
               <w:pStyle w:val="Compact"/>
               <w:jc w:val="left"/>
               <w:ind w:left="0" w:firstLine="0" w:right="0"/>
-              <w:spacing w:lineRule="auto" w:before="40" w:after="40" w:line="240"/>
+              <w:spacing w:lineRule="auto" w:after="40" w:before="40" w:line="240"/>
             </w:pPr>
             <w:r>
               <w:t xml:space="preserve">TEXT</w:t>
@@ -942,7 +942,7 @@
               <w:pStyle w:val="Compact"/>
               <w:jc w:val="left"/>
               <w:ind w:left="0" w:firstLine="0" w:right="0"/>
-              <w:spacing w:lineRule="auto" w:before="40" w:after="40" w:line="240"/>
+              <w:spacing w:lineRule="auto" w:after="40" w:before="40" w:line="240"/>
             </w:pPr>
             <w:r>
               <w:t xml:space="preserve">Comma-wrapped aliases (e.g. ",hlr,req,")</w:t>
@@ -975,7 +975,7 @@
     </w:p>
     <w:p>
       <w:pPr>
-        <w:spacing w:lineRule="exact" w:line="20" w:after="0" w:before="0"/>
+        <w:spacing w:after="0" w:before="0" w:line="20" w:lineRule="exact"/>
         <w:rPr>
           <w:sz w:val="2"/>
         </w:rPr>
@@ -1049,7 +1049,7 @@
               <w:pStyle w:val="Compact"/>
               <w:jc w:val="left"/>
               <w:ind w:left="0" w:firstLine="0" w:right="0"/>
-              <w:spacing w:lineRule="auto" w:before="40" w:after="40" w:line="240"/>
+              <w:spacing w:lineRule="auto" w:after="40" w:before="40" w:line="240"/>
             </w:pPr>
             <w:r>
               <w:rPr>
@@ -1068,7 +1068,7 @@
               <w:pStyle w:val="Compact"/>
               <w:jc w:val="left"/>
               <w:ind w:left="0" w:firstLine="0" w:right="0"/>
-              <w:spacing w:lineRule="auto" w:before="40" w:after="40" w:line="240"/>
+              <w:spacing w:lineRule="auto" w:after="40" w:before="40" w:line="240"/>
             </w:pPr>
             <w:r>
               <w:rPr>
@@ -1087,7 +1087,7 @@
               <w:pStyle w:val="Compact"/>
               <w:jc w:val="left"/>
               <w:ind w:left="0" w:firstLine="0" w:right="0"/>
-              <w:spacing w:lineRule="auto" w:before="40" w:after="40" w:line="240"/>
+              <w:spacing w:lineRule="auto" w:after="40" w:before="40" w:line="240"/>
             </w:pPr>
             <w:r>
               <w:rPr>
@@ -1106,7 +1106,7 @@
               <w:pStyle w:val="Compact"/>
               <w:jc w:val="left"/>
               <w:ind w:left="0" w:firstLine="0" w:right="0"/>
-              <w:spacing w:lineRule="auto" w:before="40" w:after="40" w:line="240"/>
+              <w:spacing w:lineRule="auto" w:after="40" w:before="40" w:line="240"/>
             </w:pPr>
             <w:r>
               <w:t xml:space="preserve">identifier</w:t>
@@ -1120,7 +1120,7 @@
               <w:pStyle w:val="Compact"/>
               <w:jc w:val="left"/>
               <w:ind w:left="0" w:firstLine="0" w:right="0"/>
-              <w:spacing w:lineRule="auto" w:before="40" w:after="40" w:line="240"/>
+              <w:spacing w:lineRule="auto" w:after="40" w:before="40" w:line="240"/>
             </w:pPr>
             <w:r>
               <w:t xml:space="preserve">TEXT PK</w:t>
@@ -1134,7 +1134,7 @@
               <w:pStyle w:val="Compact"/>
               <w:jc w:val="left"/>
               <w:ind w:left="0" w:firstLine="0" w:right="0"/>
-              <w:spacing w:lineRule="auto" w:before="40" w:after="40" w:line="240"/>
+              <w:spacing w:lineRule="auto" w:after="40" w:before="40" w:line="240"/>
             </w:pPr>
             <w:r>
               <w:t xml:space="preserve">Unique type code (e.g. FIGURE)</w:t>
@@ -1150,7 +1150,7 @@
               <w:pStyle w:val="Compact"/>
               <w:jc w:val="left"/>
               <w:ind w:left="0" w:firstLine="0" w:right="0"/>
-              <w:spacing w:lineRule="auto" w:before="40" w:after="40" w:line="240"/>
+              <w:spacing w:lineRule="auto" w:after="40" w:before="40" w:line="240"/>
             </w:pPr>
             <w:r>
               <w:t xml:space="preserve">long_name</w:t>
@@ -1164,7 +1164,7 @@
               <w:pStyle w:val="Compact"/>
               <w:jc w:val="left"/>
               <w:ind w:left="0" w:firstLine="0" w:right="0"/>
-              <w:spacing w:lineRule="auto" w:before="40" w:after="40" w:line="240"/>
+              <w:spacing w:lineRule="auto" w:after="40" w:before="40" w:line="240"/>
             </w:pPr>
             <w:r>
               <w:t xml:space="preserve">TEXT NOT NULL UNIQUE</w:t>
@@ -1178,7 +1178,7 @@
               <w:pStyle w:val="Compact"/>
               <w:jc w:val="left"/>
               <w:ind w:left="0" w:firstLine="0" w:right="0"/>
-              <w:spacing w:lineRule="auto" w:before="40" w:after="40" w:line="240"/>
+              <w:spacing w:lineRule="auto" w:after="40" w:before="40" w:line="240"/>
             </w:pPr>
             <w:r>
               <w:t xml:space="preserve">Human-readable name</w:t>
@@ -1194,7 +1194,7 @@
               <w:pStyle w:val="Compact"/>
               <w:jc w:val="left"/>
               <w:ind w:left="0" w:firstLine="0" w:right="0"/>
-              <w:spacing w:lineRule="auto" w:before="40" w:after="40" w:line="240"/>
+              <w:spacing w:lineRule="auto" w:after="40" w:before="40" w:line="240"/>
             </w:pPr>
             <w:r>
               <w:t xml:space="preserve">description</w:t>
@@ -1208,7 +1208,7 @@
               <w:pStyle w:val="Compact"/>
               <w:jc w:val="left"/>
               <w:ind w:left="0" w:firstLine="0" w:right="0"/>
-              <w:spacing w:lineRule="auto" w:before="40" w:after="40" w:line="240"/>
+              <w:spacing w:lineRule="auto" w:after="40" w:before="40" w:line="240"/>
             </w:pPr>
             <w:r>
               <w:t xml:space="preserve">TEXT</w:t>
@@ -1222,7 +1222,7 @@
               <w:pStyle w:val="Compact"/>
               <w:jc w:val="left"/>
               <w:ind w:left="0" w:firstLine="0" w:right="0"/>
-              <w:spacing w:lineRule="auto" w:before="40" w:after="40" w:line="240"/>
+              <w:spacing w:lineRule="auto" w:after="40" w:before="40" w:line="240"/>
             </w:pPr>
             <w:r>
               <w:t xml:space="preserve">Documentation</w:t>
@@ -1238,7 +1238,7 @@
               <w:pStyle w:val="Compact"/>
               <w:jc w:val="left"/>
               <w:ind w:left="0" w:firstLine="0" w:right="0"/>
-              <w:spacing w:lineRule="auto" w:before="40" w:after="40" w:line="240"/>
+              <w:spacing w:lineRule="auto" w:after="40" w:before="40" w:line="240"/>
             </w:pPr>
             <w:r>
               <w:t xml:space="preserve">caption_format</w:t>
@@ -1252,7 +1252,7 @@
               <w:pStyle w:val="Compact"/>
               <w:jc w:val="left"/>
               <w:ind w:left="0" w:firstLine="0" w:right="0"/>
-              <w:spacing w:lineRule="auto" w:before="40" w:after="40" w:line="240"/>
+              <w:spacing w:lineRule="auto" w:after="40" w:before="40" w:line="240"/>
             </w:pPr>
             <w:r>
               <w:t xml:space="preserve">TEXT</w:t>
@@ -1266,7 +1266,7 @@
               <w:pStyle w:val="Compact"/>
               <w:jc w:val="left"/>
               <w:ind w:left="0" w:firstLine="0" w:right="0"/>
-              <w:spacing w:lineRule="auto" w:before="40" w:after="40" w:line="240"/>
+              <w:spacing w:lineRule="auto" w:after="40" w:before="40" w:line="240"/>
             </w:pPr>
             <w:r>
               <w:t xml:space="preserve">Printf format for captions (e.g. Figure %d)</w:t>
@@ -1282,7 +1282,7 @@
               <w:pStyle w:val="Compact"/>
               <w:jc w:val="left"/>
               <w:ind w:left="0" w:firstLine="0" w:right="0"/>
-              <w:spacing w:lineRule="auto" w:before="40" w:after="40" w:line="240"/>
+              <w:spacing w:lineRule="auto" w:after="40" w:before="40" w:line="240"/>
             </w:pPr>
             <w:r>
               <w:t xml:space="preserve">counter_group</w:t>
@@ -1296,7 +1296,7 @@
               <w:pStyle w:val="Compact"/>
               <w:jc w:val="left"/>
               <w:ind w:left="0" w:firstLine="0" w:right="0"/>
-              <w:spacing w:lineRule="auto" w:before="40" w:after="40" w:line="240"/>
+              <w:spacing w:lineRule="auto" w:after="40" w:before="40" w:line="240"/>
             </w:pPr>
             <w:r>
               <w:t xml:space="preserve">TEXT</w:t>
@@ -1310,7 +1310,7 @@
               <w:pStyle w:val="Compact"/>
               <w:jc w:val="left"/>
               <w:ind w:left="0" w:firstLine="0" w:right="0"/>
-              <w:spacing w:lineRule="auto" w:before="40" w:after="40" w:line="240"/>
+              <w:spacing w:lineRule="auto" w:after="40" w:before="40" w:line="240"/>
             </w:pPr>
             <w:r>
               <w:t xml:space="preserve">Shared numbering group</w:t>
@@ -1326,7 +1326,7 @@
               <w:pStyle w:val="Compact"/>
               <w:jc w:val="left"/>
               <w:ind w:left="0" w:firstLine="0" w:right="0"/>
-              <w:spacing w:lineRule="auto" w:before="40" w:after="40" w:line="240"/>
+              <w:spacing w:lineRule="auto" w:after="40" w:before="40" w:line="240"/>
             </w:pPr>
             <w:r>
               <w:t xml:space="preserve">aliases</w:t>
@@ -1340,7 +1340,7 @@
               <w:pStyle w:val="Compact"/>
               <w:jc w:val="left"/>
               <w:ind w:left="0" w:firstLine="0" w:right="0"/>
-              <w:spacing w:lineRule="auto" w:before="40" w:after="40" w:line="240"/>
+              <w:spacing w:lineRule="auto" w:after="40" w:before="40" w:line="240"/>
             </w:pPr>
             <w:r>
               <w:t xml:space="preserve">TEXT</w:t>
@@ -1354,7 +1354,7 @@
               <w:pStyle w:val="Compact"/>
               <w:jc w:val="left"/>
               <w:ind w:left="0" w:firstLine="0" w:right="0"/>
-              <w:spacing w:lineRule="auto" w:before="40" w:after="40" w:line="240"/>
+              <w:spacing w:lineRule="auto" w:after="40" w:before="40" w:line="240"/>
             </w:pPr>
             <w:r>
               <w:t xml:space="preserve">Comma-wrapped aliases for syntax recognition</w:t>
@@ -1370,7 +1370,7 @@
               <w:pStyle w:val="Compact"/>
               <w:jc w:val="left"/>
               <w:ind w:left="0" w:firstLine="0" w:right="0"/>
-              <w:spacing w:lineRule="auto" w:before="40" w:after="40" w:line="240"/>
+              <w:spacing w:lineRule="auto" w:after="40" w:before="40" w:line="240"/>
             </w:pPr>
             <w:r>
               <w:t xml:space="preserve">needs_external_render</w:t>
@@ -1384,7 +1384,7 @@
               <w:pStyle w:val="Compact"/>
               <w:jc w:val="left"/>
               <w:ind w:left="0" w:firstLine="0" w:right="0"/>
-              <w:spacing w:lineRule="auto" w:before="40" w:after="40" w:line="240"/>
+              <w:spacing w:lineRule="auto" w:after="40" w:before="40" w:line="240"/>
             </w:pPr>
             <w:r>
               <w:t xml:space="preserve">INTEGER DEFAULT 0</w:t>
@@ -1398,7 +1398,7 @@
               <w:pStyle w:val="Compact"/>
               <w:jc w:val="left"/>
               <w:ind w:left="0" w:firstLine="0" w:right="0"/>
-              <w:spacing w:lineRule="auto" w:before="40" w:after="40" w:line="240"/>
+              <w:spacing w:lineRule="auto" w:after="40" w:before="40" w:line="240"/>
             </w:pPr>
             <w:r>
               <w:t xml:space="preserve">1 = requires external tool</w:t>
@@ -1431,7 +1431,7 @@
     </w:p>
     <w:p>
       <w:pPr>
-        <w:spacing w:lineRule="exact" w:line="20" w:after="0" w:before="0"/>
+        <w:spacing w:after="0" w:before="0" w:line="20" w:lineRule="exact"/>
         <w:rPr>
           <w:sz w:val="2"/>
         </w:rPr>
@@ -1505,7 +1505,7 @@
               <w:pStyle w:val="Compact"/>
               <w:jc w:val="left"/>
               <w:ind w:left="0" w:firstLine="0" w:right="0"/>
-              <w:spacing w:lineRule="auto" w:before="40" w:after="40" w:line="240"/>
+              <w:spacing w:lineRule="auto" w:after="40" w:before="40" w:line="240"/>
             </w:pPr>
             <w:r>
               <w:rPr>
@@ -1524,7 +1524,7 @@
               <w:pStyle w:val="Compact"/>
               <w:jc w:val="left"/>
               <w:ind w:left="0" w:firstLine="0" w:right="0"/>
-              <w:spacing w:lineRule="auto" w:before="40" w:after="40" w:line="240"/>
+              <w:spacing w:lineRule="auto" w:after="40" w:before="40" w:line="240"/>
             </w:pPr>
             <w:r>
               <w:rPr>
@@ -1543,7 +1543,7 @@
               <w:pStyle w:val="Compact"/>
               <w:jc w:val="left"/>
               <w:ind w:left="0" w:firstLine="0" w:right="0"/>
-              <w:spacing w:lineRule="auto" w:before="40" w:after="40" w:line="240"/>
+              <w:spacing w:lineRule="auto" w:after="40" w:before="40" w:line="240"/>
             </w:pPr>
             <w:r>
               <w:rPr>
@@ -1562,7 +1562,7 @@
               <w:pStyle w:val="Compact"/>
               <w:jc w:val="left"/>
               <w:ind w:left="0" w:firstLine="0" w:right="0"/>
-              <w:spacing w:lineRule="auto" w:before="40" w:after="40" w:line="240"/>
+              <w:spacing w:lineRule="auto" w:after="40" w:before="40" w:line="240"/>
             </w:pPr>
             <w:r>
               <w:t xml:space="preserve">identifier</w:t>
@@ -1576,7 +1576,7 @@
               <w:pStyle w:val="Compact"/>
               <w:jc w:val="left"/>
               <w:ind w:left="0" w:firstLine="0" w:right="0"/>
-              <w:spacing w:lineRule="auto" w:before="40" w:after="40" w:line="240"/>
+              <w:spacing w:lineRule="auto" w:after="40" w:before="40" w:line="240"/>
             </w:pPr>
             <w:r>
               <w:t xml:space="preserve">TEXT PK</w:t>
@@ -1590,7 +1590,7 @@
               <w:pStyle w:val="Compact"/>
               <w:jc w:val="left"/>
               <w:ind w:left="0" w:firstLine="0" w:right="0"/>
-              <w:spacing w:lineRule="auto" w:before="40" w:after="40" w:line="240"/>
+              <w:spacing w:lineRule="auto" w:after="40" w:before="40" w:line="240"/>
             </w:pPr>
             <w:r>
               <w:t xml:space="preserve">Unique relation type code</w:t>
@@ -1606,7 +1606,7 @@
               <w:pStyle w:val="Compact"/>
               <w:jc w:val="left"/>
               <w:ind w:left="0" w:firstLine="0" w:right="0"/>
-              <w:spacing w:lineRule="auto" w:before="40" w:after="40" w:line="240"/>
+              <w:spacing w:lineRule="auto" w:after="40" w:before="40" w:line="240"/>
             </w:pPr>
             <w:r>
               <w:t xml:space="preserve">long_name</w:t>
@@ -1620,7 +1620,7 @@
               <w:pStyle w:val="Compact"/>
               <w:jc w:val="left"/>
               <w:ind w:left="0" w:firstLine="0" w:right="0"/>
-              <w:spacing w:lineRule="auto" w:before="40" w:after="40" w:line="240"/>
+              <w:spacing w:lineRule="auto" w:after="40" w:before="40" w:line="240"/>
             </w:pPr>
             <w:r>
               <w:t xml:space="preserve">TEXT NOT NULL UNIQUE</w:t>
@@ -1634,7 +1634,7 @@
               <w:pStyle w:val="Compact"/>
               <w:jc w:val="left"/>
               <w:ind w:left="0" w:firstLine="0" w:right="0"/>
-              <w:spacing w:lineRule="auto" w:before="40" w:after="40" w:line="240"/>
+              <w:spacing w:lineRule="auto" w:after="40" w:before="40" w:line="240"/>
             </w:pPr>
             <w:r>
               <w:t xml:space="preserve">Human-readable name</w:t>
@@ -1650,7 +1650,7 @@
               <w:pStyle w:val="Compact"/>
               <w:jc w:val="left"/>
               <w:ind w:left="0" w:firstLine="0" w:right="0"/>
-              <w:spacing w:lineRule="auto" w:before="40" w:after="40" w:line="240"/>
+              <w:spacing w:lineRule="auto" w:after="40" w:before="40" w:line="240"/>
             </w:pPr>
             <w:r>
               <w:t xml:space="preserve">description</w:t>
@@ -1664,7 +1664,7 @@
               <w:pStyle w:val="Compact"/>
               <w:jc w:val="left"/>
               <w:ind w:left="0" w:firstLine="0" w:right="0"/>
-              <w:spacing w:lineRule="auto" w:before="40" w:after="40" w:line="240"/>
+              <w:spacing w:lineRule="auto" w:after="40" w:before="40" w:line="240"/>
             </w:pPr>
             <w:r>
               <w:t xml:space="preserve">TEXT</w:t>
@@ -1678,7 +1678,7 @@
               <w:pStyle w:val="Compact"/>
               <w:jc w:val="left"/>
               <w:ind w:left="0" w:firstLine="0" w:right="0"/>
-              <w:spacing w:lineRule="auto" w:before="40" w:after="40" w:line="240"/>
+              <w:spacing w:lineRule="auto" w:after="40" w:before="40" w:line="240"/>
             </w:pPr>
             <w:r>
               <w:t xml:space="preserve">Documentation</w:t>
@@ -1694,7 +1694,7 @@
               <w:pStyle w:val="Compact"/>
               <w:jc w:val="left"/>
               <w:ind w:left="0" w:firstLine="0" w:right="0"/>
-              <w:spacing w:lineRule="auto" w:before="40" w:after="40" w:line="240"/>
+              <w:spacing w:lineRule="auto" w:after="40" w:before="40" w:line="240"/>
             </w:pPr>
             <w:r>
               <w:t xml:space="preserve">extends</w:t>
@@ -1708,7 +1708,7 @@
               <w:pStyle w:val="Compact"/>
               <w:jc w:val="left"/>
               <w:ind w:left="0" w:firstLine="0" w:right="0"/>
-              <w:spacing w:lineRule="auto" w:before="40" w:after="40" w:line="240"/>
+              <w:spacing w:lineRule="auto" w:after="40" w:before="40" w:line="240"/>
             </w:pPr>
             <w:r>
               <w:t xml:space="preserve">TEXT</w:t>
@@ -1722,7 +1722,7 @@
               <w:pStyle w:val="Compact"/>
               <w:jc w:val="left"/>
               <w:ind w:left="0" w:firstLine="0" w:right="0"/>
-              <w:spacing w:lineRule="auto" w:before="40" w:after="40" w:line="240"/>
+              <w:spacing w:lineRule="auto" w:after="40" w:before="40" w:line="240"/>
             </w:pPr>
             <w:r>
               <w:t xml:space="preserve">Parent relation type for inheritance</w:t>
@@ -1738,7 +1738,7 @@
               <w:pStyle w:val="Compact"/>
               <w:jc w:val="left"/>
               <w:ind w:left="0" w:firstLine="0" w:right="0"/>
-              <w:spacing w:lineRule="auto" w:before="40" w:after="40" w:line="240"/>
+              <w:spacing w:lineRule="auto" w:after="40" w:before="40" w:line="240"/>
             </w:pPr>
             <w:r>
               <w:t xml:space="preserve">source_type_ref</w:t>
@@ -1752,7 +1752,7 @@
               <w:pStyle w:val="Compact"/>
               <w:jc w:val="left"/>
               <w:ind w:left="0" w:firstLine="0" w:right="0"/>
-              <w:spacing w:lineRule="auto" w:before="40" w:after="40" w:line="240"/>
+              <w:spacing w:lineRule="auto" w:after="40" w:before="40" w:line="240"/>
             </w:pPr>
             <w:r>
               <w:t xml:space="preserve">TEXT FK</w:t>
@@ -1766,7 +1766,7 @@
               <w:pStyle w:val="Compact"/>
               <w:jc w:val="left"/>
               <w:ind w:left="0" w:firstLine="0" w:right="0"/>
-              <w:spacing w:lineRule="auto" w:before="40" w:after="40" w:line="240"/>
+              <w:spacing w:lineRule="auto" w:after="40" w:before="40" w:line="240"/>
             </w:pPr>
             <w:r>
               <w:t xml:space="preserve">Constrain source object type (NULL = any)</w:t>
@@ -1782,7 +1782,7 @@
               <w:pStyle w:val="Compact"/>
               <w:jc w:val="left"/>
               <w:ind w:left="0" w:firstLine="0" w:right="0"/>
-              <w:spacing w:lineRule="auto" w:before="40" w:after="40" w:line="240"/>
+              <w:spacing w:lineRule="auto" w:after="40" w:before="40" w:line="240"/>
             </w:pPr>
             <w:r>
               <w:t xml:space="preserve">target_type_ref</w:t>
@@ -1796,7 +1796,7 @@
               <w:pStyle w:val="Compact"/>
               <w:jc w:val="left"/>
               <w:ind w:left="0" w:firstLine="0" w:right="0"/>
-              <w:spacing w:lineRule="auto" w:before="40" w:after="40" w:line="240"/>
+              <w:spacing w:lineRule="auto" w:after="40" w:before="40" w:line="240"/>
             </w:pPr>
             <w:r>
               <w:t xml:space="preserve">TEXT FK</w:t>
@@ -1810,7 +1810,7 @@
               <w:pStyle w:val="Compact"/>
               <w:jc w:val="left"/>
               <w:ind w:left="0" w:firstLine="0" w:right="0"/>
-              <w:spacing w:lineRule="auto" w:before="40" w:after="40" w:line="240"/>
+              <w:spacing w:lineRule="auto" w:after="40" w:before="40" w:line="240"/>
             </w:pPr>
             <w:r>
               <w:t xml:space="preserve">Constrain target object type (NULL = any)</w:t>
@@ -1826,7 +1826,7 @@
               <w:pStyle w:val="Compact"/>
               <w:jc w:val="left"/>
               <w:ind w:left="0" w:firstLine="0" w:right="0"/>
-              <w:spacing w:lineRule="auto" w:before="40" w:after="40" w:line="240"/>
+              <w:spacing w:lineRule="auto" w:after="40" w:before="40" w:line="240"/>
             </w:pPr>
             <w:r>
               <w:t xml:space="preserve">link_selector</w:t>
@@ -1840,7 +1840,7 @@
               <w:pStyle w:val="Compact"/>
               <w:jc w:val="left"/>
               <w:ind w:left="0" w:firstLine="0" w:right="0"/>
-              <w:spacing w:lineRule="auto" w:before="40" w:after="40" w:line="240"/>
+              <w:spacing w:lineRule="auto" w:after="40" w:before="40" w:line="240"/>
             </w:pPr>
             <w:r>
               <w:t xml:space="preserve">TEXT</w:t>
@@ -1854,7 +1854,7 @@
               <w:pStyle w:val="Compact"/>
               <w:jc w:val="left"/>
               <w:ind w:left="0" w:firstLine="0" w:right="0"/>
-              <w:spacing w:lineRule="auto" w:before="40" w:after="40" w:line="240"/>
+              <w:spacing w:lineRule="auto" w:after="40" w:before="40" w:line="240"/>
             </w:pPr>
             <w:r>
               <w:t xml:space="preserve">Syntax selector ("@" or "#")</w:t>
@@ -1870,7 +1870,7 @@
               <w:pStyle w:val="Compact"/>
               <w:jc w:val="left"/>
               <w:ind w:left="0" w:firstLine="0" w:right="0"/>
-              <w:spacing w:lineRule="auto" w:before="40" w:after="40" w:line="240"/>
+              <w:spacing w:lineRule="auto" w:after="40" w:before="40" w:line="240"/>
             </w:pPr>
             <w:r>
               <w:t xml:space="preserve">source_attribute</w:t>
@@ -1884,7 +1884,7 @@
               <w:pStyle w:val="Compact"/>
               <w:jc w:val="left"/>
               <w:ind w:left="0" w:firstLine="0" w:right="0"/>
-              <w:spacing w:lineRule="auto" w:before="40" w:after="40" w:line="240"/>
+              <w:spacing w:lineRule="auto" w:after="40" w:before="40" w:line="240"/>
             </w:pPr>
             <w:r>
               <w:t xml:space="preserve">TEXT</w:t>
@@ -1898,7 +1898,7 @@
               <w:pStyle w:val="Compact"/>
               <w:jc w:val="left"/>
               <w:ind w:left="0" w:firstLine="0" w:right="0"/>
-              <w:spacing w:lineRule="auto" w:before="40" w:after="40" w:line="240"/>
+              <w:spacing w:lineRule="auto" w:after="40" w:before="40" w:line="240"/>
             </w:pPr>
             <w:r>
               <w:t xml:space="preserve">Attribute name for inference</w:t>
@@ -1931,7 +1931,7 @@
     </w:p>
     <w:p>
       <w:pPr>
-        <w:spacing w:lineRule="exact" w:line="20" w:after="0" w:before="0"/>
+        <w:spacing w:after="0" w:before="0" w:line="20" w:lineRule="exact"/>
         <w:rPr>
           <w:sz w:val="2"/>
         </w:rPr>
@@ -2005,7 +2005,7 @@
               <w:pStyle w:val="Compact"/>
               <w:jc w:val="left"/>
               <w:ind w:left="0" w:firstLine="0" w:right="0"/>
-              <w:spacing w:lineRule="auto" w:before="40" w:after="40" w:line="240"/>
+              <w:spacing w:lineRule="auto" w:after="40" w:before="40" w:line="240"/>
             </w:pPr>
             <w:r>
               <w:rPr>
@@ -2024,7 +2024,7 @@
               <w:pStyle w:val="Compact"/>
               <w:jc w:val="left"/>
               <w:ind w:left="0" w:firstLine="0" w:right="0"/>
-              <w:spacing w:lineRule="auto" w:before="40" w:after="40" w:line="240"/>
+              <w:spacing w:lineRule="auto" w:after="40" w:before="40" w:line="240"/>
             </w:pPr>
             <w:r>
               <w:rPr>
@@ -2043,7 +2043,7 @@
               <w:pStyle w:val="Compact"/>
               <w:jc w:val="left"/>
               <w:ind w:left="0" w:firstLine="0" w:right="0"/>
-              <w:spacing w:lineRule="auto" w:before="40" w:after="40" w:line="240"/>
+              <w:spacing w:lineRule="auto" w:after="40" w:before="40" w:line="240"/>
             </w:pPr>
             <w:r>
               <w:rPr>
@@ -2062,7 +2062,7 @@
               <w:pStyle w:val="Compact"/>
               <w:jc w:val="left"/>
               <w:ind w:left="0" w:firstLine="0" w:right="0"/>
-              <w:spacing w:lineRule="auto" w:before="40" w:after="40" w:line="240"/>
+              <w:spacing w:lineRule="auto" w:after="40" w:before="40" w:line="240"/>
             </w:pPr>
             <w:r>
               <w:t xml:space="preserve">identifier</w:t>
@@ -2076,7 +2076,7 @@
               <w:pStyle w:val="Compact"/>
               <w:jc w:val="left"/>
               <w:ind w:left="0" w:firstLine="0" w:right="0"/>
-              <w:spacing w:lineRule="auto" w:before="40" w:after="40" w:line="240"/>
+              <w:spacing w:lineRule="auto" w:after="40" w:before="40" w:line="240"/>
             </w:pPr>
             <w:r>
               <w:t xml:space="preserve">TEXT PK</w:t>
@@ -2090,7 +2090,7 @@
               <w:pStyle w:val="Compact"/>
               <w:jc w:val="left"/>
               <w:ind w:left="0" w:firstLine="0" w:right="0"/>
-              <w:spacing w:lineRule="auto" w:before="40" w:after="40" w:line="240"/>
+              <w:spacing w:lineRule="auto" w:after="40" w:before="40" w:line="240"/>
             </w:pPr>
             <w:r>
               <w:t xml:space="preserve">Unique view type code</w:t>
@@ -2106,7 +2106,7 @@
               <w:pStyle w:val="Compact"/>
               <w:jc w:val="left"/>
               <w:ind w:left="0" w:firstLine="0" w:right="0"/>
-              <w:spacing w:lineRule="auto" w:before="40" w:after="40" w:line="240"/>
+              <w:spacing w:lineRule="auto" w:after="40" w:before="40" w:line="240"/>
             </w:pPr>
             <w:r>
               <w:t xml:space="preserve">long_name</w:t>
@@ -2120,7 +2120,7 @@
               <w:pStyle w:val="Compact"/>
               <w:jc w:val="left"/>
               <w:ind w:left="0" w:firstLine="0" w:right="0"/>
-              <w:spacing w:lineRule="auto" w:before="40" w:after="40" w:line="240"/>
+              <w:spacing w:lineRule="auto" w:after="40" w:before="40" w:line="240"/>
             </w:pPr>
             <w:r>
               <w:t xml:space="preserve">TEXT NOT NULL UNIQUE</w:t>
@@ -2134,7 +2134,7 @@
               <w:pStyle w:val="Compact"/>
               <w:jc w:val="left"/>
               <w:ind w:left="0" w:firstLine="0" w:right="0"/>
-              <w:spacing w:lineRule="auto" w:before="40" w:after="40" w:line="240"/>
+              <w:spacing w:lineRule="auto" w:after="40" w:before="40" w:line="240"/>
             </w:pPr>
             <w:r>
               <w:t xml:space="preserve">Human-readable name</w:t>
@@ -2150,7 +2150,7 @@
               <w:pStyle w:val="Compact"/>
               <w:jc w:val="left"/>
               <w:ind w:left="0" w:firstLine="0" w:right="0"/>
-              <w:spacing w:lineRule="auto" w:before="40" w:after="40" w:line="240"/>
+              <w:spacing w:lineRule="auto" w:after="40" w:before="40" w:line="240"/>
             </w:pPr>
             <w:r>
               <w:t xml:space="preserve">description</w:t>
@@ -2164,7 +2164,7 @@
               <w:pStyle w:val="Compact"/>
               <w:jc w:val="left"/>
               <w:ind w:left="0" w:firstLine="0" w:right="0"/>
-              <w:spacing w:lineRule="auto" w:before="40" w:after="40" w:line="240"/>
+              <w:spacing w:lineRule="auto" w:after="40" w:before="40" w:line="240"/>
             </w:pPr>
             <w:r>
               <w:t xml:space="preserve">TEXT</w:t>
@@ -2178,7 +2178,7 @@
               <w:pStyle w:val="Compact"/>
               <w:jc w:val="left"/>
               <w:ind w:left="0" w:firstLine="0" w:right="0"/>
-              <w:spacing w:lineRule="auto" w:before="40" w:after="40" w:line="240"/>
+              <w:spacing w:lineRule="auto" w:after="40" w:before="40" w:line="240"/>
             </w:pPr>
             <w:r>
               <w:t xml:space="preserve">Documentation</w:t>
@@ -2194,7 +2194,7 @@
               <w:pStyle w:val="Compact"/>
               <w:jc w:val="left"/>
               <w:ind w:left="0" w:firstLine="0" w:right="0"/>
-              <w:spacing w:lineRule="auto" w:before="40" w:after="40" w:line="240"/>
+              <w:spacing w:lineRule="auto" w:after="40" w:before="40" w:line="240"/>
             </w:pPr>
             <w:r>
               <w:t xml:space="preserve">counter_group</w:t>
@@ -2208,7 +2208,7 @@
               <w:pStyle w:val="Compact"/>
               <w:jc w:val="left"/>
               <w:ind w:left="0" w:firstLine="0" w:right="0"/>
-              <w:spacing w:lineRule="auto" w:before="40" w:after="40" w:line="240"/>
+              <w:spacing w:lineRule="auto" w:after="40" w:before="40" w:line="240"/>
             </w:pPr>
             <w:r>
               <w:t xml:space="preserve">TEXT</w:t>
@@ -2222,7 +2222,7 @@
               <w:pStyle w:val="Compact"/>
               <w:jc w:val="left"/>
               <w:ind w:left="0" w:firstLine="0" w:right="0"/>
-              <w:spacing w:lineRule="auto" w:before="40" w:after="40" w:line="240"/>
+              <w:spacing w:lineRule="auto" w:after="40" w:before="40" w:line="240"/>
             </w:pPr>
             <w:r>
               <w:t xml:space="preserve">Float counter group to list</w:t>
@@ -2238,7 +2238,7 @@
               <w:pStyle w:val="Compact"/>
               <w:jc w:val="left"/>
               <w:ind w:left="0" w:firstLine="0" w:right="0"/>
-              <w:spacing w:lineRule="auto" w:before="40" w:after="40" w:line="240"/>
+              <w:spacing w:lineRule="auto" w:after="40" w:before="40" w:line="240"/>
             </w:pPr>
             <w:r>
               <w:t xml:space="preserve">aliases</w:t>
@@ -2252,7 +2252,7 @@
               <w:pStyle w:val="Compact"/>
               <w:jc w:val="left"/>
               <w:ind w:left="0" w:firstLine="0" w:right="0"/>
-              <w:spacing w:lineRule="auto" w:before="40" w:after="40" w:line="240"/>
+              <w:spacing w:lineRule="auto" w:after="40" w:before="40" w:line="240"/>
             </w:pPr>
             <w:r>
               <w:t xml:space="preserve">TEXT</w:t>
@@ -2266,7 +2266,7 @@
               <w:pStyle w:val="Compact"/>
               <w:jc w:val="left"/>
               <w:ind w:left="0" w:firstLine="0" w:right="0"/>
-              <w:spacing w:lineRule="auto" w:before="40" w:after="40" w:line="240"/>
+              <w:spacing w:lineRule="auto" w:after="40" w:before="40" w:line="240"/>
             </w:pPr>
             <w:r>
               <w:t xml:space="preserve">Comma-wrapped aliases</w:t>
@@ -2282,7 +2282,7 @@
               <w:pStyle w:val="Compact"/>
               <w:jc w:val="left"/>
               <w:ind w:left="0" w:firstLine="0" w:right="0"/>
-              <w:spacing w:lineRule="auto" w:before="40" w:after="40" w:line="240"/>
+              <w:spacing w:lineRule="auto" w:after="40" w:before="40" w:line="240"/>
             </w:pPr>
             <w:r>
               <w:t xml:space="preserve">inline_prefix</w:t>
@@ -2296,7 +2296,7 @@
               <w:pStyle w:val="Compact"/>
               <w:jc w:val="left"/>
               <w:ind w:left="0" w:firstLine="0" w:right="0"/>
-              <w:spacing w:lineRule="auto" w:before="40" w:after="40" w:line="240"/>
+              <w:spacing w:lineRule="auto" w:after="40" w:before="40" w:line="240"/>
             </w:pPr>
             <w:r>
               <w:t xml:space="preserve">TEXT</w:t>
@@ -2310,7 +2310,7 @@
               <w:pStyle w:val="Compact"/>
               <w:jc w:val="left"/>
               <w:ind w:left="0" w:firstLine="0" w:right="0"/>
-              <w:spacing w:lineRule="auto" w:before="40" w:after="40" w:line="240"/>
+              <w:spacing w:lineRule="auto" w:after="40" w:before="40" w:line="240"/>
             </w:pPr>
             <w:r>
               <w:t xml:space="preserve">Prefix for inline syntax (e.g. abbrev)</w:t>
@@ -2326,7 +2326,7 @@
               <w:pStyle w:val="Compact"/>
               <w:jc w:val="left"/>
               <w:ind w:left="0" w:firstLine="0" w:right="0"/>
-              <w:spacing w:lineRule="auto" w:before="40" w:after="40" w:line="240"/>
+              <w:spacing w:lineRule="auto" w:after="40" w:before="40" w:line="240"/>
             </w:pPr>
             <w:r>
               <w:t xml:space="preserve">materializer_type</w:t>
@@ -2340,7 +2340,7 @@
               <w:pStyle w:val="Compact"/>
               <w:jc w:val="left"/>
               <w:ind w:left="0" w:firstLine="0" w:right="0"/>
-              <w:spacing w:lineRule="auto" w:before="40" w:after="40" w:line="240"/>
+              <w:spacing w:lineRule="auto" w:after="40" w:before="40" w:line="240"/>
             </w:pPr>
             <w:r>
               <w:t xml:space="preserve">TEXT</w:t>
@@ -2354,7 +2354,7 @@
               <w:pStyle w:val="Compact"/>
               <w:jc w:val="left"/>
               <w:ind w:left="0" w:firstLine="0" w:right="0"/>
-              <w:spacing w:lineRule="auto" w:before="40" w:after="40" w:line="240"/>
+              <w:spacing w:lineRule="auto" w:after="40" w:before="40" w:line="240"/>
             </w:pPr>
             <w:r>
               <w:t xml:space="preserve">Materialization strategy (toc, lof, abbrev_list, custom)</w:t>
@@ -2370,7 +2370,7 @@
               <w:pStyle w:val="Compact"/>
               <w:jc w:val="left"/>
               <w:ind w:left="0" w:firstLine="0" w:right="0"/>
-              <w:spacing w:lineRule="auto" w:before="40" w:after="40" w:line="240"/>
+              <w:spacing w:lineRule="auto" w:after="40" w:before="40" w:line="240"/>
             </w:pPr>
             <w:r>
               <w:t xml:space="preserve">view_subtype_ref</w:t>
@@ -2384,7 +2384,7 @@
               <w:pStyle w:val="Compact"/>
               <w:jc w:val="left"/>
               <w:ind w:left="0" w:firstLine="0" w:right="0"/>
-              <w:spacing w:lineRule="auto" w:before="40" w:after="40" w:line="240"/>
+              <w:spacing w:lineRule="auto" w:after="40" w:before="40" w:line="240"/>
             </w:pPr>
             <w:r>
               <w:t xml:space="preserve">TEXT</w:t>
@@ -2398,7 +2398,7 @@
               <w:pStyle w:val="Compact"/>
               <w:jc w:val="left"/>
               <w:ind w:left="0" w:firstLine="0" w:right="0"/>
-              <w:spacing w:lineRule="auto" w:before="40" w:after="40" w:line="240"/>
+              <w:spacing w:lineRule="auto" w:after="40" w:before="40" w:line="240"/>
             </w:pPr>
             <w:r>
               <w:t xml:space="preserve">Parent view type for subtyped views</w:t>
@@ -2414,7 +2414,7 @@
               <w:pStyle w:val="Compact"/>
               <w:jc w:val="left"/>
               <w:ind w:left="0" w:firstLine="0" w:right="0"/>
-              <w:spacing w:lineRule="auto" w:before="40" w:after="40" w:line="240"/>
+              <w:spacing w:lineRule="auto" w:after="40" w:before="40" w:line="240"/>
             </w:pPr>
             <w:r>
               <w:t xml:space="preserve">needs_external_render</w:t>
@@ -2428,7 +2428,7 @@
               <w:pStyle w:val="Compact"/>
               <w:jc w:val="left"/>
               <w:ind w:left="0" w:firstLine="0" w:right="0"/>
-              <w:spacing w:lineRule="auto" w:before="40" w:after="40" w:line="240"/>
+              <w:spacing w:lineRule="auto" w:after="40" w:before="40" w:line="240"/>
             </w:pPr>
             <w:r>
               <w:t xml:space="preserve">INTEGER DEFAULT 0</w:t>
@@ -2442,7 +2442,7 @@
               <w:pStyle w:val="Compact"/>
               <w:jc w:val="left"/>
               <w:ind w:left="0" w:firstLine="0" w:right="0"/>
-              <w:spacing w:lineRule="auto" w:before="40" w:after="40" w:line="240"/>
+              <w:spacing w:lineRule="auto" w:after="40" w:before="40" w:line="240"/>
             </w:pPr>
             <w:r>
               <w:t xml:space="preserve">1 = requires external tool</w:t>
@@ -2475,7 +2475,7 @@
     </w:p>
     <w:p>
       <w:pPr>
-        <w:spacing w:lineRule="exact" w:line="20" w:after="0" w:before="0"/>
+        <w:spacing w:after="0" w:before="0" w:line="20" w:lineRule="exact"/>
         <w:rPr>
           <w:sz w:val="2"/>
         </w:rPr>
@@ -2549,7 +2549,7 @@
               <w:pStyle w:val="Compact"/>
               <w:jc w:val="left"/>
               <w:ind w:left="0" w:firstLine="0" w:right="0"/>
-              <w:spacing w:lineRule="auto" w:before="40" w:after="40" w:line="240"/>
+              <w:spacing w:lineRule="auto" w:after="40" w:before="40" w:line="240"/>
             </w:pPr>
             <w:r>
               <w:rPr>
@@ -2568,7 +2568,7 @@
               <w:pStyle w:val="Compact"/>
               <w:jc w:val="left"/>
               <w:ind w:left="0" w:firstLine="0" w:right="0"/>
-              <w:spacing w:lineRule="auto" w:before="40" w:after="40" w:line="240"/>
+              <w:spacing w:lineRule="auto" w:after="40" w:before="40" w:line="240"/>
             </w:pPr>
             <w:r>
               <w:rPr>
@@ -2587,7 +2587,7 @@
               <w:pStyle w:val="Compact"/>
               <w:jc w:val="left"/>
               <w:ind w:left="0" w:firstLine="0" w:right="0"/>
-              <w:spacing w:lineRule="auto" w:before="40" w:after="40" w:line="240"/>
+              <w:spacing w:lineRule="auto" w:after="40" w:before="40" w:line="240"/>
             </w:pPr>
             <w:r>
               <w:rPr>
@@ -2606,7 +2606,7 @@
               <w:pStyle w:val="Compact"/>
               <w:jc w:val="left"/>
               <w:ind w:left="0" w:firstLine="0" w:right="0"/>
-              <w:spacing w:lineRule="auto" w:before="40" w:after="40" w:line="240"/>
+              <w:spacing w:lineRule="auto" w:after="40" w:before="40" w:line="240"/>
             </w:pPr>
             <w:r>
               <w:t xml:space="preserve">identifier</w:t>
@@ -2620,7 +2620,7 @@
               <w:pStyle w:val="Compact"/>
               <w:jc w:val="left"/>
               <w:ind w:left="0" w:firstLine="0" w:right="0"/>
-              <w:spacing w:lineRule="auto" w:before="40" w:after="40" w:line="240"/>
+              <w:spacing w:lineRule="auto" w:after="40" w:before="40" w:line="240"/>
             </w:pPr>
             <w:r>
               <w:t xml:space="preserve">TEXT PK</w:t>
@@ -2634,7 +2634,7 @@
               <w:pStyle w:val="Compact"/>
               <w:jc w:val="left"/>
               <w:ind w:left="0" w:firstLine="0" w:right="0"/>
-              <w:spacing w:lineRule="auto" w:before="40" w:after="40" w:line="240"/>
+              <w:spacing w:lineRule="auto" w:after="40" w:before="40" w:line="240"/>
             </w:pPr>
             <w:r>
               <w:t xml:space="preserve">Unique specification type code</w:t>
@@ -2650,7 +2650,7 @@
               <w:pStyle w:val="Compact"/>
               <w:jc w:val="left"/>
               <w:ind w:left="0" w:firstLine="0" w:right="0"/>
-              <w:spacing w:lineRule="auto" w:before="40" w:after="40" w:line="240"/>
+              <w:spacing w:lineRule="auto" w:after="40" w:before="40" w:line="240"/>
             </w:pPr>
             <w:r>
               <w:t xml:space="preserve">long_name</w:t>
@@ -2664,7 +2664,7 @@
               <w:pStyle w:val="Compact"/>
               <w:jc w:val="left"/>
               <w:ind w:left="0" w:firstLine="0" w:right="0"/>
-              <w:spacing w:lineRule="auto" w:before="40" w:after="40" w:line="240"/>
+              <w:spacing w:lineRule="auto" w:after="40" w:before="40" w:line="240"/>
             </w:pPr>
             <w:r>
               <w:t xml:space="preserve">TEXT NOT NULL UNIQUE</w:t>
@@ -2678,7 +2678,7 @@
               <w:pStyle w:val="Compact"/>
               <w:jc w:val="left"/>
               <w:ind w:left="0" w:firstLine="0" w:right="0"/>
-              <w:spacing w:lineRule="auto" w:before="40" w:after="40" w:line="240"/>
+              <w:spacing w:lineRule="auto" w:after="40" w:before="40" w:line="240"/>
             </w:pPr>
             <w:r>
               <w:t xml:space="preserve">Human-readable name</w:t>
@@ -2694,7 +2694,7 @@
               <w:pStyle w:val="Compact"/>
               <w:jc w:val="left"/>
               <w:ind w:left="0" w:firstLine="0" w:right="0"/>
-              <w:spacing w:lineRule="auto" w:before="40" w:after="40" w:line="240"/>
+              <w:spacing w:lineRule="auto" w:after="40" w:before="40" w:line="240"/>
             </w:pPr>
             <w:r>
               <w:t xml:space="preserve">description</w:t>
@@ -2708,7 +2708,7 @@
               <w:pStyle w:val="Compact"/>
               <w:jc w:val="left"/>
               <w:ind w:left="0" w:firstLine="0" w:right="0"/>
-              <w:spacing w:lineRule="auto" w:before="40" w:after="40" w:line="240"/>
+              <w:spacing w:lineRule="auto" w:after="40" w:before="40" w:line="240"/>
             </w:pPr>
             <w:r>
               <w:t xml:space="preserve">TEXT</w:t>
@@ -2722,7 +2722,7 @@
               <w:pStyle w:val="Compact"/>
               <w:jc w:val="left"/>
               <w:ind w:left="0" w:firstLine="0" w:right="0"/>
-              <w:spacing w:lineRule="auto" w:before="40" w:after="40" w:line="240"/>
+              <w:spacing w:lineRule="auto" w:after="40" w:before="40" w:line="240"/>
             </w:pPr>
             <w:r>
               <w:t xml:space="preserve">Documentation</w:t>
@@ -2738,7 +2738,7 @@
               <w:pStyle w:val="Compact"/>
               <w:jc w:val="left"/>
               <w:ind w:left="0" w:firstLine="0" w:right="0"/>
-              <w:spacing w:lineRule="auto" w:before="40" w:after="40" w:line="240"/>
+              <w:spacing w:lineRule="auto" w:after="40" w:before="40" w:line="240"/>
             </w:pPr>
             <w:r>
               <w:t xml:space="preserve">extends</w:t>
@@ -2752,7 +2752,7 @@
               <w:pStyle w:val="Compact"/>
               <w:jc w:val="left"/>
               <w:ind w:left="0" w:firstLine="0" w:right="0"/>
-              <w:spacing w:lineRule="auto" w:before="40" w:after="40" w:line="240"/>
+              <w:spacing w:lineRule="auto" w:after="40" w:before="40" w:line="240"/>
             </w:pPr>
             <w:r>
               <w:t xml:space="preserve">TEXT</w:t>
@@ -2766,7 +2766,7 @@
               <w:pStyle w:val="Compact"/>
               <w:jc w:val="left"/>
               <w:ind w:left="0" w:firstLine="0" w:right="0"/>
-              <w:spacing w:lineRule="auto" w:before="40" w:after="40" w:line="240"/>
+              <w:spacing w:lineRule="auto" w:after="40" w:before="40" w:line="240"/>
             </w:pPr>
             <w:r>
               <w:t xml:space="preserve">Parent type for inheritance</w:t>
@@ -2782,7 +2782,7 @@
               <w:pStyle w:val="Compact"/>
               <w:jc w:val="left"/>
               <w:ind w:left="0" w:firstLine="0" w:right="0"/>
-              <w:spacing w:lineRule="auto" w:before="40" w:after="40" w:line="240"/>
+              <w:spacing w:lineRule="auto" w:after="40" w:before="40" w:line="240"/>
             </w:pPr>
             <w:r>
               <w:t xml:space="preserve">is_default</w:t>
@@ -2796,7 +2796,7 @@
               <w:pStyle w:val="Compact"/>
               <w:jc w:val="left"/>
               <w:ind w:left="0" w:firstLine="0" w:right="0"/>
-              <w:spacing w:lineRule="auto" w:before="40" w:after="40" w:line="240"/>
+              <w:spacing w:lineRule="auto" w:after="40" w:before="40" w:line="240"/>
             </w:pPr>
             <w:r>
               <w:t xml:space="preserve">INTEGER DEFAULT 0</w:t>
@@ -2810,7 +2810,7 @@
               <w:pStyle w:val="Compact"/>
               <w:jc w:val="left"/>
               <w:ind w:left="0" w:firstLine="0" w:right="0"/>
-              <w:spacing w:lineRule="auto" w:before="40" w:after="40" w:line="240"/>
+              <w:spacing w:lineRule="auto" w:after="40" w:before="40" w:line="240"/>
             </w:pPr>
             <w:r>
               <w:t xml:space="preserve">1 = default when no explicit type</w:t>
@@ -2843,7 +2843,7 @@
     </w:p>
     <w:p>
       <w:pPr>
-        <w:spacing w:lineRule="exact" w:line="20" w:after="0" w:before="0"/>
+        <w:spacing w:after="0" w:before="0" w:line="20" w:lineRule="exact"/>
         <w:rPr>
           <w:sz w:val="2"/>
         </w:rPr>
@@ -2917,7 +2917,7 @@
               <w:pStyle w:val="Compact"/>
               <w:jc w:val="left"/>
               <w:ind w:left="0" w:firstLine="0" w:right="0"/>
-              <w:spacing w:lineRule="auto" w:before="40" w:after="40" w:line="240"/>
+              <w:spacing w:lineRule="auto" w:after="40" w:before="40" w:line="240"/>
             </w:pPr>
             <w:r>
               <w:rPr>
@@ -2936,7 +2936,7 @@
               <w:pStyle w:val="Compact"/>
               <w:jc w:val="left"/>
               <w:ind w:left="0" w:firstLine="0" w:right="0"/>
-              <w:spacing w:lineRule="auto" w:before="40" w:after="40" w:line="240"/>
+              <w:spacing w:lineRule="auto" w:after="40" w:before="40" w:line="240"/>
             </w:pPr>
             <w:r>
               <w:rPr>
@@ -2955,7 +2955,7 @@
               <w:pStyle w:val="Compact"/>
               <w:jc w:val="left"/>
               <w:ind w:left="0" w:firstLine="0" w:right="0"/>
-              <w:spacing w:lineRule="auto" w:before="40" w:after="40" w:line="240"/>
+              <w:spacing w:lineRule="auto" w:after="40" w:before="40" w:line="240"/>
             </w:pPr>
             <w:r>
               <w:rPr>
@@ -2974,7 +2974,7 @@
               <w:pStyle w:val="Compact"/>
               <w:jc w:val="left"/>
               <w:ind w:left="0" w:firstLine="0" w:right="0"/>
-              <w:spacing w:lineRule="auto" w:before="40" w:after="40" w:line="240"/>
+              <w:spacing w:lineRule="auto" w:after="40" w:before="40" w:line="240"/>
             </w:pPr>
             <w:r>
               <w:t xml:space="preserve">identifier</w:t>
@@ -2988,7 +2988,7 @@
               <w:pStyle w:val="Compact"/>
               <w:jc w:val="left"/>
               <w:ind w:left="0" w:firstLine="0" w:right="0"/>
-              <w:spacing w:lineRule="auto" w:before="40" w:after="40" w:line="240"/>
+              <w:spacing w:lineRule="auto" w:after="40" w:before="40" w:line="240"/>
             </w:pPr>
             <w:r>
               <w:t xml:space="preserve">TEXT PK</w:t>
@@ -3002,7 +3002,7 @@
               <w:pStyle w:val="Compact"/>
               <w:jc w:val="left"/>
               <w:ind w:left="0" w:firstLine="0" w:right="0"/>
-              <w:spacing w:lineRule="auto" w:before="40" w:after="40" w:line="240"/>
+              <w:spacing w:lineRule="auto" w:after="40" w:before="40" w:line="240"/>
             </w:pPr>
             <w:r>
               <w:t xml:space="preserve">Unique datatype ID</w:t>
@@ -3018,7 +3018,7 @@
               <w:pStyle w:val="Compact"/>
               <w:jc w:val="left"/>
               <w:ind w:left="0" w:firstLine="0" w:right="0"/>
-              <w:spacing w:lineRule="auto" w:before="40" w:after="40" w:line="240"/>
+              <w:spacing w:lineRule="auto" w:after="40" w:before="40" w:line="240"/>
             </w:pPr>
             <w:r>
               <w:t xml:space="preserve">long_name</w:t>
@@ -3032,7 +3032,7 @@
               <w:pStyle w:val="Compact"/>
               <w:jc w:val="left"/>
               <w:ind w:left="0" w:firstLine="0" w:right="0"/>
-              <w:spacing w:lineRule="auto" w:before="40" w:after="40" w:line="240"/>
+              <w:spacing w:lineRule="auto" w:after="40" w:before="40" w:line="240"/>
             </w:pPr>
             <w:r>
               <w:t xml:space="preserve">TEXT NOT NULL UNIQUE</w:t>
@@ -3046,7 +3046,7 @@
               <w:pStyle w:val="Compact"/>
               <w:jc w:val="left"/>
               <w:ind w:left="0" w:firstLine="0" w:right="0"/>
-              <w:spacing w:lineRule="auto" w:before="40" w:after="40" w:line="240"/>
+              <w:spacing w:lineRule="auto" w:after="40" w:before="40" w:line="240"/>
             </w:pPr>
             <w:r>
               <w:t xml:space="preserve">Human-readable name</w:t>
@@ -3062,7 +3062,7 @@
               <w:pStyle w:val="Compact"/>
               <w:jc w:val="left"/>
               <w:ind w:left="0" w:firstLine="0" w:right="0"/>
-              <w:spacing w:lineRule="auto" w:before="40" w:after="40" w:line="240"/>
+              <w:spacing w:lineRule="auto" w:after="40" w:before="40" w:line="240"/>
             </w:pPr>
             <w:r>
               <w:t xml:space="preserve">type</w:t>
@@ -3076,7 +3076,7 @@
               <w:pStyle w:val="Compact"/>
               <w:jc w:val="left"/>
               <w:ind w:left="0" w:firstLine="0" w:right="0"/>
-              <w:spacing w:lineRule="auto" w:before="40" w:after="40" w:line="240"/>
+              <w:spacing w:lineRule="auto" w:after="40" w:before="40" w:line="240"/>
             </w:pPr>
             <w:r>
               <w:t xml:space="preserve">TEXT NOT NULL</w:t>
@@ -3090,7 +3090,7 @@
               <w:pStyle w:val="Compact"/>
               <w:jc w:val="left"/>
               <w:ind w:left="0" w:firstLine="0" w:right="0"/>
-              <w:spacing w:lineRule="auto" w:before="40" w:after="40" w:line="240"/>
+              <w:spacing w:lineRule="auto" w:after="40" w:before="40" w:line="240"/>
             </w:pPr>
             <w:r>
               <w:t xml:space="preserve">Primitive category: STRING, INTEGER, REAL, BOOLEAN, DATE, ENUM, XHTML</w:t>
@@ -3161,7 +3161,7 @@
     </w:p>
     <w:p>
       <w:pPr>
-        <w:spacing w:lineRule="exact" w:line="20" w:after="0" w:before="0"/>
+        <w:spacing w:after="0" w:before="0" w:line="20" w:lineRule="exact"/>
         <w:rPr>
           <w:sz w:val="2"/>
         </w:rPr>
@@ -3235,7 +3235,7 @@
               <w:pStyle w:val="Compact"/>
               <w:jc w:val="left"/>
               <w:ind w:left="0" w:firstLine="0" w:right="0"/>
-              <w:spacing w:lineRule="auto" w:before="40" w:after="40" w:line="240"/>
+              <w:spacing w:lineRule="auto" w:after="40" w:before="40" w:line="240"/>
             </w:pPr>
             <w:r>
               <w:rPr>
@@ -3254,7 +3254,7 @@
               <w:pStyle w:val="Compact"/>
               <w:jc w:val="left"/>
               <w:ind w:left="0" w:firstLine="0" w:right="0"/>
-              <w:spacing w:lineRule="auto" w:before="40" w:after="40" w:line="240"/>
+              <w:spacing w:lineRule="auto" w:after="40" w:before="40" w:line="240"/>
             </w:pPr>
             <w:r>
               <w:rPr>
@@ -3273,7 +3273,7 @@
               <w:pStyle w:val="Compact"/>
               <w:jc w:val="left"/>
               <w:ind w:left="0" w:firstLine="0" w:right="0"/>
-              <w:spacing w:lineRule="auto" w:before="40" w:after="40" w:line="240"/>
+              <w:spacing w:lineRule="auto" w:after="40" w:before="40" w:line="240"/>
             </w:pPr>
             <w:r>
               <w:rPr>
@@ -3292,7 +3292,7 @@
               <w:pStyle w:val="Compact"/>
               <w:jc w:val="left"/>
               <w:ind w:left="0" w:firstLine="0" w:right="0"/>
-              <w:spacing w:lineRule="auto" w:before="40" w:after="40" w:line="240"/>
+              <w:spacing w:lineRule="auto" w:after="40" w:before="40" w:line="240"/>
             </w:pPr>
             <w:r>
               <w:t xml:space="preserve">identifier</w:t>
@@ -3306,7 +3306,7 @@
               <w:pStyle w:val="Compact"/>
               <w:jc w:val="left"/>
               <w:ind w:left="0" w:firstLine="0" w:right="0"/>
-              <w:spacing w:lineRule="auto" w:before="40" w:after="40" w:line="240"/>
+              <w:spacing w:lineRule="auto" w:after="40" w:before="40" w:line="240"/>
             </w:pPr>
             <w:r>
               <w:t xml:space="preserve">TEXT PK</w:t>
@@ -3320,7 +3320,7 @@
               <w:pStyle w:val="Compact"/>
               <w:jc w:val="left"/>
               <w:ind w:left="0" w:firstLine="0" w:right="0"/>
-              <w:spacing w:lineRule="auto" w:before="40" w:after="40" w:line="240"/>
+              <w:spacing w:lineRule="auto" w:after="40" w:before="40" w:line="240"/>
             </w:pPr>
             <w:r>
               <w:t xml:space="preserve">Unique attribute definition ID</w:t>
@@ -3336,7 +3336,7 @@
               <w:pStyle w:val="Compact"/>
               <w:jc w:val="left"/>
               <w:ind w:left="0" w:firstLine="0" w:right="0"/>
-              <w:spacing w:lineRule="auto" w:before="40" w:after="40" w:line="240"/>
+              <w:spacing w:lineRule="auto" w:after="40" w:before="40" w:line="240"/>
             </w:pPr>
             <w:r>
               <w:t xml:space="preserve">owner_type_ref</w:t>
@@ -3350,7 +3350,7 @@
               <w:pStyle w:val="Compact"/>
               <w:jc w:val="left"/>
               <w:ind w:left="0" w:firstLine="0" w:right="0"/>
-              <w:spacing w:lineRule="auto" w:before="40" w:after="40" w:line="240"/>
+              <w:spacing w:lineRule="auto" w:after="40" w:before="40" w:line="240"/>
             </w:pPr>
             <w:r>
               <w:t xml:space="preserve">TEXT NOT NULL FK</w:t>
@@ -3364,7 +3364,7 @@
               <w:pStyle w:val="Compact"/>
               <w:jc w:val="left"/>
               <w:ind w:left="0" w:firstLine="0" w:right="0"/>
-              <w:spacing w:lineRule="auto" w:before="40" w:after="40" w:line="240"/>
+              <w:spacing w:lineRule="auto" w:after="40" w:before="40" w:line="240"/>
             </w:pPr>
             <w:r>
               <w:t xml:space="preserve">Object type that owns this attribute</w:t>
@@ -3380,7 +3380,7 @@
               <w:pStyle w:val="Compact"/>
               <w:jc w:val="left"/>
               <w:ind w:left="0" w:firstLine="0" w:right="0"/>
-              <w:spacing w:lineRule="auto" w:before="40" w:after="40" w:line="240"/>
+              <w:spacing w:lineRule="auto" w:after="40" w:before="40" w:line="240"/>
             </w:pPr>
             <w:r>
               <w:t xml:space="preserve">long_name</w:t>
@@ -3394,7 +3394,7 @@
               <w:pStyle w:val="Compact"/>
               <w:jc w:val="left"/>
               <w:ind w:left="0" w:firstLine="0" w:right="0"/>
-              <w:spacing w:lineRule="auto" w:before="40" w:after="40" w:line="240"/>
+              <w:spacing w:lineRule="auto" w:after="40" w:before="40" w:line="240"/>
             </w:pPr>
             <w:r>
               <w:t xml:space="preserve">TEXT NOT NULL</w:t>
@@ -3408,7 +3408,7 @@
               <w:pStyle w:val="Compact"/>
               <w:jc w:val="left"/>
               <w:ind w:left="0" w:firstLine="0" w:right="0"/>
-              <w:spacing w:lineRule="auto" w:before="40" w:after="40" w:line="240"/>
+              <w:spacing w:lineRule="auto" w:after="40" w:before="40" w:line="240"/>
             </w:pPr>
             <w:r>
               <w:t xml:space="preserve">Attribute name as written in source</w:t>
@@ -3424,7 +3424,7 @@
               <w:pStyle w:val="Compact"/>
               <w:jc w:val="left"/>
               <w:ind w:left="0" w:firstLine="0" w:right="0"/>
-              <w:spacing w:lineRule="auto" w:before="40" w:after="40" w:line="240"/>
+              <w:spacing w:lineRule="auto" w:after="40" w:before="40" w:line="240"/>
             </w:pPr>
             <w:r>
               <w:t xml:space="preserve">datatype_ref</w:t>
@@ -3438,7 +3438,7 @@
               <w:pStyle w:val="Compact"/>
               <w:jc w:val="left"/>
               <w:ind w:left="0" w:firstLine="0" w:right="0"/>
-              <w:spacing w:lineRule="auto" w:before="40" w:after="40" w:line="240"/>
+              <w:spacing w:lineRule="auto" w:after="40" w:before="40" w:line="240"/>
             </w:pPr>
             <w:r>
               <w:t xml:space="preserve">TEXT NOT NULL FK</w:t>
@@ -3452,7 +3452,7 @@
               <w:pStyle w:val="Compact"/>
               <w:jc w:val="left"/>
               <w:ind w:left="0" w:firstLine="0" w:right="0"/>
-              <w:spacing w:lineRule="auto" w:before="40" w:after="40" w:line="240"/>
+              <w:spacing w:lineRule="auto" w:after="40" w:before="40" w:line="240"/>
             </w:pPr>
             <w:r>
               <w:t xml:space="preserve">Data type (FK to datatype_definitions)</w:t>
@@ -3468,7 +3468,7 @@
               <w:pStyle w:val="Compact"/>
               <w:jc w:val="left"/>
               <w:ind w:left="0" w:firstLine="0" w:right="0"/>
-              <w:spacing w:lineRule="auto" w:before="40" w:after="40" w:line="240"/>
+              <w:spacing w:lineRule="auto" w:after="40" w:before="40" w:line="240"/>
             </w:pPr>
             <w:r>
               <w:t xml:space="preserve">min_occurs</w:t>
@@ -3482,7 +3482,7 @@
               <w:pStyle w:val="Compact"/>
               <w:jc w:val="left"/>
               <w:ind w:left="0" w:firstLine="0" w:right="0"/>
-              <w:spacing w:lineRule="auto" w:before="40" w:after="40" w:line="240"/>
+              <w:spacing w:lineRule="auto" w:after="40" w:before="40" w:line="240"/>
             </w:pPr>
             <w:r>
               <w:t xml:space="preserve">INTEGER DEFAULT 0</w:t>
@@ -3496,7 +3496,7 @@
               <w:pStyle w:val="Compact"/>
               <w:jc w:val="left"/>
               <w:ind w:left="0" w:firstLine="0" w:right="0"/>
-              <w:spacing w:lineRule="auto" w:before="40" w:after="40" w:line="240"/>
+              <w:spacing w:lineRule="auto" w:after="40" w:before="40" w:line="240"/>
             </w:pPr>
             <w:r>
               <w:t xml:space="preserve">Minimum occurrences (0 = optional)</w:t>
@@ -3512,7 +3512,7 @@
               <w:pStyle w:val="Compact"/>
               <w:jc w:val="left"/>
               <w:ind w:left="0" w:firstLine="0" w:right="0"/>
-              <w:spacing w:lineRule="auto" w:before="40" w:after="40" w:line="240"/>
+              <w:spacing w:lineRule="auto" w:after="40" w:before="40" w:line="240"/>
             </w:pPr>
             <w:r>
               <w:t xml:space="preserve">max_occurs</w:t>
@@ -3526,7 +3526,7 @@
               <w:pStyle w:val="Compact"/>
               <w:jc w:val="left"/>
               <w:ind w:left="0" w:firstLine="0" w:right="0"/>
-              <w:spacing w:lineRule="auto" w:before="40" w:after="40" w:line="240"/>
+              <w:spacing w:lineRule="auto" w:after="40" w:before="40" w:line="240"/>
             </w:pPr>
             <w:r>
               <w:t xml:space="preserve">INTEGER DEFAULT 1</w:t>
@@ -3540,7 +3540,7 @@
               <w:pStyle w:val="Compact"/>
               <w:jc w:val="left"/>
               <w:ind w:left="0" w:firstLine="0" w:right="0"/>
-              <w:spacing w:lineRule="auto" w:before="40" w:after="40" w:line="240"/>
+              <w:spacing w:lineRule="auto" w:after="40" w:before="40" w:line="240"/>
             </w:pPr>
             <w:r>
               <w:t xml:space="preserve">Maximum occurrences</w:t>
@@ -3556,7 +3556,7 @@
               <w:pStyle w:val="Compact"/>
               <w:jc w:val="left"/>
               <w:ind w:left="0" w:firstLine="0" w:right="0"/>
-              <w:spacing w:lineRule="auto" w:before="40" w:after="40" w:line="240"/>
+              <w:spacing w:lineRule="auto" w:after="40" w:before="40" w:line="240"/>
             </w:pPr>
             <w:r>
               <w:t xml:space="preserve">min_value</w:t>
@@ -3570,7 +3570,7 @@
               <w:pStyle w:val="Compact"/>
               <w:jc w:val="left"/>
               <w:ind w:left="0" w:firstLine="0" w:right="0"/>
-              <w:spacing w:lineRule="auto" w:before="40" w:after="40" w:line="240"/>
+              <w:spacing w:lineRule="auto" w:after="40" w:before="40" w:line="240"/>
             </w:pPr>
             <w:r>
               <w:t xml:space="preserve">REAL</w:t>
@@ -3584,7 +3584,7 @@
               <w:pStyle w:val="Compact"/>
               <w:jc w:val="left"/>
               <w:ind w:left="0" w:firstLine="0" w:right="0"/>
-              <w:spacing w:lineRule="auto" w:before="40" w:after="40" w:line="240"/>
+              <w:spacing w:lineRule="auto" w:after="40" w:before="40" w:line="240"/>
             </w:pPr>
             <w:r>
               <w:t xml:space="preserve">Minimum bound for INTEGER/REAL</w:t>
@@ -3600,7 +3600,7 @@
               <w:pStyle w:val="Compact"/>
               <w:jc w:val="left"/>
               <w:ind w:left="0" w:firstLine="0" w:right="0"/>
-              <w:spacing w:lineRule="auto" w:before="40" w:after="40" w:line="240"/>
+              <w:spacing w:lineRule="auto" w:after="40" w:before="40" w:line="240"/>
             </w:pPr>
             <w:r>
               <w:t xml:space="preserve">max_value</w:t>
@@ -3614,7 +3614,7 @@
               <w:pStyle w:val="Compact"/>
               <w:jc w:val="left"/>
               <w:ind w:left="0" w:firstLine="0" w:right="0"/>
-              <w:spacing w:lineRule="auto" w:before="40" w:after="40" w:line="240"/>
+              <w:spacing w:lineRule="auto" w:after="40" w:before="40" w:line="240"/>
             </w:pPr>
             <w:r>
               <w:t xml:space="preserve">REAL</w:t>
@@ -3628,7 +3628,7 @@
               <w:pStyle w:val="Compact"/>
               <w:jc w:val="left"/>
               <w:ind w:left="0" w:firstLine="0" w:right="0"/>
-              <w:spacing w:lineRule="auto" w:before="40" w:after="40" w:line="240"/>
+              <w:spacing w:lineRule="auto" w:after="40" w:before="40" w:line="240"/>
             </w:pPr>
             <w:r>
               <w:t xml:space="preserve">Maximum bound for INTEGER/REAL</w:t>
@@ -3684,7 +3684,7 @@
     </w:p>
     <w:p>
       <w:pPr>
-        <w:spacing w:lineRule="exact" w:line="20" w:after="0" w:before="0"/>
+        <w:spacing w:after="0" w:before="0" w:line="20" w:lineRule="exact"/>
         <w:rPr>
           <w:sz w:val="2"/>
         </w:rPr>
@@ -3758,7 +3758,7 @@
               <w:pStyle w:val="Compact"/>
               <w:jc w:val="left"/>
               <w:ind w:left="0" w:firstLine="0" w:right="0"/>
-              <w:spacing w:lineRule="auto" w:before="40" w:after="40" w:line="240"/>
+              <w:spacing w:lineRule="auto" w:after="40" w:before="40" w:line="240"/>
             </w:pPr>
             <w:r>
               <w:rPr>
@@ -3777,7 +3777,7 @@
               <w:pStyle w:val="Compact"/>
               <w:jc w:val="left"/>
               <w:ind w:left="0" w:firstLine="0" w:right="0"/>
-              <w:spacing w:lineRule="auto" w:before="40" w:after="40" w:line="240"/>
+              <w:spacing w:lineRule="auto" w:after="40" w:before="40" w:line="240"/>
             </w:pPr>
             <w:r>
               <w:rPr>
@@ -3796,7 +3796,7 @@
               <w:pStyle w:val="Compact"/>
               <w:jc w:val="left"/>
               <w:ind w:left="0" w:firstLine="0" w:right="0"/>
-              <w:spacing w:lineRule="auto" w:before="40" w:after="40" w:line="240"/>
+              <w:spacing w:lineRule="auto" w:after="40" w:before="40" w:line="240"/>
             </w:pPr>
             <w:r>
               <w:rPr>
@@ -3815,7 +3815,7 @@
               <w:pStyle w:val="Compact"/>
               <w:jc w:val="left"/>
               <w:ind w:left="0" w:firstLine="0" w:right="0"/>
-              <w:spacing w:lineRule="auto" w:before="40" w:after="40" w:line="240"/>
+              <w:spacing w:lineRule="auto" w:after="40" w:before="40" w:line="240"/>
             </w:pPr>
             <w:r>
               <w:t xml:space="preserve">identifier</w:t>
@@ -3829,7 +3829,7 @@
               <w:pStyle w:val="Compact"/>
               <w:jc w:val="left"/>
               <w:ind w:left="0" w:firstLine="0" w:right="0"/>
-              <w:spacing w:lineRule="auto" w:before="40" w:after="40" w:line="240"/>
+              <w:spacing w:lineRule="auto" w:after="40" w:before="40" w:line="240"/>
             </w:pPr>
             <w:r>
               <w:t xml:space="preserve">TEXT PK</w:t>
@@ -3843,7 +3843,7 @@
               <w:pStyle w:val="Compact"/>
               <w:jc w:val="left"/>
               <w:ind w:left="0" w:firstLine="0" w:right="0"/>
-              <w:spacing w:lineRule="auto" w:before="40" w:after="40" w:line="240"/>
+              <w:spacing w:lineRule="auto" w:after="40" w:before="40" w:line="240"/>
             </w:pPr>
             <w:r>
               <w:t xml:space="preserve">Unique enum value ID (e.g. STATUS_DRAFT)</w:t>
@@ -3859,7 +3859,7 @@
               <w:pStyle w:val="Compact"/>
               <w:jc w:val="left"/>
               <w:ind w:left="0" w:firstLine="0" w:right="0"/>
-              <w:spacing w:lineRule="auto" w:before="40" w:after="40" w:line="240"/>
+              <w:spacing w:lineRule="auto" w:after="40" w:before="40" w:line="240"/>
             </w:pPr>
             <w:r>
               <w:t xml:space="preserve">datatype_ref</w:t>
@@ -3873,7 +3873,7 @@
               <w:pStyle w:val="Compact"/>
               <w:jc w:val="left"/>
               <w:ind w:left="0" w:firstLine="0" w:right="0"/>
-              <w:spacing w:lineRule="auto" w:before="40" w:after="40" w:line="240"/>
+              <w:spacing w:lineRule="auto" w:after="40" w:before="40" w:line="240"/>
             </w:pPr>
             <w:r>
               <w:t xml:space="preserve">TEXT NOT NULL FK</w:t>
@@ -3887,7 +3887,7 @@
               <w:pStyle w:val="Compact"/>
               <w:jc w:val="left"/>
               <w:ind w:left="0" w:firstLine="0" w:right="0"/>
-              <w:spacing w:lineRule="auto" w:before="40" w:after="40" w:line="240"/>
+              <w:spacing w:lineRule="auto" w:after="40" w:before="40" w:line="240"/>
             </w:pPr>
             <w:r>
               <w:t xml:space="preserve">Parent ENUM datatype</w:t>
@@ -3903,7 +3903,7 @@
               <w:pStyle w:val="Compact"/>
               <w:jc w:val="left"/>
               <w:ind w:left="0" w:firstLine="0" w:right="0"/>
-              <w:spacing w:lineRule="auto" w:before="40" w:after="40" w:line="240"/>
+              <w:spacing w:lineRule="auto" w:after="40" w:before="40" w:line="240"/>
             </w:pPr>
             <w:r>
               <w:t xml:space="preserve">key</w:t>
@@ -3917,7 +3917,7 @@
               <w:pStyle w:val="Compact"/>
               <w:jc w:val="left"/>
               <w:ind w:left="0" w:firstLine="0" w:right="0"/>
-              <w:spacing w:lineRule="auto" w:before="40" w:after="40" w:line="240"/>
+              <w:spacing w:lineRule="auto" w:after="40" w:before="40" w:line="240"/>
             </w:pPr>
             <w:r>
               <w:t xml:space="preserve">TEXT NOT NULL</w:t>
@@ -3931,7 +3931,7 @@
               <w:pStyle w:val="Compact"/>
               <w:jc w:val="left"/>
               <w:ind w:left="0" w:firstLine="0" w:right="0"/>
-              <w:spacing w:lineRule="auto" w:before="40" w:after="40" w:line="240"/>
+              <w:spacing w:lineRule="auto" w:after="40" w:before="40" w:line="240"/>
             </w:pPr>
             <w:r>
               <w:t xml:space="preserve">Value as written in source</w:t>
@@ -3947,7 +3947,7 @@
               <w:pStyle w:val="Compact"/>
               <w:jc w:val="left"/>
               <w:ind w:left="0" w:firstLine="0" w:right="0"/>
-              <w:spacing w:lineRule="auto" w:before="40" w:after="40" w:line="240"/>
+              <w:spacing w:lineRule="auto" w:after="40" w:before="40" w:line="240"/>
             </w:pPr>
             <w:r>
               <w:t xml:space="preserve">sequence</w:t>
@@ -3961,7 +3961,7 @@
               <w:pStyle w:val="Compact"/>
               <w:jc w:val="left"/>
               <w:ind w:left="0" w:firstLine="0" w:right="0"/>
-              <w:spacing w:lineRule="auto" w:before="40" w:after="40" w:line="240"/>
+              <w:spacing w:lineRule="auto" w:after="40" w:before="40" w:line="240"/>
             </w:pPr>
             <w:r>
               <w:t xml:space="preserve">INTEGER DEFAULT 0</w:t>
@@ -3975,7 +3975,7 @@
               <w:pStyle w:val="Compact"/>
               <w:jc w:val="left"/>
               <w:ind w:left="0" w:firstLine="0" w:right="0"/>
-              <w:spacing w:lineRule="auto" w:before="40" w:after="40" w:line="240"/>
+              <w:spacing w:lineRule="auto" w:after="40" w:before="40" w:line="240"/>
             </w:pPr>
             <w:r>
               <w:t xml:space="preserve">Display order</w:t>
@@ -4008,7 +4008,7 @@
     </w:p>
     <w:p>
       <w:pPr>
-        <w:spacing w:lineRule="exact" w:line="20" w:after="0" w:before="0"/>
+        <w:spacing w:after="0" w:before="0" w:line="20" w:lineRule="exact"/>
         <w:rPr>
           <w:sz w:val="2"/>
         </w:rPr>
@@ -4082,7 +4082,7 @@
               <w:pStyle w:val="Compact"/>
               <w:jc w:val="left"/>
               <w:ind w:left="0" w:firstLine="0" w:right="0"/>
-              <w:spacing w:lineRule="auto" w:before="40" w:after="40" w:line="240"/>
+              <w:spacing w:lineRule="auto" w:after="40" w:before="40" w:line="240"/>
             </w:pPr>
             <w:r>
               <w:rPr>
@@ -4101,7 +4101,7 @@
               <w:pStyle w:val="Compact"/>
               <w:jc w:val="left"/>
               <w:ind w:left="0" w:firstLine="0" w:right="0"/>
-              <w:spacing w:lineRule="auto" w:before="40" w:after="40" w:line="240"/>
+              <w:spacing w:lineRule="auto" w:after="40" w:before="40" w:line="240"/>
             </w:pPr>
             <w:r>
               <w:rPr>
@@ -4120,7 +4120,7 @@
               <w:pStyle w:val="Compact"/>
               <w:jc w:val="left"/>
               <w:ind w:left="0" w:firstLine="0" w:right="0"/>
-              <w:spacing w:lineRule="auto" w:before="40" w:after="40" w:line="240"/>
+              <w:spacing w:lineRule="auto" w:after="40" w:before="40" w:line="240"/>
             </w:pPr>
             <w:r>
               <w:rPr>
@@ -4139,7 +4139,7 @@
               <w:pStyle w:val="Compact"/>
               <w:jc w:val="left"/>
               <w:ind w:left="0" w:firstLine="0" w:right="0"/>
-              <w:spacing w:lineRule="auto" w:before="40" w:after="40" w:line="240"/>
+              <w:spacing w:lineRule="auto" w:after="40" w:before="40" w:line="240"/>
             </w:pPr>
             <w:r>
               <w:t xml:space="preserve">alias</w:t>
@@ -4153,7 +4153,7 @@
               <w:pStyle w:val="Compact"/>
               <w:jc w:val="left"/>
               <w:ind w:left="0" w:firstLine="0" w:right="0"/>
-              <w:spacing w:lineRule="auto" w:before="40" w:after="40" w:line="240"/>
+              <w:spacing w:lineRule="auto" w:after="40" w:before="40" w:line="240"/>
             </w:pPr>
             <w:r>
               <w:t xml:space="preserve">TEXT PK COLLATE NOCASE</w:t>
@@ -4167,7 +4167,7 @@
               <w:pStyle w:val="Compact"/>
               <w:jc w:val="left"/>
               <w:ind w:left="0" w:firstLine="0" w:right="0"/>
-              <w:spacing w:lineRule="auto" w:before="40" w:after="40" w:line="240"/>
+              <w:spacing w:lineRule="auto" w:after="40" w:before="40" w:line="240"/>
             </w:pPr>
             <w:r>
               <w:t xml:space="preserve">Title text that triggers this type</w:t>
@@ -4183,7 +4183,7 @@
               <w:pStyle w:val="Compact"/>
               <w:jc w:val="left"/>
               <w:ind w:left="0" w:firstLine="0" w:right="0"/>
-              <w:spacing w:lineRule="auto" w:before="40" w:after="40" w:line="240"/>
+              <w:spacing w:lineRule="auto" w:after="40" w:before="40" w:line="240"/>
             </w:pPr>
             <w:r>
               <w:t xml:space="preserve">object_type_id</w:t>
@@ -4197,7 +4197,7 @@
               <w:pStyle w:val="Compact"/>
               <w:jc w:val="left"/>
               <w:ind w:left="0" w:firstLine="0" w:right="0"/>
-              <w:spacing w:lineRule="auto" w:before="40" w:after="40" w:line="240"/>
+              <w:spacing w:lineRule="auto" w:after="40" w:before="40" w:line="240"/>
             </w:pPr>
             <w:r>
               <w:t xml:space="preserve">TEXT NOT NULL FK</w:t>
@@ -4211,7 +4211,7 @@
               <w:pStyle w:val="Compact"/>
               <w:jc w:val="left"/>
               <w:ind w:left="0" w:firstLine="0" w:right="0"/>
-              <w:spacing w:lineRule="auto" w:before="40" w:after="40" w:line="240"/>
+              <w:spacing w:lineRule="auto" w:after="40" w:before="40" w:line="240"/>
             </w:pPr>
             <w:r>
               <w:t xml:space="preserve">Object type to assign</w:t>
@@ -4244,7 +4244,7 @@
     </w:p>
     <w:p>
       <w:pPr>
-        <w:spacing w:lineRule="exact" w:line="20" w:after="0" w:before="0"/>
+        <w:spacing w:after="0" w:before="0" w:line="20" w:lineRule="exact"/>
         <w:rPr>
           <w:sz w:val="2"/>
         </w:rPr>
@@ -4318,7 +4318,7 @@
               <w:pStyle w:val="Compact"/>
               <w:jc w:val="left"/>
               <w:ind w:left="0" w:firstLine="0" w:right="0"/>
-              <w:spacing w:lineRule="auto" w:before="40" w:after="40" w:line="240"/>
+              <w:spacing w:lineRule="auto" w:after="40" w:before="40" w:line="240"/>
             </w:pPr>
             <w:r>
               <w:rPr>
@@ -4337,7 +4337,7 @@
               <w:pStyle w:val="Compact"/>
               <w:jc w:val="left"/>
               <w:ind w:left="0" w:firstLine="0" w:right="0"/>
-              <w:spacing w:lineRule="auto" w:before="40" w:after="40" w:line="240"/>
+              <w:spacing w:lineRule="auto" w:after="40" w:before="40" w:line="240"/>
             </w:pPr>
             <w:r>
               <w:rPr>
@@ -4356,7 +4356,7 @@
               <w:pStyle w:val="Compact"/>
               <w:jc w:val="left"/>
               <w:ind w:left="0" w:firstLine="0" w:right="0"/>
-              <w:spacing w:lineRule="auto" w:before="40" w:after="40" w:line="240"/>
+              <w:spacing w:lineRule="auto" w:after="40" w:before="40" w:line="240"/>
             </w:pPr>
             <w:r>
               <w:rPr>
@@ -4375,7 +4375,7 @@
               <w:pStyle w:val="Compact"/>
               <w:jc w:val="left"/>
               <w:ind w:left="0" w:firstLine="0" w:right="0"/>
-              <w:spacing w:lineRule="auto" w:before="40" w:after="40" w:line="240"/>
+              <w:spacing w:lineRule="auto" w:after="40" w:before="40" w:line="240"/>
             </w:pPr>
             <w:r>
               <w:t xml:space="preserve">alias</w:t>
@@ -4389,7 +4389,7 @@
               <w:pStyle w:val="Compact"/>
               <w:jc w:val="left"/>
               <w:ind w:left="0" w:firstLine="0" w:right="0"/>
-              <w:spacing w:lineRule="auto" w:before="40" w:after="40" w:line="240"/>
+              <w:spacing w:lineRule="auto" w:after="40" w:before="40" w:line="240"/>
             </w:pPr>
             <w:r>
               <w:t xml:space="preserve">TEXT PK COLLATE NOCASE</w:t>
@@ -4403,7 +4403,7 @@
               <w:pStyle w:val="Compact"/>
               <w:jc w:val="left"/>
               <w:ind w:left="0" w:firstLine="0" w:right="0"/>
-              <w:spacing w:lineRule="auto" w:before="40" w:after="40" w:line="240"/>
+              <w:spacing w:lineRule="auto" w:after="40" w:before="40" w:line="240"/>
             </w:pPr>
             <w:r>
               <w:t xml:space="preserve">Title text that triggers this type</w:t>
@@ -4419,7 +4419,7 @@
               <w:pStyle w:val="Compact"/>
               <w:jc w:val="left"/>
               <w:ind w:left="0" w:firstLine="0" w:right="0"/>
-              <w:spacing w:lineRule="auto" w:before="40" w:after="40" w:line="240"/>
+              <w:spacing w:lineRule="auto" w:after="40" w:before="40" w:line="240"/>
             </w:pPr>
             <w:r>
               <w:t xml:space="preserve">spec_type_id</w:t>
@@ -4433,7 +4433,7 @@
               <w:pStyle w:val="Compact"/>
               <w:jc w:val="left"/>
               <w:ind w:left="0" w:firstLine="0" w:right="0"/>
-              <w:spacing w:lineRule="auto" w:before="40" w:after="40" w:line="240"/>
+              <w:spacing w:lineRule="auto" w:after="40" w:before="40" w:line="240"/>
             </w:pPr>
             <w:r>
               <w:t xml:space="preserve">TEXT NOT NULL FK</w:t>
@@ -4447,7 +4447,7 @@
               <w:pStyle w:val="Compact"/>
               <w:jc w:val="left"/>
               <w:ind w:left="0" w:firstLine="0" w:right="0"/>
-              <w:spacing w:lineRule="auto" w:before="40" w:after="40" w:line="240"/>
+              <w:spacing w:lineRule="auto" w:after="40" w:before="40" w:line="240"/>
             </w:pPr>
             <w:r>
               <w:t xml:space="preserve">Specification type to assign</w:t>
@@ -4550,7 +4550,7 @@
     </w:p>
     <w:p>
       <w:pPr>
-        <w:spacing w:lineRule="exact" w:line="20" w:after="0" w:before="0"/>
+        <w:spacing w:after="0" w:before="0" w:line="20" w:lineRule="exact"/>
         <w:rPr>
           <w:sz w:val="2"/>
         </w:rPr>
@@ -4624,7 +4624,7 @@
               <w:pStyle w:val="Compact"/>
               <w:jc w:val="left"/>
               <w:ind w:left="0" w:firstLine="0" w:right="0"/>
-              <w:spacing w:lineRule="auto" w:before="40" w:after="40" w:line="240"/>
+              <w:spacing w:lineRule="auto" w:after="40" w:before="40" w:line="240"/>
             </w:pPr>
             <w:r>
               <w:rPr>
@@ -4643,7 +4643,7 @@
               <w:pStyle w:val="Compact"/>
               <w:jc w:val="left"/>
               <w:ind w:left="0" w:firstLine="0" w:right="0"/>
-              <w:spacing w:lineRule="auto" w:before="40" w:after="40" w:line="240"/>
+              <w:spacing w:lineRule="auto" w:after="40" w:before="40" w:line="240"/>
             </w:pPr>
             <w:r>
               <w:rPr>
@@ -4662,7 +4662,7 @@
               <w:pStyle w:val="Compact"/>
               <w:jc w:val="left"/>
               <w:ind w:left="0" w:firstLine="0" w:right="0"/>
-              <w:spacing w:lineRule="auto" w:before="40" w:after="40" w:line="240"/>
+              <w:spacing w:lineRule="auto" w:after="40" w:before="40" w:line="240"/>
             </w:pPr>
             <w:r>
               <w:rPr>
@@ -4681,7 +4681,7 @@
               <w:pStyle w:val="Compact"/>
               <w:jc w:val="left"/>
               <w:ind w:left="0" w:firstLine="0" w:right="0"/>
-              <w:spacing w:lineRule="auto" w:before="40" w:after="40" w:line="240"/>
+              <w:spacing w:lineRule="auto" w:after="40" w:before="40" w:line="240"/>
             </w:pPr>
             <w:r>
               <w:t xml:space="preserve">identifier</w:t>
@@ -4695,7 +4695,7 @@
               <w:pStyle w:val="Compact"/>
               <w:jc w:val="left"/>
               <w:ind w:left="0" w:firstLine="0" w:right="0"/>
-              <w:spacing w:lineRule="auto" w:before="40" w:after="40" w:line="240"/>
+              <w:spacing w:lineRule="auto" w:after="40" w:before="40" w:line="240"/>
             </w:pPr>
             <w:r>
               <w:t xml:space="preserve">TEXT PK</w:t>
@@ -4709,7 +4709,7 @@
               <w:pStyle w:val="Compact"/>
               <w:jc w:val="left"/>
               <w:ind w:left="0" w:firstLine="0" w:right="0"/>
-              <w:spacing w:lineRule="auto" w:before="40" w:after="40" w:line="240"/>
+              <w:spacing w:lineRule="auto" w:after="40" w:before="40" w:line="240"/>
             </w:pPr>
             <w:r>
               <w:t xml:space="preserve">Filename slug (natural key)</w:t>
@@ -4725,7 +4725,7 @@
               <w:pStyle w:val="Compact"/>
               <w:jc w:val="left"/>
               <w:ind w:left="0" w:firstLine="0" w:right="0"/>
-              <w:spacing w:lineRule="auto" w:before="40" w:after="40" w:line="240"/>
+              <w:spacing w:lineRule="auto" w:after="40" w:before="40" w:line="240"/>
             </w:pPr>
             <w:r>
               <w:t xml:space="preserve">root_path</w:t>
@@ -4739,7 +4739,7 @@
               <w:pStyle w:val="Compact"/>
               <w:jc w:val="left"/>
               <w:ind w:left="0" w:firstLine="0" w:right="0"/>
-              <w:spacing w:lineRule="auto" w:before="40" w:after="40" w:line="240"/>
+              <w:spacing w:lineRule="auto" w:after="40" w:before="40" w:line="240"/>
             </w:pPr>
             <w:r>
               <w:t xml:space="preserve">TEXT NOT NULL UNIQUE</w:t>
@@ -4753,7 +4753,7 @@
               <w:pStyle w:val="Compact"/>
               <w:jc w:val="left"/>
               <w:ind w:left="0" w:firstLine="0" w:right="0"/>
-              <w:spacing w:lineRule="auto" w:before="40" w:after="40" w:line="240"/>
+              <w:spacing w:lineRule="auto" w:after="40" w:before="40" w:line="240"/>
             </w:pPr>
             <w:r>
               <w:t xml:space="preserve">Absolute path to root .md file</w:t>
@@ -4769,7 +4769,7 @@
               <w:pStyle w:val="Compact"/>
               <w:jc w:val="left"/>
               <w:ind w:left="0" w:firstLine="0" w:right="0"/>
-              <w:spacing w:lineRule="auto" w:before="40" w:after="40" w:line="240"/>
+              <w:spacing w:lineRule="auto" w:after="40" w:before="40" w:line="240"/>
             </w:pPr>
             <w:r>
               <w:t xml:space="preserve">long_name</w:t>
@@ -4783,7 +4783,7 @@
               <w:pStyle w:val="Compact"/>
               <w:jc w:val="left"/>
               <w:ind w:left="0" w:firstLine="0" w:right="0"/>
-              <w:spacing w:lineRule="auto" w:before="40" w:after="40" w:line="240"/>
+              <w:spacing w:lineRule="auto" w:after="40" w:before="40" w:line="240"/>
             </w:pPr>
             <w:r>
               <w:t xml:space="preserve">TEXT</w:t>
@@ -4797,7 +4797,7 @@
               <w:pStyle w:val="Compact"/>
               <w:jc w:val="left"/>
               <w:ind w:left="0" w:firstLine="0" w:right="0"/>
-              <w:spacing w:lineRule="auto" w:before="40" w:after="40" w:line="240"/>
+              <w:spacing w:lineRule="auto" w:after="40" w:before="40" w:line="240"/>
             </w:pPr>
             <w:r>
               <w:t xml:space="preserve">Document title from H1 header</w:t>
@@ -4813,7 +4813,7 @@
               <w:pStyle w:val="Compact"/>
               <w:jc w:val="left"/>
               <w:ind w:left="0" w:firstLine="0" w:right="0"/>
-              <w:spacing w:lineRule="auto" w:before="40" w:after="40" w:line="240"/>
+              <w:spacing w:lineRule="auto" w:after="40" w:before="40" w:line="240"/>
             </w:pPr>
             <w:r>
               <w:t xml:space="preserve">type_ref</w:t>
@@ -4827,7 +4827,7 @@
               <w:pStyle w:val="Compact"/>
               <w:jc w:val="left"/>
               <w:ind w:left="0" w:firstLine="0" w:right="0"/>
-              <w:spacing w:lineRule="auto" w:before="40" w:after="40" w:line="240"/>
+              <w:spacing w:lineRule="auto" w:after="40" w:before="40" w:line="240"/>
             </w:pPr>
             <w:r>
               <w:t xml:space="preserve">TEXT FK</w:t>
@@ -4841,7 +4841,7 @@
               <w:pStyle w:val="Compact"/>
               <w:jc w:val="left"/>
               <w:ind w:left="0" w:firstLine="0" w:right="0"/>
-              <w:spacing w:lineRule="auto" w:before="40" w:after="40" w:line="240"/>
+              <w:spacing w:lineRule="auto" w:after="40" w:before="40" w:line="240"/>
             </w:pPr>
             <w:r>
               <w:t xml:space="preserve">Specification type</w:t>
@@ -4857,7 +4857,7 @@
               <w:pStyle w:val="Compact"/>
               <w:jc w:val="left"/>
               <w:ind w:left="0" w:firstLine="0" w:right="0"/>
-              <w:spacing w:lineRule="auto" w:before="40" w:after="40" w:line="240"/>
+              <w:spacing w:lineRule="auto" w:after="40" w:before="40" w:line="240"/>
             </w:pPr>
             <w:r>
               <w:t xml:space="preserve">pid</w:t>
@@ -4871,7 +4871,7 @@
               <w:pStyle w:val="Compact"/>
               <w:jc w:val="left"/>
               <w:ind w:left="0" w:firstLine="0" w:right="0"/>
-              <w:spacing w:lineRule="auto" w:before="40" w:after="40" w:line="240"/>
+              <w:spacing w:lineRule="auto" w:after="40" w:before="40" w:line="240"/>
             </w:pPr>
             <w:r>
               <w:t xml:space="preserve">TEXT</w:t>
@@ -4885,7 +4885,7 @@
               <w:pStyle w:val="Compact"/>
               <w:jc w:val="left"/>
               <w:ind w:left="0" w:firstLine="0" w:right="0"/>
-              <w:spacing w:lineRule="auto" w:before="40" w:after="40" w:line="240"/>
+              <w:spacing w:lineRule="auto" w:after="40" w:before="40" w:line="240"/>
             </w:pPr>
             <w:r>
               <w:t xml:space="preserve">Project identifier from @PID syntax</w:t>
@@ -4901,7 +4901,7 @@
               <w:pStyle w:val="Compact"/>
               <w:jc w:val="left"/>
               <w:ind w:left="0" w:firstLine="0" w:right="0"/>
-              <w:spacing w:lineRule="auto" w:before="40" w:after="40" w:line="240"/>
+              <w:spacing w:lineRule="auto" w:after="40" w:before="40" w:line="240"/>
             </w:pPr>
             <w:r>
               <w:t xml:space="preserve">header_ast</w:t>
@@ -4915,7 +4915,7 @@
               <w:pStyle w:val="Compact"/>
               <w:jc w:val="left"/>
               <w:ind w:left="0" w:firstLine="0" w:right="0"/>
-              <w:spacing w:lineRule="auto" w:before="40" w:after="40" w:line="240"/>
+              <w:spacing w:lineRule="auto" w:after="40" w:before="40" w:line="240"/>
             </w:pPr>
             <w:r>
               <w:t xml:space="preserve">JSON</w:t>
@@ -4929,7 +4929,7 @@
               <w:pStyle w:val="Compact"/>
               <w:jc w:val="left"/>
               <w:ind w:left="0" w:firstLine="0" w:right="0"/>
-              <w:spacing w:lineRule="auto" w:before="40" w:after="40" w:line="240"/>
+              <w:spacing w:lineRule="auto" w:after="40" w:before="40" w:line="240"/>
             </w:pPr>
             <w:r>
               <w:t xml:space="preserve">Rendered H1 header as Pandoc AST</w:t>
@@ -4945,7 +4945,7 @@
               <w:pStyle w:val="Compact"/>
               <w:jc w:val="left"/>
               <w:ind w:left="0" w:firstLine="0" w:right="0"/>
-              <w:spacing w:lineRule="auto" w:before="40" w:after="40" w:line="240"/>
+              <w:spacing w:lineRule="auto" w:after="40" w:before="40" w:line="240"/>
             </w:pPr>
             <w:r>
               <w:t xml:space="preserve">body_ast</w:t>
@@ -4959,7 +4959,7 @@
               <w:pStyle w:val="Compact"/>
               <w:jc w:val="left"/>
               <w:ind w:left="0" w:firstLine="0" w:right="0"/>
-              <w:spacing w:lineRule="auto" w:before="40" w:after="40" w:line="240"/>
+              <w:spacing w:lineRule="auto" w:after="40" w:before="40" w:line="240"/>
             </w:pPr>
             <w:r>
               <w:t xml:space="preserve">JSON</w:t>
@@ -4973,7 +4973,7 @@
               <w:pStyle w:val="Compact"/>
               <w:jc w:val="left"/>
               <w:ind w:left="0" w:firstLine="0" w:right="0"/>
-              <w:spacing w:lineRule="auto" w:before="40" w:after="40" w:line="240"/>
+              <w:spacing w:lineRule="auto" w:after="40" w:before="40" w:line="240"/>
             </w:pPr>
             <w:r>
               <w:t xml:space="preserve">Body content between H1 and first H2</w:t>
@@ -5006,7 +5006,7 @@
     </w:p>
     <w:p>
       <w:pPr>
-        <w:spacing w:lineRule="exact" w:line="20" w:after="0" w:before="0"/>
+        <w:spacing w:after="0" w:before="0" w:line="20" w:lineRule="exact"/>
         <w:rPr>
           <w:sz w:val="2"/>
         </w:rPr>
@@ -5080,7 +5080,7 @@
               <w:pStyle w:val="Compact"/>
               <w:jc w:val="left"/>
               <w:ind w:left="0" w:firstLine="0" w:right="0"/>
-              <w:spacing w:lineRule="auto" w:before="40" w:after="40" w:line="240"/>
+              <w:spacing w:lineRule="auto" w:after="40" w:before="40" w:line="240"/>
             </w:pPr>
             <w:r>
               <w:rPr>
@@ -5099,7 +5099,7 @@
               <w:pStyle w:val="Compact"/>
               <w:jc w:val="left"/>
               <w:ind w:left="0" w:firstLine="0" w:right="0"/>
-              <w:spacing w:lineRule="auto" w:before="40" w:after="40" w:line="240"/>
+              <w:spacing w:lineRule="auto" w:after="40" w:before="40" w:line="240"/>
             </w:pPr>
             <w:r>
               <w:rPr>
@@ -5118,7 +5118,7 @@
               <w:pStyle w:val="Compact"/>
               <w:jc w:val="left"/>
               <w:ind w:left="0" w:firstLine="0" w:right="0"/>
-              <w:spacing w:lineRule="auto" w:before="40" w:after="40" w:line="240"/>
+              <w:spacing w:lineRule="auto" w:after="40" w:before="40" w:line="240"/>
             </w:pPr>
             <w:r>
               <w:rPr>
@@ -5137,7 +5137,7 @@
               <w:pStyle w:val="Compact"/>
               <w:jc w:val="left"/>
               <w:ind w:left="0" w:firstLine="0" w:right="0"/>
-              <w:spacing w:lineRule="auto" w:before="40" w:after="40" w:line="240"/>
+              <w:spacing w:lineRule="auto" w:after="40" w:before="40" w:line="240"/>
             </w:pPr>
             <w:r>
               <w:t xml:space="preserve">id</w:t>
@@ -5151,7 +5151,7 @@
               <w:pStyle w:val="Compact"/>
               <w:jc w:val="left"/>
               <w:ind w:left="0" w:firstLine="0" w:right="0"/>
-              <w:spacing w:lineRule="auto" w:before="40" w:after="40" w:line="240"/>
+              <w:spacing w:lineRule="auto" w:after="40" w:before="40" w:line="240"/>
             </w:pPr>
             <w:r>
               <w:t xml:space="preserve">INTEGER PK</w:t>
@@ -5165,7 +5165,7 @@
               <w:pStyle w:val="Compact"/>
               <w:jc w:val="left"/>
               <w:ind w:left="0" w:firstLine="0" w:right="0"/>
-              <w:spacing w:lineRule="auto" w:before="40" w:after="40" w:line="240"/>
+              <w:spacing w:lineRule="auto" w:after="40" w:before="40" w:line="240"/>
             </w:pPr>
             <w:r>
               <w:t xml:space="preserve">Auto-assigned internal key</w:t>
@@ -5181,7 +5181,7 @@
               <w:pStyle w:val="Compact"/>
               <w:jc w:val="left"/>
               <w:ind w:left="0" w:firstLine="0" w:right="0"/>
-              <w:spacing w:lineRule="auto" w:before="40" w:after="40" w:line="240"/>
+              <w:spacing w:lineRule="auto" w:after="40" w:before="40" w:line="240"/>
             </w:pPr>
             <w:r>
               <w:t xml:space="preserve">content_sha</w:t>
@@ -5195,7 +5195,7 @@
               <w:pStyle w:val="Compact"/>
               <w:jc w:val="left"/>
               <w:ind w:left="0" w:firstLine="0" w:right="0"/>
-              <w:spacing w:lineRule="auto" w:before="40" w:after="40" w:line="240"/>
+              <w:spacing w:lineRule="auto" w:after="40" w:before="40" w:line="240"/>
             </w:pPr>
             <w:r>
               <w:t xml:space="preserve">TEXT</w:t>
@@ -5209,7 +5209,7 @@
               <w:pStyle w:val="Compact"/>
               <w:jc w:val="left"/>
               <w:ind w:left="0" w:firstLine="0" w:right="0"/>
-              <w:spacing w:lineRule="auto" w:before="40" w:after="40" w:line="240"/>
+              <w:spacing w:lineRule="auto" w:after="40" w:before="40" w:line="240"/>
             </w:pPr>
             <w:r>
               <w:t xml:space="preserve">SHA1 checksum for change detection</w:t>
@@ -5225,7 +5225,7 @@
               <w:pStyle w:val="Compact"/>
               <w:jc w:val="left"/>
               <w:ind w:left="0" w:firstLine="0" w:right="0"/>
-              <w:spacing w:lineRule="auto" w:before="40" w:after="40" w:line="240"/>
+              <w:spacing w:lineRule="auto" w:after="40" w:before="40" w:line="240"/>
             </w:pPr>
             <w:r>
               <w:t xml:space="preserve">specification_ref</w:t>
@@ -5239,7 +5239,7 @@
               <w:pStyle w:val="Compact"/>
               <w:jc w:val="left"/>
               <w:ind w:left="0" w:firstLine="0" w:right="0"/>
-              <w:spacing w:lineRule="auto" w:before="40" w:after="40" w:line="240"/>
+              <w:spacing w:lineRule="auto" w:after="40" w:before="40" w:line="240"/>
             </w:pPr>
             <w:r>
               <w:t xml:space="preserve">TEXT NOT NULL FK</w:t>
@@ -5253,7 +5253,7 @@
               <w:pStyle w:val="Compact"/>
               <w:jc w:val="left"/>
               <w:ind w:left="0" w:firstLine="0" w:right="0"/>
-              <w:spacing w:lineRule="auto" w:before="40" w:after="40" w:line="240"/>
+              <w:spacing w:lineRule="auto" w:after="40" w:before="40" w:line="240"/>
             </w:pPr>
             <w:r>
               <w:t xml:space="preserve">Parent specification</w:t>
@@ -5269,7 +5269,7 @@
               <w:pStyle w:val="Compact"/>
               <w:jc w:val="left"/>
               <w:ind w:left="0" w:firstLine="0" w:right="0"/>
-              <w:spacing w:lineRule="auto" w:before="40" w:after="40" w:line="240"/>
+              <w:spacing w:lineRule="auto" w:after="40" w:before="40" w:line="240"/>
             </w:pPr>
             <w:r>
               <w:t xml:space="preserve">type_ref</w:t>
@@ -5283,7 +5283,7 @@
               <w:pStyle w:val="Compact"/>
               <w:jc w:val="left"/>
               <w:ind w:left="0" w:firstLine="0" w:right="0"/>
-              <w:spacing w:lineRule="auto" w:before="40" w:after="40" w:line="240"/>
+              <w:spacing w:lineRule="auto" w:after="40" w:before="40" w:line="240"/>
             </w:pPr>
             <w:r>
               <w:t xml:space="preserve">TEXT NOT NULL FK</w:t>
@@ -5297,7 +5297,7 @@
               <w:pStyle w:val="Compact"/>
               <w:jc w:val="left"/>
               <w:ind w:left="0" w:firstLine="0" w:right="0"/>
-              <w:spacing w:lineRule="auto" w:before="40" w:after="40" w:line="240"/>
+              <w:spacing w:lineRule="auto" w:after="40" w:before="40" w:line="240"/>
             </w:pPr>
             <w:r>
               <w:t xml:space="preserve">Object type</w:t>
@@ -5313,7 +5313,7 @@
               <w:pStyle w:val="Compact"/>
               <w:jc w:val="left"/>
               <w:ind w:left="0" w:firstLine="0" w:right="0"/>
-              <w:spacing w:lineRule="auto" w:before="40" w:after="40" w:line="240"/>
+              <w:spacing w:lineRule="auto" w:after="40" w:before="40" w:line="240"/>
             </w:pPr>
             <w:r>
               <w:t xml:space="preserve">from_file</w:t>
@@ -5327,7 +5327,7 @@
               <w:pStyle w:val="Compact"/>
               <w:jc w:val="left"/>
               <w:ind w:left="0" w:firstLine="0" w:right="0"/>
-              <w:spacing w:lineRule="auto" w:before="40" w:after="40" w:line="240"/>
+              <w:spacing w:lineRule="auto" w:after="40" w:before="40" w:line="240"/>
             </w:pPr>
             <w:r>
               <w:t xml:space="preserve">TEXT NOT NULL</w:t>
@@ -5341,7 +5341,7 @@
               <w:pStyle w:val="Compact"/>
               <w:jc w:val="left"/>
               <w:ind w:left="0" w:firstLine="0" w:right="0"/>
-              <w:spacing w:lineRule="auto" w:before="40" w:after="40" w:line="240"/>
+              <w:spacing w:lineRule="auto" w:after="40" w:before="40" w:line="240"/>
             </w:pPr>
             <w:r>
               <w:t xml:space="preserve">Source file path</w:t>
@@ -5357,7 +5357,7 @@
               <w:pStyle w:val="Compact"/>
               <w:jc w:val="left"/>
               <w:ind w:left="0" w:firstLine="0" w:right="0"/>
-              <w:spacing w:lineRule="auto" w:before="40" w:after="40" w:line="240"/>
+              <w:spacing w:lineRule="auto" w:after="40" w:before="40" w:line="240"/>
             </w:pPr>
             <w:r>
               <w:t xml:space="preserve">file_seq</w:t>
@@ -5371,7 +5371,7 @@
               <w:pStyle w:val="Compact"/>
               <w:jc w:val="left"/>
               <w:ind w:left="0" w:firstLine="0" w:right="0"/>
-              <w:spacing w:lineRule="auto" w:before="40" w:after="40" w:line="240"/>
+              <w:spacing w:lineRule="auto" w:after="40" w:before="40" w:line="240"/>
             </w:pPr>
             <w:r>
               <w:t xml:space="preserve">INTEGER NOT NULL</w:t>
@@ -5385,7 +5385,7 @@
               <w:pStyle w:val="Compact"/>
               <w:jc w:val="left"/>
               <w:ind w:left="0" w:firstLine="0" w:right="0"/>
-              <w:spacing w:lineRule="auto" w:before="40" w:after="40" w:line="240"/>
+              <w:spacing w:lineRule="auto" w:after="40" w:before="40" w:line="240"/>
             </w:pPr>
             <w:r>
               <w:t xml:space="preserve">Sequence within file (0-indexed)</w:t>
@@ -5401,7 +5401,7 @@
               <w:pStyle w:val="Compact"/>
               <w:jc w:val="left"/>
               <w:ind w:left="0" w:firstLine="0" w:right="0"/>
-              <w:spacing w:lineRule="auto" w:before="40" w:after="40" w:line="240"/>
+              <w:spacing w:lineRule="auto" w:after="40" w:before="40" w:line="240"/>
             </w:pPr>
             <w:r>
               <w:t xml:space="preserve">pid</w:t>
@@ -5415,7 +5415,7 @@
               <w:pStyle w:val="Compact"/>
               <w:jc w:val="left"/>
               <w:ind w:left="0" w:firstLine="0" w:right="0"/>
-              <w:spacing w:lineRule="auto" w:before="40" w:after="40" w:line="240"/>
+              <w:spacing w:lineRule="auto" w:after="40" w:before="40" w:line="240"/>
             </w:pPr>
             <w:r>
               <w:t xml:space="preserve">TEXT</w:t>
@@ -5429,7 +5429,7 @@
               <w:pStyle w:val="Compact"/>
               <w:jc w:val="left"/>
               <w:ind w:left="0" w:firstLine="0" w:right="0"/>
-              <w:spacing w:lineRule="auto" w:before="40" w:after="40" w:line="240"/>
+              <w:spacing w:lineRule="auto" w:after="40" w:before="40" w:line="240"/>
             </w:pPr>
             <w:r>
               <w:t xml:space="preserve">Project identifier</w:t>
@@ -5445,7 +5445,7 @@
               <w:pStyle w:val="Compact"/>
               <w:jc w:val="left"/>
               <w:ind w:left="0" w:firstLine="0" w:right="0"/>
-              <w:spacing w:lineRule="auto" w:before="40" w:after="40" w:line="240"/>
+              <w:spacing w:lineRule="auto" w:after="40" w:before="40" w:line="240"/>
             </w:pPr>
             <w:r>
               <w:t xml:space="preserve">pid_prefix</w:t>
@@ -5459,7 +5459,7 @@
               <w:pStyle w:val="Compact"/>
               <w:jc w:val="left"/>
               <w:ind w:left="0" w:firstLine="0" w:right="0"/>
-              <w:spacing w:lineRule="auto" w:before="40" w:after="40" w:line="240"/>
+              <w:spacing w:lineRule="auto" w:after="40" w:before="40" w:line="240"/>
             </w:pPr>
             <w:r>
               <w:t xml:space="preserve">TEXT</w:t>
@@ -5473,7 +5473,7 @@
               <w:pStyle w:val="Compact"/>
               <w:jc w:val="left"/>
               <w:ind w:left="0" w:firstLine="0" w:right="0"/>
-              <w:spacing w:lineRule="auto" w:before="40" w:after="40" w:line="240"/>
+              <w:spacing w:lineRule="auto" w:after="40" w:before="40" w:line="240"/>
             </w:pPr>
             <w:r>
               <w:t xml:space="preserve">Extracted PID prefix</w:t>
@@ -5489,7 +5489,7 @@
               <w:pStyle w:val="Compact"/>
               <w:jc w:val="left"/>
               <w:ind w:left="0" w:firstLine="0" w:right="0"/>
-              <w:spacing w:lineRule="auto" w:before="40" w:after="40" w:line="240"/>
+              <w:spacing w:lineRule="auto" w:after="40" w:before="40" w:line="240"/>
             </w:pPr>
             <w:r>
               <w:t xml:space="preserve">pid_sequence</w:t>
@@ -5503,7 +5503,7 @@
               <w:pStyle w:val="Compact"/>
               <w:jc w:val="left"/>
               <w:ind w:left="0" w:firstLine="0" w:right="0"/>
-              <w:spacing w:lineRule="auto" w:before="40" w:after="40" w:line="240"/>
+              <w:spacing w:lineRule="auto" w:after="40" w:before="40" w:line="240"/>
             </w:pPr>
             <w:r>
               <w:t xml:space="preserve">INTEGER</w:t>
@@ -5517,7 +5517,7 @@
               <w:pStyle w:val="Compact"/>
               <w:jc w:val="left"/>
               <w:ind w:left="0" w:firstLine="0" w:right="0"/>
-              <w:spacing w:lineRule="auto" w:before="40" w:after="40" w:line="240"/>
+              <w:spacing w:lineRule="auto" w:after="40" w:before="40" w:line="240"/>
             </w:pPr>
             <w:r>
               <w:t xml:space="preserve">Extracted PID sequence number</w:t>
@@ -5533,7 +5533,7 @@
               <w:pStyle w:val="Compact"/>
               <w:jc w:val="left"/>
               <w:ind w:left="0" w:firstLine="0" w:right="0"/>
-              <w:spacing w:lineRule="auto" w:before="40" w:after="40" w:line="240"/>
+              <w:spacing w:lineRule="auto" w:after="40" w:before="40" w:line="240"/>
             </w:pPr>
             <w:r>
               <w:t xml:space="preserve">pid_auto_generated</w:t>
@@ -5547,7 +5547,7 @@
               <w:pStyle w:val="Compact"/>
               <w:jc w:val="left"/>
               <w:ind w:left="0" w:firstLine="0" w:right="0"/>
-              <w:spacing w:lineRule="auto" w:before="40" w:after="40" w:line="240"/>
+              <w:spacing w:lineRule="auto" w:after="40" w:before="40" w:line="240"/>
             </w:pPr>
             <w:r>
               <w:t xml:space="preserve">INTEGER DEFAULT 0</w:t>
@@ -5561,7 +5561,7 @@
               <w:pStyle w:val="Compact"/>
               <w:jc w:val="left"/>
               <w:ind w:left="0" w:firstLine="0" w:right="0"/>
-              <w:spacing w:lineRule="auto" w:before="40" w:after="40" w:line="240"/>
+              <w:spacing w:lineRule="auto" w:after="40" w:before="40" w:line="240"/>
             </w:pPr>
             <w:r>
               <w:t xml:space="preserve">1 = PID was auto-generated</w:t>
@@ -5577,7 +5577,7 @@
               <w:pStyle w:val="Compact"/>
               <w:jc w:val="left"/>
               <w:ind w:left="0" w:firstLine="0" w:right="0"/>
-              <w:spacing w:lineRule="auto" w:before="40" w:after="40" w:line="240"/>
+              <w:spacing w:lineRule="auto" w:after="40" w:before="40" w:line="240"/>
             </w:pPr>
             <w:r>
               <w:t xml:space="preserve">title_text</w:t>
@@ -5591,7 +5591,7 @@
               <w:pStyle w:val="Compact"/>
               <w:jc w:val="left"/>
               <w:ind w:left="0" w:firstLine="0" w:right="0"/>
-              <w:spacing w:lineRule="auto" w:before="40" w:after="40" w:line="240"/>
+              <w:spacing w:lineRule="auto" w:after="40" w:before="40" w:line="240"/>
             </w:pPr>
             <w:r>
               <w:t xml:space="preserve">TEXT NOT NULL</w:t>
@@ -5605,7 +5605,7 @@
               <w:pStyle w:val="Compact"/>
               <w:jc w:val="left"/>
               <w:ind w:left="0" w:firstLine="0" w:right="0"/>
-              <w:spacing w:lineRule="auto" w:before="40" w:after="40" w:line="240"/>
+              <w:spacing w:lineRule="auto" w:after="40" w:before="40" w:line="240"/>
             </w:pPr>
             <w:r>
               <w:t xml:space="preserve">Plain-text title</w:t>
@@ -5621,7 +5621,7 @@
               <w:pStyle w:val="Compact"/>
               <w:jc w:val="left"/>
               <w:ind w:left="0" w:firstLine="0" w:right="0"/>
-              <w:spacing w:lineRule="auto" w:before="40" w:after="40" w:line="240"/>
+              <w:spacing w:lineRule="auto" w:after="40" w:before="40" w:line="240"/>
             </w:pPr>
             <w:r>
               <w:t xml:space="preserve">label</w:t>
@@ -5635,7 +5635,7 @@
               <w:pStyle w:val="Compact"/>
               <w:jc w:val="left"/>
               <w:ind w:left="0" w:firstLine="0" w:right="0"/>
-              <w:spacing w:lineRule="auto" w:before="40" w:after="40" w:line="240"/>
+              <w:spacing w:lineRule="auto" w:after="40" w:before="40" w:line="240"/>
             </w:pPr>
             <w:r>
               <w:t xml:space="preserve">TEXT</w:t>
@@ -5649,7 +5649,7 @@
               <w:pStyle w:val="Compact"/>
               <w:jc w:val="left"/>
               <w:ind w:left="0" w:firstLine="0" w:right="0"/>
-              <w:spacing w:lineRule="auto" w:before="40" w:after="40" w:line="240"/>
+              <w:spacing w:lineRule="auto" w:after="40" w:before="40" w:line="240"/>
             </w:pPr>
             <w:r>
               <w:t xml:space="preserve">Unified label for # resolution</w:t>
@@ -5665,7 +5665,7 @@
               <w:pStyle w:val="Compact"/>
               <w:jc w:val="left"/>
               <w:ind w:left="0" w:firstLine="0" w:right="0"/>
-              <w:spacing w:lineRule="auto" w:before="40" w:after="40" w:line="240"/>
+              <w:spacing w:lineRule="auto" w:after="40" w:before="40" w:line="240"/>
             </w:pPr>
             <w:r>
               <w:t xml:space="preserve">level</w:t>
@@ -5679,7 +5679,7 @@
               <w:pStyle w:val="Compact"/>
               <w:jc w:val="left"/>
               <w:ind w:left="0" w:firstLine="0" w:right="0"/>
-              <w:spacing w:lineRule="auto" w:before="40" w:after="40" w:line="240"/>
+              <w:spacing w:lineRule="auto" w:after="40" w:before="40" w:line="240"/>
             </w:pPr>
             <w:r>
               <w:t xml:space="preserve">INTEGER</w:t>
@@ -5693,7 +5693,7 @@
               <w:pStyle w:val="Compact"/>
               <w:jc w:val="left"/>
               <w:ind w:left="0" w:firstLine="0" w:right="0"/>
-              <w:spacing w:lineRule="auto" w:before="40" w:after="40" w:line="240"/>
+              <w:spacing w:lineRule="auto" w:after="40" w:before="40" w:line="240"/>
             </w:pPr>
             <w:r>
               <w:t xml:space="preserve">Heading level (2--6)</w:t>
@@ -5709,7 +5709,7 @@
               <w:pStyle w:val="Compact"/>
               <w:jc w:val="left"/>
               <w:ind w:left="0" w:firstLine="0" w:right="0"/>
-              <w:spacing w:lineRule="auto" w:before="40" w:after="40" w:line="240"/>
+              <w:spacing w:lineRule="auto" w:after="40" w:before="40" w:line="240"/>
             </w:pPr>
             <w:r>
               <w:t xml:space="preserve">start_line</w:t>
@@ -5723,7 +5723,7 @@
               <w:pStyle w:val="Compact"/>
               <w:jc w:val="left"/>
               <w:ind w:left="0" w:firstLine="0" w:right="0"/>
-              <w:spacing w:lineRule="auto" w:before="40" w:after="40" w:line="240"/>
+              <w:spacing w:lineRule="auto" w:after="40" w:before="40" w:line="240"/>
             </w:pPr>
             <w:r>
               <w:t xml:space="preserve">INTEGER</w:t>
@@ -5737,7 +5737,7 @@
               <w:pStyle w:val="Compact"/>
               <w:jc w:val="left"/>
               <w:ind w:left="0" w:firstLine="0" w:right="0"/>
-              <w:spacing w:lineRule="auto" w:before="40" w:after="40" w:line="240"/>
+              <w:spacing w:lineRule="auto" w:after="40" w:before="40" w:line="240"/>
             </w:pPr>
             <w:r>
               <w:t xml:space="preserve">Start line in source (1-indexed)</w:t>
@@ -5753,7 +5753,7 @@
               <w:pStyle w:val="Compact"/>
               <w:jc w:val="left"/>
               <w:ind w:left="0" w:firstLine="0" w:right="0"/>
-              <w:spacing w:lineRule="auto" w:before="40" w:after="40" w:line="240"/>
+              <w:spacing w:lineRule="auto" w:after="40" w:before="40" w:line="240"/>
             </w:pPr>
             <w:r>
               <w:t xml:space="preserve">end_line</w:t>
@@ -5767,7 +5767,7 @@
               <w:pStyle w:val="Compact"/>
               <w:jc w:val="left"/>
               <w:ind w:left="0" w:firstLine="0" w:right="0"/>
-              <w:spacing w:lineRule="auto" w:before="40" w:after="40" w:line="240"/>
+              <w:spacing w:lineRule="auto" w:after="40" w:before="40" w:line="240"/>
             </w:pPr>
             <w:r>
               <w:t xml:space="preserve">INTEGER</w:t>
@@ -5781,7 +5781,7 @@
               <w:pStyle w:val="Compact"/>
               <w:jc w:val="left"/>
               <w:ind w:left="0" w:firstLine="0" w:right="0"/>
-              <w:spacing w:lineRule="auto" w:before="40" w:after="40" w:line="240"/>
+              <w:spacing w:lineRule="auto" w:after="40" w:before="40" w:line="240"/>
             </w:pPr>
             <w:r>
               <w:t xml:space="preserve">End line in source</w:t>
@@ -5797,7 +5797,7 @@
               <w:pStyle w:val="Compact"/>
               <w:jc w:val="left"/>
               <w:ind w:left="0" w:firstLine="0" w:right="0"/>
-              <w:spacing w:lineRule="auto" w:before="40" w:after="40" w:line="240"/>
+              <w:spacing w:lineRule="auto" w:after="40" w:before="40" w:line="240"/>
             </w:pPr>
             <w:r>
               <w:t xml:space="preserve">ast</w:t>
@@ -5811,7 +5811,7 @@
               <w:pStyle w:val="Compact"/>
               <w:jc w:val="left"/>
               <w:ind w:left="0" w:firstLine="0" w:right="0"/>
-              <w:spacing w:lineRule="auto" w:before="40" w:after="40" w:line="240"/>
+              <w:spacing w:lineRule="auto" w:after="40" w:before="40" w:line="240"/>
             </w:pPr>
             <w:r>
               <w:t xml:space="preserve">JSON</w:t>
@@ -5825,7 +5825,7 @@
               <w:pStyle w:val="Compact"/>
               <w:jc w:val="left"/>
               <w:ind w:left="0" w:firstLine="0" w:right="0"/>
-              <w:spacing w:lineRule="auto" w:before="40" w:after="40" w:line="240"/>
+              <w:spacing w:lineRule="auto" w:after="40" w:before="40" w:line="240"/>
             </w:pPr>
             <w:r>
               <w:t xml:space="preserve">Body as Pandoc AST</w:t>
@@ -5908,7 +5908,7 @@
     </w:p>
     <w:p>
       <w:pPr>
-        <w:spacing w:lineRule="exact" w:line="20" w:after="0" w:before="0"/>
+        <w:spacing w:after="0" w:before="0" w:line="20" w:lineRule="exact"/>
         <w:rPr>
           <w:sz w:val="2"/>
         </w:rPr>
@@ -5982,7 +5982,7 @@
               <w:pStyle w:val="Compact"/>
               <w:jc w:val="left"/>
               <w:ind w:left="0" w:firstLine="0" w:right="0"/>
-              <w:spacing w:lineRule="auto" w:before="40" w:after="40" w:line="240"/>
+              <w:spacing w:lineRule="auto" w:after="40" w:before="40" w:line="240"/>
             </w:pPr>
             <w:r>
               <w:rPr>
@@ -6001,7 +6001,7 @@
               <w:pStyle w:val="Compact"/>
               <w:jc w:val="left"/>
               <w:ind w:left="0" w:firstLine="0" w:right="0"/>
-              <w:spacing w:lineRule="auto" w:before="40" w:after="40" w:line="240"/>
+              <w:spacing w:lineRule="auto" w:after="40" w:before="40" w:line="240"/>
             </w:pPr>
             <w:r>
               <w:rPr>
@@ -6020,7 +6020,7 @@
               <w:pStyle w:val="Compact"/>
               <w:jc w:val="left"/>
               <w:ind w:left="0" w:firstLine="0" w:right="0"/>
-              <w:spacing w:lineRule="auto" w:before="40" w:after="40" w:line="240"/>
+              <w:spacing w:lineRule="auto" w:after="40" w:before="40" w:line="240"/>
             </w:pPr>
             <w:r>
               <w:rPr>
@@ -6039,7 +6039,7 @@
               <w:pStyle w:val="Compact"/>
               <w:jc w:val="left"/>
               <w:ind w:left="0" w:firstLine="0" w:right="0"/>
-              <w:spacing w:lineRule="auto" w:before="40" w:after="40" w:line="240"/>
+              <w:spacing w:lineRule="auto" w:after="40" w:before="40" w:line="240"/>
             </w:pPr>
             <w:r>
               <w:t xml:space="preserve">id</w:t>
@@ -6053,7 +6053,7 @@
               <w:pStyle w:val="Compact"/>
               <w:jc w:val="left"/>
               <w:ind w:left="0" w:firstLine="0" w:right="0"/>
-              <w:spacing w:lineRule="auto" w:before="40" w:after="40" w:line="240"/>
+              <w:spacing w:lineRule="auto" w:after="40" w:before="40" w:line="240"/>
             </w:pPr>
             <w:r>
               <w:t xml:space="preserve">INTEGER PK</w:t>
@@ -6067,7 +6067,7 @@
               <w:pStyle w:val="Compact"/>
               <w:jc w:val="left"/>
               <w:ind w:left="0" w:firstLine="0" w:right="0"/>
-              <w:spacing w:lineRule="auto" w:before="40" w:after="40" w:line="240"/>
+              <w:spacing w:lineRule="auto" w:after="40" w:before="40" w:line="240"/>
             </w:pPr>
             <w:r>
               <w:t xml:space="preserve">Auto-assigned internal key</w:t>
@@ -6083,7 +6083,7 @@
               <w:pStyle w:val="Compact"/>
               <w:jc w:val="left"/>
               <w:ind w:left="0" w:firstLine="0" w:right="0"/>
-              <w:spacing w:lineRule="auto" w:before="40" w:after="40" w:line="240"/>
+              <w:spacing w:lineRule="auto" w:after="40" w:before="40" w:line="240"/>
             </w:pPr>
             <w:r>
               <w:t xml:space="preserve">content_sha</w:t>
@@ -6097,7 +6097,7 @@
               <w:pStyle w:val="Compact"/>
               <w:jc w:val="left"/>
               <w:ind w:left="0" w:firstLine="0" w:right="0"/>
-              <w:spacing w:lineRule="auto" w:before="40" w:after="40" w:line="240"/>
+              <w:spacing w:lineRule="auto" w:after="40" w:before="40" w:line="240"/>
             </w:pPr>
             <w:r>
               <w:t xml:space="preserve">TEXT</w:t>
@@ -6111,7 +6111,7 @@
               <w:pStyle w:val="Compact"/>
               <w:jc w:val="left"/>
               <w:ind w:left="0" w:firstLine="0" w:right="0"/>
-              <w:spacing w:lineRule="auto" w:before="40" w:after="40" w:line="240"/>
+              <w:spacing w:lineRule="auto" w:after="40" w:before="40" w:line="240"/>
             </w:pPr>
             <w:r>
               <w:t xml:space="preserve">SHA1 checksum for change detection</w:t>
@@ -6127,7 +6127,7 @@
               <w:pStyle w:val="Compact"/>
               <w:jc w:val="left"/>
               <w:ind w:left="0" w:firstLine="0" w:right="0"/>
-              <w:spacing w:lineRule="auto" w:before="40" w:after="40" w:line="240"/>
+              <w:spacing w:lineRule="auto" w:after="40" w:before="40" w:line="240"/>
             </w:pPr>
             <w:r>
               <w:t xml:space="preserve">specification_ref</w:t>
@@ -6141,7 +6141,7 @@
               <w:pStyle w:val="Compact"/>
               <w:jc w:val="left"/>
               <w:ind w:left="0" w:firstLine="0" w:right="0"/>
-              <w:spacing w:lineRule="auto" w:before="40" w:after="40" w:line="240"/>
+              <w:spacing w:lineRule="auto" w:after="40" w:before="40" w:line="240"/>
             </w:pPr>
             <w:r>
               <w:t xml:space="preserve">TEXT NOT NULL FK</w:t>
@@ -6155,7 +6155,7 @@
               <w:pStyle w:val="Compact"/>
               <w:jc w:val="left"/>
               <w:ind w:left="0" w:firstLine="0" w:right="0"/>
-              <w:spacing w:lineRule="auto" w:before="40" w:after="40" w:line="240"/>
+              <w:spacing w:lineRule="auto" w:after="40" w:before="40" w:line="240"/>
             </w:pPr>
             <w:r>
               <w:t xml:space="preserve">Parent specification</w:t>
@@ -6171,7 +6171,7 @@
               <w:pStyle w:val="Compact"/>
               <w:jc w:val="left"/>
               <w:ind w:left="0" w:firstLine="0" w:right="0"/>
-              <w:spacing w:lineRule="auto" w:before="40" w:after="40" w:line="240"/>
+              <w:spacing w:lineRule="auto" w:after="40" w:before="40" w:line="240"/>
             </w:pPr>
             <w:r>
               <w:t xml:space="preserve">type_ref</w:t>
@@ -6185,7 +6185,7 @@
               <w:pStyle w:val="Compact"/>
               <w:jc w:val="left"/>
               <w:ind w:left="0" w:firstLine="0" w:right="0"/>
-              <w:spacing w:lineRule="auto" w:before="40" w:after="40" w:line="240"/>
+              <w:spacing w:lineRule="auto" w:after="40" w:before="40" w:line="240"/>
             </w:pPr>
             <w:r>
               <w:t xml:space="preserve">TEXT NOT NULL FK</w:t>
@@ -6199,7 +6199,7 @@
               <w:pStyle w:val="Compact"/>
               <w:jc w:val="left"/>
               <w:ind w:left="0" w:firstLine="0" w:right="0"/>
-              <w:spacing w:lineRule="auto" w:before="40" w:after="40" w:line="240"/>
+              <w:spacing w:lineRule="auto" w:after="40" w:before="40" w:line="240"/>
             </w:pPr>
             <w:r>
               <w:t xml:space="preserve">Float type</w:t>
@@ -6215,7 +6215,7 @@
               <w:pStyle w:val="Compact"/>
               <w:jc w:val="left"/>
               <w:ind w:left="0" w:firstLine="0" w:right="0"/>
-              <w:spacing w:lineRule="auto" w:before="40" w:after="40" w:line="240"/>
+              <w:spacing w:lineRule="auto" w:after="40" w:before="40" w:line="240"/>
             </w:pPr>
             <w:r>
               <w:t xml:space="preserve">from_file</w:t>
@@ -6229,7 +6229,7 @@
               <w:pStyle w:val="Compact"/>
               <w:jc w:val="left"/>
               <w:ind w:left="0" w:firstLine="0" w:right="0"/>
-              <w:spacing w:lineRule="auto" w:before="40" w:after="40" w:line="240"/>
+              <w:spacing w:lineRule="auto" w:after="40" w:before="40" w:line="240"/>
             </w:pPr>
             <w:r>
               <w:t xml:space="preserve">TEXT NOT NULL</w:t>
@@ -6243,7 +6243,7 @@
               <w:pStyle w:val="Compact"/>
               <w:jc w:val="left"/>
               <w:ind w:left="0" w:firstLine="0" w:right="0"/>
-              <w:spacing w:lineRule="auto" w:before="40" w:after="40" w:line="240"/>
+              <w:spacing w:lineRule="auto" w:after="40" w:before="40" w:line="240"/>
             </w:pPr>
             <w:r>
               <w:t xml:space="preserve">Source file path</w:t>
@@ -6259,7 +6259,7 @@
               <w:pStyle w:val="Compact"/>
               <w:jc w:val="left"/>
               <w:ind w:left="0" w:firstLine="0" w:right="0"/>
-              <w:spacing w:lineRule="auto" w:before="40" w:after="40" w:line="240"/>
+              <w:spacing w:lineRule="auto" w:after="40" w:before="40" w:line="240"/>
             </w:pPr>
             <w:r>
               <w:t xml:space="preserve">file_seq</w:t>
@@ -6273,7 +6273,7 @@
               <w:pStyle w:val="Compact"/>
               <w:jc w:val="left"/>
               <w:ind w:left="0" w:firstLine="0" w:right="0"/>
-              <w:spacing w:lineRule="auto" w:before="40" w:after="40" w:line="240"/>
+              <w:spacing w:lineRule="auto" w:after="40" w:before="40" w:line="240"/>
             </w:pPr>
             <w:r>
               <w:t xml:space="preserve">INTEGER NOT NULL</w:t>
@@ -6287,7 +6287,7 @@
               <w:pStyle w:val="Compact"/>
               <w:jc w:val="left"/>
               <w:ind w:left="0" w:firstLine="0" w:right="0"/>
-              <w:spacing w:lineRule="auto" w:before="40" w:after="40" w:line="240"/>
+              <w:spacing w:lineRule="auto" w:after="40" w:before="40" w:line="240"/>
             </w:pPr>
             <w:r>
               <w:t xml:space="preserve">Sequence within file</w:t>
@@ -6303,7 +6303,7 @@
               <w:pStyle w:val="Compact"/>
               <w:jc w:val="left"/>
               <w:ind w:left="0" w:firstLine="0" w:right="0"/>
-              <w:spacing w:lineRule="auto" w:before="40" w:after="40" w:line="240"/>
+              <w:spacing w:lineRule="auto" w:after="40" w:before="40" w:line="240"/>
             </w:pPr>
             <w:r>
               <w:t xml:space="preserve">start_line</w:t>
@@ -6317,7 +6317,7 @@
               <w:pStyle w:val="Compact"/>
               <w:jc w:val="left"/>
               <w:ind w:left="0" w:firstLine="0" w:right="0"/>
-              <w:spacing w:lineRule="auto" w:before="40" w:after="40" w:line="240"/>
+              <w:spacing w:lineRule="auto" w:after="40" w:before="40" w:line="240"/>
             </w:pPr>
             <w:r>
               <w:t xml:space="preserve">INTEGER</w:t>
@@ -6331,7 +6331,7 @@
               <w:pStyle w:val="Compact"/>
               <w:jc w:val="left"/>
               <w:ind w:left="0" w:firstLine="0" w:right="0"/>
-              <w:spacing w:lineRule="auto" w:before="40" w:after="40" w:line="240"/>
+              <w:spacing w:lineRule="auto" w:after="40" w:before="40" w:line="240"/>
             </w:pPr>
             <w:r>
               <w:t xml:space="preserve">Start line in source</w:t>
@@ -6347,7 +6347,7 @@
               <w:pStyle w:val="Compact"/>
               <w:jc w:val="left"/>
               <w:ind w:left="0" w:firstLine="0" w:right="0"/>
-              <w:spacing w:lineRule="auto" w:before="40" w:after="40" w:line="240"/>
+              <w:spacing w:lineRule="auto" w:after="40" w:before="40" w:line="240"/>
             </w:pPr>
             <w:r>
               <w:t xml:space="preserve">label</w:t>
@@ -6361,7 +6361,7 @@
               <w:pStyle w:val="Compact"/>
               <w:jc w:val="left"/>
               <w:ind w:left="0" w:firstLine="0" w:right="0"/>
-              <w:spacing w:lineRule="auto" w:before="40" w:after="40" w:line="240"/>
+              <w:spacing w:lineRule="auto" w:after="40" w:before="40" w:line="240"/>
             </w:pPr>
             <w:r>
               <w:t xml:space="preserve">TEXT NOT NULL</w:t>
@@ -6375,7 +6375,7 @@
               <w:pStyle w:val="Compact"/>
               <w:jc w:val="left"/>
               <w:ind w:left="0" w:firstLine="0" w:right="0"/>
-              <w:spacing w:lineRule="auto" w:before="40" w:after="40" w:line="240"/>
+              <w:spacing w:lineRule="auto" w:after="40" w:before="40" w:line="240"/>
             </w:pPr>
             <w:r>
               <w:t xml:space="preserve">Cross-reference label</w:t>
@@ -6391,7 +6391,7 @@
               <w:pStyle w:val="Compact"/>
               <w:jc w:val="left"/>
               <w:ind w:left="0" w:firstLine="0" w:right="0"/>
-              <w:spacing w:lineRule="auto" w:before="40" w:after="40" w:line="240"/>
+              <w:spacing w:lineRule="auto" w:after="40" w:before="40" w:line="240"/>
             </w:pPr>
             <w:r>
               <w:t xml:space="preserve">number</w:t>
@@ -6405,7 +6405,7 @@
               <w:pStyle w:val="Compact"/>
               <w:jc w:val="left"/>
               <w:ind w:left="0" w:firstLine="0" w:right="0"/>
-              <w:spacing w:lineRule="auto" w:before="40" w:after="40" w:line="240"/>
+              <w:spacing w:lineRule="auto" w:after="40" w:before="40" w:line="240"/>
             </w:pPr>
             <w:r>
               <w:t xml:space="preserve">INTEGER</w:t>
@@ -6419,7 +6419,7 @@
               <w:pStyle w:val="Compact"/>
               <w:jc w:val="left"/>
               <w:ind w:left="0" w:firstLine="0" w:right="0"/>
-              <w:spacing w:lineRule="auto" w:before="40" w:after="40" w:line="240"/>
+              <w:spacing w:lineRule="auto" w:after="40" w:before="40" w:line="240"/>
             </w:pPr>
             <w:r>
               <w:t xml:space="preserve">Auto-assigned number within counter group</w:t>
@@ -6435,7 +6435,7 @@
               <w:pStyle w:val="Compact"/>
               <w:jc w:val="left"/>
               <w:ind w:left="0" w:firstLine="0" w:right="0"/>
-              <w:spacing w:lineRule="auto" w:before="40" w:after="40" w:line="240"/>
+              <w:spacing w:lineRule="auto" w:after="40" w:before="40" w:line="240"/>
             </w:pPr>
             <w:r>
               <w:t xml:space="preserve">caption</w:t>
@@ -6449,7 +6449,7 @@
               <w:pStyle w:val="Compact"/>
               <w:jc w:val="left"/>
               <w:ind w:left="0" w:firstLine="0" w:right="0"/>
-              <w:spacing w:lineRule="auto" w:before="40" w:after="40" w:line="240"/>
+              <w:spacing w:lineRule="auto" w:after="40" w:before="40" w:line="240"/>
             </w:pPr>
             <w:r>
               <w:t xml:space="preserve">TEXT</w:t>
@@ -6463,7 +6463,7 @@
               <w:pStyle w:val="Compact"/>
               <w:jc w:val="left"/>
               <w:ind w:left="0" w:firstLine="0" w:right="0"/>
-              <w:spacing w:lineRule="auto" w:before="40" w:after="40" w:line="240"/>
+              <w:spacing w:lineRule="auto" w:after="40" w:before="40" w:line="240"/>
             </w:pPr>
             <w:r>
               <w:t xml:space="preserve">Caption text</w:t>
@@ -6479,7 +6479,7 @@
               <w:pStyle w:val="Compact"/>
               <w:jc w:val="left"/>
               <w:ind w:left="0" w:firstLine="0" w:right="0"/>
-              <w:spacing w:lineRule="auto" w:before="40" w:after="40" w:line="240"/>
+              <w:spacing w:lineRule="auto" w:after="40" w:before="40" w:line="240"/>
             </w:pPr>
             <w:r>
               <w:t xml:space="preserve">pandoc_attributes</w:t>
@@ -6493,7 +6493,7 @@
               <w:pStyle w:val="Compact"/>
               <w:jc w:val="left"/>
               <w:ind w:left="0" w:firstLine="0" w:right="0"/>
-              <w:spacing w:lineRule="auto" w:before="40" w:after="40" w:line="240"/>
+              <w:spacing w:lineRule="auto" w:after="40" w:before="40" w:line="240"/>
             </w:pPr>
             <w:r>
               <w:t xml:space="preserve">JSON</w:t>
@@ -6507,7 +6507,7 @@
               <w:pStyle w:val="Compact"/>
               <w:jc w:val="left"/>
               <w:ind w:left="0" w:firstLine="0" w:right="0"/>
-              <w:spacing w:lineRule="auto" w:before="40" w:after="40" w:line="240"/>
+              <w:spacing w:lineRule="auto" w:after="40" w:before="40" w:line="240"/>
             </w:pPr>
             <w:r>
               <w:t xml:space="preserve">Parsed attributes from code block</w:t>
@@ -6523,7 +6523,7 @@
               <w:pStyle w:val="Compact"/>
               <w:jc w:val="left"/>
               <w:ind w:left="0" w:firstLine="0" w:right="0"/>
-              <w:spacing w:lineRule="auto" w:before="40" w:after="40" w:line="240"/>
+              <w:spacing w:lineRule="auto" w:after="40" w:before="40" w:line="240"/>
             </w:pPr>
             <w:r>
               <w:t xml:space="preserve">raw_content</w:t>
@@ -6537,7 +6537,7 @@
               <w:pStyle w:val="Compact"/>
               <w:jc w:val="left"/>
               <w:ind w:left="0" w:firstLine="0" w:right="0"/>
-              <w:spacing w:lineRule="auto" w:before="40" w:after="40" w:line="240"/>
+              <w:spacing w:lineRule="auto" w:after="40" w:before="40" w:line="240"/>
             </w:pPr>
             <w:r>
               <w:t xml:space="preserve">TEXT</w:t>
@@ -6551,7 +6551,7 @@
               <w:pStyle w:val="Compact"/>
               <w:jc w:val="left"/>
               <w:ind w:left="0" w:firstLine="0" w:right="0"/>
-              <w:spacing w:lineRule="auto" w:before="40" w:after="40" w:line="240"/>
+              <w:spacing w:lineRule="auto" w:after="40" w:before="40" w:line="240"/>
             </w:pPr>
             <w:r>
               <w:t xml:space="preserve">Original raw content</w:t>
@@ -6567,7 +6567,7 @@
               <w:pStyle w:val="Compact"/>
               <w:jc w:val="left"/>
               <w:ind w:left="0" w:firstLine="0" w:right="0"/>
-              <w:spacing w:lineRule="auto" w:before="40" w:after="40" w:line="240"/>
+              <w:spacing w:lineRule="auto" w:after="40" w:before="40" w:line="240"/>
             </w:pPr>
             <w:r>
               <w:t xml:space="preserve">raw_ast</w:t>
@@ -6581,7 +6581,7 @@
               <w:pStyle w:val="Compact"/>
               <w:jc w:val="left"/>
               <w:ind w:left="0" w:firstLine="0" w:right="0"/>
-              <w:spacing w:lineRule="auto" w:before="40" w:after="40" w:line="240"/>
+              <w:spacing w:lineRule="auto" w:after="40" w:before="40" w:line="240"/>
             </w:pPr>
             <w:r>
               <w:t xml:space="preserve">JSON</w:t>
@@ -6595,7 +6595,7 @@
               <w:pStyle w:val="Compact"/>
               <w:jc w:val="left"/>
               <w:ind w:left="0" w:firstLine="0" w:right="0"/>
-              <w:spacing w:lineRule="auto" w:before="40" w:after="40" w:line="240"/>
+              <w:spacing w:lineRule="auto" w:after="40" w:before="40" w:line="240"/>
             </w:pPr>
             <w:r>
               <w:t xml:space="preserve">Original Pandoc AST</w:t>
@@ -6611,7 +6611,7 @@
               <w:pStyle w:val="Compact"/>
               <w:jc w:val="left"/>
               <w:ind w:left="0" w:firstLine="0" w:right="0"/>
-              <w:spacing w:lineRule="auto" w:before="40" w:after="40" w:line="240"/>
+              <w:spacing w:lineRule="auto" w:after="40" w:before="40" w:line="240"/>
             </w:pPr>
             <w:r>
               <w:t xml:space="preserve">resolved_ast</w:t>
@@ -6625,7 +6625,7 @@
               <w:pStyle w:val="Compact"/>
               <w:jc w:val="left"/>
               <w:ind w:left="0" w:firstLine="0" w:right="0"/>
-              <w:spacing w:lineRule="auto" w:before="40" w:after="40" w:line="240"/>
+              <w:spacing w:lineRule="auto" w:after="40" w:before="40" w:line="240"/>
             </w:pPr>
             <w:r>
               <w:t xml:space="preserve">JSON</w:t>
@@ -6639,7 +6639,7 @@
               <w:pStyle w:val="Compact"/>
               <w:jc w:val="left"/>
               <w:ind w:left="0" w:firstLine="0" w:right="0"/>
-              <w:spacing w:lineRule="auto" w:before="40" w:after="40" w:line="240"/>
+              <w:spacing w:lineRule="auto" w:after="40" w:before="40" w:line="240"/>
             </w:pPr>
             <w:r>
               <w:t xml:space="preserve">Processed AST after rendering</w:t>
@@ -6655,7 +6655,7 @@
               <w:pStyle w:val="Compact"/>
               <w:jc w:val="left"/>
               <w:ind w:left="0" w:firstLine="0" w:right="0"/>
-              <w:spacing w:lineRule="auto" w:before="40" w:after="40" w:line="240"/>
+              <w:spacing w:lineRule="auto" w:after="40" w:before="40" w:line="240"/>
             </w:pPr>
             <w:r>
               <w:t xml:space="preserve">parent_object_id</w:t>
@@ -6669,7 +6669,7 @@
               <w:pStyle w:val="Compact"/>
               <w:jc w:val="left"/>
               <w:ind w:left="0" w:firstLine="0" w:right="0"/>
-              <w:spacing w:lineRule="auto" w:before="40" w:after="40" w:line="240"/>
+              <w:spacing w:lineRule="auto" w:after="40" w:before="40" w:line="240"/>
             </w:pPr>
             <w:r>
               <w:t xml:space="preserve">INTEGER FK</w:t>
@@ -6683,7 +6683,7 @@
               <w:pStyle w:val="Compact"/>
               <w:jc w:val="left"/>
               <w:ind w:left="0" w:firstLine="0" w:right="0"/>
-              <w:spacing w:lineRule="auto" w:before="40" w:after="40" w:line="240"/>
+              <w:spacing w:lineRule="auto" w:after="40" w:before="40" w:line="240"/>
             </w:pPr>
             <w:r>
               <w:t xml:space="preserve">Containing spec object</w:t>
@@ -6699,7 +6699,7 @@
               <w:pStyle w:val="Compact"/>
               <w:jc w:val="left"/>
               <w:ind w:left="0" w:firstLine="0" w:right="0"/>
-              <w:spacing w:lineRule="auto" w:before="40" w:after="40" w:line="240"/>
+              <w:spacing w:lineRule="auto" w:after="40" w:before="40" w:line="240"/>
             </w:pPr>
             <w:r>
               <w:t xml:space="preserve">anchor</w:t>
@@ -6713,7 +6713,7 @@
               <w:pStyle w:val="Compact"/>
               <w:jc w:val="left"/>
               <w:ind w:left="0" w:firstLine="0" w:right="0"/>
-              <w:spacing w:lineRule="auto" w:before="40" w:after="40" w:line="240"/>
+              <w:spacing w:lineRule="auto" w:after="40" w:before="40" w:line="240"/>
             </w:pPr>
             <w:r>
               <w:t xml:space="preserve">TEXT</w:t>
@@ -6727,7 +6727,7 @@
               <w:pStyle w:val="Compact"/>
               <w:jc w:val="left"/>
               <w:ind w:left="0" w:firstLine="0" w:right="0"/>
-              <w:spacing w:lineRule="auto" w:before="40" w:after="40" w:line="240"/>
+              <w:spacing w:lineRule="auto" w:after="40" w:before="40" w:line="240"/>
             </w:pPr>
             <w:r>
               <w:t xml:space="preserve">HTML anchor for linking</w:t>
@@ -6743,7 +6743,7 @@
               <w:pStyle w:val="Compact"/>
               <w:jc w:val="left"/>
               <w:ind w:left="0" w:firstLine="0" w:right="0"/>
-              <w:spacing w:lineRule="auto" w:before="40" w:after="40" w:line="240"/>
+              <w:spacing w:lineRule="auto" w:after="40" w:before="40" w:line="240"/>
             </w:pPr>
             <w:r>
               <w:t xml:space="preserve">syntax_key</w:t>
@@ -6757,7 +6757,7 @@
               <w:pStyle w:val="Compact"/>
               <w:jc w:val="left"/>
               <w:ind w:left="0" w:firstLine="0" w:right="0"/>
-              <w:spacing w:lineRule="auto" w:before="40" w:after="40" w:line="240"/>
+              <w:spacing w:lineRule="auto" w:after="40" w:before="40" w:line="240"/>
             </w:pPr>
             <w:r>
               <w:t xml:space="preserve">TEXT</w:t>
@@ -6771,7 +6771,7 @@
               <w:pStyle w:val="Compact"/>
               <w:jc w:val="left"/>
               <w:ind w:left="0" w:firstLine="0" w:right="0"/>
-              <w:spacing w:lineRule="auto" w:before="40" w:after="40" w:line="240"/>
+              <w:spacing w:lineRule="auto" w:after="40" w:before="40" w:line="240"/>
             </w:pPr>
             <w:r>
               <w:t xml:space="preserve">Original syntax from code block</w:t>
@@ -6834,7 +6834,7 @@
     </w:p>
     <w:p>
       <w:pPr>
-        <w:spacing w:lineRule="exact" w:line="20" w:after="0" w:before="0"/>
+        <w:spacing w:after="0" w:before="0" w:line="20" w:lineRule="exact"/>
         <w:rPr>
           <w:sz w:val="2"/>
         </w:rPr>
@@ -6908,7 +6908,7 @@
               <w:pStyle w:val="Compact"/>
               <w:jc w:val="left"/>
               <w:ind w:left="0" w:firstLine="0" w:right="0"/>
-              <w:spacing w:lineRule="auto" w:before="40" w:after="40" w:line="240"/>
+              <w:spacing w:lineRule="auto" w:after="40" w:before="40" w:line="240"/>
             </w:pPr>
             <w:r>
               <w:rPr>
@@ -6927,7 +6927,7 @@
               <w:pStyle w:val="Compact"/>
               <w:jc w:val="left"/>
               <w:ind w:left="0" w:firstLine="0" w:right="0"/>
-              <w:spacing w:lineRule="auto" w:before="40" w:after="40" w:line="240"/>
+              <w:spacing w:lineRule="auto" w:after="40" w:before="40" w:line="240"/>
             </w:pPr>
             <w:r>
               <w:rPr>
@@ -6946,7 +6946,7 @@
               <w:pStyle w:val="Compact"/>
               <w:jc w:val="left"/>
               <w:ind w:left="0" w:firstLine="0" w:right="0"/>
-              <w:spacing w:lineRule="auto" w:before="40" w:after="40" w:line="240"/>
+              <w:spacing w:lineRule="auto" w:after="40" w:before="40" w:line="240"/>
             </w:pPr>
             <w:r>
               <w:rPr>
@@ -6965,7 +6965,7 @@
               <w:pStyle w:val="Compact"/>
               <w:jc w:val="left"/>
               <w:ind w:left="0" w:firstLine="0" w:right="0"/>
-              <w:spacing w:lineRule="auto" w:before="40" w:after="40" w:line="240"/>
+              <w:spacing w:lineRule="auto" w:after="40" w:before="40" w:line="240"/>
             </w:pPr>
             <w:r>
               <w:t xml:space="preserve">id</w:t>
@@ -6979,7 +6979,7 @@
               <w:pStyle w:val="Compact"/>
               <w:jc w:val="left"/>
               <w:ind w:left="0" w:firstLine="0" w:right="0"/>
-              <w:spacing w:lineRule="auto" w:before="40" w:after="40" w:line="240"/>
+              <w:spacing w:lineRule="auto" w:after="40" w:before="40" w:line="240"/>
             </w:pPr>
             <w:r>
               <w:t xml:space="preserve">INTEGER PK</w:t>
@@ -6993,7 +6993,7 @@
               <w:pStyle w:val="Compact"/>
               <w:jc w:val="left"/>
               <w:ind w:left="0" w:firstLine="0" w:right="0"/>
-              <w:spacing w:lineRule="auto" w:before="40" w:after="40" w:line="240"/>
+              <w:spacing w:lineRule="auto" w:after="40" w:before="40" w:line="240"/>
             </w:pPr>
             <w:r>
               <w:t xml:space="preserve">Auto-assigned internal key</w:t>
@@ -7009,7 +7009,7 @@
               <w:pStyle w:val="Compact"/>
               <w:jc w:val="left"/>
               <w:ind w:left="0" w:firstLine="0" w:right="0"/>
-              <w:spacing w:lineRule="auto" w:before="40" w:after="40" w:line="240"/>
+              <w:spacing w:lineRule="auto" w:after="40" w:before="40" w:line="240"/>
             </w:pPr>
             <w:r>
               <w:t xml:space="preserve">content_sha</w:t>
@@ -7023,7 +7023,7 @@
               <w:pStyle w:val="Compact"/>
               <w:jc w:val="left"/>
               <w:ind w:left="0" w:firstLine="0" w:right="0"/>
-              <w:spacing w:lineRule="auto" w:before="40" w:after="40" w:line="240"/>
+              <w:spacing w:lineRule="auto" w:after="40" w:before="40" w:line="240"/>
             </w:pPr>
             <w:r>
               <w:t xml:space="preserve">TEXT</w:t>
@@ -7037,7 +7037,7 @@
               <w:pStyle w:val="Compact"/>
               <w:jc w:val="left"/>
               <w:ind w:left="0" w:firstLine="0" w:right="0"/>
-              <w:spacing w:lineRule="auto" w:before="40" w:after="40" w:line="240"/>
+              <w:spacing w:lineRule="auto" w:after="40" w:before="40" w:line="240"/>
             </w:pPr>
             <w:r>
               <w:t xml:space="preserve">SHA1 checksum for change detection</w:t>
@@ -7053,7 +7053,7 @@
               <w:pStyle w:val="Compact"/>
               <w:jc w:val="left"/>
               <w:ind w:left="0" w:firstLine="0" w:right="0"/>
-              <w:spacing w:lineRule="auto" w:before="40" w:after="40" w:line="240"/>
+              <w:spacing w:lineRule="auto" w:after="40" w:before="40" w:line="240"/>
             </w:pPr>
             <w:r>
               <w:t xml:space="preserve">specification_ref</w:t>
@@ -7067,7 +7067,7 @@
               <w:pStyle w:val="Compact"/>
               <w:jc w:val="left"/>
               <w:ind w:left="0" w:firstLine="0" w:right="0"/>
-              <w:spacing w:lineRule="auto" w:before="40" w:after="40" w:line="240"/>
+              <w:spacing w:lineRule="auto" w:after="40" w:before="40" w:line="240"/>
             </w:pPr>
             <w:r>
               <w:t xml:space="preserve">TEXT NOT NULL FK</w:t>
@@ -7081,7 +7081,7 @@
               <w:pStyle w:val="Compact"/>
               <w:jc w:val="left"/>
               <w:ind w:left="0" w:firstLine="0" w:right="0"/>
-              <w:spacing w:lineRule="auto" w:before="40" w:after="40" w:line="240"/>
+              <w:spacing w:lineRule="auto" w:after="40" w:before="40" w:line="240"/>
             </w:pPr>
             <w:r>
               <w:t xml:space="preserve">Parent specification</w:t>
@@ -7097,7 +7097,7 @@
               <w:pStyle w:val="Compact"/>
               <w:jc w:val="left"/>
               <w:ind w:left="0" w:firstLine="0" w:right="0"/>
-              <w:spacing w:lineRule="auto" w:before="40" w:after="40" w:line="240"/>
+              <w:spacing w:lineRule="auto" w:after="40" w:before="40" w:line="240"/>
             </w:pPr>
             <w:r>
               <w:t xml:space="preserve">source_object_id</w:t>
@@ -7111,7 +7111,7 @@
               <w:pStyle w:val="Compact"/>
               <w:jc w:val="left"/>
               <w:ind w:left="0" w:firstLine="0" w:right="0"/>
-              <w:spacing w:lineRule="auto" w:before="40" w:after="40" w:line="240"/>
+              <w:spacing w:lineRule="auto" w:after="40" w:before="40" w:line="240"/>
             </w:pPr>
             <w:r>
               <w:t xml:space="preserve">INTEGER NOT NULL FK</w:t>
@@ -7125,7 +7125,7 @@
               <w:pStyle w:val="Compact"/>
               <w:jc w:val="left"/>
               <w:ind w:left="0" w:firstLine="0" w:right="0"/>
-              <w:spacing w:lineRule="auto" w:before="40" w:after="40" w:line="240"/>
+              <w:spacing w:lineRule="auto" w:after="40" w:before="40" w:line="240"/>
             </w:pPr>
             <w:r>
               <w:t xml:space="preserve">Source object</w:t>
@@ -7141,7 +7141,7 @@
               <w:pStyle w:val="Compact"/>
               <w:jc w:val="left"/>
               <w:ind w:left="0" w:firstLine="0" w:right="0"/>
-              <w:spacing w:lineRule="auto" w:before="40" w:after="40" w:line="240"/>
+              <w:spacing w:lineRule="auto" w:after="40" w:before="40" w:line="240"/>
             </w:pPr>
             <w:r>
               <w:t xml:space="preserve">target_text</w:t>
@@ -7155,7 +7155,7 @@
               <w:pStyle w:val="Compact"/>
               <w:jc w:val="left"/>
               <w:ind w:left="0" w:firstLine="0" w:right="0"/>
-              <w:spacing w:lineRule="auto" w:before="40" w:after="40" w:line="240"/>
+              <w:spacing w:lineRule="auto" w:after="40" w:before="40" w:line="240"/>
             </w:pPr>
             <w:r>
               <w:t xml:space="preserve">TEXT</w:t>
@@ -7169,7 +7169,7 @@
               <w:pStyle w:val="Compact"/>
               <w:jc w:val="left"/>
               <w:ind w:left="0" w:firstLine="0" w:right="0"/>
-              <w:spacing w:lineRule="auto" w:before="40" w:after="40" w:line="240"/>
+              <w:spacing w:lineRule="auto" w:after="40" w:before="40" w:line="240"/>
             </w:pPr>
             <w:r>
               <w:t xml:space="preserve">Target as written (before resolution)</w:t>
@@ -7185,7 +7185,7 @@
               <w:pStyle w:val="Compact"/>
               <w:jc w:val="left"/>
               <w:ind w:left="0" w:firstLine="0" w:right="0"/>
-              <w:spacing w:lineRule="auto" w:before="40" w:after="40" w:line="240"/>
+              <w:spacing w:lineRule="auto" w:after="40" w:before="40" w:line="240"/>
             </w:pPr>
             <w:r>
               <w:t xml:space="preserve">target_object_id</w:t>
@@ -7199,7 +7199,7 @@
               <w:pStyle w:val="Compact"/>
               <w:jc w:val="left"/>
               <w:ind w:left="0" w:firstLine="0" w:right="0"/>
-              <w:spacing w:lineRule="auto" w:before="40" w:after="40" w:line="240"/>
+              <w:spacing w:lineRule="auto" w:after="40" w:before="40" w:line="240"/>
             </w:pPr>
             <w:r>
               <w:t xml:space="preserve">INTEGER FK</w:t>
@@ -7213,7 +7213,7 @@
               <w:pStyle w:val="Compact"/>
               <w:jc w:val="left"/>
               <w:ind w:left="0" w:firstLine="0" w:right="0"/>
-              <w:spacing w:lineRule="auto" w:before="40" w:after="40" w:line="240"/>
+              <w:spacing w:lineRule="auto" w:after="40" w:before="40" w:line="240"/>
             </w:pPr>
             <w:r>
               <w:t xml:space="preserve">Resolved target object (NULL if unresolved)</w:t>
@@ -7229,7 +7229,7 @@
               <w:pStyle w:val="Compact"/>
               <w:jc w:val="left"/>
               <w:ind w:left="0" w:firstLine="0" w:right="0"/>
-              <w:spacing w:lineRule="auto" w:before="40" w:after="40" w:line="240"/>
+              <w:spacing w:lineRule="auto" w:after="40" w:before="40" w:line="240"/>
             </w:pPr>
             <w:r>
               <w:t xml:space="preserve">target_float_id</w:t>
@@ -7243,7 +7243,7 @@
               <w:pStyle w:val="Compact"/>
               <w:jc w:val="left"/>
               <w:ind w:left="0" w:firstLine="0" w:right="0"/>
-              <w:spacing w:lineRule="auto" w:before="40" w:after="40" w:line="240"/>
+              <w:spacing w:lineRule="auto" w:after="40" w:before="40" w:line="240"/>
             </w:pPr>
             <w:r>
               <w:t xml:space="preserve">INTEGER FK</w:t>
@@ -7257,7 +7257,7 @@
               <w:pStyle w:val="Compact"/>
               <w:jc w:val="left"/>
               <w:ind w:left="0" w:firstLine="0" w:right="0"/>
-              <w:spacing w:lineRule="auto" w:before="40" w:after="40" w:line="240"/>
+              <w:spacing w:lineRule="auto" w:after="40" w:before="40" w:line="240"/>
             </w:pPr>
             <w:r>
               <w:t xml:space="preserve">Resolved target float (NULL if unresolved)</w:t>
@@ -7273,7 +7273,7 @@
               <w:pStyle w:val="Compact"/>
               <w:jc w:val="left"/>
               <w:ind w:left="0" w:firstLine="0" w:right="0"/>
-              <w:spacing w:lineRule="auto" w:before="40" w:after="40" w:line="240"/>
+              <w:spacing w:lineRule="auto" w:after="40" w:before="40" w:line="240"/>
             </w:pPr>
             <w:r>
               <w:t xml:space="preserve">type_ref</w:t>
@@ -7287,7 +7287,7 @@
               <w:pStyle w:val="Compact"/>
               <w:jc w:val="left"/>
               <w:ind w:left="0" w:firstLine="0" w:right="0"/>
-              <w:spacing w:lineRule="auto" w:before="40" w:after="40" w:line="240"/>
+              <w:spacing w:lineRule="auto" w:after="40" w:before="40" w:line="240"/>
             </w:pPr>
             <w:r>
               <w:t xml:space="preserve">TEXT FK</w:t>
@@ -7301,7 +7301,7 @@
               <w:pStyle w:val="Compact"/>
               <w:jc w:val="left"/>
               <w:ind w:left="0" w:firstLine="0" w:right="0"/>
-              <w:spacing w:lineRule="auto" w:before="40" w:after="40" w:line="240"/>
+              <w:spacing w:lineRule="auto" w:after="40" w:before="40" w:line="240"/>
             </w:pPr>
             <w:r>
               <w:t xml:space="preserve">Inferred relation type</w:t>
@@ -7317,7 +7317,7 @@
               <w:pStyle w:val="Compact"/>
               <w:jc w:val="left"/>
               <w:ind w:left="0" w:firstLine="0" w:right="0"/>
-              <w:spacing w:lineRule="auto" w:before="40" w:after="40" w:line="240"/>
+              <w:spacing w:lineRule="auto" w:after="40" w:before="40" w:line="240"/>
             </w:pPr>
             <w:r>
               <w:t xml:space="preserve">is_ambiguous</w:t>
@@ -7331,7 +7331,7 @@
               <w:pStyle w:val="Compact"/>
               <w:jc w:val="left"/>
               <w:ind w:left="0" w:firstLine="0" w:right="0"/>
-              <w:spacing w:lineRule="auto" w:before="40" w:after="40" w:line="240"/>
+              <w:spacing w:lineRule="auto" w:after="40" w:before="40" w:line="240"/>
             </w:pPr>
             <w:r>
               <w:t xml:space="preserve">INTEGER DEFAULT 0</w:t>
@@ -7345,7 +7345,7 @@
               <w:pStyle w:val="Compact"/>
               <w:jc w:val="left"/>
               <w:ind w:left="0" w:firstLine="0" w:right="0"/>
-              <w:spacing w:lineRule="auto" w:before="40" w:after="40" w:line="240"/>
+              <w:spacing w:lineRule="auto" w:after="40" w:before="40" w:line="240"/>
             </w:pPr>
             <w:r>
               <w:t xml:space="preserve">1 = multiple matches found</w:t>
@@ -7361,7 +7361,7 @@
               <w:pStyle w:val="Compact"/>
               <w:jc w:val="left"/>
               <w:ind w:left="0" w:firstLine="0" w:right="0"/>
-              <w:spacing w:lineRule="auto" w:before="40" w:after="40" w:line="240"/>
+              <w:spacing w:lineRule="auto" w:after="40" w:before="40" w:line="240"/>
             </w:pPr>
             <w:r>
               <w:t xml:space="preserve">from_file</w:t>
@@ -7375,7 +7375,7 @@
               <w:pStyle w:val="Compact"/>
               <w:jc w:val="left"/>
               <w:ind w:left="0" w:firstLine="0" w:right="0"/>
-              <w:spacing w:lineRule="auto" w:before="40" w:after="40" w:line="240"/>
+              <w:spacing w:lineRule="auto" w:after="40" w:before="40" w:line="240"/>
             </w:pPr>
             <w:r>
               <w:t xml:space="preserve">TEXT NOT NULL</w:t>
@@ -7389,7 +7389,7 @@
               <w:pStyle w:val="Compact"/>
               <w:jc w:val="left"/>
               <w:ind w:left="0" w:firstLine="0" w:right="0"/>
-              <w:spacing w:lineRule="auto" w:before="40" w:after="40" w:line="240"/>
+              <w:spacing w:lineRule="auto" w:after="40" w:before="40" w:line="240"/>
             </w:pPr>
             <w:r>
               <w:t xml:space="preserve">Source file</w:t>
@@ -7405,7 +7405,7 @@
               <w:pStyle w:val="Compact"/>
               <w:jc w:val="left"/>
               <w:ind w:left="0" w:firstLine="0" w:right="0"/>
-              <w:spacing w:lineRule="auto" w:before="40" w:after="40" w:line="240"/>
+              <w:spacing w:lineRule="auto" w:after="40" w:before="40" w:line="240"/>
             </w:pPr>
             <w:r>
               <w:t xml:space="preserve">link_line</w:t>
@@ -7419,7 +7419,7 @@
               <w:pStyle w:val="Compact"/>
               <w:jc w:val="left"/>
               <w:ind w:left="0" w:firstLine="0" w:right="0"/>
-              <w:spacing w:lineRule="auto" w:before="40" w:after="40" w:line="240"/>
+              <w:spacing w:lineRule="auto" w:after="40" w:before="40" w:line="240"/>
             </w:pPr>
             <w:r>
               <w:t xml:space="preserve">INTEGER DEFAULT 0</w:t>
@@ -7433,7 +7433,7 @@
               <w:pStyle w:val="Compact"/>
               <w:jc w:val="left"/>
               <w:ind w:left="0" w:firstLine="0" w:right="0"/>
-              <w:spacing w:lineRule="auto" w:before="40" w:after="40" w:line="240"/>
+              <w:spacing w:lineRule="auto" w:after="40" w:before="40" w:line="240"/>
             </w:pPr>
             <w:r>
               <w:t xml:space="preserve">Line number of link</w:t>
@@ -7449,7 +7449,7 @@
               <w:pStyle w:val="Compact"/>
               <w:jc w:val="left"/>
               <w:ind w:left="0" w:firstLine="0" w:right="0"/>
-              <w:spacing w:lineRule="auto" w:before="40" w:after="40" w:line="240"/>
+              <w:spacing w:lineRule="auto" w:after="40" w:before="40" w:line="240"/>
             </w:pPr>
             <w:r>
               <w:t xml:space="preserve">source_attribute</w:t>
@@ -7463,7 +7463,7 @@
               <w:pStyle w:val="Compact"/>
               <w:jc w:val="left"/>
               <w:ind w:left="0" w:firstLine="0" w:right="0"/>
-              <w:spacing w:lineRule="auto" w:before="40" w:after="40" w:line="240"/>
+              <w:spacing w:lineRule="auto" w:after="40" w:before="40" w:line="240"/>
             </w:pPr>
             <w:r>
               <w:t xml:space="preserve">TEXT</w:t>
@@ -7477,7 +7477,7 @@
               <w:pStyle w:val="Compact"/>
               <w:jc w:val="left"/>
               <w:ind w:left="0" w:firstLine="0" w:right="0"/>
-              <w:spacing w:lineRule="auto" w:before="40" w:after="40" w:line="240"/>
+              <w:spacing w:lineRule="auto" w:after="40" w:before="40" w:line="240"/>
             </w:pPr>
             <w:r>
               <w:t xml:space="preserve">Attribute containing the link (NULL if in body)</w:t>
@@ -7493,7 +7493,7 @@
               <w:pStyle w:val="Compact"/>
               <w:jc w:val="left"/>
               <w:ind w:left="0" w:firstLine="0" w:right="0"/>
-              <w:spacing w:lineRule="auto" w:before="40" w:after="40" w:line="240"/>
+              <w:spacing w:lineRule="auto" w:after="40" w:before="40" w:line="240"/>
             </w:pPr>
             <w:r>
               <w:t xml:space="preserve">link_selector</w:t>
@@ -7507,7 +7507,7 @@
               <w:pStyle w:val="Compact"/>
               <w:jc w:val="left"/>
               <w:ind w:left="0" w:firstLine="0" w:right="0"/>
-              <w:spacing w:lineRule="auto" w:before="40" w:after="40" w:line="240"/>
+              <w:spacing w:lineRule="auto" w:after="40" w:before="40" w:line="240"/>
             </w:pPr>
             <w:r>
               <w:t xml:space="preserve">TEXT</w:t>
@@ -7521,7 +7521,7 @@
               <w:pStyle w:val="Compact"/>
               <w:jc w:val="left"/>
               <w:ind w:left="0" w:firstLine="0" w:right="0"/>
-              <w:spacing w:lineRule="auto" w:before="40" w:after="40" w:line="240"/>
+              <w:spacing w:lineRule="auto" w:after="40" w:before="40" w:line="240"/>
             </w:pPr>
             <w:r>
               <w:t xml:space="preserve">Selector syntax ("@" or "#")</w:t>
@@ -7569,7 +7569,7 @@
     </w:p>
     <w:p>
       <w:pPr>
-        <w:spacing w:lineRule="exact" w:line="20" w:after="0" w:before="0"/>
+        <w:spacing w:after="0" w:before="0" w:line="20" w:lineRule="exact"/>
         <w:rPr>
           <w:sz w:val="2"/>
         </w:rPr>
@@ -7643,7 +7643,7 @@
               <w:pStyle w:val="Compact"/>
               <w:jc w:val="left"/>
               <w:ind w:left="0" w:firstLine="0" w:right="0"/>
-              <w:spacing w:lineRule="auto" w:before="40" w:after="40" w:line="240"/>
+              <w:spacing w:lineRule="auto" w:after="40" w:before="40" w:line="240"/>
             </w:pPr>
             <w:r>
               <w:rPr>
@@ -7662,7 +7662,7 @@
               <w:pStyle w:val="Compact"/>
               <w:jc w:val="left"/>
               <w:ind w:left="0" w:firstLine="0" w:right="0"/>
-              <w:spacing w:lineRule="auto" w:before="40" w:after="40" w:line="240"/>
+              <w:spacing w:lineRule="auto" w:after="40" w:before="40" w:line="240"/>
             </w:pPr>
             <w:r>
               <w:rPr>
@@ -7681,7 +7681,7 @@
               <w:pStyle w:val="Compact"/>
               <w:jc w:val="left"/>
               <w:ind w:left="0" w:firstLine="0" w:right="0"/>
-              <w:spacing w:lineRule="auto" w:before="40" w:after="40" w:line="240"/>
+              <w:spacing w:lineRule="auto" w:after="40" w:before="40" w:line="240"/>
             </w:pPr>
             <w:r>
               <w:rPr>
@@ -7700,7 +7700,7 @@
               <w:pStyle w:val="Compact"/>
               <w:jc w:val="left"/>
               <w:ind w:left="0" w:firstLine="0" w:right="0"/>
-              <w:spacing w:lineRule="auto" w:before="40" w:after="40" w:line="240"/>
+              <w:spacing w:lineRule="auto" w:after="40" w:before="40" w:line="240"/>
             </w:pPr>
             <w:r>
               <w:t xml:space="preserve">id</w:t>
@@ -7714,7 +7714,7 @@
               <w:pStyle w:val="Compact"/>
               <w:jc w:val="left"/>
               <w:ind w:left="0" w:firstLine="0" w:right="0"/>
-              <w:spacing w:lineRule="auto" w:before="40" w:after="40" w:line="240"/>
+              <w:spacing w:lineRule="auto" w:after="40" w:before="40" w:line="240"/>
             </w:pPr>
             <w:r>
               <w:t xml:space="preserve">INTEGER PK</w:t>
@@ -7728,7 +7728,7 @@
               <w:pStyle w:val="Compact"/>
               <w:jc w:val="left"/>
               <w:ind w:left="0" w:firstLine="0" w:right="0"/>
-              <w:spacing w:lineRule="auto" w:before="40" w:after="40" w:line="240"/>
+              <w:spacing w:lineRule="auto" w:after="40" w:before="40" w:line="240"/>
             </w:pPr>
             <w:r>
               <w:t xml:space="preserve">Auto-assigned internal key</w:t>
@@ -7744,7 +7744,7 @@
               <w:pStyle w:val="Compact"/>
               <w:jc w:val="left"/>
               <w:ind w:left="0" w:firstLine="0" w:right="0"/>
-              <w:spacing w:lineRule="auto" w:before="40" w:after="40" w:line="240"/>
+              <w:spacing w:lineRule="auto" w:after="40" w:before="40" w:line="240"/>
             </w:pPr>
             <w:r>
               <w:t xml:space="preserve">content_sha</w:t>
@@ -7758,7 +7758,7 @@
               <w:pStyle w:val="Compact"/>
               <w:jc w:val="left"/>
               <w:ind w:left="0" w:firstLine="0" w:right="0"/>
-              <w:spacing w:lineRule="auto" w:before="40" w:after="40" w:line="240"/>
+              <w:spacing w:lineRule="auto" w:after="40" w:before="40" w:line="240"/>
             </w:pPr>
             <w:r>
               <w:t xml:space="preserve">TEXT</w:t>
@@ -7772,7 +7772,7 @@
               <w:pStyle w:val="Compact"/>
               <w:jc w:val="left"/>
               <w:ind w:left="0" w:firstLine="0" w:right="0"/>
-              <w:spacing w:lineRule="auto" w:before="40" w:after="40" w:line="240"/>
+              <w:spacing w:lineRule="auto" w:after="40" w:before="40" w:line="240"/>
             </w:pPr>
             <w:r>
               <w:t xml:space="preserve">SHA1 checksum for change detection</w:t>
@@ -7788,7 +7788,7 @@
               <w:pStyle w:val="Compact"/>
               <w:jc w:val="left"/>
               <w:ind w:left="0" w:firstLine="0" w:right="0"/>
-              <w:spacing w:lineRule="auto" w:before="40" w:after="40" w:line="240"/>
+              <w:spacing w:lineRule="auto" w:after="40" w:before="40" w:line="240"/>
             </w:pPr>
             <w:r>
               <w:t xml:space="preserve">specification_ref</w:t>
@@ -7802,7 +7802,7 @@
               <w:pStyle w:val="Compact"/>
               <w:jc w:val="left"/>
               <w:ind w:left="0" w:firstLine="0" w:right="0"/>
-              <w:spacing w:lineRule="auto" w:before="40" w:after="40" w:line="240"/>
+              <w:spacing w:lineRule="auto" w:after="40" w:before="40" w:line="240"/>
             </w:pPr>
             <w:r>
               <w:t xml:space="preserve">TEXT NOT NULL FK</w:t>
@@ -7816,7 +7816,7 @@
               <w:pStyle w:val="Compact"/>
               <w:jc w:val="left"/>
               <w:ind w:left="0" w:firstLine="0" w:right="0"/>
-              <w:spacing w:lineRule="auto" w:before="40" w:after="40" w:line="240"/>
+              <w:spacing w:lineRule="auto" w:after="40" w:before="40" w:line="240"/>
             </w:pPr>
             <w:r>
               <w:t xml:space="preserve">Parent specification</w:t>
@@ -7832,7 +7832,7 @@
               <w:pStyle w:val="Compact"/>
               <w:jc w:val="left"/>
               <w:ind w:left="0" w:firstLine="0" w:right="0"/>
-              <w:spacing w:lineRule="auto" w:before="40" w:after="40" w:line="240"/>
+              <w:spacing w:lineRule="auto" w:after="40" w:before="40" w:line="240"/>
             </w:pPr>
             <w:r>
               <w:t xml:space="preserve">view_type_ref</w:t>
@@ -7846,7 +7846,7 @@
               <w:pStyle w:val="Compact"/>
               <w:jc w:val="left"/>
               <w:ind w:left="0" w:firstLine="0" w:right="0"/>
-              <w:spacing w:lineRule="auto" w:before="40" w:after="40" w:line="240"/>
+              <w:spacing w:lineRule="auto" w:after="40" w:before="40" w:line="240"/>
             </w:pPr>
             <w:r>
               <w:t xml:space="preserve">TEXT NOT NULL FK</w:t>
@@ -7860,7 +7860,7 @@
               <w:pStyle w:val="Compact"/>
               <w:jc w:val="left"/>
               <w:ind w:left="0" w:firstLine="0" w:right="0"/>
-              <w:spacing w:lineRule="auto" w:before="40" w:after="40" w:line="240"/>
+              <w:spacing w:lineRule="auto" w:after="40" w:before="40" w:line="240"/>
             </w:pPr>
             <w:r>
               <w:t xml:space="preserve">View type</w:t>
@@ -7876,7 +7876,7 @@
               <w:pStyle w:val="Compact"/>
               <w:jc w:val="left"/>
               <w:ind w:left="0" w:firstLine="0" w:right="0"/>
-              <w:spacing w:lineRule="auto" w:before="40" w:after="40" w:line="240"/>
+              <w:spacing w:lineRule="auto" w:after="40" w:before="40" w:line="240"/>
             </w:pPr>
             <w:r>
               <w:t xml:space="preserve">from_file</w:t>
@@ -7890,7 +7890,7 @@
               <w:pStyle w:val="Compact"/>
               <w:jc w:val="left"/>
               <w:ind w:left="0" w:firstLine="0" w:right="0"/>
-              <w:spacing w:lineRule="auto" w:before="40" w:after="40" w:line="240"/>
+              <w:spacing w:lineRule="auto" w:after="40" w:before="40" w:line="240"/>
             </w:pPr>
             <w:r>
               <w:t xml:space="preserve">TEXT NOT NULL</w:t>
@@ -7904,7 +7904,7 @@
               <w:pStyle w:val="Compact"/>
               <w:jc w:val="left"/>
               <w:ind w:left="0" w:firstLine="0" w:right="0"/>
-              <w:spacing w:lineRule="auto" w:before="40" w:after="40" w:line="240"/>
+              <w:spacing w:lineRule="auto" w:after="40" w:before="40" w:line="240"/>
             </w:pPr>
             <w:r>
               <w:t xml:space="preserve">Source file path</w:t>
@@ -7920,7 +7920,7 @@
               <w:pStyle w:val="Compact"/>
               <w:jc w:val="left"/>
               <w:ind w:left="0" w:firstLine="0" w:right="0"/>
-              <w:spacing w:lineRule="auto" w:before="40" w:after="40" w:line="240"/>
+              <w:spacing w:lineRule="auto" w:after="40" w:before="40" w:line="240"/>
             </w:pPr>
             <w:r>
               <w:t xml:space="preserve">file_seq</w:t>
@@ -7934,7 +7934,7 @@
               <w:pStyle w:val="Compact"/>
               <w:jc w:val="left"/>
               <w:ind w:left="0" w:firstLine="0" w:right="0"/>
-              <w:spacing w:lineRule="auto" w:before="40" w:after="40" w:line="240"/>
+              <w:spacing w:lineRule="auto" w:after="40" w:before="40" w:line="240"/>
             </w:pPr>
             <w:r>
               <w:t xml:space="preserve">INTEGER NOT NULL</w:t>
@@ -7948,7 +7948,7 @@
               <w:pStyle w:val="Compact"/>
               <w:jc w:val="left"/>
               <w:ind w:left="0" w:firstLine="0" w:right="0"/>
-              <w:spacing w:lineRule="auto" w:before="40" w:after="40" w:line="240"/>
+              <w:spacing w:lineRule="auto" w:after="40" w:before="40" w:line="240"/>
             </w:pPr>
             <w:r>
               <w:t xml:space="preserve">Sequence within file</w:t>
@@ -7964,7 +7964,7 @@
               <w:pStyle w:val="Compact"/>
               <w:jc w:val="left"/>
               <w:ind w:left="0" w:firstLine="0" w:right="0"/>
-              <w:spacing w:lineRule="auto" w:before="40" w:after="40" w:line="240"/>
+              <w:spacing w:lineRule="auto" w:after="40" w:before="40" w:line="240"/>
             </w:pPr>
             <w:r>
               <w:t xml:space="preserve">start_line</w:t>
@@ -7978,7 +7978,7 @@
               <w:pStyle w:val="Compact"/>
               <w:jc w:val="left"/>
               <w:ind w:left="0" w:firstLine="0" w:right="0"/>
-              <w:spacing w:lineRule="auto" w:before="40" w:after="40" w:line="240"/>
+              <w:spacing w:lineRule="auto" w:after="40" w:before="40" w:line="240"/>
             </w:pPr>
             <w:r>
               <w:t xml:space="preserve">INTEGER</w:t>
@@ -7992,7 +7992,7 @@
               <w:pStyle w:val="Compact"/>
               <w:jc w:val="left"/>
               <w:ind w:left="0" w:firstLine="0" w:right="0"/>
-              <w:spacing w:lineRule="auto" w:before="40" w:after="40" w:line="240"/>
+              <w:spacing w:lineRule="auto" w:after="40" w:before="40" w:line="240"/>
             </w:pPr>
             <w:r>
               <w:t xml:space="preserve">Start line in source</w:t>
@@ -8008,7 +8008,7 @@
               <w:pStyle w:val="Compact"/>
               <w:jc w:val="left"/>
               <w:ind w:left="0" w:firstLine="0" w:right="0"/>
-              <w:spacing w:lineRule="auto" w:before="40" w:after="40" w:line="240"/>
+              <w:spacing w:lineRule="auto" w:after="40" w:before="40" w:line="240"/>
             </w:pPr>
             <w:r>
               <w:t xml:space="preserve">raw_ast</w:t>
@@ -8022,7 +8022,7 @@
               <w:pStyle w:val="Compact"/>
               <w:jc w:val="left"/>
               <w:ind w:left="0" w:firstLine="0" w:right="0"/>
-              <w:spacing w:lineRule="auto" w:before="40" w:after="40" w:line="240"/>
+              <w:spacing w:lineRule="auto" w:after="40" w:before="40" w:line="240"/>
             </w:pPr>
             <w:r>
               <w:t xml:space="preserve">JSON</w:t>
@@ -8036,7 +8036,7 @@
               <w:pStyle w:val="Compact"/>
               <w:jc w:val="left"/>
               <w:ind w:left="0" w:firstLine="0" w:right="0"/>
-              <w:spacing w:lineRule="auto" w:before="40" w:after="40" w:line="240"/>
+              <w:spacing w:lineRule="auto" w:after="40" w:before="40" w:line="240"/>
             </w:pPr>
             <w:r>
               <w:t xml:space="preserve">Original Pandoc AST</w:t>
@@ -8052,7 +8052,7 @@
               <w:pStyle w:val="Compact"/>
               <w:jc w:val="left"/>
               <w:ind w:left="0" w:firstLine="0" w:right="0"/>
-              <w:spacing w:lineRule="auto" w:before="40" w:after="40" w:line="240"/>
+              <w:spacing w:lineRule="auto" w:after="40" w:before="40" w:line="240"/>
             </w:pPr>
             <w:r>
               <w:t xml:space="preserve">resolved_ast</w:t>
@@ -8066,7 +8066,7 @@
               <w:pStyle w:val="Compact"/>
               <w:jc w:val="left"/>
               <w:ind w:left="0" w:firstLine="0" w:right="0"/>
-              <w:spacing w:lineRule="auto" w:before="40" w:after="40" w:line="240"/>
+              <w:spacing w:lineRule="auto" w:after="40" w:before="40" w:line="240"/>
             </w:pPr>
             <w:r>
               <w:t xml:space="preserve">JSON</w:t>
@@ -8080,7 +8080,7 @@
               <w:pStyle w:val="Compact"/>
               <w:jc w:val="left"/>
               <w:ind w:left="0" w:firstLine="0" w:right="0"/>
-              <w:spacing w:lineRule="auto" w:before="40" w:after="40" w:line="240"/>
+              <w:spacing w:lineRule="auto" w:after="40" w:before="40" w:line="240"/>
             </w:pPr>
             <w:r>
               <w:t xml:space="preserve">Materialized view as Pandoc AST</w:t>
@@ -8096,7 +8096,7 @@
               <w:pStyle w:val="Compact"/>
               <w:jc w:val="left"/>
               <w:ind w:left="0" w:firstLine="0" w:right="0"/>
-              <w:spacing w:lineRule="auto" w:before="40" w:after="40" w:line="240"/>
+              <w:spacing w:lineRule="auto" w:after="40" w:before="40" w:line="240"/>
             </w:pPr>
             <w:r>
               <w:t xml:space="preserve">resolved_data</w:t>
@@ -8110,7 +8110,7 @@
               <w:pStyle w:val="Compact"/>
               <w:jc w:val="left"/>
               <w:ind w:left="0" w:firstLine="0" w:right="0"/>
-              <w:spacing w:lineRule="auto" w:before="40" w:after="40" w:line="240"/>
+              <w:spacing w:lineRule="auto" w:after="40" w:before="40" w:line="240"/>
             </w:pPr>
             <w:r>
               <w:t xml:space="preserve">JSON</w:t>
@@ -8124,7 +8124,7 @@
               <w:pStyle w:val="Compact"/>
               <w:jc w:val="left"/>
               <w:ind w:left="0" w:firstLine="0" w:right="0"/>
-              <w:spacing w:lineRule="auto" w:before="40" w:after="40" w:line="240"/>
+              <w:spacing w:lineRule="auto" w:after="40" w:before="40" w:line="240"/>
             </w:pPr>
             <w:r>
               <w:t xml:space="preserve">Pre-computed view data</w:t>
@@ -8157,7 +8157,7 @@
     </w:p>
     <w:p>
       <w:pPr>
-        <w:spacing w:lineRule="exact" w:line="20" w:after="0" w:before="0"/>
+        <w:spacing w:after="0" w:before="0" w:line="20" w:lineRule="exact"/>
         <w:rPr>
           <w:sz w:val="2"/>
         </w:rPr>
@@ -8231,7 +8231,7 @@
               <w:pStyle w:val="Compact"/>
               <w:jc w:val="left"/>
               <w:ind w:left="0" w:firstLine="0" w:right="0"/>
-              <w:spacing w:lineRule="auto" w:before="40" w:after="40" w:line="240"/>
+              <w:spacing w:lineRule="auto" w:after="40" w:before="40" w:line="240"/>
             </w:pPr>
             <w:r>
               <w:rPr>
@@ -8250,7 +8250,7 @@
               <w:pStyle w:val="Compact"/>
               <w:jc w:val="left"/>
               <w:ind w:left="0" w:firstLine="0" w:right="0"/>
-              <w:spacing w:lineRule="auto" w:before="40" w:after="40" w:line="240"/>
+              <w:spacing w:lineRule="auto" w:after="40" w:before="40" w:line="240"/>
             </w:pPr>
             <w:r>
               <w:rPr>
@@ -8269,7 +8269,7 @@
               <w:pStyle w:val="Compact"/>
               <w:jc w:val="left"/>
               <w:ind w:left="0" w:firstLine="0" w:right="0"/>
-              <w:spacing w:lineRule="auto" w:before="40" w:after="40" w:line="240"/>
+              <w:spacing w:lineRule="auto" w:after="40" w:before="40" w:line="240"/>
             </w:pPr>
             <w:r>
               <w:rPr>
@@ -8288,7 +8288,7 @@
               <w:pStyle w:val="Compact"/>
               <w:jc w:val="left"/>
               <w:ind w:left="0" w:firstLine="0" w:right="0"/>
-              <w:spacing w:lineRule="auto" w:before="40" w:after="40" w:line="240"/>
+              <w:spacing w:lineRule="auto" w:after="40" w:before="40" w:line="240"/>
             </w:pPr>
             <w:r>
               <w:t xml:space="preserve">id</w:t>
@@ -8302,7 +8302,7 @@
               <w:pStyle w:val="Compact"/>
               <w:jc w:val="left"/>
               <w:ind w:left="0" w:firstLine="0" w:right="0"/>
-              <w:spacing w:lineRule="auto" w:before="40" w:after="40" w:line="240"/>
+              <w:spacing w:lineRule="auto" w:after="40" w:before="40" w:line="240"/>
             </w:pPr>
             <w:r>
               <w:t xml:space="preserve">INTEGER PK</w:t>
@@ -8316,7 +8316,7 @@
               <w:pStyle w:val="Compact"/>
               <w:jc w:val="left"/>
               <w:ind w:left="0" w:firstLine="0" w:right="0"/>
-              <w:spacing w:lineRule="auto" w:before="40" w:after="40" w:line="240"/>
+              <w:spacing w:lineRule="auto" w:after="40" w:before="40" w:line="240"/>
             </w:pPr>
             <w:r>
               <w:t xml:space="preserve">Auto-assigned internal key</w:t>
@@ -8332,7 +8332,7 @@
               <w:pStyle w:val="Compact"/>
               <w:jc w:val="left"/>
               <w:ind w:left="0" w:firstLine="0" w:right="0"/>
-              <w:spacing w:lineRule="auto" w:before="40" w:after="40" w:line="240"/>
+              <w:spacing w:lineRule="auto" w:after="40" w:before="40" w:line="240"/>
             </w:pPr>
             <w:r>
               <w:t xml:space="preserve">content_sha</w:t>
@@ -8346,7 +8346,7 @@
               <w:pStyle w:val="Compact"/>
               <w:jc w:val="left"/>
               <w:ind w:left="0" w:firstLine="0" w:right="0"/>
-              <w:spacing w:lineRule="auto" w:before="40" w:after="40" w:line="240"/>
+              <w:spacing w:lineRule="auto" w:after="40" w:before="40" w:line="240"/>
             </w:pPr>
             <w:r>
               <w:t xml:space="preserve">TEXT</w:t>
@@ -8360,7 +8360,7 @@
               <w:pStyle w:val="Compact"/>
               <w:jc w:val="left"/>
               <w:ind w:left="0" w:firstLine="0" w:right="0"/>
-              <w:spacing w:lineRule="auto" w:before="40" w:after="40" w:line="240"/>
+              <w:spacing w:lineRule="auto" w:after="40" w:before="40" w:line="240"/>
             </w:pPr>
             <w:r>
               <w:t xml:space="preserve">SHA1 checksum for change detection</w:t>
@@ -8376,7 +8376,7 @@
               <w:pStyle w:val="Compact"/>
               <w:jc w:val="left"/>
               <w:ind w:left="0" w:firstLine="0" w:right="0"/>
-              <w:spacing w:lineRule="auto" w:before="40" w:after="40" w:line="240"/>
+              <w:spacing w:lineRule="auto" w:after="40" w:before="40" w:line="240"/>
             </w:pPr>
             <w:r>
               <w:t xml:space="preserve">specification_ref</w:t>
@@ -8390,7 +8390,7 @@
               <w:pStyle w:val="Compact"/>
               <w:jc w:val="left"/>
               <w:ind w:left="0" w:firstLine="0" w:right="0"/>
-              <w:spacing w:lineRule="auto" w:before="40" w:after="40" w:line="240"/>
+              <w:spacing w:lineRule="auto" w:after="40" w:before="40" w:line="240"/>
             </w:pPr>
             <w:r>
               <w:t xml:space="preserve">TEXT NOT NULL FK</w:t>
@@ -8404,7 +8404,7 @@
               <w:pStyle w:val="Compact"/>
               <w:jc w:val="left"/>
               <w:ind w:left="0" w:firstLine="0" w:right="0"/>
-              <w:spacing w:lineRule="auto" w:before="40" w:after="40" w:line="240"/>
+              <w:spacing w:lineRule="auto" w:after="40" w:before="40" w:line="240"/>
             </w:pPr>
             <w:r>
               <w:t xml:space="preserve">Parent specification</w:t>
@@ -8420,7 +8420,7 @@
               <w:pStyle w:val="Compact"/>
               <w:jc w:val="left"/>
               <w:ind w:left="0" w:firstLine="0" w:right="0"/>
-              <w:spacing w:lineRule="auto" w:before="40" w:after="40" w:line="240"/>
+              <w:spacing w:lineRule="auto" w:after="40" w:before="40" w:line="240"/>
             </w:pPr>
             <w:r>
               <w:t xml:space="preserve">owner_object_id</w:t>
@@ -8434,7 +8434,7 @@
               <w:pStyle w:val="Compact"/>
               <w:jc w:val="left"/>
               <w:ind w:left="0" w:firstLine="0" w:right="0"/>
-              <w:spacing w:lineRule="auto" w:before="40" w:after="40" w:line="240"/>
+              <w:spacing w:lineRule="auto" w:after="40" w:before="40" w:line="240"/>
             </w:pPr>
             <w:r>
               <w:t xml:space="preserve">INTEGER FK</w:t>
@@ -8448,7 +8448,7 @@
               <w:pStyle w:val="Compact"/>
               <w:jc w:val="left"/>
               <w:ind w:left="0" w:firstLine="0" w:right="0"/>
-              <w:spacing w:lineRule="auto" w:before="40" w:after="40" w:line="240"/>
+              <w:spacing w:lineRule="auto" w:after="40" w:before="40" w:line="240"/>
             </w:pPr>
             <w:r>
               <w:t xml:space="preserve">Owner spec object (NULL if float)</w:t>
@@ -8464,7 +8464,7 @@
               <w:pStyle w:val="Compact"/>
               <w:jc w:val="left"/>
               <w:ind w:left="0" w:firstLine="0" w:right="0"/>
-              <w:spacing w:lineRule="auto" w:before="40" w:after="40" w:line="240"/>
+              <w:spacing w:lineRule="auto" w:after="40" w:before="40" w:line="240"/>
             </w:pPr>
             <w:r>
               <w:t xml:space="preserve">owner_float_id</w:t>
@@ -8478,7 +8478,7 @@
               <w:pStyle w:val="Compact"/>
               <w:jc w:val="left"/>
               <w:ind w:left="0" w:firstLine="0" w:right="0"/>
-              <w:spacing w:lineRule="auto" w:before="40" w:after="40" w:line="240"/>
+              <w:spacing w:lineRule="auto" w:after="40" w:before="40" w:line="240"/>
             </w:pPr>
             <w:r>
               <w:t xml:space="preserve">INTEGER FK</w:t>
@@ -8492,7 +8492,7 @@
               <w:pStyle w:val="Compact"/>
               <w:jc w:val="left"/>
               <w:ind w:left="0" w:firstLine="0" w:right="0"/>
-              <w:spacing w:lineRule="auto" w:before="40" w:after="40" w:line="240"/>
+              <w:spacing w:lineRule="auto" w:after="40" w:before="40" w:line="240"/>
             </w:pPr>
             <w:r>
               <w:t xml:space="preserve">Owner spec float (NULL if object)</w:t>
@@ -8508,7 +8508,7 @@
               <w:pStyle w:val="Compact"/>
               <w:jc w:val="left"/>
               <w:ind w:left="0" w:firstLine="0" w:right="0"/>
-              <w:spacing w:lineRule="auto" w:before="40" w:after="40" w:line="240"/>
+              <w:spacing w:lineRule="auto" w:after="40" w:before="40" w:line="240"/>
             </w:pPr>
             <w:r>
               <w:t xml:space="preserve">name</w:t>
@@ -8522,7 +8522,7 @@
               <w:pStyle w:val="Compact"/>
               <w:jc w:val="left"/>
               <w:ind w:left="0" w:firstLine="0" w:right="0"/>
-              <w:spacing w:lineRule="auto" w:before="40" w:after="40" w:line="240"/>
+              <w:spacing w:lineRule="auto" w:after="40" w:before="40" w:line="240"/>
             </w:pPr>
             <w:r>
               <w:t xml:space="preserve">TEXT NOT NULL</w:t>
@@ -8536,7 +8536,7 @@
               <w:pStyle w:val="Compact"/>
               <w:jc w:val="left"/>
               <w:ind w:left="0" w:firstLine="0" w:right="0"/>
-              <w:spacing w:lineRule="auto" w:before="40" w:after="40" w:line="240"/>
+              <w:spacing w:lineRule="auto" w:after="40" w:before="40" w:line="240"/>
             </w:pPr>
             <w:r>
               <w:t xml:space="preserve">Attribute name</w:t>
@@ -8552,7 +8552,7 @@
               <w:pStyle w:val="Compact"/>
               <w:jc w:val="left"/>
               <w:ind w:left="0" w:firstLine="0" w:right="0"/>
-              <w:spacing w:lineRule="auto" w:before="40" w:after="40" w:line="240"/>
+              <w:spacing w:lineRule="auto" w:after="40" w:before="40" w:line="240"/>
             </w:pPr>
             <w:r>
               <w:t xml:space="preserve">raw_value</w:t>
@@ -8566,7 +8566,7 @@
               <w:pStyle w:val="Compact"/>
               <w:jc w:val="left"/>
               <w:ind w:left="0" w:firstLine="0" w:right="0"/>
-              <w:spacing w:lineRule="auto" w:before="40" w:after="40" w:line="240"/>
+              <w:spacing w:lineRule="auto" w:after="40" w:before="40" w:line="240"/>
             </w:pPr>
             <w:r>
               <w:t xml:space="preserve">TEXT</w:t>
@@ -8580,7 +8580,7 @@
               <w:pStyle w:val="Compact"/>
               <w:jc w:val="left"/>
               <w:ind w:left="0" w:firstLine="0" w:right="0"/>
-              <w:spacing w:lineRule="auto" w:before="40" w:after="40" w:line="240"/>
+              <w:spacing w:lineRule="auto" w:after="40" w:before="40" w:line="240"/>
             </w:pPr>
             <w:r>
               <w:t xml:space="preserve">Original value (before type casting)</w:t>
@@ -8596,7 +8596,7 @@
               <w:pStyle w:val="Compact"/>
               <w:jc w:val="left"/>
               <w:ind w:left="0" w:firstLine="0" w:right="0"/>
-              <w:spacing w:lineRule="auto" w:before="40" w:after="40" w:line="240"/>
+              <w:spacing w:lineRule="auto" w:after="40" w:before="40" w:line="240"/>
             </w:pPr>
             <w:r>
               <w:t xml:space="preserve">string_value</w:t>
@@ -8610,7 +8610,7 @@
               <w:pStyle w:val="Compact"/>
               <w:jc w:val="left"/>
               <w:ind w:left="0" w:firstLine="0" w:right="0"/>
-              <w:spacing w:lineRule="auto" w:before="40" w:after="40" w:line="240"/>
+              <w:spacing w:lineRule="auto" w:after="40" w:before="40" w:line="240"/>
             </w:pPr>
             <w:r>
               <w:t xml:space="preserve">TEXT</w:t>
@@ -8624,7 +8624,7 @@
               <w:pStyle w:val="Compact"/>
               <w:jc w:val="left"/>
               <w:ind w:left="0" w:firstLine="0" w:right="0"/>
-              <w:spacing w:lineRule="auto" w:before="40" w:after="40" w:line="240"/>
+              <w:spacing w:lineRule="auto" w:after="40" w:before="40" w:line="240"/>
             </w:pPr>
             <w:r>
               <w:t xml:space="preserve">For STRING datatype</w:t>
@@ -8640,7 +8640,7 @@
               <w:pStyle w:val="Compact"/>
               <w:jc w:val="left"/>
               <w:ind w:left="0" w:firstLine="0" w:right="0"/>
-              <w:spacing w:lineRule="auto" w:before="40" w:after="40" w:line="240"/>
+              <w:spacing w:lineRule="auto" w:after="40" w:before="40" w:line="240"/>
             </w:pPr>
             <w:r>
               <w:t xml:space="preserve">int_value</w:t>
@@ -8654,7 +8654,7 @@
               <w:pStyle w:val="Compact"/>
               <w:jc w:val="left"/>
               <w:ind w:left="0" w:firstLine="0" w:right="0"/>
-              <w:spacing w:lineRule="auto" w:before="40" w:after="40" w:line="240"/>
+              <w:spacing w:lineRule="auto" w:after="40" w:before="40" w:line="240"/>
             </w:pPr>
             <w:r>
               <w:t xml:space="preserve">INTEGER</w:t>
@@ -8668,7 +8668,7 @@
               <w:pStyle w:val="Compact"/>
               <w:jc w:val="left"/>
               <w:ind w:left="0" w:firstLine="0" w:right="0"/>
-              <w:spacing w:lineRule="auto" w:before="40" w:after="40" w:line="240"/>
+              <w:spacing w:lineRule="auto" w:after="40" w:before="40" w:line="240"/>
             </w:pPr>
             <w:r>
               <w:t xml:space="preserve">For INTEGER datatype</w:t>
@@ -8684,7 +8684,7 @@
               <w:pStyle w:val="Compact"/>
               <w:jc w:val="left"/>
               <w:ind w:left="0" w:firstLine="0" w:right="0"/>
-              <w:spacing w:lineRule="auto" w:before="40" w:after="40" w:line="240"/>
+              <w:spacing w:lineRule="auto" w:after="40" w:before="40" w:line="240"/>
             </w:pPr>
             <w:r>
               <w:t xml:space="preserve">real_value</w:t>
@@ -8698,7 +8698,7 @@
               <w:pStyle w:val="Compact"/>
               <w:jc w:val="left"/>
               <w:ind w:left="0" w:firstLine="0" w:right="0"/>
-              <w:spacing w:lineRule="auto" w:before="40" w:after="40" w:line="240"/>
+              <w:spacing w:lineRule="auto" w:after="40" w:before="40" w:line="240"/>
             </w:pPr>
             <w:r>
               <w:t xml:space="preserve">REAL</w:t>
@@ -8712,7 +8712,7 @@
               <w:pStyle w:val="Compact"/>
               <w:jc w:val="left"/>
               <w:ind w:left="0" w:firstLine="0" w:right="0"/>
-              <w:spacing w:lineRule="auto" w:before="40" w:after="40" w:line="240"/>
+              <w:spacing w:lineRule="auto" w:after="40" w:before="40" w:line="240"/>
             </w:pPr>
             <w:r>
               <w:t xml:space="preserve">For REAL datatype</w:t>
@@ -8728,7 +8728,7 @@
               <w:pStyle w:val="Compact"/>
               <w:jc w:val="left"/>
               <w:ind w:left="0" w:firstLine="0" w:right="0"/>
-              <w:spacing w:lineRule="auto" w:before="40" w:after="40" w:line="240"/>
+              <w:spacing w:lineRule="auto" w:after="40" w:before="40" w:line="240"/>
             </w:pPr>
             <w:r>
               <w:t xml:space="preserve">bool_value</w:t>
@@ -8742,7 +8742,7 @@
               <w:pStyle w:val="Compact"/>
               <w:jc w:val="left"/>
               <w:ind w:left="0" w:firstLine="0" w:right="0"/>
-              <w:spacing w:lineRule="auto" w:before="40" w:after="40" w:line="240"/>
+              <w:spacing w:lineRule="auto" w:after="40" w:before="40" w:line="240"/>
             </w:pPr>
             <w:r>
               <w:t xml:space="preserve">INTEGER</w:t>
@@ -8756,7 +8756,7 @@
               <w:pStyle w:val="Compact"/>
               <w:jc w:val="left"/>
               <w:ind w:left="0" w:firstLine="0" w:right="0"/>
-              <w:spacing w:lineRule="auto" w:before="40" w:after="40" w:line="240"/>
+              <w:spacing w:lineRule="auto" w:after="40" w:before="40" w:line="240"/>
             </w:pPr>
             <w:r>
               <w:t xml:space="preserve">For BOOLEAN datatype (0/1)</w:t>
@@ -8772,7 +8772,7 @@
               <w:pStyle w:val="Compact"/>
               <w:jc w:val="left"/>
               <w:ind w:left="0" w:firstLine="0" w:right="0"/>
-              <w:spacing w:lineRule="auto" w:before="40" w:after="40" w:line="240"/>
+              <w:spacing w:lineRule="auto" w:after="40" w:before="40" w:line="240"/>
             </w:pPr>
             <w:r>
               <w:t xml:space="preserve">date_value</w:t>
@@ -8786,7 +8786,7 @@
               <w:pStyle w:val="Compact"/>
               <w:jc w:val="left"/>
               <w:ind w:left="0" w:firstLine="0" w:right="0"/>
-              <w:spacing w:lineRule="auto" w:before="40" w:after="40" w:line="240"/>
+              <w:spacing w:lineRule="auto" w:after="40" w:before="40" w:line="240"/>
             </w:pPr>
             <w:r>
               <w:t xml:space="preserve">TEXT</w:t>
@@ -8800,7 +8800,7 @@
               <w:pStyle w:val="Compact"/>
               <w:jc w:val="left"/>
               <w:ind w:left="0" w:firstLine="0" w:right="0"/>
-              <w:spacing w:lineRule="auto" w:before="40" w:after="40" w:line="240"/>
+              <w:spacing w:lineRule="auto" w:after="40" w:before="40" w:line="240"/>
             </w:pPr>
             <w:r>
               <w:t xml:space="preserve">For DATE datatype (YYYY-MM-DD)</w:t>
@@ -8816,7 +8816,7 @@
               <w:pStyle w:val="Compact"/>
               <w:jc w:val="left"/>
               <w:ind w:left="0" w:firstLine="0" w:right="0"/>
-              <w:spacing w:lineRule="auto" w:before="40" w:after="40" w:line="240"/>
+              <w:spacing w:lineRule="auto" w:after="40" w:before="40" w:line="240"/>
             </w:pPr>
             <w:r>
               <w:t xml:space="preserve">enum_ref</w:t>
@@ -8830,7 +8830,7 @@
               <w:pStyle w:val="Compact"/>
               <w:jc w:val="left"/>
               <w:ind w:left="0" w:firstLine="0" w:right="0"/>
-              <w:spacing w:lineRule="auto" w:before="40" w:after="40" w:line="240"/>
+              <w:spacing w:lineRule="auto" w:after="40" w:before="40" w:line="240"/>
             </w:pPr>
             <w:r>
               <w:t xml:space="preserve">TEXT FK</w:t>
@@ -8844,7 +8844,7 @@
               <w:pStyle w:val="Compact"/>
               <w:jc w:val="left"/>
               <w:ind w:left="0" w:firstLine="0" w:right="0"/>
-              <w:spacing w:lineRule="auto" w:before="40" w:after="40" w:line="240"/>
+              <w:spacing w:lineRule="auto" w:after="40" w:before="40" w:line="240"/>
             </w:pPr>
             <w:r>
               <w:t xml:space="preserve">For ENUM datatype (FK to enum_values)</w:t>
@@ -8860,7 +8860,7 @@
               <w:pStyle w:val="Compact"/>
               <w:jc w:val="left"/>
               <w:ind w:left="0" w:firstLine="0" w:right="0"/>
-              <w:spacing w:lineRule="auto" w:before="40" w:after="40" w:line="240"/>
+              <w:spacing w:lineRule="auto" w:after="40" w:before="40" w:line="240"/>
             </w:pPr>
             <w:r>
               <w:t xml:space="preserve">ast</w:t>
@@ -8874,7 +8874,7 @@
               <w:pStyle w:val="Compact"/>
               <w:jc w:val="left"/>
               <w:ind w:left="0" w:firstLine="0" w:right="0"/>
-              <w:spacing w:lineRule="auto" w:before="40" w:after="40" w:line="240"/>
+              <w:spacing w:lineRule="auto" w:after="40" w:before="40" w:line="240"/>
             </w:pPr>
             <w:r>
               <w:t xml:space="preserve">JSON</w:t>
@@ -8888,7 +8888,7 @@
               <w:pStyle w:val="Compact"/>
               <w:jc w:val="left"/>
               <w:ind w:left="0" w:firstLine="0" w:right="0"/>
-              <w:spacing w:lineRule="auto" w:before="40" w:after="40" w:line="240"/>
+              <w:spacing w:lineRule="auto" w:after="40" w:before="40" w:line="240"/>
             </w:pPr>
             <w:r>
               <w:t xml:space="preserve">For XHTML datatype (Pandoc AST)</w:t>
@@ -8904,7 +8904,7 @@
               <w:pStyle w:val="Compact"/>
               <w:jc w:val="left"/>
               <w:ind w:left="0" w:firstLine="0" w:right="0"/>
-              <w:spacing w:lineRule="auto" w:before="40" w:after="40" w:line="240"/>
+              <w:spacing w:lineRule="auto" w:after="40" w:before="40" w:line="240"/>
             </w:pPr>
             <w:r>
               <w:t xml:space="preserve">datatype</w:t>
@@ -8918,7 +8918,7 @@
               <w:pStyle w:val="Compact"/>
               <w:jc w:val="left"/>
               <w:ind w:left="0" w:firstLine="0" w:right="0"/>
-              <w:spacing w:lineRule="auto" w:before="40" w:after="40" w:line="240"/>
+              <w:spacing w:lineRule="auto" w:after="40" w:before="40" w:line="240"/>
             </w:pPr>
             <w:r>
               <w:t xml:space="preserve">TEXT NOT NULL</w:t>
@@ -8932,7 +8932,7 @@
               <w:pStyle w:val="Compact"/>
               <w:jc w:val="left"/>
               <w:ind w:left="0" w:firstLine="0" w:right="0"/>
-              <w:spacing w:lineRule="auto" w:before="40" w:after="40" w:line="240"/>
+              <w:spacing w:lineRule="auto" w:after="40" w:before="40" w:line="240"/>
             </w:pPr>
             <w:r>
               <w:t xml:space="preserve">Actual datatype used</w:t>
@@ -9747,7 +9747,7 @@
 </file>
 
 <file path=word/footer1.xml><?xml version="1.0" encoding="utf-8"?>
-<w:ftr xmlns:w="http://schemas.openxmlformats.org/wordprocessingml/2006/main" xmlns:r="http://schemas.openxmlformats.org/officeDocument/2006/relationships">
+<w:ftr xmlns:r="http://schemas.openxmlformats.org/officeDocument/2006/relationships" xmlns:w="http://schemas.openxmlformats.org/wordprocessingml/2006/main">
   <w:tbl>
     <w:tblPr>
       <w:tblW w:w="5000" w:type="pct"/>
@@ -9873,7 +9873,7 @@
 </file>
 
 <file path=word/header1.xml><?xml version="1.0" encoding="utf-8"?>
-<w:hdr xmlns:w="http://schemas.openxmlformats.org/wordprocessingml/2006/main" xmlns:r="http://schemas.openxmlformats.org/officeDocument/2006/relationships">
+<w:hdr xmlns:r="http://schemas.openxmlformats.org/officeDocument/2006/relationships" xmlns:w="http://schemas.openxmlformats.org/wordprocessingml/2006/main">
   <w:p>
     <w:pPr>
       <w:pStyle w:val="Header"/>
@@ -9883,7 +9883,7 @@
 </file>
 
 <file path=word/header2.xml><?xml version="1.0" encoding="utf-8"?>
-<w:hdr xmlns:w="http://schemas.openxmlformats.org/wordprocessingml/2006/main" xmlns:r="http://schemas.openxmlformats.org/officeDocument/2006/relationships">
+<w:hdr xmlns:r="http://schemas.openxmlformats.org/officeDocument/2006/relationships" xmlns:w="http://schemas.openxmlformats.org/wordprocessingml/2006/main">
   <w:p>
     <w:pPr>
       <w:pStyle w:val="Header"/>
@@ -10987,18 +10987,18 @@
     <w:basedOn w:val="VerbatimChar"/>
     <w:rPr/>
   </w:style>
-  <w:style w:type="paragraph" w:styleId="SpecObjectHeader" w:customStyle="1">
+  <w:style w:customStyle="1" w:type="paragraph" w:styleId="SpecObjectHeader">
     <w:name w:val="Spec Object Header"/>
     <w:basedOn w:val="Normal"/>
     <w:next w:val="FirstParagraph"/>
     <w:qFormat/>
     <w:pPr>
       <w:keepNext/>
-      <w:spacing w:lineRule="auto" w:before="280" w:after="120" w:line="276"/>
+      <w:spacing w:lineRule="auto" w:after="120" w:before="280" w:line="276"/>
       <w:outlineLvl w:val="0"/>
     </w:pPr>
     <w:rPr>
-      <w:rFonts w:cs="Calibri Light" w:ascii="Calibri Light" w:hAnsi="Calibri Light"/>
+      <w:rFonts w:cs="Calibri Light" w:hAnsi="Calibri Light" w:ascii="Calibri Light"/>
       <w:b/>
       <w:bCs/>
       <w:color w:val="0F4C64"/>

--- a/specir/downloads/specir.docx
+++ b/specir/downloads/specir.docx
@@ -387,7 +387,7 @@
     </w:p>
     <w:p>
       <w:pPr>
-        <w:spacing w:after="0" w:before="0" w:line="20" w:lineRule="exact"/>
+        <w:spacing w:before="0" w:after="0" w:line="20" w:lineRule="exact"/>
         <w:rPr>
           <w:sz w:val="2"/>
         </w:rPr>
@@ -429,18 +429,18 @@
         <w:tblLook w:firstRow="1" w:lastRow="0" w:firstColumn="0" w:lastColumn="0" w:noHBand="0" w:noVBand="0" w:val="0020"/>
         <w:jc w:val="start"/>
         <w:tblBorders>
-          <w:top w:sz="6" w:color="000000" w:val="single" w:space="0"/>
-          <w:left w:sz="6" w:color="000000" w:val="single" w:space="0"/>
-          <w:bottom w:sz="6" w:color="000000" w:val="single" w:space="0"/>
-          <w:right w:sz="6" w:color="000000" w:val="single" w:space="0"/>
-          <w:insideH w:sz="6" w:color="000000" w:val="single" w:space="0"/>
-          <w:insideV w:sz="6" w:color="000000" w:val="single" w:space="0"/>
+          <w:top w:space="0" w:color="000000" w:sz="6" w:val="single"/>
+          <w:left w:space="0" w:color="000000" w:sz="6" w:val="single"/>
+          <w:bottom w:space="0" w:color="000000" w:sz="6" w:val="single"/>
+          <w:right w:space="0" w:color="000000" w:sz="6" w:val="single"/>
+          <w:insideH w:space="0" w:color="000000" w:sz="6" w:val="single"/>
+          <w:insideV w:space="0" w:color="000000" w:sz="6" w:val="single"/>
         </w:tblBorders>
         <w:tblCellMar>
-          <w:top w:w="57" w:type="dxa"/>
-          <w:left w:w="108" w:type="dxa"/>
-          <w:bottom w:w="57" w:type="dxa"/>
-          <w:right w:w="108" w:type="dxa"/>
+          <w:top w:type="dxa" w:w="57"/>
+          <w:left w:type="dxa" w:w="108"/>
+          <w:bottom w:type="dxa" w:w="57"/>
+          <w:right w:type="dxa" w:w="108"/>
         </w:tblCellMar>
       </w:tblPr>
       <w:tblGrid>
@@ -454,14 +454,14 @@
         </w:trPr>
         <w:tc>
           <w:tcPr>
-            <w:shd w:color="auto" w:val="clear" w:fill="E8E8E8"/>
+            <w:shd w:color="auto" w:fill="E8E8E8" w:val="clear"/>
           </w:tcPr>
           <w:p>
             <w:pPr>
               <w:pStyle w:val="Compact"/>
               <w:jc w:val="left"/>
               <w:ind w:left="0" w:firstLine="0" w:right="0"/>
-              <w:spacing w:lineRule="auto" w:after="40" w:before="40" w:line="240"/>
+              <w:spacing w:after="40" w:lineRule="auto" w:before="40" w:line="240"/>
             </w:pPr>
             <w:r>
               <w:rPr>
@@ -473,14 +473,14 @@
         </w:tc>
         <w:tc>
           <w:tcPr>
-            <w:shd w:color="auto" w:val="clear" w:fill="E8E8E8"/>
+            <w:shd w:color="auto" w:fill="E8E8E8" w:val="clear"/>
           </w:tcPr>
           <w:p>
             <w:pPr>
               <w:pStyle w:val="Compact"/>
               <w:jc w:val="left"/>
               <w:ind w:left="0" w:firstLine="0" w:right="0"/>
-              <w:spacing w:lineRule="auto" w:after="40" w:before="40" w:line="240"/>
+              <w:spacing w:after="40" w:lineRule="auto" w:before="40" w:line="240"/>
             </w:pPr>
             <w:r>
               <w:rPr>
@@ -492,14 +492,14 @@
         </w:tc>
         <w:tc>
           <w:tcPr>
-            <w:shd w:color="auto" w:val="clear" w:fill="E8E8E8"/>
+            <w:shd w:color="auto" w:fill="E8E8E8" w:val="clear"/>
           </w:tcPr>
           <w:p>
             <w:pPr>
               <w:pStyle w:val="Compact"/>
               <w:jc w:val="left"/>
               <w:ind w:left="0" w:firstLine="0" w:right="0"/>
-              <w:spacing w:lineRule="auto" w:after="40" w:before="40" w:line="240"/>
+              <w:spacing w:after="40" w:lineRule="auto" w:before="40" w:line="240"/>
             </w:pPr>
             <w:r>
               <w:rPr>
@@ -518,7 +518,7 @@
               <w:pStyle w:val="Compact"/>
               <w:jc w:val="left"/>
               <w:ind w:left="0" w:firstLine="0" w:right="0"/>
-              <w:spacing w:lineRule="auto" w:after="40" w:before="40" w:line="240"/>
+              <w:spacing w:after="40" w:lineRule="auto" w:before="40" w:line="240"/>
             </w:pPr>
             <w:r>
               <w:t xml:space="preserve">identifier</w:t>
@@ -532,7 +532,7 @@
               <w:pStyle w:val="Compact"/>
               <w:jc w:val="left"/>
               <w:ind w:left="0" w:firstLine="0" w:right="0"/>
-              <w:spacing w:lineRule="auto" w:after="40" w:before="40" w:line="240"/>
+              <w:spacing w:after="40" w:lineRule="auto" w:before="40" w:line="240"/>
             </w:pPr>
             <w:r>
               <w:t xml:space="preserve">TEXT PK</w:t>
@@ -546,7 +546,7 @@
               <w:pStyle w:val="Compact"/>
               <w:jc w:val="left"/>
               <w:ind w:left="0" w:firstLine="0" w:right="0"/>
-              <w:spacing w:lineRule="auto" w:after="40" w:before="40" w:line="240"/>
+              <w:spacing w:after="40" w:lineRule="auto" w:before="40" w:line="240"/>
             </w:pPr>
             <w:r>
               <w:t xml:space="preserve">Unique type code (e.g. HLR)</w:t>
@@ -562,7 +562,7 @@
               <w:pStyle w:val="Compact"/>
               <w:jc w:val="left"/>
               <w:ind w:left="0" w:firstLine="0" w:right="0"/>
-              <w:spacing w:lineRule="auto" w:after="40" w:before="40" w:line="240"/>
+              <w:spacing w:after="40" w:lineRule="auto" w:before="40" w:line="240"/>
             </w:pPr>
             <w:r>
               <w:t xml:space="preserve">long_name</w:t>
@@ -576,7 +576,7 @@
               <w:pStyle w:val="Compact"/>
               <w:jc w:val="left"/>
               <w:ind w:left="0" w:firstLine="0" w:right="0"/>
-              <w:spacing w:lineRule="auto" w:after="40" w:before="40" w:line="240"/>
+              <w:spacing w:after="40" w:lineRule="auto" w:before="40" w:line="240"/>
             </w:pPr>
             <w:r>
               <w:t xml:space="preserve">TEXT NOT NULL UNIQUE</w:t>
@@ -590,7 +590,7 @@
               <w:pStyle w:val="Compact"/>
               <w:jc w:val="left"/>
               <w:ind w:left="0" w:firstLine="0" w:right="0"/>
-              <w:spacing w:lineRule="auto" w:after="40" w:before="40" w:line="240"/>
+              <w:spacing w:after="40" w:lineRule="auto" w:before="40" w:line="240"/>
             </w:pPr>
             <w:r>
               <w:t xml:space="preserve">Human-readable name</w:t>
@@ -606,7 +606,7 @@
               <w:pStyle w:val="Compact"/>
               <w:jc w:val="left"/>
               <w:ind w:left="0" w:firstLine="0" w:right="0"/>
-              <w:spacing w:lineRule="auto" w:after="40" w:before="40" w:line="240"/>
+              <w:spacing w:after="40" w:lineRule="auto" w:before="40" w:line="240"/>
             </w:pPr>
             <w:r>
               <w:t xml:space="preserve">description</w:t>
@@ -620,7 +620,7 @@
               <w:pStyle w:val="Compact"/>
               <w:jc w:val="left"/>
               <w:ind w:left="0" w:firstLine="0" w:right="0"/>
-              <w:spacing w:lineRule="auto" w:after="40" w:before="40" w:line="240"/>
+              <w:spacing w:after="40" w:lineRule="auto" w:before="40" w:line="240"/>
             </w:pPr>
             <w:r>
               <w:t xml:space="preserve">TEXT</w:t>
@@ -634,7 +634,7 @@
               <w:pStyle w:val="Compact"/>
               <w:jc w:val="left"/>
               <w:ind w:left="0" w:firstLine="0" w:right="0"/>
-              <w:spacing w:lineRule="auto" w:after="40" w:before="40" w:line="240"/>
+              <w:spacing w:after="40" w:lineRule="auto" w:before="40" w:line="240"/>
             </w:pPr>
             <w:r>
               <w:t xml:space="preserve">Documentation</w:t>
@@ -650,7 +650,7 @@
               <w:pStyle w:val="Compact"/>
               <w:jc w:val="left"/>
               <w:ind w:left="0" w:firstLine="0" w:right="0"/>
-              <w:spacing w:lineRule="auto" w:after="40" w:before="40" w:line="240"/>
+              <w:spacing w:after="40" w:lineRule="auto" w:before="40" w:line="240"/>
             </w:pPr>
             <w:r>
               <w:t xml:space="preserve">extends</w:t>
@@ -664,7 +664,7 @@
               <w:pStyle w:val="Compact"/>
               <w:jc w:val="left"/>
               <w:ind w:left="0" w:firstLine="0" w:right="0"/>
-              <w:spacing w:lineRule="auto" w:after="40" w:before="40" w:line="240"/>
+              <w:spacing w:after="40" w:lineRule="auto" w:before="40" w:line="240"/>
             </w:pPr>
             <w:r>
               <w:t xml:space="preserve">TEXT</w:t>
@@ -678,7 +678,7 @@
               <w:pStyle w:val="Compact"/>
               <w:jc w:val="left"/>
               <w:ind w:left="0" w:firstLine="0" w:right="0"/>
-              <w:spacing w:lineRule="auto" w:after="40" w:before="40" w:line="240"/>
+              <w:spacing w:after="40" w:lineRule="auto" w:before="40" w:line="240"/>
             </w:pPr>
             <w:r>
               <w:t xml:space="preserve">Parent type for inheritance</w:t>
@@ -694,7 +694,7 @@
               <w:pStyle w:val="Compact"/>
               <w:jc w:val="left"/>
               <w:ind w:left="0" w:firstLine="0" w:right="0"/>
-              <w:spacing w:lineRule="auto" w:after="40" w:before="40" w:line="240"/>
+              <w:spacing w:after="40" w:lineRule="auto" w:before="40" w:line="240"/>
             </w:pPr>
             <w:r>
               <w:t xml:space="preserve">is_composite</w:t>
@@ -708,7 +708,7 @@
               <w:pStyle w:val="Compact"/>
               <w:jc w:val="left"/>
               <w:ind w:left="0" w:firstLine="0" w:right="0"/>
-              <w:spacing w:lineRule="auto" w:after="40" w:before="40" w:line="240"/>
+              <w:spacing w:after="40" w:lineRule="auto" w:before="40" w:line="240"/>
             </w:pPr>
             <w:r>
               <w:t xml:space="preserve">INTEGER DEFAULT 0</w:t>
@@ -722,7 +722,7 @@
               <w:pStyle w:val="Compact"/>
               <w:jc w:val="left"/>
               <w:ind w:left="0" w:firstLine="0" w:right="0"/>
-              <w:spacing w:lineRule="auto" w:after="40" w:before="40" w:line="240"/>
+              <w:spacing w:after="40" w:lineRule="auto" w:before="40" w:line="240"/>
             </w:pPr>
             <w:r>
               <w:t xml:space="preserve">1 = container type (e.g. SECTION)</w:t>
@@ -738,7 +738,7 @@
               <w:pStyle w:val="Compact"/>
               <w:jc w:val="left"/>
               <w:ind w:left="0" w:firstLine="0" w:right="0"/>
-              <w:spacing w:lineRule="auto" w:after="40" w:before="40" w:line="240"/>
+              <w:spacing w:after="40" w:lineRule="auto" w:before="40" w:line="240"/>
             </w:pPr>
             <w:r>
               <w:t xml:space="preserve">is_required</w:t>
@@ -752,7 +752,7 @@
               <w:pStyle w:val="Compact"/>
               <w:jc w:val="left"/>
               <w:ind w:left="0" w:firstLine="0" w:right="0"/>
-              <w:spacing w:lineRule="auto" w:after="40" w:before="40" w:line="240"/>
+              <w:spacing w:after="40" w:lineRule="auto" w:before="40" w:line="240"/>
             </w:pPr>
             <w:r>
               <w:t xml:space="preserve">INTEGER DEFAULT 0</w:t>
@@ -766,7 +766,7 @@
               <w:pStyle w:val="Compact"/>
               <w:jc w:val="left"/>
               <w:ind w:left="0" w:firstLine="0" w:right="0"/>
-              <w:spacing w:lineRule="auto" w:after="40" w:before="40" w:line="240"/>
+              <w:spacing w:after="40" w:lineRule="auto" w:before="40" w:line="240"/>
             </w:pPr>
             <w:r>
               <w:t xml:space="preserve">1 = every spec must have at least one</w:t>
@@ -782,7 +782,7 @@
               <w:pStyle w:val="Compact"/>
               <w:jc w:val="left"/>
               <w:ind w:left="0" w:firstLine="0" w:right="0"/>
-              <w:spacing w:lineRule="auto" w:after="40" w:before="40" w:line="240"/>
+              <w:spacing w:after="40" w:lineRule="auto" w:before="40" w:line="240"/>
             </w:pPr>
             <w:r>
               <w:t xml:space="preserve">is_default</w:t>
@@ -796,7 +796,7 @@
               <w:pStyle w:val="Compact"/>
               <w:jc w:val="left"/>
               <w:ind w:left="0" w:firstLine="0" w:right="0"/>
-              <w:spacing w:lineRule="auto" w:after="40" w:before="40" w:line="240"/>
+              <w:spacing w:after="40" w:lineRule="auto" w:before="40" w:line="240"/>
             </w:pPr>
             <w:r>
               <w:t xml:space="preserve">INTEGER DEFAULT 0</w:t>
@@ -810,7 +810,7 @@
               <w:pStyle w:val="Compact"/>
               <w:jc w:val="left"/>
               <w:ind w:left="0" w:firstLine="0" w:right="0"/>
-              <w:spacing w:lineRule="auto" w:after="40" w:before="40" w:line="240"/>
+              <w:spacing w:after="40" w:lineRule="auto" w:before="40" w:line="240"/>
             </w:pPr>
             <w:r>
               <w:t xml:space="preserve">1 = used when header has no explicit type</w:t>
@@ -826,7 +826,7 @@
               <w:pStyle w:val="Compact"/>
               <w:jc w:val="left"/>
               <w:ind w:left="0" w:firstLine="0" w:right="0"/>
-              <w:spacing w:lineRule="auto" w:after="40" w:before="40" w:line="240"/>
+              <w:spacing w:after="40" w:lineRule="auto" w:before="40" w:line="240"/>
             </w:pPr>
             <w:r>
               <w:t xml:space="preserve">pid_prefix</w:t>
@@ -840,7 +840,7 @@
               <w:pStyle w:val="Compact"/>
               <w:jc w:val="left"/>
               <w:ind w:left="0" w:firstLine="0" w:right="0"/>
-              <w:spacing w:lineRule="auto" w:after="40" w:before="40" w:line="240"/>
+              <w:spacing w:after="40" w:lineRule="auto" w:before="40" w:line="240"/>
             </w:pPr>
             <w:r>
               <w:t xml:space="preserve">TEXT</w:t>
@@ -854,7 +854,7 @@
               <w:pStyle w:val="Compact"/>
               <w:jc w:val="left"/>
               <w:ind w:left="0" w:firstLine="0" w:right="0"/>
-              <w:spacing w:lineRule="auto" w:after="40" w:before="40" w:line="240"/>
+              <w:spacing w:after="40" w:lineRule="auto" w:before="40" w:line="240"/>
             </w:pPr>
             <w:r>
               <w:t xml:space="preserve">Default PID prefix for auto-generation</w:t>
@@ -870,7 +870,7 @@
               <w:pStyle w:val="Compact"/>
               <w:jc w:val="left"/>
               <w:ind w:left="0" w:firstLine="0" w:right="0"/>
-              <w:spacing w:lineRule="auto" w:after="40" w:before="40" w:line="240"/>
+              <w:spacing w:after="40" w:lineRule="auto" w:before="40" w:line="240"/>
             </w:pPr>
             <w:r>
               <w:t xml:space="preserve">pid_format</w:t>
@@ -884,7 +884,7 @@
               <w:pStyle w:val="Compact"/>
               <w:jc w:val="left"/>
               <w:ind w:left="0" w:firstLine="0" w:right="0"/>
-              <w:spacing w:lineRule="auto" w:after="40" w:before="40" w:line="240"/>
+              <w:spacing w:after="40" w:lineRule="auto" w:before="40" w:line="240"/>
             </w:pPr>
             <w:r>
               <w:t xml:space="preserve">TEXT DEFAULT '%s-%03d'</w:t>
@@ -898,7 +898,7 @@
               <w:pStyle w:val="Compact"/>
               <w:jc w:val="left"/>
               <w:ind w:left="0" w:firstLine="0" w:right="0"/>
-              <w:spacing w:lineRule="auto" w:after="40" w:before="40" w:line="240"/>
+              <w:spacing w:after="40" w:lineRule="auto" w:before="40" w:line="240"/>
             </w:pPr>
             <w:r>
               <w:t xml:space="preserve">Printf format for auto-generated PIDs</w:t>
@@ -914,7 +914,7 @@
               <w:pStyle w:val="Compact"/>
               <w:jc w:val="left"/>
               <w:ind w:left="0" w:firstLine="0" w:right="0"/>
-              <w:spacing w:lineRule="auto" w:after="40" w:before="40" w:line="240"/>
+              <w:spacing w:after="40" w:lineRule="auto" w:before="40" w:line="240"/>
             </w:pPr>
             <w:r>
               <w:t xml:space="preserve">aliases</w:t>
@@ -928,7 +928,7 @@
               <w:pStyle w:val="Compact"/>
               <w:jc w:val="left"/>
               <w:ind w:left="0" w:firstLine="0" w:right="0"/>
-              <w:spacing w:lineRule="auto" w:after="40" w:before="40" w:line="240"/>
+              <w:spacing w:after="40" w:lineRule="auto" w:before="40" w:line="240"/>
             </w:pPr>
             <w:r>
               <w:t xml:space="preserve">TEXT</w:t>
@@ -942,7 +942,7 @@
               <w:pStyle w:val="Compact"/>
               <w:jc w:val="left"/>
               <w:ind w:left="0" w:firstLine="0" w:right="0"/>
-              <w:spacing w:lineRule="auto" w:after="40" w:before="40" w:line="240"/>
+              <w:spacing w:after="40" w:lineRule="auto" w:before="40" w:line="240"/>
             </w:pPr>
             <w:r>
               <w:t xml:space="preserve">Comma-wrapped aliases (e.g. ",hlr,req,")</w:t>
@@ -975,7 +975,7 @@
     </w:p>
     <w:p>
       <w:pPr>
-        <w:spacing w:after="0" w:before="0" w:line="20" w:lineRule="exact"/>
+        <w:spacing w:before="0" w:after="0" w:line="20" w:lineRule="exact"/>
         <w:rPr>
           <w:sz w:val="2"/>
         </w:rPr>
@@ -1017,18 +1017,18 @@
         <w:tblLook w:firstRow="1" w:lastRow="0" w:firstColumn="0" w:lastColumn="0" w:noHBand="0" w:noVBand="0" w:val="0020"/>
         <w:jc w:val="start"/>
         <w:tblBorders>
-          <w:top w:sz="6" w:color="000000" w:val="single" w:space="0"/>
-          <w:left w:sz="6" w:color="000000" w:val="single" w:space="0"/>
-          <w:bottom w:sz="6" w:color="000000" w:val="single" w:space="0"/>
-          <w:right w:sz="6" w:color="000000" w:val="single" w:space="0"/>
-          <w:insideH w:sz="6" w:color="000000" w:val="single" w:space="0"/>
-          <w:insideV w:sz="6" w:color="000000" w:val="single" w:space="0"/>
+          <w:top w:space="0" w:color="000000" w:sz="6" w:val="single"/>
+          <w:left w:space="0" w:color="000000" w:sz="6" w:val="single"/>
+          <w:bottom w:space="0" w:color="000000" w:sz="6" w:val="single"/>
+          <w:right w:space="0" w:color="000000" w:sz="6" w:val="single"/>
+          <w:insideH w:space="0" w:color="000000" w:sz="6" w:val="single"/>
+          <w:insideV w:space="0" w:color="000000" w:sz="6" w:val="single"/>
         </w:tblBorders>
         <w:tblCellMar>
-          <w:top w:w="57" w:type="dxa"/>
-          <w:left w:w="108" w:type="dxa"/>
-          <w:bottom w:w="57" w:type="dxa"/>
-          <w:right w:w="108" w:type="dxa"/>
+          <w:top w:type="dxa" w:w="57"/>
+          <w:left w:type="dxa" w:w="108"/>
+          <w:bottom w:type="dxa" w:w="57"/>
+          <w:right w:type="dxa" w:w="108"/>
         </w:tblCellMar>
       </w:tblPr>
       <w:tblGrid>
@@ -1042,14 +1042,14 @@
         </w:trPr>
         <w:tc>
           <w:tcPr>
-            <w:shd w:color="auto" w:val="clear" w:fill="E8E8E8"/>
+            <w:shd w:color="auto" w:fill="E8E8E8" w:val="clear"/>
           </w:tcPr>
           <w:p>
             <w:pPr>
               <w:pStyle w:val="Compact"/>
               <w:jc w:val="left"/>
               <w:ind w:left="0" w:firstLine="0" w:right="0"/>
-              <w:spacing w:lineRule="auto" w:after="40" w:before="40" w:line="240"/>
+              <w:spacing w:after="40" w:lineRule="auto" w:before="40" w:line="240"/>
             </w:pPr>
             <w:r>
               <w:rPr>
@@ -1061,14 +1061,14 @@
         </w:tc>
         <w:tc>
           <w:tcPr>
-            <w:shd w:color="auto" w:val="clear" w:fill="E8E8E8"/>
+            <w:shd w:color="auto" w:fill="E8E8E8" w:val="clear"/>
           </w:tcPr>
           <w:p>
             <w:pPr>
               <w:pStyle w:val="Compact"/>
               <w:jc w:val="left"/>
               <w:ind w:left="0" w:firstLine="0" w:right="0"/>
-              <w:spacing w:lineRule="auto" w:after="40" w:before="40" w:line="240"/>
+              <w:spacing w:after="40" w:lineRule="auto" w:before="40" w:line="240"/>
             </w:pPr>
             <w:r>
               <w:rPr>
@@ -1080,14 +1080,14 @@
         </w:tc>
         <w:tc>
           <w:tcPr>
-            <w:shd w:color="auto" w:val="clear" w:fill="E8E8E8"/>
+            <w:shd w:color="auto" w:fill="E8E8E8" w:val="clear"/>
           </w:tcPr>
           <w:p>
             <w:pPr>
               <w:pStyle w:val="Compact"/>
               <w:jc w:val="left"/>
               <w:ind w:left="0" w:firstLine="0" w:right="0"/>
-              <w:spacing w:lineRule="auto" w:after="40" w:before="40" w:line="240"/>
+              <w:spacing w:after="40" w:lineRule="auto" w:before="40" w:line="240"/>
             </w:pPr>
             <w:r>
               <w:rPr>
@@ -1106,7 +1106,7 @@
               <w:pStyle w:val="Compact"/>
               <w:jc w:val="left"/>
               <w:ind w:left="0" w:firstLine="0" w:right="0"/>
-              <w:spacing w:lineRule="auto" w:after="40" w:before="40" w:line="240"/>
+              <w:spacing w:after="40" w:lineRule="auto" w:before="40" w:line="240"/>
             </w:pPr>
             <w:r>
               <w:t xml:space="preserve">identifier</w:t>
@@ -1120,7 +1120,7 @@
               <w:pStyle w:val="Compact"/>
               <w:jc w:val="left"/>
               <w:ind w:left="0" w:firstLine="0" w:right="0"/>
-              <w:spacing w:lineRule="auto" w:after="40" w:before="40" w:line="240"/>
+              <w:spacing w:after="40" w:lineRule="auto" w:before="40" w:line="240"/>
             </w:pPr>
             <w:r>
               <w:t xml:space="preserve">TEXT PK</w:t>
@@ -1134,7 +1134,7 @@
               <w:pStyle w:val="Compact"/>
               <w:jc w:val="left"/>
               <w:ind w:left="0" w:firstLine="0" w:right="0"/>
-              <w:spacing w:lineRule="auto" w:after="40" w:before="40" w:line="240"/>
+              <w:spacing w:after="40" w:lineRule="auto" w:before="40" w:line="240"/>
             </w:pPr>
             <w:r>
               <w:t xml:space="preserve">Unique type code (e.g. FIGURE)</w:t>
@@ -1150,7 +1150,7 @@
               <w:pStyle w:val="Compact"/>
               <w:jc w:val="left"/>
               <w:ind w:left="0" w:firstLine="0" w:right="0"/>
-              <w:spacing w:lineRule="auto" w:after="40" w:before="40" w:line="240"/>
+              <w:spacing w:after="40" w:lineRule="auto" w:before="40" w:line="240"/>
             </w:pPr>
             <w:r>
               <w:t xml:space="preserve">long_name</w:t>
@@ -1164,7 +1164,7 @@
               <w:pStyle w:val="Compact"/>
               <w:jc w:val="left"/>
               <w:ind w:left="0" w:firstLine="0" w:right="0"/>
-              <w:spacing w:lineRule="auto" w:after="40" w:before="40" w:line="240"/>
+              <w:spacing w:after="40" w:lineRule="auto" w:before="40" w:line="240"/>
             </w:pPr>
             <w:r>
               <w:t xml:space="preserve">TEXT NOT NULL UNIQUE</w:t>
@@ -1178,7 +1178,7 @@
               <w:pStyle w:val="Compact"/>
               <w:jc w:val="left"/>
               <w:ind w:left="0" w:firstLine="0" w:right="0"/>
-              <w:spacing w:lineRule="auto" w:after="40" w:before="40" w:line="240"/>
+              <w:spacing w:after="40" w:lineRule="auto" w:before="40" w:line="240"/>
             </w:pPr>
             <w:r>
               <w:t xml:space="preserve">Human-readable name</w:t>
@@ -1194,7 +1194,7 @@
               <w:pStyle w:val="Compact"/>
               <w:jc w:val="left"/>
               <w:ind w:left="0" w:firstLine="0" w:right="0"/>
-              <w:spacing w:lineRule="auto" w:after="40" w:before="40" w:line="240"/>
+              <w:spacing w:after="40" w:lineRule="auto" w:before="40" w:line="240"/>
             </w:pPr>
             <w:r>
               <w:t xml:space="preserve">description</w:t>
@@ -1208,7 +1208,7 @@
               <w:pStyle w:val="Compact"/>
               <w:jc w:val="left"/>
               <w:ind w:left="0" w:firstLine="0" w:right="0"/>
-              <w:spacing w:lineRule="auto" w:after="40" w:before="40" w:line="240"/>
+              <w:spacing w:after="40" w:lineRule="auto" w:before="40" w:line="240"/>
             </w:pPr>
             <w:r>
               <w:t xml:space="preserve">TEXT</w:t>
@@ -1222,7 +1222,7 @@
               <w:pStyle w:val="Compact"/>
               <w:jc w:val="left"/>
               <w:ind w:left="0" w:firstLine="0" w:right="0"/>
-              <w:spacing w:lineRule="auto" w:after="40" w:before="40" w:line="240"/>
+              <w:spacing w:after="40" w:lineRule="auto" w:before="40" w:line="240"/>
             </w:pPr>
             <w:r>
               <w:t xml:space="preserve">Documentation</w:t>
@@ -1238,7 +1238,7 @@
               <w:pStyle w:val="Compact"/>
               <w:jc w:val="left"/>
               <w:ind w:left="0" w:firstLine="0" w:right="0"/>
-              <w:spacing w:lineRule="auto" w:after="40" w:before="40" w:line="240"/>
+              <w:spacing w:after="40" w:lineRule="auto" w:before="40" w:line="240"/>
             </w:pPr>
             <w:r>
               <w:t xml:space="preserve">caption_format</w:t>
@@ -1252,7 +1252,7 @@
               <w:pStyle w:val="Compact"/>
               <w:jc w:val="left"/>
               <w:ind w:left="0" w:firstLine="0" w:right="0"/>
-              <w:spacing w:lineRule="auto" w:after="40" w:before="40" w:line="240"/>
+              <w:spacing w:after="40" w:lineRule="auto" w:before="40" w:line="240"/>
             </w:pPr>
             <w:r>
               <w:t xml:space="preserve">TEXT</w:t>
@@ -1266,7 +1266,7 @@
               <w:pStyle w:val="Compact"/>
               <w:jc w:val="left"/>
               <w:ind w:left="0" w:firstLine="0" w:right="0"/>
-              <w:spacing w:lineRule="auto" w:after="40" w:before="40" w:line="240"/>
+              <w:spacing w:after="40" w:lineRule="auto" w:before="40" w:line="240"/>
             </w:pPr>
             <w:r>
               <w:t xml:space="preserve">Printf format for captions (e.g. Figure %d)</w:t>
@@ -1282,7 +1282,7 @@
               <w:pStyle w:val="Compact"/>
               <w:jc w:val="left"/>
               <w:ind w:left="0" w:firstLine="0" w:right="0"/>
-              <w:spacing w:lineRule="auto" w:after="40" w:before="40" w:line="240"/>
+              <w:spacing w:after="40" w:lineRule="auto" w:before="40" w:line="240"/>
             </w:pPr>
             <w:r>
               <w:t xml:space="preserve">counter_group</w:t>
@@ -1296,7 +1296,7 @@
               <w:pStyle w:val="Compact"/>
               <w:jc w:val="left"/>
               <w:ind w:left="0" w:firstLine="0" w:right="0"/>
-              <w:spacing w:lineRule="auto" w:after="40" w:before="40" w:line="240"/>
+              <w:spacing w:after="40" w:lineRule="auto" w:before="40" w:line="240"/>
             </w:pPr>
             <w:r>
               <w:t xml:space="preserve">TEXT</w:t>
@@ -1310,7 +1310,7 @@
               <w:pStyle w:val="Compact"/>
               <w:jc w:val="left"/>
               <w:ind w:left="0" w:firstLine="0" w:right="0"/>
-              <w:spacing w:lineRule="auto" w:after="40" w:before="40" w:line="240"/>
+              <w:spacing w:after="40" w:lineRule="auto" w:before="40" w:line="240"/>
             </w:pPr>
             <w:r>
               <w:t xml:space="preserve">Shared numbering group</w:t>
@@ -1326,7 +1326,7 @@
               <w:pStyle w:val="Compact"/>
               <w:jc w:val="left"/>
               <w:ind w:left="0" w:firstLine="0" w:right="0"/>
-              <w:spacing w:lineRule="auto" w:after="40" w:before="40" w:line="240"/>
+              <w:spacing w:after="40" w:lineRule="auto" w:before="40" w:line="240"/>
             </w:pPr>
             <w:r>
               <w:t xml:space="preserve">aliases</w:t>
@@ -1340,7 +1340,7 @@
               <w:pStyle w:val="Compact"/>
               <w:jc w:val="left"/>
               <w:ind w:left="0" w:firstLine="0" w:right="0"/>
-              <w:spacing w:lineRule="auto" w:after="40" w:before="40" w:line="240"/>
+              <w:spacing w:after="40" w:lineRule="auto" w:before="40" w:line="240"/>
             </w:pPr>
             <w:r>
               <w:t xml:space="preserve">TEXT</w:t>
@@ -1354,7 +1354,7 @@
               <w:pStyle w:val="Compact"/>
               <w:jc w:val="left"/>
               <w:ind w:left="0" w:firstLine="0" w:right="0"/>
-              <w:spacing w:lineRule="auto" w:after="40" w:before="40" w:line="240"/>
+              <w:spacing w:after="40" w:lineRule="auto" w:before="40" w:line="240"/>
             </w:pPr>
             <w:r>
               <w:t xml:space="preserve">Comma-wrapped aliases for syntax recognition</w:t>
@@ -1370,7 +1370,7 @@
               <w:pStyle w:val="Compact"/>
               <w:jc w:val="left"/>
               <w:ind w:left="0" w:firstLine="0" w:right="0"/>
-              <w:spacing w:lineRule="auto" w:after="40" w:before="40" w:line="240"/>
+              <w:spacing w:after="40" w:lineRule="auto" w:before="40" w:line="240"/>
             </w:pPr>
             <w:r>
               <w:t xml:space="preserve">needs_external_render</w:t>
@@ -1384,7 +1384,7 @@
               <w:pStyle w:val="Compact"/>
               <w:jc w:val="left"/>
               <w:ind w:left="0" w:firstLine="0" w:right="0"/>
-              <w:spacing w:lineRule="auto" w:after="40" w:before="40" w:line="240"/>
+              <w:spacing w:after="40" w:lineRule="auto" w:before="40" w:line="240"/>
             </w:pPr>
             <w:r>
               <w:t xml:space="preserve">INTEGER DEFAULT 0</w:t>
@@ -1398,7 +1398,7 @@
               <w:pStyle w:val="Compact"/>
               <w:jc w:val="left"/>
               <w:ind w:left="0" w:firstLine="0" w:right="0"/>
-              <w:spacing w:lineRule="auto" w:after="40" w:before="40" w:line="240"/>
+              <w:spacing w:after="40" w:lineRule="auto" w:before="40" w:line="240"/>
             </w:pPr>
             <w:r>
               <w:t xml:space="preserve">1 = requires external tool</w:t>
@@ -1431,7 +1431,7 @@
     </w:p>
     <w:p>
       <w:pPr>
-        <w:spacing w:after="0" w:before="0" w:line="20" w:lineRule="exact"/>
+        <w:spacing w:before="0" w:after="0" w:line="20" w:lineRule="exact"/>
         <w:rPr>
           <w:sz w:val="2"/>
         </w:rPr>
@@ -1473,18 +1473,18 @@
         <w:tblLook w:firstRow="1" w:lastRow="0" w:firstColumn="0" w:lastColumn="0" w:noHBand="0" w:noVBand="0" w:val="0020"/>
         <w:jc w:val="start"/>
         <w:tblBorders>
-          <w:top w:sz="6" w:color="000000" w:val="single" w:space="0"/>
-          <w:left w:sz="6" w:color="000000" w:val="single" w:space="0"/>
-          <w:bottom w:sz="6" w:color="000000" w:val="single" w:space="0"/>
-          <w:right w:sz="6" w:color="000000" w:val="single" w:space="0"/>
-          <w:insideH w:sz="6" w:color="000000" w:val="single" w:space="0"/>
-          <w:insideV w:sz="6" w:color="000000" w:val="single" w:space="0"/>
+          <w:top w:space="0" w:color="000000" w:sz="6" w:val="single"/>
+          <w:left w:space="0" w:color="000000" w:sz="6" w:val="single"/>
+          <w:bottom w:space="0" w:color="000000" w:sz="6" w:val="single"/>
+          <w:right w:space="0" w:color="000000" w:sz="6" w:val="single"/>
+          <w:insideH w:space="0" w:color="000000" w:sz="6" w:val="single"/>
+          <w:insideV w:space="0" w:color="000000" w:sz="6" w:val="single"/>
         </w:tblBorders>
         <w:tblCellMar>
-          <w:top w:w="57" w:type="dxa"/>
-          <w:left w:w="108" w:type="dxa"/>
-          <w:bottom w:w="57" w:type="dxa"/>
-          <w:right w:w="108" w:type="dxa"/>
+          <w:top w:type="dxa" w:w="57"/>
+          <w:left w:type="dxa" w:w="108"/>
+          <w:bottom w:type="dxa" w:w="57"/>
+          <w:right w:type="dxa" w:w="108"/>
         </w:tblCellMar>
       </w:tblPr>
       <w:tblGrid>
@@ -1498,14 +1498,14 @@
         </w:trPr>
         <w:tc>
           <w:tcPr>
-            <w:shd w:color="auto" w:val="clear" w:fill="E8E8E8"/>
+            <w:shd w:color="auto" w:fill="E8E8E8" w:val="clear"/>
           </w:tcPr>
           <w:p>
             <w:pPr>
               <w:pStyle w:val="Compact"/>
               <w:jc w:val="left"/>
               <w:ind w:left="0" w:firstLine="0" w:right="0"/>
-              <w:spacing w:lineRule="auto" w:after="40" w:before="40" w:line="240"/>
+              <w:spacing w:after="40" w:lineRule="auto" w:before="40" w:line="240"/>
             </w:pPr>
             <w:r>
               <w:rPr>
@@ -1517,14 +1517,14 @@
         </w:tc>
         <w:tc>
           <w:tcPr>
-            <w:shd w:color="auto" w:val="clear" w:fill="E8E8E8"/>
+            <w:shd w:color="auto" w:fill="E8E8E8" w:val="clear"/>
           </w:tcPr>
           <w:p>
             <w:pPr>
               <w:pStyle w:val="Compact"/>
               <w:jc w:val="left"/>
               <w:ind w:left="0" w:firstLine="0" w:right="0"/>
-              <w:spacing w:lineRule="auto" w:after="40" w:before="40" w:line="240"/>
+              <w:spacing w:after="40" w:lineRule="auto" w:before="40" w:line="240"/>
             </w:pPr>
             <w:r>
               <w:rPr>
@@ -1536,14 +1536,14 @@
         </w:tc>
         <w:tc>
           <w:tcPr>
-            <w:shd w:color="auto" w:val="clear" w:fill="E8E8E8"/>
+            <w:shd w:color="auto" w:fill="E8E8E8" w:val="clear"/>
           </w:tcPr>
           <w:p>
             <w:pPr>
               <w:pStyle w:val="Compact"/>
               <w:jc w:val="left"/>
               <w:ind w:left="0" w:firstLine="0" w:right="0"/>
-              <w:spacing w:lineRule="auto" w:after="40" w:before="40" w:line="240"/>
+              <w:spacing w:after="40" w:lineRule="auto" w:before="40" w:line="240"/>
             </w:pPr>
             <w:r>
               <w:rPr>
@@ -1562,7 +1562,7 @@
               <w:pStyle w:val="Compact"/>
               <w:jc w:val="left"/>
               <w:ind w:left="0" w:firstLine="0" w:right="0"/>
-              <w:spacing w:lineRule="auto" w:after="40" w:before="40" w:line="240"/>
+              <w:spacing w:after="40" w:lineRule="auto" w:before="40" w:line="240"/>
             </w:pPr>
             <w:r>
               <w:t xml:space="preserve">identifier</w:t>
@@ -1576,7 +1576,7 @@
               <w:pStyle w:val="Compact"/>
               <w:jc w:val="left"/>
               <w:ind w:left="0" w:firstLine="0" w:right="0"/>
-              <w:spacing w:lineRule="auto" w:after="40" w:before="40" w:line="240"/>
+              <w:spacing w:after="40" w:lineRule="auto" w:before="40" w:line="240"/>
             </w:pPr>
             <w:r>
               <w:t xml:space="preserve">TEXT PK</w:t>
@@ -1590,7 +1590,7 @@
               <w:pStyle w:val="Compact"/>
               <w:jc w:val="left"/>
               <w:ind w:left="0" w:firstLine="0" w:right="0"/>
-              <w:spacing w:lineRule="auto" w:after="40" w:before="40" w:line="240"/>
+              <w:spacing w:after="40" w:lineRule="auto" w:before="40" w:line="240"/>
             </w:pPr>
             <w:r>
               <w:t xml:space="preserve">Unique relation type code</w:t>
@@ -1606,7 +1606,7 @@
               <w:pStyle w:val="Compact"/>
               <w:jc w:val="left"/>
               <w:ind w:left="0" w:firstLine="0" w:right="0"/>
-              <w:spacing w:lineRule="auto" w:after="40" w:before="40" w:line="240"/>
+              <w:spacing w:after="40" w:lineRule="auto" w:before="40" w:line="240"/>
             </w:pPr>
             <w:r>
               <w:t xml:space="preserve">long_name</w:t>
@@ -1620,7 +1620,7 @@
               <w:pStyle w:val="Compact"/>
               <w:jc w:val="left"/>
               <w:ind w:left="0" w:firstLine="0" w:right="0"/>
-              <w:spacing w:lineRule="auto" w:after="40" w:before="40" w:line="240"/>
+              <w:spacing w:after="40" w:lineRule="auto" w:before="40" w:line="240"/>
             </w:pPr>
             <w:r>
               <w:t xml:space="preserve">TEXT NOT NULL UNIQUE</w:t>
@@ -1634,7 +1634,7 @@
               <w:pStyle w:val="Compact"/>
               <w:jc w:val="left"/>
               <w:ind w:left="0" w:firstLine="0" w:right="0"/>
-              <w:spacing w:lineRule="auto" w:after="40" w:before="40" w:line="240"/>
+              <w:spacing w:after="40" w:lineRule="auto" w:before="40" w:line="240"/>
             </w:pPr>
             <w:r>
               <w:t xml:space="preserve">Human-readable name</w:t>
@@ -1650,7 +1650,7 @@
               <w:pStyle w:val="Compact"/>
               <w:jc w:val="left"/>
               <w:ind w:left="0" w:firstLine="0" w:right="0"/>
-              <w:spacing w:lineRule="auto" w:after="40" w:before="40" w:line="240"/>
+              <w:spacing w:after="40" w:lineRule="auto" w:before="40" w:line="240"/>
             </w:pPr>
             <w:r>
               <w:t xml:space="preserve">description</w:t>
@@ -1664,7 +1664,7 @@
               <w:pStyle w:val="Compact"/>
               <w:jc w:val="left"/>
               <w:ind w:left="0" w:firstLine="0" w:right="0"/>
-              <w:spacing w:lineRule="auto" w:after="40" w:before="40" w:line="240"/>
+              <w:spacing w:after="40" w:lineRule="auto" w:before="40" w:line="240"/>
             </w:pPr>
             <w:r>
               <w:t xml:space="preserve">TEXT</w:t>
@@ -1678,7 +1678,7 @@
               <w:pStyle w:val="Compact"/>
               <w:jc w:val="left"/>
               <w:ind w:left="0" w:firstLine="0" w:right="0"/>
-              <w:spacing w:lineRule="auto" w:after="40" w:before="40" w:line="240"/>
+              <w:spacing w:after="40" w:lineRule="auto" w:before="40" w:line="240"/>
             </w:pPr>
             <w:r>
               <w:t xml:space="preserve">Documentation</w:t>
@@ -1694,7 +1694,7 @@
               <w:pStyle w:val="Compact"/>
               <w:jc w:val="left"/>
               <w:ind w:left="0" w:firstLine="0" w:right="0"/>
-              <w:spacing w:lineRule="auto" w:after="40" w:before="40" w:line="240"/>
+              <w:spacing w:after="40" w:lineRule="auto" w:before="40" w:line="240"/>
             </w:pPr>
             <w:r>
               <w:t xml:space="preserve">extends</w:t>
@@ -1708,7 +1708,7 @@
               <w:pStyle w:val="Compact"/>
               <w:jc w:val="left"/>
               <w:ind w:left="0" w:firstLine="0" w:right="0"/>
-              <w:spacing w:lineRule="auto" w:after="40" w:before="40" w:line="240"/>
+              <w:spacing w:after="40" w:lineRule="auto" w:before="40" w:line="240"/>
             </w:pPr>
             <w:r>
               <w:t xml:space="preserve">TEXT</w:t>
@@ -1722,7 +1722,7 @@
               <w:pStyle w:val="Compact"/>
               <w:jc w:val="left"/>
               <w:ind w:left="0" w:firstLine="0" w:right="0"/>
-              <w:spacing w:lineRule="auto" w:after="40" w:before="40" w:line="240"/>
+              <w:spacing w:after="40" w:lineRule="auto" w:before="40" w:line="240"/>
             </w:pPr>
             <w:r>
               <w:t xml:space="preserve">Parent relation type for inheritance</w:t>
@@ -1738,7 +1738,7 @@
               <w:pStyle w:val="Compact"/>
               <w:jc w:val="left"/>
               <w:ind w:left="0" w:firstLine="0" w:right="0"/>
-              <w:spacing w:lineRule="auto" w:after="40" w:before="40" w:line="240"/>
+              <w:spacing w:after="40" w:lineRule="auto" w:before="40" w:line="240"/>
             </w:pPr>
             <w:r>
               <w:t xml:space="preserve">source_type_ref</w:t>
@@ -1752,7 +1752,7 @@
               <w:pStyle w:val="Compact"/>
               <w:jc w:val="left"/>
               <w:ind w:left="0" w:firstLine="0" w:right="0"/>
-              <w:spacing w:lineRule="auto" w:after="40" w:before="40" w:line="240"/>
+              <w:spacing w:after="40" w:lineRule="auto" w:before="40" w:line="240"/>
             </w:pPr>
             <w:r>
               <w:t xml:space="preserve">TEXT FK</w:t>
@@ -1766,7 +1766,7 @@
               <w:pStyle w:val="Compact"/>
               <w:jc w:val="left"/>
               <w:ind w:left="0" w:firstLine="0" w:right="0"/>
-              <w:spacing w:lineRule="auto" w:after="40" w:before="40" w:line="240"/>
+              <w:spacing w:after="40" w:lineRule="auto" w:before="40" w:line="240"/>
             </w:pPr>
             <w:r>
               <w:t xml:space="preserve">Constrain source object type (NULL = any)</w:t>
@@ -1782,7 +1782,7 @@
               <w:pStyle w:val="Compact"/>
               <w:jc w:val="left"/>
               <w:ind w:left="0" w:firstLine="0" w:right="0"/>
-              <w:spacing w:lineRule="auto" w:after="40" w:before="40" w:line="240"/>
+              <w:spacing w:after="40" w:lineRule="auto" w:before="40" w:line="240"/>
             </w:pPr>
             <w:r>
               <w:t xml:space="preserve">target_type_ref</w:t>
@@ -1796,7 +1796,7 @@
               <w:pStyle w:val="Compact"/>
               <w:jc w:val="left"/>
               <w:ind w:left="0" w:firstLine="0" w:right="0"/>
-              <w:spacing w:lineRule="auto" w:after="40" w:before="40" w:line="240"/>
+              <w:spacing w:after="40" w:lineRule="auto" w:before="40" w:line="240"/>
             </w:pPr>
             <w:r>
               <w:t xml:space="preserve">TEXT FK</w:t>
@@ -1810,7 +1810,7 @@
               <w:pStyle w:val="Compact"/>
               <w:jc w:val="left"/>
               <w:ind w:left="0" w:firstLine="0" w:right="0"/>
-              <w:spacing w:lineRule="auto" w:after="40" w:before="40" w:line="240"/>
+              <w:spacing w:after="40" w:lineRule="auto" w:before="40" w:line="240"/>
             </w:pPr>
             <w:r>
               <w:t xml:space="preserve">Constrain target object type (NULL = any)</w:t>
@@ -1826,7 +1826,7 @@
               <w:pStyle w:val="Compact"/>
               <w:jc w:val="left"/>
               <w:ind w:left="0" w:firstLine="0" w:right="0"/>
-              <w:spacing w:lineRule="auto" w:after="40" w:before="40" w:line="240"/>
+              <w:spacing w:after="40" w:lineRule="auto" w:before="40" w:line="240"/>
             </w:pPr>
             <w:r>
               <w:t xml:space="preserve">link_selector</w:t>
@@ -1840,7 +1840,7 @@
               <w:pStyle w:val="Compact"/>
               <w:jc w:val="left"/>
               <w:ind w:left="0" w:firstLine="0" w:right="0"/>
-              <w:spacing w:lineRule="auto" w:after="40" w:before="40" w:line="240"/>
+              <w:spacing w:after="40" w:lineRule="auto" w:before="40" w:line="240"/>
             </w:pPr>
             <w:r>
               <w:t xml:space="preserve">TEXT</w:t>
@@ -1854,7 +1854,7 @@
               <w:pStyle w:val="Compact"/>
               <w:jc w:val="left"/>
               <w:ind w:left="0" w:firstLine="0" w:right="0"/>
-              <w:spacing w:lineRule="auto" w:after="40" w:before="40" w:line="240"/>
+              <w:spacing w:after="40" w:lineRule="auto" w:before="40" w:line="240"/>
             </w:pPr>
             <w:r>
               <w:t xml:space="preserve">Syntax selector ("@" or "#")</w:t>
@@ -1870,7 +1870,7 @@
               <w:pStyle w:val="Compact"/>
               <w:jc w:val="left"/>
               <w:ind w:left="0" w:firstLine="0" w:right="0"/>
-              <w:spacing w:lineRule="auto" w:after="40" w:before="40" w:line="240"/>
+              <w:spacing w:after="40" w:lineRule="auto" w:before="40" w:line="240"/>
             </w:pPr>
             <w:r>
               <w:t xml:space="preserve">source_attribute</w:t>
@@ -1884,7 +1884,7 @@
               <w:pStyle w:val="Compact"/>
               <w:jc w:val="left"/>
               <w:ind w:left="0" w:firstLine="0" w:right="0"/>
-              <w:spacing w:lineRule="auto" w:after="40" w:before="40" w:line="240"/>
+              <w:spacing w:after="40" w:lineRule="auto" w:before="40" w:line="240"/>
             </w:pPr>
             <w:r>
               <w:t xml:space="preserve">TEXT</w:t>
@@ -1898,7 +1898,7 @@
               <w:pStyle w:val="Compact"/>
               <w:jc w:val="left"/>
               <w:ind w:left="0" w:firstLine="0" w:right="0"/>
-              <w:spacing w:lineRule="auto" w:after="40" w:before="40" w:line="240"/>
+              <w:spacing w:after="40" w:lineRule="auto" w:before="40" w:line="240"/>
             </w:pPr>
             <w:r>
               <w:t xml:space="preserve">Attribute name for inference</w:t>
@@ -1931,7 +1931,7 @@
     </w:p>
     <w:p>
       <w:pPr>
-        <w:spacing w:after="0" w:before="0" w:line="20" w:lineRule="exact"/>
+        <w:spacing w:before="0" w:after="0" w:line="20" w:lineRule="exact"/>
         <w:rPr>
           <w:sz w:val="2"/>
         </w:rPr>
@@ -1973,18 +1973,18 @@
         <w:tblLook w:firstRow="1" w:lastRow="0" w:firstColumn="0" w:lastColumn="0" w:noHBand="0" w:noVBand="0" w:val="0020"/>
         <w:jc w:val="start"/>
         <w:tblBorders>
-          <w:top w:sz="6" w:color="000000" w:val="single" w:space="0"/>
-          <w:left w:sz="6" w:color="000000" w:val="single" w:space="0"/>
-          <w:bottom w:sz="6" w:color="000000" w:val="single" w:space="0"/>
-          <w:right w:sz="6" w:color="000000" w:val="single" w:space="0"/>
-          <w:insideH w:sz="6" w:color="000000" w:val="single" w:space="0"/>
-          <w:insideV w:sz="6" w:color="000000" w:val="single" w:space="0"/>
+          <w:top w:space="0" w:color="000000" w:sz="6" w:val="single"/>
+          <w:left w:space="0" w:color="000000" w:sz="6" w:val="single"/>
+          <w:bottom w:space="0" w:color="000000" w:sz="6" w:val="single"/>
+          <w:right w:space="0" w:color="000000" w:sz="6" w:val="single"/>
+          <w:insideH w:space="0" w:color="000000" w:sz="6" w:val="single"/>
+          <w:insideV w:space="0" w:color="000000" w:sz="6" w:val="single"/>
         </w:tblBorders>
         <w:tblCellMar>
-          <w:top w:w="57" w:type="dxa"/>
-          <w:left w:w="108" w:type="dxa"/>
-          <w:bottom w:w="57" w:type="dxa"/>
-          <w:right w:w="108" w:type="dxa"/>
+          <w:top w:type="dxa" w:w="57"/>
+          <w:left w:type="dxa" w:w="108"/>
+          <w:bottom w:type="dxa" w:w="57"/>
+          <w:right w:type="dxa" w:w="108"/>
         </w:tblCellMar>
       </w:tblPr>
       <w:tblGrid>
@@ -1998,14 +1998,14 @@
         </w:trPr>
         <w:tc>
           <w:tcPr>
-            <w:shd w:color="auto" w:val="clear" w:fill="E8E8E8"/>
+            <w:shd w:color="auto" w:fill="E8E8E8" w:val="clear"/>
           </w:tcPr>
           <w:p>
             <w:pPr>
               <w:pStyle w:val="Compact"/>
               <w:jc w:val="left"/>
               <w:ind w:left="0" w:firstLine="0" w:right="0"/>
-              <w:spacing w:lineRule="auto" w:after="40" w:before="40" w:line="240"/>
+              <w:spacing w:after="40" w:lineRule="auto" w:before="40" w:line="240"/>
             </w:pPr>
             <w:r>
               <w:rPr>
@@ -2017,14 +2017,14 @@
         </w:tc>
         <w:tc>
           <w:tcPr>
-            <w:shd w:color="auto" w:val="clear" w:fill="E8E8E8"/>
+            <w:shd w:color="auto" w:fill="E8E8E8" w:val="clear"/>
           </w:tcPr>
           <w:p>
             <w:pPr>
               <w:pStyle w:val="Compact"/>
               <w:jc w:val="left"/>
               <w:ind w:left="0" w:firstLine="0" w:right="0"/>
-              <w:spacing w:lineRule="auto" w:after="40" w:before="40" w:line="240"/>
+              <w:spacing w:after="40" w:lineRule="auto" w:before="40" w:line="240"/>
             </w:pPr>
             <w:r>
               <w:rPr>
@@ -2036,14 +2036,14 @@
         </w:tc>
         <w:tc>
           <w:tcPr>
-            <w:shd w:color="auto" w:val="clear" w:fill="E8E8E8"/>
+            <w:shd w:color="auto" w:fill="E8E8E8" w:val="clear"/>
           </w:tcPr>
           <w:p>
             <w:pPr>
               <w:pStyle w:val="Compact"/>
               <w:jc w:val="left"/>
               <w:ind w:left="0" w:firstLine="0" w:right="0"/>
-              <w:spacing w:lineRule="auto" w:after="40" w:before="40" w:line="240"/>
+              <w:spacing w:after="40" w:lineRule="auto" w:before="40" w:line="240"/>
             </w:pPr>
             <w:r>
               <w:rPr>
@@ -2062,7 +2062,7 @@
               <w:pStyle w:val="Compact"/>
               <w:jc w:val="left"/>
               <w:ind w:left="0" w:firstLine="0" w:right="0"/>
-              <w:spacing w:lineRule="auto" w:after="40" w:before="40" w:line="240"/>
+              <w:spacing w:after="40" w:lineRule="auto" w:before="40" w:line="240"/>
             </w:pPr>
             <w:r>
               <w:t xml:space="preserve">identifier</w:t>
@@ -2076,7 +2076,7 @@
               <w:pStyle w:val="Compact"/>
               <w:jc w:val="left"/>
               <w:ind w:left="0" w:firstLine="0" w:right="0"/>
-              <w:spacing w:lineRule="auto" w:after="40" w:before="40" w:line="240"/>
+              <w:spacing w:after="40" w:lineRule="auto" w:before="40" w:line="240"/>
             </w:pPr>
             <w:r>
               <w:t xml:space="preserve">TEXT PK</w:t>
@@ -2090,7 +2090,7 @@
               <w:pStyle w:val="Compact"/>
               <w:jc w:val="left"/>
               <w:ind w:left="0" w:firstLine="0" w:right="0"/>
-              <w:spacing w:lineRule="auto" w:after="40" w:before="40" w:line="240"/>
+              <w:spacing w:after="40" w:lineRule="auto" w:before="40" w:line="240"/>
             </w:pPr>
             <w:r>
               <w:t xml:space="preserve">Unique view type code</w:t>
@@ -2106,7 +2106,7 @@
               <w:pStyle w:val="Compact"/>
               <w:jc w:val="left"/>
               <w:ind w:left="0" w:firstLine="0" w:right="0"/>
-              <w:spacing w:lineRule="auto" w:after="40" w:before="40" w:line="240"/>
+              <w:spacing w:after="40" w:lineRule="auto" w:before="40" w:line="240"/>
             </w:pPr>
             <w:r>
               <w:t xml:space="preserve">long_name</w:t>
@@ -2120,7 +2120,7 @@
               <w:pStyle w:val="Compact"/>
               <w:jc w:val="left"/>
               <w:ind w:left="0" w:firstLine="0" w:right="0"/>
-              <w:spacing w:lineRule="auto" w:after="40" w:before="40" w:line="240"/>
+              <w:spacing w:after="40" w:lineRule="auto" w:before="40" w:line="240"/>
             </w:pPr>
             <w:r>
               <w:t xml:space="preserve">TEXT NOT NULL UNIQUE</w:t>
@@ -2134,7 +2134,7 @@
               <w:pStyle w:val="Compact"/>
               <w:jc w:val="left"/>
               <w:ind w:left="0" w:firstLine="0" w:right="0"/>
-              <w:spacing w:lineRule="auto" w:after="40" w:before="40" w:line="240"/>
+              <w:spacing w:after="40" w:lineRule="auto" w:before="40" w:line="240"/>
             </w:pPr>
             <w:r>
               <w:t xml:space="preserve">Human-readable name</w:t>
@@ -2150,7 +2150,7 @@
               <w:pStyle w:val="Compact"/>
               <w:jc w:val="left"/>
               <w:ind w:left="0" w:firstLine="0" w:right="0"/>
-              <w:spacing w:lineRule="auto" w:after="40" w:before="40" w:line="240"/>
+              <w:spacing w:after="40" w:lineRule="auto" w:before="40" w:line="240"/>
             </w:pPr>
             <w:r>
               <w:t xml:space="preserve">description</w:t>
@@ -2164,7 +2164,7 @@
               <w:pStyle w:val="Compact"/>
               <w:jc w:val="left"/>
               <w:ind w:left="0" w:firstLine="0" w:right="0"/>
-              <w:spacing w:lineRule="auto" w:after="40" w:before="40" w:line="240"/>
+              <w:spacing w:after="40" w:lineRule="auto" w:before="40" w:line="240"/>
             </w:pPr>
             <w:r>
               <w:t xml:space="preserve">TEXT</w:t>
@@ -2178,7 +2178,7 @@
               <w:pStyle w:val="Compact"/>
               <w:jc w:val="left"/>
               <w:ind w:left="0" w:firstLine="0" w:right="0"/>
-              <w:spacing w:lineRule="auto" w:after="40" w:before="40" w:line="240"/>
+              <w:spacing w:after="40" w:lineRule="auto" w:before="40" w:line="240"/>
             </w:pPr>
             <w:r>
               <w:t xml:space="preserve">Documentation</w:t>
@@ -2194,7 +2194,7 @@
               <w:pStyle w:val="Compact"/>
               <w:jc w:val="left"/>
               <w:ind w:left="0" w:firstLine="0" w:right="0"/>
-              <w:spacing w:lineRule="auto" w:after="40" w:before="40" w:line="240"/>
+              <w:spacing w:after="40" w:lineRule="auto" w:before="40" w:line="240"/>
             </w:pPr>
             <w:r>
               <w:t xml:space="preserve">counter_group</w:t>
@@ -2208,7 +2208,7 @@
               <w:pStyle w:val="Compact"/>
               <w:jc w:val="left"/>
               <w:ind w:left="0" w:firstLine="0" w:right="0"/>
-              <w:spacing w:lineRule="auto" w:after="40" w:before="40" w:line="240"/>
+              <w:spacing w:after="40" w:lineRule="auto" w:before="40" w:line="240"/>
             </w:pPr>
             <w:r>
               <w:t xml:space="preserve">TEXT</w:t>
@@ -2222,7 +2222,7 @@
               <w:pStyle w:val="Compact"/>
               <w:jc w:val="left"/>
               <w:ind w:left="0" w:firstLine="0" w:right="0"/>
-              <w:spacing w:lineRule="auto" w:after="40" w:before="40" w:line="240"/>
+              <w:spacing w:after="40" w:lineRule="auto" w:before="40" w:line="240"/>
             </w:pPr>
             <w:r>
               <w:t xml:space="preserve">Float counter group to list</w:t>
@@ -2238,7 +2238,7 @@
               <w:pStyle w:val="Compact"/>
               <w:jc w:val="left"/>
               <w:ind w:left="0" w:firstLine="0" w:right="0"/>
-              <w:spacing w:lineRule="auto" w:after="40" w:before="40" w:line="240"/>
+              <w:spacing w:after="40" w:lineRule="auto" w:before="40" w:line="240"/>
             </w:pPr>
             <w:r>
               <w:t xml:space="preserve">aliases</w:t>
@@ -2252,7 +2252,7 @@
               <w:pStyle w:val="Compact"/>
               <w:jc w:val="left"/>
               <w:ind w:left="0" w:firstLine="0" w:right="0"/>
-              <w:spacing w:lineRule="auto" w:after="40" w:before="40" w:line="240"/>
+              <w:spacing w:after="40" w:lineRule="auto" w:before="40" w:line="240"/>
             </w:pPr>
             <w:r>
               <w:t xml:space="preserve">TEXT</w:t>
@@ -2266,7 +2266,7 @@
               <w:pStyle w:val="Compact"/>
               <w:jc w:val="left"/>
               <w:ind w:left="0" w:firstLine="0" w:right="0"/>
-              <w:spacing w:lineRule="auto" w:after="40" w:before="40" w:line="240"/>
+              <w:spacing w:after="40" w:lineRule="auto" w:before="40" w:line="240"/>
             </w:pPr>
             <w:r>
               <w:t xml:space="preserve">Comma-wrapped aliases</w:t>
@@ -2282,7 +2282,7 @@
               <w:pStyle w:val="Compact"/>
               <w:jc w:val="left"/>
               <w:ind w:left="0" w:firstLine="0" w:right="0"/>
-              <w:spacing w:lineRule="auto" w:after="40" w:before="40" w:line="240"/>
+              <w:spacing w:after="40" w:lineRule="auto" w:before="40" w:line="240"/>
             </w:pPr>
             <w:r>
               <w:t xml:space="preserve">inline_prefix</w:t>
@@ -2296,7 +2296,7 @@
               <w:pStyle w:val="Compact"/>
               <w:jc w:val="left"/>
               <w:ind w:left="0" w:firstLine="0" w:right="0"/>
-              <w:spacing w:lineRule="auto" w:after="40" w:before="40" w:line="240"/>
+              <w:spacing w:after="40" w:lineRule="auto" w:before="40" w:line="240"/>
             </w:pPr>
             <w:r>
               <w:t xml:space="preserve">TEXT</w:t>
@@ -2310,7 +2310,7 @@
               <w:pStyle w:val="Compact"/>
               <w:jc w:val="left"/>
               <w:ind w:left="0" w:firstLine="0" w:right="0"/>
-              <w:spacing w:lineRule="auto" w:after="40" w:before="40" w:line="240"/>
+              <w:spacing w:after="40" w:lineRule="auto" w:before="40" w:line="240"/>
             </w:pPr>
             <w:r>
               <w:t xml:space="preserve">Prefix for inline syntax (e.g. abbrev)</w:t>
@@ -2326,7 +2326,7 @@
               <w:pStyle w:val="Compact"/>
               <w:jc w:val="left"/>
               <w:ind w:left="0" w:firstLine="0" w:right="0"/>
-              <w:spacing w:lineRule="auto" w:after="40" w:before="40" w:line="240"/>
+              <w:spacing w:after="40" w:lineRule="auto" w:before="40" w:line="240"/>
             </w:pPr>
             <w:r>
               <w:t xml:space="preserve">materializer_type</w:t>
@@ -2340,7 +2340,7 @@
               <w:pStyle w:val="Compact"/>
               <w:jc w:val="left"/>
               <w:ind w:left="0" w:firstLine="0" w:right="0"/>
-              <w:spacing w:lineRule="auto" w:after="40" w:before="40" w:line="240"/>
+              <w:spacing w:after="40" w:lineRule="auto" w:before="40" w:line="240"/>
             </w:pPr>
             <w:r>
               <w:t xml:space="preserve">TEXT</w:t>
@@ -2354,7 +2354,7 @@
               <w:pStyle w:val="Compact"/>
               <w:jc w:val="left"/>
               <w:ind w:left="0" w:firstLine="0" w:right="0"/>
-              <w:spacing w:lineRule="auto" w:after="40" w:before="40" w:line="240"/>
+              <w:spacing w:after="40" w:lineRule="auto" w:before="40" w:line="240"/>
             </w:pPr>
             <w:r>
               <w:t xml:space="preserve">Materialization strategy (toc, lof, abbrev_list, custom)</w:t>
@@ -2370,7 +2370,7 @@
               <w:pStyle w:val="Compact"/>
               <w:jc w:val="left"/>
               <w:ind w:left="0" w:firstLine="0" w:right="0"/>
-              <w:spacing w:lineRule="auto" w:after="40" w:before="40" w:line="240"/>
+              <w:spacing w:after="40" w:lineRule="auto" w:before="40" w:line="240"/>
             </w:pPr>
             <w:r>
               <w:t xml:space="preserve">view_subtype_ref</w:t>
@@ -2384,7 +2384,7 @@
               <w:pStyle w:val="Compact"/>
               <w:jc w:val="left"/>
               <w:ind w:left="0" w:firstLine="0" w:right="0"/>
-              <w:spacing w:lineRule="auto" w:after="40" w:before="40" w:line="240"/>
+              <w:spacing w:after="40" w:lineRule="auto" w:before="40" w:line="240"/>
             </w:pPr>
             <w:r>
               <w:t xml:space="preserve">TEXT</w:t>
@@ -2398,7 +2398,7 @@
               <w:pStyle w:val="Compact"/>
               <w:jc w:val="left"/>
               <w:ind w:left="0" w:firstLine="0" w:right="0"/>
-              <w:spacing w:lineRule="auto" w:after="40" w:before="40" w:line="240"/>
+              <w:spacing w:after="40" w:lineRule="auto" w:before="40" w:line="240"/>
             </w:pPr>
             <w:r>
               <w:t xml:space="preserve">Parent view type for subtyped views</w:t>
@@ -2414,7 +2414,7 @@
               <w:pStyle w:val="Compact"/>
               <w:jc w:val="left"/>
               <w:ind w:left="0" w:firstLine="0" w:right="0"/>
-              <w:spacing w:lineRule="auto" w:after="40" w:before="40" w:line="240"/>
+              <w:spacing w:after="40" w:lineRule="auto" w:before="40" w:line="240"/>
             </w:pPr>
             <w:r>
               <w:t xml:space="preserve">needs_external_render</w:t>
@@ -2428,7 +2428,7 @@
               <w:pStyle w:val="Compact"/>
               <w:jc w:val="left"/>
               <w:ind w:left="0" w:firstLine="0" w:right="0"/>
-              <w:spacing w:lineRule="auto" w:after="40" w:before="40" w:line="240"/>
+              <w:spacing w:after="40" w:lineRule="auto" w:before="40" w:line="240"/>
             </w:pPr>
             <w:r>
               <w:t xml:space="preserve">INTEGER DEFAULT 0</w:t>
@@ -2442,7 +2442,7 @@
               <w:pStyle w:val="Compact"/>
               <w:jc w:val="left"/>
               <w:ind w:left="0" w:firstLine="0" w:right="0"/>
-              <w:spacing w:lineRule="auto" w:after="40" w:before="40" w:line="240"/>
+              <w:spacing w:after="40" w:lineRule="auto" w:before="40" w:line="240"/>
             </w:pPr>
             <w:r>
               <w:t xml:space="preserve">1 = requires external tool</w:t>
@@ -2475,7 +2475,7 @@
     </w:p>
     <w:p>
       <w:pPr>
-        <w:spacing w:after="0" w:before="0" w:line="20" w:lineRule="exact"/>
+        <w:spacing w:before="0" w:after="0" w:line="20" w:lineRule="exact"/>
         <w:rPr>
           <w:sz w:val="2"/>
         </w:rPr>
@@ -2517,18 +2517,18 @@
         <w:tblLook w:firstRow="1" w:lastRow="0" w:firstColumn="0" w:lastColumn="0" w:noHBand="0" w:noVBand="0" w:val="0020"/>
         <w:jc w:val="start"/>
         <w:tblBorders>
-          <w:top w:sz="6" w:color="000000" w:val="single" w:space="0"/>
-          <w:left w:sz="6" w:color="000000" w:val="single" w:space="0"/>
-          <w:bottom w:sz="6" w:color="000000" w:val="single" w:space="0"/>
-          <w:right w:sz="6" w:color="000000" w:val="single" w:space="0"/>
-          <w:insideH w:sz="6" w:color="000000" w:val="single" w:space="0"/>
-          <w:insideV w:sz="6" w:color="000000" w:val="single" w:space="0"/>
+          <w:top w:space="0" w:color="000000" w:sz="6" w:val="single"/>
+          <w:left w:space="0" w:color="000000" w:sz="6" w:val="single"/>
+          <w:bottom w:space="0" w:color="000000" w:sz="6" w:val="single"/>
+          <w:right w:space="0" w:color="000000" w:sz="6" w:val="single"/>
+          <w:insideH w:space="0" w:color="000000" w:sz="6" w:val="single"/>
+          <w:insideV w:space="0" w:color="000000" w:sz="6" w:val="single"/>
         </w:tblBorders>
         <w:tblCellMar>
-          <w:top w:w="57" w:type="dxa"/>
-          <w:left w:w="108" w:type="dxa"/>
-          <w:bottom w:w="57" w:type="dxa"/>
-          <w:right w:w="108" w:type="dxa"/>
+          <w:top w:type="dxa" w:w="57"/>
+          <w:left w:type="dxa" w:w="108"/>
+          <w:bottom w:type="dxa" w:w="57"/>
+          <w:right w:type="dxa" w:w="108"/>
         </w:tblCellMar>
       </w:tblPr>
       <w:tblGrid>
@@ -2542,14 +2542,14 @@
         </w:trPr>
         <w:tc>
           <w:tcPr>
-            <w:shd w:color="auto" w:val="clear" w:fill="E8E8E8"/>
+            <w:shd w:color="auto" w:fill="E8E8E8" w:val="clear"/>
           </w:tcPr>
           <w:p>
             <w:pPr>
               <w:pStyle w:val="Compact"/>
               <w:jc w:val="left"/>
               <w:ind w:left="0" w:firstLine="0" w:right="0"/>
-              <w:spacing w:lineRule="auto" w:after="40" w:before="40" w:line="240"/>
+              <w:spacing w:after="40" w:lineRule="auto" w:before="40" w:line="240"/>
             </w:pPr>
             <w:r>
               <w:rPr>
@@ -2561,14 +2561,14 @@
         </w:tc>
         <w:tc>
           <w:tcPr>
-            <w:shd w:color="auto" w:val="clear" w:fill="E8E8E8"/>
+            <w:shd w:color="auto" w:fill="E8E8E8" w:val="clear"/>
           </w:tcPr>
           <w:p>
             <w:pPr>
               <w:pStyle w:val="Compact"/>
               <w:jc w:val="left"/>
               <w:ind w:left="0" w:firstLine="0" w:right="0"/>
-              <w:spacing w:lineRule="auto" w:after="40" w:before="40" w:line="240"/>
+              <w:spacing w:after="40" w:lineRule="auto" w:before="40" w:line="240"/>
             </w:pPr>
             <w:r>
               <w:rPr>
@@ -2580,14 +2580,14 @@
         </w:tc>
         <w:tc>
           <w:tcPr>
-            <w:shd w:color="auto" w:val="clear" w:fill="E8E8E8"/>
+            <w:shd w:color="auto" w:fill="E8E8E8" w:val="clear"/>
           </w:tcPr>
           <w:p>
             <w:pPr>
               <w:pStyle w:val="Compact"/>
               <w:jc w:val="left"/>
               <w:ind w:left="0" w:firstLine="0" w:right="0"/>
-              <w:spacing w:lineRule="auto" w:after="40" w:before="40" w:line="240"/>
+              <w:spacing w:after="40" w:lineRule="auto" w:before="40" w:line="240"/>
             </w:pPr>
             <w:r>
               <w:rPr>
@@ -2606,7 +2606,7 @@
               <w:pStyle w:val="Compact"/>
               <w:jc w:val="left"/>
               <w:ind w:left="0" w:firstLine="0" w:right="0"/>
-              <w:spacing w:lineRule="auto" w:after="40" w:before="40" w:line="240"/>
+              <w:spacing w:after="40" w:lineRule="auto" w:before="40" w:line="240"/>
             </w:pPr>
             <w:r>
               <w:t xml:space="preserve">identifier</w:t>
@@ -2620,7 +2620,7 @@
               <w:pStyle w:val="Compact"/>
               <w:jc w:val="left"/>
               <w:ind w:left="0" w:firstLine="0" w:right="0"/>
-              <w:spacing w:lineRule="auto" w:after="40" w:before="40" w:line="240"/>
+              <w:spacing w:after="40" w:lineRule="auto" w:before="40" w:line="240"/>
             </w:pPr>
             <w:r>
               <w:t xml:space="preserve">TEXT PK</w:t>
@@ -2634,7 +2634,7 @@
               <w:pStyle w:val="Compact"/>
               <w:jc w:val="left"/>
               <w:ind w:left="0" w:firstLine="0" w:right="0"/>
-              <w:spacing w:lineRule="auto" w:after="40" w:before="40" w:line="240"/>
+              <w:spacing w:after="40" w:lineRule="auto" w:before="40" w:line="240"/>
             </w:pPr>
             <w:r>
               <w:t xml:space="preserve">Unique specification type code</w:t>
@@ -2650,7 +2650,7 @@
               <w:pStyle w:val="Compact"/>
               <w:jc w:val="left"/>
               <w:ind w:left="0" w:firstLine="0" w:right="0"/>
-              <w:spacing w:lineRule="auto" w:after="40" w:before="40" w:line="240"/>
+              <w:spacing w:after="40" w:lineRule="auto" w:before="40" w:line="240"/>
             </w:pPr>
             <w:r>
               <w:t xml:space="preserve">long_name</w:t>
@@ -2664,7 +2664,7 @@
               <w:pStyle w:val="Compact"/>
               <w:jc w:val="left"/>
               <w:ind w:left="0" w:firstLine="0" w:right="0"/>
-              <w:spacing w:lineRule="auto" w:after="40" w:before="40" w:line="240"/>
+              <w:spacing w:after="40" w:lineRule="auto" w:before="40" w:line="240"/>
             </w:pPr>
             <w:r>
               <w:t xml:space="preserve">TEXT NOT NULL UNIQUE</w:t>
@@ -2678,7 +2678,7 @@
               <w:pStyle w:val="Compact"/>
               <w:jc w:val="left"/>
               <w:ind w:left="0" w:firstLine="0" w:right="0"/>
-              <w:spacing w:lineRule="auto" w:after="40" w:before="40" w:line="240"/>
+              <w:spacing w:after="40" w:lineRule="auto" w:before="40" w:line="240"/>
             </w:pPr>
             <w:r>
               <w:t xml:space="preserve">Human-readable name</w:t>
@@ -2694,7 +2694,7 @@
               <w:pStyle w:val="Compact"/>
               <w:jc w:val="left"/>
               <w:ind w:left="0" w:firstLine="0" w:right="0"/>
-              <w:spacing w:lineRule="auto" w:after="40" w:before="40" w:line="240"/>
+              <w:spacing w:after="40" w:lineRule="auto" w:before="40" w:line="240"/>
             </w:pPr>
             <w:r>
               <w:t xml:space="preserve">description</w:t>
@@ -2708,7 +2708,7 @@
               <w:pStyle w:val="Compact"/>
               <w:jc w:val="left"/>
               <w:ind w:left="0" w:firstLine="0" w:right="0"/>
-              <w:spacing w:lineRule="auto" w:after="40" w:before="40" w:line="240"/>
+              <w:spacing w:after="40" w:lineRule="auto" w:before="40" w:line="240"/>
             </w:pPr>
             <w:r>
               <w:t xml:space="preserve">TEXT</w:t>
@@ -2722,7 +2722,7 @@
               <w:pStyle w:val="Compact"/>
               <w:jc w:val="left"/>
               <w:ind w:left="0" w:firstLine="0" w:right="0"/>
-              <w:spacing w:lineRule="auto" w:after="40" w:before="40" w:line="240"/>
+              <w:spacing w:after="40" w:lineRule="auto" w:before="40" w:line="240"/>
             </w:pPr>
             <w:r>
               <w:t xml:space="preserve">Documentation</w:t>
@@ -2738,7 +2738,7 @@
               <w:pStyle w:val="Compact"/>
               <w:jc w:val="left"/>
               <w:ind w:left="0" w:firstLine="0" w:right="0"/>
-              <w:spacing w:lineRule="auto" w:after="40" w:before="40" w:line="240"/>
+              <w:spacing w:after="40" w:lineRule="auto" w:before="40" w:line="240"/>
             </w:pPr>
             <w:r>
               <w:t xml:space="preserve">extends</w:t>
@@ -2752,7 +2752,7 @@
               <w:pStyle w:val="Compact"/>
               <w:jc w:val="left"/>
               <w:ind w:left="0" w:firstLine="0" w:right="0"/>
-              <w:spacing w:lineRule="auto" w:after="40" w:before="40" w:line="240"/>
+              <w:spacing w:after="40" w:lineRule="auto" w:before="40" w:line="240"/>
             </w:pPr>
             <w:r>
               <w:t xml:space="preserve">TEXT</w:t>
@@ -2766,7 +2766,7 @@
               <w:pStyle w:val="Compact"/>
               <w:jc w:val="left"/>
               <w:ind w:left="0" w:firstLine="0" w:right="0"/>
-              <w:spacing w:lineRule="auto" w:after="40" w:before="40" w:line="240"/>
+              <w:spacing w:after="40" w:lineRule="auto" w:before="40" w:line="240"/>
             </w:pPr>
             <w:r>
               <w:t xml:space="preserve">Parent type for inheritance</w:t>
@@ -2782,7 +2782,7 @@
               <w:pStyle w:val="Compact"/>
               <w:jc w:val="left"/>
               <w:ind w:left="0" w:firstLine="0" w:right="0"/>
-              <w:spacing w:lineRule="auto" w:after="40" w:before="40" w:line="240"/>
+              <w:spacing w:after="40" w:lineRule="auto" w:before="40" w:line="240"/>
             </w:pPr>
             <w:r>
               <w:t xml:space="preserve">is_default</w:t>
@@ -2796,7 +2796,7 @@
               <w:pStyle w:val="Compact"/>
               <w:jc w:val="left"/>
               <w:ind w:left="0" w:firstLine="0" w:right="0"/>
-              <w:spacing w:lineRule="auto" w:after="40" w:before="40" w:line="240"/>
+              <w:spacing w:after="40" w:lineRule="auto" w:before="40" w:line="240"/>
             </w:pPr>
             <w:r>
               <w:t xml:space="preserve">INTEGER DEFAULT 0</w:t>
@@ -2810,7 +2810,7 @@
               <w:pStyle w:val="Compact"/>
               <w:jc w:val="left"/>
               <w:ind w:left="0" w:firstLine="0" w:right="0"/>
-              <w:spacing w:lineRule="auto" w:after="40" w:before="40" w:line="240"/>
+              <w:spacing w:after="40" w:lineRule="auto" w:before="40" w:line="240"/>
             </w:pPr>
             <w:r>
               <w:t xml:space="preserve">1 = default when no explicit type</w:t>
@@ -2843,7 +2843,7 @@
     </w:p>
     <w:p>
       <w:pPr>
-        <w:spacing w:after="0" w:before="0" w:line="20" w:lineRule="exact"/>
+        <w:spacing w:before="0" w:after="0" w:line="20" w:lineRule="exact"/>
         <w:rPr>
           <w:sz w:val="2"/>
         </w:rPr>
@@ -2885,18 +2885,18 @@
         <w:tblLook w:firstRow="1" w:lastRow="0" w:firstColumn="0" w:lastColumn="0" w:noHBand="0" w:noVBand="0" w:val="0020"/>
         <w:jc w:val="start"/>
         <w:tblBorders>
-          <w:top w:sz="6" w:color="000000" w:val="single" w:space="0"/>
-          <w:left w:sz="6" w:color="000000" w:val="single" w:space="0"/>
-          <w:bottom w:sz="6" w:color="000000" w:val="single" w:space="0"/>
-          <w:right w:sz="6" w:color="000000" w:val="single" w:space="0"/>
-          <w:insideH w:sz="6" w:color="000000" w:val="single" w:space="0"/>
-          <w:insideV w:sz="6" w:color="000000" w:val="single" w:space="0"/>
+          <w:top w:space="0" w:color="000000" w:sz="6" w:val="single"/>
+          <w:left w:space="0" w:color="000000" w:sz="6" w:val="single"/>
+          <w:bottom w:space="0" w:color="000000" w:sz="6" w:val="single"/>
+          <w:right w:space="0" w:color="000000" w:sz="6" w:val="single"/>
+          <w:insideH w:space="0" w:color="000000" w:sz="6" w:val="single"/>
+          <w:insideV w:space="0" w:color="000000" w:sz="6" w:val="single"/>
         </w:tblBorders>
         <w:tblCellMar>
-          <w:top w:w="57" w:type="dxa"/>
-          <w:left w:w="108" w:type="dxa"/>
-          <w:bottom w:w="57" w:type="dxa"/>
-          <w:right w:w="108" w:type="dxa"/>
+          <w:top w:type="dxa" w:w="57"/>
+          <w:left w:type="dxa" w:w="108"/>
+          <w:bottom w:type="dxa" w:w="57"/>
+          <w:right w:type="dxa" w:w="108"/>
         </w:tblCellMar>
       </w:tblPr>
       <w:tblGrid>
@@ -2910,14 +2910,14 @@
         </w:trPr>
         <w:tc>
           <w:tcPr>
-            <w:shd w:color="auto" w:val="clear" w:fill="E8E8E8"/>
+            <w:shd w:color="auto" w:fill="E8E8E8" w:val="clear"/>
           </w:tcPr>
           <w:p>
             <w:pPr>
               <w:pStyle w:val="Compact"/>
               <w:jc w:val="left"/>
               <w:ind w:left="0" w:firstLine="0" w:right="0"/>
-              <w:spacing w:lineRule="auto" w:after="40" w:before="40" w:line="240"/>
+              <w:spacing w:after="40" w:lineRule="auto" w:before="40" w:line="240"/>
             </w:pPr>
             <w:r>
               <w:rPr>
@@ -2929,14 +2929,14 @@
         </w:tc>
         <w:tc>
           <w:tcPr>
-            <w:shd w:color="auto" w:val="clear" w:fill="E8E8E8"/>
+            <w:shd w:color="auto" w:fill="E8E8E8" w:val="clear"/>
           </w:tcPr>
           <w:p>
             <w:pPr>
               <w:pStyle w:val="Compact"/>
               <w:jc w:val="left"/>
               <w:ind w:left="0" w:firstLine="0" w:right="0"/>
-              <w:spacing w:lineRule="auto" w:after="40" w:before="40" w:line="240"/>
+              <w:spacing w:after="40" w:lineRule="auto" w:before="40" w:line="240"/>
             </w:pPr>
             <w:r>
               <w:rPr>
@@ -2948,14 +2948,14 @@
         </w:tc>
         <w:tc>
           <w:tcPr>
-            <w:shd w:color="auto" w:val="clear" w:fill="E8E8E8"/>
+            <w:shd w:color="auto" w:fill="E8E8E8" w:val="clear"/>
           </w:tcPr>
           <w:p>
             <w:pPr>
               <w:pStyle w:val="Compact"/>
               <w:jc w:val="left"/>
               <w:ind w:left="0" w:firstLine="0" w:right="0"/>
-              <w:spacing w:lineRule="auto" w:after="40" w:before="40" w:line="240"/>
+              <w:spacing w:after="40" w:lineRule="auto" w:before="40" w:line="240"/>
             </w:pPr>
             <w:r>
               <w:rPr>
@@ -2974,7 +2974,7 @@
               <w:pStyle w:val="Compact"/>
               <w:jc w:val="left"/>
               <w:ind w:left="0" w:firstLine="0" w:right="0"/>
-              <w:spacing w:lineRule="auto" w:after="40" w:before="40" w:line="240"/>
+              <w:spacing w:after="40" w:lineRule="auto" w:before="40" w:line="240"/>
             </w:pPr>
             <w:r>
               <w:t xml:space="preserve">identifier</w:t>
@@ -2988,7 +2988,7 @@
               <w:pStyle w:val="Compact"/>
               <w:jc w:val="left"/>
               <w:ind w:left="0" w:firstLine="0" w:right="0"/>
-              <w:spacing w:lineRule="auto" w:after="40" w:before="40" w:line="240"/>
+              <w:spacing w:after="40" w:lineRule="auto" w:before="40" w:line="240"/>
             </w:pPr>
             <w:r>
               <w:t xml:space="preserve">TEXT PK</w:t>
@@ -3002,7 +3002,7 @@
               <w:pStyle w:val="Compact"/>
               <w:jc w:val="left"/>
               <w:ind w:left="0" w:firstLine="0" w:right="0"/>
-              <w:spacing w:lineRule="auto" w:after="40" w:before="40" w:line="240"/>
+              <w:spacing w:after="40" w:lineRule="auto" w:before="40" w:line="240"/>
             </w:pPr>
             <w:r>
               <w:t xml:space="preserve">Unique datatype ID</w:t>
@@ -3018,7 +3018,7 @@
               <w:pStyle w:val="Compact"/>
               <w:jc w:val="left"/>
               <w:ind w:left="0" w:firstLine="0" w:right="0"/>
-              <w:spacing w:lineRule="auto" w:after="40" w:before="40" w:line="240"/>
+              <w:spacing w:after="40" w:lineRule="auto" w:before="40" w:line="240"/>
             </w:pPr>
             <w:r>
               <w:t xml:space="preserve">long_name</w:t>
@@ -3032,7 +3032,7 @@
               <w:pStyle w:val="Compact"/>
               <w:jc w:val="left"/>
               <w:ind w:left="0" w:firstLine="0" w:right="0"/>
-              <w:spacing w:lineRule="auto" w:after="40" w:before="40" w:line="240"/>
+              <w:spacing w:after="40" w:lineRule="auto" w:before="40" w:line="240"/>
             </w:pPr>
             <w:r>
               <w:t xml:space="preserve">TEXT NOT NULL UNIQUE</w:t>
@@ -3046,7 +3046,7 @@
               <w:pStyle w:val="Compact"/>
               <w:jc w:val="left"/>
               <w:ind w:left="0" w:firstLine="0" w:right="0"/>
-              <w:spacing w:lineRule="auto" w:after="40" w:before="40" w:line="240"/>
+              <w:spacing w:after="40" w:lineRule="auto" w:before="40" w:line="240"/>
             </w:pPr>
             <w:r>
               <w:t xml:space="preserve">Human-readable name</w:t>
@@ -3062,7 +3062,7 @@
               <w:pStyle w:val="Compact"/>
               <w:jc w:val="left"/>
               <w:ind w:left="0" w:firstLine="0" w:right="0"/>
-              <w:spacing w:lineRule="auto" w:after="40" w:before="40" w:line="240"/>
+              <w:spacing w:after="40" w:lineRule="auto" w:before="40" w:line="240"/>
             </w:pPr>
             <w:r>
               <w:t xml:space="preserve">type</w:t>
@@ -3076,7 +3076,7 @@
               <w:pStyle w:val="Compact"/>
               <w:jc w:val="left"/>
               <w:ind w:left="0" w:firstLine="0" w:right="0"/>
-              <w:spacing w:lineRule="auto" w:after="40" w:before="40" w:line="240"/>
+              <w:spacing w:after="40" w:lineRule="auto" w:before="40" w:line="240"/>
             </w:pPr>
             <w:r>
               <w:t xml:space="preserve">TEXT NOT NULL</w:t>
@@ -3090,7 +3090,7 @@
               <w:pStyle w:val="Compact"/>
               <w:jc w:val="left"/>
               <w:ind w:left="0" w:firstLine="0" w:right="0"/>
-              <w:spacing w:lineRule="auto" w:after="40" w:before="40" w:line="240"/>
+              <w:spacing w:after="40" w:lineRule="auto" w:before="40" w:line="240"/>
             </w:pPr>
             <w:r>
               <w:t xml:space="preserve">Primitive category: STRING, INTEGER, REAL, BOOLEAN, DATE, ENUM, XHTML</w:t>
@@ -3161,7 +3161,7 @@
     </w:p>
     <w:p>
       <w:pPr>
-        <w:spacing w:after="0" w:before="0" w:line="20" w:lineRule="exact"/>
+        <w:spacing w:before="0" w:after="0" w:line="20" w:lineRule="exact"/>
         <w:rPr>
           <w:sz w:val="2"/>
         </w:rPr>
@@ -3203,18 +3203,18 @@
         <w:tblLook w:firstRow="1" w:lastRow="0" w:firstColumn="0" w:lastColumn="0" w:noHBand="0" w:noVBand="0" w:val="0020"/>
         <w:jc w:val="start"/>
         <w:tblBorders>
-          <w:top w:sz="6" w:color="000000" w:val="single" w:space="0"/>
-          <w:left w:sz="6" w:color="000000" w:val="single" w:space="0"/>
-          <w:bottom w:sz="6" w:color="000000" w:val="single" w:space="0"/>
-          <w:right w:sz="6" w:color="000000" w:val="single" w:space="0"/>
-          <w:insideH w:sz="6" w:color="000000" w:val="single" w:space="0"/>
-          <w:insideV w:sz="6" w:color="000000" w:val="single" w:space="0"/>
+          <w:top w:space="0" w:color="000000" w:sz="6" w:val="single"/>
+          <w:left w:space="0" w:color="000000" w:sz="6" w:val="single"/>
+          <w:bottom w:space="0" w:color="000000" w:sz="6" w:val="single"/>
+          <w:right w:space="0" w:color="000000" w:sz="6" w:val="single"/>
+          <w:insideH w:space="0" w:color="000000" w:sz="6" w:val="single"/>
+          <w:insideV w:space="0" w:color="000000" w:sz="6" w:val="single"/>
         </w:tblBorders>
         <w:tblCellMar>
-          <w:top w:w="57" w:type="dxa"/>
-          <w:left w:w="108" w:type="dxa"/>
-          <w:bottom w:w="57" w:type="dxa"/>
-          <w:right w:w="108" w:type="dxa"/>
+          <w:top w:type="dxa" w:w="57"/>
+          <w:left w:type="dxa" w:w="108"/>
+          <w:bottom w:type="dxa" w:w="57"/>
+          <w:right w:type="dxa" w:w="108"/>
         </w:tblCellMar>
       </w:tblPr>
       <w:tblGrid>
@@ -3228,14 +3228,14 @@
         </w:trPr>
         <w:tc>
           <w:tcPr>
-            <w:shd w:color="auto" w:val="clear" w:fill="E8E8E8"/>
+            <w:shd w:color="auto" w:fill="E8E8E8" w:val="clear"/>
           </w:tcPr>
           <w:p>
             <w:pPr>
               <w:pStyle w:val="Compact"/>
               <w:jc w:val="left"/>
               <w:ind w:left="0" w:firstLine="0" w:right="0"/>
-              <w:spacing w:lineRule="auto" w:after="40" w:before="40" w:line="240"/>
+              <w:spacing w:after="40" w:lineRule="auto" w:before="40" w:line="240"/>
             </w:pPr>
             <w:r>
               <w:rPr>
@@ -3247,14 +3247,14 @@
         </w:tc>
         <w:tc>
           <w:tcPr>
-            <w:shd w:color="auto" w:val="clear" w:fill="E8E8E8"/>
+            <w:shd w:color="auto" w:fill="E8E8E8" w:val="clear"/>
           </w:tcPr>
           <w:p>
             <w:pPr>
               <w:pStyle w:val="Compact"/>
               <w:jc w:val="left"/>
               <w:ind w:left="0" w:firstLine="0" w:right="0"/>
-              <w:spacing w:lineRule="auto" w:after="40" w:before="40" w:line="240"/>
+              <w:spacing w:after="40" w:lineRule="auto" w:before="40" w:line="240"/>
             </w:pPr>
             <w:r>
               <w:rPr>
@@ -3266,14 +3266,14 @@
         </w:tc>
         <w:tc>
           <w:tcPr>
-            <w:shd w:color="auto" w:val="clear" w:fill="E8E8E8"/>
+            <w:shd w:color="auto" w:fill="E8E8E8" w:val="clear"/>
           </w:tcPr>
           <w:p>
             <w:pPr>
               <w:pStyle w:val="Compact"/>
               <w:jc w:val="left"/>
               <w:ind w:left="0" w:firstLine="0" w:right="0"/>
-              <w:spacing w:lineRule="auto" w:after="40" w:before="40" w:line="240"/>
+              <w:spacing w:after="40" w:lineRule="auto" w:before="40" w:line="240"/>
             </w:pPr>
             <w:r>
               <w:rPr>
@@ -3292,7 +3292,7 @@
               <w:pStyle w:val="Compact"/>
               <w:jc w:val="left"/>
               <w:ind w:left="0" w:firstLine="0" w:right="0"/>
-              <w:spacing w:lineRule="auto" w:after="40" w:before="40" w:line="240"/>
+              <w:spacing w:after="40" w:lineRule="auto" w:before="40" w:line="240"/>
             </w:pPr>
             <w:r>
               <w:t xml:space="preserve">identifier</w:t>
@@ -3306,7 +3306,7 @@
               <w:pStyle w:val="Compact"/>
               <w:jc w:val="left"/>
               <w:ind w:left="0" w:firstLine="0" w:right="0"/>
-              <w:spacing w:lineRule="auto" w:after="40" w:before="40" w:line="240"/>
+              <w:spacing w:after="40" w:lineRule="auto" w:before="40" w:line="240"/>
             </w:pPr>
             <w:r>
               <w:t xml:space="preserve">TEXT PK</w:t>
@@ -3320,7 +3320,7 @@
               <w:pStyle w:val="Compact"/>
               <w:jc w:val="left"/>
               <w:ind w:left="0" w:firstLine="0" w:right="0"/>
-              <w:spacing w:lineRule="auto" w:after="40" w:before="40" w:line="240"/>
+              <w:spacing w:after="40" w:lineRule="auto" w:before="40" w:line="240"/>
             </w:pPr>
             <w:r>
               <w:t xml:space="preserve">Unique attribute definition ID</w:t>
@@ -3336,7 +3336,7 @@
               <w:pStyle w:val="Compact"/>
               <w:jc w:val="left"/>
               <w:ind w:left="0" w:firstLine="0" w:right="0"/>
-              <w:spacing w:lineRule="auto" w:after="40" w:before="40" w:line="240"/>
+              <w:spacing w:after="40" w:lineRule="auto" w:before="40" w:line="240"/>
             </w:pPr>
             <w:r>
               <w:t xml:space="preserve">owner_type_ref</w:t>
@@ -3350,7 +3350,7 @@
               <w:pStyle w:val="Compact"/>
               <w:jc w:val="left"/>
               <w:ind w:left="0" w:firstLine="0" w:right="0"/>
-              <w:spacing w:lineRule="auto" w:after="40" w:before="40" w:line="240"/>
+              <w:spacing w:after="40" w:lineRule="auto" w:before="40" w:line="240"/>
             </w:pPr>
             <w:r>
               <w:t xml:space="preserve">TEXT NOT NULL FK</w:t>
@@ -3364,7 +3364,7 @@
               <w:pStyle w:val="Compact"/>
               <w:jc w:val="left"/>
               <w:ind w:left="0" w:firstLine="0" w:right="0"/>
-              <w:spacing w:lineRule="auto" w:after="40" w:before="40" w:line="240"/>
+              <w:spacing w:after="40" w:lineRule="auto" w:before="40" w:line="240"/>
             </w:pPr>
             <w:r>
               <w:t xml:space="preserve">Object type that owns this attribute</w:t>
@@ -3380,7 +3380,7 @@
               <w:pStyle w:val="Compact"/>
               <w:jc w:val="left"/>
               <w:ind w:left="0" w:firstLine="0" w:right="0"/>
-              <w:spacing w:lineRule="auto" w:after="40" w:before="40" w:line="240"/>
+              <w:spacing w:after="40" w:lineRule="auto" w:before="40" w:line="240"/>
             </w:pPr>
             <w:r>
               <w:t xml:space="preserve">long_name</w:t>
@@ -3394,7 +3394,7 @@
               <w:pStyle w:val="Compact"/>
               <w:jc w:val="left"/>
               <w:ind w:left="0" w:firstLine="0" w:right="0"/>
-              <w:spacing w:lineRule="auto" w:after="40" w:before="40" w:line="240"/>
+              <w:spacing w:after="40" w:lineRule="auto" w:before="40" w:line="240"/>
             </w:pPr>
             <w:r>
               <w:t xml:space="preserve">TEXT NOT NULL</w:t>
@@ -3408,7 +3408,7 @@
               <w:pStyle w:val="Compact"/>
               <w:jc w:val="left"/>
               <w:ind w:left="0" w:firstLine="0" w:right="0"/>
-              <w:spacing w:lineRule="auto" w:after="40" w:before="40" w:line="240"/>
+              <w:spacing w:after="40" w:lineRule="auto" w:before="40" w:line="240"/>
             </w:pPr>
             <w:r>
               <w:t xml:space="preserve">Attribute name as written in source</w:t>
@@ -3424,7 +3424,7 @@
               <w:pStyle w:val="Compact"/>
               <w:jc w:val="left"/>
               <w:ind w:left="0" w:firstLine="0" w:right="0"/>
-              <w:spacing w:lineRule="auto" w:after="40" w:before="40" w:line="240"/>
+              <w:spacing w:after="40" w:lineRule="auto" w:before="40" w:line="240"/>
             </w:pPr>
             <w:r>
               <w:t xml:space="preserve">datatype_ref</w:t>
@@ -3438,7 +3438,7 @@
               <w:pStyle w:val="Compact"/>
               <w:jc w:val="left"/>
               <w:ind w:left="0" w:firstLine="0" w:right="0"/>
-              <w:spacing w:lineRule="auto" w:after="40" w:before="40" w:line="240"/>
+              <w:spacing w:after="40" w:lineRule="auto" w:before="40" w:line="240"/>
             </w:pPr>
             <w:r>
               <w:t xml:space="preserve">TEXT NOT NULL FK</w:t>
@@ -3452,7 +3452,7 @@
               <w:pStyle w:val="Compact"/>
               <w:jc w:val="left"/>
               <w:ind w:left="0" w:firstLine="0" w:right="0"/>
-              <w:spacing w:lineRule="auto" w:after="40" w:before="40" w:line="240"/>
+              <w:spacing w:after="40" w:lineRule="auto" w:before="40" w:line="240"/>
             </w:pPr>
             <w:r>
               <w:t xml:space="preserve">Data type (FK to datatype_definitions)</w:t>
@@ -3468,7 +3468,7 @@
               <w:pStyle w:val="Compact"/>
               <w:jc w:val="left"/>
               <w:ind w:left="0" w:firstLine="0" w:right="0"/>
-              <w:spacing w:lineRule="auto" w:after="40" w:before="40" w:line="240"/>
+              <w:spacing w:after="40" w:lineRule="auto" w:before="40" w:line="240"/>
             </w:pPr>
             <w:r>
               <w:t xml:space="preserve">min_occurs</w:t>
@@ -3482,7 +3482,7 @@
               <w:pStyle w:val="Compact"/>
               <w:jc w:val="left"/>
               <w:ind w:left="0" w:firstLine="0" w:right="0"/>
-              <w:spacing w:lineRule="auto" w:after="40" w:before="40" w:line="240"/>
+              <w:spacing w:after="40" w:lineRule="auto" w:before="40" w:line="240"/>
             </w:pPr>
             <w:r>
               <w:t xml:space="preserve">INTEGER DEFAULT 0</w:t>
@@ -3496,7 +3496,7 @@
               <w:pStyle w:val="Compact"/>
               <w:jc w:val="left"/>
               <w:ind w:left="0" w:firstLine="0" w:right="0"/>
-              <w:spacing w:lineRule="auto" w:after="40" w:before="40" w:line="240"/>
+              <w:spacing w:after="40" w:lineRule="auto" w:before="40" w:line="240"/>
             </w:pPr>
             <w:r>
               <w:t xml:space="preserve">Minimum occurrences (0 = optional)</w:t>
@@ -3512,7 +3512,7 @@
               <w:pStyle w:val="Compact"/>
               <w:jc w:val="left"/>
               <w:ind w:left="0" w:firstLine="0" w:right="0"/>
-              <w:spacing w:lineRule="auto" w:after="40" w:before="40" w:line="240"/>
+              <w:spacing w:after="40" w:lineRule="auto" w:before="40" w:line="240"/>
             </w:pPr>
             <w:r>
               <w:t xml:space="preserve">max_occurs</w:t>
@@ -3526,7 +3526,7 @@
               <w:pStyle w:val="Compact"/>
               <w:jc w:val="left"/>
               <w:ind w:left="0" w:firstLine="0" w:right="0"/>
-              <w:spacing w:lineRule="auto" w:after="40" w:before="40" w:line="240"/>
+              <w:spacing w:after="40" w:lineRule="auto" w:before="40" w:line="240"/>
             </w:pPr>
             <w:r>
               <w:t xml:space="preserve">INTEGER DEFAULT 1</w:t>
@@ -3540,7 +3540,7 @@
               <w:pStyle w:val="Compact"/>
               <w:jc w:val="left"/>
               <w:ind w:left="0" w:firstLine="0" w:right="0"/>
-              <w:spacing w:lineRule="auto" w:after="40" w:before="40" w:line="240"/>
+              <w:spacing w:after="40" w:lineRule="auto" w:before="40" w:line="240"/>
             </w:pPr>
             <w:r>
               <w:t xml:space="preserve">Maximum occurrences</w:t>
@@ -3556,7 +3556,7 @@
               <w:pStyle w:val="Compact"/>
               <w:jc w:val="left"/>
               <w:ind w:left="0" w:firstLine="0" w:right="0"/>
-              <w:spacing w:lineRule="auto" w:after="40" w:before="40" w:line="240"/>
+              <w:spacing w:after="40" w:lineRule="auto" w:before="40" w:line="240"/>
             </w:pPr>
             <w:r>
               <w:t xml:space="preserve">min_value</w:t>
@@ -3570,7 +3570,7 @@
               <w:pStyle w:val="Compact"/>
               <w:jc w:val="left"/>
               <w:ind w:left="0" w:firstLine="0" w:right="0"/>
-              <w:spacing w:lineRule="auto" w:after="40" w:before="40" w:line="240"/>
+              <w:spacing w:after="40" w:lineRule="auto" w:before="40" w:line="240"/>
             </w:pPr>
             <w:r>
               <w:t xml:space="preserve">REAL</w:t>
@@ -3584,7 +3584,7 @@
               <w:pStyle w:val="Compact"/>
               <w:jc w:val="left"/>
               <w:ind w:left="0" w:firstLine="0" w:right="0"/>
-              <w:spacing w:lineRule="auto" w:after="40" w:before="40" w:line="240"/>
+              <w:spacing w:after="40" w:lineRule="auto" w:before="40" w:line="240"/>
             </w:pPr>
             <w:r>
               <w:t xml:space="preserve">Minimum bound for INTEGER/REAL</w:t>
@@ -3600,7 +3600,7 @@
               <w:pStyle w:val="Compact"/>
               <w:jc w:val="left"/>
               <w:ind w:left="0" w:firstLine="0" w:right="0"/>
-              <w:spacing w:lineRule="auto" w:after="40" w:before="40" w:line="240"/>
+              <w:spacing w:after="40" w:lineRule="auto" w:before="40" w:line="240"/>
             </w:pPr>
             <w:r>
               <w:t xml:space="preserve">max_value</w:t>
@@ -3614,7 +3614,7 @@
               <w:pStyle w:val="Compact"/>
               <w:jc w:val="left"/>
               <w:ind w:left="0" w:firstLine="0" w:right="0"/>
-              <w:spacing w:lineRule="auto" w:after="40" w:before="40" w:line="240"/>
+              <w:spacing w:after="40" w:lineRule="auto" w:before="40" w:line="240"/>
             </w:pPr>
             <w:r>
               <w:t xml:space="preserve">REAL</w:t>
@@ -3628,7 +3628,7 @@
               <w:pStyle w:val="Compact"/>
               <w:jc w:val="left"/>
               <w:ind w:left="0" w:firstLine="0" w:right="0"/>
-              <w:spacing w:lineRule="auto" w:after="40" w:before="40" w:line="240"/>
+              <w:spacing w:after="40" w:lineRule="auto" w:before="40" w:line="240"/>
             </w:pPr>
             <w:r>
               <w:t xml:space="preserve">Maximum bound for INTEGER/REAL</w:t>
@@ -3684,7 +3684,7 @@
     </w:p>
     <w:p>
       <w:pPr>
-        <w:spacing w:after="0" w:before="0" w:line="20" w:lineRule="exact"/>
+        <w:spacing w:before="0" w:after="0" w:line="20" w:lineRule="exact"/>
         <w:rPr>
           <w:sz w:val="2"/>
         </w:rPr>
@@ -3726,18 +3726,18 @@
         <w:tblLook w:firstRow="1" w:lastRow="0" w:firstColumn="0" w:lastColumn="0" w:noHBand="0" w:noVBand="0" w:val="0020"/>
         <w:jc w:val="start"/>
         <w:tblBorders>
-          <w:top w:sz="6" w:color="000000" w:val="single" w:space="0"/>
-          <w:left w:sz="6" w:color="000000" w:val="single" w:space="0"/>
-          <w:bottom w:sz="6" w:color="000000" w:val="single" w:space="0"/>
-          <w:right w:sz="6" w:color="000000" w:val="single" w:space="0"/>
-          <w:insideH w:sz="6" w:color="000000" w:val="single" w:space="0"/>
-          <w:insideV w:sz="6" w:color="000000" w:val="single" w:space="0"/>
+          <w:top w:space="0" w:color="000000" w:sz="6" w:val="single"/>
+          <w:left w:space="0" w:color="000000" w:sz="6" w:val="single"/>
+          <w:bottom w:space="0" w:color="000000" w:sz="6" w:val="single"/>
+          <w:right w:space="0" w:color="000000" w:sz="6" w:val="single"/>
+          <w:insideH w:space="0" w:color="000000" w:sz="6" w:val="single"/>
+          <w:insideV w:space="0" w:color="000000" w:sz="6" w:val="single"/>
         </w:tblBorders>
         <w:tblCellMar>
-          <w:top w:w="57" w:type="dxa"/>
-          <w:left w:w="108" w:type="dxa"/>
-          <w:bottom w:w="57" w:type="dxa"/>
-          <w:right w:w="108" w:type="dxa"/>
+          <w:top w:type="dxa" w:w="57"/>
+          <w:left w:type="dxa" w:w="108"/>
+          <w:bottom w:type="dxa" w:w="57"/>
+          <w:right w:type="dxa" w:w="108"/>
         </w:tblCellMar>
       </w:tblPr>
       <w:tblGrid>
@@ -3751,14 +3751,14 @@
         </w:trPr>
         <w:tc>
           <w:tcPr>
-            <w:shd w:color="auto" w:val="clear" w:fill="E8E8E8"/>
+            <w:shd w:color="auto" w:fill="E8E8E8" w:val="clear"/>
           </w:tcPr>
           <w:p>
             <w:pPr>
               <w:pStyle w:val="Compact"/>
               <w:jc w:val="left"/>
               <w:ind w:left="0" w:firstLine="0" w:right="0"/>
-              <w:spacing w:lineRule="auto" w:after="40" w:before="40" w:line="240"/>
+              <w:spacing w:after="40" w:lineRule="auto" w:before="40" w:line="240"/>
             </w:pPr>
             <w:r>
               <w:rPr>
@@ -3770,14 +3770,14 @@
         </w:tc>
         <w:tc>
           <w:tcPr>
-            <w:shd w:color="auto" w:val="clear" w:fill="E8E8E8"/>
+            <w:shd w:color="auto" w:fill="E8E8E8" w:val="clear"/>
           </w:tcPr>
           <w:p>
             <w:pPr>
               <w:pStyle w:val="Compact"/>
               <w:jc w:val="left"/>
               <w:ind w:left="0" w:firstLine="0" w:right="0"/>
-              <w:spacing w:lineRule="auto" w:after="40" w:before="40" w:line="240"/>
+              <w:spacing w:after="40" w:lineRule="auto" w:before="40" w:line="240"/>
             </w:pPr>
             <w:r>
               <w:rPr>
@@ -3789,14 +3789,14 @@
         </w:tc>
         <w:tc>
           <w:tcPr>
-            <w:shd w:color="auto" w:val="clear" w:fill="E8E8E8"/>
+            <w:shd w:color="auto" w:fill="E8E8E8" w:val="clear"/>
           </w:tcPr>
           <w:p>
             <w:pPr>
               <w:pStyle w:val="Compact"/>
               <w:jc w:val="left"/>
               <w:ind w:left="0" w:firstLine="0" w:right="0"/>
-              <w:spacing w:lineRule="auto" w:after="40" w:before="40" w:line="240"/>
+              <w:spacing w:after="40" w:lineRule="auto" w:before="40" w:line="240"/>
             </w:pPr>
             <w:r>
               <w:rPr>
@@ -3815,7 +3815,7 @@
               <w:pStyle w:val="Compact"/>
               <w:jc w:val="left"/>
               <w:ind w:left="0" w:firstLine="0" w:right="0"/>
-              <w:spacing w:lineRule="auto" w:after="40" w:before="40" w:line="240"/>
+              <w:spacing w:after="40" w:lineRule="auto" w:before="40" w:line="240"/>
             </w:pPr>
             <w:r>
               <w:t xml:space="preserve">identifier</w:t>
@@ -3829,7 +3829,7 @@
               <w:pStyle w:val="Compact"/>
               <w:jc w:val="left"/>
               <w:ind w:left="0" w:firstLine="0" w:right="0"/>
-              <w:spacing w:lineRule="auto" w:after="40" w:before="40" w:line="240"/>
+              <w:spacing w:after="40" w:lineRule="auto" w:before="40" w:line="240"/>
             </w:pPr>
             <w:r>
               <w:t xml:space="preserve">TEXT PK</w:t>
@@ -3843,7 +3843,7 @@
               <w:pStyle w:val="Compact"/>
               <w:jc w:val="left"/>
               <w:ind w:left="0" w:firstLine="0" w:right="0"/>
-              <w:spacing w:lineRule="auto" w:after="40" w:before="40" w:line="240"/>
+              <w:spacing w:after="40" w:lineRule="auto" w:before="40" w:line="240"/>
             </w:pPr>
             <w:r>
               <w:t xml:space="preserve">Unique enum value ID (e.g. STATUS_DRAFT)</w:t>
@@ -3859,7 +3859,7 @@
               <w:pStyle w:val="Compact"/>
               <w:jc w:val="left"/>
               <w:ind w:left="0" w:firstLine="0" w:right="0"/>
-              <w:spacing w:lineRule="auto" w:after="40" w:before="40" w:line="240"/>
+              <w:spacing w:after="40" w:lineRule="auto" w:before="40" w:line="240"/>
             </w:pPr>
             <w:r>
               <w:t xml:space="preserve">datatype_ref</w:t>
@@ -3873,7 +3873,7 @@
               <w:pStyle w:val="Compact"/>
               <w:jc w:val="left"/>
               <w:ind w:left="0" w:firstLine="0" w:right="0"/>
-              <w:spacing w:lineRule="auto" w:after="40" w:before="40" w:line="240"/>
+              <w:spacing w:after="40" w:lineRule="auto" w:before="40" w:line="240"/>
             </w:pPr>
             <w:r>
               <w:t xml:space="preserve">TEXT NOT NULL FK</w:t>
@@ -3887,7 +3887,7 @@
               <w:pStyle w:val="Compact"/>
               <w:jc w:val="left"/>
               <w:ind w:left="0" w:firstLine="0" w:right="0"/>
-              <w:spacing w:lineRule="auto" w:after="40" w:before="40" w:line="240"/>
+              <w:spacing w:after="40" w:lineRule="auto" w:before="40" w:line="240"/>
             </w:pPr>
             <w:r>
               <w:t xml:space="preserve">Parent ENUM datatype</w:t>
@@ -3903,7 +3903,7 @@
               <w:pStyle w:val="Compact"/>
               <w:jc w:val="left"/>
               <w:ind w:left="0" w:firstLine="0" w:right="0"/>
-              <w:spacing w:lineRule="auto" w:after="40" w:before="40" w:line="240"/>
+              <w:spacing w:after="40" w:lineRule="auto" w:before="40" w:line="240"/>
             </w:pPr>
             <w:r>
               <w:t xml:space="preserve">key</w:t>
@@ -3917,7 +3917,7 @@
               <w:pStyle w:val="Compact"/>
               <w:jc w:val="left"/>
               <w:ind w:left="0" w:firstLine="0" w:right="0"/>
-              <w:spacing w:lineRule="auto" w:after="40" w:before="40" w:line="240"/>
+              <w:spacing w:after="40" w:lineRule="auto" w:before="40" w:line="240"/>
             </w:pPr>
             <w:r>
               <w:t xml:space="preserve">TEXT NOT NULL</w:t>
@@ -3931,7 +3931,7 @@
               <w:pStyle w:val="Compact"/>
               <w:jc w:val="left"/>
               <w:ind w:left="0" w:firstLine="0" w:right="0"/>
-              <w:spacing w:lineRule="auto" w:after="40" w:before="40" w:line="240"/>
+              <w:spacing w:after="40" w:lineRule="auto" w:before="40" w:line="240"/>
             </w:pPr>
             <w:r>
               <w:t xml:space="preserve">Value as written in source</w:t>
@@ -3947,7 +3947,7 @@
               <w:pStyle w:val="Compact"/>
               <w:jc w:val="left"/>
               <w:ind w:left="0" w:firstLine="0" w:right="0"/>
-              <w:spacing w:lineRule="auto" w:after="40" w:before="40" w:line="240"/>
+              <w:spacing w:after="40" w:lineRule="auto" w:before="40" w:line="240"/>
             </w:pPr>
             <w:r>
               <w:t xml:space="preserve">sequence</w:t>
@@ -3961,7 +3961,7 @@
               <w:pStyle w:val="Compact"/>
               <w:jc w:val="left"/>
               <w:ind w:left="0" w:firstLine="0" w:right="0"/>
-              <w:spacing w:lineRule="auto" w:after="40" w:before="40" w:line="240"/>
+              <w:spacing w:after="40" w:lineRule="auto" w:before="40" w:line="240"/>
             </w:pPr>
             <w:r>
               <w:t xml:space="preserve">INTEGER DEFAULT 0</w:t>
@@ -3975,7 +3975,7 @@
               <w:pStyle w:val="Compact"/>
               <w:jc w:val="left"/>
               <w:ind w:left="0" w:firstLine="0" w:right="0"/>
-              <w:spacing w:lineRule="auto" w:after="40" w:before="40" w:line="240"/>
+              <w:spacing w:after="40" w:lineRule="auto" w:before="40" w:line="240"/>
             </w:pPr>
             <w:r>
               <w:t xml:space="preserve">Display order</w:t>
@@ -4008,7 +4008,7 @@
     </w:p>
     <w:p>
       <w:pPr>
-        <w:spacing w:after="0" w:before="0" w:line="20" w:lineRule="exact"/>
+        <w:spacing w:before="0" w:after="0" w:line="20" w:lineRule="exact"/>
         <w:rPr>
           <w:sz w:val="2"/>
         </w:rPr>
@@ -4050,18 +4050,18 @@
         <w:tblLook w:firstRow="1" w:lastRow="0" w:firstColumn="0" w:lastColumn="0" w:noHBand="0" w:noVBand="0" w:val="0020"/>
         <w:jc w:val="start"/>
         <w:tblBorders>
-          <w:top w:sz="6" w:color="000000" w:val="single" w:space="0"/>
-          <w:left w:sz="6" w:color="000000" w:val="single" w:space="0"/>
-          <w:bottom w:sz="6" w:color="000000" w:val="single" w:space="0"/>
-          <w:right w:sz="6" w:color="000000" w:val="single" w:space="0"/>
-          <w:insideH w:sz="6" w:color="000000" w:val="single" w:space="0"/>
-          <w:insideV w:sz="6" w:color="000000" w:val="single" w:space="0"/>
+          <w:top w:space="0" w:color="000000" w:sz="6" w:val="single"/>
+          <w:left w:space="0" w:color="000000" w:sz="6" w:val="single"/>
+          <w:bottom w:space="0" w:color="000000" w:sz="6" w:val="single"/>
+          <w:right w:space="0" w:color="000000" w:sz="6" w:val="single"/>
+          <w:insideH w:space="0" w:color="000000" w:sz="6" w:val="single"/>
+          <w:insideV w:space="0" w:color="000000" w:sz="6" w:val="single"/>
         </w:tblBorders>
         <w:tblCellMar>
-          <w:top w:w="57" w:type="dxa"/>
-          <w:left w:w="108" w:type="dxa"/>
-          <w:bottom w:w="57" w:type="dxa"/>
-          <w:right w:w="108" w:type="dxa"/>
+          <w:top w:type="dxa" w:w="57"/>
+          <w:left w:type="dxa" w:w="108"/>
+          <w:bottom w:type="dxa" w:w="57"/>
+          <w:right w:type="dxa" w:w="108"/>
         </w:tblCellMar>
       </w:tblPr>
       <w:tblGrid>
@@ -4075,14 +4075,14 @@
         </w:trPr>
         <w:tc>
           <w:tcPr>
-            <w:shd w:color="auto" w:val="clear" w:fill="E8E8E8"/>
+            <w:shd w:color="auto" w:fill="E8E8E8" w:val="clear"/>
           </w:tcPr>
           <w:p>
             <w:pPr>
               <w:pStyle w:val="Compact"/>
               <w:jc w:val="left"/>
               <w:ind w:left="0" w:firstLine="0" w:right="0"/>
-              <w:spacing w:lineRule="auto" w:after="40" w:before="40" w:line="240"/>
+              <w:spacing w:after="40" w:lineRule="auto" w:before="40" w:line="240"/>
             </w:pPr>
             <w:r>
               <w:rPr>
@@ -4094,14 +4094,14 @@
         </w:tc>
         <w:tc>
           <w:tcPr>
-            <w:shd w:color="auto" w:val="clear" w:fill="E8E8E8"/>
+            <w:shd w:color="auto" w:fill="E8E8E8" w:val="clear"/>
           </w:tcPr>
           <w:p>
             <w:pPr>
               <w:pStyle w:val="Compact"/>
               <w:jc w:val="left"/>
               <w:ind w:left="0" w:firstLine="0" w:right="0"/>
-              <w:spacing w:lineRule="auto" w:after="40" w:before="40" w:line="240"/>
+              <w:spacing w:after="40" w:lineRule="auto" w:before="40" w:line="240"/>
             </w:pPr>
             <w:r>
               <w:rPr>
@@ -4113,14 +4113,14 @@
         </w:tc>
         <w:tc>
           <w:tcPr>
-            <w:shd w:color="auto" w:val="clear" w:fill="E8E8E8"/>
+            <w:shd w:color="auto" w:fill="E8E8E8" w:val="clear"/>
           </w:tcPr>
           <w:p>
             <w:pPr>
               <w:pStyle w:val="Compact"/>
               <w:jc w:val="left"/>
               <w:ind w:left="0" w:firstLine="0" w:right="0"/>
-              <w:spacing w:lineRule="auto" w:after="40" w:before="40" w:line="240"/>
+              <w:spacing w:after="40" w:lineRule="auto" w:before="40" w:line="240"/>
             </w:pPr>
             <w:r>
               <w:rPr>
@@ -4139,7 +4139,7 @@
               <w:pStyle w:val="Compact"/>
               <w:jc w:val="left"/>
               <w:ind w:left="0" w:firstLine="0" w:right="0"/>
-              <w:spacing w:lineRule="auto" w:after="40" w:before="40" w:line="240"/>
+              <w:spacing w:after="40" w:lineRule="auto" w:before="40" w:line="240"/>
             </w:pPr>
             <w:r>
               <w:t xml:space="preserve">alias</w:t>
@@ -4153,7 +4153,7 @@
               <w:pStyle w:val="Compact"/>
               <w:jc w:val="left"/>
               <w:ind w:left="0" w:firstLine="0" w:right="0"/>
-              <w:spacing w:lineRule="auto" w:after="40" w:before="40" w:line="240"/>
+              <w:spacing w:after="40" w:lineRule="auto" w:before="40" w:line="240"/>
             </w:pPr>
             <w:r>
               <w:t xml:space="preserve">TEXT PK COLLATE NOCASE</w:t>
@@ -4167,7 +4167,7 @@
               <w:pStyle w:val="Compact"/>
               <w:jc w:val="left"/>
               <w:ind w:left="0" w:firstLine="0" w:right="0"/>
-              <w:spacing w:lineRule="auto" w:after="40" w:before="40" w:line="240"/>
+              <w:spacing w:after="40" w:lineRule="auto" w:before="40" w:line="240"/>
             </w:pPr>
             <w:r>
               <w:t xml:space="preserve">Title text that triggers this type</w:t>
@@ -4183,7 +4183,7 @@
               <w:pStyle w:val="Compact"/>
               <w:jc w:val="left"/>
               <w:ind w:left="0" w:firstLine="0" w:right="0"/>
-              <w:spacing w:lineRule="auto" w:after="40" w:before="40" w:line="240"/>
+              <w:spacing w:after="40" w:lineRule="auto" w:before="40" w:line="240"/>
             </w:pPr>
             <w:r>
               <w:t xml:space="preserve">object_type_id</w:t>
@@ -4197,7 +4197,7 @@
               <w:pStyle w:val="Compact"/>
               <w:jc w:val="left"/>
               <w:ind w:left="0" w:firstLine="0" w:right="0"/>
-              <w:spacing w:lineRule="auto" w:after="40" w:before="40" w:line="240"/>
+              <w:spacing w:after="40" w:lineRule="auto" w:before="40" w:line="240"/>
             </w:pPr>
             <w:r>
               <w:t xml:space="preserve">TEXT NOT NULL FK</w:t>
@@ -4211,7 +4211,7 @@
               <w:pStyle w:val="Compact"/>
               <w:jc w:val="left"/>
               <w:ind w:left="0" w:firstLine="0" w:right="0"/>
-              <w:spacing w:lineRule="auto" w:after="40" w:before="40" w:line="240"/>
+              <w:spacing w:after="40" w:lineRule="auto" w:before="40" w:line="240"/>
             </w:pPr>
             <w:r>
               <w:t xml:space="preserve">Object type to assign</w:t>
@@ -4244,7 +4244,7 @@
     </w:p>
     <w:p>
       <w:pPr>
-        <w:spacing w:after="0" w:before="0" w:line="20" w:lineRule="exact"/>
+        <w:spacing w:before="0" w:after="0" w:line="20" w:lineRule="exact"/>
         <w:rPr>
           <w:sz w:val="2"/>
         </w:rPr>
@@ -4286,18 +4286,18 @@
         <w:tblLook w:firstRow="1" w:lastRow="0" w:firstColumn="0" w:lastColumn="0" w:noHBand="0" w:noVBand="0" w:val="0020"/>
         <w:jc w:val="start"/>
         <w:tblBorders>
-          <w:top w:sz="6" w:color="000000" w:val="single" w:space="0"/>
-          <w:left w:sz="6" w:color="000000" w:val="single" w:space="0"/>
-          <w:bottom w:sz="6" w:color="000000" w:val="single" w:space="0"/>
-          <w:right w:sz="6" w:color="000000" w:val="single" w:space="0"/>
-          <w:insideH w:sz="6" w:color="000000" w:val="single" w:space="0"/>
-          <w:insideV w:sz="6" w:color="000000" w:val="single" w:space="0"/>
+          <w:top w:space="0" w:color="000000" w:sz="6" w:val="single"/>
+          <w:left w:space="0" w:color="000000" w:sz="6" w:val="single"/>
+          <w:bottom w:space="0" w:color="000000" w:sz="6" w:val="single"/>
+          <w:right w:space="0" w:color="000000" w:sz="6" w:val="single"/>
+          <w:insideH w:space="0" w:color="000000" w:sz="6" w:val="single"/>
+          <w:insideV w:space="0" w:color="000000" w:sz="6" w:val="single"/>
         </w:tblBorders>
         <w:tblCellMar>
-          <w:top w:w="57" w:type="dxa"/>
-          <w:left w:w="108" w:type="dxa"/>
-          <w:bottom w:w="57" w:type="dxa"/>
-          <w:right w:w="108" w:type="dxa"/>
+          <w:top w:type="dxa" w:w="57"/>
+          <w:left w:type="dxa" w:w="108"/>
+          <w:bottom w:type="dxa" w:w="57"/>
+          <w:right w:type="dxa" w:w="108"/>
         </w:tblCellMar>
       </w:tblPr>
       <w:tblGrid>
@@ -4311,14 +4311,14 @@
         </w:trPr>
         <w:tc>
           <w:tcPr>
-            <w:shd w:color="auto" w:val="clear" w:fill="E8E8E8"/>
+            <w:shd w:color="auto" w:fill="E8E8E8" w:val="clear"/>
           </w:tcPr>
           <w:p>
             <w:pPr>
               <w:pStyle w:val="Compact"/>
               <w:jc w:val="left"/>
               <w:ind w:left="0" w:firstLine="0" w:right="0"/>
-              <w:spacing w:lineRule="auto" w:after="40" w:before="40" w:line="240"/>
+              <w:spacing w:after="40" w:lineRule="auto" w:before="40" w:line="240"/>
             </w:pPr>
             <w:r>
               <w:rPr>
@@ -4330,14 +4330,14 @@
         </w:tc>
         <w:tc>
           <w:tcPr>
-            <w:shd w:color="auto" w:val="clear" w:fill="E8E8E8"/>
+            <w:shd w:color="auto" w:fill="E8E8E8" w:val="clear"/>
           </w:tcPr>
           <w:p>
             <w:pPr>
               <w:pStyle w:val="Compact"/>
               <w:jc w:val="left"/>
               <w:ind w:left="0" w:firstLine="0" w:right="0"/>
-              <w:spacing w:lineRule="auto" w:after="40" w:before="40" w:line="240"/>
+              <w:spacing w:after="40" w:lineRule="auto" w:before="40" w:line="240"/>
             </w:pPr>
             <w:r>
               <w:rPr>
@@ -4349,14 +4349,14 @@
         </w:tc>
         <w:tc>
           <w:tcPr>
-            <w:shd w:color="auto" w:val="clear" w:fill="E8E8E8"/>
+            <w:shd w:color="auto" w:fill="E8E8E8" w:val="clear"/>
           </w:tcPr>
           <w:p>
             <w:pPr>
               <w:pStyle w:val="Compact"/>
               <w:jc w:val="left"/>
               <w:ind w:left="0" w:firstLine="0" w:right="0"/>
-              <w:spacing w:lineRule="auto" w:after="40" w:before="40" w:line="240"/>
+              <w:spacing w:after="40" w:lineRule="auto" w:before="40" w:line="240"/>
             </w:pPr>
             <w:r>
               <w:rPr>
@@ -4375,7 +4375,7 @@
               <w:pStyle w:val="Compact"/>
               <w:jc w:val="left"/>
               <w:ind w:left="0" w:firstLine="0" w:right="0"/>
-              <w:spacing w:lineRule="auto" w:after="40" w:before="40" w:line="240"/>
+              <w:spacing w:after="40" w:lineRule="auto" w:before="40" w:line="240"/>
             </w:pPr>
             <w:r>
               <w:t xml:space="preserve">alias</w:t>
@@ -4389,7 +4389,7 @@
               <w:pStyle w:val="Compact"/>
               <w:jc w:val="left"/>
               <w:ind w:left="0" w:firstLine="0" w:right="0"/>
-              <w:spacing w:lineRule="auto" w:after="40" w:before="40" w:line="240"/>
+              <w:spacing w:after="40" w:lineRule="auto" w:before="40" w:line="240"/>
             </w:pPr>
             <w:r>
               <w:t xml:space="preserve">TEXT PK COLLATE NOCASE</w:t>
@@ -4403,7 +4403,7 @@
               <w:pStyle w:val="Compact"/>
               <w:jc w:val="left"/>
               <w:ind w:left="0" w:firstLine="0" w:right="0"/>
-              <w:spacing w:lineRule="auto" w:after="40" w:before="40" w:line="240"/>
+              <w:spacing w:after="40" w:lineRule="auto" w:before="40" w:line="240"/>
             </w:pPr>
             <w:r>
               <w:t xml:space="preserve">Title text that triggers this type</w:t>
@@ -4419,7 +4419,7 @@
               <w:pStyle w:val="Compact"/>
               <w:jc w:val="left"/>
               <w:ind w:left="0" w:firstLine="0" w:right="0"/>
-              <w:spacing w:lineRule="auto" w:after="40" w:before="40" w:line="240"/>
+              <w:spacing w:after="40" w:lineRule="auto" w:before="40" w:line="240"/>
             </w:pPr>
             <w:r>
               <w:t xml:space="preserve">spec_type_id</w:t>
@@ -4433,7 +4433,7 @@
               <w:pStyle w:val="Compact"/>
               <w:jc w:val="left"/>
               <w:ind w:left="0" w:firstLine="0" w:right="0"/>
-              <w:spacing w:lineRule="auto" w:after="40" w:before="40" w:line="240"/>
+              <w:spacing w:after="40" w:lineRule="auto" w:before="40" w:line="240"/>
             </w:pPr>
             <w:r>
               <w:t xml:space="preserve">TEXT NOT NULL FK</w:t>
@@ -4447,7 +4447,7 @@
               <w:pStyle w:val="Compact"/>
               <w:jc w:val="left"/>
               <w:ind w:left="0" w:firstLine="0" w:right="0"/>
-              <w:spacing w:lineRule="auto" w:after="40" w:before="40" w:line="240"/>
+              <w:spacing w:after="40" w:lineRule="auto" w:before="40" w:line="240"/>
             </w:pPr>
             <w:r>
               <w:t xml:space="preserve">Specification type to assign</w:t>
@@ -4550,7 +4550,7 @@
     </w:p>
     <w:p>
       <w:pPr>
-        <w:spacing w:after="0" w:before="0" w:line="20" w:lineRule="exact"/>
+        <w:spacing w:before="0" w:after="0" w:line="20" w:lineRule="exact"/>
         <w:rPr>
           <w:sz w:val="2"/>
         </w:rPr>
@@ -4592,18 +4592,18 @@
         <w:tblLook w:firstRow="1" w:lastRow="0" w:firstColumn="0" w:lastColumn="0" w:noHBand="0" w:noVBand="0" w:val="0020"/>
         <w:jc w:val="start"/>
         <w:tblBorders>
-          <w:top w:sz="6" w:color="000000" w:val="single" w:space="0"/>
-          <w:left w:sz="6" w:color="000000" w:val="single" w:space="0"/>
-          <w:bottom w:sz="6" w:color="000000" w:val="single" w:space="0"/>
-          <w:right w:sz="6" w:color="000000" w:val="single" w:space="0"/>
-          <w:insideH w:sz="6" w:color="000000" w:val="single" w:space="0"/>
-          <w:insideV w:sz="6" w:color="000000" w:val="single" w:space="0"/>
+          <w:top w:space="0" w:color="000000" w:sz="6" w:val="single"/>
+          <w:left w:space="0" w:color="000000" w:sz="6" w:val="single"/>
+          <w:bottom w:space="0" w:color="000000" w:sz="6" w:val="single"/>
+          <w:right w:space="0" w:color="000000" w:sz="6" w:val="single"/>
+          <w:insideH w:space="0" w:color="000000" w:sz="6" w:val="single"/>
+          <w:insideV w:space="0" w:color="000000" w:sz="6" w:val="single"/>
         </w:tblBorders>
         <w:tblCellMar>
-          <w:top w:w="57" w:type="dxa"/>
-          <w:left w:w="108" w:type="dxa"/>
-          <w:bottom w:w="57" w:type="dxa"/>
-          <w:right w:w="108" w:type="dxa"/>
+          <w:top w:type="dxa" w:w="57"/>
+          <w:left w:type="dxa" w:w="108"/>
+          <w:bottom w:type="dxa" w:w="57"/>
+          <w:right w:type="dxa" w:w="108"/>
         </w:tblCellMar>
       </w:tblPr>
       <w:tblGrid>
@@ -4617,14 +4617,14 @@
         </w:trPr>
         <w:tc>
           <w:tcPr>
-            <w:shd w:color="auto" w:val="clear" w:fill="E8E8E8"/>
+            <w:shd w:color="auto" w:fill="E8E8E8" w:val="clear"/>
           </w:tcPr>
           <w:p>
             <w:pPr>
               <w:pStyle w:val="Compact"/>
               <w:jc w:val="left"/>
               <w:ind w:left="0" w:firstLine="0" w:right="0"/>
-              <w:spacing w:lineRule="auto" w:after="40" w:before="40" w:line="240"/>
+              <w:spacing w:after="40" w:lineRule="auto" w:before="40" w:line="240"/>
             </w:pPr>
             <w:r>
               <w:rPr>
@@ -4636,14 +4636,14 @@
         </w:tc>
         <w:tc>
           <w:tcPr>
-            <w:shd w:color="auto" w:val="clear" w:fill="E8E8E8"/>
+            <w:shd w:color="auto" w:fill="E8E8E8" w:val="clear"/>
           </w:tcPr>
           <w:p>
             <w:pPr>
               <w:pStyle w:val="Compact"/>
               <w:jc w:val="left"/>
               <w:ind w:left="0" w:firstLine="0" w:right="0"/>
-              <w:spacing w:lineRule="auto" w:after="40" w:before="40" w:line="240"/>
+              <w:spacing w:after="40" w:lineRule="auto" w:before="40" w:line="240"/>
             </w:pPr>
             <w:r>
               <w:rPr>
@@ -4655,14 +4655,14 @@
         </w:tc>
         <w:tc>
           <w:tcPr>
-            <w:shd w:color="auto" w:val="clear" w:fill="E8E8E8"/>
+            <w:shd w:color="auto" w:fill="E8E8E8" w:val="clear"/>
           </w:tcPr>
           <w:p>
             <w:pPr>
               <w:pStyle w:val="Compact"/>
               <w:jc w:val="left"/>
               <w:ind w:left="0" w:firstLine="0" w:right="0"/>
-              <w:spacing w:lineRule="auto" w:after="40" w:before="40" w:line="240"/>
+              <w:spacing w:after="40" w:lineRule="auto" w:before="40" w:line="240"/>
             </w:pPr>
             <w:r>
               <w:rPr>
@@ -4681,7 +4681,7 @@
               <w:pStyle w:val="Compact"/>
               <w:jc w:val="left"/>
               <w:ind w:left="0" w:firstLine="0" w:right="0"/>
-              <w:spacing w:lineRule="auto" w:after="40" w:before="40" w:line="240"/>
+              <w:spacing w:after="40" w:lineRule="auto" w:before="40" w:line="240"/>
             </w:pPr>
             <w:r>
               <w:t xml:space="preserve">identifier</w:t>
@@ -4695,7 +4695,7 @@
               <w:pStyle w:val="Compact"/>
               <w:jc w:val="left"/>
               <w:ind w:left="0" w:firstLine="0" w:right="0"/>
-              <w:spacing w:lineRule="auto" w:after="40" w:before="40" w:line="240"/>
+              <w:spacing w:after="40" w:lineRule="auto" w:before="40" w:line="240"/>
             </w:pPr>
             <w:r>
               <w:t xml:space="preserve">TEXT PK</w:t>
@@ -4709,7 +4709,7 @@
               <w:pStyle w:val="Compact"/>
               <w:jc w:val="left"/>
               <w:ind w:left="0" w:firstLine="0" w:right="0"/>
-              <w:spacing w:lineRule="auto" w:after="40" w:before="40" w:line="240"/>
+              <w:spacing w:after="40" w:lineRule="auto" w:before="40" w:line="240"/>
             </w:pPr>
             <w:r>
               <w:t xml:space="preserve">Filename slug (natural key)</w:t>
@@ -4725,7 +4725,7 @@
               <w:pStyle w:val="Compact"/>
               <w:jc w:val="left"/>
               <w:ind w:left="0" w:firstLine="0" w:right="0"/>
-              <w:spacing w:lineRule="auto" w:after="40" w:before="40" w:line="240"/>
+              <w:spacing w:after="40" w:lineRule="auto" w:before="40" w:line="240"/>
             </w:pPr>
             <w:r>
               <w:t xml:space="preserve">root_path</w:t>
@@ -4739,7 +4739,7 @@
               <w:pStyle w:val="Compact"/>
               <w:jc w:val="left"/>
               <w:ind w:left="0" w:firstLine="0" w:right="0"/>
-              <w:spacing w:lineRule="auto" w:after="40" w:before="40" w:line="240"/>
+              <w:spacing w:after="40" w:lineRule="auto" w:before="40" w:line="240"/>
             </w:pPr>
             <w:r>
               <w:t xml:space="preserve">TEXT NOT NULL UNIQUE</w:t>
@@ -4753,7 +4753,7 @@
               <w:pStyle w:val="Compact"/>
               <w:jc w:val="left"/>
               <w:ind w:left="0" w:firstLine="0" w:right="0"/>
-              <w:spacing w:lineRule="auto" w:after="40" w:before="40" w:line="240"/>
+              <w:spacing w:after="40" w:lineRule="auto" w:before="40" w:line="240"/>
             </w:pPr>
             <w:r>
               <w:t xml:space="preserve">Absolute path to root .md file</w:t>
@@ -4769,7 +4769,7 @@
               <w:pStyle w:val="Compact"/>
               <w:jc w:val="left"/>
               <w:ind w:left="0" w:firstLine="0" w:right="0"/>
-              <w:spacing w:lineRule="auto" w:after="40" w:before="40" w:line="240"/>
+              <w:spacing w:after="40" w:lineRule="auto" w:before="40" w:line="240"/>
             </w:pPr>
             <w:r>
               <w:t xml:space="preserve">long_name</w:t>
@@ -4783,7 +4783,7 @@
               <w:pStyle w:val="Compact"/>
               <w:jc w:val="left"/>
               <w:ind w:left="0" w:firstLine="0" w:right="0"/>
-              <w:spacing w:lineRule="auto" w:after="40" w:before="40" w:line="240"/>
+              <w:spacing w:after="40" w:lineRule="auto" w:before="40" w:line="240"/>
             </w:pPr>
             <w:r>
               <w:t xml:space="preserve">TEXT</w:t>
@@ -4797,7 +4797,7 @@
               <w:pStyle w:val="Compact"/>
               <w:jc w:val="left"/>
               <w:ind w:left="0" w:firstLine="0" w:right="0"/>
-              <w:spacing w:lineRule="auto" w:after="40" w:before="40" w:line="240"/>
+              <w:spacing w:after="40" w:lineRule="auto" w:before="40" w:line="240"/>
             </w:pPr>
             <w:r>
               <w:t xml:space="preserve">Document title from H1 header</w:t>
@@ -4813,7 +4813,7 @@
               <w:pStyle w:val="Compact"/>
               <w:jc w:val="left"/>
               <w:ind w:left="0" w:firstLine="0" w:right="0"/>
-              <w:spacing w:lineRule="auto" w:after="40" w:before="40" w:line="240"/>
+              <w:spacing w:after="40" w:lineRule="auto" w:before="40" w:line="240"/>
             </w:pPr>
             <w:r>
               <w:t xml:space="preserve">type_ref</w:t>
@@ -4827,7 +4827,7 @@
               <w:pStyle w:val="Compact"/>
               <w:jc w:val="left"/>
               <w:ind w:left="0" w:firstLine="0" w:right="0"/>
-              <w:spacing w:lineRule="auto" w:after="40" w:before="40" w:line="240"/>
+              <w:spacing w:after="40" w:lineRule="auto" w:before="40" w:line="240"/>
             </w:pPr>
             <w:r>
               <w:t xml:space="preserve">TEXT FK</w:t>
@@ -4841,7 +4841,7 @@
               <w:pStyle w:val="Compact"/>
               <w:jc w:val="left"/>
               <w:ind w:left="0" w:firstLine="0" w:right="0"/>
-              <w:spacing w:lineRule="auto" w:after="40" w:before="40" w:line="240"/>
+              <w:spacing w:after="40" w:lineRule="auto" w:before="40" w:line="240"/>
             </w:pPr>
             <w:r>
               <w:t xml:space="preserve">Specification type</w:t>
@@ -4857,7 +4857,7 @@
               <w:pStyle w:val="Compact"/>
               <w:jc w:val="left"/>
               <w:ind w:left="0" w:firstLine="0" w:right="0"/>
-              <w:spacing w:lineRule="auto" w:after="40" w:before="40" w:line="240"/>
+              <w:spacing w:after="40" w:lineRule="auto" w:before="40" w:line="240"/>
             </w:pPr>
             <w:r>
               <w:t xml:space="preserve">pid</w:t>
@@ -4871,7 +4871,7 @@
               <w:pStyle w:val="Compact"/>
               <w:jc w:val="left"/>
               <w:ind w:left="0" w:firstLine="0" w:right="0"/>
-              <w:spacing w:lineRule="auto" w:after="40" w:before="40" w:line="240"/>
+              <w:spacing w:after="40" w:lineRule="auto" w:before="40" w:line="240"/>
             </w:pPr>
             <w:r>
               <w:t xml:space="preserve">TEXT</w:t>
@@ -4885,7 +4885,7 @@
               <w:pStyle w:val="Compact"/>
               <w:jc w:val="left"/>
               <w:ind w:left="0" w:firstLine="0" w:right="0"/>
-              <w:spacing w:lineRule="auto" w:after="40" w:before="40" w:line="240"/>
+              <w:spacing w:after="40" w:lineRule="auto" w:before="40" w:line="240"/>
             </w:pPr>
             <w:r>
               <w:t xml:space="preserve">Project identifier from @PID syntax</w:t>
@@ -4901,7 +4901,7 @@
               <w:pStyle w:val="Compact"/>
               <w:jc w:val="left"/>
               <w:ind w:left="0" w:firstLine="0" w:right="0"/>
-              <w:spacing w:lineRule="auto" w:after="40" w:before="40" w:line="240"/>
+              <w:spacing w:after="40" w:lineRule="auto" w:before="40" w:line="240"/>
             </w:pPr>
             <w:r>
               <w:t xml:space="preserve">header_ast</w:t>
@@ -4915,7 +4915,7 @@
               <w:pStyle w:val="Compact"/>
               <w:jc w:val="left"/>
               <w:ind w:left="0" w:firstLine="0" w:right="0"/>
-              <w:spacing w:lineRule="auto" w:after="40" w:before="40" w:line="240"/>
+              <w:spacing w:after="40" w:lineRule="auto" w:before="40" w:line="240"/>
             </w:pPr>
             <w:r>
               <w:t xml:space="preserve">JSON</w:t>
@@ -4929,7 +4929,7 @@
               <w:pStyle w:val="Compact"/>
               <w:jc w:val="left"/>
               <w:ind w:left="0" w:firstLine="0" w:right="0"/>
-              <w:spacing w:lineRule="auto" w:after="40" w:before="40" w:line="240"/>
+              <w:spacing w:after="40" w:lineRule="auto" w:before="40" w:line="240"/>
             </w:pPr>
             <w:r>
               <w:t xml:space="preserve">Rendered H1 header as Pandoc AST</w:t>
@@ -4945,7 +4945,7 @@
               <w:pStyle w:val="Compact"/>
               <w:jc w:val="left"/>
               <w:ind w:left="0" w:firstLine="0" w:right="0"/>
-              <w:spacing w:lineRule="auto" w:after="40" w:before="40" w:line="240"/>
+              <w:spacing w:after="40" w:lineRule="auto" w:before="40" w:line="240"/>
             </w:pPr>
             <w:r>
               <w:t xml:space="preserve">body_ast</w:t>
@@ -4959,7 +4959,7 @@
               <w:pStyle w:val="Compact"/>
               <w:jc w:val="left"/>
               <w:ind w:left="0" w:firstLine="0" w:right="0"/>
-              <w:spacing w:lineRule="auto" w:after="40" w:before="40" w:line="240"/>
+              <w:spacing w:after="40" w:lineRule="auto" w:before="40" w:line="240"/>
             </w:pPr>
             <w:r>
               <w:t xml:space="preserve">JSON</w:t>
@@ -4973,7 +4973,7 @@
               <w:pStyle w:val="Compact"/>
               <w:jc w:val="left"/>
               <w:ind w:left="0" w:firstLine="0" w:right="0"/>
-              <w:spacing w:lineRule="auto" w:after="40" w:before="40" w:line="240"/>
+              <w:spacing w:after="40" w:lineRule="auto" w:before="40" w:line="240"/>
             </w:pPr>
             <w:r>
               <w:t xml:space="preserve">Body content between H1 and first H2</w:t>
@@ -5006,7 +5006,7 @@
     </w:p>
     <w:p>
       <w:pPr>
-        <w:spacing w:after="0" w:before="0" w:line="20" w:lineRule="exact"/>
+        <w:spacing w:before="0" w:after="0" w:line="20" w:lineRule="exact"/>
         <w:rPr>
           <w:sz w:val="2"/>
         </w:rPr>
@@ -5048,18 +5048,18 @@
         <w:tblLook w:firstRow="1" w:lastRow="0" w:firstColumn="0" w:lastColumn="0" w:noHBand="0" w:noVBand="0" w:val="0020"/>
         <w:jc w:val="start"/>
         <w:tblBorders>
-          <w:top w:sz="6" w:color="000000" w:val="single" w:space="0"/>
-          <w:left w:sz="6" w:color="000000" w:val="single" w:space="0"/>
-          <w:bottom w:sz="6" w:color="000000" w:val="single" w:space="0"/>
-          <w:right w:sz="6" w:color="000000" w:val="single" w:space="0"/>
-          <w:insideH w:sz="6" w:color="000000" w:val="single" w:space="0"/>
-          <w:insideV w:sz="6" w:color="000000" w:val="single" w:space="0"/>
+          <w:top w:space="0" w:color="000000" w:sz="6" w:val="single"/>
+          <w:left w:space="0" w:color="000000" w:sz="6" w:val="single"/>
+          <w:bottom w:space="0" w:color="000000" w:sz="6" w:val="single"/>
+          <w:right w:space="0" w:color="000000" w:sz="6" w:val="single"/>
+          <w:insideH w:space="0" w:color="000000" w:sz="6" w:val="single"/>
+          <w:insideV w:space="0" w:color="000000" w:sz="6" w:val="single"/>
         </w:tblBorders>
         <w:tblCellMar>
-          <w:top w:w="57" w:type="dxa"/>
-          <w:left w:w="108" w:type="dxa"/>
-          <w:bottom w:w="57" w:type="dxa"/>
-          <w:right w:w="108" w:type="dxa"/>
+          <w:top w:type="dxa" w:w="57"/>
+          <w:left w:type="dxa" w:w="108"/>
+          <w:bottom w:type="dxa" w:w="57"/>
+          <w:right w:type="dxa" w:w="108"/>
         </w:tblCellMar>
       </w:tblPr>
       <w:tblGrid>
@@ -5073,14 +5073,14 @@
         </w:trPr>
         <w:tc>
           <w:tcPr>
-            <w:shd w:color="auto" w:val="clear" w:fill="E8E8E8"/>
+            <w:shd w:color="auto" w:fill="E8E8E8" w:val="clear"/>
           </w:tcPr>
           <w:p>
             <w:pPr>
               <w:pStyle w:val="Compact"/>
               <w:jc w:val="left"/>
               <w:ind w:left="0" w:firstLine="0" w:right="0"/>
-              <w:spacing w:lineRule="auto" w:after="40" w:before="40" w:line="240"/>
+              <w:spacing w:after="40" w:lineRule="auto" w:before="40" w:line="240"/>
             </w:pPr>
             <w:r>
               <w:rPr>
@@ -5092,14 +5092,14 @@
         </w:tc>
         <w:tc>
           <w:tcPr>
-            <w:shd w:color="auto" w:val="clear" w:fill="E8E8E8"/>
+            <w:shd w:color="auto" w:fill="E8E8E8" w:val="clear"/>
           </w:tcPr>
           <w:p>
             <w:pPr>
               <w:pStyle w:val="Compact"/>
               <w:jc w:val="left"/>
               <w:ind w:left="0" w:firstLine="0" w:right="0"/>
-              <w:spacing w:lineRule="auto" w:after="40" w:before="40" w:line="240"/>
+              <w:spacing w:after="40" w:lineRule="auto" w:before="40" w:line="240"/>
             </w:pPr>
             <w:r>
               <w:rPr>
@@ -5111,14 +5111,14 @@
         </w:tc>
         <w:tc>
           <w:tcPr>
-            <w:shd w:color="auto" w:val="clear" w:fill="E8E8E8"/>
+            <w:shd w:color="auto" w:fill="E8E8E8" w:val="clear"/>
           </w:tcPr>
           <w:p>
             <w:pPr>
               <w:pStyle w:val="Compact"/>
               <w:jc w:val="left"/>
               <w:ind w:left="0" w:firstLine="0" w:right="0"/>
-              <w:spacing w:lineRule="auto" w:after="40" w:before="40" w:line="240"/>
+              <w:spacing w:after="40" w:lineRule="auto" w:before="40" w:line="240"/>
             </w:pPr>
             <w:r>
               <w:rPr>
@@ -5137,7 +5137,7 @@
               <w:pStyle w:val="Compact"/>
               <w:jc w:val="left"/>
               <w:ind w:left="0" w:firstLine="0" w:right="0"/>
-              <w:spacing w:lineRule="auto" w:after="40" w:before="40" w:line="240"/>
+              <w:spacing w:after="40" w:lineRule="auto" w:before="40" w:line="240"/>
             </w:pPr>
             <w:r>
               <w:t xml:space="preserve">id</w:t>
@@ -5151,7 +5151,7 @@
               <w:pStyle w:val="Compact"/>
               <w:jc w:val="left"/>
               <w:ind w:left="0" w:firstLine="0" w:right="0"/>
-              <w:spacing w:lineRule="auto" w:after="40" w:before="40" w:line="240"/>
+              <w:spacing w:after="40" w:lineRule="auto" w:before="40" w:line="240"/>
             </w:pPr>
             <w:r>
               <w:t xml:space="preserve">INTEGER PK</w:t>
@@ -5165,7 +5165,7 @@
               <w:pStyle w:val="Compact"/>
               <w:jc w:val="left"/>
               <w:ind w:left="0" w:firstLine="0" w:right="0"/>
-              <w:spacing w:lineRule="auto" w:after="40" w:before="40" w:line="240"/>
+              <w:spacing w:after="40" w:lineRule="auto" w:before="40" w:line="240"/>
             </w:pPr>
             <w:r>
               <w:t xml:space="preserve">Auto-assigned internal key</w:t>
@@ -5181,7 +5181,7 @@
               <w:pStyle w:val="Compact"/>
               <w:jc w:val="left"/>
               <w:ind w:left="0" w:firstLine="0" w:right="0"/>
-              <w:spacing w:lineRule="auto" w:after="40" w:before="40" w:line="240"/>
+              <w:spacing w:after="40" w:lineRule="auto" w:before="40" w:line="240"/>
             </w:pPr>
             <w:r>
               <w:t xml:space="preserve">content_sha</w:t>
@@ -5195,7 +5195,7 @@
               <w:pStyle w:val="Compact"/>
               <w:jc w:val="left"/>
               <w:ind w:left="0" w:firstLine="0" w:right="0"/>
-              <w:spacing w:lineRule="auto" w:after="40" w:before="40" w:line="240"/>
+              <w:spacing w:after="40" w:lineRule="auto" w:before="40" w:line="240"/>
             </w:pPr>
             <w:r>
               <w:t xml:space="preserve">TEXT</w:t>
@@ -5209,7 +5209,7 @@
               <w:pStyle w:val="Compact"/>
               <w:jc w:val="left"/>
               <w:ind w:left="0" w:firstLine="0" w:right="0"/>
-              <w:spacing w:lineRule="auto" w:after="40" w:before="40" w:line="240"/>
+              <w:spacing w:after="40" w:lineRule="auto" w:before="40" w:line="240"/>
             </w:pPr>
             <w:r>
               <w:t xml:space="preserve">SHA1 checksum for change detection</w:t>
@@ -5225,7 +5225,7 @@
               <w:pStyle w:val="Compact"/>
               <w:jc w:val="left"/>
               <w:ind w:left="0" w:firstLine="0" w:right="0"/>
-              <w:spacing w:lineRule="auto" w:after="40" w:before="40" w:line="240"/>
+              <w:spacing w:after="40" w:lineRule="auto" w:before="40" w:line="240"/>
             </w:pPr>
             <w:r>
               <w:t xml:space="preserve">specification_ref</w:t>
@@ -5239,7 +5239,7 @@
               <w:pStyle w:val="Compact"/>
               <w:jc w:val="left"/>
               <w:ind w:left="0" w:firstLine="0" w:right="0"/>
-              <w:spacing w:lineRule="auto" w:after="40" w:before="40" w:line="240"/>
+              <w:spacing w:after="40" w:lineRule="auto" w:before="40" w:line="240"/>
             </w:pPr>
             <w:r>
               <w:t xml:space="preserve">TEXT NOT NULL FK</w:t>
@@ -5253,7 +5253,7 @@
               <w:pStyle w:val="Compact"/>
               <w:jc w:val="left"/>
               <w:ind w:left="0" w:firstLine="0" w:right="0"/>
-              <w:spacing w:lineRule="auto" w:after="40" w:before="40" w:line="240"/>
+              <w:spacing w:after="40" w:lineRule="auto" w:before="40" w:line="240"/>
             </w:pPr>
             <w:r>
               <w:t xml:space="preserve">Parent specification</w:t>
@@ -5269,7 +5269,7 @@
               <w:pStyle w:val="Compact"/>
               <w:jc w:val="left"/>
               <w:ind w:left="0" w:firstLine="0" w:right="0"/>
-              <w:spacing w:lineRule="auto" w:after="40" w:before="40" w:line="240"/>
+              <w:spacing w:after="40" w:lineRule="auto" w:before="40" w:line="240"/>
             </w:pPr>
             <w:r>
               <w:t xml:space="preserve">type_ref</w:t>
@@ -5283,7 +5283,7 @@
               <w:pStyle w:val="Compact"/>
               <w:jc w:val="left"/>
               <w:ind w:left="0" w:firstLine="0" w:right="0"/>
-              <w:spacing w:lineRule="auto" w:after="40" w:before="40" w:line="240"/>
+              <w:spacing w:after="40" w:lineRule="auto" w:before="40" w:line="240"/>
             </w:pPr>
             <w:r>
               <w:t xml:space="preserve">TEXT NOT NULL FK</w:t>
@@ -5297,7 +5297,7 @@
               <w:pStyle w:val="Compact"/>
               <w:jc w:val="left"/>
               <w:ind w:left="0" w:firstLine="0" w:right="0"/>
-              <w:spacing w:lineRule="auto" w:after="40" w:before="40" w:line="240"/>
+              <w:spacing w:after="40" w:lineRule="auto" w:before="40" w:line="240"/>
             </w:pPr>
             <w:r>
               <w:t xml:space="preserve">Object type</w:t>
@@ -5313,7 +5313,7 @@
               <w:pStyle w:val="Compact"/>
               <w:jc w:val="left"/>
               <w:ind w:left="0" w:firstLine="0" w:right="0"/>
-              <w:spacing w:lineRule="auto" w:after="40" w:before="40" w:line="240"/>
+              <w:spacing w:after="40" w:lineRule="auto" w:before="40" w:line="240"/>
             </w:pPr>
             <w:r>
               <w:t xml:space="preserve">from_file</w:t>
@@ -5327,7 +5327,7 @@
               <w:pStyle w:val="Compact"/>
               <w:jc w:val="left"/>
               <w:ind w:left="0" w:firstLine="0" w:right="0"/>
-              <w:spacing w:lineRule="auto" w:after="40" w:before="40" w:line="240"/>
+              <w:spacing w:after="40" w:lineRule="auto" w:before="40" w:line="240"/>
             </w:pPr>
             <w:r>
               <w:t xml:space="preserve">TEXT NOT NULL</w:t>
@@ -5341,7 +5341,7 @@
               <w:pStyle w:val="Compact"/>
               <w:jc w:val="left"/>
               <w:ind w:left="0" w:firstLine="0" w:right="0"/>
-              <w:spacing w:lineRule="auto" w:after="40" w:before="40" w:line="240"/>
+              <w:spacing w:after="40" w:lineRule="auto" w:before="40" w:line="240"/>
             </w:pPr>
             <w:r>
               <w:t xml:space="preserve">Source file path</w:t>
@@ -5357,7 +5357,7 @@
               <w:pStyle w:val="Compact"/>
               <w:jc w:val="left"/>
               <w:ind w:left="0" w:firstLine="0" w:right="0"/>
-              <w:spacing w:lineRule="auto" w:after="40" w:before="40" w:line="240"/>
+              <w:spacing w:after="40" w:lineRule="auto" w:before="40" w:line="240"/>
             </w:pPr>
             <w:r>
               <w:t xml:space="preserve">file_seq</w:t>
@@ -5371,7 +5371,7 @@
               <w:pStyle w:val="Compact"/>
               <w:jc w:val="left"/>
               <w:ind w:left="0" w:firstLine="0" w:right="0"/>
-              <w:spacing w:lineRule="auto" w:after="40" w:before="40" w:line="240"/>
+              <w:spacing w:after="40" w:lineRule="auto" w:before="40" w:line="240"/>
             </w:pPr>
             <w:r>
               <w:t xml:space="preserve">INTEGER NOT NULL</w:t>
@@ -5385,7 +5385,7 @@
               <w:pStyle w:val="Compact"/>
               <w:jc w:val="left"/>
               <w:ind w:left="0" w:firstLine="0" w:right="0"/>
-              <w:spacing w:lineRule="auto" w:after="40" w:before="40" w:line="240"/>
+              <w:spacing w:after="40" w:lineRule="auto" w:before="40" w:line="240"/>
             </w:pPr>
             <w:r>
               <w:t xml:space="preserve">Sequence within file (0-indexed)</w:t>
@@ -5401,7 +5401,7 @@
               <w:pStyle w:val="Compact"/>
               <w:jc w:val="left"/>
               <w:ind w:left="0" w:firstLine="0" w:right="0"/>
-              <w:spacing w:lineRule="auto" w:after="40" w:before="40" w:line="240"/>
+              <w:spacing w:after="40" w:lineRule="auto" w:before="40" w:line="240"/>
             </w:pPr>
             <w:r>
               <w:t xml:space="preserve">pid</w:t>
@@ -5415,7 +5415,7 @@
               <w:pStyle w:val="Compact"/>
               <w:jc w:val="left"/>
               <w:ind w:left="0" w:firstLine="0" w:right="0"/>
-              <w:spacing w:lineRule="auto" w:after="40" w:before="40" w:line="240"/>
+              <w:spacing w:after="40" w:lineRule="auto" w:before="40" w:line="240"/>
             </w:pPr>
             <w:r>
               <w:t xml:space="preserve">TEXT</w:t>
@@ -5429,7 +5429,7 @@
               <w:pStyle w:val="Compact"/>
               <w:jc w:val="left"/>
               <w:ind w:left="0" w:firstLine="0" w:right="0"/>
-              <w:spacing w:lineRule="auto" w:after="40" w:before="40" w:line="240"/>
+              <w:spacing w:after="40" w:lineRule="auto" w:before="40" w:line="240"/>
             </w:pPr>
             <w:r>
               <w:t xml:space="preserve">Project identifier</w:t>
@@ -5445,7 +5445,7 @@
               <w:pStyle w:val="Compact"/>
               <w:jc w:val="left"/>
               <w:ind w:left="0" w:firstLine="0" w:right="0"/>
-              <w:spacing w:lineRule="auto" w:after="40" w:before="40" w:line="240"/>
+              <w:spacing w:after="40" w:lineRule="auto" w:before="40" w:line="240"/>
             </w:pPr>
             <w:r>
               <w:t xml:space="preserve">pid_prefix</w:t>
@@ -5459,7 +5459,7 @@
               <w:pStyle w:val="Compact"/>
               <w:jc w:val="left"/>
               <w:ind w:left="0" w:firstLine="0" w:right="0"/>
-              <w:spacing w:lineRule="auto" w:after="40" w:before="40" w:line="240"/>
+              <w:spacing w:after="40" w:lineRule="auto" w:before="40" w:line="240"/>
             </w:pPr>
             <w:r>
               <w:t xml:space="preserve">TEXT</w:t>
@@ -5473,7 +5473,7 @@
               <w:pStyle w:val="Compact"/>
               <w:jc w:val="left"/>
               <w:ind w:left="0" w:firstLine="0" w:right="0"/>
-              <w:spacing w:lineRule="auto" w:after="40" w:before="40" w:line="240"/>
+              <w:spacing w:after="40" w:lineRule="auto" w:before="40" w:line="240"/>
             </w:pPr>
             <w:r>
               <w:t xml:space="preserve">Extracted PID prefix</w:t>
@@ -5489,7 +5489,7 @@
               <w:pStyle w:val="Compact"/>
               <w:jc w:val="left"/>
               <w:ind w:left="0" w:firstLine="0" w:right="0"/>
-              <w:spacing w:lineRule="auto" w:after="40" w:before="40" w:line="240"/>
+              <w:spacing w:after="40" w:lineRule="auto" w:before="40" w:line="240"/>
             </w:pPr>
             <w:r>
               <w:t xml:space="preserve">pid_sequence</w:t>
@@ -5503,7 +5503,7 @@
               <w:pStyle w:val="Compact"/>
               <w:jc w:val="left"/>
               <w:ind w:left="0" w:firstLine="0" w:right="0"/>
-              <w:spacing w:lineRule="auto" w:after="40" w:before="40" w:line="240"/>
+              <w:spacing w:after="40" w:lineRule="auto" w:before="40" w:line="240"/>
             </w:pPr>
             <w:r>
               <w:t xml:space="preserve">INTEGER</w:t>
@@ -5517,7 +5517,7 @@
               <w:pStyle w:val="Compact"/>
               <w:jc w:val="left"/>
               <w:ind w:left="0" w:firstLine="0" w:right="0"/>
-              <w:spacing w:lineRule="auto" w:after="40" w:before="40" w:line="240"/>
+              <w:spacing w:after="40" w:lineRule="auto" w:before="40" w:line="240"/>
             </w:pPr>
             <w:r>
               <w:t xml:space="preserve">Extracted PID sequence number</w:t>
@@ -5533,7 +5533,7 @@
               <w:pStyle w:val="Compact"/>
               <w:jc w:val="left"/>
               <w:ind w:left="0" w:firstLine="0" w:right="0"/>
-              <w:spacing w:lineRule="auto" w:after="40" w:before="40" w:line="240"/>
+              <w:spacing w:after="40" w:lineRule="auto" w:before="40" w:line="240"/>
             </w:pPr>
             <w:r>
               <w:t xml:space="preserve">pid_auto_generated</w:t>
@@ -5547,7 +5547,7 @@
               <w:pStyle w:val="Compact"/>
               <w:jc w:val="left"/>
               <w:ind w:left="0" w:firstLine="0" w:right="0"/>
-              <w:spacing w:lineRule="auto" w:after="40" w:before="40" w:line="240"/>
+              <w:spacing w:after="40" w:lineRule="auto" w:before="40" w:line="240"/>
             </w:pPr>
             <w:r>
               <w:t xml:space="preserve">INTEGER DEFAULT 0</w:t>
@@ -5561,7 +5561,7 @@
               <w:pStyle w:val="Compact"/>
               <w:jc w:val="left"/>
               <w:ind w:left="0" w:firstLine="0" w:right="0"/>
-              <w:spacing w:lineRule="auto" w:after="40" w:before="40" w:line="240"/>
+              <w:spacing w:after="40" w:lineRule="auto" w:before="40" w:line="240"/>
             </w:pPr>
             <w:r>
               <w:t xml:space="preserve">1 = PID was auto-generated</w:t>
@@ -5577,7 +5577,7 @@
               <w:pStyle w:val="Compact"/>
               <w:jc w:val="left"/>
               <w:ind w:left="0" w:firstLine="0" w:right="0"/>
-              <w:spacing w:lineRule="auto" w:after="40" w:before="40" w:line="240"/>
+              <w:spacing w:after="40" w:lineRule="auto" w:before="40" w:line="240"/>
             </w:pPr>
             <w:r>
               <w:t xml:space="preserve">title_text</w:t>
@@ -5591,7 +5591,7 @@
               <w:pStyle w:val="Compact"/>
               <w:jc w:val="left"/>
               <w:ind w:left="0" w:firstLine="0" w:right="0"/>
-              <w:spacing w:lineRule="auto" w:after="40" w:before="40" w:line="240"/>
+              <w:spacing w:after="40" w:lineRule="auto" w:before="40" w:line="240"/>
             </w:pPr>
             <w:r>
               <w:t xml:space="preserve">TEXT NOT NULL</w:t>
@@ -5605,7 +5605,7 @@
               <w:pStyle w:val="Compact"/>
               <w:jc w:val="left"/>
               <w:ind w:left="0" w:firstLine="0" w:right="0"/>
-              <w:spacing w:lineRule="auto" w:after="40" w:before="40" w:line="240"/>
+              <w:spacing w:after="40" w:lineRule="auto" w:before="40" w:line="240"/>
             </w:pPr>
             <w:r>
               <w:t xml:space="preserve">Plain-text title</w:t>
@@ -5621,7 +5621,7 @@
               <w:pStyle w:val="Compact"/>
               <w:jc w:val="left"/>
               <w:ind w:left="0" w:firstLine="0" w:right="0"/>
-              <w:spacing w:lineRule="auto" w:after="40" w:before="40" w:line="240"/>
+              <w:spacing w:after="40" w:lineRule="auto" w:before="40" w:line="240"/>
             </w:pPr>
             <w:r>
               <w:t xml:space="preserve">label</w:t>
@@ -5635,7 +5635,7 @@
               <w:pStyle w:val="Compact"/>
               <w:jc w:val="left"/>
               <w:ind w:left="0" w:firstLine="0" w:right="0"/>
-              <w:spacing w:lineRule="auto" w:after="40" w:before="40" w:line="240"/>
+              <w:spacing w:after="40" w:lineRule="auto" w:before="40" w:line="240"/>
             </w:pPr>
             <w:r>
               <w:t xml:space="preserve">TEXT</w:t>
@@ -5649,7 +5649,7 @@
               <w:pStyle w:val="Compact"/>
               <w:jc w:val="left"/>
               <w:ind w:left="0" w:firstLine="0" w:right="0"/>
-              <w:spacing w:lineRule="auto" w:after="40" w:before="40" w:line="240"/>
+              <w:spacing w:after="40" w:lineRule="auto" w:before="40" w:line="240"/>
             </w:pPr>
             <w:r>
               <w:t xml:space="preserve">Unified label for # resolution</w:t>
@@ -5665,7 +5665,7 @@
               <w:pStyle w:val="Compact"/>
               <w:jc w:val="left"/>
               <w:ind w:left="0" w:firstLine="0" w:right="0"/>
-              <w:spacing w:lineRule="auto" w:after="40" w:before="40" w:line="240"/>
+              <w:spacing w:after="40" w:lineRule="auto" w:before="40" w:line="240"/>
             </w:pPr>
             <w:r>
               <w:t xml:space="preserve">level</w:t>
@@ -5679,7 +5679,7 @@
               <w:pStyle w:val="Compact"/>
               <w:jc w:val="left"/>
               <w:ind w:left="0" w:firstLine="0" w:right="0"/>
-              <w:spacing w:lineRule="auto" w:after="40" w:before="40" w:line="240"/>
+              <w:spacing w:after="40" w:lineRule="auto" w:before="40" w:line="240"/>
             </w:pPr>
             <w:r>
               <w:t xml:space="preserve">INTEGER</w:t>
@@ -5693,7 +5693,7 @@
               <w:pStyle w:val="Compact"/>
               <w:jc w:val="left"/>
               <w:ind w:left="0" w:firstLine="0" w:right="0"/>
-              <w:spacing w:lineRule="auto" w:after="40" w:before="40" w:line="240"/>
+              <w:spacing w:after="40" w:lineRule="auto" w:before="40" w:line="240"/>
             </w:pPr>
             <w:r>
               <w:t xml:space="preserve">Heading level (2--6)</w:t>
@@ -5709,7 +5709,7 @@
               <w:pStyle w:val="Compact"/>
               <w:jc w:val="left"/>
               <w:ind w:left="0" w:firstLine="0" w:right="0"/>
-              <w:spacing w:lineRule="auto" w:after="40" w:before="40" w:line="240"/>
+              <w:spacing w:after="40" w:lineRule="auto" w:before="40" w:line="240"/>
             </w:pPr>
             <w:r>
               <w:t xml:space="preserve">start_line</w:t>
@@ -5723,7 +5723,7 @@
               <w:pStyle w:val="Compact"/>
               <w:jc w:val="left"/>
               <w:ind w:left="0" w:firstLine="0" w:right="0"/>
-              <w:spacing w:lineRule="auto" w:after="40" w:before="40" w:line="240"/>
+              <w:spacing w:after="40" w:lineRule="auto" w:before="40" w:line="240"/>
             </w:pPr>
             <w:r>
               <w:t xml:space="preserve">INTEGER</w:t>
@@ -5737,7 +5737,7 @@
               <w:pStyle w:val="Compact"/>
               <w:jc w:val="left"/>
               <w:ind w:left="0" w:firstLine="0" w:right="0"/>
-              <w:spacing w:lineRule="auto" w:after="40" w:before="40" w:line="240"/>
+              <w:spacing w:after="40" w:lineRule="auto" w:before="40" w:line="240"/>
             </w:pPr>
             <w:r>
               <w:t xml:space="preserve">Start line in source (1-indexed)</w:t>
@@ -5753,7 +5753,7 @@
               <w:pStyle w:val="Compact"/>
               <w:jc w:val="left"/>
               <w:ind w:left="0" w:firstLine="0" w:right="0"/>
-              <w:spacing w:lineRule="auto" w:after="40" w:before="40" w:line="240"/>
+              <w:spacing w:after="40" w:lineRule="auto" w:before="40" w:line="240"/>
             </w:pPr>
             <w:r>
               <w:t xml:space="preserve">end_line</w:t>
@@ -5767,7 +5767,7 @@
               <w:pStyle w:val="Compact"/>
               <w:jc w:val="left"/>
               <w:ind w:left="0" w:firstLine="0" w:right="0"/>
-              <w:spacing w:lineRule="auto" w:after="40" w:before="40" w:line="240"/>
+              <w:spacing w:after="40" w:lineRule="auto" w:before="40" w:line="240"/>
             </w:pPr>
             <w:r>
               <w:t xml:space="preserve">INTEGER</w:t>
@@ -5781,7 +5781,7 @@
               <w:pStyle w:val="Compact"/>
               <w:jc w:val="left"/>
               <w:ind w:left="0" w:firstLine="0" w:right="0"/>
-              <w:spacing w:lineRule="auto" w:after="40" w:before="40" w:line="240"/>
+              <w:spacing w:after="40" w:lineRule="auto" w:before="40" w:line="240"/>
             </w:pPr>
             <w:r>
               <w:t xml:space="preserve">End line in source</w:t>
@@ -5797,7 +5797,7 @@
               <w:pStyle w:val="Compact"/>
               <w:jc w:val="left"/>
               <w:ind w:left="0" w:firstLine="0" w:right="0"/>
-              <w:spacing w:lineRule="auto" w:after="40" w:before="40" w:line="240"/>
+              <w:spacing w:after="40" w:lineRule="auto" w:before="40" w:line="240"/>
             </w:pPr>
             <w:r>
               <w:t xml:space="preserve">ast</w:t>
@@ -5811,7 +5811,7 @@
               <w:pStyle w:val="Compact"/>
               <w:jc w:val="left"/>
               <w:ind w:left="0" w:firstLine="0" w:right="0"/>
-              <w:spacing w:lineRule="auto" w:after="40" w:before="40" w:line="240"/>
+              <w:spacing w:after="40" w:lineRule="auto" w:before="40" w:line="240"/>
             </w:pPr>
             <w:r>
               <w:t xml:space="preserve">JSON</w:t>
@@ -5825,7 +5825,7 @@
               <w:pStyle w:val="Compact"/>
               <w:jc w:val="left"/>
               <w:ind w:left="0" w:firstLine="0" w:right="0"/>
-              <w:spacing w:lineRule="auto" w:after="40" w:before="40" w:line="240"/>
+              <w:spacing w:after="40" w:lineRule="auto" w:before="40" w:line="240"/>
             </w:pPr>
             <w:r>
               <w:t xml:space="preserve">Body as Pandoc AST</w:t>
@@ -5908,7 +5908,7 @@
     </w:p>
     <w:p>
       <w:pPr>
-        <w:spacing w:after="0" w:before="0" w:line="20" w:lineRule="exact"/>
+        <w:spacing w:before="0" w:after="0" w:line="20" w:lineRule="exact"/>
         <w:rPr>
           <w:sz w:val="2"/>
         </w:rPr>
@@ -5950,18 +5950,18 @@
         <w:tblLook w:firstRow="1" w:lastRow="0" w:firstColumn="0" w:lastColumn="0" w:noHBand="0" w:noVBand="0" w:val="0020"/>
         <w:jc w:val="start"/>
         <w:tblBorders>
-          <w:top w:sz="6" w:color="000000" w:val="single" w:space="0"/>
-          <w:left w:sz="6" w:color="000000" w:val="single" w:space="0"/>
-          <w:bottom w:sz="6" w:color="000000" w:val="single" w:space="0"/>
-          <w:right w:sz="6" w:color="000000" w:val="single" w:space="0"/>
-          <w:insideH w:sz="6" w:color="000000" w:val="single" w:space="0"/>
-          <w:insideV w:sz="6" w:color="000000" w:val="single" w:space="0"/>
+          <w:top w:space="0" w:color="000000" w:sz="6" w:val="single"/>
+          <w:left w:space="0" w:color="000000" w:sz="6" w:val="single"/>
+          <w:bottom w:space="0" w:color="000000" w:sz="6" w:val="single"/>
+          <w:right w:space="0" w:color="000000" w:sz="6" w:val="single"/>
+          <w:insideH w:space="0" w:color="000000" w:sz="6" w:val="single"/>
+          <w:insideV w:space="0" w:color="000000" w:sz="6" w:val="single"/>
         </w:tblBorders>
         <w:tblCellMar>
-          <w:top w:w="57" w:type="dxa"/>
-          <w:left w:w="108" w:type="dxa"/>
-          <w:bottom w:w="57" w:type="dxa"/>
-          <w:right w:w="108" w:type="dxa"/>
+          <w:top w:type="dxa" w:w="57"/>
+          <w:left w:type="dxa" w:w="108"/>
+          <w:bottom w:type="dxa" w:w="57"/>
+          <w:right w:type="dxa" w:w="108"/>
         </w:tblCellMar>
       </w:tblPr>
       <w:tblGrid>
@@ -5975,14 +5975,14 @@
         </w:trPr>
         <w:tc>
           <w:tcPr>
-            <w:shd w:color="auto" w:val="clear" w:fill="E8E8E8"/>
+            <w:shd w:color="auto" w:fill="E8E8E8" w:val="clear"/>
           </w:tcPr>
           <w:p>
             <w:pPr>
               <w:pStyle w:val="Compact"/>
               <w:jc w:val="left"/>
               <w:ind w:left="0" w:firstLine="0" w:right="0"/>
-              <w:spacing w:lineRule="auto" w:after="40" w:before="40" w:line="240"/>
+              <w:spacing w:after="40" w:lineRule="auto" w:before="40" w:line="240"/>
             </w:pPr>
             <w:r>
               <w:rPr>
@@ -5994,14 +5994,14 @@
         </w:tc>
         <w:tc>
           <w:tcPr>
-            <w:shd w:color="auto" w:val="clear" w:fill="E8E8E8"/>
+            <w:shd w:color="auto" w:fill="E8E8E8" w:val="clear"/>
           </w:tcPr>
           <w:p>
             <w:pPr>
               <w:pStyle w:val="Compact"/>
               <w:jc w:val="left"/>
               <w:ind w:left="0" w:firstLine="0" w:right="0"/>
-              <w:spacing w:lineRule="auto" w:after="40" w:before="40" w:line="240"/>
+              <w:spacing w:after="40" w:lineRule="auto" w:before="40" w:line="240"/>
             </w:pPr>
             <w:r>
               <w:rPr>
@@ -6013,14 +6013,14 @@
         </w:tc>
         <w:tc>
           <w:tcPr>
-            <w:shd w:color="auto" w:val="clear" w:fill="E8E8E8"/>
+            <w:shd w:color="auto" w:fill="E8E8E8" w:val="clear"/>
           </w:tcPr>
           <w:p>
             <w:pPr>
               <w:pStyle w:val="Compact"/>
               <w:jc w:val="left"/>
               <w:ind w:left="0" w:firstLine="0" w:right="0"/>
-              <w:spacing w:lineRule="auto" w:after="40" w:before="40" w:line="240"/>
+              <w:spacing w:after="40" w:lineRule="auto" w:before="40" w:line="240"/>
             </w:pPr>
             <w:r>
               <w:rPr>
@@ -6039,7 +6039,7 @@
               <w:pStyle w:val="Compact"/>
               <w:jc w:val="left"/>
               <w:ind w:left="0" w:firstLine="0" w:right="0"/>
-              <w:spacing w:lineRule="auto" w:after="40" w:before="40" w:line="240"/>
+              <w:spacing w:after="40" w:lineRule="auto" w:before="40" w:line="240"/>
             </w:pPr>
             <w:r>
               <w:t xml:space="preserve">id</w:t>
@@ -6053,7 +6053,7 @@
               <w:pStyle w:val="Compact"/>
               <w:jc w:val="left"/>
               <w:ind w:left="0" w:firstLine="0" w:right="0"/>
-              <w:spacing w:lineRule="auto" w:after="40" w:before="40" w:line="240"/>
+              <w:spacing w:after="40" w:lineRule="auto" w:before="40" w:line="240"/>
             </w:pPr>
             <w:r>
               <w:t xml:space="preserve">INTEGER PK</w:t>
@@ -6067,7 +6067,7 @@
               <w:pStyle w:val="Compact"/>
               <w:jc w:val="left"/>
               <w:ind w:left="0" w:firstLine="0" w:right="0"/>
-              <w:spacing w:lineRule="auto" w:after="40" w:before="40" w:line="240"/>
+              <w:spacing w:after="40" w:lineRule="auto" w:before="40" w:line="240"/>
             </w:pPr>
             <w:r>
               <w:t xml:space="preserve">Auto-assigned internal key</w:t>
@@ -6083,7 +6083,7 @@
               <w:pStyle w:val="Compact"/>
               <w:jc w:val="left"/>
               <w:ind w:left="0" w:firstLine="0" w:right="0"/>
-              <w:spacing w:lineRule="auto" w:after="40" w:before="40" w:line="240"/>
+              <w:spacing w:after="40" w:lineRule="auto" w:before="40" w:line="240"/>
             </w:pPr>
             <w:r>
               <w:t xml:space="preserve">content_sha</w:t>
@@ -6097,7 +6097,7 @@
               <w:pStyle w:val="Compact"/>
               <w:jc w:val="left"/>
               <w:ind w:left="0" w:firstLine="0" w:right="0"/>
-              <w:spacing w:lineRule="auto" w:after="40" w:before="40" w:line="240"/>
+              <w:spacing w:after="40" w:lineRule="auto" w:before="40" w:line="240"/>
             </w:pPr>
             <w:r>
               <w:t xml:space="preserve">TEXT</w:t>
@@ -6111,7 +6111,7 @@
               <w:pStyle w:val="Compact"/>
               <w:jc w:val="left"/>
               <w:ind w:left="0" w:firstLine="0" w:right="0"/>
-              <w:spacing w:lineRule="auto" w:after="40" w:before="40" w:line="240"/>
+              <w:spacing w:after="40" w:lineRule="auto" w:before="40" w:line="240"/>
             </w:pPr>
             <w:r>
               <w:t xml:space="preserve">SHA1 checksum for change detection</w:t>
@@ -6127,7 +6127,7 @@
               <w:pStyle w:val="Compact"/>
               <w:jc w:val="left"/>
               <w:ind w:left="0" w:firstLine="0" w:right="0"/>
-              <w:spacing w:lineRule="auto" w:after="40" w:before="40" w:line="240"/>
+              <w:spacing w:after="40" w:lineRule="auto" w:before="40" w:line="240"/>
             </w:pPr>
             <w:r>
               <w:t xml:space="preserve">specification_ref</w:t>
@@ -6141,7 +6141,7 @@
               <w:pStyle w:val="Compact"/>
               <w:jc w:val="left"/>
               <w:ind w:left="0" w:firstLine="0" w:right="0"/>
-              <w:spacing w:lineRule="auto" w:after="40" w:before="40" w:line="240"/>
+              <w:spacing w:after="40" w:lineRule="auto" w:before="40" w:line="240"/>
             </w:pPr>
             <w:r>
               <w:t xml:space="preserve">TEXT NOT NULL FK</w:t>
@@ -6155,7 +6155,7 @@
               <w:pStyle w:val="Compact"/>
               <w:jc w:val="left"/>
               <w:ind w:left="0" w:firstLine="0" w:right="0"/>
-              <w:spacing w:lineRule="auto" w:after="40" w:before="40" w:line="240"/>
+              <w:spacing w:after="40" w:lineRule="auto" w:before="40" w:line="240"/>
             </w:pPr>
             <w:r>
               <w:t xml:space="preserve">Parent specification</w:t>
@@ -6171,7 +6171,7 @@
               <w:pStyle w:val="Compact"/>
               <w:jc w:val="left"/>
               <w:ind w:left="0" w:firstLine="0" w:right="0"/>
-              <w:spacing w:lineRule="auto" w:after="40" w:before="40" w:line="240"/>
+              <w:spacing w:after="40" w:lineRule="auto" w:before="40" w:line="240"/>
             </w:pPr>
             <w:r>
               <w:t xml:space="preserve">type_ref</w:t>
@@ -6185,7 +6185,7 @@
               <w:pStyle w:val="Compact"/>
               <w:jc w:val="left"/>
               <w:ind w:left="0" w:firstLine="0" w:right="0"/>
-              <w:spacing w:lineRule="auto" w:after="40" w:before="40" w:line="240"/>
+              <w:spacing w:after="40" w:lineRule="auto" w:before="40" w:line="240"/>
             </w:pPr>
             <w:r>
               <w:t xml:space="preserve">TEXT NOT NULL FK</w:t>
@@ -6199,7 +6199,7 @@
               <w:pStyle w:val="Compact"/>
               <w:jc w:val="left"/>
               <w:ind w:left="0" w:firstLine="0" w:right="0"/>
-              <w:spacing w:lineRule="auto" w:after="40" w:before="40" w:line="240"/>
+              <w:spacing w:after="40" w:lineRule="auto" w:before="40" w:line="240"/>
             </w:pPr>
             <w:r>
               <w:t xml:space="preserve">Float type</w:t>
@@ -6215,7 +6215,7 @@
               <w:pStyle w:val="Compact"/>
               <w:jc w:val="left"/>
               <w:ind w:left="0" w:firstLine="0" w:right="0"/>
-              <w:spacing w:lineRule="auto" w:after="40" w:before="40" w:line="240"/>
+              <w:spacing w:after="40" w:lineRule="auto" w:before="40" w:line="240"/>
             </w:pPr>
             <w:r>
               <w:t xml:space="preserve">from_file</w:t>
@@ -6229,7 +6229,7 @@
               <w:pStyle w:val="Compact"/>
               <w:jc w:val="left"/>
               <w:ind w:left="0" w:firstLine="0" w:right="0"/>
-              <w:spacing w:lineRule="auto" w:after="40" w:before="40" w:line="240"/>
+              <w:spacing w:after="40" w:lineRule="auto" w:before="40" w:line="240"/>
             </w:pPr>
             <w:r>
               <w:t xml:space="preserve">TEXT NOT NULL</w:t>
@@ -6243,7 +6243,7 @@
               <w:pStyle w:val="Compact"/>
               <w:jc w:val="left"/>
               <w:ind w:left="0" w:firstLine="0" w:right="0"/>
-              <w:spacing w:lineRule="auto" w:after="40" w:before="40" w:line="240"/>
+              <w:spacing w:after="40" w:lineRule="auto" w:before="40" w:line="240"/>
             </w:pPr>
             <w:r>
               <w:t xml:space="preserve">Source file path</w:t>
@@ -6259,7 +6259,7 @@
               <w:pStyle w:val="Compact"/>
               <w:jc w:val="left"/>
               <w:ind w:left="0" w:firstLine="0" w:right="0"/>
-              <w:spacing w:lineRule="auto" w:after="40" w:before="40" w:line="240"/>
+              <w:spacing w:after="40" w:lineRule="auto" w:before="40" w:line="240"/>
             </w:pPr>
             <w:r>
               <w:t xml:space="preserve">file_seq</w:t>
@@ -6273,7 +6273,7 @@
               <w:pStyle w:val="Compact"/>
               <w:jc w:val="left"/>
               <w:ind w:left="0" w:firstLine="0" w:right="0"/>
-              <w:spacing w:lineRule="auto" w:after="40" w:before="40" w:line="240"/>
+              <w:spacing w:after="40" w:lineRule="auto" w:before="40" w:line="240"/>
             </w:pPr>
             <w:r>
               <w:t xml:space="preserve">INTEGER NOT NULL</w:t>
@@ -6287,7 +6287,7 @@
               <w:pStyle w:val="Compact"/>
               <w:jc w:val="left"/>
               <w:ind w:left="0" w:firstLine="0" w:right="0"/>
-              <w:spacing w:lineRule="auto" w:after="40" w:before="40" w:line="240"/>
+              <w:spacing w:after="40" w:lineRule="auto" w:before="40" w:line="240"/>
             </w:pPr>
             <w:r>
               <w:t xml:space="preserve">Sequence within file</w:t>
@@ -6303,7 +6303,7 @@
               <w:pStyle w:val="Compact"/>
               <w:jc w:val="left"/>
               <w:ind w:left="0" w:firstLine="0" w:right="0"/>
-              <w:spacing w:lineRule="auto" w:after="40" w:before="40" w:line="240"/>
+              <w:spacing w:after="40" w:lineRule="auto" w:before="40" w:line="240"/>
             </w:pPr>
             <w:r>
               <w:t xml:space="preserve">start_line</w:t>
@@ -6317,7 +6317,7 @@
               <w:pStyle w:val="Compact"/>
               <w:jc w:val="left"/>
               <w:ind w:left="0" w:firstLine="0" w:right="0"/>
-              <w:spacing w:lineRule="auto" w:after="40" w:before="40" w:line="240"/>
+              <w:spacing w:after="40" w:lineRule="auto" w:before="40" w:line="240"/>
             </w:pPr>
             <w:r>
               <w:t xml:space="preserve">INTEGER</w:t>
@@ -6331,7 +6331,7 @@
               <w:pStyle w:val="Compact"/>
               <w:jc w:val="left"/>
               <w:ind w:left="0" w:firstLine="0" w:right="0"/>
-              <w:spacing w:lineRule="auto" w:after="40" w:before="40" w:line="240"/>
+              <w:spacing w:after="40" w:lineRule="auto" w:before="40" w:line="240"/>
             </w:pPr>
             <w:r>
               <w:t xml:space="preserve">Start line in source</w:t>
@@ -6347,7 +6347,7 @@
               <w:pStyle w:val="Compact"/>
               <w:jc w:val="left"/>
               <w:ind w:left="0" w:firstLine="0" w:right="0"/>
-              <w:spacing w:lineRule="auto" w:after="40" w:before="40" w:line="240"/>
+              <w:spacing w:after="40" w:lineRule="auto" w:before="40" w:line="240"/>
             </w:pPr>
             <w:r>
               <w:t xml:space="preserve">label</w:t>
@@ -6361,7 +6361,7 @@
               <w:pStyle w:val="Compact"/>
               <w:jc w:val="left"/>
               <w:ind w:left="0" w:firstLine="0" w:right="0"/>
-              <w:spacing w:lineRule="auto" w:after="40" w:before="40" w:line="240"/>
+              <w:spacing w:after="40" w:lineRule="auto" w:before="40" w:line="240"/>
             </w:pPr>
             <w:r>
               <w:t xml:space="preserve">TEXT NOT NULL</w:t>
@@ -6375,7 +6375,7 @@
               <w:pStyle w:val="Compact"/>
               <w:jc w:val="left"/>
               <w:ind w:left="0" w:firstLine="0" w:right="0"/>
-              <w:spacing w:lineRule="auto" w:after="40" w:before="40" w:line="240"/>
+              <w:spacing w:after="40" w:lineRule="auto" w:before="40" w:line="240"/>
             </w:pPr>
             <w:r>
               <w:t xml:space="preserve">Cross-reference label</w:t>
@@ -6391,7 +6391,7 @@
               <w:pStyle w:val="Compact"/>
               <w:jc w:val="left"/>
               <w:ind w:left="0" w:firstLine="0" w:right="0"/>
-              <w:spacing w:lineRule="auto" w:after="40" w:before="40" w:line="240"/>
+              <w:spacing w:after="40" w:lineRule="auto" w:before="40" w:line="240"/>
             </w:pPr>
             <w:r>
               <w:t xml:space="preserve">number</w:t>
@@ -6405,7 +6405,7 @@
               <w:pStyle w:val="Compact"/>
               <w:jc w:val="left"/>
               <w:ind w:left="0" w:firstLine="0" w:right="0"/>
-              <w:spacing w:lineRule="auto" w:after="40" w:before="40" w:line="240"/>
+              <w:spacing w:after="40" w:lineRule="auto" w:before="40" w:line="240"/>
             </w:pPr>
             <w:r>
               <w:t xml:space="preserve">INTEGER</w:t>
@@ -6419,7 +6419,7 @@
               <w:pStyle w:val="Compact"/>
               <w:jc w:val="left"/>
               <w:ind w:left="0" w:firstLine="0" w:right="0"/>
-              <w:spacing w:lineRule="auto" w:after="40" w:before="40" w:line="240"/>
+              <w:spacing w:after="40" w:lineRule="auto" w:before="40" w:line="240"/>
             </w:pPr>
             <w:r>
               <w:t xml:space="preserve">Auto-assigned number within counter group</w:t>
@@ -6435,7 +6435,7 @@
               <w:pStyle w:val="Compact"/>
               <w:jc w:val="left"/>
               <w:ind w:left="0" w:firstLine="0" w:right="0"/>
-              <w:spacing w:lineRule="auto" w:after="40" w:before="40" w:line="240"/>
+              <w:spacing w:after="40" w:lineRule="auto" w:before="40" w:line="240"/>
             </w:pPr>
             <w:r>
               <w:t xml:space="preserve">caption</w:t>
@@ -6449,7 +6449,7 @@
               <w:pStyle w:val="Compact"/>
               <w:jc w:val="left"/>
               <w:ind w:left="0" w:firstLine="0" w:right="0"/>
-              <w:spacing w:lineRule="auto" w:after="40" w:before="40" w:line="240"/>
+              <w:spacing w:after="40" w:lineRule="auto" w:before="40" w:line="240"/>
             </w:pPr>
             <w:r>
               <w:t xml:space="preserve">TEXT</w:t>
@@ -6463,7 +6463,7 @@
               <w:pStyle w:val="Compact"/>
               <w:jc w:val="left"/>
               <w:ind w:left="0" w:firstLine="0" w:right="0"/>
-              <w:spacing w:lineRule="auto" w:after="40" w:before="40" w:line="240"/>
+              <w:spacing w:after="40" w:lineRule="auto" w:before="40" w:line="240"/>
             </w:pPr>
             <w:r>
               <w:t xml:space="preserve">Caption text</w:t>
@@ -6479,7 +6479,7 @@
               <w:pStyle w:val="Compact"/>
               <w:jc w:val="left"/>
               <w:ind w:left="0" w:firstLine="0" w:right="0"/>
-              <w:spacing w:lineRule="auto" w:after="40" w:before="40" w:line="240"/>
+              <w:spacing w:after="40" w:lineRule="auto" w:before="40" w:line="240"/>
             </w:pPr>
             <w:r>
               <w:t xml:space="preserve">pandoc_attributes</w:t>
@@ -6493,7 +6493,7 @@
               <w:pStyle w:val="Compact"/>
               <w:jc w:val="left"/>
               <w:ind w:left="0" w:firstLine="0" w:right="0"/>
-              <w:spacing w:lineRule="auto" w:after="40" w:before="40" w:line="240"/>
+              <w:spacing w:after="40" w:lineRule="auto" w:before="40" w:line="240"/>
             </w:pPr>
             <w:r>
               <w:t xml:space="preserve">JSON</w:t>
@@ -6507,7 +6507,7 @@
               <w:pStyle w:val="Compact"/>
               <w:jc w:val="left"/>
               <w:ind w:left="0" w:firstLine="0" w:right="0"/>
-              <w:spacing w:lineRule="auto" w:after="40" w:before="40" w:line="240"/>
+              <w:spacing w:after="40" w:lineRule="auto" w:before="40" w:line="240"/>
             </w:pPr>
             <w:r>
               <w:t xml:space="preserve">Parsed attributes from code block</w:t>
@@ -6523,7 +6523,7 @@
               <w:pStyle w:val="Compact"/>
               <w:jc w:val="left"/>
               <w:ind w:left="0" w:firstLine="0" w:right="0"/>
-              <w:spacing w:lineRule="auto" w:after="40" w:before="40" w:line="240"/>
+              <w:spacing w:after="40" w:lineRule="auto" w:before="40" w:line="240"/>
             </w:pPr>
             <w:r>
               <w:t xml:space="preserve">raw_content</w:t>
@@ -6537,7 +6537,7 @@
               <w:pStyle w:val="Compact"/>
               <w:jc w:val="left"/>
               <w:ind w:left="0" w:firstLine="0" w:right="0"/>
-              <w:spacing w:lineRule="auto" w:after="40" w:before="40" w:line="240"/>
+              <w:spacing w:after="40" w:lineRule="auto" w:before="40" w:line="240"/>
             </w:pPr>
             <w:r>
               <w:t xml:space="preserve">TEXT</w:t>
@@ -6551,7 +6551,7 @@
               <w:pStyle w:val="Compact"/>
               <w:jc w:val="left"/>
               <w:ind w:left="0" w:firstLine="0" w:right="0"/>
-              <w:spacing w:lineRule="auto" w:after="40" w:before="40" w:line="240"/>
+              <w:spacing w:after="40" w:lineRule="auto" w:before="40" w:line="240"/>
             </w:pPr>
             <w:r>
               <w:t xml:space="preserve">Original raw content</w:t>
@@ -6567,7 +6567,7 @@
               <w:pStyle w:val="Compact"/>
               <w:jc w:val="left"/>
               <w:ind w:left="0" w:firstLine="0" w:right="0"/>
-              <w:spacing w:lineRule="auto" w:after="40" w:before="40" w:line="240"/>
+              <w:spacing w:after="40" w:lineRule="auto" w:before="40" w:line="240"/>
             </w:pPr>
             <w:r>
               <w:t xml:space="preserve">raw_ast</w:t>
@@ -6581,7 +6581,7 @@
               <w:pStyle w:val="Compact"/>
               <w:jc w:val="left"/>
               <w:ind w:left="0" w:firstLine="0" w:right="0"/>
-              <w:spacing w:lineRule="auto" w:after="40" w:before="40" w:line="240"/>
+              <w:spacing w:after="40" w:lineRule="auto" w:before="40" w:line="240"/>
             </w:pPr>
             <w:r>
               <w:t xml:space="preserve">JSON</w:t>
@@ -6595,7 +6595,7 @@
               <w:pStyle w:val="Compact"/>
               <w:jc w:val="left"/>
               <w:ind w:left="0" w:firstLine="0" w:right="0"/>
-              <w:spacing w:lineRule="auto" w:after="40" w:before="40" w:line="240"/>
+              <w:spacing w:after="40" w:lineRule="auto" w:before="40" w:line="240"/>
             </w:pPr>
             <w:r>
               <w:t xml:space="preserve">Original Pandoc AST</w:t>
@@ -6611,7 +6611,7 @@
               <w:pStyle w:val="Compact"/>
               <w:jc w:val="left"/>
               <w:ind w:left="0" w:firstLine="0" w:right="0"/>
-              <w:spacing w:lineRule="auto" w:after="40" w:before="40" w:line="240"/>
+              <w:spacing w:after="40" w:lineRule="auto" w:before="40" w:line="240"/>
             </w:pPr>
             <w:r>
               <w:t xml:space="preserve">resolved_ast</w:t>
@@ -6625,7 +6625,7 @@
               <w:pStyle w:val="Compact"/>
               <w:jc w:val="left"/>
               <w:ind w:left="0" w:firstLine="0" w:right="0"/>
-              <w:spacing w:lineRule="auto" w:after="40" w:before="40" w:line="240"/>
+              <w:spacing w:after="40" w:lineRule="auto" w:before="40" w:line="240"/>
             </w:pPr>
             <w:r>
               <w:t xml:space="preserve">JSON</w:t>
@@ -6639,7 +6639,7 @@
               <w:pStyle w:val="Compact"/>
               <w:jc w:val="left"/>
               <w:ind w:left="0" w:firstLine="0" w:right="0"/>
-              <w:spacing w:lineRule="auto" w:after="40" w:before="40" w:line="240"/>
+              <w:spacing w:after="40" w:lineRule="auto" w:before="40" w:line="240"/>
             </w:pPr>
             <w:r>
               <w:t xml:space="preserve">Processed AST after rendering</w:t>
@@ -6655,7 +6655,7 @@
               <w:pStyle w:val="Compact"/>
               <w:jc w:val="left"/>
               <w:ind w:left="0" w:firstLine="0" w:right="0"/>
-              <w:spacing w:lineRule="auto" w:after="40" w:before="40" w:line="240"/>
+              <w:spacing w:after="40" w:lineRule="auto" w:before="40" w:line="240"/>
             </w:pPr>
             <w:r>
               <w:t xml:space="preserve">parent_object_id</w:t>
@@ -6669,7 +6669,7 @@
               <w:pStyle w:val="Compact"/>
               <w:jc w:val="left"/>
               <w:ind w:left="0" w:firstLine="0" w:right="0"/>
-              <w:spacing w:lineRule="auto" w:after="40" w:before="40" w:line="240"/>
+              <w:spacing w:after="40" w:lineRule="auto" w:before="40" w:line="240"/>
             </w:pPr>
             <w:r>
               <w:t xml:space="preserve">INTEGER FK</w:t>
@@ -6683,7 +6683,7 @@
               <w:pStyle w:val="Compact"/>
               <w:jc w:val="left"/>
               <w:ind w:left="0" w:firstLine="0" w:right="0"/>
-              <w:spacing w:lineRule="auto" w:after="40" w:before="40" w:line="240"/>
+              <w:spacing w:after="40" w:lineRule="auto" w:before="40" w:line="240"/>
             </w:pPr>
             <w:r>
               <w:t xml:space="preserve">Containing spec object</w:t>
@@ -6699,7 +6699,7 @@
               <w:pStyle w:val="Compact"/>
               <w:jc w:val="left"/>
               <w:ind w:left="0" w:firstLine="0" w:right="0"/>
-              <w:spacing w:lineRule="auto" w:after="40" w:before="40" w:line="240"/>
+              <w:spacing w:after="40" w:lineRule="auto" w:before="40" w:line="240"/>
             </w:pPr>
             <w:r>
               <w:t xml:space="preserve">anchor</w:t>
@@ -6713,7 +6713,7 @@
               <w:pStyle w:val="Compact"/>
               <w:jc w:val="left"/>
               <w:ind w:left="0" w:firstLine="0" w:right="0"/>
-              <w:spacing w:lineRule="auto" w:after="40" w:before="40" w:line="240"/>
+              <w:spacing w:after="40" w:lineRule="auto" w:before="40" w:line="240"/>
             </w:pPr>
             <w:r>
               <w:t xml:space="preserve">TEXT</w:t>
@@ -6727,7 +6727,7 @@
               <w:pStyle w:val="Compact"/>
               <w:jc w:val="left"/>
               <w:ind w:left="0" w:firstLine="0" w:right="0"/>
-              <w:spacing w:lineRule="auto" w:after="40" w:before="40" w:line="240"/>
+              <w:spacing w:after="40" w:lineRule="auto" w:before="40" w:line="240"/>
             </w:pPr>
             <w:r>
               <w:t xml:space="preserve">HTML anchor for linking</w:t>
@@ -6743,7 +6743,7 @@
               <w:pStyle w:val="Compact"/>
               <w:jc w:val="left"/>
               <w:ind w:left="0" w:firstLine="0" w:right="0"/>
-              <w:spacing w:lineRule="auto" w:after="40" w:before="40" w:line="240"/>
+              <w:spacing w:after="40" w:lineRule="auto" w:before="40" w:line="240"/>
             </w:pPr>
             <w:r>
               <w:t xml:space="preserve">syntax_key</w:t>
@@ -6757,7 +6757,7 @@
               <w:pStyle w:val="Compact"/>
               <w:jc w:val="left"/>
               <w:ind w:left="0" w:firstLine="0" w:right="0"/>
-              <w:spacing w:lineRule="auto" w:after="40" w:before="40" w:line="240"/>
+              <w:spacing w:after="40" w:lineRule="auto" w:before="40" w:line="240"/>
             </w:pPr>
             <w:r>
               <w:t xml:space="preserve">TEXT</w:t>
@@ -6771,7 +6771,7 @@
               <w:pStyle w:val="Compact"/>
               <w:jc w:val="left"/>
               <w:ind w:left="0" w:firstLine="0" w:right="0"/>
-              <w:spacing w:lineRule="auto" w:after="40" w:before="40" w:line="240"/>
+              <w:spacing w:after="40" w:lineRule="auto" w:before="40" w:line="240"/>
             </w:pPr>
             <w:r>
               <w:t xml:space="preserve">Original syntax from code block</w:t>
@@ -6834,7 +6834,7 @@
     </w:p>
     <w:p>
       <w:pPr>
-        <w:spacing w:after="0" w:before="0" w:line="20" w:lineRule="exact"/>
+        <w:spacing w:before="0" w:after="0" w:line="20" w:lineRule="exact"/>
         <w:rPr>
           <w:sz w:val="2"/>
         </w:rPr>
@@ -6876,18 +6876,18 @@
         <w:tblLook w:firstRow="1" w:lastRow="0" w:firstColumn="0" w:lastColumn="0" w:noHBand="0" w:noVBand="0" w:val="0020"/>
         <w:jc w:val="start"/>
         <w:tblBorders>
-          <w:top w:sz="6" w:color="000000" w:val="single" w:space="0"/>
-          <w:left w:sz="6" w:color="000000" w:val="single" w:space="0"/>
-          <w:bottom w:sz="6" w:color="000000" w:val="single" w:space="0"/>
-          <w:right w:sz="6" w:color="000000" w:val="single" w:space="0"/>
-          <w:insideH w:sz="6" w:color="000000" w:val="single" w:space="0"/>
-          <w:insideV w:sz="6" w:color="000000" w:val="single" w:space="0"/>
+          <w:top w:space="0" w:color="000000" w:sz="6" w:val="single"/>
+          <w:left w:space="0" w:color="000000" w:sz="6" w:val="single"/>
+          <w:bottom w:space="0" w:color="000000" w:sz="6" w:val="single"/>
+          <w:right w:space="0" w:color="000000" w:sz="6" w:val="single"/>
+          <w:insideH w:space="0" w:color="000000" w:sz="6" w:val="single"/>
+          <w:insideV w:space="0" w:color="000000" w:sz="6" w:val="single"/>
         </w:tblBorders>
         <w:tblCellMar>
-          <w:top w:w="57" w:type="dxa"/>
-          <w:left w:w="108" w:type="dxa"/>
-          <w:bottom w:w="57" w:type="dxa"/>
-          <w:right w:w="108" w:type="dxa"/>
+          <w:top w:type="dxa" w:w="57"/>
+          <w:left w:type="dxa" w:w="108"/>
+          <w:bottom w:type="dxa" w:w="57"/>
+          <w:right w:type="dxa" w:w="108"/>
         </w:tblCellMar>
       </w:tblPr>
       <w:tblGrid>
@@ -6901,14 +6901,14 @@
         </w:trPr>
         <w:tc>
           <w:tcPr>
-            <w:shd w:color="auto" w:val="clear" w:fill="E8E8E8"/>
+            <w:shd w:color="auto" w:fill="E8E8E8" w:val="clear"/>
           </w:tcPr>
           <w:p>
             <w:pPr>
               <w:pStyle w:val="Compact"/>
               <w:jc w:val="left"/>
               <w:ind w:left="0" w:firstLine="0" w:right="0"/>
-              <w:spacing w:lineRule="auto" w:after="40" w:before="40" w:line="240"/>
+              <w:spacing w:after="40" w:lineRule="auto" w:before="40" w:line="240"/>
             </w:pPr>
             <w:r>
               <w:rPr>
@@ -6920,14 +6920,14 @@
         </w:tc>
         <w:tc>
           <w:tcPr>
-            <w:shd w:color="auto" w:val="clear" w:fill="E8E8E8"/>
+            <w:shd w:color="auto" w:fill="E8E8E8" w:val="clear"/>
           </w:tcPr>
           <w:p>
             <w:pPr>
               <w:pStyle w:val="Compact"/>
               <w:jc w:val="left"/>
               <w:ind w:left="0" w:firstLine="0" w:right="0"/>
-              <w:spacing w:lineRule="auto" w:after="40" w:before="40" w:line="240"/>
+              <w:spacing w:after="40" w:lineRule="auto" w:before="40" w:line="240"/>
             </w:pPr>
             <w:r>
               <w:rPr>
@@ -6939,14 +6939,14 @@
         </w:tc>
         <w:tc>
           <w:tcPr>
-            <w:shd w:color="auto" w:val="clear" w:fill="E8E8E8"/>
+            <w:shd w:color="auto" w:fill="E8E8E8" w:val="clear"/>
           </w:tcPr>
           <w:p>
             <w:pPr>
               <w:pStyle w:val="Compact"/>
               <w:jc w:val="left"/>
               <w:ind w:left="0" w:firstLine="0" w:right="0"/>
-              <w:spacing w:lineRule="auto" w:after="40" w:before="40" w:line="240"/>
+              <w:spacing w:after="40" w:lineRule="auto" w:before="40" w:line="240"/>
             </w:pPr>
             <w:r>
               <w:rPr>
@@ -6965,7 +6965,7 @@
               <w:pStyle w:val="Compact"/>
               <w:jc w:val="left"/>
               <w:ind w:left="0" w:firstLine="0" w:right="0"/>
-              <w:spacing w:lineRule="auto" w:after="40" w:before="40" w:line="240"/>
+              <w:spacing w:after="40" w:lineRule="auto" w:before="40" w:line="240"/>
             </w:pPr>
             <w:r>
               <w:t xml:space="preserve">id</w:t>
@@ -6979,7 +6979,7 @@
               <w:pStyle w:val="Compact"/>
               <w:jc w:val="left"/>
               <w:ind w:left="0" w:firstLine="0" w:right="0"/>
-              <w:spacing w:lineRule="auto" w:after="40" w:before="40" w:line="240"/>
+              <w:spacing w:after="40" w:lineRule="auto" w:before="40" w:line="240"/>
             </w:pPr>
             <w:r>
               <w:t xml:space="preserve">INTEGER PK</w:t>
@@ -6993,7 +6993,7 @@
               <w:pStyle w:val="Compact"/>
               <w:jc w:val="left"/>
               <w:ind w:left="0" w:firstLine="0" w:right="0"/>
-              <w:spacing w:lineRule="auto" w:after="40" w:before="40" w:line="240"/>
+              <w:spacing w:after="40" w:lineRule="auto" w:before="40" w:line="240"/>
             </w:pPr>
             <w:r>
               <w:t xml:space="preserve">Auto-assigned internal key</w:t>
@@ -7009,7 +7009,7 @@
               <w:pStyle w:val="Compact"/>
               <w:jc w:val="left"/>
               <w:ind w:left="0" w:firstLine="0" w:right="0"/>
-              <w:spacing w:lineRule="auto" w:after="40" w:before="40" w:line="240"/>
+              <w:spacing w:after="40" w:lineRule="auto" w:before="40" w:line="240"/>
             </w:pPr>
             <w:r>
               <w:t xml:space="preserve">content_sha</w:t>
@@ -7023,7 +7023,7 @@
               <w:pStyle w:val="Compact"/>
               <w:jc w:val="left"/>
               <w:ind w:left="0" w:firstLine="0" w:right="0"/>
-              <w:spacing w:lineRule="auto" w:after="40" w:before="40" w:line="240"/>
+              <w:spacing w:after="40" w:lineRule="auto" w:before="40" w:line="240"/>
             </w:pPr>
             <w:r>
               <w:t xml:space="preserve">TEXT</w:t>
@@ -7037,7 +7037,7 @@
               <w:pStyle w:val="Compact"/>
               <w:jc w:val="left"/>
               <w:ind w:left="0" w:firstLine="0" w:right="0"/>
-              <w:spacing w:lineRule="auto" w:after="40" w:before="40" w:line="240"/>
+              <w:spacing w:after="40" w:lineRule="auto" w:before="40" w:line="240"/>
             </w:pPr>
             <w:r>
               <w:t xml:space="preserve">SHA1 checksum for change detection</w:t>
@@ -7053,7 +7053,7 @@
               <w:pStyle w:val="Compact"/>
               <w:jc w:val="left"/>
               <w:ind w:left="0" w:firstLine="0" w:right="0"/>
-              <w:spacing w:lineRule="auto" w:after="40" w:before="40" w:line="240"/>
+              <w:spacing w:after="40" w:lineRule="auto" w:before="40" w:line="240"/>
             </w:pPr>
             <w:r>
               <w:t xml:space="preserve">specification_ref</w:t>
@@ -7067,7 +7067,7 @@
               <w:pStyle w:val="Compact"/>
               <w:jc w:val="left"/>
               <w:ind w:left="0" w:firstLine="0" w:right="0"/>
-              <w:spacing w:lineRule="auto" w:after="40" w:before="40" w:line="240"/>
+              <w:spacing w:after="40" w:lineRule="auto" w:before="40" w:line="240"/>
             </w:pPr>
             <w:r>
               <w:t xml:space="preserve">TEXT NOT NULL FK</w:t>
@@ -7081,7 +7081,7 @@
               <w:pStyle w:val="Compact"/>
               <w:jc w:val="left"/>
               <w:ind w:left="0" w:firstLine="0" w:right="0"/>
-              <w:spacing w:lineRule="auto" w:after="40" w:before="40" w:line="240"/>
+              <w:spacing w:after="40" w:lineRule="auto" w:before="40" w:line="240"/>
             </w:pPr>
             <w:r>
               <w:t xml:space="preserve">Parent specification</w:t>
@@ -7097,7 +7097,7 @@
               <w:pStyle w:val="Compact"/>
               <w:jc w:val="left"/>
               <w:ind w:left="0" w:firstLine="0" w:right="0"/>
-              <w:spacing w:lineRule="auto" w:after="40" w:before="40" w:line="240"/>
+              <w:spacing w:after="40" w:lineRule="auto" w:before="40" w:line="240"/>
             </w:pPr>
             <w:r>
               <w:t xml:space="preserve">source_object_id</w:t>
@@ -7111,7 +7111,7 @@
               <w:pStyle w:val="Compact"/>
               <w:jc w:val="left"/>
               <w:ind w:left="0" w:firstLine="0" w:right="0"/>
-              <w:spacing w:lineRule="auto" w:after="40" w:before="40" w:line="240"/>
+              <w:spacing w:after="40" w:lineRule="auto" w:before="40" w:line="240"/>
             </w:pPr>
             <w:r>
               <w:t xml:space="preserve">INTEGER NOT NULL FK</w:t>
@@ -7125,7 +7125,7 @@
               <w:pStyle w:val="Compact"/>
               <w:jc w:val="left"/>
               <w:ind w:left="0" w:firstLine="0" w:right="0"/>
-              <w:spacing w:lineRule="auto" w:after="40" w:before="40" w:line="240"/>
+              <w:spacing w:after="40" w:lineRule="auto" w:before="40" w:line="240"/>
             </w:pPr>
             <w:r>
               <w:t xml:space="preserve">Source object</w:t>
@@ -7141,7 +7141,7 @@
               <w:pStyle w:val="Compact"/>
               <w:jc w:val="left"/>
               <w:ind w:left="0" w:firstLine="0" w:right="0"/>
-              <w:spacing w:lineRule="auto" w:after="40" w:before="40" w:line="240"/>
+              <w:spacing w:after="40" w:lineRule="auto" w:before="40" w:line="240"/>
             </w:pPr>
             <w:r>
               <w:t xml:space="preserve">target_text</w:t>
@@ -7155,7 +7155,7 @@
               <w:pStyle w:val="Compact"/>
               <w:jc w:val="left"/>
               <w:ind w:left="0" w:firstLine="0" w:right="0"/>
-              <w:spacing w:lineRule="auto" w:after="40" w:before="40" w:line="240"/>
+              <w:spacing w:after="40" w:lineRule="auto" w:before="40" w:line="240"/>
             </w:pPr>
             <w:r>
               <w:t xml:space="preserve">TEXT</w:t>
@@ -7169,7 +7169,7 @@
               <w:pStyle w:val="Compact"/>
               <w:jc w:val="left"/>
               <w:ind w:left="0" w:firstLine="0" w:right="0"/>
-              <w:spacing w:lineRule="auto" w:after="40" w:before="40" w:line="240"/>
+              <w:spacing w:after="40" w:lineRule="auto" w:before="40" w:line="240"/>
             </w:pPr>
             <w:r>
               <w:t xml:space="preserve">Target as written (before resolution)</w:t>
@@ -7185,7 +7185,7 @@
               <w:pStyle w:val="Compact"/>
               <w:jc w:val="left"/>
               <w:ind w:left="0" w:firstLine="0" w:right="0"/>
-              <w:spacing w:lineRule="auto" w:after="40" w:before="40" w:line="240"/>
+              <w:spacing w:after="40" w:lineRule="auto" w:before="40" w:line="240"/>
             </w:pPr>
             <w:r>
               <w:t xml:space="preserve">target_object_id</w:t>
@@ -7199,7 +7199,7 @@
               <w:pStyle w:val="Compact"/>
               <w:jc w:val="left"/>
               <w:ind w:left="0" w:firstLine="0" w:right="0"/>
-              <w:spacing w:lineRule="auto" w:after="40" w:before="40" w:line="240"/>
+              <w:spacing w:after="40" w:lineRule="auto" w:before="40" w:line="240"/>
             </w:pPr>
             <w:r>
               <w:t xml:space="preserve">INTEGER FK</w:t>
@@ -7213,7 +7213,7 @@
               <w:pStyle w:val="Compact"/>
               <w:jc w:val="left"/>
               <w:ind w:left="0" w:firstLine="0" w:right="0"/>
-              <w:spacing w:lineRule="auto" w:after="40" w:before="40" w:line="240"/>
+              <w:spacing w:after="40" w:lineRule="auto" w:before="40" w:line="240"/>
             </w:pPr>
             <w:r>
               <w:t xml:space="preserve">Resolved target object (NULL if unresolved)</w:t>
@@ -7229,7 +7229,7 @@
               <w:pStyle w:val="Compact"/>
               <w:jc w:val="left"/>
               <w:ind w:left="0" w:firstLine="0" w:right="0"/>
-              <w:spacing w:lineRule="auto" w:after="40" w:before="40" w:line="240"/>
+              <w:spacing w:after="40" w:lineRule="auto" w:before="40" w:line="240"/>
             </w:pPr>
             <w:r>
               <w:t xml:space="preserve">target_float_id</w:t>
@@ -7243,7 +7243,7 @@
               <w:pStyle w:val="Compact"/>
               <w:jc w:val="left"/>
               <w:ind w:left="0" w:firstLine="0" w:right="0"/>
-              <w:spacing w:lineRule="auto" w:after="40" w:before="40" w:line="240"/>
+              <w:spacing w:after="40" w:lineRule="auto" w:before="40" w:line="240"/>
             </w:pPr>
             <w:r>
               <w:t xml:space="preserve">INTEGER FK</w:t>
@@ -7257,7 +7257,7 @@
               <w:pStyle w:val="Compact"/>
               <w:jc w:val="left"/>
               <w:ind w:left="0" w:firstLine="0" w:right="0"/>
-              <w:spacing w:lineRule="auto" w:after="40" w:before="40" w:line="240"/>
+              <w:spacing w:after="40" w:lineRule="auto" w:before="40" w:line="240"/>
             </w:pPr>
             <w:r>
               <w:t xml:space="preserve">Resolved target float (NULL if unresolved)</w:t>
@@ -7273,7 +7273,7 @@
               <w:pStyle w:val="Compact"/>
               <w:jc w:val="left"/>
               <w:ind w:left="0" w:firstLine="0" w:right="0"/>
-              <w:spacing w:lineRule="auto" w:after="40" w:before="40" w:line="240"/>
+              <w:spacing w:after="40" w:lineRule="auto" w:before="40" w:line="240"/>
             </w:pPr>
             <w:r>
               <w:t xml:space="preserve">type_ref</w:t>
@@ -7287,7 +7287,7 @@
               <w:pStyle w:val="Compact"/>
               <w:jc w:val="left"/>
               <w:ind w:left="0" w:firstLine="0" w:right="0"/>
-              <w:spacing w:lineRule="auto" w:after="40" w:before="40" w:line="240"/>
+              <w:spacing w:after="40" w:lineRule="auto" w:before="40" w:line="240"/>
             </w:pPr>
             <w:r>
               <w:t xml:space="preserve">TEXT FK</w:t>
@@ -7301,7 +7301,7 @@
               <w:pStyle w:val="Compact"/>
               <w:jc w:val="left"/>
               <w:ind w:left="0" w:firstLine="0" w:right="0"/>
-              <w:spacing w:lineRule="auto" w:after="40" w:before="40" w:line="240"/>
+              <w:spacing w:after="40" w:lineRule="auto" w:before="40" w:line="240"/>
             </w:pPr>
             <w:r>
               <w:t xml:space="preserve">Inferred relation type</w:t>
@@ -7317,7 +7317,7 @@
               <w:pStyle w:val="Compact"/>
               <w:jc w:val="left"/>
               <w:ind w:left="0" w:firstLine="0" w:right="0"/>
-              <w:spacing w:lineRule="auto" w:after="40" w:before="40" w:line="240"/>
+              <w:spacing w:after="40" w:lineRule="auto" w:before="40" w:line="240"/>
             </w:pPr>
             <w:r>
               <w:t xml:space="preserve">is_ambiguous</w:t>
@@ -7331,7 +7331,7 @@
               <w:pStyle w:val="Compact"/>
               <w:jc w:val="left"/>
               <w:ind w:left="0" w:firstLine="0" w:right="0"/>
-              <w:spacing w:lineRule="auto" w:after="40" w:before="40" w:line="240"/>
+              <w:spacing w:after="40" w:lineRule="auto" w:before="40" w:line="240"/>
             </w:pPr>
             <w:r>
               <w:t xml:space="preserve">INTEGER DEFAULT 0</w:t>
@@ -7345,7 +7345,7 @@
               <w:pStyle w:val="Compact"/>
               <w:jc w:val="left"/>
               <w:ind w:left="0" w:firstLine="0" w:right="0"/>
-              <w:spacing w:lineRule="auto" w:after="40" w:before="40" w:line="240"/>
+              <w:spacing w:after="40" w:lineRule="auto" w:before="40" w:line="240"/>
             </w:pPr>
             <w:r>
               <w:t xml:space="preserve">1 = multiple matches found</w:t>
@@ -7361,7 +7361,7 @@
               <w:pStyle w:val="Compact"/>
               <w:jc w:val="left"/>
               <w:ind w:left="0" w:firstLine="0" w:right="0"/>
-              <w:spacing w:lineRule="auto" w:after="40" w:before="40" w:line="240"/>
+              <w:spacing w:after="40" w:lineRule="auto" w:before="40" w:line="240"/>
             </w:pPr>
             <w:r>
               <w:t xml:space="preserve">from_file</w:t>
@@ -7375,7 +7375,7 @@
               <w:pStyle w:val="Compact"/>
               <w:jc w:val="left"/>
               <w:ind w:left="0" w:firstLine="0" w:right="0"/>
-              <w:spacing w:lineRule="auto" w:after="40" w:before="40" w:line="240"/>
+              <w:spacing w:after="40" w:lineRule="auto" w:before="40" w:line="240"/>
             </w:pPr>
             <w:r>
               <w:t xml:space="preserve">TEXT NOT NULL</w:t>
@@ -7389,7 +7389,7 @@
               <w:pStyle w:val="Compact"/>
               <w:jc w:val="left"/>
               <w:ind w:left="0" w:firstLine="0" w:right="0"/>
-              <w:spacing w:lineRule="auto" w:after="40" w:before="40" w:line="240"/>
+              <w:spacing w:after="40" w:lineRule="auto" w:before="40" w:line="240"/>
             </w:pPr>
             <w:r>
               <w:t xml:space="preserve">Source file</w:t>
@@ -7405,7 +7405,7 @@
               <w:pStyle w:val="Compact"/>
               <w:jc w:val="left"/>
               <w:ind w:left="0" w:firstLine="0" w:right="0"/>
-              <w:spacing w:lineRule="auto" w:after="40" w:before="40" w:line="240"/>
+              <w:spacing w:after="40" w:lineRule="auto" w:before="40" w:line="240"/>
             </w:pPr>
             <w:r>
               <w:t xml:space="preserve">link_line</w:t>
@@ -7419,7 +7419,7 @@
               <w:pStyle w:val="Compact"/>
               <w:jc w:val="left"/>
               <w:ind w:left="0" w:firstLine="0" w:right="0"/>
-              <w:spacing w:lineRule="auto" w:after="40" w:before="40" w:line="240"/>
+              <w:spacing w:after="40" w:lineRule="auto" w:before="40" w:line="240"/>
             </w:pPr>
             <w:r>
               <w:t xml:space="preserve">INTEGER DEFAULT 0</w:t>
@@ -7433,7 +7433,7 @@
               <w:pStyle w:val="Compact"/>
               <w:jc w:val="left"/>
               <w:ind w:left="0" w:firstLine="0" w:right="0"/>
-              <w:spacing w:lineRule="auto" w:after="40" w:before="40" w:line="240"/>
+              <w:spacing w:after="40" w:lineRule="auto" w:before="40" w:line="240"/>
             </w:pPr>
             <w:r>
               <w:t xml:space="preserve">Line number of link</w:t>
@@ -7449,7 +7449,7 @@
               <w:pStyle w:val="Compact"/>
               <w:jc w:val="left"/>
               <w:ind w:left="0" w:firstLine="0" w:right="0"/>
-              <w:spacing w:lineRule="auto" w:after="40" w:before="40" w:line="240"/>
+              <w:spacing w:after="40" w:lineRule="auto" w:before="40" w:line="240"/>
             </w:pPr>
             <w:r>
               <w:t xml:space="preserve">source_attribute</w:t>
@@ -7463,7 +7463,7 @@
               <w:pStyle w:val="Compact"/>
               <w:jc w:val="left"/>
               <w:ind w:left="0" w:firstLine="0" w:right="0"/>
-              <w:spacing w:lineRule="auto" w:after="40" w:before="40" w:line="240"/>
+              <w:spacing w:after="40" w:lineRule="auto" w:before="40" w:line="240"/>
             </w:pPr>
             <w:r>
               <w:t xml:space="preserve">TEXT</w:t>
@@ -7477,7 +7477,7 @@
               <w:pStyle w:val="Compact"/>
               <w:jc w:val="left"/>
               <w:ind w:left="0" w:firstLine="0" w:right="0"/>
-              <w:spacing w:lineRule="auto" w:after="40" w:before="40" w:line="240"/>
+              <w:spacing w:after="40" w:lineRule="auto" w:before="40" w:line="240"/>
             </w:pPr>
             <w:r>
               <w:t xml:space="preserve">Attribute containing the link (NULL if in body)</w:t>
@@ -7493,7 +7493,7 @@
               <w:pStyle w:val="Compact"/>
               <w:jc w:val="left"/>
               <w:ind w:left="0" w:firstLine="0" w:right="0"/>
-              <w:spacing w:lineRule="auto" w:after="40" w:before="40" w:line="240"/>
+              <w:spacing w:after="40" w:lineRule="auto" w:before="40" w:line="240"/>
             </w:pPr>
             <w:r>
               <w:t xml:space="preserve">link_selector</w:t>
@@ -7507,7 +7507,7 @@
               <w:pStyle w:val="Compact"/>
               <w:jc w:val="left"/>
               <w:ind w:left="0" w:firstLine="0" w:right="0"/>
-              <w:spacing w:lineRule="auto" w:after="40" w:before="40" w:line="240"/>
+              <w:spacing w:after="40" w:lineRule="auto" w:before="40" w:line="240"/>
             </w:pPr>
             <w:r>
               <w:t xml:space="preserve">TEXT</w:t>
@@ -7521,7 +7521,7 @@
               <w:pStyle w:val="Compact"/>
               <w:jc w:val="left"/>
               <w:ind w:left="0" w:firstLine="0" w:right="0"/>
-              <w:spacing w:lineRule="auto" w:after="40" w:before="40" w:line="240"/>
+              <w:spacing w:after="40" w:lineRule="auto" w:before="40" w:line="240"/>
             </w:pPr>
             <w:r>
               <w:t xml:space="preserve">Selector syntax ("@" or "#")</w:t>
@@ -7569,7 +7569,7 @@
     </w:p>
     <w:p>
       <w:pPr>
-        <w:spacing w:after="0" w:before="0" w:line="20" w:lineRule="exact"/>
+        <w:spacing w:before="0" w:after="0" w:line="20" w:lineRule="exact"/>
         <w:rPr>
           <w:sz w:val="2"/>
         </w:rPr>
@@ -7611,18 +7611,18 @@
         <w:tblLook w:firstRow="1" w:lastRow="0" w:firstColumn="0" w:lastColumn="0" w:noHBand="0" w:noVBand="0" w:val="0020"/>
         <w:jc w:val="start"/>
         <w:tblBorders>
-          <w:top w:sz="6" w:color="000000" w:val="single" w:space="0"/>
-          <w:left w:sz="6" w:color="000000" w:val="single" w:space="0"/>
-          <w:bottom w:sz="6" w:color="000000" w:val="single" w:space="0"/>
-          <w:right w:sz="6" w:color="000000" w:val="single" w:space="0"/>
-          <w:insideH w:sz="6" w:color="000000" w:val="single" w:space="0"/>
-          <w:insideV w:sz="6" w:color="000000" w:val="single" w:space="0"/>
+          <w:top w:space="0" w:color="000000" w:sz="6" w:val="single"/>
+          <w:left w:space="0" w:color="000000" w:sz="6" w:val="single"/>
+          <w:bottom w:space="0" w:color="000000" w:sz="6" w:val="single"/>
+          <w:right w:space="0" w:color="000000" w:sz="6" w:val="single"/>
+          <w:insideH w:space="0" w:color="000000" w:sz="6" w:val="single"/>
+          <w:insideV w:space="0" w:color="000000" w:sz="6" w:val="single"/>
         </w:tblBorders>
         <w:tblCellMar>
-          <w:top w:w="57" w:type="dxa"/>
-          <w:left w:w="108" w:type="dxa"/>
-          <w:bottom w:w="57" w:type="dxa"/>
-          <w:right w:w="108" w:type="dxa"/>
+          <w:top w:type="dxa" w:w="57"/>
+          <w:left w:type="dxa" w:w="108"/>
+          <w:bottom w:type="dxa" w:w="57"/>
+          <w:right w:type="dxa" w:w="108"/>
         </w:tblCellMar>
       </w:tblPr>
       <w:tblGrid>
@@ -7636,14 +7636,14 @@
         </w:trPr>
         <w:tc>
           <w:tcPr>
-            <w:shd w:color="auto" w:val="clear" w:fill="E8E8E8"/>
+            <w:shd w:color="auto" w:fill="E8E8E8" w:val="clear"/>
           </w:tcPr>
           <w:p>
             <w:pPr>
               <w:pStyle w:val="Compact"/>
               <w:jc w:val="left"/>
               <w:ind w:left="0" w:firstLine="0" w:right="0"/>
-              <w:spacing w:lineRule="auto" w:after="40" w:before="40" w:line="240"/>
+              <w:spacing w:after="40" w:lineRule="auto" w:before="40" w:line="240"/>
             </w:pPr>
             <w:r>
               <w:rPr>
@@ -7655,14 +7655,14 @@
         </w:tc>
         <w:tc>
           <w:tcPr>
-            <w:shd w:color="auto" w:val="clear" w:fill="E8E8E8"/>
+            <w:shd w:color="auto" w:fill="E8E8E8" w:val="clear"/>
           </w:tcPr>
           <w:p>
             <w:pPr>
               <w:pStyle w:val="Compact"/>
               <w:jc w:val="left"/>
               <w:ind w:left="0" w:firstLine="0" w:right="0"/>
-              <w:spacing w:lineRule="auto" w:after="40" w:before="40" w:line="240"/>
+              <w:spacing w:after="40" w:lineRule="auto" w:before="40" w:line="240"/>
             </w:pPr>
             <w:r>
               <w:rPr>
@@ -7674,14 +7674,14 @@
         </w:tc>
         <w:tc>
           <w:tcPr>
-            <w:shd w:color="auto" w:val="clear" w:fill="E8E8E8"/>
+            <w:shd w:color="auto" w:fill="E8E8E8" w:val="clear"/>
           </w:tcPr>
           <w:p>
             <w:pPr>
               <w:pStyle w:val="Compact"/>
               <w:jc w:val="left"/>
               <w:ind w:left="0" w:firstLine="0" w:right="0"/>
-              <w:spacing w:lineRule="auto" w:after="40" w:before="40" w:line="240"/>
+              <w:spacing w:after="40" w:lineRule="auto" w:before="40" w:line="240"/>
             </w:pPr>
             <w:r>
               <w:rPr>
@@ -7700,7 +7700,7 @@
               <w:pStyle w:val="Compact"/>
               <w:jc w:val="left"/>
               <w:ind w:left="0" w:firstLine="0" w:right="0"/>
-              <w:spacing w:lineRule="auto" w:after="40" w:before="40" w:line="240"/>
+              <w:spacing w:after="40" w:lineRule="auto" w:before="40" w:line="240"/>
             </w:pPr>
             <w:r>
               <w:t xml:space="preserve">id</w:t>
@@ -7714,7 +7714,7 @@
               <w:pStyle w:val="Compact"/>
               <w:jc w:val="left"/>
               <w:ind w:left="0" w:firstLine="0" w:right="0"/>
-              <w:spacing w:lineRule="auto" w:after="40" w:before="40" w:line="240"/>
+              <w:spacing w:after="40" w:lineRule="auto" w:before="40" w:line="240"/>
             </w:pPr>
             <w:r>
               <w:t xml:space="preserve">INTEGER PK</w:t>
@@ -7728,7 +7728,7 @@
               <w:pStyle w:val="Compact"/>
               <w:jc w:val="left"/>
               <w:ind w:left="0" w:firstLine="0" w:right="0"/>
-              <w:spacing w:lineRule="auto" w:after="40" w:before="40" w:line="240"/>
+              <w:spacing w:after="40" w:lineRule="auto" w:before="40" w:line="240"/>
             </w:pPr>
             <w:r>
               <w:t xml:space="preserve">Auto-assigned internal key</w:t>
@@ -7744,7 +7744,7 @@
               <w:pStyle w:val="Compact"/>
               <w:jc w:val="left"/>
               <w:ind w:left="0" w:firstLine="0" w:right="0"/>
-              <w:spacing w:lineRule="auto" w:after="40" w:before="40" w:line="240"/>
+              <w:spacing w:after="40" w:lineRule="auto" w:before="40" w:line="240"/>
             </w:pPr>
             <w:r>
               <w:t xml:space="preserve">content_sha</w:t>
@@ -7758,7 +7758,7 @@
               <w:pStyle w:val="Compact"/>
               <w:jc w:val="left"/>
               <w:ind w:left="0" w:firstLine="0" w:right="0"/>
-              <w:spacing w:lineRule="auto" w:after="40" w:before="40" w:line="240"/>
+              <w:spacing w:after="40" w:lineRule="auto" w:before="40" w:line="240"/>
             </w:pPr>
             <w:r>
               <w:t xml:space="preserve">TEXT</w:t>
@@ -7772,7 +7772,7 @@
               <w:pStyle w:val="Compact"/>
               <w:jc w:val="left"/>
               <w:ind w:left="0" w:firstLine="0" w:right="0"/>
-              <w:spacing w:lineRule="auto" w:after="40" w:before="40" w:line="240"/>
+              <w:spacing w:after="40" w:lineRule="auto" w:before="40" w:line="240"/>
             </w:pPr>
             <w:r>
               <w:t xml:space="preserve">SHA1 checksum for change detection</w:t>
@@ -7788,7 +7788,7 @@
               <w:pStyle w:val="Compact"/>
               <w:jc w:val="left"/>
               <w:ind w:left="0" w:firstLine="0" w:right="0"/>
-              <w:spacing w:lineRule="auto" w:after="40" w:before="40" w:line="240"/>
+              <w:spacing w:after="40" w:lineRule="auto" w:before="40" w:line="240"/>
             </w:pPr>
             <w:r>
               <w:t xml:space="preserve">specification_ref</w:t>
@@ -7802,7 +7802,7 @@
               <w:pStyle w:val="Compact"/>
               <w:jc w:val="left"/>
               <w:ind w:left="0" w:firstLine="0" w:right="0"/>
-              <w:spacing w:lineRule="auto" w:after="40" w:before="40" w:line="240"/>
+              <w:spacing w:after="40" w:lineRule="auto" w:before="40" w:line="240"/>
             </w:pPr>
             <w:r>
               <w:t xml:space="preserve">TEXT NOT NULL FK</w:t>
@@ -7816,7 +7816,7 @@
               <w:pStyle w:val="Compact"/>
               <w:jc w:val="left"/>
               <w:ind w:left="0" w:firstLine="0" w:right="0"/>
-              <w:spacing w:lineRule="auto" w:after="40" w:before="40" w:line="240"/>
+              <w:spacing w:after="40" w:lineRule="auto" w:before="40" w:line="240"/>
             </w:pPr>
             <w:r>
               <w:t xml:space="preserve">Parent specification</w:t>
@@ -7832,7 +7832,7 @@
               <w:pStyle w:val="Compact"/>
               <w:jc w:val="left"/>
               <w:ind w:left="0" w:firstLine="0" w:right="0"/>
-              <w:spacing w:lineRule="auto" w:after="40" w:before="40" w:line="240"/>
+              <w:spacing w:after="40" w:lineRule="auto" w:before="40" w:line="240"/>
             </w:pPr>
             <w:r>
               <w:t xml:space="preserve">view_type_ref</w:t>
@@ -7846,7 +7846,7 @@
               <w:pStyle w:val="Compact"/>
               <w:jc w:val="left"/>
               <w:ind w:left="0" w:firstLine="0" w:right="0"/>
-              <w:spacing w:lineRule="auto" w:after="40" w:before="40" w:line="240"/>
+              <w:spacing w:after="40" w:lineRule="auto" w:before="40" w:line="240"/>
             </w:pPr>
             <w:r>
               <w:t xml:space="preserve">TEXT NOT NULL FK</w:t>
@@ -7860,7 +7860,7 @@
               <w:pStyle w:val="Compact"/>
               <w:jc w:val="left"/>
               <w:ind w:left="0" w:firstLine="0" w:right="0"/>
-              <w:spacing w:lineRule="auto" w:after="40" w:before="40" w:line="240"/>
+              <w:spacing w:after="40" w:lineRule="auto" w:before="40" w:line="240"/>
             </w:pPr>
             <w:r>
               <w:t xml:space="preserve">View type</w:t>
@@ -7876,7 +7876,7 @@
               <w:pStyle w:val="Compact"/>
               <w:jc w:val="left"/>
               <w:ind w:left="0" w:firstLine="0" w:right="0"/>
-              <w:spacing w:lineRule="auto" w:after="40" w:before="40" w:line="240"/>
+              <w:spacing w:after="40" w:lineRule="auto" w:before="40" w:line="240"/>
             </w:pPr>
             <w:r>
               <w:t xml:space="preserve">from_file</w:t>
@@ -7890,7 +7890,7 @@
               <w:pStyle w:val="Compact"/>
               <w:jc w:val="left"/>
               <w:ind w:left="0" w:firstLine="0" w:right="0"/>
-              <w:spacing w:lineRule="auto" w:after="40" w:before="40" w:line="240"/>
+              <w:spacing w:after="40" w:lineRule="auto" w:before="40" w:line="240"/>
             </w:pPr>
             <w:r>
               <w:t xml:space="preserve">TEXT NOT NULL</w:t>
@@ -7904,7 +7904,7 @@
               <w:pStyle w:val="Compact"/>
               <w:jc w:val="left"/>
               <w:ind w:left="0" w:firstLine="0" w:right="0"/>
-              <w:spacing w:lineRule="auto" w:after="40" w:before="40" w:line="240"/>
+              <w:spacing w:after="40" w:lineRule="auto" w:before="40" w:line="240"/>
             </w:pPr>
             <w:r>
               <w:t xml:space="preserve">Source file path</w:t>
@@ -7920,7 +7920,7 @@
               <w:pStyle w:val="Compact"/>
               <w:jc w:val="left"/>
               <w:ind w:left="0" w:firstLine="0" w:right="0"/>
-              <w:spacing w:lineRule="auto" w:after="40" w:before="40" w:line="240"/>
+              <w:spacing w:after="40" w:lineRule="auto" w:before="40" w:line="240"/>
             </w:pPr>
             <w:r>
               <w:t xml:space="preserve">file_seq</w:t>
@@ -7934,7 +7934,7 @@
               <w:pStyle w:val="Compact"/>
               <w:jc w:val="left"/>
               <w:ind w:left="0" w:firstLine="0" w:right="0"/>
-              <w:spacing w:lineRule="auto" w:after="40" w:before="40" w:line="240"/>
+              <w:spacing w:after="40" w:lineRule="auto" w:before="40" w:line="240"/>
             </w:pPr>
             <w:r>
               <w:t xml:space="preserve">INTEGER NOT NULL</w:t>
@@ -7948,7 +7948,7 @@
               <w:pStyle w:val="Compact"/>
               <w:jc w:val="left"/>
               <w:ind w:left="0" w:firstLine="0" w:right="0"/>
-              <w:spacing w:lineRule="auto" w:after="40" w:before="40" w:line="240"/>
+              <w:spacing w:after="40" w:lineRule="auto" w:before="40" w:line="240"/>
             </w:pPr>
             <w:r>
               <w:t xml:space="preserve">Sequence within file</w:t>
@@ -7964,7 +7964,7 @@
               <w:pStyle w:val="Compact"/>
               <w:jc w:val="left"/>
               <w:ind w:left="0" w:firstLine="0" w:right="0"/>
-              <w:spacing w:lineRule="auto" w:after="40" w:before="40" w:line="240"/>
+              <w:spacing w:after="40" w:lineRule="auto" w:before="40" w:line="240"/>
             </w:pPr>
             <w:r>
               <w:t xml:space="preserve">start_line</w:t>
@@ -7978,7 +7978,7 @@
               <w:pStyle w:val="Compact"/>
               <w:jc w:val="left"/>
               <w:ind w:left="0" w:firstLine="0" w:right="0"/>
-              <w:spacing w:lineRule="auto" w:after="40" w:before="40" w:line="240"/>
+              <w:spacing w:after="40" w:lineRule="auto" w:before="40" w:line="240"/>
             </w:pPr>
             <w:r>
               <w:t xml:space="preserve">INTEGER</w:t>
@@ -7992,7 +7992,7 @@
               <w:pStyle w:val="Compact"/>
               <w:jc w:val="left"/>
               <w:ind w:left="0" w:firstLine="0" w:right="0"/>
-              <w:spacing w:lineRule="auto" w:after="40" w:before="40" w:line="240"/>
+              <w:spacing w:after="40" w:lineRule="auto" w:before="40" w:line="240"/>
             </w:pPr>
             <w:r>
               <w:t xml:space="preserve">Start line in source</w:t>
@@ -8008,7 +8008,7 @@
               <w:pStyle w:val="Compact"/>
               <w:jc w:val="left"/>
               <w:ind w:left="0" w:firstLine="0" w:right="0"/>
-              <w:spacing w:lineRule="auto" w:after="40" w:before="40" w:line="240"/>
+              <w:spacing w:after="40" w:lineRule="auto" w:before="40" w:line="240"/>
             </w:pPr>
             <w:r>
               <w:t xml:space="preserve">raw_ast</w:t>
@@ -8022,7 +8022,7 @@
               <w:pStyle w:val="Compact"/>
               <w:jc w:val="left"/>
               <w:ind w:left="0" w:firstLine="0" w:right="0"/>
-              <w:spacing w:lineRule="auto" w:after="40" w:before="40" w:line="240"/>
+              <w:spacing w:after="40" w:lineRule="auto" w:before="40" w:line="240"/>
             </w:pPr>
             <w:r>
               <w:t xml:space="preserve">JSON</w:t>
@@ -8036,7 +8036,7 @@
               <w:pStyle w:val="Compact"/>
               <w:jc w:val="left"/>
               <w:ind w:left="0" w:firstLine="0" w:right="0"/>
-              <w:spacing w:lineRule="auto" w:after="40" w:before="40" w:line="240"/>
+              <w:spacing w:after="40" w:lineRule="auto" w:before="40" w:line="240"/>
             </w:pPr>
             <w:r>
               <w:t xml:space="preserve">Original Pandoc AST</w:t>
@@ -8052,7 +8052,7 @@
               <w:pStyle w:val="Compact"/>
               <w:jc w:val="left"/>
               <w:ind w:left="0" w:firstLine="0" w:right="0"/>
-              <w:spacing w:lineRule="auto" w:after="40" w:before="40" w:line="240"/>
+              <w:spacing w:after="40" w:lineRule="auto" w:before="40" w:line="240"/>
             </w:pPr>
             <w:r>
               <w:t xml:space="preserve">resolved_ast</w:t>
@@ -8066,7 +8066,7 @@
               <w:pStyle w:val="Compact"/>
               <w:jc w:val="left"/>
               <w:ind w:left="0" w:firstLine="0" w:right="0"/>
-              <w:spacing w:lineRule="auto" w:after="40" w:before="40" w:line="240"/>
+              <w:spacing w:after="40" w:lineRule="auto" w:before="40" w:line="240"/>
             </w:pPr>
             <w:r>
               <w:t xml:space="preserve">JSON</w:t>
@@ -8080,7 +8080,7 @@
               <w:pStyle w:val="Compact"/>
               <w:jc w:val="left"/>
               <w:ind w:left="0" w:firstLine="0" w:right="0"/>
-              <w:spacing w:lineRule="auto" w:after="40" w:before="40" w:line="240"/>
+              <w:spacing w:after="40" w:lineRule="auto" w:before="40" w:line="240"/>
             </w:pPr>
             <w:r>
               <w:t xml:space="preserve">Materialized view as Pandoc AST</w:t>
@@ -8096,7 +8096,7 @@
               <w:pStyle w:val="Compact"/>
               <w:jc w:val="left"/>
               <w:ind w:left="0" w:firstLine="0" w:right="0"/>
-              <w:spacing w:lineRule="auto" w:after="40" w:before="40" w:line="240"/>
+              <w:spacing w:after="40" w:lineRule="auto" w:before="40" w:line="240"/>
             </w:pPr>
             <w:r>
               <w:t xml:space="preserve">resolved_data</w:t>
@@ -8110,7 +8110,7 @@
               <w:pStyle w:val="Compact"/>
               <w:jc w:val="left"/>
               <w:ind w:left="0" w:firstLine="0" w:right="0"/>
-              <w:spacing w:lineRule="auto" w:after="40" w:before="40" w:line="240"/>
+              <w:spacing w:after="40" w:lineRule="auto" w:before="40" w:line="240"/>
             </w:pPr>
             <w:r>
               <w:t xml:space="preserve">JSON</w:t>
@@ -8124,7 +8124,7 @@
               <w:pStyle w:val="Compact"/>
               <w:jc w:val="left"/>
               <w:ind w:left="0" w:firstLine="0" w:right="0"/>
-              <w:spacing w:lineRule="auto" w:after="40" w:before="40" w:line="240"/>
+              <w:spacing w:after="40" w:lineRule="auto" w:before="40" w:line="240"/>
             </w:pPr>
             <w:r>
               <w:t xml:space="preserve">Pre-computed view data</w:t>
@@ -8157,7 +8157,7 @@
     </w:p>
     <w:p>
       <w:pPr>
-        <w:spacing w:after="0" w:before="0" w:line="20" w:lineRule="exact"/>
+        <w:spacing w:before="0" w:after="0" w:line="20" w:lineRule="exact"/>
         <w:rPr>
           <w:sz w:val="2"/>
         </w:rPr>
@@ -8199,18 +8199,18 @@
         <w:tblLook w:firstRow="1" w:lastRow="0" w:firstColumn="0" w:lastColumn="0" w:noHBand="0" w:noVBand="0" w:val="0020"/>
         <w:jc w:val="start"/>
         <w:tblBorders>
-          <w:top w:sz="6" w:color="000000" w:val="single" w:space="0"/>
-          <w:left w:sz="6" w:color="000000" w:val="single" w:space="0"/>
-          <w:bottom w:sz="6" w:color="000000" w:val="single" w:space="0"/>
-          <w:right w:sz="6" w:color="000000" w:val="single" w:space="0"/>
-          <w:insideH w:sz="6" w:color="000000" w:val="single" w:space="0"/>
-          <w:insideV w:sz="6" w:color="000000" w:val="single" w:space="0"/>
+          <w:top w:space="0" w:color="000000" w:sz="6" w:val="single"/>
+          <w:left w:space="0" w:color="000000" w:sz="6" w:val="single"/>
+          <w:bottom w:space="0" w:color="000000" w:sz="6" w:val="single"/>
+          <w:right w:space="0" w:color="000000" w:sz="6" w:val="single"/>
+          <w:insideH w:space="0" w:color="000000" w:sz="6" w:val="single"/>
+          <w:insideV w:space="0" w:color="000000" w:sz="6" w:val="single"/>
         </w:tblBorders>
         <w:tblCellMar>
-          <w:top w:w="57" w:type="dxa"/>
-          <w:left w:w="108" w:type="dxa"/>
-          <w:bottom w:w="57" w:type="dxa"/>
-          <w:right w:w="108" w:type="dxa"/>
+          <w:top w:type="dxa" w:w="57"/>
+          <w:left w:type="dxa" w:w="108"/>
+          <w:bottom w:type="dxa" w:w="57"/>
+          <w:right w:type="dxa" w:w="108"/>
         </w:tblCellMar>
       </w:tblPr>
       <w:tblGrid>
@@ -8224,14 +8224,14 @@
         </w:trPr>
         <w:tc>
           <w:tcPr>
-            <w:shd w:color="auto" w:val="clear" w:fill="E8E8E8"/>
+            <w:shd w:color="auto" w:fill="E8E8E8" w:val="clear"/>
           </w:tcPr>
           <w:p>
             <w:pPr>
               <w:pStyle w:val="Compact"/>
               <w:jc w:val="left"/>
               <w:ind w:left="0" w:firstLine="0" w:right="0"/>
-              <w:spacing w:lineRule="auto" w:after="40" w:before="40" w:line="240"/>
+              <w:spacing w:after="40" w:lineRule="auto" w:before="40" w:line="240"/>
             </w:pPr>
             <w:r>
               <w:rPr>
@@ -8243,14 +8243,14 @@
         </w:tc>
         <w:tc>
           <w:tcPr>
-            <w:shd w:color="auto" w:val="clear" w:fill="E8E8E8"/>
+            <w:shd w:color="auto" w:fill="E8E8E8" w:val="clear"/>
           </w:tcPr>
           <w:p>
             <w:pPr>
               <w:pStyle w:val="Compact"/>
               <w:jc w:val="left"/>
               <w:ind w:left="0" w:firstLine="0" w:right="0"/>
-              <w:spacing w:lineRule="auto" w:after="40" w:before="40" w:line="240"/>
+              <w:spacing w:after="40" w:lineRule="auto" w:before="40" w:line="240"/>
             </w:pPr>
             <w:r>
               <w:rPr>
@@ -8262,14 +8262,14 @@
         </w:tc>
         <w:tc>
           <w:tcPr>
-            <w:shd w:color="auto" w:val="clear" w:fill="E8E8E8"/>
+            <w:shd w:color="auto" w:fill="E8E8E8" w:val="clear"/>
           </w:tcPr>
           <w:p>
             <w:pPr>
               <w:pStyle w:val="Compact"/>
               <w:jc w:val="left"/>
               <w:ind w:left="0" w:firstLine="0" w:right="0"/>
-              <w:spacing w:lineRule="auto" w:after="40" w:before="40" w:line="240"/>
+              <w:spacing w:after="40" w:lineRule="auto" w:before="40" w:line="240"/>
             </w:pPr>
             <w:r>
               <w:rPr>
@@ -8288,7 +8288,7 @@
               <w:pStyle w:val="Compact"/>
               <w:jc w:val="left"/>
               <w:ind w:left="0" w:firstLine="0" w:right="0"/>
-              <w:spacing w:lineRule="auto" w:after="40" w:before="40" w:line="240"/>
+              <w:spacing w:after="40" w:lineRule="auto" w:before="40" w:line="240"/>
             </w:pPr>
             <w:r>
               <w:t xml:space="preserve">id</w:t>
@@ -8302,7 +8302,7 @@
               <w:pStyle w:val="Compact"/>
               <w:jc w:val="left"/>
               <w:ind w:left="0" w:firstLine="0" w:right="0"/>
-              <w:spacing w:lineRule="auto" w:after="40" w:before="40" w:line="240"/>
+              <w:spacing w:after="40" w:lineRule="auto" w:before="40" w:line="240"/>
             </w:pPr>
             <w:r>
               <w:t xml:space="preserve">INTEGER PK</w:t>
@@ -8316,7 +8316,7 @@
               <w:pStyle w:val="Compact"/>
               <w:jc w:val="left"/>
               <w:ind w:left="0" w:firstLine="0" w:right="0"/>
-              <w:spacing w:lineRule="auto" w:after="40" w:before="40" w:line="240"/>
+              <w:spacing w:after="40" w:lineRule="auto" w:before="40" w:line="240"/>
             </w:pPr>
             <w:r>
               <w:t xml:space="preserve">Auto-assigned internal key</w:t>
@@ -8332,7 +8332,7 @@
               <w:pStyle w:val="Compact"/>
               <w:jc w:val="left"/>
               <w:ind w:left="0" w:firstLine="0" w:right="0"/>
-              <w:spacing w:lineRule="auto" w:after="40" w:before="40" w:line="240"/>
+              <w:spacing w:after="40" w:lineRule="auto" w:before="40" w:line="240"/>
             </w:pPr>
             <w:r>
               <w:t xml:space="preserve">content_sha</w:t>
@@ -8346,7 +8346,7 @@
               <w:pStyle w:val="Compact"/>
               <w:jc w:val="left"/>
               <w:ind w:left="0" w:firstLine="0" w:right="0"/>
-              <w:spacing w:lineRule="auto" w:after="40" w:before="40" w:line="240"/>
+              <w:spacing w:after="40" w:lineRule="auto" w:before="40" w:line="240"/>
             </w:pPr>
             <w:r>
               <w:t xml:space="preserve">TEXT</w:t>
@@ -8360,7 +8360,7 @@
               <w:pStyle w:val="Compact"/>
               <w:jc w:val="left"/>
               <w:ind w:left="0" w:firstLine="0" w:right="0"/>
-              <w:spacing w:lineRule="auto" w:after="40" w:before="40" w:line="240"/>
+              <w:spacing w:after="40" w:lineRule="auto" w:before="40" w:line="240"/>
             </w:pPr>
             <w:r>
               <w:t xml:space="preserve">SHA1 checksum for change detection</w:t>
@@ -8376,7 +8376,7 @@
               <w:pStyle w:val="Compact"/>
               <w:jc w:val="left"/>
               <w:ind w:left="0" w:firstLine="0" w:right="0"/>
-              <w:spacing w:lineRule="auto" w:after="40" w:before="40" w:line="240"/>
+              <w:spacing w:after="40" w:lineRule="auto" w:before="40" w:line="240"/>
             </w:pPr>
             <w:r>
               <w:t xml:space="preserve">specification_ref</w:t>
@@ -8390,7 +8390,7 @@
               <w:pStyle w:val="Compact"/>
               <w:jc w:val="left"/>
               <w:ind w:left="0" w:firstLine="0" w:right="0"/>
-              <w:spacing w:lineRule="auto" w:after="40" w:before="40" w:line="240"/>
+              <w:spacing w:after="40" w:lineRule="auto" w:before="40" w:line="240"/>
             </w:pPr>
             <w:r>
               <w:t xml:space="preserve">TEXT NOT NULL FK</w:t>
@@ -8404,7 +8404,7 @@
               <w:pStyle w:val="Compact"/>
               <w:jc w:val="left"/>
               <w:ind w:left="0" w:firstLine="0" w:right="0"/>
-              <w:spacing w:lineRule="auto" w:after="40" w:before="40" w:line="240"/>
+              <w:spacing w:after="40" w:lineRule="auto" w:before="40" w:line="240"/>
             </w:pPr>
             <w:r>
               <w:t xml:space="preserve">Parent specification</w:t>
@@ -8420,7 +8420,7 @@
               <w:pStyle w:val="Compact"/>
               <w:jc w:val="left"/>
               <w:ind w:left="0" w:firstLine="0" w:right="0"/>
-              <w:spacing w:lineRule="auto" w:after="40" w:before="40" w:line="240"/>
+              <w:spacing w:after="40" w:lineRule="auto" w:before="40" w:line="240"/>
             </w:pPr>
             <w:r>
               <w:t xml:space="preserve">owner_object_id</w:t>
@@ -8434,7 +8434,7 @@
               <w:pStyle w:val="Compact"/>
               <w:jc w:val="left"/>
               <w:ind w:left="0" w:firstLine="0" w:right="0"/>
-              <w:spacing w:lineRule="auto" w:after="40" w:before="40" w:line="240"/>
+              <w:spacing w:after="40" w:lineRule="auto" w:before="40" w:line="240"/>
             </w:pPr>
             <w:r>
               <w:t xml:space="preserve">INTEGER FK</w:t>
@@ -8448,7 +8448,7 @@
               <w:pStyle w:val="Compact"/>
               <w:jc w:val="left"/>
               <w:ind w:left="0" w:firstLine="0" w:right="0"/>
-              <w:spacing w:lineRule="auto" w:after="40" w:before="40" w:line="240"/>
+              <w:spacing w:after="40" w:lineRule="auto" w:before="40" w:line="240"/>
             </w:pPr>
             <w:r>
               <w:t xml:space="preserve">Owner spec object (NULL if float)</w:t>
@@ -8464,7 +8464,7 @@
               <w:pStyle w:val="Compact"/>
               <w:jc w:val="left"/>
               <w:ind w:left="0" w:firstLine="0" w:right="0"/>
-              <w:spacing w:lineRule="auto" w:after="40" w:before="40" w:line="240"/>
+              <w:spacing w:after="40" w:lineRule="auto" w:before="40" w:line="240"/>
             </w:pPr>
             <w:r>
               <w:t xml:space="preserve">owner_float_id</w:t>
@@ -8478,7 +8478,7 @@
               <w:pStyle w:val="Compact"/>
               <w:jc w:val="left"/>
               <w:ind w:left="0" w:firstLine="0" w:right="0"/>
-              <w:spacing w:lineRule="auto" w:after="40" w:before="40" w:line="240"/>
+              <w:spacing w:after="40" w:lineRule="auto" w:before="40" w:line="240"/>
             </w:pPr>
             <w:r>
               <w:t xml:space="preserve">INTEGER FK</w:t>
@@ -8492,7 +8492,7 @@
               <w:pStyle w:val="Compact"/>
               <w:jc w:val="left"/>
               <w:ind w:left="0" w:firstLine="0" w:right="0"/>
-              <w:spacing w:lineRule="auto" w:after="40" w:before="40" w:line="240"/>
+              <w:spacing w:after="40" w:lineRule="auto" w:before="40" w:line="240"/>
             </w:pPr>
             <w:r>
               <w:t xml:space="preserve">Owner spec float (NULL if object)</w:t>
@@ -8508,7 +8508,7 @@
               <w:pStyle w:val="Compact"/>
               <w:jc w:val="left"/>
               <w:ind w:left="0" w:firstLine="0" w:right="0"/>
-              <w:spacing w:lineRule="auto" w:after="40" w:before="40" w:line="240"/>
+              <w:spacing w:after="40" w:lineRule="auto" w:before="40" w:line="240"/>
             </w:pPr>
             <w:r>
               <w:t xml:space="preserve">name</w:t>
@@ -8522,7 +8522,7 @@
               <w:pStyle w:val="Compact"/>
               <w:jc w:val="left"/>
               <w:ind w:left="0" w:firstLine="0" w:right="0"/>
-              <w:spacing w:lineRule="auto" w:after="40" w:before="40" w:line="240"/>
+              <w:spacing w:after="40" w:lineRule="auto" w:before="40" w:line="240"/>
             </w:pPr>
             <w:r>
               <w:t xml:space="preserve">TEXT NOT NULL</w:t>
@@ -8536,7 +8536,7 @@
               <w:pStyle w:val="Compact"/>
               <w:jc w:val="left"/>
               <w:ind w:left="0" w:firstLine="0" w:right="0"/>
-              <w:spacing w:lineRule="auto" w:after="40" w:before="40" w:line="240"/>
+              <w:spacing w:after="40" w:lineRule="auto" w:before="40" w:line="240"/>
             </w:pPr>
             <w:r>
               <w:t xml:space="preserve">Attribute name</w:t>
@@ -8552,7 +8552,7 @@
               <w:pStyle w:val="Compact"/>
               <w:jc w:val="left"/>
               <w:ind w:left="0" w:firstLine="0" w:right="0"/>
-              <w:spacing w:lineRule="auto" w:after="40" w:before="40" w:line="240"/>
+              <w:spacing w:after="40" w:lineRule="auto" w:before="40" w:line="240"/>
             </w:pPr>
             <w:r>
               <w:t xml:space="preserve">raw_value</w:t>
@@ -8566,7 +8566,7 @@
               <w:pStyle w:val="Compact"/>
               <w:jc w:val="left"/>
               <w:ind w:left="0" w:firstLine="0" w:right="0"/>
-              <w:spacing w:lineRule="auto" w:after="40" w:before="40" w:line="240"/>
+              <w:spacing w:after="40" w:lineRule="auto" w:before="40" w:line="240"/>
             </w:pPr>
             <w:r>
               <w:t xml:space="preserve">TEXT</w:t>
@@ -8580,7 +8580,7 @@
               <w:pStyle w:val="Compact"/>
               <w:jc w:val="left"/>
               <w:ind w:left="0" w:firstLine="0" w:right="0"/>
-              <w:spacing w:lineRule="auto" w:after="40" w:before="40" w:line="240"/>
+              <w:spacing w:after="40" w:lineRule="auto" w:before="40" w:line="240"/>
             </w:pPr>
             <w:r>
               <w:t xml:space="preserve">Original value (before type casting)</w:t>
@@ -8596,7 +8596,7 @@
               <w:pStyle w:val="Compact"/>
               <w:jc w:val="left"/>
               <w:ind w:left="0" w:firstLine="0" w:right="0"/>
-              <w:spacing w:lineRule="auto" w:after="40" w:before="40" w:line="240"/>
+              <w:spacing w:after="40" w:lineRule="auto" w:before="40" w:line="240"/>
             </w:pPr>
             <w:r>
               <w:t xml:space="preserve">string_value</w:t>
@@ -8610,7 +8610,7 @@
               <w:pStyle w:val="Compact"/>
               <w:jc w:val="left"/>
               <w:ind w:left="0" w:firstLine="0" w:right="0"/>
-              <w:spacing w:lineRule="auto" w:after="40" w:before="40" w:line="240"/>
+              <w:spacing w:after="40" w:lineRule="auto" w:before="40" w:line="240"/>
             </w:pPr>
             <w:r>
               <w:t xml:space="preserve">TEXT</w:t>
@@ -8624,7 +8624,7 @@
               <w:pStyle w:val="Compact"/>
               <w:jc w:val="left"/>
               <w:ind w:left="0" w:firstLine="0" w:right="0"/>
-              <w:spacing w:lineRule="auto" w:after="40" w:before="40" w:line="240"/>
+              <w:spacing w:after="40" w:lineRule="auto" w:before="40" w:line="240"/>
             </w:pPr>
             <w:r>
               <w:t xml:space="preserve">For STRING datatype</w:t>
@@ -8640,7 +8640,7 @@
               <w:pStyle w:val="Compact"/>
               <w:jc w:val="left"/>
               <w:ind w:left="0" w:firstLine="0" w:right="0"/>
-              <w:spacing w:lineRule="auto" w:after="40" w:before="40" w:line="240"/>
+              <w:spacing w:after="40" w:lineRule="auto" w:before="40" w:line="240"/>
             </w:pPr>
             <w:r>
               <w:t xml:space="preserve">int_value</w:t>
@@ -8654,7 +8654,7 @@
               <w:pStyle w:val="Compact"/>
               <w:jc w:val="left"/>
               <w:ind w:left="0" w:firstLine="0" w:right="0"/>
-              <w:spacing w:lineRule="auto" w:after="40" w:before="40" w:line="240"/>
+              <w:spacing w:after="40" w:lineRule="auto" w:before="40" w:line="240"/>
             </w:pPr>
             <w:r>
               <w:t xml:space="preserve">INTEGER</w:t>
@@ -8668,7 +8668,7 @@
               <w:pStyle w:val="Compact"/>
               <w:jc w:val="left"/>
               <w:ind w:left="0" w:firstLine="0" w:right="0"/>
-              <w:spacing w:lineRule="auto" w:after="40" w:before="40" w:line="240"/>
+              <w:spacing w:after="40" w:lineRule="auto" w:before="40" w:line="240"/>
             </w:pPr>
             <w:r>
               <w:t xml:space="preserve">For INTEGER datatype</w:t>
@@ -8684,7 +8684,7 @@
               <w:pStyle w:val="Compact"/>
               <w:jc w:val="left"/>
               <w:ind w:left="0" w:firstLine="0" w:right="0"/>
-              <w:spacing w:lineRule="auto" w:after="40" w:before="40" w:line="240"/>
+              <w:spacing w:after="40" w:lineRule="auto" w:before="40" w:line="240"/>
             </w:pPr>
             <w:r>
               <w:t xml:space="preserve">real_value</w:t>
@@ -8698,7 +8698,7 @@
               <w:pStyle w:val="Compact"/>
               <w:jc w:val="left"/>
               <w:ind w:left="0" w:firstLine="0" w:right="0"/>
-              <w:spacing w:lineRule="auto" w:after="40" w:before="40" w:line="240"/>
+              <w:spacing w:after="40" w:lineRule="auto" w:before="40" w:line="240"/>
             </w:pPr>
             <w:r>
               <w:t xml:space="preserve">REAL</w:t>
@@ -8712,7 +8712,7 @@
               <w:pStyle w:val="Compact"/>
               <w:jc w:val="left"/>
               <w:ind w:left="0" w:firstLine="0" w:right="0"/>
-              <w:spacing w:lineRule="auto" w:after="40" w:before="40" w:line="240"/>
+              <w:spacing w:after="40" w:lineRule="auto" w:before="40" w:line="240"/>
             </w:pPr>
             <w:r>
               <w:t xml:space="preserve">For REAL datatype</w:t>
@@ -8728,7 +8728,7 @@
               <w:pStyle w:val="Compact"/>
               <w:jc w:val="left"/>
               <w:ind w:left="0" w:firstLine="0" w:right="0"/>
-              <w:spacing w:lineRule="auto" w:after="40" w:before="40" w:line="240"/>
+              <w:spacing w:after="40" w:lineRule="auto" w:before="40" w:line="240"/>
             </w:pPr>
             <w:r>
               <w:t xml:space="preserve">bool_value</w:t>
@@ -8742,7 +8742,7 @@
               <w:pStyle w:val="Compact"/>
               <w:jc w:val="left"/>
               <w:ind w:left="0" w:firstLine="0" w:right="0"/>
-              <w:spacing w:lineRule="auto" w:after="40" w:before="40" w:line="240"/>
+              <w:spacing w:after="40" w:lineRule="auto" w:before="40" w:line="240"/>
             </w:pPr>
             <w:r>
               <w:t xml:space="preserve">INTEGER</w:t>
@@ -8756,7 +8756,7 @@
               <w:pStyle w:val="Compact"/>
               <w:jc w:val="left"/>
               <w:ind w:left="0" w:firstLine="0" w:right="0"/>
-              <w:spacing w:lineRule="auto" w:after="40" w:before="40" w:line="240"/>
+              <w:spacing w:after="40" w:lineRule="auto" w:before="40" w:line="240"/>
             </w:pPr>
             <w:r>
               <w:t xml:space="preserve">For BOOLEAN datatype (0/1)</w:t>
@@ -8772,7 +8772,7 @@
               <w:pStyle w:val="Compact"/>
               <w:jc w:val="left"/>
               <w:ind w:left="0" w:firstLine="0" w:right="0"/>
-              <w:spacing w:lineRule="auto" w:after="40" w:before="40" w:line="240"/>
+              <w:spacing w:after="40" w:lineRule="auto" w:before="40" w:line="240"/>
             </w:pPr>
             <w:r>
               <w:t xml:space="preserve">date_value</w:t>
@@ -8786,7 +8786,7 @@
               <w:pStyle w:val="Compact"/>
               <w:jc w:val="left"/>
               <w:ind w:left="0" w:firstLine="0" w:right="0"/>
-              <w:spacing w:lineRule="auto" w:after="40" w:before="40" w:line="240"/>
+              <w:spacing w:after="40" w:lineRule="auto" w:before="40" w:line="240"/>
             </w:pPr>
             <w:r>
               <w:t xml:space="preserve">TEXT</w:t>
@@ -8800,7 +8800,7 @@
               <w:pStyle w:val="Compact"/>
               <w:jc w:val="left"/>
               <w:ind w:left="0" w:firstLine="0" w:right="0"/>
-              <w:spacing w:lineRule="auto" w:after="40" w:before="40" w:line="240"/>
+              <w:spacing w:after="40" w:lineRule="auto" w:before="40" w:line="240"/>
             </w:pPr>
             <w:r>
               <w:t xml:space="preserve">For DATE datatype (YYYY-MM-DD)</w:t>
@@ -8816,7 +8816,7 @@
               <w:pStyle w:val="Compact"/>
               <w:jc w:val="left"/>
               <w:ind w:left="0" w:firstLine="0" w:right="0"/>
-              <w:spacing w:lineRule="auto" w:after="40" w:before="40" w:line="240"/>
+              <w:spacing w:after="40" w:lineRule="auto" w:before="40" w:line="240"/>
             </w:pPr>
             <w:r>
               <w:t xml:space="preserve">enum_ref</w:t>
@@ -8830,7 +8830,7 @@
               <w:pStyle w:val="Compact"/>
               <w:jc w:val="left"/>
               <w:ind w:left="0" w:firstLine="0" w:right="0"/>
-              <w:spacing w:lineRule="auto" w:after="40" w:before="40" w:line="240"/>
+              <w:spacing w:after="40" w:lineRule="auto" w:before="40" w:line="240"/>
             </w:pPr>
             <w:r>
               <w:t xml:space="preserve">TEXT FK</w:t>
@@ -8844,7 +8844,7 @@
               <w:pStyle w:val="Compact"/>
               <w:jc w:val="left"/>
               <w:ind w:left="0" w:firstLine="0" w:right="0"/>
-              <w:spacing w:lineRule="auto" w:after="40" w:before="40" w:line="240"/>
+              <w:spacing w:after="40" w:lineRule="auto" w:before="40" w:line="240"/>
             </w:pPr>
             <w:r>
               <w:t xml:space="preserve">For ENUM datatype (FK to enum_values)</w:t>
@@ -8860,7 +8860,7 @@
               <w:pStyle w:val="Compact"/>
               <w:jc w:val="left"/>
               <w:ind w:left="0" w:firstLine="0" w:right="0"/>
-              <w:spacing w:lineRule="auto" w:after="40" w:before="40" w:line="240"/>
+              <w:spacing w:after="40" w:lineRule="auto" w:before="40" w:line="240"/>
             </w:pPr>
             <w:r>
               <w:t xml:space="preserve">ast</w:t>
@@ -8874,7 +8874,7 @@
               <w:pStyle w:val="Compact"/>
               <w:jc w:val="left"/>
               <w:ind w:left="0" w:firstLine="0" w:right="0"/>
-              <w:spacing w:lineRule="auto" w:after="40" w:before="40" w:line="240"/>
+              <w:spacing w:after="40" w:lineRule="auto" w:before="40" w:line="240"/>
             </w:pPr>
             <w:r>
               <w:t xml:space="preserve">JSON</w:t>
@@ -8888,7 +8888,7 @@
               <w:pStyle w:val="Compact"/>
               <w:jc w:val="left"/>
               <w:ind w:left="0" w:firstLine="0" w:right="0"/>
-              <w:spacing w:lineRule="auto" w:after="40" w:before="40" w:line="240"/>
+              <w:spacing w:after="40" w:lineRule="auto" w:before="40" w:line="240"/>
             </w:pPr>
             <w:r>
               <w:t xml:space="preserve">For XHTML datatype (Pandoc AST)</w:t>
@@ -8904,7 +8904,7 @@
               <w:pStyle w:val="Compact"/>
               <w:jc w:val="left"/>
               <w:ind w:left="0" w:firstLine="0" w:right="0"/>
-              <w:spacing w:lineRule="auto" w:after="40" w:before="40" w:line="240"/>
+              <w:spacing w:after="40" w:lineRule="auto" w:before="40" w:line="240"/>
             </w:pPr>
             <w:r>
               <w:t xml:space="preserve">datatype</w:t>
@@ -8918,7 +8918,7 @@
               <w:pStyle w:val="Compact"/>
               <w:jc w:val="left"/>
               <w:ind w:left="0" w:firstLine="0" w:right="0"/>
-              <w:spacing w:lineRule="auto" w:after="40" w:before="40" w:line="240"/>
+              <w:spacing w:after="40" w:lineRule="auto" w:before="40" w:line="240"/>
             </w:pPr>
             <w:r>
               <w:t xml:space="preserve">TEXT NOT NULL</w:t>
@@ -8932,7 +8932,7 @@
               <w:pStyle w:val="Compact"/>
               <w:jc w:val="left"/>
               <w:ind w:left="0" w:firstLine="0" w:right="0"/>
-              <w:spacing w:lineRule="auto" w:after="40" w:before="40" w:line="240"/>
+              <w:spacing w:after="40" w:lineRule="auto" w:before="40" w:line="240"/>
             </w:pPr>
             <w:r>
               <w:t xml:space="preserve">Actual datatype used</w:t>
@@ -9750,14 +9750,14 @@
 <w:ftr xmlns:r="http://schemas.openxmlformats.org/officeDocument/2006/relationships" xmlns:w="http://schemas.openxmlformats.org/wordprocessingml/2006/main">
   <w:tbl>
     <w:tblPr>
-      <w:tblW w:w="5000" w:type="pct"/>
+      <w:tblW w:type="pct" w:w="5000"/>
       <w:tblBorders>
-        <w:top w:sz="4" w:color="CCCCCC" w:val="single" w:space="1"/>
-        <w:bottom w:sz="0" w:color="auto" w:val="none" w:space="0"/>
-        <w:left w:sz="0" w:color="auto" w:val="none" w:space="0"/>
-        <w:right w:sz="0" w:color="auto" w:val="none" w:space="0"/>
-        <w:insideH w:sz="0" w:color="auto" w:val="none" w:space="0"/>
-        <w:insideV w:sz="0" w:color="auto" w:val="none" w:space="0"/>
+        <w:top w:space="1" w:color="CCCCCC" w:sz="4" w:val="single"/>
+        <w:bottom w:space="0" w:color="auto" w:sz="0" w:val="none"/>
+        <w:left w:space="0" w:color="auto" w:sz="0" w:val="none"/>
+        <w:right w:space="0" w:color="auto" w:sz="0" w:val="none"/>
+        <w:insideH w:space="0" w:color="auto" w:sz="0" w:val="none"/>
+        <w:insideV w:space="0" w:color="auto" w:sz="0" w:val="none"/>
       </w:tblBorders>
       <w:tblLayout w:type="fixed"/>
     </w:tblPr>
@@ -9769,7 +9769,7 @@
     <w:tr>
       <w:tc>
         <w:tcPr>
-          <w:tcW w:w="1667" w:type="pct"/>
+          <w:tcW w:type="pct" w:w="1667"/>
         </w:tcPr>
         <w:p>
           <w:pPr>
@@ -9783,7 +9783,7 @@
       </w:tc>
       <w:tc>
         <w:tcPr>
-          <w:tcW w:w="1667" w:type="pct"/>
+          <w:tcW w:type="pct" w:w="1667"/>
         </w:tcPr>
         <w:p>
           <w:pPr>
@@ -9797,7 +9797,7 @@
       </w:tc>
       <w:tc>
         <w:tcPr>
-          <w:tcW w:w="1667" w:type="pct"/>
+          <w:tcW w:type="pct" w:w="1667"/>
         </w:tcPr>
         <w:p>
           <w:pPr>
@@ -10987,18 +10987,18 @@
     <w:basedOn w:val="VerbatimChar"/>
     <w:rPr/>
   </w:style>
-  <w:style w:customStyle="1" w:type="paragraph" w:styleId="SpecObjectHeader">
+  <w:style w:type="paragraph" w:styleId="SpecObjectHeader" w:customStyle="1">
     <w:name w:val="Spec Object Header"/>
     <w:basedOn w:val="Normal"/>
     <w:next w:val="FirstParagraph"/>
     <w:qFormat/>
     <w:pPr>
       <w:keepNext/>
-      <w:spacing w:lineRule="auto" w:after="120" w:before="280" w:line="276"/>
+      <w:spacing w:after="120" w:lineRule="auto" w:before="280" w:line="276"/>
       <w:outlineLvl w:val="0"/>
     </w:pPr>
     <w:rPr>
-      <w:rFonts w:cs="Calibri Light" w:hAnsi="Calibri Light" w:ascii="Calibri Light"/>
+      <w:rFonts w:ascii="Calibri Light" w:hAnsi="Calibri Light" w:cs="Calibri Light"/>
       <w:b/>
       <w:bCs/>
       <w:color w:val="0F4C64"/>

--- a/specir/downloads/specir.docx
+++ b/specir/downloads/specir.docx
@@ -16,7 +16,7 @@
       <w:pPr>
         <w:pStyle w:val="TOCHeading"/>
       </w:pPr>
-      <w:bookmarkStart w:id="28179" w:name="SPEC-sec1"/>
+      <w:bookmarkStart w:name="SPEC-sec1" w:id="28179"/>
       <w:r>
         <w:rPr>
           <w:color w:val="000000"/>
@@ -387,12 +387,12 @@
     </w:p>
     <w:p>
       <w:pPr>
-        <w:spacing w:before="0" w:after="0" w:line="20" w:lineRule="exact"/>
+        <w:spacing w:before="0" w:line="20" w:lineRule="exact" w:after="0"/>
         <w:rPr>
           <w:sz w:val="2"/>
         </w:rPr>
       </w:pPr>
-      <w:bookmarkStart w:id="64546" w:name="csv-tbl-object-types"/>
+      <w:bookmarkStart w:name="csv-tbl-object-types" w:id="64546"/>
       <w:bookmarkEnd w:id="64546"/>
     </w:p>
     <w:p>
@@ -429,18 +429,18 @@
         <w:tblLook w:firstRow="1" w:lastRow="0" w:firstColumn="0" w:lastColumn="0" w:noHBand="0" w:noVBand="0" w:val="0020"/>
         <w:jc w:val="start"/>
         <w:tblBorders>
-          <w:top w:space="0" w:color="000000" w:sz="6" w:val="single"/>
-          <w:left w:space="0" w:color="000000" w:sz="6" w:val="single"/>
-          <w:bottom w:space="0" w:color="000000" w:sz="6" w:val="single"/>
-          <w:right w:space="0" w:color="000000" w:sz="6" w:val="single"/>
-          <w:insideH w:space="0" w:color="000000" w:sz="6" w:val="single"/>
-          <w:insideV w:space="0" w:color="000000" w:sz="6" w:val="single"/>
+          <w:top w:val="single" w:space="0" w:color="000000" w:sz="6"/>
+          <w:left w:val="single" w:space="0" w:color="000000" w:sz="6"/>
+          <w:bottom w:val="single" w:space="0" w:color="000000" w:sz="6"/>
+          <w:right w:val="single" w:space="0" w:color="000000" w:sz="6"/>
+          <w:insideH w:val="single" w:space="0" w:color="000000" w:sz="6"/>
+          <w:insideV w:val="single" w:space="0" w:color="000000" w:sz="6"/>
         </w:tblBorders>
         <w:tblCellMar>
-          <w:top w:type="dxa" w:w="57"/>
-          <w:left w:type="dxa" w:w="108"/>
-          <w:bottom w:type="dxa" w:w="57"/>
-          <w:right w:type="dxa" w:w="108"/>
+          <w:top w:w="57" w:type="dxa"/>
+          <w:left w:w="108" w:type="dxa"/>
+          <w:bottom w:w="57" w:type="dxa"/>
+          <w:right w:w="108" w:type="dxa"/>
         </w:tblCellMar>
       </w:tblPr>
       <w:tblGrid>
@@ -454,14 +454,14 @@
         </w:trPr>
         <w:tc>
           <w:tcPr>
-            <w:shd w:color="auto" w:fill="E8E8E8" w:val="clear"/>
+            <w:shd w:val="clear" w:color="auto" w:fill="E8E8E8"/>
           </w:tcPr>
           <w:p>
             <w:pPr>
               <w:pStyle w:val="Compact"/>
               <w:jc w:val="left"/>
               <w:ind w:left="0" w:firstLine="0" w:right="0"/>
-              <w:spacing w:after="40" w:lineRule="auto" w:before="40" w:line="240"/>
+              <w:spacing w:line="240" w:after="40" w:before="40" w:lineRule="auto"/>
             </w:pPr>
             <w:r>
               <w:rPr>
@@ -473,14 +473,14 @@
         </w:tc>
         <w:tc>
           <w:tcPr>
-            <w:shd w:color="auto" w:fill="E8E8E8" w:val="clear"/>
+            <w:shd w:val="clear" w:color="auto" w:fill="E8E8E8"/>
           </w:tcPr>
           <w:p>
             <w:pPr>
               <w:pStyle w:val="Compact"/>
               <w:jc w:val="left"/>
               <w:ind w:left="0" w:firstLine="0" w:right="0"/>
-              <w:spacing w:after="40" w:lineRule="auto" w:before="40" w:line="240"/>
+              <w:spacing w:line="240" w:after="40" w:before="40" w:lineRule="auto"/>
             </w:pPr>
             <w:r>
               <w:rPr>
@@ -492,14 +492,14 @@
         </w:tc>
         <w:tc>
           <w:tcPr>
-            <w:shd w:color="auto" w:fill="E8E8E8" w:val="clear"/>
+            <w:shd w:val="clear" w:color="auto" w:fill="E8E8E8"/>
           </w:tcPr>
           <w:p>
             <w:pPr>
               <w:pStyle w:val="Compact"/>
               <w:jc w:val="left"/>
               <w:ind w:left="0" w:firstLine="0" w:right="0"/>
-              <w:spacing w:after="40" w:lineRule="auto" w:before="40" w:line="240"/>
+              <w:spacing w:line="240" w:after="40" w:before="40" w:lineRule="auto"/>
             </w:pPr>
             <w:r>
               <w:rPr>
@@ -518,7 +518,7 @@
               <w:pStyle w:val="Compact"/>
               <w:jc w:val="left"/>
               <w:ind w:left="0" w:firstLine="0" w:right="0"/>
-              <w:spacing w:after="40" w:lineRule="auto" w:before="40" w:line="240"/>
+              <w:spacing w:line="240" w:after="40" w:before="40" w:lineRule="auto"/>
             </w:pPr>
             <w:r>
               <w:t xml:space="preserve">identifier</w:t>
@@ -532,7 +532,7 @@
               <w:pStyle w:val="Compact"/>
               <w:jc w:val="left"/>
               <w:ind w:left="0" w:firstLine="0" w:right="0"/>
-              <w:spacing w:after="40" w:lineRule="auto" w:before="40" w:line="240"/>
+              <w:spacing w:line="240" w:after="40" w:before="40" w:lineRule="auto"/>
             </w:pPr>
             <w:r>
               <w:t xml:space="preserve">TEXT PK</w:t>
@@ -546,7 +546,7 @@
               <w:pStyle w:val="Compact"/>
               <w:jc w:val="left"/>
               <w:ind w:left="0" w:firstLine="0" w:right="0"/>
-              <w:spacing w:after="40" w:lineRule="auto" w:before="40" w:line="240"/>
+              <w:spacing w:line="240" w:after="40" w:before="40" w:lineRule="auto"/>
             </w:pPr>
             <w:r>
               <w:t xml:space="preserve">Unique type code (e.g. HLR)</w:t>
@@ -562,7 +562,7 @@
               <w:pStyle w:val="Compact"/>
               <w:jc w:val="left"/>
               <w:ind w:left="0" w:firstLine="0" w:right="0"/>
-              <w:spacing w:after="40" w:lineRule="auto" w:before="40" w:line="240"/>
+              <w:spacing w:line="240" w:after="40" w:before="40" w:lineRule="auto"/>
             </w:pPr>
             <w:r>
               <w:t xml:space="preserve">long_name</w:t>
@@ -576,7 +576,7 @@
               <w:pStyle w:val="Compact"/>
               <w:jc w:val="left"/>
               <w:ind w:left="0" w:firstLine="0" w:right="0"/>
-              <w:spacing w:after="40" w:lineRule="auto" w:before="40" w:line="240"/>
+              <w:spacing w:line="240" w:after="40" w:before="40" w:lineRule="auto"/>
             </w:pPr>
             <w:r>
               <w:t xml:space="preserve">TEXT NOT NULL UNIQUE</w:t>
@@ -590,7 +590,7 @@
               <w:pStyle w:val="Compact"/>
               <w:jc w:val="left"/>
               <w:ind w:left="0" w:firstLine="0" w:right="0"/>
-              <w:spacing w:after="40" w:lineRule="auto" w:before="40" w:line="240"/>
+              <w:spacing w:line="240" w:after="40" w:before="40" w:lineRule="auto"/>
             </w:pPr>
             <w:r>
               <w:t xml:space="preserve">Human-readable name</w:t>
@@ -606,7 +606,7 @@
               <w:pStyle w:val="Compact"/>
               <w:jc w:val="left"/>
               <w:ind w:left="0" w:firstLine="0" w:right="0"/>
-              <w:spacing w:after="40" w:lineRule="auto" w:before="40" w:line="240"/>
+              <w:spacing w:line="240" w:after="40" w:before="40" w:lineRule="auto"/>
             </w:pPr>
             <w:r>
               <w:t xml:space="preserve">description</w:t>
@@ -620,7 +620,7 @@
               <w:pStyle w:val="Compact"/>
               <w:jc w:val="left"/>
               <w:ind w:left="0" w:firstLine="0" w:right="0"/>
-              <w:spacing w:after="40" w:lineRule="auto" w:before="40" w:line="240"/>
+              <w:spacing w:line="240" w:after="40" w:before="40" w:lineRule="auto"/>
             </w:pPr>
             <w:r>
               <w:t xml:space="preserve">TEXT</w:t>
@@ -634,7 +634,7 @@
               <w:pStyle w:val="Compact"/>
               <w:jc w:val="left"/>
               <w:ind w:left="0" w:firstLine="0" w:right="0"/>
-              <w:spacing w:after="40" w:lineRule="auto" w:before="40" w:line="240"/>
+              <w:spacing w:line="240" w:after="40" w:before="40" w:lineRule="auto"/>
             </w:pPr>
             <w:r>
               <w:t xml:space="preserve">Documentation</w:t>
@@ -650,7 +650,7 @@
               <w:pStyle w:val="Compact"/>
               <w:jc w:val="left"/>
               <w:ind w:left="0" w:firstLine="0" w:right="0"/>
-              <w:spacing w:after="40" w:lineRule="auto" w:before="40" w:line="240"/>
+              <w:spacing w:line="240" w:after="40" w:before="40" w:lineRule="auto"/>
             </w:pPr>
             <w:r>
               <w:t xml:space="preserve">extends</w:t>
@@ -664,7 +664,7 @@
               <w:pStyle w:val="Compact"/>
               <w:jc w:val="left"/>
               <w:ind w:left="0" w:firstLine="0" w:right="0"/>
-              <w:spacing w:after="40" w:lineRule="auto" w:before="40" w:line="240"/>
+              <w:spacing w:line="240" w:after="40" w:before="40" w:lineRule="auto"/>
             </w:pPr>
             <w:r>
               <w:t xml:space="preserve">TEXT</w:t>
@@ -678,7 +678,7 @@
               <w:pStyle w:val="Compact"/>
               <w:jc w:val="left"/>
               <w:ind w:left="0" w:firstLine="0" w:right="0"/>
-              <w:spacing w:after="40" w:lineRule="auto" w:before="40" w:line="240"/>
+              <w:spacing w:line="240" w:after="40" w:before="40" w:lineRule="auto"/>
             </w:pPr>
             <w:r>
               <w:t xml:space="preserve">Parent type for inheritance</w:t>
@@ -694,7 +694,7 @@
               <w:pStyle w:val="Compact"/>
               <w:jc w:val="left"/>
               <w:ind w:left="0" w:firstLine="0" w:right="0"/>
-              <w:spacing w:after="40" w:lineRule="auto" w:before="40" w:line="240"/>
+              <w:spacing w:line="240" w:after="40" w:before="40" w:lineRule="auto"/>
             </w:pPr>
             <w:r>
               <w:t xml:space="preserve">is_composite</w:t>
@@ -708,7 +708,7 @@
               <w:pStyle w:val="Compact"/>
               <w:jc w:val="left"/>
               <w:ind w:left="0" w:firstLine="0" w:right="0"/>
-              <w:spacing w:after="40" w:lineRule="auto" w:before="40" w:line="240"/>
+              <w:spacing w:line="240" w:after="40" w:before="40" w:lineRule="auto"/>
             </w:pPr>
             <w:r>
               <w:t xml:space="preserve">INTEGER DEFAULT 0</w:t>
@@ -722,7 +722,7 @@
               <w:pStyle w:val="Compact"/>
               <w:jc w:val="left"/>
               <w:ind w:left="0" w:firstLine="0" w:right="0"/>
-              <w:spacing w:after="40" w:lineRule="auto" w:before="40" w:line="240"/>
+              <w:spacing w:line="240" w:after="40" w:before="40" w:lineRule="auto"/>
             </w:pPr>
             <w:r>
               <w:t xml:space="preserve">1 = container type (e.g. SECTION)</w:t>
@@ -738,7 +738,7 @@
               <w:pStyle w:val="Compact"/>
               <w:jc w:val="left"/>
               <w:ind w:left="0" w:firstLine="0" w:right="0"/>
-              <w:spacing w:after="40" w:lineRule="auto" w:before="40" w:line="240"/>
+              <w:spacing w:line="240" w:after="40" w:before="40" w:lineRule="auto"/>
             </w:pPr>
             <w:r>
               <w:t xml:space="preserve">is_required</w:t>
@@ -752,7 +752,7 @@
               <w:pStyle w:val="Compact"/>
               <w:jc w:val="left"/>
               <w:ind w:left="0" w:firstLine="0" w:right="0"/>
-              <w:spacing w:after="40" w:lineRule="auto" w:before="40" w:line="240"/>
+              <w:spacing w:line="240" w:after="40" w:before="40" w:lineRule="auto"/>
             </w:pPr>
             <w:r>
               <w:t xml:space="preserve">INTEGER DEFAULT 0</w:t>
@@ -766,7 +766,7 @@
               <w:pStyle w:val="Compact"/>
               <w:jc w:val="left"/>
               <w:ind w:left="0" w:firstLine="0" w:right="0"/>
-              <w:spacing w:after="40" w:lineRule="auto" w:before="40" w:line="240"/>
+              <w:spacing w:line="240" w:after="40" w:before="40" w:lineRule="auto"/>
             </w:pPr>
             <w:r>
               <w:t xml:space="preserve">1 = every spec must have at least one</w:t>
@@ -782,7 +782,7 @@
               <w:pStyle w:val="Compact"/>
               <w:jc w:val="left"/>
               <w:ind w:left="0" w:firstLine="0" w:right="0"/>
-              <w:spacing w:after="40" w:lineRule="auto" w:before="40" w:line="240"/>
+              <w:spacing w:line="240" w:after="40" w:before="40" w:lineRule="auto"/>
             </w:pPr>
             <w:r>
               <w:t xml:space="preserve">is_default</w:t>
@@ -796,7 +796,7 @@
               <w:pStyle w:val="Compact"/>
               <w:jc w:val="left"/>
               <w:ind w:left="0" w:firstLine="0" w:right="0"/>
-              <w:spacing w:after="40" w:lineRule="auto" w:before="40" w:line="240"/>
+              <w:spacing w:line="240" w:after="40" w:before="40" w:lineRule="auto"/>
             </w:pPr>
             <w:r>
               <w:t xml:space="preserve">INTEGER DEFAULT 0</w:t>
@@ -810,7 +810,7 @@
               <w:pStyle w:val="Compact"/>
               <w:jc w:val="left"/>
               <w:ind w:left="0" w:firstLine="0" w:right="0"/>
-              <w:spacing w:after="40" w:lineRule="auto" w:before="40" w:line="240"/>
+              <w:spacing w:line="240" w:after="40" w:before="40" w:lineRule="auto"/>
             </w:pPr>
             <w:r>
               <w:t xml:space="preserve">1 = used when header has no explicit type</w:t>
@@ -826,7 +826,7 @@
               <w:pStyle w:val="Compact"/>
               <w:jc w:val="left"/>
               <w:ind w:left="0" w:firstLine="0" w:right="0"/>
-              <w:spacing w:after="40" w:lineRule="auto" w:before="40" w:line="240"/>
+              <w:spacing w:line="240" w:after="40" w:before="40" w:lineRule="auto"/>
             </w:pPr>
             <w:r>
               <w:t xml:space="preserve">pid_prefix</w:t>
@@ -840,7 +840,7 @@
               <w:pStyle w:val="Compact"/>
               <w:jc w:val="left"/>
               <w:ind w:left="0" w:firstLine="0" w:right="0"/>
-              <w:spacing w:after="40" w:lineRule="auto" w:before="40" w:line="240"/>
+              <w:spacing w:line="240" w:after="40" w:before="40" w:lineRule="auto"/>
             </w:pPr>
             <w:r>
               <w:t xml:space="preserve">TEXT</w:t>
@@ -854,7 +854,7 @@
               <w:pStyle w:val="Compact"/>
               <w:jc w:val="left"/>
               <w:ind w:left="0" w:firstLine="0" w:right="0"/>
-              <w:spacing w:after="40" w:lineRule="auto" w:before="40" w:line="240"/>
+              <w:spacing w:line="240" w:after="40" w:before="40" w:lineRule="auto"/>
             </w:pPr>
             <w:r>
               <w:t xml:space="preserve">Default PID prefix for auto-generation</w:t>
@@ -870,7 +870,7 @@
               <w:pStyle w:val="Compact"/>
               <w:jc w:val="left"/>
               <w:ind w:left="0" w:firstLine="0" w:right="0"/>
-              <w:spacing w:after="40" w:lineRule="auto" w:before="40" w:line="240"/>
+              <w:spacing w:line="240" w:after="40" w:before="40" w:lineRule="auto"/>
             </w:pPr>
             <w:r>
               <w:t xml:space="preserve">pid_format</w:t>
@@ -884,7 +884,7 @@
               <w:pStyle w:val="Compact"/>
               <w:jc w:val="left"/>
               <w:ind w:left="0" w:firstLine="0" w:right="0"/>
-              <w:spacing w:after="40" w:lineRule="auto" w:before="40" w:line="240"/>
+              <w:spacing w:line="240" w:after="40" w:before="40" w:lineRule="auto"/>
             </w:pPr>
             <w:r>
               <w:t xml:space="preserve">TEXT DEFAULT '%s-%03d'</w:t>
@@ -898,7 +898,7 @@
               <w:pStyle w:val="Compact"/>
               <w:jc w:val="left"/>
               <w:ind w:left="0" w:firstLine="0" w:right="0"/>
-              <w:spacing w:after="40" w:lineRule="auto" w:before="40" w:line="240"/>
+              <w:spacing w:line="240" w:after="40" w:before="40" w:lineRule="auto"/>
             </w:pPr>
             <w:r>
               <w:t xml:space="preserve">Printf format for auto-generated PIDs</w:t>
@@ -914,7 +914,7 @@
               <w:pStyle w:val="Compact"/>
               <w:jc w:val="left"/>
               <w:ind w:left="0" w:firstLine="0" w:right="0"/>
-              <w:spacing w:after="40" w:lineRule="auto" w:before="40" w:line="240"/>
+              <w:spacing w:line="240" w:after="40" w:before="40" w:lineRule="auto"/>
             </w:pPr>
             <w:r>
               <w:t xml:space="preserve">aliases</w:t>
@@ -928,7 +928,7 @@
               <w:pStyle w:val="Compact"/>
               <w:jc w:val="left"/>
               <w:ind w:left="0" w:firstLine="0" w:right="0"/>
-              <w:spacing w:after="40" w:lineRule="auto" w:before="40" w:line="240"/>
+              <w:spacing w:line="240" w:after="40" w:before="40" w:lineRule="auto"/>
             </w:pPr>
             <w:r>
               <w:t xml:space="preserve">TEXT</w:t>
@@ -942,7 +942,7 @@
               <w:pStyle w:val="Compact"/>
               <w:jc w:val="left"/>
               <w:ind w:left="0" w:firstLine="0" w:right="0"/>
-              <w:spacing w:after="40" w:lineRule="auto" w:before="40" w:line="240"/>
+              <w:spacing w:line="240" w:after="40" w:before="40" w:lineRule="auto"/>
             </w:pPr>
             <w:r>
               <w:t xml:space="preserve">Comma-wrapped aliases (e.g. ",hlr,req,")</w:t>
@@ -975,12 +975,12 @@
     </w:p>
     <w:p>
       <w:pPr>
-        <w:spacing w:before="0" w:after="0" w:line="20" w:lineRule="exact"/>
+        <w:spacing w:before="0" w:line="20" w:lineRule="exact" w:after="0"/>
         <w:rPr>
           <w:sz w:val="2"/>
         </w:rPr>
       </w:pPr>
-      <w:bookmarkStart w:id="21619" w:name="csv-tbl-float-types"/>
+      <w:bookmarkStart w:name="csv-tbl-float-types" w:id="21619"/>
       <w:bookmarkEnd w:id="21619"/>
     </w:p>
     <w:p>
@@ -1017,18 +1017,18 @@
         <w:tblLook w:firstRow="1" w:lastRow="0" w:firstColumn="0" w:lastColumn="0" w:noHBand="0" w:noVBand="0" w:val="0020"/>
         <w:jc w:val="start"/>
         <w:tblBorders>
-          <w:top w:space="0" w:color="000000" w:sz="6" w:val="single"/>
-          <w:left w:space="0" w:color="000000" w:sz="6" w:val="single"/>
-          <w:bottom w:space="0" w:color="000000" w:sz="6" w:val="single"/>
-          <w:right w:space="0" w:color="000000" w:sz="6" w:val="single"/>
-          <w:insideH w:space="0" w:color="000000" w:sz="6" w:val="single"/>
-          <w:insideV w:space="0" w:color="000000" w:sz="6" w:val="single"/>
+          <w:top w:val="single" w:space="0" w:color="000000" w:sz="6"/>
+          <w:left w:val="single" w:space="0" w:color="000000" w:sz="6"/>
+          <w:bottom w:val="single" w:space="0" w:color="000000" w:sz="6"/>
+          <w:right w:val="single" w:space="0" w:color="000000" w:sz="6"/>
+          <w:insideH w:val="single" w:space="0" w:color="000000" w:sz="6"/>
+          <w:insideV w:val="single" w:space="0" w:color="000000" w:sz="6"/>
         </w:tblBorders>
         <w:tblCellMar>
-          <w:top w:type="dxa" w:w="57"/>
-          <w:left w:type="dxa" w:w="108"/>
-          <w:bottom w:type="dxa" w:w="57"/>
-          <w:right w:type="dxa" w:w="108"/>
+          <w:top w:w="57" w:type="dxa"/>
+          <w:left w:w="108" w:type="dxa"/>
+          <w:bottom w:w="57" w:type="dxa"/>
+          <w:right w:w="108" w:type="dxa"/>
         </w:tblCellMar>
       </w:tblPr>
       <w:tblGrid>
@@ -1042,14 +1042,14 @@
         </w:trPr>
         <w:tc>
           <w:tcPr>
-            <w:shd w:color="auto" w:fill="E8E8E8" w:val="clear"/>
+            <w:shd w:val="clear" w:color="auto" w:fill="E8E8E8"/>
           </w:tcPr>
           <w:p>
             <w:pPr>
               <w:pStyle w:val="Compact"/>
               <w:jc w:val="left"/>
               <w:ind w:left="0" w:firstLine="0" w:right="0"/>
-              <w:spacing w:after="40" w:lineRule="auto" w:before="40" w:line="240"/>
+              <w:spacing w:line="240" w:after="40" w:before="40" w:lineRule="auto"/>
             </w:pPr>
             <w:r>
               <w:rPr>
@@ -1061,14 +1061,14 @@
         </w:tc>
         <w:tc>
           <w:tcPr>
-            <w:shd w:color="auto" w:fill="E8E8E8" w:val="clear"/>
+            <w:shd w:val="clear" w:color="auto" w:fill="E8E8E8"/>
           </w:tcPr>
           <w:p>
             <w:pPr>
               <w:pStyle w:val="Compact"/>
               <w:jc w:val="left"/>
               <w:ind w:left="0" w:firstLine="0" w:right="0"/>
-              <w:spacing w:after="40" w:lineRule="auto" w:before="40" w:line="240"/>
+              <w:spacing w:line="240" w:after="40" w:before="40" w:lineRule="auto"/>
             </w:pPr>
             <w:r>
               <w:rPr>
@@ -1080,14 +1080,14 @@
         </w:tc>
         <w:tc>
           <w:tcPr>
-            <w:shd w:color="auto" w:fill="E8E8E8" w:val="clear"/>
+            <w:shd w:val="clear" w:color="auto" w:fill="E8E8E8"/>
           </w:tcPr>
           <w:p>
             <w:pPr>
               <w:pStyle w:val="Compact"/>
               <w:jc w:val="left"/>
               <w:ind w:left="0" w:firstLine="0" w:right="0"/>
-              <w:spacing w:after="40" w:lineRule="auto" w:before="40" w:line="240"/>
+              <w:spacing w:line="240" w:after="40" w:before="40" w:lineRule="auto"/>
             </w:pPr>
             <w:r>
               <w:rPr>
@@ -1106,7 +1106,7 @@
               <w:pStyle w:val="Compact"/>
               <w:jc w:val="left"/>
               <w:ind w:left="0" w:firstLine="0" w:right="0"/>
-              <w:spacing w:after="40" w:lineRule="auto" w:before="40" w:line="240"/>
+              <w:spacing w:line="240" w:after="40" w:before="40" w:lineRule="auto"/>
             </w:pPr>
             <w:r>
               <w:t xml:space="preserve">identifier</w:t>
@@ -1120,7 +1120,7 @@
               <w:pStyle w:val="Compact"/>
               <w:jc w:val="left"/>
               <w:ind w:left="0" w:firstLine="0" w:right="0"/>
-              <w:spacing w:after="40" w:lineRule="auto" w:before="40" w:line="240"/>
+              <w:spacing w:line="240" w:after="40" w:before="40" w:lineRule="auto"/>
             </w:pPr>
             <w:r>
               <w:t xml:space="preserve">TEXT PK</w:t>
@@ -1134,7 +1134,7 @@
               <w:pStyle w:val="Compact"/>
               <w:jc w:val="left"/>
               <w:ind w:left="0" w:firstLine="0" w:right="0"/>
-              <w:spacing w:after="40" w:lineRule="auto" w:before="40" w:line="240"/>
+              <w:spacing w:line="240" w:after="40" w:before="40" w:lineRule="auto"/>
             </w:pPr>
             <w:r>
               <w:t xml:space="preserve">Unique type code (e.g. FIGURE)</w:t>
@@ -1150,7 +1150,7 @@
               <w:pStyle w:val="Compact"/>
               <w:jc w:val="left"/>
               <w:ind w:left="0" w:firstLine="0" w:right="0"/>
-              <w:spacing w:after="40" w:lineRule="auto" w:before="40" w:line="240"/>
+              <w:spacing w:line="240" w:after="40" w:before="40" w:lineRule="auto"/>
             </w:pPr>
             <w:r>
               <w:t xml:space="preserve">long_name</w:t>
@@ -1164,7 +1164,7 @@
               <w:pStyle w:val="Compact"/>
               <w:jc w:val="left"/>
               <w:ind w:left="0" w:firstLine="0" w:right="0"/>
-              <w:spacing w:after="40" w:lineRule="auto" w:before="40" w:line="240"/>
+              <w:spacing w:line="240" w:after="40" w:before="40" w:lineRule="auto"/>
             </w:pPr>
             <w:r>
               <w:t xml:space="preserve">TEXT NOT NULL UNIQUE</w:t>
@@ -1178,7 +1178,7 @@
               <w:pStyle w:val="Compact"/>
               <w:jc w:val="left"/>
               <w:ind w:left="0" w:firstLine="0" w:right="0"/>
-              <w:spacing w:after="40" w:lineRule="auto" w:before="40" w:line="240"/>
+              <w:spacing w:line="240" w:after="40" w:before="40" w:lineRule="auto"/>
             </w:pPr>
             <w:r>
               <w:t xml:space="preserve">Human-readable name</w:t>
@@ -1194,7 +1194,7 @@
               <w:pStyle w:val="Compact"/>
               <w:jc w:val="left"/>
               <w:ind w:left="0" w:firstLine="0" w:right="0"/>
-              <w:spacing w:after="40" w:lineRule="auto" w:before="40" w:line="240"/>
+              <w:spacing w:line="240" w:after="40" w:before="40" w:lineRule="auto"/>
             </w:pPr>
             <w:r>
               <w:t xml:space="preserve">description</w:t>
@@ -1208,7 +1208,7 @@
               <w:pStyle w:val="Compact"/>
               <w:jc w:val="left"/>
               <w:ind w:left="0" w:firstLine="0" w:right="0"/>
-              <w:spacing w:after="40" w:lineRule="auto" w:before="40" w:line="240"/>
+              <w:spacing w:line="240" w:after="40" w:before="40" w:lineRule="auto"/>
             </w:pPr>
             <w:r>
               <w:t xml:space="preserve">TEXT</w:t>
@@ -1222,7 +1222,7 @@
               <w:pStyle w:val="Compact"/>
               <w:jc w:val="left"/>
               <w:ind w:left="0" w:firstLine="0" w:right="0"/>
-              <w:spacing w:after="40" w:lineRule="auto" w:before="40" w:line="240"/>
+              <w:spacing w:line="240" w:after="40" w:before="40" w:lineRule="auto"/>
             </w:pPr>
             <w:r>
               <w:t xml:space="preserve">Documentation</w:t>
@@ -1238,7 +1238,7 @@
               <w:pStyle w:val="Compact"/>
               <w:jc w:val="left"/>
               <w:ind w:left="0" w:firstLine="0" w:right="0"/>
-              <w:spacing w:after="40" w:lineRule="auto" w:before="40" w:line="240"/>
+              <w:spacing w:line="240" w:after="40" w:before="40" w:lineRule="auto"/>
             </w:pPr>
             <w:r>
               <w:t xml:space="preserve">caption_format</w:t>
@@ -1252,7 +1252,7 @@
               <w:pStyle w:val="Compact"/>
               <w:jc w:val="left"/>
               <w:ind w:left="0" w:firstLine="0" w:right="0"/>
-              <w:spacing w:after="40" w:lineRule="auto" w:before="40" w:line="240"/>
+              <w:spacing w:line="240" w:after="40" w:before="40" w:lineRule="auto"/>
             </w:pPr>
             <w:r>
               <w:t xml:space="preserve">TEXT</w:t>
@@ -1266,7 +1266,7 @@
               <w:pStyle w:val="Compact"/>
               <w:jc w:val="left"/>
               <w:ind w:left="0" w:firstLine="0" w:right="0"/>
-              <w:spacing w:after="40" w:lineRule="auto" w:before="40" w:line="240"/>
+              <w:spacing w:line="240" w:after="40" w:before="40" w:lineRule="auto"/>
             </w:pPr>
             <w:r>
               <w:t xml:space="preserve">Printf format for captions (e.g. Figure %d)</w:t>
@@ -1282,7 +1282,7 @@
               <w:pStyle w:val="Compact"/>
               <w:jc w:val="left"/>
               <w:ind w:left="0" w:firstLine="0" w:right="0"/>
-              <w:spacing w:after="40" w:lineRule="auto" w:before="40" w:line="240"/>
+              <w:spacing w:line="240" w:after="40" w:before="40" w:lineRule="auto"/>
             </w:pPr>
             <w:r>
               <w:t xml:space="preserve">counter_group</w:t>
@@ -1296,7 +1296,7 @@
               <w:pStyle w:val="Compact"/>
               <w:jc w:val="left"/>
               <w:ind w:left="0" w:firstLine="0" w:right="0"/>
-              <w:spacing w:after="40" w:lineRule="auto" w:before="40" w:line="240"/>
+              <w:spacing w:line="240" w:after="40" w:before="40" w:lineRule="auto"/>
             </w:pPr>
             <w:r>
               <w:t xml:space="preserve">TEXT</w:t>
@@ -1310,7 +1310,7 @@
               <w:pStyle w:val="Compact"/>
               <w:jc w:val="left"/>
               <w:ind w:left="0" w:firstLine="0" w:right="0"/>
-              <w:spacing w:after="40" w:lineRule="auto" w:before="40" w:line="240"/>
+              <w:spacing w:line="240" w:after="40" w:before="40" w:lineRule="auto"/>
             </w:pPr>
             <w:r>
               <w:t xml:space="preserve">Shared numbering group</w:t>
@@ -1326,7 +1326,7 @@
               <w:pStyle w:val="Compact"/>
               <w:jc w:val="left"/>
               <w:ind w:left="0" w:firstLine="0" w:right="0"/>
-              <w:spacing w:after="40" w:lineRule="auto" w:before="40" w:line="240"/>
+              <w:spacing w:line="240" w:after="40" w:before="40" w:lineRule="auto"/>
             </w:pPr>
             <w:r>
               <w:t xml:space="preserve">aliases</w:t>
@@ -1340,7 +1340,7 @@
               <w:pStyle w:val="Compact"/>
               <w:jc w:val="left"/>
               <w:ind w:left="0" w:firstLine="0" w:right="0"/>
-              <w:spacing w:after="40" w:lineRule="auto" w:before="40" w:line="240"/>
+              <w:spacing w:line="240" w:after="40" w:before="40" w:lineRule="auto"/>
             </w:pPr>
             <w:r>
               <w:t xml:space="preserve">TEXT</w:t>
@@ -1354,7 +1354,7 @@
               <w:pStyle w:val="Compact"/>
               <w:jc w:val="left"/>
               <w:ind w:left="0" w:firstLine="0" w:right="0"/>
-              <w:spacing w:after="40" w:lineRule="auto" w:before="40" w:line="240"/>
+              <w:spacing w:line="240" w:after="40" w:before="40" w:lineRule="auto"/>
             </w:pPr>
             <w:r>
               <w:t xml:space="preserve">Comma-wrapped aliases for syntax recognition</w:t>
@@ -1370,7 +1370,7 @@
               <w:pStyle w:val="Compact"/>
               <w:jc w:val="left"/>
               <w:ind w:left="0" w:firstLine="0" w:right="0"/>
-              <w:spacing w:after="40" w:lineRule="auto" w:before="40" w:line="240"/>
+              <w:spacing w:line="240" w:after="40" w:before="40" w:lineRule="auto"/>
             </w:pPr>
             <w:r>
               <w:t xml:space="preserve">needs_external_render</w:t>
@@ -1384,7 +1384,7 @@
               <w:pStyle w:val="Compact"/>
               <w:jc w:val="left"/>
               <w:ind w:left="0" w:firstLine="0" w:right="0"/>
-              <w:spacing w:after="40" w:lineRule="auto" w:before="40" w:line="240"/>
+              <w:spacing w:line="240" w:after="40" w:before="40" w:lineRule="auto"/>
             </w:pPr>
             <w:r>
               <w:t xml:space="preserve">INTEGER DEFAULT 0</w:t>
@@ -1398,7 +1398,7 @@
               <w:pStyle w:val="Compact"/>
               <w:jc w:val="left"/>
               <w:ind w:left="0" w:firstLine="0" w:right="0"/>
-              <w:spacing w:after="40" w:lineRule="auto" w:before="40" w:line="240"/>
+              <w:spacing w:line="240" w:after="40" w:before="40" w:lineRule="auto"/>
             </w:pPr>
             <w:r>
               <w:t xml:space="preserve">1 = requires external tool</w:t>
@@ -1431,12 +1431,12 @@
     </w:p>
     <w:p>
       <w:pPr>
-        <w:spacing w:before="0" w:after="0" w:line="20" w:lineRule="exact"/>
+        <w:spacing w:before="0" w:line="20" w:lineRule="exact" w:after="0"/>
         <w:rPr>
           <w:sz w:val="2"/>
         </w:rPr>
       </w:pPr>
-      <w:bookmarkStart w:id="94847" w:name="csv-tbl-relation-types"/>
+      <w:bookmarkStart w:name="csv-tbl-relation-types" w:id="94847"/>
       <w:bookmarkEnd w:id="94847"/>
     </w:p>
     <w:p>
@@ -1473,18 +1473,18 @@
         <w:tblLook w:firstRow="1" w:lastRow="0" w:firstColumn="0" w:lastColumn="0" w:noHBand="0" w:noVBand="0" w:val="0020"/>
         <w:jc w:val="start"/>
         <w:tblBorders>
-          <w:top w:space="0" w:color="000000" w:sz="6" w:val="single"/>
-          <w:left w:space="0" w:color="000000" w:sz="6" w:val="single"/>
-          <w:bottom w:space="0" w:color="000000" w:sz="6" w:val="single"/>
-          <w:right w:space="0" w:color="000000" w:sz="6" w:val="single"/>
-          <w:insideH w:space="0" w:color="000000" w:sz="6" w:val="single"/>
-          <w:insideV w:space="0" w:color="000000" w:sz="6" w:val="single"/>
+          <w:top w:val="single" w:space="0" w:color="000000" w:sz="6"/>
+          <w:left w:val="single" w:space="0" w:color="000000" w:sz="6"/>
+          <w:bottom w:val="single" w:space="0" w:color="000000" w:sz="6"/>
+          <w:right w:val="single" w:space="0" w:color="000000" w:sz="6"/>
+          <w:insideH w:val="single" w:space="0" w:color="000000" w:sz="6"/>
+          <w:insideV w:val="single" w:space="0" w:color="000000" w:sz="6"/>
         </w:tblBorders>
         <w:tblCellMar>
-          <w:top w:type="dxa" w:w="57"/>
-          <w:left w:type="dxa" w:w="108"/>
-          <w:bottom w:type="dxa" w:w="57"/>
-          <w:right w:type="dxa" w:w="108"/>
+          <w:top w:w="57" w:type="dxa"/>
+          <w:left w:w="108" w:type="dxa"/>
+          <w:bottom w:w="57" w:type="dxa"/>
+          <w:right w:w="108" w:type="dxa"/>
         </w:tblCellMar>
       </w:tblPr>
       <w:tblGrid>
@@ -1498,14 +1498,14 @@
         </w:trPr>
         <w:tc>
           <w:tcPr>
-            <w:shd w:color="auto" w:fill="E8E8E8" w:val="clear"/>
+            <w:shd w:val="clear" w:color="auto" w:fill="E8E8E8"/>
           </w:tcPr>
           <w:p>
             <w:pPr>
               <w:pStyle w:val="Compact"/>
               <w:jc w:val="left"/>
               <w:ind w:left="0" w:firstLine="0" w:right="0"/>
-              <w:spacing w:after="40" w:lineRule="auto" w:before="40" w:line="240"/>
+              <w:spacing w:line="240" w:after="40" w:before="40" w:lineRule="auto"/>
             </w:pPr>
             <w:r>
               <w:rPr>
@@ -1517,14 +1517,14 @@
         </w:tc>
         <w:tc>
           <w:tcPr>
-            <w:shd w:color="auto" w:fill="E8E8E8" w:val="clear"/>
+            <w:shd w:val="clear" w:color="auto" w:fill="E8E8E8"/>
           </w:tcPr>
           <w:p>
             <w:pPr>
               <w:pStyle w:val="Compact"/>
               <w:jc w:val="left"/>
               <w:ind w:left="0" w:firstLine="0" w:right="0"/>
-              <w:spacing w:after="40" w:lineRule="auto" w:before="40" w:line="240"/>
+              <w:spacing w:line="240" w:after="40" w:before="40" w:lineRule="auto"/>
             </w:pPr>
             <w:r>
               <w:rPr>
@@ -1536,14 +1536,14 @@
         </w:tc>
         <w:tc>
           <w:tcPr>
-            <w:shd w:color="auto" w:fill="E8E8E8" w:val="clear"/>
+            <w:shd w:val="clear" w:color="auto" w:fill="E8E8E8"/>
           </w:tcPr>
           <w:p>
             <w:pPr>
               <w:pStyle w:val="Compact"/>
               <w:jc w:val="left"/>
               <w:ind w:left="0" w:firstLine="0" w:right="0"/>
-              <w:spacing w:after="40" w:lineRule="auto" w:before="40" w:line="240"/>
+              <w:spacing w:line="240" w:after="40" w:before="40" w:lineRule="auto"/>
             </w:pPr>
             <w:r>
               <w:rPr>
@@ -1562,7 +1562,7 @@
               <w:pStyle w:val="Compact"/>
               <w:jc w:val="left"/>
               <w:ind w:left="0" w:firstLine="0" w:right="0"/>
-              <w:spacing w:after="40" w:lineRule="auto" w:before="40" w:line="240"/>
+              <w:spacing w:line="240" w:after="40" w:before="40" w:lineRule="auto"/>
             </w:pPr>
             <w:r>
               <w:t xml:space="preserve">identifier</w:t>
@@ -1576,7 +1576,7 @@
               <w:pStyle w:val="Compact"/>
               <w:jc w:val="left"/>
               <w:ind w:left="0" w:firstLine="0" w:right="0"/>
-              <w:spacing w:after="40" w:lineRule="auto" w:before="40" w:line="240"/>
+              <w:spacing w:line="240" w:after="40" w:before="40" w:lineRule="auto"/>
             </w:pPr>
             <w:r>
               <w:t xml:space="preserve">TEXT PK</w:t>
@@ -1590,7 +1590,7 @@
               <w:pStyle w:val="Compact"/>
               <w:jc w:val="left"/>
               <w:ind w:left="0" w:firstLine="0" w:right="0"/>
-              <w:spacing w:after="40" w:lineRule="auto" w:before="40" w:line="240"/>
+              <w:spacing w:line="240" w:after="40" w:before="40" w:lineRule="auto"/>
             </w:pPr>
             <w:r>
               <w:t xml:space="preserve">Unique relation type code</w:t>
@@ -1606,7 +1606,7 @@
               <w:pStyle w:val="Compact"/>
               <w:jc w:val="left"/>
               <w:ind w:left="0" w:firstLine="0" w:right="0"/>
-              <w:spacing w:after="40" w:lineRule="auto" w:before="40" w:line="240"/>
+              <w:spacing w:line="240" w:after="40" w:before="40" w:lineRule="auto"/>
             </w:pPr>
             <w:r>
               <w:t xml:space="preserve">long_name</w:t>
@@ -1620,7 +1620,7 @@
               <w:pStyle w:val="Compact"/>
               <w:jc w:val="left"/>
               <w:ind w:left="0" w:firstLine="0" w:right="0"/>
-              <w:spacing w:after="40" w:lineRule="auto" w:before="40" w:line="240"/>
+              <w:spacing w:line="240" w:after="40" w:before="40" w:lineRule="auto"/>
             </w:pPr>
             <w:r>
               <w:t xml:space="preserve">TEXT NOT NULL UNIQUE</w:t>
@@ -1634,7 +1634,7 @@
               <w:pStyle w:val="Compact"/>
               <w:jc w:val="left"/>
               <w:ind w:left="0" w:firstLine="0" w:right="0"/>
-              <w:spacing w:after="40" w:lineRule="auto" w:before="40" w:line="240"/>
+              <w:spacing w:line="240" w:after="40" w:before="40" w:lineRule="auto"/>
             </w:pPr>
             <w:r>
               <w:t xml:space="preserve">Human-readable name</w:t>
@@ -1650,7 +1650,7 @@
               <w:pStyle w:val="Compact"/>
               <w:jc w:val="left"/>
               <w:ind w:left="0" w:firstLine="0" w:right="0"/>
-              <w:spacing w:after="40" w:lineRule="auto" w:before="40" w:line="240"/>
+              <w:spacing w:line="240" w:after="40" w:before="40" w:lineRule="auto"/>
             </w:pPr>
             <w:r>
               <w:t xml:space="preserve">description</w:t>
@@ -1664,7 +1664,7 @@
               <w:pStyle w:val="Compact"/>
               <w:jc w:val="left"/>
               <w:ind w:left="0" w:firstLine="0" w:right="0"/>
-              <w:spacing w:after="40" w:lineRule="auto" w:before="40" w:line="240"/>
+              <w:spacing w:line="240" w:after="40" w:before="40" w:lineRule="auto"/>
             </w:pPr>
             <w:r>
               <w:t xml:space="preserve">TEXT</w:t>
@@ -1678,7 +1678,7 @@
               <w:pStyle w:val="Compact"/>
               <w:jc w:val="left"/>
               <w:ind w:left="0" w:firstLine="0" w:right="0"/>
-              <w:spacing w:after="40" w:lineRule="auto" w:before="40" w:line="240"/>
+              <w:spacing w:line="240" w:after="40" w:before="40" w:lineRule="auto"/>
             </w:pPr>
             <w:r>
               <w:t xml:space="preserve">Documentation</w:t>
@@ -1694,7 +1694,7 @@
               <w:pStyle w:val="Compact"/>
               <w:jc w:val="left"/>
               <w:ind w:left="0" w:firstLine="0" w:right="0"/>
-              <w:spacing w:after="40" w:lineRule="auto" w:before="40" w:line="240"/>
+              <w:spacing w:line="240" w:after="40" w:before="40" w:lineRule="auto"/>
             </w:pPr>
             <w:r>
               <w:t xml:space="preserve">extends</w:t>
@@ -1708,7 +1708,7 @@
               <w:pStyle w:val="Compact"/>
               <w:jc w:val="left"/>
               <w:ind w:left="0" w:firstLine="0" w:right="0"/>
-              <w:spacing w:after="40" w:lineRule="auto" w:before="40" w:line="240"/>
+              <w:spacing w:line="240" w:after="40" w:before="40" w:lineRule="auto"/>
             </w:pPr>
             <w:r>
               <w:t xml:space="preserve">TEXT</w:t>
@@ -1722,7 +1722,7 @@
               <w:pStyle w:val="Compact"/>
               <w:jc w:val="left"/>
               <w:ind w:left="0" w:firstLine="0" w:right="0"/>
-              <w:spacing w:after="40" w:lineRule="auto" w:before="40" w:line="240"/>
+              <w:spacing w:line="240" w:after="40" w:before="40" w:lineRule="auto"/>
             </w:pPr>
             <w:r>
               <w:t xml:space="preserve">Parent relation type for inheritance</w:t>
@@ -1738,7 +1738,7 @@
               <w:pStyle w:val="Compact"/>
               <w:jc w:val="left"/>
               <w:ind w:left="0" w:firstLine="0" w:right="0"/>
-              <w:spacing w:after="40" w:lineRule="auto" w:before="40" w:line="240"/>
+              <w:spacing w:line="240" w:after="40" w:before="40" w:lineRule="auto"/>
             </w:pPr>
             <w:r>
               <w:t xml:space="preserve">source_type_ref</w:t>
@@ -1752,7 +1752,7 @@
               <w:pStyle w:val="Compact"/>
               <w:jc w:val="left"/>
               <w:ind w:left="0" w:firstLine="0" w:right="0"/>
-              <w:spacing w:after="40" w:lineRule="auto" w:before="40" w:line="240"/>
+              <w:spacing w:line="240" w:after="40" w:before="40" w:lineRule="auto"/>
             </w:pPr>
             <w:r>
               <w:t xml:space="preserve">TEXT FK</w:t>
@@ -1766,7 +1766,7 @@
               <w:pStyle w:val="Compact"/>
               <w:jc w:val="left"/>
               <w:ind w:left="0" w:firstLine="0" w:right="0"/>
-              <w:spacing w:after="40" w:lineRule="auto" w:before="40" w:line="240"/>
+              <w:spacing w:line="240" w:after="40" w:before="40" w:lineRule="auto"/>
             </w:pPr>
             <w:r>
               <w:t xml:space="preserve">Constrain source object type (NULL = any)</w:t>
@@ -1782,7 +1782,7 @@
               <w:pStyle w:val="Compact"/>
               <w:jc w:val="left"/>
               <w:ind w:left="0" w:firstLine="0" w:right="0"/>
-              <w:spacing w:after="40" w:lineRule="auto" w:before="40" w:line="240"/>
+              <w:spacing w:line="240" w:after="40" w:before="40" w:lineRule="auto"/>
             </w:pPr>
             <w:r>
               <w:t xml:space="preserve">target_type_ref</w:t>
@@ -1796,7 +1796,7 @@
               <w:pStyle w:val="Compact"/>
               <w:jc w:val="left"/>
               <w:ind w:left="0" w:firstLine="0" w:right="0"/>
-              <w:spacing w:after="40" w:lineRule="auto" w:before="40" w:line="240"/>
+              <w:spacing w:line="240" w:after="40" w:before="40" w:lineRule="auto"/>
             </w:pPr>
             <w:r>
               <w:t xml:space="preserve">TEXT FK</w:t>
@@ -1810,7 +1810,7 @@
               <w:pStyle w:val="Compact"/>
               <w:jc w:val="left"/>
               <w:ind w:left="0" w:firstLine="0" w:right="0"/>
-              <w:spacing w:after="40" w:lineRule="auto" w:before="40" w:line="240"/>
+              <w:spacing w:line="240" w:after="40" w:before="40" w:lineRule="auto"/>
             </w:pPr>
             <w:r>
               <w:t xml:space="preserve">Constrain target object type (NULL = any)</w:t>
@@ -1826,7 +1826,7 @@
               <w:pStyle w:val="Compact"/>
               <w:jc w:val="left"/>
               <w:ind w:left="0" w:firstLine="0" w:right="0"/>
-              <w:spacing w:after="40" w:lineRule="auto" w:before="40" w:line="240"/>
+              <w:spacing w:line="240" w:after="40" w:before="40" w:lineRule="auto"/>
             </w:pPr>
             <w:r>
               <w:t xml:space="preserve">link_selector</w:t>
@@ -1840,7 +1840,7 @@
               <w:pStyle w:val="Compact"/>
               <w:jc w:val="left"/>
               <w:ind w:left="0" w:firstLine="0" w:right="0"/>
-              <w:spacing w:after="40" w:lineRule="auto" w:before="40" w:line="240"/>
+              <w:spacing w:line="240" w:after="40" w:before="40" w:lineRule="auto"/>
             </w:pPr>
             <w:r>
               <w:t xml:space="preserve">TEXT</w:t>
@@ -1854,7 +1854,7 @@
               <w:pStyle w:val="Compact"/>
               <w:jc w:val="left"/>
               <w:ind w:left="0" w:firstLine="0" w:right="0"/>
-              <w:spacing w:after="40" w:lineRule="auto" w:before="40" w:line="240"/>
+              <w:spacing w:line="240" w:after="40" w:before="40" w:lineRule="auto"/>
             </w:pPr>
             <w:r>
               <w:t xml:space="preserve">Syntax selector ("@" or "#")</w:t>
@@ -1870,7 +1870,7 @@
               <w:pStyle w:val="Compact"/>
               <w:jc w:val="left"/>
               <w:ind w:left="0" w:firstLine="0" w:right="0"/>
-              <w:spacing w:after="40" w:lineRule="auto" w:before="40" w:line="240"/>
+              <w:spacing w:line="240" w:after="40" w:before="40" w:lineRule="auto"/>
             </w:pPr>
             <w:r>
               <w:t xml:space="preserve">source_attribute</w:t>
@@ -1884,7 +1884,7 @@
               <w:pStyle w:val="Compact"/>
               <w:jc w:val="left"/>
               <w:ind w:left="0" w:firstLine="0" w:right="0"/>
-              <w:spacing w:after="40" w:lineRule="auto" w:before="40" w:line="240"/>
+              <w:spacing w:line="240" w:after="40" w:before="40" w:lineRule="auto"/>
             </w:pPr>
             <w:r>
               <w:t xml:space="preserve">TEXT</w:t>
@@ -1898,7 +1898,7 @@
               <w:pStyle w:val="Compact"/>
               <w:jc w:val="left"/>
               <w:ind w:left="0" w:firstLine="0" w:right="0"/>
-              <w:spacing w:after="40" w:lineRule="auto" w:before="40" w:line="240"/>
+              <w:spacing w:line="240" w:after="40" w:before="40" w:lineRule="auto"/>
             </w:pPr>
             <w:r>
               <w:t xml:space="preserve">Attribute name for inference</w:t>
@@ -1931,12 +1931,12 @@
     </w:p>
     <w:p>
       <w:pPr>
-        <w:spacing w:before="0" w:after="0" w:line="20" w:lineRule="exact"/>
+        <w:spacing w:before="0" w:line="20" w:lineRule="exact" w:after="0"/>
         <w:rPr>
           <w:sz w:val="2"/>
         </w:rPr>
       </w:pPr>
-      <w:bookmarkStart w:id="16648" w:name="csv-tbl-view-types"/>
+      <w:bookmarkStart w:name="csv-tbl-view-types" w:id="16648"/>
       <w:bookmarkEnd w:id="16648"/>
     </w:p>
     <w:p>
@@ -1973,18 +1973,18 @@
         <w:tblLook w:firstRow="1" w:lastRow="0" w:firstColumn="0" w:lastColumn="0" w:noHBand="0" w:noVBand="0" w:val="0020"/>
         <w:jc w:val="start"/>
         <w:tblBorders>
-          <w:top w:space="0" w:color="000000" w:sz="6" w:val="single"/>
-          <w:left w:space="0" w:color="000000" w:sz="6" w:val="single"/>
-          <w:bottom w:space="0" w:color="000000" w:sz="6" w:val="single"/>
-          <w:right w:space="0" w:color="000000" w:sz="6" w:val="single"/>
-          <w:insideH w:space="0" w:color="000000" w:sz="6" w:val="single"/>
-          <w:insideV w:space="0" w:color="000000" w:sz="6" w:val="single"/>
+          <w:top w:val="single" w:space="0" w:color="000000" w:sz="6"/>
+          <w:left w:val="single" w:space="0" w:color="000000" w:sz="6"/>
+          <w:bottom w:val="single" w:space="0" w:color="000000" w:sz="6"/>
+          <w:right w:val="single" w:space="0" w:color="000000" w:sz="6"/>
+          <w:insideH w:val="single" w:space="0" w:color="000000" w:sz="6"/>
+          <w:insideV w:val="single" w:space="0" w:color="000000" w:sz="6"/>
         </w:tblBorders>
         <w:tblCellMar>
-          <w:top w:type="dxa" w:w="57"/>
-          <w:left w:type="dxa" w:w="108"/>
-          <w:bottom w:type="dxa" w:w="57"/>
-          <w:right w:type="dxa" w:w="108"/>
+          <w:top w:w="57" w:type="dxa"/>
+          <w:left w:w="108" w:type="dxa"/>
+          <w:bottom w:w="57" w:type="dxa"/>
+          <w:right w:w="108" w:type="dxa"/>
         </w:tblCellMar>
       </w:tblPr>
       <w:tblGrid>
@@ -1998,14 +1998,14 @@
         </w:trPr>
         <w:tc>
           <w:tcPr>
-            <w:shd w:color="auto" w:fill="E8E8E8" w:val="clear"/>
+            <w:shd w:val="clear" w:color="auto" w:fill="E8E8E8"/>
           </w:tcPr>
           <w:p>
             <w:pPr>
               <w:pStyle w:val="Compact"/>
               <w:jc w:val="left"/>
               <w:ind w:left="0" w:firstLine="0" w:right="0"/>
-              <w:spacing w:after="40" w:lineRule="auto" w:before="40" w:line="240"/>
+              <w:spacing w:line="240" w:after="40" w:before="40" w:lineRule="auto"/>
             </w:pPr>
             <w:r>
               <w:rPr>
@@ -2017,14 +2017,14 @@
         </w:tc>
         <w:tc>
           <w:tcPr>
-            <w:shd w:color="auto" w:fill="E8E8E8" w:val="clear"/>
+            <w:shd w:val="clear" w:color="auto" w:fill="E8E8E8"/>
           </w:tcPr>
           <w:p>
             <w:pPr>
               <w:pStyle w:val="Compact"/>
               <w:jc w:val="left"/>
               <w:ind w:left="0" w:firstLine="0" w:right="0"/>
-              <w:spacing w:after="40" w:lineRule="auto" w:before="40" w:line="240"/>
+              <w:spacing w:line="240" w:after="40" w:before="40" w:lineRule="auto"/>
             </w:pPr>
             <w:r>
               <w:rPr>
@@ -2036,14 +2036,14 @@
         </w:tc>
         <w:tc>
           <w:tcPr>
-            <w:shd w:color="auto" w:fill="E8E8E8" w:val="clear"/>
+            <w:shd w:val="clear" w:color="auto" w:fill="E8E8E8"/>
           </w:tcPr>
           <w:p>
             <w:pPr>
               <w:pStyle w:val="Compact"/>
               <w:jc w:val="left"/>
               <w:ind w:left="0" w:firstLine="0" w:right="0"/>
-              <w:spacing w:after="40" w:lineRule="auto" w:before="40" w:line="240"/>
+              <w:spacing w:line="240" w:after="40" w:before="40" w:lineRule="auto"/>
             </w:pPr>
             <w:r>
               <w:rPr>
@@ -2062,7 +2062,7 @@
               <w:pStyle w:val="Compact"/>
               <w:jc w:val="left"/>
               <w:ind w:left="0" w:firstLine="0" w:right="0"/>
-              <w:spacing w:after="40" w:lineRule="auto" w:before="40" w:line="240"/>
+              <w:spacing w:line="240" w:after="40" w:before="40" w:lineRule="auto"/>
             </w:pPr>
             <w:r>
               <w:t xml:space="preserve">identifier</w:t>
@@ -2076,7 +2076,7 @@
               <w:pStyle w:val="Compact"/>
               <w:jc w:val="left"/>
               <w:ind w:left="0" w:firstLine="0" w:right="0"/>
-              <w:spacing w:after="40" w:lineRule="auto" w:before="40" w:line="240"/>
+              <w:spacing w:line="240" w:after="40" w:before="40" w:lineRule="auto"/>
             </w:pPr>
             <w:r>
               <w:t xml:space="preserve">TEXT PK</w:t>
@@ -2090,7 +2090,7 @@
               <w:pStyle w:val="Compact"/>
               <w:jc w:val="left"/>
               <w:ind w:left="0" w:firstLine="0" w:right="0"/>
-              <w:spacing w:after="40" w:lineRule="auto" w:before="40" w:line="240"/>
+              <w:spacing w:line="240" w:after="40" w:before="40" w:lineRule="auto"/>
             </w:pPr>
             <w:r>
               <w:t xml:space="preserve">Unique view type code</w:t>
@@ -2106,7 +2106,7 @@
               <w:pStyle w:val="Compact"/>
               <w:jc w:val="left"/>
               <w:ind w:left="0" w:firstLine="0" w:right="0"/>
-              <w:spacing w:after="40" w:lineRule="auto" w:before="40" w:line="240"/>
+              <w:spacing w:line="240" w:after="40" w:before="40" w:lineRule="auto"/>
             </w:pPr>
             <w:r>
               <w:t xml:space="preserve">long_name</w:t>
@@ -2120,7 +2120,7 @@
               <w:pStyle w:val="Compact"/>
               <w:jc w:val="left"/>
               <w:ind w:left="0" w:firstLine="0" w:right="0"/>
-              <w:spacing w:after="40" w:lineRule="auto" w:before="40" w:line="240"/>
+              <w:spacing w:line="240" w:after="40" w:before="40" w:lineRule="auto"/>
             </w:pPr>
             <w:r>
               <w:t xml:space="preserve">TEXT NOT NULL UNIQUE</w:t>
@@ -2134,7 +2134,7 @@
               <w:pStyle w:val="Compact"/>
               <w:jc w:val="left"/>
               <w:ind w:left="0" w:firstLine="0" w:right="0"/>
-              <w:spacing w:after="40" w:lineRule="auto" w:before="40" w:line="240"/>
+              <w:spacing w:line="240" w:after="40" w:before="40" w:lineRule="auto"/>
             </w:pPr>
             <w:r>
               <w:t xml:space="preserve">Human-readable name</w:t>
@@ -2150,7 +2150,7 @@
               <w:pStyle w:val="Compact"/>
               <w:jc w:val="left"/>
               <w:ind w:left="0" w:firstLine="0" w:right="0"/>
-              <w:spacing w:after="40" w:lineRule="auto" w:before="40" w:line="240"/>
+              <w:spacing w:line="240" w:after="40" w:before="40" w:lineRule="auto"/>
             </w:pPr>
             <w:r>
               <w:t xml:space="preserve">description</w:t>
@@ -2164,7 +2164,7 @@
               <w:pStyle w:val="Compact"/>
               <w:jc w:val="left"/>
               <w:ind w:left="0" w:firstLine="0" w:right="0"/>
-              <w:spacing w:after="40" w:lineRule="auto" w:before="40" w:line="240"/>
+              <w:spacing w:line="240" w:after="40" w:before="40" w:lineRule="auto"/>
             </w:pPr>
             <w:r>
               <w:t xml:space="preserve">TEXT</w:t>
@@ -2178,7 +2178,7 @@
               <w:pStyle w:val="Compact"/>
               <w:jc w:val="left"/>
               <w:ind w:left="0" w:firstLine="0" w:right="0"/>
-              <w:spacing w:after="40" w:lineRule="auto" w:before="40" w:line="240"/>
+              <w:spacing w:line="240" w:after="40" w:before="40" w:lineRule="auto"/>
             </w:pPr>
             <w:r>
               <w:t xml:space="preserve">Documentation</w:t>
@@ -2194,7 +2194,7 @@
               <w:pStyle w:val="Compact"/>
               <w:jc w:val="left"/>
               <w:ind w:left="0" w:firstLine="0" w:right="0"/>
-              <w:spacing w:after="40" w:lineRule="auto" w:before="40" w:line="240"/>
+              <w:spacing w:line="240" w:after="40" w:before="40" w:lineRule="auto"/>
             </w:pPr>
             <w:r>
               <w:t xml:space="preserve">counter_group</w:t>
@@ -2208,7 +2208,7 @@
               <w:pStyle w:val="Compact"/>
               <w:jc w:val="left"/>
               <w:ind w:left="0" w:firstLine="0" w:right="0"/>
-              <w:spacing w:after="40" w:lineRule="auto" w:before="40" w:line="240"/>
+              <w:spacing w:line="240" w:after="40" w:before="40" w:lineRule="auto"/>
             </w:pPr>
             <w:r>
               <w:t xml:space="preserve">TEXT</w:t>
@@ -2222,7 +2222,7 @@
               <w:pStyle w:val="Compact"/>
               <w:jc w:val="left"/>
               <w:ind w:left="0" w:firstLine="0" w:right="0"/>
-              <w:spacing w:after="40" w:lineRule="auto" w:before="40" w:line="240"/>
+              <w:spacing w:line="240" w:after="40" w:before="40" w:lineRule="auto"/>
             </w:pPr>
             <w:r>
               <w:t xml:space="preserve">Float counter group to list</w:t>
@@ -2238,7 +2238,7 @@
               <w:pStyle w:val="Compact"/>
               <w:jc w:val="left"/>
               <w:ind w:left="0" w:firstLine="0" w:right="0"/>
-              <w:spacing w:after="40" w:lineRule="auto" w:before="40" w:line="240"/>
+              <w:spacing w:line="240" w:after="40" w:before="40" w:lineRule="auto"/>
             </w:pPr>
             <w:r>
               <w:t xml:space="preserve">aliases</w:t>
@@ -2252,7 +2252,7 @@
               <w:pStyle w:val="Compact"/>
               <w:jc w:val="left"/>
               <w:ind w:left="0" w:firstLine="0" w:right="0"/>
-              <w:spacing w:after="40" w:lineRule="auto" w:before="40" w:line="240"/>
+              <w:spacing w:line="240" w:after="40" w:before="40" w:lineRule="auto"/>
             </w:pPr>
             <w:r>
               <w:t xml:space="preserve">TEXT</w:t>
@@ -2266,7 +2266,7 @@
               <w:pStyle w:val="Compact"/>
               <w:jc w:val="left"/>
               <w:ind w:left="0" w:firstLine="0" w:right="0"/>
-              <w:spacing w:after="40" w:lineRule="auto" w:before="40" w:line="240"/>
+              <w:spacing w:line="240" w:after="40" w:before="40" w:lineRule="auto"/>
             </w:pPr>
             <w:r>
               <w:t xml:space="preserve">Comma-wrapped aliases</w:t>
@@ -2282,7 +2282,7 @@
               <w:pStyle w:val="Compact"/>
               <w:jc w:val="left"/>
               <w:ind w:left="0" w:firstLine="0" w:right="0"/>
-              <w:spacing w:after="40" w:lineRule="auto" w:before="40" w:line="240"/>
+              <w:spacing w:line="240" w:after="40" w:before="40" w:lineRule="auto"/>
             </w:pPr>
             <w:r>
               <w:t xml:space="preserve">inline_prefix</w:t>
@@ -2296,7 +2296,7 @@
               <w:pStyle w:val="Compact"/>
               <w:jc w:val="left"/>
               <w:ind w:left="0" w:firstLine="0" w:right="0"/>
-              <w:spacing w:after="40" w:lineRule="auto" w:before="40" w:line="240"/>
+              <w:spacing w:line="240" w:after="40" w:before="40" w:lineRule="auto"/>
             </w:pPr>
             <w:r>
               <w:t xml:space="preserve">TEXT</w:t>
@@ -2310,7 +2310,7 @@
               <w:pStyle w:val="Compact"/>
               <w:jc w:val="left"/>
               <w:ind w:left="0" w:firstLine="0" w:right="0"/>
-              <w:spacing w:after="40" w:lineRule="auto" w:before="40" w:line="240"/>
+              <w:spacing w:line="240" w:after="40" w:before="40" w:lineRule="auto"/>
             </w:pPr>
             <w:r>
               <w:t xml:space="preserve">Prefix for inline syntax (e.g. abbrev)</w:t>
@@ -2326,7 +2326,7 @@
               <w:pStyle w:val="Compact"/>
               <w:jc w:val="left"/>
               <w:ind w:left="0" w:firstLine="0" w:right="0"/>
-              <w:spacing w:after="40" w:lineRule="auto" w:before="40" w:line="240"/>
+              <w:spacing w:line="240" w:after="40" w:before="40" w:lineRule="auto"/>
             </w:pPr>
             <w:r>
               <w:t xml:space="preserve">materializer_type</w:t>
@@ -2340,7 +2340,7 @@
               <w:pStyle w:val="Compact"/>
               <w:jc w:val="left"/>
               <w:ind w:left="0" w:firstLine="0" w:right="0"/>
-              <w:spacing w:after="40" w:lineRule="auto" w:before="40" w:line="240"/>
+              <w:spacing w:line="240" w:after="40" w:before="40" w:lineRule="auto"/>
             </w:pPr>
             <w:r>
               <w:t xml:space="preserve">TEXT</w:t>
@@ -2354,7 +2354,7 @@
               <w:pStyle w:val="Compact"/>
               <w:jc w:val="left"/>
               <w:ind w:left="0" w:firstLine="0" w:right="0"/>
-              <w:spacing w:after="40" w:lineRule="auto" w:before="40" w:line="240"/>
+              <w:spacing w:line="240" w:after="40" w:before="40" w:lineRule="auto"/>
             </w:pPr>
             <w:r>
               <w:t xml:space="preserve">Materialization strategy (toc, lof, abbrev_list, custom)</w:t>
@@ -2370,7 +2370,7 @@
               <w:pStyle w:val="Compact"/>
               <w:jc w:val="left"/>
               <w:ind w:left="0" w:firstLine="0" w:right="0"/>
-              <w:spacing w:after="40" w:lineRule="auto" w:before="40" w:line="240"/>
+              <w:spacing w:line="240" w:after="40" w:before="40" w:lineRule="auto"/>
             </w:pPr>
             <w:r>
               <w:t xml:space="preserve">view_subtype_ref</w:t>
@@ -2384,7 +2384,7 @@
               <w:pStyle w:val="Compact"/>
               <w:jc w:val="left"/>
               <w:ind w:left="0" w:firstLine="0" w:right="0"/>
-              <w:spacing w:after="40" w:lineRule="auto" w:before="40" w:line="240"/>
+              <w:spacing w:line="240" w:after="40" w:before="40" w:lineRule="auto"/>
             </w:pPr>
             <w:r>
               <w:t xml:space="preserve">TEXT</w:t>
@@ -2398,7 +2398,7 @@
               <w:pStyle w:val="Compact"/>
               <w:jc w:val="left"/>
               <w:ind w:left="0" w:firstLine="0" w:right="0"/>
-              <w:spacing w:after="40" w:lineRule="auto" w:before="40" w:line="240"/>
+              <w:spacing w:line="240" w:after="40" w:before="40" w:lineRule="auto"/>
             </w:pPr>
             <w:r>
               <w:t xml:space="preserve">Parent view type for subtyped views</w:t>
@@ -2414,7 +2414,7 @@
               <w:pStyle w:val="Compact"/>
               <w:jc w:val="left"/>
               <w:ind w:left="0" w:firstLine="0" w:right="0"/>
-              <w:spacing w:after="40" w:lineRule="auto" w:before="40" w:line="240"/>
+              <w:spacing w:line="240" w:after="40" w:before="40" w:lineRule="auto"/>
             </w:pPr>
             <w:r>
               <w:t xml:space="preserve">needs_external_render</w:t>
@@ -2428,7 +2428,7 @@
               <w:pStyle w:val="Compact"/>
               <w:jc w:val="left"/>
               <w:ind w:left="0" w:firstLine="0" w:right="0"/>
-              <w:spacing w:after="40" w:lineRule="auto" w:before="40" w:line="240"/>
+              <w:spacing w:line="240" w:after="40" w:before="40" w:lineRule="auto"/>
             </w:pPr>
             <w:r>
               <w:t xml:space="preserve">INTEGER DEFAULT 0</w:t>
@@ -2442,7 +2442,7 @@
               <w:pStyle w:val="Compact"/>
               <w:jc w:val="left"/>
               <w:ind w:left="0" w:firstLine="0" w:right="0"/>
-              <w:spacing w:after="40" w:lineRule="auto" w:before="40" w:line="240"/>
+              <w:spacing w:line="240" w:after="40" w:before="40" w:lineRule="auto"/>
             </w:pPr>
             <w:r>
               <w:t xml:space="preserve">1 = requires external tool</w:t>
@@ -2475,12 +2475,12 @@
     </w:p>
     <w:p>
       <w:pPr>
-        <w:spacing w:before="0" w:after="0" w:line="20" w:lineRule="exact"/>
+        <w:spacing w:before="0" w:line="20" w:lineRule="exact" w:after="0"/>
         <w:rPr>
           <w:sz w:val="2"/>
         </w:rPr>
       </w:pPr>
-      <w:bookmarkStart w:id="23102" w:name="csv-tbl-spec-types"/>
+      <w:bookmarkStart w:name="csv-tbl-spec-types" w:id="23102"/>
       <w:bookmarkEnd w:id="23102"/>
     </w:p>
     <w:p>
@@ -2517,18 +2517,18 @@
         <w:tblLook w:firstRow="1" w:lastRow="0" w:firstColumn="0" w:lastColumn="0" w:noHBand="0" w:noVBand="0" w:val="0020"/>
         <w:jc w:val="start"/>
         <w:tblBorders>
-          <w:top w:space="0" w:color="000000" w:sz="6" w:val="single"/>
-          <w:left w:space="0" w:color="000000" w:sz="6" w:val="single"/>
-          <w:bottom w:space="0" w:color="000000" w:sz="6" w:val="single"/>
-          <w:right w:space="0" w:color="000000" w:sz="6" w:val="single"/>
-          <w:insideH w:space="0" w:color="000000" w:sz="6" w:val="single"/>
-          <w:insideV w:space="0" w:color="000000" w:sz="6" w:val="single"/>
+          <w:top w:val="single" w:space="0" w:color="000000" w:sz="6"/>
+          <w:left w:val="single" w:space="0" w:color="000000" w:sz="6"/>
+          <w:bottom w:val="single" w:space="0" w:color="000000" w:sz="6"/>
+          <w:right w:val="single" w:space="0" w:color="000000" w:sz="6"/>
+          <w:insideH w:val="single" w:space="0" w:color="000000" w:sz="6"/>
+          <w:insideV w:val="single" w:space="0" w:color="000000" w:sz="6"/>
         </w:tblBorders>
         <w:tblCellMar>
-          <w:top w:type="dxa" w:w="57"/>
-          <w:left w:type="dxa" w:w="108"/>
-          <w:bottom w:type="dxa" w:w="57"/>
-          <w:right w:type="dxa" w:w="108"/>
+          <w:top w:w="57" w:type="dxa"/>
+          <w:left w:w="108" w:type="dxa"/>
+          <w:bottom w:w="57" w:type="dxa"/>
+          <w:right w:w="108" w:type="dxa"/>
         </w:tblCellMar>
       </w:tblPr>
       <w:tblGrid>
@@ -2542,14 +2542,14 @@
         </w:trPr>
         <w:tc>
           <w:tcPr>
-            <w:shd w:color="auto" w:fill="E8E8E8" w:val="clear"/>
+            <w:shd w:val="clear" w:color="auto" w:fill="E8E8E8"/>
           </w:tcPr>
           <w:p>
             <w:pPr>
               <w:pStyle w:val="Compact"/>
               <w:jc w:val="left"/>
               <w:ind w:left="0" w:firstLine="0" w:right="0"/>
-              <w:spacing w:after="40" w:lineRule="auto" w:before="40" w:line="240"/>
+              <w:spacing w:line="240" w:after="40" w:before="40" w:lineRule="auto"/>
             </w:pPr>
             <w:r>
               <w:rPr>
@@ -2561,14 +2561,14 @@
         </w:tc>
         <w:tc>
           <w:tcPr>
-            <w:shd w:color="auto" w:fill="E8E8E8" w:val="clear"/>
+            <w:shd w:val="clear" w:color="auto" w:fill="E8E8E8"/>
           </w:tcPr>
           <w:p>
             <w:pPr>
               <w:pStyle w:val="Compact"/>
               <w:jc w:val="left"/>
               <w:ind w:left="0" w:firstLine="0" w:right="0"/>
-              <w:spacing w:after="40" w:lineRule="auto" w:before="40" w:line="240"/>
+              <w:spacing w:line="240" w:after="40" w:before="40" w:lineRule="auto"/>
             </w:pPr>
             <w:r>
               <w:rPr>
@@ -2580,14 +2580,14 @@
         </w:tc>
         <w:tc>
           <w:tcPr>
-            <w:shd w:color="auto" w:fill="E8E8E8" w:val="clear"/>
+            <w:shd w:val="clear" w:color="auto" w:fill="E8E8E8"/>
           </w:tcPr>
           <w:p>
             <w:pPr>
               <w:pStyle w:val="Compact"/>
               <w:jc w:val="left"/>
               <w:ind w:left="0" w:firstLine="0" w:right="0"/>
-              <w:spacing w:after="40" w:lineRule="auto" w:before="40" w:line="240"/>
+              <w:spacing w:line="240" w:after="40" w:before="40" w:lineRule="auto"/>
             </w:pPr>
             <w:r>
               <w:rPr>
@@ -2606,7 +2606,7 @@
               <w:pStyle w:val="Compact"/>
               <w:jc w:val="left"/>
               <w:ind w:left="0" w:firstLine="0" w:right="0"/>
-              <w:spacing w:after="40" w:lineRule="auto" w:before="40" w:line="240"/>
+              <w:spacing w:line="240" w:after="40" w:before="40" w:lineRule="auto"/>
             </w:pPr>
             <w:r>
               <w:t xml:space="preserve">identifier</w:t>
@@ -2620,7 +2620,7 @@
               <w:pStyle w:val="Compact"/>
               <w:jc w:val="left"/>
               <w:ind w:left="0" w:firstLine="0" w:right="0"/>
-              <w:spacing w:after="40" w:lineRule="auto" w:before="40" w:line="240"/>
+              <w:spacing w:line="240" w:after="40" w:before="40" w:lineRule="auto"/>
             </w:pPr>
             <w:r>
               <w:t xml:space="preserve">TEXT PK</w:t>
@@ -2634,7 +2634,7 @@
               <w:pStyle w:val="Compact"/>
               <w:jc w:val="left"/>
               <w:ind w:left="0" w:firstLine="0" w:right="0"/>
-              <w:spacing w:after="40" w:lineRule="auto" w:before="40" w:line="240"/>
+              <w:spacing w:line="240" w:after="40" w:before="40" w:lineRule="auto"/>
             </w:pPr>
             <w:r>
               <w:t xml:space="preserve">Unique specification type code</w:t>
@@ -2650,7 +2650,7 @@
               <w:pStyle w:val="Compact"/>
               <w:jc w:val="left"/>
               <w:ind w:left="0" w:firstLine="0" w:right="0"/>
-              <w:spacing w:after="40" w:lineRule="auto" w:before="40" w:line="240"/>
+              <w:spacing w:line="240" w:after="40" w:before="40" w:lineRule="auto"/>
             </w:pPr>
             <w:r>
               <w:t xml:space="preserve">long_name</w:t>
@@ -2664,7 +2664,7 @@
               <w:pStyle w:val="Compact"/>
               <w:jc w:val="left"/>
               <w:ind w:left="0" w:firstLine="0" w:right="0"/>
-              <w:spacing w:after="40" w:lineRule="auto" w:before="40" w:line="240"/>
+              <w:spacing w:line="240" w:after="40" w:before="40" w:lineRule="auto"/>
             </w:pPr>
             <w:r>
               <w:t xml:space="preserve">TEXT NOT NULL UNIQUE</w:t>
@@ -2678,7 +2678,7 @@
               <w:pStyle w:val="Compact"/>
               <w:jc w:val="left"/>
               <w:ind w:left="0" w:firstLine="0" w:right="0"/>
-              <w:spacing w:after="40" w:lineRule="auto" w:before="40" w:line="240"/>
+              <w:spacing w:line="240" w:after="40" w:before="40" w:lineRule="auto"/>
             </w:pPr>
             <w:r>
               <w:t xml:space="preserve">Human-readable name</w:t>
@@ -2694,7 +2694,7 @@
               <w:pStyle w:val="Compact"/>
               <w:jc w:val="left"/>
               <w:ind w:left="0" w:firstLine="0" w:right="0"/>
-              <w:spacing w:after="40" w:lineRule="auto" w:before="40" w:line="240"/>
+              <w:spacing w:line="240" w:after="40" w:before="40" w:lineRule="auto"/>
             </w:pPr>
             <w:r>
               <w:t xml:space="preserve">description</w:t>
@@ -2708,7 +2708,7 @@
               <w:pStyle w:val="Compact"/>
               <w:jc w:val="left"/>
               <w:ind w:left="0" w:firstLine="0" w:right="0"/>
-              <w:spacing w:after="40" w:lineRule="auto" w:before="40" w:line="240"/>
+              <w:spacing w:line="240" w:after="40" w:before="40" w:lineRule="auto"/>
             </w:pPr>
             <w:r>
               <w:t xml:space="preserve">TEXT</w:t>
@@ -2722,7 +2722,7 @@
               <w:pStyle w:val="Compact"/>
               <w:jc w:val="left"/>
               <w:ind w:left="0" w:firstLine="0" w:right="0"/>
-              <w:spacing w:after="40" w:lineRule="auto" w:before="40" w:line="240"/>
+              <w:spacing w:line="240" w:after="40" w:before="40" w:lineRule="auto"/>
             </w:pPr>
             <w:r>
               <w:t xml:space="preserve">Documentation</w:t>
@@ -2738,7 +2738,7 @@
               <w:pStyle w:val="Compact"/>
               <w:jc w:val="left"/>
               <w:ind w:left="0" w:firstLine="0" w:right="0"/>
-              <w:spacing w:after="40" w:lineRule="auto" w:before="40" w:line="240"/>
+              <w:spacing w:line="240" w:after="40" w:before="40" w:lineRule="auto"/>
             </w:pPr>
             <w:r>
               <w:t xml:space="preserve">extends</w:t>
@@ -2752,7 +2752,7 @@
               <w:pStyle w:val="Compact"/>
               <w:jc w:val="left"/>
               <w:ind w:left="0" w:firstLine="0" w:right="0"/>
-              <w:spacing w:after="40" w:lineRule="auto" w:before="40" w:line="240"/>
+              <w:spacing w:line="240" w:after="40" w:before="40" w:lineRule="auto"/>
             </w:pPr>
             <w:r>
               <w:t xml:space="preserve">TEXT</w:t>
@@ -2766,7 +2766,7 @@
               <w:pStyle w:val="Compact"/>
               <w:jc w:val="left"/>
               <w:ind w:left="0" w:firstLine="0" w:right="0"/>
-              <w:spacing w:after="40" w:lineRule="auto" w:before="40" w:line="240"/>
+              <w:spacing w:line="240" w:after="40" w:before="40" w:lineRule="auto"/>
             </w:pPr>
             <w:r>
               <w:t xml:space="preserve">Parent type for inheritance</w:t>
@@ -2782,7 +2782,7 @@
               <w:pStyle w:val="Compact"/>
               <w:jc w:val="left"/>
               <w:ind w:left="0" w:firstLine="0" w:right="0"/>
-              <w:spacing w:after="40" w:lineRule="auto" w:before="40" w:line="240"/>
+              <w:spacing w:line="240" w:after="40" w:before="40" w:lineRule="auto"/>
             </w:pPr>
             <w:r>
               <w:t xml:space="preserve">is_default</w:t>
@@ -2796,7 +2796,7 @@
               <w:pStyle w:val="Compact"/>
               <w:jc w:val="left"/>
               <w:ind w:left="0" w:firstLine="0" w:right="0"/>
-              <w:spacing w:after="40" w:lineRule="auto" w:before="40" w:line="240"/>
+              <w:spacing w:line="240" w:after="40" w:before="40" w:lineRule="auto"/>
             </w:pPr>
             <w:r>
               <w:t xml:space="preserve">INTEGER DEFAULT 0</w:t>
@@ -2810,7 +2810,7 @@
               <w:pStyle w:val="Compact"/>
               <w:jc w:val="left"/>
               <w:ind w:left="0" w:firstLine="0" w:right="0"/>
-              <w:spacing w:after="40" w:lineRule="auto" w:before="40" w:line="240"/>
+              <w:spacing w:line="240" w:after="40" w:before="40" w:lineRule="auto"/>
             </w:pPr>
             <w:r>
               <w:t xml:space="preserve">1 = default when no explicit type</w:t>
@@ -2843,12 +2843,12 @@
     </w:p>
     <w:p>
       <w:pPr>
-        <w:spacing w:before="0" w:after="0" w:line="20" w:lineRule="exact"/>
+        <w:spacing w:before="0" w:line="20" w:lineRule="exact" w:after="0"/>
         <w:rPr>
           <w:sz w:val="2"/>
         </w:rPr>
       </w:pPr>
-      <w:bookmarkStart w:id="92410" w:name="csv-tbl-datatypes"/>
+      <w:bookmarkStart w:name="csv-tbl-datatypes" w:id="92410"/>
       <w:bookmarkEnd w:id="92410"/>
     </w:p>
     <w:p>
@@ -2885,18 +2885,18 @@
         <w:tblLook w:firstRow="1" w:lastRow="0" w:firstColumn="0" w:lastColumn="0" w:noHBand="0" w:noVBand="0" w:val="0020"/>
         <w:jc w:val="start"/>
         <w:tblBorders>
-          <w:top w:space="0" w:color="000000" w:sz="6" w:val="single"/>
-          <w:left w:space="0" w:color="000000" w:sz="6" w:val="single"/>
-          <w:bottom w:space="0" w:color="000000" w:sz="6" w:val="single"/>
-          <w:right w:space="0" w:color="000000" w:sz="6" w:val="single"/>
-          <w:insideH w:space="0" w:color="000000" w:sz="6" w:val="single"/>
-          <w:insideV w:space="0" w:color="000000" w:sz="6" w:val="single"/>
+          <w:top w:val="single" w:space="0" w:color="000000" w:sz="6"/>
+          <w:left w:val="single" w:space="0" w:color="000000" w:sz="6"/>
+          <w:bottom w:val="single" w:space="0" w:color="000000" w:sz="6"/>
+          <w:right w:val="single" w:space="0" w:color="000000" w:sz="6"/>
+          <w:insideH w:val="single" w:space="0" w:color="000000" w:sz="6"/>
+          <w:insideV w:val="single" w:space="0" w:color="000000" w:sz="6"/>
         </w:tblBorders>
         <w:tblCellMar>
-          <w:top w:type="dxa" w:w="57"/>
-          <w:left w:type="dxa" w:w="108"/>
-          <w:bottom w:type="dxa" w:w="57"/>
-          <w:right w:type="dxa" w:w="108"/>
+          <w:top w:w="57" w:type="dxa"/>
+          <w:left w:w="108" w:type="dxa"/>
+          <w:bottom w:w="57" w:type="dxa"/>
+          <w:right w:w="108" w:type="dxa"/>
         </w:tblCellMar>
       </w:tblPr>
       <w:tblGrid>
@@ -2910,14 +2910,14 @@
         </w:trPr>
         <w:tc>
           <w:tcPr>
-            <w:shd w:color="auto" w:fill="E8E8E8" w:val="clear"/>
+            <w:shd w:val="clear" w:color="auto" w:fill="E8E8E8"/>
           </w:tcPr>
           <w:p>
             <w:pPr>
               <w:pStyle w:val="Compact"/>
               <w:jc w:val="left"/>
               <w:ind w:left="0" w:firstLine="0" w:right="0"/>
-              <w:spacing w:after="40" w:lineRule="auto" w:before="40" w:line="240"/>
+              <w:spacing w:line="240" w:after="40" w:before="40" w:lineRule="auto"/>
             </w:pPr>
             <w:r>
               <w:rPr>
@@ -2929,14 +2929,14 @@
         </w:tc>
         <w:tc>
           <w:tcPr>
-            <w:shd w:color="auto" w:fill="E8E8E8" w:val="clear"/>
+            <w:shd w:val="clear" w:color="auto" w:fill="E8E8E8"/>
           </w:tcPr>
           <w:p>
             <w:pPr>
               <w:pStyle w:val="Compact"/>
               <w:jc w:val="left"/>
               <w:ind w:left="0" w:firstLine="0" w:right="0"/>
-              <w:spacing w:after="40" w:lineRule="auto" w:before="40" w:line="240"/>
+              <w:spacing w:line="240" w:after="40" w:before="40" w:lineRule="auto"/>
             </w:pPr>
             <w:r>
               <w:rPr>
@@ -2948,14 +2948,14 @@
         </w:tc>
         <w:tc>
           <w:tcPr>
-            <w:shd w:color="auto" w:fill="E8E8E8" w:val="clear"/>
+            <w:shd w:val="clear" w:color="auto" w:fill="E8E8E8"/>
           </w:tcPr>
           <w:p>
             <w:pPr>
               <w:pStyle w:val="Compact"/>
               <w:jc w:val="left"/>
               <w:ind w:left="0" w:firstLine="0" w:right="0"/>
-              <w:spacing w:after="40" w:lineRule="auto" w:before="40" w:line="240"/>
+              <w:spacing w:line="240" w:after="40" w:before="40" w:lineRule="auto"/>
             </w:pPr>
             <w:r>
               <w:rPr>
@@ -2974,7 +2974,7 @@
               <w:pStyle w:val="Compact"/>
               <w:jc w:val="left"/>
               <w:ind w:left="0" w:firstLine="0" w:right="0"/>
-              <w:spacing w:after="40" w:lineRule="auto" w:before="40" w:line="240"/>
+              <w:spacing w:line="240" w:after="40" w:before="40" w:lineRule="auto"/>
             </w:pPr>
             <w:r>
               <w:t xml:space="preserve">identifier</w:t>
@@ -2988,7 +2988,7 @@
               <w:pStyle w:val="Compact"/>
               <w:jc w:val="left"/>
               <w:ind w:left="0" w:firstLine="0" w:right="0"/>
-              <w:spacing w:after="40" w:lineRule="auto" w:before="40" w:line="240"/>
+              <w:spacing w:line="240" w:after="40" w:before="40" w:lineRule="auto"/>
             </w:pPr>
             <w:r>
               <w:t xml:space="preserve">TEXT PK</w:t>
@@ -3002,7 +3002,7 @@
               <w:pStyle w:val="Compact"/>
               <w:jc w:val="left"/>
               <w:ind w:left="0" w:firstLine="0" w:right="0"/>
-              <w:spacing w:after="40" w:lineRule="auto" w:before="40" w:line="240"/>
+              <w:spacing w:line="240" w:after="40" w:before="40" w:lineRule="auto"/>
             </w:pPr>
             <w:r>
               <w:t xml:space="preserve">Unique datatype ID</w:t>
@@ -3018,7 +3018,7 @@
               <w:pStyle w:val="Compact"/>
               <w:jc w:val="left"/>
               <w:ind w:left="0" w:firstLine="0" w:right="0"/>
-              <w:spacing w:after="40" w:lineRule="auto" w:before="40" w:line="240"/>
+              <w:spacing w:line="240" w:after="40" w:before="40" w:lineRule="auto"/>
             </w:pPr>
             <w:r>
               <w:t xml:space="preserve">long_name</w:t>
@@ -3032,7 +3032,7 @@
               <w:pStyle w:val="Compact"/>
               <w:jc w:val="left"/>
               <w:ind w:left="0" w:firstLine="0" w:right="0"/>
-              <w:spacing w:after="40" w:lineRule="auto" w:before="40" w:line="240"/>
+              <w:spacing w:line="240" w:after="40" w:before="40" w:lineRule="auto"/>
             </w:pPr>
             <w:r>
               <w:t xml:space="preserve">TEXT NOT NULL UNIQUE</w:t>
@@ -3046,7 +3046,7 @@
               <w:pStyle w:val="Compact"/>
               <w:jc w:val="left"/>
               <w:ind w:left="0" w:firstLine="0" w:right="0"/>
-              <w:spacing w:after="40" w:lineRule="auto" w:before="40" w:line="240"/>
+              <w:spacing w:line="240" w:after="40" w:before="40" w:lineRule="auto"/>
             </w:pPr>
             <w:r>
               <w:t xml:space="preserve">Human-readable name</w:t>
@@ -3062,7 +3062,7 @@
               <w:pStyle w:val="Compact"/>
               <w:jc w:val="left"/>
               <w:ind w:left="0" w:firstLine="0" w:right="0"/>
-              <w:spacing w:after="40" w:lineRule="auto" w:before="40" w:line="240"/>
+              <w:spacing w:line="240" w:after="40" w:before="40" w:lineRule="auto"/>
             </w:pPr>
             <w:r>
               <w:t xml:space="preserve">type</w:t>
@@ -3076,7 +3076,7 @@
               <w:pStyle w:val="Compact"/>
               <w:jc w:val="left"/>
               <w:ind w:left="0" w:firstLine="0" w:right="0"/>
-              <w:spacing w:after="40" w:lineRule="auto" w:before="40" w:line="240"/>
+              <w:spacing w:line="240" w:after="40" w:before="40" w:lineRule="auto"/>
             </w:pPr>
             <w:r>
               <w:t xml:space="preserve">TEXT NOT NULL</w:t>
@@ -3090,7 +3090,7 @@
               <w:pStyle w:val="Compact"/>
               <w:jc w:val="left"/>
               <w:ind w:left="0" w:firstLine="0" w:right="0"/>
-              <w:spacing w:after="40" w:lineRule="auto" w:before="40" w:line="240"/>
+              <w:spacing w:line="240" w:after="40" w:before="40" w:lineRule="auto"/>
             </w:pPr>
             <w:r>
               <w:t xml:space="preserve">Primitive category: STRING, INTEGER, REAL, BOOLEAN, DATE, ENUM, XHTML</w:t>
@@ -3161,12 +3161,12 @@
     </w:p>
     <w:p>
       <w:pPr>
-        <w:spacing w:before="0" w:after="0" w:line="20" w:lineRule="exact"/>
+        <w:spacing w:before="0" w:line="20" w:lineRule="exact" w:after="0"/>
         <w:rPr>
           <w:sz w:val="2"/>
         </w:rPr>
       </w:pPr>
-      <w:bookmarkStart w:id="47668" w:name="csv-tbl-attr-types"/>
+      <w:bookmarkStart w:name="csv-tbl-attr-types" w:id="47668"/>
       <w:bookmarkEnd w:id="47668"/>
     </w:p>
     <w:p>
@@ -3203,18 +3203,18 @@
         <w:tblLook w:firstRow="1" w:lastRow="0" w:firstColumn="0" w:lastColumn="0" w:noHBand="0" w:noVBand="0" w:val="0020"/>
         <w:jc w:val="start"/>
         <w:tblBorders>
-          <w:top w:space="0" w:color="000000" w:sz="6" w:val="single"/>
-          <w:left w:space="0" w:color="000000" w:sz="6" w:val="single"/>
-          <w:bottom w:space="0" w:color="000000" w:sz="6" w:val="single"/>
-          <w:right w:space="0" w:color="000000" w:sz="6" w:val="single"/>
-          <w:insideH w:space="0" w:color="000000" w:sz="6" w:val="single"/>
-          <w:insideV w:space="0" w:color="000000" w:sz="6" w:val="single"/>
+          <w:top w:val="single" w:space="0" w:color="000000" w:sz="6"/>
+          <w:left w:val="single" w:space="0" w:color="000000" w:sz="6"/>
+          <w:bottom w:val="single" w:space="0" w:color="000000" w:sz="6"/>
+          <w:right w:val="single" w:space="0" w:color="000000" w:sz="6"/>
+          <w:insideH w:val="single" w:space="0" w:color="000000" w:sz="6"/>
+          <w:insideV w:val="single" w:space="0" w:color="000000" w:sz="6"/>
         </w:tblBorders>
         <w:tblCellMar>
-          <w:top w:type="dxa" w:w="57"/>
-          <w:left w:type="dxa" w:w="108"/>
-          <w:bottom w:type="dxa" w:w="57"/>
-          <w:right w:type="dxa" w:w="108"/>
+          <w:top w:w="57" w:type="dxa"/>
+          <w:left w:w="108" w:type="dxa"/>
+          <w:bottom w:w="57" w:type="dxa"/>
+          <w:right w:w="108" w:type="dxa"/>
         </w:tblCellMar>
       </w:tblPr>
       <w:tblGrid>
@@ -3228,14 +3228,14 @@
         </w:trPr>
         <w:tc>
           <w:tcPr>
-            <w:shd w:color="auto" w:fill="E8E8E8" w:val="clear"/>
+            <w:shd w:val="clear" w:color="auto" w:fill="E8E8E8"/>
           </w:tcPr>
           <w:p>
             <w:pPr>
               <w:pStyle w:val="Compact"/>
               <w:jc w:val="left"/>
               <w:ind w:left="0" w:firstLine="0" w:right="0"/>
-              <w:spacing w:after="40" w:lineRule="auto" w:before="40" w:line="240"/>
+              <w:spacing w:line="240" w:after="40" w:before="40" w:lineRule="auto"/>
             </w:pPr>
             <w:r>
               <w:rPr>
@@ -3247,14 +3247,14 @@
         </w:tc>
         <w:tc>
           <w:tcPr>
-            <w:shd w:color="auto" w:fill="E8E8E8" w:val="clear"/>
+            <w:shd w:val="clear" w:color="auto" w:fill="E8E8E8"/>
           </w:tcPr>
           <w:p>
             <w:pPr>
               <w:pStyle w:val="Compact"/>
               <w:jc w:val="left"/>
               <w:ind w:left="0" w:firstLine="0" w:right="0"/>
-              <w:spacing w:after="40" w:lineRule="auto" w:before="40" w:line="240"/>
+              <w:spacing w:line="240" w:after="40" w:before="40" w:lineRule="auto"/>
             </w:pPr>
             <w:r>
               <w:rPr>
@@ -3266,14 +3266,14 @@
         </w:tc>
         <w:tc>
           <w:tcPr>
-            <w:shd w:color="auto" w:fill="E8E8E8" w:val="clear"/>
+            <w:shd w:val="clear" w:color="auto" w:fill="E8E8E8"/>
           </w:tcPr>
           <w:p>
             <w:pPr>
               <w:pStyle w:val="Compact"/>
               <w:jc w:val="left"/>
               <w:ind w:left="0" w:firstLine="0" w:right="0"/>
-              <w:spacing w:after="40" w:lineRule="auto" w:before="40" w:line="240"/>
+              <w:spacing w:line="240" w:after="40" w:before="40" w:lineRule="auto"/>
             </w:pPr>
             <w:r>
               <w:rPr>
@@ -3292,7 +3292,7 @@
               <w:pStyle w:val="Compact"/>
               <w:jc w:val="left"/>
               <w:ind w:left="0" w:firstLine="0" w:right="0"/>
-              <w:spacing w:after="40" w:lineRule="auto" w:before="40" w:line="240"/>
+              <w:spacing w:line="240" w:after="40" w:before="40" w:lineRule="auto"/>
             </w:pPr>
             <w:r>
               <w:t xml:space="preserve">identifier</w:t>
@@ -3306,7 +3306,7 @@
               <w:pStyle w:val="Compact"/>
               <w:jc w:val="left"/>
               <w:ind w:left="0" w:firstLine="0" w:right="0"/>
-              <w:spacing w:after="40" w:lineRule="auto" w:before="40" w:line="240"/>
+              <w:spacing w:line="240" w:after="40" w:before="40" w:lineRule="auto"/>
             </w:pPr>
             <w:r>
               <w:t xml:space="preserve">TEXT PK</w:t>
@@ -3320,7 +3320,7 @@
               <w:pStyle w:val="Compact"/>
               <w:jc w:val="left"/>
               <w:ind w:left="0" w:firstLine="0" w:right="0"/>
-              <w:spacing w:after="40" w:lineRule="auto" w:before="40" w:line="240"/>
+              <w:spacing w:line="240" w:after="40" w:before="40" w:lineRule="auto"/>
             </w:pPr>
             <w:r>
               <w:t xml:space="preserve">Unique attribute definition ID</w:t>
@@ -3336,7 +3336,7 @@
               <w:pStyle w:val="Compact"/>
               <w:jc w:val="left"/>
               <w:ind w:left="0" w:firstLine="0" w:right="0"/>
-              <w:spacing w:after="40" w:lineRule="auto" w:before="40" w:line="240"/>
+              <w:spacing w:line="240" w:after="40" w:before="40" w:lineRule="auto"/>
             </w:pPr>
             <w:r>
               <w:t xml:space="preserve">owner_type_ref</w:t>
@@ -3350,7 +3350,7 @@
               <w:pStyle w:val="Compact"/>
               <w:jc w:val="left"/>
               <w:ind w:left="0" w:firstLine="0" w:right="0"/>
-              <w:spacing w:after="40" w:lineRule="auto" w:before="40" w:line="240"/>
+              <w:spacing w:line="240" w:after="40" w:before="40" w:lineRule="auto"/>
             </w:pPr>
             <w:r>
               <w:t xml:space="preserve">TEXT NOT NULL FK</w:t>
@@ -3364,7 +3364,7 @@
               <w:pStyle w:val="Compact"/>
               <w:jc w:val="left"/>
               <w:ind w:left="0" w:firstLine="0" w:right="0"/>
-              <w:spacing w:after="40" w:lineRule="auto" w:before="40" w:line="240"/>
+              <w:spacing w:line="240" w:after="40" w:before="40" w:lineRule="auto"/>
             </w:pPr>
             <w:r>
               <w:t xml:space="preserve">Object type that owns this attribute</w:t>
@@ -3380,7 +3380,7 @@
               <w:pStyle w:val="Compact"/>
               <w:jc w:val="left"/>
               <w:ind w:left="0" w:firstLine="0" w:right="0"/>
-              <w:spacing w:after="40" w:lineRule="auto" w:before="40" w:line="240"/>
+              <w:spacing w:line="240" w:after="40" w:before="40" w:lineRule="auto"/>
             </w:pPr>
             <w:r>
               <w:t xml:space="preserve">long_name</w:t>
@@ -3394,7 +3394,7 @@
               <w:pStyle w:val="Compact"/>
               <w:jc w:val="left"/>
               <w:ind w:left="0" w:firstLine="0" w:right="0"/>
-              <w:spacing w:after="40" w:lineRule="auto" w:before="40" w:line="240"/>
+              <w:spacing w:line="240" w:after="40" w:before="40" w:lineRule="auto"/>
             </w:pPr>
             <w:r>
               <w:t xml:space="preserve">TEXT NOT NULL</w:t>
@@ -3408,7 +3408,7 @@
               <w:pStyle w:val="Compact"/>
               <w:jc w:val="left"/>
               <w:ind w:left="0" w:firstLine="0" w:right="0"/>
-              <w:spacing w:after="40" w:lineRule="auto" w:before="40" w:line="240"/>
+              <w:spacing w:line="240" w:after="40" w:before="40" w:lineRule="auto"/>
             </w:pPr>
             <w:r>
               <w:t xml:space="preserve">Attribute name as written in source</w:t>
@@ -3424,7 +3424,7 @@
               <w:pStyle w:val="Compact"/>
               <w:jc w:val="left"/>
               <w:ind w:left="0" w:firstLine="0" w:right="0"/>
-              <w:spacing w:after="40" w:lineRule="auto" w:before="40" w:line="240"/>
+              <w:spacing w:line="240" w:after="40" w:before="40" w:lineRule="auto"/>
             </w:pPr>
             <w:r>
               <w:t xml:space="preserve">datatype_ref</w:t>
@@ -3438,7 +3438,7 @@
               <w:pStyle w:val="Compact"/>
               <w:jc w:val="left"/>
               <w:ind w:left="0" w:firstLine="0" w:right="0"/>
-              <w:spacing w:after="40" w:lineRule="auto" w:before="40" w:line="240"/>
+              <w:spacing w:line="240" w:after="40" w:before="40" w:lineRule="auto"/>
             </w:pPr>
             <w:r>
               <w:t xml:space="preserve">TEXT NOT NULL FK</w:t>
@@ -3452,7 +3452,7 @@
               <w:pStyle w:val="Compact"/>
               <w:jc w:val="left"/>
               <w:ind w:left="0" w:firstLine="0" w:right="0"/>
-              <w:spacing w:after="40" w:lineRule="auto" w:before="40" w:line="240"/>
+              <w:spacing w:line="240" w:after="40" w:before="40" w:lineRule="auto"/>
             </w:pPr>
             <w:r>
               <w:t xml:space="preserve">Data type (FK to datatype_definitions)</w:t>
@@ -3468,7 +3468,7 @@
               <w:pStyle w:val="Compact"/>
               <w:jc w:val="left"/>
               <w:ind w:left="0" w:firstLine="0" w:right="0"/>
-              <w:spacing w:after="40" w:lineRule="auto" w:before="40" w:line="240"/>
+              <w:spacing w:line="240" w:after="40" w:before="40" w:lineRule="auto"/>
             </w:pPr>
             <w:r>
               <w:t xml:space="preserve">min_occurs</w:t>
@@ -3482,7 +3482,7 @@
               <w:pStyle w:val="Compact"/>
               <w:jc w:val="left"/>
               <w:ind w:left="0" w:firstLine="0" w:right="0"/>
-              <w:spacing w:after="40" w:lineRule="auto" w:before="40" w:line="240"/>
+              <w:spacing w:line="240" w:after="40" w:before="40" w:lineRule="auto"/>
             </w:pPr>
             <w:r>
               <w:t xml:space="preserve">INTEGER DEFAULT 0</w:t>
@@ -3496,7 +3496,7 @@
               <w:pStyle w:val="Compact"/>
               <w:jc w:val="left"/>
               <w:ind w:left="0" w:firstLine="0" w:right="0"/>
-              <w:spacing w:after="40" w:lineRule="auto" w:before="40" w:line="240"/>
+              <w:spacing w:line="240" w:after="40" w:before="40" w:lineRule="auto"/>
             </w:pPr>
             <w:r>
               <w:t xml:space="preserve">Minimum occurrences (0 = optional)</w:t>
@@ -3512,7 +3512,7 @@
               <w:pStyle w:val="Compact"/>
               <w:jc w:val="left"/>
               <w:ind w:left="0" w:firstLine="0" w:right="0"/>
-              <w:spacing w:after="40" w:lineRule="auto" w:before="40" w:line="240"/>
+              <w:spacing w:line="240" w:after="40" w:before="40" w:lineRule="auto"/>
             </w:pPr>
             <w:r>
               <w:t xml:space="preserve">max_occurs</w:t>
@@ -3526,7 +3526,7 @@
               <w:pStyle w:val="Compact"/>
               <w:jc w:val="left"/>
               <w:ind w:left="0" w:firstLine="0" w:right="0"/>
-              <w:spacing w:after="40" w:lineRule="auto" w:before="40" w:line="240"/>
+              <w:spacing w:line="240" w:after="40" w:before="40" w:lineRule="auto"/>
             </w:pPr>
             <w:r>
               <w:t xml:space="preserve">INTEGER DEFAULT 1</w:t>
@@ -3540,7 +3540,7 @@
               <w:pStyle w:val="Compact"/>
               <w:jc w:val="left"/>
               <w:ind w:left="0" w:firstLine="0" w:right="0"/>
-              <w:spacing w:after="40" w:lineRule="auto" w:before="40" w:line="240"/>
+              <w:spacing w:line="240" w:after="40" w:before="40" w:lineRule="auto"/>
             </w:pPr>
             <w:r>
               <w:t xml:space="preserve">Maximum occurrences</w:t>
@@ -3556,7 +3556,7 @@
               <w:pStyle w:val="Compact"/>
               <w:jc w:val="left"/>
               <w:ind w:left="0" w:firstLine="0" w:right="0"/>
-              <w:spacing w:after="40" w:lineRule="auto" w:before="40" w:line="240"/>
+              <w:spacing w:line="240" w:after="40" w:before="40" w:lineRule="auto"/>
             </w:pPr>
             <w:r>
               <w:t xml:space="preserve">min_value</w:t>
@@ -3570,7 +3570,7 @@
               <w:pStyle w:val="Compact"/>
               <w:jc w:val="left"/>
               <w:ind w:left="0" w:firstLine="0" w:right="0"/>
-              <w:spacing w:after="40" w:lineRule="auto" w:before="40" w:line="240"/>
+              <w:spacing w:line="240" w:after="40" w:before="40" w:lineRule="auto"/>
             </w:pPr>
             <w:r>
               <w:t xml:space="preserve">REAL</w:t>
@@ -3584,7 +3584,7 @@
               <w:pStyle w:val="Compact"/>
               <w:jc w:val="left"/>
               <w:ind w:left="0" w:firstLine="0" w:right="0"/>
-              <w:spacing w:after="40" w:lineRule="auto" w:before="40" w:line="240"/>
+              <w:spacing w:line="240" w:after="40" w:before="40" w:lineRule="auto"/>
             </w:pPr>
             <w:r>
               <w:t xml:space="preserve">Minimum bound for INTEGER/REAL</w:t>
@@ -3600,7 +3600,7 @@
               <w:pStyle w:val="Compact"/>
               <w:jc w:val="left"/>
               <w:ind w:left="0" w:firstLine="0" w:right="0"/>
-              <w:spacing w:after="40" w:lineRule="auto" w:before="40" w:line="240"/>
+              <w:spacing w:line="240" w:after="40" w:before="40" w:lineRule="auto"/>
             </w:pPr>
             <w:r>
               <w:t xml:space="preserve">max_value</w:t>
@@ -3614,7 +3614,7 @@
               <w:pStyle w:val="Compact"/>
               <w:jc w:val="left"/>
               <w:ind w:left="0" w:firstLine="0" w:right="0"/>
-              <w:spacing w:after="40" w:lineRule="auto" w:before="40" w:line="240"/>
+              <w:spacing w:line="240" w:after="40" w:before="40" w:lineRule="auto"/>
             </w:pPr>
             <w:r>
               <w:t xml:space="preserve">REAL</w:t>
@@ -3628,7 +3628,7 @@
               <w:pStyle w:val="Compact"/>
               <w:jc w:val="left"/>
               <w:ind w:left="0" w:firstLine="0" w:right="0"/>
-              <w:spacing w:after="40" w:lineRule="auto" w:before="40" w:line="240"/>
+              <w:spacing w:line="240" w:after="40" w:before="40" w:lineRule="auto"/>
             </w:pPr>
             <w:r>
               <w:t xml:space="preserve">Maximum bound for INTEGER/REAL</w:t>
@@ -3684,12 +3684,12 @@
     </w:p>
     <w:p>
       <w:pPr>
-        <w:spacing w:before="0" w:after="0" w:line="20" w:lineRule="exact"/>
+        <w:spacing w:before="0" w:line="20" w:lineRule="exact" w:after="0"/>
         <w:rPr>
           <w:sz w:val="2"/>
         </w:rPr>
       </w:pPr>
-      <w:bookmarkStart w:id="93433" w:name="csv-tbl-enum-values"/>
+      <w:bookmarkStart w:name="csv-tbl-enum-values" w:id="93433"/>
       <w:bookmarkEnd w:id="93433"/>
     </w:p>
     <w:p>
@@ -3726,18 +3726,18 @@
         <w:tblLook w:firstRow="1" w:lastRow="0" w:firstColumn="0" w:lastColumn="0" w:noHBand="0" w:noVBand="0" w:val="0020"/>
         <w:jc w:val="start"/>
         <w:tblBorders>
-          <w:top w:space="0" w:color="000000" w:sz="6" w:val="single"/>
-          <w:left w:space="0" w:color="000000" w:sz="6" w:val="single"/>
-          <w:bottom w:space="0" w:color="000000" w:sz="6" w:val="single"/>
-          <w:right w:space="0" w:color="000000" w:sz="6" w:val="single"/>
-          <w:insideH w:space="0" w:color="000000" w:sz="6" w:val="single"/>
-          <w:insideV w:space="0" w:color="000000" w:sz="6" w:val="single"/>
+          <w:top w:val="single" w:space="0" w:color="000000" w:sz="6"/>
+          <w:left w:val="single" w:space="0" w:color="000000" w:sz="6"/>
+          <w:bottom w:val="single" w:space="0" w:color="000000" w:sz="6"/>
+          <w:right w:val="single" w:space="0" w:color="000000" w:sz="6"/>
+          <w:insideH w:val="single" w:space="0" w:color="000000" w:sz="6"/>
+          <w:insideV w:val="single" w:space="0" w:color="000000" w:sz="6"/>
         </w:tblBorders>
         <w:tblCellMar>
-          <w:top w:type="dxa" w:w="57"/>
-          <w:left w:type="dxa" w:w="108"/>
-          <w:bottom w:type="dxa" w:w="57"/>
-          <w:right w:type="dxa" w:w="108"/>
+          <w:top w:w="57" w:type="dxa"/>
+          <w:left w:w="108" w:type="dxa"/>
+          <w:bottom w:w="57" w:type="dxa"/>
+          <w:right w:w="108" w:type="dxa"/>
         </w:tblCellMar>
       </w:tblPr>
       <w:tblGrid>
@@ -3751,14 +3751,14 @@
         </w:trPr>
         <w:tc>
           <w:tcPr>
-            <w:shd w:color="auto" w:fill="E8E8E8" w:val="clear"/>
+            <w:shd w:val="clear" w:color="auto" w:fill="E8E8E8"/>
           </w:tcPr>
           <w:p>
             <w:pPr>
               <w:pStyle w:val="Compact"/>
               <w:jc w:val="left"/>
               <w:ind w:left="0" w:firstLine="0" w:right="0"/>
-              <w:spacing w:after="40" w:lineRule="auto" w:before="40" w:line="240"/>
+              <w:spacing w:line="240" w:after="40" w:before="40" w:lineRule="auto"/>
             </w:pPr>
             <w:r>
               <w:rPr>
@@ -3770,14 +3770,14 @@
         </w:tc>
         <w:tc>
           <w:tcPr>
-            <w:shd w:color="auto" w:fill="E8E8E8" w:val="clear"/>
+            <w:shd w:val="clear" w:color="auto" w:fill="E8E8E8"/>
           </w:tcPr>
           <w:p>
             <w:pPr>
               <w:pStyle w:val="Compact"/>
               <w:jc w:val="left"/>
               <w:ind w:left="0" w:firstLine="0" w:right="0"/>
-              <w:spacing w:after="40" w:lineRule="auto" w:before="40" w:line="240"/>
+              <w:spacing w:line="240" w:after="40" w:before="40" w:lineRule="auto"/>
             </w:pPr>
             <w:r>
               <w:rPr>
@@ -3789,14 +3789,14 @@
         </w:tc>
         <w:tc>
           <w:tcPr>
-            <w:shd w:color="auto" w:fill="E8E8E8" w:val="clear"/>
+            <w:shd w:val="clear" w:color="auto" w:fill="E8E8E8"/>
           </w:tcPr>
           <w:p>
             <w:pPr>
               <w:pStyle w:val="Compact"/>
               <w:jc w:val="left"/>
               <w:ind w:left="0" w:firstLine="0" w:right="0"/>
-              <w:spacing w:after="40" w:lineRule="auto" w:before="40" w:line="240"/>
+              <w:spacing w:line="240" w:after="40" w:before="40" w:lineRule="auto"/>
             </w:pPr>
             <w:r>
               <w:rPr>
@@ -3815,7 +3815,7 @@
               <w:pStyle w:val="Compact"/>
               <w:jc w:val="left"/>
               <w:ind w:left="0" w:firstLine="0" w:right="0"/>
-              <w:spacing w:after="40" w:lineRule="auto" w:before="40" w:line="240"/>
+              <w:spacing w:line="240" w:after="40" w:before="40" w:lineRule="auto"/>
             </w:pPr>
             <w:r>
               <w:t xml:space="preserve">identifier</w:t>
@@ -3829,7 +3829,7 @@
               <w:pStyle w:val="Compact"/>
               <w:jc w:val="left"/>
               <w:ind w:left="0" w:firstLine="0" w:right="0"/>
-              <w:spacing w:after="40" w:lineRule="auto" w:before="40" w:line="240"/>
+              <w:spacing w:line="240" w:after="40" w:before="40" w:lineRule="auto"/>
             </w:pPr>
             <w:r>
               <w:t xml:space="preserve">TEXT PK</w:t>
@@ -3843,7 +3843,7 @@
               <w:pStyle w:val="Compact"/>
               <w:jc w:val="left"/>
               <w:ind w:left="0" w:firstLine="0" w:right="0"/>
-              <w:spacing w:after="40" w:lineRule="auto" w:before="40" w:line="240"/>
+              <w:spacing w:line="240" w:after="40" w:before="40" w:lineRule="auto"/>
             </w:pPr>
             <w:r>
               <w:t xml:space="preserve">Unique enum value ID (e.g. STATUS_DRAFT)</w:t>
@@ -3859,7 +3859,7 @@
               <w:pStyle w:val="Compact"/>
               <w:jc w:val="left"/>
               <w:ind w:left="0" w:firstLine="0" w:right="0"/>
-              <w:spacing w:after="40" w:lineRule="auto" w:before="40" w:line="240"/>
+              <w:spacing w:line="240" w:after="40" w:before="40" w:lineRule="auto"/>
             </w:pPr>
             <w:r>
               <w:t xml:space="preserve">datatype_ref</w:t>
@@ -3873,7 +3873,7 @@
               <w:pStyle w:val="Compact"/>
               <w:jc w:val="left"/>
               <w:ind w:left="0" w:firstLine="0" w:right="0"/>
-              <w:spacing w:after="40" w:lineRule="auto" w:before="40" w:line="240"/>
+              <w:spacing w:line="240" w:after="40" w:before="40" w:lineRule="auto"/>
             </w:pPr>
             <w:r>
               <w:t xml:space="preserve">TEXT NOT NULL FK</w:t>
@@ -3887,7 +3887,7 @@
               <w:pStyle w:val="Compact"/>
               <w:jc w:val="left"/>
               <w:ind w:left="0" w:firstLine="0" w:right="0"/>
-              <w:spacing w:after="40" w:lineRule="auto" w:before="40" w:line="240"/>
+              <w:spacing w:line="240" w:after="40" w:before="40" w:lineRule="auto"/>
             </w:pPr>
             <w:r>
               <w:t xml:space="preserve">Parent ENUM datatype</w:t>
@@ -3903,7 +3903,7 @@
               <w:pStyle w:val="Compact"/>
               <w:jc w:val="left"/>
               <w:ind w:left="0" w:firstLine="0" w:right="0"/>
-              <w:spacing w:after="40" w:lineRule="auto" w:before="40" w:line="240"/>
+              <w:spacing w:line="240" w:after="40" w:before="40" w:lineRule="auto"/>
             </w:pPr>
             <w:r>
               <w:t xml:space="preserve">key</w:t>
@@ -3917,7 +3917,7 @@
               <w:pStyle w:val="Compact"/>
               <w:jc w:val="left"/>
               <w:ind w:left="0" w:firstLine="0" w:right="0"/>
-              <w:spacing w:after="40" w:lineRule="auto" w:before="40" w:line="240"/>
+              <w:spacing w:line="240" w:after="40" w:before="40" w:lineRule="auto"/>
             </w:pPr>
             <w:r>
               <w:t xml:space="preserve">TEXT NOT NULL</w:t>
@@ -3931,7 +3931,7 @@
               <w:pStyle w:val="Compact"/>
               <w:jc w:val="left"/>
               <w:ind w:left="0" w:firstLine="0" w:right="0"/>
-              <w:spacing w:after="40" w:lineRule="auto" w:before="40" w:line="240"/>
+              <w:spacing w:line="240" w:after="40" w:before="40" w:lineRule="auto"/>
             </w:pPr>
             <w:r>
               <w:t xml:space="preserve">Value as written in source</w:t>
@@ -3947,7 +3947,7 @@
               <w:pStyle w:val="Compact"/>
               <w:jc w:val="left"/>
               <w:ind w:left="0" w:firstLine="0" w:right="0"/>
-              <w:spacing w:after="40" w:lineRule="auto" w:before="40" w:line="240"/>
+              <w:spacing w:line="240" w:after="40" w:before="40" w:lineRule="auto"/>
             </w:pPr>
             <w:r>
               <w:t xml:space="preserve">sequence</w:t>
@@ -3961,7 +3961,7 @@
               <w:pStyle w:val="Compact"/>
               <w:jc w:val="left"/>
               <w:ind w:left="0" w:firstLine="0" w:right="0"/>
-              <w:spacing w:after="40" w:lineRule="auto" w:before="40" w:line="240"/>
+              <w:spacing w:line="240" w:after="40" w:before="40" w:lineRule="auto"/>
             </w:pPr>
             <w:r>
               <w:t xml:space="preserve">INTEGER DEFAULT 0</w:t>
@@ -3975,7 +3975,7 @@
               <w:pStyle w:val="Compact"/>
               <w:jc w:val="left"/>
               <w:ind w:left="0" w:firstLine="0" w:right="0"/>
-              <w:spacing w:after="40" w:lineRule="auto" w:before="40" w:line="240"/>
+              <w:spacing w:line="240" w:after="40" w:before="40" w:lineRule="auto"/>
             </w:pPr>
             <w:r>
               <w:t xml:space="preserve">Display order</w:t>
@@ -4008,12 +4008,12 @@
     </w:p>
     <w:p>
       <w:pPr>
-        <w:spacing w:before="0" w:after="0" w:line="20" w:lineRule="exact"/>
+        <w:spacing w:before="0" w:line="20" w:lineRule="exact" w:after="0"/>
         <w:rPr>
           <w:sz w:val="2"/>
         </w:rPr>
       </w:pPr>
-      <w:bookmarkStart w:id="44898" w:name="csv-tbl-type-aliases"/>
+      <w:bookmarkStart w:name="csv-tbl-type-aliases" w:id="44898"/>
       <w:bookmarkEnd w:id="44898"/>
     </w:p>
     <w:p>
@@ -4050,18 +4050,18 @@
         <w:tblLook w:firstRow="1" w:lastRow="0" w:firstColumn="0" w:lastColumn="0" w:noHBand="0" w:noVBand="0" w:val="0020"/>
         <w:jc w:val="start"/>
         <w:tblBorders>
-          <w:top w:space="0" w:color="000000" w:sz="6" w:val="single"/>
-          <w:left w:space="0" w:color="000000" w:sz="6" w:val="single"/>
-          <w:bottom w:space="0" w:color="000000" w:sz="6" w:val="single"/>
-          <w:right w:space="0" w:color="000000" w:sz="6" w:val="single"/>
-          <w:insideH w:space="0" w:color="000000" w:sz="6" w:val="single"/>
-          <w:insideV w:space="0" w:color="000000" w:sz="6" w:val="single"/>
+          <w:top w:val="single" w:space="0" w:color="000000" w:sz="6"/>
+          <w:left w:val="single" w:space="0" w:color="000000" w:sz="6"/>
+          <w:bottom w:val="single" w:space="0" w:color="000000" w:sz="6"/>
+          <w:right w:val="single" w:space="0" w:color="000000" w:sz="6"/>
+          <w:insideH w:val="single" w:space="0" w:color="000000" w:sz="6"/>
+          <w:insideV w:val="single" w:space="0" w:color="000000" w:sz="6"/>
         </w:tblBorders>
         <w:tblCellMar>
-          <w:top w:type="dxa" w:w="57"/>
-          <w:left w:type="dxa" w:w="108"/>
-          <w:bottom w:type="dxa" w:w="57"/>
-          <w:right w:type="dxa" w:w="108"/>
+          <w:top w:w="57" w:type="dxa"/>
+          <w:left w:w="108" w:type="dxa"/>
+          <w:bottom w:w="57" w:type="dxa"/>
+          <w:right w:w="108" w:type="dxa"/>
         </w:tblCellMar>
       </w:tblPr>
       <w:tblGrid>
@@ -4075,14 +4075,14 @@
         </w:trPr>
         <w:tc>
           <w:tcPr>
-            <w:shd w:color="auto" w:fill="E8E8E8" w:val="clear"/>
+            <w:shd w:val="clear" w:color="auto" w:fill="E8E8E8"/>
           </w:tcPr>
           <w:p>
             <w:pPr>
               <w:pStyle w:val="Compact"/>
               <w:jc w:val="left"/>
               <w:ind w:left="0" w:firstLine="0" w:right="0"/>
-              <w:spacing w:after="40" w:lineRule="auto" w:before="40" w:line="240"/>
+              <w:spacing w:line="240" w:after="40" w:before="40" w:lineRule="auto"/>
             </w:pPr>
             <w:r>
               <w:rPr>
@@ -4094,14 +4094,14 @@
         </w:tc>
         <w:tc>
           <w:tcPr>
-            <w:shd w:color="auto" w:fill="E8E8E8" w:val="clear"/>
+            <w:shd w:val="clear" w:color="auto" w:fill="E8E8E8"/>
           </w:tcPr>
           <w:p>
             <w:pPr>
               <w:pStyle w:val="Compact"/>
               <w:jc w:val="left"/>
               <w:ind w:left="0" w:firstLine="0" w:right="0"/>
-              <w:spacing w:after="40" w:lineRule="auto" w:before="40" w:line="240"/>
+              <w:spacing w:line="240" w:after="40" w:before="40" w:lineRule="auto"/>
             </w:pPr>
             <w:r>
               <w:rPr>
@@ -4113,14 +4113,14 @@
         </w:tc>
         <w:tc>
           <w:tcPr>
-            <w:shd w:color="auto" w:fill="E8E8E8" w:val="clear"/>
+            <w:shd w:val="clear" w:color="auto" w:fill="E8E8E8"/>
           </w:tcPr>
           <w:p>
             <w:pPr>
               <w:pStyle w:val="Compact"/>
               <w:jc w:val="left"/>
               <w:ind w:left="0" w:firstLine="0" w:right="0"/>
-              <w:spacing w:after="40" w:lineRule="auto" w:before="40" w:line="240"/>
+              <w:spacing w:line="240" w:after="40" w:before="40" w:lineRule="auto"/>
             </w:pPr>
             <w:r>
               <w:rPr>
@@ -4139,7 +4139,7 @@
               <w:pStyle w:val="Compact"/>
               <w:jc w:val="left"/>
               <w:ind w:left="0" w:firstLine="0" w:right="0"/>
-              <w:spacing w:after="40" w:lineRule="auto" w:before="40" w:line="240"/>
+              <w:spacing w:line="240" w:after="40" w:before="40" w:lineRule="auto"/>
             </w:pPr>
             <w:r>
               <w:t xml:space="preserve">alias</w:t>
@@ -4153,7 +4153,7 @@
               <w:pStyle w:val="Compact"/>
               <w:jc w:val="left"/>
               <w:ind w:left="0" w:firstLine="0" w:right="0"/>
-              <w:spacing w:after="40" w:lineRule="auto" w:before="40" w:line="240"/>
+              <w:spacing w:line="240" w:after="40" w:before="40" w:lineRule="auto"/>
             </w:pPr>
             <w:r>
               <w:t xml:space="preserve">TEXT PK COLLATE NOCASE</w:t>
@@ -4167,7 +4167,7 @@
               <w:pStyle w:val="Compact"/>
               <w:jc w:val="left"/>
               <w:ind w:left="0" w:firstLine="0" w:right="0"/>
-              <w:spacing w:after="40" w:lineRule="auto" w:before="40" w:line="240"/>
+              <w:spacing w:line="240" w:after="40" w:before="40" w:lineRule="auto"/>
             </w:pPr>
             <w:r>
               <w:t xml:space="preserve">Title text that triggers this type</w:t>
@@ -4183,7 +4183,7 @@
               <w:pStyle w:val="Compact"/>
               <w:jc w:val="left"/>
               <w:ind w:left="0" w:firstLine="0" w:right="0"/>
-              <w:spacing w:after="40" w:lineRule="auto" w:before="40" w:line="240"/>
+              <w:spacing w:line="240" w:after="40" w:before="40" w:lineRule="auto"/>
             </w:pPr>
             <w:r>
               <w:t xml:space="preserve">object_type_id</w:t>
@@ -4197,7 +4197,7 @@
               <w:pStyle w:val="Compact"/>
               <w:jc w:val="left"/>
               <w:ind w:left="0" w:firstLine="0" w:right="0"/>
-              <w:spacing w:after="40" w:lineRule="auto" w:before="40" w:line="240"/>
+              <w:spacing w:line="240" w:after="40" w:before="40" w:lineRule="auto"/>
             </w:pPr>
             <w:r>
               <w:t xml:space="preserve">TEXT NOT NULL FK</w:t>
@@ -4211,7 +4211,7 @@
               <w:pStyle w:val="Compact"/>
               <w:jc w:val="left"/>
               <w:ind w:left="0" w:firstLine="0" w:right="0"/>
-              <w:spacing w:after="40" w:lineRule="auto" w:before="40" w:line="240"/>
+              <w:spacing w:line="240" w:after="40" w:before="40" w:lineRule="auto"/>
             </w:pPr>
             <w:r>
               <w:t xml:space="preserve">Object type to assign</w:t>
@@ -4244,12 +4244,12 @@
     </w:p>
     <w:p>
       <w:pPr>
-        <w:spacing w:before="0" w:after="0" w:line="20" w:lineRule="exact"/>
+        <w:spacing w:before="0" w:line="20" w:lineRule="exact" w:after="0"/>
         <w:rPr>
           <w:sz w:val="2"/>
         </w:rPr>
       </w:pPr>
-      <w:bookmarkStart w:id="70595" w:name="csv-tbl-spec-aliases"/>
+      <w:bookmarkStart w:name="csv-tbl-spec-aliases" w:id="70595"/>
       <w:bookmarkEnd w:id="70595"/>
     </w:p>
     <w:p>
@@ -4286,18 +4286,18 @@
         <w:tblLook w:firstRow="1" w:lastRow="0" w:firstColumn="0" w:lastColumn="0" w:noHBand="0" w:noVBand="0" w:val="0020"/>
         <w:jc w:val="start"/>
         <w:tblBorders>
-          <w:top w:space="0" w:color="000000" w:sz="6" w:val="single"/>
-          <w:left w:space="0" w:color="000000" w:sz="6" w:val="single"/>
-          <w:bottom w:space="0" w:color="000000" w:sz="6" w:val="single"/>
-          <w:right w:space="0" w:color="000000" w:sz="6" w:val="single"/>
-          <w:insideH w:space="0" w:color="000000" w:sz="6" w:val="single"/>
-          <w:insideV w:space="0" w:color="000000" w:sz="6" w:val="single"/>
+          <w:top w:val="single" w:space="0" w:color="000000" w:sz="6"/>
+          <w:left w:val="single" w:space="0" w:color="000000" w:sz="6"/>
+          <w:bottom w:val="single" w:space="0" w:color="000000" w:sz="6"/>
+          <w:right w:val="single" w:space="0" w:color="000000" w:sz="6"/>
+          <w:insideH w:val="single" w:space="0" w:color="000000" w:sz="6"/>
+          <w:insideV w:val="single" w:space="0" w:color="000000" w:sz="6"/>
         </w:tblBorders>
         <w:tblCellMar>
-          <w:top w:type="dxa" w:w="57"/>
-          <w:left w:type="dxa" w:w="108"/>
-          <w:bottom w:type="dxa" w:w="57"/>
-          <w:right w:type="dxa" w:w="108"/>
+          <w:top w:w="57" w:type="dxa"/>
+          <w:left w:w="108" w:type="dxa"/>
+          <w:bottom w:w="57" w:type="dxa"/>
+          <w:right w:w="108" w:type="dxa"/>
         </w:tblCellMar>
       </w:tblPr>
       <w:tblGrid>
@@ -4311,14 +4311,14 @@
         </w:trPr>
         <w:tc>
           <w:tcPr>
-            <w:shd w:color="auto" w:fill="E8E8E8" w:val="clear"/>
+            <w:shd w:val="clear" w:color="auto" w:fill="E8E8E8"/>
           </w:tcPr>
           <w:p>
             <w:pPr>
               <w:pStyle w:val="Compact"/>
               <w:jc w:val="left"/>
               <w:ind w:left="0" w:firstLine="0" w:right="0"/>
-              <w:spacing w:after="40" w:lineRule="auto" w:before="40" w:line="240"/>
+              <w:spacing w:line="240" w:after="40" w:before="40" w:lineRule="auto"/>
             </w:pPr>
             <w:r>
               <w:rPr>
@@ -4330,14 +4330,14 @@
         </w:tc>
         <w:tc>
           <w:tcPr>
-            <w:shd w:color="auto" w:fill="E8E8E8" w:val="clear"/>
+            <w:shd w:val="clear" w:color="auto" w:fill="E8E8E8"/>
           </w:tcPr>
           <w:p>
             <w:pPr>
               <w:pStyle w:val="Compact"/>
               <w:jc w:val="left"/>
               <w:ind w:left="0" w:firstLine="0" w:right="0"/>
-              <w:spacing w:after="40" w:lineRule="auto" w:before="40" w:line="240"/>
+              <w:spacing w:line="240" w:after="40" w:before="40" w:lineRule="auto"/>
             </w:pPr>
             <w:r>
               <w:rPr>
@@ -4349,14 +4349,14 @@
         </w:tc>
         <w:tc>
           <w:tcPr>
-            <w:shd w:color="auto" w:fill="E8E8E8" w:val="clear"/>
+            <w:shd w:val="clear" w:color="auto" w:fill="E8E8E8"/>
           </w:tcPr>
           <w:p>
             <w:pPr>
               <w:pStyle w:val="Compact"/>
               <w:jc w:val="left"/>
               <w:ind w:left="0" w:firstLine="0" w:right="0"/>
-              <w:spacing w:after="40" w:lineRule="auto" w:before="40" w:line="240"/>
+              <w:spacing w:line="240" w:after="40" w:before="40" w:lineRule="auto"/>
             </w:pPr>
             <w:r>
               <w:rPr>
@@ -4375,7 +4375,7 @@
               <w:pStyle w:val="Compact"/>
               <w:jc w:val="left"/>
               <w:ind w:left="0" w:firstLine="0" w:right="0"/>
-              <w:spacing w:after="40" w:lineRule="auto" w:before="40" w:line="240"/>
+              <w:spacing w:line="240" w:after="40" w:before="40" w:lineRule="auto"/>
             </w:pPr>
             <w:r>
               <w:t xml:space="preserve">alias</w:t>
@@ -4389,7 +4389,7 @@
               <w:pStyle w:val="Compact"/>
               <w:jc w:val="left"/>
               <w:ind w:left="0" w:firstLine="0" w:right="0"/>
-              <w:spacing w:after="40" w:lineRule="auto" w:before="40" w:line="240"/>
+              <w:spacing w:line="240" w:after="40" w:before="40" w:lineRule="auto"/>
             </w:pPr>
             <w:r>
               <w:t xml:space="preserve">TEXT PK COLLATE NOCASE</w:t>
@@ -4403,7 +4403,7 @@
               <w:pStyle w:val="Compact"/>
               <w:jc w:val="left"/>
               <w:ind w:left="0" w:firstLine="0" w:right="0"/>
-              <w:spacing w:after="40" w:lineRule="auto" w:before="40" w:line="240"/>
+              <w:spacing w:line="240" w:after="40" w:before="40" w:lineRule="auto"/>
             </w:pPr>
             <w:r>
               <w:t xml:space="preserve">Title text that triggers this type</w:t>
@@ -4419,7 +4419,7 @@
               <w:pStyle w:val="Compact"/>
               <w:jc w:val="left"/>
               <w:ind w:left="0" w:firstLine="0" w:right="0"/>
-              <w:spacing w:after="40" w:lineRule="auto" w:before="40" w:line="240"/>
+              <w:spacing w:line="240" w:after="40" w:before="40" w:lineRule="auto"/>
             </w:pPr>
             <w:r>
               <w:t xml:space="preserve">spec_type_id</w:t>
@@ -4433,7 +4433,7 @@
               <w:pStyle w:val="Compact"/>
               <w:jc w:val="left"/>
               <w:ind w:left="0" w:firstLine="0" w:right="0"/>
-              <w:spacing w:after="40" w:lineRule="auto" w:before="40" w:line="240"/>
+              <w:spacing w:line="240" w:after="40" w:before="40" w:lineRule="auto"/>
             </w:pPr>
             <w:r>
               <w:t xml:space="preserve">TEXT NOT NULL FK</w:t>
@@ -4447,7 +4447,7 @@
               <w:pStyle w:val="Compact"/>
               <w:jc w:val="left"/>
               <w:ind w:left="0" w:firstLine="0" w:right="0"/>
-              <w:spacing w:after="40" w:lineRule="auto" w:before="40" w:line="240"/>
+              <w:spacing w:line="240" w:after="40" w:before="40" w:lineRule="auto"/>
             </w:pPr>
             <w:r>
               <w:t xml:space="preserve">Specification type to assign</w:t>
@@ -4550,12 +4550,12 @@
     </w:p>
     <w:p>
       <w:pPr>
-        <w:spacing w:before="0" w:after="0" w:line="20" w:lineRule="exact"/>
+        <w:spacing w:before="0" w:line="20" w:lineRule="exact" w:after="0"/>
         <w:rPr>
           <w:sz w:val="2"/>
         </w:rPr>
       </w:pPr>
-      <w:bookmarkStart w:id="46247" w:name="csv-tbl-specifications"/>
+      <w:bookmarkStart w:name="csv-tbl-specifications" w:id="46247"/>
       <w:bookmarkEnd w:id="46247"/>
     </w:p>
     <w:p>
@@ -4592,18 +4592,18 @@
         <w:tblLook w:firstRow="1" w:lastRow="0" w:firstColumn="0" w:lastColumn="0" w:noHBand="0" w:noVBand="0" w:val="0020"/>
         <w:jc w:val="start"/>
         <w:tblBorders>
-          <w:top w:space="0" w:color="000000" w:sz="6" w:val="single"/>
-          <w:left w:space="0" w:color="000000" w:sz="6" w:val="single"/>
-          <w:bottom w:space="0" w:color="000000" w:sz="6" w:val="single"/>
-          <w:right w:space="0" w:color="000000" w:sz="6" w:val="single"/>
-          <w:insideH w:space="0" w:color="000000" w:sz="6" w:val="single"/>
-          <w:insideV w:space="0" w:color="000000" w:sz="6" w:val="single"/>
+          <w:top w:val="single" w:space="0" w:color="000000" w:sz="6"/>
+          <w:left w:val="single" w:space="0" w:color="000000" w:sz="6"/>
+          <w:bottom w:val="single" w:space="0" w:color="000000" w:sz="6"/>
+          <w:right w:val="single" w:space="0" w:color="000000" w:sz="6"/>
+          <w:insideH w:val="single" w:space="0" w:color="000000" w:sz="6"/>
+          <w:insideV w:val="single" w:space="0" w:color="000000" w:sz="6"/>
         </w:tblBorders>
         <w:tblCellMar>
-          <w:top w:type="dxa" w:w="57"/>
-          <w:left w:type="dxa" w:w="108"/>
-          <w:bottom w:type="dxa" w:w="57"/>
-          <w:right w:type="dxa" w:w="108"/>
+          <w:top w:w="57" w:type="dxa"/>
+          <w:left w:w="108" w:type="dxa"/>
+          <w:bottom w:w="57" w:type="dxa"/>
+          <w:right w:w="108" w:type="dxa"/>
         </w:tblCellMar>
       </w:tblPr>
       <w:tblGrid>
@@ -4617,14 +4617,14 @@
         </w:trPr>
         <w:tc>
           <w:tcPr>
-            <w:shd w:color="auto" w:fill="E8E8E8" w:val="clear"/>
+            <w:shd w:val="clear" w:color="auto" w:fill="E8E8E8"/>
           </w:tcPr>
           <w:p>
             <w:pPr>
               <w:pStyle w:val="Compact"/>
               <w:jc w:val="left"/>
               <w:ind w:left="0" w:firstLine="0" w:right="0"/>
-              <w:spacing w:after="40" w:lineRule="auto" w:before="40" w:line="240"/>
+              <w:spacing w:line="240" w:after="40" w:before="40" w:lineRule="auto"/>
             </w:pPr>
             <w:r>
               <w:rPr>
@@ -4636,14 +4636,14 @@
         </w:tc>
         <w:tc>
           <w:tcPr>
-            <w:shd w:color="auto" w:fill="E8E8E8" w:val="clear"/>
+            <w:shd w:val="clear" w:color="auto" w:fill="E8E8E8"/>
           </w:tcPr>
           <w:p>
             <w:pPr>
               <w:pStyle w:val="Compact"/>
               <w:jc w:val="left"/>
               <w:ind w:left="0" w:firstLine="0" w:right="0"/>
-              <w:spacing w:after="40" w:lineRule="auto" w:before="40" w:line="240"/>
+              <w:spacing w:line="240" w:after="40" w:before="40" w:lineRule="auto"/>
             </w:pPr>
             <w:r>
               <w:rPr>
@@ -4655,14 +4655,14 @@
         </w:tc>
         <w:tc>
           <w:tcPr>
-            <w:shd w:color="auto" w:fill="E8E8E8" w:val="clear"/>
+            <w:shd w:val="clear" w:color="auto" w:fill="E8E8E8"/>
           </w:tcPr>
           <w:p>
             <w:pPr>
               <w:pStyle w:val="Compact"/>
               <w:jc w:val="left"/>
               <w:ind w:left="0" w:firstLine="0" w:right="0"/>
-              <w:spacing w:after="40" w:lineRule="auto" w:before="40" w:line="240"/>
+              <w:spacing w:line="240" w:after="40" w:before="40" w:lineRule="auto"/>
             </w:pPr>
             <w:r>
               <w:rPr>
@@ -4681,7 +4681,7 @@
               <w:pStyle w:val="Compact"/>
               <w:jc w:val="left"/>
               <w:ind w:left="0" w:firstLine="0" w:right="0"/>
-              <w:spacing w:after="40" w:lineRule="auto" w:before="40" w:line="240"/>
+              <w:spacing w:line="240" w:after="40" w:before="40" w:lineRule="auto"/>
             </w:pPr>
             <w:r>
               <w:t xml:space="preserve">identifier</w:t>
@@ -4695,7 +4695,7 @@
               <w:pStyle w:val="Compact"/>
               <w:jc w:val="left"/>
               <w:ind w:left="0" w:firstLine="0" w:right="0"/>
-              <w:spacing w:after="40" w:lineRule="auto" w:before="40" w:line="240"/>
+              <w:spacing w:line="240" w:after="40" w:before="40" w:lineRule="auto"/>
             </w:pPr>
             <w:r>
               <w:t xml:space="preserve">TEXT PK</w:t>
@@ -4709,7 +4709,7 @@
               <w:pStyle w:val="Compact"/>
               <w:jc w:val="left"/>
               <w:ind w:left="0" w:firstLine="0" w:right="0"/>
-              <w:spacing w:after="40" w:lineRule="auto" w:before="40" w:line="240"/>
+              <w:spacing w:line="240" w:after="40" w:before="40" w:lineRule="auto"/>
             </w:pPr>
             <w:r>
               <w:t xml:space="preserve">Filename slug (natural key)</w:t>
@@ -4725,7 +4725,7 @@
               <w:pStyle w:val="Compact"/>
               <w:jc w:val="left"/>
               <w:ind w:left="0" w:firstLine="0" w:right="0"/>
-              <w:spacing w:after="40" w:lineRule="auto" w:before="40" w:line="240"/>
+              <w:spacing w:line="240" w:after="40" w:before="40" w:lineRule="auto"/>
             </w:pPr>
             <w:r>
               <w:t xml:space="preserve">root_path</w:t>
@@ -4739,7 +4739,7 @@
               <w:pStyle w:val="Compact"/>
               <w:jc w:val="left"/>
               <w:ind w:left="0" w:firstLine="0" w:right="0"/>
-              <w:spacing w:after="40" w:lineRule="auto" w:before="40" w:line="240"/>
+              <w:spacing w:line="240" w:after="40" w:before="40" w:lineRule="auto"/>
             </w:pPr>
             <w:r>
               <w:t xml:space="preserve">TEXT NOT NULL UNIQUE</w:t>
@@ -4753,7 +4753,7 @@
               <w:pStyle w:val="Compact"/>
               <w:jc w:val="left"/>
               <w:ind w:left="0" w:firstLine="0" w:right="0"/>
-              <w:spacing w:after="40" w:lineRule="auto" w:before="40" w:line="240"/>
+              <w:spacing w:line="240" w:after="40" w:before="40" w:lineRule="auto"/>
             </w:pPr>
             <w:r>
               <w:t xml:space="preserve">Absolute path to root .md file</w:t>
@@ -4769,7 +4769,7 @@
               <w:pStyle w:val="Compact"/>
               <w:jc w:val="left"/>
               <w:ind w:left="0" w:firstLine="0" w:right="0"/>
-              <w:spacing w:after="40" w:lineRule="auto" w:before="40" w:line="240"/>
+              <w:spacing w:line="240" w:after="40" w:before="40" w:lineRule="auto"/>
             </w:pPr>
             <w:r>
               <w:t xml:space="preserve">long_name</w:t>
@@ -4783,7 +4783,7 @@
               <w:pStyle w:val="Compact"/>
               <w:jc w:val="left"/>
               <w:ind w:left="0" w:firstLine="0" w:right="0"/>
-              <w:spacing w:after="40" w:lineRule="auto" w:before="40" w:line="240"/>
+              <w:spacing w:line="240" w:after="40" w:before="40" w:lineRule="auto"/>
             </w:pPr>
             <w:r>
               <w:t xml:space="preserve">TEXT</w:t>
@@ -4797,7 +4797,7 @@
               <w:pStyle w:val="Compact"/>
               <w:jc w:val="left"/>
               <w:ind w:left="0" w:firstLine="0" w:right="0"/>
-              <w:spacing w:after="40" w:lineRule="auto" w:before="40" w:line="240"/>
+              <w:spacing w:line="240" w:after="40" w:before="40" w:lineRule="auto"/>
             </w:pPr>
             <w:r>
               <w:t xml:space="preserve">Document title from H1 header</w:t>
@@ -4813,7 +4813,7 @@
               <w:pStyle w:val="Compact"/>
               <w:jc w:val="left"/>
               <w:ind w:left="0" w:firstLine="0" w:right="0"/>
-              <w:spacing w:after="40" w:lineRule="auto" w:before="40" w:line="240"/>
+              <w:spacing w:line="240" w:after="40" w:before="40" w:lineRule="auto"/>
             </w:pPr>
             <w:r>
               <w:t xml:space="preserve">type_ref</w:t>
@@ -4827,7 +4827,7 @@
               <w:pStyle w:val="Compact"/>
               <w:jc w:val="left"/>
               <w:ind w:left="0" w:firstLine="0" w:right="0"/>
-              <w:spacing w:after="40" w:lineRule="auto" w:before="40" w:line="240"/>
+              <w:spacing w:line="240" w:after="40" w:before="40" w:lineRule="auto"/>
             </w:pPr>
             <w:r>
               <w:t xml:space="preserve">TEXT FK</w:t>
@@ -4841,7 +4841,7 @@
               <w:pStyle w:val="Compact"/>
               <w:jc w:val="left"/>
               <w:ind w:left="0" w:firstLine="0" w:right="0"/>
-              <w:spacing w:after="40" w:lineRule="auto" w:before="40" w:line="240"/>
+              <w:spacing w:line="240" w:after="40" w:before="40" w:lineRule="auto"/>
             </w:pPr>
             <w:r>
               <w:t xml:space="preserve">Specification type</w:t>
@@ -4857,7 +4857,7 @@
               <w:pStyle w:val="Compact"/>
               <w:jc w:val="left"/>
               <w:ind w:left="0" w:firstLine="0" w:right="0"/>
-              <w:spacing w:after="40" w:lineRule="auto" w:before="40" w:line="240"/>
+              <w:spacing w:line="240" w:after="40" w:before="40" w:lineRule="auto"/>
             </w:pPr>
             <w:r>
               <w:t xml:space="preserve">pid</w:t>
@@ -4871,7 +4871,7 @@
               <w:pStyle w:val="Compact"/>
               <w:jc w:val="left"/>
               <w:ind w:left="0" w:firstLine="0" w:right="0"/>
-              <w:spacing w:after="40" w:lineRule="auto" w:before="40" w:line="240"/>
+              <w:spacing w:line="240" w:after="40" w:before="40" w:lineRule="auto"/>
             </w:pPr>
             <w:r>
               <w:t xml:space="preserve">TEXT</w:t>
@@ -4885,7 +4885,7 @@
               <w:pStyle w:val="Compact"/>
               <w:jc w:val="left"/>
               <w:ind w:left="0" w:firstLine="0" w:right="0"/>
-              <w:spacing w:after="40" w:lineRule="auto" w:before="40" w:line="240"/>
+              <w:spacing w:line="240" w:after="40" w:before="40" w:lineRule="auto"/>
             </w:pPr>
             <w:r>
               <w:t xml:space="preserve">Project identifier from @PID syntax</w:t>
@@ -4901,7 +4901,7 @@
               <w:pStyle w:val="Compact"/>
               <w:jc w:val="left"/>
               <w:ind w:left="0" w:firstLine="0" w:right="0"/>
-              <w:spacing w:after="40" w:lineRule="auto" w:before="40" w:line="240"/>
+              <w:spacing w:line="240" w:after="40" w:before="40" w:lineRule="auto"/>
             </w:pPr>
             <w:r>
               <w:t xml:space="preserve">header_ast</w:t>
@@ -4915,7 +4915,7 @@
               <w:pStyle w:val="Compact"/>
               <w:jc w:val="left"/>
               <w:ind w:left="0" w:firstLine="0" w:right="0"/>
-              <w:spacing w:after="40" w:lineRule="auto" w:before="40" w:line="240"/>
+              <w:spacing w:line="240" w:after="40" w:before="40" w:lineRule="auto"/>
             </w:pPr>
             <w:r>
               <w:t xml:space="preserve">JSON</w:t>
@@ -4929,7 +4929,7 @@
               <w:pStyle w:val="Compact"/>
               <w:jc w:val="left"/>
               <w:ind w:left="0" w:firstLine="0" w:right="0"/>
-              <w:spacing w:after="40" w:lineRule="auto" w:before="40" w:line="240"/>
+              <w:spacing w:line="240" w:after="40" w:before="40" w:lineRule="auto"/>
             </w:pPr>
             <w:r>
               <w:t xml:space="preserve">Rendered H1 header as Pandoc AST</w:t>
@@ -4945,7 +4945,7 @@
               <w:pStyle w:val="Compact"/>
               <w:jc w:val="left"/>
               <w:ind w:left="0" w:firstLine="0" w:right="0"/>
-              <w:spacing w:after="40" w:lineRule="auto" w:before="40" w:line="240"/>
+              <w:spacing w:line="240" w:after="40" w:before="40" w:lineRule="auto"/>
             </w:pPr>
             <w:r>
               <w:t xml:space="preserve">body_ast</w:t>
@@ -4959,7 +4959,7 @@
               <w:pStyle w:val="Compact"/>
               <w:jc w:val="left"/>
               <w:ind w:left="0" w:firstLine="0" w:right="0"/>
-              <w:spacing w:after="40" w:lineRule="auto" w:before="40" w:line="240"/>
+              <w:spacing w:line="240" w:after="40" w:before="40" w:lineRule="auto"/>
             </w:pPr>
             <w:r>
               <w:t xml:space="preserve">JSON</w:t>
@@ -4973,7 +4973,7 @@
               <w:pStyle w:val="Compact"/>
               <w:jc w:val="left"/>
               <w:ind w:left="0" w:firstLine="0" w:right="0"/>
-              <w:spacing w:after="40" w:lineRule="auto" w:before="40" w:line="240"/>
+              <w:spacing w:line="240" w:after="40" w:before="40" w:lineRule="auto"/>
             </w:pPr>
             <w:r>
               <w:t xml:space="preserve">Body content between H1 and first H2</w:t>
@@ -5006,12 +5006,12 @@
     </w:p>
     <w:p>
       <w:pPr>
-        <w:spacing w:before="0" w:after="0" w:line="20" w:lineRule="exact"/>
+        <w:spacing w:before="0" w:line="20" w:lineRule="exact" w:after="0"/>
         <w:rPr>
           <w:sz w:val="2"/>
         </w:rPr>
       </w:pPr>
-      <w:bookmarkStart w:id="62591" w:name="csv-tbl-objects"/>
+      <w:bookmarkStart w:name="csv-tbl-objects" w:id="62591"/>
       <w:bookmarkEnd w:id="62591"/>
     </w:p>
     <w:p>
@@ -5048,18 +5048,18 @@
         <w:tblLook w:firstRow="1" w:lastRow="0" w:firstColumn="0" w:lastColumn="0" w:noHBand="0" w:noVBand="0" w:val="0020"/>
         <w:jc w:val="start"/>
         <w:tblBorders>
-          <w:top w:space="0" w:color="000000" w:sz="6" w:val="single"/>
-          <w:left w:space="0" w:color="000000" w:sz="6" w:val="single"/>
-          <w:bottom w:space="0" w:color="000000" w:sz="6" w:val="single"/>
-          <w:right w:space="0" w:color="000000" w:sz="6" w:val="single"/>
-          <w:insideH w:space="0" w:color="000000" w:sz="6" w:val="single"/>
-          <w:insideV w:space="0" w:color="000000" w:sz="6" w:val="single"/>
+          <w:top w:val="single" w:space="0" w:color="000000" w:sz="6"/>
+          <w:left w:val="single" w:space="0" w:color="000000" w:sz="6"/>
+          <w:bottom w:val="single" w:space="0" w:color="000000" w:sz="6"/>
+          <w:right w:val="single" w:space="0" w:color="000000" w:sz="6"/>
+          <w:insideH w:val="single" w:space="0" w:color="000000" w:sz="6"/>
+          <w:insideV w:val="single" w:space="0" w:color="000000" w:sz="6"/>
         </w:tblBorders>
         <w:tblCellMar>
-          <w:top w:type="dxa" w:w="57"/>
-          <w:left w:type="dxa" w:w="108"/>
-          <w:bottom w:type="dxa" w:w="57"/>
-          <w:right w:type="dxa" w:w="108"/>
+          <w:top w:w="57" w:type="dxa"/>
+          <w:left w:w="108" w:type="dxa"/>
+          <w:bottom w:w="57" w:type="dxa"/>
+          <w:right w:w="108" w:type="dxa"/>
         </w:tblCellMar>
       </w:tblPr>
       <w:tblGrid>
@@ -5073,14 +5073,14 @@
         </w:trPr>
         <w:tc>
           <w:tcPr>
-            <w:shd w:color="auto" w:fill="E8E8E8" w:val="clear"/>
+            <w:shd w:val="clear" w:color="auto" w:fill="E8E8E8"/>
           </w:tcPr>
           <w:p>
             <w:pPr>
               <w:pStyle w:val="Compact"/>
               <w:jc w:val="left"/>
               <w:ind w:left="0" w:firstLine="0" w:right="0"/>
-              <w:spacing w:after="40" w:lineRule="auto" w:before="40" w:line="240"/>
+              <w:spacing w:line="240" w:after="40" w:before="40" w:lineRule="auto"/>
             </w:pPr>
             <w:r>
               <w:rPr>
@@ -5092,14 +5092,14 @@
         </w:tc>
         <w:tc>
           <w:tcPr>
-            <w:shd w:color="auto" w:fill="E8E8E8" w:val="clear"/>
+            <w:shd w:val="clear" w:color="auto" w:fill="E8E8E8"/>
           </w:tcPr>
           <w:p>
             <w:pPr>
               <w:pStyle w:val="Compact"/>
               <w:jc w:val="left"/>
               <w:ind w:left="0" w:firstLine="0" w:right="0"/>
-              <w:spacing w:after="40" w:lineRule="auto" w:before="40" w:line="240"/>
+              <w:spacing w:line="240" w:after="40" w:before="40" w:lineRule="auto"/>
             </w:pPr>
             <w:r>
               <w:rPr>
@@ -5111,14 +5111,14 @@
         </w:tc>
         <w:tc>
           <w:tcPr>
-            <w:shd w:color="auto" w:fill="E8E8E8" w:val="clear"/>
+            <w:shd w:val="clear" w:color="auto" w:fill="E8E8E8"/>
           </w:tcPr>
           <w:p>
             <w:pPr>
               <w:pStyle w:val="Compact"/>
               <w:jc w:val="left"/>
               <w:ind w:left="0" w:firstLine="0" w:right="0"/>
-              <w:spacing w:after="40" w:lineRule="auto" w:before="40" w:line="240"/>
+              <w:spacing w:line="240" w:after="40" w:before="40" w:lineRule="auto"/>
             </w:pPr>
             <w:r>
               <w:rPr>
@@ -5137,7 +5137,7 @@
               <w:pStyle w:val="Compact"/>
               <w:jc w:val="left"/>
               <w:ind w:left="0" w:firstLine="0" w:right="0"/>
-              <w:spacing w:after="40" w:lineRule="auto" w:before="40" w:line="240"/>
+              <w:spacing w:line="240" w:after="40" w:before="40" w:lineRule="auto"/>
             </w:pPr>
             <w:r>
               <w:t xml:space="preserve">id</w:t>
@@ -5151,7 +5151,7 @@
               <w:pStyle w:val="Compact"/>
               <w:jc w:val="left"/>
               <w:ind w:left="0" w:firstLine="0" w:right="0"/>
-              <w:spacing w:after="40" w:lineRule="auto" w:before="40" w:line="240"/>
+              <w:spacing w:line="240" w:after="40" w:before="40" w:lineRule="auto"/>
             </w:pPr>
             <w:r>
               <w:t xml:space="preserve">INTEGER PK</w:t>
@@ -5165,7 +5165,7 @@
               <w:pStyle w:val="Compact"/>
               <w:jc w:val="left"/>
               <w:ind w:left="0" w:firstLine="0" w:right="0"/>
-              <w:spacing w:after="40" w:lineRule="auto" w:before="40" w:line="240"/>
+              <w:spacing w:line="240" w:after="40" w:before="40" w:lineRule="auto"/>
             </w:pPr>
             <w:r>
               <w:t xml:space="preserve">Auto-assigned internal key</w:t>
@@ -5181,7 +5181,7 @@
               <w:pStyle w:val="Compact"/>
               <w:jc w:val="left"/>
               <w:ind w:left="0" w:firstLine="0" w:right="0"/>
-              <w:spacing w:after="40" w:lineRule="auto" w:before="40" w:line="240"/>
+              <w:spacing w:line="240" w:after="40" w:before="40" w:lineRule="auto"/>
             </w:pPr>
             <w:r>
               <w:t xml:space="preserve">content_sha</w:t>
@@ -5195,7 +5195,7 @@
               <w:pStyle w:val="Compact"/>
               <w:jc w:val="left"/>
               <w:ind w:left="0" w:firstLine="0" w:right="0"/>
-              <w:spacing w:after="40" w:lineRule="auto" w:before="40" w:line="240"/>
+              <w:spacing w:line="240" w:after="40" w:before="40" w:lineRule="auto"/>
             </w:pPr>
             <w:r>
               <w:t xml:space="preserve">TEXT</w:t>
@@ -5209,7 +5209,7 @@
               <w:pStyle w:val="Compact"/>
               <w:jc w:val="left"/>
               <w:ind w:left="0" w:firstLine="0" w:right="0"/>
-              <w:spacing w:after="40" w:lineRule="auto" w:before="40" w:line="240"/>
+              <w:spacing w:line="240" w:after="40" w:before="40" w:lineRule="auto"/>
             </w:pPr>
             <w:r>
               <w:t xml:space="preserve">SHA1 checksum for change detection</w:t>
@@ -5225,7 +5225,7 @@
               <w:pStyle w:val="Compact"/>
               <w:jc w:val="left"/>
               <w:ind w:left="0" w:firstLine="0" w:right="0"/>
-              <w:spacing w:after="40" w:lineRule="auto" w:before="40" w:line="240"/>
+              <w:spacing w:line="240" w:after="40" w:before="40" w:lineRule="auto"/>
             </w:pPr>
             <w:r>
               <w:t xml:space="preserve">specification_ref</w:t>
@@ -5239,7 +5239,7 @@
               <w:pStyle w:val="Compact"/>
               <w:jc w:val="left"/>
               <w:ind w:left="0" w:firstLine="0" w:right="0"/>
-              <w:spacing w:after="40" w:lineRule="auto" w:before="40" w:line="240"/>
+              <w:spacing w:line="240" w:after="40" w:before="40" w:lineRule="auto"/>
             </w:pPr>
             <w:r>
               <w:t xml:space="preserve">TEXT NOT NULL FK</w:t>
@@ -5253,7 +5253,7 @@
               <w:pStyle w:val="Compact"/>
               <w:jc w:val="left"/>
               <w:ind w:left="0" w:firstLine="0" w:right="0"/>
-              <w:spacing w:after="40" w:lineRule="auto" w:before="40" w:line="240"/>
+              <w:spacing w:line="240" w:after="40" w:before="40" w:lineRule="auto"/>
             </w:pPr>
             <w:r>
               <w:t xml:space="preserve">Parent specification</w:t>
@@ -5269,7 +5269,7 @@
               <w:pStyle w:val="Compact"/>
               <w:jc w:val="left"/>
               <w:ind w:left="0" w:firstLine="0" w:right="0"/>
-              <w:spacing w:after="40" w:lineRule="auto" w:before="40" w:line="240"/>
+              <w:spacing w:line="240" w:after="40" w:before="40" w:lineRule="auto"/>
             </w:pPr>
             <w:r>
               <w:t xml:space="preserve">type_ref</w:t>
@@ -5283,7 +5283,7 @@
               <w:pStyle w:val="Compact"/>
               <w:jc w:val="left"/>
               <w:ind w:left="0" w:firstLine="0" w:right="0"/>
-              <w:spacing w:after="40" w:lineRule="auto" w:before="40" w:line="240"/>
+              <w:spacing w:line="240" w:after="40" w:before="40" w:lineRule="auto"/>
             </w:pPr>
             <w:r>
               <w:t xml:space="preserve">TEXT NOT NULL FK</w:t>
@@ -5297,7 +5297,7 @@
               <w:pStyle w:val="Compact"/>
               <w:jc w:val="left"/>
               <w:ind w:left="0" w:firstLine="0" w:right="0"/>
-              <w:spacing w:after="40" w:lineRule="auto" w:before="40" w:line="240"/>
+              <w:spacing w:line="240" w:after="40" w:before="40" w:lineRule="auto"/>
             </w:pPr>
             <w:r>
               <w:t xml:space="preserve">Object type</w:t>
@@ -5313,7 +5313,7 @@
               <w:pStyle w:val="Compact"/>
               <w:jc w:val="left"/>
               <w:ind w:left="0" w:firstLine="0" w:right="0"/>
-              <w:spacing w:after="40" w:lineRule="auto" w:before="40" w:line="240"/>
+              <w:spacing w:line="240" w:after="40" w:before="40" w:lineRule="auto"/>
             </w:pPr>
             <w:r>
               <w:t xml:space="preserve">from_file</w:t>
@@ -5327,7 +5327,7 @@
               <w:pStyle w:val="Compact"/>
               <w:jc w:val="left"/>
               <w:ind w:left="0" w:firstLine="0" w:right="0"/>
-              <w:spacing w:after="40" w:lineRule="auto" w:before="40" w:line="240"/>
+              <w:spacing w:line="240" w:after="40" w:before="40" w:lineRule="auto"/>
             </w:pPr>
             <w:r>
               <w:t xml:space="preserve">TEXT NOT NULL</w:t>
@@ -5341,7 +5341,7 @@
               <w:pStyle w:val="Compact"/>
               <w:jc w:val="left"/>
               <w:ind w:left="0" w:firstLine="0" w:right="0"/>
-              <w:spacing w:after="40" w:lineRule="auto" w:before="40" w:line="240"/>
+              <w:spacing w:line="240" w:after="40" w:before="40" w:lineRule="auto"/>
             </w:pPr>
             <w:r>
               <w:t xml:space="preserve">Source file path</w:t>
@@ -5357,7 +5357,7 @@
               <w:pStyle w:val="Compact"/>
               <w:jc w:val="left"/>
               <w:ind w:left="0" w:firstLine="0" w:right="0"/>
-              <w:spacing w:after="40" w:lineRule="auto" w:before="40" w:line="240"/>
+              <w:spacing w:line="240" w:after="40" w:before="40" w:lineRule="auto"/>
             </w:pPr>
             <w:r>
               <w:t xml:space="preserve">file_seq</w:t>
@@ -5371,7 +5371,7 @@
               <w:pStyle w:val="Compact"/>
               <w:jc w:val="left"/>
               <w:ind w:left="0" w:firstLine="0" w:right="0"/>
-              <w:spacing w:after="40" w:lineRule="auto" w:before="40" w:line="240"/>
+              <w:spacing w:line="240" w:after="40" w:before="40" w:lineRule="auto"/>
             </w:pPr>
             <w:r>
               <w:t xml:space="preserve">INTEGER NOT NULL</w:t>
@@ -5385,7 +5385,7 @@
               <w:pStyle w:val="Compact"/>
               <w:jc w:val="left"/>
               <w:ind w:left="0" w:firstLine="0" w:right="0"/>
-              <w:spacing w:after="40" w:lineRule="auto" w:before="40" w:line="240"/>
+              <w:spacing w:line="240" w:after="40" w:before="40" w:lineRule="auto"/>
             </w:pPr>
             <w:r>
               <w:t xml:space="preserve">Sequence within file (0-indexed)</w:t>
@@ -5401,7 +5401,7 @@
               <w:pStyle w:val="Compact"/>
               <w:jc w:val="left"/>
               <w:ind w:left="0" w:firstLine="0" w:right="0"/>
-              <w:spacing w:after="40" w:lineRule="auto" w:before="40" w:line="240"/>
+              <w:spacing w:line="240" w:after="40" w:before="40" w:lineRule="auto"/>
             </w:pPr>
             <w:r>
               <w:t xml:space="preserve">pid</w:t>
@@ -5415,7 +5415,7 @@
               <w:pStyle w:val="Compact"/>
               <w:jc w:val="left"/>
               <w:ind w:left="0" w:firstLine="0" w:right="0"/>
-              <w:spacing w:after="40" w:lineRule="auto" w:before="40" w:line="240"/>
+              <w:spacing w:line="240" w:after="40" w:before="40" w:lineRule="auto"/>
             </w:pPr>
             <w:r>
               <w:t xml:space="preserve">TEXT</w:t>
@@ -5429,7 +5429,7 @@
               <w:pStyle w:val="Compact"/>
               <w:jc w:val="left"/>
               <w:ind w:left="0" w:firstLine="0" w:right="0"/>
-              <w:spacing w:after="40" w:lineRule="auto" w:before="40" w:line="240"/>
+              <w:spacing w:line="240" w:after="40" w:before="40" w:lineRule="auto"/>
             </w:pPr>
             <w:r>
               <w:t xml:space="preserve">Project identifier</w:t>
@@ -5445,7 +5445,7 @@
               <w:pStyle w:val="Compact"/>
               <w:jc w:val="left"/>
               <w:ind w:left="0" w:firstLine="0" w:right="0"/>
-              <w:spacing w:after="40" w:lineRule="auto" w:before="40" w:line="240"/>
+              <w:spacing w:line="240" w:after="40" w:before="40" w:lineRule="auto"/>
             </w:pPr>
             <w:r>
               <w:t xml:space="preserve">pid_prefix</w:t>
@@ -5459,7 +5459,7 @@
               <w:pStyle w:val="Compact"/>
               <w:jc w:val="left"/>
               <w:ind w:left="0" w:firstLine="0" w:right="0"/>
-              <w:spacing w:after="40" w:lineRule="auto" w:before="40" w:line="240"/>
+              <w:spacing w:line="240" w:after="40" w:before="40" w:lineRule="auto"/>
             </w:pPr>
             <w:r>
               <w:t xml:space="preserve">TEXT</w:t>
@@ -5473,7 +5473,7 @@
               <w:pStyle w:val="Compact"/>
               <w:jc w:val="left"/>
               <w:ind w:left="0" w:firstLine="0" w:right="0"/>
-              <w:spacing w:after="40" w:lineRule="auto" w:before="40" w:line="240"/>
+              <w:spacing w:line="240" w:after="40" w:before="40" w:lineRule="auto"/>
             </w:pPr>
             <w:r>
               <w:t xml:space="preserve">Extracted PID prefix</w:t>
@@ -5489,7 +5489,7 @@
               <w:pStyle w:val="Compact"/>
               <w:jc w:val="left"/>
               <w:ind w:left="0" w:firstLine="0" w:right="0"/>
-              <w:spacing w:after="40" w:lineRule="auto" w:before="40" w:line="240"/>
+              <w:spacing w:line="240" w:after="40" w:before="40" w:lineRule="auto"/>
             </w:pPr>
             <w:r>
               <w:t xml:space="preserve">pid_sequence</w:t>
@@ -5503,7 +5503,7 @@
               <w:pStyle w:val="Compact"/>
               <w:jc w:val="left"/>
               <w:ind w:left="0" w:firstLine="0" w:right="0"/>
-              <w:spacing w:after="40" w:lineRule="auto" w:before="40" w:line="240"/>
+              <w:spacing w:line="240" w:after="40" w:before="40" w:lineRule="auto"/>
             </w:pPr>
             <w:r>
               <w:t xml:space="preserve">INTEGER</w:t>
@@ -5517,7 +5517,7 @@
               <w:pStyle w:val="Compact"/>
               <w:jc w:val="left"/>
               <w:ind w:left="0" w:firstLine="0" w:right="0"/>
-              <w:spacing w:after="40" w:lineRule="auto" w:before="40" w:line="240"/>
+              <w:spacing w:line="240" w:after="40" w:before="40" w:lineRule="auto"/>
             </w:pPr>
             <w:r>
               <w:t xml:space="preserve">Extracted PID sequence number</w:t>
@@ -5533,7 +5533,7 @@
               <w:pStyle w:val="Compact"/>
               <w:jc w:val="left"/>
               <w:ind w:left="0" w:firstLine="0" w:right="0"/>
-              <w:spacing w:after="40" w:lineRule="auto" w:before="40" w:line="240"/>
+              <w:spacing w:line="240" w:after="40" w:before="40" w:lineRule="auto"/>
             </w:pPr>
             <w:r>
               <w:t xml:space="preserve">pid_auto_generated</w:t>
@@ -5547,7 +5547,7 @@
               <w:pStyle w:val="Compact"/>
               <w:jc w:val="left"/>
               <w:ind w:left="0" w:firstLine="0" w:right="0"/>
-              <w:spacing w:after="40" w:lineRule="auto" w:before="40" w:line="240"/>
+              <w:spacing w:line="240" w:after="40" w:before="40" w:lineRule="auto"/>
             </w:pPr>
             <w:r>
               <w:t xml:space="preserve">INTEGER DEFAULT 0</w:t>
@@ -5561,7 +5561,7 @@
               <w:pStyle w:val="Compact"/>
               <w:jc w:val="left"/>
               <w:ind w:left="0" w:firstLine="0" w:right="0"/>
-              <w:spacing w:after="40" w:lineRule="auto" w:before="40" w:line="240"/>
+              <w:spacing w:line="240" w:after="40" w:before="40" w:lineRule="auto"/>
             </w:pPr>
             <w:r>
               <w:t xml:space="preserve">1 = PID was auto-generated</w:t>
@@ -5577,7 +5577,7 @@
               <w:pStyle w:val="Compact"/>
               <w:jc w:val="left"/>
               <w:ind w:left="0" w:firstLine="0" w:right="0"/>
-              <w:spacing w:after="40" w:lineRule="auto" w:before="40" w:line="240"/>
+              <w:spacing w:line="240" w:after="40" w:before="40" w:lineRule="auto"/>
             </w:pPr>
             <w:r>
               <w:t xml:space="preserve">title_text</w:t>
@@ -5591,7 +5591,7 @@
               <w:pStyle w:val="Compact"/>
               <w:jc w:val="left"/>
               <w:ind w:left="0" w:firstLine="0" w:right="0"/>
-              <w:spacing w:after="40" w:lineRule="auto" w:before="40" w:line="240"/>
+              <w:spacing w:line="240" w:after="40" w:before="40" w:lineRule="auto"/>
             </w:pPr>
             <w:r>
               <w:t xml:space="preserve">TEXT NOT NULL</w:t>
@@ -5605,7 +5605,7 @@
               <w:pStyle w:val="Compact"/>
               <w:jc w:val="left"/>
               <w:ind w:left="0" w:firstLine="0" w:right="0"/>
-              <w:spacing w:after="40" w:lineRule="auto" w:before="40" w:line="240"/>
+              <w:spacing w:line="240" w:after="40" w:before="40" w:lineRule="auto"/>
             </w:pPr>
             <w:r>
               <w:t xml:space="preserve">Plain-text title</w:t>
@@ -5621,7 +5621,7 @@
               <w:pStyle w:val="Compact"/>
               <w:jc w:val="left"/>
               <w:ind w:left="0" w:firstLine="0" w:right="0"/>
-              <w:spacing w:after="40" w:lineRule="auto" w:before="40" w:line="240"/>
+              <w:spacing w:line="240" w:after="40" w:before="40" w:lineRule="auto"/>
             </w:pPr>
             <w:r>
               <w:t xml:space="preserve">label</w:t>
@@ -5635,7 +5635,7 @@
               <w:pStyle w:val="Compact"/>
               <w:jc w:val="left"/>
               <w:ind w:left="0" w:firstLine="0" w:right="0"/>
-              <w:spacing w:after="40" w:lineRule="auto" w:before="40" w:line="240"/>
+              <w:spacing w:line="240" w:after="40" w:before="40" w:lineRule="auto"/>
             </w:pPr>
             <w:r>
               <w:t xml:space="preserve">TEXT</w:t>
@@ -5649,7 +5649,7 @@
               <w:pStyle w:val="Compact"/>
               <w:jc w:val="left"/>
               <w:ind w:left="0" w:firstLine="0" w:right="0"/>
-              <w:spacing w:after="40" w:lineRule="auto" w:before="40" w:line="240"/>
+              <w:spacing w:line="240" w:after="40" w:before="40" w:lineRule="auto"/>
             </w:pPr>
             <w:r>
               <w:t xml:space="preserve">Unified label for # resolution</w:t>
@@ -5665,7 +5665,7 @@
               <w:pStyle w:val="Compact"/>
               <w:jc w:val="left"/>
               <w:ind w:left="0" w:firstLine="0" w:right="0"/>
-              <w:spacing w:after="40" w:lineRule="auto" w:before="40" w:line="240"/>
+              <w:spacing w:line="240" w:after="40" w:before="40" w:lineRule="auto"/>
             </w:pPr>
             <w:r>
               <w:t xml:space="preserve">level</w:t>
@@ -5679,7 +5679,7 @@
               <w:pStyle w:val="Compact"/>
               <w:jc w:val="left"/>
               <w:ind w:left="0" w:firstLine="0" w:right="0"/>
-              <w:spacing w:after="40" w:lineRule="auto" w:before="40" w:line="240"/>
+              <w:spacing w:line="240" w:after="40" w:before="40" w:lineRule="auto"/>
             </w:pPr>
             <w:r>
               <w:t xml:space="preserve">INTEGER</w:t>
@@ -5693,7 +5693,7 @@
               <w:pStyle w:val="Compact"/>
               <w:jc w:val="left"/>
               <w:ind w:left="0" w:firstLine="0" w:right="0"/>
-              <w:spacing w:after="40" w:lineRule="auto" w:before="40" w:line="240"/>
+              <w:spacing w:line="240" w:after="40" w:before="40" w:lineRule="auto"/>
             </w:pPr>
             <w:r>
               <w:t xml:space="preserve">Heading level (2--6)</w:t>
@@ -5709,7 +5709,7 @@
               <w:pStyle w:val="Compact"/>
               <w:jc w:val="left"/>
               <w:ind w:left="0" w:firstLine="0" w:right="0"/>
-              <w:spacing w:after="40" w:lineRule="auto" w:before="40" w:line="240"/>
+              <w:spacing w:line="240" w:after="40" w:before="40" w:lineRule="auto"/>
             </w:pPr>
             <w:r>
               <w:t xml:space="preserve">start_line</w:t>
@@ -5723,7 +5723,7 @@
               <w:pStyle w:val="Compact"/>
               <w:jc w:val="left"/>
               <w:ind w:left="0" w:firstLine="0" w:right="0"/>
-              <w:spacing w:after="40" w:lineRule="auto" w:before="40" w:line="240"/>
+              <w:spacing w:line="240" w:after="40" w:before="40" w:lineRule="auto"/>
             </w:pPr>
             <w:r>
               <w:t xml:space="preserve">INTEGER</w:t>
@@ -5737,7 +5737,7 @@
               <w:pStyle w:val="Compact"/>
               <w:jc w:val="left"/>
               <w:ind w:left="0" w:firstLine="0" w:right="0"/>
-              <w:spacing w:after="40" w:lineRule="auto" w:before="40" w:line="240"/>
+              <w:spacing w:line="240" w:after="40" w:before="40" w:lineRule="auto"/>
             </w:pPr>
             <w:r>
               <w:t xml:space="preserve">Start line in source (1-indexed)</w:t>
@@ -5753,7 +5753,7 @@
               <w:pStyle w:val="Compact"/>
               <w:jc w:val="left"/>
               <w:ind w:left="0" w:firstLine="0" w:right="0"/>
-              <w:spacing w:after="40" w:lineRule="auto" w:before="40" w:line="240"/>
+              <w:spacing w:line="240" w:after="40" w:before="40" w:lineRule="auto"/>
             </w:pPr>
             <w:r>
               <w:t xml:space="preserve">end_line</w:t>
@@ -5767,7 +5767,7 @@
               <w:pStyle w:val="Compact"/>
               <w:jc w:val="left"/>
               <w:ind w:left="0" w:firstLine="0" w:right="0"/>
-              <w:spacing w:after="40" w:lineRule="auto" w:before="40" w:line="240"/>
+              <w:spacing w:line="240" w:after="40" w:before="40" w:lineRule="auto"/>
             </w:pPr>
             <w:r>
               <w:t xml:space="preserve">INTEGER</w:t>
@@ -5781,7 +5781,7 @@
               <w:pStyle w:val="Compact"/>
               <w:jc w:val="left"/>
               <w:ind w:left="0" w:firstLine="0" w:right="0"/>
-              <w:spacing w:after="40" w:lineRule="auto" w:before="40" w:line="240"/>
+              <w:spacing w:line="240" w:after="40" w:before="40" w:lineRule="auto"/>
             </w:pPr>
             <w:r>
               <w:t xml:space="preserve">End line in source</w:t>
@@ -5797,7 +5797,7 @@
               <w:pStyle w:val="Compact"/>
               <w:jc w:val="left"/>
               <w:ind w:left="0" w:firstLine="0" w:right="0"/>
-              <w:spacing w:after="40" w:lineRule="auto" w:before="40" w:line="240"/>
+              <w:spacing w:line="240" w:after="40" w:before="40" w:lineRule="auto"/>
             </w:pPr>
             <w:r>
               <w:t xml:space="preserve">ast</w:t>
@@ -5811,7 +5811,7 @@
               <w:pStyle w:val="Compact"/>
               <w:jc w:val="left"/>
               <w:ind w:left="0" w:firstLine="0" w:right="0"/>
-              <w:spacing w:after="40" w:lineRule="auto" w:before="40" w:line="240"/>
+              <w:spacing w:line="240" w:after="40" w:before="40" w:lineRule="auto"/>
             </w:pPr>
             <w:r>
               <w:t xml:space="preserve">JSON</w:t>
@@ -5825,7 +5825,7 @@
               <w:pStyle w:val="Compact"/>
               <w:jc w:val="left"/>
               <w:ind w:left="0" w:firstLine="0" w:right="0"/>
-              <w:spacing w:after="40" w:lineRule="auto" w:before="40" w:line="240"/>
+              <w:spacing w:line="240" w:after="40" w:before="40" w:lineRule="auto"/>
             </w:pPr>
             <w:r>
               <w:t xml:space="preserve">Body as Pandoc AST</w:t>
@@ -5908,12 +5908,12 @@
     </w:p>
     <w:p>
       <w:pPr>
-        <w:spacing w:before="0" w:after="0" w:line="20" w:lineRule="exact"/>
+        <w:spacing w:before="0" w:line="20" w:lineRule="exact" w:after="0"/>
         <w:rPr>
           <w:sz w:val="2"/>
         </w:rPr>
       </w:pPr>
-      <w:bookmarkStart w:id="59214" w:name="csv-tbl-floats"/>
+      <w:bookmarkStart w:name="csv-tbl-floats" w:id="59214"/>
       <w:bookmarkEnd w:id="59214"/>
     </w:p>
     <w:p>
@@ -5950,18 +5950,18 @@
         <w:tblLook w:firstRow="1" w:lastRow="0" w:firstColumn="0" w:lastColumn="0" w:noHBand="0" w:noVBand="0" w:val="0020"/>
         <w:jc w:val="start"/>
         <w:tblBorders>
-          <w:top w:space="0" w:color="000000" w:sz="6" w:val="single"/>
-          <w:left w:space="0" w:color="000000" w:sz="6" w:val="single"/>
-          <w:bottom w:space="0" w:color="000000" w:sz="6" w:val="single"/>
-          <w:right w:space="0" w:color="000000" w:sz="6" w:val="single"/>
-          <w:insideH w:space="0" w:color="000000" w:sz="6" w:val="single"/>
-          <w:insideV w:space="0" w:color="000000" w:sz="6" w:val="single"/>
+          <w:top w:val="single" w:space="0" w:color="000000" w:sz="6"/>
+          <w:left w:val="single" w:space="0" w:color="000000" w:sz="6"/>
+          <w:bottom w:val="single" w:space="0" w:color="000000" w:sz="6"/>
+          <w:right w:val="single" w:space="0" w:color="000000" w:sz="6"/>
+          <w:insideH w:val="single" w:space="0" w:color="000000" w:sz="6"/>
+          <w:insideV w:val="single" w:space="0" w:color="000000" w:sz="6"/>
         </w:tblBorders>
         <w:tblCellMar>
-          <w:top w:type="dxa" w:w="57"/>
-          <w:left w:type="dxa" w:w="108"/>
-          <w:bottom w:type="dxa" w:w="57"/>
-          <w:right w:type="dxa" w:w="108"/>
+          <w:top w:w="57" w:type="dxa"/>
+          <w:left w:w="108" w:type="dxa"/>
+          <w:bottom w:w="57" w:type="dxa"/>
+          <w:right w:w="108" w:type="dxa"/>
         </w:tblCellMar>
       </w:tblPr>
       <w:tblGrid>
@@ -5975,14 +5975,14 @@
         </w:trPr>
         <w:tc>
           <w:tcPr>
-            <w:shd w:color="auto" w:fill="E8E8E8" w:val="clear"/>
+            <w:shd w:val="clear" w:color="auto" w:fill="E8E8E8"/>
           </w:tcPr>
           <w:p>
             <w:pPr>
               <w:pStyle w:val="Compact"/>
               <w:jc w:val="left"/>
               <w:ind w:left="0" w:firstLine="0" w:right="0"/>
-              <w:spacing w:after="40" w:lineRule="auto" w:before="40" w:line="240"/>
+              <w:spacing w:line="240" w:after="40" w:before="40" w:lineRule="auto"/>
             </w:pPr>
             <w:r>
               <w:rPr>
@@ -5994,14 +5994,14 @@
         </w:tc>
         <w:tc>
           <w:tcPr>
-            <w:shd w:color="auto" w:fill="E8E8E8" w:val="clear"/>
+            <w:shd w:val="clear" w:color="auto" w:fill="E8E8E8"/>
           </w:tcPr>
           <w:p>
             <w:pPr>
               <w:pStyle w:val="Compact"/>
               <w:jc w:val="left"/>
               <w:ind w:left="0" w:firstLine="0" w:right="0"/>
-              <w:spacing w:after="40" w:lineRule="auto" w:before="40" w:line="240"/>
+              <w:spacing w:line="240" w:after="40" w:before="40" w:lineRule="auto"/>
             </w:pPr>
             <w:r>
               <w:rPr>
@@ -6013,14 +6013,14 @@
         </w:tc>
         <w:tc>
           <w:tcPr>
-            <w:shd w:color="auto" w:fill="E8E8E8" w:val="clear"/>
+            <w:shd w:val="clear" w:color="auto" w:fill="E8E8E8"/>
           </w:tcPr>
           <w:p>
             <w:pPr>
               <w:pStyle w:val="Compact"/>
               <w:jc w:val="left"/>
               <w:ind w:left="0" w:firstLine="0" w:right="0"/>
-              <w:spacing w:after="40" w:lineRule="auto" w:before="40" w:line="240"/>
+              <w:spacing w:line="240" w:after="40" w:before="40" w:lineRule="auto"/>
             </w:pPr>
             <w:r>
               <w:rPr>
@@ -6039,7 +6039,7 @@
               <w:pStyle w:val="Compact"/>
               <w:jc w:val="left"/>
               <w:ind w:left="0" w:firstLine="0" w:right="0"/>
-              <w:spacing w:after="40" w:lineRule="auto" w:before="40" w:line="240"/>
+              <w:spacing w:line="240" w:after="40" w:before="40" w:lineRule="auto"/>
             </w:pPr>
             <w:r>
               <w:t xml:space="preserve">id</w:t>
@@ -6053,7 +6053,7 @@
               <w:pStyle w:val="Compact"/>
               <w:jc w:val="left"/>
               <w:ind w:left="0" w:firstLine="0" w:right="0"/>
-              <w:spacing w:after="40" w:lineRule="auto" w:before="40" w:line="240"/>
+              <w:spacing w:line="240" w:after="40" w:before="40" w:lineRule="auto"/>
             </w:pPr>
             <w:r>
               <w:t xml:space="preserve">INTEGER PK</w:t>
@@ -6067,7 +6067,7 @@
               <w:pStyle w:val="Compact"/>
               <w:jc w:val="left"/>
               <w:ind w:left="0" w:firstLine="0" w:right="0"/>
-              <w:spacing w:after="40" w:lineRule="auto" w:before="40" w:line="240"/>
+              <w:spacing w:line="240" w:after="40" w:before="40" w:lineRule="auto"/>
             </w:pPr>
             <w:r>
               <w:t xml:space="preserve">Auto-assigned internal key</w:t>
@@ -6083,7 +6083,7 @@
               <w:pStyle w:val="Compact"/>
               <w:jc w:val="left"/>
               <w:ind w:left="0" w:firstLine="0" w:right="0"/>
-              <w:spacing w:after="40" w:lineRule="auto" w:before="40" w:line="240"/>
+              <w:spacing w:line="240" w:after="40" w:before="40" w:lineRule="auto"/>
             </w:pPr>
             <w:r>
               <w:t xml:space="preserve">content_sha</w:t>
@@ -6097,7 +6097,7 @@
               <w:pStyle w:val="Compact"/>
               <w:jc w:val="left"/>
               <w:ind w:left="0" w:firstLine="0" w:right="0"/>
-              <w:spacing w:after="40" w:lineRule="auto" w:before="40" w:line="240"/>
+              <w:spacing w:line="240" w:after="40" w:before="40" w:lineRule="auto"/>
             </w:pPr>
             <w:r>
               <w:t xml:space="preserve">TEXT</w:t>
@@ -6111,7 +6111,7 @@
               <w:pStyle w:val="Compact"/>
               <w:jc w:val="left"/>
               <w:ind w:left="0" w:firstLine="0" w:right="0"/>
-              <w:spacing w:after="40" w:lineRule="auto" w:before="40" w:line="240"/>
+              <w:spacing w:line="240" w:after="40" w:before="40" w:lineRule="auto"/>
             </w:pPr>
             <w:r>
               <w:t xml:space="preserve">SHA1 checksum for change detection</w:t>
@@ -6127,7 +6127,7 @@
               <w:pStyle w:val="Compact"/>
               <w:jc w:val="left"/>
               <w:ind w:left="0" w:firstLine="0" w:right="0"/>
-              <w:spacing w:after="40" w:lineRule="auto" w:before="40" w:line="240"/>
+              <w:spacing w:line="240" w:after="40" w:before="40" w:lineRule="auto"/>
             </w:pPr>
             <w:r>
               <w:t xml:space="preserve">specification_ref</w:t>
@@ -6141,7 +6141,7 @@
               <w:pStyle w:val="Compact"/>
               <w:jc w:val="left"/>
               <w:ind w:left="0" w:firstLine="0" w:right="0"/>
-              <w:spacing w:after="40" w:lineRule="auto" w:before="40" w:line="240"/>
+              <w:spacing w:line="240" w:after="40" w:before="40" w:lineRule="auto"/>
             </w:pPr>
             <w:r>
               <w:t xml:space="preserve">TEXT NOT NULL FK</w:t>
@@ -6155,7 +6155,7 @@
               <w:pStyle w:val="Compact"/>
               <w:jc w:val="left"/>
               <w:ind w:left="0" w:firstLine="0" w:right="0"/>
-              <w:spacing w:after="40" w:lineRule="auto" w:before="40" w:line="240"/>
+              <w:spacing w:line="240" w:after="40" w:before="40" w:lineRule="auto"/>
             </w:pPr>
             <w:r>
               <w:t xml:space="preserve">Parent specification</w:t>
@@ -6171,7 +6171,7 @@
               <w:pStyle w:val="Compact"/>
               <w:jc w:val="left"/>
               <w:ind w:left="0" w:firstLine="0" w:right="0"/>
-              <w:spacing w:after="40" w:lineRule="auto" w:before="40" w:line="240"/>
+              <w:spacing w:line="240" w:after="40" w:before="40" w:lineRule="auto"/>
             </w:pPr>
             <w:r>
               <w:t xml:space="preserve">type_ref</w:t>
@@ -6185,7 +6185,7 @@
               <w:pStyle w:val="Compact"/>
               <w:jc w:val="left"/>
               <w:ind w:left="0" w:firstLine="0" w:right="0"/>
-              <w:spacing w:after="40" w:lineRule="auto" w:before="40" w:line="240"/>
+              <w:spacing w:line="240" w:after="40" w:before="40" w:lineRule="auto"/>
             </w:pPr>
             <w:r>
               <w:t xml:space="preserve">TEXT NOT NULL FK</w:t>
@@ -6199,7 +6199,7 @@
               <w:pStyle w:val="Compact"/>
               <w:jc w:val="left"/>
               <w:ind w:left="0" w:firstLine="0" w:right="0"/>
-              <w:spacing w:after="40" w:lineRule="auto" w:before="40" w:line="240"/>
+              <w:spacing w:line="240" w:after="40" w:before="40" w:lineRule="auto"/>
             </w:pPr>
             <w:r>
               <w:t xml:space="preserve">Float type</w:t>
@@ -6215,7 +6215,7 @@
               <w:pStyle w:val="Compact"/>
               <w:jc w:val="left"/>
               <w:ind w:left="0" w:firstLine="0" w:right="0"/>
-              <w:spacing w:after="40" w:lineRule="auto" w:before="40" w:line="240"/>
+              <w:spacing w:line="240" w:after="40" w:before="40" w:lineRule="auto"/>
             </w:pPr>
             <w:r>
               <w:t xml:space="preserve">from_file</w:t>
@@ -6229,7 +6229,7 @@
               <w:pStyle w:val="Compact"/>
               <w:jc w:val="left"/>
               <w:ind w:left="0" w:firstLine="0" w:right="0"/>
-              <w:spacing w:after="40" w:lineRule="auto" w:before="40" w:line="240"/>
+              <w:spacing w:line="240" w:after="40" w:before="40" w:lineRule="auto"/>
             </w:pPr>
             <w:r>
               <w:t xml:space="preserve">TEXT NOT NULL</w:t>
@@ -6243,7 +6243,7 @@
               <w:pStyle w:val="Compact"/>
               <w:jc w:val="left"/>
               <w:ind w:left="0" w:firstLine="0" w:right="0"/>
-              <w:spacing w:after="40" w:lineRule="auto" w:before="40" w:line="240"/>
+              <w:spacing w:line="240" w:after="40" w:before="40" w:lineRule="auto"/>
             </w:pPr>
             <w:r>
               <w:t xml:space="preserve">Source file path</w:t>
@@ -6259,7 +6259,7 @@
               <w:pStyle w:val="Compact"/>
               <w:jc w:val="left"/>
               <w:ind w:left="0" w:firstLine="0" w:right="0"/>
-              <w:spacing w:after="40" w:lineRule="auto" w:before="40" w:line="240"/>
+              <w:spacing w:line="240" w:after="40" w:before="40" w:lineRule="auto"/>
             </w:pPr>
             <w:r>
               <w:t xml:space="preserve">file_seq</w:t>
@@ -6273,7 +6273,7 @@
               <w:pStyle w:val="Compact"/>
               <w:jc w:val="left"/>
               <w:ind w:left="0" w:firstLine="0" w:right="0"/>
-              <w:spacing w:after="40" w:lineRule="auto" w:before="40" w:line="240"/>
+              <w:spacing w:line="240" w:after="40" w:before="40" w:lineRule="auto"/>
             </w:pPr>
             <w:r>
               <w:t xml:space="preserve">INTEGER NOT NULL</w:t>
@@ -6287,7 +6287,7 @@
               <w:pStyle w:val="Compact"/>
               <w:jc w:val="left"/>
               <w:ind w:left="0" w:firstLine="0" w:right="0"/>
-              <w:spacing w:after="40" w:lineRule="auto" w:before="40" w:line="240"/>
+              <w:spacing w:line="240" w:after="40" w:before="40" w:lineRule="auto"/>
             </w:pPr>
             <w:r>
               <w:t xml:space="preserve">Sequence within file</w:t>
@@ -6303,7 +6303,7 @@
               <w:pStyle w:val="Compact"/>
               <w:jc w:val="left"/>
               <w:ind w:left="0" w:firstLine="0" w:right="0"/>
-              <w:spacing w:after="40" w:lineRule="auto" w:before="40" w:line="240"/>
+              <w:spacing w:line="240" w:after="40" w:before="40" w:lineRule="auto"/>
             </w:pPr>
             <w:r>
               <w:t xml:space="preserve">start_line</w:t>
@@ -6317,7 +6317,7 @@
               <w:pStyle w:val="Compact"/>
               <w:jc w:val="left"/>
               <w:ind w:left="0" w:firstLine="0" w:right="0"/>
-              <w:spacing w:after="40" w:lineRule="auto" w:before="40" w:line="240"/>
+              <w:spacing w:line="240" w:after="40" w:before="40" w:lineRule="auto"/>
             </w:pPr>
             <w:r>
               <w:t xml:space="preserve">INTEGER</w:t>
@@ -6331,7 +6331,7 @@
               <w:pStyle w:val="Compact"/>
               <w:jc w:val="left"/>
               <w:ind w:left="0" w:firstLine="0" w:right="0"/>
-              <w:spacing w:after="40" w:lineRule="auto" w:before="40" w:line="240"/>
+              <w:spacing w:line="240" w:after="40" w:before="40" w:lineRule="auto"/>
             </w:pPr>
             <w:r>
               <w:t xml:space="preserve">Start line in source</w:t>
@@ -6347,7 +6347,7 @@
               <w:pStyle w:val="Compact"/>
               <w:jc w:val="left"/>
               <w:ind w:left="0" w:firstLine="0" w:right="0"/>
-              <w:spacing w:after="40" w:lineRule="auto" w:before="40" w:line="240"/>
+              <w:spacing w:line="240" w:after="40" w:before="40" w:lineRule="auto"/>
             </w:pPr>
             <w:r>
               <w:t xml:space="preserve">label</w:t>
@@ -6361,7 +6361,7 @@
               <w:pStyle w:val="Compact"/>
               <w:jc w:val="left"/>
               <w:ind w:left="0" w:firstLine="0" w:right="0"/>
-              <w:spacing w:after="40" w:lineRule="auto" w:before="40" w:line="240"/>
+              <w:spacing w:line="240" w:after="40" w:before="40" w:lineRule="auto"/>
             </w:pPr>
             <w:r>
               <w:t xml:space="preserve">TEXT NOT NULL</w:t>
@@ -6375,7 +6375,7 @@
               <w:pStyle w:val="Compact"/>
               <w:jc w:val="left"/>
               <w:ind w:left="0" w:firstLine="0" w:right="0"/>
-              <w:spacing w:after="40" w:lineRule="auto" w:before="40" w:line="240"/>
+              <w:spacing w:line="240" w:after="40" w:before="40" w:lineRule="auto"/>
             </w:pPr>
             <w:r>
               <w:t xml:space="preserve">Cross-reference label</w:t>
@@ -6391,7 +6391,7 @@
               <w:pStyle w:val="Compact"/>
               <w:jc w:val="left"/>
               <w:ind w:left="0" w:firstLine="0" w:right="0"/>
-              <w:spacing w:after="40" w:lineRule="auto" w:before="40" w:line="240"/>
+              <w:spacing w:line="240" w:after="40" w:before="40" w:lineRule="auto"/>
             </w:pPr>
             <w:r>
               <w:t xml:space="preserve">number</w:t>
@@ -6405,7 +6405,7 @@
               <w:pStyle w:val="Compact"/>
               <w:jc w:val="left"/>
               <w:ind w:left="0" w:firstLine="0" w:right="0"/>
-              <w:spacing w:after="40" w:lineRule="auto" w:before="40" w:line="240"/>
+              <w:spacing w:line="240" w:after="40" w:before="40" w:lineRule="auto"/>
             </w:pPr>
             <w:r>
               <w:t xml:space="preserve">INTEGER</w:t>
@@ -6419,7 +6419,7 @@
               <w:pStyle w:val="Compact"/>
               <w:jc w:val="left"/>
               <w:ind w:left="0" w:firstLine="0" w:right="0"/>
-              <w:spacing w:after="40" w:lineRule="auto" w:before="40" w:line="240"/>
+              <w:spacing w:line="240" w:after="40" w:before="40" w:lineRule="auto"/>
             </w:pPr>
             <w:r>
               <w:t xml:space="preserve">Auto-assigned number within counter group</w:t>
@@ -6435,7 +6435,7 @@
               <w:pStyle w:val="Compact"/>
               <w:jc w:val="left"/>
               <w:ind w:left="0" w:firstLine="0" w:right="0"/>
-              <w:spacing w:after="40" w:lineRule="auto" w:before="40" w:line="240"/>
+              <w:spacing w:line="240" w:after="40" w:before="40" w:lineRule="auto"/>
             </w:pPr>
             <w:r>
               <w:t xml:space="preserve">caption</w:t>
@@ -6449,7 +6449,7 @@
               <w:pStyle w:val="Compact"/>
               <w:jc w:val="left"/>
               <w:ind w:left="0" w:firstLine="0" w:right="0"/>
-              <w:spacing w:after="40" w:lineRule="auto" w:before="40" w:line="240"/>
+              <w:spacing w:line="240" w:after="40" w:before="40" w:lineRule="auto"/>
             </w:pPr>
             <w:r>
               <w:t xml:space="preserve">TEXT</w:t>
@@ -6463,7 +6463,7 @@
               <w:pStyle w:val="Compact"/>
               <w:jc w:val="left"/>
               <w:ind w:left="0" w:firstLine="0" w:right="0"/>
-              <w:spacing w:after="40" w:lineRule="auto" w:before="40" w:line="240"/>
+              <w:spacing w:line="240" w:after="40" w:before="40" w:lineRule="auto"/>
             </w:pPr>
             <w:r>
               <w:t xml:space="preserve">Caption text</w:t>
@@ -6479,7 +6479,7 @@
               <w:pStyle w:val="Compact"/>
               <w:jc w:val="left"/>
               <w:ind w:left="0" w:firstLine="0" w:right="0"/>
-              <w:spacing w:after="40" w:lineRule="auto" w:before="40" w:line="240"/>
+              <w:spacing w:line="240" w:after="40" w:before="40" w:lineRule="auto"/>
             </w:pPr>
             <w:r>
               <w:t xml:space="preserve">pandoc_attributes</w:t>
@@ -6493,7 +6493,7 @@
               <w:pStyle w:val="Compact"/>
               <w:jc w:val="left"/>
               <w:ind w:left="0" w:firstLine="0" w:right="0"/>
-              <w:spacing w:after="40" w:lineRule="auto" w:before="40" w:line="240"/>
+              <w:spacing w:line="240" w:after="40" w:before="40" w:lineRule="auto"/>
             </w:pPr>
             <w:r>
               <w:t xml:space="preserve">JSON</w:t>
@@ -6507,7 +6507,7 @@
               <w:pStyle w:val="Compact"/>
               <w:jc w:val="left"/>
               <w:ind w:left="0" w:firstLine="0" w:right="0"/>
-              <w:spacing w:after="40" w:lineRule="auto" w:before="40" w:line="240"/>
+              <w:spacing w:line="240" w:after="40" w:before="40" w:lineRule="auto"/>
             </w:pPr>
             <w:r>
               <w:t xml:space="preserve">Parsed attributes from code block</w:t>
@@ -6523,7 +6523,7 @@
               <w:pStyle w:val="Compact"/>
               <w:jc w:val="left"/>
               <w:ind w:left="0" w:firstLine="0" w:right="0"/>
-              <w:spacing w:after="40" w:lineRule="auto" w:before="40" w:line="240"/>
+              <w:spacing w:line="240" w:after="40" w:before="40" w:lineRule="auto"/>
             </w:pPr>
             <w:r>
               <w:t xml:space="preserve">raw_content</w:t>
@@ -6537,7 +6537,7 @@
               <w:pStyle w:val="Compact"/>
               <w:jc w:val="left"/>
               <w:ind w:left="0" w:firstLine="0" w:right="0"/>
-              <w:spacing w:after="40" w:lineRule="auto" w:before="40" w:line="240"/>
+              <w:spacing w:line="240" w:after="40" w:before="40" w:lineRule="auto"/>
             </w:pPr>
             <w:r>
               <w:t xml:space="preserve">TEXT</w:t>
@@ -6551,7 +6551,7 @@
               <w:pStyle w:val="Compact"/>
               <w:jc w:val="left"/>
               <w:ind w:left="0" w:firstLine="0" w:right="0"/>
-              <w:spacing w:after="40" w:lineRule="auto" w:before="40" w:line="240"/>
+              <w:spacing w:line="240" w:after="40" w:before="40" w:lineRule="auto"/>
             </w:pPr>
             <w:r>
               <w:t xml:space="preserve">Original raw content</w:t>
@@ -6567,7 +6567,7 @@
               <w:pStyle w:val="Compact"/>
               <w:jc w:val="left"/>
               <w:ind w:left="0" w:firstLine="0" w:right="0"/>
-              <w:spacing w:after="40" w:lineRule="auto" w:before="40" w:line="240"/>
+              <w:spacing w:line="240" w:after="40" w:before="40" w:lineRule="auto"/>
             </w:pPr>
             <w:r>
               <w:t xml:space="preserve">raw_ast</w:t>
@@ -6581,7 +6581,7 @@
               <w:pStyle w:val="Compact"/>
               <w:jc w:val="left"/>
               <w:ind w:left="0" w:firstLine="0" w:right="0"/>
-              <w:spacing w:after="40" w:lineRule="auto" w:before="40" w:line="240"/>
+              <w:spacing w:line="240" w:after="40" w:before="40" w:lineRule="auto"/>
             </w:pPr>
             <w:r>
               <w:t xml:space="preserve">JSON</w:t>
@@ -6595,7 +6595,7 @@
               <w:pStyle w:val="Compact"/>
               <w:jc w:val="left"/>
               <w:ind w:left="0" w:firstLine="0" w:right="0"/>
-              <w:spacing w:after="40" w:lineRule="auto" w:before="40" w:line="240"/>
+              <w:spacing w:line="240" w:after="40" w:before="40" w:lineRule="auto"/>
             </w:pPr>
             <w:r>
               <w:t xml:space="preserve">Original Pandoc AST</w:t>
@@ -6611,7 +6611,7 @@
               <w:pStyle w:val="Compact"/>
               <w:jc w:val="left"/>
               <w:ind w:left="0" w:firstLine="0" w:right="0"/>
-              <w:spacing w:after="40" w:lineRule="auto" w:before="40" w:line="240"/>
+              <w:spacing w:line="240" w:after="40" w:before="40" w:lineRule="auto"/>
             </w:pPr>
             <w:r>
               <w:t xml:space="preserve">resolved_ast</w:t>
@@ -6625,7 +6625,7 @@
               <w:pStyle w:val="Compact"/>
               <w:jc w:val="left"/>
               <w:ind w:left="0" w:firstLine="0" w:right="0"/>
-              <w:spacing w:after="40" w:lineRule="auto" w:before="40" w:line="240"/>
+              <w:spacing w:line="240" w:after="40" w:before="40" w:lineRule="auto"/>
             </w:pPr>
             <w:r>
               <w:t xml:space="preserve">JSON</w:t>
@@ -6639,7 +6639,7 @@
               <w:pStyle w:val="Compact"/>
               <w:jc w:val="left"/>
               <w:ind w:left="0" w:firstLine="0" w:right="0"/>
-              <w:spacing w:after="40" w:lineRule="auto" w:before="40" w:line="240"/>
+              <w:spacing w:line="240" w:after="40" w:before="40" w:lineRule="auto"/>
             </w:pPr>
             <w:r>
               <w:t xml:space="preserve">Processed AST after rendering</w:t>
@@ -6655,7 +6655,7 @@
               <w:pStyle w:val="Compact"/>
               <w:jc w:val="left"/>
               <w:ind w:left="0" w:firstLine="0" w:right="0"/>
-              <w:spacing w:after="40" w:lineRule="auto" w:before="40" w:line="240"/>
+              <w:spacing w:line="240" w:after="40" w:before="40" w:lineRule="auto"/>
             </w:pPr>
             <w:r>
               <w:t xml:space="preserve">parent_object_id</w:t>
@@ -6669,7 +6669,7 @@
               <w:pStyle w:val="Compact"/>
               <w:jc w:val="left"/>
               <w:ind w:left="0" w:firstLine="0" w:right="0"/>
-              <w:spacing w:after="40" w:lineRule="auto" w:before="40" w:line="240"/>
+              <w:spacing w:line="240" w:after="40" w:before="40" w:lineRule="auto"/>
             </w:pPr>
             <w:r>
               <w:t xml:space="preserve">INTEGER FK</w:t>
@@ -6683,7 +6683,7 @@
               <w:pStyle w:val="Compact"/>
               <w:jc w:val="left"/>
               <w:ind w:left="0" w:firstLine="0" w:right="0"/>
-              <w:spacing w:after="40" w:lineRule="auto" w:before="40" w:line="240"/>
+              <w:spacing w:line="240" w:after="40" w:before="40" w:lineRule="auto"/>
             </w:pPr>
             <w:r>
               <w:t xml:space="preserve">Containing spec object</w:t>
@@ -6699,7 +6699,7 @@
               <w:pStyle w:val="Compact"/>
               <w:jc w:val="left"/>
               <w:ind w:left="0" w:firstLine="0" w:right="0"/>
-              <w:spacing w:after="40" w:lineRule="auto" w:before="40" w:line="240"/>
+              <w:spacing w:line="240" w:after="40" w:before="40" w:lineRule="auto"/>
             </w:pPr>
             <w:r>
               <w:t xml:space="preserve">anchor</w:t>
@@ -6713,7 +6713,7 @@
               <w:pStyle w:val="Compact"/>
               <w:jc w:val="left"/>
               <w:ind w:left="0" w:firstLine="0" w:right="0"/>
-              <w:spacing w:after="40" w:lineRule="auto" w:before="40" w:line="240"/>
+              <w:spacing w:line="240" w:after="40" w:before="40" w:lineRule="auto"/>
             </w:pPr>
             <w:r>
               <w:t xml:space="preserve">TEXT</w:t>
@@ -6727,7 +6727,7 @@
               <w:pStyle w:val="Compact"/>
               <w:jc w:val="left"/>
               <w:ind w:left="0" w:firstLine="0" w:right="0"/>
-              <w:spacing w:after="40" w:lineRule="auto" w:before="40" w:line="240"/>
+              <w:spacing w:line="240" w:after="40" w:before="40" w:lineRule="auto"/>
             </w:pPr>
             <w:r>
               <w:t xml:space="preserve">HTML anchor for linking</w:t>
@@ -6743,7 +6743,7 @@
               <w:pStyle w:val="Compact"/>
               <w:jc w:val="left"/>
               <w:ind w:left="0" w:firstLine="0" w:right="0"/>
-              <w:spacing w:after="40" w:lineRule="auto" w:before="40" w:line="240"/>
+              <w:spacing w:line="240" w:after="40" w:before="40" w:lineRule="auto"/>
             </w:pPr>
             <w:r>
               <w:t xml:space="preserve">syntax_key</w:t>
@@ -6757,7 +6757,7 @@
               <w:pStyle w:val="Compact"/>
               <w:jc w:val="left"/>
               <w:ind w:left="0" w:firstLine="0" w:right="0"/>
-              <w:spacing w:after="40" w:lineRule="auto" w:before="40" w:line="240"/>
+              <w:spacing w:line="240" w:after="40" w:before="40" w:lineRule="auto"/>
             </w:pPr>
             <w:r>
               <w:t xml:space="preserve">TEXT</w:t>
@@ -6771,7 +6771,7 @@
               <w:pStyle w:val="Compact"/>
               <w:jc w:val="left"/>
               <w:ind w:left="0" w:firstLine="0" w:right="0"/>
-              <w:spacing w:after="40" w:lineRule="auto" w:before="40" w:line="240"/>
+              <w:spacing w:line="240" w:after="40" w:before="40" w:lineRule="auto"/>
             </w:pPr>
             <w:r>
               <w:t xml:space="preserve">Original syntax from code block</w:t>
@@ -6834,12 +6834,12 @@
     </w:p>
     <w:p>
       <w:pPr>
-        <w:spacing w:before="0" w:after="0" w:line="20" w:lineRule="exact"/>
+        <w:spacing w:before="0" w:line="20" w:lineRule="exact" w:after="0"/>
         <w:rPr>
           <w:sz w:val="2"/>
         </w:rPr>
       </w:pPr>
-      <w:bookmarkStart w:id="66242" w:name="csv-tbl-relations"/>
+      <w:bookmarkStart w:name="csv-tbl-relations" w:id="66242"/>
       <w:bookmarkEnd w:id="66242"/>
     </w:p>
     <w:p>
@@ -6876,18 +6876,18 @@
         <w:tblLook w:firstRow="1" w:lastRow="0" w:firstColumn="0" w:lastColumn="0" w:noHBand="0" w:noVBand="0" w:val="0020"/>
         <w:jc w:val="start"/>
         <w:tblBorders>
-          <w:top w:space="0" w:color="000000" w:sz="6" w:val="single"/>
-          <w:left w:space="0" w:color="000000" w:sz="6" w:val="single"/>
-          <w:bottom w:space="0" w:color="000000" w:sz="6" w:val="single"/>
-          <w:right w:space="0" w:color="000000" w:sz="6" w:val="single"/>
-          <w:insideH w:space="0" w:color="000000" w:sz="6" w:val="single"/>
-          <w:insideV w:space="0" w:color="000000" w:sz="6" w:val="single"/>
+          <w:top w:val="single" w:space="0" w:color="000000" w:sz="6"/>
+          <w:left w:val="single" w:space="0" w:color="000000" w:sz="6"/>
+          <w:bottom w:val="single" w:space="0" w:color="000000" w:sz="6"/>
+          <w:right w:val="single" w:space="0" w:color="000000" w:sz="6"/>
+          <w:insideH w:val="single" w:space="0" w:color="000000" w:sz="6"/>
+          <w:insideV w:val="single" w:space="0" w:color="000000" w:sz="6"/>
         </w:tblBorders>
         <w:tblCellMar>
-          <w:top w:type="dxa" w:w="57"/>
-          <w:left w:type="dxa" w:w="108"/>
-          <w:bottom w:type="dxa" w:w="57"/>
-          <w:right w:type="dxa" w:w="108"/>
+          <w:top w:w="57" w:type="dxa"/>
+          <w:left w:w="108" w:type="dxa"/>
+          <w:bottom w:w="57" w:type="dxa"/>
+          <w:right w:w="108" w:type="dxa"/>
         </w:tblCellMar>
       </w:tblPr>
       <w:tblGrid>
@@ -6901,14 +6901,14 @@
         </w:trPr>
         <w:tc>
           <w:tcPr>
-            <w:shd w:color="auto" w:fill="E8E8E8" w:val="clear"/>
+            <w:shd w:val="clear" w:color="auto" w:fill="E8E8E8"/>
           </w:tcPr>
           <w:p>
             <w:pPr>
               <w:pStyle w:val="Compact"/>
               <w:jc w:val="left"/>
               <w:ind w:left="0" w:firstLine="0" w:right="0"/>
-              <w:spacing w:after="40" w:lineRule="auto" w:before="40" w:line="240"/>
+              <w:spacing w:line="240" w:after="40" w:before="40" w:lineRule="auto"/>
             </w:pPr>
             <w:r>
               <w:rPr>
@@ -6920,14 +6920,14 @@
         </w:tc>
         <w:tc>
           <w:tcPr>
-            <w:shd w:color="auto" w:fill="E8E8E8" w:val="clear"/>
+            <w:shd w:val="clear" w:color="auto" w:fill="E8E8E8"/>
           </w:tcPr>
           <w:p>
             <w:pPr>
               <w:pStyle w:val="Compact"/>
               <w:jc w:val="left"/>
               <w:ind w:left="0" w:firstLine="0" w:right="0"/>
-              <w:spacing w:after="40" w:lineRule="auto" w:before="40" w:line="240"/>
+              <w:spacing w:line="240" w:after="40" w:before="40" w:lineRule="auto"/>
             </w:pPr>
             <w:r>
               <w:rPr>
@@ -6939,14 +6939,14 @@
         </w:tc>
         <w:tc>
           <w:tcPr>
-            <w:shd w:color="auto" w:fill="E8E8E8" w:val="clear"/>
+            <w:shd w:val="clear" w:color="auto" w:fill="E8E8E8"/>
           </w:tcPr>
           <w:p>
             <w:pPr>
               <w:pStyle w:val="Compact"/>
               <w:jc w:val="left"/>
               <w:ind w:left="0" w:firstLine="0" w:right="0"/>
-              <w:spacing w:after="40" w:lineRule="auto" w:before="40" w:line="240"/>
+              <w:spacing w:line="240" w:after="40" w:before="40" w:lineRule="auto"/>
             </w:pPr>
             <w:r>
               <w:rPr>
@@ -6965,7 +6965,7 @@
               <w:pStyle w:val="Compact"/>
               <w:jc w:val="left"/>
               <w:ind w:left="0" w:firstLine="0" w:right="0"/>
-              <w:spacing w:after="40" w:lineRule="auto" w:before="40" w:line="240"/>
+              <w:spacing w:line="240" w:after="40" w:before="40" w:lineRule="auto"/>
             </w:pPr>
             <w:r>
               <w:t xml:space="preserve">id</w:t>
@@ -6979,7 +6979,7 @@
               <w:pStyle w:val="Compact"/>
               <w:jc w:val="left"/>
               <w:ind w:left="0" w:firstLine="0" w:right="0"/>
-              <w:spacing w:after="40" w:lineRule="auto" w:before="40" w:line="240"/>
+              <w:spacing w:line="240" w:after="40" w:before="40" w:lineRule="auto"/>
             </w:pPr>
             <w:r>
               <w:t xml:space="preserve">INTEGER PK</w:t>
@@ -6993,7 +6993,7 @@
               <w:pStyle w:val="Compact"/>
               <w:jc w:val="left"/>
               <w:ind w:left="0" w:firstLine="0" w:right="0"/>
-              <w:spacing w:after="40" w:lineRule="auto" w:before="40" w:line="240"/>
+              <w:spacing w:line="240" w:after="40" w:before="40" w:lineRule="auto"/>
             </w:pPr>
             <w:r>
               <w:t xml:space="preserve">Auto-assigned internal key</w:t>
@@ -7009,7 +7009,7 @@
               <w:pStyle w:val="Compact"/>
               <w:jc w:val="left"/>
               <w:ind w:left="0" w:firstLine="0" w:right="0"/>
-              <w:spacing w:after="40" w:lineRule="auto" w:before="40" w:line="240"/>
+              <w:spacing w:line="240" w:after="40" w:before="40" w:lineRule="auto"/>
             </w:pPr>
             <w:r>
               <w:t xml:space="preserve">content_sha</w:t>
@@ -7023,7 +7023,7 @@
               <w:pStyle w:val="Compact"/>
               <w:jc w:val="left"/>
               <w:ind w:left="0" w:firstLine="0" w:right="0"/>
-              <w:spacing w:after="40" w:lineRule="auto" w:before="40" w:line="240"/>
+              <w:spacing w:line="240" w:after="40" w:before="40" w:lineRule="auto"/>
             </w:pPr>
             <w:r>
               <w:t xml:space="preserve">TEXT</w:t>
@@ -7037,7 +7037,7 @@
               <w:pStyle w:val="Compact"/>
               <w:jc w:val="left"/>
               <w:ind w:left="0" w:firstLine="0" w:right="0"/>
-              <w:spacing w:after="40" w:lineRule="auto" w:before="40" w:line="240"/>
+              <w:spacing w:line="240" w:after="40" w:before="40" w:lineRule="auto"/>
             </w:pPr>
             <w:r>
               <w:t xml:space="preserve">SHA1 checksum for change detection</w:t>
@@ -7053,7 +7053,7 @@
               <w:pStyle w:val="Compact"/>
               <w:jc w:val="left"/>
               <w:ind w:left="0" w:firstLine="0" w:right="0"/>
-              <w:spacing w:after="40" w:lineRule="auto" w:before="40" w:line="240"/>
+              <w:spacing w:line="240" w:after="40" w:before="40" w:lineRule="auto"/>
             </w:pPr>
             <w:r>
               <w:t xml:space="preserve">specification_ref</w:t>
@@ -7067,7 +7067,7 @@
               <w:pStyle w:val="Compact"/>
               <w:jc w:val="left"/>
               <w:ind w:left="0" w:firstLine="0" w:right="0"/>
-              <w:spacing w:after="40" w:lineRule="auto" w:before="40" w:line="240"/>
+              <w:spacing w:line="240" w:after="40" w:before="40" w:lineRule="auto"/>
             </w:pPr>
             <w:r>
               <w:t xml:space="preserve">TEXT NOT NULL FK</w:t>
@@ -7081,7 +7081,7 @@
               <w:pStyle w:val="Compact"/>
               <w:jc w:val="left"/>
               <w:ind w:left="0" w:firstLine="0" w:right="0"/>
-              <w:spacing w:after="40" w:lineRule="auto" w:before="40" w:line="240"/>
+              <w:spacing w:line="240" w:after="40" w:before="40" w:lineRule="auto"/>
             </w:pPr>
             <w:r>
               <w:t xml:space="preserve">Parent specification</w:t>
@@ -7097,7 +7097,7 @@
               <w:pStyle w:val="Compact"/>
               <w:jc w:val="left"/>
               <w:ind w:left="0" w:firstLine="0" w:right="0"/>
-              <w:spacing w:after="40" w:lineRule="auto" w:before="40" w:line="240"/>
+              <w:spacing w:line="240" w:after="40" w:before="40" w:lineRule="auto"/>
             </w:pPr>
             <w:r>
               <w:t xml:space="preserve">source_object_id</w:t>
@@ -7111,7 +7111,7 @@
               <w:pStyle w:val="Compact"/>
               <w:jc w:val="left"/>
               <w:ind w:left="0" w:firstLine="0" w:right="0"/>
-              <w:spacing w:after="40" w:lineRule="auto" w:before="40" w:line="240"/>
+              <w:spacing w:line="240" w:after="40" w:before="40" w:lineRule="auto"/>
             </w:pPr>
             <w:r>
               <w:t xml:space="preserve">INTEGER NOT NULL FK</w:t>
@@ -7125,7 +7125,7 @@
               <w:pStyle w:val="Compact"/>
               <w:jc w:val="left"/>
               <w:ind w:left="0" w:firstLine="0" w:right="0"/>
-              <w:spacing w:after="40" w:lineRule="auto" w:before="40" w:line="240"/>
+              <w:spacing w:line="240" w:after="40" w:before="40" w:lineRule="auto"/>
             </w:pPr>
             <w:r>
               <w:t xml:space="preserve">Source object</w:t>
@@ -7141,7 +7141,7 @@
               <w:pStyle w:val="Compact"/>
               <w:jc w:val="left"/>
               <w:ind w:left="0" w:firstLine="0" w:right="0"/>
-              <w:spacing w:after="40" w:lineRule="auto" w:before="40" w:line="240"/>
+              <w:spacing w:line="240" w:after="40" w:before="40" w:lineRule="auto"/>
             </w:pPr>
             <w:r>
               <w:t xml:space="preserve">target_text</w:t>
@@ -7155,7 +7155,7 @@
               <w:pStyle w:val="Compact"/>
               <w:jc w:val="left"/>
               <w:ind w:left="0" w:firstLine="0" w:right="0"/>
-              <w:spacing w:after="40" w:lineRule="auto" w:before="40" w:line="240"/>
+              <w:spacing w:line="240" w:after="40" w:before="40" w:lineRule="auto"/>
             </w:pPr>
             <w:r>
               <w:t xml:space="preserve">TEXT</w:t>
@@ -7169,7 +7169,7 @@
               <w:pStyle w:val="Compact"/>
               <w:jc w:val="left"/>
               <w:ind w:left="0" w:firstLine="0" w:right="0"/>
-              <w:spacing w:after="40" w:lineRule="auto" w:before="40" w:line="240"/>
+              <w:spacing w:line="240" w:after="40" w:before="40" w:lineRule="auto"/>
             </w:pPr>
             <w:r>
               <w:t xml:space="preserve">Target as written (before resolution)</w:t>
@@ -7185,7 +7185,7 @@
               <w:pStyle w:val="Compact"/>
               <w:jc w:val="left"/>
               <w:ind w:left="0" w:firstLine="0" w:right="0"/>
-              <w:spacing w:after="40" w:lineRule="auto" w:before="40" w:line="240"/>
+              <w:spacing w:line="240" w:after="40" w:before="40" w:lineRule="auto"/>
             </w:pPr>
             <w:r>
               <w:t xml:space="preserve">target_object_id</w:t>
@@ -7199,7 +7199,7 @@
               <w:pStyle w:val="Compact"/>
               <w:jc w:val="left"/>
               <w:ind w:left="0" w:firstLine="0" w:right="0"/>
-              <w:spacing w:after="40" w:lineRule="auto" w:before="40" w:line="240"/>
+              <w:spacing w:line="240" w:after="40" w:before="40" w:lineRule="auto"/>
             </w:pPr>
             <w:r>
               <w:t xml:space="preserve">INTEGER FK</w:t>
@@ -7213,7 +7213,7 @@
               <w:pStyle w:val="Compact"/>
               <w:jc w:val="left"/>
               <w:ind w:left="0" w:firstLine="0" w:right="0"/>
-              <w:spacing w:after="40" w:lineRule="auto" w:before="40" w:line="240"/>
+              <w:spacing w:line="240" w:after="40" w:before="40" w:lineRule="auto"/>
             </w:pPr>
             <w:r>
               <w:t xml:space="preserve">Resolved target object (NULL if unresolved)</w:t>
@@ -7229,7 +7229,7 @@
               <w:pStyle w:val="Compact"/>
               <w:jc w:val="left"/>
               <w:ind w:left="0" w:firstLine="0" w:right="0"/>
-              <w:spacing w:after="40" w:lineRule="auto" w:before="40" w:line="240"/>
+              <w:spacing w:line="240" w:after="40" w:before="40" w:lineRule="auto"/>
             </w:pPr>
             <w:r>
               <w:t xml:space="preserve">target_float_id</w:t>
@@ -7243,7 +7243,7 @@
               <w:pStyle w:val="Compact"/>
               <w:jc w:val="left"/>
               <w:ind w:left="0" w:firstLine="0" w:right="0"/>
-              <w:spacing w:after="40" w:lineRule="auto" w:before="40" w:line="240"/>
+              <w:spacing w:line="240" w:after="40" w:before="40" w:lineRule="auto"/>
             </w:pPr>
             <w:r>
               <w:t xml:space="preserve">INTEGER FK</w:t>
@@ -7257,7 +7257,7 @@
               <w:pStyle w:val="Compact"/>
               <w:jc w:val="left"/>
               <w:ind w:left="0" w:firstLine="0" w:right="0"/>
-              <w:spacing w:after="40" w:lineRule="auto" w:before="40" w:line="240"/>
+              <w:spacing w:line="240" w:after="40" w:before="40" w:lineRule="auto"/>
             </w:pPr>
             <w:r>
               <w:t xml:space="preserve">Resolved target float (NULL if unresolved)</w:t>
@@ -7273,7 +7273,7 @@
               <w:pStyle w:val="Compact"/>
               <w:jc w:val="left"/>
               <w:ind w:left="0" w:firstLine="0" w:right="0"/>
-              <w:spacing w:after="40" w:lineRule="auto" w:before="40" w:line="240"/>
+              <w:spacing w:line="240" w:after="40" w:before="40" w:lineRule="auto"/>
             </w:pPr>
             <w:r>
               <w:t xml:space="preserve">type_ref</w:t>
@@ -7287,7 +7287,7 @@
               <w:pStyle w:val="Compact"/>
               <w:jc w:val="left"/>
               <w:ind w:left="0" w:firstLine="0" w:right="0"/>
-              <w:spacing w:after="40" w:lineRule="auto" w:before="40" w:line="240"/>
+              <w:spacing w:line="240" w:after="40" w:before="40" w:lineRule="auto"/>
             </w:pPr>
             <w:r>
               <w:t xml:space="preserve">TEXT FK</w:t>
@@ -7301,7 +7301,7 @@
               <w:pStyle w:val="Compact"/>
               <w:jc w:val="left"/>
               <w:ind w:left="0" w:firstLine="0" w:right="0"/>
-              <w:spacing w:after="40" w:lineRule="auto" w:before="40" w:line="240"/>
+              <w:spacing w:line="240" w:after="40" w:before="40" w:lineRule="auto"/>
             </w:pPr>
             <w:r>
               <w:t xml:space="preserve">Inferred relation type</w:t>
@@ -7317,7 +7317,7 @@
               <w:pStyle w:val="Compact"/>
               <w:jc w:val="left"/>
               <w:ind w:left="0" w:firstLine="0" w:right="0"/>
-              <w:spacing w:after="40" w:lineRule="auto" w:before="40" w:line="240"/>
+              <w:spacing w:line="240" w:after="40" w:before="40" w:lineRule="auto"/>
             </w:pPr>
             <w:r>
               <w:t xml:space="preserve">is_ambiguous</w:t>
@@ -7331,7 +7331,7 @@
               <w:pStyle w:val="Compact"/>
               <w:jc w:val="left"/>
               <w:ind w:left="0" w:firstLine="0" w:right="0"/>
-              <w:spacing w:after="40" w:lineRule="auto" w:before="40" w:line="240"/>
+              <w:spacing w:line="240" w:after="40" w:before="40" w:lineRule="auto"/>
             </w:pPr>
             <w:r>
               <w:t xml:space="preserve">INTEGER DEFAULT 0</w:t>
@@ -7345,7 +7345,7 @@
               <w:pStyle w:val="Compact"/>
               <w:jc w:val="left"/>
               <w:ind w:left="0" w:firstLine="0" w:right="0"/>
-              <w:spacing w:after="40" w:lineRule="auto" w:before="40" w:line="240"/>
+              <w:spacing w:line="240" w:after="40" w:before="40" w:lineRule="auto"/>
             </w:pPr>
             <w:r>
               <w:t xml:space="preserve">1 = multiple matches found</w:t>
@@ -7361,7 +7361,7 @@
               <w:pStyle w:val="Compact"/>
               <w:jc w:val="left"/>
               <w:ind w:left="0" w:firstLine="0" w:right="0"/>
-              <w:spacing w:after="40" w:lineRule="auto" w:before="40" w:line="240"/>
+              <w:spacing w:line="240" w:after="40" w:before="40" w:lineRule="auto"/>
             </w:pPr>
             <w:r>
               <w:t xml:space="preserve">from_file</w:t>
@@ -7375,7 +7375,7 @@
               <w:pStyle w:val="Compact"/>
               <w:jc w:val="left"/>
               <w:ind w:left="0" w:firstLine="0" w:right="0"/>
-              <w:spacing w:after="40" w:lineRule="auto" w:before="40" w:line="240"/>
+              <w:spacing w:line="240" w:after="40" w:before="40" w:lineRule="auto"/>
             </w:pPr>
             <w:r>
               <w:t xml:space="preserve">TEXT NOT NULL</w:t>
@@ -7389,7 +7389,7 @@
               <w:pStyle w:val="Compact"/>
               <w:jc w:val="left"/>
               <w:ind w:left="0" w:firstLine="0" w:right="0"/>
-              <w:spacing w:after="40" w:lineRule="auto" w:before="40" w:line="240"/>
+              <w:spacing w:line="240" w:after="40" w:before="40" w:lineRule="auto"/>
             </w:pPr>
             <w:r>
               <w:t xml:space="preserve">Source file</w:t>
@@ -7405,7 +7405,7 @@
               <w:pStyle w:val="Compact"/>
               <w:jc w:val="left"/>
               <w:ind w:left="0" w:firstLine="0" w:right="0"/>
-              <w:spacing w:after="40" w:lineRule="auto" w:before="40" w:line="240"/>
+              <w:spacing w:line="240" w:after="40" w:before="40" w:lineRule="auto"/>
             </w:pPr>
             <w:r>
               <w:t xml:space="preserve">link_line</w:t>
@@ -7419,7 +7419,7 @@
               <w:pStyle w:val="Compact"/>
               <w:jc w:val="left"/>
               <w:ind w:left="0" w:firstLine="0" w:right="0"/>
-              <w:spacing w:after="40" w:lineRule="auto" w:before="40" w:line="240"/>
+              <w:spacing w:line="240" w:after="40" w:before="40" w:lineRule="auto"/>
             </w:pPr>
             <w:r>
               <w:t xml:space="preserve">INTEGER DEFAULT 0</w:t>
@@ -7433,7 +7433,7 @@
               <w:pStyle w:val="Compact"/>
               <w:jc w:val="left"/>
               <w:ind w:left="0" w:firstLine="0" w:right="0"/>
-              <w:spacing w:after="40" w:lineRule="auto" w:before="40" w:line="240"/>
+              <w:spacing w:line="240" w:after="40" w:before="40" w:lineRule="auto"/>
             </w:pPr>
             <w:r>
               <w:t xml:space="preserve">Line number of link</w:t>
@@ -7449,7 +7449,7 @@
               <w:pStyle w:val="Compact"/>
               <w:jc w:val="left"/>
               <w:ind w:left="0" w:firstLine="0" w:right="0"/>
-              <w:spacing w:after="40" w:lineRule="auto" w:before="40" w:line="240"/>
+              <w:spacing w:line="240" w:after="40" w:before="40" w:lineRule="auto"/>
             </w:pPr>
             <w:r>
               <w:t xml:space="preserve">source_attribute</w:t>
@@ -7463,7 +7463,7 @@
               <w:pStyle w:val="Compact"/>
               <w:jc w:val="left"/>
               <w:ind w:left="0" w:firstLine="0" w:right="0"/>
-              <w:spacing w:after="40" w:lineRule="auto" w:before="40" w:line="240"/>
+              <w:spacing w:line="240" w:after="40" w:before="40" w:lineRule="auto"/>
             </w:pPr>
             <w:r>
               <w:t xml:space="preserve">TEXT</w:t>
@@ -7477,7 +7477,7 @@
               <w:pStyle w:val="Compact"/>
               <w:jc w:val="left"/>
               <w:ind w:left="0" w:firstLine="0" w:right="0"/>
-              <w:spacing w:after="40" w:lineRule="auto" w:before="40" w:line="240"/>
+              <w:spacing w:line="240" w:after="40" w:before="40" w:lineRule="auto"/>
             </w:pPr>
             <w:r>
               <w:t xml:space="preserve">Attribute containing the link (NULL if in body)</w:t>
@@ -7493,7 +7493,7 @@
               <w:pStyle w:val="Compact"/>
               <w:jc w:val="left"/>
               <w:ind w:left="0" w:firstLine="0" w:right="0"/>
-              <w:spacing w:after="40" w:lineRule="auto" w:before="40" w:line="240"/>
+              <w:spacing w:line="240" w:after="40" w:before="40" w:lineRule="auto"/>
             </w:pPr>
             <w:r>
               <w:t xml:space="preserve">link_selector</w:t>
@@ -7507,7 +7507,7 @@
               <w:pStyle w:val="Compact"/>
               <w:jc w:val="left"/>
               <w:ind w:left="0" w:firstLine="0" w:right="0"/>
-              <w:spacing w:after="40" w:lineRule="auto" w:before="40" w:line="240"/>
+              <w:spacing w:line="240" w:after="40" w:before="40" w:lineRule="auto"/>
             </w:pPr>
             <w:r>
               <w:t xml:space="preserve">TEXT</w:t>
@@ -7521,7 +7521,7 @@
               <w:pStyle w:val="Compact"/>
               <w:jc w:val="left"/>
               <w:ind w:left="0" w:firstLine="0" w:right="0"/>
-              <w:spacing w:after="40" w:lineRule="auto" w:before="40" w:line="240"/>
+              <w:spacing w:line="240" w:after="40" w:before="40" w:lineRule="auto"/>
             </w:pPr>
             <w:r>
               <w:t xml:space="preserve">Selector syntax ("@" or "#")</w:t>
@@ -7569,12 +7569,12 @@
     </w:p>
     <w:p>
       <w:pPr>
-        <w:spacing w:before="0" w:after="0" w:line="20" w:lineRule="exact"/>
+        <w:spacing w:before="0" w:line="20" w:lineRule="exact" w:after="0"/>
         <w:rPr>
           <w:sz w:val="2"/>
         </w:rPr>
       </w:pPr>
-      <w:bookmarkStart w:id="86393" w:name="csv-tbl-views"/>
+      <w:bookmarkStart w:name="csv-tbl-views" w:id="86393"/>
       <w:bookmarkEnd w:id="86393"/>
     </w:p>
     <w:p>
@@ -7611,18 +7611,18 @@
         <w:tblLook w:firstRow="1" w:lastRow="0" w:firstColumn="0" w:lastColumn="0" w:noHBand="0" w:noVBand="0" w:val="0020"/>
         <w:jc w:val="start"/>
         <w:tblBorders>
-          <w:top w:space="0" w:color="000000" w:sz="6" w:val="single"/>
-          <w:left w:space="0" w:color="000000" w:sz="6" w:val="single"/>
-          <w:bottom w:space="0" w:color="000000" w:sz="6" w:val="single"/>
-          <w:right w:space="0" w:color="000000" w:sz="6" w:val="single"/>
-          <w:insideH w:space="0" w:color="000000" w:sz="6" w:val="single"/>
-          <w:insideV w:space="0" w:color="000000" w:sz="6" w:val="single"/>
+          <w:top w:val="single" w:space="0" w:color="000000" w:sz="6"/>
+          <w:left w:val="single" w:space="0" w:color="000000" w:sz="6"/>
+          <w:bottom w:val="single" w:space="0" w:color="000000" w:sz="6"/>
+          <w:right w:val="single" w:space="0" w:color="000000" w:sz="6"/>
+          <w:insideH w:val="single" w:space="0" w:color="000000" w:sz="6"/>
+          <w:insideV w:val="single" w:space="0" w:color="000000" w:sz="6"/>
         </w:tblBorders>
         <w:tblCellMar>
-          <w:top w:type="dxa" w:w="57"/>
-          <w:left w:type="dxa" w:w="108"/>
-          <w:bottom w:type="dxa" w:w="57"/>
-          <w:right w:type="dxa" w:w="108"/>
+          <w:top w:w="57" w:type="dxa"/>
+          <w:left w:w="108" w:type="dxa"/>
+          <w:bottom w:w="57" w:type="dxa"/>
+          <w:right w:w="108" w:type="dxa"/>
         </w:tblCellMar>
       </w:tblPr>
       <w:tblGrid>
@@ -7636,14 +7636,14 @@
         </w:trPr>
         <w:tc>
           <w:tcPr>
-            <w:shd w:color="auto" w:fill="E8E8E8" w:val="clear"/>
+            <w:shd w:val="clear" w:color="auto" w:fill="E8E8E8"/>
           </w:tcPr>
           <w:p>
             <w:pPr>
               <w:pStyle w:val="Compact"/>
               <w:jc w:val="left"/>
               <w:ind w:left="0" w:firstLine="0" w:right="0"/>
-              <w:spacing w:after="40" w:lineRule="auto" w:before="40" w:line="240"/>
+              <w:spacing w:line="240" w:after="40" w:before="40" w:lineRule="auto"/>
             </w:pPr>
             <w:r>
               <w:rPr>
@@ -7655,14 +7655,14 @@
         </w:tc>
         <w:tc>
           <w:tcPr>
-            <w:shd w:color="auto" w:fill="E8E8E8" w:val="clear"/>
+            <w:shd w:val="clear" w:color="auto" w:fill="E8E8E8"/>
           </w:tcPr>
           <w:p>
             <w:pPr>
               <w:pStyle w:val="Compact"/>
               <w:jc w:val="left"/>
               <w:ind w:left="0" w:firstLine="0" w:right="0"/>
-              <w:spacing w:after="40" w:lineRule="auto" w:before="40" w:line="240"/>
+              <w:spacing w:line="240" w:after="40" w:before="40" w:lineRule="auto"/>
             </w:pPr>
             <w:r>
               <w:rPr>
@@ -7674,14 +7674,14 @@
         </w:tc>
         <w:tc>
           <w:tcPr>
-            <w:shd w:color="auto" w:fill="E8E8E8" w:val="clear"/>
+            <w:shd w:val="clear" w:color="auto" w:fill="E8E8E8"/>
           </w:tcPr>
           <w:p>
             <w:pPr>
               <w:pStyle w:val="Compact"/>
               <w:jc w:val="left"/>
               <w:ind w:left="0" w:firstLine="0" w:right="0"/>
-              <w:spacing w:after="40" w:lineRule="auto" w:before="40" w:line="240"/>
+              <w:spacing w:line="240" w:after="40" w:before="40" w:lineRule="auto"/>
             </w:pPr>
             <w:r>
               <w:rPr>
@@ -7700,7 +7700,7 @@
               <w:pStyle w:val="Compact"/>
               <w:jc w:val="left"/>
               <w:ind w:left="0" w:firstLine="0" w:right="0"/>
-              <w:spacing w:after="40" w:lineRule="auto" w:before="40" w:line="240"/>
+              <w:spacing w:line="240" w:after="40" w:before="40" w:lineRule="auto"/>
             </w:pPr>
             <w:r>
               <w:t xml:space="preserve">id</w:t>
@@ -7714,7 +7714,7 @@
               <w:pStyle w:val="Compact"/>
               <w:jc w:val="left"/>
               <w:ind w:left="0" w:firstLine="0" w:right="0"/>
-              <w:spacing w:after="40" w:lineRule="auto" w:before="40" w:line="240"/>
+              <w:spacing w:line="240" w:after="40" w:before="40" w:lineRule="auto"/>
             </w:pPr>
             <w:r>
               <w:t xml:space="preserve">INTEGER PK</w:t>
@@ -7728,7 +7728,7 @@
               <w:pStyle w:val="Compact"/>
               <w:jc w:val="left"/>
               <w:ind w:left="0" w:firstLine="0" w:right="0"/>
-              <w:spacing w:after="40" w:lineRule="auto" w:before="40" w:line="240"/>
+              <w:spacing w:line="240" w:after="40" w:before="40" w:lineRule="auto"/>
             </w:pPr>
             <w:r>
               <w:t xml:space="preserve">Auto-assigned internal key</w:t>
@@ -7744,7 +7744,7 @@
               <w:pStyle w:val="Compact"/>
               <w:jc w:val="left"/>
               <w:ind w:left="0" w:firstLine="0" w:right="0"/>
-              <w:spacing w:after="40" w:lineRule="auto" w:before="40" w:line="240"/>
+              <w:spacing w:line="240" w:after="40" w:before="40" w:lineRule="auto"/>
             </w:pPr>
             <w:r>
               <w:t xml:space="preserve">content_sha</w:t>
@@ -7758,7 +7758,7 @@
               <w:pStyle w:val="Compact"/>
               <w:jc w:val="left"/>
               <w:ind w:left="0" w:firstLine="0" w:right="0"/>
-              <w:spacing w:after="40" w:lineRule="auto" w:before="40" w:line="240"/>
+              <w:spacing w:line="240" w:after="40" w:before="40" w:lineRule="auto"/>
             </w:pPr>
             <w:r>
               <w:t xml:space="preserve">TEXT</w:t>
@@ -7772,7 +7772,7 @@
               <w:pStyle w:val="Compact"/>
               <w:jc w:val="left"/>
               <w:ind w:left="0" w:firstLine="0" w:right="0"/>
-              <w:spacing w:after="40" w:lineRule="auto" w:before="40" w:line="240"/>
+              <w:spacing w:line="240" w:after="40" w:before="40" w:lineRule="auto"/>
             </w:pPr>
             <w:r>
               <w:t xml:space="preserve">SHA1 checksum for change detection</w:t>
@@ -7788,7 +7788,7 @@
               <w:pStyle w:val="Compact"/>
               <w:jc w:val="left"/>
               <w:ind w:left="0" w:firstLine="0" w:right="0"/>
-              <w:spacing w:after="40" w:lineRule="auto" w:before="40" w:line="240"/>
+              <w:spacing w:line="240" w:after="40" w:before="40" w:lineRule="auto"/>
             </w:pPr>
             <w:r>
               <w:t xml:space="preserve">specification_ref</w:t>
@@ -7802,7 +7802,7 @@
               <w:pStyle w:val="Compact"/>
               <w:jc w:val="left"/>
               <w:ind w:left="0" w:firstLine="0" w:right="0"/>
-              <w:spacing w:after="40" w:lineRule="auto" w:before="40" w:line="240"/>
+              <w:spacing w:line="240" w:after="40" w:before="40" w:lineRule="auto"/>
             </w:pPr>
             <w:r>
               <w:t xml:space="preserve">TEXT NOT NULL FK</w:t>
@@ -7816,7 +7816,7 @@
               <w:pStyle w:val="Compact"/>
               <w:jc w:val="left"/>
               <w:ind w:left="0" w:firstLine="0" w:right="0"/>
-              <w:spacing w:after="40" w:lineRule="auto" w:before="40" w:line="240"/>
+              <w:spacing w:line="240" w:after="40" w:before="40" w:lineRule="auto"/>
             </w:pPr>
             <w:r>
               <w:t xml:space="preserve">Parent specification</w:t>
@@ -7832,7 +7832,7 @@
               <w:pStyle w:val="Compact"/>
               <w:jc w:val="left"/>
               <w:ind w:left="0" w:firstLine="0" w:right="0"/>
-              <w:spacing w:after="40" w:lineRule="auto" w:before="40" w:line="240"/>
+              <w:spacing w:line="240" w:after="40" w:before="40" w:lineRule="auto"/>
             </w:pPr>
             <w:r>
               <w:t xml:space="preserve">view_type_ref</w:t>
@@ -7846,7 +7846,7 @@
               <w:pStyle w:val="Compact"/>
               <w:jc w:val="left"/>
               <w:ind w:left="0" w:firstLine="0" w:right="0"/>
-              <w:spacing w:after="40" w:lineRule="auto" w:before="40" w:line="240"/>
+              <w:spacing w:line="240" w:after="40" w:before="40" w:lineRule="auto"/>
             </w:pPr>
             <w:r>
               <w:t xml:space="preserve">TEXT NOT NULL FK</w:t>
@@ -7860,7 +7860,7 @@
               <w:pStyle w:val="Compact"/>
               <w:jc w:val="left"/>
               <w:ind w:left="0" w:firstLine="0" w:right="0"/>
-              <w:spacing w:after="40" w:lineRule="auto" w:before="40" w:line="240"/>
+              <w:spacing w:line="240" w:after="40" w:before="40" w:lineRule="auto"/>
             </w:pPr>
             <w:r>
               <w:t xml:space="preserve">View type</w:t>
@@ -7876,7 +7876,7 @@
               <w:pStyle w:val="Compact"/>
               <w:jc w:val="left"/>
               <w:ind w:left="0" w:firstLine="0" w:right="0"/>
-              <w:spacing w:after="40" w:lineRule="auto" w:before="40" w:line="240"/>
+              <w:spacing w:line="240" w:after="40" w:before="40" w:lineRule="auto"/>
             </w:pPr>
             <w:r>
               <w:t xml:space="preserve">from_file</w:t>
@@ -7890,7 +7890,7 @@
               <w:pStyle w:val="Compact"/>
               <w:jc w:val="left"/>
               <w:ind w:left="0" w:firstLine="0" w:right="0"/>
-              <w:spacing w:after="40" w:lineRule="auto" w:before="40" w:line="240"/>
+              <w:spacing w:line="240" w:after="40" w:before="40" w:lineRule="auto"/>
             </w:pPr>
             <w:r>
               <w:t xml:space="preserve">TEXT NOT NULL</w:t>
@@ -7904,7 +7904,7 @@
               <w:pStyle w:val="Compact"/>
               <w:jc w:val="left"/>
               <w:ind w:left="0" w:firstLine="0" w:right="0"/>
-              <w:spacing w:after="40" w:lineRule="auto" w:before="40" w:line="240"/>
+              <w:spacing w:line="240" w:after="40" w:before="40" w:lineRule="auto"/>
             </w:pPr>
             <w:r>
               <w:t xml:space="preserve">Source file path</w:t>
@@ -7920,7 +7920,7 @@
               <w:pStyle w:val="Compact"/>
               <w:jc w:val="left"/>
               <w:ind w:left="0" w:firstLine="0" w:right="0"/>
-              <w:spacing w:after="40" w:lineRule="auto" w:before="40" w:line="240"/>
+              <w:spacing w:line="240" w:after="40" w:before="40" w:lineRule="auto"/>
             </w:pPr>
             <w:r>
               <w:t xml:space="preserve">file_seq</w:t>
@@ -7934,7 +7934,7 @@
               <w:pStyle w:val="Compact"/>
               <w:jc w:val="left"/>
               <w:ind w:left="0" w:firstLine="0" w:right="0"/>
-              <w:spacing w:after="40" w:lineRule="auto" w:before="40" w:line="240"/>
+              <w:spacing w:line="240" w:after="40" w:before="40" w:lineRule="auto"/>
             </w:pPr>
             <w:r>
               <w:t xml:space="preserve">INTEGER NOT NULL</w:t>
@@ -7948,7 +7948,7 @@
               <w:pStyle w:val="Compact"/>
               <w:jc w:val="left"/>
               <w:ind w:left="0" w:firstLine="0" w:right="0"/>
-              <w:spacing w:after="40" w:lineRule="auto" w:before="40" w:line="240"/>
+              <w:spacing w:line="240" w:after="40" w:before="40" w:lineRule="auto"/>
             </w:pPr>
             <w:r>
               <w:t xml:space="preserve">Sequence within file</w:t>
@@ -7964,7 +7964,7 @@
               <w:pStyle w:val="Compact"/>
               <w:jc w:val="left"/>
               <w:ind w:left="0" w:firstLine="0" w:right="0"/>
-              <w:spacing w:after="40" w:lineRule="auto" w:before="40" w:line="240"/>
+              <w:spacing w:line="240" w:after="40" w:before="40" w:lineRule="auto"/>
             </w:pPr>
             <w:r>
               <w:t xml:space="preserve">start_line</w:t>
@@ -7978,7 +7978,7 @@
               <w:pStyle w:val="Compact"/>
               <w:jc w:val="left"/>
               <w:ind w:left="0" w:firstLine="0" w:right="0"/>
-              <w:spacing w:after="40" w:lineRule="auto" w:before="40" w:line="240"/>
+              <w:spacing w:line="240" w:after="40" w:before="40" w:lineRule="auto"/>
             </w:pPr>
             <w:r>
               <w:t xml:space="preserve">INTEGER</w:t>
@@ -7992,7 +7992,7 @@
               <w:pStyle w:val="Compact"/>
               <w:jc w:val="left"/>
               <w:ind w:left="0" w:firstLine="0" w:right="0"/>
-              <w:spacing w:after="40" w:lineRule="auto" w:before="40" w:line="240"/>
+              <w:spacing w:line="240" w:after="40" w:before="40" w:lineRule="auto"/>
             </w:pPr>
             <w:r>
               <w:t xml:space="preserve">Start line in source</w:t>
@@ -8008,7 +8008,7 @@
               <w:pStyle w:val="Compact"/>
               <w:jc w:val="left"/>
               <w:ind w:left="0" w:firstLine="0" w:right="0"/>
-              <w:spacing w:after="40" w:lineRule="auto" w:before="40" w:line="240"/>
+              <w:spacing w:line="240" w:after="40" w:before="40" w:lineRule="auto"/>
             </w:pPr>
             <w:r>
               <w:t xml:space="preserve">raw_ast</w:t>
@@ -8022,7 +8022,7 @@
               <w:pStyle w:val="Compact"/>
               <w:jc w:val="left"/>
               <w:ind w:left="0" w:firstLine="0" w:right="0"/>
-              <w:spacing w:after="40" w:lineRule="auto" w:before="40" w:line="240"/>
+              <w:spacing w:line="240" w:after="40" w:before="40" w:lineRule="auto"/>
             </w:pPr>
             <w:r>
               <w:t xml:space="preserve">JSON</w:t>
@@ -8036,7 +8036,7 @@
               <w:pStyle w:val="Compact"/>
               <w:jc w:val="left"/>
               <w:ind w:left="0" w:firstLine="0" w:right="0"/>
-              <w:spacing w:after="40" w:lineRule="auto" w:before="40" w:line="240"/>
+              <w:spacing w:line="240" w:after="40" w:before="40" w:lineRule="auto"/>
             </w:pPr>
             <w:r>
               <w:t xml:space="preserve">Original Pandoc AST</w:t>
@@ -8052,7 +8052,7 @@
               <w:pStyle w:val="Compact"/>
               <w:jc w:val="left"/>
               <w:ind w:left="0" w:firstLine="0" w:right="0"/>
-              <w:spacing w:after="40" w:lineRule="auto" w:before="40" w:line="240"/>
+              <w:spacing w:line="240" w:after="40" w:before="40" w:lineRule="auto"/>
             </w:pPr>
             <w:r>
               <w:t xml:space="preserve">resolved_ast</w:t>
@@ -8066,7 +8066,7 @@
               <w:pStyle w:val="Compact"/>
               <w:jc w:val="left"/>
               <w:ind w:left="0" w:firstLine="0" w:right="0"/>
-              <w:spacing w:after="40" w:lineRule="auto" w:before="40" w:line="240"/>
+              <w:spacing w:line="240" w:after="40" w:before="40" w:lineRule="auto"/>
             </w:pPr>
             <w:r>
               <w:t xml:space="preserve">JSON</w:t>
@@ -8080,7 +8080,7 @@
               <w:pStyle w:val="Compact"/>
               <w:jc w:val="left"/>
               <w:ind w:left="0" w:firstLine="0" w:right="0"/>
-              <w:spacing w:after="40" w:lineRule="auto" w:before="40" w:line="240"/>
+              <w:spacing w:line="240" w:after="40" w:before="40" w:lineRule="auto"/>
             </w:pPr>
             <w:r>
               <w:t xml:space="preserve">Materialized view as Pandoc AST</w:t>
@@ -8096,7 +8096,7 @@
               <w:pStyle w:val="Compact"/>
               <w:jc w:val="left"/>
               <w:ind w:left="0" w:firstLine="0" w:right="0"/>
-              <w:spacing w:after="40" w:lineRule="auto" w:before="40" w:line="240"/>
+              <w:spacing w:line="240" w:after="40" w:before="40" w:lineRule="auto"/>
             </w:pPr>
             <w:r>
               <w:t xml:space="preserve">resolved_data</w:t>
@@ -8110,7 +8110,7 @@
               <w:pStyle w:val="Compact"/>
               <w:jc w:val="left"/>
               <w:ind w:left="0" w:firstLine="0" w:right="0"/>
-              <w:spacing w:after="40" w:lineRule="auto" w:before="40" w:line="240"/>
+              <w:spacing w:line="240" w:after="40" w:before="40" w:lineRule="auto"/>
             </w:pPr>
             <w:r>
               <w:t xml:space="preserve">JSON</w:t>
@@ -8124,7 +8124,7 @@
               <w:pStyle w:val="Compact"/>
               <w:jc w:val="left"/>
               <w:ind w:left="0" w:firstLine="0" w:right="0"/>
-              <w:spacing w:after="40" w:lineRule="auto" w:before="40" w:line="240"/>
+              <w:spacing w:line="240" w:after="40" w:before="40" w:lineRule="auto"/>
             </w:pPr>
             <w:r>
               <w:t xml:space="preserve">Pre-computed view data</w:t>
@@ -8157,12 +8157,12 @@
     </w:p>
     <w:p>
       <w:pPr>
-        <w:spacing w:before="0" w:after="0" w:line="20" w:lineRule="exact"/>
+        <w:spacing w:before="0" w:line="20" w:lineRule="exact" w:after="0"/>
         <w:rPr>
           <w:sz w:val="2"/>
         </w:rPr>
       </w:pPr>
-      <w:bookmarkStart w:id="58030" w:name="csv-tbl-attributes"/>
+      <w:bookmarkStart w:name="csv-tbl-attributes" w:id="58030"/>
       <w:bookmarkEnd w:id="58030"/>
     </w:p>
     <w:p>
@@ -8199,18 +8199,18 @@
         <w:tblLook w:firstRow="1" w:lastRow="0" w:firstColumn="0" w:lastColumn="0" w:noHBand="0" w:noVBand="0" w:val="0020"/>
         <w:jc w:val="start"/>
         <w:tblBorders>
-          <w:top w:space="0" w:color="000000" w:sz="6" w:val="single"/>
-          <w:left w:space="0" w:color="000000" w:sz="6" w:val="single"/>
-          <w:bottom w:space="0" w:color="000000" w:sz="6" w:val="single"/>
-          <w:right w:space="0" w:color="000000" w:sz="6" w:val="single"/>
-          <w:insideH w:space="0" w:color="000000" w:sz="6" w:val="single"/>
-          <w:insideV w:space="0" w:color="000000" w:sz="6" w:val="single"/>
+          <w:top w:val="single" w:space="0" w:color="000000" w:sz="6"/>
+          <w:left w:val="single" w:space="0" w:color="000000" w:sz="6"/>
+          <w:bottom w:val="single" w:space="0" w:color="000000" w:sz="6"/>
+          <w:right w:val="single" w:space="0" w:color="000000" w:sz="6"/>
+          <w:insideH w:val="single" w:space="0" w:color="000000" w:sz="6"/>
+          <w:insideV w:val="single" w:space="0" w:color="000000" w:sz="6"/>
         </w:tblBorders>
         <w:tblCellMar>
-          <w:top w:type="dxa" w:w="57"/>
-          <w:left w:type="dxa" w:w="108"/>
-          <w:bottom w:type="dxa" w:w="57"/>
-          <w:right w:type="dxa" w:w="108"/>
+          <w:top w:w="57" w:type="dxa"/>
+          <w:left w:w="108" w:type="dxa"/>
+          <w:bottom w:w="57" w:type="dxa"/>
+          <w:right w:w="108" w:type="dxa"/>
         </w:tblCellMar>
       </w:tblPr>
       <w:tblGrid>
@@ -8224,14 +8224,14 @@
         </w:trPr>
         <w:tc>
           <w:tcPr>
-            <w:shd w:color="auto" w:fill="E8E8E8" w:val="clear"/>
+            <w:shd w:val="clear" w:color="auto" w:fill="E8E8E8"/>
           </w:tcPr>
           <w:p>
             <w:pPr>
               <w:pStyle w:val="Compact"/>
               <w:jc w:val="left"/>
               <w:ind w:left="0" w:firstLine="0" w:right="0"/>
-              <w:spacing w:after="40" w:lineRule="auto" w:before="40" w:line="240"/>
+              <w:spacing w:line="240" w:after="40" w:before="40" w:lineRule="auto"/>
             </w:pPr>
             <w:r>
               <w:rPr>
@@ -8243,14 +8243,14 @@
         </w:tc>
         <w:tc>
           <w:tcPr>
-            <w:shd w:color="auto" w:fill="E8E8E8" w:val="clear"/>
+            <w:shd w:val="clear" w:color="auto" w:fill="E8E8E8"/>
           </w:tcPr>
           <w:p>
             <w:pPr>
               <w:pStyle w:val="Compact"/>
               <w:jc w:val="left"/>
               <w:ind w:left="0" w:firstLine="0" w:right="0"/>
-              <w:spacing w:after="40" w:lineRule="auto" w:before="40" w:line="240"/>
+              <w:spacing w:line="240" w:after="40" w:before="40" w:lineRule="auto"/>
             </w:pPr>
             <w:r>
               <w:rPr>
@@ -8262,14 +8262,14 @@
         </w:tc>
         <w:tc>
           <w:tcPr>
-            <w:shd w:color="auto" w:fill="E8E8E8" w:val="clear"/>
+            <w:shd w:val="clear" w:color="auto" w:fill="E8E8E8"/>
           </w:tcPr>
           <w:p>
             <w:pPr>
               <w:pStyle w:val="Compact"/>
               <w:jc w:val="left"/>
               <w:ind w:left="0" w:firstLine="0" w:right="0"/>
-              <w:spacing w:after="40" w:lineRule="auto" w:before="40" w:line="240"/>
+              <w:spacing w:line="240" w:after="40" w:before="40" w:lineRule="auto"/>
             </w:pPr>
             <w:r>
               <w:rPr>
@@ -8288,7 +8288,7 @@
               <w:pStyle w:val="Compact"/>
               <w:jc w:val="left"/>
               <w:ind w:left="0" w:firstLine="0" w:right="0"/>
-              <w:spacing w:after="40" w:lineRule="auto" w:before="40" w:line="240"/>
+              <w:spacing w:line="240" w:after="40" w:before="40" w:lineRule="auto"/>
             </w:pPr>
             <w:r>
               <w:t xml:space="preserve">id</w:t>
@@ -8302,7 +8302,7 @@
               <w:pStyle w:val="Compact"/>
               <w:jc w:val="left"/>
               <w:ind w:left="0" w:firstLine="0" w:right="0"/>
-              <w:spacing w:after="40" w:lineRule="auto" w:before="40" w:line="240"/>
+              <w:spacing w:line="240" w:after="40" w:before="40" w:lineRule="auto"/>
             </w:pPr>
             <w:r>
               <w:t xml:space="preserve">INTEGER PK</w:t>
@@ -8316,7 +8316,7 @@
               <w:pStyle w:val="Compact"/>
               <w:jc w:val="left"/>
               <w:ind w:left="0" w:firstLine="0" w:right="0"/>
-              <w:spacing w:after="40" w:lineRule="auto" w:before="40" w:line="240"/>
+              <w:spacing w:line="240" w:after="40" w:before="40" w:lineRule="auto"/>
             </w:pPr>
             <w:r>
               <w:t xml:space="preserve">Auto-assigned internal key</w:t>
@@ -8332,7 +8332,7 @@
               <w:pStyle w:val="Compact"/>
               <w:jc w:val="left"/>
               <w:ind w:left="0" w:firstLine="0" w:right="0"/>
-              <w:spacing w:after="40" w:lineRule="auto" w:before="40" w:line="240"/>
+              <w:spacing w:line="240" w:after="40" w:before="40" w:lineRule="auto"/>
             </w:pPr>
             <w:r>
               <w:t xml:space="preserve">content_sha</w:t>
@@ -8346,7 +8346,7 @@
               <w:pStyle w:val="Compact"/>
               <w:jc w:val="left"/>
               <w:ind w:left="0" w:firstLine="0" w:right="0"/>
-              <w:spacing w:after="40" w:lineRule="auto" w:before="40" w:line="240"/>
+              <w:spacing w:line="240" w:after="40" w:before="40" w:lineRule="auto"/>
             </w:pPr>
             <w:r>
               <w:t xml:space="preserve">TEXT</w:t>
@@ -8360,7 +8360,7 @@
               <w:pStyle w:val="Compact"/>
               <w:jc w:val="left"/>
               <w:ind w:left="0" w:firstLine="0" w:right="0"/>
-              <w:spacing w:after="40" w:lineRule="auto" w:before="40" w:line="240"/>
+              <w:spacing w:line="240" w:after="40" w:before="40" w:lineRule="auto"/>
             </w:pPr>
             <w:r>
               <w:t xml:space="preserve">SHA1 checksum for change detection</w:t>
@@ -8376,7 +8376,7 @@
               <w:pStyle w:val="Compact"/>
               <w:jc w:val="left"/>
               <w:ind w:left="0" w:firstLine="0" w:right="0"/>
-              <w:spacing w:after="40" w:lineRule="auto" w:before="40" w:line="240"/>
+              <w:spacing w:line="240" w:after="40" w:before="40" w:lineRule="auto"/>
             </w:pPr>
             <w:r>
               <w:t xml:space="preserve">specification_ref</w:t>
@@ -8390,7 +8390,7 @@
               <w:pStyle w:val="Compact"/>
               <w:jc w:val="left"/>
               <w:ind w:left="0" w:firstLine="0" w:right="0"/>
-              <w:spacing w:after="40" w:lineRule="auto" w:before="40" w:line="240"/>
+              <w:spacing w:line="240" w:after="40" w:before="40" w:lineRule="auto"/>
             </w:pPr>
             <w:r>
               <w:t xml:space="preserve">TEXT NOT NULL FK</w:t>
@@ -8404,7 +8404,7 @@
               <w:pStyle w:val="Compact"/>
               <w:jc w:val="left"/>
               <w:ind w:left="0" w:firstLine="0" w:right="0"/>
-              <w:spacing w:after="40" w:lineRule="auto" w:before="40" w:line="240"/>
+              <w:spacing w:line="240" w:after="40" w:before="40" w:lineRule="auto"/>
             </w:pPr>
             <w:r>
               <w:t xml:space="preserve">Parent specification</w:t>
@@ -8420,7 +8420,7 @@
               <w:pStyle w:val="Compact"/>
               <w:jc w:val="left"/>
               <w:ind w:left="0" w:firstLine="0" w:right="0"/>
-              <w:spacing w:after="40" w:lineRule="auto" w:before="40" w:line="240"/>
+              <w:spacing w:line="240" w:after="40" w:before="40" w:lineRule="auto"/>
             </w:pPr>
             <w:r>
               <w:t xml:space="preserve">owner_object_id</w:t>
@@ -8434,7 +8434,7 @@
               <w:pStyle w:val="Compact"/>
               <w:jc w:val="left"/>
               <w:ind w:left="0" w:firstLine="0" w:right="0"/>
-              <w:spacing w:after="40" w:lineRule="auto" w:before="40" w:line="240"/>
+              <w:spacing w:line="240" w:after="40" w:before="40" w:lineRule="auto"/>
             </w:pPr>
             <w:r>
               <w:t xml:space="preserve">INTEGER FK</w:t>
@@ -8448,7 +8448,7 @@
               <w:pStyle w:val="Compact"/>
               <w:jc w:val="left"/>
               <w:ind w:left="0" w:firstLine="0" w:right="0"/>
-              <w:spacing w:after="40" w:lineRule="auto" w:before="40" w:line="240"/>
+              <w:spacing w:line="240" w:after="40" w:before="40" w:lineRule="auto"/>
             </w:pPr>
             <w:r>
               <w:t xml:space="preserve">Owner spec object (NULL if float)</w:t>
@@ -8464,7 +8464,7 @@
               <w:pStyle w:val="Compact"/>
               <w:jc w:val="left"/>
               <w:ind w:left="0" w:firstLine="0" w:right="0"/>
-              <w:spacing w:after="40" w:lineRule="auto" w:before="40" w:line="240"/>
+              <w:spacing w:line="240" w:after="40" w:before="40" w:lineRule="auto"/>
             </w:pPr>
             <w:r>
               <w:t xml:space="preserve">owner_float_id</w:t>
@@ -8478,7 +8478,7 @@
               <w:pStyle w:val="Compact"/>
               <w:jc w:val="left"/>
               <w:ind w:left="0" w:firstLine="0" w:right="0"/>
-              <w:spacing w:after="40" w:lineRule="auto" w:before="40" w:line="240"/>
+              <w:spacing w:line="240" w:after="40" w:before="40" w:lineRule="auto"/>
             </w:pPr>
             <w:r>
               <w:t xml:space="preserve">INTEGER FK</w:t>
@@ -8492,7 +8492,7 @@
               <w:pStyle w:val="Compact"/>
               <w:jc w:val="left"/>
               <w:ind w:left="0" w:firstLine="0" w:right="0"/>
-              <w:spacing w:after="40" w:lineRule="auto" w:before="40" w:line="240"/>
+              <w:spacing w:line="240" w:after="40" w:before="40" w:lineRule="auto"/>
             </w:pPr>
             <w:r>
               <w:t xml:space="preserve">Owner spec float (NULL if object)</w:t>
@@ -8508,7 +8508,7 @@
               <w:pStyle w:val="Compact"/>
               <w:jc w:val="left"/>
               <w:ind w:left="0" w:firstLine="0" w:right="0"/>
-              <w:spacing w:after="40" w:lineRule="auto" w:before="40" w:line="240"/>
+              <w:spacing w:line="240" w:after="40" w:before="40" w:lineRule="auto"/>
             </w:pPr>
             <w:r>
               <w:t xml:space="preserve">name</w:t>
@@ -8522,7 +8522,7 @@
               <w:pStyle w:val="Compact"/>
               <w:jc w:val="left"/>
               <w:ind w:left="0" w:firstLine="0" w:right="0"/>
-              <w:spacing w:after="40" w:lineRule="auto" w:before="40" w:line="240"/>
+              <w:spacing w:line="240" w:after="40" w:before="40" w:lineRule="auto"/>
             </w:pPr>
             <w:r>
               <w:t xml:space="preserve">TEXT NOT NULL</w:t>
@@ -8536,7 +8536,7 @@
               <w:pStyle w:val="Compact"/>
               <w:jc w:val="left"/>
               <w:ind w:left="0" w:firstLine="0" w:right="0"/>
-              <w:spacing w:after="40" w:lineRule="auto" w:before="40" w:line="240"/>
+              <w:spacing w:line="240" w:after="40" w:before="40" w:lineRule="auto"/>
             </w:pPr>
             <w:r>
               <w:t xml:space="preserve">Attribute name</w:t>
@@ -8552,7 +8552,7 @@
               <w:pStyle w:val="Compact"/>
               <w:jc w:val="left"/>
               <w:ind w:left="0" w:firstLine="0" w:right="0"/>
-              <w:spacing w:after="40" w:lineRule="auto" w:before="40" w:line="240"/>
+              <w:spacing w:line="240" w:after="40" w:before="40" w:lineRule="auto"/>
             </w:pPr>
             <w:r>
               <w:t xml:space="preserve">raw_value</w:t>
@@ -8566,7 +8566,7 @@
               <w:pStyle w:val="Compact"/>
               <w:jc w:val="left"/>
               <w:ind w:left="0" w:firstLine="0" w:right="0"/>
-              <w:spacing w:after="40" w:lineRule="auto" w:before="40" w:line="240"/>
+              <w:spacing w:line="240" w:after="40" w:before="40" w:lineRule="auto"/>
             </w:pPr>
             <w:r>
               <w:t xml:space="preserve">TEXT</w:t>
@@ -8580,7 +8580,7 @@
               <w:pStyle w:val="Compact"/>
               <w:jc w:val="left"/>
               <w:ind w:left="0" w:firstLine="0" w:right="0"/>
-              <w:spacing w:after="40" w:lineRule="auto" w:before="40" w:line="240"/>
+              <w:spacing w:line="240" w:after="40" w:before="40" w:lineRule="auto"/>
             </w:pPr>
             <w:r>
               <w:t xml:space="preserve">Original value (before type casting)</w:t>
@@ -8596,7 +8596,7 @@
               <w:pStyle w:val="Compact"/>
               <w:jc w:val="left"/>
               <w:ind w:left="0" w:firstLine="0" w:right="0"/>
-              <w:spacing w:after="40" w:lineRule="auto" w:before="40" w:line="240"/>
+              <w:spacing w:line="240" w:after="40" w:before="40" w:lineRule="auto"/>
             </w:pPr>
             <w:r>
               <w:t xml:space="preserve">string_value</w:t>
@@ -8610,7 +8610,7 @@
               <w:pStyle w:val="Compact"/>
               <w:jc w:val="left"/>
               <w:ind w:left="0" w:firstLine="0" w:right="0"/>
-              <w:spacing w:after="40" w:lineRule="auto" w:before="40" w:line="240"/>
+              <w:spacing w:line="240" w:after="40" w:before="40" w:lineRule="auto"/>
             </w:pPr>
             <w:r>
               <w:t xml:space="preserve">TEXT</w:t>
@@ -8624,7 +8624,7 @@
               <w:pStyle w:val="Compact"/>
               <w:jc w:val="left"/>
               <w:ind w:left="0" w:firstLine="0" w:right="0"/>
-              <w:spacing w:after="40" w:lineRule="auto" w:before="40" w:line="240"/>
+              <w:spacing w:line="240" w:after="40" w:before="40" w:lineRule="auto"/>
             </w:pPr>
             <w:r>
               <w:t xml:space="preserve">For STRING datatype</w:t>
@@ -8640,7 +8640,7 @@
               <w:pStyle w:val="Compact"/>
               <w:jc w:val="left"/>
               <w:ind w:left="0" w:firstLine="0" w:right="0"/>
-              <w:spacing w:after="40" w:lineRule="auto" w:before="40" w:line="240"/>
+              <w:spacing w:line="240" w:after="40" w:before="40" w:lineRule="auto"/>
             </w:pPr>
             <w:r>
               <w:t xml:space="preserve">int_value</w:t>
@@ -8654,7 +8654,7 @@
               <w:pStyle w:val="Compact"/>
               <w:jc w:val="left"/>
               <w:ind w:left="0" w:firstLine="0" w:right="0"/>
-              <w:spacing w:after="40" w:lineRule="auto" w:before="40" w:line="240"/>
+              <w:spacing w:line="240" w:after="40" w:before="40" w:lineRule="auto"/>
             </w:pPr>
             <w:r>
               <w:t xml:space="preserve">INTEGER</w:t>
@@ -8668,7 +8668,7 @@
               <w:pStyle w:val="Compact"/>
               <w:jc w:val="left"/>
               <w:ind w:left="0" w:firstLine="0" w:right="0"/>
-              <w:spacing w:after="40" w:lineRule="auto" w:before="40" w:line="240"/>
+              <w:spacing w:line="240" w:after="40" w:before="40" w:lineRule="auto"/>
             </w:pPr>
             <w:r>
               <w:t xml:space="preserve">For INTEGER datatype</w:t>
@@ -8684,7 +8684,7 @@
               <w:pStyle w:val="Compact"/>
               <w:jc w:val="left"/>
               <w:ind w:left="0" w:firstLine="0" w:right="0"/>
-              <w:spacing w:after="40" w:lineRule="auto" w:before="40" w:line="240"/>
+              <w:spacing w:line="240" w:after="40" w:before="40" w:lineRule="auto"/>
             </w:pPr>
             <w:r>
               <w:t xml:space="preserve">real_value</w:t>
@@ -8698,7 +8698,7 @@
               <w:pStyle w:val="Compact"/>
               <w:jc w:val="left"/>
               <w:ind w:left="0" w:firstLine="0" w:right="0"/>
-              <w:spacing w:after="40" w:lineRule="auto" w:before="40" w:line="240"/>
+              <w:spacing w:line="240" w:after="40" w:before="40" w:lineRule="auto"/>
             </w:pPr>
             <w:r>
               <w:t xml:space="preserve">REAL</w:t>
@@ -8712,7 +8712,7 @@
               <w:pStyle w:val="Compact"/>
               <w:jc w:val="left"/>
               <w:ind w:left="0" w:firstLine="0" w:right="0"/>
-              <w:spacing w:after="40" w:lineRule="auto" w:before="40" w:line="240"/>
+              <w:spacing w:line="240" w:after="40" w:before="40" w:lineRule="auto"/>
             </w:pPr>
             <w:r>
               <w:t xml:space="preserve">For REAL datatype</w:t>
@@ -8728,7 +8728,7 @@
               <w:pStyle w:val="Compact"/>
               <w:jc w:val="left"/>
               <w:ind w:left="0" w:firstLine="0" w:right="0"/>
-              <w:spacing w:after="40" w:lineRule="auto" w:before="40" w:line="240"/>
+              <w:spacing w:line="240" w:after="40" w:before="40" w:lineRule="auto"/>
             </w:pPr>
             <w:r>
               <w:t xml:space="preserve">bool_value</w:t>
@@ -8742,7 +8742,7 @@
               <w:pStyle w:val="Compact"/>
               <w:jc w:val="left"/>
               <w:ind w:left="0" w:firstLine="0" w:right="0"/>
-              <w:spacing w:after="40" w:lineRule="auto" w:before="40" w:line="240"/>
+              <w:spacing w:line="240" w:after="40" w:before="40" w:lineRule="auto"/>
             </w:pPr>
             <w:r>
               <w:t xml:space="preserve">INTEGER</w:t>
@@ -8756,7 +8756,7 @@
               <w:pStyle w:val="Compact"/>
               <w:jc w:val="left"/>
               <w:ind w:left="0" w:firstLine="0" w:right="0"/>
-              <w:spacing w:after="40" w:lineRule="auto" w:before="40" w:line="240"/>
+              <w:spacing w:line="240" w:after="40" w:before="40" w:lineRule="auto"/>
             </w:pPr>
             <w:r>
               <w:t xml:space="preserve">For BOOLEAN datatype (0/1)</w:t>
@@ -8772,7 +8772,7 @@
               <w:pStyle w:val="Compact"/>
               <w:jc w:val="left"/>
               <w:ind w:left="0" w:firstLine="0" w:right="0"/>
-              <w:spacing w:after="40" w:lineRule="auto" w:before="40" w:line="240"/>
+              <w:spacing w:line="240" w:after="40" w:before="40" w:lineRule="auto"/>
             </w:pPr>
             <w:r>
               <w:t xml:space="preserve">date_value</w:t>
@@ -8786,7 +8786,7 @@
               <w:pStyle w:val="Compact"/>
               <w:jc w:val="left"/>
               <w:ind w:left="0" w:firstLine="0" w:right="0"/>
-              <w:spacing w:after="40" w:lineRule="auto" w:before="40" w:line="240"/>
+              <w:spacing w:line="240" w:after="40" w:before="40" w:lineRule="auto"/>
             </w:pPr>
             <w:r>
               <w:t xml:space="preserve">TEXT</w:t>
@@ -8800,7 +8800,7 @@
               <w:pStyle w:val="Compact"/>
               <w:jc w:val="left"/>
               <w:ind w:left="0" w:firstLine="0" w:right="0"/>
-              <w:spacing w:after="40" w:lineRule="auto" w:before="40" w:line="240"/>
+              <w:spacing w:line="240" w:after="40" w:before="40" w:lineRule="auto"/>
             </w:pPr>
             <w:r>
               <w:t xml:space="preserve">For DATE datatype (YYYY-MM-DD)</w:t>
@@ -8816,7 +8816,7 @@
               <w:pStyle w:val="Compact"/>
               <w:jc w:val="left"/>
               <w:ind w:left="0" w:firstLine="0" w:right="0"/>
-              <w:spacing w:after="40" w:lineRule="auto" w:before="40" w:line="240"/>
+              <w:spacing w:line="240" w:after="40" w:before="40" w:lineRule="auto"/>
             </w:pPr>
             <w:r>
               <w:t xml:space="preserve">enum_ref</w:t>
@@ -8830,7 +8830,7 @@
               <w:pStyle w:val="Compact"/>
               <w:jc w:val="left"/>
               <w:ind w:left="0" w:firstLine="0" w:right="0"/>
-              <w:spacing w:after="40" w:lineRule="auto" w:before="40" w:line="240"/>
+              <w:spacing w:line="240" w:after="40" w:before="40" w:lineRule="auto"/>
             </w:pPr>
             <w:r>
               <w:t xml:space="preserve">TEXT FK</w:t>
@@ -8844,7 +8844,7 @@
               <w:pStyle w:val="Compact"/>
               <w:jc w:val="left"/>
               <w:ind w:left="0" w:firstLine="0" w:right="0"/>
-              <w:spacing w:after="40" w:lineRule="auto" w:before="40" w:line="240"/>
+              <w:spacing w:line="240" w:after="40" w:before="40" w:lineRule="auto"/>
             </w:pPr>
             <w:r>
               <w:t xml:space="preserve">For ENUM datatype (FK to enum_values)</w:t>
@@ -8860,7 +8860,7 @@
               <w:pStyle w:val="Compact"/>
               <w:jc w:val="left"/>
               <w:ind w:left="0" w:firstLine="0" w:right="0"/>
-              <w:spacing w:after="40" w:lineRule="auto" w:before="40" w:line="240"/>
+              <w:spacing w:line="240" w:after="40" w:before="40" w:lineRule="auto"/>
             </w:pPr>
             <w:r>
               <w:t xml:space="preserve">ast</w:t>
@@ -8874,7 +8874,7 @@
               <w:pStyle w:val="Compact"/>
               <w:jc w:val="left"/>
               <w:ind w:left="0" w:firstLine="0" w:right="0"/>
-              <w:spacing w:after="40" w:lineRule="auto" w:before="40" w:line="240"/>
+              <w:spacing w:line="240" w:after="40" w:before="40" w:lineRule="auto"/>
             </w:pPr>
             <w:r>
               <w:t xml:space="preserve">JSON</w:t>
@@ -8888,7 +8888,7 @@
               <w:pStyle w:val="Compact"/>
               <w:jc w:val="left"/>
               <w:ind w:left="0" w:firstLine="0" w:right="0"/>
-              <w:spacing w:after="40" w:lineRule="auto" w:before="40" w:line="240"/>
+              <w:spacing w:line="240" w:after="40" w:before="40" w:lineRule="auto"/>
             </w:pPr>
             <w:r>
               <w:t xml:space="preserve">For XHTML datatype (Pandoc AST)</w:t>
@@ -8904,7 +8904,7 @@
               <w:pStyle w:val="Compact"/>
               <w:jc w:val="left"/>
               <w:ind w:left="0" w:firstLine="0" w:right="0"/>
-              <w:spacing w:after="40" w:lineRule="auto" w:before="40" w:line="240"/>
+              <w:spacing w:line="240" w:after="40" w:before="40" w:lineRule="auto"/>
             </w:pPr>
             <w:r>
               <w:t xml:space="preserve">datatype</w:t>
@@ -8918,7 +8918,7 @@
               <w:pStyle w:val="Compact"/>
               <w:jc w:val="left"/>
               <w:ind w:left="0" w:firstLine="0" w:right="0"/>
-              <w:spacing w:after="40" w:lineRule="auto" w:before="40" w:line="240"/>
+              <w:spacing w:line="240" w:after="40" w:before="40" w:lineRule="auto"/>
             </w:pPr>
             <w:r>
               <w:t xml:space="preserve">TEXT NOT NULL</w:t>
@@ -8932,7 +8932,7 @@
               <w:pStyle w:val="Compact"/>
               <w:jc w:val="left"/>
               <w:ind w:left="0" w:firstLine="0" w:right="0"/>
-              <w:spacing w:after="40" w:lineRule="auto" w:before="40" w:line="240"/>
+              <w:spacing w:line="240" w:after="40" w:before="40" w:lineRule="auto"/>
             </w:pPr>
             <w:r>
               <w:t xml:space="preserve">Actual datatype used</w:t>
@@ -9733,9 +9733,9 @@
     </w:p>
     <w:bookmarkEnd w:id="49"/>
     <w:sectPr>
-      <w:footerReference w:type="default" r:id="rId9200"/>
-      <w:headerReference w:type="default" r:id="rId9101"/>
-      <w:headerReference w:type="first" r:id="rId9100"/>
+      <w:footerReference r:id="rId9200" w:type="default"/>
+      <w:headerReference r:id="rId9101" w:type="default"/>
+      <w:headerReference r:id="rId9100" w:type="first"/>
       <w:titlePg/>
     </w:sectPr>
   </w:body>
@@ -9750,14 +9750,14 @@
 <w:ftr xmlns:r="http://schemas.openxmlformats.org/officeDocument/2006/relationships" xmlns:w="http://schemas.openxmlformats.org/wordprocessingml/2006/main">
   <w:tbl>
     <w:tblPr>
-      <w:tblW w:type="pct" w:w="5000"/>
+      <w:tblW w:w="5000" w:type="pct"/>
       <w:tblBorders>
-        <w:top w:space="1" w:color="CCCCCC" w:sz="4" w:val="single"/>
-        <w:bottom w:space="0" w:color="auto" w:sz="0" w:val="none"/>
-        <w:left w:space="0" w:color="auto" w:sz="0" w:val="none"/>
-        <w:right w:space="0" w:color="auto" w:sz="0" w:val="none"/>
-        <w:insideH w:space="0" w:color="auto" w:sz="0" w:val="none"/>
-        <w:insideV w:space="0" w:color="auto" w:sz="0" w:val="none"/>
+        <w:top w:val="single" w:space="1" w:color="CCCCCC" w:sz="4"/>
+        <w:bottom w:val="none" w:space="0" w:color="auto" w:sz="0"/>
+        <w:left w:val="none" w:space="0" w:color="auto" w:sz="0"/>
+        <w:right w:val="none" w:space="0" w:color="auto" w:sz="0"/>
+        <w:insideH w:val="none" w:space="0" w:color="auto" w:sz="0"/>
+        <w:insideV w:val="none" w:space="0" w:color="auto" w:sz="0"/>
       </w:tblBorders>
       <w:tblLayout w:type="fixed"/>
     </w:tblPr>
@@ -9769,7 +9769,7 @@
     <w:tr>
       <w:tc>
         <w:tcPr>
-          <w:tcW w:type="pct" w:w="1667"/>
+          <w:tcW w:w="1667" w:type="pct"/>
         </w:tcPr>
         <w:p>
           <w:pPr>
@@ -9783,7 +9783,7 @@
       </w:tc>
       <w:tc>
         <w:tcPr>
-          <w:tcW w:type="pct" w:w="1667"/>
+          <w:tcW w:w="1667" w:type="pct"/>
         </w:tcPr>
         <w:p>
           <w:pPr>
@@ -9797,7 +9797,7 @@
       </w:tc>
       <w:tc>
         <w:tcPr>
-          <w:tcW w:type="pct" w:w="1667"/>
+          <w:tcW w:w="1667" w:type="pct"/>
         </w:tcPr>
         <w:p>
           <w:pPr>
@@ -10987,18 +10987,18 @@
     <w:basedOn w:val="VerbatimChar"/>
     <w:rPr/>
   </w:style>
-  <w:style w:type="paragraph" w:styleId="SpecObjectHeader" w:customStyle="1">
+  <w:style w:styleId="SpecObjectHeader" w:customStyle="1" w:type="paragraph">
     <w:name w:val="Spec Object Header"/>
     <w:basedOn w:val="Normal"/>
     <w:next w:val="FirstParagraph"/>
     <w:qFormat/>
     <w:pPr>
       <w:keepNext/>
-      <w:spacing w:after="120" w:lineRule="auto" w:before="280" w:line="276"/>
+      <w:spacing w:line="276" w:after="120" w:before="280" w:lineRule="auto"/>
       <w:outlineLvl w:val="0"/>
     </w:pPr>
     <w:rPr>
-      <w:rFonts w:ascii="Calibri Light" w:hAnsi="Calibri Light" w:cs="Calibri Light"/>
+      <w:rFonts w:ascii="Calibri Light" w:cs="Calibri Light" w:hAnsi="Calibri Light"/>
       <w:b/>
       <w:bCs/>
       <w:color w:val="0F4C64"/>

--- a/specir/downloads/specir.docx
+++ b/specir/downloads/specir.docx
@@ -387,7 +387,7 @@
     </w:p>
     <w:p>
       <w:pPr>
-        <w:spacing w:before="0" w:line="20" w:lineRule="exact" w:after="0"/>
+        <w:spacing w:lineRule="exact" w:line="20" w:after="0" w:before="0"/>
         <w:rPr>
           <w:sz w:val="2"/>
         </w:rPr>
@@ -429,12 +429,12 @@
         <w:tblLook w:firstRow="1" w:lastRow="0" w:firstColumn="0" w:lastColumn="0" w:noHBand="0" w:noVBand="0" w:val="0020"/>
         <w:jc w:val="start"/>
         <w:tblBorders>
-          <w:top w:val="single" w:space="0" w:color="000000" w:sz="6"/>
-          <w:left w:val="single" w:space="0" w:color="000000" w:sz="6"/>
-          <w:bottom w:val="single" w:space="0" w:color="000000" w:sz="6"/>
-          <w:right w:val="single" w:space="0" w:color="000000" w:sz="6"/>
-          <w:insideH w:val="single" w:space="0" w:color="000000" w:sz="6"/>
-          <w:insideV w:val="single" w:space="0" w:color="000000" w:sz="6"/>
+          <w:top w:sz="6" w:color="000000" w:val="single" w:space="0"/>
+          <w:left w:sz="6" w:color="000000" w:val="single" w:space="0"/>
+          <w:bottom w:sz="6" w:color="000000" w:val="single" w:space="0"/>
+          <w:right w:sz="6" w:color="000000" w:val="single" w:space="0"/>
+          <w:insideH w:sz="6" w:color="000000" w:val="single" w:space="0"/>
+          <w:insideV w:sz="6" w:color="000000" w:val="single" w:space="0"/>
         </w:tblBorders>
         <w:tblCellMar>
           <w:top w:w="57" w:type="dxa"/>
@@ -454,14 +454,14 @@
         </w:trPr>
         <w:tc>
           <w:tcPr>
-            <w:shd w:val="clear" w:color="auto" w:fill="E8E8E8"/>
+            <w:shd w:fill="E8E8E8" w:color="auto" w:val="clear"/>
           </w:tcPr>
           <w:p>
             <w:pPr>
               <w:pStyle w:val="Compact"/>
               <w:jc w:val="left"/>
-              <w:ind w:left="0" w:firstLine="0" w:right="0"/>
-              <w:spacing w:line="240" w:after="40" w:before="40" w:lineRule="auto"/>
+              <w:ind w:left="0" w:right="0" w:firstLine="0"/>
+              <w:spacing w:after="40" w:before="40" w:line="240" w:lineRule="auto"/>
             </w:pPr>
             <w:r>
               <w:rPr>
@@ -473,14 +473,14 @@
         </w:tc>
         <w:tc>
           <w:tcPr>
-            <w:shd w:val="clear" w:color="auto" w:fill="E8E8E8"/>
+            <w:shd w:fill="E8E8E8" w:color="auto" w:val="clear"/>
           </w:tcPr>
           <w:p>
             <w:pPr>
               <w:pStyle w:val="Compact"/>
               <w:jc w:val="left"/>
-              <w:ind w:left="0" w:firstLine="0" w:right="0"/>
-              <w:spacing w:line="240" w:after="40" w:before="40" w:lineRule="auto"/>
+              <w:ind w:left="0" w:right="0" w:firstLine="0"/>
+              <w:spacing w:after="40" w:before="40" w:line="240" w:lineRule="auto"/>
             </w:pPr>
             <w:r>
               <w:rPr>
@@ -492,14 +492,14 @@
         </w:tc>
         <w:tc>
           <w:tcPr>
-            <w:shd w:val="clear" w:color="auto" w:fill="E8E8E8"/>
+            <w:shd w:fill="E8E8E8" w:color="auto" w:val="clear"/>
           </w:tcPr>
           <w:p>
             <w:pPr>
               <w:pStyle w:val="Compact"/>
               <w:jc w:val="left"/>
-              <w:ind w:left="0" w:firstLine="0" w:right="0"/>
-              <w:spacing w:line="240" w:after="40" w:before="40" w:lineRule="auto"/>
+              <w:ind w:left="0" w:right="0" w:firstLine="0"/>
+              <w:spacing w:after="40" w:before="40" w:line="240" w:lineRule="auto"/>
             </w:pPr>
             <w:r>
               <w:rPr>
@@ -517,8 +517,8 @@
             <w:pPr>
               <w:pStyle w:val="Compact"/>
               <w:jc w:val="left"/>
-              <w:ind w:left="0" w:firstLine="0" w:right="0"/>
-              <w:spacing w:line="240" w:after="40" w:before="40" w:lineRule="auto"/>
+              <w:ind w:left="0" w:right="0" w:firstLine="0"/>
+              <w:spacing w:after="40" w:before="40" w:line="240" w:lineRule="auto"/>
             </w:pPr>
             <w:r>
               <w:t xml:space="preserve">identifier</w:t>
@@ -531,8 +531,8 @@
             <w:pPr>
               <w:pStyle w:val="Compact"/>
               <w:jc w:val="left"/>
-              <w:ind w:left="0" w:firstLine="0" w:right="0"/>
-              <w:spacing w:line="240" w:after="40" w:before="40" w:lineRule="auto"/>
+              <w:ind w:left="0" w:right="0" w:firstLine="0"/>
+              <w:spacing w:after="40" w:before="40" w:line="240" w:lineRule="auto"/>
             </w:pPr>
             <w:r>
               <w:t xml:space="preserve">TEXT PK</w:t>
@@ -545,8 +545,8 @@
             <w:pPr>
               <w:pStyle w:val="Compact"/>
               <w:jc w:val="left"/>
-              <w:ind w:left="0" w:firstLine="0" w:right="0"/>
-              <w:spacing w:line="240" w:after="40" w:before="40" w:lineRule="auto"/>
+              <w:ind w:left="0" w:right="0" w:firstLine="0"/>
+              <w:spacing w:after="40" w:before="40" w:line="240" w:lineRule="auto"/>
             </w:pPr>
             <w:r>
               <w:t xml:space="preserve">Unique type code (e.g. HLR)</w:t>
@@ -561,8 +561,8 @@
             <w:pPr>
               <w:pStyle w:val="Compact"/>
               <w:jc w:val="left"/>
-              <w:ind w:left="0" w:firstLine="0" w:right="0"/>
-              <w:spacing w:line="240" w:after="40" w:before="40" w:lineRule="auto"/>
+              <w:ind w:left="0" w:right="0" w:firstLine="0"/>
+              <w:spacing w:after="40" w:before="40" w:line="240" w:lineRule="auto"/>
             </w:pPr>
             <w:r>
               <w:t xml:space="preserve">long_name</w:t>
@@ -575,8 +575,8 @@
             <w:pPr>
               <w:pStyle w:val="Compact"/>
               <w:jc w:val="left"/>
-              <w:ind w:left="0" w:firstLine="0" w:right="0"/>
-              <w:spacing w:line="240" w:after="40" w:before="40" w:lineRule="auto"/>
+              <w:ind w:left="0" w:right="0" w:firstLine="0"/>
+              <w:spacing w:after="40" w:before="40" w:line="240" w:lineRule="auto"/>
             </w:pPr>
             <w:r>
               <w:t xml:space="preserve">TEXT NOT NULL UNIQUE</w:t>
@@ -589,8 +589,8 @@
             <w:pPr>
               <w:pStyle w:val="Compact"/>
               <w:jc w:val="left"/>
-              <w:ind w:left="0" w:firstLine="0" w:right="0"/>
-              <w:spacing w:line="240" w:after="40" w:before="40" w:lineRule="auto"/>
+              <w:ind w:left="0" w:right="0" w:firstLine="0"/>
+              <w:spacing w:after="40" w:before="40" w:line="240" w:lineRule="auto"/>
             </w:pPr>
             <w:r>
               <w:t xml:space="preserve">Human-readable name</w:t>
@@ -605,8 +605,8 @@
             <w:pPr>
               <w:pStyle w:val="Compact"/>
               <w:jc w:val="left"/>
-              <w:ind w:left="0" w:firstLine="0" w:right="0"/>
-              <w:spacing w:line="240" w:after="40" w:before="40" w:lineRule="auto"/>
+              <w:ind w:left="0" w:right="0" w:firstLine="0"/>
+              <w:spacing w:after="40" w:before="40" w:line="240" w:lineRule="auto"/>
             </w:pPr>
             <w:r>
               <w:t xml:space="preserve">description</w:t>
@@ -619,8 +619,8 @@
             <w:pPr>
               <w:pStyle w:val="Compact"/>
               <w:jc w:val="left"/>
-              <w:ind w:left="0" w:firstLine="0" w:right="0"/>
-              <w:spacing w:line="240" w:after="40" w:before="40" w:lineRule="auto"/>
+              <w:ind w:left="0" w:right="0" w:firstLine="0"/>
+              <w:spacing w:after="40" w:before="40" w:line="240" w:lineRule="auto"/>
             </w:pPr>
             <w:r>
               <w:t xml:space="preserve">TEXT</w:t>
@@ -633,8 +633,8 @@
             <w:pPr>
               <w:pStyle w:val="Compact"/>
               <w:jc w:val="left"/>
-              <w:ind w:left="0" w:firstLine="0" w:right="0"/>
-              <w:spacing w:line="240" w:after="40" w:before="40" w:lineRule="auto"/>
+              <w:ind w:left="0" w:right="0" w:firstLine="0"/>
+              <w:spacing w:after="40" w:before="40" w:line="240" w:lineRule="auto"/>
             </w:pPr>
             <w:r>
               <w:t xml:space="preserve">Documentation</w:t>
@@ -649,8 +649,8 @@
             <w:pPr>
               <w:pStyle w:val="Compact"/>
               <w:jc w:val="left"/>
-              <w:ind w:left="0" w:firstLine="0" w:right="0"/>
-              <w:spacing w:line="240" w:after="40" w:before="40" w:lineRule="auto"/>
+              <w:ind w:left="0" w:right="0" w:firstLine="0"/>
+              <w:spacing w:after="40" w:before="40" w:line="240" w:lineRule="auto"/>
             </w:pPr>
             <w:r>
               <w:t xml:space="preserve">extends</w:t>
@@ -663,8 +663,8 @@
             <w:pPr>
               <w:pStyle w:val="Compact"/>
               <w:jc w:val="left"/>
-              <w:ind w:left="0" w:firstLine="0" w:right="0"/>
-              <w:spacing w:line="240" w:after="40" w:before="40" w:lineRule="auto"/>
+              <w:ind w:left="0" w:right="0" w:firstLine="0"/>
+              <w:spacing w:after="40" w:before="40" w:line="240" w:lineRule="auto"/>
             </w:pPr>
             <w:r>
               <w:t xml:space="preserve">TEXT</w:t>
@@ -677,8 +677,8 @@
             <w:pPr>
               <w:pStyle w:val="Compact"/>
               <w:jc w:val="left"/>
-              <w:ind w:left="0" w:firstLine="0" w:right="0"/>
-              <w:spacing w:line="240" w:after="40" w:before="40" w:lineRule="auto"/>
+              <w:ind w:left="0" w:right="0" w:firstLine="0"/>
+              <w:spacing w:after="40" w:before="40" w:line="240" w:lineRule="auto"/>
             </w:pPr>
             <w:r>
               <w:t xml:space="preserve">Parent type for inheritance</w:t>
@@ -693,8 +693,8 @@
             <w:pPr>
               <w:pStyle w:val="Compact"/>
               <w:jc w:val="left"/>
-              <w:ind w:left="0" w:firstLine="0" w:right="0"/>
-              <w:spacing w:line="240" w:after="40" w:before="40" w:lineRule="auto"/>
+              <w:ind w:left="0" w:right="0" w:firstLine="0"/>
+              <w:spacing w:after="40" w:before="40" w:line="240" w:lineRule="auto"/>
             </w:pPr>
             <w:r>
               <w:t xml:space="preserve">is_composite</w:t>
@@ -707,8 +707,8 @@
             <w:pPr>
               <w:pStyle w:val="Compact"/>
               <w:jc w:val="left"/>
-              <w:ind w:left="0" w:firstLine="0" w:right="0"/>
-              <w:spacing w:line="240" w:after="40" w:before="40" w:lineRule="auto"/>
+              <w:ind w:left="0" w:right="0" w:firstLine="0"/>
+              <w:spacing w:after="40" w:before="40" w:line="240" w:lineRule="auto"/>
             </w:pPr>
             <w:r>
               <w:t xml:space="preserve">INTEGER DEFAULT 0</w:t>
@@ -721,8 +721,8 @@
             <w:pPr>
               <w:pStyle w:val="Compact"/>
               <w:jc w:val="left"/>
-              <w:ind w:left="0" w:firstLine="0" w:right="0"/>
-              <w:spacing w:line="240" w:after="40" w:before="40" w:lineRule="auto"/>
+              <w:ind w:left="0" w:right="0" w:firstLine="0"/>
+              <w:spacing w:after="40" w:before="40" w:line="240" w:lineRule="auto"/>
             </w:pPr>
             <w:r>
               <w:t xml:space="preserve">1 = container type (e.g. SECTION)</w:t>
@@ -737,8 +737,8 @@
             <w:pPr>
               <w:pStyle w:val="Compact"/>
               <w:jc w:val="left"/>
-              <w:ind w:left="0" w:firstLine="0" w:right="0"/>
-              <w:spacing w:line="240" w:after="40" w:before="40" w:lineRule="auto"/>
+              <w:ind w:left="0" w:right="0" w:firstLine="0"/>
+              <w:spacing w:after="40" w:before="40" w:line="240" w:lineRule="auto"/>
             </w:pPr>
             <w:r>
               <w:t xml:space="preserve">is_required</w:t>
@@ -751,8 +751,8 @@
             <w:pPr>
               <w:pStyle w:val="Compact"/>
               <w:jc w:val="left"/>
-              <w:ind w:left="0" w:firstLine="0" w:right="0"/>
-              <w:spacing w:line="240" w:after="40" w:before="40" w:lineRule="auto"/>
+              <w:ind w:left="0" w:right="0" w:firstLine="0"/>
+              <w:spacing w:after="40" w:before="40" w:line="240" w:lineRule="auto"/>
             </w:pPr>
             <w:r>
               <w:t xml:space="preserve">INTEGER DEFAULT 0</w:t>
@@ -765,8 +765,8 @@
             <w:pPr>
               <w:pStyle w:val="Compact"/>
               <w:jc w:val="left"/>
-              <w:ind w:left="0" w:firstLine="0" w:right="0"/>
-              <w:spacing w:line="240" w:after="40" w:before="40" w:lineRule="auto"/>
+              <w:ind w:left="0" w:right="0" w:firstLine="0"/>
+              <w:spacing w:after="40" w:before="40" w:line="240" w:lineRule="auto"/>
             </w:pPr>
             <w:r>
               <w:t xml:space="preserve">1 = every spec must have at least one</w:t>
@@ -781,8 +781,8 @@
             <w:pPr>
               <w:pStyle w:val="Compact"/>
               <w:jc w:val="left"/>
-              <w:ind w:left="0" w:firstLine="0" w:right="0"/>
-              <w:spacing w:line="240" w:after="40" w:before="40" w:lineRule="auto"/>
+              <w:ind w:left="0" w:right="0" w:firstLine="0"/>
+              <w:spacing w:after="40" w:before="40" w:line="240" w:lineRule="auto"/>
             </w:pPr>
             <w:r>
               <w:t xml:space="preserve">is_default</w:t>
@@ -795,8 +795,8 @@
             <w:pPr>
               <w:pStyle w:val="Compact"/>
               <w:jc w:val="left"/>
-              <w:ind w:left="0" w:firstLine="0" w:right="0"/>
-              <w:spacing w:line="240" w:after="40" w:before="40" w:lineRule="auto"/>
+              <w:ind w:left="0" w:right="0" w:firstLine="0"/>
+              <w:spacing w:after="40" w:before="40" w:line="240" w:lineRule="auto"/>
             </w:pPr>
             <w:r>
               <w:t xml:space="preserve">INTEGER DEFAULT 0</w:t>
@@ -809,8 +809,8 @@
             <w:pPr>
               <w:pStyle w:val="Compact"/>
               <w:jc w:val="left"/>
-              <w:ind w:left="0" w:firstLine="0" w:right="0"/>
-              <w:spacing w:line="240" w:after="40" w:before="40" w:lineRule="auto"/>
+              <w:ind w:left="0" w:right="0" w:firstLine="0"/>
+              <w:spacing w:after="40" w:before="40" w:line="240" w:lineRule="auto"/>
             </w:pPr>
             <w:r>
               <w:t xml:space="preserve">1 = used when header has no explicit type</w:t>
@@ -825,8 +825,8 @@
             <w:pPr>
               <w:pStyle w:val="Compact"/>
               <w:jc w:val="left"/>
-              <w:ind w:left="0" w:firstLine="0" w:right="0"/>
-              <w:spacing w:line="240" w:after="40" w:before="40" w:lineRule="auto"/>
+              <w:ind w:left="0" w:right="0" w:firstLine="0"/>
+              <w:spacing w:after="40" w:before="40" w:line="240" w:lineRule="auto"/>
             </w:pPr>
             <w:r>
               <w:t xml:space="preserve">pid_prefix</w:t>
@@ -839,8 +839,8 @@
             <w:pPr>
               <w:pStyle w:val="Compact"/>
               <w:jc w:val="left"/>
-              <w:ind w:left="0" w:firstLine="0" w:right="0"/>
-              <w:spacing w:line="240" w:after="40" w:before="40" w:lineRule="auto"/>
+              <w:ind w:left="0" w:right="0" w:firstLine="0"/>
+              <w:spacing w:after="40" w:before="40" w:line="240" w:lineRule="auto"/>
             </w:pPr>
             <w:r>
               <w:t xml:space="preserve">TEXT</w:t>
@@ -853,8 +853,8 @@
             <w:pPr>
               <w:pStyle w:val="Compact"/>
               <w:jc w:val="left"/>
-              <w:ind w:left="0" w:firstLine="0" w:right="0"/>
-              <w:spacing w:line="240" w:after="40" w:before="40" w:lineRule="auto"/>
+              <w:ind w:left="0" w:right="0" w:firstLine="0"/>
+              <w:spacing w:after="40" w:before="40" w:line="240" w:lineRule="auto"/>
             </w:pPr>
             <w:r>
               <w:t xml:space="preserve">Default PID prefix for auto-generation</w:t>
@@ -869,8 +869,8 @@
             <w:pPr>
               <w:pStyle w:val="Compact"/>
               <w:jc w:val="left"/>
-              <w:ind w:left="0" w:firstLine="0" w:right="0"/>
-              <w:spacing w:line="240" w:after="40" w:before="40" w:lineRule="auto"/>
+              <w:ind w:left="0" w:right="0" w:firstLine="0"/>
+              <w:spacing w:after="40" w:before="40" w:line="240" w:lineRule="auto"/>
             </w:pPr>
             <w:r>
               <w:t xml:space="preserve">pid_format</w:t>
@@ -883,8 +883,8 @@
             <w:pPr>
               <w:pStyle w:val="Compact"/>
               <w:jc w:val="left"/>
-              <w:ind w:left="0" w:firstLine="0" w:right="0"/>
-              <w:spacing w:line="240" w:after="40" w:before="40" w:lineRule="auto"/>
+              <w:ind w:left="0" w:right="0" w:firstLine="0"/>
+              <w:spacing w:after="40" w:before="40" w:line="240" w:lineRule="auto"/>
             </w:pPr>
             <w:r>
               <w:t xml:space="preserve">TEXT DEFAULT '%s-%03d'</w:t>
@@ -897,8 +897,8 @@
             <w:pPr>
               <w:pStyle w:val="Compact"/>
               <w:jc w:val="left"/>
-              <w:ind w:left="0" w:firstLine="0" w:right="0"/>
-              <w:spacing w:line="240" w:after="40" w:before="40" w:lineRule="auto"/>
+              <w:ind w:left="0" w:right="0" w:firstLine="0"/>
+              <w:spacing w:after="40" w:before="40" w:line="240" w:lineRule="auto"/>
             </w:pPr>
             <w:r>
               <w:t xml:space="preserve">Printf format for auto-generated PIDs</w:t>
@@ -913,8 +913,8 @@
             <w:pPr>
               <w:pStyle w:val="Compact"/>
               <w:jc w:val="left"/>
-              <w:ind w:left="0" w:firstLine="0" w:right="0"/>
-              <w:spacing w:line="240" w:after="40" w:before="40" w:lineRule="auto"/>
+              <w:ind w:left="0" w:right="0" w:firstLine="0"/>
+              <w:spacing w:after="40" w:before="40" w:line="240" w:lineRule="auto"/>
             </w:pPr>
             <w:r>
               <w:t xml:space="preserve">aliases</w:t>
@@ -927,8 +927,8 @@
             <w:pPr>
               <w:pStyle w:val="Compact"/>
               <w:jc w:val="left"/>
-              <w:ind w:left="0" w:firstLine="0" w:right="0"/>
-              <w:spacing w:line="240" w:after="40" w:before="40" w:lineRule="auto"/>
+              <w:ind w:left="0" w:right="0" w:firstLine="0"/>
+              <w:spacing w:after="40" w:before="40" w:line="240" w:lineRule="auto"/>
             </w:pPr>
             <w:r>
               <w:t xml:space="preserve">TEXT</w:t>
@@ -941,8 +941,8 @@
             <w:pPr>
               <w:pStyle w:val="Compact"/>
               <w:jc w:val="left"/>
-              <w:ind w:left="0" w:firstLine="0" w:right="0"/>
-              <w:spacing w:line="240" w:after="40" w:before="40" w:lineRule="auto"/>
+              <w:ind w:left="0" w:right="0" w:firstLine="0"/>
+              <w:spacing w:after="40" w:before="40" w:line="240" w:lineRule="auto"/>
             </w:pPr>
             <w:r>
               <w:t xml:space="preserve">Comma-wrapped aliases (e.g. ",hlr,req,")</w:t>
@@ -975,7 +975,7 @@
     </w:p>
     <w:p>
       <w:pPr>
-        <w:spacing w:before="0" w:line="20" w:lineRule="exact" w:after="0"/>
+        <w:spacing w:lineRule="exact" w:line="20" w:after="0" w:before="0"/>
         <w:rPr>
           <w:sz w:val="2"/>
         </w:rPr>
@@ -1017,12 +1017,12 @@
         <w:tblLook w:firstRow="1" w:lastRow="0" w:firstColumn="0" w:lastColumn="0" w:noHBand="0" w:noVBand="0" w:val="0020"/>
         <w:jc w:val="start"/>
         <w:tblBorders>
-          <w:top w:val="single" w:space="0" w:color="000000" w:sz="6"/>
-          <w:left w:val="single" w:space="0" w:color="000000" w:sz="6"/>
-          <w:bottom w:val="single" w:space="0" w:color="000000" w:sz="6"/>
-          <w:right w:val="single" w:space="0" w:color="000000" w:sz="6"/>
-          <w:insideH w:val="single" w:space="0" w:color="000000" w:sz="6"/>
-          <w:insideV w:val="single" w:space="0" w:color="000000" w:sz="6"/>
+          <w:top w:sz="6" w:color="000000" w:val="single" w:space="0"/>
+          <w:left w:sz="6" w:color="000000" w:val="single" w:space="0"/>
+          <w:bottom w:sz="6" w:color="000000" w:val="single" w:space="0"/>
+          <w:right w:sz="6" w:color="000000" w:val="single" w:space="0"/>
+          <w:insideH w:sz="6" w:color="000000" w:val="single" w:space="0"/>
+          <w:insideV w:sz="6" w:color="000000" w:val="single" w:space="0"/>
         </w:tblBorders>
         <w:tblCellMar>
           <w:top w:w="57" w:type="dxa"/>
@@ -1042,14 +1042,14 @@
         </w:trPr>
         <w:tc>
           <w:tcPr>
-            <w:shd w:val="clear" w:color="auto" w:fill="E8E8E8"/>
+            <w:shd w:fill="E8E8E8" w:color="auto" w:val="clear"/>
           </w:tcPr>
           <w:p>
             <w:pPr>
               <w:pStyle w:val="Compact"/>
               <w:jc w:val="left"/>
-              <w:ind w:left="0" w:firstLine="0" w:right="0"/>
-              <w:spacing w:line="240" w:after="40" w:before="40" w:lineRule="auto"/>
+              <w:ind w:left="0" w:right="0" w:firstLine="0"/>
+              <w:spacing w:after="40" w:before="40" w:line="240" w:lineRule="auto"/>
             </w:pPr>
             <w:r>
               <w:rPr>
@@ -1061,14 +1061,14 @@
         </w:tc>
         <w:tc>
           <w:tcPr>
-            <w:shd w:val="clear" w:color="auto" w:fill="E8E8E8"/>
+            <w:shd w:fill="E8E8E8" w:color="auto" w:val="clear"/>
           </w:tcPr>
           <w:p>
             <w:pPr>
               <w:pStyle w:val="Compact"/>
               <w:jc w:val="left"/>
-              <w:ind w:left="0" w:firstLine="0" w:right="0"/>
-              <w:spacing w:line="240" w:after="40" w:before="40" w:lineRule="auto"/>
+              <w:ind w:left="0" w:right="0" w:firstLine="0"/>
+              <w:spacing w:after="40" w:before="40" w:line="240" w:lineRule="auto"/>
             </w:pPr>
             <w:r>
               <w:rPr>
@@ -1080,14 +1080,14 @@
         </w:tc>
         <w:tc>
           <w:tcPr>
-            <w:shd w:val="clear" w:color="auto" w:fill="E8E8E8"/>
+            <w:shd w:fill="E8E8E8" w:color="auto" w:val="clear"/>
           </w:tcPr>
           <w:p>
             <w:pPr>
               <w:pStyle w:val="Compact"/>
               <w:jc w:val="left"/>
-              <w:ind w:left="0" w:firstLine="0" w:right="0"/>
-              <w:spacing w:line="240" w:after="40" w:before="40" w:lineRule="auto"/>
+              <w:ind w:left="0" w:right="0" w:firstLine="0"/>
+              <w:spacing w:after="40" w:before="40" w:line="240" w:lineRule="auto"/>
             </w:pPr>
             <w:r>
               <w:rPr>
@@ -1105,8 +1105,8 @@
             <w:pPr>
               <w:pStyle w:val="Compact"/>
               <w:jc w:val="left"/>
-              <w:ind w:left="0" w:firstLine="0" w:right="0"/>
-              <w:spacing w:line="240" w:after="40" w:before="40" w:lineRule="auto"/>
+              <w:ind w:left="0" w:right="0" w:firstLine="0"/>
+              <w:spacing w:after="40" w:before="40" w:line="240" w:lineRule="auto"/>
             </w:pPr>
             <w:r>
               <w:t xml:space="preserve">identifier</w:t>
@@ -1119,8 +1119,8 @@
             <w:pPr>
               <w:pStyle w:val="Compact"/>
               <w:jc w:val="left"/>
-              <w:ind w:left="0" w:firstLine="0" w:right="0"/>
-              <w:spacing w:line="240" w:after="40" w:before="40" w:lineRule="auto"/>
+              <w:ind w:left="0" w:right="0" w:firstLine="0"/>
+              <w:spacing w:after="40" w:before="40" w:line="240" w:lineRule="auto"/>
             </w:pPr>
             <w:r>
               <w:t xml:space="preserve">TEXT PK</w:t>
@@ -1133,8 +1133,8 @@
             <w:pPr>
               <w:pStyle w:val="Compact"/>
               <w:jc w:val="left"/>
-              <w:ind w:left="0" w:firstLine="0" w:right="0"/>
-              <w:spacing w:line="240" w:after="40" w:before="40" w:lineRule="auto"/>
+              <w:ind w:left="0" w:right="0" w:firstLine="0"/>
+              <w:spacing w:after="40" w:before="40" w:line="240" w:lineRule="auto"/>
             </w:pPr>
             <w:r>
               <w:t xml:space="preserve">Unique type code (e.g. FIGURE)</w:t>
@@ -1149,8 +1149,8 @@
             <w:pPr>
               <w:pStyle w:val="Compact"/>
               <w:jc w:val="left"/>
-              <w:ind w:left="0" w:firstLine="0" w:right="0"/>
-              <w:spacing w:line="240" w:after="40" w:before="40" w:lineRule="auto"/>
+              <w:ind w:left="0" w:right="0" w:firstLine="0"/>
+              <w:spacing w:after="40" w:before="40" w:line="240" w:lineRule="auto"/>
             </w:pPr>
             <w:r>
               <w:t xml:space="preserve">long_name</w:t>
@@ -1163,8 +1163,8 @@
             <w:pPr>
               <w:pStyle w:val="Compact"/>
               <w:jc w:val="left"/>
-              <w:ind w:left="0" w:firstLine="0" w:right="0"/>
-              <w:spacing w:line="240" w:after="40" w:before="40" w:lineRule="auto"/>
+              <w:ind w:left="0" w:right="0" w:firstLine="0"/>
+              <w:spacing w:after="40" w:before="40" w:line="240" w:lineRule="auto"/>
             </w:pPr>
             <w:r>
               <w:t xml:space="preserve">TEXT NOT NULL UNIQUE</w:t>
@@ -1177,8 +1177,8 @@
             <w:pPr>
               <w:pStyle w:val="Compact"/>
               <w:jc w:val="left"/>
-              <w:ind w:left="0" w:firstLine="0" w:right="0"/>
-              <w:spacing w:line="240" w:after="40" w:before="40" w:lineRule="auto"/>
+              <w:ind w:left="0" w:right="0" w:firstLine="0"/>
+              <w:spacing w:after="40" w:before="40" w:line="240" w:lineRule="auto"/>
             </w:pPr>
             <w:r>
               <w:t xml:space="preserve">Human-readable name</w:t>
@@ -1193,8 +1193,8 @@
             <w:pPr>
               <w:pStyle w:val="Compact"/>
               <w:jc w:val="left"/>
-              <w:ind w:left="0" w:firstLine="0" w:right="0"/>
-              <w:spacing w:line="240" w:after="40" w:before="40" w:lineRule="auto"/>
+              <w:ind w:left="0" w:right="0" w:firstLine="0"/>
+              <w:spacing w:after="40" w:before="40" w:line="240" w:lineRule="auto"/>
             </w:pPr>
             <w:r>
               <w:t xml:space="preserve">description</w:t>
@@ -1207,8 +1207,8 @@
             <w:pPr>
               <w:pStyle w:val="Compact"/>
               <w:jc w:val="left"/>
-              <w:ind w:left="0" w:firstLine="0" w:right="0"/>
-              <w:spacing w:line="240" w:after="40" w:before="40" w:lineRule="auto"/>
+              <w:ind w:left="0" w:right="0" w:firstLine="0"/>
+              <w:spacing w:after="40" w:before="40" w:line="240" w:lineRule="auto"/>
             </w:pPr>
             <w:r>
               <w:t xml:space="preserve">TEXT</w:t>
@@ -1221,8 +1221,8 @@
             <w:pPr>
               <w:pStyle w:val="Compact"/>
               <w:jc w:val="left"/>
-              <w:ind w:left="0" w:firstLine="0" w:right="0"/>
-              <w:spacing w:line="240" w:after="40" w:before="40" w:lineRule="auto"/>
+              <w:ind w:left="0" w:right="0" w:firstLine="0"/>
+              <w:spacing w:after="40" w:before="40" w:line="240" w:lineRule="auto"/>
             </w:pPr>
             <w:r>
               <w:t xml:space="preserve">Documentation</w:t>
@@ -1237,8 +1237,8 @@
             <w:pPr>
               <w:pStyle w:val="Compact"/>
               <w:jc w:val="left"/>
-              <w:ind w:left="0" w:firstLine="0" w:right="0"/>
-              <w:spacing w:line="240" w:after="40" w:before="40" w:lineRule="auto"/>
+              <w:ind w:left="0" w:right="0" w:firstLine="0"/>
+              <w:spacing w:after="40" w:before="40" w:line="240" w:lineRule="auto"/>
             </w:pPr>
             <w:r>
               <w:t xml:space="preserve">caption_format</w:t>
@@ -1251,8 +1251,8 @@
             <w:pPr>
               <w:pStyle w:val="Compact"/>
               <w:jc w:val="left"/>
-              <w:ind w:left="0" w:firstLine="0" w:right="0"/>
-              <w:spacing w:line="240" w:after="40" w:before="40" w:lineRule="auto"/>
+              <w:ind w:left="0" w:right="0" w:firstLine="0"/>
+              <w:spacing w:after="40" w:before="40" w:line="240" w:lineRule="auto"/>
             </w:pPr>
             <w:r>
               <w:t xml:space="preserve">TEXT</w:t>
@@ -1265,8 +1265,8 @@
             <w:pPr>
               <w:pStyle w:val="Compact"/>
               <w:jc w:val="left"/>
-              <w:ind w:left="0" w:firstLine="0" w:right="0"/>
-              <w:spacing w:line="240" w:after="40" w:before="40" w:lineRule="auto"/>
+              <w:ind w:left="0" w:right="0" w:firstLine="0"/>
+              <w:spacing w:after="40" w:before="40" w:line="240" w:lineRule="auto"/>
             </w:pPr>
             <w:r>
               <w:t xml:space="preserve">Printf format for captions (e.g. Figure %d)</w:t>
@@ -1281,8 +1281,8 @@
             <w:pPr>
               <w:pStyle w:val="Compact"/>
               <w:jc w:val="left"/>
-              <w:ind w:left="0" w:firstLine="0" w:right="0"/>
-              <w:spacing w:line="240" w:after="40" w:before="40" w:lineRule="auto"/>
+              <w:ind w:left="0" w:right="0" w:firstLine="0"/>
+              <w:spacing w:after="40" w:before="40" w:line="240" w:lineRule="auto"/>
             </w:pPr>
             <w:r>
               <w:t xml:space="preserve">counter_group</w:t>
@@ -1295,8 +1295,8 @@
             <w:pPr>
               <w:pStyle w:val="Compact"/>
               <w:jc w:val="left"/>
-              <w:ind w:left="0" w:firstLine="0" w:right="0"/>
-              <w:spacing w:line="240" w:after="40" w:before="40" w:lineRule="auto"/>
+              <w:ind w:left="0" w:right="0" w:firstLine="0"/>
+              <w:spacing w:after="40" w:before="40" w:line="240" w:lineRule="auto"/>
             </w:pPr>
             <w:r>
               <w:t xml:space="preserve">TEXT</w:t>
@@ -1309,8 +1309,8 @@
             <w:pPr>
               <w:pStyle w:val="Compact"/>
               <w:jc w:val="left"/>
-              <w:ind w:left="0" w:firstLine="0" w:right="0"/>
-              <w:spacing w:line="240" w:after="40" w:before="40" w:lineRule="auto"/>
+              <w:ind w:left="0" w:right="0" w:firstLine="0"/>
+              <w:spacing w:after="40" w:before="40" w:line="240" w:lineRule="auto"/>
             </w:pPr>
             <w:r>
               <w:t xml:space="preserve">Shared numbering group</w:t>
@@ -1325,8 +1325,8 @@
             <w:pPr>
               <w:pStyle w:val="Compact"/>
               <w:jc w:val="left"/>
-              <w:ind w:left="0" w:firstLine="0" w:right="0"/>
-              <w:spacing w:line="240" w:after="40" w:before="40" w:lineRule="auto"/>
+              <w:ind w:left="0" w:right="0" w:firstLine="0"/>
+              <w:spacing w:after="40" w:before="40" w:line="240" w:lineRule="auto"/>
             </w:pPr>
             <w:r>
               <w:t xml:space="preserve">aliases</w:t>
@@ -1339,8 +1339,8 @@
             <w:pPr>
               <w:pStyle w:val="Compact"/>
               <w:jc w:val="left"/>
-              <w:ind w:left="0" w:firstLine="0" w:right="0"/>
-              <w:spacing w:line="240" w:after="40" w:before="40" w:lineRule="auto"/>
+              <w:ind w:left="0" w:right="0" w:firstLine="0"/>
+              <w:spacing w:after="40" w:before="40" w:line="240" w:lineRule="auto"/>
             </w:pPr>
             <w:r>
               <w:t xml:space="preserve">TEXT</w:t>
@@ -1353,8 +1353,8 @@
             <w:pPr>
               <w:pStyle w:val="Compact"/>
               <w:jc w:val="left"/>
-              <w:ind w:left="0" w:firstLine="0" w:right="0"/>
-              <w:spacing w:line="240" w:after="40" w:before="40" w:lineRule="auto"/>
+              <w:ind w:left="0" w:right="0" w:firstLine="0"/>
+              <w:spacing w:after="40" w:before="40" w:line="240" w:lineRule="auto"/>
             </w:pPr>
             <w:r>
               <w:t xml:space="preserve">Comma-wrapped aliases for syntax recognition</w:t>
@@ -1369,8 +1369,8 @@
             <w:pPr>
               <w:pStyle w:val="Compact"/>
               <w:jc w:val="left"/>
-              <w:ind w:left="0" w:firstLine="0" w:right="0"/>
-              <w:spacing w:line="240" w:after="40" w:before="40" w:lineRule="auto"/>
+              <w:ind w:left="0" w:right="0" w:firstLine="0"/>
+              <w:spacing w:after="40" w:before="40" w:line="240" w:lineRule="auto"/>
             </w:pPr>
             <w:r>
               <w:t xml:space="preserve">needs_external_render</w:t>
@@ -1383,8 +1383,8 @@
             <w:pPr>
               <w:pStyle w:val="Compact"/>
               <w:jc w:val="left"/>
-              <w:ind w:left="0" w:firstLine="0" w:right="0"/>
-              <w:spacing w:line="240" w:after="40" w:before="40" w:lineRule="auto"/>
+              <w:ind w:left="0" w:right="0" w:firstLine="0"/>
+              <w:spacing w:after="40" w:before="40" w:line="240" w:lineRule="auto"/>
             </w:pPr>
             <w:r>
               <w:t xml:space="preserve">INTEGER DEFAULT 0</w:t>
@@ -1397,8 +1397,8 @@
             <w:pPr>
               <w:pStyle w:val="Compact"/>
               <w:jc w:val="left"/>
-              <w:ind w:left="0" w:firstLine="0" w:right="0"/>
-              <w:spacing w:line="240" w:after="40" w:before="40" w:lineRule="auto"/>
+              <w:ind w:left="0" w:right="0" w:firstLine="0"/>
+              <w:spacing w:after="40" w:before="40" w:line="240" w:lineRule="auto"/>
             </w:pPr>
             <w:r>
               <w:t xml:space="preserve">1 = requires external tool</w:t>
@@ -1431,7 +1431,7 @@
     </w:p>
     <w:p>
       <w:pPr>
-        <w:spacing w:before="0" w:line="20" w:lineRule="exact" w:after="0"/>
+        <w:spacing w:lineRule="exact" w:line="20" w:after="0" w:before="0"/>
         <w:rPr>
           <w:sz w:val="2"/>
         </w:rPr>
@@ -1473,12 +1473,12 @@
         <w:tblLook w:firstRow="1" w:lastRow="0" w:firstColumn="0" w:lastColumn="0" w:noHBand="0" w:noVBand="0" w:val="0020"/>
         <w:jc w:val="start"/>
         <w:tblBorders>
-          <w:top w:val="single" w:space="0" w:color="000000" w:sz="6"/>
-          <w:left w:val="single" w:space="0" w:color="000000" w:sz="6"/>
-          <w:bottom w:val="single" w:space="0" w:color="000000" w:sz="6"/>
-          <w:right w:val="single" w:space="0" w:color="000000" w:sz="6"/>
-          <w:insideH w:val="single" w:space="0" w:color="000000" w:sz="6"/>
-          <w:insideV w:val="single" w:space="0" w:color="000000" w:sz="6"/>
+          <w:top w:sz="6" w:color="000000" w:val="single" w:space="0"/>
+          <w:left w:sz="6" w:color="000000" w:val="single" w:space="0"/>
+          <w:bottom w:sz="6" w:color="000000" w:val="single" w:space="0"/>
+          <w:right w:sz="6" w:color="000000" w:val="single" w:space="0"/>
+          <w:insideH w:sz="6" w:color="000000" w:val="single" w:space="0"/>
+          <w:insideV w:sz="6" w:color="000000" w:val="single" w:space="0"/>
         </w:tblBorders>
         <w:tblCellMar>
           <w:top w:w="57" w:type="dxa"/>
@@ -1498,14 +1498,14 @@
         </w:trPr>
         <w:tc>
           <w:tcPr>
-            <w:shd w:val="clear" w:color="auto" w:fill="E8E8E8"/>
+            <w:shd w:fill="E8E8E8" w:color="auto" w:val="clear"/>
           </w:tcPr>
           <w:p>
             <w:pPr>
               <w:pStyle w:val="Compact"/>
               <w:jc w:val="left"/>
-              <w:ind w:left="0" w:firstLine="0" w:right="0"/>
-              <w:spacing w:line="240" w:after="40" w:before="40" w:lineRule="auto"/>
+              <w:ind w:left="0" w:right="0" w:firstLine="0"/>
+              <w:spacing w:after="40" w:before="40" w:line="240" w:lineRule="auto"/>
             </w:pPr>
             <w:r>
               <w:rPr>
@@ -1517,14 +1517,14 @@
         </w:tc>
         <w:tc>
           <w:tcPr>
-            <w:shd w:val="clear" w:color="auto" w:fill="E8E8E8"/>
+            <w:shd w:fill="E8E8E8" w:color="auto" w:val="clear"/>
           </w:tcPr>
           <w:p>
             <w:pPr>
               <w:pStyle w:val="Compact"/>
               <w:jc w:val="left"/>
-              <w:ind w:left="0" w:firstLine="0" w:right="0"/>
-              <w:spacing w:line="240" w:after="40" w:before="40" w:lineRule="auto"/>
+              <w:ind w:left="0" w:right="0" w:firstLine="0"/>
+              <w:spacing w:after="40" w:before="40" w:line="240" w:lineRule="auto"/>
             </w:pPr>
             <w:r>
               <w:rPr>
@@ -1536,14 +1536,14 @@
         </w:tc>
         <w:tc>
           <w:tcPr>
-            <w:shd w:val="clear" w:color="auto" w:fill="E8E8E8"/>
+            <w:shd w:fill="E8E8E8" w:color="auto" w:val="clear"/>
           </w:tcPr>
           <w:p>
             <w:pPr>
               <w:pStyle w:val="Compact"/>
               <w:jc w:val="left"/>
-              <w:ind w:left="0" w:firstLine="0" w:right="0"/>
-              <w:spacing w:line="240" w:after="40" w:before="40" w:lineRule="auto"/>
+              <w:ind w:left="0" w:right="0" w:firstLine="0"/>
+              <w:spacing w:after="40" w:before="40" w:line="240" w:lineRule="auto"/>
             </w:pPr>
             <w:r>
               <w:rPr>
@@ -1561,8 +1561,8 @@
             <w:pPr>
               <w:pStyle w:val="Compact"/>
               <w:jc w:val="left"/>
-              <w:ind w:left="0" w:firstLine="0" w:right="0"/>
-              <w:spacing w:line="240" w:after="40" w:before="40" w:lineRule="auto"/>
+              <w:ind w:left="0" w:right="0" w:firstLine="0"/>
+              <w:spacing w:after="40" w:before="40" w:line="240" w:lineRule="auto"/>
             </w:pPr>
             <w:r>
               <w:t xml:space="preserve">identifier</w:t>
@@ -1575,8 +1575,8 @@
             <w:pPr>
               <w:pStyle w:val="Compact"/>
               <w:jc w:val="left"/>
-              <w:ind w:left="0" w:firstLine="0" w:right="0"/>
-              <w:spacing w:line="240" w:after="40" w:before="40" w:lineRule="auto"/>
+              <w:ind w:left="0" w:right="0" w:firstLine="0"/>
+              <w:spacing w:after="40" w:before="40" w:line="240" w:lineRule="auto"/>
             </w:pPr>
             <w:r>
               <w:t xml:space="preserve">TEXT PK</w:t>
@@ -1589,8 +1589,8 @@
             <w:pPr>
               <w:pStyle w:val="Compact"/>
               <w:jc w:val="left"/>
-              <w:ind w:left="0" w:firstLine="0" w:right="0"/>
-              <w:spacing w:line="240" w:after="40" w:before="40" w:lineRule="auto"/>
+              <w:ind w:left="0" w:right="0" w:firstLine="0"/>
+              <w:spacing w:after="40" w:before="40" w:line="240" w:lineRule="auto"/>
             </w:pPr>
             <w:r>
               <w:t xml:space="preserve">Unique relation type code</w:t>
@@ -1605,8 +1605,8 @@
             <w:pPr>
               <w:pStyle w:val="Compact"/>
               <w:jc w:val="left"/>
-              <w:ind w:left="0" w:firstLine="0" w:right="0"/>
-              <w:spacing w:line="240" w:after="40" w:before="40" w:lineRule="auto"/>
+              <w:ind w:left="0" w:right="0" w:firstLine="0"/>
+              <w:spacing w:after="40" w:before="40" w:line="240" w:lineRule="auto"/>
             </w:pPr>
             <w:r>
               <w:t xml:space="preserve">long_name</w:t>
@@ -1619,8 +1619,8 @@
             <w:pPr>
               <w:pStyle w:val="Compact"/>
               <w:jc w:val="left"/>
-              <w:ind w:left="0" w:firstLine="0" w:right="0"/>
-              <w:spacing w:line="240" w:after="40" w:before="40" w:lineRule="auto"/>
+              <w:ind w:left="0" w:right="0" w:firstLine="0"/>
+              <w:spacing w:after="40" w:before="40" w:line="240" w:lineRule="auto"/>
             </w:pPr>
             <w:r>
               <w:t xml:space="preserve">TEXT NOT NULL UNIQUE</w:t>
@@ -1633,8 +1633,8 @@
             <w:pPr>
               <w:pStyle w:val="Compact"/>
               <w:jc w:val="left"/>
-              <w:ind w:left="0" w:firstLine="0" w:right="0"/>
-              <w:spacing w:line="240" w:after="40" w:before="40" w:lineRule="auto"/>
+              <w:ind w:left="0" w:right="0" w:firstLine="0"/>
+              <w:spacing w:after="40" w:before="40" w:line="240" w:lineRule="auto"/>
             </w:pPr>
             <w:r>
               <w:t xml:space="preserve">Human-readable name</w:t>
@@ -1649,8 +1649,8 @@
             <w:pPr>
               <w:pStyle w:val="Compact"/>
               <w:jc w:val="left"/>
-              <w:ind w:left="0" w:firstLine="0" w:right="0"/>
-              <w:spacing w:line="240" w:after="40" w:before="40" w:lineRule="auto"/>
+              <w:ind w:left="0" w:right="0" w:firstLine="0"/>
+              <w:spacing w:after="40" w:before="40" w:line="240" w:lineRule="auto"/>
             </w:pPr>
             <w:r>
               <w:t xml:space="preserve">description</w:t>
@@ -1663,8 +1663,8 @@
             <w:pPr>
               <w:pStyle w:val="Compact"/>
               <w:jc w:val="left"/>
-              <w:ind w:left="0" w:firstLine="0" w:right="0"/>
-              <w:spacing w:line="240" w:after="40" w:before="40" w:lineRule="auto"/>
+              <w:ind w:left="0" w:right="0" w:firstLine="0"/>
+              <w:spacing w:after="40" w:before="40" w:line="240" w:lineRule="auto"/>
             </w:pPr>
             <w:r>
               <w:t xml:space="preserve">TEXT</w:t>
@@ -1677,8 +1677,8 @@
             <w:pPr>
               <w:pStyle w:val="Compact"/>
               <w:jc w:val="left"/>
-              <w:ind w:left="0" w:firstLine="0" w:right="0"/>
-              <w:spacing w:line="240" w:after="40" w:before="40" w:lineRule="auto"/>
+              <w:ind w:left="0" w:right="0" w:firstLine="0"/>
+              <w:spacing w:after="40" w:before="40" w:line="240" w:lineRule="auto"/>
             </w:pPr>
             <w:r>
               <w:t xml:space="preserve">Documentation</w:t>
@@ -1693,8 +1693,8 @@
             <w:pPr>
               <w:pStyle w:val="Compact"/>
               <w:jc w:val="left"/>
-              <w:ind w:left="0" w:firstLine="0" w:right="0"/>
-              <w:spacing w:line="240" w:after="40" w:before="40" w:lineRule="auto"/>
+              <w:ind w:left="0" w:right="0" w:firstLine="0"/>
+              <w:spacing w:after="40" w:before="40" w:line="240" w:lineRule="auto"/>
             </w:pPr>
             <w:r>
               <w:t xml:space="preserve">extends</w:t>
@@ -1707,8 +1707,8 @@
             <w:pPr>
               <w:pStyle w:val="Compact"/>
               <w:jc w:val="left"/>
-              <w:ind w:left="0" w:firstLine="0" w:right="0"/>
-              <w:spacing w:line="240" w:after="40" w:before="40" w:lineRule="auto"/>
+              <w:ind w:left="0" w:right="0" w:firstLine="0"/>
+              <w:spacing w:after="40" w:before="40" w:line="240" w:lineRule="auto"/>
             </w:pPr>
             <w:r>
               <w:t xml:space="preserve">TEXT</w:t>
@@ -1721,8 +1721,8 @@
             <w:pPr>
               <w:pStyle w:val="Compact"/>
               <w:jc w:val="left"/>
-              <w:ind w:left="0" w:firstLine="0" w:right="0"/>
-              <w:spacing w:line="240" w:after="40" w:before="40" w:lineRule="auto"/>
+              <w:ind w:left="0" w:right="0" w:firstLine="0"/>
+              <w:spacing w:after="40" w:before="40" w:line="240" w:lineRule="auto"/>
             </w:pPr>
             <w:r>
               <w:t xml:space="preserve">Parent relation type for inheritance</w:t>
@@ -1737,8 +1737,8 @@
             <w:pPr>
               <w:pStyle w:val="Compact"/>
               <w:jc w:val="left"/>
-              <w:ind w:left="0" w:firstLine="0" w:right="0"/>
-              <w:spacing w:line="240" w:after="40" w:before="40" w:lineRule="auto"/>
+              <w:ind w:left="0" w:right="0" w:firstLine="0"/>
+              <w:spacing w:after="40" w:before="40" w:line="240" w:lineRule="auto"/>
             </w:pPr>
             <w:r>
               <w:t xml:space="preserve">source_type_ref</w:t>
@@ -1751,8 +1751,8 @@
             <w:pPr>
               <w:pStyle w:val="Compact"/>
               <w:jc w:val="left"/>
-              <w:ind w:left="0" w:firstLine="0" w:right="0"/>
-              <w:spacing w:line="240" w:after="40" w:before="40" w:lineRule="auto"/>
+              <w:ind w:left="0" w:right="0" w:firstLine="0"/>
+              <w:spacing w:after="40" w:before="40" w:line="240" w:lineRule="auto"/>
             </w:pPr>
             <w:r>
               <w:t xml:space="preserve">TEXT FK</w:t>
@@ -1765,8 +1765,8 @@
             <w:pPr>
               <w:pStyle w:val="Compact"/>
               <w:jc w:val="left"/>
-              <w:ind w:left="0" w:firstLine="0" w:right="0"/>
-              <w:spacing w:line="240" w:after="40" w:before="40" w:lineRule="auto"/>
+              <w:ind w:left="0" w:right="0" w:firstLine="0"/>
+              <w:spacing w:after="40" w:before="40" w:line="240" w:lineRule="auto"/>
             </w:pPr>
             <w:r>
               <w:t xml:space="preserve">Constrain source object type (NULL = any)</w:t>
@@ -1781,8 +1781,8 @@
             <w:pPr>
               <w:pStyle w:val="Compact"/>
               <w:jc w:val="left"/>
-              <w:ind w:left="0" w:firstLine="0" w:right="0"/>
-              <w:spacing w:line="240" w:after="40" w:before="40" w:lineRule="auto"/>
+              <w:ind w:left="0" w:right="0" w:firstLine="0"/>
+              <w:spacing w:after="40" w:before="40" w:line="240" w:lineRule="auto"/>
             </w:pPr>
             <w:r>
               <w:t xml:space="preserve">target_type_ref</w:t>
@@ -1795,8 +1795,8 @@
             <w:pPr>
               <w:pStyle w:val="Compact"/>
               <w:jc w:val="left"/>
-              <w:ind w:left="0" w:firstLine="0" w:right="0"/>
-              <w:spacing w:line="240" w:after="40" w:before="40" w:lineRule="auto"/>
+              <w:ind w:left="0" w:right="0" w:firstLine="0"/>
+              <w:spacing w:after="40" w:before="40" w:line="240" w:lineRule="auto"/>
             </w:pPr>
             <w:r>
               <w:t xml:space="preserve">TEXT FK</w:t>
@@ -1809,8 +1809,8 @@
             <w:pPr>
               <w:pStyle w:val="Compact"/>
               <w:jc w:val="left"/>
-              <w:ind w:left="0" w:firstLine="0" w:right="0"/>
-              <w:spacing w:line="240" w:after="40" w:before="40" w:lineRule="auto"/>
+              <w:ind w:left="0" w:right="0" w:firstLine="0"/>
+              <w:spacing w:after="40" w:before="40" w:line="240" w:lineRule="auto"/>
             </w:pPr>
             <w:r>
               <w:t xml:space="preserve">Constrain target object type (NULL = any)</w:t>
@@ -1825,8 +1825,8 @@
             <w:pPr>
               <w:pStyle w:val="Compact"/>
               <w:jc w:val="left"/>
-              <w:ind w:left="0" w:firstLine="0" w:right="0"/>
-              <w:spacing w:line="240" w:after="40" w:before="40" w:lineRule="auto"/>
+              <w:ind w:left="0" w:right="0" w:firstLine="0"/>
+              <w:spacing w:after="40" w:before="40" w:line="240" w:lineRule="auto"/>
             </w:pPr>
             <w:r>
               <w:t xml:space="preserve">link_selector</w:t>
@@ -1839,8 +1839,8 @@
             <w:pPr>
               <w:pStyle w:val="Compact"/>
               <w:jc w:val="left"/>
-              <w:ind w:left="0" w:firstLine="0" w:right="0"/>
-              <w:spacing w:line="240" w:after="40" w:before="40" w:lineRule="auto"/>
+              <w:ind w:left="0" w:right="0" w:firstLine="0"/>
+              <w:spacing w:after="40" w:before="40" w:line="240" w:lineRule="auto"/>
             </w:pPr>
             <w:r>
               <w:t xml:space="preserve">TEXT</w:t>
@@ -1853,8 +1853,8 @@
             <w:pPr>
               <w:pStyle w:val="Compact"/>
               <w:jc w:val="left"/>
-              <w:ind w:left="0" w:firstLine="0" w:right="0"/>
-              <w:spacing w:line="240" w:after="40" w:before="40" w:lineRule="auto"/>
+              <w:ind w:left="0" w:right="0" w:firstLine="0"/>
+              <w:spacing w:after="40" w:before="40" w:line="240" w:lineRule="auto"/>
             </w:pPr>
             <w:r>
               <w:t xml:space="preserve">Syntax selector ("@" or "#")</w:t>
@@ -1869,8 +1869,8 @@
             <w:pPr>
               <w:pStyle w:val="Compact"/>
               <w:jc w:val="left"/>
-              <w:ind w:left="0" w:firstLine="0" w:right="0"/>
-              <w:spacing w:line="240" w:after="40" w:before="40" w:lineRule="auto"/>
+              <w:ind w:left="0" w:right="0" w:firstLine="0"/>
+              <w:spacing w:after="40" w:before="40" w:line="240" w:lineRule="auto"/>
             </w:pPr>
             <w:r>
               <w:t xml:space="preserve">source_attribute</w:t>
@@ -1883,8 +1883,8 @@
             <w:pPr>
               <w:pStyle w:val="Compact"/>
               <w:jc w:val="left"/>
-              <w:ind w:left="0" w:firstLine="0" w:right="0"/>
-              <w:spacing w:line="240" w:after="40" w:before="40" w:lineRule="auto"/>
+              <w:ind w:left="0" w:right="0" w:firstLine="0"/>
+              <w:spacing w:after="40" w:before="40" w:line="240" w:lineRule="auto"/>
             </w:pPr>
             <w:r>
               <w:t xml:space="preserve">TEXT</w:t>
@@ -1897,8 +1897,8 @@
             <w:pPr>
               <w:pStyle w:val="Compact"/>
               <w:jc w:val="left"/>
-              <w:ind w:left="0" w:firstLine="0" w:right="0"/>
-              <w:spacing w:line="240" w:after="40" w:before="40" w:lineRule="auto"/>
+              <w:ind w:left="0" w:right="0" w:firstLine="0"/>
+              <w:spacing w:after="40" w:before="40" w:line="240" w:lineRule="auto"/>
             </w:pPr>
             <w:r>
               <w:t xml:space="preserve">Attribute name for inference</w:t>
@@ -1931,7 +1931,7 @@
     </w:p>
     <w:p>
       <w:pPr>
-        <w:spacing w:before="0" w:line="20" w:lineRule="exact" w:after="0"/>
+        <w:spacing w:lineRule="exact" w:line="20" w:after="0" w:before="0"/>
         <w:rPr>
           <w:sz w:val="2"/>
         </w:rPr>
@@ -1973,12 +1973,12 @@
         <w:tblLook w:firstRow="1" w:lastRow="0" w:firstColumn="0" w:lastColumn="0" w:noHBand="0" w:noVBand="0" w:val="0020"/>
         <w:jc w:val="start"/>
         <w:tblBorders>
-          <w:top w:val="single" w:space="0" w:color="000000" w:sz="6"/>
-          <w:left w:val="single" w:space="0" w:color="000000" w:sz="6"/>
-          <w:bottom w:val="single" w:space="0" w:color="000000" w:sz="6"/>
-          <w:right w:val="single" w:space="0" w:color="000000" w:sz="6"/>
-          <w:insideH w:val="single" w:space="0" w:color="000000" w:sz="6"/>
-          <w:insideV w:val="single" w:space="0" w:color="000000" w:sz="6"/>
+          <w:top w:sz="6" w:color="000000" w:val="single" w:space="0"/>
+          <w:left w:sz="6" w:color="000000" w:val="single" w:space="0"/>
+          <w:bottom w:sz="6" w:color="000000" w:val="single" w:space="0"/>
+          <w:right w:sz="6" w:color="000000" w:val="single" w:space="0"/>
+          <w:insideH w:sz="6" w:color="000000" w:val="single" w:space="0"/>
+          <w:insideV w:sz="6" w:color="000000" w:val="single" w:space="0"/>
         </w:tblBorders>
         <w:tblCellMar>
           <w:top w:w="57" w:type="dxa"/>
@@ -1998,14 +1998,14 @@
         </w:trPr>
         <w:tc>
           <w:tcPr>
-            <w:shd w:val="clear" w:color="auto" w:fill="E8E8E8"/>
+            <w:shd w:fill="E8E8E8" w:color="auto" w:val="clear"/>
           </w:tcPr>
           <w:p>
             <w:pPr>
               <w:pStyle w:val="Compact"/>
               <w:jc w:val="left"/>
-              <w:ind w:left="0" w:firstLine="0" w:right="0"/>
-              <w:spacing w:line="240" w:after="40" w:before="40" w:lineRule="auto"/>
+              <w:ind w:left="0" w:right="0" w:firstLine="0"/>
+              <w:spacing w:after="40" w:before="40" w:line="240" w:lineRule="auto"/>
             </w:pPr>
             <w:r>
               <w:rPr>
@@ -2017,14 +2017,14 @@
         </w:tc>
         <w:tc>
           <w:tcPr>
-            <w:shd w:val="clear" w:color="auto" w:fill="E8E8E8"/>
+            <w:shd w:fill="E8E8E8" w:color="auto" w:val="clear"/>
           </w:tcPr>
           <w:p>
             <w:pPr>
               <w:pStyle w:val="Compact"/>
               <w:jc w:val="left"/>
-              <w:ind w:left="0" w:firstLine="0" w:right="0"/>
-              <w:spacing w:line="240" w:after="40" w:before="40" w:lineRule="auto"/>
+              <w:ind w:left="0" w:right="0" w:firstLine="0"/>
+              <w:spacing w:after="40" w:before="40" w:line="240" w:lineRule="auto"/>
             </w:pPr>
             <w:r>
               <w:rPr>
@@ -2036,14 +2036,14 @@
         </w:tc>
         <w:tc>
           <w:tcPr>
-            <w:shd w:val="clear" w:color="auto" w:fill="E8E8E8"/>
+            <w:shd w:fill="E8E8E8" w:color="auto" w:val="clear"/>
           </w:tcPr>
           <w:p>
             <w:pPr>
               <w:pStyle w:val="Compact"/>
               <w:jc w:val="left"/>
-              <w:ind w:left="0" w:firstLine="0" w:right="0"/>
-              <w:spacing w:line="240" w:after="40" w:before="40" w:lineRule="auto"/>
+              <w:ind w:left="0" w:right="0" w:firstLine="0"/>
+              <w:spacing w:after="40" w:before="40" w:line="240" w:lineRule="auto"/>
             </w:pPr>
             <w:r>
               <w:rPr>
@@ -2061,8 +2061,8 @@
             <w:pPr>
               <w:pStyle w:val="Compact"/>
               <w:jc w:val="left"/>
-              <w:ind w:left="0" w:firstLine="0" w:right="0"/>
-              <w:spacing w:line="240" w:after="40" w:before="40" w:lineRule="auto"/>
+              <w:ind w:left="0" w:right="0" w:firstLine="0"/>
+              <w:spacing w:after="40" w:before="40" w:line="240" w:lineRule="auto"/>
             </w:pPr>
             <w:r>
               <w:t xml:space="preserve">identifier</w:t>
@@ -2075,8 +2075,8 @@
             <w:pPr>
               <w:pStyle w:val="Compact"/>
               <w:jc w:val="left"/>
-              <w:ind w:left="0" w:firstLine="0" w:right="0"/>
-              <w:spacing w:line="240" w:after="40" w:before="40" w:lineRule="auto"/>
+              <w:ind w:left="0" w:right="0" w:firstLine="0"/>
+              <w:spacing w:after="40" w:before="40" w:line="240" w:lineRule="auto"/>
             </w:pPr>
             <w:r>
               <w:t xml:space="preserve">TEXT PK</w:t>
@@ -2089,8 +2089,8 @@
             <w:pPr>
               <w:pStyle w:val="Compact"/>
               <w:jc w:val="left"/>
-              <w:ind w:left="0" w:firstLine="0" w:right="0"/>
-              <w:spacing w:line="240" w:after="40" w:before="40" w:lineRule="auto"/>
+              <w:ind w:left="0" w:right="0" w:firstLine="0"/>
+              <w:spacing w:after="40" w:before="40" w:line="240" w:lineRule="auto"/>
             </w:pPr>
             <w:r>
               <w:t xml:space="preserve">Unique view type code</w:t>
@@ -2105,8 +2105,8 @@
             <w:pPr>
               <w:pStyle w:val="Compact"/>
               <w:jc w:val="left"/>
-              <w:ind w:left="0" w:firstLine="0" w:right="0"/>
-              <w:spacing w:line="240" w:after="40" w:before="40" w:lineRule="auto"/>
+              <w:ind w:left="0" w:right="0" w:firstLine="0"/>
+              <w:spacing w:after="40" w:before="40" w:line="240" w:lineRule="auto"/>
             </w:pPr>
             <w:r>
               <w:t xml:space="preserve">long_name</w:t>
@@ -2119,8 +2119,8 @@
             <w:pPr>
               <w:pStyle w:val="Compact"/>
               <w:jc w:val="left"/>
-              <w:ind w:left="0" w:firstLine="0" w:right="0"/>
-              <w:spacing w:line="240" w:after="40" w:before="40" w:lineRule="auto"/>
+              <w:ind w:left="0" w:right="0" w:firstLine="0"/>
+              <w:spacing w:after="40" w:before="40" w:line="240" w:lineRule="auto"/>
             </w:pPr>
             <w:r>
               <w:t xml:space="preserve">TEXT NOT NULL UNIQUE</w:t>
@@ -2133,8 +2133,8 @@
             <w:pPr>
               <w:pStyle w:val="Compact"/>
               <w:jc w:val="left"/>
-              <w:ind w:left="0" w:firstLine="0" w:right="0"/>
-              <w:spacing w:line="240" w:after="40" w:before="40" w:lineRule="auto"/>
+              <w:ind w:left="0" w:right="0" w:firstLine="0"/>
+              <w:spacing w:after="40" w:before="40" w:line="240" w:lineRule="auto"/>
             </w:pPr>
             <w:r>
               <w:t xml:space="preserve">Human-readable name</w:t>
@@ -2149,8 +2149,8 @@
             <w:pPr>
               <w:pStyle w:val="Compact"/>
               <w:jc w:val="left"/>
-              <w:ind w:left="0" w:firstLine="0" w:right="0"/>
-              <w:spacing w:line="240" w:after="40" w:before="40" w:lineRule="auto"/>
+              <w:ind w:left="0" w:right="0" w:firstLine="0"/>
+              <w:spacing w:after="40" w:before="40" w:line="240" w:lineRule="auto"/>
             </w:pPr>
             <w:r>
               <w:t xml:space="preserve">description</w:t>
@@ -2163,8 +2163,8 @@
             <w:pPr>
               <w:pStyle w:val="Compact"/>
               <w:jc w:val="left"/>
-              <w:ind w:left="0" w:firstLine="0" w:right="0"/>
-              <w:spacing w:line="240" w:after="40" w:before="40" w:lineRule="auto"/>
+              <w:ind w:left="0" w:right="0" w:firstLine="0"/>
+              <w:spacing w:after="40" w:before="40" w:line="240" w:lineRule="auto"/>
             </w:pPr>
             <w:r>
               <w:t xml:space="preserve">TEXT</w:t>
@@ -2177,8 +2177,8 @@
             <w:pPr>
               <w:pStyle w:val="Compact"/>
               <w:jc w:val="left"/>
-              <w:ind w:left="0" w:firstLine="0" w:right="0"/>
-              <w:spacing w:line="240" w:after="40" w:before="40" w:lineRule="auto"/>
+              <w:ind w:left="0" w:right="0" w:firstLine="0"/>
+              <w:spacing w:after="40" w:before="40" w:line="240" w:lineRule="auto"/>
             </w:pPr>
             <w:r>
               <w:t xml:space="preserve">Documentation</w:t>
@@ -2193,8 +2193,8 @@
             <w:pPr>
               <w:pStyle w:val="Compact"/>
               <w:jc w:val="left"/>
-              <w:ind w:left="0" w:firstLine="0" w:right="0"/>
-              <w:spacing w:line="240" w:after="40" w:before="40" w:lineRule="auto"/>
+              <w:ind w:left="0" w:right="0" w:firstLine="0"/>
+              <w:spacing w:after="40" w:before="40" w:line="240" w:lineRule="auto"/>
             </w:pPr>
             <w:r>
               <w:t xml:space="preserve">counter_group</w:t>
@@ -2207,8 +2207,8 @@
             <w:pPr>
               <w:pStyle w:val="Compact"/>
               <w:jc w:val="left"/>
-              <w:ind w:left="0" w:firstLine="0" w:right="0"/>
-              <w:spacing w:line="240" w:after="40" w:before="40" w:lineRule="auto"/>
+              <w:ind w:left="0" w:right="0" w:firstLine="0"/>
+              <w:spacing w:after="40" w:before="40" w:line="240" w:lineRule="auto"/>
             </w:pPr>
             <w:r>
               <w:t xml:space="preserve">TEXT</w:t>
@@ -2221,8 +2221,8 @@
             <w:pPr>
               <w:pStyle w:val="Compact"/>
               <w:jc w:val="left"/>
-              <w:ind w:left="0" w:firstLine="0" w:right="0"/>
-              <w:spacing w:line="240" w:after="40" w:before="40" w:lineRule="auto"/>
+              <w:ind w:left="0" w:right="0" w:firstLine="0"/>
+              <w:spacing w:after="40" w:before="40" w:line="240" w:lineRule="auto"/>
             </w:pPr>
             <w:r>
               <w:t xml:space="preserve">Float counter group to list</w:t>
@@ -2237,8 +2237,8 @@
             <w:pPr>
               <w:pStyle w:val="Compact"/>
               <w:jc w:val="left"/>
-              <w:ind w:left="0" w:firstLine="0" w:right="0"/>
-              <w:spacing w:line="240" w:after="40" w:before="40" w:lineRule="auto"/>
+              <w:ind w:left="0" w:right="0" w:firstLine="0"/>
+              <w:spacing w:after="40" w:before="40" w:line="240" w:lineRule="auto"/>
             </w:pPr>
             <w:r>
               <w:t xml:space="preserve">aliases</w:t>
@@ -2251,8 +2251,8 @@
             <w:pPr>
               <w:pStyle w:val="Compact"/>
               <w:jc w:val="left"/>
-              <w:ind w:left="0" w:firstLine="0" w:right="0"/>
-              <w:spacing w:line="240" w:after="40" w:before="40" w:lineRule="auto"/>
+              <w:ind w:left="0" w:right="0" w:firstLine="0"/>
+              <w:spacing w:after="40" w:before="40" w:line="240" w:lineRule="auto"/>
             </w:pPr>
             <w:r>
               <w:t xml:space="preserve">TEXT</w:t>
@@ -2265,8 +2265,8 @@
             <w:pPr>
               <w:pStyle w:val="Compact"/>
               <w:jc w:val="left"/>
-              <w:ind w:left="0" w:firstLine="0" w:right="0"/>
-              <w:spacing w:line="240" w:after="40" w:before="40" w:lineRule="auto"/>
+              <w:ind w:left="0" w:right="0" w:firstLine="0"/>
+              <w:spacing w:after="40" w:before="40" w:line="240" w:lineRule="auto"/>
             </w:pPr>
             <w:r>
               <w:t xml:space="preserve">Comma-wrapped aliases</w:t>
@@ -2281,8 +2281,8 @@
             <w:pPr>
               <w:pStyle w:val="Compact"/>
               <w:jc w:val="left"/>
-              <w:ind w:left="0" w:firstLine="0" w:right="0"/>
-              <w:spacing w:line="240" w:after="40" w:before="40" w:lineRule="auto"/>
+              <w:ind w:left="0" w:right="0" w:firstLine="0"/>
+              <w:spacing w:after="40" w:before="40" w:line="240" w:lineRule="auto"/>
             </w:pPr>
             <w:r>
               <w:t xml:space="preserve">inline_prefix</w:t>
@@ -2295,8 +2295,8 @@
             <w:pPr>
               <w:pStyle w:val="Compact"/>
               <w:jc w:val="left"/>
-              <w:ind w:left="0" w:firstLine="0" w:right="0"/>
-              <w:spacing w:line="240" w:after="40" w:before="40" w:lineRule="auto"/>
+              <w:ind w:left="0" w:right="0" w:firstLine="0"/>
+              <w:spacing w:after="40" w:before="40" w:line="240" w:lineRule="auto"/>
             </w:pPr>
             <w:r>
               <w:t xml:space="preserve">TEXT</w:t>
@@ -2309,8 +2309,8 @@
             <w:pPr>
               <w:pStyle w:val="Compact"/>
               <w:jc w:val="left"/>
-              <w:ind w:left="0" w:firstLine="0" w:right="0"/>
-              <w:spacing w:line="240" w:after="40" w:before="40" w:lineRule="auto"/>
+              <w:ind w:left="0" w:right="0" w:firstLine="0"/>
+              <w:spacing w:after="40" w:before="40" w:line="240" w:lineRule="auto"/>
             </w:pPr>
             <w:r>
               <w:t xml:space="preserve">Prefix for inline syntax (e.g. abbrev)</w:t>
@@ -2325,8 +2325,8 @@
             <w:pPr>
               <w:pStyle w:val="Compact"/>
               <w:jc w:val="left"/>
-              <w:ind w:left="0" w:firstLine="0" w:right="0"/>
-              <w:spacing w:line="240" w:after="40" w:before="40" w:lineRule="auto"/>
+              <w:ind w:left="0" w:right="0" w:firstLine="0"/>
+              <w:spacing w:after="40" w:before="40" w:line="240" w:lineRule="auto"/>
             </w:pPr>
             <w:r>
               <w:t xml:space="preserve">materializer_type</w:t>
@@ -2339,8 +2339,8 @@
             <w:pPr>
               <w:pStyle w:val="Compact"/>
               <w:jc w:val="left"/>
-              <w:ind w:left="0" w:firstLine="0" w:right="0"/>
-              <w:spacing w:line="240" w:after="40" w:before="40" w:lineRule="auto"/>
+              <w:ind w:left="0" w:right="0" w:firstLine="0"/>
+              <w:spacing w:after="40" w:before="40" w:line="240" w:lineRule="auto"/>
             </w:pPr>
             <w:r>
               <w:t xml:space="preserve">TEXT</w:t>
@@ -2353,8 +2353,8 @@
             <w:pPr>
               <w:pStyle w:val="Compact"/>
               <w:jc w:val="left"/>
-              <w:ind w:left="0" w:firstLine="0" w:right="0"/>
-              <w:spacing w:line="240" w:after="40" w:before="40" w:lineRule="auto"/>
+              <w:ind w:left="0" w:right="0" w:firstLine="0"/>
+              <w:spacing w:after="40" w:before="40" w:line="240" w:lineRule="auto"/>
             </w:pPr>
             <w:r>
               <w:t xml:space="preserve">Materialization strategy (toc, lof, abbrev_list, custom)</w:t>
@@ -2369,8 +2369,8 @@
             <w:pPr>
               <w:pStyle w:val="Compact"/>
               <w:jc w:val="left"/>
-              <w:ind w:left="0" w:firstLine="0" w:right="0"/>
-              <w:spacing w:line="240" w:after="40" w:before="40" w:lineRule="auto"/>
+              <w:ind w:left="0" w:right="0" w:firstLine="0"/>
+              <w:spacing w:after="40" w:before="40" w:line="240" w:lineRule="auto"/>
             </w:pPr>
             <w:r>
               <w:t xml:space="preserve">view_subtype_ref</w:t>
@@ -2383,8 +2383,8 @@
             <w:pPr>
               <w:pStyle w:val="Compact"/>
               <w:jc w:val="left"/>
-              <w:ind w:left="0" w:firstLine="0" w:right="0"/>
-              <w:spacing w:line="240" w:after="40" w:before="40" w:lineRule="auto"/>
+              <w:ind w:left="0" w:right="0" w:firstLine="0"/>
+              <w:spacing w:after="40" w:before="40" w:line="240" w:lineRule="auto"/>
             </w:pPr>
             <w:r>
               <w:t xml:space="preserve">TEXT</w:t>
@@ -2397,8 +2397,8 @@
             <w:pPr>
               <w:pStyle w:val="Compact"/>
               <w:jc w:val="left"/>
-              <w:ind w:left="0" w:firstLine="0" w:right="0"/>
-              <w:spacing w:line="240" w:after="40" w:before="40" w:lineRule="auto"/>
+              <w:ind w:left="0" w:right="0" w:firstLine="0"/>
+              <w:spacing w:after="40" w:before="40" w:line="240" w:lineRule="auto"/>
             </w:pPr>
             <w:r>
               <w:t xml:space="preserve">Parent view type for subtyped views</w:t>
@@ -2413,8 +2413,8 @@
             <w:pPr>
               <w:pStyle w:val="Compact"/>
               <w:jc w:val="left"/>
-              <w:ind w:left="0" w:firstLine="0" w:right="0"/>
-              <w:spacing w:line="240" w:after="40" w:before="40" w:lineRule="auto"/>
+              <w:ind w:left="0" w:right="0" w:firstLine="0"/>
+              <w:spacing w:after="40" w:before="40" w:line="240" w:lineRule="auto"/>
             </w:pPr>
             <w:r>
               <w:t xml:space="preserve">needs_external_render</w:t>
@@ -2427,8 +2427,8 @@
             <w:pPr>
               <w:pStyle w:val="Compact"/>
               <w:jc w:val="left"/>
-              <w:ind w:left="0" w:firstLine="0" w:right="0"/>
-              <w:spacing w:line="240" w:after="40" w:before="40" w:lineRule="auto"/>
+              <w:ind w:left="0" w:right="0" w:firstLine="0"/>
+              <w:spacing w:after="40" w:before="40" w:line="240" w:lineRule="auto"/>
             </w:pPr>
             <w:r>
               <w:t xml:space="preserve">INTEGER DEFAULT 0</w:t>
@@ -2441,8 +2441,8 @@
             <w:pPr>
               <w:pStyle w:val="Compact"/>
               <w:jc w:val="left"/>
-              <w:ind w:left="0" w:firstLine="0" w:right="0"/>
-              <w:spacing w:line="240" w:after="40" w:before="40" w:lineRule="auto"/>
+              <w:ind w:left="0" w:right="0" w:firstLine="0"/>
+              <w:spacing w:after="40" w:before="40" w:line="240" w:lineRule="auto"/>
             </w:pPr>
             <w:r>
               <w:t xml:space="preserve">1 = requires external tool</w:t>
@@ -2475,7 +2475,7 @@
     </w:p>
     <w:p>
       <w:pPr>
-        <w:spacing w:before="0" w:line="20" w:lineRule="exact" w:after="0"/>
+        <w:spacing w:lineRule="exact" w:line="20" w:after="0" w:before="0"/>
         <w:rPr>
           <w:sz w:val="2"/>
         </w:rPr>
@@ -2517,12 +2517,12 @@
         <w:tblLook w:firstRow="1" w:lastRow="0" w:firstColumn="0" w:lastColumn="0" w:noHBand="0" w:noVBand="0" w:val="0020"/>
         <w:jc w:val="start"/>
         <w:tblBorders>
-          <w:top w:val="single" w:space="0" w:color="000000" w:sz="6"/>
-          <w:left w:val="single" w:space="0" w:color="000000" w:sz="6"/>
-          <w:bottom w:val="single" w:space="0" w:color="000000" w:sz="6"/>
-          <w:right w:val="single" w:space="0" w:color="000000" w:sz="6"/>
-          <w:insideH w:val="single" w:space="0" w:color="000000" w:sz="6"/>
-          <w:insideV w:val="single" w:space="0" w:color="000000" w:sz="6"/>
+          <w:top w:sz="6" w:color="000000" w:val="single" w:space="0"/>
+          <w:left w:sz="6" w:color="000000" w:val="single" w:space="0"/>
+          <w:bottom w:sz="6" w:color="000000" w:val="single" w:space="0"/>
+          <w:right w:sz="6" w:color="000000" w:val="single" w:space="0"/>
+          <w:insideH w:sz="6" w:color="000000" w:val="single" w:space="0"/>
+          <w:insideV w:sz="6" w:color="000000" w:val="single" w:space="0"/>
         </w:tblBorders>
         <w:tblCellMar>
           <w:top w:w="57" w:type="dxa"/>
@@ -2542,14 +2542,14 @@
         </w:trPr>
         <w:tc>
           <w:tcPr>
-            <w:shd w:val="clear" w:color="auto" w:fill="E8E8E8"/>
+            <w:shd w:fill="E8E8E8" w:color="auto" w:val="clear"/>
           </w:tcPr>
           <w:p>
             <w:pPr>
               <w:pStyle w:val="Compact"/>
               <w:jc w:val="left"/>
-              <w:ind w:left="0" w:firstLine="0" w:right="0"/>
-              <w:spacing w:line="240" w:after="40" w:before="40" w:lineRule="auto"/>
+              <w:ind w:left="0" w:right="0" w:firstLine="0"/>
+              <w:spacing w:after="40" w:before="40" w:line="240" w:lineRule="auto"/>
             </w:pPr>
             <w:r>
               <w:rPr>
@@ -2561,14 +2561,14 @@
         </w:tc>
         <w:tc>
           <w:tcPr>
-            <w:shd w:val="clear" w:color="auto" w:fill="E8E8E8"/>
+            <w:shd w:fill="E8E8E8" w:color="auto" w:val="clear"/>
           </w:tcPr>
           <w:p>
             <w:pPr>
               <w:pStyle w:val="Compact"/>
               <w:jc w:val="left"/>
-              <w:ind w:left="0" w:firstLine="0" w:right="0"/>
-              <w:spacing w:line="240" w:after="40" w:before="40" w:lineRule="auto"/>
+              <w:ind w:left="0" w:right="0" w:firstLine="0"/>
+              <w:spacing w:after="40" w:before="40" w:line="240" w:lineRule="auto"/>
             </w:pPr>
             <w:r>
               <w:rPr>
@@ -2580,14 +2580,14 @@
         </w:tc>
         <w:tc>
           <w:tcPr>
-            <w:shd w:val="clear" w:color="auto" w:fill="E8E8E8"/>
+            <w:shd w:fill="E8E8E8" w:color="auto" w:val="clear"/>
           </w:tcPr>
           <w:p>
             <w:pPr>
               <w:pStyle w:val="Compact"/>
               <w:jc w:val="left"/>
-              <w:ind w:left="0" w:firstLine="0" w:right="0"/>
-              <w:spacing w:line="240" w:after="40" w:before="40" w:lineRule="auto"/>
+              <w:ind w:left="0" w:right="0" w:firstLine="0"/>
+              <w:spacing w:after="40" w:before="40" w:line="240" w:lineRule="auto"/>
             </w:pPr>
             <w:r>
               <w:rPr>
@@ -2605,8 +2605,8 @@
             <w:pPr>
               <w:pStyle w:val="Compact"/>
               <w:jc w:val="left"/>
-              <w:ind w:left="0" w:firstLine="0" w:right="0"/>
-              <w:spacing w:line="240" w:after="40" w:before="40" w:lineRule="auto"/>
+              <w:ind w:left="0" w:right="0" w:firstLine="0"/>
+              <w:spacing w:after="40" w:before="40" w:line="240" w:lineRule="auto"/>
             </w:pPr>
             <w:r>
               <w:t xml:space="preserve">identifier</w:t>
@@ -2619,8 +2619,8 @@
             <w:pPr>
               <w:pStyle w:val="Compact"/>
               <w:jc w:val="left"/>
-              <w:ind w:left="0" w:firstLine="0" w:right="0"/>
-              <w:spacing w:line="240" w:after="40" w:before="40" w:lineRule="auto"/>
+              <w:ind w:left="0" w:right="0" w:firstLine="0"/>
+              <w:spacing w:after="40" w:before="40" w:line="240" w:lineRule="auto"/>
             </w:pPr>
             <w:r>
               <w:t xml:space="preserve">TEXT PK</w:t>
@@ -2633,8 +2633,8 @@
             <w:pPr>
               <w:pStyle w:val="Compact"/>
               <w:jc w:val="left"/>
-              <w:ind w:left="0" w:firstLine="0" w:right="0"/>
-              <w:spacing w:line="240" w:after="40" w:before="40" w:lineRule="auto"/>
+              <w:ind w:left="0" w:right="0" w:firstLine="0"/>
+              <w:spacing w:after="40" w:before="40" w:line="240" w:lineRule="auto"/>
             </w:pPr>
             <w:r>
               <w:t xml:space="preserve">Unique specification type code</w:t>
@@ -2649,8 +2649,8 @@
             <w:pPr>
               <w:pStyle w:val="Compact"/>
               <w:jc w:val="left"/>
-              <w:ind w:left="0" w:firstLine="0" w:right="0"/>
-              <w:spacing w:line="240" w:after="40" w:before="40" w:lineRule="auto"/>
+              <w:ind w:left="0" w:right="0" w:firstLine="0"/>
+              <w:spacing w:after="40" w:before="40" w:line="240" w:lineRule="auto"/>
             </w:pPr>
             <w:r>
               <w:t xml:space="preserve">long_name</w:t>
@@ -2663,8 +2663,8 @@
             <w:pPr>
               <w:pStyle w:val="Compact"/>
               <w:jc w:val="left"/>
-              <w:ind w:left="0" w:firstLine="0" w:right="0"/>
-              <w:spacing w:line="240" w:after="40" w:before="40" w:lineRule="auto"/>
+              <w:ind w:left="0" w:right="0" w:firstLine="0"/>
+              <w:spacing w:after="40" w:before="40" w:line="240" w:lineRule="auto"/>
             </w:pPr>
             <w:r>
               <w:t xml:space="preserve">TEXT NOT NULL UNIQUE</w:t>
@@ -2677,8 +2677,8 @@
             <w:pPr>
               <w:pStyle w:val="Compact"/>
               <w:jc w:val="left"/>
-              <w:ind w:left="0" w:firstLine="0" w:right="0"/>
-              <w:spacing w:line="240" w:after="40" w:before="40" w:lineRule="auto"/>
+              <w:ind w:left="0" w:right="0" w:firstLine="0"/>
+              <w:spacing w:after="40" w:before="40" w:line="240" w:lineRule="auto"/>
             </w:pPr>
             <w:r>
               <w:t xml:space="preserve">Human-readable name</w:t>
@@ -2693,8 +2693,8 @@
             <w:pPr>
               <w:pStyle w:val="Compact"/>
               <w:jc w:val="left"/>
-              <w:ind w:left="0" w:firstLine="0" w:right="0"/>
-              <w:spacing w:line="240" w:after="40" w:before="40" w:lineRule="auto"/>
+              <w:ind w:left="0" w:right="0" w:firstLine="0"/>
+              <w:spacing w:after="40" w:before="40" w:line="240" w:lineRule="auto"/>
             </w:pPr>
             <w:r>
               <w:t xml:space="preserve">description</w:t>
@@ -2707,8 +2707,8 @@
             <w:pPr>
               <w:pStyle w:val="Compact"/>
               <w:jc w:val="left"/>
-              <w:ind w:left="0" w:firstLine="0" w:right="0"/>
-              <w:spacing w:line="240" w:after="40" w:before="40" w:lineRule="auto"/>
+              <w:ind w:left="0" w:right="0" w:firstLine="0"/>
+              <w:spacing w:after="40" w:before="40" w:line="240" w:lineRule="auto"/>
             </w:pPr>
             <w:r>
               <w:t xml:space="preserve">TEXT</w:t>
@@ -2721,8 +2721,8 @@
             <w:pPr>
               <w:pStyle w:val="Compact"/>
               <w:jc w:val="left"/>
-              <w:ind w:left="0" w:firstLine="0" w:right="0"/>
-              <w:spacing w:line="240" w:after="40" w:before="40" w:lineRule="auto"/>
+              <w:ind w:left="0" w:right="0" w:firstLine="0"/>
+              <w:spacing w:after="40" w:before="40" w:line="240" w:lineRule="auto"/>
             </w:pPr>
             <w:r>
               <w:t xml:space="preserve">Documentation</w:t>
@@ -2737,8 +2737,8 @@
             <w:pPr>
               <w:pStyle w:val="Compact"/>
               <w:jc w:val="left"/>
-              <w:ind w:left="0" w:firstLine="0" w:right="0"/>
-              <w:spacing w:line="240" w:after="40" w:before="40" w:lineRule="auto"/>
+              <w:ind w:left="0" w:right="0" w:firstLine="0"/>
+              <w:spacing w:after="40" w:before="40" w:line="240" w:lineRule="auto"/>
             </w:pPr>
             <w:r>
               <w:t xml:space="preserve">extends</w:t>
@@ -2751,8 +2751,8 @@
             <w:pPr>
               <w:pStyle w:val="Compact"/>
               <w:jc w:val="left"/>
-              <w:ind w:left="0" w:firstLine="0" w:right="0"/>
-              <w:spacing w:line="240" w:after="40" w:before="40" w:lineRule="auto"/>
+              <w:ind w:left="0" w:right="0" w:firstLine="0"/>
+              <w:spacing w:after="40" w:before="40" w:line="240" w:lineRule="auto"/>
             </w:pPr>
             <w:r>
               <w:t xml:space="preserve">TEXT</w:t>
@@ -2765,8 +2765,8 @@
             <w:pPr>
               <w:pStyle w:val="Compact"/>
               <w:jc w:val="left"/>
-              <w:ind w:left="0" w:firstLine="0" w:right="0"/>
-              <w:spacing w:line="240" w:after="40" w:before="40" w:lineRule="auto"/>
+              <w:ind w:left="0" w:right="0" w:firstLine="0"/>
+              <w:spacing w:after="40" w:before="40" w:line="240" w:lineRule="auto"/>
             </w:pPr>
             <w:r>
               <w:t xml:space="preserve">Parent type for inheritance</w:t>
@@ -2781,8 +2781,8 @@
             <w:pPr>
               <w:pStyle w:val="Compact"/>
               <w:jc w:val="left"/>
-              <w:ind w:left="0" w:firstLine="0" w:right="0"/>
-              <w:spacing w:line="240" w:after="40" w:before="40" w:lineRule="auto"/>
+              <w:ind w:left="0" w:right="0" w:firstLine="0"/>
+              <w:spacing w:after="40" w:before="40" w:line="240" w:lineRule="auto"/>
             </w:pPr>
             <w:r>
               <w:t xml:space="preserve">is_default</w:t>
@@ -2795,8 +2795,8 @@
             <w:pPr>
               <w:pStyle w:val="Compact"/>
               <w:jc w:val="left"/>
-              <w:ind w:left="0" w:firstLine="0" w:right="0"/>
-              <w:spacing w:line="240" w:after="40" w:before="40" w:lineRule="auto"/>
+              <w:ind w:left="0" w:right="0" w:firstLine="0"/>
+              <w:spacing w:after="40" w:before="40" w:line="240" w:lineRule="auto"/>
             </w:pPr>
             <w:r>
               <w:t xml:space="preserve">INTEGER DEFAULT 0</w:t>
@@ -2809,8 +2809,8 @@
             <w:pPr>
               <w:pStyle w:val="Compact"/>
               <w:jc w:val="left"/>
-              <w:ind w:left="0" w:firstLine="0" w:right="0"/>
-              <w:spacing w:line="240" w:after="40" w:before="40" w:lineRule="auto"/>
+              <w:ind w:left="0" w:right="0" w:firstLine="0"/>
+              <w:spacing w:after="40" w:before="40" w:line="240" w:lineRule="auto"/>
             </w:pPr>
             <w:r>
               <w:t xml:space="preserve">1 = default when no explicit type</w:t>
@@ -2843,7 +2843,7 @@
     </w:p>
     <w:p>
       <w:pPr>
-        <w:spacing w:before="0" w:line="20" w:lineRule="exact" w:after="0"/>
+        <w:spacing w:lineRule="exact" w:line="20" w:after="0" w:before="0"/>
         <w:rPr>
           <w:sz w:val="2"/>
         </w:rPr>
@@ -2885,12 +2885,12 @@
         <w:tblLook w:firstRow="1" w:lastRow="0" w:firstColumn="0" w:lastColumn="0" w:noHBand="0" w:noVBand="0" w:val="0020"/>
         <w:jc w:val="start"/>
         <w:tblBorders>
-          <w:top w:val="single" w:space="0" w:color="000000" w:sz="6"/>
-          <w:left w:val="single" w:space="0" w:color="000000" w:sz="6"/>
-          <w:bottom w:val="single" w:space="0" w:color="000000" w:sz="6"/>
-          <w:right w:val="single" w:space="0" w:color="000000" w:sz="6"/>
-          <w:insideH w:val="single" w:space="0" w:color="000000" w:sz="6"/>
-          <w:insideV w:val="single" w:space="0" w:color="000000" w:sz="6"/>
+          <w:top w:sz="6" w:color="000000" w:val="single" w:space="0"/>
+          <w:left w:sz="6" w:color="000000" w:val="single" w:space="0"/>
+          <w:bottom w:sz="6" w:color="000000" w:val="single" w:space="0"/>
+          <w:right w:sz="6" w:color="000000" w:val="single" w:space="0"/>
+          <w:insideH w:sz="6" w:color="000000" w:val="single" w:space="0"/>
+          <w:insideV w:sz="6" w:color="000000" w:val="single" w:space="0"/>
         </w:tblBorders>
         <w:tblCellMar>
           <w:top w:w="57" w:type="dxa"/>
@@ -2910,14 +2910,14 @@
         </w:trPr>
         <w:tc>
           <w:tcPr>
-            <w:shd w:val="clear" w:color="auto" w:fill="E8E8E8"/>
+            <w:shd w:fill="E8E8E8" w:color="auto" w:val="clear"/>
           </w:tcPr>
           <w:p>
             <w:pPr>
               <w:pStyle w:val="Compact"/>
               <w:jc w:val="left"/>
-              <w:ind w:left="0" w:firstLine="0" w:right="0"/>
-              <w:spacing w:line="240" w:after="40" w:before="40" w:lineRule="auto"/>
+              <w:ind w:left="0" w:right="0" w:firstLine="0"/>
+              <w:spacing w:after="40" w:before="40" w:line="240" w:lineRule="auto"/>
             </w:pPr>
             <w:r>
               <w:rPr>
@@ -2929,14 +2929,14 @@
         </w:tc>
         <w:tc>
           <w:tcPr>
-            <w:shd w:val="clear" w:color="auto" w:fill="E8E8E8"/>
+            <w:shd w:fill="E8E8E8" w:color="auto" w:val="clear"/>
           </w:tcPr>
           <w:p>
             <w:pPr>
               <w:pStyle w:val="Compact"/>
               <w:jc w:val="left"/>
-              <w:ind w:left="0" w:firstLine="0" w:right="0"/>
-              <w:spacing w:line="240" w:after="40" w:before="40" w:lineRule="auto"/>
+              <w:ind w:left="0" w:right="0" w:firstLine="0"/>
+              <w:spacing w:after="40" w:before="40" w:line="240" w:lineRule="auto"/>
             </w:pPr>
             <w:r>
               <w:rPr>
@@ -2948,14 +2948,14 @@
         </w:tc>
         <w:tc>
           <w:tcPr>
-            <w:shd w:val="clear" w:color="auto" w:fill="E8E8E8"/>
+            <w:shd w:fill="E8E8E8" w:color="auto" w:val="clear"/>
           </w:tcPr>
           <w:p>
             <w:pPr>
               <w:pStyle w:val="Compact"/>
               <w:jc w:val="left"/>
-              <w:ind w:left="0" w:firstLine="0" w:right="0"/>
-              <w:spacing w:line="240" w:after="40" w:before="40" w:lineRule="auto"/>
+              <w:ind w:left="0" w:right="0" w:firstLine="0"/>
+              <w:spacing w:after="40" w:before="40" w:line="240" w:lineRule="auto"/>
             </w:pPr>
             <w:r>
               <w:rPr>
@@ -2973,8 +2973,8 @@
             <w:pPr>
               <w:pStyle w:val="Compact"/>
               <w:jc w:val="left"/>
-              <w:ind w:left="0" w:firstLine="0" w:right="0"/>
-              <w:spacing w:line="240" w:after="40" w:before="40" w:lineRule="auto"/>
+              <w:ind w:left="0" w:right="0" w:firstLine="0"/>
+              <w:spacing w:after="40" w:before="40" w:line="240" w:lineRule="auto"/>
             </w:pPr>
             <w:r>
               <w:t xml:space="preserve">identifier</w:t>
@@ -2987,8 +2987,8 @@
             <w:pPr>
               <w:pStyle w:val="Compact"/>
               <w:jc w:val="left"/>
-              <w:ind w:left="0" w:firstLine="0" w:right="0"/>
-              <w:spacing w:line="240" w:after="40" w:before="40" w:lineRule="auto"/>
+              <w:ind w:left="0" w:right="0" w:firstLine="0"/>
+              <w:spacing w:after="40" w:before="40" w:line="240" w:lineRule="auto"/>
             </w:pPr>
             <w:r>
               <w:t xml:space="preserve">TEXT PK</w:t>
@@ -3001,8 +3001,8 @@
             <w:pPr>
               <w:pStyle w:val="Compact"/>
               <w:jc w:val="left"/>
-              <w:ind w:left="0" w:firstLine="0" w:right="0"/>
-              <w:spacing w:line="240" w:after="40" w:before="40" w:lineRule="auto"/>
+              <w:ind w:left="0" w:right="0" w:firstLine="0"/>
+              <w:spacing w:after="40" w:before="40" w:line="240" w:lineRule="auto"/>
             </w:pPr>
             <w:r>
               <w:t xml:space="preserve">Unique datatype ID</w:t>
@@ -3017,8 +3017,8 @@
             <w:pPr>
               <w:pStyle w:val="Compact"/>
               <w:jc w:val="left"/>
-              <w:ind w:left="0" w:firstLine="0" w:right="0"/>
-              <w:spacing w:line="240" w:after="40" w:before="40" w:lineRule="auto"/>
+              <w:ind w:left="0" w:right="0" w:firstLine="0"/>
+              <w:spacing w:after="40" w:before="40" w:line="240" w:lineRule="auto"/>
             </w:pPr>
             <w:r>
               <w:t xml:space="preserve">long_name</w:t>
@@ -3031,8 +3031,8 @@
             <w:pPr>
               <w:pStyle w:val="Compact"/>
               <w:jc w:val="left"/>
-              <w:ind w:left="0" w:firstLine="0" w:right="0"/>
-              <w:spacing w:line="240" w:after="40" w:before="40" w:lineRule="auto"/>
+              <w:ind w:left="0" w:right="0" w:firstLine="0"/>
+              <w:spacing w:after="40" w:before="40" w:line="240" w:lineRule="auto"/>
             </w:pPr>
             <w:r>
               <w:t xml:space="preserve">TEXT NOT NULL UNIQUE</w:t>
@@ -3045,8 +3045,8 @@
             <w:pPr>
               <w:pStyle w:val="Compact"/>
               <w:jc w:val="left"/>
-              <w:ind w:left="0" w:firstLine="0" w:right="0"/>
-              <w:spacing w:line="240" w:after="40" w:before="40" w:lineRule="auto"/>
+              <w:ind w:left="0" w:right="0" w:firstLine="0"/>
+              <w:spacing w:after="40" w:before="40" w:line="240" w:lineRule="auto"/>
             </w:pPr>
             <w:r>
               <w:t xml:space="preserve">Human-readable name</w:t>
@@ -3061,8 +3061,8 @@
             <w:pPr>
               <w:pStyle w:val="Compact"/>
               <w:jc w:val="left"/>
-              <w:ind w:left="0" w:firstLine="0" w:right="0"/>
-              <w:spacing w:line="240" w:after="40" w:before="40" w:lineRule="auto"/>
+              <w:ind w:left="0" w:right="0" w:firstLine="0"/>
+              <w:spacing w:after="40" w:before="40" w:line="240" w:lineRule="auto"/>
             </w:pPr>
             <w:r>
               <w:t xml:space="preserve">type</w:t>
@@ -3075,8 +3075,8 @@
             <w:pPr>
               <w:pStyle w:val="Compact"/>
               <w:jc w:val="left"/>
-              <w:ind w:left="0" w:firstLine="0" w:right="0"/>
-              <w:spacing w:line="240" w:after="40" w:before="40" w:lineRule="auto"/>
+              <w:ind w:left="0" w:right="0" w:firstLine="0"/>
+              <w:spacing w:after="40" w:before="40" w:line="240" w:lineRule="auto"/>
             </w:pPr>
             <w:r>
               <w:t xml:space="preserve">TEXT NOT NULL</w:t>
@@ -3089,8 +3089,8 @@
             <w:pPr>
               <w:pStyle w:val="Compact"/>
               <w:jc w:val="left"/>
-              <w:ind w:left="0" w:firstLine="0" w:right="0"/>
-              <w:spacing w:line="240" w:after="40" w:before="40" w:lineRule="auto"/>
+              <w:ind w:left="0" w:right="0" w:firstLine="0"/>
+              <w:spacing w:after="40" w:before="40" w:line="240" w:lineRule="auto"/>
             </w:pPr>
             <w:r>
               <w:t xml:space="preserve">Primitive category: STRING, INTEGER, REAL, BOOLEAN, DATE, ENUM, XHTML</w:t>
@@ -3161,7 +3161,7 @@
     </w:p>
     <w:p>
       <w:pPr>
-        <w:spacing w:before="0" w:line="20" w:lineRule="exact" w:after="0"/>
+        <w:spacing w:lineRule="exact" w:line="20" w:after="0" w:before="0"/>
         <w:rPr>
           <w:sz w:val="2"/>
         </w:rPr>
@@ -3203,12 +3203,12 @@
         <w:tblLook w:firstRow="1" w:lastRow="0" w:firstColumn="0" w:lastColumn="0" w:noHBand="0" w:noVBand="0" w:val="0020"/>
         <w:jc w:val="start"/>
         <w:tblBorders>
-          <w:top w:val="single" w:space="0" w:color="000000" w:sz="6"/>
-          <w:left w:val="single" w:space="0" w:color="000000" w:sz="6"/>
-          <w:bottom w:val="single" w:space="0" w:color="000000" w:sz="6"/>
-          <w:right w:val="single" w:space="0" w:color="000000" w:sz="6"/>
-          <w:insideH w:val="single" w:space="0" w:color="000000" w:sz="6"/>
-          <w:insideV w:val="single" w:space="0" w:color="000000" w:sz="6"/>
+          <w:top w:sz="6" w:color="000000" w:val="single" w:space="0"/>
+          <w:left w:sz="6" w:color="000000" w:val="single" w:space="0"/>
+          <w:bottom w:sz="6" w:color="000000" w:val="single" w:space="0"/>
+          <w:right w:sz="6" w:color="000000" w:val="single" w:space="0"/>
+          <w:insideH w:sz="6" w:color="000000" w:val="single" w:space="0"/>
+          <w:insideV w:sz="6" w:color="000000" w:val="single" w:space="0"/>
         </w:tblBorders>
         <w:tblCellMar>
           <w:top w:w="57" w:type="dxa"/>
@@ -3228,14 +3228,14 @@
         </w:trPr>
         <w:tc>
           <w:tcPr>
-            <w:shd w:val="clear" w:color="auto" w:fill="E8E8E8"/>
+            <w:shd w:fill="E8E8E8" w:color="auto" w:val="clear"/>
           </w:tcPr>
           <w:p>
             <w:pPr>
               <w:pStyle w:val="Compact"/>
               <w:jc w:val="left"/>
-              <w:ind w:left="0" w:firstLine="0" w:right="0"/>
-              <w:spacing w:line="240" w:after="40" w:before="40" w:lineRule="auto"/>
+              <w:ind w:left="0" w:right="0" w:firstLine="0"/>
+              <w:spacing w:after="40" w:before="40" w:line="240" w:lineRule="auto"/>
             </w:pPr>
             <w:r>
               <w:rPr>
@@ -3247,14 +3247,14 @@
         </w:tc>
         <w:tc>
           <w:tcPr>
-            <w:shd w:val="clear" w:color="auto" w:fill="E8E8E8"/>
+            <w:shd w:fill="E8E8E8" w:color="auto" w:val="clear"/>
           </w:tcPr>
           <w:p>
             <w:pPr>
               <w:pStyle w:val="Compact"/>
               <w:jc w:val="left"/>
-              <w:ind w:left="0" w:firstLine="0" w:right="0"/>
-              <w:spacing w:line="240" w:after="40" w:before="40" w:lineRule="auto"/>
+              <w:ind w:left="0" w:right="0" w:firstLine="0"/>
+              <w:spacing w:after="40" w:before="40" w:line="240" w:lineRule="auto"/>
             </w:pPr>
             <w:r>
               <w:rPr>
@@ -3266,14 +3266,14 @@
         </w:tc>
         <w:tc>
           <w:tcPr>
-            <w:shd w:val="clear" w:color="auto" w:fill="E8E8E8"/>
+            <w:shd w:fill="E8E8E8" w:color="auto" w:val="clear"/>
           </w:tcPr>
           <w:p>
             <w:pPr>
               <w:pStyle w:val="Compact"/>
               <w:jc w:val="left"/>
-              <w:ind w:left="0" w:firstLine="0" w:right="0"/>
-              <w:spacing w:line="240" w:after="40" w:before="40" w:lineRule="auto"/>
+              <w:ind w:left="0" w:right="0" w:firstLine="0"/>
+              <w:spacing w:after="40" w:before="40" w:line="240" w:lineRule="auto"/>
             </w:pPr>
             <w:r>
               <w:rPr>
@@ -3291,8 +3291,8 @@
             <w:pPr>
               <w:pStyle w:val="Compact"/>
               <w:jc w:val="left"/>
-              <w:ind w:left="0" w:firstLine="0" w:right="0"/>
-              <w:spacing w:line="240" w:after="40" w:before="40" w:lineRule="auto"/>
+              <w:ind w:left="0" w:right="0" w:firstLine="0"/>
+              <w:spacing w:after="40" w:before="40" w:line="240" w:lineRule="auto"/>
             </w:pPr>
             <w:r>
               <w:t xml:space="preserve">identifier</w:t>
@@ -3305,8 +3305,8 @@
             <w:pPr>
               <w:pStyle w:val="Compact"/>
               <w:jc w:val="left"/>
-              <w:ind w:left="0" w:firstLine="0" w:right="0"/>
-              <w:spacing w:line="240" w:after="40" w:before="40" w:lineRule="auto"/>
+              <w:ind w:left="0" w:right="0" w:firstLine="0"/>
+              <w:spacing w:after="40" w:before="40" w:line="240" w:lineRule="auto"/>
             </w:pPr>
             <w:r>
               <w:t xml:space="preserve">TEXT PK</w:t>
@@ -3319,8 +3319,8 @@
             <w:pPr>
               <w:pStyle w:val="Compact"/>
               <w:jc w:val="left"/>
-              <w:ind w:left="0" w:firstLine="0" w:right="0"/>
-              <w:spacing w:line="240" w:after="40" w:before="40" w:lineRule="auto"/>
+              <w:ind w:left="0" w:right="0" w:firstLine="0"/>
+              <w:spacing w:after="40" w:before="40" w:line="240" w:lineRule="auto"/>
             </w:pPr>
             <w:r>
               <w:t xml:space="preserve">Unique attribute definition ID</w:t>
@@ -3335,8 +3335,8 @@
             <w:pPr>
               <w:pStyle w:val="Compact"/>
               <w:jc w:val="left"/>
-              <w:ind w:left="0" w:firstLine="0" w:right="0"/>
-              <w:spacing w:line="240" w:after="40" w:before="40" w:lineRule="auto"/>
+              <w:ind w:left="0" w:right="0" w:firstLine="0"/>
+              <w:spacing w:after="40" w:before="40" w:line="240" w:lineRule="auto"/>
             </w:pPr>
             <w:r>
               <w:t xml:space="preserve">owner_type_ref</w:t>
@@ -3349,8 +3349,8 @@
             <w:pPr>
               <w:pStyle w:val="Compact"/>
               <w:jc w:val="left"/>
-              <w:ind w:left="0" w:firstLine="0" w:right="0"/>
-              <w:spacing w:line="240" w:after="40" w:before="40" w:lineRule="auto"/>
+              <w:ind w:left="0" w:right="0" w:firstLine="0"/>
+              <w:spacing w:after="40" w:before="40" w:line="240" w:lineRule="auto"/>
             </w:pPr>
             <w:r>
               <w:t xml:space="preserve">TEXT NOT NULL FK</w:t>
@@ -3363,8 +3363,8 @@
             <w:pPr>
               <w:pStyle w:val="Compact"/>
               <w:jc w:val="left"/>
-              <w:ind w:left="0" w:firstLine="0" w:right="0"/>
-              <w:spacing w:line="240" w:after="40" w:before="40" w:lineRule="auto"/>
+              <w:ind w:left="0" w:right="0" w:firstLine="0"/>
+              <w:spacing w:after="40" w:before="40" w:line="240" w:lineRule="auto"/>
             </w:pPr>
             <w:r>
               <w:t xml:space="preserve">Object type that owns this attribute</w:t>
@@ -3379,8 +3379,8 @@
             <w:pPr>
               <w:pStyle w:val="Compact"/>
               <w:jc w:val="left"/>
-              <w:ind w:left="0" w:firstLine="0" w:right="0"/>
-              <w:spacing w:line="240" w:after="40" w:before="40" w:lineRule="auto"/>
+              <w:ind w:left="0" w:right="0" w:firstLine="0"/>
+              <w:spacing w:after="40" w:before="40" w:line="240" w:lineRule="auto"/>
             </w:pPr>
             <w:r>
               <w:t xml:space="preserve">long_name</w:t>
@@ -3393,8 +3393,8 @@
             <w:pPr>
               <w:pStyle w:val="Compact"/>
               <w:jc w:val="left"/>
-              <w:ind w:left="0" w:firstLine="0" w:right="0"/>
-              <w:spacing w:line="240" w:after="40" w:before="40" w:lineRule="auto"/>
+              <w:ind w:left="0" w:right="0" w:firstLine="0"/>
+              <w:spacing w:after="40" w:before="40" w:line="240" w:lineRule="auto"/>
             </w:pPr>
             <w:r>
               <w:t xml:space="preserve">TEXT NOT NULL</w:t>
@@ -3407,8 +3407,8 @@
             <w:pPr>
               <w:pStyle w:val="Compact"/>
               <w:jc w:val="left"/>
-              <w:ind w:left="0" w:firstLine="0" w:right="0"/>
-              <w:spacing w:line="240" w:after="40" w:before="40" w:lineRule="auto"/>
+              <w:ind w:left="0" w:right="0" w:firstLine="0"/>
+              <w:spacing w:after="40" w:before="40" w:line="240" w:lineRule="auto"/>
             </w:pPr>
             <w:r>
               <w:t xml:space="preserve">Attribute name as written in source</w:t>
@@ -3423,8 +3423,8 @@
             <w:pPr>
               <w:pStyle w:val="Compact"/>
               <w:jc w:val="left"/>
-              <w:ind w:left="0" w:firstLine="0" w:right="0"/>
-              <w:spacing w:line="240" w:after="40" w:before="40" w:lineRule="auto"/>
+              <w:ind w:left="0" w:right="0" w:firstLine="0"/>
+              <w:spacing w:after="40" w:before="40" w:line="240" w:lineRule="auto"/>
             </w:pPr>
             <w:r>
               <w:t xml:space="preserve">datatype_ref</w:t>
@@ -3437,8 +3437,8 @@
             <w:pPr>
               <w:pStyle w:val="Compact"/>
               <w:jc w:val="left"/>
-              <w:ind w:left="0" w:firstLine="0" w:right="0"/>
-              <w:spacing w:line="240" w:after="40" w:before="40" w:lineRule="auto"/>
+              <w:ind w:left="0" w:right="0" w:firstLine="0"/>
+              <w:spacing w:after="40" w:before="40" w:line="240" w:lineRule="auto"/>
             </w:pPr>
             <w:r>
               <w:t xml:space="preserve">TEXT NOT NULL FK</w:t>
@@ -3451,8 +3451,8 @@
             <w:pPr>
               <w:pStyle w:val="Compact"/>
               <w:jc w:val="left"/>
-              <w:ind w:left="0" w:firstLine="0" w:right="0"/>
-              <w:spacing w:line="240" w:after="40" w:before="40" w:lineRule="auto"/>
+              <w:ind w:left="0" w:right="0" w:firstLine="0"/>
+              <w:spacing w:after="40" w:before="40" w:line="240" w:lineRule="auto"/>
             </w:pPr>
             <w:r>
               <w:t xml:space="preserve">Data type (FK to datatype_definitions)</w:t>
@@ -3467,8 +3467,8 @@
             <w:pPr>
               <w:pStyle w:val="Compact"/>
               <w:jc w:val="left"/>
-              <w:ind w:left="0" w:firstLine="0" w:right="0"/>
-              <w:spacing w:line="240" w:after="40" w:before="40" w:lineRule="auto"/>
+              <w:ind w:left="0" w:right="0" w:firstLine="0"/>
+              <w:spacing w:after="40" w:before="40" w:line="240" w:lineRule="auto"/>
             </w:pPr>
             <w:r>
               <w:t xml:space="preserve">min_occurs</w:t>
@@ -3481,8 +3481,8 @@
             <w:pPr>
               <w:pStyle w:val="Compact"/>
               <w:jc w:val="left"/>
-              <w:ind w:left="0" w:firstLine="0" w:right="0"/>
-              <w:spacing w:line="240" w:after="40" w:before="40" w:lineRule="auto"/>
+              <w:ind w:left="0" w:right="0" w:firstLine="0"/>
+              <w:spacing w:after="40" w:before="40" w:line="240" w:lineRule="auto"/>
             </w:pPr>
             <w:r>
               <w:t xml:space="preserve">INTEGER DEFAULT 0</w:t>
@@ -3495,8 +3495,8 @@
             <w:pPr>
               <w:pStyle w:val="Compact"/>
               <w:jc w:val="left"/>
-              <w:ind w:left="0" w:firstLine="0" w:right="0"/>
-              <w:spacing w:line="240" w:after="40" w:before="40" w:lineRule="auto"/>
+              <w:ind w:left="0" w:right="0" w:firstLine="0"/>
+              <w:spacing w:after="40" w:before="40" w:line="240" w:lineRule="auto"/>
             </w:pPr>
             <w:r>
               <w:t xml:space="preserve">Minimum occurrences (0 = optional)</w:t>
@@ -3511,8 +3511,8 @@
             <w:pPr>
               <w:pStyle w:val="Compact"/>
               <w:jc w:val="left"/>
-              <w:ind w:left="0" w:firstLine="0" w:right="0"/>
-              <w:spacing w:line="240" w:after="40" w:before="40" w:lineRule="auto"/>
+              <w:ind w:left="0" w:right="0" w:firstLine="0"/>
+              <w:spacing w:after="40" w:before="40" w:line="240" w:lineRule="auto"/>
             </w:pPr>
             <w:r>
               <w:t xml:space="preserve">max_occurs</w:t>
@@ -3525,8 +3525,8 @@
             <w:pPr>
               <w:pStyle w:val="Compact"/>
               <w:jc w:val="left"/>
-              <w:ind w:left="0" w:firstLine="0" w:right="0"/>
-              <w:spacing w:line="240" w:after="40" w:before="40" w:lineRule="auto"/>
+              <w:ind w:left="0" w:right="0" w:firstLine="0"/>
+              <w:spacing w:after="40" w:before="40" w:line="240" w:lineRule="auto"/>
             </w:pPr>
             <w:r>
               <w:t xml:space="preserve">INTEGER DEFAULT 1</w:t>
@@ -3539,8 +3539,8 @@
             <w:pPr>
               <w:pStyle w:val="Compact"/>
               <w:jc w:val="left"/>
-              <w:ind w:left="0" w:firstLine="0" w:right="0"/>
-              <w:spacing w:line="240" w:after="40" w:before="40" w:lineRule="auto"/>
+              <w:ind w:left="0" w:right="0" w:firstLine="0"/>
+              <w:spacing w:after="40" w:before="40" w:line="240" w:lineRule="auto"/>
             </w:pPr>
             <w:r>
               <w:t xml:space="preserve">Maximum occurrences</w:t>
@@ -3555,8 +3555,8 @@
             <w:pPr>
               <w:pStyle w:val="Compact"/>
               <w:jc w:val="left"/>
-              <w:ind w:left="0" w:firstLine="0" w:right="0"/>
-              <w:spacing w:line="240" w:after="40" w:before="40" w:lineRule="auto"/>
+              <w:ind w:left="0" w:right="0" w:firstLine="0"/>
+              <w:spacing w:after="40" w:before="40" w:line="240" w:lineRule="auto"/>
             </w:pPr>
             <w:r>
               <w:t xml:space="preserve">min_value</w:t>
@@ -3569,8 +3569,8 @@
             <w:pPr>
               <w:pStyle w:val="Compact"/>
               <w:jc w:val="left"/>
-              <w:ind w:left="0" w:firstLine="0" w:right="0"/>
-              <w:spacing w:line="240" w:after="40" w:before="40" w:lineRule="auto"/>
+              <w:ind w:left="0" w:right="0" w:firstLine="0"/>
+              <w:spacing w:after="40" w:before="40" w:line="240" w:lineRule="auto"/>
             </w:pPr>
             <w:r>
               <w:t xml:space="preserve">REAL</w:t>
@@ -3583,8 +3583,8 @@
             <w:pPr>
               <w:pStyle w:val="Compact"/>
               <w:jc w:val="left"/>
-              <w:ind w:left="0" w:firstLine="0" w:right="0"/>
-              <w:spacing w:line="240" w:after="40" w:before="40" w:lineRule="auto"/>
+              <w:ind w:left="0" w:right="0" w:firstLine="0"/>
+              <w:spacing w:after="40" w:before="40" w:line="240" w:lineRule="auto"/>
             </w:pPr>
             <w:r>
               <w:t xml:space="preserve">Minimum bound for INTEGER/REAL</w:t>
@@ -3599,8 +3599,8 @@
             <w:pPr>
               <w:pStyle w:val="Compact"/>
               <w:jc w:val="left"/>
-              <w:ind w:left="0" w:firstLine="0" w:right="0"/>
-              <w:spacing w:line="240" w:after="40" w:before="40" w:lineRule="auto"/>
+              <w:ind w:left="0" w:right="0" w:firstLine="0"/>
+              <w:spacing w:after="40" w:before="40" w:line="240" w:lineRule="auto"/>
             </w:pPr>
             <w:r>
               <w:t xml:space="preserve">max_value</w:t>
@@ -3613,8 +3613,8 @@
             <w:pPr>
               <w:pStyle w:val="Compact"/>
               <w:jc w:val="left"/>
-              <w:ind w:left="0" w:firstLine="0" w:right="0"/>
-              <w:spacing w:line="240" w:after="40" w:before="40" w:lineRule="auto"/>
+              <w:ind w:left="0" w:right="0" w:firstLine="0"/>
+              <w:spacing w:after="40" w:before="40" w:line="240" w:lineRule="auto"/>
             </w:pPr>
             <w:r>
               <w:t xml:space="preserve">REAL</w:t>
@@ -3627,8 +3627,8 @@
             <w:pPr>
               <w:pStyle w:val="Compact"/>
               <w:jc w:val="left"/>
-              <w:ind w:left="0" w:firstLine="0" w:right="0"/>
-              <w:spacing w:line="240" w:after="40" w:before="40" w:lineRule="auto"/>
+              <w:ind w:left="0" w:right="0" w:firstLine="0"/>
+              <w:spacing w:after="40" w:before="40" w:line="240" w:lineRule="auto"/>
             </w:pPr>
             <w:r>
               <w:t xml:space="preserve">Maximum bound for INTEGER/REAL</w:t>
@@ -3684,7 +3684,7 @@
     </w:p>
     <w:p>
       <w:pPr>
-        <w:spacing w:before="0" w:line="20" w:lineRule="exact" w:after="0"/>
+        <w:spacing w:lineRule="exact" w:line="20" w:after="0" w:before="0"/>
         <w:rPr>
           <w:sz w:val="2"/>
         </w:rPr>
@@ -3726,12 +3726,12 @@
         <w:tblLook w:firstRow="1" w:lastRow="0" w:firstColumn="0" w:lastColumn="0" w:noHBand="0" w:noVBand="0" w:val="0020"/>
         <w:jc w:val="start"/>
         <w:tblBorders>
-          <w:top w:val="single" w:space="0" w:color="000000" w:sz="6"/>
-          <w:left w:val="single" w:space="0" w:color="000000" w:sz="6"/>
-          <w:bottom w:val="single" w:space="0" w:color="000000" w:sz="6"/>
-          <w:right w:val="single" w:space="0" w:color="000000" w:sz="6"/>
-          <w:insideH w:val="single" w:space="0" w:color="000000" w:sz="6"/>
-          <w:insideV w:val="single" w:space="0" w:color="000000" w:sz="6"/>
+          <w:top w:sz="6" w:color="000000" w:val="single" w:space="0"/>
+          <w:left w:sz="6" w:color="000000" w:val="single" w:space="0"/>
+          <w:bottom w:sz="6" w:color="000000" w:val="single" w:space="0"/>
+          <w:right w:sz="6" w:color="000000" w:val="single" w:space="0"/>
+          <w:insideH w:sz="6" w:color="000000" w:val="single" w:space="0"/>
+          <w:insideV w:sz="6" w:color="000000" w:val="single" w:space="0"/>
         </w:tblBorders>
         <w:tblCellMar>
           <w:top w:w="57" w:type="dxa"/>
@@ -3751,14 +3751,14 @@
         </w:trPr>
         <w:tc>
           <w:tcPr>
-            <w:shd w:val="clear" w:color="auto" w:fill="E8E8E8"/>
+            <w:shd w:fill="E8E8E8" w:color="auto" w:val="clear"/>
           </w:tcPr>
           <w:p>
             <w:pPr>
               <w:pStyle w:val="Compact"/>
               <w:jc w:val="left"/>
-              <w:ind w:left="0" w:firstLine="0" w:right="0"/>
-              <w:spacing w:line="240" w:after="40" w:before="40" w:lineRule="auto"/>
+              <w:ind w:left="0" w:right="0" w:firstLine="0"/>
+              <w:spacing w:after="40" w:before="40" w:line="240" w:lineRule="auto"/>
             </w:pPr>
             <w:r>
               <w:rPr>
@@ -3770,14 +3770,14 @@
         </w:tc>
         <w:tc>
           <w:tcPr>
-            <w:shd w:val="clear" w:color="auto" w:fill="E8E8E8"/>
+            <w:shd w:fill="E8E8E8" w:color="auto" w:val="clear"/>
           </w:tcPr>
           <w:p>
             <w:pPr>
               <w:pStyle w:val="Compact"/>
               <w:jc w:val="left"/>
-              <w:ind w:left="0" w:firstLine="0" w:right="0"/>
-              <w:spacing w:line="240" w:after="40" w:before="40" w:lineRule="auto"/>
+              <w:ind w:left="0" w:right="0" w:firstLine="0"/>
+              <w:spacing w:after="40" w:before="40" w:line="240" w:lineRule="auto"/>
             </w:pPr>
             <w:r>
               <w:rPr>
@@ -3789,14 +3789,14 @@
         </w:tc>
         <w:tc>
           <w:tcPr>
-            <w:shd w:val="clear" w:color="auto" w:fill="E8E8E8"/>
+            <w:shd w:fill="E8E8E8" w:color="auto" w:val="clear"/>
           </w:tcPr>
           <w:p>
             <w:pPr>
               <w:pStyle w:val="Compact"/>
               <w:jc w:val="left"/>
-              <w:ind w:left="0" w:firstLine="0" w:right="0"/>
-              <w:spacing w:line="240" w:after="40" w:before="40" w:lineRule="auto"/>
+              <w:ind w:left="0" w:right="0" w:firstLine="0"/>
+              <w:spacing w:after="40" w:before="40" w:line="240" w:lineRule="auto"/>
             </w:pPr>
             <w:r>
               <w:rPr>
@@ -3814,8 +3814,8 @@
             <w:pPr>
               <w:pStyle w:val="Compact"/>
               <w:jc w:val="left"/>
-              <w:ind w:left="0" w:firstLine="0" w:right="0"/>
-              <w:spacing w:line="240" w:after="40" w:before="40" w:lineRule="auto"/>
+              <w:ind w:left="0" w:right="0" w:firstLine="0"/>
+              <w:spacing w:after="40" w:before="40" w:line="240" w:lineRule="auto"/>
             </w:pPr>
             <w:r>
               <w:t xml:space="preserve">identifier</w:t>
@@ -3828,8 +3828,8 @@
             <w:pPr>
               <w:pStyle w:val="Compact"/>
               <w:jc w:val="left"/>
-              <w:ind w:left="0" w:firstLine="0" w:right="0"/>
-              <w:spacing w:line="240" w:after="40" w:before="40" w:lineRule="auto"/>
+              <w:ind w:left="0" w:right="0" w:firstLine="0"/>
+              <w:spacing w:after="40" w:before="40" w:line="240" w:lineRule="auto"/>
             </w:pPr>
             <w:r>
               <w:t xml:space="preserve">TEXT PK</w:t>
@@ -3842,8 +3842,8 @@
             <w:pPr>
               <w:pStyle w:val="Compact"/>
               <w:jc w:val="left"/>
-              <w:ind w:left="0" w:firstLine="0" w:right="0"/>
-              <w:spacing w:line="240" w:after="40" w:before="40" w:lineRule="auto"/>
+              <w:ind w:left="0" w:right="0" w:firstLine="0"/>
+              <w:spacing w:after="40" w:before="40" w:line="240" w:lineRule="auto"/>
             </w:pPr>
             <w:r>
               <w:t xml:space="preserve">Unique enum value ID (e.g. STATUS_DRAFT)</w:t>
@@ -3858,8 +3858,8 @@
             <w:pPr>
               <w:pStyle w:val="Compact"/>
               <w:jc w:val="left"/>
-              <w:ind w:left="0" w:firstLine="0" w:right="0"/>
-              <w:spacing w:line="240" w:after="40" w:before="40" w:lineRule="auto"/>
+              <w:ind w:left="0" w:right="0" w:firstLine="0"/>
+              <w:spacing w:after="40" w:before="40" w:line="240" w:lineRule="auto"/>
             </w:pPr>
             <w:r>
               <w:t xml:space="preserve">datatype_ref</w:t>
@@ -3872,8 +3872,8 @@
             <w:pPr>
               <w:pStyle w:val="Compact"/>
               <w:jc w:val="left"/>
-              <w:ind w:left="0" w:firstLine="0" w:right="0"/>
-              <w:spacing w:line="240" w:after="40" w:before="40" w:lineRule="auto"/>
+              <w:ind w:left="0" w:right="0" w:firstLine="0"/>
+              <w:spacing w:after="40" w:before="40" w:line="240" w:lineRule="auto"/>
             </w:pPr>
             <w:r>
               <w:t xml:space="preserve">TEXT NOT NULL FK</w:t>
@@ -3886,8 +3886,8 @@
             <w:pPr>
               <w:pStyle w:val="Compact"/>
               <w:jc w:val="left"/>
-              <w:ind w:left="0" w:firstLine="0" w:right="0"/>
-              <w:spacing w:line="240" w:after="40" w:before="40" w:lineRule="auto"/>
+              <w:ind w:left="0" w:right="0" w:firstLine="0"/>
+              <w:spacing w:after="40" w:before="40" w:line="240" w:lineRule="auto"/>
             </w:pPr>
             <w:r>
               <w:t xml:space="preserve">Parent ENUM datatype</w:t>
@@ -3902,8 +3902,8 @@
             <w:pPr>
               <w:pStyle w:val="Compact"/>
               <w:jc w:val="left"/>
-              <w:ind w:left="0" w:firstLine="0" w:right="0"/>
-              <w:spacing w:line="240" w:after="40" w:before="40" w:lineRule="auto"/>
+              <w:ind w:left="0" w:right="0" w:firstLine="0"/>
+              <w:spacing w:after="40" w:before="40" w:line="240" w:lineRule="auto"/>
             </w:pPr>
             <w:r>
               <w:t xml:space="preserve">key</w:t>
@@ -3916,8 +3916,8 @@
             <w:pPr>
               <w:pStyle w:val="Compact"/>
               <w:jc w:val="left"/>
-              <w:ind w:left="0" w:firstLine="0" w:right="0"/>
-              <w:spacing w:line="240" w:after="40" w:before="40" w:lineRule="auto"/>
+              <w:ind w:left="0" w:right="0" w:firstLine="0"/>
+              <w:spacing w:after="40" w:before="40" w:line="240" w:lineRule="auto"/>
             </w:pPr>
             <w:r>
               <w:t xml:space="preserve">TEXT NOT NULL</w:t>
@@ -3930,8 +3930,8 @@
             <w:pPr>
               <w:pStyle w:val="Compact"/>
               <w:jc w:val="left"/>
-              <w:ind w:left="0" w:firstLine="0" w:right="0"/>
-              <w:spacing w:line="240" w:after="40" w:before="40" w:lineRule="auto"/>
+              <w:ind w:left="0" w:right="0" w:firstLine="0"/>
+              <w:spacing w:after="40" w:before="40" w:line="240" w:lineRule="auto"/>
             </w:pPr>
             <w:r>
               <w:t xml:space="preserve">Value as written in source</w:t>
@@ -3946,8 +3946,8 @@
             <w:pPr>
               <w:pStyle w:val="Compact"/>
               <w:jc w:val="left"/>
-              <w:ind w:left="0" w:firstLine="0" w:right="0"/>
-              <w:spacing w:line="240" w:after="40" w:before="40" w:lineRule="auto"/>
+              <w:ind w:left="0" w:right="0" w:firstLine="0"/>
+              <w:spacing w:after="40" w:before="40" w:line="240" w:lineRule="auto"/>
             </w:pPr>
             <w:r>
               <w:t xml:space="preserve">sequence</w:t>
@@ -3960,8 +3960,8 @@
             <w:pPr>
               <w:pStyle w:val="Compact"/>
               <w:jc w:val="left"/>
-              <w:ind w:left="0" w:firstLine="0" w:right="0"/>
-              <w:spacing w:line="240" w:after="40" w:before="40" w:lineRule="auto"/>
+              <w:ind w:left="0" w:right="0" w:firstLine="0"/>
+              <w:spacing w:after="40" w:before="40" w:line="240" w:lineRule="auto"/>
             </w:pPr>
             <w:r>
               <w:t xml:space="preserve">INTEGER DEFAULT 0</w:t>
@@ -3974,8 +3974,8 @@
             <w:pPr>
               <w:pStyle w:val="Compact"/>
               <w:jc w:val="left"/>
-              <w:ind w:left="0" w:firstLine="0" w:right="0"/>
-              <w:spacing w:line="240" w:after="40" w:before="40" w:lineRule="auto"/>
+              <w:ind w:left="0" w:right="0" w:firstLine="0"/>
+              <w:spacing w:after="40" w:before="40" w:line="240" w:lineRule="auto"/>
             </w:pPr>
             <w:r>
               <w:t xml:space="preserve">Display order</w:t>
@@ -4008,7 +4008,7 @@
     </w:p>
     <w:p>
       <w:pPr>
-        <w:spacing w:before="0" w:line="20" w:lineRule="exact" w:after="0"/>
+        <w:spacing w:lineRule="exact" w:line="20" w:after="0" w:before="0"/>
         <w:rPr>
           <w:sz w:val="2"/>
         </w:rPr>
@@ -4050,12 +4050,12 @@
         <w:tblLook w:firstRow="1" w:lastRow="0" w:firstColumn="0" w:lastColumn="0" w:noHBand="0" w:noVBand="0" w:val="0020"/>
         <w:jc w:val="start"/>
         <w:tblBorders>
-          <w:top w:val="single" w:space="0" w:color="000000" w:sz="6"/>
-          <w:left w:val="single" w:space="0" w:color="000000" w:sz="6"/>
-          <w:bottom w:val="single" w:space="0" w:color="000000" w:sz="6"/>
-          <w:right w:val="single" w:space="0" w:color="000000" w:sz="6"/>
-          <w:insideH w:val="single" w:space="0" w:color="000000" w:sz="6"/>
-          <w:insideV w:val="single" w:space="0" w:color="000000" w:sz="6"/>
+          <w:top w:sz="6" w:color="000000" w:val="single" w:space="0"/>
+          <w:left w:sz="6" w:color="000000" w:val="single" w:space="0"/>
+          <w:bottom w:sz="6" w:color="000000" w:val="single" w:space="0"/>
+          <w:right w:sz="6" w:color="000000" w:val="single" w:space="0"/>
+          <w:insideH w:sz="6" w:color="000000" w:val="single" w:space="0"/>
+          <w:insideV w:sz="6" w:color="000000" w:val="single" w:space="0"/>
         </w:tblBorders>
         <w:tblCellMar>
           <w:top w:w="57" w:type="dxa"/>
@@ -4075,14 +4075,14 @@
         </w:trPr>
         <w:tc>
           <w:tcPr>
-            <w:shd w:val="clear" w:color="auto" w:fill="E8E8E8"/>
+            <w:shd w:fill="E8E8E8" w:color="auto" w:val="clear"/>
           </w:tcPr>
           <w:p>
             <w:pPr>
               <w:pStyle w:val="Compact"/>
               <w:jc w:val="left"/>
-              <w:ind w:left="0" w:firstLine="0" w:right="0"/>
-              <w:spacing w:line="240" w:after="40" w:before="40" w:lineRule="auto"/>
+              <w:ind w:left="0" w:right="0" w:firstLine="0"/>
+              <w:spacing w:after="40" w:before="40" w:line="240" w:lineRule="auto"/>
             </w:pPr>
             <w:r>
               <w:rPr>
@@ -4094,14 +4094,14 @@
         </w:tc>
         <w:tc>
           <w:tcPr>
-            <w:shd w:val="clear" w:color="auto" w:fill="E8E8E8"/>
+            <w:shd w:fill="E8E8E8" w:color="auto" w:val="clear"/>
           </w:tcPr>
           <w:p>
             <w:pPr>
               <w:pStyle w:val="Compact"/>
               <w:jc w:val="left"/>
-              <w:ind w:left="0" w:firstLine="0" w:right="0"/>
-              <w:spacing w:line="240" w:after="40" w:before="40" w:lineRule="auto"/>
+              <w:ind w:left="0" w:right="0" w:firstLine="0"/>
+              <w:spacing w:after="40" w:before="40" w:line="240" w:lineRule="auto"/>
             </w:pPr>
             <w:r>
               <w:rPr>
@@ -4113,14 +4113,14 @@
         </w:tc>
         <w:tc>
           <w:tcPr>
-            <w:shd w:val="clear" w:color="auto" w:fill="E8E8E8"/>
+            <w:shd w:fill="E8E8E8" w:color="auto" w:val="clear"/>
           </w:tcPr>
           <w:p>
             <w:pPr>
               <w:pStyle w:val="Compact"/>
               <w:jc w:val="left"/>
-              <w:ind w:left="0" w:firstLine="0" w:right="0"/>
-              <w:spacing w:line="240" w:after="40" w:before="40" w:lineRule="auto"/>
+              <w:ind w:left="0" w:right="0" w:firstLine="0"/>
+              <w:spacing w:after="40" w:before="40" w:line="240" w:lineRule="auto"/>
             </w:pPr>
             <w:r>
               <w:rPr>
@@ -4138,8 +4138,8 @@
             <w:pPr>
               <w:pStyle w:val="Compact"/>
               <w:jc w:val="left"/>
-              <w:ind w:left="0" w:firstLine="0" w:right="0"/>
-              <w:spacing w:line="240" w:after="40" w:before="40" w:lineRule="auto"/>
+              <w:ind w:left="0" w:right="0" w:firstLine="0"/>
+              <w:spacing w:after="40" w:before="40" w:line="240" w:lineRule="auto"/>
             </w:pPr>
             <w:r>
               <w:t xml:space="preserve">alias</w:t>
@@ -4152,8 +4152,8 @@
             <w:pPr>
               <w:pStyle w:val="Compact"/>
               <w:jc w:val="left"/>
-              <w:ind w:left="0" w:firstLine="0" w:right="0"/>
-              <w:spacing w:line="240" w:after="40" w:before="40" w:lineRule="auto"/>
+              <w:ind w:left="0" w:right="0" w:firstLine="0"/>
+              <w:spacing w:after="40" w:before="40" w:line="240" w:lineRule="auto"/>
             </w:pPr>
             <w:r>
               <w:t xml:space="preserve">TEXT PK COLLATE NOCASE</w:t>
@@ -4166,8 +4166,8 @@
             <w:pPr>
               <w:pStyle w:val="Compact"/>
               <w:jc w:val="left"/>
-              <w:ind w:left="0" w:firstLine="0" w:right="0"/>
-              <w:spacing w:line="240" w:after="40" w:before="40" w:lineRule="auto"/>
+              <w:ind w:left="0" w:right="0" w:firstLine="0"/>
+              <w:spacing w:after="40" w:before="40" w:line="240" w:lineRule="auto"/>
             </w:pPr>
             <w:r>
               <w:t xml:space="preserve">Title text that triggers this type</w:t>
@@ -4182,8 +4182,8 @@
             <w:pPr>
               <w:pStyle w:val="Compact"/>
               <w:jc w:val="left"/>
-              <w:ind w:left="0" w:firstLine="0" w:right="0"/>
-              <w:spacing w:line="240" w:after="40" w:before="40" w:lineRule="auto"/>
+              <w:ind w:left="0" w:right="0" w:firstLine="0"/>
+              <w:spacing w:after="40" w:before="40" w:line="240" w:lineRule="auto"/>
             </w:pPr>
             <w:r>
               <w:t xml:space="preserve">object_type_id</w:t>
@@ -4196,8 +4196,8 @@
             <w:pPr>
               <w:pStyle w:val="Compact"/>
               <w:jc w:val="left"/>
-              <w:ind w:left="0" w:firstLine="0" w:right="0"/>
-              <w:spacing w:line="240" w:after="40" w:before="40" w:lineRule="auto"/>
+              <w:ind w:left="0" w:right="0" w:firstLine="0"/>
+              <w:spacing w:after="40" w:before="40" w:line="240" w:lineRule="auto"/>
             </w:pPr>
             <w:r>
               <w:t xml:space="preserve">TEXT NOT NULL FK</w:t>
@@ -4210,8 +4210,8 @@
             <w:pPr>
               <w:pStyle w:val="Compact"/>
               <w:jc w:val="left"/>
-              <w:ind w:left="0" w:firstLine="0" w:right="0"/>
-              <w:spacing w:line="240" w:after="40" w:before="40" w:lineRule="auto"/>
+              <w:ind w:left="0" w:right="0" w:firstLine="0"/>
+              <w:spacing w:after="40" w:before="40" w:line="240" w:lineRule="auto"/>
             </w:pPr>
             <w:r>
               <w:t xml:space="preserve">Object type to assign</w:t>
@@ -4244,7 +4244,7 @@
     </w:p>
     <w:p>
       <w:pPr>
-        <w:spacing w:before="0" w:line="20" w:lineRule="exact" w:after="0"/>
+        <w:spacing w:lineRule="exact" w:line="20" w:after="0" w:before="0"/>
         <w:rPr>
           <w:sz w:val="2"/>
         </w:rPr>
@@ -4286,12 +4286,12 @@
         <w:tblLook w:firstRow="1" w:lastRow="0" w:firstColumn="0" w:lastColumn="0" w:noHBand="0" w:noVBand="0" w:val="0020"/>
         <w:jc w:val="start"/>
         <w:tblBorders>
-          <w:top w:val="single" w:space="0" w:color="000000" w:sz="6"/>
-          <w:left w:val="single" w:space="0" w:color="000000" w:sz="6"/>
-          <w:bottom w:val="single" w:space="0" w:color="000000" w:sz="6"/>
-          <w:right w:val="single" w:space="0" w:color="000000" w:sz="6"/>
-          <w:insideH w:val="single" w:space="0" w:color="000000" w:sz="6"/>
-          <w:insideV w:val="single" w:space="0" w:color="000000" w:sz="6"/>
+          <w:top w:sz="6" w:color="000000" w:val="single" w:space="0"/>
+          <w:left w:sz="6" w:color="000000" w:val="single" w:space="0"/>
+          <w:bottom w:sz="6" w:color="000000" w:val="single" w:space="0"/>
+          <w:right w:sz="6" w:color="000000" w:val="single" w:space="0"/>
+          <w:insideH w:sz="6" w:color="000000" w:val="single" w:space="0"/>
+          <w:insideV w:sz="6" w:color="000000" w:val="single" w:space="0"/>
         </w:tblBorders>
         <w:tblCellMar>
           <w:top w:w="57" w:type="dxa"/>
@@ -4311,14 +4311,14 @@
         </w:trPr>
         <w:tc>
           <w:tcPr>
-            <w:shd w:val="clear" w:color="auto" w:fill="E8E8E8"/>
+            <w:shd w:fill="E8E8E8" w:color="auto" w:val="clear"/>
           </w:tcPr>
           <w:p>
             <w:pPr>
               <w:pStyle w:val="Compact"/>
               <w:jc w:val="left"/>
-              <w:ind w:left="0" w:firstLine="0" w:right="0"/>
-              <w:spacing w:line="240" w:after="40" w:before="40" w:lineRule="auto"/>
+              <w:ind w:left="0" w:right="0" w:firstLine="0"/>
+              <w:spacing w:after="40" w:before="40" w:line="240" w:lineRule="auto"/>
             </w:pPr>
             <w:r>
               <w:rPr>
@@ -4330,14 +4330,14 @@
         </w:tc>
         <w:tc>
           <w:tcPr>
-            <w:shd w:val="clear" w:color="auto" w:fill="E8E8E8"/>
+            <w:shd w:fill="E8E8E8" w:color="auto" w:val="clear"/>
           </w:tcPr>
           <w:p>
             <w:pPr>
               <w:pStyle w:val="Compact"/>
               <w:jc w:val="left"/>
-              <w:ind w:left="0" w:firstLine="0" w:right="0"/>
-              <w:spacing w:line="240" w:after="40" w:before="40" w:lineRule="auto"/>
+              <w:ind w:left="0" w:right="0" w:firstLine="0"/>
+              <w:spacing w:after="40" w:before="40" w:line="240" w:lineRule="auto"/>
             </w:pPr>
             <w:r>
               <w:rPr>
@@ -4349,14 +4349,14 @@
         </w:tc>
         <w:tc>
           <w:tcPr>
-            <w:shd w:val="clear" w:color="auto" w:fill="E8E8E8"/>
+            <w:shd w:fill="E8E8E8" w:color="auto" w:val="clear"/>
           </w:tcPr>
           <w:p>
             <w:pPr>
               <w:pStyle w:val="Compact"/>
               <w:jc w:val="left"/>
-              <w:ind w:left="0" w:firstLine="0" w:right="0"/>
-              <w:spacing w:line="240" w:after="40" w:before="40" w:lineRule="auto"/>
+              <w:ind w:left="0" w:right="0" w:firstLine="0"/>
+              <w:spacing w:after="40" w:before="40" w:line="240" w:lineRule="auto"/>
             </w:pPr>
             <w:r>
               <w:rPr>
@@ -4374,8 +4374,8 @@
             <w:pPr>
               <w:pStyle w:val="Compact"/>
               <w:jc w:val="left"/>
-              <w:ind w:left="0" w:firstLine="0" w:right="0"/>
-              <w:spacing w:line="240" w:after="40" w:before="40" w:lineRule="auto"/>
+              <w:ind w:left="0" w:right="0" w:firstLine="0"/>
+              <w:spacing w:after="40" w:before="40" w:line="240" w:lineRule="auto"/>
             </w:pPr>
             <w:r>
               <w:t xml:space="preserve">alias</w:t>
@@ -4388,8 +4388,8 @@
             <w:pPr>
               <w:pStyle w:val="Compact"/>
               <w:jc w:val="left"/>
-              <w:ind w:left="0" w:firstLine="0" w:right="0"/>
-              <w:spacing w:line="240" w:after="40" w:before="40" w:lineRule="auto"/>
+              <w:ind w:left="0" w:right="0" w:firstLine="0"/>
+              <w:spacing w:after="40" w:before="40" w:line="240" w:lineRule="auto"/>
             </w:pPr>
             <w:r>
               <w:t xml:space="preserve">TEXT PK COLLATE NOCASE</w:t>
@@ -4402,8 +4402,8 @@
             <w:pPr>
               <w:pStyle w:val="Compact"/>
               <w:jc w:val="left"/>
-              <w:ind w:left="0" w:firstLine="0" w:right="0"/>
-              <w:spacing w:line="240" w:after="40" w:before="40" w:lineRule="auto"/>
+              <w:ind w:left="0" w:right="0" w:firstLine="0"/>
+              <w:spacing w:after="40" w:before="40" w:line="240" w:lineRule="auto"/>
             </w:pPr>
             <w:r>
               <w:t xml:space="preserve">Title text that triggers this type</w:t>
@@ -4418,8 +4418,8 @@
             <w:pPr>
               <w:pStyle w:val="Compact"/>
               <w:jc w:val="left"/>
-              <w:ind w:left="0" w:firstLine="0" w:right="0"/>
-              <w:spacing w:line="240" w:after="40" w:before="40" w:lineRule="auto"/>
+              <w:ind w:left="0" w:right="0" w:firstLine="0"/>
+              <w:spacing w:after="40" w:before="40" w:line="240" w:lineRule="auto"/>
             </w:pPr>
             <w:r>
               <w:t xml:space="preserve">spec_type_id</w:t>
@@ -4432,8 +4432,8 @@
             <w:pPr>
               <w:pStyle w:val="Compact"/>
               <w:jc w:val="left"/>
-              <w:ind w:left="0" w:firstLine="0" w:right="0"/>
-              <w:spacing w:line="240" w:after="40" w:before="40" w:lineRule="auto"/>
+              <w:ind w:left="0" w:right="0" w:firstLine="0"/>
+              <w:spacing w:after="40" w:before="40" w:line="240" w:lineRule="auto"/>
             </w:pPr>
             <w:r>
               <w:t xml:space="preserve">TEXT NOT NULL FK</w:t>
@@ -4446,8 +4446,8 @@
             <w:pPr>
               <w:pStyle w:val="Compact"/>
               <w:jc w:val="left"/>
-              <w:ind w:left="0" w:firstLine="0" w:right="0"/>
-              <w:spacing w:line="240" w:after="40" w:before="40" w:lineRule="auto"/>
+              <w:ind w:left="0" w:right="0" w:firstLine="0"/>
+              <w:spacing w:after="40" w:before="40" w:line="240" w:lineRule="auto"/>
             </w:pPr>
             <w:r>
               <w:t xml:space="preserve">Specification type to assign</w:t>
@@ -4550,7 +4550,7 @@
     </w:p>
     <w:p>
       <w:pPr>
-        <w:spacing w:before="0" w:line="20" w:lineRule="exact" w:after="0"/>
+        <w:spacing w:lineRule="exact" w:line="20" w:after="0" w:before="0"/>
         <w:rPr>
           <w:sz w:val="2"/>
         </w:rPr>
@@ -4592,12 +4592,12 @@
         <w:tblLook w:firstRow="1" w:lastRow="0" w:firstColumn="0" w:lastColumn="0" w:noHBand="0" w:noVBand="0" w:val="0020"/>
         <w:jc w:val="start"/>
         <w:tblBorders>
-          <w:top w:val="single" w:space="0" w:color="000000" w:sz="6"/>
-          <w:left w:val="single" w:space="0" w:color="000000" w:sz="6"/>
-          <w:bottom w:val="single" w:space="0" w:color="000000" w:sz="6"/>
-          <w:right w:val="single" w:space="0" w:color="000000" w:sz="6"/>
-          <w:insideH w:val="single" w:space="0" w:color="000000" w:sz="6"/>
-          <w:insideV w:val="single" w:space="0" w:color="000000" w:sz="6"/>
+          <w:top w:sz="6" w:color="000000" w:val="single" w:space="0"/>
+          <w:left w:sz="6" w:color="000000" w:val="single" w:space="0"/>
+          <w:bottom w:sz="6" w:color="000000" w:val="single" w:space="0"/>
+          <w:right w:sz="6" w:color="000000" w:val="single" w:space="0"/>
+          <w:insideH w:sz="6" w:color="000000" w:val="single" w:space="0"/>
+          <w:insideV w:sz="6" w:color="000000" w:val="single" w:space="0"/>
         </w:tblBorders>
         <w:tblCellMar>
           <w:top w:w="57" w:type="dxa"/>
@@ -4617,14 +4617,14 @@
         </w:trPr>
         <w:tc>
           <w:tcPr>
-            <w:shd w:val="clear" w:color="auto" w:fill="E8E8E8"/>
+            <w:shd w:fill="E8E8E8" w:color="auto" w:val="clear"/>
           </w:tcPr>
           <w:p>
             <w:pPr>
               <w:pStyle w:val="Compact"/>
               <w:jc w:val="left"/>
-              <w:ind w:left="0" w:firstLine="0" w:right="0"/>
-              <w:spacing w:line="240" w:after="40" w:before="40" w:lineRule="auto"/>
+              <w:ind w:left="0" w:right="0" w:firstLine="0"/>
+              <w:spacing w:after="40" w:before="40" w:line="240" w:lineRule="auto"/>
             </w:pPr>
             <w:r>
               <w:rPr>
@@ -4636,14 +4636,14 @@
         </w:tc>
         <w:tc>
           <w:tcPr>
-            <w:shd w:val="clear" w:color="auto" w:fill="E8E8E8"/>
+            <w:shd w:fill="E8E8E8" w:color="auto" w:val="clear"/>
           </w:tcPr>
           <w:p>
             <w:pPr>
               <w:pStyle w:val="Compact"/>
               <w:jc w:val="left"/>
-              <w:ind w:left="0" w:firstLine="0" w:right="0"/>
-              <w:spacing w:line="240" w:after="40" w:before="40" w:lineRule="auto"/>
+              <w:ind w:left="0" w:right="0" w:firstLine="0"/>
+              <w:spacing w:after="40" w:before="40" w:line="240" w:lineRule="auto"/>
             </w:pPr>
             <w:r>
               <w:rPr>
@@ -4655,14 +4655,14 @@
         </w:tc>
         <w:tc>
           <w:tcPr>
-            <w:shd w:val="clear" w:color="auto" w:fill="E8E8E8"/>
+            <w:shd w:fill="E8E8E8" w:color="auto" w:val="clear"/>
           </w:tcPr>
           <w:p>
             <w:pPr>
               <w:pStyle w:val="Compact"/>
               <w:jc w:val="left"/>
-              <w:ind w:left="0" w:firstLine="0" w:right="0"/>
-              <w:spacing w:line="240" w:after="40" w:before="40" w:lineRule="auto"/>
+              <w:ind w:left="0" w:right="0" w:firstLine="0"/>
+              <w:spacing w:after="40" w:before="40" w:line="240" w:lineRule="auto"/>
             </w:pPr>
             <w:r>
               <w:rPr>
@@ -4680,8 +4680,8 @@
             <w:pPr>
               <w:pStyle w:val="Compact"/>
               <w:jc w:val="left"/>
-              <w:ind w:left="0" w:firstLine="0" w:right="0"/>
-              <w:spacing w:line="240" w:after="40" w:before="40" w:lineRule="auto"/>
+              <w:ind w:left="0" w:right="0" w:firstLine="0"/>
+              <w:spacing w:after="40" w:before="40" w:line="240" w:lineRule="auto"/>
             </w:pPr>
             <w:r>
               <w:t xml:space="preserve">identifier</w:t>
@@ -4694,8 +4694,8 @@
             <w:pPr>
               <w:pStyle w:val="Compact"/>
               <w:jc w:val="left"/>
-              <w:ind w:left="0" w:firstLine="0" w:right="0"/>
-              <w:spacing w:line="240" w:after="40" w:before="40" w:lineRule="auto"/>
+              <w:ind w:left="0" w:right="0" w:firstLine="0"/>
+              <w:spacing w:after="40" w:before="40" w:line="240" w:lineRule="auto"/>
             </w:pPr>
             <w:r>
               <w:t xml:space="preserve">TEXT PK</w:t>
@@ -4708,8 +4708,8 @@
             <w:pPr>
               <w:pStyle w:val="Compact"/>
               <w:jc w:val="left"/>
-              <w:ind w:left="0" w:firstLine="0" w:right="0"/>
-              <w:spacing w:line="240" w:after="40" w:before="40" w:lineRule="auto"/>
+              <w:ind w:left="0" w:right="0" w:firstLine="0"/>
+              <w:spacing w:after="40" w:before="40" w:line="240" w:lineRule="auto"/>
             </w:pPr>
             <w:r>
               <w:t xml:space="preserve">Filename slug (natural key)</w:t>
@@ -4724,8 +4724,8 @@
             <w:pPr>
               <w:pStyle w:val="Compact"/>
               <w:jc w:val="left"/>
-              <w:ind w:left="0" w:firstLine="0" w:right="0"/>
-              <w:spacing w:line="240" w:after="40" w:before="40" w:lineRule="auto"/>
+              <w:ind w:left="0" w:right="0" w:firstLine="0"/>
+              <w:spacing w:after="40" w:before="40" w:line="240" w:lineRule="auto"/>
             </w:pPr>
             <w:r>
               <w:t xml:space="preserve">root_path</w:t>
@@ -4738,8 +4738,8 @@
             <w:pPr>
               <w:pStyle w:val="Compact"/>
               <w:jc w:val="left"/>
-              <w:ind w:left="0" w:firstLine="0" w:right="0"/>
-              <w:spacing w:line="240" w:after="40" w:before="40" w:lineRule="auto"/>
+              <w:ind w:left="0" w:right="0" w:firstLine="0"/>
+              <w:spacing w:after="40" w:before="40" w:line="240" w:lineRule="auto"/>
             </w:pPr>
             <w:r>
               <w:t xml:space="preserve">TEXT NOT NULL UNIQUE</w:t>
@@ -4752,8 +4752,8 @@
             <w:pPr>
               <w:pStyle w:val="Compact"/>
               <w:jc w:val="left"/>
-              <w:ind w:left="0" w:firstLine="0" w:right="0"/>
-              <w:spacing w:line="240" w:after="40" w:before="40" w:lineRule="auto"/>
+              <w:ind w:left="0" w:right="0" w:firstLine="0"/>
+              <w:spacing w:after="40" w:before="40" w:line="240" w:lineRule="auto"/>
             </w:pPr>
             <w:r>
               <w:t xml:space="preserve">Absolute path to root .md file</w:t>
@@ -4768,8 +4768,8 @@
             <w:pPr>
               <w:pStyle w:val="Compact"/>
               <w:jc w:val="left"/>
-              <w:ind w:left="0" w:firstLine="0" w:right="0"/>
-              <w:spacing w:line="240" w:after="40" w:before="40" w:lineRule="auto"/>
+              <w:ind w:left="0" w:right="0" w:firstLine="0"/>
+              <w:spacing w:after="40" w:before="40" w:line="240" w:lineRule="auto"/>
             </w:pPr>
             <w:r>
               <w:t xml:space="preserve">long_name</w:t>
@@ -4782,8 +4782,8 @@
             <w:pPr>
               <w:pStyle w:val="Compact"/>
               <w:jc w:val="left"/>
-              <w:ind w:left="0" w:firstLine="0" w:right="0"/>
-              <w:spacing w:line="240" w:after="40" w:before="40" w:lineRule="auto"/>
+              <w:ind w:left="0" w:right="0" w:firstLine="0"/>
+              <w:spacing w:after="40" w:before="40" w:line="240" w:lineRule="auto"/>
             </w:pPr>
             <w:r>
               <w:t xml:space="preserve">TEXT</w:t>
@@ -4796,8 +4796,8 @@
             <w:pPr>
               <w:pStyle w:val="Compact"/>
               <w:jc w:val="left"/>
-              <w:ind w:left="0" w:firstLine="0" w:right="0"/>
-              <w:spacing w:line="240" w:after="40" w:before="40" w:lineRule="auto"/>
+              <w:ind w:left="0" w:right="0" w:firstLine="0"/>
+              <w:spacing w:after="40" w:before="40" w:line="240" w:lineRule="auto"/>
             </w:pPr>
             <w:r>
               <w:t xml:space="preserve">Document title from H1 header</w:t>
@@ -4812,8 +4812,8 @@
             <w:pPr>
               <w:pStyle w:val="Compact"/>
               <w:jc w:val="left"/>
-              <w:ind w:left="0" w:firstLine="0" w:right="0"/>
-              <w:spacing w:line="240" w:after="40" w:before="40" w:lineRule="auto"/>
+              <w:ind w:left="0" w:right="0" w:firstLine="0"/>
+              <w:spacing w:after="40" w:before="40" w:line="240" w:lineRule="auto"/>
             </w:pPr>
             <w:r>
               <w:t xml:space="preserve">type_ref</w:t>
@@ -4826,8 +4826,8 @@
             <w:pPr>
               <w:pStyle w:val="Compact"/>
               <w:jc w:val="left"/>
-              <w:ind w:left="0" w:firstLine="0" w:right="0"/>
-              <w:spacing w:line="240" w:after="40" w:before="40" w:lineRule="auto"/>
+              <w:ind w:left="0" w:right="0" w:firstLine="0"/>
+              <w:spacing w:after="40" w:before="40" w:line="240" w:lineRule="auto"/>
             </w:pPr>
             <w:r>
               <w:t xml:space="preserve">TEXT FK</w:t>
@@ -4840,8 +4840,8 @@
             <w:pPr>
               <w:pStyle w:val="Compact"/>
               <w:jc w:val="left"/>
-              <w:ind w:left="0" w:firstLine="0" w:right="0"/>
-              <w:spacing w:line="240" w:after="40" w:before="40" w:lineRule="auto"/>
+              <w:ind w:left="0" w:right="0" w:firstLine="0"/>
+              <w:spacing w:after="40" w:before="40" w:line="240" w:lineRule="auto"/>
             </w:pPr>
             <w:r>
               <w:t xml:space="preserve">Specification type</w:t>
@@ -4856,8 +4856,8 @@
             <w:pPr>
               <w:pStyle w:val="Compact"/>
               <w:jc w:val="left"/>
-              <w:ind w:left="0" w:firstLine="0" w:right="0"/>
-              <w:spacing w:line="240" w:after="40" w:before="40" w:lineRule="auto"/>
+              <w:ind w:left="0" w:right="0" w:firstLine="0"/>
+              <w:spacing w:after="40" w:before="40" w:line="240" w:lineRule="auto"/>
             </w:pPr>
             <w:r>
               <w:t xml:space="preserve">pid</w:t>
@@ -4870,8 +4870,8 @@
             <w:pPr>
               <w:pStyle w:val="Compact"/>
               <w:jc w:val="left"/>
-              <w:ind w:left="0" w:firstLine="0" w:right="0"/>
-              <w:spacing w:line="240" w:after="40" w:before="40" w:lineRule="auto"/>
+              <w:ind w:left="0" w:right="0" w:firstLine="0"/>
+              <w:spacing w:after="40" w:before="40" w:line="240" w:lineRule="auto"/>
             </w:pPr>
             <w:r>
               <w:t xml:space="preserve">TEXT</w:t>
@@ -4884,8 +4884,8 @@
             <w:pPr>
               <w:pStyle w:val="Compact"/>
               <w:jc w:val="left"/>
-              <w:ind w:left="0" w:firstLine="0" w:right="0"/>
-              <w:spacing w:line="240" w:after="40" w:before="40" w:lineRule="auto"/>
+              <w:ind w:left="0" w:right="0" w:firstLine="0"/>
+              <w:spacing w:after="40" w:before="40" w:line="240" w:lineRule="auto"/>
             </w:pPr>
             <w:r>
               <w:t xml:space="preserve">Project identifier from @PID syntax</w:t>
@@ -4900,8 +4900,8 @@
             <w:pPr>
               <w:pStyle w:val="Compact"/>
               <w:jc w:val="left"/>
-              <w:ind w:left="0" w:firstLine="0" w:right="0"/>
-              <w:spacing w:line="240" w:after="40" w:before="40" w:lineRule="auto"/>
+              <w:ind w:left="0" w:right="0" w:firstLine="0"/>
+              <w:spacing w:after="40" w:before="40" w:line="240" w:lineRule="auto"/>
             </w:pPr>
             <w:r>
               <w:t xml:space="preserve">header_ast</w:t>
@@ -4914,8 +4914,8 @@
             <w:pPr>
               <w:pStyle w:val="Compact"/>
               <w:jc w:val="left"/>
-              <w:ind w:left="0" w:firstLine="0" w:right="0"/>
-              <w:spacing w:line="240" w:after="40" w:before="40" w:lineRule="auto"/>
+              <w:ind w:left="0" w:right="0" w:firstLine="0"/>
+              <w:spacing w:after="40" w:before="40" w:line="240" w:lineRule="auto"/>
             </w:pPr>
             <w:r>
               <w:t xml:space="preserve">JSON</w:t>
@@ -4928,8 +4928,8 @@
             <w:pPr>
               <w:pStyle w:val="Compact"/>
               <w:jc w:val="left"/>
-              <w:ind w:left="0" w:firstLine="0" w:right="0"/>
-              <w:spacing w:line="240" w:after="40" w:before="40" w:lineRule="auto"/>
+              <w:ind w:left="0" w:right="0" w:firstLine="0"/>
+              <w:spacing w:after="40" w:before="40" w:line="240" w:lineRule="auto"/>
             </w:pPr>
             <w:r>
               <w:t xml:space="preserve">Rendered H1 header as Pandoc AST</w:t>
@@ -4944,8 +4944,8 @@
             <w:pPr>
               <w:pStyle w:val="Compact"/>
               <w:jc w:val="left"/>
-              <w:ind w:left="0" w:firstLine="0" w:right="0"/>
-              <w:spacing w:line="240" w:after="40" w:before="40" w:lineRule="auto"/>
+              <w:ind w:left="0" w:right="0" w:firstLine="0"/>
+              <w:spacing w:after="40" w:before="40" w:line="240" w:lineRule="auto"/>
             </w:pPr>
             <w:r>
               <w:t xml:space="preserve">body_ast</w:t>
@@ -4958,8 +4958,8 @@
             <w:pPr>
               <w:pStyle w:val="Compact"/>
               <w:jc w:val="left"/>
-              <w:ind w:left="0" w:firstLine="0" w:right="0"/>
-              <w:spacing w:line="240" w:after="40" w:before="40" w:lineRule="auto"/>
+              <w:ind w:left="0" w:right="0" w:firstLine="0"/>
+              <w:spacing w:after="40" w:before="40" w:line="240" w:lineRule="auto"/>
             </w:pPr>
             <w:r>
               <w:t xml:space="preserve">JSON</w:t>
@@ -4972,8 +4972,8 @@
             <w:pPr>
               <w:pStyle w:val="Compact"/>
               <w:jc w:val="left"/>
-              <w:ind w:left="0" w:firstLine="0" w:right="0"/>
-              <w:spacing w:line="240" w:after="40" w:before="40" w:lineRule="auto"/>
+              <w:ind w:left="0" w:right="0" w:firstLine="0"/>
+              <w:spacing w:after="40" w:before="40" w:line="240" w:lineRule="auto"/>
             </w:pPr>
             <w:r>
               <w:t xml:space="preserve">Body content between H1 and first H2</w:t>
@@ -5006,7 +5006,7 @@
     </w:p>
     <w:p>
       <w:pPr>
-        <w:spacing w:before="0" w:line="20" w:lineRule="exact" w:after="0"/>
+        <w:spacing w:lineRule="exact" w:line="20" w:after="0" w:before="0"/>
         <w:rPr>
           <w:sz w:val="2"/>
         </w:rPr>
@@ -5048,12 +5048,12 @@
         <w:tblLook w:firstRow="1" w:lastRow="0" w:firstColumn="0" w:lastColumn="0" w:noHBand="0" w:noVBand="0" w:val="0020"/>
         <w:jc w:val="start"/>
         <w:tblBorders>
-          <w:top w:val="single" w:space="0" w:color="000000" w:sz="6"/>
-          <w:left w:val="single" w:space="0" w:color="000000" w:sz="6"/>
-          <w:bottom w:val="single" w:space="0" w:color="000000" w:sz="6"/>
-          <w:right w:val="single" w:space="0" w:color="000000" w:sz="6"/>
-          <w:insideH w:val="single" w:space="0" w:color="000000" w:sz="6"/>
-          <w:insideV w:val="single" w:space="0" w:color="000000" w:sz="6"/>
+          <w:top w:sz="6" w:color="000000" w:val="single" w:space="0"/>
+          <w:left w:sz="6" w:color="000000" w:val="single" w:space="0"/>
+          <w:bottom w:sz="6" w:color="000000" w:val="single" w:space="0"/>
+          <w:right w:sz="6" w:color="000000" w:val="single" w:space="0"/>
+          <w:insideH w:sz="6" w:color="000000" w:val="single" w:space="0"/>
+          <w:insideV w:sz="6" w:color="000000" w:val="single" w:space="0"/>
         </w:tblBorders>
         <w:tblCellMar>
           <w:top w:w="57" w:type="dxa"/>
@@ -5073,14 +5073,14 @@
         </w:trPr>
         <w:tc>
           <w:tcPr>
-            <w:shd w:val="clear" w:color="auto" w:fill="E8E8E8"/>
+            <w:shd w:fill="E8E8E8" w:color="auto" w:val="clear"/>
           </w:tcPr>
           <w:p>
             <w:pPr>
               <w:pStyle w:val="Compact"/>
               <w:jc w:val="left"/>
-              <w:ind w:left="0" w:firstLine="0" w:right="0"/>
-              <w:spacing w:line="240" w:after="40" w:before="40" w:lineRule="auto"/>
+              <w:ind w:left="0" w:right="0" w:firstLine="0"/>
+              <w:spacing w:after="40" w:before="40" w:line="240" w:lineRule="auto"/>
             </w:pPr>
             <w:r>
               <w:rPr>
@@ -5092,14 +5092,14 @@
         </w:tc>
         <w:tc>
           <w:tcPr>
-            <w:shd w:val="clear" w:color="auto" w:fill="E8E8E8"/>
+            <w:shd w:fill="E8E8E8" w:color="auto" w:val="clear"/>
           </w:tcPr>
           <w:p>
             <w:pPr>
               <w:pStyle w:val="Compact"/>
               <w:jc w:val="left"/>
-              <w:ind w:left="0" w:firstLine="0" w:right="0"/>
-              <w:spacing w:line="240" w:after="40" w:before="40" w:lineRule="auto"/>
+              <w:ind w:left="0" w:right="0" w:firstLine="0"/>
+              <w:spacing w:after="40" w:before="40" w:line="240" w:lineRule="auto"/>
             </w:pPr>
             <w:r>
               <w:rPr>
@@ -5111,14 +5111,14 @@
         </w:tc>
         <w:tc>
           <w:tcPr>
-            <w:shd w:val="clear" w:color="auto" w:fill="E8E8E8"/>
+            <w:shd w:fill="E8E8E8" w:color="auto" w:val="clear"/>
           </w:tcPr>
           <w:p>
             <w:pPr>
               <w:pStyle w:val="Compact"/>
               <w:jc w:val="left"/>
-              <w:ind w:left="0" w:firstLine="0" w:right="0"/>
-              <w:spacing w:line="240" w:after="40" w:before="40" w:lineRule="auto"/>
+              <w:ind w:left="0" w:right="0" w:firstLine="0"/>
+              <w:spacing w:after="40" w:before="40" w:line="240" w:lineRule="auto"/>
             </w:pPr>
             <w:r>
               <w:rPr>
@@ -5136,8 +5136,8 @@
             <w:pPr>
               <w:pStyle w:val="Compact"/>
               <w:jc w:val="left"/>
-              <w:ind w:left="0" w:firstLine="0" w:right="0"/>
-              <w:spacing w:line="240" w:after="40" w:before="40" w:lineRule="auto"/>
+              <w:ind w:left="0" w:right="0" w:firstLine="0"/>
+              <w:spacing w:after="40" w:before="40" w:line="240" w:lineRule="auto"/>
             </w:pPr>
             <w:r>
               <w:t xml:space="preserve">id</w:t>
@@ -5150,8 +5150,8 @@
             <w:pPr>
               <w:pStyle w:val="Compact"/>
               <w:jc w:val="left"/>
-              <w:ind w:left="0" w:firstLine="0" w:right="0"/>
-              <w:spacing w:line="240" w:after="40" w:before="40" w:lineRule="auto"/>
+              <w:ind w:left="0" w:right="0" w:firstLine="0"/>
+              <w:spacing w:after="40" w:before="40" w:line="240" w:lineRule="auto"/>
             </w:pPr>
             <w:r>
               <w:t xml:space="preserve">INTEGER PK</w:t>
@@ -5164,8 +5164,8 @@
             <w:pPr>
               <w:pStyle w:val="Compact"/>
               <w:jc w:val="left"/>
-              <w:ind w:left="0" w:firstLine="0" w:right="0"/>
-              <w:spacing w:line="240" w:after="40" w:before="40" w:lineRule="auto"/>
+              <w:ind w:left="0" w:right="0" w:firstLine="0"/>
+              <w:spacing w:after="40" w:before="40" w:line="240" w:lineRule="auto"/>
             </w:pPr>
             <w:r>
               <w:t xml:space="preserve">Auto-assigned internal key</w:t>
@@ -5180,8 +5180,8 @@
             <w:pPr>
               <w:pStyle w:val="Compact"/>
               <w:jc w:val="left"/>
-              <w:ind w:left="0" w:firstLine="0" w:right="0"/>
-              <w:spacing w:line="240" w:after="40" w:before="40" w:lineRule="auto"/>
+              <w:ind w:left="0" w:right="0" w:firstLine="0"/>
+              <w:spacing w:after="40" w:before="40" w:line="240" w:lineRule="auto"/>
             </w:pPr>
             <w:r>
               <w:t xml:space="preserve">content_sha</w:t>
@@ -5194,8 +5194,8 @@
             <w:pPr>
               <w:pStyle w:val="Compact"/>
               <w:jc w:val="left"/>
-              <w:ind w:left="0" w:firstLine="0" w:right="0"/>
-              <w:spacing w:line="240" w:after="40" w:before="40" w:lineRule="auto"/>
+              <w:ind w:left="0" w:right="0" w:firstLine="0"/>
+              <w:spacing w:after="40" w:before="40" w:line="240" w:lineRule="auto"/>
             </w:pPr>
             <w:r>
               <w:t xml:space="preserve">TEXT</w:t>
@@ -5208,8 +5208,8 @@
             <w:pPr>
               <w:pStyle w:val="Compact"/>
               <w:jc w:val="left"/>
-              <w:ind w:left="0" w:firstLine="0" w:right="0"/>
-              <w:spacing w:line="240" w:after="40" w:before="40" w:lineRule="auto"/>
+              <w:ind w:left="0" w:right="0" w:firstLine="0"/>
+              <w:spacing w:after="40" w:before="40" w:line="240" w:lineRule="auto"/>
             </w:pPr>
             <w:r>
               <w:t xml:space="preserve">SHA1 checksum for change detection</w:t>
@@ -5224,8 +5224,8 @@
             <w:pPr>
               <w:pStyle w:val="Compact"/>
               <w:jc w:val="left"/>
-              <w:ind w:left="0" w:firstLine="0" w:right="0"/>
-              <w:spacing w:line="240" w:after="40" w:before="40" w:lineRule="auto"/>
+              <w:ind w:left="0" w:right="0" w:firstLine="0"/>
+              <w:spacing w:after="40" w:before="40" w:line="240" w:lineRule="auto"/>
             </w:pPr>
             <w:r>
               <w:t xml:space="preserve">specification_ref</w:t>
@@ -5238,8 +5238,8 @@
             <w:pPr>
               <w:pStyle w:val="Compact"/>
               <w:jc w:val="left"/>
-              <w:ind w:left="0" w:firstLine="0" w:right="0"/>
-              <w:spacing w:line="240" w:after="40" w:before="40" w:lineRule="auto"/>
+              <w:ind w:left="0" w:right="0" w:firstLine="0"/>
+              <w:spacing w:after="40" w:before="40" w:line="240" w:lineRule="auto"/>
             </w:pPr>
             <w:r>
               <w:t xml:space="preserve">TEXT NOT NULL FK</w:t>
@@ -5252,8 +5252,8 @@
             <w:pPr>
               <w:pStyle w:val="Compact"/>
               <w:jc w:val="left"/>
-              <w:ind w:left="0" w:firstLine="0" w:right="0"/>
-              <w:spacing w:line="240" w:after="40" w:before="40" w:lineRule="auto"/>
+              <w:ind w:left="0" w:right="0" w:firstLine="0"/>
+              <w:spacing w:after="40" w:before="40" w:line="240" w:lineRule="auto"/>
             </w:pPr>
             <w:r>
               <w:t xml:space="preserve">Parent specification</w:t>
@@ -5268,8 +5268,8 @@
             <w:pPr>
               <w:pStyle w:val="Compact"/>
               <w:jc w:val="left"/>
-              <w:ind w:left="0" w:firstLine="0" w:right="0"/>
-              <w:spacing w:line="240" w:after="40" w:before="40" w:lineRule="auto"/>
+              <w:ind w:left="0" w:right="0" w:firstLine="0"/>
+              <w:spacing w:after="40" w:before="40" w:line="240" w:lineRule="auto"/>
             </w:pPr>
             <w:r>
               <w:t xml:space="preserve">type_ref</w:t>
@@ -5282,8 +5282,8 @@
             <w:pPr>
               <w:pStyle w:val="Compact"/>
               <w:jc w:val="left"/>
-              <w:ind w:left="0" w:firstLine="0" w:right="0"/>
-              <w:spacing w:line="240" w:after="40" w:before="40" w:lineRule="auto"/>
+              <w:ind w:left="0" w:right="0" w:firstLine="0"/>
+              <w:spacing w:after="40" w:before="40" w:line="240" w:lineRule="auto"/>
             </w:pPr>
             <w:r>
               <w:t xml:space="preserve">TEXT NOT NULL FK</w:t>
@@ -5296,8 +5296,8 @@
             <w:pPr>
               <w:pStyle w:val="Compact"/>
               <w:jc w:val="left"/>
-              <w:ind w:left="0" w:firstLine="0" w:right="0"/>
-              <w:spacing w:line="240" w:after="40" w:before="40" w:lineRule="auto"/>
+              <w:ind w:left="0" w:right="0" w:firstLine="0"/>
+              <w:spacing w:after="40" w:before="40" w:line="240" w:lineRule="auto"/>
             </w:pPr>
             <w:r>
               <w:t xml:space="preserve">Object type</w:t>
@@ -5312,8 +5312,8 @@
             <w:pPr>
               <w:pStyle w:val="Compact"/>
               <w:jc w:val="left"/>
-              <w:ind w:left="0" w:firstLine="0" w:right="0"/>
-              <w:spacing w:line="240" w:after="40" w:before="40" w:lineRule="auto"/>
+              <w:ind w:left="0" w:right="0" w:firstLine="0"/>
+              <w:spacing w:after="40" w:before="40" w:line="240" w:lineRule="auto"/>
             </w:pPr>
             <w:r>
               <w:t xml:space="preserve">from_file</w:t>
@@ -5326,8 +5326,8 @@
             <w:pPr>
               <w:pStyle w:val="Compact"/>
               <w:jc w:val="left"/>
-              <w:ind w:left="0" w:firstLine="0" w:right="0"/>
-              <w:spacing w:line="240" w:after="40" w:before="40" w:lineRule="auto"/>
+              <w:ind w:left="0" w:right="0" w:firstLine="0"/>
+              <w:spacing w:after="40" w:before="40" w:line="240" w:lineRule="auto"/>
             </w:pPr>
             <w:r>
               <w:t xml:space="preserve">TEXT NOT NULL</w:t>
@@ -5340,8 +5340,8 @@
             <w:pPr>
               <w:pStyle w:val="Compact"/>
               <w:jc w:val="left"/>
-              <w:ind w:left="0" w:firstLine="0" w:right="0"/>
-              <w:spacing w:line="240" w:after="40" w:before="40" w:lineRule="auto"/>
+              <w:ind w:left="0" w:right="0" w:firstLine="0"/>
+              <w:spacing w:after="40" w:before="40" w:line="240" w:lineRule="auto"/>
             </w:pPr>
             <w:r>
               <w:t xml:space="preserve">Source file path</w:t>
@@ -5356,8 +5356,8 @@
             <w:pPr>
               <w:pStyle w:val="Compact"/>
               <w:jc w:val="left"/>
-              <w:ind w:left="0" w:firstLine="0" w:right="0"/>
-              <w:spacing w:line="240" w:after="40" w:before="40" w:lineRule="auto"/>
+              <w:ind w:left="0" w:right="0" w:firstLine="0"/>
+              <w:spacing w:after="40" w:before="40" w:line="240" w:lineRule="auto"/>
             </w:pPr>
             <w:r>
               <w:t xml:space="preserve">file_seq</w:t>
@@ -5370,8 +5370,8 @@
             <w:pPr>
               <w:pStyle w:val="Compact"/>
               <w:jc w:val="left"/>
-              <w:ind w:left="0" w:firstLine="0" w:right="0"/>
-              <w:spacing w:line="240" w:after="40" w:before="40" w:lineRule="auto"/>
+              <w:ind w:left="0" w:right="0" w:firstLine="0"/>
+              <w:spacing w:after="40" w:before="40" w:line="240" w:lineRule="auto"/>
             </w:pPr>
             <w:r>
               <w:t xml:space="preserve">INTEGER NOT NULL</w:t>
@@ -5384,8 +5384,8 @@
             <w:pPr>
               <w:pStyle w:val="Compact"/>
               <w:jc w:val="left"/>
-              <w:ind w:left="0" w:firstLine="0" w:right="0"/>
-              <w:spacing w:line="240" w:after="40" w:before="40" w:lineRule="auto"/>
+              <w:ind w:left="0" w:right="0" w:firstLine="0"/>
+              <w:spacing w:after="40" w:before="40" w:line="240" w:lineRule="auto"/>
             </w:pPr>
             <w:r>
               <w:t xml:space="preserve">Sequence within file (0-indexed)</w:t>
@@ -5400,8 +5400,8 @@
             <w:pPr>
               <w:pStyle w:val="Compact"/>
               <w:jc w:val="left"/>
-              <w:ind w:left="0" w:firstLine="0" w:right="0"/>
-              <w:spacing w:line="240" w:after="40" w:before="40" w:lineRule="auto"/>
+              <w:ind w:left="0" w:right="0" w:firstLine="0"/>
+              <w:spacing w:after="40" w:before="40" w:line="240" w:lineRule="auto"/>
             </w:pPr>
             <w:r>
               <w:t xml:space="preserve">pid</w:t>
@@ -5414,8 +5414,8 @@
             <w:pPr>
               <w:pStyle w:val="Compact"/>
               <w:jc w:val="left"/>
-              <w:ind w:left="0" w:firstLine="0" w:right="0"/>
-              <w:spacing w:line="240" w:after="40" w:before="40" w:lineRule="auto"/>
+              <w:ind w:left="0" w:right="0" w:firstLine="0"/>
+              <w:spacing w:after="40" w:before="40" w:line="240" w:lineRule="auto"/>
             </w:pPr>
             <w:r>
               <w:t xml:space="preserve">TEXT</w:t>
@@ -5428,8 +5428,8 @@
             <w:pPr>
               <w:pStyle w:val="Compact"/>
               <w:jc w:val="left"/>
-              <w:ind w:left="0" w:firstLine="0" w:right="0"/>
-              <w:spacing w:line="240" w:after="40" w:before="40" w:lineRule="auto"/>
+              <w:ind w:left="0" w:right="0" w:firstLine="0"/>
+              <w:spacing w:after="40" w:before="40" w:line="240" w:lineRule="auto"/>
             </w:pPr>
             <w:r>
               <w:t xml:space="preserve">Project identifier</w:t>
@@ -5444,8 +5444,8 @@
             <w:pPr>
               <w:pStyle w:val="Compact"/>
               <w:jc w:val="left"/>
-              <w:ind w:left="0" w:firstLine="0" w:right="0"/>
-              <w:spacing w:line="240" w:after="40" w:before="40" w:lineRule="auto"/>
+              <w:ind w:left="0" w:right="0" w:firstLine="0"/>
+              <w:spacing w:after="40" w:before="40" w:line="240" w:lineRule="auto"/>
             </w:pPr>
             <w:r>
               <w:t xml:space="preserve">pid_prefix</w:t>
@@ -5458,8 +5458,8 @@
             <w:pPr>
               <w:pStyle w:val="Compact"/>
               <w:jc w:val="left"/>
-              <w:ind w:left="0" w:firstLine="0" w:right="0"/>
-              <w:spacing w:line="240" w:after="40" w:before="40" w:lineRule="auto"/>
+              <w:ind w:left="0" w:right="0" w:firstLine="0"/>
+              <w:spacing w:after="40" w:before="40" w:line="240" w:lineRule="auto"/>
             </w:pPr>
             <w:r>
               <w:t xml:space="preserve">TEXT</w:t>
@@ -5472,8 +5472,8 @@
             <w:pPr>
               <w:pStyle w:val="Compact"/>
               <w:jc w:val="left"/>
-              <w:ind w:left="0" w:firstLine="0" w:right="0"/>
-              <w:spacing w:line="240" w:after="40" w:before="40" w:lineRule="auto"/>
+              <w:ind w:left="0" w:right="0" w:firstLine="0"/>
+              <w:spacing w:after="40" w:before="40" w:line="240" w:lineRule="auto"/>
             </w:pPr>
             <w:r>
               <w:t xml:space="preserve">Extracted PID prefix</w:t>
@@ -5488,8 +5488,8 @@
             <w:pPr>
               <w:pStyle w:val="Compact"/>
               <w:jc w:val="left"/>
-              <w:ind w:left="0" w:firstLine="0" w:right="0"/>
-              <w:spacing w:line="240" w:after="40" w:before="40" w:lineRule="auto"/>
+              <w:ind w:left="0" w:right="0" w:firstLine="0"/>
+              <w:spacing w:after="40" w:before="40" w:line="240" w:lineRule="auto"/>
             </w:pPr>
             <w:r>
               <w:t xml:space="preserve">pid_sequence</w:t>
@@ -5502,8 +5502,8 @@
             <w:pPr>
               <w:pStyle w:val="Compact"/>
               <w:jc w:val="left"/>
-              <w:ind w:left="0" w:firstLine="0" w:right="0"/>
-              <w:spacing w:line="240" w:after="40" w:before="40" w:lineRule="auto"/>
+              <w:ind w:left="0" w:right="0" w:firstLine="0"/>
+              <w:spacing w:after="40" w:before="40" w:line="240" w:lineRule="auto"/>
             </w:pPr>
             <w:r>
               <w:t xml:space="preserve">INTEGER</w:t>
@@ -5516,8 +5516,8 @@
             <w:pPr>
               <w:pStyle w:val="Compact"/>
               <w:jc w:val="left"/>
-              <w:ind w:left="0" w:firstLine="0" w:right="0"/>
-              <w:spacing w:line="240" w:after="40" w:before="40" w:lineRule="auto"/>
+              <w:ind w:left="0" w:right="0" w:firstLine="0"/>
+              <w:spacing w:after="40" w:before="40" w:line="240" w:lineRule="auto"/>
             </w:pPr>
             <w:r>
               <w:t xml:space="preserve">Extracted PID sequence number</w:t>
@@ -5532,8 +5532,8 @@
             <w:pPr>
               <w:pStyle w:val="Compact"/>
               <w:jc w:val="left"/>
-              <w:ind w:left="0" w:firstLine="0" w:right="0"/>
-              <w:spacing w:line="240" w:after="40" w:before="40" w:lineRule="auto"/>
+              <w:ind w:left="0" w:right="0" w:firstLine="0"/>
+              <w:spacing w:after="40" w:before="40" w:line="240" w:lineRule="auto"/>
             </w:pPr>
             <w:r>
               <w:t xml:space="preserve">pid_auto_generated</w:t>
@@ -5546,8 +5546,8 @@
             <w:pPr>
               <w:pStyle w:val="Compact"/>
               <w:jc w:val="left"/>
-              <w:ind w:left="0" w:firstLine="0" w:right="0"/>
-              <w:spacing w:line="240" w:after="40" w:before="40" w:lineRule="auto"/>
+              <w:ind w:left="0" w:right="0" w:firstLine="0"/>
+              <w:spacing w:after="40" w:before="40" w:line="240" w:lineRule="auto"/>
             </w:pPr>
             <w:r>
               <w:t xml:space="preserve">INTEGER DEFAULT 0</w:t>
@@ -5560,8 +5560,8 @@
             <w:pPr>
               <w:pStyle w:val="Compact"/>
               <w:jc w:val="left"/>
-              <w:ind w:left="0" w:firstLine="0" w:right="0"/>
-              <w:spacing w:line="240" w:after="40" w:before="40" w:lineRule="auto"/>
+              <w:ind w:left="0" w:right="0" w:firstLine="0"/>
+              <w:spacing w:after="40" w:before="40" w:line="240" w:lineRule="auto"/>
             </w:pPr>
             <w:r>
               <w:t xml:space="preserve">1 = PID was auto-generated</w:t>
@@ -5576,8 +5576,8 @@
             <w:pPr>
               <w:pStyle w:val="Compact"/>
               <w:jc w:val="left"/>
-              <w:ind w:left="0" w:firstLine="0" w:right="0"/>
-              <w:spacing w:line="240" w:after="40" w:before="40" w:lineRule="auto"/>
+              <w:ind w:left="0" w:right="0" w:firstLine="0"/>
+              <w:spacing w:after="40" w:before="40" w:line="240" w:lineRule="auto"/>
             </w:pPr>
             <w:r>
               <w:t xml:space="preserve">title_text</w:t>
@@ -5590,8 +5590,8 @@
             <w:pPr>
               <w:pStyle w:val="Compact"/>
               <w:jc w:val="left"/>
-              <w:ind w:left="0" w:firstLine="0" w:right="0"/>
-              <w:spacing w:line="240" w:after="40" w:before="40" w:lineRule="auto"/>
+              <w:ind w:left="0" w:right="0" w:firstLine="0"/>
+              <w:spacing w:after="40" w:before="40" w:line="240" w:lineRule="auto"/>
             </w:pPr>
             <w:r>
               <w:t xml:space="preserve">TEXT NOT NULL</w:t>
@@ -5604,8 +5604,8 @@
             <w:pPr>
               <w:pStyle w:val="Compact"/>
               <w:jc w:val="left"/>
-              <w:ind w:left="0" w:firstLine="0" w:right="0"/>
-              <w:spacing w:line="240" w:after="40" w:before="40" w:lineRule="auto"/>
+              <w:ind w:left="0" w:right="0" w:firstLine="0"/>
+              <w:spacing w:after="40" w:before="40" w:line="240" w:lineRule="auto"/>
             </w:pPr>
             <w:r>
               <w:t xml:space="preserve">Plain-text title</w:t>
@@ -5620,8 +5620,8 @@
             <w:pPr>
               <w:pStyle w:val="Compact"/>
               <w:jc w:val="left"/>
-              <w:ind w:left="0" w:firstLine="0" w:right="0"/>
-              <w:spacing w:line="240" w:after="40" w:before="40" w:lineRule="auto"/>
+              <w:ind w:left="0" w:right="0" w:firstLine="0"/>
+              <w:spacing w:after="40" w:before="40" w:line="240" w:lineRule="auto"/>
             </w:pPr>
             <w:r>
               <w:t xml:space="preserve">label</w:t>
@@ -5634,8 +5634,8 @@
             <w:pPr>
               <w:pStyle w:val="Compact"/>
               <w:jc w:val="left"/>
-              <w:ind w:left="0" w:firstLine="0" w:right="0"/>
-              <w:spacing w:line="240" w:after="40" w:before="40" w:lineRule="auto"/>
+              <w:ind w:left="0" w:right="0" w:firstLine="0"/>
+              <w:spacing w:after="40" w:before="40" w:line="240" w:lineRule="auto"/>
             </w:pPr>
             <w:r>
               <w:t xml:space="preserve">TEXT</w:t>
@@ -5648,8 +5648,8 @@
             <w:pPr>
               <w:pStyle w:val="Compact"/>
               <w:jc w:val="left"/>
-              <w:ind w:left="0" w:firstLine="0" w:right="0"/>
-              <w:spacing w:line="240" w:after="40" w:before="40" w:lineRule="auto"/>
+              <w:ind w:left="0" w:right="0" w:firstLine="0"/>
+              <w:spacing w:after="40" w:before="40" w:line="240" w:lineRule="auto"/>
             </w:pPr>
             <w:r>
               <w:t xml:space="preserve">Unified label for # resolution</w:t>
@@ -5664,8 +5664,8 @@
             <w:pPr>
               <w:pStyle w:val="Compact"/>
               <w:jc w:val="left"/>
-              <w:ind w:left="0" w:firstLine="0" w:right="0"/>
-              <w:spacing w:line="240" w:after="40" w:before="40" w:lineRule="auto"/>
+              <w:ind w:left="0" w:right="0" w:firstLine="0"/>
+              <w:spacing w:after="40" w:before="40" w:line="240" w:lineRule="auto"/>
             </w:pPr>
             <w:r>
               <w:t xml:space="preserve">level</w:t>
@@ -5678,8 +5678,8 @@
             <w:pPr>
               <w:pStyle w:val="Compact"/>
               <w:jc w:val="left"/>
-              <w:ind w:left="0" w:firstLine="0" w:right="0"/>
-              <w:spacing w:line="240" w:after="40" w:before="40" w:lineRule="auto"/>
+              <w:ind w:left="0" w:right="0" w:firstLine="0"/>
+              <w:spacing w:after="40" w:before="40" w:line="240" w:lineRule="auto"/>
             </w:pPr>
             <w:r>
               <w:t xml:space="preserve">INTEGER</w:t>
@@ -5692,8 +5692,8 @@
             <w:pPr>
               <w:pStyle w:val="Compact"/>
               <w:jc w:val="left"/>
-              <w:ind w:left="0" w:firstLine="0" w:right="0"/>
-              <w:spacing w:line="240" w:after="40" w:before="40" w:lineRule="auto"/>
+              <w:ind w:left="0" w:right="0" w:firstLine="0"/>
+              <w:spacing w:after="40" w:before="40" w:line="240" w:lineRule="auto"/>
             </w:pPr>
             <w:r>
               <w:t xml:space="preserve">Heading level (2--6)</w:t>
@@ -5708,8 +5708,8 @@
             <w:pPr>
               <w:pStyle w:val="Compact"/>
               <w:jc w:val="left"/>
-              <w:ind w:left="0" w:firstLine="0" w:right="0"/>
-              <w:spacing w:line="240" w:after="40" w:before="40" w:lineRule="auto"/>
+              <w:ind w:left="0" w:right="0" w:firstLine="0"/>
+              <w:spacing w:after="40" w:before="40" w:line="240" w:lineRule="auto"/>
             </w:pPr>
             <w:r>
               <w:t xml:space="preserve">start_line</w:t>
@@ -5722,8 +5722,8 @@
             <w:pPr>
               <w:pStyle w:val="Compact"/>
               <w:jc w:val="left"/>
-              <w:ind w:left="0" w:firstLine="0" w:right="0"/>
-              <w:spacing w:line="240" w:after="40" w:before="40" w:lineRule="auto"/>
+              <w:ind w:left="0" w:right="0" w:firstLine="0"/>
+              <w:spacing w:after="40" w:before="40" w:line="240" w:lineRule="auto"/>
             </w:pPr>
             <w:r>
               <w:t xml:space="preserve">INTEGER</w:t>
@@ -5736,8 +5736,8 @@
             <w:pPr>
               <w:pStyle w:val="Compact"/>
               <w:jc w:val="left"/>
-              <w:ind w:left="0" w:firstLine="0" w:right="0"/>
-              <w:spacing w:line="240" w:after="40" w:before="40" w:lineRule="auto"/>
+              <w:ind w:left="0" w:right="0" w:firstLine="0"/>
+              <w:spacing w:after="40" w:before="40" w:line="240" w:lineRule="auto"/>
             </w:pPr>
             <w:r>
               <w:t xml:space="preserve">Start line in source (1-indexed)</w:t>
@@ -5752,8 +5752,8 @@
             <w:pPr>
               <w:pStyle w:val="Compact"/>
               <w:jc w:val="left"/>
-              <w:ind w:left="0" w:firstLine="0" w:right="0"/>
-              <w:spacing w:line="240" w:after="40" w:before="40" w:lineRule="auto"/>
+              <w:ind w:left="0" w:right="0" w:firstLine="0"/>
+              <w:spacing w:after="40" w:before="40" w:line="240" w:lineRule="auto"/>
             </w:pPr>
             <w:r>
               <w:t xml:space="preserve">end_line</w:t>
@@ -5766,8 +5766,8 @@
             <w:pPr>
               <w:pStyle w:val="Compact"/>
               <w:jc w:val="left"/>
-              <w:ind w:left="0" w:firstLine="0" w:right="0"/>
-              <w:spacing w:line="240" w:after="40" w:before="40" w:lineRule="auto"/>
+              <w:ind w:left="0" w:right="0" w:firstLine="0"/>
+              <w:spacing w:after="40" w:before="40" w:line="240" w:lineRule="auto"/>
             </w:pPr>
             <w:r>
               <w:t xml:space="preserve">INTEGER</w:t>
@@ -5780,8 +5780,8 @@
             <w:pPr>
               <w:pStyle w:val="Compact"/>
               <w:jc w:val="left"/>
-              <w:ind w:left="0" w:firstLine="0" w:right="0"/>
-              <w:spacing w:line="240" w:after="40" w:before="40" w:lineRule="auto"/>
+              <w:ind w:left="0" w:right="0" w:firstLine="0"/>
+              <w:spacing w:after="40" w:before="40" w:line="240" w:lineRule="auto"/>
             </w:pPr>
             <w:r>
               <w:t xml:space="preserve">End line in source</w:t>
@@ -5796,8 +5796,8 @@
             <w:pPr>
               <w:pStyle w:val="Compact"/>
               <w:jc w:val="left"/>
-              <w:ind w:left="0" w:firstLine="0" w:right="0"/>
-              <w:spacing w:line="240" w:after="40" w:before="40" w:lineRule="auto"/>
+              <w:ind w:left="0" w:right="0" w:firstLine="0"/>
+              <w:spacing w:after="40" w:before="40" w:line="240" w:lineRule="auto"/>
             </w:pPr>
             <w:r>
               <w:t xml:space="preserve">ast</w:t>
@@ -5810,8 +5810,8 @@
             <w:pPr>
               <w:pStyle w:val="Compact"/>
               <w:jc w:val="left"/>
-              <w:ind w:left="0" w:firstLine="0" w:right="0"/>
-              <w:spacing w:line="240" w:after="40" w:before="40" w:lineRule="auto"/>
+              <w:ind w:left="0" w:right="0" w:firstLine="0"/>
+              <w:spacing w:after="40" w:before="40" w:line="240" w:lineRule="auto"/>
             </w:pPr>
             <w:r>
               <w:t xml:space="preserve">JSON</w:t>
@@ -5824,8 +5824,8 @@
             <w:pPr>
               <w:pStyle w:val="Compact"/>
               <w:jc w:val="left"/>
-              <w:ind w:left="0" w:firstLine="0" w:right="0"/>
-              <w:spacing w:line="240" w:after="40" w:before="40" w:lineRule="auto"/>
+              <w:ind w:left="0" w:right="0" w:firstLine="0"/>
+              <w:spacing w:after="40" w:before="40" w:line="240" w:lineRule="auto"/>
             </w:pPr>
             <w:r>
               <w:t xml:space="preserve">Body as Pandoc AST</w:t>
@@ -5908,7 +5908,7 @@
     </w:p>
     <w:p>
       <w:pPr>
-        <w:spacing w:before="0" w:line="20" w:lineRule="exact" w:after="0"/>
+        <w:spacing w:lineRule="exact" w:line="20" w:after="0" w:before="0"/>
         <w:rPr>
           <w:sz w:val="2"/>
         </w:rPr>
@@ -5950,12 +5950,12 @@
         <w:tblLook w:firstRow="1" w:lastRow="0" w:firstColumn="0" w:lastColumn="0" w:noHBand="0" w:noVBand="0" w:val="0020"/>
         <w:jc w:val="start"/>
         <w:tblBorders>
-          <w:top w:val="single" w:space="0" w:color="000000" w:sz="6"/>
-          <w:left w:val="single" w:space="0" w:color="000000" w:sz="6"/>
-          <w:bottom w:val="single" w:space="0" w:color="000000" w:sz="6"/>
-          <w:right w:val="single" w:space="0" w:color="000000" w:sz="6"/>
-          <w:insideH w:val="single" w:space="0" w:color="000000" w:sz="6"/>
-          <w:insideV w:val="single" w:space="0" w:color="000000" w:sz="6"/>
+          <w:top w:sz="6" w:color="000000" w:val="single" w:space="0"/>
+          <w:left w:sz="6" w:color="000000" w:val="single" w:space="0"/>
+          <w:bottom w:sz="6" w:color="000000" w:val="single" w:space="0"/>
+          <w:right w:sz="6" w:color="000000" w:val="single" w:space="0"/>
+          <w:insideH w:sz="6" w:color="000000" w:val="single" w:space="0"/>
+          <w:insideV w:sz="6" w:color="000000" w:val="single" w:space="0"/>
         </w:tblBorders>
         <w:tblCellMar>
           <w:top w:w="57" w:type="dxa"/>
@@ -5975,14 +5975,14 @@
         </w:trPr>
         <w:tc>
           <w:tcPr>
-            <w:shd w:val="clear" w:color="auto" w:fill="E8E8E8"/>
+            <w:shd w:fill="E8E8E8" w:color="auto" w:val="clear"/>
           </w:tcPr>
           <w:p>
             <w:pPr>
               <w:pStyle w:val="Compact"/>
               <w:jc w:val="left"/>
-              <w:ind w:left="0" w:firstLine="0" w:right="0"/>
-              <w:spacing w:line="240" w:after="40" w:before="40" w:lineRule="auto"/>
+              <w:ind w:left="0" w:right="0" w:firstLine="0"/>
+              <w:spacing w:after="40" w:before="40" w:line="240" w:lineRule="auto"/>
             </w:pPr>
             <w:r>
               <w:rPr>
@@ -5994,14 +5994,14 @@
         </w:tc>
         <w:tc>
           <w:tcPr>
-            <w:shd w:val="clear" w:color="auto" w:fill="E8E8E8"/>
+            <w:shd w:fill="E8E8E8" w:color="auto" w:val="clear"/>
           </w:tcPr>
           <w:p>
             <w:pPr>
               <w:pStyle w:val="Compact"/>
               <w:jc w:val="left"/>
-              <w:ind w:left="0" w:firstLine="0" w:right="0"/>
-              <w:spacing w:line="240" w:after="40" w:before="40" w:lineRule="auto"/>
+              <w:ind w:left="0" w:right="0" w:firstLine="0"/>
+              <w:spacing w:after="40" w:before="40" w:line="240" w:lineRule="auto"/>
             </w:pPr>
             <w:r>
               <w:rPr>
@@ -6013,14 +6013,14 @@
         </w:tc>
         <w:tc>
           <w:tcPr>
-            <w:shd w:val="clear" w:color="auto" w:fill="E8E8E8"/>
+            <w:shd w:fill="E8E8E8" w:color="auto" w:val="clear"/>
           </w:tcPr>
           <w:p>
             <w:pPr>
               <w:pStyle w:val="Compact"/>
               <w:jc w:val="left"/>
-              <w:ind w:left="0" w:firstLine="0" w:right="0"/>
-              <w:spacing w:line="240" w:after="40" w:before="40" w:lineRule="auto"/>
+              <w:ind w:left="0" w:right="0" w:firstLine="0"/>
+              <w:spacing w:after="40" w:before="40" w:line="240" w:lineRule="auto"/>
             </w:pPr>
             <w:r>
               <w:rPr>
@@ -6038,8 +6038,8 @@
             <w:pPr>
               <w:pStyle w:val="Compact"/>
               <w:jc w:val="left"/>
-              <w:ind w:left="0" w:firstLine="0" w:right="0"/>
-              <w:spacing w:line="240" w:after="40" w:before="40" w:lineRule="auto"/>
+              <w:ind w:left="0" w:right="0" w:firstLine="0"/>
+              <w:spacing w:after="40" w:before="40" w:line="240" w:lineRule="auto"/>
             </w:pPr>
             <w:r>
               <w:t xml:space="preserve">id</w:t>
@@ -6052,8 +6052,8 @@
             <w:pPr>
               <w:pStyle w:val="Compact"/>
               <w:jc w:val="left"/>
-              <w:ind w:left="0" w:firstLine="0" w:right="0"/>
-              <w:spacing w:line="240" w:after="40" w:before="40" w:lineRule="auto"/>
+              <w:ind w:left="0" w:right="0" w:firstLine="0"/>
+              <w:spacing w:after="40" w:before="40" w:line="240" w:lineRule="auto"/>
             </w:pPr>
             <w:r>
               <w:t xml:space="preserve">INTEGER PK</w:t>
@@ -6066,8 +6066,8 @@
             <w:pPr>
               <w:pStyle w:val="Compact"/>
               <w:jc w:val="left"/>
-              <w:ind w:left="0" w:firstLine="0" w:right="0"/>
-              <w:spacing w:line="240" w:after="40" w:before="40" w:lineRule="auto"/>
+              <w:ind w:left="0" w:right="0" w:firstLine="0"/>
+              <w:spacing w:after="40" w:before="40" w:line="240" w:lineRule="auto"/>
             </w:pPr>
             <w:r>
               <w:t xml:space="preserve">Auto-assigned internal key</w:t>
@@ -6082,8 +6082,8 @@
             <w:pPr>
               <w:pStyle w:val="Compact"/>
               <w:jc w:val="left"/>
-              <w:ind w:left="0" w:firstLine="0" w:right="0"/>
-              <w:spacing w:line="240" w:after="40" w:before="40" w:lineRule="auto"/>
+              <w:ind w:left="0" w:right="0" w:firstLine="0"/>
+              <w:spacing w:after="40" w:before="40" w:line="240" w:lineRule="auto"/>
             </w:pPr>
             <w:r>
               <w:t xml:space="preserve">content_sha</w:t>
@@ -6096,8 +6096,8 @@
             <w:pPr>
               <w:pStyle w:val="Compact"/>
               <w:jc w:val="left"/>
-              <w:ind w:left="0" w:firstLine="0" w:right="0"/>
-              <w:spacing w:line="240" w:after="40" w:before="40" w:lineRule="auto"/>
+              <w:ind w:left="0" w:right="0" w:firstLine="0"/>
+              <w:spacing w:after="40" w:before="40" w:line="240" w:lineRule="auto"/>
             </w:pPr>
             <w:r>
               <w:t xml:space="preserve">TEXT</w:t>
@@ -6110,8 +6110,8 @@
             <w:pPr>
               <w:pStyle w:val="Compact"/>
               <w:jc w:val="left"/>
-              <w:ind w:left="0" w:firstLine="0" w:right="0"/>
-              <w:spacing w:line="240" w:after="40" w:before="40" w:lineRule="auto"/>
+              <w:ind w:left="0" w:right="0" w:firstLine="0"/>
+              <w:spacing w:after="40" w:before="40" w:line="240" w:lineRule="auto"/>
             </w:pPr>
             <w:r>
               <w:t xml:space="preserve">SHA1 checksum for change detection</w:t>
@@ -6126,8 +6126,8 @@
             <w:pPr>
               <w:pStyle w:val="Compact"/>
               <w:jc w:val="left"/>
-              <w:ind w:left="0" w:firstLine="0" w:right="0"/>
-              <w:spacing w:line="240" w:after="40" w:before="40" w:lineRule="auto"/>
+              <w:ind w:left="0" w:right="0" w:firstLine="0"/>
+              <w:spacing w:after="40" w:before="40" w:line="240" w:lineRule="auto"/>
             </w:pPr>
             <w:r>
               <w:t xml:space="preserve">specification_ref</w:t>
@@ -6140,8 +6140,8 @@
             <w:pPr>
               <w:pStyle w:val="Compact"/>
               <w:jc w:val="left"/>
-              <w:ind w:left="0" w:firstLine="0" w:right="0"/>
-              <w:spacing w:line="240" w:after="40" w:before="40" w:lineRule="auto"/>
+              <w:ind w:left="0" w:right="0" w:firstLine="0"/>
+              <w:spacing w:after="40" w:before="40" w:line="240" w:lineRule="auto"/>
             </w:pPr>
             <w:r>
               <w:t xml:space="preserve">TEXT NOT NULL FK</w:t>
@@ -6154,8 +6154,8 @@
             <w:pPr>
               <w:pStyle w:val="Compact"/>
               <w:jc w:val="left"/>
-              <w:ind w:left="0" w:firstLine="0" w:right="0"/>
-              <w:spacing w:line="240" w:after="40" w:before="40" w:lineRule="auto"/>
+              <w:ind w:left="0" w:right="0" w:firstLine="0"/>
+              <w:spacing w:after="40" w:before="40" w:line="240" w:lineRule="auto"/>
             </w:pPr>
             <w:r>
               <w:t xml:space="preserve">Parent specification</w:t>
@@ -6170,8 +6170,8 @@
             <w:pPr>
               <w:pStyle w:val="Compact"/>
               <w:jc w:val="left"/>
-              <w:ind w:left="0" w:firstLine="0" w:right="0"/>
-              <w:spacing w:line="240" w:after="40" w:before="40" w:lineRule="auto"/>
+              <w:ind w:left="0" w:right="0" w:firstLine="0"/>
+              <w:spacing w:after="40" w:before="40" w:line="240" w:lineRule="auto"/>
             </w:pPr>
             <w:r>
               <w:t xml:space="preserve">type_ref</w:t>
@@ -6184,8 +6184,8 @@
             <w:pPr>
               <w:pStyle w:val="Compact"/>
               <w:jc w:val="left"/>
-              <w:ind w:left="0" w:firstLine="0" w:right="0"/>
-              <w:spacing w:line="240" w:after="40" w:before="40" w:lineRule="auto"/>
+              <w:ind w:left="0" w:right="0" w:firstLine="0"/>
+              <w:spacing w:after="40" w:before="40" w:line="240" w:lineRule="auto"/>
             </w:pPr>
             <w:r>
               <w:t xml:space="preserve">TEXT NOT NULL FK</w:t>
@@ -6198,8 +6198,8 @@
             <w:pPr>
               <w:pStyle w:val="Compact"/>
               <w:jc w:val="left"/>
-              <w:ind w:left="0" w:firstLine="0" w:right="0"/>
-              <w:spacing w:line="240" w:after="40" w:before="40" w:lineRule="auto"/>
+              <w:ind w:left="0" w:right="0" w:firstLine="0"/>
+              <w:spacing w:after="40" w:before="40" w:line="240" w:lineRule="auto"/>
             </w:pPr>
             <w:r>
               <w:t xml:space="preserve">Float type</w:t>
@@ -6214,8 +6214,8 @@
             <w:pPr>
               <w:pStyle w:val="Compact"/>
               <w:jc w:val="left"/>
-              <w:ind w:left="0" w:firstLine="0" w:right="0"/>
-              <w:spacing w:line="240" w:after="40" w:before="40" w:lineRule="auto"/>
+              <w:ind w:left="0" w:right="0" w:firstLine="0"/>
+              <w:spacing w:after="40" w:before="40" w:line="240" w:lineRule="auto"/>
             </w:pPr>
             <w:r>
               <w:t xml:space="preserve">from_file</w:t>
@@ -6228,8 +6228,8 @@
             <w:pPr>
               <w:pStyle w:val="Compact"/>
               <w:jc w:val="left"/>
-              <w:ind w:left="0" w:firstLine="0" w:right="0"/>
-              <w:spacing w:line="240" w:after="40" w:before="40" w:lineRule="auto"/>
+              <w:ind w:left="0" w:right="0" w:firstLine="0"/>
+              <w:spacing w:after="40" w:before="40" w:line="240" w:lineRule="auto"/>
             </w:pPr>
             <w:r>
               <w:t xml:space="preserve">TEXT NOT NULL</w:t>
@@ -6242,8 +6242,8 @@
             <w:pPr>
               <w:pStyle w:val="Compact"/>
               <w:jc w:val="left"/>
-              <w:ind w:left="0" w:firstLine="0" w:right="0"/>
-              <w:spacing w:line="240" w:after="40" w:before="40" w:lineRule="auto"/>
+              <w:ind w:left="0" w:right="0" w:firstLine="0"/>
+              <w:spacing w:after="40" w:before="40" w:line="240" w:lineRule="auto"/>
             </w:pPr>
             <w:r>
               <w:t xml:space="preserve">Source file path</w:t>
@@ -6258,8 +6258,8 @@
             <w:pPr>
               <w:pStyle w:val="Compact"/>
               <w:jc w:val="left"/>
-              <w:ind w:left="0" w:firstLine="0" w:right="0"/>
-              <w:spacing w:line="240" w:after="40" w:before="40" w:lineRule="auto"/>
+              <w:ind w:left="0" w:right="0" w:firstLine="0"/>
+              <w:spacing w:after="40" w:before="40" w:line="240" w:lineRule="auto"/>
             </w:pPr>
             <w:r>
               <w:t xml:space="preserve">file_seq</w:t>
@@ -6272,8 +6272,8 @@
             <w:pPr>
               <w:pStyle w:val="Compact"/>
               <w:jc w:val="left"/>
-              <w:ind w:left="0" w:firstLine="0" w:right="0"/>
-              <w:spacing w:line="240" w:after="40" w:before="40" w:lineRule="auto"/>
+              <w:ind w:left="0" w:right="0" w:firstLine="0"/>
+              <w:spacing w:after="40" w:before="40" w:line="240" w:lineRule="auto"/>
             </w:pPr>
             <w:r>
               <w:t xml:space="preserve">INTEGER NOT NULL</w:t>
@@ -6286,8 +6286,8 @@
             <w:pPr>
               <w:pStyle w:val="Compact"/>
               <w:jc w:val="left"/>
-              <w:ind w:left="0" w:firstLine="0" w:right="0"/>
-              <w:spacing w:line="240" w:after="40" w:before="40" w:lineRule="auto"/>
+              <w:ind w:left="0" w:right="0" w:firstLine="0"/>
+              <w:spacing w:after="40" w:before="40" w:line="240" w:lineRule="auto"/>
             </w:pPr>
             <w:r>
               <w:t xml:space="preserve">Sequence within file</w:t>
@@ -6302,8 +6302,8 @@
             <w:pPr>
               <w:pStyle w:val="Compact"/>
               <w:jc w:val="left"/>
-              <w:ind w:left="0" w:firstLine="0" w:right="0"/>
-              <w:spacing w:line="240" w:after="40" w:before="40" w:lineRule="auto"/>
+              <w:ind w:left="0" w:right="0" w:firstLine="0"/>
+              <w:spacing w:after="40" w:before="40" w:line="240" w:lineRule="auto"/>
             </w:pPr>
             <w:r>
               <w:t xml:space="preserve">start_line</w:t>
@@ -6316,8 +6316,8 @@
             <w:pPr>
               <w:pStyle w:val="Compact"/>
               <w:jc w:val="left"/>
-              <w:ind w:left="0" w:firstLine="0" w:right="0"/>
-              <w:spacing w:line="240" w:after="40" w:before="40" w:lineRule="auto"/>
+              <w:ind w:left="0" w:right="0" w:firstLine="0"/>
+              <w:spacing w:after="40" w:before="40" w:line="240" w:lineRule="auto"/>
             </w:pPr>
             <w:r>
               <w:t xml:space="preserve">INTEGER</w:t>
@@ -6330,8 +6330,8 @@
             <w:pPr>
               <w:pStyle w:val="Compact"/>
               <w:jc w:val="left"/>
-              <w:ind w:left="0" w:firstLine="0" w:right="0"/>
-              <w:spacing w:line="240" w:after="40" w:before="40" w:lineRule="auto"/>
+              <w:ind w:left="0" w:right="0" w:firstLine="0"/>
+              <w:spacing w:after="40" w:before="40" w:line="240" w:lineRule="auto"/>
             </w:pPr>
             <w:r>
               <w:t xml:space="preserve">Start line in source</w:t>
@@ -6346,8 +6346,8 @@
             <w:pPr>
               <w:pStyle w:val="Compact"/>
               <w:jc w:val="left"/>
-              <w:ind w:left="0" w:firstLine="0" w:right="0"/>
-              <w:spacing w:line="240" w:after="40" w:before="40" w:lineRule="auto"/>
+              <w:ind w:left="0" w:right="0" w:firstLine="0"/>
+              <w:spacing w:after="40" w:before="40" w:line="240" w:lineRule="auto"/>
             </w:pPr>
             <w:r>
               <w:t xml:space="preserve">label</w:t>
@@ -6360,8 +6360,8 @@
             <w:pPr>
               <w:pStyle w:val="Compact"/>
               <w:jc w:val="left"/>
-              <w:ind w:left="0" w:firstLine="0" w:right="0"/>
-              <w:spacing w:line="240" w:after="40" w:before="40" w:lineRule="auto"/>
+              <w:ind w:left="0" w:right="0" w:firstLine="0"/>
+              <w:spacing w:after="40" w:before="40" w:line="240" w:lineRule="auto"/>
             </w:pPr>
             <w:r>
               <w:t xml:space="preserve">TEXT NOT NULL</w:t>
@@ -6374,8 +6374,8 @@
             <w:pPr>
               <w:pStyle w:val="Compact"/>
               <w:jc w:val="left"/>
-              <w:ind w:left="0" w:firstLine="0" w:right="0"/>
-              <w:spacing w:line="240" w:after="40" w:before="40" w:lineRule="auto"/>
+              <w:ind w:left="0" w:right="0" w:firstLine="0"/>
+              <w:spacing w:after="40" w:before="40" w:line="240" w:lineRule="auto"/>
             </w:pPr>
             <w:r>
               <w:t xml:space="preserve">Cross-reference label</w:t>
@@ -6390,8 +6390,8 @@
             <w:pPr>
               <w:pStyle w:val="Compact"/>
               <w:jc w:val="left"/>
-              <w:ind w:left="0" w:firstLine="0" w:right="0"/>
-              <w:spacing w:line="240" w:after="40" w:before="40" w:lineRule="auto"/>
+              <w:ind w:left="0" w:right="0" w:firstLine="0"/>
+              <w:spacing w:after="40" w:before="40" w:line="240" w:lineRule="auto"/>
             </w:pPr>
             <w:r>
               <w:t xml:space="preserve">number</w:t>
@@ -6404,8 +6404,8 @@
             <w:pPr>
               <w:pStyle w:val="Compact"/>
               <w:jc w:val="left"/>
-              <w:ind w:left="0" w:firstLine="0" w:right="0"/>
-              <w:spacing w:line="240" w:after="40" w:before="40" w:lineRule="auto"/>
+              <w:ind w:left="0" w:right="0" w:firstLine="0"/>
+              <w:spacing w:after="40" w:before="40" w:line="240" w:lineRule="auto"/>
             </w:pPr>
             <w:r>
               <w:t xml:space="preserve">INTEGER</w:t>
@@ -6418,8 +6418,8 @@
             <w:pPr>
               <w:pStyle w:val="Compact"/>
               <w:jc w:val="left"/>
-              <w:ind w:left="0" w:firstLine="0" w:right="0"/>
-              <w:spacing w:line="240" w:after="40" w:before="40" w:lineRule="auto"/>
+              <w:ind w:left="0" w:right="0" w:firstLine="0"/>
+              <w:spacing w:after="40" w:before="40" w:line="240" w:lineRule="auto"/>
             </w:pPr>
             <w:r>
               <w:t xml:space="preserve">Auto-assigned number within counter group</w:t>
@@ -6434,8 +6434,8 @@
             <w:pPr>
               <w:pStyle w:val="Compact"/>
               <w:jc w:val="left"/>
-              <w:ind w:left="0" w:firstLine="0" w:right="0"/>
-              <w:spacing w:line="240" w:after="40" w:before="40" w:lineRule="auto"/>
+              <w:ind w:left="0" w:right="0" w:firstLine="0"/>
+              <w:spacing w:after="40" w:before="40" w:line="240" w:lineRule="auto"/>
             </w:pPr>
             <w:r>
               <w:t xml:space="preserve">caption</w:t>
@@ -6448,8 +6448,8 @@
             <w:pPr>
               <w:pStyle w:val="Compact"/>
               <w:jc w:val="left"/>
-              <w:ind w:left="0" w:firstLine="0" w:right="0"/>
-              <w:spacing w:line="240" w:after="40" w:before="40" w:lineRule="auto"/>
+              <w:ind w:left="0" w:right="0" w:firstLine="0"/>
+              <w:spacing w:after="40" w:before="40" w:line="240" w:lineRule="auto"/>
             </w:pPr>
             <w:r>
               <w:t xml:space="preserve">TEXT</w:t>
@@ -6462,8 +6462,8 @@
             <w:pPr>
               <w:pStyle w:val="Compact"/>
               <w:jc w:val="left"/>
-              <w:ind w:left="0" w:firstLine="0" w:right="0"/>
-              <w:spacing w:line="240" w:after="40" w:before="40" w:lineRule="auto"/>
+              <w:ind w:left="0" w:right="0" w:firstLine="0"/>
+              <w:spacing w:after="40" w:before="40" w:line="240" w:lineRule="auto"/>
             </w:pPr>
             <w:r>
               <w:t xml:space="preserve">Caption text</w:t>
@@ -6478,8 +6478,8 @@
             <w:pPr>
               <w:pStyle w:val="Compact"/>
               <w:jc w:val="left"/>
-              <w:ind w:left="0" w:firstLine="0" w:right="0"/>
-              <w:spacing w:line="240" w:after="40" w:before="40" w:lineRule="auto"/>
+              <w:ind w:left="0" w:right="0" w:firstLine="0"/>
+              <w:spacing w:after="40" w:before="40" w:line="240" w:lineRule="auto"/>
             </w:pPr>
             <w:r>
               <w:t xml:space="preserve">pandoc_attributes</w:t>
@@ -6492,8 +6492,8 @@
             <w:pPr>
               <w:pStyle w:val="Compact"/>
               <w:jc w:val="left"/>
-              <w:ind w:left="0" w:firstLine="0" w:right="0"/>
-              <w:spacing w:line="240" w:after="40" w:before="40" w:lineRule="auto"/>
+              <w:ind w:left="0" w:right="0" w:firstLine="0"/>
+              <w:spacing w:after="40" w:before="40" w:line="240" w:lineRule="auto"/>
             </w:pPr>
             <w:r>
               <w:t xml:space="preserve">JSON</w:t>
@@ -6506,8 +6506,8 @@
             <w:pPr>
               <w:pStyle w:val="Compact"/>
               <w:jc w:val="left"/>
-              <w:ind w:left="0" w:firstLine="0" w:right="0"/>
-              <w:spacing w:line="240" w:after="40" w:before="40" w:lineRule="auto"/>
+              <w:ind w:left="0" w:right="0" w:firstLine="0"/>
+              <w:spacing w:after="40" w:before="40" w:line="240" w:lineRule="auto"/>
             </w:pPr>
             <w:r>
               <w:t xml:space="preserve">Parsed attributes from code block</w:t>
@@ -6522,8 +6522,8 @@
             <w:pPr>
               <w:pStyle w:val="Compact"/>
               <w:jc w:val="left"/>
-              <w:ind w:left="0" w:firstLine="0" w:right="0"/>
-              <w:spacing w:line="240" w:after="40" w:before="40" w:lineRule="auto"/>
+              <w:ind w:left="0" w:right="0" w:firstLine="0"/>
+              <w:spacing w:after="40" w:before="40" w:line="240" w:lineRule="auto"/>
             </w:pPr>
             <w:r>
               <w:t xml:space="preserve">raw_content</w:t>
@@ -6536,8 +6536,8 @@
             <w:pPr>
               <w:pStyle w:val="Compact"/>
               <w:jc w:val="left"/>
-              <w:ind w:left="0" w:firstLine="0" w:right="0"/>
-              <w:spacing w:line="240" w:after="40" w:before="40" w:lineRule="auto"/>
+              <w:ind w:left="0" w:right="0" w:firstLine="0"/>
+              <w:spacing w:after="40" w:before="40" w:line="240" w:lineRule="auto"/>
             </w:pPr>
             <w:r>
               <w:t xml:space="preserve">TEXT</w:t>
@@ -6550,8 +6550,8 @@
             <w:pPr>
               <w:pStyle w:val="Compact"/>
               <w:jc w:val="left"/>
-              <w:ind w:left="0" w:firstLine="0" w:right="0"/>
-              <w:spacing w:line="240" w:after="40" w:before="40" w:lineRule="auto"/>
+              <w:ind w:left="0" w:right="0" w:firstLine="0"/>
+              <w:spacing w:after="40" w:before="40" w:line="240" w:lineRule="auto"/>
             </w:pPr>
             <w:r>
               <w:t xml:space="preserve">Original raw content</w:t>
@@ -6566,8 +6566,8 @@
             <w:pPr>
               <w:pStyle w:val="Compact"/>
               <w:jc w:val="left"/>
-              <w:ind w:left="0" w:firstLine="0" w:right="0"/>
-              <w:spacing w:line="240" w:after="40" w:before="40" w:lineRule="auto"/>
+              <w:ind w:left="0" w:right="0" w:firstLine="0"/>
+              <w:spacing w:after="40" w:before="40" w:line="240" w:lineRule="auto"/>
             </w:pPr>
             <w:r>
               <w:t xml:space="preserve">raw_ast</w:t>
@@ -6580,8 +6580,8 @@
             <w:pPr>
               <w:pStyle w:val="Compact"/>
               <w:jc w:val="left"/>
-              <w:ind w:left="0" w:firstLine="0" w:right="0"/>
-              <w:spacing w:line="240" w:after="40" w:before="40" w:lineRule="auto"/>
+              <w:ind w:left="0" w:right="0" w:firstLine="0"/>
+              <w:spacing w:after="40" w:before="40" w:line="240" w:lineRule="auto"/>
             </w:pPr>
             <w:r>
               <w:t xml:space="preserve">JSON</w:t>
@@ -6594,8 +6594,8 @@
             <w:pPr>
               <w:pStyle w:val="Compact"/>
               <w:jc w:val="left"/>
-              <w:ind w:left="0" w:firstLine="0" w:right="0"/>
-              <w:spacing w:line="240" w:after="40" w:before="40" w:lineRule="auto"/>
+              <w:ind w:left="0" w:right="0" w:firstLine="0"/>
+              <w:spacing w:after="40" w:before="40" w:line="240" w:lineRule="auto"/>
             </w:pPr>
             <w:r>
               <w:t xml:space="preserve">Original Pandoc AST</w:t>
@@ -6610,8 +6610,8 @@
             <w:pPr>
               <w:pStyle w:val="Compact"/>
               <w:jc w:val="left"/>
-              <w:ind w:left="0" w:firstLine="0" w:right="0"/>
-              <w:spacing w:line="240" w:after="40" w:before="40" w:lineRule="auto"/>
+              <w:ind w:left="0" w:right="0" w:firstLine="0"/>
+              <w:spacing w:after="40" w:before="40" w:line="240" w:lineRule="auto"/>
             </w:pPr>
             <w:r>
               <w:t xml:space="preserve">resolved_ast</w:t>
@@ -6624,8 +6624,8 @@
             <w:pPr>
               <w:pStyle w:val="Compact"/>
               <w:jc w:val="left"/>
-              <w:ind w:left="0" w:firstLine="0" w:right="0"/>
-              <w:spacing w:line="240" w:after="40" w:before="40" w:lineRule="auto"/>
+              <w:ind w:left="0" w:right="0" w:firstLine="0"/>
+              <w:spacing w:after="40" w:before="40" w:line="240" w:lineRule="auto"/>
             </w:pPr>
             <w:r>
               <w:t xml:space="preserve">JSON</w:t>
@@ -6638,8 +6638,8 @@
             <w:pPr>
               <w:pStyle w:val="Compact"/>
               <w:jc w:val="left"/>
-              <w:ind w:left="0" w:firstLine="0" w:right="0"/>
-              <w:spacing w:line="240" w:after="40" w:before="40" w:lineRule="auto"/>
+              <w:ind w:left="0" w:right="0" w:firstLine="0"/>
+              <w:spacing w:after="40" w:before="40" w:line="240" w:lineRule="auto"/>
             </w:pPr>
             <w:r>
               <w:t xml:space="preserve">Processed AST after rendering</w:t>
@@ -6654,8 +6654,8 @@
             <w:pPr>
               <w:pStyle w:val="Compact"/>
               <w:jc w:val="left"/>
-              <w:ind w:left="0" w:firstLine="0" w:right="0"/>
-              <w:spacing w:line="240" w:after="40" w:before="40" w:lineRule="auto"/>
+              <w:ind w:left="0" w:right="0" w:firstLine="0"/>
+              <w:spacing w:after="40" w:before="40" w:line="240" w:lineRule="auto"/>
             </w:pPr>
             <w:r>
               <w:t xml:space="preserve">parent_object_id</w:t>
@@ -6668,8 +6668,8 @@
             <w:pPr>
               <w:pStyle w:val="Compact"/>
               <w:jc w:val="left"/>
-              <w:ind w:left="0" w:firstLine="0" w:right="0"/>
-              <w:spacing w:line="240" w:after="40" w:before="40" w:lineRule="auto"/>
+              <w:ind w:left="0" w:right="0" w:firstLine="0"/>
+              <w:spacing w:after="40" w:before="40" w:line="240" w:lineRule="auto"/>
             </w:pPr>
             <w:r>
               <w:t xml:space="preserve">INTEGER FK</w:t>
@@ -6682,8 +6682,8 @@
             <w:pPr>
               <w:pStyle w:val="Compact"/>
               <w:jc w:val="left"/>
-              <w:ind w:left="0" w:firstLine="0" w:right="0"/>
-              <w:spacing w:line="240" w:after="40" w:before="40" w:lineRule="auto"/>
+              <w:ind w:left="0" w:right="0" w:firstLine="0"/>
+              <w:spacing w:after="40" w:before="40" w:line="240" w:lineRule="auto"/>
             </w:pPr>
             <w:r>
               <w:t xml:space="preserve">Containing spec object</w:t>
@@ -6698,8 +6698,8 @@
             <w:pPr>
               <w:pStyle w:val="Compact"/>
               <w:jc w:val="left"/>
-              <w:ind w:left="0" w:firstLine="0" w:right="0"/>
-              <w:spacing w:line="240" w:after="40" w:before="40" w:lineRule="auto"/>
+              <w:ind w:left="0" w:right="0" w:firstLine="0"/>
+              <w:spacing w:after="40" w:before="40" w:line="240" w:lineRule="auto"/>
             </w:pPr>
             <w:r>
               <w:t xml:space="preserve">anchor</w:t>
@@ -6712,8 +6712,8 @@
             <w:pPr>
               <w:pStyle w:val="Compact"/>
               <w:jc w:val="left"/>
-              <w:ind w:left="0" w:firstLine="0" w:right="0"/>
-              <w:spacing w:line="240" w:after="40" w:before="40" w:lineRule="auto"/>
+              <w:ind w:left="0" w:right="0" w:firstLine="0"/>
+              <w:spacing w:after="40" w:before="40" w:line="240" w:lineRule="auto"/>
             </w:pPr>
             <w:r>
               <w:t xml:space="preserve">TEXT</w:t>
@@ -6726,8 +6726,8 @@
             <w:pPr>
               <w:pStyle w:val="Compact"/>
               <w:jc w:val="left"/>
-              <w:ind w:left="0" w:firstLine="0" w:right="0"/>
-              <w:spacing w:line="240" w:after="40" w:before="40" w:lineRule="auto"/>
+              <w:ind w:left="0" w:right="0" w:firstLine="0"/>
+              <w:spacing w:after="40" w:before="40" w:line="240" w:lineRule="auto"/>
             </w:pPr>
             <w:r>
               <w:t xml:space="preserve">HTML anchor for linking</w:t>
@@ -6742,8 +6742,8 @@
             <w:pPr>
               <w:pStyle w:val="Compact"/>
               <w:jc w:val="left"/>
-              <w:ind w:left="0" w:firstLine="0" w:right="0"/>
-              <w:spacing w:line="240" w:after="40" w:before="40" w:lineRule="auto"/>
+              <w:ind w:left="0" w:right="0" w:firstLine="0"/>
+              <w:spacing w:after="40" w:before="40" w:line="240" w:lineRule="auto"/>
             </w:pPr>
             <w:r>
               <w:t xml:space="preserve">syntax_key</w:t>
@@ -6756,8 +6756,8 @@
             <w:pPr>
               <w:pStyle w:val="Compact"/>
               <w:jc w:val="left"/>
-              <w:ind w:left="0" w:firstLine="0" w:right="0"/>
-              <w:spacing w:line="240" w:after="40" w:before="40" w:lineRule="auto"/>
+              <w:ind w:left="0" w:right="0" w:firstLine="0"/>
+              <w:spacing w:after="40" w:before="40" w:line="240" w:lineRule="auto"/>
             </w:pPr>
             <w:r>
               <w:t xml:space="preserve">TEXT</w:t>
@@ -6770,8 +6770,8 @@
             <w:pPr>
               <w:pStyle w:val="Compact"/>
               <w:jc w:val="left"/>
-              <w:ind w:left="0" w:firstLine="0" w:right="0"/>
-              <w:spacing w:line="240" w:after="40" w:before="40" w:lineRule="auto"/>
+              <w:ind w:left="0" w:right="0" w:firstLine="0"/>
+              <w:spacing w:after="40" w:before="40" w:line="240" w:lineRule="auto"/>
             </w:pPr>
             <w:r>
               <w:t xml:space="preserve">Original syntax from code block</w:t>
@@ -6834,7 +6834,7 @@
     </w:p>
     <w:p>
       <w:pPr>
-        <w:spacing w:before="0" w:line="20" w:lineRule="exact" w:after="0"/>
+        <w:spacing w:lineRule="exact" w:line="20" w:after="0" w:before="0"/>
         <w:rPr>
           <w:sz w:val="2"/>
         </w:rPr>
@@ -6876,12 +6876,12 @@
         <w:tblLook w:firstRow="1" w:lastRow="0" w:firstColumn="0" w:lastColumn="0" w:noHBand="0" w:noVBand="0" w:val="0020"/>
         <w:jc w:val="start"/>
         <w:tblBorders>
-          <w:top w:val="single" w:space="0" w:color="000000" w:sz="6"/>
-          <w:left w:val="single" w:space="0" w:color="000000" w:sz="6"/>
-          <w:bottom w:val="single" w:space="0" w:color="000000" w:sz="6"/>
-          <w:right w:val="single" w:space="0" w:color="000000" w:sz="6"/>
-          <w:insideH w:val="single" w:space="0" w:color="000000" w:sz="6"/>
-          <w:insideV w:val="single" w:space="0" w:color="000000" w:sz="6"/>
+          <w:top w:sz="6" w:color="000000" w:val="single" w:space="0"/>
+          <w:left w:sz="6" w:color="000000" w:val="single" w:space="0"/>
+          <w:bottom w:sz="6" w:color="000000" w:val="single" w:space="0"/>
+          <w:right w:sz="6" w:color="000000" w:val="single" w:space="0"/>
+          <w:insideH w:sz="6" w:color="000000" w:val="single" w:space="0"/>
+          <w:insideV w:sz="6" w:color="000000" w:val="single" w:space="0"/>
         </w:tblBorders>
         <w:tblCellMar>
           <w:top w:w="57" w:type="dxa"/>
@@ -6901,14 +6901,14 @@
         </w:trPr>
         <w:tc>
           <w:tcPr>
-            <w:shd w:val="clear" w:color="auto" w:fill="E8E8E8"/>
+            <w:shd w:fill="E8E8E8" w:color="auto" w:val="clear"/>
           </w:tcPr>
           <w:p>
             <w:pPr>
               <w:pStyle w:val="Compact"/>
               <w:jc w:val="left"/>
-              <w:ind w:left="0" w:firstLine="0" w:right="0"/>
-              <w:spacing w:line="240" w:after="40" w:before="40" w:lineRule="auto"/>
+              <w:ind w:left="0" w:right="0" w:firstLine="0"/>
+              <w:spacing w:after="40" w:before="40" w:line="240" w:lineRule="auto"/>
             </w:pPr>
             <w:r>
               <w:rPr>
@@ -6920,14 +6920,14 @@
         </w:tc>
         <w:tc>
           <w:tcPr>
-            <w:shd w:val="clear" w:color="auto" w:fill="E8E8E8"/>
+            <w:shd w:fill="E8E8E8" w:color="auto" w:val="clear"/>
           </w:tcPr>
           <w:p>
             <w:pPr>
               <w:pStyle w:val="Compact"/>
               <w:jc w:val="left"/>
-              <w:ind w:left="0" w:firstLine="0" w:right="0"/>
-              <w:spacing w:line="240" w:after="40" w:before="40" w:lineRule="auto"/>
+              <w:ind w:left="0" w:right="0" w:firstLine="0"/>
+              <w:spacing w:after="40" w:before="40" w:line="240" w:lineRule="auto"/>
             </w:pPr>
             <w:r>
               <w:rPr>
@@ -6939,14 +6939,14 @@
         </w:tc>
         <w:tc>
           <w:tcPr>
-            <w:shd w:val="clear" w:color="auto" w:fill="E8E8E8"/>
+            <w:shd w:fill="E8E8E8" w:color="auto" w:val="clear"/>
           </w:tcPr>
           <w:p>
             <w:pPr>
               <w:pStyle w:val="Compact"/>
               <w:jc w:val="left"/>
-              <w:ind w:left="0" w:firstLine="0" w:right="0"/>
-              <w:spacing w:line="240" w:after="40" w:before="40" w:lineRule="auto"/>
+              <w:ind w:left="0" w:right="0" w:firstLine="0"/>
+              <w:spacing w:after="40" w:before="40" w:line="240" w:lineRule="auto"/>
             </w:pPr>
             <w:r>
               <w:rPr>
@@ -6964,8 +6964,8 @@
             <w:pPr>
               <w:pStyle w:val="Compact"/>
               <w:jc w:val="left"/>
-              <w:ind w:left="0" w:firstLine="0" w:right="0"/>
-              <w:spacing w:line="240" w:after="40" w:before="40" w:lineRule="auto"/>
+              <w:ind w:left="0" w:right="0" w:firstLine="0"/>
+              <w:spacing w:after="40" w:before="40" w:line="240" w:lineRule="auto"/>
             </w:pPr>
             <w:r>
               <w:t xml:space="preserve">id</w:t>
@@ -6978,8 +6978,8 @@
             <w:pPr>
               <w:pStyle w:val="Compact"/>
               <w:jc w:val="left"/>
-              <w:ind w:left="0" w:firstLine="0" w:right="0"/>
-              <w:spacing w:line="240" w:after="40" w:before="40" w:lineRule="auto"/>
+              <w:ind w:left="0" w:right="0" w:firstLine="0"/>
+              <w:spacing w:after="40" w:before="40" w:line="240" w:lineRule="auto"/>
             </w:pPr>
             <w:r>
               <w:t xml:space="preserve">INTEGER PK</w:t>
@@ -6992,8 +6992,8 @@
             <w:pPr>
               <w:pStyle w:val="Compact"/>
               <w:jc w:val="left"/>
-              <w:ind w:left="0" w:firstLine="0" w:right="0"/>
-              <w:spacing w:line="240" w:after="40" w:before="40" w:lineRule="auto"/>
+              <w:ind w:left="0" w:right="0" w:firstLine="0"/>
+              <w:spacing w:after="40" w:before="40" w:line="240" w:lineRule="auto"/>
             </w:pPr>
             <w:r>
               <w:t xml:space="preserve">Auto-assigned internal key</w:t>
@@ -7008,8 +7008,8 @@
             <w:pPr>
               <w:pStyle w:val="Compact"/>
               <w:jc w:val="left"/>
-              <w:ind w:left="0" w:firstLine="0" w:right="0"/>
-              <w:spacing w:line="240" w:after="40" w:before="40" w:lineRule="auto"/>
+              <w:ind w:left="0" w:right="0" w:firstLine="0"/>
+              <w:spacing w:after="40" w:before="40" w:line="240" w:lineRule="auto"/>
             </w:pPr>
             <w:r>
               <w:t xml:space="preserve">content_sha</w:t>
@@ -7022,8 +7022,8 @@
             <w:pPr>
               <w:pStyle w:val="Compact"/>
               <w:jc w:val="left"/>
-              <w:ind w:left="0" w:firstLine="0" w:right="0"/>
-              <w:spacing w:line="240" w:after="40" w:before="40" w:lineRule="auto"/>
+              <w:ind w:left="0" w:right="0" w:firstLine="0"/>
+              <w:spacing w:after="40" w:before="40" w:line="240" w:lineRule="auto"/>
             </w:pPr>
             <w:r>
               <w:t xml:space="preserve">TEXT</w:t>
@@ -7036,8 +7036,8 @@
             <w:pPr>
               <w:pStyle w:val="Compact"/>
               <w:jc w:val="left"/>
-              <w:ind w:left="0" w:firstLine="0" w:right="0"/>
-              <w:spacing w:line="240" w:after="40" w:before="40" w:lineRule="auto"/>
+              <w:ind w:left="0" w:right="0" w:firstLine="0"/>
+              <w:spacing w:after="40" w:before="40" w:line="240" w:lineRule="auto"/>
             </w:pPr>
             <w:r>
               <w:t xml:space="preserve">SHA1 checksum for change detection</w:t>
@@ -7052,8 +7052,8 @@
             <w:pPr>
               <w:pStyle w:val="Compact"/>
               <w:jc w:val="left"/>
-              <w:ind w:left="0" w:firstLine="0" w:right="0"/>
-              <w:spacing w:line="240" w:after="40" w:before="40" w:lineRule="auto"/>
+              <w:ind w:left="0" w:right="0" w:firstLine="0"/>
+              <w:spacing w:after="40" w:before="40" w:line="240" w:lineRule="auto"/>
             </w:pPr>
             <w:r>
               <w:t xml:space="preserve">specification_ref</w:t>
@@ -7066,8 +7066,8 @@
             <w:pPr>
               <w:pStyle w:val="Compact"/>
               <w:jc w:val="left"/>
-              <w:ind w:left="0" w:firstLine="0" w:right="0"/>
-              <w:spacing w:line="240" w:after="40" w:before="40" w:lineRule="auto"/>
+              <w:ind w:left="0" w:right="0" w:firstLine="0"/>
+              <w:spacing w:after="40" w:before="40" w:line="240" w:lineRule="auto"/>
             </w:pPr>
             <w:r>
               <w:t xml:space="preserve">TEXT NOT NULL FK</w:t>
@@ -7080,8 +7080,8 @@
             <w:pPr>
               <w:pStyle w:val="Compact"/>
               <w:jc w:val="left"/>
-              <w:ind w:left="0" w:firstLine="0" w:right="0"/>
-              <w:spacing w:line="240" w:after="40" w:before="40" w:lineRule="auto"/>
+              <w:ind w:left="0" w:right="0" w:firstLine="0"/>
+              <w:spacing w:after="40" w:before="40" w:line="240" w:lineRule="auto"/>
             </w:pPr>
             <w:r>
               <w:t xml:space="preserve">Parent specification</w:t>
@@ -7096,8 +7096,8 @@
             <w:pPr>
               <w:pStyle w:val="Compact"/>
               <w:jc w:val="left"/>
-              <w:ind w:left="0" w:firstLine="0" w:right="0"/>
-              <w:spacing w:line="240" w:after="40" w:before="40" w:lineRule="auto"/>
+              <w:ind w:left="0" w:right="0" w:firstLine="0"/>
+              <w:spacing w:after="40" w:before="40" w:line="240" w:lineRule="auto"/>
             </w:pPr>
             <w:r>
               <w:t xml:space="preserve">source_object_id</w:t>
@@ -7110,8 +7110,8 @@
             <w:pPr>
               <w:pStyle w:val="Compact"/>
               <w:jc w:val="left"/>
-              <w:ind w:left="0" w:firstLine="0" w:right="0"/>
-              <w:spacing w:line="240" w:after="40" w:before="40" w:lineRule="auto"/>
+              <w:ind w:left="0" w:right="0" w:firstLine="0"/>
+              <w:spacing w:after="40" w:before="40" w:line="240" w:lineRule="auto"/>
             </w:pPr>
             <w:r>
               <w:t xml:space="preserve">INTEGER NOT NULL FK</w:t>
@@ -7124,8 +7124,8 @@
             <w:pPr>
               <w:pStyle w:val="Compact"/>
               <w:jc w:val="left"/>
-              <w:ind w:left="0" w:firstLine="0" w:right="0"/>
-              <w:spacing w:line="240" w:after="40" w:before="40" w:lineRule="auto"/>
+              <w:ind w:left="0" w:right="0" w:firstLine="0"/>
+              <w:spacing w:after="40" w:before="40" w:line="240" w:lineRule="auto"/>
             </w:pPr>
             <w:r>
               <w:t xml:space="preserve">Source object</w:t>
@@ -7140,8 +7140,8 @@
             <w:pPr>
               <w:pStyle w:val="Compact"/>
               <w:jc w:val="left"/>
-              <w:ind w:left="0" w:firstLine="0" w:right="0"/>
-              <w:spacing w:line="240" w:after="40" w:before="40" w:lineRule="auto"/>
+              <w:ind w:left="0" w:right="0" w:firstLine="0"/>
+              <w:spacing w:after="40" w:before="40" w:line="240" w:lineRule="auto"/>
             </w:pPr>
             <w:r>
               <w:t xml:space="preserve">target_text</w:t>
@@ -7154,8 +7154,8 @@
             <w:pPr>
               <w:pStyle w:val="Compact"/>
               <w:jc w:val="left"/>
-              <w:ind w:left="0" w:firstLine="0" w:right="0"/>
-              <w:spacing w:line="240" w:after="40" w:before="40" w:lineRule="auto"/>
+              <w:ind w:left="0" w:right="0" w:firstLine="0"/>
+              <w:spacing w:after="40" w:before="40" w:line="240" w:lineRule="auto"/>
             </w:pPr>
             <w:r>
               <w:t xml:space="preserve">TEXT</w:t>
@@ -7168,8 +7168,8 @@
             <w:pPr>
               <w:pStyle w:val="Compact"/>
               <w:jc w:val="left"/>
-              <w:ind w:left="0" w:firstLine="0" w:right="0"/>
-              <w:spacing w:line="240" w:after="40" w:before="40" w:lineRule="auto"/>
+              <w:ind w:left="0" w:right="0" w:firstLine="0"/>
+              <w:spacing w:after="40" w:before="40" w:line="240" w:lineRule="auto"/>
             </w:pPr>
             <w:r>
               <w:t xml:space="preserve">Target as written (before resolution)</w:t>
@@ -7184,8 +7184,8 @@
             <w:pPr>
               <w:pStyle w:val="Compact"/>
               <w:jc w:val="left"/>
-              <w:ind w:left="0" w:firstLine="0" w:right="0"/>
-              <w:spacing w:line="240" w:after="40" w:before="40" w:lineRule="auto"/>
+              <w:ind w:left="0" w:right="0" w:firstLine="0"/>
+              <w:spacing w:after="40" w:before="40" w:line="240" w:lineRule="auto"/>
             </w:pPr>
             <w:r>
               <w:t xml:space="preserve">target_object_id</w:t>
@@ -7198,8 +7198,8 @@
             <w:pPr>
               <w:pStyle w:val="Compact"/>
               <w:jc w:val="left"/>
-              <w:ind w:left="0" w:firstLine="0" w:right="0"/>
-              <w:spacing w:line="240" w:after="40" w:before="40" w:lineRule="auto"/>
+              <w:ind w:left="0" w:right="0" w:firstLine="0"/>
+              <w:spacing w:after="40" w:before="40" w:line="240" w:lineRule="auto"/>
             </w:pPr>
             <w:r>
               <w:t xml:space="preserve">INTEGER FK</w:t>
@@ -7212,8 +7212,8 @@
             <w:pPr>
               <w:pStyle w:val="Compact"/>
               <w:jc w:val="left"/>
-              <w:ind w:left="0" w:firstLine="0" w:right="0"/>
-              <w:spacing w:line="240" w:after="40" w:before="40" w:lineRule="auto"/>
+              <w:ind w:left="0" w:right="0" w:firstLine="0"/>
+              <w:spacing w:after="40" w:before="40" w:line="240" w:lineRule="auto"/>
             </w:pPr>
             <w:r>
               <w:t xml:space="preserve">Resolved target object (NULL if unresolved)</w:t>
@@ -7228,8 +7228,8 @@
             <w:pPr>
               <w:pStyle w:val="Compact"/>
               <w:jc w:val="left"/>
-              <w:ind w:left="0" w:firstLine="0" w:right="0"/>
-              <w:spacing w:line="240" w:after="40" w:before="40" w:lineRule="auto"/>
+              <w:ind w:left="0" w:right="0" w:firstLine="0"/>
+              <w:spacing w:after="40" w:before="40" w:line="240" w:lineRule="auto"/>
             </w:pPr>
             <w:r>
               <w:t xml:space="preserve">target_float_id</w:t>
@@ -7242,8 +7242,8 @@
             <w:pPr>
               <w:pStyle w:val="Compact"/>
               <w:jc w:val="left"/>
-              <w:ind w:left="0" w:firstLine="0" w:right="0"/>
-              <w:spacing w:line="240" w:after="40" w:before="40" w:lineRule="auto"/>
+              <w:ind w:left="0" w:right="0" w:firstLine="0"/>
+              <w:spacing w:after="40" w:before="40" w:line="240" w:lineRule="auto"/>
             </w:pPr>
             <w:r>
               <w:t xml:space="preserve">INTEGER FK</w:t>
@@ -7256,8 +7256,8 @@
             <w:pPr>
               <w:pStyle w:val="Compact"/>
               <w:jc w:val="left"/>
-              <w:ind w:left="0" w:firstLine="0" w:right="0"/>
-              <w:spacing w:line="240" w:after="40" w:before="40" w:lineRule="auto"/>
+              <w:ind w:left="0" w:right="0" w:firstLine="0"/>
+              <w:spacing w:after="40" w:before="40" w:line="240" w:lineRule="auto"/>
             </w:pPr>
             <w:r>
               <w:t xml:space="preserve">Resolved target float (NULL if unresolved)</w:t>
@@ -7272,8 +7272,8 @@
             <w:pPr>
               <w:pStyle w:val="Compact"/>
               <w:jc w:val="left"/>
-              <w:ind w:left="0" w:firstLine="0" w:right="0"/>
-              <w:spacing w:line="240" w:after="40" w:before="40" w:lineRule="auto"/>
+              <w:ind w:left="0" w:right="0" w:firstLine="0"/>
+              <w:spacing w:after="40" w:before="40" w:line="240" w:lineRule="auto"/>
             </w:pPr>
             <w:r>
               <w:t xml:space="preserve">type_ref</w:t>
@@ -7286,8 +7286,8 @@
             <w:pPr>
               <w:pStyle w:val="Compact"/>
               <w:jc w:val="left"/>
-              <w:ind w:left="0" w:firstLine="0" w:right="0"/>
-              <w:spacing w:line="240" w:after="40" w:before="40" w:lineRule="auto"/>
+              <w:ind w:left="0" w:right="0" w:firstLine="0"/>
+              <w:spacing w:after="40" w:before="40" w:line="240" w:lineRule="auto"/>
             </w:pPr>
             <w:r>
               <w:t xml:space="preserve">TEXT FK</w:t>
@@ -7300,8 +7300,8 @@
             <w:pPr>
               <w:pStyle w:val="Compact"/>
               <w:jc w:val="left"/>
-              <w:ind w:left="0" w:firstLine="0" w:right="0"/>
-              <w:spacing w:line="240" w:after="40" w:before="40" w:lineRule="auto"/>
+              <w:ind w:left="0" w:right="0" w:firstLine="0"/>
+              <w:spacing w:after="40" w:before="40" w:line="240" w:lineRule="auto"/>
             </w:pPr>
             <w:r>
               <w:t xml:space="preserve">Inferred relation type</w:t>
@@ -7316,8 +7316,8 @@
             <w:pPr>
               <w:pStyle w:val="Compact"/>
               <w:jc w:val="left"/>
-              <w:ind w:left="0" w:firstLine="0" w:right="0"/>
-              <w:spacing w:line="240" w:after="40" w:before="40" w:lineRule="auto"/>
+              <w:ind w:left="0" w:right="0" w:firstLine="0"/>
+              <w:spacing w:after="40" w:before="40" w:line="240" w:lineRule="auto"/>
             </w:pPr>
             <w:r>
               <w:t xml:space="preserve">is_ambiguous</w:t>
@@ -7330,8 +7330,8 @@
             <w:pPr>
               <w:pStyle w:val="Compact"/>
               <w:jc w:val="left"/>
-              <w:ind w:left="0" w:firstLine="0" w:right="0"/>
-              <w:spacing w:line="240" w:after="40" w:before="40" w:lineRule="auto"/>
+              <w:ind w:left="0" w:right="0" w:firstLine="0"/>
+              <w:spacing w:after="40" w:before="40" w:line="240" w:lineRule="auto"/>
             </w:pPr>
             <w:r>
               <w:t xml:space="preserve">INTEGER DEFAULT 0</w:t>
@@ -7344,8 +7344,8 @@
             <w:pPr>
               <w:pStyle w:val="Compact"/>
               <w:jc w:val="left"/>
-              <w:ind w:left="0" w:firstLine="0" w:right="0"/>
-              <w:spacing w:line="240" w:after="40" w:before="40" w:lineRule="auto"/>
+              <w:ind w:left="0" w:right="0" w:firstLine="0"/>
+              <w:spacing w:after="40" w:before="40" w:line="240" w:lineRule="auto"/>
             </w:pPr>
             <w:r>
               <w:t xml:space="preserve">1 = multiple matches found</w:t>
@@ -7360,8 +7360,8 @@
             <w:pPr>
               <w:pStyle w:val="Compact"/>
               <w:jc w:val="left"/>
-              <w:ind w:left="0" w:firstLine="0" w:right="0"/>
-              <w:spacing w:line="240" w:after="40" w:before="40" w:lineRule="auto"/>
+              <w:ind w:left="0" w:right="0" w:firstLine="0"/>
+              <w:spacing w:after="40" w:before="40" w:line="240" w:lineRule="auto"/>
             </w:pPr>
             <w:r>
               <w:t xml:space="preserve">from_file</w:t>
@@ -7374,8 +7374,8 @@
             <w:pPr>
               <w:pStyle w:val="Compact"/>
               <w:jc w:val="left"/>
-              <w:ind w:left="0" w:firstLine="0" w:right="0"/>
-              <w:spacing w:line="240" w:after="40" w:before="40" w:lineRule="auto"/>
+              <w:ind w:left="0" w:right="0" w:firstLine="0"/>
+              <w:spacing w:after="40" w:before="40" w:line="240" w:lineRule="auto"/>
             </w:pPr>
             <w:r>
               <w:t xml:space="preserve">TEXT NOT NULL</w:t>
@@ -7388,8 +7388,8 @@
             <w:pPr>
               <w:pStyle w:val="Compact"/>
               <w:jc w:val="left"/>
-              <w:ind w:left="0" w:firstLine="0" w:right="0"/>
-              <w:spacing w:line="240" w:after="40" w:before="40" w:lineRule="auto"/>
+              <w:ind w:left="0" w:right="0" w:firstLine="0"/>
+              <w:spacing w:after="40" w:before="40" w:line="240" w:lineRule="auto"/>
             </w:pPr>
             <w:r>
               <w:t xml:space="preserve">Source file</w:t>
@@ -7404,8 +7404,8 @@
             <w:pPr>
               <w:pStyle w:val="Compact"/>
               <w:jc w:val="left"/>
-              <w:ind w:left="0" w:firstLine="0" w:right="0"/>
-              <w:spacing w:line="240" w:after="40" w:before="40" w:lineRule="auto"/>
+              <w:ind w:left="0" w:right="0" w:firstLine="0"/>
+              <w:spacing w:after="40" w:before="40" w:line="240" w:lineRule="auto"/>
             </w:pPr>
             <w:r>
               <w:t xml:space="preserve">link_line</w:t>
@@ -7418,8 +7418,8 @@
             <w:pPr>
               <w:pStyle w:val="Compact"/>
               <w:jc w:val="left"/>
-              <w:ind w:left="0" w:firstLine="0" w:right="0"/>
-              <w:spacing w:line="240" w:after="40" w:before="40" w:lineRule="auto"/>
+              <w:ind w:left="0" w:right="0" w:firstLine="0"/>
+              <w:spacing w:after="40" w:before="40" w:line="240" w:lineRule="auto"/>
             </w:pPr>
             <w:r>
               <w:t xml:space="preserve">INTEGER DEFAULT 0</w:t>
@@ -7432,8 +7432,8 @@
             <w:pPr>
               <w:pStyle w:val="Compact"/>
               <w:jc w:val="left"/>
-              <w:ind w:left="0" w:firstLine="0" w:right="0"/>
-              <w:spacing w:line="240" w:after="40" w:before="40" w:lineRule="auto"/>
+              <w:ind w:left="0" w:right="0" w:firstLine="0"/>
+              <w:spacing w:after="40" w:before="40" w:line="240" w:lineRule="auto"/>
             </w:pPr>
             <w:r>
               <w:t xml:space="preserve">Line number of link</w:t>
@@ -7448,8 +7448,8 @@
             <w:pPr>
               <w:pStyle w:val="Compact"/>
               <w:jc w:val="left"/>
-              <w:ind w:left="0" w:firstLine="0" w:right="0"/>
-              <w:spacing w:line="240" w:after="40" w:before="40" w:lineRule="auto"/>
+              <w:ind w:left="0" w:right="0" w:firstLine="0"/>
+              <w:spacing w:after="40" w:before="40" w:line="240" w:lineRule="auto"/>
             </w:pPr>
             <w:r>
               <w:t xml:space="preserve">source_attribute</w:t>
@@ -7462,8 +7462,8 @@
             <w:pPr>
               <w:pStyle w:val="Compact"/>
               <w:jc w:val="left"/>
-              <w:ind w:left="0" w:firstLine="0" w:right="0"/>
-              <w:spacing w:line="240" w:after="40" w:before="40" w:lineRule="auto"/>
+              <w:ind w:left="0" w:right="0" w:firstLine="0"/>
+              <w:spacing w:after="40" w:before="40" w:line="240" w:lineRule="auto"/>
             </w:pPr>
             <w:r>
               <w:t xml:space="preserve">TEXT</w:t>
@@ -7476,8 +7476,8 @@
             <w:pPr>
               <w:pStyle w:val="Compact"/>
               <w:jc w:val="left"/>
-              <w:ind w:left="0" w:firstLine="0" w:right="0"/>
-              <w:spacing w:line="240" w:after="40" w:before="40" w:lineRule="auto"/>
+              <w:ind w:left="0" w:right="0" w:firstLine="0"/>
+              <w:spacing w:after="40" w:before="40" w:line="240" w:lineRule="auto"/>
             </w:pPr>
             <w:r>
               <w:t xml:space="preserve">Attribute containing the link (NULL if in body)</w:t>
@@ -7492,8 +7492,8 @@
             <w:pPr>
               <w:pStyle w:val="Compact"/>
               <w:jc w:val="left"/>
-              <w:ind w:left="0" w:firstLine="0" w:right="0"/>
-              <w:spacing w:line="240" w:after="40" w:before="40" w:lineRule="auto"/>
+              <w:ind w:left="0" w:right="0" w:firstLine="0"/>
+              <w:spacing w:after="40" w:before="40" w:line="240" w:lineRule="auto"/>
             </w:pPr>
             <w:r>
               <w:t xml:space="preserve">link_selector</w:t>
@@ -7506,8 +7506,8 @@
             <w:pPr>
               <w:pStyle w:val="Compact"/>
               <w:jc w:val="left"/>
-              <w:ind w:left="0" w:firstLine="0" w:right="0"/>
-              <w:spacing w:line="240" w:after="40" w:before="40" w:lineRule="auto"/>
+              <w:ind w:left="0" w:right="0" w:firstLine="0"/>
+              <w:spacing w:after="40" w:before="40" w:line="240" w:lineRule="auto"/>
             </w:pPr>
             <w:r>
               <w:t xml:space="preserve">TEXT</w:t>
@@ -7520,8 +7520,8 @@
             <w:pPr>
               <w:pStyle w:val="Compact"/>
               <w:jc w:val="left"/>
-              <w:ind w:left="0" w:firstLine="0" w:right="0"/>
-              <w:spacing w:line="240" w:after="40" w:before="40" w:lineRule="auto"/>
+              <w:ind w:left="0" w:right="0" w:firstLine="0"/>
+              <w:spacing w:after="40" w:before="40" w:line="240" w:lineRule="auto"/>
             </w:pPr>
             <w:r>
               <w:t xml:space="preserve">Selector syntax ("@" or "#")</w:t>
@@ -7569,7 +7569,7 @@
     </w:p>
     <w:p>
       <w:pPr>
-        <w:spacing w:before="0" w:line="20" w:lineRule="exact" w:after="0"/>
+        <w:spacing w:lineRule="exact" w:line="20" w:after="0" w:before="0"/>
         <w:rPr>
           <w:sz w:val="2"/>
         </w:rPr>
@@ -7611,12 +7611,12 @@
         <w:tblLook w:firstRow="1" w:lastRow="0" w:firstColumn="0" w:lastColumn="0" w:noHBand="0" w:noVBand="0" w:val="0020"/>
         <w:jc w:val="start"/>
         <w:tblBorders>
-          <w:top w:val="single" w:space="0" w:color="000000" w:sz="6"/>
-          <w:left w:val="single" w:space="0" w:color="000000" w:sz="6"/>
-          <w:bottom w:val="single" w:space="0" w:color="000000" w:sz="6"/>
-          <w:right w:val="single" w:space="0" w:color="000000" w:sz="6"/>
-          <w:insideH w:val="single" w:space="0" w:color="000000" w:sz="6"/>
-          <w:insideV w:val="single" w:space="0" w:color="000000" w:sz="6"/>
+          <w:top w:sz="6" w:color="000000" w:val="single" w:space="0"/>
+          <w:left w:sz="6" w:color="000000" w:val="single" w:space="0"/>
+          <w:bottom w:sz="6" w:color="000000" w:val="single" w:space="0"/>
+          <w:right w:sz="6" w:color="000000" w:val="single" w:space="0"/>
+          <w:insideH w:sz="6" w:color="000000" w:val="single" w:space="0"/>
+          <w:insideV w:sz="6" w:color="000000" w:val="single" w:space="0"/>
         </w:tblBorders>
         <w:tblCellMar>
           <w:top w:w="57" w:type="dxa"/>
@@ -7636,14 +7636,14 @@
         </w:trPr>
         <w:tc>
           <w:tcPr>
-            <w:shd w:val="clear" w:color="auto" w:fill="E8E8E8"/>
+            <w:shd w:fill="E8E8E8" w:color="auto" w:val="clear"/>
           </w:tcPr>
           <w:p>
             <w:pPr>
               <w:pStyle w:val="Compact"/>
               <w:jc w:val="left"/>
-              <w:ind w:left="0" w:firstLine="0" w:right="0"/>
-              <w:spacing w:line="240" w:after="40" w:before="40" w:lineRule="auto"/>
+              <w:ind w:left="0" w:right="0" w:firstLine="0"/>
+              <w:spacing w:after="40" w:before="40" w:line="240" w:lineRule="auto"/>
             </w:pPr>
             <w:r>
               <w:rPr>
@@ -7655,14 +7655,14 @@
         </w:tc>
         <w:tc>
           <w:tcPr>
-            <w:shd w:val="clear" w:color="auto" w:fill="E8E8E8"/>
+            <w:shd w:fill="E8E8E8" w:color="auto" w:val="clear"/>
           </w:tcPr>
           <w:p>
             <w:pPr>
               <w:pStyle w:val="Compact"/>
               <w:jc w:val="left"/>
-              <w:ind w:left="0" w:firstLine="0" w:right="0"/>
-              <w:spacing w:line="240" w:after="40" w:before="40" w:lineRule="auto"/>
+              <w:ind w:left="0" w:right="0" w:firstLine="0"/>
+              <w:spacing w:after="40" w:before="40" w:line="240" w:lineRule="auto"/>
             </w:pPr>
             <w:r>
               <w:rPr>
@@ -7674,14 +7674,14 @@
         </w:tc>
         <w:tc>
           <w:tcPr>
-            <w:shd w:val="clear" w:color="auto" w:fill="E8E8E8"/>
+            <w:shd w:fill="E8E8E8" w:color="auto" w:val="clear"/>
           </w:tcPr>
           <w:p>
             <w:pPr>
               <w:pStyle w:val="Compact"/>
               <w:jc w:val="left"/>
-              <w:ind w:left="0" w:firstLine="0" w:right="0"/>
-              <w:spacing w:line="240" w:after="40" w:before="40" w:lineRule="auto"/>
+              <w:ind w:left="0" w:right="0" w:firstLine="0"/>
+              <w:spacing w:after="40" w:before="40" w:line="240" w:lineRule="auto"/>
             </w:pPr>
             <w:r>
               <w:rPr>
@@ -7699,8 +7699,8 @@
             <w:pPr>
               <w:pStyle w:val="Compact"/>
               <w:jc w:val="left"/>
-              <w:ind w:left="0" w:firstLine="0" w:right="0"/>
-              <w:spacing w:line="240" w:after="40" w:before="40" w:lineRule="auto"/>
+              <w:ind w:left="0" w:right="0" w:firstLine="0"/>
+              <w:spacing w:after="40" w:before="40" w:line="240" w:lineRule="auto"/>
             </w:pPr>
             <w:r>
               <w:t xml:space="preserve">id</w:t>
@@ -7713,8 +7713,8 @@
             <w:pPr>
               <w:pStyle w:val="Compact"/>
               <w:jc w:val="left"/>
-              <w:ind w:left="0" w:firstLine="0" w:right="0"/>
-              <w:spacing w:line="240" w:after="40" w:before="40" w:lineRule="auto"/>
+              <w:ind w:left="0" w:right="0" w:firstLine="0"/>
+              <w:spacing w:after="40" w:before="40" w:line="240" w:lineRule="auto"/>
             </w:pPr>
             <w:r>
               <w:t xml:space="preserve">INTEGER PK</w:t>
@@ -7727,8 +7727,8 @@
             <w:pPr>
               <w:pStyle w:val="Compact"/>
               <w:jc w:val="left"/>
-              <w:ind w:left="0" w:firstLine="0" w:right="0"/>
-              <w:spacing w:line="240" w:after="40" w:before="40" w:lineRule="auto"/>
+              <w:ind w:left="0" w:right="0" w:firstLine="0"/>
+              <w:spacing w:after="40" w:before="40" w:line="240" w:lineRule="auto"/>
             </w:pPr>
             <w:r>
               <w:t xml:space="preserve">Auto-assigned internal key</w:t>
@@ -7743,8 +7743,8 @@
             <w:pPr>
               <w:pStyle w:val="Compact"/>
               <w:jc w:val="left"/>
-              <w:ind w:left="0" w:firstLine="0" w:right="0"/>
-              <w:spacing w:line="240" w:after="40" w:before="40" w:lineRule="auto"/>
+              <w:ind w:left="0" w:right="0" w:firstLine="0"/>
+              <w:spacing w:after="40" w:before="40" w:line="240" w:lineRule="auto"/>
             </w:pPr>
             <w:r>
               <w:t xml:space="preserve">content_sha</w:t>
@@ -7757,8 +7757,8 @@
             <w:pPr>
               <w:pStyle w:val="Compact"/>
               <w:jc w:val="left"/>
-              <w:ind w:left="0" w:firstLine="0" w:right="0"/>
-              <w:spacing w:line="240" w:after="40" w:before="40" w:lineRule="auto"/>
+              <w:ind w:left="0" w:right="0" w:firstLine="0"/>
+              <w:spacing w:after="40" w:before="40" w:line="240" w:lineRule="auto"/>
             </w:pPr>
             <w:r>
               <w:t xml:space="preserve">TEXT</w:t>
@@ -7771,8 +7771,8 @@
             <w:pPr>
               <w:pStyle w:val="Compact"/>
               <w:jc w:val="left"/>
-              <w:ind w:left="0" w:firstLine="0" w:right="0"/>
-              <w:spacing w:line="240" w:after="40" w:before="40" w:lineRule="auto"/>
+              <w:ind w:left="0" w:right="0" w:firstLine="0"/>
+              <w:spacing w:after="40" w:before="40" w:line="240" w:lineRule="auto"/>
             </w:pPr>
             <w:r>
               <w:t xml:space="preserve">SHA1 checksum for change detection</w:t>
@@ -7787,8 +7787,8 @@
             <w:pPr>
               <w:pStyle w:val="Compact"/>
               <w:jc w:val="left"/>
-              <w:ind w:left="0" w:firstLine="0" w:right="0"/>
-              <w:spacing w:line="240" w:after="40" w:before="40" w:lineRule="auto"/>
+              <w:ind w:left="0" w:right="0" w:firstLine="0"/>
+              <w:spacing w:after="40" w:before="40" w:line="240" w:lineRule="auto"/>
             </w:pPr>
             <w:r>
               <w:t xml:space="preserve">specification_ref</w:t>
@@ -7801,8 +7801,8 @@
             <w:pPr>
               <w:pStyle w:val="Compact"/>
               <w:jc w:val="left"/>
-              <w:ind w:left="0" w:firstLine="0" w:right="0"/>
-              <w:spacing w:line="240" w:after="40" w:before="40" w:lineRule="auto"/>
+              <w:ind w:left="0" w:right="0" w:firstLine="0"/>
+              <w:spacing w:after="40" w:before="40" w:line="240" w:lineRule="auto"/>
             </w:pPr>
             <w:r>
               <w:t xml:space="preserve">TEXT NOT NULL FK</w:t>
@@ -7815,8 +7815,8 @@
             <w:pPr>
               <w:pStyle w:val="Compact"/>
               <w:jc w:val="left"/>
-              <w:ind w:left="0" w:firstLine="0" w:right="0"/>
-              <w:spacing w:line="240" w:after="40" w:before="40" w:lineRule="auto"/>
+              <w:ind w:left="0" w:right="0" w:firstLine="0"/>
+              <w:spacing w:after="40" w:before="40" w:line="240" w:lineRule="auto"/>
             </w:pPr>
             <w:r>
               <w:t xml:space="preserve">Parent specification</w:t>
@@ -7831,8 +7831,8 @@
             <w:pPr>
               <w:pStyle w:val="Compact"/>
               <w:jc w:val="left"/>
-              <w:ind w:left="0" w:firstLine="0" w:right="0"/>
-              <w:spacing w:line="240" w:after="40" w:before="40" w:lineRule="auto"/>
+              <w:ind w:left="0" w:right="0" w:firstLine="0"/>
+              <w:spacing w:after="40" w:before="40" w:line="240" w:lineRule="auto"/>
             </w:pPr>
             <w:r>
               <w:t xml:space="preserve">view_type_ref</w:t>
@@ -7845,8 +7845,8 @@
             <w:pPr>
               <w:pStyle w:val="Compact"/>
               <w:jc w:val="left"/>
-              <w:ind w:left="0" w:firstLine="0" w:right="0"/>
-              <w:spacing w:line="240" w:after="40" w:before="40" w:lineRule="auto"/>
+              <w:ind w:left="0" w:right="0" w:firstLine="0"/>
+              <w:spacing w:after="40" w:before="40" w:line="240" w:lineRule="auto"/>
             </w:pPr>
             <w:r>
               <w:t xml:space="preserve">TEXT NOT NULL FK</w:t>
@@ -7859,8 +7859,8 @@
             <w:pPr>
               <w:pStyle w:val="Compact"/>
               <w:jc w:val="left"/>
-              <w:ind w:left="0" w:firstLine="0" w:right="0"/>
-              <w:spacing w:line="240" w:after="40" w:before="40" w:lineRule="auto"/>
+              <w:ind w:left="0" w:right="0" w:firstLine="0"/>
+              <w:spacing w:after="40" w:before="40" w:line="240" w:lineRule="auto"/>
             </w:pPr>
             <w:r>
               <w:t xml:space="preserve">View type</w:t>
@@ -7875,8 +7875,8 @@
             <w:pPr>
               <w:pStyle w:val="Compact"/>
               <w:jc w:val="left"/>
-              <w:ind w:left="0" w:firstLine="0" w:right="0"/>
-              <w:spacing w:line="240" w:after="40" w:before="40" w:lineRule="auto"/>
+              <w:ind w:left="0" w:right="0" w:firstLine="0"/>
+              <w:spacing w:after="40" w:before="40" w:line="240" w:lineRule="auto"/>
             </w:pPr>
             <w:r>
               <w:t xml:space="preserve">from_file</w:t>
@@ -7889,8 +7889,8 @@
             <w:pPr>
               <w:pStyle w:val="Compact"/>
               <w:jc w:val="left"/>
-              <w:ind w:left="0" w:firstLine="0" w:right="0"/>
-              <w:spacing w:line="240" w:after="40" w:before="40" w:lineRule="auto"/>
+              <w:ind w:left="0" w:right="0" w:firstLine="0"/>
+              <w:spacing w:after="40" w:before="40" w:line="240" w:lineRule="auto"/>
             </w:pPr>
             <w:r>
               <w:t xml:space="preserve">TEXT NOT NULL</w:t>
@@ -7903,8 +7903,8 @@
             <w:pPr>
               <w:pStyle w:val="Compact"/>
               <w:jc w:val="left"/>
-              <w:ind w:left="0" w:firstLine="0" w:right="0"/>
-              <w:spacing w:line="240" w:after="40" w:before="40" w:lineRule="auto"/>
+              <w:ind w:left="0" w:right="0" w:firstLine="0"/>
+              <w:spacing w:after="40" w:before="40" w:line="240" w:lineRule="auto"/>
             </w:pPr>
             <w:r>
               <w:t xml:space="preserve">Source file path</w:t>
@@ -7919,8 +7919,8 @@
             <w:pPr>
               <w:pStyle w:val="Compact"/>
               <w:jc w:val="left"/>
-              <w:ind w:left="0" w:firstLine="0" w:right="0"/>
-              <w:spacing w:line="240" w:after="40" w:before="40" w:lineRule="auto"/>
+              <w:ind w:left="0" w:right="0" w:firstLine="0"/>
+              <w:spacing w:after="40" w:before="40" w:line="240" w:lineRule="auto"/>
             </w:pPr>
             <w:r>
               <w:t xml:space="preserve">file_seq</w:t>
@@ -7933,8 +7933,8 @@
             <w:pPr>
               <w:pStyle w:val="Compact"/>
               <w:jc w:val="left"/>
-              <w:ind w:left="0" w:firstLine="0" w:right="0"/>
-              <w:spacing w:line="240" w:after="40" w:before="40" w:lineRule="auto"/>
+              <w:ind w:left="0" w:right="0" w:firstLine="0"/>
+              <w:spacing w:after="40" w:before="40" w:line="240" w:lineRule="auto"/>
             </w:pPr>
             <w:r>
               <w:t xml:space="preserve">INTEGER NOT NULL</w:t>
@@ -7947,8 +7947,8 @@
             <w:pPr>
               <w:pStyle w:val="Compact"/>
               <w:jc w:val="left"/>
-              <w:ind w:left="0" w:firstLine="0" w:right="0"/>
-              <w:spacing w:line="240" w:after="40" w:before="40" w:lineRule="auto"/>
+              <w:ind w:left="0" w:right="0" w:firstLine="0"/>
+              <w:spacing w:after="40" w:before="40" w:line="240" w:lineRule="auto"/>
             </w:pPr>
             <w:r>
               <w:t xml:space="preserve">Sequence within file</w:t>
@@ -7963,8 +7963,8 @@
             <w:pPr>
               <w:pStyle w:val="Compact"/>
               <w:jc w:val="left"/>
-              <w:ind w:left="0" w:firstLine="0" w:right="0"/>
-              <w:spacing w:line="240" w:after="40" w:before="40" w:lineRule="auto"/>
+              <w:ind w:left="0" w:right="0" w:firstLine="0"/>
+              <w:spacing w:after="40" w:before="40" w:line="240" w:lineRule="auto"/>
             </w:pPr>
             <w:r>
               <w:t xml:space="preserve">start_line</w:t>
@@ -7977,8 +7977,8 @@
             <w:pPr>
               <w:pStyle w:val="Compact"/>
               <w:jc w:val="left"/>
-              <w:ind w:left="0" w:firstLine="0" w:right="0"/>
-              <w:spacing w:line="240" w:after="40" w:before="40" w:lineRule="auto"/>
+              <w:ind w:left="0" w:right="0" w:firstLine="0"/>
+              <w:spacing w:after="40" w:before="40" w:line="240" w:lineRule="auto"/>
             </w:pPr>
             <w:r>
               <w:t xml:space="preserve">INTEGER</w:t>
@@ -7991,8 +7991,8 @@
             <w:pPr>
               <w:pStyle w:val="Compact"/>
               <w:jc w:val="left"/>
-              <w:ind w:left="0" w:firstLine="0" w:right="0"/>
-              <w:spacing w:line="240" w:after="40" w:before="40" w:lineRule="auto"/>
+              <w:ind w:left="0" w:right="0" w:firstLine="0"/>
+              <w:spacing w:after="40" w:before="40" w:line="240" w:lineRule="auto"/>
             </w:pPr>
             <w:r>
               <w:t xml:space="preserve">Start line in source</w:t>
@@ -8007,8 +8007,8 @@
             <w:pPr>
               <w:pStyle w:val="Compact"/>
               <w:jc w:val="left"/>
-              <w:ind w:left="0" w:firstLine="0" w:right="0"/>
-              <w:spacing w:line="240" w:after="40" w:before="40" w:lineRule="auto"/>
+              <w:ind w:left="0" w:right="0" w:firstLine="0"/>
+              <w:spacing w:after="40" w:before="40" w:line="240" w:lineRule="auto"/>
             </w:pPr>
             <w:r>
               <w:t xml:space="preserve">raw_ast</w:t>
@@ -8021,8 +8021,8 @@
             <w:pPr>
               <w:pStyle w:val="Compact"/>
               <w:jc w:val="left"/>
-              <w:ind w:left="0" w:firstLine="0" w:right="0"/>
-              <w:spacing w:line="240" w:after="40" w:before="40" w:lineRule="auto"/>
+              <w:ind w:left="0" w:right="0" w:firstLine="0"/>
+              <w:spacing w:after="40" w:before="40" w:line="240" w:lineRule="auto"/>
             </w:pPr>
             <w:r>
               <w:t xml:space="preserve">JSON</w:t>
@@ -8035,8 +8035,8 @@
             <w:pPr>
               <w:pStyle w:val="Compact"/>
               <w:jc w:val="left"/>
-              <w:ind w:left="0" w:firstLine="0" w:right="0"/>
-              <w:spacing w:line="240" w:after="40" w:before="40" w:lineRule="auto"/>
+              <w:ind w:left="0" w:right="0" w:firstLine="0"/>
+              <w:spacing w:after="40" w:before="40" w:line="240" w:lineRule="auto"/>
             </w:pPr>
             <w:r>
               <w:t xml:space="preserve">Original Pandoc AST</w:t>
@@ -8051,8 +8051,8 @@
             <w:pPr>
               <w:pStyle w:val="Compact"/>
               <w:jc w:val="left"/>
-              <w:ind w:left="0" w:firstLine="0" w:right="0"/>
-              <w:spacing w:line="240" w:after="40" w:before="40" w:lineRule="auto"/>
+              <w:ind w:left="0" w:right="0" w:firstLine="0"/>
+              <w:spacing w:after="40" w:before="40" w:line="240" w:lineRule="auto"/>
             </w:pPr>
             <w:r>
               <w:t xml:space="preserve">resolved_ast</w:t>
@@ -8065,8 +8065,8 @@
             <w:pPr>
               <w:pStyle w:val="Compact"/>
               <w:jc w:val="left"/>
-              <w:ind w:left="0" w:firstLine="0" w:right="0"/>
-              <w:spacing w:line="240" w:after="40" w:before="40" w:lineRule="auto"/>
+              <w:ind w:left="0" w:right="0" w:firstLine="0"/>
+              <w:spacing w:after="40" w:before="40" w:line="240" w:lineRule="auto"/>
             </w:pPr>
             <w:r>
               <w:t xml:space="preserve">JSON</w:t>
@@ -8079,8 +8079,8 @@
             <w:pPr>
               <w:pStyle w:val="Compact"/>
               <w:jc w:val="left"/>
-              <w:ind w:left="0" w:firstLine="0" w:right="0"/>
-              <w:spacing w:line="240" w:after="40" w:before="40" w:lineRule="auto"/>
+              <w:ind w:left="0" w:right="0" w:firstLine="0"/>
+              <w:spacing w:after="40" w:before="40" w:line="240" w:lineRule="auto"/>
             </w:pPr>
             <w:r>
               <w:t xml:space="preserve">Materialized view as Pandoc AST</w:t>
@@ -8095,8 +8095,8 @@
             <w:pPr>
               <w:pStyle w:val="Compact"/>
               <w:jc w:val="left"/>
-              <w:ind w:left="0" w:firstLine="0" w:right="0"/>
-              <w:spacing w:line="240" w:after="40" w:before="40" w:lineRule="auto"/>
+              <w:ind w:left="0" w:right="0" w:firstLine="0"/>
+              <w:spacing w:after="40" w:before="40" w:line="240" w:lineRule="auto"/>
             </w:pPr>
             <w:r>
               <w:t xml:space="preserve">resolved_data</w:t>
@@ -8109,8 +8109,8 @@
             <w:pPr>
               <w:pStyle w:val="Compact"/>
               <w:jc w:val="left"/>
-              <w:ind w:left="0" w:firstLine="0" w:right="0"/>
-              <w:spacing w:line="240" w:after="40" w:before="40" w:lineRule="auto"/>
+              <w:ind w:left="0" w:right="0" w:firstLine="0"/>
+              <w:spacing w:after="40" w:before="40" w:line="240" w:lineRule="auto"/>
             </w:pPr>
             <w:r>
               <w:t xml:space="preserve">JSON</w:t>
@@ -8123,8 +8123,8 @@
             <w:pPr>
               <w:pStyle w:val="Compact"/>
               <w:jc w:val="left"/>
-              <w:ind w:left="0" w:firstLine="0" w:right="0"/>
-              <w:spacing w:line="240" w:after="40" w:before="40" w:lineRule="auto"/>
+              <w:ind w:left="0" w:right="0" w:firstLine="0"/>
+              <w:spacing w:after="40" w:before="40" w:line="240" w:lineRule="auto"/>
             </w:pPr>
             <w:r>
               <w:t xml:space="preserve">Pre-computed view data</w:t>
@@ -8157,7 +8157,7 @@
     </w:p>
     <w:p>
       <w:pPr>
-        <w:spacing w:before="0" w:line="20" w:lineRule="exact" w:after="0"/>
+        <w:spacing w:lineRule="exact" w:line="20" w:after="0" w:before="0"/>
         <w:rPr>
           <w:sz w:val="2"/>
         </w:rPr>
@@ -8199,12 +8199,12 @@
         <w:tblLook w:firstRow="1" w:lastRow="0" w:firstColumn="0" w:lastColumn="0" w:noHBand="0" w:noVBand="0" w:val="0020"/>
         <w:jc w:val="start"/>
         <w:tblBorders>
-          <w:top w:val="single" w:space="0" w:color="000000" w:sz="6"/>
-          <w:left w:val="single" w:space="0" w:color="000000" w:sz="6"/>
-          <w:bottom w:val="single" w:space="0" w:color="000000" w:sz="6"/>
-          <w:right w:val="single" w:space="0" w:color="000000" w:sz="6"/>
-          <w:insideH w:val="single" w:space="0" w:color="000000" w:sz="6"/>
-          <w:insideV w:val="single" w:space="0" w:color="000000" w:sz="6"/>
+          <w:top w:sz="6" w:color="000000" w:val="single" w:space="0"/>
+          <w:left w:sz="6" w:color="000000" w:val="single" w:space="0"/>
+          <w:bottom w:sz="6" w:color="000000" w:val="single" w:space="0"/>
+          <w:right w:sz="6" w:color="000000" w:val="single" w:space="0"/>
+          <w:insideH w:sz="6" w:color="000000" w:val="single" w:space="0"/>
+          <w:insideV w:sz="6" w:color="000000" w:val="single" w:space="0"/>
         </w:tblBorders>
         <w:tblCellMar>
           <w:top w:w="57" w:type="dxa"/>
@@ -8224,14 +8224,14 @@
         </w:trPr>
         <w:tc>
           <w:tcPr>
-            <w:shd w:val="clear" w:color="auto" w:fill="E8E8E8"/>
+            <w:shd w:fill="E8E8E8" w:color="auto" w:val="clear"/>
           </w:tcPr>
           <w:p>
             <w:pPr>
               <w:pStyle w:val="Compact"/>
               <w:jc w:val="left"/>
-              <w:ind w:left="0" w:firstLine="0" w:right="0"/>
-              <w:spacing w:line="240" w:after="40" w:before="40" w:lineRule="auto"/>
+              <w:ind w:left="0" w:right="0" w:firstLine="0"/>
+              <w:spacing w:after="40" w:before="40" w:line="240" w:lineRule="auto"/>
             </w:pPr>
             <w:r>
               <w:rPr>
@@ -8243,14 +8243,14 @@
         </w:tc>
         <w:tc>
           <w:tcPr>
-            <w:shd w:val="clear" w:color="auto" w:fill="E8E8E8"/>
+            <w:shd w:fill="E8E8E8" w:color="auto" w:val="clear"/>
           </w:tcPr>
           <w:p>
             <w:pPr>
               <w:pStyle w:val="Compact"/>
               <w:jc w:val="left"/>
-              <w:ind w:left="0" w:firstLine="0" w:right="0"/>
-              <w:spacing w:line="240" w:after="40" w:before="40" w:lineRule="auto"/>
+              <w:ind w:left="0" w:right="0" w:firstLine="0"/>
+              <w:spacing w:after="40" w:before="40" w:line="240" w:lineRule="auto"/>
             </w:pPr>
             <w:r>
               <w:rPr>
@@ -8262,14 +8262,14 @@
         </w:tc>
         <w:tc>
           <w:tcPr>
-            <w:shd w:val="clear" w:color="auto" w:fill="E8E8E8"/>
+            <w:shd w:fill="E8E8E8" w:color="auto" w:val="clear"/>
           </w:tcPr>
           <w:p>
             <w:pPr>
               <w:pStyle w:val="Compact"/>
               <w:jc w:val="left"/>
-              <w:ind w:left="0" w:firstLine="0" w:right="0"/>
-              <w:spacing w:line="240" w:after="40" w:before="40" w:lineRule="auto"/>
+              <w:ind w:left="0" w:right="0" w:firstLine="0"/>
+              <w:spacing w:after="40" w:before="40" w:line="240" w:lineRule="auto"/>
             </w:pPr>
             <w:r>
               <w:rPr>
@@ -8287,8 +8287,8 @@
             <w:pPr>
               <w:pStyle w:val="Compact"/>
               <w:jc w:val="left"/>
-              <w:ind w:left="0" w:firstLine="0" w:right="0"/>
-              <w:spacing w:line="240" w:after="40" w:before="40" w:lineRule="auto"/>
+              <w:ind w:left="0" w:right="0" w:firstLine="0"/>
+              <w:spacing w:after="40" w:before="40" w:line="240" w:lineRule="auto"/>
             </w:pPr>
             <w:r>
               <w:t xml:space="preserve">id</w:t>
@@ -8301,8 +8301,8 @@
             <w:pPr>
               <w:pStyle w:val="Compact"/>
               <w:jc w:val="left"/>
-              <w:ind w:left="0" w:firstLine="0" w:right="0"/>
-              <w:spacing w:line="240" w:after="40" w:before="40" w:lineRule="auto"/>
+              <w:ind w:left="0" w:right="0" w:firstLine="0"/>
+              <w:spacing w:after="40" w:before="40" w:line="240" w:lineRule="auto"/>
             </w:pPr>
             <w:r>
               <w:t xml:space="preserve">INTEGER PK</w:t>
@@ -8315,8 +8315,8 @@
             <w:pPr>
               <w:pStyle w:val="Compact"/>
               <w:jc w:val="left"/>
-              <w:ind w:left="0" w:firstLine="0" w:right="0"/>
-              <w:spacing w:line="240" w:after="40" w:before="40" w:lineRule="auto"/>
+              <w:ind w:left="0" w:right="0" w:firstLine="0"/>
+              <w:spacing w:after="40" w:before="40" w:line="240" w:lineRule="auto"/>
             </w:pPr>
             <w:r>
               <w:t xml:space="preserve">Auto-assigned internal key</w:t>
@@ -8331,8 +8331,8 @@
             <w:pPr>
               <w:pStyle w:val="Compact"/>
               <w:jc w:val="left"/>
-              <w:ind w:left="0" w:firstLine="0" w:right="0"/>
-              <w:spacing w:line="240" w:after="40" w:before="40" w:lineRule="auto"/>
+              <w:ind w:left="0" w:right="0" w:firstLine="0"/>
+              <w:spacing w:after="40" w:before="40" w:line="240" w:lineRule="auto"/>
             </w:pPr>
             <w:r>
               <w:t xml:space="preserve">content_sha</w:t>
@@ -8345,8 +8345,8 @@
             <w:pPr>
               <w:pStyle w:val="Compact"/>
               <w:jc w:val="left"/>
-              <w:ind w:left="0" w:firstLine="0" w:right="0"/>
-              <w:spacing w:line="240" w:after="40" w:before="40" w:lineRule="auto"/>
+              <w:ind w:left="0" w:right="0" w:firstLine="0"/>
+              <w:spacing w:after="40" w:before="40" w:line="240" w:lineRule="auto"/>
             </w:pPr>
             <w:r>
               <w:t xml:space="preserve">TEXT</w:t>
@@ -8359,8 +8359,8 @@
             <w:pPr>
               <w:pStyle w:val="Compact"/>
               <w:jc w:val="left"/>
-              <w:ind w:left="0" w:firstLine="0" w:right="0"/>
-              <w:spacing w:line="240" w:after="40" w:before="40" w:lineRule="auto"/>
+              <w:ind w:left="0" w:right="0" w:firstLine="0"/>
+              <w:spacing w:after="40" w:before="40" w:line="240" w:lineRule="auto"/>
             </w:pPr>
             <w:r>
               <w:t xml:space="preserve">SHA1 checksum for change detection</w:t>
@@ -8375,8 +8375,8 @@
             <w:pPr>
               <w:pStyle w:val="Compact"/>
               <w:jc w:val="left"/>
-              <w:ind w:left="0" w:firstLine="0" w:right="0"/>
-              <w:spacing w:line="240" w:after="40" w:before="40" w:lineRule="auto"/>
+              <w:ind w:left="0" w:right="0" w:firstLine="0"/>
+              <w:spacing w:after="40" w:before="40" w:line="240" w:lineRule="auto"/>
             </w:pPr>
             <w:r>
               <w:t xml:space="preserve">specification_ref</w:t>
@@ -8389,8 +8389,8 @@
             <w:pPr>
               <w:pStyle w:val="Compact"/>
               <w:jc w:val="left"/>
-              <w:ind w:left="0" w:firstLine="0" w:right="0"/>
-              <w:spacing w:line="240" w:after="40" w:before="40" w:lineRule="auto"/>
+              <w:ind w:left="0" w:right="0" w:firstLine="0"/>
+              <w:spacing w:after="40" w:before="40" w:line="240" w:lineRule="auto"/>
             </w:pPr>
             <w:r>
               <w:t xml:space="preserve">TEXT NOT NULL FK</w:t>
@@ -8403,8 +8403,8 @@
             <w:pPr>
               <w:pStyle w:val="Compact"/>
               <w:jc w:val="left"/>
-              <w:ind w:left="0" w:firstLine="0" w:right="0"/>
-              <w:spacing w:line="240" w:after="40" w:before="40" w:lineRule="auto"/>
+              <w:ind w:left="0" w:right="0" w:firstLine="0"/>
+              <w:spacing w:after="40" w:before="40" w:line="240" w:lineRule="auto"/>
             </w:pPr>
             <w:r>
               <w:t xml:space="preserve">Parent specification</w:t>
@@ -8419,8 +8419,8 @@
             <w:pPr>
               <w:pStyle w:val="Compact"/>
               <w:jc w:val="left"/>
-              <w:ind w:left="0" w:firstLine="0" w:right="0"/>
-              <w:spacing w:line="240" w:after="40" w:before="40" w:lineRule="auto"/>
+              <w:ind w:left="0" w:right="0" w:firstLine="0"/>
+              <w:spacing w:after="40" w:before="40" w:line="240" w:lineRule="auto"/>
             </w:pPr>
             <w:r>
               <w:t xml:space="preserve">owner_object_id</w:t>
@@ -8433,8 +8433,8 @@
             <w:pPr>
               <w:pStyle w:val="Compact"/>
               <w:jc w:val="left"/>
-              <w:ind w:left="0" w:firstLine="0" w:right="0"/>
-              <w:spacing w:line="240" w:after="40" w:before="40" w:lineRule="auto"/>
+              <w:ind w:left="0" w:right="0" w:firstLine="0"/>
+              <w:spacing w:after="40" w:before="40" w:line="240" w:lineRule="auto"/>
             </w:pPr>
             <w:r>
               <w:t xml:space="preserve">INTEGER FK</w:t>
@@ -8447,8 +8447,8 @@
             <w:pPr>
               <w:pStyle w:val="Compact"/>
               <w:jc w:val="left"/>
-              <w:ind w:left="0" w:firstLine="0" w:right="0"/>
-              <w:spacing w:line="240" w:after="40" w:before="40" w:lineRule="auto"/>
+              <w:ind w:left="0" w:right="0" w:firstLine="0"/>
+              <w:spacing w:after="40" w:before="40" w:line="240" w:lineRule="auto"/>
             </w:pPr>
             <w:r>
               <w:t xml:space="preserve">Owner spec object (NULL if float)</w:t>
@@ -8463,8 +8463,8 @@
             <w:pPr>
               <w:pStyle w:val="Compact"/>
               <w:jc w:val="left"/>
-              <w:ind w:left="0" w:firstLine="0" w:right="0"/>
-              <w:spacing w:line="240" w:after="40" w:before="40" w:lineRule="auto"/>
+              <w:ind w:left="0" w:right="0" w:firstLine="0"/>
+              <w:spacing w:after="40" w:before="40" w:line="240" w:lineRule="auto"/>
             </w:pPr>
             <w:r>
               <w:t xml:space="preserve">owner_float_id</w:t>
@@ -8477,8 +8477,8 @@
             <w:pPr>
               <w:pStyle w:val="Compact"/>
               <w:jc w:val="left"/>
-              <w:ind w:left="0" w:firstLine="0" w:right="0"/>
-              <w:spacing w:line="240" w:after="40" w:before="40" w:lineRule="auto"/>
+              <w:ind w:left="0" w:right="0" w:firstLine="0"/>
+              <w:spacing w:after="40" w:before="40" w:line="240" w:lineRule="auto"/>
             </w:pPr>
             <w:r>
               <w:t xml:space="preserve">INTEGER FK</w:t>
@@ -8491,8 +8491,8 @@
             <w:pPr>
               <w:pStyle w:val="Compact"/>
               <w:jc w:val="left"/>
-              <w:ind w:left="0" w:firstLine="0" w:right="0"/>
-              <w:spacing w:line="240" w:after="40" w:before="40" w:lineRule="auto"/>
+              <w:ind w:left="0" w:right="0" w:firstLine="0"/>
+              <w:spacing w:after="40" w:before="40" w:line="240" w:lineRule="auto"/>
             </w:pPr>
             <w:r>
               <w:t xml:space="preserve">Owner spec float (NULL if object)</w:t>
@@ -8507,8 +8507,8 @@
             <w:pPr>
               <w:pStyle w:val="Compact"/>
               <w:jc w:val="left"/>
-              <w:ind w:left="0" w:firstLine="0" w:right="0"/>
-              <w:spacing w:line="240" w:after="40" w:before="40" w:lineRule="auto"/>
+              <w:ind w:left="0" w:right="0" w:firstLine="0"/>
+              <w:spacing w:after="40" w:before="40" w:line="240" w:lineRule="auto"/>
             </w:pPr>
             <w:r>
               <w:t xml:space="preserve">name</w:t>
@@ -8521,8 +8521,8 @@
             <w:pPr>
               <w:pStyle w:val="Compact"/>
               <w:jc w:val="left"/>
-              <w:ind w:left="0" w:firstLine="0" w:right="0"/>
-              <w:spacing w:line="240" w:after="40" w:before="40" w:lineRule="auto"/>
+              <w:ind w:left="0" w:right="0" w:firstLine="0"/>
+              <w:spacing w:after="40" w:before="40" w:line="240" w:lineRule="auto"/>
             </w:pPr>
             <w:r>
               <w:t xml:space="preserve">TEXT NOT NULL</w:t>
@@ -8535,8 +8535,8 @@
             <w:pPr>
               <w:pStyle w:val="Compact"/>
               <w:jc w:val="left"/>
-              <w:ind w:left="0" w:firstLine="0" w:right="0"/>
-              <w:spacing w:line="240" w:after="40" w:before="40" w:lineRule="auto"/>
+              <w:ind w:left="0" w:right="0" w:firstLine="0"/>
+              <w:spacing w:after="40" w:before="40" w:line="240" w:lineRule="auto"/>
             </w:pPr>
             <w:r>
               <w:t xml:space="preserve">Attribute name</w:t>
@@ -8551,8 +8551,8 @@
             <w:pPr>
               <w:pStyle w:val="Compact"/>
               <w:jc w:val="left"/>
-              <w:ind w:left="0" w:firstLine="0" w:right="0"/>
-              <w:spacing w:line="240" w:after="40" w:before="40" w:lineRule="auto"/>
+              <w:ind w:left="0" w:right="0" w:firstLine="0"/>
+              <w:spacing w:after="40" w:before="40" w:line="240" w:lineRule="auto"/>
             </w:pPr>
             <w:r>
               <w:t xml:space="preserve">raw_value</w:t>
@@ -8565,8 +8565,8 @@
             <w:pPr>
               <w:pStyle w:val="Compact"/>
               <w:jc w:val="left"/>
-              <w:ind w:left="0" w:firstLine="0" w:right="0"/>
-              <w:spacing w:line="240" w:after="40" w:before="40" w:lineRule="auto"/>
+              <w:ind w:left="0" w:right="0" w:firstLine="0"/>
+              <w:spacing w:after="40" w:before="40" w:line="240" w:lineRule="auto"/>
             </w:pPr>
             <w:r>
               <w:t xml:space="preserve">TEXT</w:t>
@@ -8579,8 +8579,8 @@
             <w:pPr>
               <w:pStyle w:val="Compact"/>
               <w:jc w:val="left"/>
-              <w:ind w:left="0" w:firstLine="0" w:right="0"/>
-              <w:spacing w:line="240" w:after="40" w:before="40" w:lineRule="auto"/>
+              <w:ind w:left="0" w:right="0" w:firstLine="0"/>
+              <w:spacing w:after="40" w:before="40" w:line="240" w:lineRule="auto"/>
             </w:pPr>
             <w:r>
               <w:t xml:space="preserve">Original value (before type casting)</w:t>
@@ -8595,8 +8595,8 @@
             <w:pPr>
               <w:pStyle w:val="Compact"/>
               <w:jc w:val="left"/>
-              <w:ind w:left="0" w:firstLine="0" w:right="0"/>
-              <w:spacing w:line="240" w:after="40" w:before="40" w:lineRule="auto"/>
+              <w:ind w:left="0" w:right="0" w:firstLine="0"/>
+              <w:spacing w:after="40" w:before="40" w:line="240" w:lineRule="auto"/>
             </w:pPr>
             <w:r>
               <w:t xml:space="preserve">string_value</w:t>
@@ -8609,8 +8609,8 @@
             <w:pPr>
               <w:pStyle w:val="Compact"/>
               <w:jc w:val="left"/>
-              <w:ind w:left="0" w:firstLine="0" w:right="0"/>
-              <w:spacing w:line="240" w:after="40" w:before="40" w:lineRule="auto"/>
+              <w:ind w:left="0" w:right="0" w:firstLine="0"/>
+              <w:spacing w:after="40" w:before="40" w:line="240" w:lineRule="auto"/>
             </w:pPr>
             <w:r>
               <w:t xml:space="preserve">TEXT</w:t>
@@ -8623,8 +8623,8 @@
             <w:pPr>
               <w:pStyle w:val="Compact"/>
               <w:jc w:val="left"/>
-              <w:ind w:left="0" w:firstLine="0" w:right="0"/>
-              <w:spacing w:line="240" w:after="40" w:before="40" w:lineRule="auto"/>
+              <w:ind w:left="0" w:right="0" w:firstLine="0"/>
+              <w:spacing w:after="40" w:before="40" w:line="240" w:lineRule="auto"/>
             </w:pPr>
             <w:r>
               <w:t xml:space="preserve">For STRING datatype</w:t>
@@ -8639,8 +8639,8 @@
             <w:pPr>
               <w:pStyle w:val="Compact"/>
               <w:jc w:val="left"/>
-              <w:ind w:left="0" w:firstLine="0" w:right="0"/>
-              <w:spacing w:line="240" w:after="40" w:before="40" w:lineRule="auto"/>
+              <w:ind w:left="0" w:right="0" w:firstLine="0"/>
+              <w:spacing w:after="40" w:before="40" w:line="240" w:lineRule="auto"/>
             </w:pPr>
             <w:r>
               <w:t xml:space="preserve">int_value</w:t>
@@ -8653,8 +8653,8 @@
             <w:pPr>
               <w:pStyle w:val="Compact"/>
               <w:jc w:val="left"/>
-              <w:ind w:left="0" w:firstLine="0" w:right="0"/>
-              <w:spacing w:line="240" w:after="40" w:before="40" w:lineRule="auto"/>
+              <w:ind w:left="0" w:right="0" w:firstLine="0"/>
+              <w:spacing w:after="40" w:before="40" w:line="240" w:lineRule="auto"/>
             </w:pPr>
             <w:r>
               <w:t xml:space="preserve">INTEGER</w:t>
@@ -8667,8 +8667,8 @@
             <w:pPr>
               <w:pStyle w:val="Compact"/>
               <w:jc w:val="left"/>
-              <w:ind w:left="0" w:firstLine="0" w:right="0"/>
-              <w:spacing w:line="240" w:after="40" w:before="40" w:lineRule="auto"/>
+              <w:ind w:left="0" w:right="0" w:firstLine="0"/>
+              <w:spacing w:after="40" w:before="40" w:line="240" w:lineRule="auto"/>
             </w:pPr>
             <w:r>
               <w:t xml:space="preserve">For INTEGER datatype</w:t>
@@ -8683,8 +8683,8 @@
             <w:pPr>
               <w:pStyle w:val="Compact"/>
               <w:jc w:val="left"/>
-              <w:ind w:left="0" w:firstLine="0" w:right="0"/>
-              <w:spacing w:line="240" w:after="40" w:before="40" w:lineRule="auto"/>
+              <w:ind w:left="0" w:right="0" w:firstLine="0"/>
+              <w:spacing w:after="40" w:before="40" w:line="240" w:lineRule="auto"/>
             </w:pPr>
             <w:r>
               <w:t xml:space="preserve">real_value</w:t>
@@ -8697,8 +8697,8 @@
             <w:pPr>
               <w:pStyle w:val="Compact"/>
               <w:jc w:val="left"/>
-              <w:ind w:left="0" w:firstLine="0" w:right="0"/>
-              <w:spacing w:line="240" w:after="40" w:before="40" w:lineRule="auto"/>
+              <w:ind w:left="0" w:right="0" w:firstLine="0"/>
+              <w:spacing w:after="40" w:before="40" w:line="240" w:lineRule="auto"/>
             </w:pPr>
             <w:r>
               <w:t xml:space="preserve">REAL</w:t>
@@ -8711,8 +8711,8 @@
             <w:pPr>
               <w:pStyle w:val="Compact"/>
               <w:jc w:val="left"/>
-              <w:ind w:left="0" w:firstLine="0" w:right="0"/>
-              <w:spacing w:line="240" w:after="40" w:before="40" w:lineRule="auto"/>
+              <w:ind w:left="0" w:right="0" w:firstLine="0"/>
+              <w:spacing w:after="40" w:before="40" w:line="240" w:lineRule="auto"/>
             </w:pPr>
             <w:r>
               <w:t xml:space="preserve">For REAL datatype</w:t>
@@ -8727,8 +8727,8 @@
             <w:pPr>
               <w:pStyle w:val="Compact"/>
               <w:jc w:val="left"/>
-              <w:ind w:left="0" w:firstLine="0" w:right="0"/>
-              <w:spacing w:line="240" w:after="40" w:before="40" w:lineRule="auto"/>
+              <w:ind w:left="0" w:right="0" w:firstLine="0"/>
+              <w:spacing w:after="40" w:before="40" w:line="240" w:lineRule="auto"/>
             </w:pPr>
             <w:r>
               <w:t xml:space="preserve">bool_value</w:t>
@@ -8741,8 +8741,8 @@
             <w:pPr>
               <w:pStyle w:val="Compact"/>
               <w:jc w:val="left"/>
-              <w:ind w:left="0" w:firstLine="0" w:right="0"/>
-              <w:spacing w:line="240" w:after="40" w:before="40" w:lineRule="auto"/>
+              <w:ind w:left="0" w:right="0" w:firstLine="0"/>
+              <w:spacing w:after="40" w:before="40" w:line="240" w:lineRule="auto"/>
             </w:pPr>
             <w:r>
               <w:t xml:space="preserve">INTEGER</w:t>
@@ -8755,8 +8755,8 @@
             <w:pPr>
               <w:pStyle w:val="Compact"/>
               <w:jc w:val="left"/>
-              <w:ind w:left="0" w:firstLine="0" w:right="0"/>
-              <w:spacing w:line="240" w:after="40" w:before="40" w:lineRule="auto"/>
+              <w:ind w:left="0" w:right="0" w:firstLine="0"/>
+              <w:spacing w:after="40" w:before="40" w:line="240" w:lineRule="auto"/>
             </w:pPr>
             <w:r>
               <w:t xml:space="preserve">For BOOLEAN datatype (0/1)</w:t>
@@ -8771,8 +8771,8 @@
             <w:pPr>
               <w:pStyle w:val="Compact"/>
               <w:jc w:val="left"/>
-              <w:ind w:left="0" w:firstLine="0" w:right="0"/>
-              <w:spacing w:line="240" w:after="40" w:before="40" w:lineRule="auto"/>
+              <w:ind w:left="0" w:right="0" w:firstLine="0"/>
+              <w:spacing w:after="40" w:before="40" w:line="240" w:lineRule="auto"/>
             </w:pPr>
             <w:r>
               <w:t xml:space="preserve">date_value</w:t>
@@ -8785,8 +8785,8 @@
             <w:pPr>
               <w:pStyle w:val="Compact"/>
               <w:jc w:val="left"/>
-              <w:ind w:left="0" w:firstLine="0" w:right="0"/>
-              <w:spacing w:line="240" w:after="40" w:before="40" w:lineRule="auto"/>
+              <w:ind w:left="0" w:right="0" w:firstLine="0"/>
+              <w:spacing w:after="40" w:before="40" w:line="240" w:lineRule="auto"/>
             </w:pPr>
             <w:r>
               <w:t xml:space="preserve">TEXT</w:t>
@@ -8799,8 +8799,8 @@
             <w:pPr>
               <w:pStyle w:val="Compact"/>
               <w:jc w:val="left"/>
-              <w:ind w:left="0" w:firstLine="0" w:right="0"/>
-              <w:spacing w:line="240" w:after="40" w:before="40" w:lineRule="auto"/>
+              <w:ind w:left="0" w:right="0" w:firstLine="0"/>
+              <w:spacing w:after="40" w:before="40" w:line="240" w:lineRule="auto"/>
             </w:pPr>
             <w:r>
               <w:t xml:space="preserve">For DATE datatype (YYYY-MM-DD)</w:t>
@@ -8815,8 +8815,8 @@
             <w:pPr>
               <w:pStyle w:val="Compact"/>
               <w:jc w:val="left"/>
-              <w:ind w:left="0" w:firstLine="0" w:right="0"/>
-              <w:spacing w:line="240" w:after="40" w:before="40" w:lineRule="auto"/>
+              <w:ind w:left="0" w:right="0" w:firstLine="0"/>
+              <w:spacing w:after="40" w:before="40" w:line="240" w:lineRule="auto"/>
             </w:pPr>
             <w:r>
               <w:t xml:space="preserve">enum_ref</w:t>
@@ -8829,8 +8829,8 @@
             <w:pPr>
               <w:pStyle w:val="Compact"/>
               <w:jc w:val="left"/>
-              <w:ind w:left="0" w:firstLine="0" w:right="0"/>
-              <w:spacing w:line="240" w:after="40" w:before="40" w:lineRule="auto"/>
+              <w:ind w:left="0" w:right="0" w:firstLine="0"/>
+              <w:spacing w:after="40" w:before="40" w:line="240" w:lineRule="auto"/>
             </w:pPr>
             <w:r>
               <w:t xml:space="preserve">TEXT FK</w:t>
@@ -8843,8 +8843,8 @@
             <w:pPr>
               <w:pStyle w:val="Compact"/>
               <w:jc w:val="left"/>
-              <w:ind w:left="0" w:firstLine="0" w:right="0"/>
-              <w:spacing w:line="240" w:after="40" w:before="40" w:lineRule="auto"/>
+              <w:ind w:left="0" w:right="0" w:firstLine="0"/>
+              <w:spacing w:after="40" w:before="40" w:line="240" w:lineRule="auto"/>
             </w:pPr>
             <w:r>
               <w:t xml:space="preserve">For ENUM datatype (FK to enum_values)</w:t>
@@ -8859,8 +8859,8 @@
             <w:pPr>
               <w:pStyle w:val="Compact"/>
               <w:jc w:val="left"/>
-              <w:ind w:left="0" w:firstLine="0" w:right="0"/>
-              <w:spacing w:line="240" w:after="40" w:before="40" w:lineRule="auto"/>
+              <w:ind w:left="0" w:right="0" w:firstLine="0"/>
+              <w:spacing w:after="40" w:before="40" w:line="240" w:lineRule="auto"/>
             </w:pPr>
             <w:r>
               <w:t xml:space="preserve">ast</w:t>
@@ -8873,8 +8873,8 @@
             <w:pPr>
               <w:pStyle w:val="Compact"/>
               <w:jc w:val="left"/>
-              <w:ind w:left="0" w:firstLine="0" w:right="0"/>
-              <w:spacing w:line="240" w:after="40" w:before="40" w:lineRule="auto"/>
+              <w:ind w:left="0" w:right="0" w:firstLine="0"/>
+              <w:spacing w:after="40" w:before="40" w:line="240" w:lineRule="auto"/>
             </w:pPr>
             <w:r>
               <w:t xml:space="preserve">JSON</w:t>
@@ -8887,8 +8887,8 @@
             <w:pPr>
               <w:pStyle w:val="Compact"/>
               <w:jc w:val="left"/>
-              <w:ind w:left="0" w:firstLine="0" w:right="0"/>
-              <w:spacing w:line="240" w:after="40" w:before="40" w:lineRule="auto"/>
+              <w:ind w:left="0" w:right="0" w:firstLine="0"/>
+              <w:spacing w:after="40" w:before="40" w:line="240" w:lineRule="auto"/>
             </w:pPr>
             <w:r>
               <w:t xml:space="preserve">For XHTML datatype (Pandoc AST)</w:t>
@@ -8903,8 +8903,8 @@
             <w:pPr>
               <w:pStyle w:val="Compact"/>
               <w:jc w:val="left"/>
-              <w:ind w:left="0" w:firstLine="0" w:right="0"/>
-              <w:spacing w:line="240" w:after="40" w:before="40" w:lineRule="auto"/>
+              <w:ind w:left="0" w:right="0" w:firstLine="0"/>
+              <w:spacing w:after="40" w:before="40" w:line="240" w:lineRule="auto"/>
             </w:pPr>
             <w:r>
               <w:t xml:space="preserve">datatype</w:t>
@@ -8917,8 +8917,8 @@
             <w:pPr>
               <w:pStyle w:val="Compact"/>
               <w:jc w:val="left"/>
-              <w:ind w:left="0" w:firstLine="0" w:right="0"/>
-              <w:spacing w:line="240" w:after="40" w:before="40" w:lineRule="auto"/>
+              <w:ind w:left="0" w:right="0" w:firstLine="0"/>
+              <w:spacing w:after="40" w:before="40" w:line="240" w:lineRule="auto"/>
             </w:pPr>
             <w:r>
               <w:t xml:space="preserve">TEXT NOT NULL</w:t>
@@ -8931,8 +8931,8 @@
             <w:pPr>
               <w:pStyle w:val="Compact"/>
               <w:jc w:val="left"/>
-              <w:ind w:left="0" w:firstLine="0" w:right="0"/>
-              <w:spacing w:line="240" w:after="40" w:before="40" w:lineRule="auto"/>
+              <w:ind w:left="0" w:right="0" w:firstLine="0"/>
+              <w:spacing w:after="40" w:before="40" w:line="240" w:lineRule="auto"/>
             </w:pPr>
             <w:r>
               <w:t xml:space="preserve">Actual datatype used</w:t>
@@ -9747,17 +9747,17 @@
 </file>
 
 <file path=word/footer1.xml><?xml version="1.0" encoding="utf-8"?>
-<w:ftr xmlns:r="http://schemas.openxmlformats.org/officeDocument/2006/relationships" xmlns:w="http://schemas.openxmlformats.org/wordprocessingml/2006/main">
+<w:ftr xmlns:w="http://schemas.openxmlformats.org/wordprocessingml/2006/main" xmlns:r="http://schemas.openxmlformats.org/officeDocument/2006/relationships">
   <w:tbl>
     <w:tblPr>
       <w:tblW w:w="5000" w:type="pct"/>
       <w:tblBorders>
-        <w:top w:val="single" w:space="1" w:color="CCCCCC" w:sz="4"/>
-        <w:bottom w:val="none" w:space="0" w:color="auto" w:sz="0"/>
-        <w:left w:val="none" w:space="0" w:color="auto" w:sz="0"/>
-        <w:right w:val="none" w:space="0" w:color="auto" w:sz="0"/>
-        <w:insideH w:val="none" w:space="0" w:color="auto" w:sz="0"/>
-        <w:insideV w:val="none" w:space="0" w:color="auto" w:sz="0"/>
+        <w:top w:sz="4" w:color="CCCCCC" w:val="single" w:space="1"/>
+        <w:bottom w:sz="0" w:color="auto" w:val="none" w:space="0"/>
+        <w:left w:sz="0" w:color="auto" w:val="none" w:space="0"/>
+        <w:right w:sz="0" w:color="auto" w:val="none" w:space="0"/>
+        <w:insideH w:sz="0" w:color="auto" w:val="none" w:space="0"/>
+        <w:insideV w:sz="0" w:color="auto" w:val="none" w:space="0"/>
       </w:tblBorders>
       <w:tblLayout w:type="fixed"/>
     </w:tblPr>
@@ -9873,7 +9873,7 @@
 </file>
 
 <file path=word/header1.xml><?xml version="1.0" encoding="utf-8"?>
-<w:hdr xmlns:r="http://schemas.openxmlformats.org/officeDocument/2006/relationships" xmlns:w="http://schemas.openxmlformats.org/wordprocessingml/2006/main">
+<w:hdr xmlns:w="http://schemas.openxmlformats.org/wordprocessingml/2006/main" xmlns:r="http://schemas.openxmlformats.org/officeDocument/2006/relationships">
   <w:p>
     <w:pPr>
       <w:pStyle w:val="Header"/>
@@ -9883,7 +9883,7 @@
 </file>
 
 <file path=word/header2.xml><?xml version="1.0" encoding="utf-8"?>
-<w:hdr xmlns:r="http://schemas.openxmlformats.org/officeDocument/2006/relationships" xmlns:w="http://schemas.openxmlformats.org/wordprocessingml/2006/main">
+<w:hdr xmlns:w="http://schemas.openxmlformats.org/wordprocessingml/2006/main" xmlns:r="http://schemas.openxmlformats.org/officeDocument/2006/relationships">
   <w:p>
     <w:pPr>
       <w:pStyle w:val="Header"/>
@@ -9926,7 +9926,7 @@
       <w:lvlText w:val="%1"/>
       <w:lvlJc w:val="left"/>
       <w:pPr>
-        <w:ind w:left="0" w:hanging="0"/>
+        <w:ind w:hanging="0" w:left="0"/>
       </w:pPr>
     </w:lvl>
     <w:lvl w:ilvl="1">
@@ -9938,7 +9938,7 @@
       <w:lvlText w:val="%1.%2"/>
       <w:lvlJc w:val="left"/>
       <w:pPr>
-        <w:ind w:left="0" w:hanging="0"/>
+        <w:ind w:hanging="0" w:left="0"/>
       </w:pPr>
     </w:lvl>
     <w:lvl w:ilvl="2">
@@ -9950,7 +9950,7 @@
       <w:lvlText w:val="%1.%2.%3"/>
       <w:lvlJc w:val="left"/>
       <w:pPr>
-        <w:ind w:left="0" w:hanging="0"/>
+        <w:ind w:hanging="0" w:left="0"/>
       </w:pPr>
     </w:lvl>
     <w:lvl w:ilvl="3">
@@ -9962,7 +9962,7 @@
       <w:lvlText w:val="%1.%2.%3.%4"/>
       <w:lvlJc w:val="left"/>
       <w:pPr>
-        <w:ind w:left="0" w:hanging="0"/>
+        <w:ind w:hanging="0" w:left="0"/>
       </w:pPr>
     </w:lvl>
     <w:lvl w:ilvl="4">
@@ -9974,7 +9974,7 @@
       <w:lvlText w:val="%1.%2.%3.%4.%5"/>
       <w:lvlJc w:val="left"/>
       <w:pPr>
-        <w:ind w:left="0" w:hanging="0"/>
+        <w:ind w:hanging="0" w:left="0"/>
       </w:pPr>
     </w:lvl>
   </w:abstractNum>
@@ -10987,18 +10987,18 @@
     <w:basedOn w:val="VerbatimChar"/>
     <w:rPr/>
   </w:style>
-  <w:style w:styleId="SpecObjectHeader" w:customStyle="1" w:type="paragraph">
+  <w:style w:customStyle="1" w:styleId="SpecObjectHeader" w:type="paragraph">
     <w:name w:val="Spec Object Header"/>
     <w:basedOn w:val="Normal"/>
     <w:next w:val="FirstParagraph"/>
     <w:qFormat/>
     <w:pPr>
       <w:keepNext/>
-      <w:spacing w:line="276" w:after="120" w:before="280" w:lineRule="auto"/>
+      <w:spacing w:after="120" w:before="280" w:line="276" w:lineRule="auto"/>
       <w:outlineLvl w:val="0"/>
     </w:pPr>
     <w:rPr>
-      <w:rFonts w:ascii="Calibri Light" w:cs="Calibri Light" w:hAnsi="Calibri Light"/>
+      <w:rFonts w:ascii="Calibri Light" w:hAnsi="Calibri Light" w:cs="Calibri Light"/>
       <w:b/>
       <w:bCs/>
       <w:color w:val="0F4C64"/>

--- a/specir/downloads/specir.docx
+++ b/specir/downloads/specir.docx
@@ -16,7 +16,7 @@
       <w:pPr>
         <w:pStyle w:val="TOCHeading"/>
       </w:pPr>
-      <w:bookmarkStart w:name="SPEC-sec1" w:id="28179"/>
+      <w:bookmarkStart w:id="28179" w:name="SPEC-sec1"/>
       <w:r>
         <w:rPr>
           <w:color w:val="000000"/>
@@ -387,12 +387,12 @@
     </w:p>
     <w:p>
       <w:pPr>
-        <w:spacing w:lineRule="exact" w:line="20" w:after="0" w:before="0"/>
+        <w:spacing w:before="0" w:lineRule="exact" w:after="0" w:line="20"/>
         <w:rPr>
           <w:sz w:val="2"/>
         </w:rPr>
       </w:pPr>
-      <w:bookmarkStart w:name="csv-tbl-object-types" w:id="64546"/>
+      <w:bookmarkStart w:id="64546" w:name="csv-tbl-object-types"/>
       <w:bookmarkEnd w:id="64546"/>
     </w:p>
     <w:p>
@@ -429,12 +429,12 @@
         <w:tblLook w:firstRow="1" w:lastRow="0" w:firstColumn="0" w:lastColumn="0" w:noHBand="0" w:noVBand="0" w:val="0020"/>
         <w:jc w:val="start"/>
         <w:tblBorders>
-          <w:top w:sz="6" w:color="000000" w:val="single" w:space="0"/>
-          <w:left w:sz="6" w:color="000000" w:val="single" w:space="0"/>
-          <w:bottom w:sz="6" w:color="000000" w:val="single" w:space="0"/>
-          <w:right w:sz="6" w:color="000000" w:val="single" w:space="0"/>
-          <w:insideH w:sz="6" w:color="000000" w:val="single" w:space="0"/>
-          <w:insideV w:sz="6" w:color="000000" w:val="single" w:space="0"/>
+          <w:top w:val="single" w:sz="6" w:space="0" w:color="000000"/>
+          <w:left w:val="single" w:sz="6" w:space="0" w:color="000000"/>
+          <w:bottom w:val="single" w:sz="6" w:space="0" w:color="000000"/>
+          <w:right w:val="single" w:sz="6" w:space="0" w:color="000000"/>
+          <w:insideH w:val="single" w:sz="6" w:space="0" w:color="000000"/>
+          <w:insideV w:val="single" w:sz="6" w:space="0" w:color="000000"/>
         </w:tblBorders>
         <w:tblCellMar>
           <w:top w:w="57" w:type="dxa"/>
@@ -454,14 +454,14 @@
         </w:trPr>
         <w:tc>
           <w:tcPr>
-            <w:shd w:fill="E8E8E8" w:color="auto" w:val="clear"/>
+            <w:shd w:val="clear" w:fill="E8E8E8" w:color="auto"/>
           </w:tcPr>
           <w:p>
             <w:pPr>
               <w:pStyle w:val="Compact"/>
               <w:jc w:val="left"/>
-              <w:ind w:left="0" w:right="0" w:firstLine="0"/>
-              <w:spacing w:after="40" w:before="40" w:line="240" w:lineRule="auto"/>
+              <w:ind w:firstLine="0" w:left="0" w:right="0"/>
+              <w:spacing w:lineRule="auto" w:line="240" w:before="40" w:after="40"/>
             </w:pPr>
             <w:r>
               <w:rPr>
@@ -473,14 +473,14 @@
         </w:tc>
         <w:tc>
           <w:tcPr>
-            <w:shd w:fill="E8E8E8" w:color="auto" w:val="clear"/>
+            <w:shd w:val="clear" w:fill="E8E8E8" w:color="auto"/>
           </w:tcPr>
           <w:p>
             <w:pPr>
               <w:pStyle w:val="Compact"/>
               <w:jc w:val="left"/>
-              <w:ind w:left="0" w:right="0" w:firstLine="0"/>
-              <w:spacing w:after="40" w:before="40" w:line="240" w:lineRule="auto"/>
+              <w:ind w:firstLine="0" w:left="0" w:right="0"/>
+              <w:spacing w:lineRule="auto" w:line="240" w:before="40" w:after="40"/>
             </w:pPr>
             <w:r>
               <w:rPr>
@@ -492,14 +492,14 @@
         </w:tc>
         <w:tc>
           <w:tcPr>
-            <w:shd w:fill="E8E8E8" w:color="auto" w:val="clear"/>
+            <w:shd w:val="clear" w:fill="E8E8E8" w:color="auto"/>
           </w:tcPr>
           <w:p>
             <w:pPr>
               <w:pStyle w:val="Compact"/>
               <w:jc w:val="left"/>
-              <w:ind w:left="0" w:right="0" w:firstLine="0"/>
-              <w:spacing w:after="40" w:before="40" w:line="240" w:lineRule="auto"/>
+              <w:ind w:firstLine="0" w:left="0" w:right="0"/>
+              <w:spacing w:lineRule="auto" w:line="240" w:before="40" w:after="40"/>
             </w:pPr>
             <w:r>
               <w:rPr>
@@ -517,8 +517,8 @@
             <w:pPr>
               <w:pStyle w:val="Compact"/>
               <w:jc w:val="left"/>
-              <w:ind w:left="0" w:right="0" w:firstLine="0"/>
-              <w:spacing w:after="40" w:before="40" w:line="240" w:lineRule="auto"/>
+              <w:ind w:firstLine="0" w:left="0" w:right="0"/>
+              <w:spacing w:lineRule="auto" w:line="240" w:before="40" w:after="40"/>
             </w:pPr>
             <w:r>
               <w:t xml:space="preserve">identifier</w:t>
@@ -531,8 +531,8 @@
             <w:pPr>
               <w:pStyle w:val="Compact"/>
               <w:jc w:val="left"/>
-              <w:ind w:left="0" w:right="0" w:firstLine="0"/>
-              <w:spacing w:after="40" w:before="40" w:line="240" w:lineRule="auto"/>
+              <w:ind w:firstLine="0" w:left="0" w:right="0"/>
+              <w:spacing w:lineRule="auto" w:line="240" w:before="40" w:after="40"/>
             </w:pPr>
             <w:r>
               <w:t xml:space="preserve">TEXT PK</w:t>
@@ -545,8 +545,8 @@
             <w:pPr>
               <w:pStyle w:val="Compact"/>
               <w:jc w:val="left"/>
-              <w:ind w:left="0" w:right="0" w:firstLine="0"/>
-              <w:spacing w:after="40" w:before="40" w:line="240" w:lineRule="auto"/>
+              <w:ind w:firstLine="0" w:left="0" w:right="0"/>
+              <w:spacing w:lineRule="auto" w:line="240" w:before="40" w:after="40"/>
             </w:pPr>
             <w:r>
               <w:t xml:space="preserve">Unique type code (e.g. HLR)</w:t>
@@ -561,8 +561,8 @@
             <w:pPr>
               <w:pStyle w:val="Compact"/>
               <w:jc w:val="left"/>
-              <w:ind w:left="0" w:right="0" w:firstLine="0"/>
-              <w:spacing w:after="40" w:before="40" w:line="240" w:lineRule="auto"/>
+              <w:ind w:firstLine="0" w:left="0" w:right="0"/>
+              <w:spacing w:lineRule="auto" w:line="240" w:before="40" w:after="40"/>
             </w:pPr>
             <w:r>
               <w:t xml:space="preserve">long_name</w:t>
@@ -575,8 +575,8 @@
             <w:pPr>
               <w:pStyle w:val="Compact"/>
               <w:jc w:val="left"/>
-              <w:ind w:left="0" w:right="0" w:firstLine="0"/>
-              <w:spacing w:after="40" w:before="40" w:line="240" w:lineRule="auto"/>
+              <w:ind w:firstLine="0" w:left="0" w:right="0"/>
+              <w:spacing w:lineRule="auto" w:line="240" w:before="40" w:after="40"/>
             </w:pPr>
             <w:r>
               <w:t xml:space="preserve">TEXT NOT NULL UNIQUE</w:t>
@@ -589,8 +589,8 @@
             <w:pPr>
               <w:pStyle w:val="Compact"/>
               <w:jc w:val="left"/>
-              <w:ind w:left="0" w:right="0" w:firstLine="0"/>
-              <w:spacing w:after="40" w:before="40" w:line="240" w:lineRule="auto"/>
+              <w:ind w:firstLine="0" w:left="0" w:right="0"/>
+              <w:spacing w:lineRule="auto" w:line="240" w:before="40" w:after="40"/>
             </w:pPr>
             <w:r>
               <w:t xml:space="preserve">Human-readable name</w:t>
@@ -605,8 +605,8 @@
             <w:pPr>
               <w:pStyle w:val="Compact"/>
               <w:jc w:val="left"/>
-              <w:ind w:left="0" w:right="0" w:firstLine="0"/>
-              <w:spacing w:after="40" w:before="40" w:line="240" w:lineRule="auto"/>
+              <w:ind w:firstLine="0" w:left="0" w:right="0"/>
+              <w:spacing w:lineRule="auto" w:line="240" w:before="40" w:after="40"/>
             </w:pPr>
             <w:r>
               <w:t xml:space="preserve">description</w:t>
@@ -619,8 +619,8 @@
             <w:pPr>
               <w:pStyle w:val="Compact"/>
               <w:jc w:val="left"/>
-              <w:ind w:left="0" w:right="0" w:firstLine="0"/>
-              <w:spacing w:after="40" w:before="40" w:line="240" w:lineRule="auto"/>
+              <w:ind w:firstLine="0" w:left="0" w:right="0"/>
+              <w:spacing w:lineRule="auto" w:line="240" w:before="40" w:after="40"/>
             </w:pPr>
             <w:r>
               <w:t xml:space="preserve">TEXT</w:t>
@@ -633,8 +633,8 @@
             <w:pPr>
               <w:pStyle w:val="Compact"/>
               <w:jc w:val="left"/>
-              <w:ind w:left="0" w:right="0" w:firstLine="0"/>
-              <w:spacing w:after="40" w:before="40" w:line="240" w:lineRule="auto"/>
+              <w:ind w:firstLine="0" w:left="0" w:right="0"/>
+              <w:spacing w:lineRule="auto" w:line="240" w:before="40" w:after="40"/>
             </w:pPr>
             <w:r>
               <w:t xml:space="preserve">Documentation</w:t>
@@ -649,8 +649,8 @@
             <w:pPr>
               <w:pStyle w:val="Compact"/>
               <w:jc w:val="left"/>
-              <w:ind w:left="0" w:right="0" w:firstLine="0"/>
-              <w:spacing w:after="40" w:before="40" w:line="240" w:lineRule="auto"/>
+              <w:ind w:firstLine="0" w:left="0" w:right="0"/>
+              <w:spacing w:lineRule="auto" w:line="240" w:before="40" w:after="40"/>
             </w:pPr>
             <w:r>
               <w:t xml:space="preserve">extends</w:t>
@@ -663,8 +663,8 @@
             <w:pPr>
               <w:pStyle w:val="Compact"/>
               <w:jc w:val="left"/>
-              <w:ind w:left="0" w:right="0" w:firstLine="0"/>
-              <w:spacing w:after="40" w:before="40" w:line="240" w:lineRule="auto"/>
+              <w:ind w:firstLine="0" w:left="0" w:right="0"/>
+              <w:spacing w:lineRule="auto" w:line="240" w:before="40" w:after="40"/>
             </w:pPr>
             <w:r>
               <w:t xml:space="preserve">TEXT</w:t>
@@ -677,8 +677,8 @@
             <w:pPr>
               <w:pStyle w:val="Compact"/>
               <w:jc w:val="left"/>
-              <w:ind w:left="0" w:right="0" w:firstLine="0"/>
-              <w:spacing w:after="40" w:before="40" w:line="240" w:lineRule="auto"/>
+              <w:ind w:firstLine="0" w:left="0" w:right="0"/>
+              <w:spacing w:lineRule="auto" w:line="240" w:before="40" w:after="40"/>
             </w:pPr>
             <w:r>
               <w:t xml:space="preserve">Parent type for inheritance</w:t>
@@ -693,8 +693,8 @@
             <w:pPr>
               <w:pStyle w:val="Compact"/>
               <w:jc w:val="left"/>
-              <w:ind w:left="0" w:right="0" w:firstLine="0"/>
-              <w:spacing w:after="40" w:before="40" w:line="240" w:lineRule="auto"/>
+              <w:ind w:firstLine="0" w:left="0" w:right="0"/>
+              <w:spacing w:lineRule="auto" w:line="240" w:before="40" w:after="40"/>
             </w:pPr>
             <w:r>
               <w:t xml:space="preserve">is_composite</w:t>
@@ -707,8 +707,8 @@
             <w:pPr>
               <w:pStyle w:val="Compact"/>
               <w:jc w:val="left"/>
-              <w:ind w:left="0" w:right="0" w:firstLine="0"/>
-              <w:spacing w:after="40" w:before="40" w:line="240" w:lineRule="auto"/>
+              <w:ind w:firstLine="0" w:left="0" w:right="0"/>
+              <w:spacing w:lineRule="auto" w:line="240" w:before="40" w:after="40"/>
             </w:pPr>
             <w:r>
               <w:t xml:space="preserve">INTEGER DEFAULT 0</w:t>
@@ -721,8 +721,8 @@
             <w:pPr>
               <w:pStyle w:val="Compact"/>
               <w:jc w:val="left"/>
-              <w:ind w:left="0" w:right="0" w:firstLine="0"/>
-              <w:spacing w:after="40" w:before="40" w:line="240" w:lineRule="auto"/>
+              <w:ind w:firstLine="0" w:left="0" w:right="0"/>
+              <w:spacing w:lineRule="auto" w:line="240" w:before="40" w:after="40"/>
             </w:pPr>
             <w:r>
               <w:t xml:space="preserve">1 = container type (e.g. SECTION)</w:t>
@@ -737,8 +737,8 @@
             <w:pPr>
               <w:pStyle w:val="Compact"/>
               <w:jc w:val="left"/>
-              <w:ind w:left="0" w:right="0" w:firstLine="0"/>
-              <w:spacing w:after="40" w:before="40" w:line="240" w:lineRule="auto"/>
+              <w:ind w:firstLine="0" w:left="0" w:right="0"/>
+              <w:spacing w:lineRule="auto" w:line="240" w:before="40" w:after="40"/>
             </w:pPr>
             <w:r>
               <w:t xml:space="preserve">is_required</w:t>
@@ -751,8 +751,8 @@
             <w:pPr>
               <w:pStyle w:val="Compact"/>
               <w:jc w:val="left"/>
-              <w:ind w:left="0" w:right="0" w:firstLine="0"/>
-              <w:spacing w:after="40" w:before="40" w:line="240" w:lineRule="auto"/>
+              <w:ind w:firstLine="0" w:left="0" w:right="0"/>
+              <w:spacing w:lineRule="auto" w:line="240" w:before="40" w:after="40"/>
             </w:pPr>
             <w:r>
               <w:t xml:space="preserve">INTEGER DEFAULT 0</w:t>
@@ -765,8 +765,8 @@
             <w:pPr>
               <w:pStyle w:val="Compact"/>
               <w:jc w:val="left"/>
-              <w:ind w:left="0" w:right="0" w:firstLine="0"/>
-              <w:spacing w:after="40" w:before="40" w:line="240" w:lineRule="auto"/>
+              <w:ind w:firstLine="0" w:left="0" w:right="0"/>
+              <w:spacing w:lineRule="auto" w:line="240" w:before="40" w:after="40"/>
             </w:pPr>
             <w:r>
               <w:t xml:space="preserve">1 = every spec must have at least one</w:t>
@@ -781,8 +781,8 @@
             <w:pPr>
               <w:pStyle w:val="Compact"/>
               <w:jc w:val="left"/>
-              <w:ind w:left="0" w:right="0" w:firstLine="0"/>
-              <w:spacing w:after="40" w:before="40" w:line="240" w:lineRule="auto"/>
+              <w:ind w:firstLine="0" w:left="0" w:right="0"/>
+              <w:spacing w:lineRule="auto" w:line="240" w:before="40" w:after="40"/>
             </w:pPr>
             <w:r>
               <w:t xml:space="preserve">is_default</w:t>
@@ -795,8 +795,8 @@
             <w:pPr>
               <w:pStyle w:val="Compact"/>
               <w:jc w:val="left"/>
-              <w:ind w:left="0" w:right="0" w:firstLine="0"/>
-              <w:spacing w:after="40" w:before="40" w:line="240" w:lineRule="auto"/>
+              <w:ind w:firstLine="0" w:left="0" w:right="0"/>
+              <w:spacing w:lineRule="auto" w:line="240" w:before="40" w:after="40"/>
             </w:pPr>
             <w:r>
               <w:t xml:space="preserve">INTEGER DEFAULT 0</w:t>
@@ -809,8 +809,8 @@
             <w:pPr>
               <w:pStyle w:val="Compact"/>
               <w:jc w:val="left"/>
-              <w:ind w:left="0" w:right="0" w:firstLine="0"/>
-              <w:spacing w:after="40" w:before="40" w:line="240" w:lineRule="auto"/>
+              <w:ind w:firstLine="0" w:left="0" w:right="0"/>
+              <w:spacing w:lineRule="auto" w:line="240" w:before="40" w:after="40"/>
             </w:pPr>
             <w:r>
               <w:t xml:space="preserve">1 = used when header has no explicit type</w:t>
@@ -825,8 +825,8 @@
             <w:pPr>
               <w:pStyle w:val="Compact"/>
               <w:jc w:val="left"/>
-              <w:ind w:left="0" w:right="0" w:firstLine="0"/>
-              <w:spacing w:after="40" w:before="40" w:line="240" w:lineRule="auto"/>
+              <w:ind w:firstLine="0" w:left="0" w:right="0"/>
+              <w:spacing w:lineRule="auto" w:line="240" w:before="40" w:after="40"/>
             </w:pPr>
             <w:r>
               <w:t xml:space="preserve">pid_prefix</w:t>
@@ -839,8 +839,8 @@
             <w:pPr>
               <w:pStyle w:val="Compact"/>
               <w:jc w:val="left"/>
-              <w:ind w:left="0" w:right="0" w:firstLine="0"/>
-              <w:spacing w:after="40" w:before="40" w:line="240" w:lineRule="auto"/>
+              <w:ind w:firstLine="0" w:left="0" w:right="0"/>
+              <w:spacing w:lineRule="auto" w:line="240" w:before="40" w:after="40"/>
             </w:pPr>
             <w:r>
               <w:t xml:space="preserve">TEXT</w:t>
@@ -853,8 +853,8 @@
             <w:pPr>
               <w:pStyle w:val="Compact"/>
               <w:jc w:val="left"/>
-              <w:ind w:left="0" w:right="0" w:firstLine="0"/>
-              <w:spacing w:after="40" w:before="40" w:line="240" w:lineRule="auto"/>
+              <w:ind w:firstLine="0" w:left="0" w:right="0"/>
+              <w:spacing w:lineRule="auto" w:line="240" w:before="40" w:after="40"/>
             </w:pPr>
             <w:r>
               <w:t xml:space="preserve">Default PID prefix for auto-generation</w:t>
@@ -869,8 +869,8 @@
             <w:pPr>
               <w:pStyle w:val="Compact"/>
               <w:jc w:val="left"/>
-              <w:ind w:left="0" w:right="0" w:firstLine="0"/>
-              <w:spacing w:after="40" w:before="40" w:line="240" w:lineRule="auto"/>
+              <w:ind w:firstLine="0" w:left="0" w:right="0"/>
+              <w:spacing w:lineRule="auto" w:line="240" w:before="40" w:after="40"/>
             </w:pPr>
             <w:r>
               <w:t xml:space="preserve">pid_format</w:t>
@@ -883,8 +883,8 @@
             <w:pPr>
               <w:pStyle w:val="Compact"/>
               <w:jc w:val="left"/>
-              <w:ind w:left="0" w:right="0" w:firstLine="0"/>
-              <w:spacing w:after="40" w:before="40" w:line="240" w:lineRule="auto"/>
+              <w:ind w:firstLine="0" w:left="0" w:right="0"/>
+              <w:spacing w:lineRule="auto" w:line="240" w:before="40" w:after="40"/>
             </w:pPr>
             <w:r>
               <w:t xml:space="preserve">TEXT DEFAULT '%s-%03d'</w:t>
@@ -897,8 +897,8 @@
             <w:pPr>
               <w:pStyle w:val="Compact"/>
               <w:jc w:val="left"/>
-              <w:ind w:left="0" w:right="0" w:firstLine="0"/>
-              <w:spacing w:after="40" w:before="40" w:line="240" w:lineRule="auto"/>
+              <w:ind w:firstLine="0" w:left="0" w:right="0"/>
+              <w:spacing w:lineRule="auto" w:line="240" w:before="40" w:after="40"/>
             </w:pPr>
             <w:r>
               <w:t xml:space="preserve">Printf format for auto-generated PIDs</w:t>
@@ -913,8 +913,8 @@
             <w:pPr>
               <w:pStyle w:val="Compact"/>
               <w:jc w:val="left"/>
-              <w:ind w:left="0" w:right="0" w:firstLine="0"/>
-              <w:spacing w:after="40" w:before="40" w:line="240" w:lineRule="auto"/>
+              <w:ind w:firstLine="0" w:left="0" w:right="0"/>
+              <w:spacing w:lineRule="auto" w:line="240" w:before="40" w:after="40"/>
             </w:pPr>
             <w:r>
               <w:t xml:space="preserve">aliases</w:t>
@@ -927,8 +927,8 @@
             <w:pPr>
               <w:pStyle w:val="Compact"/>
               <w:jc w:val="left"/>
-              <w:ind w:left="0" w:right="0" w:firstLine="0"/>
-              <w:spacing w:after="40" w:before="40" w:line="240" w:lineRule="auto"/>
+              <w:ind w:firstLine="0" w:left="0" w:right="0"/>
+              <w:spacing w:lineRule="auto" w:line="240" w:before="40" w:after="40"/>
             </w:pPr>
             <w:r>
               <w:t xml:space="preserve">TEXT</w:t>
@@ -941,8 +941,8 @@
             <w:pPr>
               <w:pStyle w:val="Compact"/>
               <w:jc w:val="left"/>
-              <w:ind w:left="0" w:right="0" w:firstLine="0"/>
-              <w:spacing w:after="40" w:before="40" w:line="240" w:lineRule="auto"/>
+              <w:ind w:firstLine="0" w:left="0" w:right="0"/>
+              <w:spacing w:lineRule="auto" w:line="240" w:before="40" w:after="40"/>
             </w:pPr>
             <w:r>
               <w:t xml:space="preserve">Comma-wrapped aliases (e.g. ",hlr,req,")</w:t>
@@ -975,12 +975,12 @@
     </w:p>
     <w:p>
       <w:pPr>
-        <w:spacing w:lineRule="exact" w:line="20" w:after="0" w:before="0"/>
+        <w:spacing w:before="0" w:lineRule="exact" w:after="0" w:line="20"/>
         <w:rPr>
           <w:sz w:val="2"/>
         </w:rPr>
       </w:pPr>
-      <w:bookmarkStart w:name="csv-tbl-float-types" w:id="21619"/>
+      <w:bookmarkStart w:id="21619" w:name="csv-tbl-float-types"/>
       <w:bookmarkEnd w:id="21619"/>
     </w:p>
     <w:p>
@@ -1017,12 +1017,12 @@
         <w:tblLook w:firstRow="1" w:lastRow="0" w:firstColumn="0" w:lastColumn="0" w:noHBand="0" w:noVBand="0" w:val="0020"/>
         <w:jc w:val="start"/>
         <w:tblBorders>
-          <w:top w:sz="6" w:color="000000" w:val="single" w:space="0"/>
-          <w:left w:sz="6" w:color="000000" w:val="single" w:space="0"/>
-          <w:bottom w:sz="6" w:color="000000" w:val="single" w:space="0"/>
-          <w:right w:sz="6" w:color="000000" w:val="single" w:space="0"/>
-          <w:insideH w:sz="6" w:color="000000" w:val="single" w:space="0"/>
-          <w:insideV w:sz="6" w:color="000000" w:val="single" w:space="0"/>
+          <w:top w:val="single" w:sz="6" w:space="0" w:color="000000"/>
+          <w:left w:val="single" w:sz="6" w:space="0" w:color="000000"/>
+          <w:bottom w:val="single" w:sz="6" w:space="0" w:color="000000"/>
+          <w:right w:val="single" w:sz="6" w:space="0" w:color="000000"/>
+          <w:insideH w:val="single" w:sz="6" w:space="0" w:color="000000"/>
+          <w:insideV w:val="single" w:sz="6" w:space="0" w:color="000000"/>
         </w:tblBorders>
         <w:tblCellMar>
           <w:top w:w="57" w:type="dxa"/>
@@ -1042,14 +1042,14 @@
         </w:trPr>
         <w:tc>
           <w:tcPr>
-            <w:shd w:fill="E8E8E8" w:color="auto" w:val="clear"/>
+            <w:shd w:val="clear" w:fill="E8E8E8" w:color="auto"/>
           </w:tcPr>
           <w:p>
             <w:pPr>
               <w:pStyle w:val="Compact"/>
               <w:jc w:val="left"/>
-              <w:ind w:left="0" w:right="0" w:firstLine="0"/>
-              <w:spacing w:after="40" w:before="40" w:line="240" w:lineRule="auto"/>
+              <w:ind w:firstLine="0" w:left="0" w:right="0"/>
+              <w:spacing w:lineRule="auto" w:line="240" w:before="40" w:after="40"/>
             </w:pPr>
             <w:r>
               <w:rPr>
@@ -1061,14 +1061,14 @@
         </w:tc>
         <w:tc>
           <w:tcPr>
-            <w:shd w:fill="E8E8E8" w:color="auto" w:val="clear"/>
+            <w:shd w:val="clear" w:fill="E8E8E8" w:color="auto"/>
           </w:tcPr>
           <w:p>
             <w:pPr>
               <w:pStyle w:val="Compact"/>
               <w:jc w:val="left"/>
-              <w:ind w:left="0" w:right="0" w:firstLine="0"/>
-              <w:spacing w:after="40" w:before="40" w:line="240" w:lineRule="auto"/>
+              <w:ind w:firstLine="0" w:left="0" w:right="0"/>
+              <w:spacing w:lineRule="auto" w:line="240" w:before="40" w:after="40"/>
             </w:pPr>
             <w:r>
               <w:rPr>
@@ -1080,14 +1080,14 @@
         </w:tc>
         <w:tc>
           <w:tcPr>
-            <w:shd w:fill="E8E8E8" w:color="auto" w:val="clear"/>
+            <w:shd w:val="clear" w:fill="E8E8E8" w:color="auto"/>
           </w:tcPr>
           <w:p>
             <w:pPr>
               <w:pStyle w:val="Compact"/>
               <w:jc w:val="left"/>
-              <w:ind w:left="0" w:right="0" w:firstLine="0"/>
-              <w:spacing w:after="40" w:before="40" w:line="240" w:lineRule="auto"/>
+              <w:ind w:firstLine="0" w:left="0" w:right="0"/>
+              <w:spacing w:lineRule="auto" w:line="240" w:before="40" w:after="40"/>
             </w:pPr>
             <w:r>
               <w:rPr>
@@ -1105,8 +1105,8 @@
             <w:pPr>
               <w:pStyle w:val="Compact"/>
               <w:jc w:val="left"/>
-              <w:ind w:left="0" w:right="0" w:firstLine="0"/>
-              <w:spacing w:after="40" w:before="40" w:line="240" w:lineRule="auto"/>
+              <w:ind w:firstLine="0" w:left="0" w:right="0"/>
+              <w:spacing w:lineRule="auto" w:line="240" w:before="40" w:after="40"/>
             </w:pPr>
             <w:r>
               <w:t xml:space="preserve">identifier</w:t>
@@ -1119,8 +1119,8 @@
             <w:pPr>
               <w:pStyle w:val="Compact"/>
               <w:jc w:val="left"/>
-              <w:ind w:left="0" w:right="0" w:firstLine="0"/>
-              <w:spacing w:after="40" w:before="40" w:line="240" w:lineRule="auto"/>
+              <w:ind w:firstLine="0" w:left="0" w:right="0"/>
+              <w:spacing w:lineRule="auto" w:line="240" w:before="40" w:after="40"/>
             </w:pPr>
             <w:r>
               <w:t xml:space="preserve">TEXT PK</w:t>
@@ -1133,8 +1133,8 @@
             <w:pPr>
               <w:pStyle w:val="Compact"/>
               <w:jc w:val="left"/>
-              <w:ind w:left="0" w:right="0" w:firstLine="0"/>
-              <w:spacing w:after="40" w:before="40" w:line="240" w:lineRule="auto"/>
+              <w:ind w:firstLine="0" w:left="0" w:right="0"/>
+              <w:spacing w:lineRule="auto" w:line="240" w:before="40" w:after="40"/>
             </w:pPr>
             <w:r>
               <w:t xml:space="preserve">Unique type code (e.g. FIGURE)</w:t>
@@ -1149,8 +1149,8 @@
             <w:pPr>
               <w:pStyle w:val="Compact"/>
               <w:jc w:val="left"/>
-              <w:ind w:left="0" w:right="0" w:firstLine="0"/>
-              <w:spacing w:after="40" w:before="40" w:line="240" w:lineRule="auto"/>
+              <w:ind w:firstLine="0" w:left="0" w:right="0"/>
+              <w:spacing w:lineRule="auto" w:line="240" w:before="40" w:after="40"/>
             </w:pPr>
             <w:r>
               <w:t xml:space="preserve">long_name</w:t>
@@ -1163,8 +1163,8 @@
             <w:pPr>
               <w:pStyle w:val="Compact"/>
               <w:jc w:val="left"/>
-              <w:ind w:left="0" w:right="0" w:firstLine="0"/>
-              <w:spacing w:after="40" w:before="40" w:line="240" w:lineRule="auto"/>
+              <w:ind w:firstLine="0" w:left="0" w:right="0"/>
+              <w:spacing w:lineRule="auto" w:line="240" w:before="40" w:after="40"/>
             </w:pPr>
             <w:r>
               <w:t xml:space="preserve">TEXT NOT NULL UNIQUE</w:t>
@@ -1177,8 +1177,8 @@
             <w:pPr>
               <w:pStyle w:val="Compact"/>
               <w:jc w:val="left"/>
-              <w:ind w:left="0" w:right="0" w:firstLine="0"/>
-              <w:spacing w:after="40" w:before="40" w:line="240" w:lineRule="auto"/>
+              <w:ind w:firstLine="0" w:left="0" w:right="0"/>
+              <w:spacing w:lineRule="auto" w:line="240" w:before="40" w:after="40"/>
             </w:pPr>
             <w:r>
               <w:t xml:space="preserve">Human-readable name</w:t>
@@ -1193,8 +1193,8 @@
             <w:pPr>
               <w:pStyle w:val="Compact"/>
               <w:jc w:val="left"/>
-              <w:ind w:left="0" w:right="0" w:firstLine="0"/>
-              <w:spacing w:after="40" w:before="40" w:line="240" w:lineRule="auto"/>
+              <w:ind w:firstLine="0" w:left="0" w:right="0"/>
+              <w:spacing w:lineRule="auto" w:line="240" w:before="40" w:after="40"/>
             </w:pPr>
             <w:r>
               <w:t xml:space="preserve">description</w:t>
@@ -1207,8 +1207,8 @@
             <w:pPr>
               <w:pStyle w:val="Compact"/>
               <w:jc w:val="left"/>
-              <w:ind w:left="0" w:right="0" w:firstLine="0"/>
-              <w:spacing w:after="40" w:before="40" w:line="240" w:lineRule="auto"/>
+              <w:ind w:firstLine="0" w:left="0" w:right="0"/>
+              <w:spacing w:lineRule="auto" w:line="240" w:before="40" w:after="40"/>
             </w:pPr>
             <w:r>
               <w:t xml:space="preserve">TEXT</w:t>
@@ -1221,8 +1221,8 @@
             <w:pPr>
               <w:pStyle w:val="Compact"/>
               <w:jc w:val="left"/>
-              <w:ind w:left="0" w:right="0" w:firstLine="0"/>
-              <w:spacing w:after="40" w:before="40" w:line="240" w:lineRule="auto"/>
+              <w:ind w:firstLine="0" w:left="0" w:right="0"/>
+              <w:spacing w:lineRule="auto" w:line="240" w:before="40" w:after="40"/>
             </w:pPr>
             <w:r>
               <w:t xml:space="preserve">Documentation</w:t>
@@ -1237,8 +1237,8 @@
             <w:pPr>
               <w:pStyle w:val="Compact"/>
               <w:jc w:val="left"/>
-              <w:ind w:left="0" w:right="0" w:firstLine="0"/>
-              <w:spacing w:after="40" w:before="40" w:line="240" w:lineRule="auto"/>
+              <w:ind w:firstLine="0" w:left="0" w:right="0"/>
+              <w:spacing w:lineRule="auto" w:line="240" w:before="40" w:after="40"/>
             </w:pPr>
             <w:r>
               <w:t xml:space="preserve">caption_format</w:t>
@@ -1251,8 +1251,8 @@
             <w:pPr>
               <w:pStyle w:val="Compact"/>
               <w:jc w:val="left"/>
-              <w:ind w:left="0" w:right="0" w:firstLine="0"/>
-              <w:spacing w:after="40" w:before="40" w:line="240" w:lineRule="auto"/>
+              <w:ind w:firstLine="0" w:left="0" w:right="0"/>
+              <w:spacing w:lineRule="auto" w:line="240" w:before="40" w:after="40"/>
             </w:pPr>
             <w:r>
               <w:t xml:space="preserve">TEXT</w:t>
@@ -1265,8 +1265,8 @@
             <w:pPr>
               <w:pStyle w:val="Compact"/>
               <w:jc w:val="left"/>
-              <w:ind w:left="0" w:right="0" w:firstLine="0"/>
-              <w:spacing w:after="40" w:before="40" w:line="240" w:lineRule="auto"/>
+              <w:ind w:firstLine="0" w:left="0" w:right="0"/>
+              <w:spacing w:lineRule="auto" w:line="240" w:before="40" w:after="40"/>
             </w:pPr>
             <w:r>
               <w:t xml:space="preserve">Printf format for captions (e.g. Figure %d)</w:t>
@@ -1281,8 +1281,8 @@
             <w:pPr>
               <w:pStyle w:val="Compact"/>
               <w:jc w:val="left"/>
-              <w:ind w:left="0" w:right="0" w:firstLine="0"/>
-              <w:spacing w:after="40" w:before="40" w:line="240" w:lineRule="auto"/>
+              <w:ind w:firstLine="0" w:left="0" w:right="0"/>
+              <w:spacing w:lineRule="auto" w:line="240" w:before="40" w:after="40"/>
             </w:pPr>
             <w:r>
               <w:t xml:space="preserve">counter_group</w:t>
@@ -1295,8 +1295,8 @@
             <w:pPr>
               <w:pStyle w:val="Compact"/>
               <w:jc w:val="left"/>
-              <w:ind w:left="0" w:right="0" w:firstLine="0"/>
-              <w:spacing w:after="40" w:before="40" w:line="240" w:lineRule="auto"/>
+              <w:ind w:firstLine="0" w:left="0" w:right="0"/>
+              <w:spacing w:lineRule="auto" w:line="240" w:before="40" w:after="40"/>
             </w:pPr>
             <w:r>
               <w:t xml:space="preserve">TEXT</w:t>
@@ -1309,8 +1309,8 @@
             <w:pPr>
               <w:pStyle w:val="Compact"/>
               <w:jc w:val="left"/>
-              <w:ind w:left="0" w:right="0" w:firstLine="0"/>
-              <w:spacing w:after="40" w:before="40" w:line="240" w:lineRule="auto"/>
+              <w:ind w:firstLine="0" w:left="0" w:right="0"/>
+              <w:spacing w:lineRule="auto" w:line="240" w:before="40" w:after="40"/>
             </w:pPr>
             <w:r>
               <w:t xml:space="preserve">Shared numbering group</w:t>
@@ -1325,8 +1325,8 @@
             <w:pPr>
               <w:pStyle w:val="Compact"/>
               <w:jc w:val="left"/>
-              <w:ind w:left="0" w:right="0" w:firstLine="0"/>
-              <w:spacing w:after="40" w:before="40" w:line="240" w:lineRule="auto"/>
+              <w:ind w:firstLine="0" w:left="0" w:right="0"/>
+              <w:spacing w:lineRule="auto" w:line="240" w:before="40" w:after="40"/>
             </w:pPr>
             <w:r>
               <w:t xml:space="preserve">aliases</w:t>
@@ -1339,8 +1339,8 @@
             <w:pPr>
               <w:pStyle w:val="Compact"/>
               <w:jc w:val="left"/>
-              <w:ind w:left="0" w:right="0" w:firstLine="0"/>
-              <w:spacing w:after="40" w:before="40" w:line="240" w:lineRule="auto"/>
+              <w:ind w:firstLine="0" w:left="0" w:right="0"/>
+              <w:spacing w:lineRule="auto" w:line="240" w:before="40" w:after="40"/>
             </w:pPr>
             <w:r>
               <w:t xml:space="preserve">TEXT</w:t>
@@ -1353,8 +1353,8 @@
             <w:pPr>
               <w:pStyle w:val="Compact"/>
               <w:jc w:val="left"/>
-              <w:ind w:left="0" w:right="0" w:firstLine="0"/>
-              <w:spacing w:after="40" w:before="40" w:line="240" w:lineRule="auto"/>
+              <w:ind w:firstLine="0" w:left="0" w:right="0"/>
+              <w:spacing w:lineRule="auto" w:line="240" w:before="40" w:after="40"/>
             </w:pPr>
             <w:r>
               <w:t xml:space="preserve">Comma-wrapped aliases for syntax recognition</w:t>
@@ -1369,8 +1369,8 @@
             <w:pPr>
               <w:pStyle w:val="Compact"/>
               <w:jc w:val="left"/>
-              <w:ind w:left="0" w:right="0" w:firstLine="0"/>
-              <w:spacing w:after="40" w:before="40" w:line="240" w:lineRule="auto"/>
+              <w:ind w:firstLine="0" w:left="0" w:right="0"/>
+              <w:spacing w:lineRule="auto" w:line="240" w:before="40" w:after="40"/>
             </w:pPr>
             <w:r>
               <w:t xml:space="preserve">needs_external_render</w:t>
@@ -1383,8 +1383,8 @@
             <w:pPr>
               <w:pStyle w:val="Compact"/>
               <w:jc w:val="left"/>
-              <w:ind w:left="0" w:right="0" w:firstLine="0"/>
-              <w:spacing w:after="40" w:before="40" w:line="240" w:lineRule="auto"/>
+              <w:ind w:firstLine="0" w:left="0" w:right="0"/>
+              <w:spacing w:lineRule="auto" w:line="240" w:before="40" w:after="40"/>
             </w:pPr>
             <w:r>
               <w:t xml:space="preserve">INTEGER DEFAULT 0</w:t>
@@ -1397,8 +1397,8 @@
             <w:pPr>
               <w:pStyle w:val="Compact"/>
               <w:jc w:val="left"/>
-              <w:ind w:left="0" w:right="0" w:firstLine="0"/>
-              <w:spacing w:after="40" w:before="40" w:line="240" w:lineRule="auto"/>
+              <w:ind w:firstLine="0" w:left="0" w:right="0"/>
+              <w:spacing w:lineRule="auto" w:line="240" w:before="40" w:after="40"/>
             </w:pPr>
             <w:r>
               <w:t xml:space="preserve">1 = requires external tool</w:t>
@@ -1431,12 +1431,12 @@
     </w:p>
     <w:p>
       <w:pPr>
-        <w:spacing w:lineRule="exact" w:line="20" w:after="0" w:before="0"/>
+        <w:spacing w:before="0" w:lineRule="exact" w:after="0" w:line="20"/>
         <w:rPr>
           <w:sz w:val="2"/>
         </w:rPr>
       </w:pPr>
-      <w:bookmarkStart w:name="csv-tbl-relation-types" w:id="94847"/>
+      <w:bookmarkStart w:id="94847" w:name="csv-tbl-relation-types"/>
       <w:bookmarkEnd w:id="94847"/>
     </w:p>
     <w:p>
@@ -1473,12 +1473,12 @@
         <w:tblLook w:firstRow="1" w:lastRow="0" w:firstColumn="0" w:lastColumn="0" w:noHBand="0" w:noVBand="0" w:val="0020"/>
         <w:jc w:val="start"/>
         <w:tblBorders>
-          <w:top w:sz="6" w:color="000000" w:val="single" w:space="0"/>
-          <w:left w:sz="6" w:color="000000" w:val="single" w:space="0"/>
-          <w:bottom w:sz="6" w:color="000000" w:val="single" w:space="0"/>
-          <w:right w:sz="6" w:color="000000" w:val="single" w:space="0"/>
-          <w:insideH w:sz="6" w:color="000000" w:val="single" w:space="0"/>
-          <w:insideV w:sz="6" w:color="000000" w:val="single" w:space="0"/>
+          <w:top w:val="single" w:sz="6" w:space="0" w:color="000000"/>
+          <w:left w:val="single" w:sz="6" w:space="0" w:color="000000"/>
+          <w:bottom w:val="single" w:sz="6" w:space="0" w:color="000000"/>
+          <w:right w:val="single" w:sz="6" w:space="0" w:color="000000"/>
+          <w:insideH w:val="single" w:sz="6" w:space="0" w:color="000000"/>
+          <w:insideV w:val="single" w:sz="6" w:space="0" w:color="000000"/>
         </w:tblBorders>
         <w:tblCellMar>
           <w:top w:w="57" w:type="dxa"/>
@@ -1498,14 +1498,14 @@
         </w:trPr>
         <w:tc>
           <w:tcPr>
-            <w:shd w:fill="E8E8E8" w:color="auto" w:val="clear"/>
+            <w:shd w:val="clear" w:fill="E8E8E8" w:color="auto"/>
           </w:tcPr>
           <w:p>
             <w:pPr>
               <w:pStyle w:val="Compact"/>
               <w:jc w:val="left"/>
-              <w:ind w:left="0" w:right="0" w:firstLine="0"/>
-              <w:spacing w:after="40" w:before="40" w:line="240" w:lineRule="auto"/>
+              <w:ind w:firstLine="0" w:left="0" w:right="0"/>
+              <w:spacing w:lineRule="auto" w:line="240" w:before="40" w:after="40"/>
             </w:pPr>
             <w:r>
               <w:rPr>
@@ -1517,14 +1517,14 @@
         </w:tc>
         <w:tc>
           <w:tcPr>
-            <w:shd w:fill="E8E8E8" w:color="auto" w:val="clear"/>
+            <w:shd w:val="clear" w:fill="E8E8E8" w:color="auto"/>
           </w:tcPr>
           <w:p>
             <w:pPr>
               <w:pStyle w:val="Compact"/>
               <w:jc w:val="left"/>
-              <w:ind w:left="0" w:right="0" w:firstLine="0"/>
-              <w:spacing w:after="40" w:before="40" w:line="240" w:lineRule="auto"/>
+              <w:ind w:firstLine="0" w:left="0" w:right="0"/>
+              <w:spacing w:lineRule="auto" w:line="240" w:before="40" w:after="40"/>
             </w:pPr>
             <w:r>
               <w:rPr>
@@ -1536,14 +1536,14 @@
         </w:tc>
         <w:tc>
           <w:tcPr>
-            <w:shd w:fill="E8E8E8" w:color="auto" w:val="clear"/>
+            <w:shd w:val="clear" w:fill="E8E8E8" w:color="auto"/>
           </w:tcPr>
           <w:p>
             <w:pPr>
               <w:pStyle w:val="Compact"/>
               <w:jc w:val="left"/>
-              <w:ind w:left="0" w:right="0" w:firstLine="0"/>
-              <w:spacing w:after="40" w:before="40" w:line="240" w:lineRule="auto"/>
+              <w:ind w:firstLine="0" w:left="0" w:right="0"/>
+              <w:spacing w:lineRule="auto" w:line="240" w:before="40" w:after="40"/>
             </w:pPr>
             <w:r>
               <w:rPr>
@@ -1561,8 +1561,8 @@
             <w:pPr>
               <w:pStyle w:val="Compact"/>
               <w:jc w:val="left"/>
-              <w:ind w:left="0" w:right="0" w:firstLine="0"/>
-              <w:spacing w:after="40" w:before="40" w:line="240" w:lineRule="auto"/>
+              <w:ind w:firstLine="0" w:left="0" w:right="0"/>
+              <w:spacing w:lineRule="auto" w:line="240" w:before="40" w:after="40"/>
             </w:pPr>
             <w:r>
               <w:t xml:space="preserve">identifier</w:t>
@@ -1575,8 +1575,8 @@
             <w:pPr>
               <w:pStyle w:val="Compact"/>
               <w:jc w:val="left"/>
-              <w:ind w:left="0" w:right="0" w:firstLine="0"/>
-              <w:spacing w:after="40" w:before="40" w:line="240" w:lineRule="auto"/>
+              <w:ind w:firstLine="0" w:left="0" w:right="0"/>
+              <w:spacing w:lineRule="auto" w:line="240" w:before="40" w:after="40"/>
             </w:pPr>
             <w:r>
               <w:t xml:space="preserve">TEXT PK</w:t>
@@ -1589,8 +1589,8 @@
             <w:pPr>
               <w:pStyle w:val="Compact"/>
               <w:jc w:val="left"/>
-              <w:ind w:left="0" w:right="0" w:firstLine="0"/>
-              <w:spacing w:after="40" w:before="40" w:line="240" w:lineRule="auto"/>
+              <w:ind w:firstLine="0" w:left="0" w:right="0"/>
+              <w:spacing w:lineRule="auto" w:line="240" w:before="40" w:after="40"/>
             </w:pPr>
             <w:r>
               <w:t xml:space="preserve">Unique relation type code</w:t>
@@ -1605,8 +1605,8 @@
             <w:pPr>
               <w:pStyle w:val="Compact"/>
               <w:jc w:val="left"/>
-              <w:ind w:left="0" w:right="0" w:firstLine="0"/>
-              <w:spacing w:after="40" w:before="40" w:line="240" w:lineRule="auto"/>
+              <w:ind w:firstLine="0" w:left="0" w:right="0"/>
+              <w:spacing w:lineRule="auto" w:line="240" w:before="40" w:after="40"/>
             </w:pPr>
             <w:r>
               <w:t xml:space="preserve">long_name</w:t>
@@ -1619,8 +1619,8 @@
             <w:pPr>
               <w:pStyle w:val="Compact"/>
               <w:jc w:val="left"/>
-              <w:ind w:left="0" w:right="0" w:firstLine="0"/>
-              <w:spacing w:after="40" w:before="40" w:line="240" w:lineRule="auto"/>
+              <w:ind w:firstLine="0" w:left="0" w:right="0"/>
+              <w:spacing w:lineRule="auto" w:line="240" w:before="40" w:after="40"/>
             </w:pPr>
             <w:r>
               <w:t xml:space="preserve">TEXT NOT NULL UNIQUE</w:t>
@@ -1633,8 +1633,8 @@
             <w:pPr>
               <w:pStyle w:val="Compact"/>
               <w:jc w:val="left"/>
-              <w:ind w:left="0" w:right="0" w:firstLine="0"/>
-              <w:spacing w:after="40" w:before="40" w:line="240" w:lineRule="auto"/>
+              <w:ind w:firstLine="0" w:left="0" w:right="0"/>
+              <w:spacing w:lineRule="auto" w:line="240" w:before="40" w:after="40"/>
             </w:pPr>
             <w:r>
               <w:t xml:space="preserve">Human-readable name</w:t>
@@ -1649,8 +1649,8 @@
             <w:pPr>
               <w:pStyle w:val="Compact"/>
               <w:jc w:val="left"/>
-              <w:ind w:left="0" w:right="0" w:firstLine="0"/>
-              <w:spacing w:after="40" w:before="40" w:line="240" w:lineRule="auto"/>
+              <w:ind w:firstLine="0" w:left="0" w:right="0"/>
+              <w:spacing w:lineRule="auto" w:line="240" w:before="40" w:after="40"/>
             </w:pPr>
             <w:r>
               <w:t xml:space="preserve">description</w:t>
@@ -1663,8 +1663,8 @@
             <w:pPr>
               <w:pStyle w:val="Compact"/>
               <w:jc w:val="left"/>
-              <w:ind w:left="0" w:right="0" w:firstLine="0"/>
-              <w:spacing w:after="40" w:before="40" w:line="240" w:lineRule="auto"/>
+              <w:ind w:firstLine="0" w:left="0" w:right="0"/>
+              <w:spacing w:lineRule="auto" w:line="240" w:before="40" w:after="40"/>
             </w:pPr>
             <w:r>
               <w:t xml:space="preserve">TEXT</w:t>
@@ -1677,8 +1677,8 @@
             <w:pPr>
               <w:pStyle w:val="Compact"/>
               <w:jc w:val="left"/>
-              <w:ind w:left="0" w:right="0" w:firstLine="0"/>
-              <w:spacing w:after="40" w:before="40" w:line="240" w:lineRule="auto"/>
+              <w:ind w:firstLine="0" w:left="0" w:right="0"/>
+              <w:spacing w:lineRule="auto" w:line="240" w:before="40" w:after="40"/>
             </w:pPr>
             <w:r>
               <w:t xml:space="preserve">Documentation</w:t>
@@ -1693,8 +1693,8 @@
             <w:pPr>
               <w:pStyle w:val="Compact"/>
               <w:jc w:val="left"/>
-              <w:ind w:left="0" w:right="0" w:firstLine="0"/>
-              <w:spacing w:after="40" w:before="40" w:line="240" w:lineRule="auto"/>
+              <w:ind w:firstLine="0" w:left="0" w:right="0"/>
+              <w:spacing w:lineRule="auto" w:line="240" w:before="40" w:after="40"/>
             </w:pPr>
             <w:r>
               <w:t xml:space="preserve">extends</w:t>
@@ -1707,8 +1707,8 @@
             <w:pPr>
               <w:pStyle w:val="Compact"/>
               <w:jc w:val="left"/>
-              <w:ind w:left="0" w:right="0" w:firstLine="0"/>
-              <w:spacing w:after="40" w:before="40" w:line="240" w:lineRule="auto"/>
+              <w:ind w:firstLine="0" w:left="0" w:right="0"/>
+              <w:spacing w:lineRule="auto" w:line="240" w:before="40" w:after="40"/>
             </w:pPr>
             <w:r>
               <w:t xml:space="preserve">TEXT</w:t>
@@ -1721,8 +1721,8 @@
             <w:pPr>
               <w:pStyle w:val="Compact"/>
               <w:jc w:val="left"/>
-              <w:ind w:left="0" w:right="0" w:firstLine="0"/>
-              <w:spacing w:after="40" w:before="40" w:line="240" w:lineRule="auto"/>
+              <w:ind w:firstLine="0" w:left="0" w:right="0"/>
+              <w:spacing w:lineRule="auto" w:line="240" w:before="40" w:after="40"/>
             </w:pPr>
             <w:r>
               <w:t xml:space="preserve">Parent relation type for inheritance</w:t>
@@ -1737,8 +1737,8 @@
             <w:pPr>
               <w:pStyle w:val="Compact"/>
               <w:jc w:val="left"/>
-              <w:ind w:left="0" w:right="0" w:firstLine="0"/>
-              <w:spacing w:after="40" w:before="40" w:line="240" w:lineRule="auto"/>
+              <w:ind w:firstLine="0" w:left="0" w:right="0"/>
+              <w:spacing w:lineRule="auto" w:line="240" w:before="40" w:after="40"/>
             </w:pPr>
             <w:r>
               <w:t xml:space="preserve">source_type_ref</w:t>
@@ -1751,8 +1751,8 @@
             <w:pPr>
               <w:pStyle w:val="Compact"/>
               <w:jc w:val="left"/>
-              <w:ind w:left="0" w:right="0" w:firstLine="0"/>
-              <w:spacing w:after="40" w:before="40" w:line="240" w:lineRule="auto"/>
+              <w:ind w:firstLine="0" w:left="0" w:right="0"/>
+              <w:spacing w:lineRule="auto" w:line="240" w:before="40" w:after="40"/>
             </w:pPr>
             <w:r>
               <w:t xml:space="preserve">TEXT FK</w:t>
@@ -1765,8 +1765,8 @@
             <w:pPr>
               <w:pStyle w:val="Compact"/>
               <w:jc w:val="left"/>
-              <w:ind w:left="0" w:right="0" w:firstLine="0"/>
-              <w:spacing w:after="40" w:before="40" w:line="240" w:lineRule="auto"/>
+              <w:ind w:firstLine="0" w:left="0" w:right="0"/>
+              <w:spacing w:lineRule="auto" w:line="240" w:before="40" w:after="40"/>
             </w:pPr>
             <w:r>
               <w:t xml:space="preserve">Constrain source object type (NULL = any)</w:t>
@@ -1781,8 +1781,8 @@
             <w:pPr>
               <w:pStyle w:val="Compact"/>
               <w:jc w:val="left"/>
-              <w:ind w:left="0" w:right="0" w:firstLine="0"/>
-              <w:spacing w:after="40" w:before="40" w:line="240" w:lineRule="auto"/>
+              <w:ind w:firstLine="0" w:left="0" w:right="0"/>
+              <w:spacing w:lineRule="auto" w:line="240" w:before="40" w:after="40"/>
             </w:pPr>
             <w:r>
               <w:t xml:space="preserve">target_type_ref</w:t>
@@ -1795,8 +1795,8 @@
             <w:pPr>
               <w:pStyle w:val="Compact"/>
               <w:jc w:val="left"/>
-              <w:ind w:left="0" w:right="0" w:firstLine="0"/>
-              <w:spacing w:after="40" w:before="40" w:line="240" w:lineRule="auto"/>
+              <w:ind w:firstLine="0" w:left="0" w:right="0"/>
+              <w:spacing w:lineRule="auto" w:line="240" w:before="40" w:after="40"/>
             </w:pPr>
             <w:r>
               <w:t xml:space="preserve">TEXT FK</w:t>
@@ -1809,8 +1809,8 @@
             <w:pPr>
               <w:pStyle w:val="Compact"/>
               <w:jc w:val="left"/>
-              <w:ind w:left="0" w:right="0" w:firstLine="0"/>
-              <w:spacing w:after="40" w:before="40" w:line="240" w:lineRule="auto"/>
+              <w:ind w:firstLine="0" w:left="0" w:right="0"/>
+              <w:spacing w:lineRule="auto" w:line="240" w:before="40" w:after="40"/>
             </w:pPr>
             <w:r>
               <w:t xml:space="preserve">Constrain target object type (NULL = any)</w:t>
@@ -1825,8 +1825,8 @@
             <w:pPr>
               <w:pStyle w:val="Compact"/>
               <w:jc w:val="left"/>
-              <w:ind w:left="0" w:right="0" w:firstLine="0"/>
-              <w:spacing w:after="40" w:before="40" w:line="240" w:lineRule="auto"/>
+              <w:ind w:firstLine="0" w:left="0" w:right="0"/>
+              <w:spacing w:lineRule="auto" w:line="240" w:before="40" w:after="40"/>
             </w:pPr>
             <w:r>
               <w:t xml:space="preserve">link_selector</w:t>
@@ -1839,8 +1839,8 @@
             <w:pPr>
               <w:pStyle w:val="Compact"/>
               <w:jc w:val="left"/>
-              <w:ind w:left="0" w:right="0" w:firstLine="0"/>
-              <w:spacing w:after="40" w:before="40" w:line="240" w:lineRule="auto"/>
+              <w:ind w:firstLine="0" w:left="0" w:right="0"/>
+              <w:spacing w:lineRule="auto" w:line="240" w:before="40" w:after="40"/>
             </w:pPr>
             <w:r>
               <w:t xml:space="preserve">TEXT</w:t>
@@ -1853,8 +1853,8 @@
             <w:pPr>
               <w:pStyle w:val="Compact"/>
               <w:jc w:val="left"/>
-              <w:ind w:left="0" w:right="0" w:firstLine="0"/>
-              <w:spacing w:after="40" w:before="40" w:line="240" w:lineRule="auto"/>
+              <w:ind w:firstLine="0" w:left="0" w:right="0"/>
+              <w:spacing w:lineRule="auto" w:line="240" w:before="40" w:after="40"/>
             </w:pPr>
             <w:r>
               <w:t xml:space="preserve">Syntax selector ("@" or "#")</w:t>
@@ -1869,8 +1869,8 @@
             <w:pPr>
               <w:pStyle w:val="Compact"/>
               <w:jc w:val="left"/>
-              <w:ind w:left="0" w:right="0" w:firstLine="0"/>
-              <w:spacing w:after="40" w:before="40" w:line="240" w:lineRule="auto"/>
+              <w:ind w:firstLine="0" w:left="0" w:right="0"/>
+              <w:spacing w:lineRule="auto" w:line="240" w:before="40" w:after="40"/>
             </w:pPr>
             <w:r>
               <w:t xml:space="preserve">source_attribute</w:t>
@@ -1883,8 +1883,8 @@
             <w:pPr>
               <w:pStyle w:val="Compact"/>
               <w:jc w:val="left"/>
-              <w:ind w:left="0" w:right="0" w:firstLine="0"/>
-              <w:spacing w:after="40" w:before="40" w:line="240" w:lineRule="auto"/>
+              <w:ind w:firstLine="0" w:left="0" w:right="0"/>
+              <w:spacing w:lineRule="auto" w:line="240" w:before="40" w:after="40"/>
             </w:pPr>
             <w:r>
               <w:t xml:space="preserve">TEXT</w:t>
@@ -1897,8 +1897,8 @@
             <w:pPr>
               <w:pStyle w:val="Compact"/>
               <w:jc w:val="left"/>
-              <w:ind w:left="0" w:right="0" w:firstLine="0"/>
-              <w:spacing w:after="40" w:before="40" w:line="240" w:lineRule="auto"/>
+              <w:ind w:firstLine="0" w:left="0" w:right="0"/>
+              <w:spacing w:lineRule="auto" w:line="240" w:before="40" w:after="40"/>
             </w:pPr>
             <w:r>
               <w:t xml:space="preserve">Attribute name for inference</w:t>
@@ -1931,12 +1931,12 @@
     </w:p>
     <w:p>
       <w:pPr>
-        <w:spacing w:lineRule="exact" w:line="20" w:after="0" w:before="0"/>
+        <w:spacing w:before="0" w:lineRule="exact" w:after="0" w:line="20"/>
         <w:rPr>
           <w:sz w:val="2"/>
         </w:rPr>
       </w:pPr>
-      <w:bookmarkStart w:name="csv-tbl-view-types" w:id="16648"/>
+      <w:bookmarkStart w:id="16648" w:name="csv-tbl-view-types"/>
       <w:bookmarkEnd w:id="16648"/>
     </w:p>
     <w:p>
@@ -1973,12 +1973,12 @@
         <w:tblLook w:firstRow="1" w:lastRow="0" w:firstColumn="0" w:lastColumn="0" w:noHBand="0" w:noVBand="0" w:val="0020"/>
         <w:jc w:val="start"/>
         <w:tblBorders>
-          <w:top w:sz="6" w:color="000000" w:val="single" w:space="0"/>
-          <w:left w:sz="6" w:color="000000" w:val="single" w:space="0"/>
-          <w:bottom w:sz="6" w:color="000000" w:val="single" w:space="0"/>
-          <w:right w:sz="6" w:color="000000" w:val="single" w:space="0"/>
-          <w:insideH w:sz="6" w:color="000000" w:val="single" w:space="0"/>
-          <w:insideV w:sz="6" w:color="000000" w:val="single" w:space="0"/>
+          <w:top w:val="single" w:sz="6" w:space="0" w:color="000000"/>
+          <w:left w:val="single" w:sz="6" w:space="0" w:color="000000"/>
+          <w:bottom w:val="single" w:sz="6" w:space="0" w:color="000000"/>
+          <w:right w:val="single" w:sz="6" w:space="0" w:color="000000"/>
+          <w:insideH w:val="single" w:sz="6" w:space="0" w:color="000000"/>
+          <w:insideV w:val="single" w:sz="6" w:space="0" w:color="000000"/>
         </w:tblBorders>
         <w:tblCellMar>
           <w:top w:w="57" w:type="dxa"/>
@@ -1998,14 +1998,14 @@
         </w:trPr>
         <w:tc>
           <w:tcPr>
-            <w:shd w:fill="E8E8E8" w:color="auto" w:val="clear"/>
+            <w:shd w:val="clear" w:fill="E8E8E8" w:color="auto"/>
           </w:tcPr>
           <w:p>
             <w:pPr>
               <w:pStyle w:val="Compact"/>
               <w:jc w:val="left"/>
-              <w:ind w:left="0" w:right="0" w:firstLine="0"/>
-              <w:spacing w:after="40" w:before="40" w:line="240" w:lineRule="auto"/>
+              <w:ind w:firstLine="0" w:left="0" w:right="0"/>
+              <w:spacing w:lineRule="auto" w:line="240" w:before="40" w:after="40"/>
             </w:pPr>
             <w:r>
               <w:rPr>
@@ -2017,14 +2017,14 @@
         </w:tc>
         <w:tc>
           <w:tcPr>
-            <w:shd w:fill="E8E8E8" w:color="auto" w:val="clear"/>
+            <w:shd w:val="clear" w:fill="E8E8E8" w:color="auto"/>
           </w:tcPr>
           <w:p>
             <w:pPr>
               <w:pStyle w:val="Compact"/>
               <w:jc w:val="left"/>
-              <w:ind w:left="0" w:right="0" w:firstLine="0"/>
-              <w:spacing w:after="40" w:before="40" w:line="240" w:lineRule="auto"/>
+              <w:ind w:firstLine="0" w:left="0" w:right="0"/>
+              <w:spacing w:lineRule="auto" w:line="240" w:before="40" w:after="40"/>
             </w:pPr>
             <w:r>
               <w:rPr>
@@ -2036,14 +2036,14 @@
         </w:tc>
         <w:tc>
           <w:tcPr>
-            <w:shd w:fill="E8E8E8" w:color="auto" w:val="clear"/>
+            <w:shd w:val="clear" w:fill="E8E8E8" w:color="auto"/>
           </w:tcPr>
           <w:p>
             <w:pPr>
               <w:pStyle w:val="Compact"/>
               <w:jc w:val="left"/>
-              <w:ind w:left="0" w:right="0" w:firstLine="0"/>
-              <w:spacing w:after="40" w:before="40" w:line="240" w:lineRule="auto"/>
+              <w:ind w:firstLine="0" w:left="0" w:right="0"/>
+              <w:spacing w:lineRule="auto" w:line="240" w:before="40" w:after="40"/>
             </w:pPr>
             <w:r>
               <w:rPr>
@@ -2061,8 +2061,8 @@
             <w:pPr>
               <w:pStyle w:val="Compact"/>
               <w:jc w:val="left"/>
-              <w:ind w:left="0" w:right="0" w:firstLine="0"/>
-              <w:spacing w:after="40" w:before="40" w:line="240" w:lineRule="auto"/>
+              <w:ind w:firstLine="0" w:left="0" w:right="0"/>
+              <w:spacing w:lineRule="auto" w:line="240" w:before="40" w:after="40"/>
             </w:pPr>
             <w:r>
               <w:t xml:space="preserve">identifier</w:t>
@@ -2075,8 +2075,8 @@
             <w:pPr>
               <w:pStyle w:val="Compact"/>
               <w:jc w:val="left"/>
-              <w:ind w:left="0" w:right="0" w:firstLine="0"/>
-              <w:spacing w:after="40" w:before="40" w:line="240" w:lineRule="auto"/>
+              <w:ind w:firstLine="0" w:left="0" w:right="0"/>
+              <w:spacing w:lineRule="auto" w:line="240" w:before="40" w:after="40"/>
             </w:pPr>
             <w:r>
               <w:t xml:space="preserve">TEXT PK</w:t>
@@ -2089,8 +2089,8 @@
             <w:pPr>
               <w:pStyle w:val="Compact"/>
               <w:jc w:val="left"/>
-              <w:ind w:left="0" w:right="0" w:firstLine="0"/>
-              <w:spacing w:after="40" w:before="40" w:line="240" w:lineRule="auto"/>
+              <w:ind w:firstLine="0" w:left="0" w:right="0"/>
+              <w:spacing w:lineRule="auto" w:line="240" w:before="40" w:after="40"/>
             </w:pPr>
             <w:r>
               <w:t xml:space="preserve">Unique view type code</w:t>
@@ -2105,8 +2105,8 @@
             <w:pPr>
               <w:pStyle w:val="Compact"/>
               <w:jc w:val="left"/>
-              <w:ind w:left="0" w:right="0" w:firstLine="0"/>
-              <w:spacing w:after="40" w:before="40" w:line="240" w:lineRule="auto"/>
+              <w:ind w:firstLine="0" w:left="0" w:right="0"/>
+              <w:spacing w:lineRule="auto" w:line="240" w:before="40" w:after="40"/>
             </w:pPr>
             <w:r>
               <w:t xml:space="preserve">long_name</w:t>
@@ -2119,8 +2119,8 @@
             <w:pPr>
               <w:pStyle w:val="Compact"/>
               <w:jc w:val="left"/>
-              <w:ind w:left="0" w:right="0" w:firstLine="0"/>
-              <w:spacing w:after="40" w:before="40" w:line="240" w:lineRule="auto"/>
+              <w:ind w:firstLine="0" w:left="0" w:right="0"/>
+              <w:spacing w:lineRule="auto" w:line="240" w:before="40" w:after="40"/>
             </w:pPr>
             <w:r>
               <w:t xml:space="preserve">TEXT NOT NULL UNIQUE</w:t>
@@ -2133,8 +2133,8 @@
             <w:pPr>
               <w:pStyle w:val="Compact"/>
               <w:jc w:val="left"/>
-              <w:ind w:left="0" w:right="0" w:firstLine="0"/>
-              <w:spacing w:after="40" w:before="40" w:line="240" w:lineRule="auto"/>
+              <w:ind w:firstLine="0" w:left="0" w:right="0"/>
+              <w:spacing w:lineRule="auto" w:line="240" w:before="40" w:after="40"/>
             </w:pPr>
             <w:r>
               <w:t xml:space="preserve">Human-readable name</w:t>
@@ -2149,8 +2149,8 @@
             <w:pPr>
               <w:pStyle w:val="Compact"/>
               <w:jc w:val="left"/>
-              <w:ind w:left="0" w:right="0" w:firstLine="0"/>
-              <w:spacing w:after="40" w:before="40" w:line="240" w:lineRule="auto"/>
+              <w:ind w:firstLine="0" w:left="0" w:right="0"/>
+              <w:spacing w:lineRule="auto" w:line="240" w:before="40" w:after="40"/>
             </w:pPr>
             <w:r>
               <w:t xml:space="preserve">description</w:t>
@@ -2163,8 +2163,8 @@
             <w:pPr>
               <w:pStyle w:val="Compact"/>
               <w:jc w:val="left"/>
-              <w:ind w:left="0" w:right="0" w:firstLine="0"/>
-              <w:spacing w:after="40" w:before="40" w:line="240" w:lineRule="auto"/>
+              <w:ind w:firstLine="0" w:left="0" w:right="0"/>
+              <w:spacing w:lineRule="auto" w:line="240" w:before="40" w:after="40"/>
             </w:pPr>
             <w:r>
               <w:t xml:space="preserve">TEXT</w:t>
@@ -2177,8 +2177,8 @@
             <w:pPr>
               <w:pStyle w:val="Compact"/>
               <w:jc w:val="left"/>
-              <w:ind w:left="0" w:right="0" w:firstLine="0"/>
-              <w:spacing w:after="40" w:before="40" w:line="240" w:lineRule="auto"/>
+              <w:ind w:firstLine="0" w:left="0" w:right="0"/>
+              <w:spacing w:lineRule="auto" w:line="240" w:before="40" w:after="40"/>
             </w:pPr>
             <w:r>
               <w:t xml:space="preserve">Documentation</w:t>
@@ -2193,8 +2193,8 @@
             <w:pPr>
               <w:pStyle w:val="Compact"/>
               <w:jc w:val="left"/>
-              <w:ind w:left="0" w:right="0" w:firstLine="0"/>
-              <w:spacing w:after="40" w:before="40" w:line="240" w:lineRule="auto"/>
+              <w:ind w:firstLine="0" w:left="0" w:right="0"/>
+              <w:spacing w:lineRule="auto" w:line="240" w:before="40" w:after="40"/>
             </w:pPr>
             <w:r>
               <w:t xml:space="preserve">counter_group</w:t>
@@ -2207,8 +2207,8 @@
             <w:pPr>
               <w:pStyle w:val="Compact"/>
               <w:jc w:val="left"/>
-              <w:ind w:left="0" w:right="0" w:firstLine="0"/>
-              <w:spacing w:after="40" w:before="40" w:line="240" w:lineRule="auto"/>
+              <w:ind w:firstLine="0" w:left="0" w:right="0"/>
+              <w:spacing w:lineRule="auto" w:line="240" w:before="40" w:after="40"/>
             </w:pPr>
             <w:r>
               <w:t xml:space="preserve">TEXT</w:t>
@@ -2221,8 +2221,8 @@
             <w:pPr>
               <w:pStyle w:val="Compact"/>
               <w:jc w:val="left"/>
-              <w:ind w:left="0" w:right="0" w:firstLine="0"/>
-              <w:spacing w:after="40" w:before="40" w:line="240" w:lineRule="auto"/>
+              <w:ind w:firstLine="0" w:left="0" w:right="0"/>
+              <w:spacing w:lineRule="auto" w:line="240" w:before="40" w:after="40"/>
             </w:pPr>
             <w:r>
               <w:t xml:space="preserve">Float counter group to list</w:t>
@@ -2237,8 +2237,8 @@
             <w:pPr>
               <w:pStyle w:val="Compact"/>
               <w:jc w:val="left"/>
-              <w:ind w:left="0" w:right="0" w:firstLine="0"/>
-              <w:spacing w:after="40" w:before="40" w:line="240" w:lineRule="auto"/>
+              <w:ind w:firstLine="0" w:left="0" w:right="0"/>
+              <w:spacing w:lineRule="auto" w:line="240" w:before="40" w:after="40"/>
             </w:pPr>
             <w:r>
               <w:t xml:space="preserve">aliases</w:t>
@@ -2251,8 +2251,8 @@
             <w:pPr>
               <w:pStyle w:val="Compact"/>
               <w:jc w:val="left"/>
-              <w:ind w:left="0" w:right="0" w:firstLine="0"/>
-              <w:spacing w:after="40" w:before="40" w:line="240" w:lineRule="auto"/>
+              <w:ind w:firstLine="0" w:left="0" w:right="0"/>
+              <w:spacing w:lineRule="auto" w:line="240" w:before="40" w:after="40"/>
             </w:pPr>
             <w:r>
               <w:t xml:space="preserve">TEXT</w:t>
@@ -2265,8 +2265,8 @@
             <w:pPr>
               <w:pStyle w:val="Compact"/>
               <w:jc w:val="left"/>
-              <w:ind w:left="0" w:right="0" w:firstLine="0"/>
-              <w:spacing w:after="40" w:before="40" w:line="240" w:lineRule="auto"/>
+              <w:ind w:firstLine="0" w:left="0" w:right="0"/>
+              <w:spacing w:lineRule="auto" w:line="240" w:before="40" w:after="40"/>
             </w:pPr>
             <w:r>
               <w:t xml:space="preserve">Comma-wrapped aliases</w:t>
@@ -2281,8 +2281,8 @@
             <w:pPr>
               <w:pStyle w:val="Compact"/>
               <w:jc w:val="left"/>
-              <w:ind w:left="0" w:right="0" w:firstLine="0"/>
-              <w:spacing w:after="40" w:before="40" w:line="240" w:lineRule="auto"/>
+              <w:ind w:firstLine="0" w:left="0" w:right="0"/>
+              <w:spacing w:lineRule="auto" w:line="240" w:before="40" w:after="40"/>
             </w:pPr>
             <w:r>
               <w:t xml:space="preserve">inline_prefix</w:t>
@@ -2295,8 +2295,8 @@
             <w:pPr>
               <w:pStyle w:val="Compact"/>
               <w:jc w:val="left"/>
-              <w:ind w:left="0" w:right="0" w:firstLine="0"/>
-              <w:spacing w:after="40" w:before="40" w:line="240" w:lineRule="auto"/>
+              <w:ind w:firstLine="0" w:left="0" w:right="0"/>
+              <w:spacing w:lineRule="auto" w:line="240" w:before="40" w:after="40"/>
             </w:pPr>
             <w:r>
               <w:t xml:space="preserve">TEXT</w:t>
@@ -2309,8 +2309,8 @@
             <w:pPr>
               <w:pStyle w:val="Compact"/>
               <w:jc w:val="left"/>
-              <w:ind w:left="0" w:right="0" w:firstLine="0"/>
-              <w:spacing w:after="40" w:before="40" w:line="240" w:lineRule="auto"/>
+              <w:ind w:firstLine="0" w:left="0" w:right="0"/>
+              <w:spacing w:lineRule="auto" w:line="240" w:before="40" w:after="40"/>
             </w:pPr>
             <w:r>
               <w:t xml:space="preserve">Prefix for inline syntax (e.g. abbrev)</w:t>
@@ -2325,8 +2325,8 @@
             <w:pPr>
               <w:pStyle w:val="Compact"/>
               <w:jc w:val="left"/>
-              <w:ind w:left="0" w:right="0" w:firstLine="0"/>
-              <w:spacing w:after="40" w:before="40" w:line="240" w:lineRule="auto"/>
+              <w:ind w:firstLine="0" w:left="0" w:right="0"/>
+              <w:spacing w:lineRule="auto" w:line="240" w:before="40" w:after="40"/>
             </w:pPr>
             <w:r>
               <w:t xml:space="preserve">materializer_type</w:t>
@@ -2339,8 +2339,8 @@
             <w:pPr>
               <w:pStyle w:val="Compact"/>
               <w:jc w:val="left"/>
-              <w:ind w:left="0" w:right="0" w:firstLine="0"/>
-              <w:spacing w:after="40" w:before="40" w:line="240" w:lineRule="auto"/>
+              <w:ind w:firstLine="0" w:left="0" w:right="0"/>
+              <w:spacing w:lineRule="auto" w:line="240" w:before="40" w:after="40"/>
             </w:pPr>
             <w:r>
               <w:t xml:space="preserve">TEXT</w:t>
@@ -2353,8 +2353,8 @@
             <w:pPr>
               <w:pStyle w:val="Compact"/>
               <w:jc w:val="left"/>
-              <w:ind w:left="0" w:right="0" w:firstLine="0"/>
-              <w:spacing w:after="40" w:before="40" w:line="240" w:lineRule="auto"/>
+              <w:ind w:firstLine="0" w:left="0" w:right="0"/>
+              <w:spacing w:lineRule="auto" w:line="240" w:before="40" w:after="40"/>
             </w:pPr>
             <w:r>
               <w:t xml:space="preserve">Materialization strategy (toc, lof, abbrev_list, custom)</w:t>
@@ -2369,8 +2369,8 @@
             <w:pPr>
               <w:pStyle w:val="Compact"/>
               <w:jc w:val="left"/>
-              <w:ind w:left="0" w:right="0" w:firstLine="0"/>
-              <w:spacing w:after="40" w:before="40" w:line="240" w:lineRule="auto"/>
+              <w:ind w:firstLine="0" w:left="0" w:right="0"/>
+              <w:spacing w:lineRule="auto" w:line="240" w:before="40" w:after="40"/>
             </w:pPr>
             <w:r>
               <w:t xml:space="preserve">view_subtype_ref</w:t>
@@ -2383,8 +2383,8 @@
             <w:pPr>
               <w:pStyle w:val="Compact"/>
               <w:jc w:val="left"/>
-              <w:ind w:left="0" w:right="0" w:firstLine="0"/>
-              <w:spacing w:after="40" w:before="40" w:line="240" w:lineRule="auto"/>
+              <w:ind w:firstLine="0" w:left="0" w:right="0"/>
+              <w:spacing w:lineRule="auto" w:line="240" w:before="40" w:after="40"/>
             </w:pPr>
             <w:r>
               <w:t xml:space="preserve">TEXT</w:t>
@@ -2397,8 +2397,8 @@
             <w:pPr>
               <w:pStyle w:val="Compact"/>
               <w:jc w:val="left"/>
-              <w:ind w:left="0" w:right="0" w:firstLine="0"/>
-              <w:spacing w:after="40" w:before="40" w:line="240" w:lineRule="auto"/>
+              <w:ind w:firstLine="0" w:left="0" w:right="0"/>
+              <w:spacing w:lineRule="auto" w:line="240" w:before="40" w:after="40"/>
             </w:pPr>
             <w:r>
               <w:t xml:space="preserve">Parent view type for subtyped views</w:t>
@@ -2413,8 +2413,8 @@
             <w:pPr>
               <w:pStyle w:val="Compact"/>
               <w:jc w:val="left"/>
-              <w:ind w:left="0" w:right="0" w:firstLine="0"/>
-              <w:spacing w:after="40" w:before="40" w:line="240" w:lineRule="auto"/>
+              <w:ind w:firstLine="0" w:left="0" w:right="0"/>
+              <w:spacing w:lineRule="auto" w:line="240" w:before="40" w:after="40"/>
             </w:pPr>
             <w:r>
               <w:t xml:space="preserve">needs_external_render</w:t>
@@ -2427,8 +2427,8 @@
             <w:pPr>
               <w:pStyle w:val="Compact"/>
               <w:jc w:val="left"/>
-              <w:ind w:left="0" w:right="0" w:firstLine="0"/>
-              <w:spacing w:after="40" w:before="40" w:line="240" w:lineRule="auto"/>
+              <w:ind w:firstLine="0" w:left="0" w:right="0"/>
+              <w:spacing w:lineRule="auto" w:line="240" w:before="40" w:after="40"/>
             </w:pPr>
             <w:r>
               <w:t xml:space="preserve">INTEGER DEFAULT 0</w:t>
@@ -2441,8 +2441,8 @@
             <w:pPr>
               <w:pStyle w:val="Compact"/>
               <w:jc w:val="left"/>
-              <w:ind w:left="0" w:right="0" w:firstLine="0"/>
-              <w:spacing w:after="40" w:before="40" w:line="240" w:lineRule="auto"/>
+              <w:ind w:firstLine="0" w:left="0" w:right="0"/>
+              <w:spacing w:lineRule="auto" w:line="240" w:before="40" w:after="40"/>
             </w:pPr>
             <w:r>
               <w:t xml:space="preserve">1 = requires external tool</w:t>
@@ -2475,12 +2475,12 @@
     </w:p>
     <w:p>
       <w:pPr>
-        <w:spacing w:lineRule="exact" w:line="20" w:after="0" w:before="0"/>
+        <w:spacing w:before="0" w:lineRule="exact" w:after="0" w:line="20"/>
         <w:rPr>
           <w:sz w:val="2"/>
         </w:rPr>
       </w:pPr>
-      <w:bookmarkStart w:name="csv-tbl-spec-types" w:id="23102"/>
+      <w:bookmarkStart w:id="23102" w:name="csv-tbl-spec-types"/>
       <w:bookmarkEnd w:id="23102"/>
     </w:p>
     <w:p>
@@ -2517,12 +2517,12 @@
         <w:tblLook w:firstRow="1" w:lastRow="0" w:firstColumn="0" w:lastColumn="0" w:noHBand="0" w:noVBand="0" w:val="0020"/>
         <w:jc w:val="start"/>
         <w:tblBorders>
-          <w:top w:sz="6" w:color="000000" w:val="single" w:space="0"/>
-          <w:left w:sz="6" w:color="000000" w:val="single" w:space="0"/>
-          <w:bottom w:sz="6" w:color="000000" w:val="single" w:space="0"/>
-          <w:right w:sz="6" w:color="000000" w:val="single" w:space="0"/>
-          <w:insideH w:sz="6" w:color="000000" w:val="single" w:space="0"/>
-          <w:insideV w:sz="6" w:color="000000" w:val="single" w:space="0"/>
+          <w:top w:val="single" w:sz="6" w:space="0" w:color="000000"/>
+          <w:left w:val="single" w:sz="6" w:space="0" w:color="000000"/>
+          <w:bottom w:val="single" w:sz="6" w:space="0" w:color="000000"/>
+          <w:right w:val="single" w:sz="6" w:space="0" w:color="000000"/>
+          <w:insideH w:val="single" w:sz="6" w:space="0" w:color="000000"/>
+          <w:insideV w:val="single" w:sz="6" w:space="0" w:color="000000"/>
         </w:tblBorders>
         <w:tblCellMar>
           <w:top w:w="57" w:type="dxa"/>
@@ -2542,14 +2542,14 @@
         </w:trPr>
         <w:tc>
           <w:tcPr>
-            <w:shd w:fill="E8E8E8" w:color="auto" w:val="clear"/>
+            <w:shd w:val="clear" w:fill="E8E8E8" w:color="auto"/>
           </w:tcPr>
           <w:p>
             <w:pPr>
               <w:pStyle w:val="Compact"/>
               <w:jc w:val="left"/>
-              <w:ind w:left="0" w:right="0" w:firstLine="0"/>
-              <w:spacing w:after="40" w:before="40" w:line="240" w:lineRule="auto"/>
+              <w:ind w:firstLine="0" w:left="0" w:right="0"/>
+              <w:spacing w:lineRule="auto" w:line="240" w:before="40" w:after="40"/>
             </w:pPr>
             <w:r>
               <w:rPr>
@@ -2561,14 +2561,14 @@
         </w:tc>
         <w:tc>
           <w:tcPr>
-            <w:shd w:fill="E8E8E8" w:color="auto" w:val="clear"/>
+            <w:shd w:val="clear" w:fill="E8E8E8" w:color="auto"/>
           </w:tcPr>
           <w:p>
             <w:pPr>
               <w:pStyle w:val="Compact"/>
               <w:jc w:val="left"/>
-              <w:ind w:left="0" w:right="0" w:firstLine="0"/>
-              <w:spacing w:after="40" w:before="40" w:line="240" w:lineRule="auto"/>
+              <w:ind w:firstLine="0" w:left="0" w:right="0"/>
+              <w:spacing w:lineRule="auto" w:line="240" w:before="40" w:after="40"/>
             </w:pPr>
             <w:r>
               <w:rPr>
@@ -2580,14 +2580,14 @@
         </w:tc>
         <w:tc>
           <w:tcPr>
-            <w:shd w:fill="E8E8E8" w:color="auto" w:val="clear"/>
+            <w:shd w:val="clear" w:fill="E8E8E8" w:color="auto"/>
           </w:tcPr>
           <w:p>
             <w:pPr>
               <w:pStyle w:val="Compact"/>
               <w:jc w:val="left"/>
-              <w:ind w:left="0" w:right="0" w:firstLine="0"/>
-              <w:spacing w:after="40" w:before="40" w:line="240" w:lineRule="auto"/>
+              <w:ind w:firstLine="0" w:left="0" w:right="0"/>
+              <w:spacing w:lineRule="auto" w:line="240" w:before="40" w:after="40"/>
             </w:pPr>
             <w:r>
               <w:rPr>
@@ -2605,8 +2605,8 @@
             <w:pPr>
               <w:pStyle w:val="Compact"/>
               <w:jc w:val="left"/>
-              <w:ind w:left="0" w:right="0" w:firstLine="0"/>
-              <w:spacing w:after="40" w:before="40" w:line="240" w:lineRule="auto"/>
+              <w:ind w:firstLine="0" w:left="0" w:right="0"/>
+              <w:spacing w:lineRule="auto" w:line="240" w:before="40" w:after="40"/>
             </w:pPr>
             <w:r>
               <w:t xml:space="preserve">identifier</w:t>
@@ -2619,8 +2619,8 @@
             <w:pPr>
               <w:pStyle w:val="Compact"/>
               <w:jc w:val="left"/>
-              <w:ind w:left="0" w:right="0" w:firstLine="0"/>
-              <w:spacing w:after="40" w:before="40" w:line="240" w:lineRule="auto"/>
+              <w:ind w:firstLine="0" w:left="0" w:right="0"/>
+              <w:spacing w:lineRule="auto" w:line="240" w:before="40" w:after="40"/>
             </w:pPr>
             <w:r>
               <w:t xml:space="preserve">TEXT PK</w:t>
@@ -2633,8 +2633,8 @@
             <w:pPr>
               <w:pStyle w:val="Compact"/>
               <w:jc w:val="left"/>
-              <w:ind w:left="0" w:right="0" w:firstLine="0"/>
-              <w:spacing w:after="40" w:before="40" w:line="240" w:lineRule="auto"/>
+              <w:ind w:firstLine="0" w:left="0" w:right="0"/>
+              <w:spacing w:lineRule="auto" w:line="240" w:before="40" w:after="40"/>
             </w:pPr>
             <w:r>
               <w:t xml:space="preserve">Unique specification type code</w:t>
@@ -2649,8 +2649,8 @@
             <w:pPr>
               <w:pStyle w:val="Compact"/>
               <w:jc w:val="left"/>
-              <w:ind w:left="0" w:right="0" w:firstLine="0"/>
-              <w:spacing w:after="40" w:before="40" w:line="240" w:lineRule="auto"/>
+              <w:ind w:firstLine="0" w:left="0" w:right="0"/>
+              <w:spacing w:lineRule="auto" w:line="240" w:before="40" w:after="40"/>
             </w:pPr>
             <w:r>
               <w:t xml:space="preserve">long_name</w:t>
@@ -2663,8 +2663,8 @@
             <w:pPr>
               <w:pStyle w:val="Compact"/>
               <w:jc w:val="left"/>
-              <w:ind w:left="0" w:right="0" w:firstLine="0"/>
-              <w:spacing w:after="40" w:before="40" w:line="240" w:lineRule="auto"/>
+              <w:ind w:firstLine="0" w:left="0" w:right="0"/>
+              <w:spacing w:lineRule="auto" w:line="240" w:before="40" w:after="40"/>
             </w:pPr>
             <w:r>
               <w:t xml:space="preserve">TEXT NOT NULL UNIQUE</w:t>
@@ -2677,8 +2677,8 @@
             <w:pPr>
               <w:pStyle w:val="Compact"/>
               <w:jc w:val="left"/>
-              <w:ind w:left="0" w:right="0" w:firstLine="0"/>
-              <w:spacing w:after="40" w:before="40" w:line="240" w:lineRule="auto"/>
+              <w:ind w:firstLine="0" w:left="0" w:right="0"/>
+              <w:spacing w:lineRule="auto" w:line="240" w:before="40" w:after="40"/>
             </w:pPr>
             <w:r>
               <w:t xml:space="preserve">Human-readable name</w:t>
@@ -2693,8 +2693,8 @@
             <w:pPr>
               <w:pStyle w:val="Compact"/>
               <w:jc w:val="left"/>
-              <w:ind w:left="0" w:right="0" w:firstLine="0"/>
-              <w:spacing w:after="40" w:before="40" w:line="240" w:lineRule="auto"/>
+              <w:ind w:firstLine="0" w:left="0" w:right="0"/>
+              <w:spacing w:lineRule="auto" w:line="240" w:before="40" w:after="40"/>
             </w:pPr>
             <w:r>
               <w:t xml:space="preserve">description</w:t>
@@ -2707,8 +2707,8 @@
             <w:pPr>
               <w:pStyle w:val="Compact"/>
               <w:jc w:val="left"/>
-              <w:ind w:left="0" w:right="0" w:firstLine="0"/>
-              <w:spacing w:after="40" w:before="40" w:line="240" w:lineRule="auto"/>
+              <w:ind w:firstLine="0" w:left="0" w:right="0"/>
+              <w:spacing w:lineRule="auto" w:line="240" w:before="40" w:after="40"/>
             </w:pPr>
             <w:r>
               <w:t xml:space="preserve">TEXT</w:t>
@@ -2721,8 +2721,8 @@
             <w:pPr>
               <w:pStyle w:val="Compact"/>
               <w:jc w:val="left"/>
-              <w:ind w:left="0" w:right="0" w:firstLine="0"/>
-              <w:spacing w:after="40" w:before="40" w:line="240" w:lineRule="auto"/>
+              <w:ind w:firstLine="0" w:left="0" w:right="0"/>
+              <w:spacing w:lineRule="auto" w:line="240" w:before="40" w:after="40"/>
             </w:pPr>
             <w:r>
               <w:t xml:space="preserve">Documentation</w:t>
@@ -2737,8 +2737,8 @@
             <w:pPr>
               <w:pStyle w:val="Compact"/>
               <w:jc w:val="left"/>
-              <w:ind w:left="0" w:right="0" w:firstLine="0"/>
-              <w:spacing w:after="40" w:before="40" w:line="240" w:lineRule="auto"/>
+              <w:ind w:firstLine="0" w:left="0" w:right="0"/>
+              <w:spacing w:lineRule="auto" w:line="240" w:before="40" w:after="40"/>
             </w:pPr>
             <w:r>
               <w:t xml:space="preserve">extends</w:t>
@@ -2751,8 +2751,8 @@
             <w:pPr>
               <w:pStyle w:val="Compact"/>
               <w:jc w:val="left"/>
-              <w:ind w:left="0" w:right="0" w:firstLine="0"/>
-              <w:spacing w:after="40" w:before="40" w:line="240" w:lineRule="auto"/>
+              <w:ind w:firstLine="0" w:left="0" w:right="0"/>
+              <w:spacing w:lineRule="auto" w:line="240" w:before="40" w:after="40"/>
             </w:pPr>
             <w:r>
               <w:t xml:space="preserve">TEXT</w:t>
@@ -2765,8 +2765,8 @@
             <w:pPr>
               <w:pStyle w:val="Compact"/>
               <w:jc w:val="left"/>
-              <w:ind w:left="0" w:right="0" w:firstLine="0"/>
-              <w:spacing w:after="40" w:before="40" w:line="240" w:lineRule="auto"/>
+              <w:ind w:firstLine="0" w:left="0" w:right="0"/>
+              <w:spacing w:lineRule="auto" w:line="240" w:before="40" w:after="40"/>
             </w:pPr>
             <w:r>
               <w:t xml:space="preserve">Parent type for inheritance</w:t>
@@ -2781,8 +2781,8 @@
             <w:pPr>
               <w:pStyle w:val="Compact"/>
               <w:jc w:val="left"/>
-              <w:ind w:left="0" w:right="0" w:firstLine="0"/>
-              <w:spacing w:after="40" w:before="40" w:line="240" w:lineRule="auto"/>
+              <w:ind w:firstLine="0" w:left="0" w:right="0"/>
+              <w:spacing w:lineRule="auto" w:line="240" w:before="40" w:after="40"/>
             </w:pPr>
             <w:r>
               <w:t xml:space="preserve">is_default</w:t>
@@ -2795,8 +2795,8 @@
             <w:pPr>
               <w:pStyle w:val="Compact"/>
               <w:jc w:val="left"/>
-              <w:ind w:left="0" w:right="0" w:firstLine="0"/>
-              <w:spacing w:after="40" w:before="40" w:line="240" w:lineRule="auto"/>
+              <w:ind w:firstLine="0" w:left="0" w:right="0"/>
+              <w:spacing w:lineRule="auto" w:line="240" w:before="40" w:after="40"/>
             </w:pPr>
             <w:r>
               <w:t xml:space="preserve">INTEGER DEFAULT 0</w:t>
@@ -2809,8 +2809,8 @@
             <w:pPr>
               <w:pStyle w:val="Compact"/>
               <w:jc w:val="left"/>
-              <w:ind w:left="0" w:right="0" w:firstLine="0"/>
-              <w:spacing w:after="40" w:before="40" w:line="240" w:lineRule="auto"/>
+              <w:ind w:firstLine="0" w:left="0" w:right="0"/>
+              <w:spacing w:lineRule="auto" w:line="240" w:before="40" w:after="40"/>
             </w:pPr>
             <w:r>
               <w:t xml:space="preserve">1 = default when no explicit type</w:t>
@@ -2843,12 +2843,12 @@
     </w:p>
     <w:p>
       <w:pPr>
-        <w:spacing w:lineRule="exact" w:line="20" w:after="0" w:before="0"/>
+        <w:spacing w:before="0" w:lineRule="exact" w:after="0" w:line="20"/>
         <w:rPr>
           <w:sz w:val="2"/>
         </w:rPr>
       </w:pPr>
-      <w:bookmarkStart w:name="csv-tbl-datatypes" w:id="92410"/>
+      <w:bookmarkStart w:id="92410" w:name="csv-tbl-datatypes"/>
       <w:bookmarkEnd w:id="92410"/>
     </w:p>
     <w:p>
@@ -2885,12 +2885,12 @@
         <w:tblLook w:firstRow="1" w:lastRow="0" w:firstColumn="0" w:lastColumn="0" w:noHBand="0" w:noVBand="0" w:val="0020"/>
         <w:jc w:val="start"/>
         <w:tblBorders>
-          <w:top w:sz="6" w:color="000000" w:val="single" w:space="0"/>
-          <w:left w:sz="6" w:color="000000" w:val="single" w:space="0"/>
-          <w:bottom w:sz="6" w:color="000000" w:val="single" w:space="0"/>
-          <w:right w:sz="6" w:color="000000" w:val="single" w:space="0"/>
-          <w:insideH w:sz="6" w:color="000000" w:val="single" w:space="0"/>
-          <w:insideV w:sz="6" w:color="000000" w:val="single" w:space="0"/>
+          <w:top w:val="single" w:sz="6" w:space="0" w:color="000000"/>
+          <w:left w:val="single" w:sz="6" w:space="0" w:color="000000"/>
+          <w:bottom w:val="single" w:sz="6" w:space="0" w:color="000000"/>
+          <w:right w:val="single" w:sz="6" w:space="0" w:color="000000"/>
+          <w:insideH w:val="single" w:sz="6" w:space="0" w:color="000000"/>
+          <w:insideV w:val="single" w:sz="6" w:space="0" w:color="000000"/>
         </w:tblBorders>
         <w:tblCellMar>
           <w:top w:w="57" w:type="dxa"/>
@@ -2910,14 +2910,14 @@
         </w:trPr>
         <w:tc>
           <w:tcPr>
-            <w:shd w:fill="E8E8E8" w:color="auto" w:val="clear"/>
+            <w:shd w:val="clear" w:fill="E8E8E8" w:color="auto"/>
           </w:tcPr>
           <w:p>
             <w:pPr>
               <w:pStyle w:val="Compact"/>
               <w:jc w:val="left"/>
-              <w:ind w:left="0" w:right="0" w:firstLine="0"/>
-              <w:spacing w:after="40" w:before="40" w:line="240" w:lineRule="auto"/>
+              <w:ind w:firstLine="0" w:left="0" w:right="0"/>
+              <w:spacing w:lineRule="auto" w:line="240" w:before="40" w:after="40"/>
             </w:pPr>
             <w:r>
               <w:rPr>
@@ -2929,14 +2929,14 @@
         </w:tc>
         <w:tc>
           <w:tcPr>
-            <w:shd w:fill="E8E8E8" w:color="auto" w:val="clear"/>
+            <w:shd w:val="clear" w:fill="E8E8E8" w:color="auto"/>
           </w:tcPr>
           <w:p>
             <w:pPr>
               <w:pStyle w:val="Compact"/>
               <w:jc w:val="left"/>
-              <w:ind w:left="0" w:right="0" w:firstLine="0"/>
-              <w:spacing w:after="40" w:before="40" w:line="240" w:lineRule="auto"/>
+              <w:ind w:firstLine="0" w:left="0" w:right="0"/>
+              <w:spacing w:lineRule="auto" w:line="240" w:before="40" w:after="40"/>
             </w:pPr>
             <w:r>
               <w:rPr>
@@ -2948,14 +2948,14 @@
         </w:tc>
         <w:tc>
           <w:tcPr>
-            <w:shd w:fill="E8E8E8" w:color="auto" w:val="clear"/>
+            <w:shd w:val="clear" w:fill="E8E8E8" w:color="auto"/>
           </w:tcPr>
           <w:p>
             <w:pPr>
               <w:pStyle w:val="Compact"/>
               <w:jc w:val="left"/>
-              <w:ind w:left="0" w:right="0" w:firstLine="0"/>
-              <w:spacing w:after="40" w:before="40" w:line="240" w:lineRule="auto"/>
+              <w:ind w:firstLine="0" w:left="0" w:right="0"/>
+              <w:spacing w:lineRule="auto" w:line="240" w:before="40" w:after="40"/>
             </w:pPr>
             <w:r>
               <w:rPr>
@@ -2973,8 +2973,8 @@
             <w:pPr>
               <w:pStyle w:val="Compact"/>
               <w:jc w:val="left"/>
-              <w:ind w:left="0" w:right="0" w:firstLine="0"/>
-              <w:spacing w:after="40" w:before="40" w:line="240" w:lineRule="auto"/>
+              <w:ind w:firstLine="0" w:left="0" w:right="0"/>
+              <w:spacing w:lineRule="auto" w:line="240" w:before="40" w:after="40"/>
             </w:pPr>
             <w:r>
               <w:t xml:space="preserve">identifier</w:t>
@@ -2987,8 +2987,8 @@
             <w:pPr>
               <w:pStyle w:val="Compact"/>
               <w:jc w:val="left"/>
-              <w:ind w:left="0" w:right="0" w:firstLine="0"/>
-              <w:spacing w:after="40" w:before="40" w:line="240" w:lineRule="auto"/>
+              <w:ind w:firstLine="0" w:left="0" w:right="0"/>
+              <w:spacing w:lineRule="auto" w:line="240" w:before="40" w:after="40"/>
             </w:pPr>
             <w:r>
               <w:t xml:space="preserve">TEXT PK</w:t>
@@ -3001,8 +3001,8 @@
             <w:pPr>
               <w:pStyle w:val="Compact"/>
               <w:jc w:val="left"/>
-              <w:ind w:left="0" w:right="0" w:firstLine="0"/>
-              <w:spacing w:after="40" w:before="40" w:line="240" w:lineRule="auto"/>
+              <w:ind w:firstLine="0" w:left="0" w:right="0"/>
+              <w:spacing w:lineRule="auto" w:line="240" w:before="40" w:after="40"/>
             </w:pPr>
             <w:r>
               <w:t xml:space="preserve">Unique datatype ID</w:t>
@@ -3017,8 +3017,8 @@
             <w:pPr>
               <w:pStyle w:val="Compact"/>
               <w:jc w:val="left"/>
-              <w:ind w:left="0" w:right="0" w:firstLine="0"/>
-              <w:spacing w:after="40" w:before="40" w:line="240" w:lineRule="auto"/>
+              <w:ind w:firstLine="0" w:left="0" w:right="0"/>
+              <w:spacing w:lineRule="auto" w:line="240" w:before="40" w:after="40"/>
             </w:pPr>
             <w:r>
               <w:t xml:space="preserve">long_name</w:t>
@@ -3031,8 +3031,8 @@
             <w:pPr>
               <w:pStyle w:val="Compact"/>
               <w:jc w:val="left"/>
-              <w:ind w:left="0" w:right="0" w:firstLine="0"/>
-              <w:spacing w:after="40" w:before="40" w:line="240" w:lineRule="auto"/>
+              <w:ind w:firstLine="0" w:left="0" w:right="0"/>
+              <w:spacing w:lineRule="auto" w:line="240" w:before="40" w:after="40"/>
             </w:pPr>
             <w:r>
               <w:t xml:space="preserve">TEXT NOT NULL UNIQUE</w:t>
@@ -3045,8 +3045,8 @@
             <w:pPr>
               <w:pStyle w:val="Compact"/>
               <w:jc w:val="left"/>
-              <w:ind w:left="0" w:right="0" w:firstLine="0"/>
-              <w:spacing w:after="40" w:before="40" w:line="240" w:lineRule="auto"/>
+              <w:ind w:firstLine="0" w:left="0" w:right="0"/>
+              <w:spacing w:lineRule="auto" w:line="240" w:before="40" w:after="40"/>
             </w:pPr>
             <w:r>
               <w:t xml:space="preserve">Human-readable name</w:t>
@@ -3061,8 +3061,8 @@
             <w:pPr>
               <w:pStyle w:val="Compact"/>
               <w:jc w:val="left"/>
-              <w:ind w:left="0" w:right="0" w:firstLine="0"/>
-              <w:spacing w:after="40" w:before="40" w:line="240" w:lineRule="auto"/>
+              <w:ind w:firstLine="0" w:left="0" w:right="0"/>
+              <w:spacing w:lineRule="auto" w:line="240" w:before="40" w:after="40"/>
             </w:pPr>
             <w:r>
               <w:t xml:space="preserve">type</w:t>
@@ -3075,8 +3075,8 @@
             <w:pPr>
               <w:pStyle w:val="Compact"/>
               <w:jc w:val="left"/>
-              <w:ind w:left="0" w:right="0" w:firstLine="0"/>
-              <w:spacing w:after="40" w:before="40" w:line="240" w:lineRule="auto"/>
+              <w:ind w:firstLine="0" w:left="0" w:right="0"/>
+              <w:spacing w:lineRule="auto" w:line="240" w:before="40" w:after="40"/>
             </w:pPr>
             <w:r>
               <w:t xml:space="preserve">TEXT NOT NULL</w:t>
@@ -3089,8 +3089,8 @@
             <w:pPr>
               <w:pStyle w:val="Compact"/>
               <w:jc w:val="left"/>
-              <w:ind w:left="0" w:right="0" w:firstLine="0"/>
-              <w:spacing w:after="40" w:before="40" w:line="240" w:lineRule="auto"/>
+              <w:ind w:firstLine="0" w:left="0" w:right="0"/>
+              <w:spacing w:lineRule="auto" w:line="240" w:before="40" w:after="40"/>
             </w:pPr>
             <w:r>
               <w:t xml:space="preserve">Primitive category: STRING, INTEGER, REAL, BOOLEAN, DATE, ENUM, XHTML</w:t>
@@ -3161,12 +3161,12 @@
     </w:p>
     <w:p>
       <w:pPr>
-        <w:spacing w:lineRule="exact" w:line="20" w:after="0" w:before="0"/>
+        <w:spacing w:before="0" w:lineRule="exact" w:after="0" w:line="20"/>
         <w:rPr>
           <w:sz w:val="2"/>
         </w:rPr>
       </w:pPr>
-      <w:bookmarkStart w:name="csv-tbl-attr-types" w:id="47668"/>
+      <w:bookmarkStart w:id="47668" w:name="csv-tbl-attr-types"/>
       <w:bookmarkEnd w:id="47668"/>
     </w:p>
     <w:p>
@@ -3203,12 +3203,12 @@
         <w:tblLook w:firstRow="1" w:lastRow="0" w:firstColumn="0" w:lastColumn="0" w:noHBand="0" w:noVBand="0" w:val="0020"/>
         <w:jc w:val="start"/>
         <w:tblBorders>
-          <w:top w:sz="6" w:color="000000" w:val="single" w:space="0"/>
-          <w:left w:sz="6" w:color="000000" w:val="single" w:space="0"/>
-          <w:bottom w:sz="6" w:color="000000" w:val="single" w:space="0"/>
-          <w:right w:sz="6" w:color="000000" w:val="single" w:space="0"/>
-          <w:insideH w:sz="6" w:color="000000" w:val="single" w:space="0"/>
-          <w:insideV w:sz="6" w:color="000000" w:val="single" w:space="0"/>
+          <w:top w:val="single" w:sz="6" w:space="0" w:color="000000"/>
+          <w:left w:val="single" w:sz="6" w:space="0" w:color="000000"/>
+          <w:bottom w:val="single" w:sz="6" w:space="0" w:color="000000"/>
+          <w:right w:val="single" w:sz="6" w:space="0" w:color="000000"/>
+          <w:insideH w:val="single" w:sz="6" w:space="0" w:color="000000"/>
+          <w:insideV w:val="single" w:sz="6" w:space="0" w:color="000000"/>
         </w:tblBorders>
         <w:tblCellMar>
           <w:top w:w="57" w:type="dxa"/>
@@ -3228,14 +3228,14 @@
         </w:trPr>
         <w:tc>
           <w:tcPr>
-            <w:shd w:fill="E8E8E8" w:color="auto" w:val="clear"/>
+            <w:shd w:val="clear" w:fill="E8E8E8" w:color="auto"/>
           </w:tcPr>
           <w:p>
             <w:pPr>
               <w:pStyle w:val="Compact"/>
               <w:jc w:val="left"/>
-              <w:ind w:left="0" w:right="0" w:firstLine="0"/>
-              <w:spacing w:after="40" w:before="40" w:line="240" w:lineRule="auto"/>
+              <w:ind w:firstLine="0" w:left="0" w:right="0"/>
+              <w:spacing w:lineRule="auto" w:line="240" w:before="40" w:after="40"/>
             </w:pPr>
             <w:r>
               <w:rPr>
@@ -3247,14 +3247,14 @@
         </w:tc>
         <w:tc>
           <w:tcPr>
-            <w:shd w:fill="E8E8E8" w:color="auto" w:val="clear"/>
+            <w:shd w:val="clear" w:fill="E8E8E8" w:color="auto"/>
           </w:tcPr>
           <w:p>
             <w:pPr>
               <w:pStyle w:val="Compact"/>
               <w:jc w:val="left"/>
-              <w:ind w:left="0" w:right="0" w:firstLine="0"/>
-              <w:spacing w:after="40" w:before="40" w:line="240" w:lineRule="auto"/>
+              <w:ind w:firstLine="0" w:left="0" w:right="0"/>
+              <w:spacing w:lineRule="auto" w:line="240" w:before="40" w:after="40"/>
             </w:pPr>
             <w:r>
               <w:rPr>
@@ -3266,14 +3266,14 @@
         </w:tc>
         <w:tc>
           <w:tcPr>
-            <w:shd w:fill="E8E8E8" w:color="auto" w:val="clear"/>
+            <w:shd w:val="clear" w:fill="E8E8E8" w:color="auto"/>
           </w:tcPr>
           <w:p>
             <w:pPr>
               <w:pStyle w:val="Compact"/>
               <w:jc w:val="left"/>
-              <w:ind w:left="0" w:right="0" w:firstLine="0"/>
-              <w:spacing w:after="40" w:before="40" w:line="240" w:lineRule="auto"/>
+              <w:ind w:firstLine="0" w:left="0" w:right="0"/>
+              <w:spacing w:lineRule="auto" w:line="240" w:before="40" w:after="40"/>
             </w:pPr>
             <w:r>
               <w:rPr>
@@ -3291,8 +3291,8 @@
             <w:pPr>
               <w:pStyle w:val="Compact"/>
               <w:jc w:val="left"/>
-              <w:ind w:left="0" w:right="0" w:firstLine="0"/>
-              <w:spacing w:after="40" w:before="40" w:line="240" w:lineRule="auto"/>
+              <w:ind w:firstLine="0" w:left="0" w:right="0"/>
+              <w:spacing w:lineRule="auto" w:line="240" w:before="40" w:after="40"/>
             </w:pPr>
             <w:r>
               <w:t xml:space="preserve">identifier</w:t>
@@ -3305,8 +3305,8 @@
             <w:pPr>
               <w:pStyle w:val="Compact"/>
               <w:jc w:val="left"/>
-              <w:ind w:left="0" w:right="0" w:firstLine="0"/>
-              <w:spacing w:after="40" w:before="40" w:line="240" w:lineRule="auto"/>
+              <w:ind w:firstLine="0" w:left="0" w:right="0"/>
+              <w:spacing w:lineRule="auto" w:line="240" w:before="40" w:after="40"/>
             </w:pPr>
             <w:r>
               <w:t xml:space="preserve">TEXT PK</w:t>
@@ -3319,8 +3319,8 @@
             <w:pPr>
               <w:pStyle w:val="Compact"/>
               <w:jc w:val="left"/>
-              <w:ind w:left="0" w:right="0" w:firstLine="0"/>
-              <w:spacing w:after="40" w:before="40" w:line="240" w:lineRule="auto"/>
+              <w:ind w:firstLine="0" w:left="0" w:right="0"/>
+              <w:spacing w:lineRule="auto" w:line="240" w:before="40" w:after="40"/>
             </w:pPr>
             <w:r>
               <w:t xml:space="preserve">Unique attribute definition ID</w:t>
@@ -3335,8 +3335,8 @@
             <w:pPr>
               <w:pStyle w:val="Compact"/>
               <w:jc w:val="left"/>
-              <w:ind w:left="0" w:right="0" w:firstLine="0"/>
-              <w:spacing w:after="40" w:before="40" w:line="240" w:lineRule="auto"/>
+              <w:ind w:firstLine="0" w:left="0" w:right="0"/>
+              <w:spacing w:lineRule="auto" w:line="240" w:before="40" w:after="40"/>
             </w:pPr>
             <w:r>
               <w:t xml:space="preserve">owner_type_ref</w:t>
@@ -3349,8 +3349,8 @@
             <w:pPr>
               <w:pStyle w:val="Compact"/>
               <w:jc w:val="left"/>
-              <w:ind w:left="0" w:right="0" w:firstLine="0"/>
-              <w:spacing w:after="40" w:before="40" w:line="240" w:lineRule="auto"/>
+              <w:ind w:firstLine="0" w:left="0" w:right="0"/>
+              <w:spacing w:lineRule="auto" w:line="240" w:before="40" w:after="40"/>
             </w:pPr>
             <w:r>
               <w:t xml:space="preserve">TEXT NOT NULL FK</w:t>
@@ -3363,8 +3363,8 @@
             <w:pPr>
               <w:pStyle w:val="Compact"/>
               <w:jc w:val="left"/>
-              <w:ind w:left="0" w:right="0" w:firstLine="0"/>
-              <w:spacing w:after="40" w:before="40" w:line="240" w:lineRule="auto"/>
+              <w:ind w:firstLine="0" w:left="0" w:right="0"/>
+              <w:spacing w:lineRule="auto" w:line="240" w:before="40" w:after="40"/>
             </w:pPr>
             <w:r>
               <w:t xml:space="preserve">Object type that owns this attribute</w:t>
@@ -3379,8 +3379,8 @@
             <w:pPr>
               <w:pStyle w:val="Compact"/>
               <w:jc w:val="left"/>
-              <w:ind w:left="0" w:right="0" w:firstLine="0"/>
-              <w:spacing w:after="40" w:before="40" w:line="240" w:lineRule="auto"/>
+              <w:ind w:firstLine="0" w:left="0" w:right="0"/>
+              <w:spacing w:lineRule="auto" w:line="240" w:before="40" w:after="40"/>
             </w:pPr>
             <w:r>
               <w:t xml:space="preserve">long_name</w:t>
@@ -3393,8 +3393,8 @@
             <w:pPr>
               <w:pStyle w:val="Compact"/>
               <w:jc w:val="left"/>
-              <w:ind w:left="0" w:right="0" w:firstLine="0"/>
-              <w:spacing w:after="40" w:before="40" w:line="240" w:lineRule="auto"/>
+              <w:ind w:firstLine="0" w:left="0" w:right="0"/>
+              <w:spacing w:lineRule="auto" w:line="240" w:before="40" w:after="40"/>
             </w:pPr>
             <w:r>
               <w:t xml:space="preserve">TEXT NOT NULL</w:t>
@@ -3407,8 +3407,8 @@
             <w:pPr>
               <w:pStyle w:val="Compact"/>
               <w:jc w:val="left"/>
-              <w:ind w:left="0" w:right="0" w:firstLine="0"/>
-              <w:spacing w:after="40" w:before="40" w:line="240" w:lineRule="auto"/>
+              <w:ind w:firstLine="0" w:left="0" w:right="0"/>
+              <w:spacing w:lineRule="auto" w:line="240" w:before="40" w:after="40"/>
             </w:pPr>
             <w:r>
               <w:t xml:space="preserve">Attribute name as written in source</w:t>
@@ -3423,8 +3423,8 @@
             <w:pPr>
               <w:pStyle w:val="Compact"/>
               <w:jc w:val="left"/>
-              <w:ind w:left="0" w:right="0" w:firstLine="0"/>
-              <w:spacing w:after="40" w:before="40" w:line="240" w:lineRule="auto"/>
+              <w:ind w:firstLine="0" w:left="0" w:right="0"/>
+              <w:spacing w:lineRule="auto" w:line="240" w:before="40" w:after="40"/>
             </w:pPr>
             <w:r>
               <w:t xml:space="preserve">datatype_ref</w:t>
@@ -3437,8 +3437,8 @@
             <w:pPr>
               <w:pStyle w:val="Compact"/>
               <w:jc w:val="left"/>
-              <w:ind w:left="0" w:right="0" w:firstLine="0"/>
-              <w:spacing w:after="40" w:before="40" w:line="240" w:lineRule="auto"/>
+              <w:ind w:firstLine="0" w:left="0" w:right="0"/>
+              <w:spacing w:lineRule="auto" w:line="240" w:before="40" w:after="40"/>
             </w:pPr>
             <w:r>
               <w:t xml:space="preserve">TEXT NOT NULL FK</w:t>
@@ -3451,8 +3451,8 @@
             <w:pPr>
               <w:pStyle w:val="Compact"/>
               <w:jc w:val="left"/>
-              <w:ind w:left="0" w:right="0" w:firstLine="0"/>
-              <w:spacing w:after="40" w:before="40" w:line="240" w:lineRule="auto"/>
+              <w:ind w:firstLine="0" w:left="0" w:right="0"/>
+              <w:spacing w:lineRule="auto" w:line="240" w:before="40" w:after="40"/>
             </w:pPr>
             <w:r>
               <w:t xml:space="preserve">Data type (FK to datatype_definitions)</w:t>
@@ -3467,8 +3467,8 @@
             <w:pPr>
               <w:pStyle w:val="Compact"/>
               <w:jc w:val="left"/>
-              <w:ind w:left="0" w:right="0" w:firstLine="0"/>
-              <w:spacing w:after="40" w:before="40" w:line="240" w:lineRule="auto"/>
+              <w:ind w:firstLine="0" w:left="0" w:right="0"/>
+              <w:spacing w:lineRule="auto" w:line="240" w:before="40" w:after="40"/>
             </w:pPr>
             <w:r>
               <w:t xml:space="preserve">min_occurs</w:t>
@@ -3481,8 +3481,8 @@
             <w:pPr>
               <w:pStyle w:val="Compact"/>
               <w:jc w:val="left"/>
-              <w:ind w:left="0" w:right="0" w:firstLine="0"/>
-              <w:spacing w:after="40" w:before="40" w:line="240" w:lineRule="auto"/>
+              <w:ind w:firstLine="0" w:left="0" w:right="0"/>
+              <w:spacing w:lineRule="auto" w:line="240" w:before="40" w:after="40"/>
             </w:pPr>
             <w:r>
               <w:t xml:space="preserve">INTEGER DEFAULT 0</w:t>
@@ -3495,8 +3495,8 @@
             <w:pPr>
               <w:pStyle w:val="Compact"/>
               <w:jc w:val="left"/>
-              <w:ind w:left="0" w:right="0" w:firstLine="0"/>
-              <w:spacing w:after="40" w:before="40" w:line="240" w:lineRule="auto"/>
+              <w:ind w:firstLine="0" w:left="0" w:right="0"/>
+              <w:spacing w:lineRule="auto" w:line="240" w:before="40" w:after="40"/>
             </w:pPr>
             <w:r>
               <w:t xml:space="preserve">Minimum occurrences (0 = optional)</w:t>
@@ -3511,8 +3511,8 @@
             <w:pPr>
               <w:pStyle w:val="Compact"/>
               <w:jc w:val="left"/>
-              <w:ind w:left="0" w:right="0" w:firstLine="0"/>
-              <w:spacing w:after="40" w:before="40" w:line="240" w:lineRule="auto"/>
+              <w:ind w:firstLine="0" w:left="0" w:right="0"/>
+              <w:spacing w:lineRule="auto" w:line="240" w:before="40" w:after="40"/>
             </w:pPr>
             <w:r>
               <w:t xml:space="preserve">max_occurs</w:t>
@@ -3525,8 +3525,8 @@
             <w:pPr>
               <w:pStyle w:val="Compact"/>
               <w:jc w:val="left"/>
-              <w:ind w:left="0" w:right="0" w:firstLine="0"/>
-              <w:spacing w:after="40" w:before="40" w:line="240" w:lineRule="auto"/>
+              <w:ind w:firstLine="0" w:left="0" w:right="0"/>
+              <w:spacing w:lineRule="auto" w:line="240" w:before="40" w:after="40"/>
             </w:pPr>
             <w:r>
               <w:t xml:space="preserve">INTEGER DEFAULT 1</w:t>
@@ -3539,8 +3539,8 @@
             <w:pPr>
               <w:pStyle w:val="Compact"/>
               <w:jc w:val="left"/>
-              <w:ind w:left="0" w:right="0" w:firstLine="0"/>
-              <w:spacing w:after="40" w:before="40" w:line="240" w:lineRule="auto"/>
+              <w:ind w:firstLine="0" w:left="0" w:right="0"/>
+              <w:spacing w:lineRule="auto" w:line="240" w:before="40" w:after="40"/>
             </w:pPr>
             <w:r>
               <w:t xml:space="preserve">Maximum occurrences</w:t>
@@ -3555,8 +3555,8 @@
             <w:pPr>
               <w:pStyle w:val="Compact"/>
               <w:jc w:val="left"/>
-              <w:ind w:left="0" w:right="0" w:firstLine="0"/>
-              <w:spacing w:after="40" w:before="40" w:line="240" w:lineRule="auto"/>
+              <w:ind w:firstLine="0" w:left="0" w:right="0"/>
+              <w:spacing w:lineRule="auto" w:line="240" w:before="40" w:after="40"/>
             </w:pPr>
             <w:r>
               <w:t xml:space="preserve">min_value</w:t>
@@ -3569,8 +3569,8 @@
             <w:pPr>
               <w:pStyle w:val="Compact"/>
               <w:jc w:val="left"/>
-              <w:ind w:left="0" w:right="0" w:firstLine="0"/>
-              <w:spacing w:after="40" w:before="40" w:line="240" w:lineRule="auto"/>
+              <w:ind w:firstLine="0" w:left="0" w:right="0"/>
+              <w:spacing w:lineRule="auto" w:line="240" w:before="40" w:after="40"/>
             </w:pPr>
             <w:r>
               <w:t xml:space="preserve">REAL</w:t>
@@ -3583,8 +3583,8 @@
             <w:pPr>
               <w:pStyle w:val="Compact"/>
               <w:jc w:val="left"/>
-              <w:ind w:left="0" w:right="0" w:firstLine="0"/>
-              <w:spacing w:after="40" w:before="40" w:line="240" w:lineRule="auto"/>
+              <w:ind w:firstLine="0" w:left="0" w:right="0"/>
+              <w:spacing w:lineRule="auto" w:line="240" w:before="40" w:after="40"/>
             </w:pPr>
             <w:r>
               <w:t xml:space="preserve">Minimum bound for INTEGER/REAL</w:t>
@@ -3599,8 +3599,8 @@
             <w:pPr>
               <w:pStyle w:val="Compact"/>
               <w:jc w:val="left"/>
-              <w:ind w:left="0" w:right="0" w:firstLine="0"/>
-              <w:spacing w:after="40" w:before="40" w:line="240" w:lineRule="auto"/>
+              <w:ind w:firstLine="0" w:left="0" w:right="0"/>
+              <w:spacing w:lineRule="auto" w:line="240" w:before="40" w:after="40"/>
             </w:pPr>
             <w:r>
               <w:t xml:space="preserve">max_value</w:t>
@@ -3613,8 +3613,8 @@
             <w:pPr>
               <w:pStyle w:val="Compact"/>
               <w:jc w:val="left"/>
-              <w:ind w:left="0" w:right="0" w:firstLine="0"/>
-              <w:spacing w:after="40" w:before="40" w:line="240" w:lineRule="auto"/>
+              <w:ind w:firstLine="0" w:left="0" w:right="0"/>
+              <w:spacing w:lineRule="auto" w:line="240" w:before="40" w:after="40"/>
             </w:pPr>
             <w:r>
               <w:t xml:space="preserve">REAL</w:t>
@@ -3627,8 +3627,8 @@
             <w:pPr>
               <w:pStyle w:val="Compact"/>
               <w:jc w:val="left"/>
-              <w:ind w:left="0" w:right="0" w:firstLine="0"/>
-              <w:spacing w:after="40" w:before="40" w:line="240" w:lineRule="auto"/>
+              <w:ind w:firstLine="0" w:left="0" w:right="0"/>
+              <w:spacing w:lineRule="auto" w:line="240" w:before="40" w:after="40"/>
             </w:pPr>
             <w:r>
               <w:t xml:space="preserve">Maximum bound for INTEGER/REAL</w:t>
@@ -3684,12 +3684,12 @@
     </w:p>
     <w:p>
       <w:pPr>
-        <w:spacing w:lineRule="exact" w:line="20" w:after="0" w:before="0"/>
+        <w:spacing w:before="0" w:lineRule="exact" w:after="0" w:line="20"/>
         <w:rPr>
           <w:sz w:val="2"/>
         </w:rPr>
       </w:pPr>
-      <w:bookmarkStart w:name="csv-tbl-enum-values" w:id="93433"/>
+      <w:bookmarkStart w:id="93433" w:name="csv-tbl-enum-values"/>
       <w:bookmarkEnd w:id="93433"/>
     </w:p>
     <w:p>
@@ -3726,12 +3726,12 @@
         <w:tblLook w:firstRow="1" w:lastRow="0" w:firstColumn="0" w:lastColumn="0" w:noHBand="0" w:noVBand="0" w:val="0020"/>
         <w:jc w:val="start"/>
         <w:tblBorders>
-          <w:top w:sz="6" w:color="000000" w:val="single" w:space="0"/>
-          <w:left w:sz="6" w:color="000000" w:val="single" w:space="0"/>
-          <w:bottom w:sz="6" w:color="000000" w:val="single" w:space="0"/>
-          <w:right w:sz="6" w:color="000000" w:val="single" w:space="0"/>
-          <w:insideH w:sz="6" w:color="000000" w:val="single" w:space="0"/>
-          <w:insideV w:sz="6" w:color="000000" w:val="single" w:space="0"/>
+          <w:top w:val="single" w:sz="6" w:space="0" w:color="000000"/>
+          <w:left w:val="single" w:sz="6" w:space="0" w:color="000000"/>
+          <w:bottom w:val="single" w:sz="6" w:space="0" w:color="000000"/>
+          <w:right w:val="single" w:sz="6" w:space="0" w:color="000000"/>
+          <w:insideH w:val="single" w:sz="6" w:space="0" w:color="000000"/>
+          <w:insideV w:val="single" w:sz="6" w:space="0" w:color="000000"/>
         </w:tblBorders>
         <w:tblCellMar>
           <w:top w:w="57" w:type="dxa"/>
@@ -3751,14 +3751,14 @@
         </w:trPr>
         <w:tc>
           <w:tcPr>
-            <w:shd w:fill="E8E8E8" w:color="auto" w:val="clear"/>
+            <w:shd w:val="clear" w:fill="E8E8E8" w:color="auto"/>
           </w:tcPr>
           <w:p>
             <w:pPr>
               <w:pStyle w:val="Compact"/>
               <w:jc w:val="left"/>
-              <w:ind w:left="0" w:right="0" w:firstLine="0"/>
-              <w:spacing w:after="40" w:before="40" w:line="240" w:lineRule="auto"/>
+              <w:ind w:firstLine="0" w:left="0" w:right="0"/>
+              <w:spacing w:lineRule="auto" w:line="240" w:before="40" w:after="40"/>
             </w:pPr>
             <w:r>
               <w:rPr>
@@ -3770,14 +3770,14 @@
         </w:tc>
         <w:tc>
           <w:tcPr>
-            <w:shd w:fill="E8E8E8" w:color="auto" w:val="clear"/>
+            <w:shd w:val="clear" w:fill="E8E8E8" w:color="auto"/>
           </w:tcPr>
           <w:p>
             <w:pPr>
               <w:pStyle w:val="Compact"/>
               <w:jc w:val="left"/>
-              <w:ind w:left="0" w:right="0" w:firstLine="0"/>
-              <w:spacing w:after="40" w:before="40" w:line="240" w:lineRule="auto"/>
+              <w:ind w:firstLine="0" w:left="0" w:right="0"/>
+              <w:spacing w:lineRule="auto" w:line="240" w:before="40" w:after="40"/>
             </w:pPr>
             <w:r>
               <w:rPr>
@@ -3789,14 +3789,14 @@
         </w:tc>
         <w:tc>
           <w:tcPr>
-            <w:shd w:fill="E8E8E8" w:color="auto" w:val="clear"/>
+            <w:shd w:val="clear" w:fill="E8E8E8" w:color="auto"/>
           </w:tcPr>
           <w:p>
             <w:pPr>
               <w:pStyle w:val="Compact"/>
               <w:jc w:val="left"/>
-              <w:ind w:left="0" w:right="0" w:firstLine="0"/>
-              <w:spacing w:after="40" w:before="40" w:line="240" w:lineRule="auto"/>
+              <w:ind w:firstLine="0" w:left="0" w:right="0"/>
+              <w:spacing w:lineRule="auto" w:line="240" w:before="40" w:after="40"/>
             </w:pPr>
             <w:r>
               <w:rPr>
@@ -3814,8 +3814,8 @@
             <w:pPr>
               <w:pStyle w:val="Compact"/>
               <w:jc w:val="left"/>
-              <w:ind w:left="0" w:right="0" w:firstLine="0"/>
-              <w:spacing w:after="40" w:before="40" w:line="240" w:lineRule="auto"/>
+              <w:ind w:firstLine="0" w:left="0" w:right="0"/>
+              <w:spacing w:lineRule="auto" w:line="240" w:before="40" w:after="40"/>
             </w:pPr>
             <w:r>
               <w:t xml:space="preserve">identifier</w:t>
@@ -3828,8 +3828,8 @@
             <w:pPr>
               <w:pStyle w:val="Compact"/>
               <w:jc w:val="left"/>
-              <w:ind w:left="0" w:right="0" w:firstLine="0"/>
-              <w:spacing w:after="40" w:before="40" w:line="240" w:lineRule="auto"/>
+              <w:ind w:firstLine="0" w:left="0" w:right="0"/>
+              <w:spacing w:lineRule="auto" w:line="240" w:before="40" w:after="40"/>
             </w:pPr>
             <w:r>
               <w:t xml:space="preserve">TEXT PK</w:t>
@@ -3842,8 +3842,8 @@
             <w:pPr>
               <w:pStyle w:val="Compact"/>
               <w:jc w:val="left"/>
-              <w:ind w:left="0" w:right="0" w:firstLine="0"/>
-              <w:spacing w:after="40" w:before="40" w:line="240" w:lineRule="auto"/>
+              <w:ind w:firstLine="0" w:left="0" w:right="0"/>
+              <w:spacing w:lineRule="auto" w:line="240" w:before="40" w:after="40"/>
             </w:pPr>
             <w:r>
               <w:t xml:space="preserve">Unique enum value ID (e.g. STATUS_DRAFT)</w:t>
@@ -3858,8 +3858,8 @@
             <w:pPr>
               <w:pStyle w:val="Compact"/>
               <w:jc w:val="left"/>
-              <w:ind w:left="0" w:right="0" w:firstLine="0"/>
-              <w:spacing w:after="40" w:before="40" w:line="240" w:lineRule="auto"/>
+              <w:ind w:firstLine="0" w:left="0" w:right="0"/>
+              <w:spacing w:lineRule="auto" w:line="240" w:before="40" w:after="40"/>
             </w:pPr>
             <w:r>
               <w:t xml:space="preserve">datatype_ref</w:t>
@@ -3872,8 +3872,8 @@
             <w:pPr>
               <w:pStyle w:val="Compact"/>
               <w:jc w:val="left"/>
-              <w:ind w:left="0" w:right="0" w:firstLine="0"/>
-              <w:spacing w:after="40" w:before="40" w:line="240" w:lineRule="auto"/>
+              <w:ind w:firstLine="0" w:left="0" w:right="0"/>
+              <w:spacing w:lineRule="auto" w:line="240" w:before="40" w:after="40"/>
             </w:pPr>
             <w:r>
               <w:t xml:space="preserve">TEXT NOT NULL FK</w:t>
@@ -3886,8 +3886,8 @@
             <w:pPr>
               <w:pStyle w:val="Compact"/>
               <w:jc w:val="left"/>
-              <w:ind w:left="0" w:right="0" w:firstLine="0"/>
-              <w:spacing w:after="40" w:before="40" w:line="240" w:lineRule="auto"/>
+              <w:ind w:firstLine="0" w:left="0" w:right="0"/>
+              <w:spacing w:lineRule="auto" w:line="240" w:before="40" w:after="40"/>
             </w:pPr>
             <w:r>
               <w:t xml:space="preserve">Parent ENUM datatype</w:t>
@@ -3902,8 +3902,8 @@
             <w:pPr>
               <w:pStyle w:val="Compact"/>
               <w:jc w:val="left"/>
-              <w:ind w:left="0" w:right="0" w:firstLine="0"/>
-              <w:spacing w:after="40" w:before="40" w:line="240" w:lineRule="auto"/>
+              <w:ind w:firstLine="0" w:left="0" w:right="0"/>
+              <w:spacing w:lineRule="auto" w:line="240" w:before="40" w:after="40"/>
             </w:pPr>
             <w:r>
               <w:t xml:space="preserve">key</w:t>
@@ -3916,8 +3916,8 @@
             <w:pPr>
               <w:pStyle w:val="Compact"/>
               <w:jc w:val="left"/>
-              <w:ind w:left="0" w:right="0" w:firstLine="0"/>
-              <w:spacing w:after="40" w:before="40" w:line="240" w:lineRule="auto"/>
+              <w:ind w:firstLine="0" w:left="0" w:right="0"/>
+              <w:spacing w:lineRule="auto" w:line="240" w:before="40" w:after="40"/>
             </w:pPr>
             <w:r>
               <w:t xml:space="preserve">TEXT NOT NULL</w:t>
@@ -3930,8 +3930,8 @@
             <w:pPr>
               <w:pStyle w:val="Compact"/>
               <w:jc w:val="left"/>
-              <w:ind w:left="0" w:right="0" w:firstLine="0"/>
-              <w:spacing w:after="40" w:before="40" w:line="240" w:lineRule="auto"/>
+              <w:ind w:firstLine="0" w:left="0" w:right="0"/>
+              <w:spacing w:lineRule="auto" w:line="240" w:before="40" w:after="40"/>
             </w:pPr>
             <w:r>
               <w:t xml:space="preserve">Value as written in source</w:t>
@@ -3946,8 +3946,8 @@
             <w:pPr>
               <w:pStyle w:val="Compact"/>
               <w:jc w:val="left"/>
-              <w:ind w:left="0" w:right="0" w:firstLine="0"/>
-              <w:spacing w:after="40" w:before="40" w:line="240" w:lineRule="auto"/>
+              <w:ind w:firstLine="0" w:left="0" w:right="0"/>
+              <w:spacing w:lineRule="auto" w:line="240" w:before="40" w:after="40"/>
             </w:pPr>
             <w:r>
               <w:t xml:space="preserve">sequence</w:t>
@@ -3960,8 +3960,8 @@
             <w:pPr>
               <w:pStyle w:val="Compact"/>
               <w:jc w:val="left"/>
-              <w:ind w:left="0" w:right="0" w:firstLine="0"/>
-              <w:spacing w:after="40" w:before="40" w:line="240" w:lineRule="auto"/>
+              <w:ind w:firstLine="0" w:left="0" w:right="0"/>
+              <w:spacing w:lineRule="auto" w:line="240" w:before="40" w:after="40"/>
             </w:pPr>
             <w:r>
               <w:t xml:space="preserve">INTEGER DEFAULT 0</w:t>
@@ -3974,8 +3974,8 @@
             <w:pPr>
               <w:pStyle w:val="Compact"/>
               <w:jc w:val="left"/>
-              <w:ind w:left="0" w:right="0" w:firstLine="0"/>
-              <w:spacing w:after="40" w:before="40" w:line="240" w:lineRule="auto"/>
+              <w:ind w:firstLine="0" w:left="0" w:right="0"/>
+              <w:spacing w:lineRule="auto" w:line="240" w:before="40" w:after="40"/>
             </w:pPr>
             <w:r>
               <w:t xml:space="preserve">Display order</w:t>
@@ -4008,12 +4008,12 @@
     </w:p>
     <w:p>
       <w:pPr>
-        <w:spacing w:lineRule="exact" w:line="20" w:after="0" w:before="0"/>
+        <w:spacing w:before="0" w:lineRule="exact" w:after="0" w:line="20"/>
         <w:rPr>
           <w:sz w:val="2"/>
         </w:rPr>
       </w:pPr>
-      <w:bookmarkStart w:name="csv-tbl-type-aliases" w:id="44898"/>
+      <w:bookmarkStart w:id="44898" w:name="csv-tbl-type-aliases"/>
       <w:bookmarkEnd w:id="44898"/>
     </w:p>
     <w:p>
@@ -4050,12 +4050,12 @@
         <w:tblLook w:firstRow="1" w:lastRow="0" w:firstColumn="0" w:lastColumn="0" w:noHBand="0" w:noVBand="0" w:val="0020"/>
         <w:jc w:val="start"/>
         <w:tblBorders>
-          <w:top w:sz="6" w:color="000000" w:val="single" w:space="0"/>
-          <w:left w:sz="6" w:color="000000" w:val="single" w:space="0"/>
-          <w:bottom w:sz="6" w:color="000000" w:val="single" w:space="0"/>
-          <w:right w:sz="6" w:color="000000" w:val="single" w:space="0"/>
-          <w:insideH w:sz="6" w:color="000000" w:val="single" w:space="0"/>
-          <w:insideV w:sz="6" w:color="000000" w:val="single" w:space="0"/>
+          <w:top w:val="single" w:sz="6" w:space="0" w:color="000000"/>
+          <w:left w:val="single" w:sz="6" w:space="0" w:color="000000"/>
+          <w:bottom w:val="single" w:sz="6" w:space="0" w:color="000000"/>
+          <w:right w:val="single" w:sz="6" w:space="0" w:color="000000"/>
+          <w:insideH w:val="single" w:sz="6" w:space="0" w:color="000000"/>
+          <w:insideV w:val="single" w:sz="6" w:space="0" w:color="000000"/>
         </w:tblBorders>
         <w:tblCellMar>
           <w:top w:w="57" w:type="dxa"/>
@@ -4075,14 +4075,14 @@
         </w:trPr>
         <w:tc>
           <w:tcPr>
-            <w:shd w:fill="E8E8E8" w:color="auto" w:val="clear"/>
+            <w:shd w:val="clear" w:fill="E8E8E8" w:color="auto"/>
           </w:tcPr>
           <w:p>
             <w:pPr>
               <w:pStyle w:val="Compact"/>
               <w:jc w:val="left"/>
-              <w:ind w:left="0" w:right="0" w:firstLine="0"/>
-              <w:spacing w:after="40" w:before="40" w:line="240" w:lineRule="auto"/>
+              <w:ind w:firstLine="0" w:left="0" w:right="0"/>
+              <w:spacing w:lineRule="auto" w:line="240" w:before="40" w:after="40"/>
             </w:pPr>
             <w:r>
               <w:rPr>
@@ -4094,14 +4094,14 @@
         </w:tc>
         <w:tc>
           <w:tcPr>
-            <w:shd w:fill="E8E8E8" w:color="auto" w:val="clear"/>
+            <w:shd w:val="clear" w:fill="E8E8E8" w:color="auto"/>
           </w:tcPr>
           <w:p>
             <w:pPr>
               <w:pStyle w:val="Compact"/>
               <w:jc w:val="left"/>
-              <w:ind w:left="0" w:right="0" w:firstLine="0"/>
-              <w:spacing w:after="40" w:before="40" w:line="240" w:lineRule="auto"/>
+              <w:ind w:firstLine="0" w:left="0" w:right="0"/>
+              <w:spacing w:lineRule="auto" w:line="240" w:before="40" w:after="40"/>
             </w:pPr>
             <w:r>
               <w:rPr>
@@ -4113,14 +4113,14 @@
         </w:tc>
         <w:tc>
           <w:tcPr>
-            <w:shd w:fill="E8E8E8" w:color="auto" w:val="clear"/>
+            <w:shd w:val="clear" w:fill="E8E8E8" w:color="auto"/>
           </w:tcPr>
           <w:p>
             <w:pPr>
               <w:pStyle w:val="Compact"/>
               <w:jc w:val="left"/>
-              <w:ind w:left="0" w:right="0" w:firstLine="0"/>
-              <w:spacing w:after="40" w:before="40" w:line="240" w:lineRule="auto"/>
+              <w:ind w:firstLine="0" w:left="0" w:right="0"/>
+              <w:spacing w:lineRule="auto" w:line="240" w:before="40" w:after="40"/>
             </w:pPr>
             <w:r>
               <w:rPr>
@@ -4138,8 +4138,8 @@
             <w:pPr>
               <w:pStyle w:val="Compact"/>
               <w:jc w:val="left"/>
-              <w:ind w:left="0" w:right="0" w:firstLine="0"/>
-              <w:spacing w:after="40" w:before="40" w:line="240" w:lineRule="auto"/>
+              <w:ind w:firstLine="0" w:left="0" w:right="0"/>
+              <w:spacing w:lineRule="auto" w:line="240" w:before="40" w:after="40"/>
             </w:pPr>
             <w:r>
               <w:t xml:space="preserve">alias</w:t>
@@ -4152,8 +4152,8 @@
             <w:pPr>
               <w:pStyle w:val="Compact"/>
               <w:jc w:val="left"/>
-              <w:ind w:left="0" w:right="0" w:firstLine="0"/>
-              <w:spacing w:after="40" w:before="40" w:line="240" w:lineRule="auto"/>
+              <w:ind w:firstLine="0" w:left="0" w:right="0"/>
+              <w:spacing w:lineRule="auto" w:line="240" w:before="40" w:after="40"/>
             </w:pPr>
             <w:r>
               <w:t xml:space="preserve">TEXT PK COLLATE NOCASE</w:t>
@@ -4166,8 +4166,8 @@
             <w:pPr>
               <w:pStyle w:val="Compact"/>
               <w:jc w:val="left"/>
-              <w:ind w:left="0" w:right="0" w:firstLine="0"/>
-              <w:spacing w:after="40" w:before="40" w:line="240" w:lineRule="auto"/>
+              <w:ind w:firstLine="0" w:left="0" w:right="0"/>
+              <w:spacing w:lineRule="auto" w:line="240" w:before="40" w:after="40"/>
             </w:pPr>
             <w:r>
               <w:t xml:space="preserve">Title text that triggers this type</w:t>
@@ -4182,8 +4182,8 @@
             <w:pPr>
               <w:pStyle w:val="Compact"/>
               <w:jc w:val="left"/>
-              <w:ind w:left="0" w:right="0" w:firstLine="0"/>
-              <w:spacing w:after="40" w:before="40" w:line="240" w:lineRule="auto"/>
+              <w:ind w:firstLine="0" w:left="0" w:right="0"/>
+              <w:spacing w:lineRule="auto" w:line="240" w:before="40" w:after="40"/>
             </w:pPr>
             <w:r>
               <w:t xml:space="preserve">object_type_id</w:t>
@@ -4196,8 +4196,8 @@
             <w:pPr>
               <w:pStyle w:val="Compact"/>
               <w:jc w:val="left"/>
-              <w:ind w:left="0" w:right="0" w:firstLine="0"/>
-              <w:spacing w:after="40" w:before="40" w:line="240" w:lineRule="auto"/>
+              <w:ind w:firstLine="0" w:left="0" w:right="0"/>
+              <w:spacing w:lineRule="auto" w:line="240" w:before="40" w:after="40"/>
             </w:pPr>
             <w:r>
               <w:t xml:space="preserve">TEXT NOT NULL FK</w:t>
@@ -4210,8 +4210,8 @@
             <w:pPr>
               <w:pStyle w:val="Compact"/>
               <w:jc w:val="left"/>
-              <w:ind w:left="0" w:right="0" w:firstLine="0"/>
-              <w:spacing w:after="40" w:before="40" w:line="240" w:lineRule="auto"/>
+              <w:ind w:firstLine="0" w:left="0" w:right="0"/>
+              <w:spacing w:lineRule="auto" w:line="240" w:before="40" w:after="40"/>
             </w:pPr>
             <w:r>
               <w:t xml:space="preserve">Object type to assign</w:t>
@@ -4244,12 +4244,12 @@
     </w:p>
     <w:p>
       <w:pPr>
-        <w:spacing w:lineRule="exact" w:line="20" w:after="0" w:before="0"/>
+        <w:spacing w:before="0" w:lineRule="exact" w:after="0" w:line="20"/>
         <w:rPr>
           <w:sz w:val="2"/>
         </w:rPr>
       </w:pPr>
-      <w:bookmarkStart w:name="csv-tbl-spec-aliases" w:id="70595"/>
+      <w:bookmarkStart w:id="70595" w:name="csv-tbl-spec-aliases"/>
       <w:bookmarkEnd w:id="70595"/>
     </w:p>
     <w:p>
@@ -4286,12 +4286,12 @@
         <w:tblLook w:firstRow="1" w:lastRow="0" w:firstColumn="0" w:lastColumn="0" w:noHBand="0" w:noVBand="0" w:val="0020"/>
         <w:jc w:val="start"/>
         <w:tblBorders>
-          <w:top w:sz="6" w:color="000000" w:val="single" w:space="0"/>
-          <w:left w:sz="6" w:color="000000" w:val="single" w:space="0"/>
-          <w:bottom w:sz="6" w:color="000000" w:val="single" w:space="0"/>
-          <w:right w:sz="6" w:color="000000" w:val="single" w:space="0"/>
-          <w:insideH w:sz="6" w:color="000000" w:val="single" w:space="0"/>
-          <w:insideV w:sz="6" w:color="000000" w:val="single" w:space="0"/>
+          <w:top w:val="single" w:sz="6" w:space="0" w:color="000000"/>
+          <w:left w:val="single" w:sz="6" w:space="0" w:color="000000"/>
+          <w:bottom w:val="single" w:sz="6" w:space="0" w:color="000000"/>
+          <w:right w:val="single" w:sz="6" w:space="0" w:color="000000"/>
+          <w:insideH w:val="single" w:sz="6" w:space="0" w:color="000000"/>
+          <w:insideV w:val="single" w:sz="6" w:space="0" w:color="000000"/>
         </w:tblBorders>
         <w:tblCellMar>
           <w:top w:w="57" w:type="dxa"/>
@@ -4311,14 +4311,14 @@
         </w:trPr>
         <w:tc>
           <w:tcPr>
-            <w:shd w:fill="E8E8E8" w:color="auto" w:val="clear"/>
+            <w:shd w:val="clear" w:fill="E8E8E8" w:color="auto"/>
           </w:tcPr>
           <w:p>
             <w:pPr>
               <w:pStyle w:val="Compact"/>
               <w:jc w:val="left"/>
-              <w:ind w:left="0" w:right="0" w:firstLine="0"/>
-              <w:spacing w:after="40" w:before="40" w:line="240" w:lineRule="auto"/>
+              <w:ind w:firstLine="0" w:left="0" w:right="0"/>
+              <w:spacing w:lineRule="auto" w:line="240" w:before="40" w:after="40"/>
             </w:pPr>
             <w:r>
               <w:rPr>
@@ -4330,14 +4330,14 @@
         </w:tc>
         <w:tc>
           <w:tcPr>
-            <w:shd w:fill="E8E8E8" w:color="auto" w:val="clear"/>
+            <w:shd w:val="clear" w:fill="E8E8E8" w:color="auto"/>
           </w:tcPr>
           <w:p>
             <w:pPr>
               <w:pStyle w:val="Compact"/>
               <w:jc w:val="left"/>
-              <w:ind w:left="0" w:right="0" w:firstLine="0"/>
-              <w:spacing w:after="40" w:before="40" w:line="240" w:lineRule="auto"/>
+              <w:ind w:firstLine="0" w:left="0" w:right="0"/>
+              <w:spacing w:lineRule="auto" w:line="240" w:before="40" w:after="40"/>
             </w:pPr>
             <w:r>
               <w:rPr>
@@ -4349,14 +4349,14 @@
         </w:tc>
         <w:tc>
           <w:tcPr>
-            <w:shd w:fill="E8E8E8" w:color="auto" w:val="clear"/>
+            <w:shd w:val="clear" w:fill="E8E8E8" w:color="auto"/>
           </w:tcPr>
           <w:p>
             <w:pPr>
               <w:pStyle w:val="Compact"/>
               <w:jc w:val="left"/>
-              <w:ind w:left="0" w:right="0" w:firstLine="0"/>
-              <w:spacing w:after="40" w:before="40" w:line="240" w:lineRule="auto"/>
+              <w:ind w:firstLine="0" w:left="0" w:right="0"/>
+              <w:spacing w:lineRule="auto" w:line="240" w:before="40" w:after="40"/>
             </w:pPr>
             <w:r>
               <w:rPr>
@@ -4374,8 +4374,8 @@
             <w:pPr>
               <w:pStyle w:val="Compact"/>
               <w:jc w:val="left"/>
-              <w:ind w:left="0" w:right="0" w:firstLine="0"/>
-              <w:spacing w:after="40" w:before="40" w:line="240" w:lineRule="auto"/>
+              <w:ind w:firstLine="0" w:left="0" w:right="0"/>
+              <w:spacing w:lineRule="auto" w:line="240" w:before="40" w:after="40"/>
             </w:pPr>
             <w:r>
               <w:t xml:space="preserve">alias</w:t>
@@ -4388,8 +4388,8 @@
             <w:pPr>
               <w:pStyle w:val="Compact"/>
               <w:jc w:val="left"/>
-              <w:ind w:left="0" w:right="0" w:firstLine="0"/>
-              <w:spacing w:after="40" w:before="40" w:line="240" w:lineRule="auto"/>
+              <w:ind w:firstLine="0" w:left="0" w:right="0"/>
+              <w:spacing w:lineRule="auto" w:line="240" w:before="40" w:after="40"/>
             </w:pPr>
             <w:r>
               <w:t xml:space="preserve">TEXT PK COLLATE NOCASE</w:t>
@@ -4402,8 +4402,8 @@
             <w:pPr>
               <w:pStyle w:val="Compact"/>
               <w:jc w:val="left"/>
-              <w:ind w:left="0" w:right="0" w:firstLine="0"/>
-              <w:spacing w:after="40" w:before="40" w:line="240" w:lineRule="auto"/>
+              <w:ind w:firstLine="0" w:left="0" w:right="0"/>
+              <w:spacing w:lineRule="auto" w:line="240" w:before="40" w:after="40"/>
             </w:pPr>
             <w:r>
               <w:t xml:space="preserve">Title text that triggers this type</w:t>
@@ -4418,8 +4418,8 @@
             <w:pPr>
               <w:pStyle w:val="Compact"/>
               <w:jc w:val="left"/>
-              <w:ind w:left="0" w:right="0" w:firstLine="0"/>
-              <w:spacing w:after="40" w:before="40" w:line="240" w:lineRule="auto"/>
+              <w:ind w:firstLine="0" w:left="0" w:right="0"/>
+              <w:spacing w:lineRule="auto" w:line="240" w:before="40" w:after="40"/>
             </w:pPr>
             <w:r>
               <w:t xml:space="preserve">spec_type_id</w:t>
@@ -4432,8 +4432,8 @@
             <w:pPr>
               <w:pStyle w:val="Compact"/>
               <w:jc w:val="left"/>
-              <w:ind w:left="0" w:right="0" w:firstLine="0"/>
-              <w:spacing w:after="40" w:before="40" w:line="240" w:lineRule="auto"/>
+              <w:ind w:firstLine="0" w:left="0" w:right="0"/>
+              <w:spacing w:lineRule="auto" w:line="240" w:before="40" w:after="40"/>
             </w:pPr>
             <w:r>
               <w:t xml:space="preserve">TEXT NOT NULL FK</w:t>
@@ -4446,8 +4446,8 @@
             <w:pPr>
               <w:pStyle w:val="Compact"/>
               <w:jc w:val="left"/>
-              <w:ind w:left="0" w:right="0" w:firstLine="0"/>
-              <w:spacing w:after="40" w:before="40" w:line="240" w:lineRule="auto"/>
+              <w:ind w:firstLine="0" w:left="0" w:right="0"/>
+              <w:spacing w:lineRule="auto" w:line="240" w:before="40" w:after="40"/>
             </w:pPr>
             <w:r>
               <w:t xml:space="preserve">Specification type to assign</w:t>
@@ -4550,12 +4550,12 @@
     </w:p>
     <w:p>
       <w:pPr>
-        <w:spacing w:lineRule="exact" w:line="20" w:after="0" w:before="0"/>
+        <w:spacing w:before="0" w:lineRule="exact" w:after="0" w:line="20"/>
         <w:rPr>
           <w:sz w:val="2"/>
         </w:rPr>
       </w:pPr>
-      <w:bookmarkStart w:name="csv-tbl-specifications" w:id="46247"/>
+      <w:bookmarkStart w:id="46247" w:name="csv-tbl-specifications"/>
       <w:bookmarkEnd w:id="46247"/>
     </w:p>
     <w:p>
@@ -4592,12 +4592,12 @@
         <w:tblLook w:firstRow="1" w:lastRow="0" w:firstColumn="0" w:lastColumn="0" w:noHBand="0" w:noVBand="0" w:val="0020"/>
         <w:jc w:val="start"/>
         <w:tblBorders>
-          <w:top w:sz="6" w:color="000000" w:val="single" w:space="0"/>
-          <w:left w:sz="6" w:color="000000" w:val="single" w:space="0"/>
-          <w:bottom w:sz="6" w:color="000000" w:val="single" w:space="0"/>
-          <w:right w:sz="6" w:color="000000" w:val="single" w:space="0"/>
-          <w:insideH w:sz="6" w:color="000000" w:val="single" w:space="0"/>
-          <w:insideV w:sz="6" w:color="000000" w:val="single" w:space="0"/>
+          <w:top w:val="single" w:sz="6" w:space="0" w:color="000000"/>
+          <w:left w:val="single" w:sz="6" w:space="0" w:color="000000"/>
+          <w:bottom w:val="single" w:sz="6" w:space="0" w:color="000000"/>
+          <w:right w:val="single" w:sz="6" w:space="0" w:color="000000"/>
+          <w:insideH w:val="single" w:sz="6" w:space="0" w:color="000000"/>
+          <w:insideV w:val="single" w:sz="6" w:space="0" w:color="000000"/>
         </w:tblBorders>
         <w:tblCellMar>
           <w:top w:w="57" w:type="dxa"/>
@@ -4617,14 +4617,14 @@
         </w:trPr>
         <w:tc>
           <w:tcPr>
-            <w:shd w:fill="E8E8E8" w:color="auto" w:val="clear"/>
+            <w:shd w:val="clear" w:fill="E8E8E8" w:color="auto"/>
           </w:tcPr>
           <w:p>
             <w:pPr>
               <w:pStyle w:val="Compact"/>
               <w:jc w:val="left"/>
-              <w:ind w:left="0" w:right="0" w:firstLine="0"/>
-              <w:spacing w:after="40" w:before="40" w:line="240" w:lineRule="auto"/>
+              <w:ind w:firstLine="0" w:left="0" w:right="0"/>
+              <w:spacing w:lineRule="auto" w:line="240" w:before="40" w:after="40"/>
             </w:pPr>
             <w:r>
               <w:rPr>
@@ -4636,14 +4636,14 @@
         </w:tc>
         <w:tc>
           <w:tcPr>
-            <w:shd w:fill="E8E8E8" w:color="auto" w:val="clear"/>
+            <w:shd w:val="clear" w:fill="E8E8E8" w:color="auto"/>
           </w:tcPr>
           <w:p>
             <w:pPr>
               <w:pStyle w:val="Compact"/>
               <w:jc w:val="left"/>
-              <w:ind w:left="0" w:right="0" w:firstLine="0"/>
-              <w:spacing w:after="40" w:before="40" w:line="240" w:lineRule="auto"/>
+              <w:ind w:firstLine="0" w:left="0" w:right="0"/>
+              <w:spacing w:lineRule="auto" w:line="240" w:before="40" w:after="40"/>
             </w:pPr>
             <w:r>
               <w:rPr>
@@ -4655,14 +4655,14 @@
         </w:tc>
         <w:tc>
           <w:tcPr>
-            <w:shd w:fill="E8E8E8" w:color="auto" w:val="clear"/>
+            <w:shd w:val="clear" w:fill="E8E8E8" w:color="auto"/>
           </w:tcPr>
           <w:p>
             <w:pPr>
               <w:pStyle w:val="Compact"/>
               <w:jc w:val="left"/>
-              <w:ind w:left="0" w:right="0" w:firstLine="0"/>
-              <w:spacing w:after="40" w:before="40" w:line="240" w:lineRule="auto"/>
+              <w:ind w:firstLine="0" w:left="0" w:right="0"/>
+              <w:spacing w:lineRule="auto" w:line="240" w:before="40" w:after="40"/>
             </w:pPr>
             <w:r>
               <w:rPr>
@@ -4680,8 +4680,8 @@
             <w:pPr>
               <w:pStyle w:val="Compact"/>
               <w:jc w:val="left"/>
-              <w:ind w:left="0" w:right="0" w:firstLine="0"/>
-              <w:spacing w:after="40" w:before="40" w:line="240" w:lineRule="auto"/>
+              <w:ind w:firstLine="0" w:left="0" w:right="0"/>
+              <w:spacing w:lineRule="auto" w:line="240" w:before="40" w:after="40"/>
             </w:pPr>
             <w:r>
               <w:t xml:space="preserve">identifier</w:t>
@@ -4694,8 +4694,8 @@
             <w:pPr>
               <w:pStyle w:val="Compact"/>
               <w:jc w:val="left"/>
-              <w:ind w:left="0" w:right="0" w:firstLine="0"/>
-              <w:spacing w:after="40" w:before="40" w:line="240" w:lineRule="auto"/>
+              <w:ind w:firstLine="0" w:left="0" w:right="0"/>
+              <w:spacing w:lineRule="auto" w:line="240" w:before="40" w:after="40"/>
             </w:pPr>
             <w:r>
               <w:t xml:space="preserve">TEXT PK</w:t>
@@ -4708,8 +4708,8 @@
             <w:pPr>
               <w:pStyle w:val="Compact"/>
               <w:jc w:val="left"/>
-              <w:ind w:left="0" w:right="0" w:firstLine="0"/>
-              <w:spacing w:after="40" w:before="40" w:line="240" w:lineRule="auto"/>
+              <w:ind w:firstLine="0" w:left="0" w:right="0"/>
+              <w:spacing w:lineRule="auto" w:line="240" w:before="40" w:after="40"/>
             </w:pPr>
             <w:r>
               <w:t xml:space="preserve">Filename slug (natural key)</w:t>
@@ -4724,8 +4724,8 @@
             <w:pPr>
               <w:pStyle w:val="Compact"/>
               <w:jc w:val="left"/>
-              <w:ind w:left="0" w:right="0" w:firstLine="0"/>
-              <w:spacing w:after="40" w:before="40" w:line="240" w:lineRule="auto"/>
+              <w:ind w:firstLine="0" w:left="0" w:right="0"/>
+              <w:spacing w:lineRule="auto" w:line="240" w:before="40" w:after="40"/>
             </w:pPr>
             <w:r>
               <w:t xml:space="preserve">root_path</w:t>
@@ -4738,8 +4738,8 @@
             <w:pPr>
               <w:pStyle w:val="Compact"/>
               <w:jc w:val="left"/>
-              <w:ind w:left="0" w:right="0" w:firstLine="0"/>
-              <w:spacing w:after="40" w:before="40" w:line="240" w:lineRule="auto"/>
+              <w:ind w:firstLine="0" w:left="0" w:right="0"/>
+              <w:spacing w:lineRule="auto" w:line="240" w:before="40" w:after="40"/>
             </w:pPr>
             <w:r>
               <w:t xml:space="preserve">TEXT NOT NULL UNIQUE</w:t>
@@ -4752,8 +4752,8 @@
             <w:pPr>
               <w:pStyle w:val="Compact"/>
               <w:jc w:val="left"/>
-              <w:ind w:left="0" w:right="0" w:firstLine="0"/>
-              <w:spacing w:after="40" w:before="40" w:line="240" w:lineRule="auto"/>
+              <w:ind w:firstLine="0" w:left="0" w:right="0"/>
+              <w:spacing w:lineRule="auto" w:line="240" w:before="40" w:after="40"/>
             </w:pPr>
             <w:r>
               <w:t xml:space="preserve">Absolute path to root .md file</w:t>
@@ -4768,8 +4768,8 @@
             <w:pPr>
               <w:pStyle w:val="Compact"/>
               <w:jc w:val="left"/>
-              <w:ind w:left="0" w:right="0" w:firstLine="0"/>
-              <w:spacing w:after="40" w:before="40" w:line="240" w:lineRule="auto"/>
+              <w:ind w:firstLine="0" w:left="0" w:right="0"/>
+              <w:spacing w:lineRule="auto" w:line="240" w:before="40" w:after="40"/>
             </w:pPr>
             <w:r>
               <w:t xml:space="preserve">long_name</w:t>
@@ -4782,8 +4782,8 @@
             <w:pPr>
               <w:pStyle w:val="Compact"/>
               <w:jc w:val="left"/>
-              <w:ind w:left="0" w:right="0" w:firstLine="0"/>
-              <w:spacing w:after="40" w:before="40" w:line="240" w:lineRule="auto"/>
+              <w:ind w:firstLine="0" w:left="0" w:right="0"/>
+              <w:spacing w:lineRule="auto" w:line="240" w:before="40" w:after="40"/>
             </w:pPr>
             <w:r>
               <w:t xml:space="preserve">TEXT</w:t>
@@ -4796,8 +4796,8 @@
             <w:pPr>
               <w:pStyle w:val="Compact"/>
               <w:jc w:val="left"/>
-              <w:ind w:left="0" w:right="0" w:firstLine="0"/>
-              <w:spacing w:after="40" w:before="40" w:line="240" w:lineRule="auto"/>
+              <w:ind w:firstLine="0" w:left="0" w:right="0"/>
+              <w:spacing w:lineRule="auto" w:line="240" w:before="40" w:after="40"/>
             </w:pPr>
             <w:r>
               <w:t xml:space="preserve">Document title from H1 header</w:t>
@@ -4812,8 +4812,8 @@
             <w:pPr>
               <w:pStyle w:val="Compact"/>
               <w:jc w:val="left"/>
-              <w:ind w:left="0" w:right="0" w:firstLine="0"/>
-              <w:spacing w:after="40" w:before="40" w:line="240" w:lineRule="auto"/>
+              <w:ind w:firstLine="0" w:left="0" w:right="0"/>
+              <w:spacing w:lineRule="auto" w:line="240" w:before="40" w:after="40"/>
             </w:pPr>
             <w:r>
               <w:t xml:space="preserve">type_ref</w:t>
@@ -4826,8 +4826,8 @@
             <w:pPr>
               <w:pStyle w:val="Compact"/>
               <w:jc w:val="left"/>
-              <w:ind w:left="0" w:right="0" w:firstLine="0"/>
-              <w:spacing w:after="40" w:before="40" w:line="240" w:lineRule="auto"/>
+              <w:ind w:firstLine="0" w:left="0" w:right="0"/>
+              <w:spacing w:lineRule="auto" w:line="240" w:before="40" w:after="40"/>
             </w:pPr>
             <w:r>
               <w:t xml:space="preserve">TEXT FK</w:t>
@@ -4840,8 +4840,8 @@
             <w:pPr>
               <w:pStyle w:val="Compact"/>
               <w:jc w:val="left"/>
-              <w:ind w:left="0" w:right="0" w:firstLine="0"/>
-              <w:spacing w:after="40" w:before="40" w:line="240" w:lineRule="auto"/>
+              <w:ind w:firstLine="0" w:left="0" w:right="0"/>
+              <w:spacing w:lineRule="auto" w:line="240" w:before="40" w:after="40"/>
             </w:pPr>
             <w:r>
               <w:t xml:space="preserve">Specification type</w:t>
@@ -4856,8 +4856,8 @@
             <w:pPr>
               <w:pStyle w:val="Compact"/>
               <w:jc w:val="left"/>
-              <w:ind w:left="0" w:right="0" w:firstLine="0"/>
-              <w:spacing w:after="40" w:before="40" w:line="240" w:lineRule="auto"/>
+              <w:ind w:firstLine="0" w:left="0" w:right="0"/>
+              <w:spacing w:lineRule="auto" w:line="240" w:before="40" w:after="40"/>
             </w:pPr>
             <w:r>
               <w:t xml:space="preserve">pid</w:t>
@@ -4870,8 +4870,8 @@
             <w:pPr>
               <w:pStyle w:val="Compact"/>
               <w:jc w:val="left"/>
-              <w:ind w:left="0" w:right="0" w:firstLine="0"/>
-              <w:spacing w:after="40" w:before="40" w:line="240" w:lineRule="auto"/>
+              <w:ind w:firstLine="0" w:left="0" w:right="0"/>
+              <w:spacing w:lineRule="auto" w:line="240" w:before="40" w:after="40"/>
             </w:pPr>
             <w:r>
               <w:t xml:space="preserve">TEXT</w:t>
@@ -4884,8 +4884,8 @@
             <w:pPr>
               <w:pStyle w:val="Compact"/>
               <w:jc w:val="left"/>
-              <w:ind w:left="0" w:right="0" w:firstLine="0"/>
-              <w:spacing w:after="40" w:before="40" w:line="240" w:lineRule="auto"/>
+              <w:ind w:firstLine="0" w:left="0" w:right="0"/>
+              <w:spacing w:lineRule="auto" w:line="240" w:before="40" w:after="40"/>
             </w:pPr>
             <w:r>
               <w:t xml:space="preserve">Project identifier from @PID syntax</w:t>
@@ -4900,8 +4900,8 @@
             <w:pPr>
               <w:pStyle w:val="Compact"/>
               <w:jc w:val="left"/>
-              <w:ind w:left="0" w:right="0" w:firstLine="0"/>
-              <w:spacing w:after="40" w:before="40" w:line="240" w:lineRule="auto"/>
+              <w:ind w:firstLine="0" w:left="0" w:right="0"/>
+              <w:spacing w:lineRule="auto" w:line="240" w:before="40" w:after="40"/>
             </w:pPr>
             <w:r>
               <w:t xml:space="preserve">header_ast</w:t>
@@ -4914,8 +4914,8 @@
             <w:pPr>
               <w:pStyle w:val="Compact"/>
               <w:jc w:val="left"/>
-              <w:ind w:left="0" w:right="0" w:firstLine="0"/>
-              <w:spacing w:after="40" w:before="40" w:line="240" w:lineRule="auto"/>
+              <w:ind w:firstLine="0" w:left="0" w:right="0"/>
+              <w:spacing w:lineRule="auto" w:line="240" w:before="40" w:after="40"/>
             </w:pPr>
             <w:r>
               <w:t xml:space="preserve">JSON</w:t>
@@ -4928,8 +4928,8 @@
             <w:pPr>
               <w:pStyle w:val="Compact"/>
               <w:jc w:val="left"/>
-              <w:ind w:left="0" w:right="0" w:firstLine="0"/>
-              <w:spacing w:after="40" w:before="40" w:line="240" w:lineRule="auto"/>
+              <w:ind w:firstLine="0" w:left="0" w:right="0"/>
+              <w:spacing w:lineRule="auto" w:line="240" w:before="40" w:after="40"/>
             </w:pPr>
             <w:r>
               <w:t xml:space="preserve">Rendered H1 header as Pandoc AST</w:t>
@@ -4944,8 +4944,8 @@
             <w:pPr>
               <w:pStyle w:val="Compact"/>
               <w:jc w:val="left"/>
-              <w:ind w:left="0" w:right="0" w:firstLine="0"/>
-              <w:spacing w:after="40" w:before="40" w:line="240" w:lineRule="auto"/>
+              <w:ind w:firstLine="0" w:left="0" w:right="0"/>
+              <w:spacing w:lineRule="auto" w:line="240" w:before="40" w:after="40"/>
             </w:pPr>
             <w:r>
               <w:t xml:space="preserve">body_ast</w:t>
@@ -4958,8 +4958,8 @@
             <w:pPr>
               <w:pStyle w:val="Compact"/>
               <w:jc w:val="left"/>
-              <w:ind w:left="0" w:right="0" w:firstLine="0"/>
-              <w:spacing w:after="40" w:before="40" w:line="240" w:lineRule="auto"/>
+              <w:ind w:firstLine="0" w:left="0" w:right="0"/>
+              <w:spacing w:lineRule="auto" w:line="240" w:before="40" w:after="40"/>
             </w:pPr>
             <w:r>
               <w:t xml:space="preserve">JSON</w:t>
@@ -4972,8 +4972,8 @@
             <w:pPr>
               <w:pStyle w:val="Compact"/>
               <w:jc w:val="left"/>
-              <w:ind w:left="0" w:right="0" w:firstLine="0"/>
-              <w:spacing w:after="40" w:before="40" w:line="240" w:lineRule="auto"/>
+              <w:ind w:firstLine="0" w:left="0" w:right="0"/>
+              <w:spacing w:lineRule="auto" w:line="240" w:before="40" w:after="40"/>
             </w:pPr>
             <w:r>
               <w:t xml:space="preserve">Body content between H1 and first H2</w:t>
@@ -5006,12 +5006,12 @@
     </w:p>
     <w:p>
       <w:pPr>
-        <w:spacing w:lineRule="exact" w:line="20" w:after="0" w:before="0"/>
+        <w:spacing w:before="0" w:lineRule="exact" w:after="0" w:line="20"/>
         <w:rPr>
           <w:sz w:val="2"/>
         </w:rPr>
       </w:pPr>
-      <w:bookmarkStart w:name="csv-tbl-objects" w:id="62591"/>
+      <w:bookmarkStart w:id="62591" w:name="csv-tbl-objects"/>
       <w:bookmarkEnd w:id="62591"/>
     </w:p>
     <w:p>
@@ -5048,12 +5048,12 @@
         <w:tblLook w:firstRow="1" w:lastRow="0" w:firstColumn="0" w:lastColumn="0" w:noHBand="0" w:noVBand="0" w:val="0020"/>
         <w:jc w:val="start"/>
         <w:tblBorders>
-          <w:top w:sz="6" w:color="000000" w:val="single" w:space="0"/>
-          <w:left w:sz="6" w:color="000000" w:val="single" w:space="0"/>
-          <w:bottom w:sz="6" w:color="000000" w:val="single" w:space="0"/>
-          <w:right w:sz="6" w:color="000000" w:val="single" w:space="0"/>
-          <w:insideH w:sz="6" w:color="000000" w:val="single" w:space="0"/>
-          <w:insideV w:sz="6" w:color="000000" w:val="single" w:space="0"/>
+          <w:top w:val="single" w:sz="6" w:space="0" w:color="000000"/>
+          <w:left w:val="single" w:sz="6" w:space="0" w:color="000000"/>
+          <w:bottom w:val="single" w:sz="6" w:space="0" w:color="000000"/>
+          <w:right w:val="single" w:sz="6" w:space="0" w:color="000000"/>
+          <w:insideH w:val="single" w:sz="6" w:space="0" w:color="000000"/>
+          <w:insideV w:val="single" w:sz="6" w:space="0" w:color="000000"/>
         </w:tblBorders>
         <w:tblCellMar>
           <w:top w:w="57" w:type="dxa"/>
@@ -5073,14 +5073,14 @@
         </w:trPr>
         <w:tc>
           <w:tcPr>
-            <w:shd w:fill="E8E8E8" w:color="auto" w:val="clear"/>
+            <w:shd w:val="clear" w:fill="E8E8E8" w:color="auto"/>
           </w:tcPr>
           <w:p>
             <w:pPr>
               <w:pStyle w:val="Compact"/>
               <w:jc w:val="left"/>
-              <w:ind w:left="0" w:right="0" w:firstLine="0"/>
-              <w:spacing w:after="40" w:before="40" w:line="240" w:lineRule="auto"/>
+              <w:ind w:firstLine="0" w:left="0" w:right="0"/>
+              <w:spacing w:lineRule="auto" w:line="240" w:before="40" w:after="40"/>
             </w:pPr>
             <w:r>
               <w:rPr>
@@ -5092,14 +5092,14 @@
         </w:tc>
         <w:tc>
           <w:tcPr>
-            <w:shd w:fill="E8E8E8" w:color="auto" w:val="clear"/>
+            <w:shd w:val="clear" w:fill="E8E8E8" w:color="auto"/>
           </w:tcPr>
           <w:p>
             <w:pPr>
               <w:pStyle w:val="Compact"/>
               <w:jc w:val="left"/>
-              <w:ind w:left="0" w:right="0" w:firstLine="0"/>
-              <w:spacing w:after="40" w:before="40" w:line="240" w:lineRule="auto"/>
+              <w:ind w:firstLine="0" w:left="0" w:right="0"/>
+              <w:spacing w:lineRule="auto" w:line="240" w:before="40" w:after="40"/>
             </w:pPr>
             <w:r>
               <w:rPr>
@@ -5111,14 +5111,14 @@
         </w:tc>
         <w:tc>
           <w:tcPr>
-            <w:shd w:fill="E8E8E8" w:color="auto" w:val="clear"/>
+            <w:shd w:val="clear" w:fill="E8E8E8" w:color="auto"/>
           </w:tcPr>
           <w:p>
             <w:pPr>
               <w:pStyle w:val="Compact"/>
               <w:jc w:val="left"/>
-              <w:ind w:left="0" w:right="0" w:firstLine="0"/>
-              <w:spacing w:after="40" w:before="40" w:line="240" w:lineRule="auto"/>
+              <w:ind w:firstLine="0" w:left="0" w:right="0"/>
+              <w:spacing w:lineRule="auto" w:line="240" w:before="40" w:after="40"/>
             </w:pPr>
             <w:r>
               <w:rPr>
@@ -5136,8 +5136,8 @@
             <w:pPr>
               <w:pStyle w:val="Compact"/>
               <w:jc w:val="left"/>
-              <w:ind w:left="0" w:right="0" w:firstLine="0"/>
-              <w:spacing w:after="40" w:before="40" w:line="240" w:lineRule="auto"/>
+              <w:ind w:firstLine="0" w:left="0" w:right="0"/>
+              <w:spacing w:lineRule="auto" w:line="240" w:before="40" w:after="40"/>
             </w:pPr>
             <w:r>
               <w:t xml:space="preserve">id</w:t>
@@ -5150,8 +5150,8 @@
             <w:pPr>
               <w:pStyle w:val="Compact"/>
               <w:jc w:val="left"/>
-              <w:ind w:left="0" w:right="0" w:firstLine="0"/>
-              <w:spacing w:after="40" w:before="40" w:line="240" w:lineRule="auto"/>
+              <w:ind w:firstLine="0" w:left="0" w:right="0"/>
+              <w:spacing w:lineRule="auto" w:line="240" w:before="40" w:after="40"/>
             </w:pPr>
             <w:r>
               <w:t xml:space="preserve">INTEGER PK</w:t>
@@ -5164,8 +5164,8 @@
             <w:pPr>
               <w:pStyle w:val="Compact"/>
               <w:jc w:val="left"/>
-              <w:ind w:left="0" w:right="0" w:firstLine="0"/>
-              <w:spacing w:after="40" w:before="40" w:line="240" w:lineRule="auto"/>
+              <w:ind w:firstLine="0" w:left="0" w:right="0"/>
+              <w:spacing w:lineRule="auto" w:line="240" w:before="40" w:after="40"/>
             </w:pPr>
             <w:r>
               <w:t xml:space="preserve">Auto-assigned internal key</w:t>
@@ -5180,8 +5180,8 @@
             <w:pPr>
               <w:pStyle w:val="Compact"/>
               <w:jc w:val="left"/>
-              <w:ind w:left="0" w:right="0" w:firstLine="0"/>
-              <w:spacing w:after="40" w:before="40" w:line="240" w:lineRule="auto"/>
+              <w:ind w:firstLine="0" w:left="0" w:right="0"/>
+              <w:spacing w:lineRule="auto" w:line="240" w:before="40" w:after="40"/>
             </w:pPr>
             <w:r>
               <w:t xml:space="preserve">content_sha</w:t>
@@ -5194,8 +5194,8 @@
             <w:pPr>
               <w:pStyle w:val="Compact"/>
               <w:jc w:val="left"/>
-              <w:ind w:left="0" w:right="0" w:firstLine="0"/>
-              <w:spacing w:after="40" w:before="40" w:line="240" w:lineRule="auto"/>
+              <w:ind w:firstLine="0" w:left="0" w:right="0"/>
+              <w:spacing w:lineRule="auto" w:line="240" w:before="40" w:after="40"/>
             </w:pPr>
             <w:r>
               <w:t xml:space="preserve">TEXT</w:t>
@@ -5208,8 +5208,8 @@
             <w:pPr>
               <w:pStyle w:val="Compact"/>
               <w:jc w:val="left"/>
-              <w:ind w:left="0" w:right="0" w:firstLine="0"/>
-              <w:spacing w:after="40" w:before="40" w:line="240" w:lineRule="auto"/>
+              <w:ind w:firstLine="0" w:left="0" w:right="0"/>
+              <w:spacing w:lineRule="auto" w:line="240" w:before="40" w:after="40"/>
             </w:pPr>
             <w:r>
               <w:t xml:space="preserve">SHA1 checksum for change detection</w:t>
@@ -5224,8 +5224,8 @@
             <w:pPr>
               <w:pStyle w:val="Compact"/>
               <w:jc w:val="left"/>
-              <w:ind w:left="0" w:right="0" w:firstLine="0"/>
-              <w:spacing w:after="40" w:before="40" w:line="240" w:lineRule="auto"/>
+              <w:ind w:firstLine="0" w:left="0" w:right="0"/>
+              <w:spacing w:lineRule="auto" w:line="240" w:before="40" w:after="40"/>
             </w:pPr>
             <w:r>
               <w:t xml:space="preserve">specification_ref</w:t>
@@ -5238,8 +5238,8 @@
             <w:pPr>
               <w:pStyle w:val="Compact"/>
               <w:jc w:val="left"/>
-              <w:ind w:left="0" w:right="0" w:firstLine="0"/>
-              <w:spacing w:after="40" w:before="40" w:line="240" w:lineRule="auto"/>
+              <w:ind w:firstLine="0" w:left="0" w:right="0"/>
+              <w:spacing w:lineRule="auto" w:line="240" w:before="40" w:after="40"/>
             </w:pPr>
             <w:r>
               <w:t xml:space="preserve">TEXT NOT NULL FK</w:t>
@@ -5252,8 +5252,8 @@
             <w:pPr>
               <w:pStyle w:val="Compact"/>
               <w:jc w:val="left"/>
-              <w:ind w:left="0" w:right="0" w:firstLine="0"/>
-              <w:spacing w:after="40" w:before="40" w:line="240" w:lineRule="auto"/>
+              <w:ind w:firstLine="0" w:left="0" w:right="0"/>
+              <w:spacing w:lineRule="auto" w:line="240" w:before="40" w:after="40"/>
             </w:pPr>
             <w:r>
               <w:t xml:space="preserve">Parent specification</w:t>
@@ -5268,8 +5268,8 @@
             <w:pPr>
               <w:pStyle w:val="Compact"/>
               <w:jc w:val="left"/>
-              <w:ind w:left="0" w:right="0" w:firstLine="0"/>
-              <w:spacing w:after="40" w:before="40" w:line="240" w:lineRule="auto"/>
+              <w:ind w:firstLine="0" w:left="0" w:right="0"/>
+              <w:spacing w:lineRule="auto" w:line="240" w:before="40" w:after="40"/>
             </w:pPr>
             <w:r>
               <w:t xml:space="preserve">type_ref</w:t>
@@ -5282,8 +5282,8 @@
             <w:pPr>
               <w:pStyle w:val="Compact"/>
               <w:jc w:val="left"/>
-              <w:ind w:left="0" w:right="0" w:firstLine="0"/>
-              <w:spacing w:after="40" w:before="40" w:line="240" w:lineRule="auto"/>
+              <w:ind w:firstLine="0" w:left="0" w:right="0"/>
+              <w:spacing w:lineRule="auto" w:line="240" w:before="40" w:after="40"/>
             </w:pPr>
             <w:r>
               <w:t xml:space="preserve">TEXT NOT NULL FK</w:t>
@@ -5296,8 +5296,8 @@
             <w:pPr>
               <w:pStyle w:val="Compact"/>
               <w:jc w:val="left"/>
-              <w:ind w:left="0" w:right="0" w:firstLine="0"/>
-              <w:spacing w:after="40" w:before="40" w:line="240" w:lineRule="auto"/>
+              <w:ind w:firstLine="0" w:left="0" w:right="0"/>
+              <w:spacing w:lineRule="auto" w:line="240" w:before="40" w:after="40"/>
             </w:pPr>
             <w:r>
               <w:t xml:space="preserve">Object type</w:t>
@@ -5312,8 +5312,8 @@
             <w:pPr>
               <w:pStyle w:val="Compact"/>
               <w:jc w:val="left"/>
-              <w:ind w:left="0" w:right="0" w:firstLine="0"/>
-              <w:spacing w:after="40" w:before="40" w:line="240" w:lineRule="auto"/>
+              <w:ind w:firstLine="0" w:left="0" w:right="0"/>
+              <w:spacing w:lineRule="auto" w:line="240" w:before="40" w:after="40"/>
             </w:pPr>
             <w:r>
               <w:t xml:space="preserve">from_file</w:t>
@@ -5326,8 +5326,8 @@
             <w:pPr>
               <w:pStyle w:val="Compact"/>
               <w:jc w:val="left"/>
-              <w:ind w:left="0" w:right="0" w:firstLine="0"/>
-              <w:spacing w:after="40" w:before="40" w:line="240" w:lineRule="auto"/>
+              <w:ind w:firstLine="0" w:left="0" w:right="0"/>
+              <w:spacing w:lineRule="auto" w:line="240" w:before="40" w:after="40"/>
             </w:pPr>
             <w:r>
               <w:t xml:space="preserve">TEXT NOT NULL</w:t>
@@ -5340,8 +5340,8 @@
             <w:pPr>
               <w:pStyle w:val="Compact"/>
               <w:jc w:val="left"/>
-              <w:ind w:left="0" w:right="0" w:firstLine="0"/>
-              <w:spacing w:after="40" w:before="40" w:line="240" w:lineRule="auto"/>
+              <w:ind w:firstLine="0" w:left="0" w:right="0"/>
+              <w:spacing w:lineRule="auto" w:line="240" w:before="40" w:after="40"/>
             </w:pPr>
             <w:r>
               <w:t xml:space="preserve">Source file path</w:t>
@@ -5356,8 +5356,8 @@
             <w:pPr>
               <w:pStyle w:val="Compact"/>
               <w:jc w:val="left"/>
-              <w:ind w:left="0" w:right="0" w:firstLine="0"/>
-              <w:spacing w:after="40" w:before="40" w:line="240" w:lineRule="auto"/>
+              <w:ind w:firstLine="0" w:left="0" w:right="0"/>
+              <w:spacing w:lineRule="auto" w:line="240" w:before="40" w:after="40"/>
             </w:pPr>
             <w:r>
               <w:t xml:space="preserve">file_seq</w:t>
@@ -5370,8 +5370,8 @@
             <w:pPr>
               <w:pStyle w:val="Compact"/>
               <w:jc w:val="left"/>
-              <w:ind w:left="0" w:right="0" w:firstLine="0"/>
-              <w:spacing w:after="40" w:before="40" w:line="240" w:lineRule="auto"/>
+              <w:ind w:firstLine="0" w:left="0" w:right="0"/>
+              <w:spacing w:lineRule="auto" w:line="240" w:before="40" w:after="40"/>
             </w:pPr>
             <w:r>
               <w:t xml:space="preserve">INTEGER NOT NULL</w:t>
@@ -5384,8 +5384,8 @@
             <w:pPr>
               <w:pStyle w:val="Compact"/>
               <w:jc w:val="left"/>
-              <w:ind w:left="0" w:right="0" w:firstLine="0"/>
-              <w:spacing w:after="40" w:before="40" w:line="240" w:lineRule="auto"/>
+              <w:ind w:firstLine="0" w:left="0" w:right="0"/>
+              <w:spacing w:lineRule="auto" w:line="240" w:before="40" w:after="40"/>
             </w:pPr>
             <w:r>
               <w:t xml:space="preserve">Sequence within file (0-indexed)</w:t>
@@ -5400,8 +5400,8 @@
             <w:pPr>
               <w:pStyle w:val="Compact"/>
               <w:jc w:val="left"/>
-              <w:ind w:left="0" w:right="0" w:firstLine="0"/>
-              <w:spacing w:after="40" w:before="40" w:line="240" w:lineRule="auto"/>
+              <w:ind w:firstLine="0" w:left="0" w:right="0"/>
+              <w:spacing w:lineRule="auto" w:line="240" w:before="40" w:after="40"/>
             </w:pPr>
             <w:r>
               <w:t xml:space="preserve">pid</w:t>
@@ -5414,8 +5414,8 @@
             <w:pPr>
               <w:pStyle w:val="Compact"/>
               <w:jc w:val="left"/>
-              <w:ind w:left="0" w:right="0" w:firstLine="0"/>
-              <w:spacing w:after="40" w:before="40" w:line="240" w:lineRule="auto"/>
+              <w:ind w:firstLine="0" w:left="0" w:right="0"/>
+              <w:spacing w:lineRule="auto" w:line="240" w:before="40" w:after="40"/>
             </w:pPr>
             <w:r>
               <w:t xml:space="preserve">TEXT</w:t>
@@ -5428,8 +5428,8 @@
             <w:pPr>
               <w:pStyle w:val="Compact"/>
               <w:jc w:val="left"/>
-              <w:ind w:left="0" w:right="0" w:firstLine="0"/>
-              <w:spacing w:after="40" w:before="40" w:line="240" w:lineRule="auto"/>
+              <w:ind w:firstLine="0" w:left="0" w:right="0"/>
+              <w:spacing w:lineRule="auto" w:line="240" w:before="40" w:after="40"/>
             </w:pPr>
             <w:r>
               <w:t xml:space="preserve">Project identifier</w:t>
@@ -5444,8 +5444,8 @@
             <w:pPr>
               <w:pStyle w:val="Compact"/>
               <w:jc w:val="left"/>
-              <w:ind w:left="0" w:right="0" w:firstLine="0"/>
-              <w:spacing w:after="40" w:before="40" w:line="240" w:lineRule="auto"/>
+              <w:ind w:firstLine="0" w:left="0" w:right="0"/>
+              <w:spacing w:lineRule="auto" w:line="240" w:before="40" w:after="40"/>
             </w:pPr>
             <w:r>
               <w:t xml:space="preserve">pid_prefix</w:t>
@@ -5458,8 +5458,8 @@
             <w:pPr>
               <w:pStyle w:val="Compact"/>
               <w:jc w:val="left"/>
-              <w:ind w:left="0" w:right="0" w:firstLine="0"/>
-              <w:spacing w:after="40" w:before="40" w:line="240" w:lineRule="auto"/>
+              <w:ind w:firstLine="0" w:left="0" w:right="0"/>
+              <w:spacing w:lineRule="auto" w:line="240" w:before="40" w:after="40"/>
             </w:pPr>
             <w:r>
               <w:t xml:space="preserve">TEXT</w:t>
@@ -5472,8 +5472,8 @@
             <w:pPr>
               <w:pStyle w:val="Compact"/>
               <w:jc w:val="left"/>
-              <w:ind w:left="0" w:right="0" w:firstLine="0"/>
-              <w:spacing w:after="40" w:before="40" w:line="240" w:lineRule="auto"/>
+              <w:ind w:firstLine="0" w:left="0" w:right="0"/>
+              <w:spacing w:lineRule="auto" w:line="240" w:before="40" w:after="40"/>
             </w:pPr>
             <w:r>
               <w:t xml:space="preserve">Extracted PID prefix</w:t>
@@ -5488,8 +5488,8 @@
             <w:pPr>
               <w:pStyle w:val="Compact"/>
               <w:jc w:val="left"/>
-              <w:ind w:left="0" w:right="0" w:firstLine="0"/>
-              <w:spacing w:after="40" w:before="40" w:line="240" w:lineRule="auto"/>
+              <w:ind w:firstLine="0" w:left="0" w:right="0"/>
+              <w:spacing w:lineRule="auto" w:line="240" w:before="40" w:after="40"/>
             </w:pPr>
             <w:r>
               <w:t xml:space="preserve">pid_sequence</w:t>
@@ -5502,8 +5502,8 @@
             <w:pPr>
               <w:pStyle w:val="Compact"/>
               <w:jc w:val="left"/>
-              <w:ind w:left="0" w:right="0" w:firstLine="0"/>
-              <w:spacing w:after="40" w:before="40" w:line="240" w:lineRule="auto"/>
+              <w:ind w:firstLine="0" w:left="0" w:right="0"/>
+              <w:spacing w:lineRule="auto" w:line="240" w:before="40" w:after="40"/>
             </w:pPr>
             <w:r>
               <w:t xml:space="preserve">INTEGER</w:t>
@@ -5516,8 +5516,8 @@
             <w:pPr>
               <w:pStyle w:val="Compact"/>
               <w:jc w:val="left"/>
-              <w:ind w:left="0" w:right="0" w:firstLine="0"/>
-              <w:spacing w:after="40" w:before="40" w:line="240" w:lineRule="auto"/>
+              <w:ind w:firstLine="0" w:left="0" w:right="0"/>
+              <w:spacing w:lineRule="auto" w:line="240" w:before="40" w:after="40"/>
             </w:pPr>
             <w:r>
               <w:t xml:space="preserve">Extracted PID sequence number</w:t>
@@ -5532,8 +5532,8 @@
             <w:pPr>
               <w:pStyle w:val="Compact"/>
               <w:jc w:val="left"/>
-              <w:ind w:left="0" w:right="0" w:firstLine="0"/>
-              <w:spacing w:after="40" w:before="40" w:line="240" w:lineRule="auto"/>
+              <w:ind w:firstLine="0" w:left="0" w:right="0"/>
+              <w:spacing w:lineRule="auto" w:line="240" w:before="40" w:after="40"/>
             </w:pPr>
             <w:r>
               <w:t xml:space="preserve">pid_auto_generated</w:t>
@@ -5546,8 +5546,8 @@
             <w:pPr>
               <w:pStyle w:val="Compact"/>
               <w:jc w:val="left"/>
-              <w:ind w:left="0" w:right="0" w:firstLine="0"/>
-              <w:spacing w:after="40" w:before="40" w:line="240" w:lineRule="auto"/>
+              <w:ind w:firstLine="0" w:left="0" w:right="0"/>
+              <w:spacing w:lineRule="auto" w:line="240" w:before="40" w:after="40"/>
             </w:pPr>
             <w:r>
               <w:t xml:space="preserve">INTEGER DEFAULT 0</w:t>
@@ -5560,8 +5560,8 @@
             <w:pPr>
               <w:pStyle w:val="Compact"/>
               <w:jc w:val="left"/>
-              <w:ind w:left="0" w:right="0" w:firstLine="0"/>
-              <w:spacing w:after="40" w:before="40" w:line="240" w:lineRule="auto"/>
+              <w:ind w:firstLine="0" w:left="0" w:right="0"/>
+              <w:spacing w:lineRule="auto" w:line="240" w:before="40" w:after="40"/>
             </w:pPr>
             <w:r>
               <w:t xml:space="preserve">1 = PID was auto-generated</w:t>
@@ -5576,8 +5576,8 @@
             <w:pPr>
               <w:pStyle w:val="Compact"/>
               <w:jc w:val="left"/>
-              <w:ind w:left="0" w:right="0" w:firstLine="0"/>
-              <w:spacing w:after="40" w:before="40" w:line="240" w:lineRule="auto"/>
+              <w:ind w:firstLine="0" w:left="0" w:right="0"/>
+              <w:spacing w:lineRule="auto" w:line="240" w:before="40" w:after="40"/>
             </w:pPr>
             <w:r>
               <w:t xml:space="preserve">title_text</w:t>
@@ -5590,8 +5590,8 @@
             <w:pPr>
               <w:pStyle w:val="Compact"/>
               <w:jc w:val="left"/>
-              <w:ind w:left="0" w:right="0" w:firstLine="0"/>
-              <w:spacing w:after="40" w:before="40" w:line="240" w:lineRule="auto"/>
+              <w:ind w:firstLine="0" w:left="0" w:right="0"/>
+              <w:spacing w:lineRule="auto" w:line="240" w:before="40" w:after="40"/>
             </w:pPr>
             <w:r>
               <w:t xml:space="preserve">TEXT NOT NULL</w:t>
@@ -5604,8 +5604,8 @@
             <w:pPr>
               <w:pStyle w:val="Compact"/>
               <w:jc w:val="left"/>
-              <w:ind w:left="0" w:right="0" w:firstLine="0"/>
-              <w:spacing w:after="40" w:before="40" w:line="240" w:lineRule="auto"/>
+              <w:ind w:firstLine="0" w:left="0" w:right="0"/>
+              <w:spacing w:lineRule="auto" w:line="240" w:before="40" w:after="40"/>
             </w:pPr>
             <w:r>
               <w:t xml:space="preserve">Plain-text title</w:t>
@@ -5620,8 +5620,8 @@
             <w:pPr>
               <w:pStyle w:val="Compact"/>
               <w:jc w:val="left"/>
-              <w:ind w:left="0" w:right="0" w:firstLine="0"/>
-              <w:spacing w:after="40" w:before="40" w:line="240" w:lineRule="auto"/>
+              <w:ind w:firstLine="0" w:left="0" w:right="0"/>
+              <w:spacing w:lineRule="auto" w:line="240" w:before="40" w:after="40"/>
             </w:pPr>
             <w:r>
               <w:t xml:space="preserve">label</w:t>
@@ -5634,8 +5634,8 @@
             <w:pPr>
               <w:pStyle w:val="Compact"/>
               <w:jc w:val="left"/>
-              <w:ind w:left="0" w:right="0" w:firstLine="0"/>
-              <w:spacing w:after="40" w:before="40" w:line="240" w:lineRule="auto"/>
+              <w:ind w:firstLine="0" w:left="0" w:right="0"/>
+              <w:spacing w:lineRule="auto" w:line="240" w:before="40" w:after="40"/>
             </w:pPr>
             <w:r>
               <w:t xml:space="preserve">TEXT</w:t>
@@ -5648,8 +5648,8 @@
             <w:pPr>
               <w:pStyle w:val="Compact"/>
               <w:jc w:val="left"/>
-              <w:ind w:left="0" w:right="0" w:firstLine="0"/>
-              <w:spacing w:after="40" w:before="40" w:line="240" w:lineRule="auto"/>
+              <w:ind w:firstLine="0" w:left="0" w:right="0"/>
+              <w:spacing w:lineRule="auto" w:line="240" w:before="40" w:after="40"/>
             </w:pPr>
             <w:r>
               <w:t xml:space="preserve">Unified label for # resolution</w:t>
@@ -5664,8 +5664,8 @@
             <w:pPr>
               <w:pStyle w:val="Compact"/>
               <w:jc w:val="left"/>
-              <w:ind w:left="0" w:right="0" w:firstLine="0"/>
-              <w:spacing w:after="40" w:before="40" w:line="240" w:lineRule="auto"/>
+              <w:ind w:firstLine="0" w:left="0" w:right="0"/>
+              <w:spacing w:lineRule="auto" w:line="240" w:before="40" w:after="40"/>
             </w:pPr>
             <w:r>
               <w:t xml:space="preserve">level</w:t>
@@ -5678,8 +5678,8 @@
             <w:pPr>
               <w:pStyle w:val="Compact"/>
               <w:jc w:val="left"/>
-              <w:ind w:left="0" w:right="0" w:firstLine="0"/>
-              <w:spacing w:after="40" w:before="40" w:line="240" w:lineRule="auto"/>
+              <w:ind w:firstLine="0" w:left="0" w:right="0"/>
+              <w:spacing w:lineRule="auto" w:line="240" w:before="40" w:after="40"/>
             </w:pPr>
             <w:r>
               <w:t xml:space="preserve">INTEGER</w:t>
@@ -5692,8 +5692,8 @@
             <w:pPr>
               <w:pStyle w:val="Compact"/>
               <w:jc w:val="left"/>
-              <w:ind w:left="0" w:right="0" w:firstLine="0"/>
-              <w:spacing w:after="40" w:before="40" w:line="240" w:lineRule="auto"/>
+              <w:ind w:firstLine="0" w:left="0" w:right="0"/>
+              <w:spacing w:lineRule="auto" w:line="240" w:before="40" w:after="40"/>
             </w:pPr>
             <w:r>
               <w:t xml:space="preserve">Heading level (2--6)</w:t>
@@ -5708,8 +5708,8 @@
             <w:pPr>
               <w:pStyle w:val="Compact"/>
               <w:jc w:val="left"/>
-              <w:ind w:left="0" w:right="0" w:firstLine="0"/>
-              <w:spacing w:after="40" w:before="40" w:line="240" w:lineRule="auto"/>
+              <w:ind w:firstLine="0" w:left="0" w:right="0"/>
+              <w:spacing w:lineRule="auto" w:line="240" w:before="40" w:after="40"/>
             </w:pPr>
             <w:r>
               <w:t xml:space="preserve">start_line</w:t>
@@ -5722,8 +5722,8 @@
             <w:pPr>
               <w:pStyle w:val="Compact"/>
               <w:jc w:val="left"/>
-              <w:ind w:left="0" w:right="0" w:firstLine="0"/>
-              <w:spacing w:after="40" w:before="40" w:line="240" w:lineRule="auto"/>
+              <w:ind w:firstLine="0" w:left="0" w:right="0"/>
+              <w:spacing w:lineRule="auto" w:line="240" w:before="40" w:after="40"/>
             </w:pPr>
             <w:r>
               <w:t xml:space="preserve">INTEGER</w:t>
@@ -5736,8 +5736,8 @@
             <w:pPr>
               <w:pStyle w:val="Compact"/>
               <w:jc w:val="left"/>
-              <w:ind w:left="0" w:right="0" w:firstLine="0"/>
-              <w:spacing w:after="40" w:before="40" w:line="240" w:lineRule="auto"/>
+              <w:ind w:firstLine="0" w:left="0" w:right="0"/>
+              <w:spacing w:lineRule="auto" w:line="240" w:before="40" w:after="40"/>
             </w:pPr>
             <w:r>
               <w:t xml:space="preserve">Start line in source (1-indexed)</w:t>
@@ -5752,8 +5752,8 @@
             <w:pPr>
               <w:pStyle w:val="Compact"/>
               <w:jc w:val="left"/>
-              <w:ind w:left="0" w:right="0" w:firstLine="0"/>
-              <w:spacing w:after="40" w:before="40" w:line="240" w:lineRule="auto"/>
+              <w:ind w:firstLine="0" w:left="0" w:right="0"/>
+              <w:spacing w:lineRule="auto" w:line="240" w:before="40" w:after="40"/>
             </w:pPr>
             <w:r>
               <w:t xml:space="preserve">end_line</w:t>
@@ -5766,8 +5766,8 @@
             <w:pPr>
               <w:pStyle w:val="Compact"/>
               <w:jc w:val="left"/>
-              <w:ind w:left="0" w:right="0" w:firstLine="0"/>
-              <w:spacing w:after="40" w:before="40" w:line="240" w:lineRule="auto"/>
+              <w:ind w:firstLine="0" w:left="0" w:right="0"/>
+              <w:spacing w:lineRule="auto" w:line="240" w:before="40" w:after="40"/>
             </w:pPr>
             <w:r>
               <w:t xml:space="preserve">INTEGER</w:t>
@@ -5780,8 +5780,8 @@
             <w:pPr>
               <w:pStyle w:val="Compact"/>
               <w:jc w:val="left"/>
-              <w:ind w:left="0" w:right="0" w:firstLine="0"/>
-              <w:spacing w:after="40" w:before="40" w:line="240" w:lineRule="auto"/>
+              <w:ind w:firstLine="0" w:left="0" w:right="0"/>
+              <w:spacing w:lineRule="auto" w:line="240" w:before="40" w:after="40"/>
             </w:pPr>
             <w:r>
               <w:t xml:space="preserve">End line in source</w:t>
@@ -5796,8 +5796,8 @@
             <w:pPr>
               <w:pStyle w:val="Compact"/>
               <w:jc w:val="left"/>
-              <w:ind w:left="0" w:right="0" w:firstLine="0"/>
-              <w:spacing w:after="40" w:before="40" w:line="240" w:lineRule="auto"/>
+              <w:ind w:firstLine="0" w:left="0" w:right="0"/>
+              <w:spacing w:lineRule="auto" w:line="240" w:before="40" w:after="40"/>
             </w:pPr>
             <w:r>
               <w:t xml:space="preserve">ast</w:t>
@@ -5810,8 +5810,8 @@
             <w:pPr>
               <w:pStyle w:val="Compact"/>
               <w:jc w:val="left"/>
-              <w:ind w:left="0" w:right="0" w:firstLine="0"/>
-              <w:spacing w:after="40" w:before="40" w:line="240" w:lineRule="auto"/>
+              <w:ind w:firstLine="0" w:left="0" w:right="0"/>
+              <w:spacing w:lineRule="auto" w:line="240" w:before="40" w:after="40"/>
             </w:pPr>
             <w:r>
               <w:t xml:space="preserve">JSON</w:t>
@@ -5824,8 +5824,8 @@
             <w:pPr>
               <w:pStyle w:val="Compact"/>
               <w:jc w:val="left"/>
-              <w:ind w:left="0" w:right="0" w:firstLine="0"/>
-              <w:spacing w:after="40" w:before="40" w:line="240" w:lineRule="auto"/>
+              <w:ind w:firstLine="0" w:left="0" w:right="0"/>
+              <w:spacing w:lineRule="auto" w:line="240" w:before="40" w:after="40"/>
             </w:pPr>
             <w:r>
               <w:t xml:space="preserve">Body as Pandoc AST</w:t>
@@ -5908,12 +5908,12 @@
     </w:p>
     <w:p>
       <w:pPr>
-        <w:spacing w:lineRule="exact" w:line="20" w:after="0" w:before="0"/>
+        <w:spacing w:before="0" w:lineRule="exact" w:after="0" w:line="20"/>
         <w:rPr>
           <w:sz w:val="2"/>
         </w:rPr>
       </w:pPr>
-      <w:bookmarkStart w:name="csv-tbl-floats" w:id="59214"/>
+      <w:bookmarkStart w:id="59214" w:name="csv-tbl-floats"/>
       <w:bookmarkEnd w:id="59214"/>
     </w:p>
     <w:p>
@@ -5950,12 +5950,12 @@
         <w:tblLook w:firstRow="1" w:lastRow="0" w:firstColumn="0" w:lastColumn="0" w:noHBand="0" w:noVBand="0" w:val="0020"/>
         <w:jc w:val="start"/>
         <w:tblBorders>
-          <w:top w:sz="6" w:color="000000" w:val="single" w:space="0"/>
-          <w:left w:sz="6" w:color="000000" w:val="single" w:space="0"/>
-          <w:bottom w:sz="6" w:color="000000" w:val="single" w:space="0"/>
-          <w:right w:sz="6" w:color="000000" w:val="single" w:space="0"/>
-          <w:insideH w:sz="6" w:color="000000" w:val="single" w:space="0"/>
-          <w:insideV w:sz="6" w:color="000000" w:val="single" w:space="0"/>
+          <w:top w:val="single" w:sz="6" w:space="0" w:color="000000"/>
+          <w:left w:val="single" w:sz="6" w:space="0" w:color="000000"/>
+          <w:bottom w:val="single" w:sz="6" w:space="0" w:color="000000"/>
+          <w:right w:val="single" w:sz="6" w:space="0" w:color="000000"/>
+          <w:insideH w:val="single" w:sz="6" w:space="0" w:color="000000"/>
+          <w:insideV w:val="single" w:sz="6" w:space="0" w:color="000000"/>
         </w:tblBorders>
         <w:tblCellMar>
           <w:top w:w="57" w:type="dxa"/>
@@ -5975,14 +5975,14 @@
         </w:trPr>
         <w:tc>
           <w:tcPr>
-            <w:shd w:fill="E8E8E8" w:color="auto" w:val="clear"/>
+            <w:shd w:val="clear" w:fill="E8E8E8" w:color="auto"/>
           </w:tcPr>
           <w:p>
             <w:pPr>
               <w:pStyle w:val="Compact"/>
               <w:jc w:val="left"/>
-              <w:ind w:left="0" w:right="0" w:firstLine="0"/>
-              <w:spacing w:after="40" w:before="40" w:line="240" w:lineRule="auto"/>
+              <w:ind w:firstLine="0" w:left="0" w:right="0"/>
+              <w:spacing w:lineRule="auto" w:line="240" w:before="40" w:after="40"/>
             </w:pPr>
             <w:r>
               <w:rPr>
@@ -5994,14 +5994,14 @@
         </w:tc>
         <w:tc>
           <w:tcPr>
-            <w:shd w:fill="E8E8E8" w:color="auto" w:val="clear"/>
+            <w:shd w:val="clear" w:fill="E8E8E8" w:color="auto"/>
           </w:tcPr>
           <w:p>
             <w:pPr>
               <w:pStyle w:val="Compact"/>
               <w:jc w:val="left"/>
-              <w:ind w:left="0" w:right="0" w:firstLine="0"/>
-              <w:spacing w:after="40" w:before="40" w:line="240" w:lineRule="auto"/>
+              <w:ind w:firstLine="0" w:left="0" w:right="0"/>
+              <w:spacing w:lineRule="auto" w:line="240" w:before="40" w:after="40"/>
             </w:pPr>
             <w:r>
               <w:rPr>
@@ -6013,14 +6013,14 @@
         </w:tc>
         <w:tc>
           <w:tcPr>
-            <w:shd w:fill="E8E8E8" w:color="auto" w:val="clear"/>
+            <w:shd w:val="clear" w:fill="E8E8E8" w:color="auto"/>
           </w:tcPr>
           <w:p>
             <w:pPr>
               <w:pStyle w:val="Compact"/>
               <w:jc w:val="left"/>
-              <w:ind w:left="0" w:right="0" w:firstLine="0"/>
-              <w:spacing w:after="40" w:before="40" w:line="240" w:lineRule="auto"/>
+              <w:ind w:firstLine="0" w:left="0" w:right="0"/>
+              <w:spacing w:lineRule="auto" w:line="240" w:before="40" w:after="40"/>
             </w:pPr>
             <w:r>
               <w:rPr>
@@ -6038,8 +6038,8 @@
             <w:pPr>
               <w:pStyle w:val="Compact"/>
               <w:jc w:val="left"/>
-              <w:ind w:left="0" w:right="0" w:firstLine="0"/>
-              <w:spacing w:after="40" w:before="40" w:line="240" w:lineRule="auto"/>
+              <w:ind w:firstLine="0" w:left="0" w:right="0"/>
+              <w:spacing w:lineRule="auto" w:line="240" w:before="40" w:after="40"/>
             </w:pPr>
             <w:r>
               <w:t xml:space="preserve">id</w:t>
@@ -6052,8 +6052,8 @@
             <w:pPr>
               <w:pStyle w:val="Compact"/>
               <w:jc w:val="left"/>
-              <w:ind w:left="0" w:right="0" w:firstLine="0"/>
-              <w:spacing w:after="40" w:before="40" w:line="240" w:lineRule="auto"/>
+              <w:ind w:firstLine="0" w:left="0" w:right="0"/>
+              <w:spacing w:lineRule="auto" w:line="240" w:before="40" w:after="40"/>
             </w:pPr>
             <w:r>
               <w:t xml:space="preserve">INTEGER PK</w:t>
@@ -6066,8 +6066,8 @@
             <w:pPr>
               <w:pStyle w:val="Compact"/>
               <w:jc w:val="left"/>
-              <w:ind w:left="0" w:right="0" w:firstLine="0"/>
-              <w:spacing w:after="40" w:before="40" w:line="240" w:lineRule="auto"/>
+              <w:ind w:firstLine="0" w:left="0" w:right="0"/>
+              <w:spacing w:lineRule="auto" w:line="240" w:before="40" w:after="40"/>
             </w:pPr>
             <w:r>
               <w:t xml:space="preserve">Auto-assigned internal key</w:t>
@@ -6082,8 +6082,8 @@
             <w:pPr>
               <w:pStyle w:val="Compact"/>
               <w:jc w:val="left"/>
-              <w:ind w:left="0" w:right="0" w:firstLine="0"/>
-              <w:spacing w:after="40" w:before="40" w:line="240" w:lineRule="auto"/>
+              <w:ind w:firstLine="0" w:left="0" w:right="0"/>
+              <w:spacing w:lineRule="auto" w:line="240" w:before="40" w:after="40"/>
             </w:pPr>
             <w:r>
               <w:t xml:space="preserve">content_sha</w:t>
@@ -6096,8 +6096,8 @@
             <w:pPr>
               <w:pStyle w:val="Compact"/>
               <w:jc w:val="left"/>
-              <w:ind w:left="0" w:right="0" w:firstLine="0"/>
-              <w:spacing w:after="40" w:before="40" w:line="240" w:lineRule="auto"/>
+              <w:ind w:firstLine="0" w:left="0" w:right="0"/>
+              <w:spacing w:lineRule="auto" w:line="240" w:before="40" w:after="40"/>
             </w:pPr>
             <w:r>
               <w:t xml:space="preserve">TEXT</w:t>
@@ -6110,8 +6110,8 @@
             <w:pPr>
               <w:pStyle w:val="Compact"/>
               <w:jc w:val="left"/>
-              <w:ind w:left="0" w:right="0" w:firstLine="0"/>
-              <w:spacing w:after="40" w:before="40" w:line="240" w:lineRule="auto"/>
+              <w:ind w:firstLine="0" w:left="0" w:right="0"/>
+              <w:spacing w:lineRule="auto" w:line="240" w:before="40" w:after="40"/>
             </w:pPr>
             <w:r>
               <w:t xml:space="preserve">SHA1 checksum for change detection</w:t>
@@ -6126,8 +6126,8 @@
             <w:pPr>
               <w:pStyle w:val="Compact"/>
               <w:jc w:val="left"/>
-              <w:ind w:left="0" w:right="0" w:firstLine="0"/>
-              <w:spacing w:after="40" w:before="40" w:line="240" w:lineRule="auto"/>
+              <w:ind w:firstLine="0" w:left="0" w:right="0"/>
+              <w:spacing w:lineRule="auto" w:line="240" w:before="40" w:after="40"/>
             </w:pPr>
             <w:r>
               <w:t xml:space="preserve">specification_ref</w:t>
@@ -6140,8 +6140,8 @@
             <w:pPr>
               <w:pStyle w:val="Compact"/>
               <w:jc w:val="left"/>
-              <w:ind w:left="0" w:right="0" w:firstLine="0"/>
-              <w:spacing w:after="40" w:before="40" w:line="240" w:lineRule="auto"/>
+              <w:ind w:firstLine="0" w:left="0" w:right="0"/>
+              <w:spacing w:lineRule="auto" w:line="240" w:before="40" w:after="40"/>
             </w:pPr>
             <w:r>
               <w:t xml:space="preserve">TEXT NOT NULL FK</w:t>
@@ -6154,8 +6154,8 @@
             <w:pPr>
               <w:pStyle w:val="Compact"/>
               <w:jc w:val="left"/>
-              <w:ind w:left="0" w:right="0" w:firstLine="0"/>
-              <w:spacing w:after="40" w:before="40" w:line="240" w:lineRule="auto"/>
+              <w:ind w:firstLine="0" w:left="0" w:right="0"/>
+              <w:spacing w:lineRule="auto" w:line="240" w:before="40" w:after="40"/>
             </w:pPr>
             <w:r>
               <w:t xml:space="preserve">Parent specification</w:t>
@@ -6170,8 +6170,8 @@
             <w:pPr>
               <w:pStyle w:val="Compact"/>
               <w:jc w:val="left"/>
-              <w:ind w:left="0" w:right="0" w:firstLine="0"/>
-              <w:spacing w:after="40" w:before="40" w:line="240" w:lineRule="auto"/>
+              <w:ind w:firstLine="0" w:left="0" w:right="0"/>
+              <w:spacing w:lineRule="auto" w:line="240" w:before="40" w:after="40"/>
             </w:pPr>
             <w:r>
               <w:t xml:space="preserve">type_ref</w:t>
@@ -6184,8 +6184,8 @@
             <w:pPr>
               <w:pStyle w:val="Compact"/>
               <w:jc w:val="left"/>
-              <w:ind w:left="0" w:right="0" w:firstLine="0"/>
-              <w:spacing w:after="40" w:before="40" w:line="240" w:lineRule="auto"/>
+              <w:ind w:firstLine="0" w:left="0" w:right="0"/>
+              <w:spacing w:lineRule="auto" w:line="240" w:before="40" w:after="40"/>
             </w:pPr>
             <w:r>
               <w:t xml:space="preserve">TEXT NOT NULL FK</w:t>
@@ -6198,8 +6198,8 @@
             <w:pPr>
               <w:pStyle w:val="Compact"/>
               <w:jc w:val="left"/>
-              <w:ind w:left="0" w:right="0" w:firstLine="0"/>
-              <w:spacing w:after="40" w:before="40" w:line="240" w:lineRule="auto"/>
+              <w:ind w:firstLine="0" w:left="0" w:right="0"/>
+              <w:spacing w:lineRule="auto" w:line="240" w:before="40" w:after="40"/>
             </w:pPr>
             <w:r>
               <w:t xml:space="preserve">Float type</w:t>
@@ -6214,8 +6214,8 @@
             <w:pPr>
               <w:pStyle w:val="Compact"/>
               <w:jc w:val="left"/>
-              <w:ind w:left="0" w:right="0" w:firstLine="0"/>
-              <w:spacing w:after="40" w:before="40" w:line="240" w:lineRule="auto"/>
+              <w:ind w:firstLine="0" w:left="0" w:right="0"/>
+              <w:spacing w:lineRule="auto" w:line="240" w:before="40" w:after="40"/>
             </w:pPr>
             <w:r>
               <w:t xml:space="preserve">from_file</w:t>
@@ -6228,8 +6228,8 @@
             <w:pPr>
               <w:pStyle w:val="Compact"/>
               <w:jc w:val="left"/>
-              <w:ind w:left="0" w:right="0" w:firstLine="0"/>
-              <w:spacing w:after="40" w:before="40" w:line="240" w:lineRule="auto"/>
+              <w:ind w:firstLine="0" w:left="0" w:right="0"/>
+              <w:spacing w:lineRule="auto" w:line="240" w:before="40" w:after="40"/>
             </w:pPr>
             <w:r>
               <w:t xml:space="preserve">TEXT NOT NULL</w:t>
@@ -6242,8 +6242,8 @@
             <w:pPr>
               <w:pStyle w:val="Compact"/>
               <w:jc w:val="left"/>
-              <w:ind w:left="0" w:right="0" w:firstLine="0"/>
-              <w:spacing w:after="40" w:before="40" w:line="240" w:lineRule="auto"/>
+              <w:ind w:firstLine="0" w:left="0" w:right="0"/>
+              <w:spacing w:lineRule="auto" w:line="240" w:before="40" w:after="40"/>
             </w:pPr>
             <w:r>
               <w:t xml:space="preserve">Source file path</w:t>
@@ -6258,8 +6258,8 @@
             <w:pPr>
               <w:pStyle w:val="Compact"/>
               <w:jc w:val="left"/>
-              <w:ind w:left="0" w:right="0" w:firstLine="0"/>
-              <w:spacing w:after="40" w:before="40" w:line="240" w:lineRule="auto"/>
+              <w:ind w:firstLine="0" w:left="0" w:right="0"/>
+              <w:spacing w:lineRule="auto" w:line="240" w:before="40" w:after="40"/>
             </w:pPr>
             <w:r>
               <w:t xml:space="preserve">file_seq</w:t>
@@ -6272,8 +6272,8 @@
             <w:pPr>
               <w:pStyle w:val="Compact"/>
               <w:jc w:val="left"/>
-              <w:ind w:left="0" w:right="0" w:firstLine="0"/>
-              <w:spacing w:after="40" w:before="40" w:line="240" w:lineRule="auto"/>
+              <w:ind w:firstLine="0" w:left="0" w:right="0"/>
+              <w:spacing w:lineRule="auto" w:line="240" w:before="40" w:after="40"/>
             </w:pPr>
             <w:r>
               <w:t xml:space="preserve">INTEGER NOT NULL</w:t>
@@ -6286,8 +6286,8 @@
             <w:pPr>
               <w:pStyle w:val="Compact"/>
               <w:jc w:val="left"/>
-              <w:ind w:left="0" w:right="0" w:firstLine="0"/>
-              <w:spacing w:after="40" w:before="40" w:line="240" w:lineRule="auto"/>
+              <w:ind w:firstLine="0" w:left="0" w:right="0"/>
+              <w:spacing w:lineRule="auto" w:line="240" w:before="40" w:after="40"/>
             </w:pPr>
             <w:r>
               <w:t xml:space="preserve">Sequence within file</w:t>
@@ -6302,8 +6302,8 @@
             <w:pPr>
               <w:pStyle w:val="Compact"/>
               <w:jc w:val="left"/>
-              <w:ind w:left="0" w:right="0" w:firstLine="0"/>
-              <w:spacing w:after="40" w:before="40" w:line="240" w:lineRule="auto"/>
+              <w:ind w:firstLine="0" w:left="0" w:right="0"/>
+              <w:spacing w:lineRule="auto" w:line="240" w:before="40" w:after="40"/>
             </w:pPr>
             <w:r>
               <w:t xml:space="preserve">start_line</w:t>
@@ -6316,8 +6316,8 @@
             <w:pPr>
               <w:pStyle w:val="Compact"/>
               <w:jc w:val="left"/>
-              <w:ind w:left="0" w:right="0" w:firstLine="0"/>
-              <w:spacing w:after="40" w:before="40" w:line="240" w:lineRule="auto"/>
+              <w:ind w:firstLine="0" w:left="0" w:right="0"/>
+              <w:spacing w:lineRule="auto" w:line="240" w:before="40" w:after="40"/>
             </w:pPr>
             <w:r>
               <w:t xml:space="preserve">INTEGER</w:t>
@@ -6330,8 +6330,8 @@
             <w:pPr>
               <w:pStyle w:val="Compact"/>
               <w:jc w:val="left"/>
-              <w:ind w:left="0" w:right="0" w:firstLine="0"/>
-              <w:spacing w:after="40" w:before="40" w:line="240" w:lineRule="auto"/>
+              <w:ind w:firstLine="0" w:left="0" w:right="0"/>
+              <w:spacing w:lineRule="auto" w:line="240" w:before="40" w:after="40"/>
             </w:pPr>
             <w:r>
               <w:t xml:space="preserve">Start line in source</w:t>
@@ -6346,8 +6346,8 @@
             <w:pPr>
               <w:pStyle w:val="Compact"/>
               <w:jc w:val="left"/>
-              <w:ind w:left="0" w:right="0" w:firstLine="0"/>
-              <w:spacing w:after="40" w:before="40" w:line="240" w:lineRule="auto"/>
+              <w:ind w:firstLine="0" w:left="0" w:right="0"/>
+              <w:spacing w:lineRule="auto" w:line="240" w:before="40" w:after="40"/>
             </w:pPr>
             <w:r>
               <w:t xml:space="preserve">label</w:t>
@@ -6360,8 +6360,8 @@
             <w:pPr>
               <w:pStyle w:val="Compact"/>
               <w:jc w:val="left"/>
-              <w:ind w:left="0" w:right="0" w:firstLine="0"/>
-              <w:spacing w:after="40" w:before="40" w:line="240" w:lineRule="auto"/>
+              <w:ind w:firstLine="0" w:left="0" w:right="0"/>
+              <w:spacing w:lineRule="auto" w:line="240" w:before="40" w:after="40"/>
             </w:pPr>
             <w:r>
               <w:t xml:space="preserve">TEXT NOT NULL</w:t>
@@ -6374,8 +6374,8 @@
             <w:pPr>
               <w:pStyle w:val="Compact"/>
               <w:jc w:val="left"/>
-              <w:ind w:left="0" w:right="0" w:firstLine="0"/>
-              <w:spacing w:after="40" w:before="40" w:line="240" w:lineRule="auto"/>
+              <w:ind w:firstLine="0" w:left="0" w:right="0"/>
+              <w:spacing w:lineRule="auto" w:line="240" w:before="40" w:after="40"/>
             </w:pPr>
             <w:r>
               <w:t xml:space="preserve">Cross-reference label</w:t>
@@ -6390,8 +6390,8 @@
             <w:pPr>
               <w:pStyle w:val="Compact"/>
               <w:jc w:val="left"/>
-              <w:ind w:left="0" w:right="0" w:firstLine="0"/>
-              <w:spacing w:after="40" w:before="40" w:line="240" w:lineRule="auto"/>
+              <w:ind w:firstLine="0" w:left="0" w:right="0"/>
+              <w:spacing w:lineRule="auto" w:line="240" w:before="40" w:after="40"/>
             </w:pPr>
             <w:r>
               <w:t xml:space="preserve">number</w:t>
@@ -6404,8 +6404,8 @@
             <w:pPr>
               <w:pStyle w:val="Compact"/>
               <w:jc w:val="left"/>
-              <w:ind w:left="0" w:right="0" w:firstLine="0"/>
-              <w:spacing w:after="40" w:before="40" w:line="240" w:lineRule="auto"/>
+              <w:ind w:firstLine="0" w:left="0" w:right="0"/>
+              <w:spacing w:lineRule="auto" w:line="240" w:before="40" w:after="40"/>
             </w:pPr>
             <w:r>
               <w:t xml:space="preserve">INTEGER</w:t>
@@ -6418,8 +6418,8 @@
             <w:pPr>
               <w:pStyle w:val="Compact"/>
               <w:jc w:val="left"/>
-              <w:ind w:left="0" w:right="0" w:firstLine="0"/>
-              <w:spacing w:after="40" w:before="40" w:line="240" w:lineRule="auto"/>
+              <w:ind w:firstLine="0" w:left="0" w:right="0"/>
+              <w:spacing w:lineRule="auto" w:line="240" w:before="40" w:after="40"/>
             </w:pPr>
             <w:r>
               <w:t xml:space="preserve">Auto-assigned number within counter group</w:t>
@@ -6434,8 +6434,8 @@
             <w:pPr>
               <w:pStyle w:val="Compact"/>
               <w:jc w:val="left"/>
-              <w:ind w:left="0" w:right="0" w:firstLine="0"/>
-              <w:spacing w:after="40" w:before="40" w:line="240" w:lineRule="auto"/>
+              <w:ind w:firstLine="0" w:left="0" w:right="0"/>
+              <w:spacing w:lineRule="auto" w:line="240" w:before="40" w:after="40"/>
             </w:pPr>
             <w:r>
               <w:t xml:space="preserve">caption</w:t>
@@ -6448,8 +6448,8 @@
             <w:pPr>
               <w:pStyle w:val="Compact"/>
               <w:jc w:val="left"/>
-              <w:ind w:left="0" w:right="0" w:firstLine="0"/>
-              <w:spacing w:after="40" w:before="40" w:line="240" w:lineRule="auto"/>
+              <w:ind w:firstLine="0" w:left="0" w:right="0"/>
+              <w:spacing w:lineRule="auto" w:line="240" w:before="40" w:after="40"/>
             </w:pPr>
             <w:r>
               <w:t xml:space="preserve">TEXT</w:t>
@@ -6462,8 +6462,8 @@
             <w:pPr>
               <w:pStyle w:val="Compact"/>
               <w:jc w:val="left"/>
-              <w:ind w:left="0" w:right="0" w:firstLine="0"/>
-              <w:spacing w:after="40" w:before="40" w:line="240" w:lineRule="auto"/>
+              <w:ind w:firstLine="0" w:left="0" w:right="0"/>
+              <w:spacing w:lineRule="auto" w:line="240" w:before="40" w:after="40"/>
             </w:pPr>
             <w:r>
               <w:t xml:space="preserve">Caption text</w:t>
@@ -6478,8 +6478,8 @@
             <w:pPr>
               <w:pStyle w:val="Compact"/>
               <w:jc w:val="left"/>
-              <w:ind w:left="0" w:right="0" w:firstLine="0"/>
-              <w:spacing w:after="40" w:before="40" w:line="240" w:lineRule="auto"/>
+              <w:ind w:firstLine="0" w:left="0" w:right="0"/>
+              <w:spacing w:lineRule="auto" w:line="240" w:before="40" w:after="40"/>
             </w:pPr>
             <w:r>
               <w:t xml:space="preserve">pandoc_attributes</w:t>
@@ -6492,8 +6492,8 @@
             <w:pPr>
               <w:pStyle w:val="Compact"/>
               <w:jc w:val="left"/>
-              <w:ind w:left="0" w:right="0" w:firstLine="0"/>
-              <w:spacing w:after="40" w:before="40" w:line="240" w:lineRule="auto"/>
+              <w:ind w:firstLine="0" w:left="0" w:right="0"/>
+              <w:spacing w:lineRule="auto" w:line="240" w:before="40" w:after="40"/>
             </w:pPr>
             <w:r>
               <w:t xml:space="preserve">JSON</w:t>
@@ -6506,8 +6506,8 @@
             <w:pPr>
               <w:pStyle w:val="Compact"/>
               <w:jc w:val="left"/>
-              <w:ind w:left="0" w:right="0" w:firstLine="0"/>
-              <w:spacing w:after="40" w:before="40" w:line="240" w:lineRule="auto"/>
+              <w:ind w:firstLine="0" w:left="0" w:right="0"/>
+              <w:spacing w:lineRule="auto" w:line="240" w:before="40" w:after="40"/>
             </w:pPr>
             <w:r>
               <w:t xml:space="preserve">Parsed attributes from code block</w:t>
@@ -6522,8 +6522,8 @@
             <w:pPr>
               <w:pStyle w:val="Compact"/>
               <w:jc w:val="left"/>
-              <w:ind w:left="0" w:right="0" w:firstLine="0"/>
-              <w:spacing w:after="40" w:before="40" w:line="240" w:lineRule="auto"/>
+              <w:ind w:firstLine="0" w:left="0" w:right="0"/>
+              <w:spacing w:lineRule="auto" w:line="240" w:before="40" w:after="40"/>
             </w:pPr>
             <w:r>
               <w:t xml:space="preserve">raw_content</w:t>
@@ -6536,8 +6536,8 @@
             <w:pPr>
               <w:pStyle w:val="Compact"/>
               <w:jc w:val="left"/>
-              <w:ind w:left="0" w:right="0" w:firstLine="0"/>
-              <w:spacing w:after="40" w:before="40" w:line="240" w:lineRule="auto"/>
+              <w:ind w:firstLine="0" w:left="0" w:right="0"/>
+              <w:spacing w:lineRule="auto" w:line="240" w:before="40" w:after="40"/>
             </w:pPr>
             <w:r>
               <w:t xml:space="preserve">TEXT</w:t>
@@ -6550,8 +6550,8 @@
             <w:pPr>
               <w:pStyle w:val="Compact"/>
               <w:jc w:val="left"/>
-              <w:ind w:left="0" w:right="0" w:firstLine="0"/>
-              <w:spacing w:after="40" w:before="40" w:line="240" w:lineRule="auto"/>
+              <w:ind w:firstLine="0" w:left="0" w:right="0"/>
+              <w:spacing w:lineRule="auto" w:line="240" w:before="40" w:after="40"/>
             </w:pPr>
             <w:r>
               <w:t xml:space="preserve">Original raw content</w:t>
@@ -6566,8 +6566,8 @@
             <w:pPr>
               <w:pStyle w:val="Compact"/>
               <w:jc w:val="left"/>
-              <w:ind w:left="0" w:right="0" w:firstLine="0"/>
-              <w:spacing w:after="40" w:before="40" w:line="240" w:lineRule="auto"/>
+              <w:ind w:firstLine="0" w:left="0" w:right="0"/>
+              <w:spacing w:lineRule="auto" w:line="240" w:before="40" w:after="40"/>
             </w:pPr>
             <w:r>
               <w:t xml:space="preserve">raw_ast</w:t>
@@ -6580,8 +6580,8 @@
             <w:pPr>
               <w:pStyle w:val="Compact"/>
               <w:jc w:val="left"/>
-              <w:ind w:left="0" w:right="0" w:firstLine="0"/>
-              <w:spacing w:after="40" w:before="40" w:line="240" w:lineRule="auto"/>
+              <w:ind w:firstLine="0" w:left="0" w:right="0"/>
+              <w:spacing w:lineRule="auto" w:line="240" w:before="40" w:after="40"/>
             </w:pPr>
             <w:r>
               <w:t xml:space="preserve">JSON</w:t>
@@ -6594,8 +6594,8 @@
             <w:pPr>
               <w:pStyle w:val="Compact"/>
               <w:jc w:val="left"/>
-              <w:ind w:left="0" w:right="0" w:firstLine="0"/>
-              <w:spacing w:after="40" w:before="40" w:line="240" w:lineRule="auto"/>
+              <w:ind w:firstLine="0" w:left="0" w:right="0"/>
+              <w:spacing w:lineRule="auto" w:line="240" w:before="40" w:after="40"/>
             </w:pPr>
             <w:r>
               <w:t xml:space="preserve">Original Pandoc AST</w:t>
@@ -6610,8 +6610,8 @@
             <w:pPr>
               <w:pStyle w:val="Compact"/>
               <w:jc w:val="left"/>
-              <w:ind w:left="0" w:right="0" w:firstLine="0"/>
-              <w:spacing w:after="40" w:before="40" w:line="240" w:lineRule="auto"/>
+              <w:ind w:firstLine="0" w:left="0" w:right="0"/>
+              <w:spacing w:lineRule="auto" w:line="240" w:before="40" w:after="40"/>
             </w:pPr>
             <w:r>
               <w:t xml:space="preserve">resolved_ast</w:t>
@@ -6624,8 +6624,8 @@
             <w:pPr>
               <w:pStyle w:val="Compact"/>
               <w:jc w:val="left"/>
-              <w:ind w:left="0" w:right="0" w:firstLine="0"/>
-              <w:spacing w:after="40" w:before="40" w:line="240" w:lineRule="auto"/>
+              <w:ind w:firstLine="0" w:left="0" w:right="0"/>
+              <w:spacing w:lineRule="auto" w:line="240" w:before="40" w:after="40"/>
             </w:pPr>
             <w:r>
               <w:t xml:space="preserve">JSON</w:t>
@@ -6638,8 +6638,8 @@
             <w:pPr>
               <w:pStyle w:val="Compact"/>
               <w:jc w:val="left"/>
-              <w:ind w:left="0" w:right="0" w:firstLine="0"/>
-              <w:spacing w:after="40" w:before="40" w:line="240" w:lineRule="auto"/>
+              <w:ind w:firstLine="0" w:left="0" w:right="0"/>
+              <w:spacing w:lineRule="auto" w:line="240" w:before="40" w:after="40"/>
             </w:pPr>
             <w:r>
               <w:t xml:space="preserve">Processed AST after rendering</w:t>
@@ -6654,8 +6654,8 @@
             <w:pPr>
               <w:pStyle w:val="Compact"/>
               <w:jc w:val="left"/>
-              <w:ind w:left="0" w:right="0" w:firstLine="0"/>
-              <w:spacing w:after="40" w:before="40" w:line="240" w:lineRule="auto"/>
+              <w:ind w:firstLine="0" w:left="0" w:right="0"/>
+              <w:spacing w:lineRule="auto" w:line="240" w:before="40" w:after="40"/>
             </w:pPr>
             <w:r>
               <w:t xml:space="preserve">parent_object_id</w:t>
@@ -6668,8 +6668,8 @@
             <w:pPr>
               <w:pStyle w:val="Compact"/>
               <w:jc w:val="left"/>
-              <w:ind w:left="0" w:right="0" w:firstLine="0"/>
-              <w:spacing w:after="40" w:before="40" w:line="240" w:lineRule="auto"/>
+              <w:ind w:firstLine="0" w:left="0" w:right="0"/>
+              <w:spacing w:lineRule="auto" w:line="240" w:before="40" w:after="40"/>
             </w:pPr>
             <w:r>
               <w:t xml:space="preserve">INTEGER FK</w:t>
@@ -6682,8 +6682,8 @@
             <w:pPr>
               <w:pStyle w:val="Compact"/>
               <w:jc w:val="left"/>
-              <w:ind w:left="0" w:right="0" w:firstLine="0"/>
-              <w:spacing w:after="40" w:before="40" w:line="240" w:lineRule="auto"/>
+              <w:ind w:firstLine="0" w:left="0" w:right="0"/>
+              <w:spacing w:lineRule="auto" w:line="240" w:before="40" w:after="40"/>
             </w:pPr>
             <w:r>
               <w:t xml:space="preserve">Containing spec object</w:t>
@@ -6698,8 +6698,8 @@
             <w:pPr>
               <w:pStyle w:val="Compact"/>
               <w:jc w:val="left"/>
-              <w:ind w:left="0" w:right="0" w:firstLine="0"/>
-              <w:spacing w:after="40" w:before="40" w:line="240" w:lineRule="auto"/>
+              <w:ind w:firstLine="0" w:left="0" w:right="0"/>
+              <w:spacing w:lineRule="auto" w:line="240" w:before="40" w:after="40"/>
             </w:pPr>
             <w:r>
               <w:t xml:space="preserve">anchor</w:t>
@@ -6712,8 +6712,8 @@
             <w:pPr>
               <w:pStyle w:val="Compact"/>
               <w:jc w:val="left"/>
-              <w:ind w:left="0" w:right="0" w:firstLine="0"/>
-              <w:spacing w:after="40" w:before="40" w:line="240" w:lineRule="auto"/>
+              <w:ind w:firstLine="0" w:left="0" w:right="0"/>
+              <w:spacing w:lineRule="auto" w:line="240" w:before="40" w:after="40"/>
             </w:pPr>
             <w:r>
               <w:t xml:space="preserve">TEXT</w:t>
@@ -6726,8 +6726,8 @@
             <w:pPr>
               <w:pStyle w:val="Compact"/>
               <w:jc w:val="left"/>
-              <w:ind w:left="0" w:right="0" w:firstLine="0"/>
-              <w:spacing w:after="40" w:before="40" w:line="240" w:lineRule="auto"/>
+              <w:ind w:firstLine="0" w:left="0" w:right="0"/>
+              <w:spacing w:lineRule="auto" w:line="240" w:before="40" w:after="40"/>
             </w:pPr>
             <w:r>
               <w:t xml:space="preserve">HTML anchor for linking</w:t>
@@ -6742,8 +6742,8 @@
             <w:pPr>
               <w:pStyle w:val="Compact"/>
               <w:jc w:val="left"/>
-              <w:ind w:left="0" w:right="0" w:firstLine="0"/>
-              <w:spacing w:after="40" w:before="40" w:line="240" w:lineRule="auto"/>
+              <w:ind w:firstLine="0" w:left="0" w:right="0"/>
+              <w:spacing w:lineRule="auto" w:line="240" w:before="40" w:after="40"/>
             </w:pPr>
             <w:r>
               <w:t xml:space="preserve">syntax_key</w:t>
@@ -6756,8 +6756,8 @@
             <w:pPr>
               <w:pStyle w:val="Compact"/>
               <w:jc w:val="left"/>
-              <w:ind w:left="0" w:right="0" w:firstLine="0"/>
-              <w:spacing w:after="40" w:before="40" w:line="240" w:lineRule="auto"/>
+              <w:ind w:firstLine="0" w:left="0" w:right="0"/>
+              <w:spacing w:lineRule="auto" w:line="240" w:before="40" w:after="40"/>
             </w:pPr>
             <w:r>
               <w:t xml:space="preserve">TEXT</w:t>
@@ -6770,8 +6770,8 @@
             <w:pPr>
               <w:pStyle w:val="Compact"/>
               <w:jc w:val="left"/>
-              <w:ind w:left="0" w:right="0" w:firstLine="0"/>
-              <w:spacing w:after="40" w:before="40" w:line="240" w:lineRule="auto"/>
+              <w:ind w:firstLine="0" w:left="0" w:right="0"/>
+              <w:spacing w:lineRule="auto" w:line="240" w:before="40" w:after="40"/>
             </w:pPr>
             <w:r>
               <w:t xml:space="preserve">Original syntax from code block</w:t>
@@ -6834,12 +6834,12 @@
     </w:p>
     <w:p>
       <w:pPr>
-        <w:spacing w:lineRule="exact" w:line="20" w:after="0" w:before="0"/>
+        <w:spacing w:before="0" w:lineRule="exact" w:after="0" w:line="20"/>
         <w:rPr>
           <w:sz w:val="2"/>
         </w:rPr>
       </w:pPr>
-      <w:bookmarkStart w:name="csv-tbl-relations" w:id="66242"/>
+      <w:bookmarkStart w:id="66242" w:name="csv-tbl-relations"/>
       <w:bookmarkEnd w:id="66242"/>
     </w:p>
     <w:p>
@@ -6876,12 +6876,12 @@
         <w:tblLook w:firstRow="1" w:lastRow="0" w:firstColumn="0" w:lastColumn="0" w:noHBand="0" w:noVBand="0" w:val="0020"/>
         <w:jc w:val="start"/>
         <w:tblBorders>
-          <w:top w:sz="6" w:color="000000" w:val="single" w:space="0"/>
-          <w:left w:sz="6" w:color="000000" w:val="single" w:space="0"/>
-          <w:bottom w:sz="6" w:color="000000" w:val="single" w:space="0"/>
-          <w:right w:sz="6" w:color="000000" w:val="single" w:space="0"/>
-          <w:insideH w:sz="6" w:color="000000" w:val="single" w:space="0"/>
-          <w:insideV w:sz="6" w:color="000000" w:val="single" w:space="0"/>
+          <w:top w:val="single" w:sz="6" w:space="0" w:color="000000"/>
+          <w:left w:val="single" w:sz="6" w:space="0" w:color="000000"/>
+          <w:bottom w:val="single" w:sz="6" w:space="0" w:color="000000"/>
+          <w:right w:val="single" w:sz="6" w:space="0" w:color="000000"/>
+          <w:insideH w:val="single" w:sz="6" w:space="0" w:color="000000"/>
+          <w:insideV w:val="single" w:sz="6" w:space="0" w:color="000000"/>
         </w:tblBorders>
         <w:tblCellMar>
           <w:top w:w="57" w:type="dxa"/>
@@ -6901,14 +6901,14 @@
         </w:trPr>
         <w:tc>
           <w:tcPr>
-            <w:shd w:fill="E8E8E8" w:color="auto" w:val="clear"/>
+            <w:shd w:val="clear" w:fill="E8E8E8" w:color="auto"/>
           </w:tcPr>
           <w:p>
             <w:pPr>
               <w:pStyle w:val="Compact"/>
               <w:jc w:val="left"/>
-              <w:ind w:left="0" w:right="0" w:firstLine="0"/>
-              <w:spacing w:after="40" w:before="40" w:line="240" w:lineRule="auto"/>
+              <w:ind w:firstLine="0" w:left="0" w:right="0"/>
+              <w:spacing w:lineRule="auto" w:line="240" w:before="40" w:after="40"/>
             </w:pPr>
             <w:r>
               <w:rPr>
@@ -6920,14 +6920,14 @@
         </w:tc>
         <w:tc>
           <w:tcPr>
-            <w:shd w:fill="E8E8E8" w:color="auto" w:val="clear"/>
+            <w:shd w:val="clear" w:fill="E8E8E8" w:color="auto"/>
           </w:tcPr>
           <w:p>
             <w:pPr>
               <w:pStyle w:val="Compact"/>
               <w:jc w:val="left"/>
-              <w:ind w:left="0" w:right="0" w:firstLine="0"/>
-              <w:spacing w:after="40" w:before="40" w:line="240" w:lineRule="auto"/>
+              <w:ind w:firstLine="0" w:left="0" w:right="0"/>
+              <w:spacing w:lineRule="auto" w:line="240" w:before="40" w:after="40"/>
             </w:pPr>
             <w:r>
               <w:rPr>
@@ -6939,14 +6939,14 @@
         </w:tc>
         <w:tc>
           <w:tcPr>
-            <w:shd w:fill="E8E8E8" w:color="auto" w:val="clear"/>
+            <w:shd w:val="clear" w:fill="E8E8E8" w:color="auto"/>
           </w:tcPr>
           <w:p>
             <w:pPr>
               <w:pStyle w:val="Compact"/>
               <w:jc w:val="left"/>
-              <w:ind w:left="0" w:right="0" w:firstLine="0"/>
-              <w:spacing w:after="40" w:before="40" w:line="240" w:lineRule="auto"/>
+              <w:ind w:firstLine="0" w:left="0" w:right="0"/>
+              <w:spacing w:lineRule="auto" w:line="240" w:before="40" w:after="40"/>
             </w:pPr>
             <w:r>
               <w:rPr>
@@ -6964,8 +6964,8 @@
             <w:pPr>
               <w:pStyle w:val="Compact"/>
               <w:jc w:val="left"/>
-              <w:ind w:left="0" w:right="0" w:firstLine="0"/>
-              <w:spacing w:after="40" w:before="40" w:line="240" w:lineRule="auto"/>
+              <w:ind w:firstLine="0" w:left="0" w:right="0"/>
+              <w:spacing w:lineRule="auto" w:line="240" w:before="40" w:after="40"/>
             </w:pPr>
             <w:r>
               <w:t xml:space="preserve">id</w:t>
@@ -6978,8 +6978,8 @@
             <w:pPr>
               <w:pStyle w:val="Compact"/>
               <w:jc w:val="left"/>
-              <w:ind w:left="0" w:right="0" w:firstLine="0"/>
-              <w:spacing w:after="40" w:before="40" w:line="240" w:lineRule="auto"/>
+              <w:ind w:firstLine="0" w:left="0" w:right="0"/>
+              <w:spacing w:lineRule="auto" w:line="240" w:before="40" w:after="40"/>
             </w:pPr>
             <w:r>
               <w:t xml:space="preserve">INTEGER PK</w:t>
@@ -6992,8 +6992,8 @@
             <w:pPr>
               <w:pStyle w:val="Compact"/>
               <w:jc w:val="left"/>
-              <w:ind w:left="0" w:right="0" w:firstLine="0"/>
-              <w:spacing w:after="40" w:before="40" w:line="240" w:lineRule="auto"/>
+              <w:ind w:firstLine="0" w:left="0" w:right="0"/>
+              <w:spacing w:lineRule="auto" w:line="240" w:before="40" w:after="40"/>
             </w:pPr>
             <w:r>
               <w:t xml:space="preserve">Auto-assigned internal key</w:t>
@@ -7008,8 +7008,8 @@
             <w:pPr>
               <w:pStyle w:val="Compact"/>
               <w:jc w:val="left"/>
-              <w:ind w:left="0" w:right="0" w:firstLine="0"/>
-              <w:spacing w:after="40" w:before="40" w:line="240" w:lineRule="auto"/>
+              <w:ind w:firstLine="0" w:left="0" w:right="0"/>
+              <w:spacing w:lineRule="auto" w:line="240" w:before="40" w:after="40"/>
             </w:pPr>
             <w:r>
               <w:t xml:space="preserve">content_sha</w:t>
@@ -7022,8 +7022,8 @@
             <w:pPr>
               <w:pStyle w:val="Compact"/>
               <w:jc w:val="left"/>
-              <w:ind w:left="0" w:right="0" w:firstLine="0"/>
-              <w:spacing w:after="40" w:before="40" w:line="240" w:lineRule="auto"/>
+              <w:ind w:firstLine="0" w:left="0" w:right="0"/>
+              <w:spacing w:lineRule="auto" w:line="240" w:before="40" w:after="40"/>
             </w:pPr>
             <w:r>
               <w:t xml:space="preserve">TEXT</w:t>
@@ -7036,8 +7036,8 @@
             <w:pPr>
               <w:pStyle w:val="Compact"/>
               <w:jc w:val="left"/>
-              <w:ind w:left="0" w:right="0" w:firstLine="0"/>
-              <w:spacing w:after="40" w:before="40" w:line="240" w:lineRule="auto"/>
+              <w:ind w:firstLine="0" w:left="0" w:right="0"/>
+              <w:spacing w:lineRule="auto" w:line="240" w:before="40" w:after="40"/>
             </w:pPr>
             <w:r>
               <w:t xml:space="preserve">SHA1 checksum for change detection</w:t>
@@ -7052,8 +7052,8 @@
             <w:pPr>
               <w:pStyle w:val="Compact"/>
               <w:jc w:val="left"/>
-              <w:ind w:left="0" w:right="0" w:firstLine="0"/>
-              <w:spacing w:after="40" w:before="40" w:line="240" w:lineRule="auto"/>
+              <w:ind w:firstLine="0" w:left="0" w:right="0"/>
+              <w:spacing w:lineRule="auto" w:line="240" w:before="40" w:after="40"/>
             </w:pPr>
             <w:r>
               <w:t xml:space="preserve">specification_ref</w:t>
@@ -7066,8 +7066,8 @@
             <w:pPr>
               <w:pStyle w:val="Compact"/>
               <w:jc w:val="left"/>
-              <w:ind w:left="0" w:right="0" w:firstLine="0"/>
-              <w:spacing w:after="40" w:before="40" w:line="240" w:lineRule="auto"/>
+              <w:ind w:firstLine="0" w:left="0" w:right="0"/>
+              <w:spacing w:lineRule="auto" w:line="240" w:before="40" w:after="40"/>
             </w:pPr>
             <w:r>
               <w:t xml:space="preserve">TEXT NOT NULL FK</w:t>
@@ -7080,8 +7080,8 @@
             <w:pPr>
               <w:pStyle w:val="Compact"/>
               <w:jc w:val="left"/>
-              <w:ind w:left="0" w:right="0" w:firstLine="0"/>
-              <w:spacing w:after="40" w:before="40" w:line="240" w:lineRule="auto"/>
+              <w:ind w:firstLine="0" w:left="0" w:right="0"/>
+              <w:spacing w:lineRule="auto" w:line="240" w:before="40" w:after="40"/>
             </w:pPr>
             <w:r>
               <w:t xml:space="preserve">Parent specification</w:t>
@@ -7096,8 +7096,8 @@
             <w:pPr>
               <w:pStyle w:val="Compact"/>
               <w:jc w:val="left"/>
-              <w:ind w:left="0" w:right="0" w:firstLine="0"/>
-              <w:spacing w:after="40" w:before="40" w:line="240" w:lineRule="auto"/>
+              <w:ind w:firstLine="0" w:left="0" w:right="0"/>
+              <w:spacing w:lineRule="auto" w:line="240" w:before="40" w:after="40"/>
             </w:pPr>
             <w:r>
               <w:t xml:space="preserve">source_object_id</w:t>
@@ -7110,8 +7110,8 @@
             <w:pPr>
               <w:pStyle w:val="Compact"/>
               <w:jc w:val="left"/>
-              <w:ind w:left="0" w:right="0" w:firstLine="0"/>
-              <w:spacing w:after="40" w:before="40" w:line="240" w:lineRule="auto"/>
+              <w:ind w:firstLine="0" w:left="0" w:right="0"/>
+              <w:spacing w:lineRule="auto" w:line="240" w:before="40" w:after="40"/>
             </w:pPr>
             <w:r>
               <w:t xml:space="preserve">INTEGER NOT NULL FK</w:t>
@@ -7124,8 +7124,8 @@
             <w:pPr>
               <w:pStyle w:val="Compact"/>
               <w:jc w:val="left"/>
-              <w:ind w:left="0" w:right="0" w:firstLine="0"/>
-              <w:spacing w:after="40" w:before="40" w:line="240" w:lineRule="auto"/>
+              <w:ind w:firstLine="0" w:left="0" w:right="0"/>
+              <w:spacing w:lineRule="auto" w:line="240" w:before="40" w:after="40"/>
             </w:pPr>
             <w:r>
               <w:t xml:space="preserve">Source object</w:t>
@@ -7140,8 +7140,8 @@
             <w:pPr>
               <w:pStyle w:val="Compact"/>
               <w:jc w:val="left"/>
-              <w:ind w:left="0" w:right="0" w:firstLine="0"/>
-              <w:spacing w:after="40" w:before="40" w:line="240" w:lineRule="auto"/>
+              <w:ind w:firstLine="0" w:left="0" w:right="0"/>
+              <w:spacing w:lineRule="auto" w:line="240" w:before="40" w:after="40"/>
             </w:pPr>
             <w:r>
               <w:t xml:space="preserve">target_text</w:t>
@@ -7154,8 +7154,8 @@
             <w:pPr>
               <w:pStyle w:val="Compact"/>
               <w:jc w:val="left"/>
-              <w:ind w:left="0" w:right="0" w:firstLine="0"/>
-              <w:spacing w:after="40" w:before="40" w:line="240" w:lineRule="auto"/>
+              <w:ind w:firstLine="0" w:left="0" w:right="0"/>
+              <w:spacing w:lineRule="auto" w:line="240" w:before="40" w:after="40"/>
             </w:pPr>
             <w:r>
               <w:t xml:space="preserve">TEXT</w:t>
@@ -7168,8 +7168,8 @@
             <w:pPr>
               <w:pStyle w:val="Compact"/>
               <w:jc w:val="left"/>
-              <w:ind w:left="0" w:right="0" w:firstLine="0"/>
-              <w:spacing w:after="40" w:before="40" w:line="240" w:lineRule="auto"/>
+              <w:ind w:firstLine="0" w:left="0" w:right="0"/>
+              <w:spacing w:lineRule="auto" w:line="240" w:before="40" w:after="40"/>
             </w:pPr>
             <w:r>
               <w:t xml:space="preserve">Target as written (before resolution)</w:t>
@@ -7184,8 +7184,8 @@
             <w:pPr>
               <w:pStyle w:val="Compact"/>
               <w:jc w:val="left"/>
-              <w:ind w:left="0" w:right="0" w:firstLine="0"/>
-              <w:spacing w:after="40" w:before="40" w:line="240" w:lineRule="auto"/>
+              <w:ind w:firstLine="0" w:left="0" w:right="0"/>
+              <w:spacing w:lineRule="auto" w:line="240" w:before="40" w:after="40"/>
             </w:pPr>
             <w:r>
               <w:t xml:space="preserve">target_object_id</w:t>
@@ -7198,8 +7198,8 @@
             <w:pPr>
               <w:pStyle w:val="Compact"/>
               <w:jc w:val="left"/>
-              <w:ind w:left="0" w:right="0" w:firstLine="0"/>
-              <w:spacing w:after="40" w:before="40" w:line="240" w:lineRule="auto"/>
+              <w:ind w:firstLine="0" w:left="0" w:right="0"/>
+              <w:spacing w:lineRule="auto" w:line="240" w:before="40" w:after="40"/>
             </w:pPr>
             <w:r>
               <w:t xml:space="preserve">INTEGER FK</w:t>
@@ -7212,8 +7212,8 @@
             <w:pPr>
               <w:pStyle w:val="Compact"/>
               <w:jc w:val="left"/>
-              <w:ind w:left="0" w:right="0" w:firstLine="0"/>
-              <w:spacing w:after="40" w:before="40" w:line="240" w:lineRule="auto"/>
+              <w:ind w:firstLine="0" w:left="0" w:right="0"/>
+              <w:spacing w:lineRule="auto" w:line="240" w:before="40" w:after="40"/>
             </w:pPr>
             <w:r>
               <w:t xml:space="preserve">Resolved target object (NULL if unresolved)</w:t>
@@ -7228,8 +7228,8 @@
             <w:pPr>
               <w:pStyle w:val="Compact"/>
               <w:jc w:val="left"/>
-              <w:ind w:left="0" w:right="0" w:firstLine="0"/>
-              <w:spacing w:after="40" w:before="40" w:line="240" w:lineRule="auto"/>
+              <w:ind w:firstLine="0" w:left="0" w:right="0"/>
+              <w:spacing w:lineRule="auto" w:line="240" w:before="40" w:after="40"/>
             </w:pPr>
             <w:r>
               <w:t xml:space="preserve">target_float_id</w:t>
@@ -7242,8 +7242,8 @@
             <w:pPr>
               <w:pStyle w:val="Compact"/>
               <w:jc w:val="left"/>
-              <w:ind w:left="0" w:right="0" w:firstLine="0"/>
-              <w:spacing w:after="40" w:before="40" w:line="240" w:lineRule="auto"/>
+              <w:ind w:firstLine="0" w:left="0" w:right="0"/>
+              <w:spacing w:lineRule="auto" w:line="240" w:before="40" w:after="40"/>
             </w:pPr>
             <w:r>
               <w:t xml:space="preserve">INTEGER FK</w:t>
@@ -7256,8 +7256,8 @@
             <w:pPr>
               <w:pStyle w:val="Compact"/>
               <w:jc w:val="left"/>
-              <w:ind w:left="0" w:right="0" w:firstLine="0"/>
-              <w:spacing w:after="40" w:before="40" w:line="240" w:lineRule="auto"/>
+              <w:ind w:firstLine="0" w:left="0" w:right="0"/>
+              <w:spacing w:lineRule="auto" w:line="240" w:before="40" w:after="40"/>
             </w:pPr>
             <w:r>
               <w:t xml:space="preserve">Resolved target float (NULL if unresolved)</w:t>
@@ -7272,8 +7272,8 @@
             <w:pPr>
               <w:pStyle w:val="Compact"/>
               <w:jc w:val="left"/>
-              <w:ind w:left="0" w:right="0" w:firstLine="0"/>
-              <w:spacing w:after="40" w:before="40" w:line="240" w:lineRule="auto"/>
+              <w:ind w:firstLine="0" w:left="0" w:right="0"/>
+              <w:spacing w:lineRule="auto" w:line="240" w:before="40" w:after="40"/>
             </w:pPr>
             <w:r>
               <w:t xml:space="preserve">type_ref</w:t>
@@ -7286,8 +7286,8 @@
             <w:pPr>
               <w:pStyle w:val="Compact"/>
               <w:jc w:val="left"/>
-              <w:ind w:left="0" w:right="0" w:firstLine="0"/>
-              <w:spacing w:after="40" w:before="40" w:line="240" w:lineRule="auto"/>
+              <w:ind w:firstLine="0" w:left="0" w:right="0"/>
+              <w:spacing w:lineRule="auto" w:line="240" w:before="40" w:after="40"/>
             </w:pPr>
             <w:r>
               <w:t xml:space="preserve">TEXT FK</w:t>
@@ -7300,8 +7300,8 @@
             <w:pPr>
               <w:pStyle w:val="Compact"/>
               <w:jc w:val="left"/>
-              <w:ind w:left="0" w:right="0" w:firstLine="0"/>
-              <w:spacing w:after="40" w:before="40" w:line="240" w:lineRule="auto"/>
+              <w:ind w:firstLine="0" w:left="0" w:right="0"/>
+              <w:spacing w:lineRule="auto" w:line="240" w:before="40" w:after="40"/>
             </w:pPr>
             <w:r>
               <w:t xml:space="preserve">Inferred relation type</w:t>
@@ -7316,8 +7316,8 @@
             <w:pPr>
               <w:pStyle w:val="Compact"/>
               <w:jc w:val="left"/>
-              <w:ind w:left="0" w:right="0" w:firstLine="0"/>
-              <w:spacing w:after="40" w:before="40" w:line="240" w:lineRule="auto"/>
+              <w:ind w:firstLine="0" w:left="0" w:right="0"/>
+              <w:spacing w:lineRule="auto" w:line="240" w:before="40" w:after="40"/>
             </w:pPr>
             <w:r>
               <w:t xml:space="preserve">is_ambiguous</w:t>
@@ -7330,8 +7330,8 @@
             <w:pPr>
               <w:pStyle w:val="Compact"/>
               <w:jc w:val="left"/>
-              <w:ind w:left="0" w:right="0" w:firstLine="0"/>
-              <w:spacing w:after="40" w:before="40" w:line="240" w:lineRule="auto"/>
+              <w:ind w:firstLine="0" w:left="0" w:right="0"/>
+              <w:spacing w:lineRule="auto" w:line="240" w:before="40" w:after="40"/>
             </w:pPr>
             <w:r>
               <w:t xml:space="preserve">INTEGER DEFAULT 0</w:t>
@@ -7344,8 +7344,8 @@
             <w:pPr>
               <w:pStyle w:val="Compact"/>
               <w:jc w:val="left"/>
-              <w:ind w:left="0" w:right="0" w:firstLine="0"/>
-              <w:spacing w:after="40" w:before="40" w:line="240" w:lineRule="auto"/>
+              <w:ind w:firstLine="0" w:left="0" w:right="0"/>
+              <w:spacing w:lineRule="auto" w:line="240" w:before="40" w:after="40"/>
             </w:pPr>
             <w:r>
               <w:t xml:space="preserve">1 = multiple matches found</w:t>
@@ -7360,8 +7360,8 @@
             <w:pPr>
               <w:pStyle w:val="Compact"/>
               <w:jc w:val="left"/>
-              <w:ind w:left="0" w:right="0" w:firstLine="0"/>
-              <w:spacing w:after="40" w:before="40" w:line="240" w:lineRule="auto"/>
+              <w:ind w:firstLine="0" w:left="0" w:right="0"/>
+              <w:spacing w:lineRule="auto" w:line="240" w:before="40" w:after="40"/>
             </w:pPr>
             <w:r>
               <w:t xml:space="preserve">from_file</w:t>
@@ -7374,8 +7374,8 @@
             <w:pPr>
               <w:pStyle w:val="Compact"/>
               <w:jc w:val="left"/>
-              <w:ind w:left="0" w:right="0" w:firstLine="0"/>
-              <w:spacing w:after="40" w:before="40" w:line="240" w:lineRule="auto"/>
+              <w:ind w:firstLine="0" w:left="0" w:right="0"/>
+              <w:spacing w:lineRule="auto" w:line="240" w:before="40" w:after="40"/>
             </w:pPr>
             <w:r>
               <w:t xml:space="preserve">TEXT NOT NULL</w:t>
@@ -7388,8 +7388,8 @@
             <w:pPr>
               <w:pStyle w:val="Compact"/>
               <w:jc w:val="left"/>
-              <w:ind w:left="0" w:right="0" w:firstLine="0"/>
-              <w:spacing w:after="40" w:before="40" w:line="240" w:lineRule="auto"/>
+              <w:ind w:firstLine="0" w:left="0" w:right="0"/>
+              <w:spacing w:lineRule="auto" w:line="240" w:before="40" w:after="40"/>
             </w:pPr>
             <w:r>
               <w:t xml:space="preserve">Source file</w:t>
@@ -7404,8 +7404,8 @@
             <w:pPr>
               <w:pStyle w:val="Compact"/>
               <w:jc w:val="left"/>
-              <w:ind w:left="0" w:right="0" w:firstLine="0"/>
-              <w:spacing w:after="40" w:before="40" w:line="240" w:lineRule="auto"/>
+              <w:ind w:firstLine="0" w:left="0" w:right="0"/>
+              <w:spacing w:lineRule="auto" w:line="240" w:before="40" w:after="40"/>
             </w:pPr>
             <w:r>
               <w:t xml:space="preserve">link_line</w:t>
@@ -7418,8 +7418,8 @@
             <w:pPr>
               <w:pStyle w:val="Compact"/>
               <w:jc w:val="left"/>
-              <w:ind w:left="0" w:right="0" w:firstLine="0"/>
-              <w:spacing w:after="40" w:before="40" w:line="240" w:lineRule="auto"/>
+              <w:ind w:firstLine="0" w:left="0" w:right="0"/>
+              <w:spacing w:lineRule="auto" w:line="240" w:before="40" w:after="40"/>
             </w:pPr>
             <w:r>
               <w:t xml:space="preserve">INTEGER DEFAULT 0</w:t>
@@ -7432,8 +7432,8 @@
             <w:pPr>
               <w:pStyle w:val="Compact"/>
               <w:jc w:val="left"/>
-              <w:ind w:left="0" w:right="0" w:firstLine="0"/>
-              <w:spacing w:after="40" w:before="40" w:line="240" w:lineRule="auto"/>
+              <w:ind w:firstLine="0" w:left="0" w:right="0"/>
+              <w:spacing w:lineRule="auto" w:line="240" w:before="40" w:after="40"/>
             </w:pPr>
             <w:r>
               <w:t xml:space="preserve">Line number of link</w:t>
@@ -7448,8 +7448,8 @@
             <w:pPr>
               <w:pStyle w:val="Compact"/>
               <w:jc w:val="left"/>
-              <w:ind w:left="0" w:right="0" w:firstLine="0"/>
-              <w:spacing w:after="40" w:before="40" w:line="240" w:lineRule="auto"/>
+              <w:ind w:firstLine="0" w:left="0" w:right="0"/>
+              <w:spacing w:lineRule="auto" w:line="240" w:before="40" w:after="40"/>
             </w:pPr>
             <w:r>
               <w:t xml:space="preserve">source_attribute</w:t>
@@ -7462,8 +7462,8 @@
             <w:pPr>
               <w:pStyle w:val="Compact"/>
               <w:jc w:val="left"/>
-              <w:ind w:left="0" w:right="0" w:firstLine="0"/>
-              <w:spacing w:after="40" w:before="40" w:line="240" w:lineRule="auto"/>
+              <w:ind w:firstLine="0" w:left="0" w:right="0"/>
+              <w:spacing w:lineRule="auto" w:line="240" w:before="40" w:after="40"/>
             </w:pPr>
             <w:r>
               <w:t xml:space="preserve">TEXT</w:t>
@@ -7476,8 +7476,8 @@
             <w:pPr>
               <w:pStyle w:val="Compact"/>
               <w:jc w:val="left"/>
-              <w:ind w:left="0" w:right="0" w:firstLine="0"/>
-              <w:spacing w:after="40" w:before="40" w:line="240" w:lineRule="auto"/>
+              <w:ind w:firstLine="0" w:left="0" w:right="0"/>
+              <w:spacing w:lineRule="auto" w:line="240" w:before="40" w:after="40"/>
             </w:pPr>
             <w:r>
               <w:t xml:space="preserve">Attribute containing the link (NULL if in body)</w:t>
@@ -7492,8 +7492,8 @@
             <w:pPr>
               <w:pStyle w:val="Compact"/>
               <w:jc w:val="left"/>
-              <w:ind w:left="0" w:right="0" w:firstLine="0"/>
-              <w:spacing w:after="40" w:before="40" w:line="240" w:lineRule="auto"/>
+              <w:ind w:firstLine="0" w:left="0" w:right="0"/>
+              <w:spacing w:lineRule="auto" w:line="240" w:before="40" w:after="40"/>
             </w:pPr>
             <w:r>
               <w:t xml:space="preserve">link_selector</w:t>
@@ -7506,8 +7506,8 @@
             <w:pPr>
               <w:pStyle w:val="Compact"/>
               <w:jc w:val="left"/>
-              <w:ind w:left="0" w:right="0" w:firstLine="0"/>
-              <w:spacing w:after="40" w:before="40" w:line="240" w:lineRule="auto"/>
+              <w:ind w:firstLine="0" w:left="0" w:right="0"/>
+              <w:spacing w:lineRule="auto" w:line="240" w:before="40" w:after="40"/>
             </w:pPr>
             <w:r>
               <w:t xml:space="preserve">TEXT</w:t>
@@ -7520,8 +7520,8 @@
             <w:pPr>
               <w:pStyle w:val="Compact"/>
               <w:jc w:val="left"/>
-              <w:ind w:left="0" w:right="0" w:firstLine="0"/>
-              <w:spacing w:after="40" w:before="40" w:line="240" w:lineRule="auto"/>
+              <w:ind w:firstLine="0" w:left="0" w:right="0"/>
+              <w:spacing w:lineRule="auto" w:line="240" w:before="40" w:after="40"/>
             </w:pPr>
             <w:r>
               <w:t xml:space="preserve">Selector syntax ("@" or "#")</w:t>
@@ -7569,12 +7569,12 @@
     </w:p>
     <w:p>
       <w:pPr>
-        <w:spacing w:lineRule="exact" w:line="20" w:after="0" w:before="0"/>
+        <w:spacing w:before="0" w:lineRule="exact" w:after="0" w:line="20"/>
         <w:rPr>
           <w:sz w:val="2"/>
         </w:rPr>
       </w:pPr>
-      <w:bookmarkStart w:name="csv-tbl-views" w:id="86393"/>
+      <w:bookmarkStart w:id="86393" w:name="csv-tbl-views"/>
       <w:bookmarkEnd w:id="86393"/>
     </w:p>
     <w:p>
@@ -7611,12 +7611,12 @@
         <w:tblLook w:firstRow="1" w:lastRow="0" w:firstColumn="0" w:lastColumn="0" w:noHBand="0" w:noVBand="0" w:val="0020"/>
         <w:jc w:val="start"/>
         <w:tblBorders>
-          <w:top w:sz="6" w:color="000000" w:val="single" w:space="0"/>
-          <w:left w:sz="6" w:color="000000" w:val="single" w:space="0"/>
-          <w:bottom w:sz="6" w:color="000000" w:val="single" w:space="0"/>
-          <w:right w:sz="6" w:color="000000" w:val="single" w:space="0"/>
-          <w:insideH w:sz="6" w:color="000000" w:val="single" w:space="0"/>
-          <w:insideV w:sz="6" w:color="000000" w:val="single" w:space="0"/>
+          <w:top w:val="single" w:sz="6" w:space="0" w:color="000000"/>
+          <w:left w:val="single" w:sz="6" w:space="0" w:color="000000"/>
+          <w:bottom w:val="single" w:sz="6" w:space="0" w:color="000000"/>
+          <w:right w:val="single" w:sz="6" w:space="0" w:color="000000"/>
+          <w:insideH w:val="single" w:sz="6" w:space="0" w:color="000000"/>
+          <w:insideV w:val="single" w:sz="6" w:space="0" w:color="000000"/>
         </w:tblBorders>
         <w:tblCellMar>
           <w:top w:w="57" w:type="dxa"/>
@@ -7636,14 +7636,14 @@
         </w:trPr>
         <w:tc>
           <w:tcPr>
-            <w:shd w:fill="E8E8E8" w:color="auto" w:val="clear"/>
+            <w:shd w:val="clear" w:fill="E8E8E8" w:color="auto"/>
           </w:tcPr>
           <w:p>
             <w:pPr>
               <w:pStyle w:val="Compact"/>
               <w:jc w:val="left"/>
-              <w:ind w:left="0" w:right="0" w:firstLine="0"/>
-              <w:spacing w:after="40" w:before="40" w:line="240" w:lineRule="auto"/>
+              <w:ind w:firstLine="0" w:left="0" w:right="0"/>
+              <w:spacing w:lineRule="auto" w:line="240" w:before="40" w:after="40"/>
             </w:pPr>
             <w:r>
               <w:rPr>
@@ -7655,14 +7655,14 @@
         </w:tc>
         <w:tc>
           <w:tcPr>
-            <w:shd w:fill="E8E8E8" w:color="auto" w:val="clear"/>
+            <w:shd w:val="clear" w:fill="E8E8E8" w:color="auto"/>
           </w:tcPr>
           <w:p>
             <w:pPr>
               <w:pStyle w:val="Compact"/>
               <w:jc w:val="left"/>
-              <w:ind w:left="0" w:right="0" w:firstLine="0"/>
-              <w:spacing w:after="40" w:before="40" w:line="240" w:lineRule="auto"/>
+              <w:ind w:firstLine="0" w:left="0" w:right="0"/>
+              <w:spacing w:lineRule="auto" w:line="240" w:before="40" w:after="40"/>
             </w:pPr>
             <w:r>
               <w:rPr>
@@ -7674,14 +7674,14 @@
         </w:tc>
         <w:tc>
           <w:tcPr>
-            <w:shd w:fill="E8E8E8" w:color="auto" w:val="clear"/>
+            <w:shd w:val="clear" w:fill="E8E8E8" w:color="auto"/>
           </w:tcPr>
           <w:p>
             <w:pPr>
               <w:pStyle w:val="Compact"/>
               <w:jc w:val="left"/>
-              <w:ind w:left="0" w:right="0" w:firstLine="0"/>
-              <w:spacing w:after="40" w:before="40" w:line="240" w:lineRule="auto"/>
+              <w:ind w:firstLine="0" w:left="0" w:right="0"/>
+              <w:spacing w:lineRule="auto" w:line="240" w:before="40" w:after="40"/>
             </w:pPr>
             <w:r>
               <w:rPr>
@@ -7699,8 +7699,8 @@
             <w:pPr>
               <w:pStyle w:val="Compact"/>
               <w:jc w:val="left"/>
-              <w:ind w:left="0" w:right="0" w:firstLine="0"/>
-              <w:spacing w:after="40" w:before="40" w:line="240" w:lineRule="auto"/>
+              <w:ind w:firstLine="0" w:left="0" w:right="0"/>
+              <w:spacing w:lineRule="auto" w:line="240" w:before="40" w:after="40"/>
             </w:pPr>
             <w:r>
               <w:t xml:space="preserve">id</w:t>
@@ -7713,8 +7713,8 @@
             <w:pPr>
               <w:pStyle w:val="Compact"/>
               <w:jc w:val="left"/>
-              <w:ind w:left="0" w:right="0" w:firstLine="0"/>
-              <w:spacing w:after="40" w:before="40" w:line="240" w:lineRule="auto"/>
+              <w:ind w:firstLine="0" w:left="0" w:right="0"/>
+              <w:spacing w:lineRule="auto" w:line="240" w:before="40" w:after="40"/>
             </w:pPr>
             <w:r>
               <w:t xml:space="preserve">INTEGER PK</w:t>
@@ -7727,8 +7727,8 @@
             <w:pPr>
               <w:pStyle w:val="Compact"/>
               <w:jc w:val="left"/>
-              <w:ind w:left="0" w:right="0" w:firstLine="0"/>
-              <w:spacing w:after="40" w:before="40" w:line="240" w:lineRule="auto"/>
+              <w:ind w:firstLine="0" w:left="0" w:right="0"/>
+              <w:spacing w:lineRule="auto" w:line="240" w:before="40" w:after="40"/>
             </w:pPr>
             <w:r>
               <w:t xml:space="preserve">Auto-assigned internal key</w:t>
@@ -7743,8 +7743,8 @@
             <w:pPr>
               <w:pStyle w:val="Compact"/>
               <w:jc w:val="left"/>
-              <w:ind w:left="0" w:right="0" w:firstLine="0"/>
-              <w:spacing w:after="40" w:before="40" w:line="240" w:lineRule="auto"/>
+              <w:ind w:firstLine="0" w:left="0" w:right="0"/>
+              <w:spacing w:lineRule="auto" w:line="240" w:before="40" w:after="40"/>
             </w:pPr>
             <w:r>
               <w:t xml:space="preserve">content_sha</w:t>
@@ -7757,8 +7757,8 @@
             <w:pPr>
               <w:pStyle w:val="Compact"/>
               <w:jc w:val="left"/>
-              <w:ind w:left="0" w:right="0" w:firstLine="0"/>
-              <w:spacing w:after="40" w:before="40" w:line="240" w:lineRule="auto"/>
+              <w:ind w:firstLine="0" w:left="0" w:right="0"/>
+              <w:spacing w:lineRule="auto" w:line="240" w:before="40" w:after="40"/>
             </w:pPr>
             <w:r>
               <w:t xml:space="preserve">TEXT</w:t>
@@ -7771,8 +7771,8 @@
             <w:pPr>
               <w:pStyle w:val="Compact"/>
               <w:jc w:val="left"/>
-              <w:ind w:left="0" w:right="0" w:firstLine="0"/>
-              <w:spacing w:after="40" w:before="40" w:line="240" w:lineRule="auto"/>
+              <w:ind w:firstLine="0" w:left="0" w:right="0"/>
+              <w:spacing w:lineRule="auto" w:line="240" w:before="40" w:after="40"/>
             </w:pPr>
             <w:r>
               <w:t xml:space="preserve">SHA1 checksum for change detection</w:t>
@@ -7787,8 +7787,8 @@
             <w:pPr>
               <w:pStyle w:val="Compact"/>
               <w:jc w:val="left"/>
-              <w:ind w:left="0" w:right="0" w:firstLine="0"/>
-              <w:spacing w:after="40" w:before="40" w:line="240" w:lineRule="auto"/>
+              <w:ind w:firstLine="0" w:left="0" w:right="0"/>
+              <w:spacing w:lineRule="auto" w:line="240" w:before="40" w:after="40"/>
             </w:pPr>
             <w:r>
               <w:t xml:space="preserve">specification_ref</w:t>
@@ -7801,8 +7801,8 @@
             <w:pPr>
               <w:pStyle w:val="Compact"/>
               <w:jc w:val="left"/>
-              <w:ind w:left="0" w:right="0" w:firstLine="0"/>
-              <w:spacing w:after="40" w:before="40" w:line="240" w:lineRule="auto"/>
+              <w:ind w:firstLine="0" w:left="0" w:right="0"/>
+              <w:spacing w:lineRule="auto" w:line="240" w:before="40" w:after="40"/>
             </w:pPr>
             <w:r>
               <w:t xml:space="preserve">TEXT NOT NULL FK</w:t>
@@ -7815,8 +7815,8 @@
             <w:pPr>
               <w:pStyle w:val="Compact"/>
               <w:jc w:val="left"/>
-              <w:ind w:left="0" w:right="0" w:firstLine="0"/>
-              <w:spacing w:after="40" w:before="40" w:line="240" w:lineRule="auto"/>
+              <w:ind w:firstLine="0" w:left="0" w:right="0"/>
+              <w:spacing w:lineRule="auto" w:line="240" w:before="40" w:after="40"/>
             </w:pPr>
             <w:r>
               <w:t xml:space="preserve">Parent specification</w:t>
@@ -7831,8 +7831,8 @@
             <w:pPr>
               <w:pStyle w:val="Compact"/>
               <w:jc w:val="left"/>
-              <w:ind w:left="0" w:right="0" w:firstLine="0"/>
-              <w:spacing w:after="40" w:before="40" w:line="240" w:lineRule="auto"/>
+              <w:ind w:firstLine="0" w:left="0" w:right="0"/>
+              <w:spacing w:lineRule="auto" w:line="240" w:before="40" w:after="40"/>
             </w:pPr>
             <w:r>
               <w:t xml:space="preserve">view_type_ref</w:t>
@@ -7845,8 +7845,8 @@
             <w:pPr>
               <w:pStyle w:val="Compact"/>
               <w:jc w:val="left"/>
-              <w:ind w:left="0" w:right="0" w:firstLine="0"/>
-              <w:spacing w:after="40" w:before="40" w:line="240" w:lineRule="auto"/>
+              <w:ind w:firstLine="0" w:left="0" w:right="0"/>
+              <w:spacing w:lineRule="auto" w:line="240" w:before="40" w:after="40"/>
             </w:pPr>
             <w:r>
               <w:t xml:space="preserve">TEXT NOT NULL FK</w:t>
@@ -7859,8 +7859,8 @@
             <w:pPr>
               <w:pStyle w:val="Compact"/>
               <w:jc w:val="left"/>
-              <w:ind w:left="0" w:right="0" w:firstLine="0"/>
-              <w:spacing w:after="40" w:before="40" w:line="240" w:lineRule="auto"/>
+              <w:ind w:firstLine="0" w:left="0" w:right="0"/>
+              <w:spacing w:lineRule="auto" w:line="240" w:before="40" w:after="40"/>
             </w:pPr>
             <w:r>
               <w:t xml:space="preserve">View type</w:t>
@@ -7875,8 +7875,8 @@
             <w:pPr>
               <w:pStyle w:val="Compact"/>
               <w:jc w:val="left"/>
-              <w:ind w:left="0" w:right="0" w:firstLine="0"/>
-              <w:spacing w:after="40" w:before="40" w:line="240" w:lineRule="auto"/>
+              <w:ind w:firstLine="0" w:left="0" w:right="0"/>
+              <w:spacing w:lineRule="auto" w:line="240" w:before="40" w:after="40"/>
             </w:pPr>
             <w:r>
               <w:t xml:space="preserve">from_file</w:t>
@@ -7889,8 +7889,8 @@
             <w:pPr>
               <w:pStyle w:val="Compact"/>
               <w:jc w:val="left"/>
-              <w:ind w:left="0" w:right="0" w:firstLine="0"/>
-              <w:spacing w:after="40" w:before="40" w:line="240" w:lineRule="auto"/>
+              <w:ind w:firstLine="0" w:left="0" w:right="0"/>
+              <w:spacing w:lineRule="auto" w:line="240" w:before="40" w:after="40"/>
             </w:pPr>
             <w:r>
               <w:t xml:space="preserve">TEXT NOT NULL</w:t>
@@ -7903,8 +7903,8 @@
             <w:pPr>
               <w:pStyle w:val="Compact"/>
               <w:jc w:val="left"/>
-              <w:ind w:left="0" w:right="0" w:firstLine="0"/>
-              <w:spacing w:after="40" w:before="40" w:line="240" w:lineRule="auto"/>
+              <w:ind w:firstLine="0" w:left="0" w:right="0"/>
+              <w:spacing w:lineRule="auto" w:line="240" w:before="40" w:after="40"/>
             </w:pPr>
             <w:r>
               <w:t xml:space="preserve">Source file path</w:t>
@@ -7919,8 +7919,8 @@
             <w:pPr>
               <w:pStyle w:val="Compact"/>
               <w:jc w:val="left"/>
-              <w:ind w:left="0" w:right="0" w:firstLine="0"/>
-              <w:spacing w:after="40" w:before="40" w:line="240" w:lineRule="auto"/>
+              <w:ind w:firstLine="0" w:left="0" w:right="0"/>
+              <w:spacing w:lineRule="auto" w:line="240" w:before="40" w:after="40"/>
             </w:pPr>
             <w:r>
               <w:t xml:space="preserve">file_seq</w:t>
@@ -7933,8 +7933,8 @@
             <w:pPr>
               <w:pStyle w:val="Compact"/>
               <w:jc w:val="left"/>
-              <w:ind w:left="0" w:right="0" w:firstLine="0"/>
-              <w:spacing w:after="40" w:before="40" w:line="240" w:lineRule="auto"/>
+              <w:ind w:firstLine="0" w:left="0" w:right="0"/>
+              <w:spacing w:lineRule="auto" w:line="240" w:before="40" w:after="40"/>
             </w:pPr>
             <w:r>
               <w:t xml:space="preserve">INTEGER NOT NULL</w:t>
@@ -7947,8 +7947,8 @@
             <w:pPr>
               <w:pStyle w:val="Compact"/>
               <w:jc w:val="left"/>
-              <w:ind w:left="0" w:right="0" w:firstLine="0"/>
-              <w:spacing w:after="40" w:before="40" w:line="240" w:lineRule="auto"/>
+              <w:ind w:firstLine="0" w:left="0" w:right="0"/>
+              <w:spacing w:lineRule="auto" w:line="240" w:before="40" w:after="40"/>
             </w:pPr>
             <w:r>
               <w:t xml:space="preserve">Sequence within file</w:t>
@@ -7963,8 +7963,8 @@
             <w:pPr>
               <w:pStyle w:val="Compact"/>
               <w:jc w:val="left"/>
-              <w:ind w:left="0" w:right="0" w:firstLine="0"/>
-              <w:spacing w:after="40" w:before="40" w:line="240" w:lineRule="auto"/>
+              <w:ind w:firstLine="0" w:left="0" w:right="0"/>
+              <w:spacing w:lineRule="auto" w:line="240" w:before="40" w:after="40"/>
             </w:pPr>
             <w:r>
               <w:t xml:space="preserve">start_line</w:t>
@@ -7977,8 +7977,8 @@
             <w:pPr>
               <w:pStyle w:val="Compact"/>
               <w:jc w:val="left"/>
-              <w:ind w:left="0" w:right="0" w:firstLine="0"/>
-              <w:spacing w:after="40" w:before="40" w:line="240" w:lineRule="auto"/>
+              <w:ind w:firstLine="0" w:left="0" w:right="0"/>
+              <w:spacing w:lineRule="auto" w:line="240" w:before="40" w:after="40"/>
             </w:pPr>
             <w:r>
               <w:t xml:space="preserve">INTEGER</w:t>
@@ -7991,8 +7991,8 @@
             <w:pPr>
               <w:pStyle w:val="Compact"/>
               <w:jc w:val="left"/>
-              <w:ind w:left="0" w:right="0" w:firstLine="0"/>
-              <w:spacing w:after="40" w:before="40" w:line="240" w:lineRule="auto"/>
+              <w:ind w:firstLine="0" w:left="0" w:right="0"/>
+              <w:spacing w:lineRule="auto" w:line="240" w:before="40" w:after="40"/>
             </w:pPr>
             <w:r>
               <w:t xml:space="preserve">Start line in source</w:t>
@@ -8007,8 +8007,8 @@
             <w:pPr>
               <w:pStyle w:val="Compact"/>
               <w:jc w:val="left"/>
-              <w:ind w:left="0" w:right="0" w:firstLine="0"/>
-              <w:spacing w:after="40" w:before="40" w:line="240" w:lineRule="auto"/>
+              <w:ind w:firstLine="0" w:left="0" w:right="0"/>
+              <w:spacing w:lineRule="auto" w:line="240" w:before="40" w:after="40"/>
             </w:pPr>
             <w:r>
               <w:t xml:space="preserve">raw_ast</w:t>
@@ -8021,8 +8021,8 @@
             <w:pPr>
               <w:pStyle w:val="Compact"/>
               <w:jc w:val="left"/>
-              <w:ind w:left="0" w:right="0" w:firstLine="0"/>
-              <w:spacing w:after="40" w:before="40" w:line="240" w:lineRule="auto"/>
+              <w:ind w:firstLine="0" w:left="0" w:right="0"/>
+              <w:spacing w:lineRule="auto" w:line="240" w:before="40" w:after="40"/>
             </w:pPr>
             <w:r>
               <w:t xml:space="preserve">JSON</w:t>
@@ -8035,8 +8035,8 @@
             <w:pPr>
               <w:pStyle w:val="Compact"/>
               <w:jc w:val="left"/>
-              <w:ind w:left="0" w:right="0" w:firstLine="0"/>
-              <w:spacing w:after="40" w:before="40" w:line="240" w:lineRule="auto"/>
+              <w:ind w:firstLine="0" w:left="0" w:right="0"/>
+              <w:spacing w:lineRule="auto" w:line="240" w:before="40" w:after="40"/>
             </w:pPr>
             <w:r>
               <w:t xml:space="preserve">Original Pandoc AST</w:t>
@@ -8051,8 +8051,8 @@
             <w:pPr>
               <w:pStyle w:val="Compact"/>
               <w:jc w:val="left"/>
-              <w:ind w:left="0" w:right="0" w:firstLine="0"/>
-              <w:spacing w:after="40" w:before="40" w:line="240" w:lineRule="auto"/>
+              <w:ind w:firstLine="0" w:left="0" w:right="0"/>
+              <w:spacing w:lineRule="auto" w:line="240" w:before="40" w:after="40"/>
             </w:pPr>
             <w:r>
               <w:t xml:space="preserve">resolved_ast</w:t>
@@ -8065,8 +8065,8 @@
             <w:pPr>
               <w:pStyle w:val="Compact"/>
               <w:jc w:val="left"/>
-              <w:ind w:left="0" w:right="0" w:firstLine="0"/>
-              <w:spacing w:after="40" w:before="40" w:line="240" w:lineRule="auto"/>
+              <w:ind w:firstLine="0" w:left="0" w:right="0"/>
+              <w:spacing w:lineRule="auto" w:line="240" w:before="40" w:after="40"/>
             </w:pPr>
             <w:r>
               <w:t xml:space="preserve">JSON</w:t>
@@ -8079,8 +8079,8 @@
             <w:pPr>
               <w:pStyle w:val="Compact"/>
               <w:jc w:val="left"/>
-              <w:ind w:left="0" w:right="0" w:firstLine="0"/>
-              <w:spacing w:after="40" w:before="40" w:line="240" w:lineRule="auto"/>
+              <w:ind w:firstLine="0" w:left="0" w:right="0"/>
+              <w:spacing w:lineRule="auto" w:line="240" w:before="40" w:after="40"/>
             </w:pPr>
             <w:r>
               <w:t xml:space="preserve">Materialized view as Pandoc AST</w:t>
@@ -8095,8 +8095,8 @@
             <w:pPr>
               <w:pStyle w:val="Compact"/>
               <w:jc w:val="left"/>
-              <w:ind w:left="0" w:right="0" w:firstLine="0"/>
-              <w:spacing w:after="40" w:before="40" w:line="240" w:lineRule="auto"/>
+              <w:ind w:firstLine="0" w:left="0" w:right="0"/>
+              <w:spacing w:lineRule="auto" w:line="240" w:before="40" w:after="40"/>
             </w:pPr>
             <w:r>
               <w:t xml:space="preserve">resolved_data</w:t>
@@ -8109,8 +8109,8 @@
             <w:pPr>
               <w:pStyle w:val="Compact"/>
               <w:jc w:val="left"/>
-              <w:ind w:left="0" w:right="0" w:firstLine="0"/>
-              <w:spacing w:after="40" w:before="40" w:line="240" w:lineRule="auto"/>
+              <w:ind w:firstLine="0" w:left="0" w:right="0"/>
+              <w:spacing w:lineRule="auto" w:line="240" w:before="40" w:after="40"/>
             </w:pPr>
             <w:r>
               <w:t xml:space="preserve">JSON</w:t>
@@ -8123,8 +8123,8 @@
             <w:pPr>
               <w:pStyle w:val="Compact"/>
               <w:jc w:val="left"/>
-              <w:ind w:left="0" w:right="0" w:firstLine="0"/>
-              <w:spacing w:after="40" w:before="40" w:line="240" w:lineRule="auto"/>
+              <w:ind w:firstLine="0" w:left="0" w:right="0"/>
+              <w:spacing w:lineRule="auto" w:line="240" w:before="40" w:after="40"/>
             </w:pPr>
             <w:r>
               <w:t xml:space="preserve">Pre-computed view data</w:t>
@@ -8157,12 +8157,12 @@
     </w:p>
     <w:p>
       <w:pPr>
-        <w:spacing w:lineRule="exact" w:line="20" w:after="0" w:before="0"/>
+        <w:spacing w:before="0" w:lineRule="exact" w:after="0" w:line="20"/>
         <w:rPr>
           <w:sz w:val="2"/>
         </w:rPr>
       </w:pPr>
-      <w:bookmarkStart w:name="csv-tbl-attributes" w:id="58030"/>
+      <w:bookmarkStart w:id="58030" w:name="csv-tbl-attributes"/>
       <w:bookmarkEnd w:id="58030"/>
     </w:p>
     <w:p>
@@ -8199,12 +8199,12 @@
         <w:tblLook w:firstRow="1" w:lastRow="0" w:firstColumn="0" w:lastColumn="0" w:noHBand="0" w:noVBand="0" w:val="0020"/>
         <w:jc w:val="start"/>
         <w:tblBorders>
-          <w:top w:sz="6" w:color="000000" w:val="single" w:space="0"/>
-          <w:left w:sz="6" w:color="000000" w:val="single" w:space="0"/>
-          <w:bottom w:sz="6" w:color="000000" w:val="single" w:space="0"/>
-          <w:right w:sz="6" w:color="000000" w:val="single" w:space="0"/>
-          <w:insideH w:sz="6" w:color="000000" w:val="single" w:space="0"/>
-          <w:insideV w:sz="6" w:color="000000" w:val="single" w:space="0"/>
+          <w:top w:val="single" w:sz="6" w:space="0" w:color="000000"/>
+          <w:left w:val="single" w:sz="6" w:space="0" w:color="000000"/>
+          <w:bottom w:val="single" w:sz="6" w:space="0" w:color="000000"/>
+          <w:right w:val="single" w:sz="6" w:space="0" w:color="000000"/>
+          <w:insideH w:val="single" w:sz="6" w:space="0" w:color="000000"/>
+          <w:insideV w:val="single" w:sz="6" w:space="0" w:color="000000"/>
         </w:tblBorders>
         <w:tblCellMar>
           <w:top w:w="57" w:type="dxa"/>
@@ -8224,14 +8224,14 @@
         </w:trPr>
         <w:tc>
           <w:tcPr>
-            <w:shd w:fill="E8E8E8" w:color="auto" w:val="clear"/>
+            <w:shd w:val="clear" w:fill="E8E8E8" w:color="auto"/>
           </w:tcPr>
           <w:p>
             <w:pPr>
               <w:pStyle w:val="Compact"/>
               <w:jc w:val="left"/>
-              <w:ind w:left="0" w:right="0" w:firstLine="0"/>
-              <w:spacing w:after="40" w:before="40" w:line="240" w:lineRule="auto"/>
+              <w:ind w:firstLine="0" w:left="0" w:right="0"/>
+              <w:spacing w:lineRule="auto" w:line="240" w:before="40" w:after="40"/>
             </w:pPr>
             <w:r>
               <w:rPr>
@@ -8243,14 +8243,14 @@
         </w:tc>
         <w:tc>
           <w:tcPr>
-            <w:shd w:fill="E8E8E8" w:color="auto" w:val="clear"/>
+            <w:shd w:val="clear" w:fill="E8E8E8" w:color="auto"/>
           </w:tcPr>
           <w:p>
             <w:pPr>
               <w:pStyle w:val="Compact"/>
               <w:jc w:val="left"/>
-              <w:ind w:left="0" w:right="0" w:firstLine="0"/>
-              <w:spacing w:after="40" w:before="40" w:line="240" w:lineRule="auto"/>
+              <w:ind w:firstLine="0" w:left="0" w:right="0"/>
+              <w:spacing w:lineRule="auto" w:line="240" w:before="40" w:after="40"/>
             </w:pPr>
             <w:r>
               <w:rPr>
@@ -8262,14 +8262,14 @@
         </w:tc>
         <w:tc>
           <w:tcPr>
-            <w:shd w:fill="E8E8E8" w:color="auto" w:val="clear"/>
+            <w:shd w:val="clear" w:fill="E8E8E8" w:color="auto"/>
           </w:tcPr>
           <w:p>
             <w:pPr>
               <w:pStyle w:val="Compact"/>
               <w:jc w:val="left"/>
-              <w:ind w:left="0" w:right="0" w:firstLine="0"/>
-              <w:spacing w:after="40" w:before="40" w:line="240" w:lineRule="auto"/>
+              <w:ind w:firstLine="0" w:left="0" w:right="0"/>
+              <w:spacing w:lineRule="auto" w:line="240" w:before="40" w:after="40"/>
             </w:pPr>
             <w:r>
               <w:rPr>
@@ -8287,8 +8287,8 @@
             <w:pPr>
               <w:pStyle w:val="Compact"/>
               <w:jc w:val="left"/>
-              <w:ind w:left="0" w:right="0" w:firstLine="0"/>
-              <w:spacing w:after="40" w:before="40" w:line="240" w:lineRule="auto"/>
+              <w:ind w:firstLine="0" w:left="0" w:right="0"/>
+              <w:spacing w:lineRule="auto" w:line="240" w:before="40" w:after="40"/>
             </w:pPr>
             <w:r>
               <w:t xml:space="preserve">id</w:t>
@@ -8301,8 +8301,8 @@
             <w:pPr>
               <w:pStyle w:val="Compact"/>
               <w:jc w:val="left"/>
-              <w:ind w:left="0" w:right="0" w:firstLine="0"/>
-              <w:spacing w:after="40" w:before="40" w:line="240" w:lineRule="auto"/>
+              <w:ind w:firstLine="0" w:left="0" w:right="0"/>
+              <w:spacing w:lineRule="auto" w:line="240" w:before="40" w:after="40"/>
             </w:pPr>
             <w:r>
               <w:t xml:space="preserve">INTEGER PK</w:t>
@@ -8315,8 +8315,8 @@
             <w:pPr>
               <w:pStyle w:val="Compact"/>
               <w:jc w:val="left"/>
-              <w:ind w:left="0" w:right="0" w:firstLine="0"/>
-              <w:spacing w:after="40" w:before="40" w:line="240" w:lineRule="auto"/>
+              <w:ind w:firstLine="0" w:left="0" w:right="0"/>
+              <w:spacing w:lineRule="auto" w:line="240" w:before="40" w:after="40"/>
             </w:pPr>
             <w:r>
               <w:t xml:space="preserve">Auto-assigned internal key</w:t>
@@ -8331,8 +8331,8 @@
             <w:pPr>
               <w:pStyle w:val="Compact"/>
               <w:jc w:val="left"/>
-              <w:ind w:left="0" w:right="0" w:firstLine="0"/>
-              <w:spacing w:after="40" w:before="40" w:line="240" w:lineRule="auto"/>
+              <w:ind w:firstLine="0" w:left="0" w:right="0"/>
+              <w:spacing w:lineRule="auto" w:line="240" w:before="40" w:after="40"/>
             </w:pPr>
             <w:r>
               <w:t xml:space="preserve">content_sha</w:t>
@@ -8345,8 +8345,8 @@
             <w:pPr>
               <w:pStyle w:val="Compact"/>
               <w:jc w:val="left"/>
-              <w:ind w:left="0" w:right="0" w:firstLine="0"/>
-              <w:spacing w:after="40" w:before="40" w:line="240" w:lineRule="auto"/>
+              <w:ind w:firstLine="0" w:left="0" w:right="0"/>
+              <w:spacing w:lineRule="auto" w:line="240" w:before="40" w:after="40"/>
             </w:pPr>
             <w:r>
               <w:t xml:space="preserve">TEXT</w:t>
@@ -8359,8 +8359,8 @@
             <w:pPr>
               <w:pStyle w:val="Compact"/>
               <w:jc w:val="left"/>
-              <w:ind w:left="0" w:right="0" w:firstLine="0"/>
-              <w:spacing w:after="40" w:before="40" w:line="240" w:lineRule="auto"/>
+              <w:ind w:firstLine="0" w:left="0" w:right="0"/>
+              <w:spacing w:lineRule="auto" w:line="240" w:before="40" w:after="40"/>
             </w:pPr>
             <w:r>
               <w:t xml:space="preserve">SHA1 checksum for change detection</w:t>
@@ -8375,8 +8375,8 @@
             <w:pPr>
               <w:pStyle w:val="Compact"/>
               <w:jc w:val="left"/>
-              <w:ind w:left="0" w:right="0" w:firstLine="0"/>
-              <w:spacing w:after="40" w:before="40" w:line="240" w:lineRule="auto"/>
+              <w:ind w:firstLine="0" w:left="0" w:right="0"/>
+              <w:spacing w:lineRule="auto" w:line="240" w:before="40" w:after="40"/>
             </w:pPr>
             <w:r>
               <w:t xml:space="preserve">specification_ref</w:t>
@@ -8389,8 +8389,8 @@
             <w:pPr>
               <w:pStyle w:val="Compact"/>
               <w:jc w:val="left"/>
-              <w:ind w:left="0" w:right="0" w:firstLine="0"/>
-              <w:spacing w:after="40" w:before="40" w:line="240" w:lineRule="auto"/>
+              <w:ind w:firstLine="0" w:left="0" w:right="0"/>
+              <w:spacing w:lineRule="auto" w:line="240" w:before="40" w:after="40"/>
             </w:pPr>
             <w:r>
               <w:t xml:space="preserve">TEXT NOT NULL FK</w:t>
@@ -8403,8 +8403,8 @@
             <w:pPr>
               <w:pStyle w:val="Compact"/>
               <w:jc w:val="left"/>
-              <w:ind w:left="0" w:right="0" w:firstLine="0"/>
-              <w:spacing w:after="40" w:before="40" w:line="240" w:lineRule="auto"/>
+              <w:ind w:firstLine="0" w:left="0" w:right="0"/>
+              <w:spacing w:lineRule="auto" w:line="240" w:before="40" w:after="40"/>
             </w:pPr>
             <w:r>
               <w:t xml:space="preserve">Parent specification</w:t>
@@ -8419,8 +8419,8 @@
             <w:pPr>
               <w:pStyle w:val="Compact"/>
               <w:jc w:val="left"/>
-              <w:ind w:left="0" w:right="0" w:firstLine="0"/>
-              <w:spacing w:after="40" w:before="40" w:line="240" w:lineRule="auto"/>
+              <w:ind w:firstLine="0" w:left="0" w:right="0"/>
+              <w:spacing w:lineRule="auto" w:line="240" w:before="40" w:after="40"/>
             </w:pPr>
             <w:r>
               <w:t xml:space="preserve">owner_object_id</w:t>
@@ -8433,8 +8433,8 @@
             <w:pPr>
               <w:pStyle w:val="Compact"/>
               <w:jc w:val="left"/>
-              <w:ind w:left="0" w:right="0" w:firstLine="0"/>
-              <w:spacing w:after="40" w:before="40" w:line="240" w:lineRule="auto"/>
+              <w:ind w:firstLine="0" w:left="0" w:right="0"/>
+              <w:spacing w:lineRule="auto" w:line="240" w:before="40" w:after="40"/>
             </w:pPr>
             <w:r>
               <w:t xml:space="preserve">INTEGER FK</w:t>
@@ -8447,8 +8447,8 @@
             <w:pPr>
               <w:pStyle w:val="Compact"/>
               <w:jc w:val="left"/>
-              <w:ind w:left="0" w:right="0" w:firstLine="0"/>
-              <w:spacing w:after="40" w:before="40" w:line="240" w:lineRule="auto"/>
+              <w:ind w:firstLine="0" w:left="0" w:right="0"/>
+              <w:spacing w:lineRule="auto" w:line="240" w:before="40" w:after="40"/>
             </w:pPr>
             <w:r>
               <w:t xml:space="preserve">Owner spec object (NULL if float)</w:t>
@@ -8463,8 +8463,8 @@
             <w:pPr>
               <w:pStyle w:val="Compact"/>
               <w:jc w:val="left"/>
-              <w:ind w:left="0" w:right="0" w:firstLine="0"/>
-              <w:spacing w:after="40" w:before="40" w:line="240" w:lineRule="auto"/>
+              <w:ind w:firstLine="0" w:left="0" w:right="0"/>
+              <w:spacing w:lineRule="auto" w:line="240" w:before="40" w:after="40"/>
             </w:pPr>
             <w:r>
               <w:t xml:space="preserve">owner_float_id</w:t>
@@ -8477,8 +8477,8 @@
             <w:pPr>
               <w:pStyle w:val="Compact"/>
               <w:jc w:val="left"/>
-              <w:ind w:left="0" w:right="0" w:firstLine="0"/>
-              <w:spacing w:after="40" w:before="40" w:line="240" w:lineRule="auto"/>
+              <w:ind w:firstLine="0" w:left="0" w:right="0"/>
+              <w:spacing w:lineRule="auto" w:line="240" w:before="40" w:after="40"/>
             </w:pPr>
             <w:r>
               <w:t xml:space="preserve">INTEGER FK</w:t>
@@ -8491,8 +8491,8 @@
             <w:pPr>
               <w:pStyle w:val="Compact"/>
               <w:jc w:val="left"/>
-              <w:ind w:left="0" w:right="0" w:firstLine="0"/>
-              <w:spacing w:after="40" w:before="40" w:line="240" w:lineRule="auto"/>
+              <w:ind w:firstLine="0" w:left="0" w:right="0"/>
+              <w:spacing w:lineRule="auto" w:line="240" w:before="40" w:after="40"/>
             </w:pPr>
             <w:r>
               <w:t xml:space="preserve">Owner spec float (NULL if object)</w:t>
@@ -8507,8 +8507,8 @@
             <w:pPr>
               <w:pStyle w:val="Compact"/>
               <w:jc w:val="left"/>
-              <w:ind w:left="0" w:right="0" w:firstLine="0"/>
-              <w:spacing w:after="40" w:before="40" w:line="240" w:lineRule="auto"/>
+              <w:ind w:firstLine="0" w:left="0" w:right="0"/>
+              <w:spacing w:lineRule="auto" w:line="240" w:before="40" w:after="40"/>
             </w:pPr>
             <w:r>
               <w:t xml:space="preserve">name</w:t>
@@ -8521,8 +8521,8 @@
             <w:pPr>
               <w:pStyle w:val="Compact"/>
               <w:jc w:val="left"/>
-              <w:ind w:left="0" w:right="0" w:firstLine="0"/>
-              <w:spacing w:after="40" w:before="40" w:line="240" w:lineRule="auto"/>
+              <w:ind w:firstLine="0" w:left="0" w:right="0"/>
+              <w:spacing w:lineRule="auto" w:line="240" w:before="40" w:after="40"/>
             </w:pPr>
             <w:r>
               <w:t xml:space="preserve">TEXT NOT NULL</w:t>
@@ -8535,8 +8535,8 @@
             <w:pPr>
               <w:pStyle w:val="Compact"/>
               <w:jc w:val="left"/>
-              <w:ind w:left="0" w:right="0" w:firstLine="0"/>
-              <w:spacing w:after="40" w:before="40" w:line="240" w:lineRule="auto"/>
+              <w:ind w:firstLine="0" w:left="0" w:right="0"/>
+              <w:spacing w:lineRule="auto" w:line="240" w:before="40" w:after="40"/>
             </w:pPr>
             <w:r>
               <w:t xml:space="preserve">Attribute name</w:t>
@@ -8551,8 +8551,8 @@
             <w:pPr>
               <w:pStyle w:val="Compact"/>
               <w:jc w:val="left"/>
-              <w:ind w:left="0" w:right="0" w:firstLine="0"/>
-              <w:spacing w:after="40" w:before="40" w:line="240" w:lineRule="auto"/>
+              <w:ind w:firstLine="0" w:left="0" w:right="0"/>
+              <w:spacing w:lineRule="auto" w:line="240" w:before="40" w:after="40"/>
             </w:pPr>
             <w:r>
               <w:t xml:space="preserve">raw_value</w:t>
@@ -8565,8 +8565,8 @@
             <w:pPr>
               <w:pStyle w:val="Compact"/>
               <w:jc w:val="left"/>
-              <w:ind w:left="0" w:right="0" w:firstLine="0"/>
-              <w:spacing w:after="40" w:before="40" w:line="240" w:lineRule="auto"/>
+              <w:ind w:firstLine="0" w:left="0" w:right="0"/>
+              <w:spacing w:lineRule="auto" w:line="240" w:before="40" w:after="40"/>
             </w:pPr>
             <w:r>
               <w:t xml:space="preserve">TEXT</w:t>
@@ -8579,8 +8579,8 @@
             <w:pPr>
               <w:pStyle w:val="Compact"/>
               <w:jc w:val="left"/>
-              <w:ind w:left="0" w:right="0" w:firstLine="0"/>
-              <w:spacing w:after="40" w:before="40" w:line="240" w:lineRule="auto"/>
+              <w:ind w:firstLine="0" w:left="0" w:right="0"/>
+              <w:spacing w:lineRule="auto" w:line="240" w:before="40" w:after="40"/>
             </w:pPr>
             <w:r>
               <w:t xml:space="preserve">Original value (before type casting)</w:t>
@@ -8595,8 +8595,8 @@
             <w:pPr>
               <w:pStyle w:val="Compact"/>
               <w:jc w:val="left"/>
-              <w:ind w:left="0" w:right="0" w:firstLine="0"/>
-              <w:spacing w:after="40" w:before="40" w:line="240" w:lineRule="auto"/>
+              <w:ind w:firstLine="0" w:left="0" w:right="0"/>
+              <w:spacing w:lineRule="auto" w:line="240" w:before="40" w:after="40"/>
             </w:pPr>
             <w:r>
               <w:t xml:space="preserve">string_value</w:t>
@@ -8609,8 +8609,8 @@
             <w:pPr>
               <w:pStyle w:val="Compact"/>
               <w:jc w:val="left"/>
-              <w:ind w:left="0" w:right="0" w:firstLine="0"/>
-              <w:spacing w:after="40" w:before="40" w:line="240" w:lineRule="auto"/>
+              <w:ind w:firstLine="0" w:left="0" w:right="0"/>
+              <w:spacing w:lineRule="auto" w:line="240" w:before="40" w:after="40"/>
             </w:pPr>
             <w:r>
               <w:t xml:space="preserve">TEXT</w:t>
@@ -8623,8 +8623,8 @@
             <w:pPr>
               <w:pStyle w:val="Compact"/>
               <w:jc w:val="left"/>
-              <w:ind w:left="0" w:right="0" w:firstLine="0"/>
-              <w:spacing w:after="40" w:before="40" w:line="240" w:lineRule="auto"/>
+              <w:ind w:firstLine="0" w:left="0" w:right="0"/>
+              <w:spacing w:lineRule="auto" w:line="240" w:before="40" w:after="40"/>
             </w:pPr>
             <w:r>
               <w:t xml:space="preserve">For STRING datatype</w:t>
@@ -8639,8 +8639,8 @@
             <w:pPr>
               <w:pStyle w:val="Compact"/>
               <w:jc w:val="left"/>
-              <w:ind w:left="0" w:right="0" w:firstLine="0"/>
-              <w:spacing w:after="40" w:before="40" w:line="240" w:lineRule="auto"/>
+              <w:ind w:firstLine="0" w:left="0" w:right="0"/>
+              <w:spacing w:lineRule="auto" w:line="240" w:before="40" w:after="40"/>
             </w:pPr>
             <w:r>
               <w:t xml:space="preserve">int_value</w:t>
@@ -8653,8 +8653,8 @@
             <w:pPr>
               <w:pStyle w:val="Compact"/>
               <w:jc w:val="left"/>
-              <w:ind w:left="0" w:right="0" w:firstLine="0"/>
-              <w:spacing w:after="40" w:before="40" w:line="240" w:lineRule="auto"/>
+              <w:ind w:firstLine="0" w:left="0" w:right="0"/>
+              <w:spacing w:lineRule="auto" w:line="240" w:before="40" w:after="40"/>
             </w:pPr>
             <w:r>
               <w:t xml:space="preserve">INTEGER</w:t>
@@ -8667,8 +8667,8 @@
             <w:pPr>
               <w:pStyle w:val="Compact"/>
               <w:jc w:val="left"/>
-              <w:ind w:left="0" w:right="0" w:firstLine="0"/>
-              <w:spacing w:after="40" w:before="40" w:line="240" w:lineRule="auto"/>
+              <w:ind w:firstLine="0" w:left="0" w:right="0"/>
+              <w:spacing w:lineRule="auto" w:line="240" w:before="40" w:after="40"/>
             </w:pPr>
             <w:r>
               <w:t xml:space="preserve">For INTEGER datatype</w:t>
@@ -8683,8 +8683,8 @@
             <w:pPr>
               <w:pStyle w:val="Compact"/>
               <w:jc w:val="left"/>
-              <w:ind w:left="0" w:right="0" w:firstLine="0"/>
-              <w:spacing w:after="40" w:before="40" w:line="240" w:lineRule="auto"/>
+              <w:ind w:firstLine="0" w:left="0" w:right="0"/>
+              <w:spacing w:lineRule="auto" w:line="240" w:before="40" w:after="40"/>
             </w:pPr>
             <w:r>
               <w:t xml:space="preserve">real_value</w:t>
@@ -8697,8 +8697,8 @@
             <w:pPr>
               <w:pStyle w:val="Compact"/>
               <w:jc w:val="left"/>
-              <w:ind w:left="0" w:right="0" w:firstLine="0"/>
-              <w:spacing w:after="40" w:before="40" w:line="240" w:lineRule="auto"/>
+              <w:ind w:firstLine="0" w:left="0" w:right="0"/>
+              <w:spacing w:lineRule="auto" w:line="240" w:before="40" w:after="40"/>
             </w:pPr>
             <w:r>
               <w:t xml:space="preserve">REAL</w:t>
@@ -8711,8 +8711,8 @@
             <w:pPr>
               <w:pStyle w:val="Compact"/>
               <w:jc w:val="left"/>
-              <w:ind w:left="0" w:right="0" w:firstLine="0"/>
-              <w:spacing w:after="40" w:before="40" w:line="240" w:lineRule="auto"/>
+              <w:ind w:firstLine="0" w:left="0" w:right="0"/>
+              <w:spacing w:lineRule="auto" w:line="240" w:before="40" w:after="40"/>
             </w:pPr>
             <w:r>
               <w:t xml:space="preserve">For REAL datatype</w:t>
@@ -8727,8 +8727,8 @@
             <w:pPr>
               <w:pStyle w:val="Compact"/>
               <w:jc w:val="left"/>
-              <w:ind w:left="0" w:right="0" w:firstLine="0"/>
-              <w:spacing w:after="40" w:before="40" w:line="240" w:lineRule="auto"/>
+              <w:ind w:firstLine="0" w:left="0" w:right="0"/>
+              <w:spacing w:lineRule="auto" w:line="240" w:before="40" w:after="40"/>
             </w:pPr>
             <w:r>
               <w:t xml:space="preserve">bool_value</w:t>
@@ -8741,8 +8741,8 @@
             <w:pPr>
               <w:pStyle w:val="Compact"/>
               <w:jc w:val="left"/>
-              <w:ind w:left="0" w:right="0" w:firstLine="0"/>
-              <w:spacing w:after="40" w:before="40" w:line="240" w:lineRule="auto"/>
+              <w:ind w:firstLine="0" w:left="0" w:right="0"/>
+              <w:spacing w:lineRule="auto" w:line="240" w:before="40" w:after="40"/>
             </w:pPr>
             <w:r>
               <w:t xml:space="preserve">INTEGER</w:t>
@@ -8755,8 +8755,8 @@
             <w:pPr>
               <w:pStyle w:val="Compact"/>
               <w:jc w:val="left"/>
-              <w:ind w:left="0" w:right="0" w:firstLine="0"/>
-              <w:spacing w:after="40" w:before="40" w:line="240" w:lineRule="auto"/>
+              <w:ind w:firstLine="0" w:left="0" w:right="0"/>
+              <w:spacing w:lineRule="auto" w:line="240" w:before="40" w:after="40"/>
             </w:pPr>
             <w:r>
               <w:t xml:space="preserve">For BOOLEAN datatype (0/1)</w:t>
@@ -8771,8 +8771,8 @@
             <w:pPr>
               <w:pStyle w:val="Compact"/>
               <w:jc w:val="left"/>
-              <w:ind w:left="0" w:right="0" w:firstLine="0"/>
-              <w:spacing w:after="40" w:before="40" w:line="240" w:lineRule="auto"/>
+              <w:ind w:firstLine="0" w:left="0" w:right="0"/>
+              <w:spacing w:lineRule="auto" w:line="240" w:before="40" w:after="40"/>
             </w:pPr>
             <w:r>
               <w:t xml:space="preserve">date_value</w:t>
@@ -8785,8 +8785,8 @@
             <w:pPr>
               <w:pStyle w:val="Compact"/>
               <w:jc w:val="left"/>
-              <w:ind w:left="0" w:right="0" w:firstLine="0"/>
-              <w:spacing w:after="40" w:before="40" w:line="240" w:lineRule="auto"/>
+              <w:ind w:firstLine="0" w:left="0" w:right="0"/>
+              <w:spacing w:lineRule="auto" w:line="240" w:before="40" w:after="40"/>
             </w:pPr>
             <w:r>
               <w:t xml:space="preserve">TEXT</w:t>
@@ -8799,8 +8799,8 @@
             <w:pPr>
               <w:pStyle w:val="Compact"/>
               <w:jc w:val="left"/>
-              <w:ind w:left="0" w:right="0" w:firstLine="0"/>
-              <w:spacing w:after="40" w:before="40" w:line="240" w:lineRule="auto"/>
+              <w:ind w:firstLine="0" w:left="0" w:right="0"/>
+              <w:spacing w:lineRule="auto" w:line="240" w:before="40" w:after="40"/>
             </w:pPr>
             <w:r>
               <w:t xml:space="preserve">For DATE datatype (YYYY-MM-DD)</w:t>
@@ -8815,8 +8815,8 @@
             <w:pPr>
               <w:pStyle w:val="Compact"/>
               <w:jc w:val="left"/>
-              <w:ind w:left="0" w:right="0" w:firstLine="0"/>
-              <w:spacing w:after="40" w:before="40" w:line="240" w:lineRule="auto"/>
+              <w:ind w:firstLine="0" w:left="0" w:right="0"/>
+              <w:spacing w:lineRule="auto" w:line="240" w:before="40" w:after="40"/>
             </w:pPr>
             <w:r>
               <w:t xml:space="preserve">enum_ref</w:t>
@@ -8829,8 +8829,8 @@
             <w:pPr>
               <w:pStyle w:val="Compact"/>
               <w:jc w:val="left"/>
-              <w:ind w:left="0" w:right="0" w:firstLine="0"/>
-              <w:spacing w:after="40" w:before="40" w:line="240" w:lineRule="auto"/>
+              <w:ind w:firstLine="0" w:left="0" w:right="0"/>
+              <w:spacing w:lineRule="auto" w:line="240" w:before="40" w:after="40"/>
             </w:pPr>
             <w:r>
               <w:t xml:space="preserve">TEXT FK</w:t>
@@ -8843,8 +8843,8 @@
             <w:pPr>
               <w:pStyle w:val="Compact"/>
               <w:jc w:val="left"/>
-              <w:ind w:left="0" w:right="0" w:firstLine="0"/>
-              <w:spacing w:after="40" w:before="40" w:line="240" w:lineRule="auto"/>
+              <w:ind w:firstLine="0" w:left="0" w:right="0"/>
+              <w:spacing w:lineRule="auto" w:line="240" w:before="40" w:after="40"/>
             </w:pPr>
             <w:r>
               <w:t xml:space="preserve">For ENUM datatype (FK to enum_values)</w:t>
@@ -8859,8 +8859,8 @@
             <w:pPr>
               <w:pStyle w:val="Compact"/>
               <w:jc w:val="left"/>
-              <w:ind w:left="0" w:right="0" w:firstLine="0"/>
-              <w:spacing w:after="40" w:before="40" w:line="240" w:lineRule="auto"/>
+              <w:ind w:firstLine="0" w:left="0" w:right="0"/>
+              <w:spacing w:lineRule="auto" w:line="240" w:before="40" w:after="40"/>
             </w:pPr>
             <w:r>
               <w:t xml:space="preserve">ast</w:t>
@@ -8873,8 +8873,8 @@
             <w:pPr>
               <w:pStyle w:val="Compact"/>
               <w:jc w:val="left"/>
-              <w:ind w:left="0" w:right="0" w:firstLine="0"/>
-              <w:spacing w:after="40" w:before="40" w:line="240" w:lineRule="auto"/>
+              <w:ind w:firstLine="0" w:left="0" w:right="0"/>
+              <w:spacing w:lineRule="auto" w:line="240" w:before="40" w:after="40"/>
             </w:pPr>
             <w:r>
               <w:t xml:space="preserve">JSON</w:t>
@@ -8887,8 +8887,8 @@
             <w:pPr>
               <w:pStyle w:val="Compact"/>
               <w:jc w:val="left"/>
-              <w:ind w:left="0" w:right="0" w:firstLine="0"/>
-              <w:spacing w:after="40" w:before="40" w:line="240" w:lineRule="auto"/>
+              <w:ind w:firstLine="0" w:left="0" w:right="0"/>
+              <w:spacing w:lineRule="auto" w:line="240" w:before="40" w:after="40"/>
             </w:pPr>
             <w:r>
               <w:t xml:space="preserve">For XHTML datatype (Pandoc AST)</w:t>
@@ -8903,8 +8903,8 @@
             <w:pPr>
               <w:pStyle w:val="Compact"/>
               <w:jc w:val="left"/>
-              <w:ind w:left="0" w:right="0" w:firstLine="0"/>
-              <w:spacing w:after="40" w:before="40" w:line="240" w:lineRule="auto"/>
+              <w:ind w:firstLine="0" w:left="0" w:right="0"/>
+              <w:spacing w:lineRule="auto" w:line="240" w:before="40" w:after="40"/>
             </w:pPr>
             <w:r>
               <w:t xml:space="preserve">datatype</w:t>
@@ -8917,8 +8917,8 @@
             <w:pPr>
               <w:pStyle w:val="Compact"/>
               <w:jc w:val="left"/>
-              <w:ind w:left="0" w:right="0" w:firstLine="0"/>
-              <w:spacing w:after="40" w:before="40" w:line="240" w:lineRule="auto"/>
+              <w:ind w:firstLine="0" w:left="0" w:right="0"/>
+              <w:spacing w:lineRule="auto" w:line="240" w:before="40" w:after="40"/>
             </w:pPr>
             <w:r>
               <w:t xml:space="preserve">TEXT NOT NULL</w:t>
@@ -8931,8 +8931,8 @@
             <w:pPr>
               <w:pStyle w:val="Compact"/>
               <w:jc w:val="left"/>
-              <w:ind w:left="0" w:right="0" w:firstLine="0"/>
-              <w:spacing w:after="40" w:before="40" w:line="240" w:lineRule="auto"/>
+              <w:ind w:firstLine="0" w:left="0" w:right="0"/>
+              <w:spacing w:lineRule="auto" w:line="240" w:before="40" w:after="40"/>
             </w:pPr>
             <w:r>
               <w:t xml:space="preserve">Actual datatype used</w:t>
@@ -9733,9 +9733,9 @@
     </w:p>
     <w:bookmarkEnd w:id="49"/>
     <w:sectPr>
-      <w:footerReference r:id="rId9200" w:type="default"/>
-      <w:headerReference r:id="rId9101" w:type="default"/>
-      <w:headerReference r:id="rId9100" w:type="first"/>
+      <w:footerReference w:type="default" r:id="rId9200"/>
+      <w:headerReference w:type="default" r:id="rId9101"/>
+      <w:headerReference w:type="first" r:id="rId9100"/>
       <w:titlePg/>
     </w:sectPr>
   </w:body>
@@ -9752,12 +9752,12 @@
     <w:tblPr>
       <w:tblW w:w="5000" w:type="pct"/>
       <w:tblBorders>
-        <w:top w:sz="4" w:color="CCCCCC" w:val="single" w:space="1"/>
-        <w:bottom w:sz="0" w:color="auto" w:val="none" w:space="0"/>
-        <w:left w:sz="0" w:color="auto" w:val="none" w:space="0"/>
-        <w:right w:sz="0" w:color="auto" w:val="none" w:space="0"/>
-        <w:insideH w:sz="0" w:color="auto" w:val="none" w:space="0"/>
-        <w:insideV w:sz="0" w:color="auto" w:val="none" w:space="0"/>
+        <w:top w:val="single" w:sz="4" w:space="1" w:color="CCCCCC"/>
+        <w:bottom w:val="none" w:sz="0" w:space="0" w:color="auto"/>
+        <w:left w:val="none" w:sz="0" w:space="0" w:color="auto"/>
+        <w:right w:val="none" w:sz="0" w:space="0" w:color="auto"/>
+        <w:insideH w:val="none" w:sz="0" w:space="0" w:color="auto"/>
+        <w:insideV w:val="none" w:sz="0" w:space="0" w:color="auto"/>
       </w:tblBorders>
       <w:tblLayout w:type="fixed"/>
     </w:tblPr>
@@ -10987,18 +10987,18 @@
     <w:basedOn w:val="VerbatimChar"/>
     <w:rPr/>
   </w:style>
-  <w:style w:customStyle="1" w:styleId="SpecObjectHeader" w:type="paragraph">
+  <w:style w:styleId="SpecObjectHeader" w:type="paragraph" w:customStyle="1">
     <w:name w:val="Spec Object Header"/>
     <w:basedOn w:val="Normal"/>
     <w:next w:val="FirstParagraph"/>
     <w:qFormat/>
     <w:pPr>
       <w:keepNext/>
-      <w:spacing w:after="120" w:before="280" w:line="276" w:lineRule="auto"/>
+      <w:spacing w:lineRule="auto" w:line="276" w:before="280" w:after="120"/>
       <w:outlineLvl w:val="0"/>
     </w:pPr>
     <w:rPr>
-      <w:rFonts w:ascii="Calibri Light" w:hAnsi="Calibri Light" w:cs="Calibri Light"/>
+      <w:rFonts w:cs="Calibri Light" w:hAnsi="Calibri Light" w:ascii="Calibri Light"/>
       <w:b/>
       <w:bCs/>
       <w:color w:val="0F4C64"/>
